--- a/book/word/How Not to Get Away With Murder - Master.docx
+++ b/book/word/How Not to Get Away With Murder - Master.docx
@@ -199,6 +199,60 @@
       </w:r>
     </w:p>
     <w:p>
+      <w:pPr>
+        <w:pStyle w:val="BlockText"/>
+      </w:pPr>
+      <w:r>
+        <w:rPr>
+          <w:bCs/>
+          <w:b/>
+        </w:rPr>
+        <w:t xml:space="preserve">Read it in any order.</w:t>
+      </w:r>
+      <w:r>
+        <w:t xml:space="preserve"> </w:t>
+      </w:r>
+      <w:r>
+        <w:t xml:space="preserve">Every chapter is a self-contained short story —</w:t>
+      </w:r>
+      <w:r>
+        <w:t xml:space="preserve"> </w:t>
+      </w:r>
+      <w:r>
+        <w:t xml:space="preserve">nothing depends on what came before. The parts are shelving, not sequence:</w:t>
+      </w:r>
+      <w:r>
+        <w:t xml:space="preserve"> </w:t>
+      </w:r>
+      <w:r>
+        <w:t xml:space="preserve">a menu for readers who want more of a particular flavor of evidence.</w:t>
+      </w:r>
+      <w:r>
+        <w:t xml:space="preserve"> </w:t>
+      </w:r>
+      <w:r>
+        <w:t xml:space="preserve">Cross-references between chapters are optional</w:t>
+      </w:r>
+      <w:r>
+        <w:t xml:space="preserve"> </w:t>
+      </w:r>
+      <w:r>
+        <w:t xml:space="preserve">“</w:t>
+      </w:r>
+      <w:r>
+        <w:t xml:space="preserve">if you liked this one</w:t>
+      </w:r>
+      <w:r>
+        <w:t xml:space="preserve">”</w:t>
+      </w:r>
+      <w:r>
+        <w:t xml:space="preserve"> </w:t>
+      </w:r>
+      <w:r>
+        <w:t xml:space="preserve">pointers, never homework.</w:t>
+      </w:r>
+    </w:p>
+    <w:p>
       <w:r>
         <w:pict>
           <v:rect style="width:0;height:1.5pt" o:hralign="center" o:hrstd="t" o:hr="t"/>
@@ -829,7 +883,7 @@
           <w:bCs/>
           <w:b/>
         </w:rPr>
-        <w:t xml:space="preserve">Your Rental Car Snitched on You</w:t>
+        <w:t xml:space="preserve">Never Rent a Getaway Car</w:t>
       </w:r>
       <w:r>
         <w:t xml:space="preserve"> </w:t>
@@ -848,10 +902,37 @@
         <w:t xml:space="preserve">R. v. Dosanjh</w:t>
       </w:r>
       <w:r>
-        <w:t xml:space="preserve"> </w:t>
-      </w:r>
-      <w:r>
-        <w:t xml:space="preserve">(ON CA, 2022) — infotainment GPS log</w:t>
+        <w:t xml:space="preserve">, 2022 ONCA 689 ✍️</w:t>
+      </w:r>
+      <w:r>
+        <w:t xml:space="preserve"> </w:t>
+      </w:r>
+      <w:r>
+        <w:rPr>
+          <w:iCs/>
+          <w:i/>
+        </w:rPr>
+        <w:t xml:space="preserve">drafted</w:t>
+      </w:r>
+      <w:r>
+        <w:t xml:space="preserve"> </w:t>
+      </w:r>
+      <w:r>
+        <w:rPr>
+          <w:iCs/>
+          <w:i/>
+        </w:rPr>
+        <w:t xml:space="preserve">Hook:</w:t>
+      </w:r>
+      <w:r>
+        <w:t xml:space="preserve"> </w:t>
+      </w:r>
+      <w:r>
+        <w:rPr>
+          <w:bCs/>
+          <w:b/>
+        </w:rPr>
+        <w:t xml:space="preserve">He rented the getaway car under a fake name — and the fake name is exactly why the car’s testimony could never be thrown out.</w:t>
       </w:r>
     </w:p>
     <w:p>
@@ -1332,7 +1413,7 @@
           <w:bCs/>
           <w:b/>
         </w:rPr>
-        <w:t xml:space="preserve">The Steps a Dead Woman Kept Taking</w:t>
+        <w:t xml:space="preserve">Don’t Murder a Woman Wearing a Fitbit</w:t>
       </w:r>
       <w:r>
         <w:t xml:space="preserve"> </w:t>
@@ -1351,10 +1432,37 @@
         <w:t xml:space="preserve">State v. Dabate</w:t>
       </w:r>
       <w:r>
-        <w:t xml:space="preserve"> </w:t>
-      </w:r>
-      <w:r>
-        <w:t xml:space="preserve">(Conn., 2025) — the Fitbit murder</w:t>
+        <w:t xml:space="preserve">, 351 Conn. 428 (2025) ✍️</w:t>
+      </w:r>
+      <w:r>
+        <w:t xml:space="preserve"> </w:t>
+      </w:r>
+      <w:r>
+        <w:rPr>
+          <w:iCs/>
+          <w:i/>
+        </w:rPr>
+        <w:t xml:space="preserve">drafted</w:t>
+      </w:r>
+      <w:r>
+        <w:t xml:space="preserve"> </w:t>
+      </w:r>
+      <w:r>
+        <w:rPr>
+          <w:iCs/>
+          <w:i/>
+        </w:rPr>
+        <w:t xml:space="preserve">Hook:</w:t>
+      </w:r>
+      <w:r>
+        <w:t xml:space="preserve"> </w:t>
+      </w:r>
+      <w:r>
+        <w:rPr>
+          <w:bCs/>
+          <w:b/>
+        </w:rPr>
+        <w:t xml:space="preserve">Her husband told police she was already dead. Her Fitbit kept counting.</w:t>
       </w:r>
     </w:p>
     <w:p>
@@ -1370,7 +1478,7 @@
           <w:bCs/>
           <w:b/>
         </w:rPr>
-        <w:t xml:space="preserve">Twelve Steps Cleared the Wrong Man</w:t>
+        <w:t xml:space="preserve">Twelve Steps</w:t>
       </w:r>
       <w:r>
         <w:t xml:space="preserve"> </w:t>
@@ -1389,10 +1497,37 @@
         <w:t xml:space="preserve">State v. Burch</w:t>
       </w:r>
       <w:r>
-        <w:t xml:space="preserve"> </w:t>
-      </w:r>
-      <w:r>
-        <w:t xml:space="preserve">(Wis., 2021) — a Fitbit alibi, then the real killer</w:t>
+        <w:t xml:space="preserve">, 2021 WI 68 ✍️</w:t>
+      </w:r>
+      <w:r>
+        <w:t xml:space="preserve"> </w:t>
+      </w:r>
+      <w:r>
+        <w:rPr>
+          <w:iCs/>
+          <w:i/>
+        </w:rPr>
+        <w:t xml:space="preserve">drafted</w:t>
+      </w:r>
+      <w:r>
+        <w:t xml:space="preserve"> </w:t>
+      </w:r>
+      <w:r>
+        <w:rPr>
+          <w:iCs/>
+          <w:i/>
+        </w:rPr>
+        <w:t xml:space="preserve">Hook:</w:t>
+      </w:r>
+      <w:r>
+        <w:t xml:space="preserve"> </w:t>
+      </w:r>
+      <w:r>
+        <w:rPr>
+          <w:bCs/>
+          <w:b/>
+        </w:rPr>
+        <w:t xml:space="preserve">The Fitbit cleared the boyfriend. A cellphone handed over in a fender-bender case buried the man who did it.</w:t>
       </w:r>
     </w:p>
     <w:p>
@@ -2479,13 +2614,13 @@
     </w:p>
     <w:bookmarkEnd w:id="32"/>
     <w:bookmarkEnd w:id="33"/>
-    <w:bookmarkStart w:id="40" w:name="X9203c5d96f35499ac85be75e6ac11cd798292f8"/>
+    <w:bookmarkStart w:id="39" w:name="chapter-11-never-rent-a-getaway-car"/>
     <w:p>
       <w:pPr>
         <w:pStyle w:val="Heading1"/>
       </w:pPr>
       <w:r>
-        <w:t xml:space="preserve">Chapter 21 — Don’t Murder a Woman Wearing a Fitbit</w:t>
+        <w:t xml:space="preserve">Chapter 11 — Never Rent a Getaway Car</w:t>
       </w:r>
     </w:p>
     <w:p>
@@ -2497,7 +2632,21 @@
           <w:bCs/>
           <w:b/>
         </w:rPr>
-        <w:t xml:space="preserve">Her husband told police she was already dead. Her Fitbit kept counting.</w:t>
+        <w:t xml:space="preserve">He rented the getaway car under a fake name — and the fake name is exactly</w:t>
+      </w:r>
+      <w:r>
+        <w:rPr>
+          <w:bCs/>
+          <w:b/>
+        </w:rPr>
+        <w:t xml:space="preserve"> </w:t>
+      </w:r>
+      <w:r>
+        <w:rPr>
+          <w:bCs/>
+          <w:b/>
+        </w:rPr>
+        <w:t xml:space="preserve">why the car’s testimony could never be thrown out.</w:t>
       </w:r>
     </w:p>
     <w:p>
@@ -2505,7 +2654,19 @@
         <w:pStyle w:val="BodyText"/>
       </w:pPr>
       <w:r>
-        <w:t xml:space="preserve">Two days before Christmas 2015, Richard Dabate had a story ready.</w:t>
+        <w:t xml:space="preserve">At 4:38 on the afternoon of March 1, 2016, Aly Sunderani stepped out of his</w:t>
+      </w:r>
+      <w:r>
+        <w:t xml:space="preserve"> </w:t>
+      </w:r>
+      <w:r>
+        <w:t xml:space="preserve">Range Rover under the carport of the Comfort Inn in Guelph, Ontario. He was the</w:t>
+      </w:r>
+      <w:r>
+        <w:t xml:space="preserve"> </w:t>
+      </w:r>
+      <w:r>
+        <w:t xml:space="preserve">hotel’s manager; this was his workplace; it was broad daylight.</w:t>
       </w:r>
     </w:p>
     <w:p>
@@ -2513,37 +2674,25 @@
         <w:pStyle w:val="BodyText"/>
       </w:pPr>
       <w:r>
-        <w:t xml:space="preserve">A man in camouflage, he told Connecticut State Police, had been hiding inside</w:t>
-      </w:r>
-      <w:r>
-        <w:t xml:space="preserve"> </w:t>
-      </w:r>
-      <w:r>
-        <w:t xml:space="preserve">his Ellington home. The intruder chased his wife Connie into the basement and</w:t>
-      </w:r>
-      <w:r>
-        <w:t xml:space="preserve"> </w:t>
-      </w:r>
-      <w:r>
-        <w:t xml:space="preserve">shot her with the Dabates’ own gun. Then he turned on Richard — zip-tied him to</w:t>
-      </w:r>
-      <w:r>
-        <w:t xml:space="preserve"> </w:t>
-      </w:r>
-      <w:r>
-        <w:t xml:space="preserve">a folding chair, cut him with a box cutter, burned him with a blowtorch — until</w:t>
-      </w:r>
-      <w:r>
-        <w:t xml:space="preserve"> </w:t>
-      </w:r>
-      <w:r>
-        <w:t xml:space="preserve">Richard heroically shoved the torch back toward the man’s face and drove him</w:t>
-      </w:r>
-      <w:r>
-        <w:t xml:space="preserve"> </w:t>
-      </w:r>
-      <w:r>
-        <w:t xml:space="preserve">off. Bleeding, bound, he triggered the home’s panic alarm and called 911.</w:t>
+        <w:t xml:space="preserve">A gunman walked up to him and opened fire with a submachine gun. Sunderani</w:t>
+      </w:r>
+      <w:r>
+        <w:t xml:space="preserve"> </w:t>
+      </w:r>
+      <w:r>
+        <w:t xml:space="preserve">suffered thirty-one gunshot wounds — some from bullets that passed through him</w:t>
+      </w:r>
+      <w:r>
+        <w:t xml:space="preserve"> </w:t>
+      </w:r>
+      <w:r>
+        <w:t xml:space="preserve">and struck again — three of them in his heart. The shooter dropped the gun</w:t>
+      </w:r>
+      <w:r>
+        <w:t xml:space="preserve"> </w:t>
+      </w:r>
+      <w:r>
+        <w:t xml:space="preserve">beside the body, climbed into a waiting black Infiniti QX60, and was gone.</w:t>
       </w:r>
     </w:p>
     <w:p>
@@ -2551,13 +2700,25 @@
         <w:pStyle w:val="BodyText"/>
       </w:pPr>
       <w:r>
-        <w:t xml:space="preserve">When officers arrived they found Connie’s body in the basement. They found the</w:t>
-      </w:r>
-      <w:r>
-        <w:t xml:space="preserve"> </w:t>
-      </w:r>
-      <w:r>
-        <w:t xml:space="preserve">gun. They found a butane torch, a box cutter, burnt debris, droplets of blood.</w:t>
+        <w:t xml:space="preserve">No masked figure in the night. No hidden body. A public execution in front of a</w:t>
+      </w:r>
+      <w:r>
+        <w:t xml:space="preserve"> </w:t>
+      </w:r>
+      <w:r>
+        <w:t xml:space="preserve">hotel lobby, on camera. And yet the case that followed was entirely</w:t>
+      </w:r>
+      <w:r>
+        <w:t xml:space="preserve"> </w:t>
+      </w:r>
+      <w:r>
+        <w:t xml:space="preserve">circumstantial — because the one thing the cameras never captured was the</w:t>
+      </w:r>
+      <w:r>
+        <w:t xml:space="preserve"> </w:t>
+      </w:r>
+      <w:r>
+        <w:t xml:space="preserve">gunman’s face.</w:t>
       </w:r>
     </w:p>
     <w:p>
@@ -2565,7 +2726,67 @@
         <w:pStyle w:val="BodyText"/>
       </w:pPr>
       <w:r>
-        <w:t xml:space="preserve">They found, in other words, exactly the scene Richard had described.</w:t>
+        <w:t xml:space="preserve">What the Crown had instead, when Raja Dosanjh stood trial for first-degree</w:t>
+      </w:r>
+      <w:r>
+        <w:t xml:space="preserve"> </w:t>
+      </w:r>
+      <w:r>
+        <w:t xml:space="preserve">murder three years later, were four pillars. His DNA on the grip of the</w:t>
+      </w:r>
+      <w:r>
+        <w:t xml:space="preserve"> </w:t>
+      </w:r>
+      <w:r>
+        <w:t xml:space="preserve">submachine gun left at the scene — a mixed profile 3.7 million times more</w:t>
+      </w:r>
+      <w:r>
+        <w:t xml:space="preserve"> </w:t>
+      </w:r>
+      <w:r>
+        <w:t xml:space="preserve">likely to include him than not. The getaway QX60, rented from a Mississauga</w:t>
+      </w:r>
+      <w:r>
+        <w:t xml:space="preserve"> </w:t>
+      </w:r>
+      <w:r>
+        <w:t xml:space="preserve">agency just hours before the shooting by a man using the false name</w:t>
+      </w:r>
+      <w:r>
+        <w:t xml:space="preserve"> </w:t>
+      </w:r>
+      <w:r>
+        <w:t xml:space="preserve">“</w:t>
+      </w:r>
+      <w:r>
+        <w:t xml:space="preserve">Jaspinder</w:t>
+      </w:r>
+      <w:r>
+        <w:t xml:space="preserve"> </w:t>
+      </w:r>
+      <w:r>
+        <w:t xml:space="preserve">Nagra</w:t>
+      </w:r>
+      <w:r>
+        <w:t xml:space="preserve">”</w:t>
+      </w:r>
+      <w:r>
+        <w:t xml:space="preserve"> </w:t>
+      </w:r>
+      <w:r>
+        <w:t xml:space="preserve">— a man who was, undisputedly, Dosanjh. The rental agency’s cameras,</w:t>
+      </w:r>
+      <w:r>
+        <w:t xml:space="preserve"> </w:t>
+      </w:r>
+      <w:r>
+        <w:t xml:space="preserve">which caught that man’s pants, shirt, and shoes — the same clothing worn by the</w:t>
+      </w:r>
+      <w:r>
+        <w:t xml:space="preserve"> </w:t>
+      </w:r>
+      <w:r>
+        <w:t xml:space="preserve">gunman captured chest-down on the hotel’s video.</w:t>
       </w:r>
     </w:p>
     <w:p>
@@ -2573,16 +2794,16 @@
         <w:pStyle w:val="BodyText"/>
       </w:pPr>
       <w:r>
-        <w:t xml:space="preserve">The problem was everything the scene couldn’t say — and one device that could.</w:t>
-      </w:r>
-    </w:p>
-    <w:bookmarkStart w:id="34" w:name="X7b11d94e34298c01d860c15ea739cb0dfca6508"/>
+        <w:t xml:space="preserve">And the fourth pillar: the car itself had been keeping a diary.</w:t>
+      </w:r>
+    </w:p>
+    <w:bookmarkStart w:id="34" w:name="the-minute-by-minute-confession"/>
     <w:p>
       <w:pPr>
         <w:pStyle w:val="Heading2"/>
       </w:pPr>
       <w:r>
-        <w:t xml:space="preserve">The morning, as the machines remembered it</w:t>
+        <w:t xml:space="preserve">The minute-by-minute confession</w:t>
       </w:r>
     </w:p>
     <w:p>
@@ -2590,13 +2811,31 @@
         <w:pStyle w:val="FirstParagraph"/>
       </w:pPr>
       <w:r>
-        <w:t xml:space="preserve">Here is the morning of December 23, 2015, as the jury ultimately found it — not</w:t>
-      </w:r>
-      <w:r>
-        <w:t xml:space="preserve"> </w:t>
-      </w:r>
-      <w:r>
-        <w:t xml:space="preserve">from any witness, but from the electronic wake the household left behind.</w:t>
+        <w:t xml:space="preserve">The QX60 came equipped with an infotainment system — the touchscreen console</w:t>
+      </w:r>
+      <w:r>
+        <w:t xml:space="preserve"> </w:t>
+      </w:r>
+      <w:r>
+        <w:t xml:space="preserve">that runs the maps and the music — which, like most modern vehicles, quietly</w:t>
+      </w:r>
+      <w:r>
+        <w:t xml:space="preserve"> </w:t>
+      </w:r>
+      <w:r>
+        <w:t xml:space="preserve">and automatically logged everywhere the car went. When Ontario Provincial</w:t>
+      </w:r>
+      <w:r>
+        <w:t xml:space="preserve"> </w:t>
+      </w:r>
+      <w:r>
+        <w:t xml:space="preserve">Police forensic analysts extracted the tracklog, they could read the day of the</w:t>
+      </w:r>
+      <w:r>
+        <w:t xml:space="preserve"> </w:t>
+      </w:r>
+      <w:r>
+        <w:t xml:space="preserve">murder like an itinerary:</w:t>
       </w:r>
     </w:p>
     <w:p>
@@ -2604,25 +2843,83 @@
         <w:pStyle w:val="BodyText"/>
       </w:pPr>
       <w:r>
-        <w:t xml:space="preserve">Connie Dabate left for the gym at 8:46 a.m. Her class was cancelled, so she came</w:t>
-      </w:r>
-      <w:r>
-        <w:t xml:space="preserve"> </w:t>
-      </w:r>
-      <w:r>
-        <w:t xml:space="preserve">home at 9:18. She talked to her mother on the phone. She posted on Facebook. She</w:t>
-      </w:r>
-      <w:r>
-        <w:t xml:space="preserve"> </w:t>
-      </w:r>
-      <w:r>
-        <w:t xml:space="preserve">messaged a friend. An ordinary woman, running an ordinary errand, two days</w:t>
-      </w:r>
-      <w:r>
-        <w:t xml:space="preserve"> </w:t>
-      </w:r>
-      <w:r>
-        <w:t xml:space="preserve">before Christmas.</w:t>
+        <w:rPr>
+          <w:bCs/>
+          <w:b/>
+        </w:rPr>
+        <w:t xml:space="preserve">1:16 p.m.</w:t>
+      </w:r>
+      <w:r>
+        <w:t xml:space="preserve"> </w:t>
+      </w:r>
+      <w:r>
+        <w:t xml:space="preserve">— the QX60 pulls out of the rental lot in Mississauga.</w:t>
+      </w:r>
+      <w:r>
+        <w:t xml:space="preserve"> </w:t>
+      </w:r>
+      <w:r>
+        <w:rPr>
+          <w:bCs/>
+          <w:b/>
+        </w:rPr>
+        <w:t xml:space="preserve">1:28 p.m.</w:t>
+      </w:r>
+      <w:r>
+        <w:t xml:space="preserve"> </w:t>
+      </w:r>
+      <w:r>
+        <w:t xml:space="preserve">— it arrives at the home of the parents of Dalvir Passi,</w:t>
+      </w:r>
+      <w:r>
+        <w:t xml:space="preserve"> </w:t>
+      </w:r>
+      <w:r>
+        <w:t xml:space="preserve">Dosanjh’s brother-in-law. It stays eleven minutes.</w:t>
+      </w:r>
+      <w:r>
+        <w:t xml:space="preserve"> </w:t>
+      </w:r>
+      <w:r>
+        <w:rPr>
+          <w:bCs/>
+          <w:b/>
+        </w:rPr>
+        <w:t xml:space="preserve">3:52 p.m.</w:t>
+      </w:r>
+      <w:r>
+        <w:t xml:space="preserve"> </w:t>
+      </w:r>
+      <w:r>
+        <w:t xml:space="preserve">— it enters the Comfort Inn parking lot in Guelph and parks</w:t>
+      </w:r>
+      <w:r>
+        <w:t xml:space="preserve"> </w:t>
+      </w:r>
+      <w:r>
+        <w:t xml:space="preserve">behind the hotel, where it sits for the better part of an hour.</w:t>
+      </w:r>
+      <w:r>
+        <w:t xml:space="preserve"> </w:t>
+      </w:r>
+      <w:r>
+        <w:rPr>
+          <w:bCs/>
+          <w:b/>
+        </w:rPr>
+        <w:t xml:space="preserve">4:38 p.m.</w:t>
+      </w:r>
+      <w:r>
+        <w:t xml:space="preserve"> </w:t>
+      </w:r>
+      <w:r>
+        <w:t xml:space="preserve">— the exact minute Aly Sunderani is shot — the QX60 moves to the</w:t>
+      </w:r>
+      <w:r>
+        <w:t xml:space="preserve"> </w:t>
+      </w:r>
+      <w:r>
+        <w:t xml:space="preserve">front of the hotel, then immediately drives away.</w:t>
       </w:r>
     </w:p>
     <w:p>
@@ -2630,56 +2927,19 @@
         <w:pStyle w:val="BodyText"/>
       </w:pPr>
       <w:r>
-        <w:t xml:space="preserve">Richard never left the house. In those same quiet morning hours, the home’s own</w:t>
-      </w:r>
-      <w:r>
-        <w:t xml:space="preserve"> </w:t>
-      </w:r>
-      <w:r>
-        <w:t xml:space="preserve">records caught him opening the basement door</w:t>
-      </w:r>
-      <w:r>
-        <w:t xml:space="preserve"> </w:t>
-      </w:r>
-      <w:r>
-        <w:rPr>
-          <w:iCs/>
-          <w:i/>
-        </w:rPr>
-        <w:t xml:space="preserve">eight times</w:t>
-      </w:r>
-      <w:r>
-        <w:t xml:space="preserve">. Arming and</w:t>
-      </w:r>
-      <w:r>
-        <w:t xml:space="preserve"> </w:t>
-      </w:r>
-      <w:r>
-        <w:t xml:space="preserve">disarming the security system, again and again. At some point he walked outside</w:t>
-      </w:r>
-      <w:r>
-        <w:t xml:space="preserve"> </w:t>
-      </w:r>
-      <w:r>
-        <w:t xml:space="preserve">and placed his own wallet near the basement bulkhead stairs — set dressing for</w:t>
-      </w:r>
-      <w:r>
-        <w:t xml:space="preserve"> </w:t>
-      </w:r>
-      <w:r>
-        <w:t xml:space="preserve">the burglary to come. In between, he answered work emails and played music on</w:t>
-      </w:r>
-      <w:r>
-        <w:t xml:space="preserve"> </w:t>
-      </w:r>
-      <w:r>
-        <w:t xml:space="preserve">his phone. When he heard Connie come home earlier than he expected, he did</w:t>
-      </w:r>
-      <w:r>
-        <w:t xml:space="preserve"> </w:t>
-      </w:r>
-      <w:r>
-        <w:t xml:space="preserve">something almost unbearably mundane: he checked the gym schedule.</w:t>
+        <w:t xml:space="preserve">From there the diary continues: back to the Passi parents’ home, then on to the</w:t>
+      </w:r>
+      <w:r>
+        <w:t xml:space="preserve"> </w:t>
+      </w:r>
+      <w:r>
+        <w:t xml:space="preserve">home of Dosanjh’s sister and brother-in-law. The hotel’s surveillance video</w:t>
+      </w:r>
+      <w:r>
+        <w:t xml:space="preserve"> </w:t>
+      </w:r>
+      <w:r>
+        <w:t xml:space="preserve">confirmed the tracklog’s account frame for frame.</w:t>
       </w:r>
     </w:p>
     <w:p>
@@ -2687,13 +2947,85 @@
         <w:pStyle w:val="BodyText"/>
       </w:pPr>
       <w:r>
-        <w:t xml:space="preserve">At 10:05 a.m., he lured his wife down to the basement and shot her with a</w:t>
-      </w:r>
-      <w:r>
-        <w:t xml:space="preserve"> </w:t>
-      </w:r>
-      <w:r>
-        <w:t xml:space="preserve">pistol the couple had bought only two months earlier.</w:t>
+        <w:t xml:space="preserve">One more entry completed the portrait. The next evening, Dosanjh returned the</w:t>
+      </w:r>
+      <w:r>
+        <w:t xml:space="preserve"> </w:t>
+      </w:r>
+      <w:r>
+        <w:t xml:space="preserve">QX60 to the rental agency — and asked his brother-in-law to pick him up not at</w:t>
+      </w:r>
+      <w:r>
+        <w:t xml:space="preserve"> </w:t>
+      </w:r>
+      <w:r>
+        <w:t xml:space="preserve">the agency, but waiting in a gas-station parking lot across a busy street. A</w:t>
+      </w:r>
+      <w:r>
+        <w:t xml:space="preserve"> </w:t>
+      </w:r>
+      <w:r>
+        <w:t xml:space="preserve">small, careful separation between himself and the car. The kind of detail a</w:t>
+      </w:r>
+      <w:r>
+        <w:t xml:space="preserve"> </w:t>
+      </w:r>
+      <w:r>
+        <w:t xml:space="preserve">man arranges when he knows exactly what the car has been part of.</w:t>
+      </w:r>
+    </w:p>
+    <w:bookmarkEnd w:id="34"/>
+    <w:bookmarkStart w:id="35" w:name="the-two-bald-men"/>
+    <w:p>
+      <w:pPr>
+        <w:pStyle w:val="Heading2"/>
+      </w:pPr>
+      <w:r>
+        <w:t xml:space="preserve">The two bald men</w:t>
+      </w:r>
+    </w:p>
+    <w:p>
+      <w:pPr>
+        <w:pStyle w:val="FirstParagraph"/>
+      </w:pPr>
+      <w:r>
+        <w:t xml:space="preserve">The defence answered with an alternate suspect story, delivered by the</w:t>
+      </w:r>
+      <w:r>
+        <w:t xml:space="preserve"> </w:t>
+      </w:r>
+      <w:r>
+        <w:t xml:space="preserve">brother-in-law himself. Passi testified that after the rental, two tall, white,</w:t>
+      </w:r>
+      <w:r>
+        <w:t xml:space="preserve"> </w:t>
+      </w:r>
+      <w:r>
+        <w:t xml:space="preserve">bald or balding strangers — men he had never seen before — arrived at his</w:t>
+      </w:r>
+      <w:r>
+        <w:t xml:space="preserve"> </w:t>
+      </w:r>
+      <w:r>
+        <w:t xml:space="preserve">parents’ home, borrowed the QX60 from Dosanjh to complete a drug transaction,</w:t>
+      </w:r>
+      <w:r>
+        <w:t xml:space="preserve"> </w:t>
+      </w:r>
+      <w:r>
+        <w:t xml:space="preserve">and brought it back later that day. While the Infiniti was allegedly off</w:t>
+      </w:r>
+      <w:r>
+        <w:t xml:space="preserve"> </w:t>
+      </w:r>
+      <w:r>
+        <w:t xml:space="preserve">murdering a hotel manager, Passi and Dosanjh were, he said, playing video</w:t>
+      </w:r>
+      <w:r>
+        <w:t xml:space="preserve"> </w:t>
+      </w:r>
+      <w:r>
+        <w:t xml:space="preserve">games.</w:t>
       </w:r>
     </w:p>
     <w:p>
@@ -2701,29 +3033,85 @@
         <w:pStyle w:val="BodyText"/>
       </w:pPr>
       <w:r>
-        <w:t xml:space="preserve">We can put a time on it because Connie was wearing a Fitbit One clipped to her</w:t>
-      </w:r>
-      <w:r>
-        <w:t xml:space="preserve"> </w:t>
-      </w:r>
-      <w:r>
-        <w:t xml:space="preserve">hip — a device that does exactly one thing, tirelessly: it counts its wearer’s</w:t>
-      </w:r>
-      <w:r>
-        <w:t xml:space="preserve"> </w:t>
-      </w:r>
-      <w:r>
-        <w:t xml:space="preserve">steps, minute by minute. At 10:05 a.m., it stopped.</w:t>
-      </w:r>
-    </w:p>
-    <w:bookmarkEnd w:id="34"/>
-    <w:bookmarkStart w:id="35" w:name="Xe67b992d38f8a0f7b4654d7ff9a0bd5ed378ef7"/>
+        <w:t xml:space="preserve">The story had one genuine asset: the Comfort Inn’s front-desk manager, who</w:t>
+      </w:r>
+      <w:r>
+        <w:t xml:space="preserve"> </w:t>
+      </w:r>
+      <w:r>
+        <w:t xml:space="preserve">watched the shooting through the lobby window, described the gunman as fair,</w:t>
+      </w:r>
+      <w:r>
+        <w:t xml:space="preserve"> </w:t>
+      </w:r>
+      <w:r>
+        <w:t xml:space="preserve">white-complexioned, with</w:t>
+      </w:r>
+      <w:r>
+        <w:t xml:space="preserve"> </w:t>
+      </w:r>
+      <w:r>
+        <w:t xml:space="preserve">“</w:t>
+      </w:r>
+      <w:r>
+        <w:t xml:space="preserve">less hairs on his head.</w:t>
+      </w:r>
+      <w:r>
+        <w:t xml:space="preserve">”</w:t>
+      </w:r>
+      <w:r>
+        <w:t xml:space="preserve"> </w:t>
+      </w:r>
+      <w:r>
+        <w:t xml:space="preserve">Dosanjh’s own lawyer</w:t>
+      </w:r>
+      <w:r>
+        <w:t xml:space="preserve"> </w:t>
+      </w:r>
+      <w:r>
+        <w:t xml:space="preserve">described his client as a tall, brown-skinned young man with a full head of</w:t>
+      </w:r>
+      <w:r>
+        <w:t xml:space="preserve"> </w:t>
+      </w:r>
+      <w:r>
+        <w:t xml:space="preserve">dark hair. Two other eyewitnesses pointed the other way.</w:t>
+      </w:r>
+    </w:p>
+    <w:p>
+      <w:pPr>
+        <w:pStyle w:val="BodyText"/>
+      </w:pPr>
+      <w:r>
+        <w:t xml:space="preserve">The jury weighed the bald strangers against the DNA on the gun grip, the</w:t>
+      </w:r>
+      <w:r>
+        <w:t xml:space="preserve"> </w:t>
+      </w:r>
+      <w:r>
+        <w:t xml:space="preserve">clothing on two videotapes, and a tracklog that put the car Dosanjh rented at</w:t>
+      </w:r>
+      <w:r>
+        <w:t xml:space="preserve"> </w:t>
+      </w:r>
+      <w:r>
+        <w:t xml:space="preserve">the murder scene at the killing minute. On August 1, 2019, it convicted him of</w:t>
+      </w:r>
+      <w:r>
+        <w:t xml:space="preserve"> </w:t>
+      </w:r>
+      <w:r>
+        <w:t xml:space="preserve">first-degree murder.</w:t>
+      </w:r>
+    </w:p>
+    <w:bookmarkEnd w:id="35"/>
+    <w:bookmarkStart w:id="36" w:name="the-trap-inside-the-fake-name"/>
     <w:p>
       <w:pPr>
         <w:pStyle w:val="Heading2"/>
       </w:pPr>
       <w:r>
-        <w:t xml:space="preserve">The story that couldn’t survive its own timeline</w:t>
+        <w:t xml:space="preserve">The trap inside the fake name</w:t>
       </w:r>
     </w:p>
     <w:p>
@@ -2731,41 +3119,19 @@
         <w:pStyle w:val="FirstParagraph"/>
       </w:pPr>
       <w:r>
-        <w:t xml:space="preserve">Richard’s account put a masked killer in the house while Connie fled for her</w:t>
-      </w:r>
-      <w:r>
-        <w:t xml:space="preserve"> </w:t>
-      </w:r>
-      <w:r>
-        <w:t xml:space="preserve">life. But her Fitbit — together with her Facebook activity — showed the jury</w:t>
-      </w:r>
-      <w:r>
-        <w:t xml:space="preserve"> </w:t>
-      </w:r>
-      <w:r>
-        <w:t xml:space="preserve">something devastating: Connie was alive, moving, posting, messaging,</w:t>
-      </w:r>
-      <w:r>
-        <w:t xml:space="preserve"> </w:t>
-      </w:r>
-      <w:r>
-        <w:rPr>
-          <w:iCs/>
-          <w:i/>
-        </w:rPr>
-        <w:t xml:space="preserve">after</w:t>
-      </w:r>
-      <w:r>
-        <w:t xml:space="preserve"> </w:t>
-      </w:r>
-      <w:r>
-        <w:t xml:space="preserve">the point where Richard’s story needed her to be dead. As the Connecticut</w:t>
-      </w:r>
-      <w:r>
-        <w:t xml:space="preserve"> </w:t>
-      </w:r>
-      <w:r>
-        <w:t xml:space="preserve">Supreme Court later put it, the electronic evidence</w:t>
+        <w:t xml:space="preserve">On appeal, Dosanjh’s lawyers went after the diary. The police, they argued,</w:t>
+      </w:r>
+      <w:r>
+        <w:t xml:space="preserve"> </w:t>
+      </w:r>
+      <w:r>
+        <w:t xml:space="preserve">had searched the infotainment system unlawfully — rummaging through GPS data</w:t>
+      </w:r>
+      <w:r>
+        <w:t xml:space="preserve"> </w:t>
+      </w:r>
+      <w:r>
+        <w:t xml:space="preserve">that revealed his movements, a</w:t>
       </w:r>
       <w:r>
         <w:t xml:space="preserve"> </w:t>
@@ -2774,36 +3140,117 @@
         <w:t xml:space="preserve">“</w:t>
       </w:r>
       <w:r>
-        <w:t xml:space="preserve">demonstrated to the jury</w:t>
-      </w:r>
-      <w:r>
-        <w:t xml:space="preserve"> </w:t>
-      </w:r>
-      <w:r>
-        <w:t xml:space="preserve">that the victim was alive at the time that the defendant claimed that she had</w:t>
-      </w:r>
-      <w:r>
-        <w:t xml:space="preserve"> </w:t>
-      </w:r>
-      <w:r>
-        <w:t xml:space="preserve">been murdered by a third party.</w:t>
+        <w:t xml:space="preserve">biographical core</w:t>
       </w:r>
       <w:r>
         <w:t xml:space="preserve">”</w:t>
       </w:r>
+      <w:r>
+        <w:t xml:space="preserve"> </w:t>
+      </w:r>
+      <w:r>
+        <w:t xml:space="preserve">of personal information</w:t>
+      </w:r>
+      <w:r>
+        <w:t xml:space="preserve"> </w:t>
+      </w:r>
+      <w:r>
+        <w:t xml:space="preserve">protected by section 8 of the Charter. If the search was unconstitutional, the</w:t>
+      </w:r>
+      <w:r>
+        <w:t xml:space="preserve"> </w:t>
+      </w:r>
+      <w:r>
+        <w:t xml:space="preserve">tracklog could be excluded, and the fourth pillar would fall.</w:t>
+      </w:r>
     </w:p>
     <w:p>
       <w:pPr>
         <w:pStyle w:val="BodyText"/>
       </w:pPr>
       <w:r>
-        <w:t xml:space="preserve">The rest of the case fell in behind the timeline like iron filings behind a</w:t>
-      </w:r>
-      <w:r>
-        <w:t xml:space="preserve"> </w:t>
-      </w:r>
-      <w:r>
-        <w:t xml:space="preserve">magnet.</w:t>
+        <w:t xml:space="preserve">The Court of Appeal for Ontario’s answer, delivered by Associate Chief Justice</w:t>
+      </w:r>
+      <w:r>
+        <w:t xml:space="preserve"> </w:t>
+      </w:r>
+      <w:r>
+        <w:t xml:space="preserve">Fairburn in October 2022, is the dark joke at the heart of this chapter.</w:t>
+      </w:r>
+      <w:r>
+        <w:t xml:space="preserve"> </w:t>
+      </w:r>
+      <w:r>
+        <w:t xml:space="preserve">Privacy claims belong to people with a legitimate connection to the thing</w:t>
+      </w:r>
+      <w:r>
+        <w:t xml:space="preserve"> </w:t>
+      </w:r>
+      <w:r>
+        <w:t xml:space="preserve">searched — through ownership, control, a right to be where they were. Dosanjh’s</w:t>
+      </w:r>
+      <w:r>
+        <w:t xml:space="preserve"> </w:t>
+      </w:r>
+      <w:r>
+        <w:t xml:space="preserve">connection to the QX60 was a rental contract signed in the name of a man who</w:t>
+      </w:r>
+      <w:r>
+        <w:t xml:space="preserve"> </w:t>
+      </w:r>
+      <w:r>
+        <w:t xml:space="preserve">did not exist. The GPS data, the court noted, came from a vehicle he had</w:t>
+      </w:r>
+      <w:r>
+        <w:t xml:space="preserve"> </w:t>
+      </w:r>
+      <w:r>
+        <w:t xml:space="preserve">“</w:t>
+      </w:r>
+      <w:r>
+        <w:t xml:space="preserve">no</w:t>
+      </w:r>
+      <w:r>
+        <w:t xml:space="preserve"> </w:t>
+      </w:r>
+      <w:r>
+        <w:t xml:space="preserve">right to be driving</w:t>
+      </w:r>
+      <w:r>
+        <w:t xml:space="preserve">”</w:t>
+      </w:r>
+      <w:r>
+        <w:t xml:space="preserve">; the synced contact list wasn’t even his phone’s. Tracking</w:t>
+      </w:r>
+      <w:r>
+        <w:t xml:space="preserve"> </w:t>
+      </w:r>
+      <w:r>
+        <w:t xml:space="preserve">data, the court added, sits far down the privacy spectrum to begin with — it</w:t>
+      </w:r>
+      <w:r>
+        <w:t xml:space="preserve"> </w:t>
+      </w:r>
+      <w:r>
+        <w:t xml:space="preserve">reveals where a car went, not the contents of a mind. He had no reasonable</w:t>
+      </w:r>
+      <w:r>
+        <w:t xml:space="preserve"> </w:t>
+      </w:r>
+      <w:r>
+        <w:t xml:space="preserve">expectation of privacy, and therefore no standing to complain; and even if the</w:t>
+      </w:r>
+      <w:r>
+        <w:t xml:space="preserve"> </w:t>
+      </w:r>
+      <w:r>
+        <w:t xml:space="preserve">search had breached the Charter, the evidence was reliable, the breach minimal,</w:t>
+      </w:r>
+      <w:r>
+        <w:t xml:space="preserve"> </w:t>
+      </w:r>
+      <w:r>
+        <w:t xml:space="preserve">and it would have been admitted anyway.</w:t>
       </w:r>
     </w:p>
     <w:p>
@@ -2811,49 +3258,19 @@
         <w:pStyle w:val="BodyText"/>
       </w:pPr>
       <w:r>
-        <w:t xml:space="preserve">A state police canine swept the house and found no scent of any third person.</w:t>
-      </w:r>
-      <w:r>
-        <w:t xml:space="preserve"> </w:t>
-      </w:r>
-      <w:r>
-        <w:t xml:space="preserve">The forensic laboratory found Richard’s DNA where the intruder’s should have</w:t>
-      </w:r>
-      <w:r>
-        <w:t xml:space="preserve"> </w:t>
-      </w:r>
-      <w:r>
-        <w:t xml:space="preserve">been: on the basement safe, on the back of the folding chair he’d been</w:t>
-      </w:r>
-      <w:r>
-        <w:t xml:space="preserve"> </w:t>
-      </w:r>
-      <w:r>
-        <w:t xml:space="preserve">“</w:t>
-      </w:r>
-      <w:r>
-        <w:t xml:space="preserve">bound</w:t>
-      </w:r>
-      <w:r>
-        <w:t xml:space="preserve">”</w:t>
-      </w:r>
-      <w:r>
-        <w:t xml:space="preserve"> </w:t>
-      </w:r>
-      <w:r>
-        <w:t xml:space="preserve">to, on the handle of the gun, on the box cutter. His zip ties were tied loose.</w:t>
-      </w:r>
-      <w:r>
-        <w:t xml:space="preserve"> </w:t>
-      </w:r>
-      <w:r>
-        <w:t xml:space="preserve">His wounds — thighs, chest, a finger — were the shallow geometry of</w:t>
-      </w:r>
-      <w:r>
-        <w:t xml:space="preserve"> </w:t>
-      </w:r>
-      <w:r>
-        <w:t xml:space="preserve">self-infliction, not torture.</w:t>
+        <w:t xml:space="preserve">The fake name was supposed to make the car untraceable to him. Instead it made</w:t>
+      </w:r>
+      <w:r>
+        <w:t xml:space="preserve"> </w:t>
+      </w:r>
+      <w:r>
+        <w:t xml:space="preserve">the car’s memory untouchable by him. He had disowned the Infiniti so</w:t>
+      </w:r>
+      <w:r>
+        <w:t xml:space="preserve"> </w:t>
+      </w:r>
+      <w:r>
+        <w:t xml:space="preserve">thoroughly that when it testified, he had no legal voice to object.</w:t>
       </w:r>
     </w:p>
     <w:p>
@@ -2861,98 +3278,17 @@
         <w:pStyle w:val="BodyText"/>
       </w:pPr>
       <w:r>
-        <w:t xml:space="preserve">And then there was the motive, which Richard himself handed to detectives from</w:t>
-      </w:r>
-      <w:r>
-        <w:t xml:space="preserve"> </w:t>
-      </w:r>
-      <w:r>
-        <w:t xml:space="preserve">a bed at Hartford Hospital. For seven years he had been carrying on an affair</w:t>
-      </w:r>
-      <w:r>
-        <w:t xml:space="preserve"> </w:t>
-      </w:r>
-      <w:r>
-        <w:t xml:space="preserve">with a woman named Sara Ganzer. In June 2015 she became pregnant with his</w:t>
-      </w:r>
-      <w:r>
-        <w:t xml:space="preserve"> </w:t>
-      </w:r>
-      <w:r>
-        <w:t xml:space="preserve">child; he told her he was divorcing Connie and had already moved half his</w:t>
-      </w:r>
-      <w:r>
-        <w:t xml:space="preserve"> </w:t>
-      </w:r>
-      <w:r>
-        <w:t xml:space="preserve">things out. He was lying. He never called a divorce lawyer — a divorce, he</w:t>
-      </w:r>
-      <w:r>
-        <w:t xml:space="preserve"> </w:t>
-      </w:r>
-      <w:r>
-        <w:t xml:space="preserve">feared, would wreck him financially and detonate his family. When detectives</w:t>
-      </w:r>
-      <w:r>
-        <w:t xml:space="preserve"> </w:t>
-      </w:r>
-      <w:r>
-        <w:t xml:space="preserve">first asked, he floated an audacious cover story: he and Connie couldn’t have</w:t>
-      </w:r>
-      <w:r>
-        <w:t xml:space="preserve"> </w:t>
-      </w:r>
-      <w:r>
-        <w:t xml:space="preserve">another child, so Sara was carrying the baby as their</w:t>
-      </w:r>
-      <w:r>
-        <w:t xml:space="preserve"> </w:t>
-      </w:r>
-      <w:r>
-        <w:rPr>
-          <w:iCs/>
-          <w:i/>
-        </w:rPr>
-        <w:t xml:space="preserve">surrogate</w:t>
-      </w:r>
-      <w:r>
-        <w:t xml:space="preserve">. Under</w:t>
-      </w:r>
-      <w:r>
-        <w:t xml:space="preserve"> </w:t>
-      </w:r>
-      <w:r>
-        <w:t xml:space="preserve">pressure, that collapsed into the truth. The detectives told him, almost</w:t>
-      </w:r>
-      <w:r>
-        <w:t xml:space="preserve"> </w:t>
-      </w:r>
-      <w:r>
-        <w:t xml:space="preserve">gently, that his account of the morning would be easy to check against the</w:t>
-      </w:r>
-      <w:r>
-        <w:t xml:space="preserve"> </w:t>
-      </w:r>
-      <w:r>
-        <w:t xml:space="preserve">electronic records. Richard asked for a lawyer.</w:t>
-      </w:r>
-    </w:p>
-    <w:p>
-      <w:pPr>
-        <w:pStyle w:val="BodyText"/>
-      </w:pPr>
-      <w:r>
-        <w:t xml:space="preserve">Sixteen months later he was arrested for murder.</w:t>
-      </w:r>
-    </w:p>
-    <w:bookmarkEnd w:id="35"/>
-    <w:bookmarkStart w:id="36" w:name="Xb2f571a3ce5b829599892b5c7bae5c141c375a5"/>
+        <w:t xml:space="preserve">The appeal was dismissed.</w:t>
+      </w:r>
+    </w:p>
+    <w:bookmarkEnd w:id="36"/>
+    <w:bookmarkStart w:id="38" w:name="howd-he-get-caught"/>
     <w:p>
       <w:pPr>
         <w:pStyle w:val="Heading2"/>
       </w:pPr>
       <w:r>
-        <w:t xml:space="preserve">The science: making a step-counter testify</w:t>
+        <w:t xml:space="preserve">How’d he get caught?</w:t>
       </w:r>
     </w:p>
     <w:p>
@@ -2960,311 +3296,49 @@
         <w:pStyle w:val="FirstParagraph"/>
       </w:pPr>
       <w:r>
-        <w:t xml:space="preserve">Getting a fitness tracker’s word into a murder trial is not automatic. Dabate’s</w:t>
-      </w:r>
-      <w:r>
-        <w:t xml:space="preserve"> </w:t>
-      </w:r>
-      <w:r>
-        <w:t xml:space="preserve">lawyers fought it hard, and the fight is what makes this case a landmark.</w:t>
-      </w:r>
-    </w:p>
-    <w:p>
-      <w:pPr>
-        <w:pStyle w:val="BodyText"/>
-      </w:pPr>
-      <w:r>
-        <w:t xml:space="preserve">Connecticut screens novel scientific evidence under</w:t>
-      </w:r>
-      <w:r>
-        <w:t xml:space="preserve"> </w:t>
-      </w:r>
-      <w:r>
-        <w:rPr>
-          <w:iCs/>
-          <w:i/>
-        </w:rPr>
-        <w:t xml:space="preserve">State v. Porter</w:t>
-      </w:r>
-      <w:r>
-        <w:t xml:space="preserve"> </w:t>
-      </w:r>
-      <w:r>
-        <w:t xml:space="preserve">— its</w:t>
-      </w:r>
-      <w:r>
-        <w:t xml:space="preserve"> </w:t>
-      </w:r>
-      <w:r>
-        <w:t xml:space="preserve">version of the federal</w:t>
-      </w:r>
-      <w:r>
-        <w:t xml:space="preserve"> </w:t>
-      </w:r>
-      <w:r>
-        <w:rPr>
-          <w:iCs/>
-          <w:i/>
-        </w:rPr>
-        <w:t xml:space="preserve">Daubert</w:t>
-      </w:r>
-      <w:r>
-        <w:t xml:space="preserve"> </w:t>
-      </w:r>
-      <w:r>
-        <w:t xml:space="preserve">standard. Before the Fitbit data could reach</w:t>
-      </w:r>
-      <w:r>
-        <w:t xml:space="preserve"> </w:t>
-      </w:r>
-      <w:r>
-        <w:t xml:space="preserve">the jury, a judge had to be satisfied the technology was genuinely reliable:</w:t>
-      </w:r>
-      <w:r>
-        <w:t xml:space="preserve"> </w:t>
-      </w:r>
-      <w:r>
-        <w:t xml:space="preserve">tested, peer-reviewed, accepted in the scientific community, not something</w:t>
-      </w:r>
-      <w:r>
-        <w:t xml:space="preserve"> </w:t>
-      </w:r>
-      <w:r>
-        <w:t xml:space="preserve">cooked up for courtrooms.</w:t>
-      </w:r>
-    </w:p>
-    <w:p>
-      <w:pPr>
-        <w:pStyle w:val="BodyText"/>
-      </w:pPr>
-      <w:r>
-        <w:t xml:space="preserve">The state’s answer was Keith Diaz, a professor of behavioral medicine at</w:t>
-      </w:r>
-      <w:r>
-        <w:t xml:space="preserve"> </w:t>
-      </w:r>
-      <w:r>
-        <w:t xml:space="preserve">Columbia University Medical Center and director of its Wearable Device Reading</w:t>
-      </w:r>
-      <w:r>
-        <w:t xml:space="preserve"> </w:t>
-      </w:r>
-      <w:r>
-        <w:t xml:space="preserve">Center. Diaz had run an NIH-funded validation study of consumer fitness</w:t>
-      </w:r>
-      <w:r>
-        <w:t xml:space="preserve"> </w:t>
-      </w:r>
-      <w:r>
-        <w:t xml:space="preserve">trackers, and his findings were quietly remarkable: the Fitbit is</w:t>
-      </w:r>
-      <w:r>
-        <w:t xml:space="preserve"> </w:t>
-      </w:r>
-      <w:r>
-        <w:rPr>
-          <w:iCs/>
-          <w:i/>
-        </w:rPr>
-        <w:t xml:space="preserve">very</w:t>
-      </w:r>
-      <w:r>
-        <w:t xml:space="preserve"> </w:t>
-      </w:r>
-      <w:r>
-        <w:t xml:space="preserve">accurate at counting steps — more accurate, in fact, than the Actical, a</w:t>
-      </w:r>
-      <w:r>
-        <w:t xml:space="preserve"> </w:t>
-      </w:r>
-      <w:r>
-        <w:t xml:space="preserve">research-grade device scientists use. And it is at its most accurate when worn</w:t>
-      </w:r>
-      <w:r>
-        <w:t xml:space="preserve"> </w:t>
-      </w:r>
-      <w:r>
-        <w:t xml:space="preserve">on the hip.</w:t>
-      </w:r>
-    </w:p>
-    <w:p>
-      <w:pPr>
-        <w:pStyle w:val="BodyText"/>
-      </w:pPr>
-      <w:r>
-        <w:t xml:space="preserve">Connie wore hers on her hip.</w:t>
-      </w:r>
-    </w:p>
-    <w:p>
-      <w:pPr>
-        <w:pStyle w:val="BodyText"/>
-      </w:pPr>
-      <w:r>
-        <w:t xml:space="preserve">The defense’s best punch was a clever one: Diaz couldn’t explain Fitbit’s</w:t>
-      </w:r>
-      <w:r>
-        <w:t xml:space="preserve"> </w:t>
-      </w:r>
-      <w:r>
-        <w:t xml:space="preserve">proprietary internal algorithm — the secret code that turns raw motion into a</w:t>
-      </w:r>
-      <w:r>
-        <w:t xml:space="preserve"> </w:t>
-      </w:r>
-      <w:r>
-        <w:t xml:space="preserve">step count. If the expert can’t open the black box, how can the court trust</w:t>
-      </w:r>
-      <w:r>
-        <w:t xml:space="preserve"> </w:t>
-      </w:r>
-      <w:r>
-        <w:t xml:space="preserve">what comes out of it? The Connecticut Supreme Court’s answer will echo through</w:t>
-      </w:r>
-      <w:r>
-        <w:t xml:space="preserve"> </w:t>
-      </w:r>
-      <w:r>
-        <w:t xml:space="preserve">every device case to come: an expert doesn’t need the source code to prove a</w:t>
-      </w:r>
-      <w:r>
-        <w:t xml:space="preserve"> </w:t>
-      </w:r>
-      <w:r>
-        <w:t xml:space="preserve">machine’s output is reliable, any more than he needs Ford’s blueprints to</w:t>
-      </w:r>
-      <w:r>
-        <w:t xml:space="preserve"> </w:t>
-      </w:r>
-      <w:r>
-        <w:t xml:space="preserve">testify that a speedometer works. What matters is validation — testing the</w:t>
-      </w:r>
-      <w:r>
-        <w:t xml:space="preserve"> </w:t>
-      </w:r>
-      <w:r>
-        <w:t xml:space="preserve">device against ground truth, publishing the results, letting other scientists</w:t>
-      </w:r>
-      <w:r>
-        <w:t xml:space="preserve"> </w:t>
-      </w:r>
-      <w:r>
-        <w:t xml:space="preserve">tear at them.</w:t>
-      </w:r>
-    </w:p>
-    <w:p>
-      <w:pPr>
-        <w:pStyle w:val="BodyText"/>
-      </w:pPr>
-      <w:r>
-        <w:t xml:space="preserve">The jury convicted Richard Dabate of murder, tampering with evidence, and</w:t>
-      </w:r>
-      <w:r>
-        <w:t xml:space="preserve"> </w:t>
-      </w:r>
-      <w:r>
-        <w:t xml:space="preserve">making a false statement. He was sentenced to sixty-five years. In March 2025,</w:t>
-      </w:r>
-      <w:r>
-        <w:t xml:space="preserve"> </w:t>
-      </w:r>
-      <w:r>
-        <w:t xml:space="preserve">the Connecticut Supreme Court affirmed it all — even while scolding the</w:t>
-      </w:r>
-      <w:r>
-        <w:t xml:space="preserve"> </w:t>
-      </w:r>
-      <w:r>
-        <w:t xml:space="preserve">prosecutor for four separate instances of courtroom impropriety, including the</w:t>
-      </w:r>
-      <w:r>
-        <w:t xml:space="preserve"> </w:t>
-      </w:r>
-      <w:r>
-        <w:t xml:space="preserve">moment he asked Dabate whether he’d been</w:t>
-      </w:r>
-      <w:r>
-        <w:t xml:space="preserve"> </w:t>
-      </w:r>
-      <w:r>
-        <w:t xml:space="preserve">“</w:t>
-      </w:r>
-      <w:r>
-        <w:t xml:space="preserve">trying to create a little mini</w:t>
-      </w:r>
-      <w:r>
-        <w:t xml:space="preserve"> </w:t>
-      </w:r>
-      <w:r>
-        <w:t xml:space="preserve">Cheshire scene,</w:t>
-      </w:r>
-      <w:r>
-        <w:t xml:space="preserve">”</w:t>
-      </w:r>
-      <w:r>
-        <w:t xml:space="preserve"> </w:t>
-      </w:r>
-      <w:r>
-        <w:t xml:space="preserve">a forbidden reference to Connecticut’s most notorious real</w:t>
-      </w:r>
-      <w:r>
-        <w:t xml:space="preserve"> </w:t>
-      </w:r>
-      <w:r>
-        <w:t xml:space="preserve">home invasion. The improprieties were real, the court held; the case against</w:t>
-      </w:r>
-      <w:r>
-        <w:t xml:space="preserve"> </w:t>
-      </w:r>
-      <w:r>
-        <w:t xml:space="preserve">Dabate was simply overwhelming with or without them.</w:t>
-      </w:r>
-    </w:p>
-    <w:bookmarkEnd w:id="36"/>
-    <w:bookmarkStart w:id="39" w:name="howd-he-get-caught"/>
-    <w:p>
-      <w:pPr>
-        <w:pStyle w:val="Heading2"/>
-      </w:pPr>
-      <w:r>
-        <w:t xml:space="preserve">How’d he get caught?</w:t>
-      </w:r>
-    </w:p>
-    <w:p>
-      <w:pPr>
-        <w:pStyle w:val="FirstParagraph"/>
-      </w:pPr>
-      <w:r>
-        <w:t xml:space="preserve">He staged a home invasion for an audience of police officers — and forgot the</w:t>
-      </w:r>
-      <w:r>
-        <w:t xml:space="preserve"> </w:t>
-      </w:r>
-      <w:r>
-        <w:t xml:space="preserve">other witnesses in the house. The security panel logged his rehearsal. Facebook</w:t>
-      </w:r>
-      <w:r>
-        <w:t xml:space="preserve"> </w:t>
-      </w:r>
-      <w:r>
-        <w:t xml:space="preserve">logged his wife’s final ordinary hour. And a $99 step-counter on her hip logged</w:t>
-      </w:r>
-      <w:r>
-        <w:t xml:space="preserve"> </w:t>
-      </w:r>
-      <w:r>
-        <w:t xml:space="preserve">the exact minute her life ended, an hour out of sync with the story her husband</w:t>
-      </w:r>
-      <w:r>
-        <w:t xml:space="preserve"> </w:t>
-      </w:r>
-      <w:r>
-        <w:t xml:space="preserve">was already telling. Richard Dabate built an alibi out of words. Connie’s</w:t>
-      </w:r>
-      <w:r>
-        <w:t xml:space="preserve"> </w:t>
-      </w:r>
-      <w:r>
-        <w:t xml:space="preserve">Fitbit outlived it.</w:t>
+        <w:t xml:space="preserve">He planned everything except the passenger seat. The false identity, the</w:t>
+      </w:r>
+      <w:r>
+        <w:t xml:space="preserve"> </w:t>
+      </w:r>
+      <w:r>
+        <w:t xml:space="preserve">borrowed-strangers story, the gas station across the street — all of it was</w:t>
+      </w:r>
+      <w:r>
+        <w:t xml:space="preserve"> </w:t>
+      </w:r>
+      <w:r>
+        <w:t xml:space="preserve">built to keep Raja Dosanjh’s name off the getaway car. But the car didn’t need</w:t>
+      </w:r>
+      <w:r>
+        <w:t xml:space="preserve"> </w:t>
+      </w:r>
+      <w:r>
+        <w:t xml:space="preserve">his name. It logged the rental lot, the family home, the hotel, and the murder</w:t>
+      </w:r>
+      <w:r>
+        <w:t xml:space="preserve"> </w:t>
+      </w:r>
+      <w:r>
+        <w:t xml:space="preserve">minute all on its own, his DNA rode the gun grip, and the same cameras that</w:t>
+      </w:r>
+      <w:r>
+        <w:t xml:space="preserve"> </w:t>
+      </w:r>
+      <w:r>
+        <w:t xml:space="preserve">never saw his face remembered his shoes. The modern getaway car is the worst</w:t>
+      </w:r>
+      <w:r>
+        <w:t xml:space="preserve"> </w:t>
+      </w:r>
+      <w:r>
+        <w:t xml:space="preserve">accomplice in crime: it goes everywhere you go, remembers everything, and owes</w:t>
+      </w:r>
+      <w:r>
+        <w:t xml:space="preserve"> </w:t>
+      </w:r>
+      <w:r>
+        <w:t xml:space="preserve">you nothing — especially if you were never really its driver.</w:t>
       </w:r>
     </w:p>
     <w:p>
@@ -3293,6 +3367,872 @@
           <w:iCs/>
           <w:i/>
         </w:rPr>
+        <w:t xml:space="preserve">R. v. Dosanjh</w:t>
+      </w:r>
+      <w:r>
+        <w:t xml:space="preserve">, 2022 ONCA 689, Court of</w:t>
+      </w:r>
+      <w:r>
+        <w:t xml:space="preserve"> </w:t>
+      </w:r>
+      <w:r>
+        <w:t xml:space="preserve">Appeal for Ontario, decided October 7, 2022.</w:t>
+      </w:r>
+      <w:r>
+        <w:t xml:space="preserve"> </w:t>
+      </w:r>
+      <w:r>
+        <w:t xml:space="preserve">Free online:</w:t>
+      </w:r>
+      <w:r>
+        <w:t xml:space="preserve"> </w:t>
+      </w:r>
+      <w:hyperlink r:id="rId37">
+        <w:r>
+          <w:rPr>
+            <w:rStyle w:val="Hyperlink"/>
+          </w:rPr>
+          <w:t xml:space="preserve">CanLII</w:t>
+        </w:r>
+      </w:hyperlink>
+      <w:r>
+        <w:t xml:space="preserve">.</w:t>
+      </w:r>
+      <w:r>
+        <w:t xml:space="preserve"> </w:t>
+      </w:r>
+      <w:r>
+        <w:t xml:space="preserve">The factual matrix is set out in the Overview and Factual Context; the</w:t>
+      </w:r>
+      <w:r>
+        <w:t xml:space="preserve"> </w:t>
+      </w:r>
+      <w:r>
+        <w:t xml:space="preserve">infotainment/GPS privacy analysis begins at the section on the search of the</w:t>
+      </w:r>
+      <w:r>
+        <w:t xml:space="preserve"> </w:t>
+      </w:r>
+      <w:r>
+        <w:t xml:space="preserve">getaway vehicle.</w:t>
+      </w:r>
+    </w:p>
+    <w:bookmarkEnd w:id="38"/>
+    <w:bookmarkEnd w:id="39"/>
+    <w:bookmarkStart w:id="46" w:name="X9203c5d96f35499ac85be75e6ac11cd798292f8"/>
+    <w:p>
+      <w:pPr>
+        <w:pStyle w:val="Heading1"/>
+      </w:pPr>
+      <w:r>
+        <w:t xml:space="preserve">Chapter 21 — Don’t Murder a Woman Wearing a Fitbit</w:t>
+      </w:r>
+    </w:p>
+    <w:p>
+      <w:pPr>
+        <w:pStyle w:val="FirstParagraph"/>
+      </w:pPr>
+      <w:r>
+        <w:rPr>
+          <w:bCs/>
+          <w:b/>
+        </w:rPr>
+        <w:t xml:space="preserve">Her husband told police she was already dead. Her Fitbit kept counting.</w:t>
+      </w:r>
+    </w:p>
+    <w:p>
+      <w:pPr>
+        <w:pStyle w:val="BodyText"/>
+      </w:pPr>
+      <w:r>
+        <w:t xml:space="preserve">Two days before Christmas 2015, Richard Dabate had a story ready.</w:t>
+      </w:r>
+    </w:p>
+    <w:p>
+      <w:pPr>
+        <w:pStyle w:val="BodyText"/>
+      </w:pPr>
+      <w:r>
+        <w:t xml:space="preserve">A man in camouflage, he told Connecticut State Police, had been hiding inside</w:t>
+      </w:r>
+      <w:r>
+        <w:t xml:space="preserve"> </w:t>
+      </w:r>
+      <w:r>
+        <w:t xml:space="preserve">his Ellington home. The intruder chased his wife Connie into the basement and</w:t>
+      </w:r>
+      <w:r>
+        <w:t xml:space="preserve"> </w:t>
+      </w:r>
+      <w:r>
+        <w:t xml:space="preserve">shot her with the Dabates’ own gun. Then he turned on Richard — zip-tied him to</w:t>
+      </w:r>
+      <w:r>
+        <w:t xml:space="preserve"> </w:t>
+      </w:r>
+      <w:r>
+        <w:t xml:space="preserve">a folding chair, cut him with a box cutter, burned him with a blowtorch — until</w:t>
+      </w:r>
+      <w:r>
+        <w:t xml:space="preserve"> </w:t>
+      </w:r>
+      <w:r>
+        <w:t xml:space="preserve">Richard heroically shoved the torch back toward the man’s face and drove him</w:t>
+      </w:r>
+      <w:r>
+        <w:t xml:space="preserve"> </w:t>
+      </w:r>
+      <w:r>
+        <w:t xml:space="preserve">off. Bleeding, bound, he triggered the home’s panic alarm and called 911.</w:t>
+      </w:r>
+    </w:p>
+    <w:p>
+      <w:pPr>
+        <w:pStyle w:val="BodyText"/>
+      </w:pPr>
+      <w:r>
+        <w:t xml:space="preserve">When officers arrived they found Connie’s body in the basement. They found the</w:t>
+      </w:r>
+      <w:r>
+        <w:t xml:space="preserve"> </w:t>
+      </w:r>
+      <w:r>
+        <w:t xml:space="preserve">gun. They found a butane torch, a box cutter, burnt debris, droplets of blood.</w:t>
+      </w:r>
+    </w:p>
+    <w:p>
+      <w:pPr>
+        <w:pStyle w:val="BodyText"/>
+      </w:pPr>
+      <w:r>
+        <w:t xml:space="preserve">They found, in other words, exactly the scene Richard had described.</w:t>
+      </w:r>
+    </w:p>
+    <w:p>
+      <w:pPr>
+        <w:pStyle w:val="BodyText"/>
+      </w:pPr>
+      <w:r>
+        <w:t xml:space="preserve">The problem was everything the scene couldn’t say — and one device that could.</w:t>
+      </w:r>
+    </w:p>
+    <w:bookmarkStart w:id="40" w:name="X7b11d94e34298c01d860c15ea739cb0dfca6508"/>
+    <w:p>
+      <w:pPr>
+        <w:pStyle w:val="Heading2"/>
+      </w:pPr>
+      <w:r>
+        <w:t xml:space="preserve">The morning, as the machines remembered it</w:t>
+      </w:r>
+    </w:p>
+    <w:p>
+      <w:pPr>
+        <w:pStyle w:val="FirstParagraph"/>
+      </w:pPr>
+      <w:r>
+        <w:t xml:space="preserve">Here is the morning of December 23, 2015, as the jury ultimately found it — not</w:t>
+      </w:r>
+      <w:r>
+        <w:t xml:space="preserve"> </w:t>
+      </w:r>
+      <w:r>
+        <w:t xml:space="preserve">from any witness, but from the electronic wake the household left behind.</w:t>
+      </w:r>
+    </w:p>
+    <w:p>
+      <w:pPr>
+        <w:pStyle w:val="BodyText"/>
+      </w:pPr>
+      <w:r>
+        <w:t xml:space="preserve">Connie Dabate left for the gym at 8:46 a.m. Her class was cancelled, so she came</w:t>
+      </w:r>
+      <w:r>
+        <w:t xml:space="preserve"> </w:t>
+      </w:r>
+      <w:r>
+        <w:t xml:space="preserve">home at 9:18. She talked to her mother on the phone. She posted on Facebook. She</w:t>
+      </w:r>
+      <w:r>
+        <w:t xml:space="preserve"> </w:t>
+      </w:r>
+      <w:r>
+        <w:t xml:space="preserve">messaged a friend. An ordinary woman, running an ordinary errand, two days</w:t>
+      </w:r>
+      <w:r>
+        <w:t xml:space="preserve"> </w:t>
+      </w:r>
+      <w:r>
+        <w:t xml:space="preserve">before Christmas.</w:t>
+      </w:r>
+    </w:p>
+    <w:p>
+      <w:pPr>
+        <w:pStyle w:val="BodyText"/>
+      </w:pPr>
+      <w:r>
+        <w:t xml:space="preserve">Richard never left the house. In those same quiet morning hours, the home’s own</w:t>
+      </w:r>
+      <w:r>
+        <w:t xml:space="preserve"> </w:t>
+      </w:r>
+      <w:r>
+        <w:t xml:space="preserve">records caught him opening the basement door</w:t>
+      </w:r>
+      <w:r>
+        <w:t xml:space="preserve"> </w:t>
+      </w:r>
+      <w:r>
+        <w:rPr>
+          <w:iCs/>
+          <w:i/>
+        </w:rPr>
+        <w:t xml:space="preserve">eight times</w:t>
+      </w:r>
+      <w:r>
+        <w:t xml:space="preserve">. Arming and</w:t>
+      </w:r>
+      <w:r>
+        <w:t xml:space="preserve"> </w:t>
+      </w:r>
+      <w:r>
+        <w:t xml:space="preserve">disarming the security system, again and again. At some point he walked outside</w:t>
+      </w:r>
+      <w:r>
+        <w:t xml:space="preserve"> </w:t>
+      </w:r>
+      <w:r>
+        <w:t xml:space="preserve">and placed his own wallet near the basement bulkhead stairs — set dressing for</w:t>
+      </w:r>
+      <w:r>
+        <w:t xml:space="preserve"> </w:t>
+      </w:r>
+      <w:r>
+        <w:t xml:space="preserve">the burglary to come. In between, he answered work emails and played music on</w:t>
+      </w:r>
+      <w:r>
+        <w:t xml:space="preserve"> </w:t>
+      </w:r>
+      <w:r>
+        <w:t xml:space="preserve">his phone. When he heard Connie come home earlier than he expected, he did</w:t>
+      </w:r>
+      <w:r>
+        <w:t xml:space="preserve"> </w:t>
+      </w:r>
+      <w:r>
+        <w:t xml:space="preserve">something almost unbearably mundane: he checked the gym schedule.</w:t>
+      </w:r>
+    </w:p>
+    <w:p>
+      <w:pPr>
+        <w:pStyle w:val="BodyText"/>
+      </w:pPr>
+      <w:r>
+        <w:t xml:space="preserve">At 10:05 a.m., he lured his wife down to the basement and shot her with a</w:t>
+      </w:r>
+      <w:r>
+        <w:t xml:space="preserve"> </w:t>
+      </w:r>
+      <w:r>
+        <w:t xml:space="preserve">pistol the couple had bought only two months earlier.</w:t>
+      </w:r>
+    </w:p>
+    <w:p>
+      <w:pPr>
+        <w:pStyle w:val="BodyText"/>
+      </w:pPr>
+      <w:r>
+        <w:t xml:space="preserve">We can put a time on it because Connie was wearing a Fitbit One clipped to her</w:t>
+      </w:r>
+      <w:r>
+        <w:t xml:space="preserve"> </w:t>
+      </w:r>
+      <w:r>
+        <w:t xml:space="preserve">hip — a device that does exactly one thing, tirelessly: it counts its wearer’s</w:t>
+      </w:r>
+      <w:r>
+        <w:t xml:space="preserve"> </w:t>
+      </w:r>
+      <w:r>
+        <w:t xml:space="preserve">steps, minute by minute. At 10:05 a.m., it stopped.</w:t>
+      </w:r>
+    </w:p>
+    <w:bookmarkEnd w:id="40"/>
+    <w:bookmarkStart w:id="41" w:name="Xe67b992d38f8a0f7b4654d7ff9a0bd5ed378ef7"/>
+    <w:p>
+      <w:pPr>
+        <w:pStyle w:val="Heading2"/>
+      </w:pPr>
+      <w:r>
+        <w:t xml:space="preserve">The story that couldn’t survive its own timeline</w:t>
+      </w:r>
+    </w:p>
+    <w:p>
+      <w:pPr>
+        <w:pStyle w:val="FirstParagraph"/>
+      </w:pPr>
+      <w:r>
+        <w:t xml:space="preserve">Richard’s account put a masked killer in the house while Connie fled for her</w:t>
+      </w:r>
+      <w:r>
+        <w:t xml:space="preserve"> </w:t>
+      </w:r>
+      <w:r>
+        <w:t xml:space="preserve">life. But her Fitbit — together with her Facebook activity — showed the jury</w:t>
+      </w:r>
+      <w:r>
+        <w:t xml:space="preserve"> </w:t>
+      </w:r>
+      <w:r>
+        <w:t xml:space="preserve">something devastating: Connie was alive, moving, posting, messaging,</w:t>
+      </w:r>
+      <w:r>
+        <w:t xml:space="preserve"> </w:t>
+      </w:r>
+      <w:r>
+        <w:rPr>
+          <w:iCs/>
+          <w:i/>
+        </w:rPr>
+        <w:t xml:space="preserve">after</w:t>
+      </w:r>
+      <w:r>
+        <w:t xml:space="preserve"> </w:t>
+      </w:r>
+      <w:r>
+        <w:t xml:space="preserve">the point where Richard’s story needed her to be dead. As the Connecticut</w:t>
+      </w:r>
+      <w:r>
+        <w:t xml:space="preserve"> </w:t>
+      </w:r>
+      <w:r>
+        <w:t xml:space="preserve">Supreme Court later put it, the electronic evidence</w:t>
+      </w:r>
+      <w:r>
+        <w:t xml:space="preserve"> </w:t>
+      </w:r>
+      <w:r>
+        <w:t xml:space="preserve">“</w:t>
+      </w:r>
+      <w:r>
+        <w:t xml:space="preserve">demonstrated to the jury</w:t>
+      </w:r>
+      <w:r>
+        <w:t xml:space="preserve"> </w:t>
+      </w:r>
+      <w:r>
+        <w:t xml:space="preserve">that the victim was alive at the time that the defendant claimed that she had</w:t>
+      </w:r>
+      <w:r>
+        <w:t xml:space="preserve"> </w:t>
+      </w:r>
+      <w:r>
+        <w:t xml:space="preserve">been murdered by a third party.</w:t>
+      </w:r>
+      <w:r>
+        <w:t xml:space="preserve">”</w:t>
+      </w:r>
+    </w:p>
+    <w:p>
+      <w:pPr>
+        <w:pStyle w:val="BodyText"/>
+      </w:pPr>
+      <w:r>
+        <w:t xml:space="preserve">The rest of the case fell in behind the timeline like iron filings behind a</w:t>
+      </w:r>
+      <w:r>
+        <w:t xml:space="preserve"> </w:t>
+      </w:r>
+      <w:r>
+        <w:t xml:space="preserve">magnet.</w:t>
+      </w:r>
+    </w:p>
+    <w:p>
+      <w:pPr>
+        <w:pStyle w:val="BodyText"/>
+      </w:pPr>
+      <w:r>
+        <w:t xml:space="preserve">A state police canine swept the house and found no scent of any third person.</w:t>
+      </w:r>
+      <w:r>
+        <w:t xml:space="preserve"> </w:t>
+      </w:r>
+      <w:r>
+        <w:t xml:space="preserve">The forensic laboratory found Richard’s DNA where the intruder’s should have</w:t>
+      </w:r>
+      <w:r>
+        <w:t xml:space="preserve"> </w:t>
+      </w:r>
+      <w:r>
+        <w:t xml:space="preserve">been: on the basement safe, on the back of the folding chair he’d been</w:t>
+      </w:r>
+      <w:r>
+        <w:t xml:space="preserve"> </w:t>
+      </w:r>
+      <w:r>
+        <w:t xml:space="preserve">“</w:t>
+      </w:r>
+      <w:r>
+        <w:t xml:space="preserve">bound</w:t>
+      </w:r>
+      <w:r>
+        <w:t xml:space="preserve">”</w:t>
+      </w:r>
+      <w:r>
+        <w:t xml:space="preserve"> </w:t>
+      </w:r>
+      <w:r>
+        <w:t xml:space="preserve">to, on the handle of the gun, on the box cutter. His zip ties were tied loose.</w:t>
+      </w:r>
+      <w:r>
+        <w:t xml:space="preserve"> </w:t>
+      </w:r>
+      <w:r>
+        <w:t xml:space="preserve">His wounds — thighs, chest, a finger — were the shallow geometry of</w:t>
+      </w:r>
+      <w:r>
+        <w:t xml:space="preserve"> </w:t>
+      </w:r>
+      <w:r>
+        <w:t xml:space="preserve">self-infliction, not torture.</w:t>
+      </w:r>
+    </w:p>
+    <w:p>
+      <w:pPr>
+        <w:pStyle w:val="BodyText"/>
+      </w:pPr>
+      <w:r>
+        <w:t xml:space="preserve">And then there was the motive, which Richard himself handed to detectives from</w:t>
+      </w:r>
+      <w:r>
+        <w:t xml:space="preserve"> </w:t>
+      </w:r>
+      <w:r>
+        <w:t xml:space="preserve">a bed at Hartford Hospital. For seven years he had been carrying on an affair</w:t>
+      </w:r>
+      <w:r>
+        <w:t xml:space="preserve"> </w:t>
+      </w:r>
+      <w:r>
+        <w:t xml:space="preserve">with a woman named Sara Ganzer. In June 2015 she became pregnant with his</w:t>
+      </w:r>
+      <w:r>
+        <w:t xml:space="preserve"> </w:t>
+      </w:r>
+      <w:r>
+        <w:t xml:space="preserve">child; he told her he was divorcing Connie and had already moved half his</w:t>
+      </w:r>
+      <w:r>
+        <w:t xml:space="preserve"> </w:t>
+      </w:r>
+      <w:r>
+        <w:t xml:space="preserve">things out. He was lying. He never called a divorce lawyer — a divorce, he</w:t>
+      </w:r>
+      <w:r>
+        <w:t xml:space="preserve"> </w:t>
+      </w:r>
+      <w:r>
+        <w:t xml:space="preserve">feared, would wreck him financially and detonate his family. When detectives</w:t>
+      </w:r>
+      <w:r>
+        <w:t xml:space="preserve"> </w:t>
+      </w:r>
+      <w:r>
+        <w:t xml:space="preserve">first asked, he floated an audacious cover story: he and Connie couldn’t have</w:t>
+      </w:r>
+      <w:r>
+        <w:t xml:space="preserve"> </w:t>
+      </w:r>
+      <w:r>
+        <w:t xml:space="preserve">another child, so Sara was carrying the baby as their</w:t>
+      </w:r>
+      <w:r>
+        <w:t xml:space="preserve"> </w:t>
+      </w:r>
+      <w:r>
+        <w:rPr>
+          <w:iCs/>
+          <w:i/>
+        </w:rPr>
+        <w:t xml:space="preserve">surrogate</w:t>
+      </w:r>
+      <w:r>
+        <w:t xml:space="preserve">. Under</w:t>
+      </w:r>
+      <w:r>
+        <w:t xml:space="preserve"> </w:t>
+      </w:r>
+      <w:r>
+        <w:t xml:space="preserve">pressure, that collapsed into the truth. The detectives told him, almost</w:t>
+      </w:r>
+      <w:r>
+        <w:t xml:space="preserve"> </w:t>
+      </w:r>
+      <w:r>
+        <w:t xml:space="preserve">gently, that his account of the morning would be easy to check against the</w:t>
+      </w:r>
+      <w:r>
+        <w:t xml:space="preserve"> </w:t>
+      </w:r>
+      <w:r>
+        <w:t xml:space="preserve">electronic records. Richard asked for a lawyer.</w:t>
+      </w:r>
+    </w:p>
+    <w:p>
+      <w:pPr>
+        <w:pStyle w:val="BodyText"/>
+      </w:pPr>
+      <w:r>
+        <w:t xml:space="preserve">Sixteen months later he was arrested for murder.</w:t>
+      </w:r>
+    </w:p>
+    <w:bookmarkEnd w:id="41"/>
+    <w:bookmarkStart w:id="42" w:name="Xb2f571a3ce5b829599892b5c7bae5c141c375a5"/>
+    <w:p>
+      <w:pPr>
+        <w:pStyle w:val="Heading2"/>
+      </w:pPr>
+      <w:r>
+        <w:t xml:space="preserve">The science: making a step-counter testify</w:t>
+      </w:r>
+    </w:p>
+    <w:p>
+      <w:pPr>
+        <w:pStyle w:val="FirstParagraph"/>
+      </w:pPr>
+      <w:r>
+        <w:t xml:space="preserve">Getting a fitness tracker’s word into a murder trial is not automatic. Dabate’s</w:t>
+      </w:r>
+      <w:r>
+        <w:t xml:space="preserve"> </w:t>
+      </w:r>
+      <w:r>
+        <w:t xml:space="preserve">lawyers fought it hard, and the fight is what makes this case a landmark.</w:t>
+      </w:r>
+    </w:p>
+    <w:p>
+      <w:pPr>
+        <w:pStyle w:val="BodyText"/>
+      </w:pPr>
+      <w:r>
+        <w:t xml:space="preserve">Connecticut screens novel scientific evidence under</w:t>
+      </w:r>
+      <w:r>
+        <w:t xml:space="preserve"> </w:t>
+      </w:r>
+      <w:r>
+        <w:rPr>
+          <w:iCs/>
+          <w:i/>
+        </w:rPr>
+        <w:t xml:space="preserve">State v. Porter</w:t>
+      </w:r>
+      <w:r>
+        <w:t xml:space="preserve"> </w:t>
+      </w:r>
+      <w:r>
+        <w:t xml:space="preserve">— its</w:t>
+      </w:r>
+      <w:r>
+        <w:t xml:space="preserve"> </w:t>
+      </w:r>
+      <w:r>
+        <w:t xml:space="preserve">version of the federal</w:t>
+      </w:r>
+      <w:r>
+        <w:t xml:space="preserve"> </w:t>
+      </w:r>
+      <w:r>
+        <w:rPr>
+          <w:iCs/>
+          <w:i/>
+        </w:rPr>
+        <w:t xml:space="preserve">Daubert</w:t>
+      </w:r>
+      <w:r>
+        <w:t xml:space="preserve"> </w:t>
+      </w:r>
+      <w:r>
+        <w:t xml:space="preserve">standard. Before the Fitbit data could reach</w:t>
+      </w:r>
+      <w:r>
+        <w:t xml:space="preserve"> </w:t>
+      </w:r>
+      <w:r>
+        <w:t xml:space="preserve">the jury, a judge had to be satisfied the technology was genuinely reliable:</w:t>
+      </w:r>
+      <w:r>
+        <w:t xml:space="preserve"> </w:t>
+      </w:r>
+      <w:r>
+        <w:t xml:space="preserve">tested, peer-reviewed, accepted in the scientific community, not something</w:t>
+      </w:r>
+      <w:r>
+        <w:t xml:space="preserve"> </w:t>
+      </w:r>
+      <w:r>
+        <w:t xml:space="preserve">cooked up for courtrooms.</w:t>
+      </w:r>
+    </w:p>
+    <w:p>
+      <w:pPr>
+        <w:pStyle w:val="BodyText"/>
+      </w:pPr>
+      <w:r>
+        <w:t xml:space="preserve">The state’s answer was Keith Diaz, a professor of behavioral medicine at</w:t>
+      </w:r>
+      <w:r>
+        <w:t xml:space="preserve"> </w:t>
+      </w:r>
+      <w:r>
+        <w:t xml:space="preserve">Columbia University Medical Center and director of its Wearable Device Reading</w:t>
+      </w:r>
+      <w:r>
+        <w:t xml:space="preserve"> </w:t>
+      </w:r>
+      <w:r>
+        <w:t xml:space="preserve">Center. Diaz had run an NIH-funded validation study of consumer fitness</w:t>
+      </w:r>
+      <w:r>
+        <w:t xml:space="preserve"> </w:t>
+      </w:r>
+      <w:r>
+        <w:t xml:space="preserve">trackers, and his findings were quietly remarkable: the Fitbit is</w:t>
+      </w:r>
+      <w:r>
+        <w:t xml:space="preserve"> </w:t>
+      </w:r>
+      <w:r>
+        <w:rPr>
+          <w:iCs/>
+          <w:i/>
+        </w:rPr>
+        <w:t xml:space="preserve">very</w:t>
+      </w:r>
+      <w:r>
+        <w:t xml:space="preserve"> </w:t>
+      </w:r>
+      <w:r>
+        <w:t xml:space="preserve">accurate at counting steps — more accurate, in fact, than the Actical, a</w:t>
+      </w:r>
+      <w:r>
+        <w:t xml:space="preserve"> </w:t>
+      </w:r>
+      <w:r>
+        <w:t xml:space="preserve">research-grade device scientists use. And it is at its most accurate when worn</w:t>
+      </w:r>
+      <w:r>
+        <w:t xml:space="preserve"> </w:t>
+      </w:r>
+      <w:r>
+        <w:t xml:space="preserve">on the hip.</w:t>
+      </w:r>
+    </w:p>
+    <w:p>
+      <w:pPr>
+        <w:pStyle w:val="BodyText"/>
+      </w:pPr>
+      <w:r>
+        <w:t xml:space="preserve">Connie wore hers on her hip.</w:t>
+      </w:r>
+    </w:p>
+    <w:p>
+      <w:pPr>
+        <w:pStyle w:val="BodyText"/>
+      </w:pPr>
+      <w:r>
+        <w:t xml:space="preserve">The defense’s best punch was a clever one: Diaz couldn’t explain Fitbit’s</w:t>
+      </w:r>
+      <w:r>
+        <w:t xml:space="preserve"> </w:t>
+      </w:r>
+      <w:r>
+        <w:t xml:space="preserve">proprietary internal algorithm — the secret code that turns raw motion into a</w:t>
+      </w:r>
+      <w:r>
+        <w:t xml:space="preserve"> </w:t>
+      </w:r>
+      <w:r>
+        <w:t xml:space="preserve">step count. If the expert can’t open the black box, how can the court trust</w:t>
+      </w:r>
+      <w:r>
+        <w:t xml:space="preserve"> </w:t>
+      </w:r>
+      <w:r>
+        <w:t xml:space="preserve">what comes out of it? The Connecticut Supreme Court’s answer will echo through</w:t>
+      </w:r>
+      <w:r>
+        <w:t xml:space="preserve"> </w:t>
+      </w:r>
+      <w:r>
+        <w:t xml:space="preserve">every device case to come: an expert doesn’t need the source code to prove a</w:t>
+      </w:r>
+      <w:r>
+        <w:t xml:space="preserve"> </w:t>
+      </w:r>
+      <w:r>
+        <w:t xml:space="preserve">machine’s output is reliable, any more than he needs Ford’s blueprints to</w:t>
+      </w:r>
+      <w:r>
+        <w:t xml:space="preserve"> </w:t>
+      </w:r>
+      <w:r>
+        <w:t xml:space="preserve">testify that a speedometer works. What matters is validation — testing the</w:t>
+      </w:r>
+      <w:r>
+        <w:t xml:space="preserve"> </w:t>
+      </w:r>
+      <w:r>
+        <w:t xml:space="preserve">device against ground truth, publishing the results, letting other scientists</w:t>
+      </w:r>
+      <w:r>
+        <w:t xml:space="preserve"> </w:t>
+      </w:r>
+      <w:r>
+        <w:t xml:space="preserve">tear at them.</w:t>
+      </w:r>
+    </w:p>
+    <w:p>
+      <w:pPr>
+        <w:pStyle w:val="BodyText"/>
+      </w:pPr>
+      <w:r>
+        <w:t xml:space="preserve">The jury convicted Richard Dabate of murder, tampering with evidence, and</w:t>
+      </w:r>
+      <w:r>
+        <w:t xml:space="preserve"> </w:t>
+      </w:r>
+      <w:r>
+        <w:t xml:space="preserve">making a false statement. He was sentenced to sixty-five years. In March 2025,</w:t>
+      </w:r>
+      <w:r>
+        <w:t xml:space="preserve"> </w:t>
+      </w:r>
+      <w:r>
+        <w:t xml:space="preserve">the Connecticut Supreme Court affirmed it all — even while scolding the</w:t>
+      </w:r>
+      <w:r>
+        <w:t xml:space="preserve"> </w:t>
+      </w:r>
+      <w:r>
+        <w:t xml:space="preserve">prosecutor for four separate instances of courtroom impropriety, including the</w:t>
+      </w:r>
+      <w:r>
+        <w:t xml:space="preserve"> </w:t>
+      </w:r>
+      <w:r>
+        <w:t xml:space="preserve">moment he asked Dabate whether he’d been</w:t>
+      </w:r>
+      <w:r>
+        <w:t xml:space="preserve"> </w:t>
+      </w:r>
+      <w:r>
+        <w:t xml:space="preserve">“</w:t>
+      </w:r>
+      <w:r>
+        <w:t xml:space="preserve">trying to create a little mini</w:t>
+      </w:r>
+      <w:r>
+        <w:t xml:space="preserve"> </w:t>
+      </w:r>
+      <w:r>
+        <w:t xml:space="preserve">Cheshire scene,</w:t>
+      </w:r>
+      <w:r>
+        <w:t xml:space="preserve">”</w:t>
+      </w:r>
+      <w:r>
+        <w:t xml:space="preserve"> </w:t>
+      </w:r>
+      <w:r>
+        <w:t xml:space="preserve">a forbidden reference to Connecticut’s most notorious real</w:t>
+      </w:r>
+      <w:r>
+        <w:t xml:space="preserve"> </w:t>
+      </w:r>
+      <w:r>
+        <w:t xml:space="preserve">home invasion. The improprieties were real, the court held; the case against</w:t>
+      </w:r>
+      <w:r>
+        <w:t xml:space="preserve"> </w:t>
+      </w:r>
+      <w:r>
+        <w:t xml:space="preserve">Dabate was simply overwhelming with or without them.</w:t>
+      </w:r>
+    </w:p>
+    <w:bookmarkEnd w:id="42"/>
+    <w:bookmarkStart w:id="45" w:name="howd-he-get-caught-1"/>
+    <w:p>
+      <w:pPr>
+        <w:pStyle w:val="Heading2"/>
+      </w:pPr>
+      <w:r>
+        <w:t xml:space="preserve">How’d he get caught?</w:t>
+      </w:r>
+    </w:p>
+    <w:p>
+      <w:pPr>
+        <w:pStyle w:val="FirstParagraph"/>
+      </w:pPr>
+      <w:r>
+        <w:t xml:space="preserve">He staged a home invasion for an audience of police officers — and forgot the</w:t>
+      </w:r>
+      <w:r>
+        <w:t xml:space="preserve"> </w:t>
+      </w:r>
+      <w:r>
+        <w:t xml:space="preserve">other witnesses in the house. The security panel logged his rehearsal. Facebook</w:t>
+      </w:r>
+      <w:r>
+        <w:t xml:space="preserve"> </w:t>
+      </w:r>
+      <w:r>
+        <w:t xml:space="preserve">logged his wife’s final ordinary hour. And a $99 step-counter on her hip logged</w:t>
+      </w:r>
+      <w:r>
+        <w:t xml:space="preserve"> </w:t>
+      </w:r>
+      <w:r>
+        <w:t xml:space="preserve">the exact minute her life ended, an hour out of sync with the story her husband</w:t>
+      </w:r>
+      <w:r>
+        <w:t xml:space="preserve"> </w:t>
+      </w:r>
+      <w:r>
+        <w:t xml:space="preserve">was already telling. Richard Dabate built an alibi out of words. Connie’s</w:t>
+      </w:r>
+      <w:r>
+        <w:t xml:space="preserve"> </w:t>
+      </w:r>
+      <w:r>
+        <w:t xml:space="preserve">Fitbit outlived it.</w:t>
+      </w:r>
+    </w:p>
+    <w:p>
+      <w:r>
+        <w:pict>
+          <v:rect style="width:0;height:1.5pt" o:hralign="center" o:hrstd="t" o:hr="t"/>
+        </w:pict>
+      </w:r>
+    </w:p>
+    <w:p>
+      <w:pPr>
+        <w:pStyle w:val="BlockText"/>
+      </w:pPr>
+      <w:r>
+        <w:rPr>
+          <w:bCs/>
+          <w:b/>
+        </w:rPr>
+        <w:t xml:space="preserve">📖 Read the case yourself:</w:t>
+      </w:r>
+      <w:r>
+        <w:t xml:space="preserve"> </w:t>
+      </w:r>
+      <w:r>
+        <w:rPr>
+          <w:iCs/>
+          <w:i/>
+        </w:rPr>
         <w:t xml:space="preserve">State v. Dabate</w:t>
       </w:r>
       <w:r>
@@ -3313,7 +4253,7 @@
       <w:r>
         <w:t xml:space="preserve"> </w:t>
       </w:r>
-      <w:hyperlink r:id="rId37">
+      <w:hyperlink r:id="rId43">
         <w:r>
           <w:rPr>
             <w:rStyle w:val="Hyperlink"/>
@@ -3330,7 +4270,7 @@
       <w:r>
         <w:t xml:space="preserve"> </w:t>
       </w:r>
-      <w:hyperlink r:id="rId38">
+      <w:hyperlink r:id="rId44">
         <w:r>
           <w:rPr>
             <w:rStyle w:val="Hyperlink"/>
@@ -3354,8 +4294,903 @@
         <w:t xml:space="preserve">admissibility ruling is Part II.</w:t>
       </w:r>
     </w:p>
-    <w:bookmarkEnd w:id="39"/>
-    <w:bookmarkEnd w:id="40"/>
+    <w:bookmarkEnd w:id="45"/>
+    <w:bookmarkEnd w:id="46"/>
+    <w:bookmarkStart w:id="54" w:name="chapter-22-twelve-steps"/>
+    <w:p>
+      <w:pPr>
+        <w:pStyle w:val="Heading1"/>
+      </w:pPr>
+      <w:r>
+        <w:t xml:space="preserve">Chapter 22 — Twelve Steps</w:t>
+      </w:r>
+    </w:p>
+    <w:p>
+      <w:pPr>
+        <w:pStyle w:val="FirstParagraph"/>
+      </w:pPr>
+      <w:r>
+        <w:rPr>
+          <w:bCs/>
+          <w:b/>
+        </w:rPr>
+        <w:t xml:space="preserve">The Fitbit cleared the boyfriend. A cellphone handed over in a fender-bender</w:t>
+      </w:r>
+      <w:r>
+        <w:rPr>
+          <w:bCs/>
+          <w:b/>
+        </w:rPr>
+        <w:t xml:space="preserve"> </w:t>
+      </w:r>
+      <w:r>
+        <w:rPr>
+          <w:bCs/>
+          <w:b/>
+        </w:rPr>
+        <w:t xml:space="preserve">case buried the man who did it.</w:t>
+      </w:r>
+    </w:p>
+    <w:p>
+      <w:pPr>
+        <w:pStyle w:val="BodyText"/>
+      </w:pPr>
+      <w:r>
+        <w:t xml:space="preserve">When police find a woman murdered, they look first at the man she loved. It is</w:t>
+      </w:r>
+      <w:r>
+        <w:t xml:space="preserve"> </w:t>
+      </w:r>
+      <w:r>
+        <w:t xml:space="preserve">grim arithmetic, but it is arithmetic that usually works.</w:t>
+      </w:r>
+    </w:p>
+    <w:p>
+      <w:pPr>
+        <w:pStyle w:val="BodyText"/>
+      </w:pPr>
+      <w:r>
+        <w:t xml:space="preserve">On the night of May 20, 2016, Nicole VanderHeyden went to a bar near Green Bay,</w:t>
+      </w:r>
+      <w:r>
+        <w:t xml:space="preserve"> </w:t>
+      </w:r>
+      <w:r>
+        <w:t xml:space="preserve">Wisconsin, with her boyfriend, Douglass Detrie. They got separated. A phone</w:t>
+      </w:r>
+      <w:r>
+        <w:t xml:space="preserve"> </w:t>
+      </w:r>
+      <w:r>
+        <w:t xml:space="preserve">call and a string of text messages turned into an argument, and Detrie went</w:t>
+      </w:r>
+      <w:r>
+        <w:t xml:space="preserve"> </w:t>
+      </w:r>
+      <w:r>
+        <w:t xml:space="preserve">home alone to the house they shared.</w:t>
+      </w:r>
+    </w:p>
+    <w:p>
+      <w:pPr>
+        <w:pStyle w:val="BodyText"/>
+      </w:pPr>
+      <w:r>
+        <w:t xml:space="preserve">The next day, Nicole’s body was discovered next to a field. Her blood-stained</w:t>
+      </w:r>
+      <w:r>
+        <w:t xml:space="preserve"> </w:t>
+      </w:r>
+      <w:r>
+        <w:t xml:space="preserve">clothing turned up discarded along a freeway on-ramp. Some of her blood and</w:t>
+      </w:r>
+      <w:r>
+        <w:t xml:space="preserve"> </w:t>
+      </w:r>
+      <w:r>
+        <w:t xml:space="preserve">hair was found outside a neighbor’s house. The Brown County Sheriff’s Office</w:t>
+      </w:r>
+      <w:r>
+        <w:t xml:space="preserve"> </w:t>
+      </w:r>
+      <w:r>
+        <w:t xml:space="preserve">opened a homicide investigation, and the grim arithmetic did its work: Detrie —</w:t>
+      </w:r>
+      <w:r>
+        <w:t xml:space="preserve"> </w:t>
+      </w:r>
+      <w:r>
+        <w:t xml:space="preserve">the boyfriend, the argument, the last man with her — became the first suspect.</w:t>
+      </w:r>
+    </w:p>
+    <w:p>
+      <w:pPr>
+        <w:pStyle w:val="BodyText"/>
+      </w:pPr>
+      <w:r>
+        <w:t xml:space="preserve">Then investigators looked at his wrist.</w:t>
+      </w:r>
+    </w:p>
+    <w:p>
+      <w:pPr>
+        <w:pStyle w:val="BodyText"/>
+      </w:pPr>
+      <w:r>
+        <w:t xml:space="preserve">Detrie wore a Fitbit Flex, a small band that does nothing but count its</w:t>
+      </w:r>
+      <w:r>
+        <w:t xml:space="preserve"> </w:t>
+      </w:r>
+      <w:r>
+        <w:t xml:space="preserve">wearer’s steps, hour after hour, whether or not anyone ever asks. During the</w:t>
+      </w:r>
+      <w:r>
+        <w:t xml:space="preserve"> </w:t>
+      </w:r>
+      <w:r>
+        <w:t xml:space="preserve">hours of Nicole VanderHeyden’s death, Detrie’s Fitbit logged</w:t>
+      </w:r>
+      <w:r>
+        <w:t xml:space="preserve"> </w:t>
+      </w:r>
+      <w:r>
+        <w:rPr>
+          <w:bCs/>
+          <w:b/>
+        </w:rPr>
+        <w:t xml:space="preserve">twelve steps</w:t>
+      </w:r>
+      <w:r>
+        <w:t xml:space="preserve">.</w:t>
+      </w:r>
+    </w:p>
+    <w:p>
+      <w:pPr>
+        <w:pStyle w:val="BodyText"/>
+      </w:pPr>
+      <w:r>
+        <w:t xml:space="preserve">Twelve steps is a man getting up for a glass of water. It is not a man beating</w:t>
+      </w:r>
+      <w:r>
+        <w:t xml:space="preserve"> </w:t>
+      </w:r>
+      <w:r>
+        <w:t xml:space="preserve">a woman, moving her body to a field, and scattering her clothes along a</w:t>
+      </w:r>
+      <w:r>
+        <w:t xml:space="preserve"> </w:t>
+      </w:r>
+      <w:r>
+        <w:t xml:space="preserve">freeway. The investigation turned away from Detrie — and for months, it had</w:t>
+      </w:r>
+      <w:r>
+        <w:t xml:space="preserve"> </w:t>
+      </w:r>
+      <w:r>
+        <w:t xml:space="preserve">nowhere else to go.</w:t>
+      </w:r>
+    </w:p>
+    <w:bookmarkStart w:id="47" w:name="the-phone-in-the-evidence-locker"/>
+    <w:p>
+      <w:pPr>
+        <w:pStyle w:val="Heading2"/>
+      </w:pPr>
+      <w:r>
+        <w:t xml:space="preserve">The phone in the evidence locker</w:t>
+      </w:r>
+    </w:p>
+    <w:p>
+      <w:pPr>
+        <w:pStyle w:val="FirstParagraph"/>
+      </w:pPr>
+      <w:r>
+        <w:t xml:space="preserve">Here is where this case becomes something stranger and more instructive than</w:t>
+      </w:r>
+      <w:r>
+        <w:t xml:space="preserve"> </w:t>
+      </w:r>
+      <w:r>
+        <w:t xml:space="preserve">any episode of television: the killer had already given the police everything</w:t>
+      </w:r>
+      <w:r>
+        <w:t xml:space="preserve"> </w:t>
+      </w:r>
+      <w:r>
+        <w:t xml:space="preserve">they needed. Voluntarily. With a signed form.</w:t>
+      </w:r>
+    </w:p>
+    <w:p>
+      <w:pPr>
+        <w:pStyle w:val="BodyText"/>
+      </w:pPr>
+      <w:r>
+        <w:t xml:space="preserve">Three weeks after the murder, the Green Bay Police Department — a different</w:t>
+      </w:r>
+      <w:r>
+        <w:t xml:space="preserve"> </w:t>
+      </w:r>
+      <w:r>
+        <w:t xml:space="preserve">agency entirely — was investigating three minor incidents involving the same</w:t>
+      </w:r>
+      <w:r>
+        <w:t xml:space="preserve"> </w:t>
+      </w:r>
+      <w:r>
+        <w:t xml:space="preserve">vehicle: a stolen-vehicle report, a vehicle fire, and a hit-and-run. Their</w:t>
+      </w:r>
+      <w:r>
+        <w:t xml:space="preserve"> </w:t>
+      </w:r>
+      <w:r>
+        <w:t xml:space="preserve">suspect was a man named George Burch. An officer asked Burch if he could take</w:t>
+      </w:r>
+      <w:r>
+        <w:t xml:space="preserve"> </w:t>
+      </w:r>
+      <w:r>
+        <w:t xml:space="preserve">a look at the text messages on his phone to check his alibi. Burch agreed. The</w:t>
+      </w:r>
+      <w:r>
+        <w:t xml:space="preserve"> </w:t>
+      </w:r>
+      <w:r>
+        <w:t xml:space="preserve">officer explained it was easier to download the phone’s contents than to</w:t>
+      </w:r>
+      <w:r>
+        <w:t xml:space="preserve"> </w:t>
+      </w:r>
+      <w:r>
+        <w:t xml:space="preserve">photograph the screen, and Burch said that would be fine. He signed a consent</w:t>
+      </w:r>
+      <w:r>
+        <w:t xml:space="preserve"> </w:t>
+      </w:r>
+      <w:r>
+        <w:t xml:space="preserve">form:</w:t>
+      </w:r>
+      <w:r>
+        <w:t xml:space="preserve"> </w:t>
+      </w:r>
+      <w:r>
+        <w:rPr>
+          <w:iCs/>
+          <w:i/>
+        </w:rPr>
+        <w:t xml:space="preserve">“</w:t>
+      </w:r>
+      <w:r>
+        <w:rPr>
+          <w:iCs/>
+          <w:i/>
+        </w:rPr>
+        <w:t xml:space="preserve">I, George Stephen Burch . . . voluntarily give . . . permission to</w:t>
+      </w:r>
+      <w:r>
+        <w:rPr>
+          <w:iCs/>
+          <w:i/>
+        </w:rPr>
+        <w:t xml:space="preserve"> </w:t>
+      </w:r>
+      <w:r>
+        <w:rPr>
+          <w:iCs/>
+          <w:i/>
+        </w:rPr>
+        <w:t xml:space="preserve">search my . . . Samsung cellphone.</w:t>
+      </w:r>
+      <w:r>
+        <w:rPr>
+          <w:iCs/>
+          <w:i/>
+        </w:rPr>
+        <w:t xml:space="preserve">”</w:t>
+      </w:r>
+    </w:p>
+    <w:p>
+      <w:pPr>
+        <w:pStyle w:val="BodyText"/>
+      </w:pPr>
+      <w:r>
+        <w:t xml:space="preserve">The department’s forensic examiner did what forensic examiners do: a full</w:t>
+      </w:r>
+      <w:r>
+        <w:t xml:space="preserve"> </w:t>
+      </w:r>
+      <w:r>
+        <w:t xml:space="preserve">physical extraction of everything on the device, saved to long-term storage,</w:t>
+      </w:r>
+      <w:r>
+        <w:t xml:space="preserve"> </w:t>
+      </w:r>
+      <w:r>
+        <w:t xml:space="preserve">standard practice. Burch got his phone back. The file sat in the archive.</w:t>
+      </w:r>
+    </w:p>
+    <w:p>
+      <w:pPr>
+        <w:pStyle w:val="BodyText"/>
+      </w:pPr>
+      <w:r>
+        <w:t xml:space="preserve">Two months later, the Sheriff’s Office — still working the VanderHeyden</w:t>
+      </w:r>
+      <w:r>
+        <w:t xml:space="preserve"> </w:t>
+      </w:r>
+      <w:r>
+        <w:t xml:space="preserve">homicide — matched a DNA sample from Nicole’s sock to George Burch. When</w:t>
+      </w:r>
+      <w:r>
+        <w:t xml:space="preserve"> </w:t>
+      </w:r>
+      <w:r>
+        <w:t xml:space="preserve">detectives searched local records for prior police contact with him, they</w:t>
+      </w:r>
+      <w:r>
+        <w:t xml:space="preserve"> </w:t>
+      </w:r>
+      <w:r>
+        <w:t xml:space="preserve">found the Green Bay file: the consent form, and a complete copy of everything</w:t>
+      </w:r>
+      <w:r>
+        <w:t xml:space="preserve"> </w:t>
+      </w:r>
+      <w:r>
+        <w:t xml:space="preserve">that had been on his phone.</w:t>
+      </w:r>
+    </w:p>
+    <w:p>
+      <w:pPr>
+        <w:pStyle w:val="BodyText"/>
+      </w:pPr>
+      <w:r>
+        <w:t xml:space="preserve">What was on his phone was damning twice over. His internet history included</w:t>
+      </w:r>
+      <w:r>
+        <w:t xml:space="preserve"> </w:t>
+      </w:r>
+      <w:r>
+        <w:rPr>
+          <w:bCs/>
+          <w:b/>
+        </w:rPr>
+        <w:t xml:space="preserve">sixty-four viewings of news stories about Nicole VanderHeyden’s death</w:t>
+      </w:r>
+      <w:r>
+        <w:t xml:space="preserve"> </w:t>
+      </w:r>
+      <w:r>
+        <w:t xml:space="preserve">— a</w:t>
+      </w:r>
+      <w:r>
+        <w:t xml:space="preserve"> </w:t>
+      </w:r>
+      <w:r>
+        <w:t xml:space="preserve">man compulsively watching the coverage of a murder he claimed to know nothing</w:t>
+      </w:r>
+      <w:r>
+        <w:t xml:space="preserve"> </w:t>
+      </w:r>
+      <w:r>
+        <w:t xml:space="preserve">about. And the phone pointed to a Google account. With a warrant, detectives</w:t>
+      </w:r>
+      <w:r>
+        <w:t xml:space="preserve"> </w:t>
+      </w:r>
+      <w:r>
+        <w:t xml:space="preserve">obtained Burch’s</w:t>
+      </w:r>
+      <w:r>
+        <w:t xml:space="preserve"> </w:t>
+      </w:r>
+      <w:r>
+        <w:t xml:space="preserve">“</w:t>
+      </w:r>
+      <w:r>
+        <w:t xml:space="preserve">Google Dashboard</w:t>
+      </w:r>
+      <w:r>
+        <w:t xml:space="preserve">”</w:t>
+      </w:r>
+      <w:r>
+        <w:t xml:space="preserve"> </w:t>
+      </w:r>
+      <w:r>
+        <w:t xml:space="preserve">data, and Google’s location records placed</w:t>
+      </w:r>
+      <w:r>
+        <w:t xml:space="preserve"> </w:t>
+      </w:r>
+      <w:r>
+        <w:t xml:space="preserve">his phone at the bar Nicole visited that night, near her residence, at the</w:t>
+      </w:r>
+      <w:r>
+        <w:t xml:space="preserve"> </w:t>
+      </w:r>
+      <w:r>
+        <w:t xml:space="preserve">field where her body was found — and at the on-ramp where her bloody clothing</w:t>
+      </w:r>
+      <w:r>
+        <w:t xml:space="preserve"> </w:t>
+      </w:r>
+      <w:r>
+        <w:t xml:space="preserve">had been thrown from a vehicle.</w:t>
+      </w:r>
+    </w:p>
+    <w:p>
+      <w:pPr>
+        <w:pStyle w:val="BodyText"/>
+      </w:pPr>
+      <w:r>
+        <w:t xml:space="preserve">The phone had followed him through every stop of the crime, and then he had</w:t>
+      </w:r>
+      <w:r>
+        <w:t xml:space="preserve"> </w:t>
+      </w:r>
+      <w:r>
+        <w:t xml:space="preserve">handed it to a police officer over a fender-bender.</w:t>
+      </w:r>
+    </w:p>
+    <w:bookmarkEnd w:id="47"/>
+    <w:bookmarkStart w:id="48" w:name="the-story-he-told-the-jury"/>
+    <w:p>
+      <w:pPr>
+        <w:pStyle w:val="Heading2"/>
+      </w:pPr>
+      <w:r>
+        <w:t xml:space="preserve">The story he told the jury</w:t>
+      </w:r>
+    </w:p>
+    <w:p>
+      <w:pPr>
+        <w:pStyle w:val="FirstParagraph"/>
+      </w:pPr>
+      <w:r>
+        <w:t xml:space="preserve">At trial, Burch admitted he was with Nicole the night she died — he had to;</w:t>
+      </w:r>
+      <w:r>
+        <w:t xml:space="preserve"> </w:t>
+      </w:r>
+      <w:r>
+        <w:t xml:space="preserve">the data left him no choice. So he told the jury a story. They met at a bar,</w:t>
+      </w:r>
+      <w:r>
+        <w:t xml:space="preserve"> </w:t>
+      </w:r>
+      <w:r>
+        <w:t xml:space="preserve">he said, left together, parked near her house, became intimate. Then, he</w:t>
+      </w:r>
+      <w:r>
+        <w:t xml:space="preserve"> </w:t>
+      </w:r>
+      <w:r>
+        <w:t xml:space="preserve">claimed, he blacked out — and woke up on the ground with Nicole dead and</w:t>
+      </w:r>
+      <w:r>
+        <w:t xml:space="preserve"> </w:t>
+      </w:r>
+      <w:r>
+        <w:rPr>
+          <w:iCs/>
+          <w:i/>
+        </w:rPr>
+        <w:t xml:space="preserve">Detrie</w:t>
+      </w:r>
+      <w:r>
+        <w:t xml:space="preserve"> </w:t>
+      </w:r>
+      <w:r>
+        <w:t xml:space="preserve">standing over them with a gun. In Burch’s telling, the boyfriend</w:t>
+      </w:r>
+      <w:r>
+        <w:t xml:space="preserve"> </w:t>
+      </w:r>
+      <w:r>
+        <w:t xml:space="preserve">forced him at gunpoint to load Nicole’s body into his own vehicle, drive it to</w:t>
+      </w:r>
+      <w:r>
+        <w:t xml:space="preserve"> </w:t>
+      </w:r>
+      <w:r>
+        <w:t xml:space="preserve">the field, and carry her into the ditch. Only then did Burch heroically shove</w:t>
+      </w:r>
+      <w:r>
+        <w:t xml:space="preserve"> </w:t>
+      </w:r>
+      <w:r>
+        <w:t xml:space="preserve">Detrie, run to his vehicle, and escape — pausing, on the drive home, to throw</w:t>
+      </w:r>
+      <w:r>
+        <w:t xml:space="preserve"> </w:t>
+      </w:r>
+      <w:r>
+        <w:t xml:space="preserve">Nicole’s clothing out the window</w:t>
+      </w:r>
+      <w:r>
+        <w:t xml:space="preserve"> </w:t>
+      </w:r>
+      <w:r>
+        <w:t xml:space="preserve">“</w:t>
+      </w:r>
+      <w:r>
+        <w:t xml:space="preserve">in a panic.</w:t>
+      </w:r>
+      <w:r>
+        <w:t xml:space="preserve">”</w:t>
+      </w:r>
+    </w:p>
+    <w:p>
+      <w:pPr>
+        <w:pStyle w:val="BodyText"/>
+      </w:pPr>
+      <w:r>
+        <w:t xml:space="preserve">He had, of course, mentioned this to no one — not during the months police</w:t>
+      </w:r>
+      <w:r>
+        <w:t xml:space="preserve"> </w:t>
+      </w:r>
+      <w:r>
+        <w:t xml:space="preserve">publicly begged for tips, not to a single friend.</w:t>
+      </w:r>
+    </w:p>
+    <w:p>
+      <w:pPr>
+        <w:pStyle w:val="BodyText"/>
+      </w:pPr>
+      <w:r>
+        <w:t xml:space="preserve">The jury was asked to believe that the man whose Fitbit counted twelve steps</w:t>
+      </w:r>
+      <w:r>
+        <w:t xml:space="preserve"> </w:t>
+      </w:r>
+      <w:r>
+        <w:t xml:space="preserve">that night had orchestrated all of it. They deliberated and convicted George</w:t>
+      </w:r>
+      <w:r>
+        <w:t xml:space="preserve"> </w:t>
+      </w:r>
+      <w:r>
+        <w:t xml:space="preserve">Burch of first-degree intentional homicide. He was sentenced to life.</w:t>
+      </w:r>
+    </w:p>
+    <w:bookmarkEnd w:id="48"/>
+    <w:bookmarkStart w:id="49" w:name="what-the-appeal-decided"/>
+    <w:p>
+      <w:pPr>
+        <w:pStyle w:val="Heading2"/>
+      </w:pPr>
+      <w:r>
+        <w:t xml:space="preserve">What the appeal decided</w:t>
+      </w:r>
+    </w:p>
+    <w:p>
+      <w:pPr>
+        <w:pStyle w:val="FirstParagraph"/>
+      </w:pPr>
+      <w:r>
+        <w:t xml:space="preserve">Burch’s appeal reached the Wisconsin Supreme Court, and it is the reason this</w:t>
+      </w:r>
+      <w:r>
+        <w:t xml:space="preserve"> </w:t>
+      </w:r>
+      <w:r>
+        <w:t xml:space="preserve">case matters far beyond Green Bay. He argued the police had betrayed him twice:</w:t>
+      </w:r>
+      <w:r>
+        <w:t xml:space="preserve"> </w:t>
+      </w:r>
+      <w:r>
+        <w:t xml:space="preserve">first when Green Bay downloaded his</w:t>
+      </w:r>
+      <w:r>
+        <w:t xml:space="preserve"> </w:t>
+      </w:r>
+      <w:r>
+        <w:rPr>
+          <w:iCs/>
+          <w:i/>
+        </w:rPr>
+        <w:t xml:space="preserve">entire</w:t>
+      </w:r>
+      <w:r>
+        <w:t xml:space="preserve"> </w:t>
+      </w:r>
+      <w:r>
+        <w:t xml:space="preserve">phone after he’d only discussed</w:t>
+      </w:r>
+      <w:r>
+        <w:t xml:space="preserve"> </w:t>
+      </w:r>
+      <w:r>
+        <w:t xml:space="preserve">text messages, and again when a different department mined that download,</w:t>
+      </w:r>
+      <w:r>
+        <w:t xml:space="preserve"> </w:t>
+      </w:r>
+      <w:r>
+        <w:t xml:space="preserve">months later, for a murder he’d never consented to being investigated for.</w:t>
+      </w:r>
+    </w:p>
+    <w:p>
+      <w:pPr>
+        <w:pStyle w:val="BodyText"/>
+      </w:pPr>
+      <w:r>
+        <w:t xml:space="preserve">The court was unmoved (June 29, 2021, in a decision with several separate</w:t>
+      </w:r>
+      <w:r>
+        <w:t xml:space="preserve"> </w:t>
+      </w:r>
+      <w:r>
+        <w:t xml:space="preserve">writings — the justices themselves disagreed about how far digital consent</w:t>
+      </w:r>
+      <w:r>
+        <w:t xml:space="preserve"> </w:t>
+      </w:r>
+      <w:r>
+        <w:t xml:space="preserve">should stretch). Burch had signed a form authorizing a search of his cellphone,</w:t>
+      </w:r>
+      <w:r>
+        <w:t xml:space="preserve"> </w:t>
+      </w:r>
+      <w:r>
+        <w:t xml:space="preserve">full stop; nothing in his conversation with the officer limited it to texts.</w:t>
+      </w:r>
+      <w:r>
+        <w:t xml:space="preserve"> </w:t>
+      </w:r>
+      <w:r>
+        <w:t xml:space="preserve">And once the data lawfully sat in police storage, one department sharing it</w:t>
+      </w:r>
+      <w:r>
+        <w:t xml:space="preserve"> </w:t>
+      </w:r>
+      <w:r>
+        <w:t xml:space="preserve">with another was, in the circuit court’s words, a common and long-understood</w:t>
+      </w:r>
+      <w:r>
+        <w:t xml:space="preserve"> </w:t>
+      </w:r>
+      <w:r>
+        <w:t xml:space="preserve">practice.</w:t>
+      </w:r>
+    </w:p>
+    <w:p>
+      <w:pPr>
+        <w:pStyle w:val="BodyText"/>
+      </w:pPr>
+      <w:r>
+        <w:t xml:space="preserve">The Fitbit ruling was quieter but just as consequential. Burch — in a mirror</w:t>
+      </w:r>
+      <w:r>
+        <w:t xml:space="preserve"> </w:t>
+      </w:r>
+      <w:r>
+        <w:t xml:space="preserve">image of the fight in</w:t>
+      </w:r>
+      <w:r>
+        <w:t xml:space="preserve"> </w:t>
+      </w:r>
+      <w:r>
+        <w:rPr>
+          <w:iCs/>
+          <w:i/>
+        </w:rPr>
+        <w:t xml:space="preserve">State v. Dabate</w:t>
+      </w:r>
+      <w:r>
+        <w:t xml:space="preserve"> </w:t>
+      </w:r>
+      <w:r>
+        <w:t xml:space="preserve">(Chapter 21) — demanded the State</w:t>
+      </w:r>
+      <w:r>
+        <w:t xml:space="preserve"> </w:t>
+      </w:r>
+      <w:r>
+        <w:t xml:space="preserve">produce an expert to prove the science of Detrie’s Fitbit before the twelve</w:t>
+      </w:r>
+      <w:r>
+        <w:t xml:space="preserve"> </w:t>
+      </w:r>
+      <w:r>
+        <w:t xml:space="preserve">steps could clear his rival. The court held the step-count records could come</w:t>
+      </w:r>
+      <w:r>
+        <w:t xml:space="preserve"> </w:t>
+      </w:r>
+      <w:r>
+        <w:t xml:space="preserve">in</w:t>
+      </w:r>
+      <w:r>
+        <w:t xml:space="preserve"> </w:t>
+      </w:r>
+      <w:r>
+        <w:rPr>
+          <w:iCs/>
+          <w:i/>
+        </w:rPr>
+        <w:t xml:space="preserve">without</w:t>
+      </w:r>
+      <w:r>
+        <w:t xml:space="preserve"> </w:t>
+      </w:r>
+      <w:r>
+        <w:t xml:space="preserve">expert testimony on the underlying technology. Where Connecticut</w:t>
+      </w:r>
+      <w:r>
+        <w:t xml:space="preserve"> </w:t>
+      </w:r>
+      <w:r>
+        <w:t xml:space="preserve">would put a Columbia professor on the stand to validate the device, Wisconsin</w:t>
+      </w:r>
+      <w:r>
+        <w:t xml:space="preserve"> </w:t>
+      </w:r>
+      <w:r>
+        <w:t xml:space="preserve">let the little band speak for itself.</w:t>
+      </w:r>
+    </w:p>
+    <w:bookmarkEnd w:id="49"/>
+    <w:bookmarkStart w:id="53" w:name="howd-he-get-caught-2"/>
+    <w:p>
+      <w:pPr>
+        <w:pStyle w:val="Heading2"/>
+      </w:pPr>
+      <w:r>
+        <w:t xml:space="preserve">How’d he get caught?</w:t>
+      </w:r>
+    </w:p>
+    <w:p>
+      <w:pPr>
+        <w:pStyle w:val="FirstParagraph"/>
+      </w:pPr>
+      <w:r>
+        <w:t xml:space="preserve">He was caught by his own helpfulness. A murderer, three weeks clear of the</w:t>
+      </w:r>
+      <w:r>
+        <w:t xml:space="preserve"> </w:t>
+      </w:r>
+      <w:r>
+        <w:t xml:space="preserve">crime, signed a consent form in a trivial case to make himself look</w:t>
+      </w:r>
+      <w:r>
+        <w:t xml:space="preserve"> </w:t>
+      </w:r>
+      <w:r>
+        <w:t xml:space="preserve">cooperative — and handed police a complete map of the killing: his phone at</w:t>
+      </w:r>
+      <w:r>
+        <w:t xml:space="preserve"> </w:t>
+      </w:r>
+      <w:r>
+        <w:t xml:space="preserve">the bar, at her house, at the field, at the on-ramp, and sixty-four anxious</w:t>
+      </w:r>
+      <w:r>
+        <w:t xml:space="preserve"> </w:t>
+      </w:r>
+      <w:r>
+        <w:t xml:space="preserve">returns to the news coverage. Meanwhile, the man the arithmetic said should go</w:t>
+      </w:r>
+      <w:r>
+        <w:t xml:space="preserve"> </w:t>
+      </w:r>
+      <w:r>
+        <w:t xml:space="preserve">to prison was saved by a $99 wristband that had counted him fast asleep.</w:t>
+      </w:r>
+      <w:r>
+        <w:t xml:space="preserve"> </w:t>
+      </w:r>
+      <w:r>
+        <w:t xml:space="preserve">Twelve steps.</w:t>
+      </w:r>
+    </w:p>
+    <w:p>
+      <w:r>
+        <w:pict>
+          <v:rect style="width:0;height:1.5pt" o:hralign="center" o:hrstd="t" o:hr="t"/>
+        </w:pict>
+      </w:r>
+    </w:p>
+    <w:p>
+      <w:pPr>
+        <w:pStyle w:val="BlockText"/>
+      </w:pPr>
+      <w:r>
+        <w:rPr>
+          <w:bCs/>
+          <w:b/>
+        </w:rPr>
+        <w:t xml:space="preserve">📖 Read the case yourself:</w:t>
+      </w:r>
+      <w:r>
+        <w:t xml:space="preserve"> </w:t>
+      </w:r>
+      <w:r>
+        <w:rPr>
+          <w:iCs/>
+          <w:i/>
+        </w:rPr>
+        <w:t xml:space="preserve">State v. Burch</w:t>
+      </w:r>
+      <w:r>
+        <w:t xml:space="preserve">, 2021 WI 68, 398 Wis. 2d 1,</w:t>
+      </w:r>
+      <w:r>
+        <w:t xml:space="preserve"> </w:t>
+      </w:r>
+      <w:r>
+        <w:t xml:space="preserve">961 N.W.2d 314, Wisconsin Supreme Court, decided June 29, 2021.</w:t>
+      </w:r>
+      <w:r>
+        <w:t xml:space="preserve"> </w:t>
+      </w:r>
+      <w:r>
+        <w:t xml:space="preserve">Free online:</w:t>
+      </w:r>
+      <w:r>
+        <w:t xml:space="preserve"> </w:t>
+      </w:r>
+      <w:hyperlink r:id="rId50">
+        <w:r>
+          <w:rPr>
+            <w:rStyle w:val="Hyperlink"/>
+          </w:rPr>
+          <w:t xml:space="preserve">CourtListener</w:t>
+        </w:r>
+      </w:hyperlink>
+      <w:r>
+        <w:t xml:space="preserve"> </w:t>
+      </w:r>
+      <w:r>
+        <w:t xml:space="preserve">·</w:t>
+      </w:r>
+      <w:r>
+        <w:t xml:space="preserve"> </w:t>
+      </w:r>
+      <w:hyperlink r:id="rId51">
+        <w:r>
+          <w:rPr>
+            <w:rStyle w:val="Hyperlink"/>
+          </w:rPr>
+          <w:t xml:space="preserve">Justia</w:t>
+        </w:r>
+      </w:hyperlink>
+      <w:r>
+        <w:t xml:space="preserve"> </w:t>
+      </w:r>
+      <w:r>
+        <w:t xml:space="preserve">· official PDF via</w:t>
+      </w:r>
+      <w:r>
+        <w:t xml:space="preserve"> </w:t>
+      </w:r>
+      <w:hyperlink r:id="rId52">
+        <w:r>
+          <w:rPr>
+            <w:rStyle w:val="Hyperlink"/>
+          </w:rPr>
+          <w:t xml:space="preserve">wicourts.gov</w:t>
+        </w:r>
+      </w:hyperlink>
+      <w:r>
+        <w:t xml:space="preserve">.</w:t>
+      </w:r>
+      <w:r>
+        <w:t xml:space="preserve"> </w:t>
+      </w:r>
+      <w:r>
+        <w:t xml:space="preserve">The facts are set out in the Background section; the cellphone-consent and</w:t>
+      </w:r>
+      <w:r>
+        <w:t xml:space="preserve"> </w:t>
+      </w:r>
+      <w:r>
+        <w:t xml:space="preserve">Fitbit rulings follow in the Discussion.</w:t>
+      </w:r>
+    </w:p>
+    <w:bookmarkEnd w:id="53"/>
+    <w:bookmarkEnd w:id="54"/>
     <w:sectPr/>
   </w:body>
 </w:document>

--- a/book/word/How Not to Get Away With Murder - Master.docx
+++ b/book/word/How Not to Get Away With Murder - Master.docx
@@ -1136,50 +1136,56 @@
           <w:bCs/>
           <w:b/>
         </w:rPr>
-        <w:t xml:space="preserve">“</w:t>
+        <w:t xml:space="preserve">The Hard Drive in the Rafters</w:t>
+      </w:r>
+      <w:r>
+        <w:t xml:space="preserve"> </w:t>
+      </w:r>
+      <w:r>
+        <w:t xml:space="preserve">— 🇨🇦</w:t>
+      </w:r>
+      <w:r>
+        <w:t xml:space="preserve"> </w:t>
+      </w:r>
+      <w:r>
+        <w:rPr>
+          <w:iCs/>
+          <w:i/>
+        </w:rPr>
+        <w:t xml:space="preserve">R v Garland</w:t>
+      </w:r>
+      <w:r>
+        <w:t xml:space="preserve">, 2019 ABCA 479 ✍️</w:t>
+      </w:r>
+      <w:r>
+        <w:t xml:space="preserve"> </w:t>
+      </w:r>
+      <w:r>
+        <w:rPr>
+          <w:iCs/>
+          <w:i/>
+        </w:rPr>
+        <w:t xml:space="preserve">drafted</w:t>
+      </w:r>
+      <w:r>
+        <w:t xml:space="preserve"> </w:t>
+      </w:r>
+      <w:r>
+        <w:rPr>
+          <w:iCs/>
+          <w:i/>
+        </w:rPr>
+        <w:t xml:space="preserve">Hook:</w:t>
+      </w:r>
+      <w:r>
+        <w:t xml:space="preserve"> </w:t>
       </w:r>
       <w:r>
         <w:rPr>
           <w:bCs/>
           <w:b/>
         </w:rPr>
-        <w:t xml:space="preserve">Most Painful Torture</w:t>
-      </w:r>
-      <w:r>
-        <w:rPr>
-          <w:bCs/>
-          <w:b/>
-        </w:rPr>
-        <w:t xml:space="preserve">”</w:t>
-      </w:r>
-      <w:r>
-        <w:rPr>
-          <w:bCs/>
-          <w:b/>
-        </w:rPr>
-        <w:t xml:space="preserve">: The Hard Drive in the Wall</w:t>
-      </w:r>
-      <w:r>
-        <w:t xml:space="preserve"> </w:t>
-      </w:r>
-      <w:r>
-        <w:t xml:space="preserve">— 🇨🇦</w:t>
-      </w:r>
-      <w:r>
-        <w:t xml:space="preserve"> </w:t>
-      </w:r>
-      <w:r>
-        <w:rPr>
-          <w:iCs/>
-          <w:i/>
-        </w:rPr>
-        <w:t xml:space="preserve">R. v. Garland</w:t>
-      </w:r>
-      <w:r>
-        <w:t xml:space="preserve"> </w:t>
-      </w:r>
-      <w:r>
-        <w:t xml:space="preserve">(AB CA, 2019)</w:t>
+        <w:t xml:space="preserve">The patent he felt cheated over never earned a dollar. He killed three people for it anyway — and hid a hard drive that remembered every search.</w:t>
       </w:r>
     </w:p>
     <w:p>
@@ -1301,7 +1307,7 @@
           <w:bCs/>
           <w:b/>
         </w:rPr>
-        <w:t xml:space="preserve">A Murder Syllabus on the Family Computer</w:t>
+        <w:t xml:space="preserve">The Letter From the Grave</w:t>
       </w:r>
       <w:r>
         <w:t xml:space="preserve"> </w:t>
@@ -1320,10 +1326,95 @@
         <w:t xml:space="preserve">State v. Jensen</w:t>
       </w:r>
       <w:r>
-        <w:t xml:space="preserve"> </w:t>
-      </w:r>
-      <w:r>
-        <w:t xml:space="preserve">(Wis., 2021) — botulism, mercury fulminate, antifreeze</w:t>
+        <w:t xml:space="preserve">, 2021 WI 27 ✍️</w:t>
+      </w:r>
+      <w:r>
+        <w:t xml:space="preserve"> </w:t>
+      </w:r>
+      <w:r>
+        <w:rPr>
+          <w:iCs/>
+          <w:i/>
+        </w:rPr>
+        <w:t xml:space="preserve">drafted</w:t>
+      </w:r>
+      <w:r>
+        <w:t xml:space="preserve"> </w:t>
+      </w:r>
+      <w:r>
+        <w:t xml:space="preserve">🔶</w:t>
+      </w:r>
+      <w:r>
+        <w:t xml:space="preserve"> </w:t>
+      </w:r>
+      <w:r>
+        <w:rPr>
+          <w:iCs/>
+          <w:i/>
+        </w:rPr>
+        <w:t xml:space="preserve">Hook:</w:t>
+      </w:r>
+      <w:r>
+        <w:t xml:space="preserve"> </w:t>
+      </w:r>
+      <w:r>
+        <w:rPr>
+          <w:bCs/>
+          <w:b/>
+        </w:rPr>
+        <w:t xml:space="preserve">Two weeks before she died, Julie Jensen told a police officer: if anything happens to me, my husband should be your first suspect.</w:t>
+      </w:r>
+      <w:r>
+        <w:t xml:space="preserve"> </w:t>
+      </w:r>
+      <w:r>
+        <w:rPr>
+          <w:iCs/>
+          <w:i/>
+        </w:rPr>
+        <w:t xml:space="preserve">(The computer-search</w:t>
+      </w:r>
+      <w:r>
+        <w:rPr>
+          <w:iCs/>
+          <w:i/>
+        </w:rPr>
+        <w:t xml:space="preserve"> </w:t>
+      </w:r>
+      <w:r>
+        <w:rPr>
+          <w:iCs/>
+          <w:i/>
+        </w:rPr>
+        <w:t xml:space="preserve">“</w:t>
+      </w:r>
+      <w:r>
+        <w:rPr>
+          <w:iCs/>
+          <w:i/>
+        </w:rPr>
+        <w:t xml:space="preserve">murder syllabus</w:t>
+      </w:r>
+      <w:r>
+        <w:rPr>
+          <w:iCs/>
+          <w:i/>
+        </w:rPr>
+        <w:t xml:space="preserve">”</w:t>
+      </w:r>
+      <w:r>
+        <w:rPr>
+          <w:iCs/>
+          <w:i/>
+        </w:rPr>
+        <w:t xml:space="preserve"> </w:t>
+      </w:r>
+      <w:r>
+        <w:rPr>
+          <w:iCs/>
+          <w:i/>
+        </w:rPr>
+        <w:t xml:space="preserve">evidence lives in companion authority Jensen II, 2011 WI App 3 — on the pull list.)</w:t>
       </w:r>
     </w:p>
     <w:p>
@@ -1994,7 +2085,7 @@
           <w:bCs/>
           <w:b/>
         </w:rPr>
-        <w:t xml:space="preserve">Mr. Big: The Confession That Rewrote the Rules</w:t>
+        <w:t xml:space="preserve">Mr. Big</w:t>
       </w:r>
       <w:r>
         <w:t xml:space="preserve"> </w:t>
@@ -2013,10 +2104,43 @@
         <w:t xml:space="preserve">R. v. Hart</w:t>
       </w:r>
       <w:r>
-        <w:t xml:space="preserve"> </w:t>
-      </w:r>
-      <w:r>
-        <w:t xml:space="preserve">(SCC, 2014)</w:t>
+        <w:t xml:space="preserve">, 2014 SCC 52, [2014] 2 S.C.R. 544 ✍️</w:t>
+      </w:r>
+      <w:r>
+        <w:t xml:space="preserve"> </w:t>
+      </w:r>
+      <w:r>
+        <w:rPr>
+          <w:iCs/>
+          <w:i/>
+        </w:rPr>
+        <w:t xml:space="preserve">drafted</w:t>
+      </w:r>
+      <w:r>
+        <w:t xml:space="preserve"> </w:t>
+      </w:r>
+      <w:r>
+        <w:t xml:space="preserve">🔶</w:t>
+      </w:r>
+      <w:r>
+        <w:t xml:space="preserve"> </w:t>
+      </w:r>
+      <w:r>
+        <w:rPr>
+          <w:iCs/>
+          <w:i/>
+        </w:rPr>
+        <w:t xml:space="preserve">Hook:</w:t>
+      </w:r>
+      <w:r>
+        <w:t xml:space="preserve"> </w:t>
+      </w:r>
+      <w:r>
+        <w:rPr>
+          <w:bCs/>
+          <w:b/>
+        </w:rPr>
+        <w:t xml:space="preserve">The RCMP built a fake criminal empire with one purpose: to make an unemployed man from Gander confess to drowning his little girls.</w:t>
       </w:r>
     </w:p>
     <w:p>
@@ -3419,13 +3543,13 @@
     </w:p>
     <w:bookmarkEnd w:id="38"/>
     <w:bookmarkEnd w:id="39"/>
-    <w:bookmarkStart w:id="46" w:name="X9203c5d96f35499ac85be75e6ac11cd798292f8"/>
+    <w:bookmarkStart w:id="45" w:name="chapter-16-the-hard-drive-in-the-rafters"/>
     <w:p>
       <w:pPr>
         <w:pStyle w:val="Heading1"/>
       </w:pPr>
       <w:r>
-        <w:t xml:space="preserve">Chapter 21 — Don’t Murder a Woman Wearing a Fitbit</w:t>
+        <w:t xml:space="preserve">Chapter 16 — The Hard Drive in the Rafters</w:t>
       </w:r>
     </w:p>
     <w:p>
@@ -3437,7 +3561,21 @@
           <w:bCs/>
           <w:b/>
         </w:rPr>
-        <w:t xml:space="preserve">Her husband told police she was already dead. Her Fitbit kept counting.</w:t>
+        <w:t xml:space="preserve">The patent he felt cheated over never earned a dollar. He killed three people</w:t>
+      </w:r>
+      <w:r>
+        <w:rPr>
+          <w:bCs/>
+          <w:b/>
+        </w:rPr>
+        <w:t xml:space="preserve"> </w:t>
+      </w:r>
+      <w:r>
+        <w:rPr>
+          <w:bCs/>
+          <w:b/>
+        </w:rPr>
+        <w:t xml:space="preserve">for it anyway — and hid a hard drive that remembered every search.</w:t>
       </w:r>
     </w:p>
     <w:p>
@@ -3445,7 +3583,7 @@
         <w:pStyle w:val="BodyText"/>
       </w:pPr>
       <w:r>
-        <w:t xml:space="preserve">Two days before Christmas 2015, Richard Dabate had a story ready.</w:t>
+        <w:t xml:space="preserve">Douglas Garland kept score.</w:t>
       </w:r>
     </w:p>
     <w:p>
@@ -3453,37 +3591,43 @@
         <w:pStyle w:val="BodyText"/>
       </w:pPr>
       <w:r>
-        <w:t xml:space="preserve">A man in camouflage, he told Connecticut State Police, had been hiding inside</w:t>
-      </w:r>
-      <w:r>
-        <w:t xml:space="preserve"> </w:t>
-      </w:r>
-      <w:r>
-        <w:t xml:space="preserve">his Ellington home. The intruder chased his wife Connie into the basement and</w:t>
-      </w:r>
-      <w:r>
-        <w:t xml:space="preserve"> </w:t>
-      </w:r>
-      <w:r>
-        <w:t xml:space="preserve">shot her with the Dabates’ own gun. Then he turned on Richard — zip-tied him to</w:t>
-      </w:r>
-      <w:r>
-        <w:t xml:space="preserve"> </w:t>
-      </w:r>
-      <w:r>
-        <w:t xml:space="preserve">a folding chair, cut him with a box cutter, burned him with a blowtorch — until</w:t>
-      </w:r>
-      <w:r>
-        <w:t xml:space="preserve"> </w:t>
-      </w:r>
-      <w:r>
-        <w:t xml:space="preserve">Richard heroically shoved the torch back toward the man’s face and drove him</w:t>
-      </w:r>
-      <w:r>
-        <w:t xml:space="preserve"> </w:t>
-      </w:r>
-      <w:r>
-        <w:t xml:space="preserve">off. Bleeding, bound, he triggered the home’s panic alarm and called 911.</w:t>
+        <w:t xml:space="preserve">He was fifty-seven years old, described in the Alberta Court of Appeal’s</w:t>
+      </w:r>
+      <w:r>
+        <w:t xml:space="preserve"> </w:t>
+      </w:r>
+      <w:r>
+        <w:t xml:space="preserve">judgment as a highly intelligent loner with an expertise in computers —</w:t>
+      </w:r>
+      <w:r>
+        <w:t xml:space="preserve"> </w:t>
+      </w:r>
+      <w:r>
+        <w:t xml:space="preserve">unmarried, usually unemployed, living with his parents on a small farm north</w:t>
+      </w:r>
+      <w:r>
+        <w:t xml:space="preserve"> </w:t>
+      </w:r>
+      <w:r>
+        <w:t xml:space="preserve">of Calgary and driving a 1994 Ford pickup. Years earlier he had worked for one</w:t>
+      </w:r>
+      <w:r>
+        <w:t xml:space="preserve"> </w:t>
+      </w:r>
+      <w:r>
+        <w:t xml:space="preserve">of Alvin Liknes’s oil-and-gas businesses, and the two men had fallen out over</w:t>
+      </w:r>
+      <w:r>
+        <w:t xml:space="preserve"> </w:t>
+      </w:r>
+      <w:r>
+        <w:t xml:space="preserve">a pump Liknes patented. Garland believed he had contributed significantly to</w:t>
+      </w:r>
+      <w:r>
+        <w:t xml:space="preserve"> </w:t>
+      </w:r>
+      <w:r>
+        <w:t xml:space="preserve">its creation and had been cheated of the credit.</w:t>
       </w:r>
     </w:p>
     <w:p>
@@ -3491,13 +3635,32 @@
         <w:pStyle w:val="BodyText"/>
       </w:pPr>
       <w:r>
-        <w:t xml:space="preserve">When officers arrived they found Connie’s body in the basement. They found the</w:t>
-      </w:r>
-      <w:r>
-        <w:t xml:space="preserve"> </w:t>
-      </w:r>
-      <w:r>
-        <w:t xml:space="preserve">gun. They found a butane torch, a box cutter, burnt debris, droplets of blood.</w:t>
+        <w:t xml:space="preserve">Here is the detail the court records almost in passing, and that should stop</w:t>
+      </w:r>
+      <w:r>
+        <w:t xml:space="preserve"> </w:t>
+      </w:r>
+      <w:r>
+        <w:t xml:space="preserve">you cold: the pump was not economically viable. It had never earned any money.</w:t>
+      </w:r>
+      <w:r>
+        <w:t xml:space="preserve"> </w:t>
+      </w:r>
+      <w:r>
+        <w:t xml:space="preserve">There was nothing to be cheated</w:t>
+      </w:r>
+      <w:r>
+        <w:t xml:space="preserve"> </w:t>
+      </w:r>
+      <w:r>
+        <w:rPr>
+          <w:iCs/>
+          <w:i/>
+        </w:rPr>
+        <w:t xml:space="preserve">of</w:t>
+      </w:r>
+      <w:r>
+        <w:t xml:space="preserve">.</w:t>
       </w:r>
     </w:p>
     <w:p>
@@ -3505,7 +3668,31 @@
         <w:pStyle w:val="BodyText"/>
       </w:pPr>
       <w:r>
-        <w:t xml:space="preserve">They found, in other words, exactly the scene Richard had described.</w:t>
+        <w:t xml:space="preserve">It didn’t matter. For years, Garland kept tabs on Alvin Liknes. His obsession</w:t>
+      </w:r>
+      <w:r>
+        <w:t xml:space="preserve"> </w:t>
+      </w:r>
+      <w:r>
+        <w:t xml:space="preserve">grew to include Alvin’s wife, Kathy. He monitored the couple’s activities</w:t>
+      </w:r>
+      <w:r>
+        <w:t xml:space="preserve"> </w:t>
+      </w:r>
+      <w:r>
+        <w:t xml:space="preserve">through regular computer searches, a private surveillance program running</w:t>
+      </w:r>
+      <w:r>
+        <w:t xml:space="preserve"> </w:t>
+      </w:r>
+      <w:r>
+        <w:t xml:space="preserve">quietly out of a farmhouse. In December 2013, he came to believe Alvin had</w:t>
+      </w:r>
+      <w:r>
+        <w:t xml:space="preserve"> </w:t>
+      </w:r>
+      <w:r>
+        <w:t xml:space="preserve">stolen items from the Garland farm, and the old wound reopened.</w:t>
       </w:r>
     </w:p>
     <w:p>
@@ -3513,16 +3700,40 @@
         <w:pStyle w:val="BodyText"/>
       </w:pPr>
       <w:r>
-        <w:t xml:space="preserve">The problem was everything the scene couldn’t say — and one device that could.</w:t>
-      </w:r>
-    </w:p>
-    <w:bookmarkStart w:id="40" w:name="X7b11d94e34298c01d860c15ea739cb0dfca6508"/>
+        <w:t xml:space="preserve">Then, in early 2014, the Likneses announced they were leaving. They listed</w:t>
+      </w:r>
+      <w:r>
+        <w:t xml:space="preserve"> </w:t>
+      </w:r>
+      <w:r>
+        <w:t xml:space="preserve">their Calgary house, planned a retirement move to Evansburg, and advertised an</w:t>
+      </w:r>
+      <w:r>
+        <w:t xml:space="preserve"> </w:t>
+      </w:r>
+      <w:r>
+        <w:t xml:space="preserve">estate sale on Kijiji for the last week of June. Whatever clock had been</w:t>
+      </w:r>
+      <w:r>
+        <w:t xml:space="preserve"> </w:t>
+      </w:r>
+      <w:r>
+        <w:t xml:space="preserve">ticking inside Douglas Garland ran out. If he was going to settle the score,</w:t>
+      </w:r>
+      <w:r>
+        <w:t xml:space="preserve"> </w:t>
+      </w:r>
+      <w:r>
+        <w:t xml:space="preserve">it had to be now.</w:t>
+      </w:r>
+    </w:p>
+    <w:bookmarkStart w:id="40" w:name="the-preparations"/>
     <w:p>
       <w:pPr>
         <w:pStyle w:val="Heading2"/>
       </w:pPr>
       <w:r>
-        <w:t xml:space="preserve">The morning, as the machines remembered it</w:t>
+        <w:t xml:space="preserve">The preparations</w:t>
       </w:r>
     </w:p>
     <w:p>
@@ -3530,13 +3741,55 @@
         <w:pStyle w:val="FirstParagraph"/>
       </w:pPr>
       <w:r>
-        <w:t xml:space="preserve">Here is the morning of December 23, 2015, as the jury ultimately found it — not</w:t>
-      </w:r>
-      <w:r>
-        <w:t xml:space="preserve"> </w:t>
-      </w:r>
-      <w:r>
-        <w:t xml:space="preserve">from any witness, but from the electronic wake the household left behind.</w:t>
+        <w:t xml:space="preserve">What Garland did next, the trial evidence showed, he did methodically. He</w:t>
+      </w:r>
+      <w:r>
+        <w:t xml:space="preserve"> </w:t>
+      </w:r>
+      <w:r>
+        <w:t xml:space="preserve">began researching online how to kill and dismember people. He accumulated</w:t>
+      </w:r>
+      <w:r>
+        <w:t xml:space="preserve"> </w:t>
+      </w:r>
+      <w:r>
+        <w:t xml:space="preserve">restraints — handcuffs, straightjackets, tasers. He visited a butcher supply</w:t>
+      </w:r>
+      <w:r>
+        <w:t xml:space="preserve"> </w:t>
+      </w:r>
+      <w:r>
+        <w:t xml:space="preserve">shop and bought meat hooks, butcher knives, and a meat saw. He researched how</w:t>
+      </w:r>
+      <w:r>
+        <w:t xml:space="preserve"> </w:t>
+      </w:r>
+      <w:r>
+        <w:t xml:space="preserve">to defeat one specific model of Schlage lock — the kind securing the Liknes</w:t>
+      </w:r>
+      <w:r>
+        <w:t xml:space="preserve"> </w:t>
+      </w:r>
+      <w:r>
+        <w:t xml:space="preserve">front door. And through it all he browsed what the court describes as</w:t>
+      </w:r>
+      <w:r>
+        <w:t xml:space="preserve"> </w:t>
+      </w:r>
+      <w:r>
+        <w:t xml:space="preserve">“</w:t>
+      </w:r>
+      <w:r>
+        <w:t xml:space="preserve">gore</w:t>
+      </w:r>
+      <w:r>
+        <w:t xml:space="preserve">”</w:t>
+      </w:r>
+      <w:r>
+        <w:t xml:space="preserve"> </w:t>
+      </w:r>
+      <w:r>
+        <w:t xml:space="preserve">sites showing bodies being dissected and dismembered.</w:t>
       </w:r>
     </w:p>
     <w:p>
@@ -3544,25 +3797,25 @@
         <w:pStyle w:val="BodyText"/>
       </w:pPr>
       <w:r>
-        <w:t xml:space="preserve">Connie Dabate left for the gym at 8:46 a.m. Her class was cancelled, so she came</w:t>
-      </w:r>
-      <w:r>
-        <w:t xml:space="preserve"> </w:t>
-      </w:r>
-      <w:r>
-        <w:t xml:space="preserve">home at 9:18. She talked to her mother on the phone. She posted on Facebook. She</w:t>
-      </w:r>
-      <w:r>
-        <w:t xml:space="preserve"> </w:t>
-      </w:r>
-      <w:r>
-        <w:t xml:space="preserve">messaged a friend. An ordinary woman, running an ordinary errand, two days</w:t>
-      </w:r>
-      <w:r>
-        <w:t xml:space="preserve"> </w:t>
-      </w:r>
-      <w:r>
-        <w:t xml:space="preserve">before Christmas.</w:t>
+        <w:t xml:space="preserve">On the evening of June 29, 2014, Kathy Liknes’s daughter Jennifer brought her</w:t>
+      </w:r>
+      <w:r>
+        <w:t xml:space="preserve"> </w:t>
+      </w:r>
+      <w:r>
+        <w:t xml:space="preserve">two little boys — Nathan, five, and Max, three — to their grandparents’ house</w:t>
+      </w:r>
+      <w:r>
+        <w:t xml:space="preserve"> </w:t>
+      </w:r>
+      <w:r>
+        <w:t xml:space="preserve">for dinner and one last sleepover before the move. Max was restless and</w:t>
+      </w:r>
+      <w:r>
+        <w:t xml:space="preserve"> </w:t>
+      </w:r>
+      <w:r>
+        <w:t xml:space="preserve">couldn’t sleep, so around 11:30 p.m. Jennifer took him home. Nathan stayed.</w:t>
       </w:r>
     </w:p>
     <w:p>
@@ -3570,56 +3823,25 @@
         <w:pStyle w:val="BodyText"/>
       </w:pPr>
       <w:r>
-        <w:t xml:space="preserve">Richard never left the house. In those same quiet morning hours, the home’s own</w:t>
-      </w:r>
-      <w:r>
-        <w:t xml:space="preserve"> </w:t>
-      </w:r>
-      <w:r>
-        <w:t xml:space="preserve">records caught him opening the basement door</w:t>
-      </w:r>
-      <w:r>
-        <w:t xml:space="preserve"> </w:t>
-      </w:r>
-      <w:r>
-        <w:rPr>
-          <w:iCs/>
-          <w:i/>
-        </w:rPr>
-        <w:t xml:space="preserve">eight times</w:t>
-      </w:r>
-      <w:r>
-        <w:t xml:space="preserve">. Arming and</w:t>
-      </w:r>
-      <w:r>
-        <w:t xml:space="preserve"> </w:t>
-      </w:r>
-      <w:r>
-        <w:t xml:space="preserve">disarming the security system, again and again. At some point he walked outside</w:t>
-      </w:r>
-      <w:r>
-        <w:t xml:space="preserve"> </w:t>
-      </w:r>
-      <w:r>
-        <w:t xml:space="preserve">and placed his own wallet near the basement bulkhead stairs — set dressing for</w:t>
-      </w:r>
-      <w:r>
-        <w:t xml:space="preserve"> </w:t>
-      </w:r>
-      <w:r>
-        <w:t xml:space="preserve">the burglary to come. In between, he answered work emails and played music on</w:t>
-      </w:r>
-      <w:r>
-        <w:t xml:space="preserve"> </w:t>
-      </w:r>
-      <w:r>
-        <w:t xml:space="preserve">his phone. When he heard Connie come home earlier than he expected, he did</w:t>
-      </w:r>
-      <w:r>
-        <w:t xml:space="preserve"> </w:t>
-      </w:r>
-      <w:r>
-        <w:t xml:space="preserve">something almost unbearably mundane: he checked the gym schedule.</w:t>
+        <w:t xml:space="preserve">About three hours later, Garland arrived. He disabled the home’s wireless</w:t>
+      </w:r>
+      <w:r>
+        <w:t xml:space="preserve"> </w:t>
+      </w:r>
+      <w:r>
+        <w:t xml:space="preserve">router. He drilled out the Schlage lock. What followed, in the court’s words,</w:t>
+      </w:r>
+      <w:r>
+        <w:t xml:space="preserve"> </w:t>
+      </w:r>
+      <w:r>
+        <w:t xml:space="preserve">was a violent attack that ended with Alvin, Kathy, and five-year-old Nathan</w:t>
+      </w:r>
+      <w:r>
+        <w:t xml:space="preserve"> </w:t>
+      </w:r>
+      <w:r>
+        <w:t xml:space="preserve">being overpowered and taken from the home.</w:t>
       </w:r>
     </w:p>
     <w:p>
@@ -3627,13 +3849,55 @@
         <w:pStyle w:val="BodyText"/>
       </w:pPr>
       <w:r>
-        <w:t xml:space="preserve">At 10:05 a.m., he lured his wife down to the basement and shot her with a</w:t>
-      </w:r>
-      <w:r>
-        <w:t xml:space="preserve"> </w:t>
-      </w:r>
-      <w:r>
-        <w:t xml:space="preserve">pistol the couple had bought only two months earlier.</w:t>
+        <w:t xml:space="preserve">When Jennifer returned the next morning to pick up her son, she walked into</w:t>
+      </w:r>
+      <w:r>
+        <w:t xml:space="preserve"> </w:t>
+      </w:r>
+      <w:r>
+        <w:t xml:space="preserve">the aftermath — blood throughout the house, mixed with broken teeth. A</w:t>
+      </w:r>
+      <w:r>
+        <w:t xml:space="preserve"> </w:t>
+      </w:r>
+      <w:r>
+        <w:t xml:space="preserve">forensic pathologist brought to the scene offered investigators a sliver of</w:t>
+      </w:r>
+      <w:r>
+        <w:t xml:space="preserve"> </w:t>
+      </w:r>
+      <w:r>
+        <w:t xml:space="preserve">terrible hope: this much blood meant someone was seriously injured, but</w:t>
+      </w:r>
+      <w:r>
+        <w:t xml:space="preserve"> </w:t>
+      </w:r>
+      <w:r>
+        <w:t xml:space="preserve">perhaps still alive.</w:t>
+      </w:r>
+    </w:p>
+    <w:bookmarkEnd w:id="40"/>
+    <w:bookmarkStart w:id="41" w:name="five-days"/>
+    <w:p>
+      <w:pPr>
+        <w:pStyle w:val="Heading2"/>
+      </w:pPr>
+      <w:r>
+        <w:t xml:space="preserve">Five days</w:t>
+      </w:r>
+    </w:p>
+    <w:p>
+      <w:pPr>
+        <w:pStyle w:val="FirstParagraph"/>
+      </w:pPr>
+      <w:r>
+        <w:t xml:space="preserve">That sliver of hope drove everything that followed, including the legal fight</w:t>
+      </w:r>
+      <w:r>
+        <w:t xml:space="preserve"> </w:t>
+      </w:r>
+      <w:r>
+        <w:t xml:space="preserve">this case became.</w:t>
       </w:r>
     </w:p>
     <w:p>
@@ -3641,29 +3905,139 @@
         <w:pStyle w:val="BodyText"/>
       </w:pPr>
       <w:r>
-        <w:t xml:space="preserve">We can put a time on it because Connie was wearing a Fitbit One clipped to her</w:t>
-      </w:r>
-      <w:r>
-        <w:t xml:space="preserve"> </w:t>
-      </w:r>
-      <w:r>
-        <w:t xml:space="preserve">hip — a device that does exactly one thing, tirelessly: it counts its wearer’s</w:t>
-      </w:r>
-      <w:r>
-        <w:t xml:space="preserve"> </w:t>
-      </w:r>
-      <w:r>
-        <w:t xml:space="preserve">steps, minute by minute. At 10:05 a.m., it stopped.</w:t>
-      </w:r>
-    </w:p>
-    <w:bookmarkEnd w:id="40"/>
-    <w:bookmarkStart w:id="41" w:name="Xe67b992d38f8a0f7b4654d7ff9a0bd5ed378ef7"/>
+        <w:t xml:space="preserve">Security cameras on neighbouring homes caught a truck closely resembling</w:t>
+      </w:r>
+      <w:r>
+        <w:t xml:space="preserve"> </w:t>
+      </w:r>
+      <w:r>
+        <w:t xml:space="preserve">Garland’s distinctive old Ford passing the Liknes house at 3:10 a.m. — and</w:t>
+      </w:r>
+      <w:r>
+        <w:t xml:space="preserve"> </w:t>
+      </w:r>
+      <w:r>
+        <w:t xml:space="preserve">again at 7:45 a.m. When police released the image to the media, Garland’s own</w:t>
+      </w:r>
+      <w:r>
+        <w:t xml:space="preserve"> </w:t>
+      </w:r>
+      <w:r>
+        <w:t xml:space="preserve">sister and brother-in-law came forward: the truck was almost certainly</w:t>
+      </w:r>
+      <w:r>
+        <w:t xml:space="preserve"> </w:t>
+      </w:r>
+      <w:r>
+        <w:t xml:space="preserve">Douglas’s, and Douglas had carried a grudge against Alvin Liknes for years.</w:t>
+      </w:r>
+    </w:p>
+    <w:p>
+      <w:pPr>
+        <w:pStyle w:val="BodyText"/>
+      </w:pPr>
+      <w:r>
+        <w:t xml:space="preserve">The router sealed the suspicion. It was set to check in with its server every</w:t>
+      </w:r>
+      <w:r>
+        <w:t xml:space="preserve"> </w:t>
+      </w:r>
+      <w:r>
+        <w:t xml:space="preserve">six hours; it reported at 2:10 a.m. and never again — someone who understood</w:t>
+      </w:r>
+      <w:r>
+        <w:t xml:space="preserve"> </w:t>
+      </w:r>
+      <w:r>
+        <w:t xml:space="preserve">computers had unplugged it to keep his devices off the network. A loner with</w:t>
+      </w:r>
+      <w:r>
+        <w:t xml:space="preserve"> </w:t>
+      </w:r>
+      <w:r>
+        <w:t xml:space="preserve">computer expertise, a matching truck forty kilometres from home at 3:10 a.m.,</w:t>
+      </w:r>
+      <w:r>
+        <w:t xml:space="preserve"> </w:t>
+      </w:r>
+      <w:r>
+        <w:t xml:space="preserve">and an abiding grudge: on July 4, police descended on the Garland farm.</w:t>
+      </w:r>
+    </w:p>
+    <w:p>
+      <w:pPr>
+        <w:pStyle w:val="BodyText"/>
+      </w:pPr>
+      <w:r>
+        <w:t xml:space="preserve">They faced a brutal choice. Wait for a warrant — or go in immediately, on the</w:t>
+      </w:r>
+      <w:r>
+        <w:t xml:space="preserve"> </w:t>
+      </w:r>
+      <w:r>
+        <w:t xml:space="preserve">chance that a man, a woman, or a little boy was still alive somewhere on that</w:t>
+      </w:r>
+      <w:r>
+        <w:t xml:space="preserve"> </w:t>
+      </w:r>
+      <w:r>
+        <w:t xml:space="preserve">property. They went in, under orders to search only places large enough to</w:t>
+      </w:r>
+      <w:r>
+        <w:t xml:space="preserve"> </w:t>
+      </w:r>
+      <w:r>
+        <w:t xml:space="preserve">conceal a body. They found a large smouldering firepit. Fresh cut marks on the</w:t>
+      </w:r>
+      <w:r>
+        <w:t xml:space="preserve"> </w:t>
+      </w:r>
+      <w:r>
+        <w:t xml:space="preserve">recently cleaned floor of a greenhouse. Restraints. No bodies.</w:t>
+      </w:r>
+    </w:p>
+    <w:p>
+      <w:pPr>
+        <w:pStyle w:val="BodyText"/>
+      </w:pPr>
+      <w:r>
+        <w:t xml:space="preserve">Garland was stopped driving away from the farm and detained; his shoes were</w:t>
+      </w:r>
+      <w:r>
+        <w:t xml:space="preserve"> </w:t>
+      </w:r>
+      <w:r>
+        <w:t xml:space="preserve">seized, and a victim’s blood was on them. The next day, warrant in hand,</w:t>
+      </w:r>
+      <w:r>
+        <w:t xml:space="preserve"> </w:t>
+      </w:r>
+      <w:r>
+        <w:t xml:space="preserve">police searched the farm thoroughly. In the firepit, and on a meat hook and a</w:t>
+      </w:r>
+      <w:r>
+        <w:t xml:space="preserve"> </w:t>
+      </w:r>
+      <w:r>
+        <w:t xml:space="preserve">meat saw, they found DNA — blood and flesh — from all three victims.</w:t>
+      </w:r>
+    </w:p>
+    <w:p>
+      <w:pPr>
+        <w:pStyle w:val="BodyText"/>
+      </w:pPr>
+      <w:r>
+        <w:t xml:space="preserve">And in the rafters of the house, hidden, they found a computer hard drive.</w:t>
+      </w:r>
+    </w:p>
+    <w:bookmarkEnd w:id="41"/>
+    <w:bookmarkStart w:id="42" w:name="what-the-hard-drive-remembered"/>
     <w:p>
       <w:pPr>
         <w:pStyle w:val="Heading2"/>
       </w:pPr>
       <w:r>
-        <w:t xml:space="preserve">The story that couldn’t survive its own timeline</w:t>
+        <w:t xml:space="preserve">What the hard drive remembered</w:t>
       </w:r>
     </w:p>
     <w:p>
@@ -3671,41 +4045,19 @@
         <w:pStyle w:val="FirstParagraph"/>
       </w:pPr>
       <w:r>
-        <w:t xml:space="preserve">Richard’s account put a masked killer in the house while Connie fled for her</w:t>
-      </w:r>
-      <w:r>
-        <w:t xml:space="preserve"> </w:t>
-      </w:r>
-      <w:r>
-        <w:t xml:space="preserve">life. But her Fitbit — together with her Facebook activity — showed the jury</w:t>
-      </w:r>
-      <w:r>
-        <w:t xml:space="preserve"> </w:t>
-      </w:r>
-      <w:r>
-        <w:t xml:space="preserve">something devastating: Connie was alive, moving, posting, messaging,</w:t>
-      </w:r>
-      <w:r>
-        <w:t xml:space="preserve"> </w:t>
-      </w:r>
-      <w:r>
-        <w:rPr>
-          <w:iCs/>
-          <w:i/>
-        </w:rPr>
-        <w:t xml:space="preserve">after</w:t>
-      </w:r>
-      <w:r>
-        <w:t xml:space="preserve"> </w:t>
-      </w:r>
-      <w:r>
-        <w:t xml:space="preserve">the point where Richard’s story needed her to be dead. As the Connecticut</w:t>
-      </w:r>
-      <w:r>
-        <w:t xml:space="preserve"> </w:t>
-      </w:r>
-      <w:r>
-        <w:t xml:space="preserve">Supreme Court later put it, the electronic evidence</w:t>
+        <w:t xml:space="preserve">The forensic examination of that drive laid Garland’s inner life out like an</w:t>
+      </w:r>
+      <w:r>
+        <w:t xml:space="preserve"> </w:t>
+      </w:r>
+      <w:r>
+        <w:t xml:space="preserve">autopsy. Months of computer surveillance of Alvin and Kathy Liknes. Articles</w:t>
+      </w:r>
+      <w:r>
+        <w:t xml:space="preserve"> </w:t>
+      </w:r>
+      <w:r>
+        <w:t xml:space="preserve">with titles like</w:t>
       </w:r>
       <w:r>
         <w:t xml:space="preserve"> </w:t>
@@ -3714,36 +4066,69 @@
         <w:t xml:space="preserve">“</w:t>
       </w:r>
       <w:r>
-        <w:t xml:space="preserve">demonstrated to the jury</w:t>
-      </w:r>
-      <w:r>
-        <w:t xml:space="preserve"> </w:t>
-      </w:r>
-      <w:r>
-        <w:t xml:space="preserve">that the victim was alive at the time that the defendant claimed that she had</w:t>
-      </w:r>
-      <w:r>
-        <w:t xml:space="preserve"> </w:t>
-      </w:r>
-      <w:r>
-        <w:t xml:space="preserve">been murdered by a third party.</w:t>
+        <w:t xml:space="preserve">Kill Without Joy.</w:t>
       </w:r>
       <w:r>
         <w:t xml:space="preserve">”</w:t>
       </w:r>
+      <w:r>
+        <w:t xml:space="preserve"> </w:t>
+      </w:r>
+      <w:r>
+        <w:t xml:space="preserve">An autopsy manual. Files of mutilated</w:t>
+      </w:r>
+      <w:r>
+        <w:t xml:space="preserve"> </w:t>
+      </w:r>
+      <w:r>
+        <w:t xml:space="preserve">corpses. Videos feeding a fetish for adult women wearing only diapers. And —</w:t>
+      </w:r>
+      <w:r>
+        <w:t xml:space="preserve"> </w:t>
+      </w:r>
+      <w:r>
+        <w:t xml:space="preserve">the detail that turns the stomach twice — files offering information on</w:t>
+      </w:r>
+      <w:r>
+        <w:t xml:space="preserve"> </w:t>
+      </w:r>
+      <w:r>
+        <w:rPr>
+          <w:bCs/>
+          <w:b/>
+        </w:rPr>
+        <w:t xml:space="preserve">how</w:t>
+      </w:r>
+      <w:r>
+        <w:rPr>
+          <w:bCs/>
+          <w:b/>
+        </w:rPr>
+        <w:t xml:space="preserve"> </w:t>
+      </w:r>
+      <w:r>
+        <w:rPr>
+          <w:bCs/>
+          <w:b/>
+        </w:rPr>
+        <w:t xml:space="preserve">to destroy DNA evidence</w:t>
+      </w:r>
+      <w:r>
+        <w:t xml:space="preserve">.</w:t>
+      </w:r>
     </w:p>
     <w:p>
       <w:pPr>
         <w:pStyle w:val="BodyText"/>
       </w:pPr>
       <w:r>
-        <w:t xml:space="preserve">The rest of the case fell in behind the timeline like iron filings behind a</w:t>
-      </w:r>
-      <w:r>
-        <w:t xml:space="preserve"> </w:t>
-      </w:r>
-      <w:r>
-        <w:t xml:space="preserve">magnet.</w:t>
+        <w:t xml:space="preserve">He had studied how to erase the physical traces. He never thought to burn the</w:t>
+      </w:r>
+      <w:r>
+        <w:t xml:space="preserve"> </w:t>
+      </w:r>
+      <w:r>
+        <w:t xml:space="preserve">drive that held the studying.</w:t>
       </w:r>
     </w:p>
     <w:p>
@@ -3751,148 +4136,147 @@
         <w:pStyle w:val="BodyText"/>
       </w:pPr>
       <w:r>
-        <w:t xml:space="preserve">A state police canine swept the house and found no scent of any third person.</w:t>
-      </w:r>
-      <w:r>
-        <w:t xml:space="preserve"> </w:t>
-      </w:r>
-      <w:r>
-        <w:t xml:space="preserve">The forensic laboratory found Richard’s DNA where the intruder’s should have</w:t>
-      </w:r>
-      <w:r>
-        <w:t xml:space="preserve"> </w:t>
-      </w:r>
-      <w:r>
-        <w:t xml:space="preserve">been: on the basement safe, on the back of the folding chair he’d been</w:t>
-      </w:r>
-      <w:r>
-        <w:t xml:space="preserve"> </w:t>
+        <w:t xml:space="preserve">Two further pieces completed the case. The day after the kidnapping, a car</w:t>
+      </w:r>
+      <w:r>
+        <w:t xml:space="preserve"> </w:t>
+      </w:r>
+      <w:r>
+        <w:t xml:space="preserve">wash employee in nearby Airdrie noticed Garland power-washing his truck;</w:t>
+      </w:r>
+      <w:r>
+        <w:t xml:space="preserve"> </w:t>
+      </w:r>
+      <w:r>
+        <w:t xml:space="preserve">forensic examination still found Kathy Liknes’s blood on the back of the</w:t>
+      </w:r>
+      <w:r>
+        <w:t xml:space="preserve"> </w:t>
+      </w:r>
+      <w:r>
+        <w:t xml:space="preserve">licence plate. And by grim coincidence, an aerial survey had photographed the</w:t>
+      </w:r>
+      <w:r>
+        <w:t xml:space="preserve"> </w:t>
+      </w:r>
+      <w:r>
+        <w:t xml:space="preserve">area two days after the abduction — before police ever looked at Garland. In</w:t>
+      </w:r>
+      <w:r>
+        <w:t xml:space="preserve"> </w:t>
+      </w:r>
+      <w:r>
+        <w:t xml:space="preserve">the photos of the Garland farm, near the burn pit, lie what appear to be three</w:t>
+      </w:r>
+      <w:r>
+        <w:t xml:space="preserve"> </w:t>
+      </w:r>
+      <w:r>
+        <w:t xml:space="preserve">bodies — two adults and a child — wearing only diapers.</w:t>
+      </w:r>
+    </w:p>
+    <w:p>
+      <w:pPr>
+        <w:pStyle w:val="BodyText"/>
+      </w:pPr>
+      <w:r>
+        <w:t xml:space="preserve">The bodies themselves were never recovered. The firepit had done its work.</w:t>
+      </w:r>
+    </w:p>
+    <w:p>
+      <w:pPr>
+        <w:pStyle w:val="BodyText"/>
+      </w:pPr>
+      <w:r>
+        <w:t xml:space="preserve">Garland did not testify and called no evidence. The jury convicted him of</w:t>
+      </w:r>
+      <w:r>
+        <w:t xml:space="preserve"> </w:t>
+      </w:r>
+      <w:r>
+        <w:t xml:space="preserve">three counts of first-degree murder, and he was sentenced to life with no</w:t>
+      </w:r>
+      <w:r>
+        <w:t xml:space="preserve"> </w:t>
+      </w:r>
+      <w:r>
+        <w:t xml:space="preserve">parole eligibility for seventy-five years. On appeal he didn’t dispute that he</w:t>
+      </w:r>
+      <w:r>
+        <w:t xml:space="preserve"> </w:t>
+      </w:r>
+      <w:r>
+        <w:t xml:space="preserve">was the killer — he argued the police had violated the Charter at nearly every</w:t>
+      </w:r>
+      <w:r>
+        <w:t xml:space="preserve"> </w:t>
+      </w:r>
+      <w:r>
+        <w:t xml:space="preserve">step: the takedown, the shoe seizure, the warrantless search, the warrant</w:t>
+      </w:r>
+      <w:r>
+        <w:t xml:space="preserve"> </w:t>
+      </w:r>
+      <w:r>
+        <w:t xml:space="preserve">built on it, even the trial judge’s gentle warnings to the jury before the</w:t>
+      </w:r>
+      <w:r>
+        <w:t xml:space="preserve"> </w:t>
+      </w:r>
+      <w:r>
+        <w:t xml:space="preserve">worst evidence (</w:t>
       </w:r>
       <w:r>
         <w:t xml:space="preserve">“</w:t>
       </w:r>
       <w:r>
-        <w:t xml:space="preserve">bound</w:t>
+        <w:t xml:space="preserve">I know yesterday was difficult. It was difficult for me</w:t>
+      </w:r>
+      <w:r>
+        <w:t xml:space="preserve"> </w:t>
+      </w:r>
+      <w:r>
+        <w:t xml:space="preserve">too.</w:t>
       </w:r>
       <w:r>
         <w:t xml:space="preserve">”</w:t>
       </w:r>
       <w:r>
-        <w:t xml:space="preserve"> </w:t>
-      </w:r>
-      <w:r>
-        <w:t xml:space="preserve">to, on the handle of the gun, on the box cutter. His zip ties were tied loose.</w:t>
-      </w:r>
-      <w:r>
-        <w:t xml:space="preserve"> </w:t>
-      </w:r>
-      <w:r>
-        <w:t xml:space="preserve">His wounds — thighs, chest, a finger — were the shallow geometry of</w:t>
-      </w:r>
-      <w:r>
-        <w:t xml:space="preserve"> </w:t>
-      </w:r>
-      <w:r>
-        <w:t xml:space="preserve">self-infliction, not torture.</w:t>
-      </w:r>
-    </w:p>
-    <w:p>
-      <w:pPr>
-        <w:pStyle w:val="BodyText"/>
-      </w:pPr>
-      <w:r>
-        <w:t xml:space="preserve">And then there was the motive, which Richard himself handed to detectives from</w:t>
-      </w:r>
-      <w:r>
-        <w:t xml:space="preserve"> </w:t>
-      </w:r>
-      <w:r>
-        <w:t xml:space="preserve">a bed at Hartford Hospital. For seven years he had been carrying on an affair</w:t>
-      </w:r>
-      <w:r>
-        <w:t xml:space="preserve"> </w:t>
-      </w:r>
-      <w:r>
-        <w:t xml:space="preserve">with a woman named Sara Ganzer. In June 2015 she became pregnant with his</w:t>
-      </w:r>
-      <w:r>
-        <w:t xml:space="preserve"> </w:t>
-      </w:r>
-      <w:r>
-        <w:t xml:space="preserve">child; he told her he was divorcing Connie and had already moved half his</w:t>
-      </w:r>
-      <w:r>
-        <w:t xml:space="preserve"> </w:t>
-      </w:r>
-      <w:r>
-        <w:t xml:space="preserve">things out. He was lying. He never called a divorce lawyer — a divorce, he</w:t>
-      </w:r>
-      <w:r>
-        <w:t xml:space="preserve"> </w:t>
-      </w:r>
-      <w:r>
-        <w:t xml:space="preserve">feared, would wreck him financially and detonate his family. When detectives</w:t>
-      </w:r>
-      <w:r>
-        <w:t xml:space="preserve"> </w:t>
-      </w:r>
-      <w:r>
-        <w:t xml:space="preserve">first asked, he floated an audacious cover story: he and Connie couldn’t have</w:t>
-      </w:r>
-      <w:r>
-        <w:t xml:space="preserve"> </w:t>
-      </w:r>
-      <w:r>
-        <w:t xml:space="preserve">another child, so Sara was carrying the baby as their</w:t>
-      </w:r>
-      <w:r>
-        <w:t xml:space="preserve"> </w:t>
-      </w:r>
-      <w:r>
-        <w:rPr>
-          <w:iCs/>
-          <w:i/>
-        </w:rPr>
-        <w:t xml:space="preserve">surrogate</w:t>
-      </w:r>
-      <w:r>
-        <w:t xml:space="preserve">. Under</w:t>
-      </w:r>
-      <w:r>
-        <w:t xml:space="preserve"> </w:t>
-      </w:r>
-      <w:r>
-        <w:t xml:space="preserve">pressure, that collapsed into the truth. The detectives told him, almost</w:t>
-      </w:r>
-      <w:r>
-        <w:t xml:space="preserve"> </w:t>
-      </w:r>
-      <w:r>
-        <w:t xml:space="preserve">gently, that his account of the morning would be easy to check against the</w:t>
-      </w:r>
-      <w:r>
-        <w:t xml:space="preserve"> </w:t>
-      </w:r>
-      <w:r>
-        <w:t xml:space="preserve">electronic records. Richard asked for a lawyer.</w:t>
-      </w:r>
-    </w:p>
-    <w:p>
-      <w:pPr>
-        <w:pStyle w:val="BodyText"/>
-      </w:pPr>
-      <w:r>
-        <w:t xml:space="preserve">Sixteen months later he was arrested for murder.</w:t>
-      </w:r>
-    </w:p>
-    <w:bookmarkEnd w:id="41"/>
-    <w:bookmarkStart w:id="42" w:name="Xb2f571a3ce5b829599892b5c7bae5c141c375a5"/>
+        <w:t xml:space="preserve">). The Court of Appeal worked through every ground and dismissed the</w:t>
+      </w:r>
+      <w:r>
+        <w:t xml:space="preserve"> </w:t>
+      </w:r>
+      <w:r>
+        <w:t xml:space="preserve">appeal. The police had erred in small ways — a black bag opened too soon, the</w:t>
+      </w:r>
+      <w:r>
+        <w:t xml:space="preserve"> </w:t>
+      </w:r>
+      <w:r>
+        <w:t xml:space="preserve">shoes taken during investigative detention — but the searches that mattered</w:t>
+      </w:r>
+      <w:r>
+        <w:t xml:space="preserve"> </w:t>
+      </w:r>
+      <w:r>
+        <w:t xml:space="preserve">were driven by the one motive the law protects above almost everything: the</w:t>
+      </w:r>
+      <w:r>
+        <w:t xml:space="preserve"> </w:t>
+      </w:r>
+      <w:r>
+        <w:t xml:space="preserve">chance that someone was still alive to save.</w:t>
+      </w:r>
+    </w:p>
+    <w:bookmarkEnd w:id="42"/>
+    <w:bookmarkStart w:id="44" w:name="howd-he-get-caught-1"/>
     <w:p>
       <w:pPr>
         <w:pStyle w:val="Heading2"/>
       </w:pPr>
       <w:r>
-        <w:t xml:space="preserve">The science: making a step-counter testify</w:t>
+        <w:t xml:space="preserve">How’d he get caught?</w:t>
       </w:r>
     </w:p>
     <w:p>
@@ -3900,311 +4284,55 @@
         <w:pStyle w:val="FirstParagraph"/>
       </w:pPr>
       <w:r>
-        <w:t xml:space="preserve">Getting a fitness tracker’s word into a murder trial is not automatic. Dabate’s</w:t>
-      </w:r>
-      <w:r>
-        <w:t xml:space="preserve"> </w:t>
-      </w:r>
-      <w:r>
-        <w:t xml:space="preserve">lawyers fought it hard, and the fight is what makes this case a landmark.</w:t>
-      </w:r>
-    </w:p>
-    <w:p>
-      <w:pPr>
-        <w:pStyle w:val="BodyText"/>
-      </w:pPr>
-      <w:r>
-        <w:t xml:space="preserve">Connecticut screens novel scientific evidence under</w:t>
-      </w:r>
-      <w:r>
-        <w:t xml:space="preserve"> </w:t>
-      </w:r>
-      <w:r>
-        <w:rPr>
-          <w:iCs/>
-          <w:i/>
-        </w:rPr>
-        <w:t xml:space="preserve">State v. Porter</w:t>
-      </w:r>
-      <w:r>
-        <w:t xml:space="preserve"> </w:t>
-      </w:r>
-      <w:r>
-        <w:t xml:space="preserve">— its</w:t>
-      </w:r>
-      <w:r>
-        <w:t xml:space="preserve"> </w:t>
-      </w:r>
-      <w:r>
-        <w:t xml:space="preserve">version of the federal</w:t>
-      </w:r>
-      <w:r>
-        <w:t xml:space="preserve"> </w:t>
-      </w:r>
-      <w:r>
-        <w:rPr>
-          <w:iCs/>
-          <w:i/>
-        </w:rPr>
-        <w:t xml:space="preserve">Daubert</w:t>
-      </w:r>
-      <w:r>
-        <w:t xml:space="preserve"> </w:t>
-      </w:r>
-      <w:r>
-        <w:t xml:space="preserve">standard. Before the Fitbit data could reach</w:t>
-      </w:r>
-      <w:r>
-        <w:t xml:space="preserve"> </w:t>
-      </w:r>
-      <w:r>
-        <w:t xml:space="preserve">the jury, a judge had to be satisfied the technology was genuinely reliable:</w:t>
-      </w:r>
-      <w:r>
-        <w:t xml:space="preserve"> </w:t>
-      </w:r>
-      <w:r>
-        <w:t xml:space="preserve">tested, peer-reviewed, accepted in the scientific community, not something</w:t>
-      </w:r>
-      <w:r>
-        <w:t xml:space="preserve"> </w:t>
-      </w:r>
-      <w:r>
-        <w:t xml:space="preserve">cooked up for courtrooms.</w:t>
-      </w:r>
-    </w:p>
-    <w:p>
-      <w:pPr>
-        <w:pStyle w:val="BodyText"/>
-      </w:pPr>
-      <w:r>
-        <w:t xml:space="preserve">The state’s answer was Keith Diaz, a professor of behavioral medicine at</w:t>
-      </w:r>
-      <w:r>
-        <w:t xml:space="preserve"> </w:t>
-      </w:r>
-      <w:r>
-        <w:t xml:space="preserve">Columbia University Medical Center and director of its Wearable Device Reading</w:t>
-      </w:r>
-      <w:r>
-        <w:t xml:space="preserve"> </w:t>
-      </w:r>
-      <w:r>
-        <w:t xml:space="preserve">Center. Diaz had run an NIH-funded validation study of consumer fitness</w:t>
-      </w:r>
-      <w:r>
-        <w:t xml:space="preserve"> </w:t>
-      </w:r>
-      <w:r>
-        <w:t xml:space="preserve">trackers, and his findings were quietly remarkable: the Fitbit is</w:t>
-      </w:r>
-      <w:r>
-        <w:t xml:space="preserve"> </w:t>
-      </w:r>
-      <w:r>
-        <w:rPr>
-          <w:iCs/>
-          <w:i/>
-        </w:rPr>
-        <w:t xml:space="preserve">very</w:t>
-      </w:r>
-      <w:r>
-        <w:t xml:space="preserve"> </w:t>
-      </w:r>
-      <w:r>
-        <w:t xml:space="preserve">accurate at counting steps — more accurate, in fact, than the Actical, a</w:t>
-      </w:r>
-      <w:r>
-        <w:t xml:space="preserve"> </w:t>
-      </w:r>
-      <w:r>
-        <w:t xml:space="preserve">research-grade device scientists use. And it is at its most accurate when worn</w:t>
-      </w:r>
-      <w:r>
-        <w:t xml:space="preserve"> </w:t>
-      </w:r>
-      <w:r>
-        <w:t xml:space="preserve">on the hip.</w:t>
-      </w:r>
-    </w:p>
-    <w:p>
-      <w:pPr>
-        <w:pStyle w:val="BodyText"/>
-      </w:pPr>
-      <w:r>
-        <w:t xml:space="preserve">Connie wore hers on her hip.</w:t>
-      </w:r>
-    </w:p>
-    <w:p>
-      <w:pPr>
-        <w:pStyle w:val="BodyText"/>
-      </w:pPr>
-      <w:r>
-        <w:t xml:space="preserve">The defense’s best punch was a clever one: Diaz couldn’t explain Fitbit’s</w:t>
-      </w:r>
-      <w:r>
-        <w:t xml:space="preserve"> </w:t>
-      </w:r>
-      <w:r>
-        <w:t xml:space="preserve">proprietary internal algorithm — the secret code that turns raw motion into a</w:t>
-      </w:r>
-      <w:r>
-        <w:t xml:space="preserve"> </w:t>
-      </w:r>
-      <w:r>
-        <w:t xml:space="preserve">step count. If the expert can’t open the black box, how can the court trust</w:t>
-      </w:r>
-      <w:r>
-        <w:t xml:space="preserve"> </w:t>
-      </w:r>
-      <w:r>
-        <w:t xml:space="preserve">what comes out of it? The Connecticut Supreme Court’s answer will echo through</w:t>
-      </w:r>
-      <w:r>
-        <w:t xml:space="preserve"> </w:t>
-      </w:r>
-      <w:r>
-        <w:t xml:space="preserve">every device case to come: an expert doesn’t need the source code to prove a</w:t>
-      </w:r>
-      <w:r>
-        <w:t xml:space="preserve"> </w:t>
-      </w:r>
-      <w:r>
-        <w:t xml:space="preserve">machine’s output is reliable, any more than he needs Ford’s blueprints to</w:t>
-      </w:r>
-      <w:r>
-        <w:t xml:space="preserve"> </w:t>
-      </w:r>
-      <w:r>
-        <w:t xml:space="preserve">testify that a speedometer works. What matters is validation — testing the</w:t>
-      </w:r>
-      <w:r>
-        <w:t xml:space="preserve"> </w:t>
-      </w:r>
-      <w:r>
-        <w:t xml:space="preserve">device against ground truth, publishing the results, letting other scientists</w:t>
-      </w:r>
-      <w:r>
-        <w:t xml:space="preserve"> </w:t>
-      </w:r>
-      <w:r>
-        <w:t xml:space="preserve">tear at them.</w:t>
-      </w:r>
-    </w:p>
-    <w:p>
-      <w:pPr>
-        <w:pStyle w:val="BodyText"/>
-      </w:pPr>
-      <w:r>
-        <w:t xml:space="preserve">The jury convicted Richard Dabate of murder, tampering with evidence, and</w:t>
-      </w:r>
-      <w:r>
-        <w:t xml:space="preserve"> </w:t>
-      </w:r>
-      <w:r>
-        <w:t xml:space="preserve">making a false statement. He was sentenced to sixty-five years. In March 2025,</w:t>
-      </w:r>
-      <w:r>
-        <w:t xml:space="preserve"> </w:t>
-      </w:r>
-      <w:r>
-        <w:t xml:space="preserve">the Connecticut Supreme Court affirmed it all — even while scolding the</w:t>
-      </w:r>
-      <w:r>
-        <w:t xml:space="preserve"> </w:t>
-      </w:r>
-      <w:r>
-        <w:t xml:space="preserve">prosecutor for four separate instances of courtroom impropriety, including the</w:t>
-      </w:r>
-      <w:r>
-        <w:t xml:space="preserve"> </w:t>
-      </w:r>
-      <w:r>
-        <w:t xml:space="preserve">moment he asked Dabate whether he’d been</w:t>
-      </w:r>
-      <w:r>
-        <w:t xml:space="preserve"> </w:t>
-      </w:r>
-      <w:r>
-        <w:t xml:space="preserve">“</w:t>
-      </w:r>
-      <w:r>
-        <w:t xml:space="preserve">trying to create a little mini</w:t>
-      </w:r>
-      <w:r>
-        <w:t xml:space="preserve"> </w:t>
-      </w:r>
-      <w:r>
-        <w:t xml:space="preserve">Cheshire scene,</w:t>
-      </w:r>
-      <w:r>
-        <w:t xml:space="preserve">”</w:t>
-      </w:r>
-      <w:r>
-        <w:t xml:space="preserve"> </w:t>
-      </w:r>
-      <w:r>
-        <w:t xml:space="preserve">a forbidden reference to Connecticut’s most notorious real</w:t>
-      </w:r>
-      <w:r>
-        <w:t xml:space="preserve"> </w:t>
-      </w:r>
-      <w:r>
-        <w:t xml:space="preserve">home invasion. The improprieties were real, the court held; the case against</w:t>
-      </w:r>
-      <w:r>
-        <w:t xml:space="preserve"> </w:t>
-      </w:r>
-      <w:r>
-        <w:t xml:space="preserve">Dabate was simply overwhelming with or without them.</w:t>
-      </w:r>
-    </w:p>
-    <w:bookmarkEnd w:id="42"/>
-    <w:bookmarkStart w:id="45" w:name="howd-he-get-caught-1"/>
-    <w:p>
-      <w:pPr>
-        <w:pStyle w:val="Heading2"/>
-      </w:pPr>
-      <w:r>
-        <w:t xml:space="preserve">How’d he get caught?</w:t>
-      </w:r>
-    </w:p>
-    <w:p>
-      <w:pPr>
-        <w:pStyle w:val="FirstParagraph"/>
-      </w:pPr>
-      <w:r>
-        <w:t xml:space="preserve">He staged a home invasion for an audience of police officers — and forgot the</w:t>
-      </w:r>
-      <w:r>
-        <w:t xml:space="preserve"> </w:t>
-      </w:r>
-      <w:r>
-        <w:t xml:space="preserve">other witnesses in the house. The security panel logged his rehearsal. Facebook</w:t>
-      </w:r>
-      <w:r>
-        <w:t xml:space="preserve"> </w:t>
-      </w:r>
-      <w:r>
-        <w:t xml:space="preserve">logged his wife’s final ordinary hour. And a $99 step-counter on her hip logged</w:t>
-      </w:r>
-      <w:r>
-        <w:t xml:space="preserve"> </w:t>
-      </w:r>
-      <w:r>
-        <w:t xml:space="preserve">the exact minute her life ended, an hour out of sync with the story her husband</w:t>
-      </w:r>
-      <w:r>
-        <w:t xml:space="preserve"> </w:t>
-      </w:r>
-      <w:r>
-        <w:t xml:space="preserve">was already telling. Richard Dabate built an alibi out of words. Connie’s</w:t>
-      </w:r>
-      <w:r>
-        <w:t xml:space="preserve"> </w:t>
-      </w:r>
-      <w:r>
-        <w:t xml:space="preserve">Fitbit outlived it.</w:t>
+        <w:t xml:space="preserve">His own meticulousness convicted him. The grudge gave police his name within</w:t>
+      </w:r>
+      <w:r>
+        <w:t xml:space="preserve"> </w:t>
+      </w:r>
+      <w:r>
+        <w:t xml:space="preserve">days — nursed so long and so openly that his own family recognized it. The</w:t>
+      </w:r>
+      <w:r>
+        <w:t xml:space="preserve"> </w:t>
+      </w:r>
+      <w:r>
+        <w:t xml:space="preserve">unplugged router pointed to a killer who understood computers. The truck he</w:t>
+      </w:r>
+      <w:r>
+        <w:t xml:space="preserve"> </w:t>
+      </w:r>
+      <w:r>
+        <w:t xml:space="preserve">drove past the cameras was too old and too distinctive to be anyone else’s.</w:t>
+      </w:r>
+      <w:r>
+        <w:t xml:space="preserve"> </w:t>
+      </w:r>
+      <w:r>
+        <w:t xml:space="preserve">And the hard drive in the rafters preserved, in perfect forensic order, the</w:t>
+      </w:r>
+      <w:r>
+        <w:t xml:space="preserve"> </w:t>
+      </w:r>
+      <w:r>
+        <w:t xml:space="preserve">research, the surveillance, the manuals, and the plan — including his notes on</w:t>
+      </w:r>
+      <w:r>
+        <w:t xml:space="preserve"> </w:t>
+      </w:r>
+      <w:r>
+        <w:t xml:space="preserve">destroying the very kind of evidence that hanged him. Douglas Garland</w:t>
+      </w:r>
+      <w:r>
+        <w:t xml:space="preserve"> </w:t>
+      </w:r>
+      <w:r>
+        <w:t xml:space="preserve">understood machines better than almost anyone around him. He just forgot that</w:t>
+      </w:r>
+      <w:r>
+        <w:t xml:space="preserve"> </w:t>
+      </w:r>
+      <w:r>
+        <w:t xml:space="preserve">they never forget.</w:t>
       </w:r>
     </w:p>
     <w:p>
@@ -4233,16 +4361,16 @@
           <w:iCs/>
           <w:i/>
         </w:rPr>
-        <w:t xml:space="preserve">State v. Dabate</w:t>
-      </w:r>
-      <w:r>
-        <w:t xml:space="preserve">, 351 Conn. 428 (2025)</w:t>
-      </w:r>
-      <w:r>
-        <w:t xml:space="preserve"> </w:t>
-      </w:r>
-      <w:r>
-        <w:t xml:space="preserve">(SC 20749), Connecticut Supreme Court, decided March 11, 2025.</w:t>
+        <w:t xml:space="preserve">R v Garland</w:t>
+      </w:r>
+      <w:r>
+        <w:t xml:space="preserve">, 2019 ABCA 479, Court of Appeal</w:t>
+      </w:r>
+      <w:r>
+        <w:t xml:space="preserve"> </w:t>
+      </w:r>
+      <w:r>
+        <w:t xml:space="preserve">of Alberta, decided December 6, 2019.</w:t>
       </w:r>
       <w:r>
         <w:t xml:space="preserve"> </w:t>
@@ -4254,6 +4382,939 @@
         <w:t xml:space="preserve"> </w:t>
       </w:r>
       <w:hyperlink r:id="rId43">
+        <w:r>
+          <w:rPr>
+            <w:rStyle w:val="Hyperlink"/>
+          </w:rPr>
+          <w:t xml:space="preserve">CanLII</w:t>
+        </w:r>
+      </w:hyperlink>
+      <w:r>
+        <w:t xml:space="preserve">.</w:t>
+      </w:r>
+      <w:r>
+        <w:t xml:space="preserve"> </w:t>
+      </w:r>
+      <w:r>
+        <w:t xml:space="preserve">The factual overview opens the judgment; the exigent-search and s. 24(2)</w:t>
+      </w:r>
+      <w:r>
+        <w:t xml:space="preserve"> </w:t>
+      </w:r>
+      <w:r>
+        <w:t xml:space="preserve">analysis follows.</w:t>
+      </w:r>
+    </w:p>
+    <w:bookmarkEnd w:id="44"/>
+    <w:bookmarkEnd w:id="45"/>
+    <w:bookmarkStart w:id="51" w:name="chapter-19-the-letter-from-the-grave"/>
+    <w:p>
+      <w:pPr>
+        <w:pStyle w:val="Heading1"/>
+      </w:pPr>
+      <w:r>
+        <w:t xml:space="preserve">Chapter 19 — The Letter From the Grave</w:t>
+      </w:r>
+    </w:p>
+    <w:p>
+      <w:pPr>
+        <w:pStyle w:val="FirstParagraph"/>
+      </w:pPr>
+      <w:r>
+        <w:rPr>
+          <w:bCs/>
+          <w:b/>
+        </w:rPr>
+        <w:t xml:space="preserve">Two weeks before she died, Julie Jensen told a police officer: if anything</w:t>
+      </w:r>
+      <w:r>
+        <w:rPr>
+          <w:bCs/>
+          <w:b/>
+        </w:rPr>
+        <w:t xml:space="preserve"> </w:t>
+      </w:r>
+      <w:r>
+        <w:rPr>
+          <w:bCs/>
+          <w:b/>
+        </w:rPr>
+        <w:t xml:space="preserve">happens to me, my husband should be your first suspect.</w:t>
+      </w:r>
+    </w:p>
+    <w:p>
+      <w:pPr>
+        <w:pStyle w:val="BodyText"/>
+      </w:pPr>
+      <w:r>
+        <w:t xml:space="preserve">Most murder victims never get to testify. Julie Jensen tried anyway.</w:t>
+      </w:r>
+    </w:p>
+    <w:p>
+      <w:pPr>
+        <w:pStyle w:val="BodyText"/>
+      </w:pPr>
+      <w:r>
+        <w:t xml:space="preserve">In the fall of 1998, in Pleasant Prairie, Wisconsin, Julie was living in fear</w:t>
+      </w:r>
+      <w:r>
+        <w:t xml:space="preserve"> </w:t>
+      </w:r>
+      <w:r>
+        <w:t xml:space="preserve">that she did not know how to prove. So she did two things. She wrote a letter,</w:t>
+      </w:r>
+      <w:r>
+        <w:t xml:space="preserve"> </w:t>
+      </w:r>
+      <w:r>
+        <w:t xml:space="preserve">sealed it, and gave it to her neighbor — with instructions to hand it to the</w:t>
+      </w:r>
+      <w:r>
+        <w:t xml:space="preserve"> </w:t>
+      </w:r>
+      <w:r>
+        <w:t xml:space="preserve">police if anything should happen to her. And she left two voicemails for</w:t>
+      </w:r>
+      <w:r>
+        <w:t xml:space="preserve"> </w:t>
+      </w:r>
+      <w:r>
+        <w:t xml:space="preserve">Pleasant Prairie Police Officer Ron Kosman, telling him that if she were found</w:t>
+      </w:r>
+      <w:r>
+        <w:t xml:space="preserve"> </w:t>
+      </w:r>
+      <w:r>
+        <w:t xml:space="preserve">dead, her husband Mark should be his</w:t>
+      </w:r>
+      <w:r>
+        <w:t xml:space="preserve"> </w:t>
+      </w:r>
+      <w:r>
+        <w:t xml:space="preserve">“</w:t>
+      </w:r>
+      <w:r>
+        <w:t xml:space="preserve">first suspect.</w:t>
+      </w:r>
+      <w:r>
+        <w:t xml:space="preserve">”</w:t>
+      </w:r>
+    </w:p>
+    <w:p>
+      <w:pPr>
+        <w:pStyle w:val="BodyText"/>
+      </w:pPr>
+      <w:r>
+        <w:t xml:space="preserve">Then, on December 3, 1998, Julie Jensen died of poisoning.</w:t>
+      </w:r>
+    </w:p>
+    <w:p>
+      <w:pPr>
+        <w:pStyle w:val="BodyText"/>
+      </w:pPr>
+      <w:r>
+        <w:t xml:space="preserve">She was right about everything except how long it would take. The letter she</w:t>
+      </w:r>
+      <w:r>
+        <w:t xml:space="preserve"> </w:t>
+      </w:r>
+      <w:r>
+        <w:t xml:space="preserve">left behind became the center of one of the longest evidentiary wars in</w:t>
+      </w:r>
+      <w:r>
+        <w:t xml:space="preserve"> </w:t>
+      </w:r>
+      <w:r>
+        <w:t xml:space="preserve">American criminal law — a quarter-century battle over a question that sounds</w:t>
+      </w:r>
+      <w:r>
+        <w:t xml:space="preserve"> </w:t>
+      </w:r>
+      <w:r>
+        <w:t xml:space="preserve">simple and is anything but:</w:t>
+      </w:r>
+      <w:r>
+        <w:t xml:space="preserve"> </w:t>
+      </w:r>
+      <w:r>
+        <w:rPr>
+          <w:iCs/>
+          <w:i/>
+        </w:rPr>
+        <w:t xml:space="preserve">can a murdered woman accuse her killer from the</w:t>
+      </w:r>
+      <w:r>
+        <w:rPr>
+          <w:iCs/>
+          <w:i/>
+        </w:rPr>
+        <w:t xml:space="preserve"> </w:t>
+      </w:r>
+      <w:r>
+        <w:rPr>
+          <w:iCs/>
+          <w:i/>
+        </w:rPr>
+        <w:t xml:space="preserve">grave?</w:t>
+      </w:r>
+    </w:p>
+    <w:bookmarkStart w:id="46" w:name="the-charge-and-the-earthquake"/>
+    <w:p>
+      <w:pPr>
+        <w:pStyle w:val="Heading2"/>
+      </w:pPr>
+      <w:r>
+        <w:t xml:space="preserve">The charge, and the earthquake</w:t>
+      </w:r>
+    </w:p>
+    <w:p>
+      <w:pPr>
+        <w:pStyle w:val="FirstParagraph"/>
+      </w:pPr>
+      <w:r>
+        <w:t xml:space="preserve">Mark Jensen was charged with first-degree intentional homicide in 2002, four</w:t>
+      </w:r>
+      <w:r>
+        <w:t xml:space="preserve"> </w:t>
+      </w:r>
+      <w:r>
+        <w:t xml:space="preserve">years after Julie’s death. The State’s theory was that Mark — entangled in an</w:t>
+      </w:r>
+      <w:r>
+        <w:t xml:space="preserve"> </w:t>
+      </w:r>
+      <w:r>
+        <w:t xml:space="preserve">affair — had poisoned his wife and dressed her death as a suicide, and that</w:t>
+      </w:r>
+      <w:r>
+        <w:t xml:space="preserve"> </w:t>
+      </w:r>
+      <w:r>
+        <w:t xml:space="preserve">Julie, sensing what was coming, had left her letter precisely because she</w:t>
+      </w:r>
+      <w:r>
+        <w:t xml:space="preserve"> </w:t>
+      </w:r>
+      <w:r>
+        <w:t xml:space="preserve">feared he would kill her and call it self-inflicted. Her letter and voicemails</w:t>
+      </w:r>
+      <w:r>
+        <w:t xml:space="preserve"> </w:t>
+      </w:r>
+      <w:r>
+        <w:t xml:space="preserve">were the answer to the suicide story, delivered in her own voice.</w:t>
+      </w:r>
+    </w:p>
+    <w:p>
+      <w:pPr>
+        <w:pStyle w:val="BodyText"/>
+      </w:pPr>
+      <w:r>
+        <w:t xml:space="preserve">The trial court initially ruled the letter admissible. Then, in 2004, while</w:t>
+      </w:r>
+      <w:r>
+        <w:t xml:space="preserve"> </w:t>
+      </w:r>
+      <w:r>
+        <w:t xml:space="preserve">the case was still in pretrial hearings, the United States Supreme Court</w:t>
+      </w:r>
+      <w:r>
+        <w:t xml:space="preserve"> </w:t>
+      </w:r>
+      <w:r>
+        <w:t xml:space="preserve">decided</w:t>
+      </w:r>
+      <w:r>
+        <w:t xml:space="preserve"> </w:t>
+      </w:r>
+      <w:r>
+        <w:rPr>
+          <w:iCs/>
+          <w:i/>
+        </w:rPr>
+        <w:t xml:space="preserve">Crawford v. Washington</w:t>
+      </w:r>
+      <w:r>
+        <w:t xml:space="preserve"> </w:t>
+      </w:r>
+      <w:r>
+        <w:t xml:space="preserve">— an earthquake that rewrote the law of the</w:t>
+      </w:r>
+      <w:r>
+        <w:t xml:space="preserve"> </w:t>
+      </w:r>
+      <w:r>
+        <w:t xml:space="preserve">Confrontation Clause. After</w:t>
+      </w:r>
+      <w:r>
+        <w:t xml:space="preserve"> </w:t>
+      </w:r>
+      <w:r>
+        <w:rPr>
+          <w:iCs/>
+          <w:i/>
+        </w:rPr>
+        <w:t xml:space="preserve">Crawford</w:t>
+      </w:r>
+      <w:r>
+        <w:t xml:space="preserve">, an absent witness’s</w:t>
+      </w:r>
+      <w:r>
+        <w:t xml:space="preserve"> </w:t>
+      </w:r>
+      <w:r>
+        <w:t xml:space="preserve">“</w:t>
+      </w:r>
+      <w:r>
+        <w:t xml:space="preserve">testimonial</w:t>
+      </w:r>
+      <w:r>
+        <w:t xml:space="preserve">”</w:t>
+      </w:r>
+      <w:r>
+        <w:t xml:space="preserve"> </w:t>
+      </w:r>
+      <w:r>
+        <w:t xml:space="preserve">statement cannot be used against a defendant who never had the chance to</w:t>
+      </w:r>
+      <w:r>
+        <w:t xml:space="preserve"> </w:t>
+      </w:r>
+      <w:r>
+        <w:t xml:space="preserve">cross-examine her. And Julie — the witness at the heart of the case — could</w:t>
+      </w:r>
+      <w:r>
+        <w:t xml:space="preserve"> </w:t>
+      </w:r>
+      <w:r>
+        <w:t xml:space="preserve">never be cross-examined by anyone.</w:t>
+      </w:r>
+    </w:p>
+    <w:p>
+      <w:pPr>
+        <w:pStyle w:val="BodyText"/>
+      </w:pPr>
+      <w:r>
+        <w:t xml:space="preserve">What followed reads like a two-decade tennis rally between every level of the</w:t>
+      </w:r>
+      <w:r>
+        <w:t xml:space="preserve"> </w:t>
+      </w:r>
+      <w:r>
+        <w:t xml:space="preserve">American court system:</w:t>
+      </w:r>
+    </w:p>
+    <w:p>
+      <w:pPr>
+        <w:pStyle w:val="BodyText"/>
+      </w:pPr>
+      <w:r>
+        <w:t xml:space="preserve">The Wisconsin Supreme Court held in 2007 (</w:t>
+      </w:r>
+      <w:r>
+        <w:rPr>
+          <w:iCs/>
+          <w:i/>
+        </w:rPr>
+        <w:t xml:space="preserve">Jensen I</w:t>
+      </w:r>
+      <w:r>
+        <w:t xml:space="preserve">) that Julie’s letter and</w:t>
+      </w:r>
+      <w:r>
+        <w:t xml:space="preserve"> </w:t>
+      </w:r>
+      <w:r>
+        <w:t xml:space="preserve">voicemails were testimonial — their very purpose was to point police to her</w:t>
+      </w:r>
+      <w:r>
+        <w:t xml:space="preserve"> </w:t>
+      </w:r>
+      <w:r>
+        <w:t xml:space="preserve">killer if she died — and therefore inadmissible…</w:t>
+      </w:r>
+      <w:r>
+        <w:t xml:space="preserve"> </w:t>
+      </w:r>
+      <w:r>
+        <w:rPr>
+          <w:iCs/>
+          <w:i/>
+        </w:rPr>
+        <w:t xml:space="preserve">unless</w:t>
+      </w:r>
+      <w:r>
+        <w:t xml:space="preserve"> </w:t>
+      </w:r>
+      <w:r>
+        <w:t xml:space="preserve">Mark had forfeited</w:t>
+      </w:r>
+      <w:r>
+        <w:t xml:space="preserve"> </w:t>
+      </w:r>
+      <w:r>
+        <w:t xml:space="preserve">his confrontation right by killing her, the ancient doctrine of</w:t>
+      </w:r>
+      <w:r>
+        <w:t xml:space="preserve"> </w:t>
+      </w:r>
+      <w:r>
+        <w:t xml:space="preserve">“</w:t>
+      </w:r>
+      <w:r>
+        <w:t xml:space="preserve">forfeiture-by-wrongdoing.</w:t>
+      </w:r>
+      <w:r>
+        <w:t xml:space="preserve">”</w:t>
+      </w:r>
+      <w:r>
+        <w:t xml:space="preserve"> </w:t>
+      </w:r>
+      <w:r>
+        <w:t xml:space="preserve">On remand, the circuit court found he had. The</w:t>
+      </w:r>
+      <w:r>
+        <w:t xml:space="preserve"> </w:t>
+      </w:r>
+      <w:r>
+        <w:t xml:space="preserve">letter went to the jury, and in 2008 the jury convicted Mark Jensen of</w:t>
+      </w:r>
+      <w:r>
+        <w:t xml:space="preserve"> </w:t>
+      </w:r>
+      <w:r>
+        <w:t xml:space="preserve">murdering Julie.</w:t>
+      </w:r>
+    </w:p>
+    <w:p>
+      <w:pPr>
+        <w:pStyle w:val="BodyText"/>
+      </w:pPr>
+      <w:r>
+        <w:t xml:space="preserve">Then the ground shifted again. The U.S. Supreme Court’s</w:t>
+      </w:r>
+      <w:r>
+        <w:t xml:space="preserve"> </w:t>
+      </w:r>
+      <w:r>
+        <w:rPr>
+          <w:iCs/>
+          <w:i/>
+        </w:rPr>
+        <w:t xml:space="preserve">Giles v. California</w:t>
+      </w:r>
+      <w:r>
+        <w:t xml:space="preserve"> </w:t>
+      </w:r>
+      <w:r>
+        <w:t xml:space="preserve">(2008) narrowed forfeiture: it applies only where the defendant silenced the</w:t>
+      </w:r>
+      <w:r>
+        <w:t xml:space="preserve"> </w:t>
+      </w:r>
+      <w:r>
+        <w:t xml:space="preserve">witness</w:t>
+      </w:r>
+      <w:r>
+        <w:t xml:space="preserve"> </w:t>
+      </w:r>
+      <w:r>
+        <w:rPr>
+          <w:iCs/>
+          <w:i/>
+        </w:rPr>
+        <w:t xml:space="preserve">in order to keep her from testifying</w:t>
+      </w:r>
+      <w:r>
+        <w:t xml:space="preserve"> </w:t>
+      </w:r>
+      <w:r>
+        <w:t xml:space="preserve">— and no one claimed Mark</w:t>
+      </w:r>
+      <w:r>
+        <w:t xml:space="preserve"> </w:t>
+      </w:r>
+      <w:r>
+        <w:t xml:space="preserve">killed Julie to keep her out of a courtroom. So in 2011 (</w:t>
+      </w:r>
+      <w:r>
+        <w:rPr>
+          <w:iCs/>
+          <w:i/>
+        </w:rPr>
+        <w:t xml:space="preserve">Jensen II</w:t>
+      </w:r>
+      <w:r>
+        <w:t xml:space="preserve">), the</w:t>
+      </w:r>
+      <w:r>
+        <w:t xml:space="preserve"> </w:t>
+      </w:r>
+      <w:r>
+        <w:t xml:space="preserve">Wisconsin Court of Appeals agreed the letter should never have been admitted —</w:t>
+      </w:r>
+      <w:r>
+        <w:t xml:space="preserve"> </w:t>
+      </w:r>
+      <w:r>
+        <w:t xml:space="preserve">but called the error</w:t>
+      </w:r>
+      <w:r>
+        <w:t xml:space="preserve"> </w:t>
+      </w:r>
+      <w:r>
+        <w:rPr>
+          <w:iCs/>
+          <w:i/>
+        </w:rPr>
+        <w:t xml:space="preserve">harmless</w:t>
+      </w:r>
+      <w:r>
+        <w:t xml:space="preserve">, pointing to the</w:t>
+      </w:r>
+      <w:r>
+        <w:t xml:space="preserve"> </w:t>
+      </w:r>
+      <w:r>
+        <w:t xml:space="preserve">“</w:t>
+      </w:r>
+      <w:r>
+        <w:t xml:space="preserve">voluminous</w:t>
+      </w:r>
+      <w:r>
+        <w:t xml:space="preserve">”</w:t>
+      </w:r>
+      <w:r>
+        <w:t xml:space="preserve"> </w:t>
+      </w:r>
+      <w:r>
+        <w:t xml:space="preserve">other evidence</w:t>
+      </w:r>
+      <w:r>
+        <w:t xml:space="preserve"> </w:t>
+      </w:r>
+      <w:r>
+        <w:t xml:space="preserve">of Mark’s guilt, and let the conviction stand.</w:t>
+      </w:r>
+    </w:p>
+    <w:p>
+      <w:pPr>
+        <w:pStyle w:val="BodyText"/>
+      </w:pPr>
+      <w:r>
+        <w:t xml:space="preserve">The federal courts did not agree that it was harmless. On habeas corpus</w:t>
+      </w:r>
+      <w:r>
+        <w:t xml:space="preserve"> </w:t>
+      </w:r>
+      <w:r>
+        <w:t xml:space="preserve">review, they held that Julie’s accusation from the grave was no minor exhibit</w:t>
+      </w:r>
+      <w:r>
+        <w:t xml:space="preserve"> </w:t>
+      </w:r>
+      <w:r>
+        <w:t xml:space="preserve">— it was the beating heart of the State’s case — and vacated the conviction.</w:t>
+      </w:r>
+      <w:r>
+        <w:t xml:space="preserve"> </w:t>
+      </w:r>
+      <w:r>
+        <w:t xml:space="preserve">What happened next is the strangest twist in the whole saga: the circuit</w:t>
+      </w:r>
+      <w:r>
+        <w:t xml:space="preserve"> </w:t>
+      </w:r>
+      <w:r>
+        <w:t xml:space="preserve">court responded to the federal order by simply</w:t>
+      </w:r>
+      <w:r>
+        <w:t xml:space="preserve"> </w:t>
+      </w:r>
+      <w:r>
+        <w:rPr>
+          <w:iCs/>
+          <w:i/>
+        </w:rPr>
+        <w:t xml:space="preserve">reinstating the conviction</w:t>
+      </w:r>
+      <w:r>
+        <w:rPr>
+          <w:iCs/>
+          <w:i/>
+        </w:rPr>
+        <w:t xml:space="preserve"> </w:t>
+      </w:r>
+      <w:r>
+        <w:rPr>
+          <w:iCs/>
+          <w:i/>
+        </w:rPr>
+        <w:t xml:space="preserve">without a new trial</w:t>
+      </w:r>
+      <w:r>
+        <w:t xml:space="preserve">, reasoning that the law had changed enough that the</w:t>
+      </w:r>
+      <w:r>
+        <w:t xml:space="preserve"> </w:t>
+      </w:r>
+      <w:r>
+        <w:t xml:space="preserve">letter would now be admissible after all. The court of appeals reversed. And</w:t>
+      </w:r>
+      <w:r>
+        <w:t xml:space="preserve"> </w:t>
+      </w:r>
+      <w:r>
+        <w:t xml:space="preserve">in March 2021 — twenty-three years after Julie died — the Wisconsin Supreme</w:t>
+      </w:r>
+      <w:r>
+        <w:t xml:space="preserve"> </w:t>
+      </w:r>
+      <w:r>
+        <w:t xml:space="preserve">Court delivered the decision our chapter is anchored to: the law had</w:t>
+      </w:r>
+      <w:r>
+        <w:t xml:space="preserve"> </w:t>
+      </w:r>
+      <w:r>
+        <w:rPr>
+          <w:iCs/>
+          <w:i/>
+        </w:rPr>
+        <w:t xml:space="preserve">not</w:t>
+      </w:r>
+      <w:r>
+        <w:t xml:space="preserve"> </w:t>
+      </w:r>
+      <w:r>
+        <w:t xml:space="preserve">changed,</w:t>
+      </w:r>
+      <w:r>
+        <w:t xml:space="preserve"> </w:t>
+      </w:r>
+      <w:r>
+        <w:rPr>
+          <w:iCs/>
+          <w:i/>
+        </w:rPr>
+        <w:t xml:space="preserve">Jensen I</w:t>
+      </w:r>
+      <w:r>
+        <w:t xml:space="preserve"> </w:t>
+      </w:r>
+      <w:r>
+        <w:t xml:space="preserve">still governed, the letter and voicemails remained</w:t>
+      </w:r>
+      <w:r>
+        <w:t xml:space="preserve"> </w:t>
+      </w:r>
+      <w:r>
+        <w:t xml:space="preserve">testimonial and inadmissible, and Mark Jensen was entitled to what the</w:t>
+      </w:r>
+      <w:r>
+        <w:t xml:space="preserve"> </w:t>
+      </w:r>
+      <w:r>
+        <w:t xml:space="preserve">Constitution had promised him all along. A new trial, with Julie’s letter</w:t>
+      </w:r>
+      <w:r>
+        <w:t xml:space="preserve"> </w:t>
+      </w:r>
+      <w:r>
+        <w:t xml:space="preserve">kept out.</w:t>
+      </w:r>
+    </w:p>
+    <w:p>
+      <w:pPr>
+        <w:pStyle w:val="BodyText"/>
+      </w:pPr>
+      <w:r>
+        <w:t xml:space="preserve">A justice writing separately urged courts never to forget the context the</w:t>
+      </w:r>
+      <w:r>
+        <w:t xml:space="preserve"> </w:t>
+      </w:r>
+      <w:r>
+        <w:t xml:space="preserve">legal doctrine kept flattening: Julie was, in her words, undeniably a victim</w:t>
+      </w:r>
+      <w:r>
+        <w:t xml:space="preserve"> </w:t>
+      </w:r>
+      <w:r>
+        <w:t xml:space="preserve">of domestic abuse who</w:t>
+      </w:r>
+      <w:r>
+        <w:t xml:space="preserve"> </w:t>
+      </w:r>
+      <w:r>
+        <w:t xml:space="preserve">“</w:t>
+      </w:r>
+      <w:r>
+        <w:t xml:space="preserve">lived in terror born of the unimaginable fear that her</w:t>
+      </w:r>
+      <w:r>
+        <w:t xml:space="preserve"> </w:t>
+      </w:r>
+      <w:r>
+        <w:t xml:space="preserve">husband was going to kill her and claim that her death was a suicide.</w:t>
+      </w:r>
+      <w:r>
+        <w:t xml:space="preserve">”</w:t>
+      </w:r>
+      <w:r>
+        <w:t xml:space="preserve"> </w:t>
+      </w:r>
+      <w:r>
+        <w:t xml:space="preserve">That —</w:t>
+      </w:r>
+      <w:r>
+        <w:t xml:space="preserve"> </w:t>
+      </w:r>
+      <w:r>
+        <w:t xml:space="preserve">the concurrence reminds us — is</w:t>
+      </w:r>
+      <w:r>
+        <w:t xml:space="preserve"> </w:t>
+      </w:r>
+      <w:r>
+        <w:rPr>
+          <w:iCs/>
+          <w:i/>
+        </w:rPr>
+        <w:t xml:space="preserve">why</w:t>
+      </w:r>
+      <w:r>
+        <w:t xml:space="preserve"> </w:t>
+      </w:r>
+      <w:r>
+        <w:t xml:space="preserve">the letter existed.</w:t>
+      </w:r>
+    </w:p>
+    <w:bookmarkEnd w:id="46"/>
+    <w:bookmarkStart w:id="47" w:name="the-epilogue-the-opinion-doesnt-contain"/>
+    <w:p>
+      <w:pPr>
+        <w:pStyle w:val="Heading2"/>
+      </w:pPr>
+      <w:r>
+        <w:t xml:space="preserve">The epilogue the opinion doesn’t contain</w:t>
+      </w:r>
+    </w:p>
+    <w:p>
+      <w:pPr>
+        <w:pStyle w:val="FirstParagraph"/>
+      </w:pPr>
+      <w:r>
+        <w:t xml:space="preserve">The 2021 decision ends with the order for a new trial, so the opinion itself</w:t>
+      </w:r>
+      <w:r>
+        <w:t xml:space="preserve"> </w:t>
+      </w:r>
+      <w:r>
+        <w:t xml:space="preserve">cannot tell you how the story ends. The news coverage can: in early 2023,</w:t>
+      </w:r>
+      <w:r>
+        <w:t xml:space="preserve"> </w:t>
+      </w:r>
+      <w:r>
+        <w:t xml:space="preserve">Kenosha County prosecutors retried Mark Jensen — this time without Julie’s</w:t>
+      </w:r>
+      <w:r>
+        <w:t xml:space="preserve"> </w:t>
+      </w:r>
+      <w:r>
+        <w:t xml:space="preserve">letter — and a second jury convicted him of first-degree intentional homicide</w:t>
+      </w:r>
+      <w:r>
+        <w:t xml:space="preserve"> </w:t>
+      </w:r>
+      <w:r>
+        <w:t xml:space="preserve">all over again. The other evidence, it turned out, really was voluminous.</w:t>
+      </w:r>
+      <w:r>
+        <w:t xml:space="preserve"> </w:t>
+      </w:r>
+      <w:r>
+        <w:rPr>
+          <w:iCs/>
+          <w:i/>
+        </w:rPr>
+        <w:t xml:space="preserve">(Note: the retrial outcome is reported from news coverage, not from the</w:t>
+      </w:r>
+      <w:r>
+        <w:rPr>
+          <w:iCs/>
+          <w:i/>
+        </w:rPr>
+        <w:t xml:space="preserve"> </w:t>
+      </w:r>
+      <w:r>
+        <w:rPr>
+          <w:iCs/>
+          <w:i/>
+        </w:rPr>
+        <w:t xml:space="preserve">anchor decision — verify current status before print.)</w:t>
+      </w:r>
+    </w:p>
+    <w:bookmarkEnd w:id="47"/>
+    <w:bookmarkStart w:id="50" w:name="howd-he-get-caught-2"/>
+    <w:p>
+      <w:pPr>
+        <w:pStyle w:val="Heading2"/>
+      </w:pPr>
+      <w:r>
+        <w:t xml:space="preserve">How’d he get caught?</w:t>
+      </w:r>
+    </w:p>
+    <w:p>
+      <w:pPr>
+        <w:pStyle w:val="FirstParagraph"/>
+      </w:pPr>
+      <w:r>
+        <w:t xml:space="preserve">Julie caught him. Before the poison ever reached her, she left a signed,</w:t>
+      </w:r>
+      <w:r>
+        <w:t xml:space="preserve"> </w:t>
+      </w:r>
+      <w:r>
+        <w:t xml:space="preserve">sealed accusation with a neighbor and her voice on a police officer’s</w:t>
+      </w:r>
+      <w:r>
+        <w:t xml:space="preserve"> </w:t>
+      </w:r>
+      <w:r>
+        <w:t xml:space="preserve">voicemail — evidence gathered by the victim herself, in advance of her own</w:t>
+      </w:r>
+      <w:r>
+        <w:t xml:space="preserve"> </w:t>
+      </w:r>
+      <w:r>
+        <w:t xml:space="preserve">murder. The bitter irony of this chapter is that her foresight nearly unmade</w:t>
+      </w:r>
+      <w:r>
+        <w:t xml:space="preserve"> </w:t>
+      </w:r>
+      <w:r>
+        <w:t xml:space="preserve">the case: a statement created</w:t>
+      </w:r>
+      <w:r>
+        <w:t xml:space="preserve"> </w:t>
+      </w:r>
+      <w:r>
+        <w:rPr>
+          <w:iCs/>
+          <w:i/>
+        </w:rPr>
+        <w:t xml:space="preserve">to be used by police after her death</w:t>
+      </w:r>
+      <w:r>
+        <w:t xml:space="preserve"> </w:t>
+      </w:r>
+      <w:r>
+        <w:t xml:space="preserve">is the</w:t>
+      </w:r>
+      <w:r>
+        <w:t xml:space="preserve"> </w:t>
+      </w:r>
+      <w:r>
+        <w:t xml:space="preserve">purest form of</w:t>
+      </w:r>
+      <w:r>
+        <w:t xml:space="preserve"> </w:t>
+      </w:r>
+      <w:r>
+        <w:t xml:space="preserve">“</w:t>
+      </w:r>
+      <w:r>
+        <w:t xml:space="preserve">testimonial</w:t>
+      </w:r>
+      <w:r>
+        <w:t xml:space="preserve">”</w:t>
+      </w:r>
+      <w:r>
+        <w:t xml:space="preserve"> </w:t>
+      </w:r>
+      <w:r>
+        <w:t xml:space="preserve">evidence the Confrontation Clause exists to</w:t>
+      </w:r>
+      <w:r>
+        <w:t xml:space="preserve"> </w:t>
+      </w:r>
+      <w:r>
+        <w:t xml:space="preserve">police, and it took American courts twenty-five years to finish arguing about</w:t>
+      </w:r>
+      <w:r>
+        <w:t xml:space="preserve"> </w:t>
+      </w:r>
+      <w:r>
+        <w:t xml:space="preserve">it. In the end, both things were true at once. Julie’s letter could not</w:t>
+      </w:r>
+      <w:r>
+        <w:t xml:space="preserve"> </w:t>
+      </w:r>
+      <w:r>
+        <w:t xml:space="preserve">lawfully convict her husband — and her husband was convicted anyway, because</w:t>
+      </w:r>
+      <w:r>
+        <w:t xml:space="preserve"> </w:t>
+      </w:r>
+      <w:r>
+        <w:t xml:space="preserve">a woman who documents her own danger leaves behind more than a letter. She</w:t>
+      </w:r>
+      <w:r>
+        <w:t xml:space="preserve"> </w:t>
+      </w:r>
+      <w:r>
+        <w:t xml:space="preserve">leaves behind a trail.</w:t>
+      </w:r>
+    </w:p>
+    <w:p>
+      <w:r>
+        <w:pict>
+          <v:rect style="width:0;height:1.5pt" o:hralign="center" o:hrstd="t" o:hr="t"/>
+        </w:pict>
+      </w:r>
+    </w:p>
+    <w:p>
+      <w:pPr>
+        <w:pStyle w:val="BlockText"/>
+      </w:pPr>
+      <w:r>
+        <w:rPr>
+          <w:bCs/>
+          <w:b/>
+        </w:rPr>
+        <w:t xml:space="preserve">📖 Read the case yourself:</w:t>
+      </w:r>
+      <w:r>
+        <w:t xml:space="preserve"> </w:t>
+      </w:r>
+      <w:r>
+        <w:rPr>
+          <w:iCs/>
+          <w:i/>
+        </w:rPr>
+        <w:t xml:space="preserve">State v. Jensen</w:t>
+      </w:r>
+      <w:r>
+        <w:t xml:space="preserve">, 2021 WI 27, 396 Wis. 2d</w:t>
+      </w:r>
+      <w:r>
+        <w:t xml:space="preserve"> </w:t>
+      </w:r>
+      <w:r>
+        <w:t xml:space="preserve">196, 957 N.W.2d 244, Wisconsin Supreme Court, decided March 18, 2021.</w:t>
+      </w:r>
+      <w:r>
+        <w:t xml:space="preserve"> </w:t>
+      </w:r>
+      <w:r>
+        <w:t xml:space="preserve">Free online:</w:t>
+      </w:r>
+      <w:r>
+        <w:t xml:space="preserve"> </w:t>
+      </w:r>
+      <w:hyperlink r:id="rId48">
         <w:r>
           <w:rPr>
             <w:rStyle w:val="Hyperlink"/>
@@ -4265,12 +5326,954 @@
         <w:t xml:space="preserve"> </w:t>
       </w:r>
       <w:r>
+        <w:t xml:space="preserve">· official PDF via</w:t>
+      </w:r>
+      <w:r>
+        <w:t xml:space="preserve"> </w:t>
+      </w:r>
+      <w:hyperlink r:id="rId49">
+        <w:r>
+          <w:rPr>
+            <w:rStyle w:val="Hyperlink"/>
+          </w:rPr>
+          <w:t xml:space="preserve">wicourts.gov</w:t>
+        </w:r>
+      </w:hyperlink>
+      <w:r>
+        <w:t xml:space="preserve">.</w:t>
+      </w:r>
+      <w:r>
+        <w:t xml:space="preserve"> </w:t>
+      </w:r>
+      <w:r>
+        <w:t xml:space="preserve">The full procedural saga —</w:t>
+      </w:r>
+      <w:r>
+        <w:t xml:space="preserve"> </w:t>
+      </w:r>
+      <w:r>
+        <w:rPr>
+          <w:iCs/>
+          <w:i/>
+        </w:rPr>
+        <w:t xml:space="preserve">Crawford</w:t>
+      </w:r>
+      <w:r>
+        <w:t xml:space="preserve"> </w:t>
+      </w:r>
+      <w:r>
+        <w:t xml:space="preserve">through the habeas litigation — is</w:t>
+      </w:r>
+      <w:r>
+        <w:t xml:space="preserve"> </w:t>
+      </w:r>
+      <w:r>
+        <w:t xml:space="preserve">set out in Part I; Justice Karofsky’s concurrence addresses the</w:t>
+      </w:r>
+      <w:r>
+        <w:t xml:space="preserve"> </w:t>
+      </w:r>
+      <w:r>
+        <w:t xml:space="preserve">domestic-violence context.</w:t>
+      </w:r>
+      <w:r>
+        <w:t xml:space="preserve"> </w:t>
+      </w:r>
+      <w:r>
+        <w:rPr>
+          <w:bCs/>
+          <w:b/>
+        </w:rPr>
+        <w:t xml:space="preserve">Companion authority (for the underlying trial evidence, incl. the family</w:t>
+      </w:r>
+      <w:r>
+        <w:rPr>
+          <w:bCs/>
+          <w:b/>
+        </w:rPr>
+        <w:t xml:space="preserve"> </w:t>
+      </w:r>
+      <w:r>
+        <w:rPr>
+          <w:bCs/>
+          <w:b/>
+        </w:rPr>
+        <w:t xml:space="preserve">computer forensics):</w:t>
+      </w:r>
+      <w:r>
+        <w:t xml:space="preserve"> </w:t>
+      </w:r>
+      <w:r>
+        <w:rPr>
+          <w:iCs/>
+          <w:i/>
+        </w:rPr>
+        <w:t xml:space="preserve">State v. Jensen</w:t>
+      </w:r>
+      <w:r>
+        <w:t xml:space="preserve">, 2011 WI App 3, 331 Wis. 2d 440 —</w:t>
+      </w:r>
+      <w:r>
+        <w:t xml:space="preserve"> </w:t>
+      </w:r>
+      <w:r>
+        <w:t xml:space="preserve">on the pull list.</w:t>
+      </w:r>
+    </w:p>
+    <w:bookmarkEnd w:id="50"/>
+    <w:bookmarkEnd w:id="51"/>
+    <w:bookmarkStart w:id="58" w:name="X9203c5d96f35499ac85be75e6ac11cd798292f8"/>
+    <w:p>
+      <w:pPr>
+        <w:pStyle w:val="Heading1"/>
+      </w:pPr>
+      <w:r>
+        <w:t xml:space="preserve">Chapter 21 — Don’t Murder a Woman Wearing a Fitbit</w:t>
+      </w:r>
+    </w:p>
+    <w:p>
+      <w:pPr>
+        <w:pStyle w:val="FirstParagraph"/>
+      </w:pPr>
+      <w:r>
+        <w:rPr>
+          <w:bCs/>
+          <w:b/>
+        </w:rPr>
+        <w:t xml:space="preserve">Her husband told police she was already dead. Her Fitbit kept counting.</w:t>
+      </w:r>
+    </w:p>
+    <w:p>
+      <w:pPr>
+        <w:pStyle w:val="BodyText"/>
+      </w:pPr>
+      <w:r>
+        <w:t xml:space="preserve">Two days before Christmas 2015, Richard Dabate had a story ready.</w:t>
+      </w:r>
+    </w:p>
+    <w:p>
+      <w:pPr>
+        <w:pStyle w:val="BodyText"/>
+      </w:pPr>
+      <w:r>
+        <w:t xml:space="preserve">A man in camouflage, he told Connecticut State Police, had been hiding inside</w:t>
+      </w:r>
+      <w:r>
+        <w:t xml:space="preserve"> </w:t>
+      </w:r>
+      <w:r>
+        <w:t xml:space="preserve">his Ellington home. The intruder chased his wife Connie into the basement and</w:t>
+      </w:r>
+      <w:r>
+        <w:t xml:space="preserve"> </w:t>
+      </w:r>
+      <w:r>
+        <w:t xml:space="preserve">shot her with the Dabates’ own gun. Then he turned on Richard — zip-tied him to</w:t>
+      </w:r>
+      <w:r>
+        <w:t xml:space="preserve"> </w:t>
+      </w:r>
+      <w:r>
+        <w:t xml:space="preserve">a folding chair, cut him with a box cutter, burned him with a blowtorch — until</w:t>
+      </w:r>
+      <w:r>
+        <w:t xml:space="preserve"> </w:t>
+      </w:r>
+      <w:r>
+        <w:t xml:space="preserve">Richard heroically shoved the torch back toward the man’s face and drove him</w:t>
+      </w:r>
+      <w:r>
+        <w:t xml:space="preserve"> </w:t>
+      </w:r>
+      <w:r>
+        <w:t xml:space="preserve">off. Bleeding, bound, he triggered the home’s panic alarm and called 911.</w:t>
+      </w:r>
+    </w:p>
+    <w:p>
+      <w:pPr>
+        <w:pStyle w:val="BodyText"/>
+      </w:pPr>
+      <w:r>
+        <w:t xml:space="preserve">When officers arrived they found Connie’s body in the basement. They found the</w:t>
+      </w:r>
+      <w:r>
+        <w:t xml:space="preserve"> </w:t>
+      </w:r>
+      <w:r>
+        <w:t xml:space="preserve">gun. They found a butane torch, a box cutter, burnt debris, droplets of blood.</w:t>
+      </w:r>
+    </w:p>
+    <w:p>
+      <w:pPr>
+        <w:pStyle w:val="BodyText"/>
+      </w:pPr>
+      <w:r>
+        <w:t xml:space="preserve">They found, in other words, exactly the scene Richard had described.</w:t>
+      </w:r>
+    </w:p>
+    <w:p>
+      <w:pPr>
+        <w:pStyle w:val="BodyText"/>
+      </w:pPr>
+      <w:r>
+        <w:t xml:space="preserve">The problem was everything the scene couldn’t say — and one device that could.</w:t>
+      </w:r>
+    </w:p>
+    <w:bookmarkStart w:id="52" w:name="X7b11d94e34298c01d860c15ea739cb0dfca6508"/>
+    <w:p>
+      <w:pPr>
+        <w:pStyle w:val="Heading2"/>
+      </w:pPr>
+      <w:r>
+        <w:t xml:space="preserve">The morning, as the machines remembered it</w:t>
+      </w:r>
+    </w:p>
+    <w:p>
+      <w:pPr>
+        <w:pStyle w:val="FirstParagraph"/>
+      </w:pPr>
+      <w:r>
+        <w:t xml:space="preserve">Here is the morning of December 23, 2015, as the jury ultimately found it — not</w:t>
+      </w:r>
+      <w:r>
+        <w:t xml:space="preserve"> </w:t>
+      </w:r>
+      <w:r>
+        <w:t xml:space="preserve">from any witness, but from the electronic wake the household left behind.</w:t>
+      </w:r>
+    </w:p>
+    <w:p>
+      <w:pPr>
+        <w:pStyle w:val="BodyText"/>
+      </w:pPr>
+      <w:r>
+        <w:t xml:space="preserve">Connie Dabate left for the gym at 8:46 a.m. Her class was cancelled, so she came</w:t>
+      </w:r>
+      <w:r>
+        <w:t xml:space="preserve"> </w:t>
+      </w:r>
+      <w:r>
+        <w:t xml:space="preserve">home at 9:18. She talked to her mother on the phone. She posted on Facebook. She</w:t>
+      </w:r>
+      <w:r>
+        <w:t xml:space="preserve"> </w:t>
+      </w:r>
+      <w:r>
+        <w:t xml:space="preserve">messaged a friend. An ordinary woman, running an ordinary errand, two days</w:t>
+      </w:r>
+      <w:r>
+        <w:t xml:space="preserve"> </w:t>
+      </w:r>
+      <w:r>
+        <w:t xml:space="preserve">before Christmas.</w:t>
+      </w:r>
+    </w:p>
+    <w:p>
+      <w:pPr>
+        <w:pStyle w:val="BodyText"/>
+      </w:pPr>
+      <w:r>
+        <w:t xml:space="preserve">Richard never left the house. In those same quiet morning hours, the home’s own</w:t>
+      </w:r>
+      <w:r>
+        <w:t xml:space="preserve"> </w:t>
+      </w:r>
+      <w:r>
+        <w:t xml:space="preserve">records caught him opening the basement door</w:t>
+      </w:r>
+      <w:r>
+        <w:t xml:space="preserve"> </w:t>
+      </w:r>
+      <w:r>
+        <w:rPr>
+          <w:iCs/>
+          <w:i/>
+        </w:rPr>
+        <w:t xml:space="preserve">eight times</w:t>
+      </w:r>
+      <w:r>
+        <w:t xml:space="preserve">. Arming and</w:t>
+      </w:r>
+      <w:r>
+        <w:t xml:space="preserve"> </w:t>
+      </w:r>
+      <w:r>
+        <w:t xml:space="preserve">disarming the security system, again and again. At some point he walked outside</w:t>
+      </w:r>
+      <w:r>
+        <w:t xml:space="preserve"> </w:t>
+      </w:r>
+      <w:r>
+        <w:t xml:space="preserve">and placed his own wallet near the basement bulkhead stairs — set dressing for</w:t>
+      </w:r>
+      <w:r>
+        <w:t xml:space="preserve"> </w:t>
+      </w:r>
+      <w:r>
+        <w:t xml:space="preserve">the burglary to come. In between, he answered work emails and played music on</w:t>
+      </w:r>
+      <w:r>
+        <w:t xml:space="preserve"> </w:t>
+      </w:r>
+      <w:r>
+        <w:t xml:space="preserve">his phone. When he heard Connie come home earlier than he expected, he did</w:t>
+      </w:r>
+      <w:r>
+        <w:t xml:space="preserve"> </w:t>
+      </w:r>
+      <w:r>
+        <w:t xml:space="preserve">something almost unbearably mundane: he checked the gym schedule.</w:t>
+      </w:r>
+    </w:p>
+    <w:p>
+      <w:pPr>
+        <w:pStyle w:val="BodyText"/>
+      </w:pPr>
+      <w:r>
+        <w:t xml:space="preserve">At 10:05 a.m., he lured his wife down to the basement and shot her with a</w:t>
+      </w:r>
+      <w:r>
+        <w:t xml:space="preserve"> </w:t>
+      </w:r>
+      <w:r>
+        <w:t xml:space="preserve">pistol the couple had bought only two months earlier.</w:t>
+      </w:r>
+    </w:p>
+    <w:p>
+      <w:pPr>
+        <w:pStyle w:val="BodyText"/>
+      </w:pPr>
+      <w:r>
+        <w:t xml:space="preserve">We can put a time on it because Connie was wearing a Fitbit One clipped to her</w:t>
+      </w:r>
+      <w:r>
+        <w:t xml:space="preserve"> </w:t>
+      </w:r>
+      <w:r>
+        <w:t xml:space="preserve">hip — a device that does exactly one thing, tirelessly: it counts its wearer’s</w:t>
+      </w:r>
+      <w:r>
+        <w:t xml:space="preserve"> </w:t>
+      </w:r>
+      <w:r>
+        <w:t xml:space="preserve">steps, minute by minute. At 10:05 a.m., it stopped.</w:t>
+      </w:r>
+    </w:p>
+    <w:bookmarkEnd w:id="52"/>
+    <w:bookmarkStart w:id="53" w:name="Xe67b992d38f8a0f7b4654d7ff9a0bd5ed378ef7"/>
+    <w:p>
+      <w:pPr>
+        <w:pStyle w:val="Heading2"/>
+      </w:pPr>
+      <w:r>
+        <w:t xml:space="preserve">The story that couldn’t survive its own timeline</w:t>
+      </w:r>
+    </w:p>
+    <w:p>
+      <w:pPr>
+        <w:pStyle w:val="FirstParagraph"/>
+      </w:pPr>
+      <w:r>
+        <w:t xml:space="preserve">Richard’s account put a masked killer in the house while Connie fled for her</w:t>
+      </w:r>
+      <w:r>
+        <w:t xml:space="preserve"> </w:t>
+      </w:r>
+      <w:r>
+        <w:t xml:space="preserve">life. But her Fitbit — together with her Facebook activity — showed the jury</w:t>
+      </w:r>
+      <w:r>
+        <w:t xml:space="preserve"> </w:t>
+      </w:r>
+      <w:r>
+        <w:t xml:space="preserve">something devastating: Connie was alive, moving, posting, messaging,</w:t>
+      </w:r>
+      <w:r>
+        <w:t xml:space="preserve"> </w:t>
+      </w:r>
+      <w:r>
+        <w:rPr>
+          <w:iCs/>
+          <w:i/>
+        </w:rPr>
+        <w:t xml:space="preserve">after</w:t>
+      </w:r>
+      <w:r>
+        <w:t xml:space="preserve"> </w:t>
+      </w:r>
+      <w:r>
+        <w:t xml:space="preserve">the point where Richard’s story needed her to be dead. As the Connecticut</w:t>
+      </w:r>
+      <w:r>
+        <w:t xml:space="preserve"> </w:t>
+      </w:r>
+      <w:r>
+        <w:t xml:space="preserve">Supreme Court later put it, the electronic evidence</w:t>
+      </w:r>
+      <w:r>
+        <w:t xml:space="preserve"> </w:t>
+      </w:r>
+      <w:r>
+        <w:t xml:space="preserve">“</w:t>
+      </w:r>
+      <w:r>
+        <w:t xml:space="preserve">demonstrated to the jury</w:t>
+      </w:r>
+      <w:r>
+        <w:t xml:space="preserve"> </w:t>
+      </w:r>
+      <w:r>
+        <w:t xml:space="preserve">that the victim was alive at the time that the defendant claimed that she had</w:t>
+      </w:r>
+      <w:r>
+        <w:t xml:space="preserve"> </w:t>
+      </w:r>
+      <w:r>
+        <w:t xml:space="preserve">been murdered by a third party.</w:t>
+      </w:r>
+      <w:r>
+        <w:t xml:space="preserve">”</w:t>
+      </w:r>
+    </w:p>
+    <w:p>
+      <w:pPr>
+        <w:pStyle w:val="BodyText"/>
+      </w:pPr>
+      <w:r>
+        <w:t xml:space="preserve">The rest of the case fell in behind the timeline like iron filings behind a</w:t>
+      </w:r>
+      <w:r>
+        <w:t xml:space="preserve"> </w:t>
+      </w:r>
+      <w:r>
+        <w:t xml:space="preserve">magnet.</w:t>
+      </w:r>
+    </w:p>
+    <w:p>
+      <w:pPr>
+        <w:pStyle w:val="BodyText"/>
+      </w:pPr>
+      <w:r>
+        <w:t xml:space="preserve">A state police canine swept the house and found no scent of any third person.</w:t>
+      </w:r>
+      <w:r>
+        <w:t xml:space="preserve"> </w:t>
+      </w:r>
+      <w:r>
+        <w:t xml:space="preserve">The forensic laboratory found Richard’s DNA where the intruder’s should have</w:t>
+      </w:r>
+      <w:r>
+        <w:t xml:space="preserve"> </w:t>
+      </w:r>
+      <w:r>
+        <w:t xml:space="preserve">been: on the basement safe, on the back of the folding chair he’d been</w:t>
+      </w:r>
+      <w:r>
+        <w:t xml:space="preserve"> </w:t>
+      </w:r>
+      <w:r>
+        <w:t xml:space="preserve">“</w:t>
+      </w:r>
+      <w:r>
+        <w:t xml:space="preserve">bound</w:t>
+      </w:r>
+      <w:r>
+        <w:t xml:space="preserve">”</w:t>
+      </w:r>
+      <w:r>
+        <w:t xml:space="preserve"> </w:t>
+      </w:r>
+      <w:r>
+        <w:t xml:space="preserve">to, on the handle of the gun, on the box cutter. His zip ties were tied loose.</w:t>
+      </w:r>
+      <w:r>
+        <w:t xml:space="preserve"> </w:t>
+      </w:r>
+      <w:r>
+        <w:t xml:space="preserve">His wounds — thighs, chest, a finger — were the shallow geometry of</w:t>
+      </w:r>
+      <w:r>
+        <w:t xml:space="preserve"> </w:t>
+      </w:r>
+      <w:r>
+        <w:t xml:space="preserve">self-infliction, not torture.</w:t>
+      </w:r>
+    </w:p>
+    <w:p>
+      <w:pPr>
+        <w:pStyle w:val="BodyText"/>
+      </w:pPr>
+      <w:r>
+        <w:t xml:space="preserve">And then there was the motive, which Richard himself handed to detectives from</w:t>
+      </w:r>
+      <w:r>
+        <w:t xml:space="preserve"> </w:t>
+      </w:r>
+      <w:r>
+        <w:t xml:space="preserve">a bed at Hartford Hospital. For seven years he had been carrying on an affair</w:t>
+      </w:r>
+      <w:r>
+        <w:t xml:space="preserve"> </w:t>
+      </w:r>
+      <w:r>
+        <w:t xml:space="preserve">with a woman named Sara Ganzer. In June 2015 she became pregnant with his</w:t>
+      </w:r>
+      <w:r>
+        <w:t xml:space="preserve"> </w:t>
+      </w:r>
+      <w:r>
+        <w:t xml:space="preserve">child; he told her he was divorcing Connie and had already moved half his</w:t>
+      </w:r>
+      <w:r>
+        <w:t xml:space="preserve"> </w:t>
+      </w:r>
+      <w:r>
+        <w:t xml:space="preserve">things out. He was lying. He never called a divorce lawyer — a divorce, he</w:t>
+      </w:r>
+      <w:r>
+        <w:t xml:space="preserve"> </w:t>
+      </w:r>
+      <w:r>
+        <w:t xml:space="preserve">feared, would wreck him financially and detonate his family. When detectives</w:t>
+      </w:r>
+      <w:r>
+        <w:t xml:space="preserve"> </w:t>
+      </w:r>
+      <w:r>
+        <w:t xml:space="preserve">first asked, he floated an audacious cover story: he and Connie couldn’t have</w:t>
+      </w:r>
+      <w:r>
+        <w:t xml:space="preserve"> </w:t>
+      </w:r>
+      <w:r>
+        <w:t xml:space="preserve">another child, so Sara was carrying the baby as their</w:t>
+      </w:r>
+      <w:r>
+        <w:t xml:space="preserve"> </w:t>
+      </w:r>
+      <w:r>
+        <w:rPr>
+          <w:iCs/>
+          <w:i/>
+        </w:rPr>
+        <w:t xml:space="preserve">surrogate</w:t>
+      </w:r>
+      <w:r>
+        <w:t xml:space="preserve">. Under</w:t>
+      </w:r>
+      <w:r>
+        <w:t xml:space="preserve"> </w:t>
+      </w:r>
+      <w:r>
+        <w:t xml:space="preserve">pressure, that collapsed into the truth. The detectives told him, almost</w:t>
+      </w:r>
+      <w:r>
+        <w:t xml:space="preserve"> </w:t>
+      </w:r>
+      <w:r>
+        <w:t xml:space="preserve">gently, that his account of the morning would be easy to check against the</w:t>
+      </w:r>
+      <w:r>
+        <w:t xml:space="preserve"> </w:t>
+      </w:r>
+      <w:r>
+        <w:t xml:space="preserve">electronic records. Richard asked for a lawyer.</w:t>
+      </w:r>
+    </w:p>
+    <w:p>
+      <w:pPr>
+        <w:pStyle w:val="BodyText"/>
+      </w:pPr>
+      <w:r>
+        <w:t xml:space="preserve">Sixteen months later he was arrested for murder.</w:t>
+      </w:r>
+    </w:p>
+    <w:bookmarkEnd w:id="53"/>
+    <w:bookmarkStart w:id="54" w:name="Xb2f571a3ce5b829599892b5c7bae5c141c375a5"/>
+    <w:p>
+      <w:pPr>
+        <w:pStyle w:val="Heading2"/>
+      </w:pPr>
+      <w:r>
+        <w:t xml:space="preserve">The science: making a step-counter testify</w:t>
+      </w:r>
+    </w:p>
+    <w:p>
+      <w:pPr>
+        <w:pStyle w:val="FirstParagraph"/>
+      </w:pPr>
+      <w:r>
+        <w:t xml:space="preserve">Getting a fitness tracker’s word into a murder trial is not automatic. Dabate’s</w:t>
+      </w:r>
+      <w:r>
+        <w:t xml:space="preserve"> </w:t>
+      </w:r>
+      <w:r>
+        <w:t xml:space="preserve">lawyers fought it hard, and the fight is what makes this case a landmark.</w:t>
+      </w:r>
+    </w:p>
+    <w:p>
+      <w:pPr>
+        <w:pStyle w:val="BodyText"/>
+      </w:pPr>
+      <w:r>
+        <w:t xml:space="preserve">Connecticut screens novel scientific evidence under</w:t>
+      </w:r>
+      <w:r>
+        <w:t xml:space="preserve"> </w:t>
+      </w:r>
+      <w:r>
+        <w:rPr>
+          <w:iCs/>
+          <w:i/>
+        </w:rPr>
+        <w:t xml:space="preserve">State v. Porter</w:t>
+      </w:r>
+      <w:r>
+        <w:t xml:space="preserve"> </w:t>
+      </w:r>
+      <w:r>
+        <w:t xml:space="preserve">— its</w:t>
+      </w:r>
+      <w:r>
+        <w:t xml:space="preserve"> </w:t>
+      </w:r>
+      <w:r>
+        <w:t xml:space="preserve">version of the federal</w:t>
+      </w:r>
+      <w:r>
+        <w:t xml:space="preserve"> </w:t>
+      </w:r>
+      <w:r>
+        <w:rPr>
+          <w:iCs/>
+          <w:i/>
+        </w:rPr>
+        <w:t xml:space="preserve">Daubert</w:t>
+      </w:r>
+      <w:r>
+        <w:t xml:space="preserve"> </w:t>
+      </w:r>
+      <w:r>
+        <w:t xml:space="preserve">standard. Before the Fitbit data could reach</w:t>
+      </w:r>
+      <w:r>
+        <w:t xml:space="preserve"> </w:t>
+      </w:r>
+      <w:r>
+        <w:t xml:space="preserve">the jury, a judge had to be satisfied the technology was genuinely reliable:</w:t>
+      </w:r>
+      <w:r>
+        <w:t xml:space="preserve"> </w:t>
+      </w:r>
+      <w:r>
+        <w:t xml:space="preserve">tested, peer-reviewed, accepted in the scientific community, not something</w:t>
+      </w:r>
+      <w:r>
+        <w:t xml:space="preserve"> </w:t>
+      </w:r>
+      <w:r>
+        <w:t xml:space="preserve">cooked up for courtrooms.</w:t>
+      </w:r>
+    </w:p>
+    <w:p>
+      <w:pPr>
+        <w:pStyle w:val="BodyText"/>
+      </w:pPr>
+      <w:r>
+        <w:t xml:space="preserve">The state’s answer was Keith Diaz, a professor of behavioral medicine at</w:t>
+      </w:r>
+      <w:r>
+        <w:t xml:space="preserve"> </w:t>
+      </w:r>
+      <w:r>
+        <w:t xml:space="preserve">Columbia University Medical Center and director of its Wearable Device Reading</w:t>
+      </w:r>
+      <w:r>
+        <w:t xml:space="preserve"> </w:t>
+      </w:r>
+      <w:r>
+        <w:t xml:space="preserve">Center. Diaz had run an NIH-funded validation study of consumer fitness</w:t>
+      </w:r>
+      <w:r>
+        <w:t xml:space="preserve"> </w:t>
+      </w:r>
+      <w:r>
+        <w:t xml:space="preserve">trackers, and his findings were quietly remarkable: the Fitbit is</w:t>
+      </w:r>
+      <w:r>
+        <w:t xml:space="preserve"> </w:t>
+      </w:r>
+      <w:r>
+        <w:rPr>
+          <w:iCs/>
+          <w:i/>
+        </w:rPr>
+        <w:t xml:space="preserve">very</w:t>
+      </w:r>
+      <w:r>
+        <w:t xml:space="preserve"> </w:t>
+      </w:r>
+      <w:r>
+        <w:t xml:space="preserve">accurate at counting steps — more accurate, in fact, than the Actical, a</w:t>
+      </w:r>
+      <w:r>
+        <w:t xml:space="preserve"> </w:t>
+      </w:r>
+      <w:r>
+        <w:t xml:space="preserve">research-grade device scientists use. And it is at its most accurate when worn</w:t>
+      </w:r>
+      <w:r>
+        <w:t xml:space="preserve"> </w:t>
+      </w:r>
+      <w:r>
+        <w:t xml:space="preserve">on the hip.</w:t>
+      </w:r>
+    </w:p>
+    <w:p>
+      <w:pPr>
+        <w:pStyle w:val="BodyText"/>
+      </w:pPr>
+      <w:r>
+        <w:t xml:space="preserve">Connie wore hers on her hip.</w:t>
+      </w:r>
+    </w:p>
+    <w:p>
+      <w:pPr>
+        <w:pStyle w:val="BodyText"/>
+      </w:pPr>
+      <w:r>
+        <w:t xml:space="preserve">The defense’s best punch was a clever one: Diaz couldn’t explain Fitbit’s</w:t>
+      </w:r>
+      <w:r>
+        <w:t xml:space="preserve"> </w:t>
+      </w:r>
+      <w:r>
+        <w:t xml:space="preserve">proprietary internal algorithm — the secret code that turns raw motion into a</w:t>
+      </w:r>
+      <w:r>
+        <w:t xml:space="preserve"> </w:t>
+      </w:r>
+      <w:r>
+        <w:t xml:space="preserve">step count. If the expert can’t open the black box, how can the court trust</w:t>
+      </w:r>
+      <w:r>
+        <w:t xml:space="preserve"> </w:t>
+      </w:r>
+      <w:r>
+        <w:t xml:space="preserve">what comes out of it? The Connecticut Supreme Court’s answer will echo through</w:t>
+      </w:r>
+      <w:r>
+        <w:t xml:space="preserve"> </w:t>
+      </w:r>
+      <w:r>
+        <w:t xml:space="preserve">every device case to come: an expert doesn’t need the source code to prove a</w:t>
+      </w:r>
+      <w:r>
+        <w:t xml:space="preserve"> </w:t>
+      </w:r>
+      <w:r>
+        <w:t xml:space="preserve">machine’s output is reliable, any more than he needs Ford’s blueprints to</w:t>
+      </w:r>
+      <w:r>
+        <w:t xml:space="preserve"> </w:t>
+      </w:r>
+      <w:r>
+        <w:t xml:space="preserve">testify that a speedometer works. What matters is validation — testing the</w:t>
+      </w:r>
+      <w:r>
+        <w:t xml:space="preserve"> </w:t>
+      </w:r>
+      <w:r>
+        <w:t xml:space="preserve">device against ground truth, publishing the results, letting other scientists</w:t>
+      </w:r>
+      <w:r>
+        <w:t xml:space="preserve"> </w:t>
+      </w:r>
+      <w:r>
+        <w:t xml:space="preserve">tear at them.</w:t>
+      </w:r>
+    </w:p>
+    <w:p>
+      <w:pPr>
+        <w:pStyle w:val="BodyText"/>
+      </w:pPr>
+      <w:r>
+        <w:t xml:space="preserve">The jury convicted Richard Dabate of murder, tampering with evidence, and</w:t>
+      </w:r>
+      <w:r>
+        <w:t xml:space="preserve"> </w:t>
+      </w:r>
+      <w:r>
+        <w:t xml:space="preserve">making a false statement. He was sentenced to sixty-five years. In March 2025,</w:t>
+      </w:r>
+      <w:r>
+        <w:t xml:space="preserve"> </w:t>
+      </w:r>
+      <w:r>
+        <w:t xml:space="preserve">the Connecticut Supreme Court affirmed it all — even while scolding the</w:t>
+      </w:r>
+      <w:r>
+        <w:t xml:space="preserve"> </w:t>
+      </w:r>
+      <w:r>
+        <w:t xml:space="preserve">prosecutor for four separate instances of courtroom impropriety, including the</w:t>
+      </w:r>
+      <w:r>
+        <w:t xml:space="preserve"> </w:t>
+      </w:r>
+      <w:r>
+        <w:t xml:space="preserve">moment he asked Dabate whether he’d been</w:t>
+      </w:r>
+      <w:r>
+        <w:t xml:space="preserve"> </w:t>
+      </w:r>
+      <w:r>
+        <w:t xml:space="preserve">“</w:t>
+      </w:r>
+      <w:r>
+        <w:t xml:space="preserve">trying to create a little mini</w:t>
+      </w:r>
+      <w:r>
+        <w:t xml:space="preserve"> </w:t>
+      </w:r>
+      <w:r>
+        <w:t xml:space="preserve">Cheshire scene,</w:t>
+      </w:r>
+      <w:r>
+        <w:t xml:space="preserve">”</w:t>
+      </w:r>
+      <w:r>
+        <w:t xml:space="preserve"> </w:t>
+      </w:r>
+      <w:r>
+        <w:t xml:space="preserve">a forbidden reference to Connecticut’s most notorious real</w:t>
+      </w:r>
+      <w:r>
+        <w:t xml:space="preserve"> </w:t>
+      </w:r>
+      <w:r>
+        <w:t xml:space="preserve">home invasion. The improprieties were real, the court held; the case against</w:t>
+      </w:r>
+      <w:r>
+        <w:t xml:space="preserve"> </w:t>
+      </w:r>
+      <w:r>
+        <w:t xml:space="preserve">Dabate was simply overwhelming with or without them.</w:t>
+      </w:r>
+    </w:p>
+    <w:bookmarkEnd w:id="54"/>
+    <w:bookmarkStart w:id="57" w:name="howd-he-get-caught-3"/>
+    <w:p>
+      <w:pPr>
+        <w:pStyle w:val="Heading2"/>
+      </w:pPr>
+      <w:r>
+        <w:t xml:space="preserve">How’d he get caught?</w:t>
+      </w:r>
+    </w:p>
+    <w:p>
+      <w:pPr>
+        <w:pStyle w:val="FirstParagraph"/>
+      </w:pPr>
+      <w:r>
+        <w:t xml:space="preserve">He staged a home invasion for an audience of police officers — and forgot the</w:t>
+      </w:r>
+      <w:r>
+        <w:t xml:space="preserve"> </w:t>
+      </w:r>
+      <w:r>
+        <w:t xml:space="preserve">other witnesses in the house. The security panel logged his rehearsal. Facebook</w:t>
+      </w:r>
+      <w:r>
+        <w:t xml:space="preserve"> </w:t>
+      </w:r>
+      <w:r>
+        <w:t xml:space="preserve">logged his wife’s final ordinary hour. And a $99 step-counter on her hip logged</w:t>
+      </w:r>
+      <w:r>
+        <w:t xml:space="preserve"> </w:t>
+      </w:r>
+      <w:r>
+        <w:t xml:space="preserve">the exact minute her life ended, an hour out of sync with the story her husband</w:t>
+      </w:r>
+      <w:r>
+        <w:t xml:space="preserve"> </w:t>
+      </w:r>
+      <w:r>
+        <w:t xml:space="preserve">was already telling. Richard Dabate built an alibi out of words. Connie’s</w:t>
+      </w:r>
+      <w:r>
+        <w:t xml:space="preserve"> </w:t>
+      </w:r>
+      <w:r>
+        <w:t xml:space="preserve">Fitbit outlived it.</w:t>
+      </w:r>
+    </w:p>
+    <w:p>
+      <w:r>
+        <w:pict>
+          <v:rect style="width:0;height:1.5pt" o:hralign="center" o:hrstd="t" o:hr="t"/>
+        </w:pict>
+      </w:r>
+    </w:p>
+    <w:p>
+      <w:pPr>
+        <w:pStyle w:val="BlockText"/>
+      </w:pPr>
+      <w:r>
+        <w:rPr>
+          <w:bCs/>
+          <w:b/>
+        </w:rPr>
+        <w:t xml:space="preserve">📖 Read the case yourself:</w:t>
+      </w:r>
+      <w:r>
+        <w:t xml:space="preserve"> </w:t>
+      </w:r>
+      <w:r>
+        <w:rPr>
+          <w:iCs/>
+          <w:i/>
+        </w:rPr>
+        <w:t xml:space="preserve">State v. Dabate</w:t>
+      </w:r>
+      <w:r>
+        <w:t xml:space="preserve">, 351 Conn. 428 (2025)</w:t>
+      </w:r>
+      <w:r>
+        <w:t xml:space="preserve"> </w:t>
+      </w:r>
+      <w:r>
+        <w:t xml:space="preserve">(SC 20749), Connecticut Supreme Court, decided March 11, 2025.</w:t>
+      </w:r>
+      <w:r>
+        <w:t xml:space="preserve"> </w:t>
+      </w:r>
+      <w:r>
+        <w:t xml:space="preserve">Free online:</w:t>
+      </w:r>
+      <w:r>
+        <w:t xml:space="preserve"> </w:t>
+      </w:r>
+      <w:hyperlink r:id="rId55">
+        <w:r>
+          <w:rPr>
+            <w:rStyle w:val="Hyperlink"/>
+          </w:rPr>
+          <w:t xml:space="preserve">Justia</w:t>
+        </w:r>
+      </w:hyperlink>
+      <w:r>
+        <w:t xml:space="preserve"> </w:t>
+      </w:r>
+      <w:r>
         <w:t xml:space="preserve">· official slip opinion via the</w:t>
       </w:r>
       <w:r>
         <w:t xml:space="preserve"> </w:t>
       </w:r>
-      <w:hyperlink r:id="rId44">
+      <w:hyperlink r:id="rId56">
         <w:r>
           <w:rPr>
             <w:rStyle w:val="Hyperlink"/>
@@ -4294,9 +6297,9 @@
         <w:t xml:space="preserve">admissibility ruling is Part II.</w:t>
       </w:r>
     </w:p>
-    <w:bookmarkEnd w:id="45"/>
-    <w:bookmarkEnd w:id="46"/>
-    <w:bookmarkStart w:id="54" w:name="chapter-22-twelve-steps"/>
+    <w:bookmarkEnd w:id="57"/>
+    <w:bookmarkEnd w:id="58"/>
+    <w:bookmarkStart w:id="65" w:name="chapter-22-twelve-steps"/>
     <w:p>
       <w:pPr>
         <w:pStyle w:val="Heading1"/>
@@ -4470,7 +6473,7 @@
         <w:t xml:space="preserve">nowhere else to go.</w:t>
       </w:r>
     </w:p>
-    <w:bookmarkStart w:id="47" w:name="the-phone-in-the-evidence-locker"/>
+    <w:bookmarkStart w:id="59" w:name="the-phone-in-the-evidence-locker"/>
     <w:p>
       <w:pPr>
         <w:pStyle w:val="Heading2"/>
@@ -4731,8 +6734,8 @@
         <w:t xml:space="preserve">handed it to a police officer over a fender-bender.</w:t>
       </w:r>
     </w:p>
-    <w:bookmarkEnd w:id="47"/>
-    <w:bookmarkStart w:id="48" w:name="the-story-he-told-the-jury"/>
+    <w:bookmarkEnd w:id="59"/>
+    <w:bookmarkStart w:id="60" w:name="the-story-he-told-the-jury"/>
     <w:p>
       <w:pPr>
         <w:pStyle w:val="Heading2"/>
@@ -4853,8 +6856,8 @@
         <w:t xml:space="preserve">Burch of first-degree intentional homicide. He was sentenced to life.</w:t>
       </w:r>
     </w:p>
-    <w:bookmarkEnd w:id="48"/>
-    <w:bookmarkStart w:id="49" w:name="what-the-appeal-decided"/>
+    <w:bookmarkEnd w:id="60"/>
+    <w:bookmarkStart w:id="61" w:name="what-the-appeal-decided"/>
     <w:p>
       <w:pPr>
         <w:pStyle w:val="Heading2"/>
@@ -5031,8 +7034,8 @@
         <w:t xml:space="preserve">let the little band speak for itself.</w:t>
       </w:r>
     </w:p>
-    <w:bookmarkEnd w:id="49"/>
-    <w:bookmarkStart w:id="53" w:name="howd-he-get-caught-2"/>
+    <w:bookmarkEnd w:id="61"/>
+    <w:bookmarkStart w:id="64" w:name="howd-he-get-caught-4"/>
     <w:p>
       <w:pPr>
         <w:pStyle w:val="Heading2"/>
@@ -5131,7 +7134,7 @@
       <w:r>
         <w:t xml:space="preserve"> </w:t>
       </w:r>
-      <w:hyperlink r:id="rId50">
+      <w:hyperlink r:id="rId62">
         <w:r>
           <w:rPr>
             <w:rStyle w:val="Hyperlink"/>
@@ -5148,7 +7151,7 @@
       <w:r>
         <w:t xml:space="preserve"> </w:t>
       </w:r>
-      <w:hyperlink r:id="rId51">
+      <w:hyperlink r:id="rId63">
         <w:r>
           <w:rPr>
             <w:rStyle w:val="Hyperlink"/>
@@ -5165,7 +7168,7 @@
       <w:r>
         <w:t xml:space="preserve"> </w:t>
       </w:r>
-      <w:hyperlink r:id="rId52">
+      <w:hyperlink r:id="rId49">
         <w:r>
           <w:rPr>
             <w:rStyle w:val="Hyperlink"/>
@@ -5189,8 +7192,1145 @@
         <w:t xml:space="preserve">Fitbit rulings follow in the Discussion.</w:t>
       </w:r>
     </w:p>
-    <w:bookmarkEnd w:id="53"/>
-    <w:bookmarkEnd w:id="54"/>
+    <w:bookmarkEnd w:id="64"/>
+    <w:bookmarkEnd w:id="65"/>
+    <w:bookmarkStart w:id="72" w:name="chapter-31-mr.-big"/>
+    <w:p>
+      <w:pPr>
+        <w:pStyle w:val="Heading1"/>
+      </w:pPr>
+      <w:r>
+        <w:t xml:space="preserve">Chapter 31 — Mr. Big</w:t>
+      </w:r>
+    </w:p>
+    <w:p>
+      <w:pPr>
+        <w:pStyle w:val="FirstParagraph"/>
+      </w:pPr>
+      <w:r>
+        <w:rPr>
+          <w:bCs/>
+          <w:b/>
+        </w:rPr>
+        <w:t xml:space="preserve">The RCMP built a fake criminal empire with one purpose: to make an</w:t>
+      </w:r>
+      <w:r>
+        <w:rPr>
+          <w:bCs/>
+          <w:b/>
+        </w:rPr>
+        <w:t xml:space="preserve"> </w:t>
+      </w:r>
+      <w:r>
+        <w:rPr>
+          <w:bCs/>
+          <w:b/>
+        </w:rPr>
+        <w:t xml:space="preserve">unemployed man from Gander confess to drowning his little girls.</w:t>
+      </w:r>
+    </w:p>
+    <w:p>
+      <w:pPr>
+        <w:pStyle w:val="BodyText"/>
+      </w:pPr>
+      <w:r>
+        <w:t xml:space="preserve">On the morning of August 4, 2002, Nelson Hart drove his three-year-old twin</w:t>
+      </w:r>
+      <w:r>
+        <w:t xml:space="preserve"> </w:t>
+      </w:r>
+      <w:r>
+        <w:t xml:space="preserve">daughters, Karen and Krista, to a park near their home in Gander,</w:t>
+      </w:r>
+      <w:r>
+        <w:t xml:space="preserve"> </w:t>
+      </w:r>
+      <w:r>
+        <w:t xml:space="preserve">Newfoundland, to play on the swings. A lake sat beside the park. Half an hour</w:t>
+      </w:r>
+      <w:r>
+        <w:t xml:space="preserve"> </w:t>
+      </w:r>
+      <w:r>
+        <w:t xml:space="preserve">to forty-five minutes later, he burst back into his house in a panic and told</w:t>
+      </w:r>
+      <w:r>
+        <w:t xml:space="preserve"> </w:t>
+      </w:r>
+      <w:r>
+        <w:t xml:space="preserve">his wife that Krista had fallen into the water.</w:t>
+      </w:r>
+    </w:p>
+    <w:p>
+      <w:pPr>
+        <w:pStyle w:val="BodyText"/>
+      </w:pPr>
+      <w:r>
+        <w:t xml:space="preserve">His wife asked the obvious, terrible question:</w:t>
+      </w:r>
+      <w:r>
+        <w:t xml:space="preserve"> </w:t>
+      </w:r>
+      <w:r>
+        <w:rPr>
+          <w:iCs/>
+          <w:i/>
+        </w:rPr>
+        <w:t xml:space="preserve">where is Karen?</w:t>
+      </w:r>
+    </w:p>
+    <w:p>
+      <w:pPr>
+        <w:pStyle w:val="BodyText"/>
+      </w:pPr>
+      <w:r>
+        <w:t xml:space="preserve">Nelson had forgotten her at the park.</w:t>
+      </w:r>
+    </w:p>
+    <w:p>
+      <w:pPr>
+        <w:pStyle w:val="BodyText"/>
+      </w:pPr>
+      <w:r>
+        <w:t xml:space="preserve">By the time first responders arrived, both girls were floating in the lake,</w:t>
+      </w:r>
+      <w:r>
+        <w:t xml:space="preserve"> </w:t>
+      </w:r>
+      <w:r>
+        <w:t xml:space="preserve">several hundred metres apart. It was too late.</w:t>
+      </w:r>
+    </w:p>
+    <w:p>
+      <w:pPr>
+        <w:pStyle w:val="BodyText"/>
+      </w:pPr>
+      <w:r>
+        <w:t xml:space="preserve">Hart’s story never sat right. He told police he couldn’t swim, so instead of</w:t>
+      </w:r>
+      <w:r>
+        <w:t xml:space="preserve"> </w:t>
+      </w:r>
+      <w:r>
+        <w:t xml:space="preserve">helping he had run to his car and driven home to get his wife — leaving one</w:t>
+      </w:r>
+      <w:r>
+        <w:t xml:space="preserve"> </w:t>
+      </w:r>
+      <w:r>
+        <w:t xml:space="preserve">daughter on the dock beside the water that was swallowing the other. There</w:t>
+      </w:r>
+      <w:r>
+        <w:t xml:space="preserve"> </w:t>
+      </w:r>
+      <w:r>
+        <w:t xml:space="preserve">were two cell phones in his car; he called no one. He drove past a restaurant</w:t>
+      </w:r>
+      <w:r>
+        <w:t xml:space="preserve"> </w:t>
+      </w:r>
+      <w:r>
+        <w:t xml:space="preserve">and a hospital; he stopped at neither. Two weeks after an eight-hour</w:t>
+      </w:r>
+      <w:r>
+        <w:t xml:space="preserve"> </w:t>
+      </w:r>
+      <w:r>
+        <w:t xml:space="preserve">interrogation went nowhere, he called police and changed his story: he’d</w:t>
+      </w:r>
+      <w:r>
+        <w:t xml:space="preserve"> </w:t>
+      </w:r>
+      <w:r>
+        <w:t xml:space="preserve">suffered an epileptic seizure at the park, come to</w:t>
+      </w:r>
+      <w:r>
+        <w:t xml:space="preserve"> </w:t>
+      </w:r>
+      <w:r>
+        <w:t xml:space="preserve">“</w:t>
+      </w:r>
+      <w:r>
+        <w:t xml:space="preserve">dopey,</w:t>
+      </w:r>
+      <w:r>
+        <w:t xml:space="preserve">”</w:t>
+      </w:r>
+      <w:r>
+        <w:t xml:space="preserve"> </w:t>
+      </w:r>
+      <w:r>
+        <w:t xml:space="preserve">seen one of his</w:t>
+      </w:r>
+      <w:r>
+        <w:t xml:space="preserve"> </w:t>
+      </w:r>
+      <w:r>
+        <w:t xml:space="preserve">girls in the water, and could think only of driving home. He said he’d lied at</w:t>
+      </w:r>
+      <w:r>
+        <w:t xml:space="preserve"> </w:t>
+      </w:r>
+      <w:r>
+        <w:t xml:space="preserve">first because he was afraid of losing his driver’s licence again.</w:t>
+      </w:r>
+    </w:p>
+    <w:p>
+      <w:pPr>
+        <w:pStyle w:val="BodyText"/>
+      </w:pPr>
+      <w:r>
+        <w:t xml:space="preserve">Police were convinced he had drowned his daughters. But conviction is not</w:t>
+      </w:r>
+      <w:r>
+        <w:t xml:space="preserve"> </w:t>
+      </w:r>
+      <w:r>
+        <w:t xml:space="preserve">evidence, and they had none. The investigation went cold.</w:t>
+      </w:r>
+    </w:p>
+    <w:p>
+      <w:pPr>
+        <w:pStyle w:val="BodyText"/>
+      </w:pPr>
+      <w:r>
+        <w:t xml:space="preserve">What they did next made Canadian legal history — twice. Once when it worked,</w:t>
+      </w:r>
+      <w:r>
+        <w:t xml:space="preserve"> </w:t>
+      </w:r>
+      <w:r>
+        <w:t xml:space="preserve">and once when the Supreme Court of Canada saw what</w:t>
+      </w:r>
+      <w:r>
+        <w:t xml:space="preserve"> </w:t>
+      </w:r>
+      <w:r>
+        <w:t xml:space="preserve">“</w:t>
+      </w:r>
+      <w:r>
+        <w:t xml:space="preserve">working</w:t>
+      </w:r>
+      <w:r>
+        <w:t xml:space="preserve">”</w:t>
+      </w:r>
+      <w:r>
+        <w:t xml:space="preserve"> </w:t>
+      </w:r>
+      <w:r>
+        <w:t xml:space="preserve">had required.</w:t>
+      </w:r>
+    </w:p>
+    <w:bookmarkStart w:id="66" w:name="building-a-world-around-a-lonely-man"/>
+    <w:p>
+      <w:pPr>
+        <w:pStyle w:val="Heading2"/>
+      </w:pPr>
+      <w:r>
+        <w:t xml:space="preserve">Building a world around a lonely man</w:t>
+      </w:r>
+    </w:p>
+    <w:p>
+      <w:pPr>
+        <w:pStyle w:val="FirstParagraph"/>
+      </w:pPr>
+      <w:r>
+        <w:t xml:space="preserve">The technique is called a</w:t>
+      </w:r>
+      <w:r>
+        <w:t xml:space="preserve"> </w:t>
+      </w:r>
+      <w:r>
+        <w:t xml:space="preserve">“</w:t>
+      </w:r>
+      <w:r>
+        <w:t xml:space="preserve">Mr. Big</w:t>
+      </w:r>
+      <w:r>
+        <w:t xml:space="preserve">”</w:t>
+      </w:r>
+      <w:r>
+        <w:t xml:space="preserve"> </w:t>
+      </w:r>
+      <w:r>
+        <w:t xml:space="preserve">operation, and it is a Canadian invention:</w:t>
+      </w:r>
+      <w:r>
+        <w:t xml:space="preserve"> </w:t>
+      </w:r>
+      <w:r>
+        <w:t xml:space="preserve">undercover officers construct a fictitious criminal organization around a</w:t>
+      </w:r>
+      <w:r>
+        <w:t xml:space="preserve"> </w:t>
+      </w:r>
+      <w:r>
+        <w:t xml:space="preserve">suspect, befriend him, employ him, enrich him — and then arrange a job</w:t>
+      </w:r>
+      <w:r>
+        <w:t xml:space="preserve"> </w:t>
+      </w:r>
+      <w:r>
+        <w:t xml:space="preserve">interview with the boss,</w:t>
+      </w:r>
+      <w:r>
+        <w:t xml:space="preserve"> </w:t>
+      </w:r>
+      <w:r>
+        <w:t xml:space="preserve">“</w:t>
+      </w:r>
+      <w:r>
+        <w:t xml:space="preserve">Mr. Big,</w:t>
+      </w:r>
+      <w:r>
+        <w:t xml:space="preserve">”</w:t>
+      </w:r>
+      <w:r>
+        <w:t xml:space="preserve"> </w:t>
+      </w:r>
+      <w:r>
+        <w:t xml:space="preserve">where the price of admission is the truth</w:t>
+      </w:r>
+      <w:r>
+        <w:t xml:space="preserve"> </w:t>
+      </w:r>
+      <w:r>
+        <w:t xml:space="preserve">about his past.</w:t>
+      </w:r>
+    </w:p>
+    <w:p>
+      <w:pPr>
+        <w:pStyle w:val="BodyText"/>
+      </w:pPr>
+      <w:r>
+        <w:t xml:space="preserve">Nelson Hart was the ideal target, which is precisely what makes his case so</w:t>
+      </w:r>
+      <w:r>
+        <w:t xml:space="preserve"> </w:t>
+      </w:r>
+      <w:r>
+        <w:t xml:space="preserve">uncomfortable. Surveillance in late 2004 found a man on social assistance and</w:t>
+      </w:r>
+      <w:r>
+        <w:t xml:space="preserve"> </w:t>
+      </w:r>
+      <w:r>
+        <w:t xml:space="preserve">profoundly isolated — he rarely left home, and when he did, his wife came</w:t>
+      </w:r>
+      <w:r>
+        <w:t xml:space="preserve"> </w:t>
+      </w:r>
+      <w:r>
+        <w:t xml:space="preserve">with him.</w:t>
+      </w:r>
+    </w:p>
+    <w:p>
+      <w:pPr>
+        <w:pStyle w:val="BodyText"/>
+      </w:pPr>
+      <w:r>
+        <w:t xml:space="preserve">In February 2005, a stranger — an undercover officer the judgment calls</w:t>
+      </w:r>
+      <w:r>
+        <w:t xml:space="preserve"> </w:t>
+      </w:r>
+      <w:r>
+        <w:t xml:space="preserve">“</w:t>
+      </w:r>
+      <w:r>
+        <w:t xml:space="preserve">Jim</w:t>
+      </w:r>
+      <w:r>
+        <w:t xml:space="preserve">”</w:t>
+      </w:r>
+      <w:r>
+        <w:t xml:space="preserve"> </w:t>
+      </w:r>
+      <w:r>
+        <w:t xml:space="preserve">— approached Hart outside a convenience store and asked for help finding his</w:t>
+      </w:r>
+      <w:r>
+        <w:t xml:space="preserve"> </w:t>
+      </w:r>
+      <w:r>
+        <w:t xml:space="preserve">missing sister. Hart obliged and was paid fifty dollars. Within days he had a</w:t>
+      </w:r>
+      <w:r>
+        <w:t xml:space="preserve"> </w:t>
+      </w:r>
+      <w:r>
+        <w:t xml:space="preserve">job as a driver for Jim’s trucking company. Within months, the fictitious</w:t>
+      </w:r>
+      <w:r>
+        <w:t xml:space="preserve"> </w:t>
+      </w:r>
+      <w:r>
+        <w:t xml:space="preserve">organization had become his entire world. Over four months, Hart took part in</w:t>
+      </w:r>
+      <w:r>
+        <w:t xml:space="preserve"> </w:t>
+      </w:r>
+      <w:r>
+        <w:rPr>
+          <w:bCs/>
+          <w:b/>
+        </w:rPr>
+        <w:t xml:space="preserve">63 staged</w:t>
+      </w:r>
+      <w:r>
+        <w:rPr>
+          <w:bCs/>
+          <w:b/>
+        </w:rPr>
+        <w:t xml:space="preserve"> </w:t>
+      </w:r>
+      <w:r>
+        <w:rPr>
+          <w:bCs/>
+          <w:b/>
+        </w:rPr>
+        <w:t xml:space="preserve">“</w:t>
+      </w:r>
+      <w:r>
+        <w:rPr>
+          <w:bCs/>
+          <w:b/>
+        </w:rPr>
+        <w:t xml:space="preserve">scenarios</w:t>
+      </w:r>
+      <w:r>
+        <w:rPr>
+          <w:bCs/>
+          <w:b/>
+        </w:rPr>
+        <w:t xml:space="preserve">”</w:t>
+      </w:r>
+      <w:r>
+        <w:t xml:space="preserve">, drove mysterious packages across Newfoundland,</w:t>
+      </w:r>
+      <w:r>
+        <w:t xml:space="preserve"> </w:t>
+      </w:r>
+      <w:r>
+        <w:t xml:space="preserve">travelled to Halifax, Montreal, Ottawa, Toronto, and Vancouver, stayed in</w:t>
+      </w:r>
+      <w:r>
+        <w:t xml:space="preserve"> </w:t>
+      </w:r>
+      <w:r>
+        <w:t xml:space="preserve">hotels, and ate in some of the country’s finest restaurants — one officer had</w:t>
+      </w:r>
+      <w:r>
+        <w:t xml:space="preserve"> </w:t>
+      </w:r>
+      <w:r>
+        <w:t xml:space="preserve">to teach him how to behave at dinner, because all of it was new to him. He</w:t>
+      </w:r>
+      <w:r>
+        <w:t xml:space="preserve"> </w:t>
+      </w:r>
+      <w:r>
+        <w:t xml:space="preserve">was paid $15,720. He came to call the undercover officers his best friends,</w:t>
+      </w:r>
+      <w:r>
+        <w:t xml:space="preserve"> </w:t>
+      </w:r>
+      <w:r>
+        <w:t xml:space="preserve">his</w:t>
+      </w:r>
+      <w:r>
+        <w:t xml:space="preserve"> </w:t>
+      </w:r>
+      <w:r>
+        <w:rPr>
+          <w:iCs/>
+          <w:i/>
+        </w:rPr>
+        <w:t xml:space="preserve">brothers</w:t>
+      </w:r>
+      <w:r>
+        <w:t xml:space="preserve">. The operation’s total cost to the public:</w:t>
+      </w:r>
+      <w:r>
+        <w:t xml:space="preserve"> </w:t>
+      </w:r>
+      <w:r>
+        <w:rPr>
+          <w:bCs/>
+          <w:b/>
+        </w:rPr>
+        <w:t xml:space="preserve">$413,268</w:t>
+      </w:r>
+      <w:r>
+        <w:t xml:space="preserve">.</w:t>
+      </w:r>
+    </w:p>
+    <w:p>
+      <w:pPr>
+        <w:pStyle w:val="BodyText"/>
+      </w:pPr>
+      <w:r>
+        <w:t xml:space="preserve">The organization preached trust, honesty, loyalty — and salted the sermons</w:t>
+      </w:r>
+      <w:r>
+        <w:t xml:space="preserve"> </w:t>
+      </w:r>
+      <w:r>
+        <w:t xml:space="preserve">with theatre. Officers flashed violence for his benefit; Hart watched Jim slap</w:t>
+      </w:r>
+      <w:r>
+        <w:t xml:space="preserve"> </w:t>
+      </w:r>
+      <w:r>
+        <w:t xml:space="preserve">another</w:t>
+      </w:r>
+      <w:r>
+        <w:t xml:space="preserve"> </w:t>
+      </w:r>
+      <w:r>
+        <w:t xml:space="preserve">“</w:t>
+      </w:r>
+      <w:r>
+        <w:t xml:space="preserve">member</w:t>
+      </w:r>
+      <w:r>
+        <w:t xml:space="preserve">”</w:t>
+      </w:r>
+      <w:r>
+        <w:t xml:space="preserve"> </w:t>
+      </w:r>
+      <w:r>
+        <w:t xml:space="preserve">for talking out of turn. Then came the hook: a</w:t>
+      </w:r>
+      <w:r>
+        <w:t xml:space="preserve"> </w:t>
+      </w:r>
+      <w:r>
+        <w:t xml:space="preserve">“</w:t>
+      </w:r>
+      <w:r>
+        <w:t xml:space="preserve">big deal</w:t>
+      </w:r>
+      <w:r>
+        <w:t xml:space="preserve">”</w:t>
+      </w:r>
+      <w:r>
+        <w:t xml:space="preserve"> </w:t>
+      </w:r>
+      <w:r>
+        <w:t xml:space="preserve">was</w:t>
+      </w:r>
+      <w:r>
+        <w:t xml:space="preserve"> </w:t>
+      </w:r>
+      <w:r>
+        <w:t xml:space="preserve">coming, worth $20,000 to $25,000 to Hart personally. In Toronto they let him</w:t>
+      </w:r>
+      <w:r>
+        <w:t xml:space="preserve"> </w:t>
+      </w:r>
+      <w:r>
+        <w:t xml:space="preserve">count $175,000 in cash, a down payment on his future. There was just one</w:t>
+      </w:r>
+      <w:r>
+        <w:t xml:space="preserve"> </w:t>
+      </w:r>
+      <w:r>
+        <w:t xml:space="preserve">problem, Jim confided in early June: the boss had run a background check, and</w:t>
+      </w:r>
+      <w:r>
+        <w:t xml:space="preserve"> </w:t>
+      </w:r>
+      <w:r>
+        <w:t xml:space="preserve">something had come up. Hart couldn’t work until it was resolved.</w:t>
+      </w:r>
+    </w:p>
+    <w:bookmarkEnd w:id="66"/>
+    <w:bookmarkStart w:id="67" w:name="the-meeting-with-the-boss"/>
+    <w:p>
+      <w:pPr>
+        <w:pStyle w:val="Heading2"/>
+      </w:pPr>
+      <w:r>
+        <w:t xml:space="preserve">The meeting with the boss</w:t>
+      </w:r>
+    </w:p>
+    <w:p>
+      <w:pPr>
+        <w:pStyle w:val="FirstParagraph"/>
+      </w:pPr>
+      <w:r>
+        <w:t xml:space="preserve">On June 9, 2005, Nelson Hart finally met Mr. Big. He began by thanking him —</w:t>
+      </w:r>
+      <w:r>
+        <w:t xml:space="preserve"> </w:t>
+      </w:r>
+      <w:r>
+        <w:t xml:space="preserve">his life had turned around since joining the organization. Mr. Big steered the</w:t>
+      </w:r>
+      <w:r>
+        <w:t xml:space="preserve"> </w:t>
+      </w:r>
+      <w:r>
+        <w:t xml:space="preserve">conversation to the deaths of Hart’s daughters. There might be</w:t>
+      </w:r>
+      <w:r>
+        <w:t xml:space="preserve"> </w:t>
+      </w:r>
+      <w:r>
+        <w:t xml:space="preserve">“</w:t>
+      </w:r>
+      <w:r>
+        <w:t xml:space="preserve">heat</w:t>
+      </w:r>
+      <w:r>
+        <w:t xml:space="preserve">”</w:t>
+      </w:r>
+      <w:r>
+        <w:t xml:space="preserve"> </w:t>
+      </w:r>
+      <w:r>
+        <w:t xml:space="preserve">coming,</w:t>
+      </w:r>
+      <w:r>
+        <w:t xml:space="preserve"> </w:t>
+      </w:r>
+      <w:r>
+        <w:t xml:space="preserve">he said.</w:t>
+      </w:r>
+      <w:r>
+        <w:t xml:space="preserve"> </w:t>
+      </w:r>
+      <w:r>
+        <w:rPr>
+          <w:iCs/>
+          <w:i/>
+        </w:rPr>
+        <w:t xml:space="preserve">Why did you kill them?</w:t>
+      </w:r>
+    </w:p>
+    <w:p>
+      <w:pPr>
+        <w:pStyle w:val="BodyText"/>
+      </w:pPr>
+      <w:r>
+        <w:t xml:space="preserve">Hart gave the same answer he’d given the real police three years earlier: he</w:t>
+      </w:r>
+      <w:r>
+        <w:t xml:space="preserve"> </w:t>
+      </w:r>
+      <w:r>
+        <w:t xml:space="preserve">had suffered a seizure. Mr. Big brushed it aside and told him not to lie.</w:t>
+      </w:r>
+      <w:r>
+        <w:t xml:space="preserve"> </w:t>
+      </w:r>
+      <w:r>
+        <w:t xml:space="preserve">After further prodding, Hart confessed: he had killed the girls because he</w:t>
+      </w:r>
+      <w:r>
+        <w:t xml:space="preserve"> </w:t>
+      </w:r>
+      <w:r>
+        <w:t xml:space="preserve">feared Child Welfare would take them and place them with his brother. Pressed</w:t>
+      </w:r>
+      <w:r>
+        <w:t xml:space="preserve"> </w:t>
+      </w:r>
+      <w:r>
+        <w:t xml:space="preserve">for the mechanics, he said he had struck his daughters with his shoulder and</w:t>
+      </w:r>
+      <w:r>
+        <w:t xml:space="preserve"> </w:t>
+      </w:r>
+      <w:r>
+        <w:t xml:space="preserve">they fell from the wharf into the water.</w:t>
+      </w:r>
+    </w:p>
+    <w:p>
+      <w:pPr>
+        <w:pStyle w:val="BodyText"/>
+      </w:pPr>
+      <w:r>
+        <w:t xml:space="preserve">Two days later, Jim drove Hart back to the park where Karen and Krista died</w:t>
+      </w:r>
+      <w:r>
+        <w:t xml:space="preserve"> </w:t>
+      </w:r>
+      <w:r>
+        <w:t xml:space="preserve">and had him walk it through. Jim knelt on the dock, and Hart demonstrated —</w:t>
+      </w:r>
+      <w:r>
+        <w:t xml:space="preserve"> </w:t>
+      </w:r>
+      <w:r>
+        <w:t xml:space="preserve">nudging Jim with his knee — how he had pushed his daughters into the lake.</w:t>
+      </w:r>
+    </w:p>
+    <w:p>
+      <w:pPr>
+        <w:pStyle w:val="BodyText"/>
+      </w:pPr>
+      <w:r>
+        <w:t xml:space="preserve">Hart was arrested on June 13 and charged with two counts of first-degree</w:t>
+      </w:r>
+      <w:r>
+        <w:t xml:space="preserve"> </w:t>
+      </w:r>
+      <w:r>
+        <w:t xml:space="preserve">murder. Allowed one phone call from the station, he used it to call for help —</w:t>
+      </w:r>
+      <w:r>
+        <w:t xml:space="preserve"> </w:t>
+      </w:r>
+      <w:r>
+        <w:t xml:space="preserve">from Jim.</w:t>
+      </w:r>
+    </w:p>
+    <w:bookmarkEnd w:id="67"/>
+    <w:bookmarkStart w:id="68" w:name="what-the-supreme-court-saw"/>
+    <w:p>
+      <w:pPr>
+        <w:pStyle w:val="Heading2"/>
+      </w:pPr>
+      <w:r>
+        <w:t xml:space="preserve">What the Supreme Court saw</w:t>
+      </w:r>
+    </w:p>
+    <w:p>
+      <w:pPr>
+        <w:pStyle w:val="FirstParagraph"/>
+      </w:pPr>
+      <w:r>
+        <w:t xml:space="preserve">A jury convicted Hart on the strength of his confessions. But in 2014 the</w:t>
+      </w:r>
+      <w:r>
+        <w:t xml:space="preserve"> </w:t>
+      </w:r>
+      <w:r>
+        <w:t xml:space="preserve">Supreme Court of Canada used his case to put the Mr. Big technique itself on</w:t>
+      </w:r>
+      <w:r>
+        <w:t xml:space="preserve"> </w:t>
+      </w:r>
+      <w:r>
+        <w:t xml:space="preserve">trial — and rebuilt the law around it.</w:t>
+      </w:r>
+    </w:p>
+    <w:p>
+      <w:pPr>
+        <w:pStyle w:val="BodyText"/>
+      </w:pPr>
+      <w:r>
+        <w:t xml:space="preserve">The Court’s concern was not squeamishness; it was reliability. Consider what</w:t>
+      </w:r>
+      <w:r>
+        <w:t xml:space="preserve"> </w:t>
+      </w:r>
+      <w:r>
+        <w:t xml:space="preserve">the confession was worth. The operation had lifted a man out of poverty,</w:t>
+      </w:r>
+      <w:r>
+        <w:t xml:space="preserve"> </w:t>
+      </w:r>
+      <w:r>
+        <w:t xml:space="preserve">handed him friendship for the first time in his life, dangled a $25,000</w:t>
+      </w:r>
+      <w:r>
+        <w:t xml:space="preserve"> </w:t>
+      </w:r>
+      <w:r>
+        <w:t xml:space="preserve">payday, and then made one thing unmistakably clear: the path to keeping all of</w:t>
+      </w:r>
+      <w:r>
+        <w:t xml:space="preserve"> </w:t>
+      </w:r>
+      <w:r>
+        <w:t xml:space="preserve">it ran through telling Mr. Big what he wanted to hear. A confession bought at</w:t>
+      </w:r>
+      <w:r>
+        <w:t xml:space="preserve"> </w:t>
+      </w:r>
+      <w:r>
+        <w:t xml:space="preserve">that price, the Court held, may be worth exactly what was paid for it — and</w:t>
+      </w:r>
+      <w:r>
+        <w:t xml:space="preserve"> </w:t>
+      </w:r>
+      <w:r>
+        <w:t xml:space="preserve">juries, hearing months of a defendant playacting as a willing criminal, may</w:t>
+      </w:r>
+      <w:r>
+        <w:t xml:space="preserve"> </w:t>
+      </w:r>
+      <w:r>
+        <w:t xml:space="preserve">convict the character instead of weighing the evidence.</w:t>
+      </w:r>
+    </w:p>
+    <w:p>
+      <w:pPr>
+        <w:pStyle w:val="BodyText"/>
+      </w:pPr>
+      <w:r>
+        <w:t xml:space="preserve">So the Court laid down a new rule: Mr. Big confessions are now</w:t>
+      </w:r>
+      <w:r>
+        <w:t xml:space="preserve"> </w:t>
+      </w:r>
+      <w:r>
+        <w:rPr>
+          <w:bCs/>
+          <w:b/>
+        </w:rPr>
+        <w:t xml:space="preserve">presumptively inadmissible</w:t>
+      </w:r>
+      <w:r>
+        <w:t xml:space="preserve">. The Crown must prove the confession’s</w:t>
+      </w:r>
+      <w:r>
+        <w:t xml:space="preserve"> </w:t>
+      </w:r>
+      <w:r>
+        <w:t xml:space="preserve">probative value outweighs its prejudicial effect — with reliability measured</w:t>
+      </w:r>
+      <w:r>
+        <w:t xml:space="preserve"> </w:t>
+      </w:r>
+      <w:r>
+        <w:t xml:space="preserve">against the inducements applied and, crucially, against whether the confession</w:t>
+      </w:r>
+      <w:r>
+        <w:t xml:space="preserve"> </w:t>
+      </w:r>
+      <w:r>
+        <w:t xml:space="preserve">produced anything the police could check: a body, a weapon, a detail only the</w:t>
+      </w:r>
+      <w:r>
+        <w:t xml:space="preserve"> </w:t>
+      </w:r>
+      <w:r>
+        <w:t xml:space="preserve">killer could know. Behind that sits a second guard: the abuse-of-process</w:t>
+      </w:r>
+      <w:r>
+        <w:t xml:space="preserve"> </w:t>
+      </w:r>
+      <w:r>
+        <w:t xml:space="preserve">doctrine, for operations that overcome the will through violence or its</w:t>
+      </w:r>
+      <w:r>
+        <w:t xml:space="preserve"> </w:t>
+      </w:r>
+      <w:r>
+        <w:t xml:space="preserve">threat.</w:t>
+      </w:r>
+    </w:p>
+    <w:p>
+      <w:pPr>
+        <w:pStyle w:val="BodyText"/>
+      </w:pPr>
+      <w:r>
+        <w:t xml:space="preserve">Measured against its own new standard, Hart’s confessions failed. They were</w:t>
+      </w:r>
+      <w:r>
+        <w:t xml:space="preserve"> </w:t>
+      </w:r>
+      <w:r>
+        <w:t xml:space="preserve">born of powerful inducements, contradicted in parts, and — unlike the</w:t>
+      </w:r>
+      <w:r>
+        <w:t xml:space="preserve"> </w:t>
+      </w:r>
+      <w:r>
+        <w:t xml:space="preserve">confession in the companion case</w:t>
+      </w:r>
+      <w:r>
+        <w:t xml:space="preserve"> </w:t>
+      </w:r>
+      <w:r>
+        <w:rPr>
+          <w:iCs/>
+          <w:i/>
+        </w:rPr>
+        <w:t xml:space="preserve">R. v. Mack</w:t>
+      </w:r>
+      <w:r>
+        <w:t xml:space="preserve"> </w:t>
+      </w:r>
+      <w:r>
+        <w:t xml:space="preserve">(Chapter 32), where the suspect</w:t>
+      </w:r>
+      <w:r>
+        <w:t xml:space="preserve"> </w:t>
+      </w:r>
+      <w:r>
+        <w:t xml:space="preserve">led the fake gangsters to the real remains — they were confirmed by nothing.</w:t>
+      </w:r>
+      <w:r>
+        <w:t xml:space="preserve"> </w:t>
+      </w:r>
+      <w:r>
+        <w:t xml:space="preserve">The appeal was dismissed and the confessions were gone. Stripped of them, the</w:t>
+      </w:r>
+      <w:r>
+        <w:t xml:space="preserve"> </w:t>
+      </w:r>
+      <w:r>
+        <w:t xml:space="preserve">Crown’s case evaporated; reports at the time record that the charges were</w:t>
+      </w:r>
+      <w:r>
+        <w:t xml:space="preserve"> </w:t>
+      </w:r>
+      <w:r>
+        <w:t xml:space="preserve">eventually withdrawn and Hart went free.</w:t>
+      </w:r>
+      <w:r>
+        <w:t xml:space="preserve"> </w:t>
+      </w:r>
+      <w:r>
+        <w:rPr>
+          <w:iCs/>
+          <w:i/>
+        </w:rPr>
+        <w:t xml:space="preserve">(That coda comes from news coverage,</w:t>
+      </w:r>
+      <w:r>
+        <w:rPr>
+          <w:iCs/>
+          <w:i/>
+        </w:rPr>
+        <w:t xml:space="preserve"> </w:t>
+      </w:r>
+      <w:r>
+        <w:rPr>
+          <w:iCs/>
+          <w:i/>
+        </w:rPr>
+        <w:t xml:space="preserve">not the judgment itself.)</w:t>
+      </w:r>
+    </w:p>
+    <w:bookmarkEnd w:id="68"/>
+    <w:bookmarkStart w:id="71" w:name="Xf808c007911591a3eb186bf77ea5c3c4ee8db56"/>
+    <w:p>
+      <w:pPr>
+        <w:pStyle w:val="Heading2"/>
+      </w:pPr>
+      <w:r>
+        <w:t xml:space="preserve">How’d he get caught? — and the harder question</w:t>
+      </w:r>
+    </w:p>
+    <w:p>
+      <w:pPr>
+        <w:pStyle w:val="FirstParagraph"/>
+      </w:pPr>
+      <w:r>
+        <w:t xml:space="preserve">He was caught the way a fish is caught: by constructing an entire ocean around</w:t>
+      </w:r>
+      <w:r>
+        <w:t xml:space="preserve"> </w:t>
+      </w:r>
+      <w:r>
+        <w:t xml:space="preserve">him. The confession was real, spoken from his own mouth, re-enacted on the</w:t>
+      </w:r>
+      <w:r>
+        <w:t xml:space="preserve"> </w:t>
+      </w:r>
+      <w:r>
+        <w:t xml:space="preserve">dock where his daughters died. What the Supreme Court forces us to ask is</w:t>
+      </w:r>
+      <w:r>
+        <w:t xml:space="preserve"> </w:t>
+      </w:r>
+      <w:r>
+        <w:t xml:space="preserve">whether it was</w:t>
+      </w:r>
+      <w:r>
+        <w:t xml:space="preserve"> </w:t>
+      </w:r>
+      <w:r>
+        <w:rPr>
+          <w:iCs/>
+          <w:i/>
+        </w:rPr>
+        <w:t xml:space="preserve">true</w:t>
+      </w:r>
+      <w:r>
+        <w:t xml:space="preserve"> </w:t>
+      </w:r>
+      <w:r>
+        <w:t xml:space="preserve">— or whether a poor, isolated, epileptic man said the</w:t>
+      </w:r>
+      <w:r>
+        <w:t xml:space="preserve"> </w:t>
+      </w:r>
+      <w:r>
+        <w:t xml:space="preserve">only words that would keep the first family he’d ever had from leaving him.</w:t>
+      </w:r>
+      <w:r>
+        <w:t xml:space="preserve"> </w:t>
+      </w:r>
+      <w:r>
+        <w:t xml:space="preserve">This chapter has no tidy payoff line, and that is the point. Every other story</w:t>
+      </w:r>
+      <w:r>
+        <w:t xml:space="preserve"> </w:t>
+      </w:r>
+      <w:r>
+        <w:t xml:space="preserve">in this book asks how they got caught.</w:t>
+      </w:r>
+      <w:r>
+        <w:t xml:space="preserve"> </w:t>
+      </w:r>
+      <w:r>
+        <w:rPr>
+          <w:iCs/>
+          <w:i/>
+        </w:rPr>
+        <w:t xml:space="preserve">Hart</w:t>
+      </w:r>
+      <w:r>
+        <w:t xml:space="preserve"> </w:t>
+      </w:r>
+      <w:r>
+        <w:t xml:space="preserve">asks what</w:t>
+      </w:r>
+      <w:r>
+        <w:t xml:space="preserve"> </w:t>
+      </w:r>
+      <w:r>
+        <w:t xml:space="preserve">“</w:t>
+      </w:r>
+      <w:r>
+        <w:t xml:space="preserve">caught</w:t>
+      </w:r>
+      <w:r>
+        <w:t xml:space="preserve">”</w:t>
+      </w:r>
+      <w:r>
+        <w:t xml:space="preserve"> </w:t>
+      </w:r>
+      <w:r>
+        <w:t xml:space="preserve">is worth when</w:t>
+      </w:r>
+      <w:r>
+        <w:t xml:space="preserve"> </w:t>
+      </w:r>
+      <w:r>
+        <w:t xml:space="preserve">the state manufactures the world in which the confession happens — and it is</w:t>
+      </w:r>
+      <w:r>
+        <w:t xml:space="preserve"> </w:t>
+      </w:r>
+      <w:r>
+        <w:t xml:space="preserve">the reason every Mr. Big confession in Canada now has to pass through the</w:t>
+      </w:r>
+      <w:r>
+        <w:t xml:space="preserve"> </w:t>
+      </w:r>
+      <w:r>
+        <w:t xml:space="preserve">gate this case built.</w:t>
+      </w:r>
+    </w:p>
+    <w:p>
+      <w:r>
+        <w:pict>
+          <v:rect style="width:0;height:1.5pt" o:hralign="center" o:hrstd="t" o:hr="t"/>
+        </w:pict>
+      </w:r>
+    </w:p>
+    <w:p>
+      <w:pPr>
+        <w:pStyle w:val="BlockText"/>
+      </w:pPr>
+      <w:r>
+        <w:rPr>
+          <w:bCs/>
+          <w:b/>
+        </w:rPr>
+        <w:t xml:space="preserve">📖 Read the case yourself:</w:t>
+      </w:r>
+      <w:r>
+        <w:t xml:space="preserve"> </w:t>
+      </w:r>
+      <w:r>
+        <w:rPr>
+          <w:iCs/>
+          <w:i/>
+        </w:rPr>
+        <w:t xml:space="preserve">R. v. Hart</w:t>
+      </w:r>
+      <w:r>
+        <w:t xml:space="preserve">, 2014 SCC 52, [2014] 2 S.C.R.</w:t>
+      </w:r>
+      <w:r>
+        <w:t xml:space="preserve"> </w:t>
+      </w:r>
+      <w:r>
+        <w:t xml:space="preserve">544, Supreme Court of Canada, decided July 31, 2014 (Moldaver J. for the</w:t>
+      </w:r>
+      <w:r>
+        <w:t xml:space="preserve"> </w:t>
+      </w:r>
+      <w:r>
+        <w:t xml:space="preserve">majority).</w:t>
+      </w:r>
+      <w:r>
+        <w:t xml:space="preserve"> </w:t>
+      </w:r>
+      <w:r>
+        <w:t xml:space="preserve">Free online:</w:t>
+      </w:r>
+      <w:r>
+        <w:t xml:space="preserve"> </w:t>
+      </w:r>
+      <w:hyperlink r:id="rId69">
+        <w:r>
+          <w:rPr>
+            <w:rStyle w:val="Hyperlink"/>
+          </w:rPr>
+          <w:t xml:space="preserve">CanLII</w:t>
+        </w:r>
+      </w:hyperlink>
+      <w:r>
+        <w:t xml:space="preserve"> </w:t>
+      </w:r>
+      <w:r>
+        <w:t xml:space="preserve">·</w:t>
+      </w:r>
+      <w:r>
+        <w:t xml:space="preserve"> </w:t>
+      </w:r>
+      <w:hyperlink r:id="rId70">
+        <w:r>
+          <w:rPr>
+            <w:rStyle w:val="Hyperlink"/>
+          </w:rPr>
+          <w:t xml:space="preserve">SCC judgments site</w:t>
+        </w:r>
+      </w:hyperlink>
+      <w:r>
+        <w:t xml:space="preserve">.</w:t>
+      </w:r>
+      <w:r>
+        <w:t xml:space="preserve"> </w:t>
+      </w:r>
+      <w:r>
+        <w:t xml:space="preserve">The facts and the Mr. Big operation are set out at paras. 15–39; the new</w:t>
+      </w:r>
+      <w:r>
+        <w:t xml:space="preserve"> </w:t>
+      </w:r>
+      <w:r>
+        <w:t xml:space="preserve">two-pronged framework at paras. 84–128; its application to Hart’s</w:t>
+      </w:r>
+      <w:r>
+        <w:t xml:space="preserve"> </w:t>
+      </w:r>
+      <w:r>
+        <w:t xml:space="preserve">confessions from para. 129.</w:t>
+      </w:r>
+    </w:p>
+    <w:bookmarkEnd w:id="71"/>
+    <w:bookmarkEnd w:id="72"/>
     <w:sectPr/>
   </w:body>
 </w:document>

--- a/book/word/How Not to Get Away With Murder - Master.docx
+++ b/book/word/How Not to Get Away With Murder - Master.docx
@@ -807,7 +807,7 @@
           <w:bCs/>
           <w:b/>
         </w:rPr>
-        <w:t xml:space="preserve">Two Phones, the Same Towers</w:t>
+        <w:t xml:space="preserve">The Test Drive</w:t>
       </w:r>
       <w:r>
         <w:t xml:space="preserve"> </w:t>
@@ -829,7 +829,89 @@
         <w:t xml:space="preserve"> </w:t>
       </w:r>
       <w:r>
-        <w:t xml:space="preserve">(Tim Bosma) (ON CA, 2023)</w:t>
+        <w:t xml:space="preserve">(Tim Bosma), 2023 ONCA 418 ✍️</w:t>
+      </w:r>
+      <w:r>
+        <w:t xml:space="preserve"> </w:t>
+      </w:r>
+      <w:r>
+        <w:rPr>
+          <w:iCs/>
+          <w:i/>
+        </w:rPr>
+        <w:t xml:space="preserve">drafted</w:t>
+      </w:r>
+      <w:r>
+        <w:t xml:space="preserve"> </w:t>
+      </w:r>
+      <w:r>
+        <w:rPr>
+          <w:iCs/>
+          <w:i/>
+        </w:rPr>
+        <w:t xml:space="preserve">Hook:</w:t>
+      </w:r>
+      <w:r>
+        <w:t xml:space="preserve"> </w:t>
+      </w:r>
+      <w:r>
+        <w:rPr>
+          <w:bCs/>
+          <w:b/>
+        </w:rPr>
+        <w:t xml:space="preserve">They planned the murder before they picked the victim. Tim Bosma was chosen by his own for-sale ad.</w:t>
+      </w:r>
+      <w:r>
+        <w:t xml:space="preserve"> </w:t>
+      </w:r>
+      <w:r>
+        <w:rPr>
+          <w:iCs/>
+          <w:i/>
+        </w:rPr>
+        <w:t xml:space="preserve">(Note: the ONCA judgment’s evidence summary centres the</w:t>
+      </w:r>
+      <w:r>
+        <w:rPr>
+          <w:iCs/>
+          <w:i/>
+        </w:rPr>
+        <w:t xml:space="preserve"> </w:t>
+      </w:r>
+      <w:r>
+        <w:rPr>
+          <w:iCs/>
+          <w:i/>
+        </w:rPr>
+        <w:t xml:space="preserve">“</w:t>
+      </w:r>
+      <w:r>
+        <w:rPr>
+          <w:iCs/>
+          <w:i/>
+        </w:rPr>
+        <w:t xml:space="preserve">mission</w:t>
+      </w:r>
+      <w:r>
+        <w:rPr>
+          <w:iCs/>
+          <w:i/>
+        </w:rPr>
+        <w:t xml:space="preserve">”</w:t>
+      </w:r>
+      <w:r>
+        <w:rPr>
+          <w:iCs/>
+          <w:i/>
+        </w:rPr>
+        <w:t xml:space="preserve"> </w:t>
+      </w:r>
+      <w:r>
+        <w:rPr>
+          <w:iCs/>
+          <w:i/>
+        </w:rPr>
+        <w:t xml:space="preserve">texts, video trail, and the Eliminator; the cell-tower correlation from news coverage isn’t in it — chapter follows the judgment.)</w:t>
       </w:r>
     </w:p>
     <w:p>
@@ -2156,7 +2238,7 @@
           <w:bCs/>
           <w:b/>
         </w:rPr>
-        <w:t xml:space="preserve">When Mr. Big Holds Up</w:t>
+        <w:t xml:space="preserve">The Firepit</w:t>
       </w:r>
       <w:r>
         <w:t xml:space="preserve"> </w:t>
@@ -2175,10 +2257,79 @@
         <w:t xml:space="preserve">R. v. Mack</w:t>
       </w:r>
       <w:r>
-        <w:t xml:space="preserve"> </w:t>
-      </w:r>
-      <w:r>
-        <w:t xml:space="preserve">(SCC, 2014)</w:t>
+        <w:t xml:space="preserve">, 2014 SCC 58, [2014] 3 S.C.R. 3 ✍️</w:t>
+      </w:r>
+      <w:r>
+        <w:t xml:space="preserve"> </w:t>
+      </w:r>
+      <w:r>
+        <w:rPr>
+          <w:iCs/>
+          <w:i/>
+        </w:rPr>
+        <w:t xml:space="preserve">drafted</w:t>
+      </w:r>
+      <w:r>
+        <w:t xml:space="preserve"> </w:t>
+      </w:r>
+      <w:r>
+        <w:rPr>
+          <w:iCs/>
+          <w:i/>
+        </w:rPr>
+        <w:t xml:space="preserve">Hook:</w:t>
+      </w:r>
+      <w:r>
+        <w:t xml:space="preserve"> </w:t>
+      </w:r>
+      <w:r>
+        <w:rPr>
+          <w:bCs/>
+          <w:b/>
+        </w:rPr>
+        <w:t xml:space="preserve">He told the fake crime boss there was</w:t>
+      </w:r>
+      <w:r>
+        <w:rPr>
+          <w:bCs/>
+          <w:b/>
+        </w:rPr>
+        <w:t xml:space="preserve"> </w:t>
+      </w:r>
+      <w:r>
+        <w:rPr>
+          <w:bCs/>
+          <w:b/>
+        </w:rPr>
+        <w:t xml:space="preserve">“</w:t>
+      </w:r>
+      <w:r>
+        <w:rPr>
+          <w:bCs/>
+          <w:b/>
+        </w:rPr>
+        <w:t xml:space="preserve">nothing left</w:t>
+      </w:r>
+      <w:r>
+        <w:rPr>
+          <w:bCs/>
+          <w:b/>
+        </w:rPr>
+        <w:t xml:space="preserve">”</w:t>
+      </w:r>
+      <w:r>
+        <w:rPr>
+          <w:bCs/>
+          <w:b/>
+        </w:rPr>
+        <w:t xml:space="preserve"> </w:t>
+      </w:r>
+      <w:r>
+        <w:rPr>
+          <w:bCs/>
+          <w:b/>
+        </w:rPr>
+        <w:t xml:space="preserve">of his roommate. Then he drove an undercover cop to the exact spot where the nothing was.</w:t>
       </w:r>
     </w:p>
     <w:p>
@@ -2738,13 +2889,13 @@
     </w:p>
     <w:bookmarkEnd w:id="32"/>
     <w:bookmarkEnd w:id="33"/>
-    <w:bookmarkStart w:id="39" w:name="chapter-11-never-rent-a-getaway-car"/>
+    <w:bookmarkStart w:id="39" w:name="chapter-9-the-test-drive"/>
     <w:p>
       <w:pPr>
         <w:pStyle w:val="Heading1"/>
       </w:pPr>
       <w:r>
-        <w:t xml:space="preserve">Chapter 11 — Never Rent a Getaway Car</w:t>
+        <w:t xml:space="preserve">Chapter 9 — The Test Drive</w:t>
       </w:r>
     </w:p>
     <w:p>
@@ -2756,7 +2907,7 @@
           <w:bCs/>
           <w:b/>
         </w:rPr>
-        <w:t xml:space="preserve">He rented the getaway car under a fake name — and the fake name is exactly</w:t>
+        <w:t xml:space="preserve">They planned the murder before they picked the victim. Tim Bosma was chosen</w:t>
       </w:r>
       <w:r>
         <w:rPr>
@@ -2770,7 +2921,7 @@
           <w:bCs/>
           <w:b/>
         </w:rPr>
-        <w:t xml:space="preserve">why the car’s testimony could never be thrown out.</w:t>
+        <w:t xml:space="preserve">by his own for-sale ad.</w:t>
       </w:r>
     </w:p>
     <w:p>
@@ -2778,19 +2929,31 @@
         <w:pStyle w:val="BodyText"/>
       </w:pPr>
       <w:r>
-        <w:t xml:space="preserve">At 4:38 on the afternoon of March 1, 2016, Aly Sunderani stepped out of his</w:t>
-      </w:r>
-      <w:r>
-        <w:t xml:space="preserve"> </w:t>
-      </w:r>
-      <w:r>
-        <w:t xml:space="preserve">Range Rover under the carport of the Comfort Inn in Guelph, Ontario. He was the</w:t>
-      </w:r>
-      <w:r>
-        <w:t xml:space="preserve"> </w:t>
-      </w:r>
-      <w:r>
-        <w:t xml:space="preserve">hotel’s manager; this was his workplace; it was broad daylight.</w:t>
+        <w:t xml:space="preserve">In April 2013, Tim Bosma did what thousands of people do every week: he</w:t>
+      </w:r>
+      <w:r>
+        <w:t xml:space="preserve"> </w:t>
+      </w:r>
+      <w:r>
+        <w:t xml:space="preserve">listed his truck for sale online. He was thirty-two, living just outside</w:t>
+      </w:r>
+      <w:r>
+        <w:t xml:space="preserve"> </w:t>
+      </w:r>
+      <w:r>
+        <w:t xml:space="preserve">Ancaster, Ontario, with his wife and young daughter, and the family had</w:t>
+      </w:r>
+      <w:r>
+        <w:t xml:space="preserve"> </w:t>
+      </w:r>
+      <w:r>
+        <w:t xml:space="preserve">decided to part with his Dodge 3500 diesel pickup. An interested buyer</w:t>
+      </w:r>
+      <w:r>
+        <w:t xml:space="preserve"> </w:t>
+      </w:r>
+      <w:r>
+        <w:t xml:space="preserve">arranged to come see it on the evening of May 6.</w:t>
       </w:r>
     </w:p>
     <w:p>
@@ -2798,25 +2961,13 @@
         <w:pStyle w:val="BodyText"/>
       </w:pPr>
       <w:r>
-        <w:t xml:space="preserve">A gunman walked up to him and opened fire with a submachine gun. Sunderani</w:t>
-      </w:r>
-      <w:r>
-        <w:t xml:space="preserve"> </w:t>
-      </w:r>
-      <w:r>
-        <w:t xml:space="preserve">suffered thirty-one gunshot wounds — some from bullets that passed through him</w:t>
-      </w:r>
-      <w:r>
-        <w:t xml:space="preserve"> </w:t>
-      </w:r>
-      <w:r>
-        <w:t xml:space="preserve">and struck again — three of them in his heart. The shooter dropped the gun</w:t>
-      </w:r>
-      <w:r>
-        <w:t xml:space="preserve"> </w:t>
-      </w:r>
-      <w:r>
-        <w:t xml:space="preserve">beside the body, climbed into a waiting black Infiniti QX60, and was gone.</w:t>
+        <w:t xml:space="preserve">Two men arrived. The three of them went for a test drive — Dellen Millard</w:t>
+      </w:r>
+      <w:r>
+        <w:t xml:space="preserve"> </w:t>
+      </w:r>
+      <w:r>
+        <w:t xml:space="preserve">behind the wheel, Tim in the front passenger seat, Mark Smich in the back.</w:t>
       </w:r>
     </w:p>
     <w:p>
@@ -2824,25 +2975,7 @@
         <w:pStyle w:val="BodyText"/>
       </w:pPr>
       <w:r>
-        <w:t xml:space="preserve">No masked figure in the night. No hidden body. A public execution in front of a</w:t>
-      </w:r>
-      <w:r>
-        <w:t xml:space="preserve"> </w:t>
-      </w:r>
-      <w:r>
-        <w:t xml:space="preserve">hotel lobby, on camera. And yet the case that followed was entirely</w:t>
-      </w:r>
-      <w:r>
-        <w:t xml:space="preserve"> </w:t>
-      </w:r>
-      <w:r>
-        <w:t xml:space="preserve">circumstantial — because the one thing the cameras never captured was the</w:t>
-      </w:r>
-      <w:r>
-        <w:t xml:space="preserve"> </w:t>
-      </w:r>
-      <w:r>
-        <w:t xml:space="preserve">gunman’s face.</w:t>
+        <w:t xml:space="preserve">Tim Bosma never returned.</w:t>
       </w:r>
     </w:p>
     <w:p>
@@ -2850,31 +2983,62 @@
         <w:pStyle w:val="BodyText"/>
       </w:pPr>
       <w:r>
-        <w:t xml:space="preserve">What the Crown had instead, when Raja Dosanjh stood trial for first-degree</w:t>
-      </w:r>
-      <w:r>
-        <w:t xml:space="preserve"> </w:t>
-      </w:r>
-      <w:r>
-        <w:t xml:space="preserve">murder three years later, were four pillars. His DNA on the grip of the</w:t>
-      </w:r>
-      <w:r>
-        <w:t xml:space="preserve"> </w:t>
-      </w:r>
-      <w:r>
-        <w:t xml:space="preserve">submachine gun left at the scene — a mixed profile 3.7 million times more</w:t>
-      </w:r>
-      <w:r>
-        <w:t xml:space="preserve"> </w:t>
-      </w:r>
-      <w:r>
-        <w:t xml:space="preserve">likely to include him than not. The getaway QX60, rented from a Mississauga</w:t>
-      </w:r>
-      <w:r>
-        <w:t xml:space="preserve"> </w:t>
-      </w:r>
-      <w:r>
-        <w:t xml:space="preserve">agency just hours before the shooting by a man using the false name</w:t>
+        <w:t xml:space="preserve">What his family could not know, and what a jury would eventually piece</w:t>
+      </w:r>
+      <w:r>
+        <w:t xml:space="preserve"> </w:t>
+      </w:r>
+      <w:r>
+        <w:t xml:space="preserve">together from the killers’ own text messages, is that the test drive was the</w:t>
+      </w:r>
+      <w:r>
+        <w:t xml:space="preserve"> </w:t>
+      </w:r>
+      <w:r>
+        <w:t xml:space="preserve">final step of a plan that had been months in the making — a plan that needed a</w:t>
+      </w:r>
+      <w:r>
+        <w:t xml:space="preserve"> </w:t>
+      </w:r>
+      <w:r>
+        <w:t xml:space="preserve">truck, and did not care who owned it.</w:t>
+      </w:r>
+    </w:p>
+    <w:bookmarkStart w:id="34" w:name="the-mission"/>
+    <w:p>
+      <w:pPr>
+        <w:pStyle w:val="Heading2"/>
+      </w:pPr>
+      <w:r>
+        <w:t xml:space="preserve">The mission</w:t>
+      </w:r>
+    </w:p>
+    <w:p>
+      <w:pPr>
+        <w:pStyle w:val="FirstParagraph"/>
+      </w:pPr>
+      <w:r>
+        <w:t xml:space="preserve">The Court of Appeal’s judgment lays out the Crown’s case in a single,</w:t>
+      </w:r>
+      <w:r>
+        <w:t xml:space="preserve"> </w:t>
+      </w:r>
+      <w:r>
+        <w:t xml:space="preserve">devastating paragraph, and it is worth walking through slowly.</w:t>
+      </w:r>
+    </w:p>
+    <w:p>
+      <w:pPr>
+        <w:pStyle w:val="BodyText"/>
+      </w:pPr>
+      <w:r>
+        <w:t xml:space="preserve">Months of text messages between Millard and Smich showed them planning what</w:t>
+      </w:r>
+      <w:r>
+        <w:t xml:space="preserve"> </w:t>
+      </w:r>
+      <w:r>
+        <w:t xml:space="preserve">they called a</w:t>
       </w:r>
       <w:r>
         <w:t xml:space="preserve"> </w:t>
@@ -2883,13 +3047,7 @@
         <w:t xml:space="preserve">“</w:t>
       </w:r>
       <w:r>
-        <w:t xml:space="preserve">Jaspinder</w:t>
-      </w:r>
-      <w:r>
-        <w:t xml:space="preserve"> </w:t>
-      </w:r>
-      <w:r>
-        <w:t xml:space="preserve">Nagra</w:t>
+        <w:t xml:space="preserve">mission</w:t>
       </w:r>
       <w:r>
         <w:t xml:space="preserve">”</w:t>
@@ -2898,130 +3056,137 @@
         <w:t xml:space="preserve"> </w:t>
       </w:r>
       <w:r>
-        <w:t xml:space="preserve">— a man who was, undisputedly, Dosanjh. The rental agency’s cameras,</w:t>
-      </w:r>
-      <w:r>
-        <w:t xml:space="preserve"> </w:t>
-      </w:r>
-      <w:r>
-        <w:t xml:space="preserve">which caught that man’s pants, shirt, and shoes — the same clothing worn by the</w:t>
-      </w:r>
-      <w:r>
-        <w:t xml:space="preserve"> </w:t>
-      </w:r>
-      <w:r>
-        <w:t xml:space="preserve">gunman captured chest-down on the hotel’s video.</w:t>
-      </w:r>
-    </w:p>
-    <w:p>
-      <w:pPr>
-        <w:pStyle w:val="BodyText"/>
-      </w:pPr>
-      <w:r>
-        <w:t xml:space="preserve">And the fourth pillar: the car itself had been keeping a diary.</w:t>
-      </w:r>
-    </w:p>
-    <w:bookmarkStart w:id="34" w:name="the-minute-by-minute-confession"/>
-    <w:p>
-      <w:pPr>
-        <w:pStyle w:val="Heading2"/>
-      </w:pPr>
-      <w:r>
-        <w:t xml:space="preserve">The minute-by-minute confession</w:t>
-      </w:r>
-    </w:p>
-    <w:p>
-      <w:pPr>
-        <w:pStyle w:val="FirstParagraph"/>
-      </w:pPr>
-      <w:r>
-        <w:t xml:space="preserve">The QX60 came equipped with an infotainment system — the touchscreen console</w:t>
-      </w:r>
-      <w:r>
-        <w:t xml:space="preserve"> </w:t>
-      </w:r>
-      <w:r>
-        <w:t xml:space="preserve">that runs the maps and the music — which, like most modern vehicles, quietly</w:t>
-      </w:r>
-      <w:r>
-        <w:t xml:space="preserve"> </w:t>
-      </w:r>
-      <w:r>
-        <w:t xml:space="preserve">and automatically logged everywhere the car went. When Ontario Provincial</w:t>
-      </w:r>
-      <w:r>
-        <w:t xml:space="preserve"> </w:t>
-      </w:r>
-      <w:r>
-        <w:t xml:space="preserve">Police forensic analysts extracted the tracklog, they could read the day of the</w:t>
-      </w:r>
-      <w:r>
-        <w:t xml:space="preserve"> </w:t>
-      </w:r>
-      <w:r>
-        <w:t xml:space="preserve">murder like an itinerary:</w:t>
-      </w:r>
-    </w:p>
-    <w:p>
-      <w:pPr>
-        <w:pStyle w:val="BodyText"/>
-      </w:pPr>
+        <w:t xml:space="preserve">— to steal a truck. The same messages showed them</w:t>
+      </w:r>
+      <w:r>
+        <w:t xml:space="preserve"> </w:t>
+      </w:r>
+      <w:r>
+        <w:t xml:space="preserve">discussing the acquisition and preparation of something else: a ten-foot-tall</w:t>
+      </w:r>
+      <w:r>
+        <w:t xml:space="preserve"> </w:t>
+      </w:r>
+      <w:r>
+        <w:t xml:space="preserve">animal incinerator, commercially branded</w:t>
+      </w:r>
+      <w:r>
+        <w:t xml:space="preserve"> </w:t>
+      </w:r>
       <w:r>
         <w:rPr>
           <w:bCs/>
           <w:b/>
         </w:rPr>
-        <w:t xml:space="preserve">1:16 p.m.</w:t>
-      </w:r>
-      <w:r>
-        <w:t xml:space="preserve"> </w:t>
-      </w:r>
-      <w:r>
-        <w:t xml:space="preserve">— the QX60 pulls out of the rental lot in Mississauga.</w:t>
-      </w:r>
-      <w:r>
-        <w:t xml:space="preserve"> </w:t>
+        <w:t xml:space="preserve">“</w:t>
       </w:r>
       <w:r>
         <w:rPr>
           <w:bCs/>
           <w:b/>
         </w:rPr>
-        <w:t xml:space="preserve">1:28 p.m.</w:t>
-      </w:r>
-      <w:r>
-        <w:t xml:space="preserve"> </w:t>
-      </w:r>
-      <w:r>
-        <w:t xml:space="preserve">— it arrives at the home of the parents of Dalvir Passi,</w:t>
-      </w:r>
-      <w:r>
-        <w:t xml:space="preserve"> </w:t>
-      </w:r>
-      <w:r>
-        <w:t xml:space="preserve">Dosanjh’s brother-in-law. It stays eleven minutes.</w:t>
-      </w:r>
-      <w:r>
-        <w:t xml:space="preserve"> </w:t>
+        <w:t xml:space="preserve">The Eliminator.</w:t>
       </w:r>
       <w:r>
         <w:rPr>
           <w:bCs/>
           <w:b/>
         </w:rPr>
-        <w:t xml:space="preserve">3:52 p.m.</w:t>
-      </w:r>
-      <w:r>
-        <w:t xml:space="preserve"> </w:t>
-      </w:r>
-      <w:r>
-        <w:t xml:space="preserve">— it enters the Comfort Inn parking lot in Guelph and parks</w:t>
-      </w:r>
-      <w:r>
-        <w:t xml:space="preserve"> </w:t>
-      </w:r>
-      <w:r>
-        <w:t xml:space="preserve">behind the hotel, where it sits for the better part of an hour.</w:t>
+        <w:t xml:space="preserve">”</w:t>
+      </w:r>
+      <w:r>
+        <w:t xml:space="preserve"> </w:t>
+      </w:r>
+      <w:r>
+        <w:t xml:space="preserve">Millard, heir</w:t>
+      </w:r>
+      <w:r>
+        <w:t xml:space="preserve"> </w:t>
+      </w:r>
+      <w:r>
+        <w:t xml:space="preserve">to an aviation business, had it waiting in the woods behind the barn on his</w:t>
+      </w:r>
+      <w:r>
+        <w:t xml:space="preserve"> </w:t>
+      </w:r>
+      <w:r>
+        <w:t xml:space="preserve">farm. Other texts showed Millard acquiring a .380-calibre handgun the year</w:t>
+      </w:r>
+      <w:r>
+        <w:t xml:space="preserve"> </w:t>
+      </w:r>
+      <w:r>
+        <w:t xml:space="preserve">before; a photograph showed Smich holding that same gun.</w:t>
+      </w:r>
+    </w:p>
+    <w:p>
+      <w:pPr>
+        <w:pStyle w:val="BodyText"/>
+      </w:pPr>
+      <w:r>
+        <w:t xml:space="preserve">Read those items together and the horror clarifies: the gun, the incinerator,</w:t>
+      </w:r>
+      <w:r>
+        <w:t xml:space="preserve"> </w:t>
+      </w:r>
+      <w:r>
+        <w:t xml:space="preserve">and the</w:t>
+      </w:r>
+      <w:r>
+        <w:t xml:space="preserve"> </w:t>
+      </w:r>
+      <w:r>
+        <w:t xml:space="preserve">“</w:t>
+      </w:r>
+      <w:r>
+        <w:t xml:space="preserve">mission</w:t>
+      </w:r>
+      <w:r>
+        <w:t xml:space="preserve">”</w:t>
+      </w:r>
+      <w:r>
+        <w:t xml:space="preserve"> </w:t>
+      </w:r>
+      <w:r>
+        <w:t xml:space="preserve">all predate any contact with Tim Bosma. The victim was the</w:t>
+      </w:r>
+      <w:r>
+        <w:t xml:space="preserve"> </w:t>
+      </w:r>
+      <w:r>
+        <w:t xml:space="preserve">last component they shopped for. He was selected the way you’d select a</w:t>
+      </w:r>
+      <w:r>
+        <w:t xml:space="preserve"> </w:t>
+      </w:r>
+      <w:r>
+        <w:t xml:space="preserve">classified ad — because he had what the mission required, and because he would</w:t>
+      </w:r>
+      <w:r>
+        <w:t xml:space="preserve"> </w:t>
+      </w:r>
+      <w:r>
+        <w:t xml:space="preserve">come outside and get into the truck with them.</w:t>
+      </w:r>
+    </w:p>
+    <w:p>
+      <w:pPr>
+        <w:pStyle w:val="BodyText"/>
+      </w:pPr>
+      <w:r>
+        <w:t xml:space="preserve">On the night of May 6, the truck’s movements were captured piecemeal by</w:t>
+      </w:r>
+      <w:r>
+        <w:t xml:space="preserve"> </w:t>
+      </w:r>
+      <w:r>
+        <w:t xml:space="preserve">surveillance cameras. The footage tracked it through the night and placed both</w:t>
+      </w:r>
+      <w:r>
+        <w:t xml:space="preserve"> </w:t>
+      </w:r>
+      <w:r>
+        <w:t xml:space="preserve">men inside the Millard Air hangar at</w:t>
       </w:r>
       <w:r>
         <w:t xml:space="preserve"> </w:t>
@@ -3031,19 +3196,68 @@
           <w:bCs/>
           <w:b/>
         </w:rPr>
-        <w:t xml:space="preserve">4:38 p.m.</w:t>
-      </w:r>
-      <w:r>
-        <w:t xml:space="preserve"> </w:t>
-      </w:r>
-      <w:r>
-        <w:t xml:space="preserve">— the exact minute Aly Sunderani is shot — the QX60 moves to the</w:t>
-      </w:r>
-      <w:r>
-        <w:t xml:space="preserve"> </w:t>
-      </w:r>
-      <w:r>
-        <w:t xml:space="preserve">front of the hotel, then immediately drives away.</w:t>
+        <w:t xml:space="preserve">1:33 a.m.</w:t>
+      </w:r>
+      <w:r>
+        <w:t xml:space="preserve"> </w:t>
+      </w:r>
+      <w:r>
+        <w:t xml:space="preserve">Eleven minutes later, at</w:t>
+      </w:r>
+      <w:r>
+        <w:t xml:space="preserve"> </w:t>
+      </w:r>
+      <w:r>
+        <w:rPr>
+          <w:bCs/>
+          <w:b/>
+        </w:rPr>
+        <w:t xml:space="preserve">1:44 a.m.</w:t>
+      </w:r>
+      <w:r>
+        <w:t xml:space="preserve">, the video shows a large flame emerging from the hangar.</w:t>
+      </w:r>
+    </w:p>
+    <w:bookmarkEnd w:id="34"/>
+    <w:bookmarkStart w:id="35" w:name="what-was-left"/>
+    <w:p>
+      <w:pPr>
+        <w:pStyle w:val="Heading2"/>
+      </w:pPr>
+      <w:r>
+        <w:t xml:space="preserve">What was left</w:t>
+      </w:r>
+    </w:p>
+    <w:p>
+      <w:pPr>
+        <w:pStyle w:val="FirstParagraph"/>
+      </w:pPr>
+      <w:r>
+        <w:t xml:space="preserve">When police found Tim Bosma’s truck, it was parked at the home of Millard’s</w:t>
+      </w:r>
+      <w:r>
+        <w:t xml:space="preserve"> </w:t>
+      </w:r>
+      <w:r>
+        <w:t xml:space="preserve">mother. His blood was spattered through the cabin; the passenger-side window —</w:t>
+      </w:r>
+      <w:r>
+        <w:t xml:space="preserve"> </w:t>
+      </w:r>
+      <w:r>
+        <w:t xml:space="preserve">Tim’s window — was broken. Millard’s fingerprints were on the rear-view mirror</w:t>
+      </w:r>
+      <w:r>
+        <w:t xml:space="preserve"> </w:t>
+      </w:r>
+      <w:r>
+        <w:t xml:space="preserve">and the driver’s-side door. Inside the truck: gunshot residue and a</w:t>
+      </w:r>
+      <w:r>
+        <w:t xml:space="preserve"> </w:t>
+      </w:r>
+      <w:r>
+        <w:t xml:space="preserve">.380-calibre shell casing.</w:t>
       </w:r>
     </w:p>
     <w:p>
@@ -3051,19 +3265,13 @@
         <w:pStyle w:val="BodyText"/>
       </w:pPr>
       <w:r>
-        <w:t xml:space="preserve">From there the diary continues: back to the Passi parents’ home, then on to the</w:t>
-      </w:r>
-      <w:r>
-        <w:t xml:space="preserve"> </w:t>
-      </w:r>
-      <w:r>
-        <w:t xml:space="preserve">home of Dosanjh’s sister and brother-in-law. The hotel’s surveillance video</w:t>
-      </w:r>
-      <w:r>
-        <w:t xml:space="preserve"> </w:t>
-      </w:r>
-      <w:r>
-        <w:t xml:space="preserve">confirmed the tracklog’s account frame for frame.</w:t>
+        <w:t xml:space="preserve">Behind the barn at Millard’s farm, police found the Eliminator. Inside it were</w:t>
+      </w:r>
+      <w:r>
+        <w:t xml:space="preserve"> </w:t>
+      </w:r>
+      <w:r>
+        <w:t xml:space="preserve">male human bones. On its hatch was Tim Bosma’s blood.</w:t>
       </w:r>
     </w:p>
     <w:p>
@@ -3071,41 +3279,41 @@
         <w:pStyle w:val="BodyText"/>
       </w:pPr>
       <w:r>
-        <w:t xml:space="preserve">One more entry completed the portrait. The next evening, Dosanjh returned the</w:t>
-      </w:r>
-      <w:r>
-        <w:t xml:space="preserve"> </w:t>
-      </w:r>
-      <w:r>
-        <w:t xml:space="preserve">QX60 to the rental agency — and asked his brother-in-law to pick him up not at</w:t>
-      </w:r>
-      <w:r>
-        <w:t xml:space="preserve"> </w:t>
-      </w:r>
-      <w:r>
-        <w:t xml:space="preserve">the agency, but waiting in a gas-station parking lot across a busy street. A</w:t>
-      </w:r>
-      <w:r>
-        <w:t xml:space="preserve"> </w:t>
-      </w:r>
-      <w:r>
-        <w:t xml:space="preserve">small, careful separation between himself and the car. The kind of detail a</w:t>
-      </w:r>
-      <w:r>
-        <w:t xml:space="preserve"> </w:t>
-      </w:r>
-      <w:r>
-        <w:t xml:space="preserve">man arranges when he knows exactly what the car has been part of.</w:t>
-      </w:r>
-    </w:p>
-    <w:bookmarkEnd w:id="34"/>
-    <w:bookmarkStart w:id="35" w:name="the-two-bald-men"/>
+        <w:t xml:space="preserve">Even the aftermath kept generating evidence. After Millard’s arrest, Smich</w:t>
+      </w:r>
+      <w:r>
+        <w:t xml:space="preserve"> </w:t>
+      </w:r>
+      <w:r>
+        <w:t xml:space="preserve">enlisted friends to bring him the murder weapon hidden in a toolbox; he buried</w:t>
+      </w:r>
+      <w:r>
+        <w:t xml:space="preserve"> </w:t>
+      </w:r>
+      <w:r>
+        <w:t xml:space="preserve">the gun and refused to disclose where. From jail, Millard wrote letters to his</w:t>
+      </w:r>
+      <w:r>
+        <w:t xml:space="preserve"> </w:t>
+      </w:r>
+      <w:r>
+        <w:t xml:space="preserve">girlfriend instructing her how to obstruct the investigation and shift blame</w:t>
+      </w:r>
+      <w:r>
+        <w:t xml:space="preserve"> </w:t>
+      </w:r>
+      <w:r>
+        <w:t xml:space="preserve">onto Smich — letters that became their own battleground at trial.</w:t>
+      </w:r>
+    </w:p>
+    <w:bookmarkEnd w:id="35"/>
+    <w:bookmarkStart w:id="36" w:name="each-pointing-at-the-other"/>
     <w:p>
       <w:pPr>
         <w:pStyle w:val="Heading2"/>
       </w:pPr>
       <w:r>
-        <w:t xml:space="preserve">The two bald men</w:t>
+        <w:t xml:space="preserve">Each pointing at the other</w:t>
       </w:r>
     </w:p>
     <w:p>
@@ -3113,43 +3321,73 @@
         <w:pStyle w:val="FirstParagraph"/>
       </w:pPr>
       <w:r>
-        <w:t xml:space="preserve">The defence answered with an alternate suspect story, delivered by the</w:t>
-      </w:r>
-      <w:r>
-        <w:t xml:space="preserve"> </w:t>
-      </w:r>
-      <w:r>
-        <w:t xml:space="preserve">brother-in-law himself. Passi testified that after the rental, two tall, white,</w:t>
-      </w:r>
-      <w:r>
-        <w:t xml:space="preserve"> </w:t>
-      </w:r>
-      <w:r>
-        <w:t xml:space="preserve">bald or balding strangers — men he had never seen before — arrived at his</w:t>
-      </w:r>
-      <w:r>
-        <w:t xml:space="preserve"> </w:t>
-      </w:r>
-      <w:r>
-        <w:t xml:space="preserve">parents’ home, borrowed the QX60 from Dosanjh to complete a drug transaction,</w:t>
-      </w:r>
-      <w:r>
-        <w:t xml:space="preserve"> </w:t>
-      </w:r>
-      <w:r>
-        <w:t xml:space="preserve">and brought it back later that day. While the Infiniti was allegedly off</w:t>
-      </w:r>
-      <w:r>
-        <w:t xml:space="preserve"> </w:t>
-      </w:r>
-      <w:r>
-        <w:t xml:space="preserve">murdering a hotel manager, Passi and Dosanjh were, he said, playing video</w:t>
-      </w:r>
-      <w:r>
-        <w:t xml:space="preserve"> </w:t>
-      </w:r>
-      <w:r>
-        <w:t xml:space="preserve">games.</w:t>
+        <w:t xml:space="preserve">The trial ran six months, and its defining feature was that the two killers</w:t>
+      </w:r>
+      <w:r>
+        <w:t xml:space="preserve"> </w:t>
+      </w:r>
+      <w:r>
+        <w:t xml:space="preserve">turned on each other — what the judgment calls</w:t>
+      </w:r>
+      <w:r>
+        <w:t xml:space="preserve"> </w:t>
+      </w:r>
+      <w:r>
+        <w:t xml:space="preserve">“</w:t>
+      </w:r>
+      <w:r>
+        <w:t xml:space="preserve">cut-throat defences.</w:t>
+      </w:r>
+      <w:r>
+        <w:t xml:space="preserve">”</w:t>
+      </w:r>
+      <w:r>
+        <w:t xml:space="preserve"> </w:t>
+      </w:r>
+      <w:r>
+        <w:t xml:space="preserve">Smich</w:t>
+      </w:r>
+      <w:r>
+        <w:t xml:space="preserve"> </w:t>
+      </w:r>
+      <w:r>
+        <w:t xml:space="preserve">testified that Millard brought the gun and shot Bosma, and that he himself</w:t>
+      </w:r>
+      <w:r>
+        <w:t xml:space="preserve"> </w:t>
+      </w:r>
+      <w:r>
+        <w:t xml:space="preserve">helped destroy the evidence only because he was</w:t>
+      </w:r>
+      <w:r>
+        <w:t xml:space="preserve"> </w:t>
+      </w:r>
+      <w:r>
+        <w:t xml:space="preserve">“</w:t>
+      </w:r>
+      <w:r>
+        <w:t xml:space="preserve">utterly shocked at</w:t>
+      </w:r>
+      <w:r>
+        <w:t xml:space="preserve"> </w:t>
+      </w:r>
+      <w:r>
+        <w:t xml:space="preserve">everything.</w:t>
+      </w:r>
+      <w:r>
+        <w:t xml:space="preserve">”</w:t>
+      </w:r>
+      <w:r>
+        <w:t xml:space="preserve"> </w:t>
+      </w:r>
+      <w:r>
+        <w:t xml:space="preserve">Millard didn’t testify, but his lawyer’s closing invited the jury</w:t>
+      </w:r>
+      <w:r>
+        <w:t xml:space="preserve"> </w:t>
+      </w:r>
+      <w:r>
+        <w:t xml:space="preserve">to conclude Smich was the shooter.</w:t>
       </w:r>
     </w:p>
     <w:p>
@@ -3157,19 +3395,67 @@
         <w:pStyle w:val="BodyText"/>
       </w:pPr>
       <w:r>
-        <w:t xml:space="preserve">The story had one genuine asset: the Comfort Inn’s front-desk manager, who</w:t>
-      </w:r>
-      <w:r>
-        <w:t xml:space="preserve"> </w:t>
-      </w:r>
-      <w:r>
-        <w:t xml:space="preserve">watched the shooting through the lobby window, described the gunman as fair,</w:t>
-      </w:r>
-      <w:r>
-        <w:t xml:space="preserve"> </w:t>
-      </w:r>
-      <w:r>
-        <w:t xml:space="preserve">white-complexioned, with</w:t>
+        <w:t xml:space="preserve">The jury’s answer, in June 2016, was first-degree murder convictions for both.</w:t>
+      </w:r>
+      <w:r>
+        <w:t xml:space="preserve"> </w:t>
+      </w:r>
+      <w:r>
+        <w:t xml:space="preserve">For the trial judge, the duel of co-accused had been a procedural minefield —</w:t>
+      </w:r>
+      <w:r>
+        <w:t xml:space="preserve"> </w:t>
+      </w:r>
+      <w:r>
+        <w:t xml:space="preserve">each man attacking the other’s character, rap lyrics entered as evidence,</w:t>
+      </w:r>
+      <w:r>
+        <w:t xml:space="preserve"> </w:t>
+      </w:r>
+      <w:r>
+        <w:t xml:space="preserve">inflammatory closings — and it is that minefield, not the facts, that the</w:t>
+      </w:r>
+      <w:r>
+        <w:t xml:space="preserve"> </w:t>
+      </w:r>
+      <w:r>
+        <w:t xml:space="preserve">appeals were fought over. In June 2023, the Court of Appeal for Ontario walked</w:t>
+      </w:r>
+      <w:r>
+        <w:t xml:space="preserve"> </w:t>
+      </w:r>
+      <w:r>
+        <w:t xml:space="preserve">through every ground, found most of them meritless without needing the Crown’s</w:t>
+      </w:r>
+      <w:r>
+        <w:t xml:space="preserve"> </w:t>
+      </w:r>
+      <w:r>
+        <w:t xml:space="preserve">response, and dismissed both appeals. The evidence, the Crown had submitted,</w:t>
+      </w:r>
+      <w:r>
+        <w:t xml:space="preserve"> </w:t>
+      </w:r>
+      <w:r>
+        <w:t xml:space="preserve">was overwhelming. Nothing in the judgment suggests the court doubted it.</w:t>
+      </w:r>
+    </w:p>
+    <w:bookmarkEnd w:id="36"/>
+    <w:bookmarkStart w:id="38" w:name="howd-they-get-caught"/>
+    <w:p>
+      <w:pPr>
+        <w:pStyle w:val="Heading2"/>
+      </w:pPr>
+      <w:r>
+        <w:t xml:space="preserve">How’d they get caught?</w:t>
+      </w:r>
+    </w:p>
+    <w:p>
+      <w:pPr>
+        <w:pStyle w:val="FirstParagraph"/>
+      </w:pPr>
+      <w:r>
+        <w:t xml:space="preserve">They documented themselves. The texts planning the</w:t>
       </w:r>
       <w:r>
         <w:t xml:space="preserve"> </w:t>
@@ -3178,7 +3464,7 @@
         <w:t xml:space="preserve">“</w:t>
       </w:r>
       <w:r>
-        <w:t xml:space="preserve">less hairs on his head.</w:t>
+        <w:t xml:space="preserve">mission,</w:t>
       </w:r>
       <w:r>
         <w:t xml:space="preserve">”</w:t>
@@ -3187,282 +3473,61 @@
         <w:t xml:space="preserve"> </w:t>
       </w:r>
       <w:r>
-        <w:t xml:space="preserve">Dosanjh’s own lawyer</w:t>
-      </w:r>
-      <w:r>
-        <w:t xml:space="preserve"> </w:t>
-      </w:r>
-      <w:r>
-        <w:t xml:space="preserve">described his client as a tall, brown-skinned young man with a full head of</w:t>
-      </w:r>
-      <w:r>
-        <w:t xml:space="preserve"> </w:t>
-      </w:r>
-      <w:r>
-        <w:t xml:space="preserve">dark hair. Two other eyewitnesses pointed the other way.</w:t>
-      </w:r>
-    </w:p>
-    <w:p>
-      <w:pPr>
-        <w:pStyle w:val="BodyText"/>
-      </w:pPr>
-      <w:r>
-        <w:t xml:space="preserve">The jury weighed the bald strangers against the DNA on the gun grip, the</w:t>
-      </w:r>
-      <w:r>
-        <w:t xml:space="preserve"> </w:t>
-      </w:r>
-      <w:r>
-        <w:t xml:space="preserve">clothing on two videotapes, and a tracklog that put the car Dosanjh rented at</w:t>
-      </w:r>
-      <w:r>
-        <w:t xml:space="preserve"> </w:t>
-      </w:r>
-      <w:r>
-        <w:t xml:space="preserve">the murder scene at the killing minute. On August 1, 2019, it convicted him of</w:t>
-      </w:r>
-      <w:r>
-        <w:t xml:space="preserve"> </w:t>
-      </w:r>
-      <w:r>
-        <w:t xml:space="preserve">first-degree murder.</w:t>
-      </w:r>
-    </w:p>
-    <w:bookmarkEnd w:id="35"/>
-    <w:bookmarkStart w:id="36" w:name="the-trap-inside-the-fake-name"/>
-    <w:p>
-      <w:pPr>
-        <w:pStyle w:val="Heading2"/>
-      </w:pPr>
-      <w:r>
-        <w:t xml:space="preserve">The trap inside the fake name</w:t>
-      </w:r>
-    </w:p>
-    <w:p>
-      <w:pPr>
-        <w:pStyle w:val="FirstParagraph"/>
-      </w:pPr>
-      <w:r>
-        <w:t xml:space="preserve">On appeal, Dosanjh’s lawyers went after the diary. The police, they argued,</w:t>
-      </w:r>
-      <w:r>
-        <w:t xml:space="preserve"> </w:t>
-      </w:r>
-      <w:r>
-        <w:t xml:space="preserve">had searched the infotainment system unlawfully — rummaging through GPS data</w:t>
-      </w:r>
-      <w:r>
-        <w:t xml:space="preserve"> </w:t>
-      </w:r>
-      <w:r>
-        <w:t xml:space="preserve">that revealed his movements, a</w:t>
-      </w:r>
-      <w:r>
-        <w:t xml:space="preserve"> </w:t>
-      </w:r>
-      <w:r>
-        <w:t xml:space="preserve">“</w:t>
-      </w:r>
-      <w:r>
-        <w:t xml:space="preserve">biographical core</w:t>
-      </w:r>
-      <w:r>
-        <w:t xml:space="preserve">”</w:t>
-      </w:r>
-      <w:r>
-        <w:t xml:space="preserve"> </w:t>
-      </w:r>
-      <w:r>
-        <w:t xml:space="preserve">of personal information</w:t>
-      </w:r>
-      <w:r>
-        <w:t xml:space="preserve"> </w:t>
-      </w:r>
-      <w:r>
-        <w:t xml:space="preserve">protected by section 8 of the Charter. If the search was unconstitutional, the</w:t>
-      </w:r>
-      <w:r>
-        <w:t xml:space="preserve"> </w:t>
-      </w:r>
-      <w:r>
-        <w:t xml:space="preserve">tracklog could be excluded, and the fourth pillar would fall.</w:t>
-      </w:r>
-    </w:p>
-    <w:p>
-      <w:pPr>
-        <w:pStyle w:val="BodyText"/>
-      </w:pPr>
-      <w:r>
-        <w:t xml:space="preserve">The Court of Appeal for Ontario’s answer, delivered by Associate Chief Justice</w:t>
-      </w:r>
-      <w:r>
-        <w:t xml:space="preserve"> </w:t>
-      </w:r>
-      <w:r>
-        <w:t xml:space="preserve">Fairburn in October 2022, is the dark joke at the heart of this chapter.</w:t>
-      </w:r>
-      <w:r>
-        <w:t xml:space="preserve"> </w:t>
-      </w:r>
-      <w:r>
-        <w:t xml:space="preserve">Privacy claims belong to people with a legitimate connection to the thing</w:t>
-      </w:r>
-      <w:r>
-        <w:t xml:space="preserve"> </w:t>
-      </w:r>
-      <w:r>
-        <w:t xml:space="preserve">searched — through ownership, control, a right to be where they were. Dosanjh’s</w:t>
-      </w:r>
-      <w:r>
-        <w:t xml:space="preserve"> </w:t>
-      </w:r>
-      <w:r>
-        <w:t xml:space="preserve">connection to the QX60 was a rental contract signed in the name of a man who</w:t>
-      </w:r>
-      <w:r>
-        <w:t xml:space="preserve"> </w:t>
-      </w:r>
-      <w:r>
-        <w:t xml:space="preserve">did not exist. The GPS data, the court noted, came from a vehicle he had</w:t>
-      </w:r>
-      <w:r>
-        <w:t xml:space="preserve"> </w:t>
-      </w:r>
-      <w:r>
-        <w:t xml:space="preserve">“</w:t>
-      </w:r>
-      <w:r>
-        <w:t xml:space="preserve">no</w:t>
-      </w:r>
-      <w:r>
-        <w:t xml:space="preserve"> </w:t>
-      </w:r>
-      <w:r>
-        <w:t xml:space="preserve">right to be driving</w:t>
-      </w:r>
-      <w:r>
-        <w:t xml:space="preserve">”</w:t>
-      </w:r>
-      <w:r>
-        <w:t xml:space="preserve">; the synced contact list wasn’t even his phone’s. Tracking</w:t>
-      </w:r>
-      <w:r>
-        <w:t xml:space="preserve"> </w:t>
-      </w:r>
-      <w:r>
-        <w:t xml:space="preserve">data, the court added, sits far down the privacy spectrum to begin with — it</w:t>
-      </w:r>
-      <w:r>
-        <w:t xml:space="preserve"> </w:t>
-      </w:r>
-      <w:r>
-        <w:t xml:space="preserve">reveals where a car went, not the contents of a mind. He had no reasonable</w:t>
-      </w:r>
-      <w:r>
-        <w:t xml:space="preserve"> </w:t>
-      </w:r>
-      <w:r>
-        <w:t xml:space="preserve">expectation of privacy, and therefore no standing to complain; and even if the</w:t>
-      </w:r>
-      <w:r>
-        <w:t xml:space="preserve"> </w:t>
-      </w:r>
-      <w:r>
-        <w:t xml:space="preserve">search had breached the Charter, the evidence was reliable, the breach minimal,</w:t>
-      </w:r>
-      <w:r>
-        <w:t xml:space="preserve"> </w:t>
-      </w:r>
-      <w:r>
-        <w:t xml:space="preserve">and it would have been admitted anyway.</w:t>
-      </w:r>
-    </w:p>
-    <w:p>
-      <w:pPr>
-        <w:pStyle w:val="BodyText"/>
-      </w:pPr>
-      <w:r>
-        <w:t xml:space="preserve">The fake name was supposed to make the car untraceable to him. Instead it made</w:t>
-      </w:r>
-      <w:r>
-        <w:t xml:space="preserve"> </w:t>
-      </w:r>
-      <w:r>
-        <w:t xml:space="preserve">the car’s memory untouchable by him. He had disowned the Infiniti so</w:t>
-      </w:r>
-      <w:r>
-        <w:t xml:space="preserve"> </w:t>
-      </w:r>
-      <w:r>
-        <w:t xml:space="preserve">thoroughly that when it testified, he had no legal voice to object.</w:t>
-      </w:r>
-    </w:p>
-    <w:p>
-      <w:pPr>
-        <w:pStyle w:val="BodyText"/>
-      </w:pPr>
-      <w:r>
-        <w:t xml:space="preserve">The appeal was dismissed.</w:t>
-      </w:r>
-    </w:p>
-    <w:bookmarkEnd w:id="36"/>
-    <w:bookmarkStart w:id="38" w:name="howd-he-get-caught"/>
-    <w:p>
-      <w:pPr>
-        <w:pStyle w:val="Heading2"/>
-      </w:pPr>
-      <w:r>
-        <w:t xml:space="preserve">How’d he get caught?</w:t>
-      </w:r>
-    </w:p>
-    <w:p>
-      <w:pPr>
-        <w:pStyle w:val="FirstParagraph"/>
-      </w:pPr>
-      <w:r>
-        <w:t xml:space="preserve">He planned everything except the passenger seat. The false identity, the</w:t>
-      </w:r>
-      <w:r>
-        <w:t xml:space="preserve"> </w:t>
-      </w:r>
-      <w:r>
-        <w:t xml:space="preserve">borrowed-strangers story, the gas station across the street — all of it was</w:t>
-      </w:r>
-      <w:r>
-        <w:t xml:space="preserve"> </w:t>
-      </w:r>
-      <w:r>
-        <w:t xml:space="preserve">built to keep Raja Dosanjh’s name off the getaway car. But the car didn’t need</w:t>
-      </w:r>
-      <w:r>
-        <w:t xml:space="preserve"> </w:t>
-      </w:r>
-      <w:r>
-        <w:t xml:space="preserve">his name. It logged the rental lot, the family home, the hotel, and the murder</w:t>
-      </w:r>
-      <w:r>
-        <w:t xml:space="preserve"> </w:t>
-      </w:r>
-      <w:r>
-        <w:t xml:space="preserve">minute all on its own, his DNA rode the gun grip, and the same cameras that</w:t>
-      </w:r>
-      <w:r>
-        <w:t xml:space="preserve"> </w:t>
-      </w:r>
-      <w:r>
-        <w:t xml:space="preserve">never saw his face remembered his shoes. The modern getaway car is the worst</w:t>
-      </w:r>
-      <w:r>
-        <w:t xml:space="preserve"> </w:t>
-      </w:r>
-      <w:r>
-        <w:t xml:space="preserve">accomplice in crime: it goes everywhere you go, remembers everything, and owes</w:t>
-      </w:r>
-      <w:r>
-        <w:t xml:space="preserve"> </w:t>
-      </w:r>
-      <w:r>
-        <w:t xml:space="preserve">you nothing — especially if you were never really its driver.</w:t>
+        <w:t xml:space="preserve">the paper trail</w:t>
+      </w:r>
+      <w:r>
+        <w:t xml:space="preserve"> </w:t>
+      </w:r>
+      <w:r>
+        <w:t xml:space="preserve">of the gun, the discussions of the Eliminator — a premeditated murder</w:t>
+      </w:r>
+      <w:r>
+        <w:t xml:space="preserve"> </w:t>
+      </w:r>
+      <w:r>
+        <w:t xml:space="preserve">conveniently preserved in writing, months before the victim existed to them.</w:t>
+      </w:r>
+      <w:r>
+        <w:t xml:space="preserve"> </w:t>
+      </w:r>
+      <w:r>
+        <w:t xml:space="preserve">Then the physical world corroborated the digital one: cameras caught the truck</w:t>
+      </w:r>
+      <w:r>
+        <w:t xml:space="preserve"> </w:t>
+      </w:r>
+      <w:r>
+        <w:t xml:space="preserve">and the 1:44 a.m. flame; the truck itself held Tim’s blood, Millard’s prints,</w:t>
+      </w:r>
+      <w:r>
+        <w:t xml:space="preserve"> </w:t>
+      </w:r>
+      <w:r>
+        <w:t xml:space="preserve">and the shell casing; the incinerator held what the fire couldn’t erase, with</w:t>
+      </w:r>
+      <w:r>
+        <w:t xml:space="preserve"> </w:t>
+      </w:r>
+      <w:r>
+        <w:t xml:space="preserve">the victim’s blood on its hatch. Two men who planned everything down to the</w:t>
+      </w:r>
+      <w:r>
+        <w:t xml:space="preserve"> </w:t>
+      </w:r>
+      <w:r>
+        <w:t xml:space="preserve">disposal machine never planned for the simplest fact of modern life: that a</w:t>
+      </w:r>
+      <w:r>
+        <w:t xml:space="preserve"> </w:t>
+      </w:r>
+      <w:r>
+        <w:t xml:space="preserve">truck, a hangar, and a pair of phones all keep records. Tim Bosma’s family</w:t>
+      </w:r>
+      <w:r>
+        <w:t xml:space="preserve"> </w:t>
+      </w:r>
+      <w:r>
+        <w:t xml:space="preserve">learned what happened to him because his killers wrote it down.</w:t>
       </w:r>
     </w:p>
     <w:p>
@@ -3491,16 +3556,22 @@
           <w:iCs/>
           <w:i/>
         </w:rPr>
-        <w:t xml:space="preserve">R. v. Dosanjh</w:t>
-      </w:r>
-      <w:r>
-        <w:t xml:space="preserve">, 2022 ONCA 689, Court of</w:t>
-      </w:r>
-      <w:r>
-        <w:t xml:space="preserve"> </w:t>
-      </w:r>
-      <w:r>
-        <w:t xml:space="preserve">Appeal for Ontario, decided October 7, 2022.</w:t>
+        <w:t xml:space="preserve">R. v. Millard</w:t>
+      </w:r>
+      <w:r>
+        <w:t xml:space="preserve">, 2023 ONCA 418, Court of</w:t>
+      </w:r>
+      <w:r>
+        <w:t xml:space="preserve"> </w:t>
+      </w:r>
+      <w:r>
+        <w:t xml:space="preserve">Appeal for Ontario, decided June 14, 2023 (Gillese J.A.; heard with Smich’s</w:t>
+      </w:r>
+      <w:r>
+        <w:t xml:space="preserve"> </w:t>
+      </w:r>
+      <w:r>
+        <w:t xml:space="preserve">appeal).</w:t>
       </w:r>
       <w:r>
         <w:t xml:space="preserve"> </w:t>
@@ -3526,30 +3597,56 @@
         <w:t xml:space="preserve"> </w:t>
       </w:r>
       <w:r>
-        <w:t xml:space="preserve">The factual matrix is set out in the Overview and Factual Context; the</w:t>
-      </w:r>
-      <w:r>
-        <w:t xml:space="preserve"> </w:t>
-      </w:r>
-      <w:r>
-        <w:t xml:space="preserve">infotainment/GPS privacy analysis begins at the section on the search of the</w:t>
-      </w:r>
-      <w:r>
-        <w:t xml:space="preserve"> </w:t>
-      </w:r>
-      <w:r>
-        <w:t xml:space="preserve">getaway vehicle.</w:t>
+        <w:t xml:space="preserve">The overview and the Crown’s evidence summary open the judgment; the</w:t>
+      </w:r>
+      <w:r>
+        <w:t xml:space="preserve"> </w:t>
+      </w:r>
+      <w:r>
+        <w:t xml:space="preserve">bad-character and jury-instruction grounds follow.</w:t>
+      </w:r>
+      <w:r>
+        <w:t xml:space="preserve"> </w:t>
+      </w:r>
+      <w:r>
+        <w:rPr>
+          <w:bCs/>
+          <w:b/>
+        </w:rPr>
+        <w:t xml:space="preserve">Companion chapters:</w:t>
+      </w:r>
+      <w:r>
+        <w:t xml:space="preserve"> </w:t>
+      </w:r>
+      <w:r>
+        <w:t xml:space="preserve">the same killers were separately convicted of</w:t>
+      </w:r>
+      <w:r>
+        <w:t xml:space="preserve"> </w:t>
+      </w:r>
+      <w:r>
+        <w:t xml:space="preserve">murdering Laura Babcock (</w:t>
+      </w:r>
+      <w:r>
+        <w:rPr>
+          <w:iCs/>
+          <w:i/>
+        </w:rPr>
+        <w:t xml:space="preserve">R. v. Millard</w:t>
+      </w:r>
+      <w:r>
+        <w:t xml:space="preserve">, 2023 ONCA 426 — Chapter 10).</w:t>
       </w:r>
     </w:p>
     <w:bookmarkEnd w:id="38"/>
     <w:bookmarkEnd w:id="39"/>
-    <w:bookmarkStart w:id="45" w:name="chapter-16-the-hard-drive-in-the-rafters"/>
+    <w:bookmarkStart w:id="45" w:name="chapter-11-never-rent-a-getaway-car"/>
     <w:p>
       <w:pPr>
         <w:pStyle w:val="Heading1"/>
       </w:pPr>
       <w:r>
-        <w:t xml:space="preserve">Chapter 16 — The Hard Drive in the Rafters</w:t>
+        <w:t xml:space="preserve">Chapter 11 — Never Rent a Getaway Car</w:t>
       </w:r>
     </w:p>
     <w:p>
@@ -3561,7 +3658,7 @@
           <w:bCs/>
           <w:b/>
         </w:rPr>
-        <w:t xml:space="preserve">The patent he felt cheated over never earned a dollar. He killed three people</w:t>
+        <w:t xml:space="preserve">He rented the getaway car under a fake name — and the fake name is exactly</w:t>
       </w:r>
       <w:r>
         <w:rPr>
@@ -3575,7 +3672,7 @@
           <w:bCs/>
           <w:b/>
         </w:rPr>
-        <w:t xml:space="preserve">for it anyway — and hid a hard drive that remembered every search.</w:t>
+        <w:t xml:space="preserve">why the car’s testimony could never be thrown out.</w:t>
       </w:r>
     </w:p>
     <w:p>
@@ -3583,7 +3680,19 @@
         <w:pStyle w:val="BodyText"/>
       </w:pPr>
       <w:r>
-        <w:t xml:space="preserve">Douglas Garland kept score.</w:t>
+        <w:t xml:space="preserve">At 4:38 on the afternoon of March 1, 2016, Aly Sunderani stepped out of his</w:t>
+      </w:r>
+      <w:r>
+        <w:t xml:space="preserve"> </w:t>
+      </w:r>
+      <w:r>
+        <w:t xml:space="preserve">Range Rover under the carport of the Comfort Inn in Guelph, Ontario. He was the</w:t>
+      </w:r>
+      <w:r>
+        <w:t xml:space="preserve"> </w:t>
+      </w:r>
+      <w:r>
+        <w:t xml:space="preserve">hotel’s manager; this was his workplace; it was broad daylight.</w:t>
       </w:r>
     </w:p>
     <w:p>
@@ -3591,43 +3700,25 @@
         <w:pStyle w:val="BodyText"/>
       </w:pPr>
       <w:r>
-        <w:t xml:space="preserve">He was fifty-seven years old, described in the Alberta Court of Appeal’s</w:t>
-      </w:r>
-      <w:r>
-        <w:t xml:space="preserve"> </w:t>
-      </w:r>
-      <w:r>
-        <w:t xml:space="preserve">judgment as a highly intelligent loner with an expertise in computers —</w:t>
-      </w:r>
-      <w:r>
-        <w:t xml:space="preserve"> </w:t>
-      </w:r>
-      <w:r>
-        <w:t xml:space="preserve">unmarried, usually unemployed, living with his parents on a small farm north</w:t>
-      </w:r>
-      <w:r>
-        <w:t xml:space="preserve"> </w:t>
-      </w:r>
-      <w:r>
-        <w:t xml:space="preserve">of Calgary and driving a 1994 Ford pickup. Years earlier he had worked for one</w:t>
-      </w:r>
-      <w:r>
-        <w:t xml:space="preserve"> </w:t>
-      </w:r>
-      <w:r>
-        <w:t xml:space="preserve">of Alvin Liknes’s oil-and-gas businesses, and the two men had fallen out over</w:t>
-      </w:r>
-      <w:r>
-        <w:t xml:space="preserve"> </w:t>
-      </w:r>
-      <w:r>
-        <w:t xml:space="preserve">a pump Liknes patented. Garland believed he had contributed significantly to</w:t>
-      </w:r>
-      <w:r>
-        <w:t xml:space="preserve"> </w:t>
-      </w:r>
-      <w:r>
-        <w:t xml:space="preserve">its creation and had been cheated of the credit.</w:t>
+        <w:t xml:space="preserve">A gunman walked up to him and opened fire with a submachine gun. Sunderani</w:t>
+      </w:r>
+      <w:r>
+        <w:t xml:space="preserve"> </w:t>
+      </w:r>
+      <w:r>
+        <w:t xml:space="preserve">suffered thirty-one gunshot wounds — some from bullets that passed through him</w:t>
+      </w:r>
+      <w:r>
+        <w:t xml:space="preserve"> </w:t>
+      </w:r>
+      <w:r>
+        <w:t xml:space="preserve">and struck again — three of them in his heart. The shooter dropped the gun</w:t>
+      </w:r>
+      <w:r>
+        <w:t xml:space="preserve"> </w:t>
+      </w:r>
+      <w:r>
+        <w:t xml:space="preserve">beside the body, climbed into a waiting black Infiniti QX60, and was gone.</w:t>
       </w:r>
     </w:p>
     <w:p>
@@ -3635,32 +3726,25 @@
         <w:pStyle w:val="BodyText"/>
       </w:pPr>
       <w:r>
-        <w:t xml:space="preserve">Here is the detail the court records almost in passing, and that should stop</w:t>
-      </w:r>
-      <w:r>
-        <w:t xml:space="preserve"> </w:t>
-      </w:r>
-      <w:r>
-        <w:t xml:space="preserve">you cold: the pump was not economically viable. It had never earned any money.</w:t>
-      </w:r>
-      <w:r>
-        <w:t xml:space="preserve"> </w:t>
-      </w:r>
-      <w:r>
-        <w:t xml:space="preserve">There was nothing to be cheated</w:t>
-      </w:r>
-      <w:r>
-        <w:t xml:space="preserve"> </w:t>
-      </w:r>
-      <w:r>
-        <w:rPr>
-          <w:iCs/>
-          <w:i/>
-        </w:rPr>
-        <w:t xml:space="preserve">of</w:t>
-      </w:r>
-      <w:r>
-        <w:t xml:space="preserve">.</w:t>
+        <w:t xml:space="preserve">No masked figure in the night. No hidden body. A public execution in front of a</w:t>
+      </w:r>
+      <w:r>
+        <w:t xml:space="preserve"> </w:t>
+      </w:r>
+      <w:r>
+        <w:t xml:space="preserve">hotel lobby, on camera. And yet the case that followed was entirely</w:t>
+      </w:r>
+      <w:r>
+        <w:t xml:space="preserve"> </w:t>
+      </w:r>
+      <w:r>
+        <w:t xml:space="preserve">circumstantial — because the one thing the cameras never captured was the</w:t>
+      </w:r>
+      <w:r>
+        <w:t xml:space="preserve"> </w:t>
+      </w:r>
+      <w:r>
+        <w:t xml:space="preserve">gunman’s face.</w:t>
       </w:r>
     </w:p>
     <w:p>
@@ -3668,31 +3752,67 @@
         <w:pStyle w:val="BodyText"/>
       </w:pPr>
       <w:r>
-        <w:t xml:space="preserve">It didn’t matter. For years, Garland kept tabs on Alvin Liknes. His obsession</w:t>
-      </w:r>
-      <w:r>
-        <w:t xml:space="preserve"> </w:t>
-      </w:r>
-      <w:r>
-        <w:t xml:space="preserve">grew to include Alvin’s wife, Kathy. He monitored the couple’s activities</w:t>
-      </w:r>
-      <w:r>
-        <w:t xml:space="preserve"> </w:t>
-      </w:r>
-      <w:r>
-        <w:t xml:space="preserve">through regular computer searches, a private surveillance program running</w:t>
-      </w:r>
-      <w:r>
-        <w:t xml:space="preserve"> </w:t>
-      </w:r>
-      <w:r>
-        <w:t xml:space="preserve">quietly out of a farmhouse. In December 2013, he came to believe Alvin had</w:t>
-      </w:r>
-      <w:r>
-        <w:t xml:space="preserve"> </w:t>
-      </w:r>
-      <w:r>
-        <w:t xml:space="preserve">stolen items from the Garland farm, and the old wound reopened.</w:t>
+        <w:t xml:space="preserve">What the Crown had instead, when Raja Dosanjh stood trial for first-degree</w:t>
+      </w:r>
+      <w:r>
+        <w:t xml:space="preserve"> </w:t>
+      </w:r>
+      <w:r>
+        <w:t xml:space="preserve">murder three years later, were four pillars. His DNA on the grip of the</w:t>
+      </w:r>
+      <w:r>
+        <w:t xml:space="preserve"> </w:t>
+      </w:r>
+      <w:r>
+        <w:t xml:space="preserve">submachine gun left at the scene — a mixed profile 3.7 million times more</w:t>
+      </w:r>
+      <w:r>
+        <w:t xml:space="preserve"> </w:t>
+      </w:r>
+      <w:r>
+        <w:t xml:space="preserve">likely to include him than not. The getaway QX60, rented from a Mississauga</w:t>
+      </w:r>
+      <w:r>
+        <w:t xml:space="preserve"> </w:t>
+      </w:r>
+      <w:r>
+        <w:t xml:space="preserve">agency just hours before the shooting by a man using the false name</w:t>
+      </w:r>
+      <w:r>
+        <w:t xml:space="preserve"> </w:t>
+      </w:r>
+      <w:r>
+        <w:t xml:space="preserve">“</w:t>
+      </w:r>
+      <w:r>
+        <w:t xml:space="preserve">Jaspinder</w:t>
+      </w:r>
+      <w:r>
+        <w:t xml:space="preserve"> </w:t>
+      </w:r>
+      <w:r>
+        <w:t xml:space="preserve">Nagra</w:t>
+      </w:r>
+      <w:r>
+        <w:t xml:space="preserve">”</w:t>
+      </w:r>
+      <w:r>
+        <w:t xml:space="preserve"> </w:t>
+      </w:r>
+      <w:r>
+        <w:t xml:space="preserve">— a man who was, undisputedly, Dosanjh. The rental agency’s cameras,</w:t>
+      </w:r>
+      <w:r>
+        <w:t xml:space="preserve"> </w:t>
+      </w:r>
+      <w:r>
+        <w:t xml:space="preserve">which caught that man’s pants, shirt, and shoes — the same clothing worn by the</w:t>
+      </w:r>
+      <w:r>
+        <w:t xml:space="preserve"> </w:t>
+      </w:r>
+      <w:r>
+        <w:t xml:space="preserve">gunman captured chest-down on the hotel’s video.</w:t>
       </w:r>
     </w:p>
     <w:p>
@@ -3700,40 +3820,16 @@
         <w:pStyle w:val="BodyText"/>
       </w:pPr>
       <w:r>
-        <w:t xml:space="preserve">Then, in early 2014, the Likneses announced they were leaving. They listed</w:t>
-      </w:r>
-      <w:r>
-        <w:t xml:space="preserve"> </w:t>
-      </w:r>
-      <w:r>
-        <w:t xml:space="preserve">their Calgary house, planned a retirement move to Evansburg, and advertised an</w:t>
-      </w:r>
-      <w:r>
-        <w:t xml:space="preserve"> </w:t>
-      </w:r>
-      <w:r>
-        <w:t xml:space="preserve">estate sale on Kijiji for the last week of June. Whatever clock had been</w:t>
-      </w:r>
-      <w:r>
-        <w:t xml:space="preserve"> </w:t>
-      </w:r>
-      <w:r>
-        <w:t xml:space="preserve">ticking inside Douglas Garland ran out. If he was going to settle the score,</w:t>
-      </w:r>
-      <w:r>
-        <w:t xml:space="preserve"> </w:t>
-      </w:r>
-      <w:r>
-        <w:t xml:space="preserve">it had to be now.</w:t>
-      </w:r>
-    </w:p>
-    <w:bookmarkStart w:id="40" w:name="the-preparations"/>
+        <w:t xml:space="preserve">And the fourth pillar: the car itself had been keeping a diary.</w:t>
+      </w:r>
+    </w:p>
+    <w:bookmarkStart w:id="40" w:name="the-minute-by-minute-confession"/>
     <w:p>
       <w:pPr>
         <w:pStyle w:val="Heading2"/>
       </w:pPr>
       <w:r>
-        <w:t xml:space="preserve">The preparations</w:t>
+        <w:t xml:space="preserve">The minute-by-minute confession</w:t>
       </w:r>
     </w:p>
     <w:p>
@@ -3741,369 +3837,73 @@
         <w:pStyle w:val="FirstParagraph"/>
       </w:pPr>
       <w:r>
-        <w:t xml:space="preserve">What Garland did next, the trial evidence showed, he did methodically. He</w:t>
-      </w:r>
-      <w:r>
-        <w:t xml:space="preserve"> </w:t>
-      </w:r>
-      <w:r>
-        <w:t xml:space="preserve">began researching online how to kill and dismember people. He accumulated</w:t>
-      </w:r>
-      <w:r>
-        <w:t xml:space="preserve"> </w:t>
-      </w:r>
-      <w:r>
-        <w:t xml:space="preserve">restraints — handcuffs, straightjackets, tasers. He visited a butcher supply</w:t>
-      </w:r>
-      <w:r>
-        <w:t xml:space="preserve"> </w:t>
-      </w:r>
-      <w:r>
-        <w:t xml:space="preserve">shop and bought meat hooks, butcher knives, and a meat saw. He researched how</w:t>
-      </w:r>
-      <w:r>
-        <w:t xml:space="preserve"> </w:t>
-      </w:r>
-      <w:r>
-        <w:t xml:space="preserve">to defeat one specific model of Schlage lock — the kind securing the Liknes</w:t>
-      </w:r>
-      <w:r>
-        <w:t xml:space="preserve"> </w:t>
-      </w:r>
-      <w:r>
-        <w:t xml:space="preserve">front door. And through it all he browsed what the court describes as</w:t>
-      </w:r>
-      <w:r>
-        <w:t xml:space="preserve"> </w:t>
-      </w:r>
-      <w:r>
-        <w:t xml:space="preserve">“</w:t>
-      </w:r>
-      <w:r>
-        <w:t xml:space="preserve">gore</w:t>
-      </w:r>
-      <w:r>
-        <w:t xml:space="preserve">”</w:t>
-      </w:r>
-      <w:r>
-        <w:t xml:space="preserve"> </w:t>
-      </w:r>
-      <w:r>
-        <w:t xml:space="preserve">sites showing bodies being dissected and dismembered.</w:t>
+        <w:t xml:space="preserve">The QX60 came equipped with an infotainment system — the touchscreen console</w:t>
+      </w:r>
+      <w:r>
+        <w:t xml:space="preserve"> </w:t>
+      </w:r>
+      <w:r>
+        <w:t xml:space="preserve">that runs the maps and the music — which, like most modern vehicles, quietly</w:t>
+      </w:r>
+      <w:r>
+        <w:t xml:space="preserve"> </w:t>
+      </w:r>
+      <w:r>
+        <w:t xml:space="preserve">and automatically logged everywhere the car went. When Ontario Provincial</w:t>
+      </w:r>
+      <w:r>
+        <w:t xml:space="preserve"> </w:t>
+      </w:r>
+      <w:r>
+        <w:t xml:space="preserve">Police forensic analysts extracted the tracklog, they could read the day of the</w:t>
+      </w:r>
+      <w:r>
+        <w:t xml:space="preserve"> </w:t>
+      </w:r>
+      <w:r>
+        <w:t xml:space="preserve">murder like an itinerary:</w:t>
       </w:r>
     </w:p>
     <w:p>
       <w:pPr>
         <w:pStyle w:val="BodyText"/>
       </w:pPr>
-      <w:r>
-        <w:t xml:space="preserve">On the evening of June 29, 2014, Kathy Liknes’s daughter Jennifer brought her</w:t>
-      </w:r>
-      <w:r>
-        <w:t xml:space="preserve"> </w:t>
-      </w:r>
-      <w:r>
-        <w:t xml:space="preserve">two little boys — Nathan, five, and Max, three — to their grandparents’ house</w:t>
-      </w:r>
-      <w:r>
-        <w:t xml:space="preserve"> </w:t>
-      </w:r>
-      <w:r>
-        <w:t xml:space="preserve">for dinner and one last sleepover before the move. Max was restless and</w:t>
-      </w:r>
-      <w:r>
-        <w:t xml:space="preserve"> </w:t>
-      </w:r>
-      <w:r>
-        <w:t xml:space="preserve">couldn’t sleep, so around 11:30 p.m. Jennifer took him home. Nathan stayed.</w:t>
-      </w:r>
-    </w:p>
-    <w:p>
-      <w:pPr>
-        <w:pStyle w:val="BodyText"/>
-      </w:pPr>
-      <w:r>
-        <w:t xml:space="preserve">About three hours later, Garland arrived. He disabled the home’s wireless</w:t>
-      </w:r>
-      <w:r>
-        <w:t xml:space="preserve"> </w:t>
-      </w:r>
-      <w:r>
-        <w:t xml:space="preserve">router. He drilled out the Schlage lock. What followed, in the court’s words,</w:t>
-      </w:r>
-      <w:r>
-        <w:t xml:space="preserve"> </w:t>
-      </w:r>
-      <w:r>
-        <w:t xml:space="preserve">was a violent attack that ended with Alvin, Kathy, and five-year-old Nathan</w:t>
-      </w:r>
-      <w:r>
-        <w:t xml:space="preserve"> </w:t>
-      </w:r>
-      <w:r>
-        <w:t xml:space="preserve">being overpowered and taken from the home.</w:t>
-      </w:r>
-    </w:p>
-    <w:p>
-      <w:pPr>
-        <w:pStyle w:val="BodyText"/>
-      </w:pPr>
-      <w:r>
-        <w:t xml:space="preserve">When Jennifer returned the next morning to pick up her son, she walked into</w:t>
-      </w:r>
-      <w:r>
-        <w:t xml:space="preserve"> </w:t>
-      </w:r>
-      <w:r>
-        <w:t xml:space="preserve">the aftermath — blood throughout the house, mixed with broken teeth. A</w:t>
-      </w:r>
-      <w:r>
-        <w:t xml:space="preserve"> </w:t>
-      </w:r>
-      <w:r>
-        <w:t xml:space="preserve">forensic pathologist brought to the scene offered investigators a sliver of</w:t>
-      </w:r>
-      <w:r>
-        <w:t xml:space="preserve"> </w:t>
-      </w:r>
-      <w:r>
-        <w:t xml:space="preserve">terrible hope: this much blood meant someone was seriously injured, but</w:t>
-      </w:r>
-      <w:r>
-        <w:t xml:space="preserve"> </w:t>
-      </w:r>
-      <w:r>
-        <w:t xml:space="preserve">perhaps still alive.</w:t>
-      </w:r>
-    </w:p>
-    <w:bookmarkEnd w:id="40"/>
-    <w:bookmarkStart w:id="41" w:name="five-days"/>
-    <w:p>
-      <w:pPr>
-        <w:pStyle w:val="Heading2"/>
-      </w:pPr>
-      <w:r>
-        <w:t xml:space="preserve">Five days</w:t>
-      </w:r>
-    </w:p>
-    <w:p>
-      <w:pPr>
-        <w:pStyle w:val="FirstParagraph"/>
-      </w:pPr>
-      <w:r>
-        <w:t xml:space="preserve">That sliver of hope drove everything that followed, including the legal fight</w:t>
-      </w:r>
-      <w:r>
-        <w:t xml:space="preserve"> </w:t>
-      </w:r>
-      <w:r>
-        <w:t xml:space="preserve">this case became.</w:t>
-      </w:r>
-    </w:p>
-    <w:p>
-      <w:pPr>
-        <w:pStyle w:val="BodyText"/>
-      </w:pPr>
-      <w:r>
-        <w:t xml:space="preserve">Security cameras on neighbouring homes caught a truck closely resembling</w:t>
-      </w:r>
-      <w:r>
-        <w:t xml:space="preserve"> </w:t>
-      </w:r>
-      <w:r>
-        <w:t xml:space="preserve">Garland’s distinctive old Ford passing the Liknes house at 3:10 a.m. — and</w:t>
-      </w:r>
-      <w:r>
-        <w:t xml:space="preserve"> </w:t>
-      </w:r>
-      <w:r>
-        <w:t xml:space="preserve">again at 7:45 a.m. When police released the image to the media, Garland’s own</w:t>
-      </w:r>
-      <w:r>
-        <w:t xml:space="preserve"> </w:t>
-      </w:r>
-      <w:r>
-        <w:t xml:space="preserve">sister and brother-in-law came forward: the truck was almost certainly</w:t>
-      </w:r>
-      <w:r>
-        <w:t xml:space="preserve"> </w:t>
-      </w:r>
-      <w:r>
-        <w:t xml:space="preserve">Douglas’s, and Douglas had carried a grudge against Alvin Liknes for years.</w:t>
-      </w:r>
-    </w:p>
-    <w:p>
-      <w:pPr>
-        <w:pStyle w:val="BodyText"/>
-      </w:pPr>
-      <w:r>
-        <w:t xml:space="preserve">The router sealed the suspicion. It was set to check in with its server every</w:t>
-      </w:r>
-      <w:r>
-        <w:t xml:space="preserve"> </w:t>
-      </w:r>
-      <w:r>
-        <w:t xml:space="preserve">six hours; it reported at 2:10 a.m. and never again — someone who understood</w:t>
-      </w:r>
-      <w:r>
-        <w:t xml:space="preserve"> </w:t>
-      </w:r>
-      <w:r>
-        <w:t xml:space="preserve">computers had unplugged it to keep his devices off the network. A loner with</w:t>
-      </w:r>
-      <w:r>
-        <w:t xml:space="preserve"> </w:t>
-      </w:r>
-      <w:r>
-        <w:t xml:space="preserve">computer expertise, a matching truck forty kilometres from home at 3:10 a.m.,</w:t>
-      </w:r>
-      <w:r>
-        <w:t xml:space="preserve"> </w:t>
-      </w:r>
-      <w:r>
-        <w:t xml:space="preserve">and an abiding grudge: on July 4, police descended on the Garland farm.</w:t>
-      </w:r>
-    </w:p>
-    <w:p>
-      <w:pPr>
-        <w:pStyle w:val="BodyText"/>
-      </w:pPr>
-      <w:r>
-        <w:t xml:space="preserve">They faced a brutal choice. Wait for a warrant — or go in immediately, on the</w:t>
-      </w:r>
-      <w:r>
-        <w:t xml:space="preserve"> </w:t>
-      </w:r>
-      <w:r>
-        <w:t xml:space="preserve">chance that a man, a woman, or a little boy was still alive somewhere on that</w:t>
-      </w:r>
-      <w:r>
-        <w:t xml:space="preserve"> </w:t>
-      </w:r>
-      <w:r>
-        <w:t xml:space="preserve">property. They went in, under orders to search only places large enough to</w:t>
-      </w:r>
-      <w:r>
-        <w:t xml:space="preserve"> </w:t>
-      </w:r>
-      <w:r>
-        <w:t xml:space="preserve">conceal a body. They found a large smouldering firepit. Fresh cut marks on the</w:t>
-      </w:r>
-      <w:r>
-        <w:t xml:space="preserve"> </w:t>
-      </w:r>
-      <w:r>
-        <w:t xml:space="preserve">recently cleaned floor of a greenhouse. Restraints. No bodies.</w:t>
-      </w:r>
-    </w:p>
-    <w:p>
-      <w:pPr>
-        <w:pStyle w:val="BodyText"/>
-      </w:pPr>
-      <w:r>
-        <w:t xml:space="preserve">Garland was stopped driving away from the farm and detained; his shoes were</w:t>
-      </w:r>
-      <w:r>
-        <w:t xml:space="preserve"> </w:t>
-      </w:r>
-      <w:r>
-        <w:t xml:space="preserve">seized, and a victim’s blood was on them. The next day, warrant in hand,</w:t>
-      </w:r>
-      <w:r>
-        <w:t xml:space="preserve"> </w:t>
-      </w:r>
-      <w:r>
-        <w:t xml:space="preserve">police searched the farm thoroughly. In the firepit, and on a meat hook and a</w:t>
-      </w:r>
-      <w:r>
-        <w:t xml:space="preserve"> </w:t>
-      </w:r>
-      <w:r>
-        <w:t xml:space="preserve">meat saw, they found DNA — blood and flesh — from all three victims.</w:t>
-      </w:r>
-    </w:p>
-    <w:p>
-      <w:pPr>
-        <w:pStyle w:val="BodyText"/>
-      </w:pPr>
-      <w:r>
-        <w:t xml:space="preserve">And in the rafters of the house, hidden, they found a computer hard drive.</w:t>
-      </w:r>
-    </w:p>
-    <w:bookmarkEnd w:id="41"/>
-    <w:bookmarkStart w:id="42" w:name="what-the-hard-drive-remembered"/>
-    <w:p>
-      <w:pPr>
-        <w:pStyle w:val="Heading2"/>
-      </w:pPr>
-      <w:r>
-        <w:t xml:space="preserve">What the hard drive remembered</w:t>
-      </w:r>
-    </w:p>
-    <w:p>
-      <w:pPr>
-        <w:pStyle w:val="FirstParagraph"/>
-      </w:pPr>
-      <w:r>
-        <w:t xml:space="preserve">The forensic examination of that drive laid Garland’s inner life out like an</w:t>
-      </w:r>
-      <w:r>
-        <w:t xml:space="preserve"> </w:t>
-      </w:r>
-      <w:r>
-        <w:t xml:space="preserve">autopsy. Months of computer surveillance of Alvin and Kathy Liknes. Articles</w:t>
-      </w:r>
-      <w:r>
-        <w:t xml:space="preserve"> </w:t>
-      </w:r>
-      <w:r>
-        <w:t xml:space="preserve">with titles like</w:t>
-      </w:r>
-      <w:r>
-        <w:t xml:space="preserve"> </w:t>
-      </w:r>
-      <w:r>
-        <w:t xml:space="preserve">“</w:t>
-      </w:r>
-      <w:r>
-        <w:t xml:space="preserve">Kill Without Joy.</w:t>
-      </w:r>
-      <w:r>
-        <w:t xml:space="preserve">”</w:t>
-      </w:r>
-      <w:r>
-        <w:t xml:space="preserve"> </w:t>
-      </w:r>
-      <w:r>
-        <w:t xml:space="preserve">An autopsy manual. Files of mutilated</w:t>
-      </w:r>
-      <w:r>
-        <w:t xml:space="preserve"> </w:t>
-      </w:r>
-      <w:r>
-        <w:t xml:space="preserve">corpses. Videos feeding a fetish for adult women wearing only diapers. And —</w:t>
-      </w:r>
-      <w:r>
-        <w:t xml:space="preserve"> </w:t>
-      </w:r>
-      <w:r>
-        <w:t xml:space="preserve">the detail that turns the stomach twice — files offering information on</w:t>
-      </w:r>
-      <w:r>
-        <w:t xml:space="preserve"> </w:t>
-      </w:r>
       <w:r>
         <w:rPr>
           <w:bCs/>
           <w:b/>
         </w:rPr>
-        <w:t xml:space="preserve">how</w:t>
+        <w:t xml:space="preserve">1:16 p.m.</w:t>
+      </w:r>
+      <w:r>
+        <w:t xml:space="preserve"> </w:t>
+      </w:r>
+      <w:r>
+        <w:t xml:space="preserve">— the QX60 pulls out of the rental lot in Mississauga.</w:t>
+      </w:r>
+      <w:r>
+        <w:t xml:space="preserve"> </w:t>
       </w:r>
       <w:r>
         <w:rPr>
           <w:bCs/>
           <w:b/>
         </w:rPr>
+        <w:t xml:space="preserve">1:28 p.m.</w:t>
+      </w:r>
+      <w:r>
+        <w:t xml:space="preserve"> </w:t>
+      </w:r>
+      <w:r>
+        <w:t xml:space="preserve">— it arrives at the home of the parents of Dalvir Passi,</w:t>
+      </w:r>
+      <w:r>
+        <w:t xml:space="preserve"> </w:t>
+      </w:r>
+      <w:r>
+        <w:t xml:space="preserve">Dosanjh’s brother-in-law. It stays eleven minutes.</w:t>
+      </w:r>
+      <w:r>
         <w:t xml:space="preserve"> </w:t>
       </w:r>
       <w:r>
@@ -4111,10 +3911,41 @@
           <w:bCs/>
           <w:b/>
         </w:rPr>
-        <w:t xml:space="preserve">to destroy DNA evidence</w:t>
-      </w:r>
-      <w:r>
-        <w:t xml:space="preserve">.</w:t>
+        <w:t xml:space="preserve">3:52 p.m.</w:t>
+      </w:r>
+      <w:r>
+        <w:t xml:space="preserve"> </w:t>
+      </w:r>
+      <w:r>
+        <w:t xml:space="preserve">— it enters the Comfort Inn parking lot in Guelph and parks</w:t>
+      </w:r>
+      <w:r>
+        <w:t xml:space="preserve"> </w:t>
+      </w:r>
+      <w:r>
+        <w:t xml:space="preserve">behind the hotel, where it sits for the better part of an hour.</w:t>
+      </w:r>
+      <w:r>
+        <w:t xml:space="preserve"> </w:t>
+      </w:r>
+      <w:r>
+        <w:rPr>
+          <w:bCs/>
+          <w:b/>
+        </w:rPr>
+        <w:t xml:space="preserve">4:38 p.m.</w:t>
+      </w:r>
+      <w:r>
+        <w:t xml:space="preserve"> </w:t>
+      </w:r>
+      <w:r>
+        <w:t xml:space="preserve">— the exact minute Aly Sunderani is shot — the QX60 moves to the</w:t>
+      </w:r>
+      <w:r>
+        <w:t xml:space="preserve"> </w:t>
+      </w:r>
+      <w:r>
+        <w:t xml:space="preserve">front of the hotel, then immediately drives away.</w:t>
       </w:r>
     </w:p>
     <w:p>
@@ -4122,13 +3953,19 @@
         <w:pStyle w:val="BodyText"/>
       </w:pPr>
       <w:r>
-        <w:t xml:space="preserve">He had studied how to erase the physical traces. He never thought to burn the</w:t>
-      </w:r>
-      <w:r>
-        <w:t xml:space="preserve"> </w:t>
-      </w:r>
-      <w:r>
-        <w:t xml:space="preserve">drive that held the studying.</w:t>
+        <w:t xml:space="preserve">From there the diary continues: back to the Passi parents’ home, then on to the</w:t>
+      </w:r>
+      <w:r>
+        <w:t xml:space="preserve"> </w:t>
+      </w:r>
+      <w:r>
+        <w:t xml:space="preserve">home of Dosanjh’s sister and brother-in-law. The hotel’s surveillance video</w:t>
+      </w:r>
+      <w:r>
+        <w:t xml:space="preserve"> </w:t>
+      </w:r>
+      <w:r>
+        <w:t xml:space="preserve">confirmed the tracklog’s account frame for frame.</w:t>
       </w:r>
     </w:p>
     <w:p>
@@ -4136,43 +3973,85 @@
         <w:pStyle w:val="BodyText"/>
       </w:pPr>
       <w:r>
-        <w:t xml:space="preserve">Two further pieces completed the case. The day after the kidnapping, a car</w:t>
-      </w:r>
-      <w:r>
-        <w:t xml:space="preserve"> </w:t>
-      </w:r>
-      <w:r>
-        <w:t xml:space="preserve">wash employee in nearby Airdrie noticed Garland power-washing his truck;</w:t>
-      </w:r>
-      <w:r>
-        <w:t xml:space="preserve"> </w:t>
-      </w:r>
-      <w:r>
-        <w:t xml:space="preserve">forensic examination still found Kathy Liknes’s blood on the back of the</w:t>
-      </w:r>
-      <w:r>
-        <w:t xml:space="preserve"> </w:t>
-      </w:r>
-      <w:r>
-        <w:t xml:space="preserve">licence plate. And by grim coincidence, an aerial survey had photographed the</w:t>
-      </w:r>
-      <w:r>
-        <w:t xml:space="preserve"> </w:t>
-      </w:r>
-      <w:r>
-        <w:t xml:space="preserve">area two days after the abduction — before police ever looked at Garland. In</w:t>
-      </w:r>
-      <w:r>
-        <w:t xml:space="preserve"> </w:t>
-      </w:r>
-      <w:r>
-        <w:t xml:space="preserve">the photos of the Garland farm, near the burn pit, lie what appear to be three</w:t>
-      </w:r>
-      <w:r>
-        <w:t xml:space="preserve"> </w:t>
-      </w:r>
-      <w:r>
-        <w:t xml:space="preserve">bodies — two adults and a child — wearing only diapers.</w:t>
+        <w:t xml:space="preserve">One more entry completed the portrait. The next evening, Dosanjh returned the</w:t>
+      </w:r>
+      <w:r>
+        <w:t xml:space="preserve"> </w:t>
+      </w:r>
+      <w:r>
+        <w:t xml:space="preserve">QX60 to the rental agency — and asked his brother-in-law to pick him up not at</w:t>
+      </w:r>
+      <w:r>
+        <w:t xml:space="preserve"> </w:t>
+      </w:r>
+      <w:r>
+        <w:t xml:space="preserve">the agency, but waiting in a gas-station parking lot across a busy street. A</w:t>
+      </w:r>
+      <w:r>
+        <w:t xml:space="preserve"> </w:t>
+      </w:r>
+      <w:r>
+        <w:t xml:space="preserve">small, careful separation between himself and the car. The kind of detail a</w:t>
+      </w:r>
+      <w:r>
+        <w:t xml:space="preserve"> </w:t>
+      </w:r>
+      <w:r>
+        <w:t xml:space="preserve">man arranges when he knows exactly what the car has been part of.</w:t>
+      </w:r>
+    </w:p>
+    <w:bookmarkEnd w:id="40"/>
+    <w:bookmarkStart w:id="41" w:name="the-two-bald-men"/>
+    <w:p>
+      <w:pPr>
+        <w:pStyle w:val="Heading2"/>
+      </w:pPr>
+      <w:r>
+        <w:t xml:space="preserve">The two bald men</w:t>
+      </w:r>
+    </w:p>
+    <w:p>
+      <w:pPr>
+        <w:pStyle w:val="FirstParagraph"/>
+      </w:pPr>
+      <w:r>
+        <w:t xml:space="preserve">The defence answered with an alternate suspect story, delivered by the</w:t>
+      </w:r>
+      <w:r>
+        <w:t xml:space="preserve"> </w:t>
+      </w:r>
+      <w:r>
+        <w:t xml:space="preserve">brother-in-law himself. Passi testified that after the rental, two tall, white,</w:t>
+      </w:r>
+      <w:r>
+        <w:t xml:space="preserve"> </w:t>
+      </w:r>
+      <w:r>
+        <w:t xml:space="preserve">bald or balding strangers — men he had never seen before — arrived at his</w:t>
+      </w:r>
+      <w:r>
+        <w:t xml:space="preserve"> </w:t>
+      </w:r>
+      <w:r>
+        <w:t xml:space="preserve">parents’ home, borrowed the QX60 from Dosanjh to complete a drug transaction,</w:t>
+      </w:r>
+      <w:r>
+        <w:t xml:space="preserve"> </w:t>
+      </w:r>
+      <w:r>
+        <w:t xml:space="preserve">and brought it back later that day. While the Infiniti was allegedly off</w:t>
+      </w:r>
+      <w:r>
+        <w:t xml:space="preserve"> </w:t>
+      </w:r>
+      <w:r>
+        <w:t xml:space="preserve">murdering a hotel manager, Passi and Dosanjh were, he said, playing video</w:t>
+      </w:r>
+      <w:r>
+        <w:t xml:space="preserve"> </w:t>
+      </w:r>
+      <w:r>
+        <w:t xml:space="preserve">games.</w:t>
       </w:r>
     </w:p>
     <w:p>
@@ -4180,7 +4059,49 @@
         <w:pStyle w:val="BodyText"/>
       </w:pPr>
       <w:r>
-        <w:t xml:space="preserve">The bodies themselves were never recovered. The firepit had done its work.</w:t>
+        <w:t xml:space="preserve">The story had one genuine asset: the Comfort Inn’s front-desk manager, who</w:t>
+      </w:r>
+      <w:r>
+        <w:t xml:space="preserve"> </w:t>
+      </w:r>
+      <w:r>
+        <w:t xml:space="preserve">watched the shooting through the lobby window, described the gunman as fair,</w:t>
+      </w:r>
+      <w:r>
+        <w:t xml:space="preserve"> </w:t>
+      </w:r>
+      <w:r>
+        <w:t xml:space="preserve">white-complexioned, with</w:t>
+      </w:r>
+      <w:r>
+        <w:t xml:space="preserve"> </w:t>
+      </w:r>
+      <w:r>
+        <w:t xml:space="preserve">“</w:t>
+      </w:r>
+      <w:r>
+        <w:t xml:space="preserve">less hairs on his head.</w:t>
+      </w:r>
+      <w:r>
+        <w:t xml:space="preserve">”</w:t>
+      </w:r>
+      <w:r>
+        <w:t xml:space="preserve"> </w:t>
+      </w:r>
+      <w:r>
+        <w:t xml:space="preserve">Dosanjh’s own lawyer</w:t>
+      </w:r>
+      <w:r>
+        <w:t xml:space="preserve"> </w:t>
+      </w:r>
+      <w:r>
+        <w:t xml:space="preserve">described his client as a tall, brown-skinned young man with a full head of</w:t>
+      </w:r>
+      <w:r>
+        <w:t xml:space="preserve"> </w:t>
+      </w:r>
+      <w:r>
+        <w:t xml:space="preserve">dark hair. Two other eyewitnesses pointed the other way.</w:t>
       </w:r>
     </w:p>
     <w:p>
@@ -4188,89 +4109,206 @@
         <w:pStyle w:val="BodyText"/>
       </w:pPr>
       <w:r>
-        <w:t xml:space="preserve">Garland did not testify and called no evidence. The jury convicted him of</w:t>
-      </w:r>
-      <w:r>
-        <w:t xml:space="preserve"> </w:t>
-      </w:r>
-      <w:r>
-        <w:t xml:space="preserve">three counts of first-degree murder, and he was sentenced to life with no</w:t>
-      </w:r>
-      <w:r>
-        <w:t xml:space="preserve"> </w:t>
-      </w:r>
-      <w:r>
-        <w:t xml:space="preserve">parole eligibility for seventy-five years. On appeal he didn’t dispute that he</w:t>
-      </w:r>
-      <w:r>
-        <w:t xml:space="preserve"> </w:t>
-      </w:r>
-      <w:r>
-        <w:t xml:space="preserve">was the killer — he argued the police had violated the Charter at nearly every</w:t>
-      </w:r>
-      <w:r>
-        <w:t xml:space="preserve"> </w:t>
-      </w:r>
-      <w:r>
-        <w:t xml:space="preserve">step: the takedown, the shoe seizure, the warrantless search, the warrant</w:t>
-      </w:r>
-      <w:r>
-        <w:t xml:space="preserve"> </w:t>
-      </w:r>
-      <w:r>
-        <w:t xml:space="preserve">built on it, even the trial judge’s gentle warnings to the jury before the</w:t>
-      </w:r>
-      <w:r>
-        <w:t xml:space="preserve"> </w:t>
-      </w:r>
-      <w:r>
-        <w:t xml:space="preserve">worst evidence (</w:t>
+        <w:t xml:space="preserve">The jury weighed the bald strangers against the DNA on the gun grip, the</w:t>
+      </w:r>
+      <w:r>
+        <w:t xml:space="preserve"> </w:t>
+      </w:r>
+      <w:r>
+        <w:t xml:space="preserve">clothing on two videotapes, and a tracklog that put the car Dosanjh rented at</w:t>
+      </w:r>
+      <w:r>
+        <w:t xml:space="preserve"> </w:t>
+      </w:r>
+      <w:r>
+        <w:t xml:space="preserve">the murder scene at the killing minute. On August 1, 2019, it convicted him of</w:t>
+      </w:r>
+      <w:r>
+        <w:t xml:space="preserve"> </w:t>
+      </w:r>
+      <w:r>
+        <w:t xml:space="preserve">first-degree murder.</w:t>
+      </w:r>
+    </w:p>
+    <w:bookmarkEnd w:id="41"/>
+    <w:bookmarkStart w:id="42" w:name="the-trap-inside-the-fake-name"/>
+    <w:p>
+      <w:pPr>
+        <w:pStyle w:val="Heading2"/>
+      </w:pPr>
+      <w:r>
+        <w:t xml:space="preserve">The trap inside the fake name</w:t>
+      </w:r>
+    </w:p>
+    <w:p>
+      <w:pPr>
+        <w:pStyle w:val="FirstParagraph"/>
+      </w:pPr>
+      <w:r>
+        <w:t xml:space="preserve">On appeal, Dosanjh’s lawyers went after the diary. The police, they argued,</w:t>
+      </w:r>
+      <w:r>
+        <w:t xml:space="preserve"> </w:t>
+      </w:r>
+      <w:r>
+        <w:t xml:space="preserve">had searched the infotainment system unlawfully — rummaging through GPS data</w:t>
+      </w:r>
+      <w:r>
+        <w:t xml:space="preserve"> </w:t>
+      </w:r>
+      <w:r>
+        <w:t xml:space="preserve">that revealed his movements, a</w:t>
+      </w:r>
+      <w:r>
+        <w:t xml:space="preserve"> </w:t>
       </w:r>
       <w:r>
         <w:t xml:space="preserve">“</w:t>
       </w:r>
       <w:r>
-        <w:t xml:space="preserve">I know yesterday was difficult. It was difficult for me</w:t>
-      </w:r>
-      <w:r>
-        <w:t xml:space="preserve"> </w:t>
-      </w:r>
-      <w:r>
-        <w:t xml:space="preserve">too.</w:t>
+        <w:t xml:space="preserve">biographical core</w:t>
       </w:r>
       <w:r>
         <w:t xml:space="preserve">”</w:t>
       </w:r>
       <w:r>
-        <w:t xml:space="preserve">). The Court of Appeal worked through every ground and dismissed the</w:t>
-      </w:r>
-      <w:r>
-        <w:t xml:space="preserve"> </w:t>
-      </w:r>
-      <w:r>
-        <w:t xml:space="preserve">appeal. The police had erred in small ways — a black bag opened too soon, the</w:t>
-      </w:r>
-      <w:r>
-        <w:t xml:space="preserve"> </w:t>
-      </w:r>
-      <w:r>
-        <w:t xml:space="preserve">shoes taken during investigative detention — but the searches that mattered</w:t>
-      </w:r>
-      <w:r>
-        <w:t xml:space="preserve"> </w:t>
-      </w:r>
-      <w:r>
-        <w:t xml:space="preserve">were driven by the one motive the law protects above almost everything: the</w:t>
-      </w:r>
-      <w:r>
-        <w:t xml:space="preserve"> </w:t>
-      </w:r>
-      <w:r>
-        <w:t xml:space="preserve">chance that someone was still alive to save.</w:t>
+        <w:t xml:space="preserve"> </w:t>
+      </w:r>
+      <w:r>
+        <w:t xml:space="preserve">of personal information</w:t>
+      </w:r>
+      <w:r>
+        <w:t xml:space="preserve"> </w:t>
+      </w:r>
+      <w:r>
+        <w:t xml:space="preserve">protected by section 8 of the Charter. If the search was unconstitutional, the</w:t>
+      </w:r>
+      <w:r>
+        <w:t xml:space="preserve"> </w:t>
+      </w:r>
+      <w:r>
+        <w:t xml:space="preserve">tracklog could be excluded, and the fourth pillar would fall.</w:t>
+      </w:r>
+    </w:p>
+    <w:p>
+      <w:pPr>
+        <w:pStyle w:val="BodyText"/>
+      </w:pPr>
+      <w:r>
+        <w:t xml:space="preserve">The Court of Appeal for Ontario’s answer, delivered by Associate Chief Justice</w:t>
+      </w:r>
+      <w:r>
+        <w:t xml:space="preserve"> </w:t>
+      </w:r>
+      <w:r>
+        <w:t xml:space="preserve">Fairburn in October 2022, is the dark joke at the heart of this chapter.</w:t>
+      </w:r>
+      <w:r>
+        <w:t xml:space="preserve"> </w:t>
+      </w:r>
+      <w:r>
+        <w:t xml:space="preserve">Privacy claims belong to people with a legitimate connection to the thing</w:t>
+      </w:r>
+      <w:r>
+        <w:t xml:space="preserve"> </w:t>
+      </w:r>
+      <w:r>
+        <w:t xml:space="preserve">searched — through ownership, control, a right to be where they were. Dosanjh’s</w:t>
+      </w:r>
+      <w:r>
+        <w:t xml:space="preserve"> </w:t>
+      </w:r>
+      <w:r>
+        <w:t xml:space="preserve">connection to the QX60 was a rental contract signed in the name of a man who</w:t>
+      </w:r>
+      <w:r>
+        <w:t xml:space="preserve"> </w:t>
+      </w:r>
+      <w:r>
+        <w:t xml:space="preserve">did not exist. The GPS data, the court noted, came from a vehicle he had</w:t>
+      </w:r>
+      <w:r>
+        <w:t xml:space="preserve"> </w:t>
+      </w:r>
+      <w:r>
+        <w:t xml:space="preserve">“</w:t>
+      </w:r>
+      <w:r>
+        <w:t xml:space="preserve">no</w:t>
+      </w:r>
+      <w:r>
+        <w:t xml:space="preserve"> </w:t>
+      </w:r>
+      <w:r>
+        <w:t xml:space="preserve">right to be driving</w:t>
+      </w:r>
+      <w:r>
+        <w:t xml:space="preserve">”</w:t>
+      </w:r>
+      <w:r>
+        <w:t xml:space="preserve">; the synced contact list wasn’t even his phone’s. Tracking</w:t>
+      </w:r>
+      <w:r>
+        <w:t xml:space="preserve"> </w:t>
+      </w:r>
+      <w:r>
+        <w:t xml:space="preserve">data, the court added, sits far down the privacy spectrum to begin with — it</w:t>
+      </w:r>
+      <w:r>
+        <w:t xml:space="preserve"> </w:t>
+      </w:r>
+      <w:r>
+        <w:t xml:space="preserve">reveals where a car went, not the contents of a mind. He had no reasonable</w:t>
+      </w:r>
+      <w:r>
+        <w:t xml:space="preserve"> </w:t>
+      </w:r>
+      <w:r>
+        <w:t xml:space="preserve">expectation of privacy, and therefore no standing to complain; and even if the</w:t>
+      </w:r>
+      <w:r>
+        <w:t xml:space="preserve"> </w:t>
+      </w:r>
+      <w:r>
+        <w:t xml:space="preserve">search had breached the Charter, the evidence was reliable, the breach minimal,</w:t>
+      </w:r>
+      <w:r>
+        <w:t xml:space="preserve"> </w:t>
+      </w:r>
+      <w:r>
+        <w:t xml:space="preserve">and it would have been admitted anyway.</w:t>
+      </w:r>
+    </w:p>
+    <w:p>
+      <w:pPr>
+        <w:pStyle w:val="BodyText"/>
+      </w:pPr>
+      <w:r>
+        <w:t xml:space="preserve">The fake name was supposed to make the car untraceable to him. Instead it made</w:t>
+      </w:r>
+      <w:r>
+        <w:t xml:space="preserve"> </w:t>
+      </w:r>
+      <w:r>
+        <w:t xml:space="preserve">the car’s memory untouchable by him. He had disowned the Infiniti so</w:t>
+      </w:r>
+      <w:r>
+        <w:t xml:space="preserve"> </w:t>
+      </w:r>
+      <w:r>
+        <w:t xml:space="preserve">thoroughly that when it testified, he had no legal voice to object.</w:t>
+      </w:r>
+    </w:p>
+    <w:p>
+      <w:pPr>
+        <w:pStyle w:val="BodyText"/>
+      </w:pPr>
+      <w:r>
+        <w:t xml:space="preserve">The appeal was dismissed.</w:t>
       </w:r>
     </w:p>
     <w:bookmarkEnd w:id="42"/>
-    <w:bookmarkStart w:id="44" w:name="howd-he-get-caught-1"/>
+    <w:bookmarkStart w:id="44" w:name="howd-he-get-caught"/>
     <w:p>
       <w:pPr>
         <w:pStyle w:val="Heading2"/>
@@ -4284,55 +4322,49 @@
         <w:pStyle w:val="FirstParagraph"/>
       </w:pPr>
       <w:r>
-        <w:t xml:space="preserve">His own meticulousness convicted him. The grudge gave police his name within</w:t>
-      </w:r>
-      <w:r>
-        <w:t xml:space="preserve"> </w:t>
-      </w:r>
-      <w:r>
-        <w:t xml:space="preserve">days — nursed so long and so openly that his own family recognized it. The</w:t>
-      </w:r>
-      <w:r>
-        <w:t xml:space="preserve"> </w:t>
-      </w:r>
-      <w:r>
-        <w:t xml:space="preserve">unplugged router pointed to a killer who understood computers. The truck he</w:t>
-      </w:r>
-      <w:r>
-        <w:t xml:space="preserve"> </w:t>
-      </w:r>
-      <w:r>
-        <w:t xml:space="preserve">drove past the cameras was too old and too distinctive to be anyone else’s.</w:t>
-      </w:r>
-      <w:r>
-        <w:t xml:space="preserve"> </w:t>
-      </w:r>
-      <w:r>
-        <w:t xml:space="preserve">And the hard drive in the rafters preserved, in perfect forensic order, the</w:t>
-      </w:r>
-      <w:r>
-        <w:t xml:space="preserve"> </w:t>
-      </w:r>
-      <w:r>
-        <w:t xml:space="preserve">research, the surveillance, the manuals, and the plan — including his notes on</w:t>
-      </w:r>
-      <w:r>
-        <w:t xml:space="preserve"> </w:t>
-      </w:r>
-      <w:r>
-        <w:t xml:space="preserve">destroying the very kind of evidence that hanged him. Douglas Garland</w:t>
-      </w:r>
-      <w:r>
-        <w:t xml:space="preserve"> </w:t>
-      </w:r>
-      <w:r>
-        <w:t xml:space="preserve">understood machines better than almost anyone around him. He just forgot that</w:t>
-      </w:r>
-      <w:r>
-        <w:t xml:space="preserve"> </w:t>
-      </w:r>
-      <w:r>
-        <w:t xml:space="preserve">they never forget.</w:t>
+        <w:t xml:space="preserve">He planned everything except the passenger seat. The false identity, the</w:t>
+      </w:r>
+      <w:r>
+        <w:t xml:space="preserve"> </w:t>
+      </w:r>
+      <w:r>
+        <w:t xml:space="preserve">borrowed-strangers story, the gas station across the street — all of it was</w:t>
+      </w:r>
+      <w:r>
+        <w:t xml:space="preserve"> </w:t>
+      </w:r>
+      <w:r>
+        <w:t xml:space="preserve">built to keep Raja Dosanjh’s name off the getaway car. But the car didn’t need</w:t>
+      </w:r>
+      <w:r>
+        <w:t xml:space="preserve"> </w:t>
+      </w:r>
+      <w:r>
+        <w:t xml:space="preserve">his name. It logged the rental lot, the family home, the hotel, and the murder</w:t>
+      </w:r>
+      <w:r>
+        <w:t xml:space="preserve"> </w:t>
+      </w:r>
+      <w:r>
+        <w:t xml:space="preserve">minute all on its own, his DNA rode the gun grip, and the same cameras that</w:t>
+      </w:r>
+      <w:r>
+        <w:t xml:space="preserve"> </w:t>
+      </w:r>
+      <w:r>
+        <w:t xml:space="preserve">never saw his face remembered his shoes. The modern getaway car is the worst</w:t>
+      </w:r>
+      <w:r>
+        <w:t xml:space="preserve"> </w:t>
+      </w:r>
+      <w:r>
+        <w:t xml:space="preserve">accomplice in crime: it goes everywhere you go, remembers everything, and owes</w:t>
+      </w:r>
+      <w:r>
+        <w:t xml:space="preserve"> </w:t>
+      </w:r>
+      <w:r>
+        <w:t xml:space="preserve">you nothing — especially if you were never really its driver.</w:t>
       </w:r>
     </w:p>
     <w:p>
@@ -4361,16 +4393,16 @@
           <w:iCs/>
           <w:i/>
         </w:rPr>
-        <w:t xml:space="preserve">R v Garland</w:t>
-      </w:r>
-      <w:r>
-        <w:t xml:space="preserve">, 2019 ABCA 479, Court of Appeal</w:t>
-      </w:r>
-      <w:r>
-        <w:t xml:space="preserve"> </w:t>
-      </w:r>
-      <w:r>
-        <w:t xml:space="preserve">of Alberta, decided December 6, 2019.</w:t>
+        <w:t xml:space="preserve">R. v. Dosanjh</w:t>
+      </w:r>
+      <w:r>
+        <w:t xml:space="preserve">, 2022 ONCA 689, Court of</w:t>
+      </w:r>
+      <w:r>
+        <w:t xml:space="preserve"> </w:t>
+      </w:r>
+      <w:r>
+        <w:t xml:space="preserve">Appeal for Ontario, decided October 7, 2022.</w:t>
       </w:r>
       <w:r>
         <w:t xml:space="preserve"> </w:t>
@@ -4396,24 +4428,30 @@
         <w:t xml:space="preserve"> </w:t>
       </w:r>
       <w:r>
-        <w:t xml:space="preserve">The factual overview opens the judgment; the exigent-search and s. 24(2)</w:t>
-      </w:r>
-      <w:r>
-        <w:t xml:space="preserve"> </w:t>
-      </w:r>
-      <w:r>
-        <w:t xml:space="preserve">analysis follows.</w:t>
+        <w:t xml:space="preserve">The factual matrix is set out in the Overview and Factual Context; the</w:t>
+      </w:r>
+      <w:r>
+        <w:t xml:space="preserve"> </w:t>
+      </w:r>
+      <w:r>
+        <w:t xml:space="preserve">infotainment/GPS privacy analysis begins at the section on the search of the</w:t>
+      </w:r>
+      <w:r>
+        <w:t xml:space="preserve"> </w:t>
+      </w:r>
+      <w:r>
+        <w:t xml:space="preserve">getaway vehicle.</w:t>
       </w:r>
     </w:p>
     <w:bookmarkEnd w:id="44"/>
     <w:bookmarkEnd w:id="45"/>
-    <w:bookmarkStart w:id="51" w:name="chapter-19-the-letter-from-the-grave"/>
+    <w:bookmarkStart w:id="51" w:name="chapter-16-the-hard-drive-in-the-rafters"/>
     <w:p>
       <w:pPr>
         <w:pStyle w:val="Heading1"/>
       </w:pPr>
       <w:r>
-        <w:t xml:space="preserve">Chapter 19 — The Letter From the Grave</w:t>
+        <w:t xml:space="preserve">Chapter 16 — The Hard Drive in the Rafters</w:t>
       </w:r>
     </w:p>
     <w:p>
@@ -4425,7 +4463,7 @@
           <w:bCs/>
           <w:b/>
         </w:rPr>
-        <w:t xml:space="preserve">Two weeks before she died, Julie Jensen told a police officer: if anything</w:t>
+        <w:t xml:space="preserve">The patent he felt cheated over never earned a dollar. He killed three people</w:t>
       </w:r>
       <w:r>
         <w:rPr>
@@ -4439,7 +4477,7 @@
           <w:bCs/>
           <w:b/>
         </w:rPr>
-        <w:t xml:space="preserve">happens to me, my husband should be your first suspect.</w:t>
+        <w:t xml:space="preserve">for it anyway — and hid a hard drive that remembered every search.</w:t>
       </w:r>
     </w:p>
     <w:p>
@@ -4447,7 +4485,7 @@
         <w:pStyle w:val="BodyText"/>
       </w:pPr>
       <w:r>
-        <w:t xml:space="preserve">Most murder victims never get to testify. Julie Jensen tried anyway.</w:t>
+        <w:t xml:space="preserve">Douglas Garland kept score.</w:t>
       </w:r>
     </w:p>
     <w:p>
@@ -4455,37 +4493,187 @@
         <w:pStyle w:val="BodyText"/>
       </w:pPr>
       <w:r>
-        <w:t xml:space="preserve">In the fall of 1998, in Pleasant Prairie, Wisconsin, Julie was living in fear</w:t>
-      </w:r>
-      <w:r>
-        <w:t xml:space="preserve"> </w:t>
-      </w:r>
-      <w:r>
-        <w:t xml:space="preserve">that she did not know how to prove. So she did two things. She wrote a letter,</w:t>
-      </w:r>
-      <w:r>
-        <w:t xml:space="preserve"> </w:t>
-      </w:r>
-      <w:r>
-        <w:t xml:space="preserve">sealed it, and gave it to her neighbor — with instructions to hand it to the</w:t>
-      </w:r>
-      <w:r>
-        <w:t xml:space="preserve"> </w:t>
-      </w:r>
-      <w:r>
-        <w:t xml:space="preserve">police if anything should happen to her. And she left two voicemails for</w:t>
-      </w:r>
-      <w:r>
-        <w:t xml:space="preserve"> </w:t>
-      </w:r>
-      <w:r>
-        <w:t xml:space="preserve">Pleasant Prairie Police Officer Ron Kosman, telling him that if she were found</w:t>
-      </w:r>
-      <w:r>
-        <w:t xml:space="preserve"> </w:t>
-      </w:r>
-      <w:r>
-        <w:t xml:space="preserve">dead, her husband Mark should be his</w:t>
+        <w:t xml:space="preserve">He was fifty-seven years old, described in the Alberta Court of Appeal’s</w:t>
+      </w:r>
+      <w:r>
+        <w:t xml:space="preserve"> </w:t>
+      </w:r>
+      <w:r>
+        <w:t xml:space="preserve">judgment as a highly intelligent loner with an expertise in computers —</w:t>
+      </w:r>
+      <w:r>
+        <w:t xml:space="preserve"> </w:t>
+      </w:r>
+      <w:r>
+        <w:t xml:space="preserve">unmarried, usually unemployed, living with his parents on a small farm north</w:t>
+      </w:r>
+      <w:r>
+        <w:t xml:space="preserve"> </w:t>
+      </w:r>
+      <w:r>
+        <w:t xml:space="preserve">of Calgary and driving a 1994 Ford pickup. Years earlier he had worked for one</w:t>
+      </w:r>
+      <w:r>
+        <w:t xml:space="preserve"> </w:t>
+      </w:r>
+      <w:r>
+        <w:t xml:space="preserve">of Alvin Liknes’s oil-and-gas businesses, and the two men had fallen out over</w:t>
+      </w:r>
+      <w:r>
+        <w:t xml:space="preserve"> </w:t>
+      </w:r>
+      <w:r>
+        <w:t xml:space="preserve">a pump Liknes patented. Garland believed he had contributed significantly to</w:t>
+      </w:r>
+      <w:r>
+        <w:t xml:space="preserve"> </w:t>
+      </w:r>
+      <w:r>
+        <w:t xml:space="preserve">its creation and had been cheated of the credit.</w:t>
+      </w:r>
+    </w:p>
+    <w:p>
+      <w:pPr>
+        <w:pStyle w:val="BodyText"/>
+      </w:pPr>
+      <w:r>
+        <w:t xml:space="preserve">Here is the detail the court records almost in passing, and that should stop</w:t>
+      </w:r>
+      <w:r>
+        <w:t xml:space="preserve"> </w:t>
+      </w:r>
+      <w:r>
+        <w:t xml:space="preserve">you cold: the pump was not economically viable. It had never earned any money.</w:t>
+      </w:r>
+      <w:r>
+        <w:t xml:space="preserve"> </w:t>
+      </w:r>
+      <w:r>
+        <w:t xml:space="preserve">There was nothing to be cheated</w:t>
+      </w:r>
+      <w:r>
+        <w:t xml:space="preserve"> </w:t>
+      </w:r>
+      <w:r>
+        <w:rPr>
+          <w:iCs/>
+          <w:i/>
+        </w:rPr>
+        <w:t xml:space="preserve">of</w:t>
+      </w:r>
+      <w:r>
+        <w:t xml:space="preserve">.</w:t>
+      </w:r>
+    </w:p>
+    <w:p>
+      <w:pPr>
+        <w:pStyle w:val="BodyText"/>
+      </w:pPr>
+      <w:r>
+        <w:t xml:space="preserve">It didn’t matter. For years, Garland kept tabs on Alvin Liknes. His obsession</w:t>
+      </w:r>
+      <w:r>
+        <w:t xml:space="preserve"> </w:t>
+      </w:r>
+      <w:r>
+        <w:t xml:space="preserve">grew to include Alvin’s wife, Kathy. He monitored the couple’s activities</w:t>
+      </w:r>
+      <w:r>
+        <w:t xml:space="preserve"> </w:t>
+      </w:r>
+      <w:r>
+        <w:t xml:space="preserve">through regular computer searches, a private surveillance program running</w:t>
+      </w:r>
+      <w:r>
+        <w:t xml:space="preserve"> </w:t>
+      </w:r>
+      <w:r>
+        <w:t xml:space="preserve">quietly out of a farmhouse. In December 2013, he came to believe Alvin had</w:t>
+      </w:r>
+      <w:r>
+        <w:t xml:space="preserve"> </w:t>
+      </w:r>
+      <w:r>
+        <w:t xml:space="preserve">stolen items from the Garland farm, and the old wound reopened.</w:t>
+      </w:r>
+    </w:p>
+    <w:p>
+      <w:pPr>
+        <w:pStyle w:val="BodyText"/>
+      </w:pPr>
+      <w:r>
+        <w:t xml:space="preserve">Then, in early 2014, the Likneses announced they were leaving. They listed</w:t>
+      </w:r>
+      <w:r>
+        <w:t xml:space="preserve"> </w:t>
+      </w:r>
+      <w:r>
+        <w:t xml:space="preserve">their Calgary house, planned a retirement move to Evansburg, and advertised an</w:t>
+      </w:r>
+      <w:r>
+        <w:t xml:space="preserve"> </w:t>
+      </w:r>
+      <w:r>
+        <w:t xml:space="preserve">estate sale on Kijiji for the last week of June. Whatever clock had been</w:t>
+      </w:r>
+      <w:r>
+        <w:t xml:space="preserve"> </w:t>
+      </w:r>
+      <w:r>
+        <w:t xml:space="preserve">ticking inside Douglas Garland ran out. If he was going to settle the score,</w:t>
+      </w:r>
+      <w:r>
+        <w:t xml:space="preserve"> </w:t>
+      </w:r>
+      <w:r>
+        <w:t xml:space="preserve">it had to be now.</w:t>
+      </w:r>
+    </w:p>
+    <w:bookmarkStart w:id="46" w:name="the-preparations"/>
+    <w:p>
+      <w:pPr>
+        <w:pStyle w:val="Heading2"/>
+      </w:pPr>
+      <w:r>
+        <w:t xml:space="preserve">The preparations</w:t>
+      </w:r>
+    </w:p>
+    <w:p>
+      <w:pPr>
+        <w:pStyle w:val="FirstParagraph"/>
+      </w:pPr>
+      <w:r>
+        <w:t xml:space="preserve">What Garland did next, the trial evidence showed, he did methodically. He</w:t>
+      </w:r>
+      <w:r>
+        <w:t xml:space="preserve"> </w:t>
+      </w:r>
+      <w:r>
+        <w:t xml:space="preserve">began researching online how to kill and dismember people. He accumulated</w:t>
+      </w:r>
+      <w:r>
+        <w:t xml:space="preserve"> </w:t>
+      </w:r>
+      <w:r>
+        <w:t xml:space="preserve">restraints — handcuffs, straightjackets, tasers. He visited a butcher supply</w:t>
+      </w:r>
+      <w:r>
+        <w:t xml:space="preserve"> </w:t>
+      </w:r>
+      <w:r>
+        <w:t xml:space="preserve">shop and bought meat hooks, butcher knives, and a meat saw. He researched how</w:t>
+      </w:r>
+      <w:r>
+        <w:t xml:space="preserve"> </w:t>
+      </w:r>
+      <w:r>
+        <w:t xml:space="preserve">to defeat one specific model of Schlage lock — the kind securing the Liknes</w:t>
+      </w:r>
+      <w:r>
+        <w:t xml:space="preserve"> </w:t>
+      </w:r>
+      <w:r>
+        <w:t xml:space="preserve">front door. And through it all he browsed what the court describes as</w:t>
       </w:r>
       <w:r>
         <w:t xml:space="preserve"> </w:t>
@@ -4494,18 +4682,42 @@
         <w:t xml:space="preserve">“</w:t>
       </w:r>
       <w:r>
-        <w:t xml:space="preserve">first suspect.</w:t>
+        <w:t xml:space="preserve">gore</w:t>
       </w:r>
       <w:r>
         <w:t xml:space="preserve">”</w:t>
       </w:r>
+      <w:r>
+        <w:t xml:space="preserve"> </w:t>
+      </w:r>
+      <w:r>
+        <w:t xml:space="preserve">sites showing bodies being dissected and dismembered.</w:t>
+      </w:r>
     </w:p>
     <w:p>
       <w:pPr>
         <w:pStyle w:val="BodyText"/>
       </w:pPr>
       <w:r>
-        <w:t xml:space="preserve">Then, on December 3, 1998, Julie Jensen died of poisoning.</w:t>
+        <w:t xml:space="preserve">On the evening of June 29, 2014, Kathy Liknes’s daughter Jennifer brought her</w:t>
+      </w:r>
+      <w:r>
+        <w:t xml:space="preserve"> </w:t>
+      </w:r>
+      <w:r>
+        <w:t xml:space="preserve">two little boys — Nathan, five, and Max, three — to their grandparents’ house</w:t>
+      </w:r>
+      <w:r>
+        <w:t xml:space="preserve"> </w:t>
+      </w:r>
+      <w:r>
+        <w:t xml:space="preserve">for dinner and one last sleepover before the move. Max was restless and</w:t>
+      </w:r>
+      <w:r>
+        <w:t xml:space="preserve"> </w:t>
+      </w:r>
+      <w:r>
+        <w:t xml:space="preserve">couldn’t sleep, so around 11:30 p.m. Jennifer took him home. Nathan stayed.</w:t>
       </w:r>
     </w:p>
     <w:p>
@@ -4513,58 +4725,67 @@
         <w:pStyle w:val="BodyText"/>
       </w:pPr>
       <w:r>
-        <w:t xml:space="preserve">She was right about everything except how long it would take. The letter she</w:t>
-      </w:r>
-      <w:r>
-        <w:t xml:space="preserve"> </w:t>
-      </w:r>
-      <w:r>
-        <w:t xml:space="preserve">left behind became the center of one of the longest evidentiary wars in</w:t>
-      </w:r>
-      <w:r>
-        <w:t xml:space="preserve"> </w:t>
-      </w:r>
-      <w:r>
-        <w:t xml:space="preserve">American criminal law — a quarter-century battle over a question that sounds</w:t>
-      </w:r>
-      <w:r>
-        <w:t xml:space="preserve"> </w:t>
-      </w:r>
-      <w:r>
-        <w:t xml:space="preserve">simple and is anything but:</w:t>
-      </w:r>
-      <w:r>
-        <w:t xml:space="preserve"> </w:t>
-      </w:r>
-      <w:r>
-        <w:rPr>
-          <w:iCs/>
-          <w:i/>
-        </w:rPr>
-        <w:t xml:space="preserve">can a murdered woman accuse her killer from the</w:t>
-      </w:r>
-      <w:r>
-        <w:rPr>
-          <w:iCs/>
-          <w:i/>
-        </w:rPr>
-        <w:t xml:space="preserve"> </w:t>
-      </w:r>
-      <w:r>
-        <w:rPr>
-          <w:iCs/>
-          <w:i/>
-        </w:rPr>
-        <w:t xml:space="preserve">grave?</w:t>
-      </w:r>
-    </w:p>
-    <w:bookmarkStart w:id="46" w:name="the-charge-and-the-earthquake"/>
+        <w:t xml:space="preserve">About three hours later, Garland arrived. He disabled the home’s wireless</w:t>
+      </w:r>
+      <w:r>
+        <w:t xml:space="preserve"> </w:t>
+      </w:r>
+      <w:r>
+        <w:t xml:space="preserve">router. He drilled out the Schlage lock. What followed, in the court’s words,</w:t>
+      </w:r>
+      <w:r>
+        <w:t xml:space="preserve"> </w:t>
+      </w:r>
+      <w:r>
+        <w:t xml:space="preserve">was a violent attack that ended with Alvin, Kathy, and five-year-old Nathan</w:t>
+      </w:r>
+      <w:r>
+        <w:t xml:space="preserve"> </w:t>
+      </w:r>
+      <w:r>
+        <w:t xml:space="preserve">being overpowered and taken from the home.</w:t>
+      </w:r>
+    </w:p>
+    <w:p>
+      <w:pPr>
+        <w:pStyle w:val="BodyText"/>
+      </w:pPr>
+      <w:r>
+        <w:t xml:space="preserve">When Jennifer returned the next morning to pick up her son, she walked into</w:t>
+      </w:r>
+      <w:r>
+        <w:t xml:space="preserve"> </w:t>
+      </w:r>
+      <w:r>
+        <w:t xml:space="preserve">the aftermath — blood throughout the house, mixed with broken teeth. A</w:t>
+      </w:r>
+      <w:r>
+        <w:t xml:space="preserve"> </w:t>
+      </w:r>
+      <w:r>
+        <w:t xml:space="preserve">forensic pathologist brought to the scene offered investigators a sliver of</w:t>
+      </w:r>
+      <w:r>
+        <w:t xml:space="preserve"> </w:t>
+      </w:r>
+      <w:r>
+        <w:t xml:space="preserve">terrible hope: this much blood meant someone was seriously injured, but</w:t>
+      </w:r>
+      <w:r>
+        <w:t xml:space="preserve"> </w:t>
+      </w:r>
+      <w:r>
+        <w:t xml:space="preserve">perhaps still alive.</w:t>
+      </w:r>
+    </w:p>
+    <w:bookmarkEnd w:id="46"/>
+    <w:bookmarkStart w:id="47" w:name="five-days"/>
     <w:p>
       <w:pPr>
         <w:pStyle w:val="Heading2"/>
       </w:pPr>
       <w:r>
-        <w:t xml:space="preserve">The charge, and the earthquake</w:t>
+        <w:t xml:space="preserve">Five days</w:t>
       </w:r>
     </w:p>
     <w:p>
@@ -4572,37 +4793,13 @@
         <w:pStyle w:val="FirstParagraph"/>
       </w:pPr>
       <w:r>
-        <w:t xml:space="preserve">Mark Jensen was charged with first-degree intentional homicide in 2002, four</w:t>
-      </w:r>
-      <w:r>
-        <w:t xml:space="preserve"> </w:t>
-      </w:r>
-      <w:r>
-        <w:t xml:space="preserve">years after Julie’s death. The State’s theory was that Mark — entangled in an</w:t>
-      </w:r>
-      <w:r>
-        <w:t xml:space="preserve"> </w:t>
-      </w:r>
-      <w:r>
-        <w:t xml:space="preserve">affair — had poisoned his wife and dressed her death as a suicide, and that</w:t>
-      </w:r>
-      <w:r>
-        <w:t xml:space="preserve"> </w:t>
-      </w:r>
-      <w:r>
-        <w:t xml:space="preserve">Julie, sensing what was coming, had left her letter precisely because she</w:t>
-      </w:r>
-      <w:r>
-        <w:t xml:space="preserve"> </w:t>
-      </w:r>
-      <w:r>
-        <w:t xml:space="preserve">feared he would kill her and call it self-inflicted. Her letter and voicemails</w:t>
-      </w:r>
-      <w:r>
-        <w:t xml:space="preserve"> </w:t>
-      </w:r>
-      <w:r>
-        <w:t xml:space="preserve">were the answer to the suicide story, delivered in her own voice.</w:t>
+        <w:t xml:space="preserve">That sliver of hope drove everything that followed, including the legal fight</w:t>
+      </w:r>
+      <w:r>
+        <w:t xml:space="preserve"> </w:t>
+      </w:r>
+      <w:r>
+        <w:t xml:space="preserve">this case became.</w:t>
       </w:r>
     </w:p>
     <w:p>
@@ -4610,54 +4807,159 @@
         <w:pStyle w:val="BodyText"/>
       </w:pPr>
       <w:r>
-        <w:t xml:space="preserve">The trial court initially ruled the letter admissible. Then, in 2004, while</w:t>
-      </w:r>
-      <w:r>
-        <w:t xml:space="preserve"> </w:t>
-      </w:r>
-      <w:r>
-        <w:t xml:space="preserve">the case was still in pretrial hearings, the United States Supreme Court</w:t>
-      </w:r>
-      <w:r>
-        <w:t xml:space="preserve"> </w:t>
-      </w:r>
-      <w:r>
-        <w:t xml:space="preserve">decided</w:t>
-      </w:r>
-      <w:r>
-        <w:t xml:space="preserve"> </w:t>
-      </w:r>
-      <w:r>
-        <w:rPr>
-          <w:iCs/>
-          <w:i/>
-        </w:rPr>
-        <w:t xml:space="preserve">Crawford v. Washington</w:t>
-      </w:r>
-      <w:r>
-        <w:t xml:space="preserve"> </w:t>
-      </w:r>
-      <w:r>
-        <w:t xml:space="preserve">— an earthquake that rewrote the law of the</w:t>
-      </w:r>
-      <w:r>
-        <w:t xml:space="preserve"> </w:t>
-      </w:r>
-      <w:r>
-        <w:t xml:space="preserve">Confrontation Clause. After</w:t>
-      </w:r>
-      <w:r>
-        <w:t xml:space="preserve"> </w:t>
-      </w:r>
-      <w:r>
-        <w:rPr>
-          <w:iCs/>
-          <w:i/>
-        </w:rPr>
-        <w:t xml:space="preserve">Crawford</w:t>
-      </w:r>
-      <w:r>
-        <w:t xml:space="preserve">, an absent witness’s</w:t>
+        <w:t xml:space="preserve">Security cameras on neighbouring homes caught a truck closely resembling</w:t>
+      </w:r>
+      <w:r>
+        <w:t xml:space="preserve"> </w:t>
+      </w:r>
+      <w:r>
+        <w:t xml:space="preserve">Garland’s distinctive old Ford passing the Liknes house at 3:10 a.m. — and</w:t>
+      </w:r>
+      <w:r>
+        <w:t xml:space="preserve"> </w:t>
+      </w:r>
+      <w:r>
+        <w:t xml:space="preserve">again at 7:45 a.m. When police released the image to the media, Garland’s own</w:t>
+      </w:r>
+      <w:r>
+        <w:t xml:space="preserve"> </w:t>
+      </w:r>
+      <w:r>
+        <w:t xml:space="preserve">sister and brother-in-law came forward: the truck was almost certainly</w:t>
+      </w:r>
+      <w:r>
+        <w:t xml:space="preserve"> </w:t>
+      </w:r>
+      <w:r>
+        <w:t xml:space="preserve">Douglas’s, and Douglas had carried a grudge against Alvin Liknes for years.</w:t>
+      </w:r>
+    </w:p>
+    <w:p>
+      <w:pPr>
+        <w:pStyle w:val="BodyText"/>
+      </w:pPr>
+      <w:r>
+        <w:t xml:space="preserve">The router sealed the suspicion. It was set to check in with its server every</w:t>
+      </w:r>
+      <w:r>
+        <w:t xml:space="preserve"> </w:t>
+      </w:r>
+      <w:r>
+        <w:t xml:space="preserve">six hours; it reported at 2:10 a.m. and never again — someone who understood</w:t>
+      </w:r>
+      <w:r>
+        <w:t xml:space="preserve"> </w:t>
+      </w:r>
+      <w:r>
+        <w:t xml:space="preserve">computers had unplugged it to keep his devices off the network. A loner with</w:t>
+      </w:r>
+      <w:r>
+        <w:t xml:space="preserve"> </w:t>
+      </w:r>
+      <w:r>
+        <w:t xml:space="preserve">computer expertise, a matching truck forty kilometres from home at 3:10 a.m.,</w:t>
+      </w:r>
+      <w:r>
+        <w:t xml:space="preserve"> </w:t>
+      </w:r>
+      <w:r>
+        <w:t xml:space="preserve">and an abiding grudge: on July 4, police descended on the Garland farm.</w:t>
+      </w:r>
+    </w:p>
+    <w:p>
+      <w:pPr>
+        <w:pStyle w:val="BodyText"/>
+      </w:pPr>
+      <w:r>
+        <w:t xml:space="preserve">They faced a brutal choice. Wait for a warrant — or go in immediately, on the</w:t>
+      </w:r>
+      <w:r>
+        <w:t xml:space="preserve"> </w:t>
+      </w:r>
+      <w:r>
+        <w:t xml:space="preserve">chance that a man, a woman, or a little boy was still alive somewhere on that</w:t>
+      </w:r>
+      <w:r>
+        <w:t xml:space="preserve"> </w:t>
+      </w:r>
+      <w:r>
+        <w:t xml:space="preserve">property. They went in, under orders to search only places large enough to</w:t>
+      </w:r>
+      <w:r>
+        <w:t xml:space="preserve"> </w:t>
+      </w:r>
+      <w:r>
+        <w:t xml:space="preserve">conceal a body. They found a large smouldering firepit. Fresh cut marks on the</w:t>
+      </w:r>
+      <w:r>
+        <w:t xml:space="preserve"> </w:t>
+      </w:r>
+      <w:r>
+        <w:t xml:space="preserve">recently cleaned floor of a greenhouse. Restraints. No bodies.</w:t>
+      </w:r>
+    </w:p>
+    <w:p>
+      <w:pPr>
+        <w:pStyle w:val="BodyText"/>
+      </w:pPr>
+      <w:r>
+        <w:t xml:space="preserve">Garland was stopped driving away from the farm and detained; his shoes were</w:t>
+      </w:r>
+      <w:r>
+        <w:t xml:space="preserve"> </w:t>
+      </w:r>
+      <w:r>
+        <w:t xml:space="preserve">seized, and a victim’s blood was on them. The next day, warrant in hand,</w:t>
+      </w:r>
+      <w:r>
+        <w:t xml:space="preserve"> </w:t>
+      </w:r>
+      <w:r>
+        <w:t xml:space="preserve">police searched the farm thoroughly. In the firepit, and on a meat hook and a</w:t>
+      </w:r>
+      <w:r>
+        <w:t xml:space="preserve"> </w:t>
+      </w:r>
+      <w:r>
+        <w:t xml:space="preserve">meat saw, they found DNA — blood and flesh — from all three victims.</w:t>
+      </w:r>
+    </w:p>
+    <w:p>
+      <w:pPr>
+        <w:pStyle w:val="BodyText"/>
+      </w:pPr>
+      <w:r>
+        <w:t xml:space="preserve">And in the rafters of the house, hidden, they found a computer hard drive.</w:t>
+      </w:r>
+    </w:p>
+    <w:bookmarkEnd w:id="47"/>
+    <w:bookmarkStart w:id="48" w:name="what-the-hard-drive-remembered"/>
+    <w:p>
+      <w:pPr>
+        <w:pStyle w:val="Heading2"/>
+      </w:pPr>
+      <w:r>
+        <w:t xml:space="preserve">What the hard drive remembered</w:t>
+      </w:r>
+    </w:p>
+    <w:p>
+      <w:pPr>
+        <w:pStyle w:val="FirstParagraph"/>
+      </w:pPr>
+      <w:r>
+        <w:t xml:space="preserve">The forensic examination of that drive laid Garland’s inner life out like an</w:t>
+      </w:r>
+      <w:r>
+        <w:t xml:space="preserve"> </w:t>
+      </w:r>
+      <w:r>
+        <w:t xml:space="preserve">autopsy. Months of computer surveillance of Alvin and Kathy Liknes. Articles</w:t>
+      </w:r>
+      <w:r>
+        <w:t xml:space="preserve"> </w:t>
+      </w:r>
+      <w:r>
+        <w:t xml:space="preserve">with titles like</w:t>
       </w:r>
       <w:r>
         <w:t xml:space="preserve"> </w:t>
@@ -4666,7 +4968,7 @@
         <w:t xml:space="preserve">“</w:t>
       </w:r>
       <w:r>
-        <w:t xml:space="preserve">testimonial</w:t>
+        <w:t xml:space="preserve">Kill Without Joy.</w:t>
       </w:r>
       <w:r>
         <w:t xml:space="preserve">”</w:t>
@@ -4675,19 +4977,46 @@
         <w:t xml:space="preserve"> </w:t>
       </w:r>
       <w:r>
-        <w:t xml:space="preserve">statement cannot be used against a defendant who never had the chance to</w:t>
-      </w:r>
-      <w:r>
-        <w:t xml:space="preserve"> </w:t>
-      </w:r>
-      <w:r>
-        <w:t xml:space="preserve">cross-examine her. And Julie — the witness at the heart of the case — could</w:t>
-      </w:r>
-      <w:r>
-        <w:t xml:space="preserve"> </w:t>
-      </w:r>
-      <w:r>
-        <w:t xml:space="preserve">never be cross-examined by anyone.</w:t>
+        <w:t xml:space="preserve">An autopsy manual. Files of mutilated</w:t>
+      </w:r>
+      <w:r>
+        <w:t xml:space="preserve"> </w:t>
+      </w:r>
+      <w:r>
+        <w:t xml:space="preserve">corpses. Videos feeding a fetish for adult women wearing only diapers. And —</w:t>
+      </w:r>
+      <w:r>
+        <w:t xml:space="preserve"> </w:t>
+      </w:r>
+      <w:r>
+        <w:t xml:space="preserve">the detail that turns the stomach twice — files offering information on</w:t>
+      </w:r>
+      <w:r>
+        <w:t xml:space="preserve"> </w:t>
+      </w:r>
+      <w:r>
+        <w:rPr>
+          <w:bCs/>
+          <w:b/>
+        </w:rPr>
+        <w:t xml:space="preserve">how</w:t>
+      </w:r>
+      <w:r>
+        <w:rPr>
+          <w:bCs/>
+          <w:b/>
+        </w:rPr>
+        <w:t xml:space="preserve"> </w:t>
+      </w:r>
+      <w:r>
+        <w:rPr>
+          <w:bCs/>
+          <w:b/>
+        </w:rPr>
+        <w:t xml:space="preserve">to destroy DNA evidence</w:t>
+      </w:r>
+      <w:r>
+        <w:t xml:space="preserve">.</w:t>
       </w:r>
     </w:p>
     <w:p>
@@ -4695,13 +5024,13 @@
         <w:pStyle w:val="BodyText"/>
       </w:pPr>
       <w:r>
-        <w:t xml:space="preserve">What followed reads like a two-decade tennis rally between every level of the</w:t>
-      </w:r>
-      <w:r>
-        <w:t xml:space="preserve"> </w:t>
-      </w:r>
-      <w:r>
-        <w:t xml:space="preserve">American court system:</w:t>
+        <w:t xml:space="preserve">He had studied how to erase the physical traces. He never thought to burn the</w:t>
+      </w:r>
+      <w:r>
+        <w:t xml:space="preserve"> </w:t>
+      </w:r>
+      <w:r>
+        <w:t xml:space="preserve">drive that held the studying.</w:t>
       </w:r>
     </w:p>
     <w:p>
@@ -4709,395 +5038,147 @@
         <w:pStyle w:val="BodyText"/>
       </w:pPr>
       <w:r>
-        <w:t xml:space="preserve">The Wisconsin Supreme Court held in 2007 (</w:t>
-      </w:r>
-      <w:r>
-        <w:rPr>
-          <w:iCs/>
-          <w:i/>
-        </w:rPr>
-        <w:t xml:space="preserve">Jensen I</w:t>
-      </w:r>
-      <w:r>
-        <w:t xml:space="preserve">) that Julie’s letter and</w:t>
-      </w:r>
-      <w:r>
-        <w:t xml:space="preserve"> </w:t>
-      </w:r>
-      <w:r>
-        <w:t xml:space="preserve">voicemails were testimonial — their very purpose was to point police to her</w:t>
-      </w:r>
-      <w:r>
-        <w:t xml:space="preserve"> </w:t>
-      </w:r>
-      <w:r>
-        <w:t xml:space="preserve">killer if she died — and therefore inadmissible…</w:t>
-      </w:r>
-      <w:r>
-        <w:t xml:space="preserve"> </w:t>
-      </w:r>
-      <w:r>
-        <w:rPr>
-          <w:iCs/>
-          <w:i/>
-        </w:rPr>
-        <w:t xml:space="preserve">unless</w:t>
-      </w:r>
-      <w:r>
-        <w:t xml:space="preserve"> </w:t>
-      </w:r>
-      <w:r>
-        <w:t xml:space="preserve">Mark had forfeited</w:t>
-      </w:r>
-      <w:r>
-        <w:t xml:space="preserve"> </w:t>
-      </w:r>
-      <w:r>
-        <w:t xml:space="preserve">his confrontation right by killing her, the ancient doctrine of</w:t>
-      </w:r>
-      <w:r>
-        <w:t xml:space="preserve"> </w:t>
+        <w:t xml:space="preserve">Two further pieces completed the case. The day after the kidnapping, a car</w:t>
+      </w:r>
+      <w:r>
+        <w:t xml:space="preserve"> </w:t>
+      </w:r>
+      <w:r>
+        <w:t xml:space="preserve">wash employee in nearby Airdrie noticed Garland power-washing his truck;</w:t>
+      </w:r>
+      <w:r>
+        <w:t xml:space="preserve"> </w:t>
+      </w:r>
+      <w:r>
+        <w:t xml:space="preserve">forensic examination still found Kathy Liknes’s blood on the back of the</w:t>
+      </w:r>
+      <w:r>
+        <w:t xml:space="preserve"> </w:t>
+      </w:r>
+      <w:r>
+        <w:t xml:space="preserve">licence plate. And by grim coincidence, an aerial survey had photographed the</w:t>
+      </w:r>
+      <w:r>
+        <w:t xml:space="preserve"> </w:t>
+      </w:r>
+      <w:r>
+        <w:t xml:space="preserve">area two days after the abduction — before police ever looked at Garland. In</w:t>
+      </w:r>
+      <w:r>
+        <w:t xml:space="preserve"> </w:t>
+      </w:r>
+      <w:r>
+        <w:t xml:space="preserve">the photos of the Garland farm, near the burn pit, lie what appear to be three</w:t>
+      </w:r>
+      <w:r>
+        <w:t xml:space="preserve"> </w:t>
+      </w:r>
+      <w:r>
+        <w:t xml:space="preserve">bodies — two adults and a child — wearing only diapers.</w:t>
+      </w:r>
+    </w:p>
+    <w:p>
+      <w:pPr>
+        <w:pStyle w:val="BodyText"/>
+      </w:pPr>
+      <w:r>
+        <w:t xml:space="preserve">The bodies themselves were never recovered. The firepit had done its work.</w:t>
+      </w:r>
+    </w:p>
+    <w:p>
+      <w:pPr>
+        <w:pStyle w:val="BodyText"/>
+      </w:pPr>
+      <w:r>
+        <w:t xml:space="preserve">Garland did not testify and called no evidence. The jury convicted him of</w:t>
+      </w:r>
+      <w:r>
+        <w:t xml:space="preserve"> </w:t>
+      </w:r>
+      <w:r>
+        <w:t xml:space="preserve">three counts of first-degree murder, and he was sentenced to life with no</w:t>
+      </w:r>
+      <w:r>
+        <w:t xml:space="preserve"> </w:t>
+      </w:r>
+      <w:r>
+        <w:t xml:space="preserve">parole eligibility for seventy-five years. On appeal he didn’t dispute that he</w:t>
+      </w:r>
+      <w:r>
+        <w:t xml:space="preserve"> </w:t>
+      </w:r>
+      <w:r>
+        <w:t xml:space="preserve">was the killer — he argued the police had violated the Charter at nearly every</w:t>
+      </w:r>
+      <w:r>
+        <w:t xml:space="preserve"> </w:t>
+      </w:r>
+      <w:r>
+        <w:t xml:space="preserve">step: the takedown, the shoe seizure, the warrantless search, the warrant</w:t>
+      </w:r>
+      <w:r>
+        <w:t xml:space="preserve"> </w:t>
+      </w:r>
+      <w:r>
+        <w:t xml:space="preserve">built on it, even the trial judge’s gentle warnings to the jury before the</w:t>
+      </w:r>
+      <w:r>
+        <w:t xml:space="preserve"> </w:t>
+      </w:r>
+      <w:r>
+        <w:t xml:space="preserve">worst evidence (</w:t>
       </w:r>
       <w:r>
         <w:t xml:space="preserve">“</w:t>
       </w:r>
       <w:r>
-        <w:t xml:space="preserve">forfeiture-by-wrongdoing.</w:t>
+        <w:t xml:space="preserve">I know yesterday was difficult. It was difficult for me</w:t>
+      </w:r>
+      <w:r>
+        <w:t xml:space="preserve"> </w:t>
+      </w:r>
+      <w:r>
+        <w:t xml:space="preserve">too.</w:t>
       </w:r>
       <w:r>
         <w:t xml:space="preserve">”</w:t>
       </w:r>
       <w:r>
-        <w:t xml:space="preserve"> </w:t>
-      </w:r>
-      <w:r>
-        <w:t xml:space="preserve">On remand, the circuit court found he had. The</w:t>
-      </w:r>
-      <w:r>
-        <w:t xml:space="preserve"> </w:t>
-      </w:r>
-      <w:r>
-        <w:t xml:space="preserve">letter went to the jury, and in 2008 the jury convicted Mark Jensen of</w:t>
-      </w:r>
-      <w:r>
-        <w:t xml:space="preserve"> </w:t>
-      </w:r>
-      <w:r>
-        <w:t xml:space="preserve">murdering Julie.</w:t>
-      </w:r>
-    </w:p>
-    <w:p>
-      <w:pPr>
-        <w:pStyle w:val="BodyText"/>
-      </w:pPr>
-      <w:r>
-        <w:t xml:space="preserve">Then the ground shifted again. The U.S. Supreme Court’s</w:t>
-      </w:r>
-      <w:r>
-        <w:t xml:space="preserve"> </w:t>
-      </w:r>
-      <w:r>
-        <w:rPr>
-          <w:iCs/>
-          <w:i/>
-        </w:rPr>
-        <w:t xml:space="preserve">Giles v. California</w:t>
-      </w:r>
-      <w:r>
-        <w:t xml:space="preserve"> </w:t>
-      </w:r>
-      <w:r>
-        <w:t xml:space="preserve">(2008) narrowed forfeiture: it applies only where the defendant silenced the</w:t>
-      </w:r>
-      <w:r>
-        <w:t xml:space="preserve"> </w:t>
-      </w:r>
-      <w:r>
-        <w:t xml:space="preserve">witness</w:t>
-      </w:r>
-      <w:r>
-        <w:t xml:space="preserve"> </w:t>
-      </w:r>
-      <w:r>
-        <w:rPr>
-          <w:iCs/>
-          <w:i/>
-        </w:rPr>
-        <w:t xml:space="preserve">in order to keep her from testifying</w:t>
-      </w:r>
-      <w:r>
-        <w:t xml:space="preserve"> </w:t>
-      </w:r>
-      <w:r>
-        <w:t xml:space="preserve">— and no one claimed Mark</w:t>
-      </w:r>
-      <w:r>
-        <w:t xml:space="preserve"> </w:t>
-      </w:r>
-      <w:r>
-        <w:t xml:space="preserve">killed Julie to keep her out of a courtroom. So in 2011 (</w:t>
-      </w:r>
-      <w:r>
-        <w:rPr>
-          <w:iCs/>
-          <w:i/>
-        </w:rPr>
-        <w:t xml:space="preserve">Jensen II</w:t>
-      </w:r>
-      <w:r>
-        <w:t xml:space="preserve">), the</w:t>
-      </w:r>
-      <w:r>
-        <w:t xml:space="preserve"> </w:t>
-      </w:r>
-      <w:r>
-        <w:t xml:space="preserve">Wisconsin Court of Appeals agreed the letter should never have been admitted —</w:t>
-      </w:r>
-      <w:r>
-        <w:t xml:space="preserve"> </w:t>
-      </w:r>
-      <w:r>
-        <w:t xml:space="preserve">but called the error</w:t>
-      </w:r>
-      <w:r>
-        <w:t xml:space="preserve"> </w:t>
-      </w:r>
-      <w:r>
-        <w:rPr>
-          <w:iCs/>
-          <w:i/>
-        </w:rPr>
-        <w:t xml:space="preserve">harmless</w:t>
-      </w:r>
-      <w:r>
-        <w:t xml:space="preserve">, pointing to the</w:t>
-      </w:r>
-      <w:r>
-        <w:t xml:space="preserve"> </w:t>
-      </w:r>
-      <w:r>
-        <w:t xml:space="preserve">“</w:t>
-      </w:r>
-      <w:r>
-        <w:t xml:space="preserve">voluminous</w:t>
-      </w:r>
-      <w:r>
-        <w:t xml:space="preserve">”</w:t>
-      </w:r>
-      <w:r>
-        <w:t xml:space="preserve"> </w:t>
-      </w:r>
-      <w:r>
-        <w:t xml:space="preserve">other evidence</w:t>
-      </w:r>
-      <w:r>
-        <w:t xml:space="preserve"> </w:t>
-      </w:r>
-      <w:r>
-        <w:t xml:space="preserve">of Mark’s guilt, and let the conviction stand.</w:t>
-      </w:r>
-    </w:p>
-    <w:p>
-      <w:pPr>
-        <w:pStyle w:val="BodyText"/>
-      </w:pPr>
-      <w:r>
-        <w:t xml:space="preserve">The federal courts did not agree that it was harmless. On habeas corpus</w:t>
-      </w:r>
-      <w:r>
-        <w:t xml:space="preserve"> </w:t>
-      </w:r>
-      <w:r>
-        <w:t xml:space="preserve">review, they held that Julie’s accusation from the grave was no minor exhibit</w:t>
-      </w:r>
-      <w:r>
-        <w:t xml:space="preserve"> </w:t>
-      </w:r>
-      <w:r>
-        <w:t xml:space="preserve">— it was the beating heart of the State’s case — and vacated the conviction.</w:t>
-      </w:r>
-      <w:r>
-        <w:t xml:space="preserve"> </w:t>
-      </w:r>
-      <w:r>
-        <w:t xml:space="preserve">What happened next is the strangest twist in the whole saga: the circuit</w:t>
-      </w:r>
-      <w:r>
-        <w:t xml:space="preserve"> </w:t>
-      </w:r>
-      <w:r>
-        <w:t xml:space="preserve">court responded to the federal order by simply</w:t>
-      </w:r>
-      <w:r>
-        <w:t xml:space="preserve"> </w:t>
-      </w:r>
-      <w:r>
-        <w:rPr>
-          <w:iCs/>
-          <w:i/>
-        </w:rPr>
-        <w:t xml:space="preserve">reinstating the conviction</w:t>
-      </w:r>
-      <w:r>
-        <w:rPr>
-          <w:iCs/>
-          <w:i/>
-        </w:rPr>
-        <w:t xml:space="preserve"> </w:t>
-      </w:r>
-      <w:r>
-        <w:rPr>
-          <w:iCs/>
-          <w:i/>
-        </w:rPr>
-        <w:t xml:space="preserve">without a new trial</w:t>
-      </w:r>
-      <w:r>
-        <w:t xml:space="preserve">, reasoning that the law had changed enough that the</w:t>
-      </w:r>
-      <w:r>
-        <w:t xml:space="preserve"> </w:t>
-      </w:r>
-      <w:r>
-        <w:t xml:space="preserve">letter would now be admissible after all. The court of appeals reversed. And</w:t>
-      </w:r>
-      <w:r>
-        <w:t xml:space="preserve"> </w:t>
-      </w:r>
-      <w:r>
-        <w:t xml:space="preserve">in March 2021 — twenty-three years after Julie died — the Wisconsin Supreme</w:t>
-      </w:r>
-      <w:r>
-        <w:t xml:space="preserve"> </w:t>
-      </w:r>
-      <w:r>
-        <w:t xml:space="preserve">Court delivered the decision our chapter is anchored to: the law had</w:t>
-      </w:r>
-      <w:r>
-        <w:t xml:space="preserve"> </w:t>
-      </w:r>
-      <w:r>
-        <w:rPr>
-          <w:iCs/>
-          <w:i/>
-        </w:rPr>
-        <w:t xml:space="preserve">not</w:t>
-      </w:r>
-      <w:r>
-        <w:t xml:space="preserve"> </w:t>
-      </w:r>
-      <w:r>
-        <w:t xml:space="preserve">changed,</w:t>
-      </w:r>
-      <w:r>
-        <w:t xml:space="preserve"> </w:t>
-      </w:r>
-      <w:r>
-        <w:rPr>
-          <w:iCs/>
-          <w:i/>
-        </w:rPr>
-        <w:t xml:space="preserve">Jensen I</w:t>
-      </w:r>
-      <w:r>
-        <w:t xml:space="preserve"> </w:t>
-      </w:r>
-      <w:r>
-        <w:t xml:space="preserve">still governed, the letter and voicemails remained</w:t>
-      </w:r>
-      <w:r>
-        <w:t xml:space="preserve"> </w:t>
-      </w:r>
-      <w:r>
-        <w:t xml:space="preserve">testimonial and inadmissible, and Mark Jensen was entitled to what the</w:t>
-      </w:r>
-      <w:r>
-        <w:t xml:space="preserve"> </w:t>
-      </w:r>
-      <w:r>
-        <w:t xml:space="preserve">Constitution had promised him all along. A new trial, with Julie’s letter</w:t>
-      </w:r>
-      <w:r>
-        <w:t xml:space="preserve"> </w:t>
-      </w:r>
-      <w:r>
-        <w:t xml:space="preserve">kept out.</w:t>
-      </w:r>
-    </w:p>
-    <w:p>
-      <w:pPr>
-        <w:pStyle w:val="BodyText"/>
-      </w:pPr>
-      <w:r>
-        <w:t xml:space="preserve">A justice writing separately urged courts never to forget the context the</w:t>
-      </w:r>
-      <w:r>
-        <w:t xml:space="preserve"> </w:t>
-      </w:r>
-      <w:r>
-        <w:t xml:space="preserve">legal doctrine kept flattening: Julie was, in her words, undeniably a victim</w:t>
-      </w:r>
-      <w:r>
-        <w:t xml:space="preserve"> </w:t>
-      </w:r>
-      <w:r>
-        <w:t xml:space="preserve">of domestic abuse who</w:t>
-      </w:r>
-      <w:r>
-        <w:t xml:space="preserve"> </w:t>
-      </w:r>
-      <w:r>
-        <w:t xml:space="preserve">“</w:t>
-      </w:r>
-      <w:r>
-        <w:t xml:space="preserve">lived in terror born of the unimaginable fear that her</w:t>
-      </w:r>
-      <w:r>
-        <w:t xml:space="preserve"> </w:t>
-      </w:r>
-      <w:r>
-        <w:t xml:space="preserve">husband was going to kill her and claim that her death was a suicide.</w:t>
-      </w:r>
-      <w:r>
-        <w:t xml:space="preserve">”</w:t>
-      </w:r>
-      <w:r>
-        <w:t xml:space="preserve"> </w:t>
-      </w:r>
-      <w:r>
-        <w:t xml:space="preserve">That —</w:t>
-      </w:r>
-      <w:r>
-        <w:t xml:space="preserve"> </w:t>
-      </w:r>
-      <w:r>
-        <w:t xml:space="preserve">the concurrence reminds us — is</w:t>
-      </w:r>
-      <w:r>
-        <w:t xml:space="preserve"> </w:t>
-      </w:r>
-      <w:r>
-        <w:rPr>
-          <w:iCs/>
-          <w:i/>
-        </w:rPr>
-        <w:t xml:space="preserve">why</w:t>
-      </w:r>
-      <w:r>
-        <w:t xml:space="preserve"> </w:t>
-      </w:r>
-      <w:r>
-        <w:t xml:space="preserve">the letter existed.</w:t>
-      </w:r>
-    </w:p>
-    <w:bookmarkEnd w:id="46"/>
-    <w:bookmarkStart w:id="47" w:name="the-epilogue-the-opinion-doesnt-contain"/>
+        <w:t xml:space="preserve">). The Court of Appeal worked through every ground and dismissed the</w:t>
+      </w:r>
+      <w:r>
+        <w:t xml:space="preserve"> </w:t>
+      </w:r>
+      <w:r>
+        <w:t xml:space="preserve">appeal. The police had erred in small ways — a black bag opened too soon, the</w:t>
+      </w:r>
+      <w:r>
+        <w:t xml:space="preserve"> </w:t>
+      </w:r>
+      <w:r>
+        <w:t xml:space="preserve">shoes taken during investigative detention — but the searches that mattered</w:t>
+      </w:r>
+      <w:r>
+        <w:t xml:space="preserve"> </w:t>
+      </w:r>
+      <w:r>
+        <w:t xml:space="preserve">were driven by the one motive the law protects above almost everything: the</w:t>
+      </w:r>
+      <w:r>
+        <w:t xml:space="preserve"> </w:t>
+      </w:r>
+      <w:r>
+        <w:t xml:space="preserve">chance that someone was still alive to save.</w:t>
+      </w:r>
+    </w:p>
+    <w:bookmarkEnd w:id="48"/>
+    <w:bookmarkStart w:id="50" w:name="howd-he-get-caught-1"/>
     <w:p>
       <w:pPr>
         <w:pStyle w:val="Heading2"/>
       </w:pPr>
       <w:r>
-        <w:t xml:space="preserve">The epilogue the opinion doesn’t contain</w:t>
+        <w:t xml:space="preserve">How’d he get caught?</w:t>
       </w:r>
     </w:p>
     <w:p>
@@ -5105,167 +5186,55 @@
         <w:pStyle w:val="FirstParagraph"/>
       </w:pPr>
       <w:r>
-        <w:t xml:space="preserve">The 2021 decision ends with the order for a new trial, so the opinion itself</w:t>
-      </w:r>
-      <w:r>
-        <w:t xml:space="preserve"> </w:t>
-      </w:r>
-      <w:r>
-        <w:t xml:space="preserve">cannot tell you how the story ends. The news coverage can: in early 2023,</w:t>
-      </w:r>
-      <w:r>
-        <w:t xml:space="preserve"> </w:t>
-      </w:r>
-      <w:r>
-        <w:t xml:space="preserve">Kenosha County prosecutors retried Mark Jensen — this time without Julie’s</w:t>
-      </w:r>
-      <w:r>
-        <w:t xml:space="preserve"> </w:t>
-      </w:r>
-      <w:r>
-        <w:t xml:space="preserve">letter — and a second jury convicted him of first-degree intentional homicide</w:t>
-      </w:r>
-      <w:r>
-        <w:t xml:space="preserve"> </w:t>
-      </w:r>
-      <w:r>
-        <w:t xml:space="preserve">all over again. The other evidence, it turned out, really was voluminous.</w:t>
-      </w:r>
-      <w:r>
-        <w:t xml:space="preserve"> </w:t>
-      </w:r>
-      <w:r>
-        <w:rPr>
-          <w:iCs/>
-          <w:i/>
-        </w:rPr>
-        <w:t xml:space="preserve">(Note: the retrial outcome is reported from news coverage, not from the</w:t>
-      </w:r>
-      <w:r>
-        <w:rPr>
-          <w:iCs/>
-          <w:i/>
-        </w:rPr>
-        <w:t xml:space="preserve"> </w:t>
-      </w:r>
-      <w:r>
-        <w:rPr>
-          <w:iCs/>
-          <w:i/>
-        </w:rPr>
-        <w:t xml:space="preserve">anchor decision — verify current status before print.)</w:t>
-      </w:r>
-    </w:p>
-    <w:bookmarkEnd w:id="47"/>
-    <w:bookmarkStart w:id="50" w:name="howd-he-get-caught-2"/>
-    <w:p>
-      <w:pPr>
-        <w:pStyle w:val="Heading2"/>
-      </w:pPr>
-      <w:r>
-        <w:t xml:space="preserve">How’d he get caught?</w:t>
-      </w:r>
-    </w:p>
-    <w:p>
-      <w:pPr>
-        <w:pStyle w:val="FirstParagraph"/>
-      </w:pPr>
-      <w:r>
-        <w:t xml:space="preserve">Julie caught him. Before the poison ever reached her, she left a signed,</w:t>
-      </w:r>
-      <w:r>
-        <w:t xml:space="preserve"> </w:t>
-      </w:r>
-      <w:r>
-        <w:t xml:space="preserve">sealed accusation with a neighbor and her voice on a police officer’s</w:t>
-      </w:r>
-      <w:r>
-        <w:t xml:space="preserve"> </w:t>
-      </w:r>
-      <w:r>
-        <w:t xml:space="preserve">voicemail — evidence gathered by the victim herself, in advance of her own</w:t>
-      </w:r>
-      <w:r>
-        <w:t xml:space="preserve"> </w:t>
-      </w:r>
-      <w:r>
-        <w:t xml:space="preserve">murder. The bitter irony of this chapter is that her foresight nearly unmade</w:t>
-      </w:r>
-      <w:r>
-        <w:t xml:space="preserve"> </w:t>
-      </w:r>
-      <w:r>
-        <w:t xml:space="preserve">the case: a statement created</w:t>
-      </w:r>
-      <w:r>
-        <w:t xml:space="preserve"> </w:t>
-      </w:r>
-      <w:r>
-        <w:rPr>
-          <w:iCs/>
-          <w:i/>
-        </w:rPr>
-        <w:t xml:space="preserve">to be used by police after her death</w:t>
-      </w:r>
-      <w:r>
-        <w:t xml:space="preserve"> </w:t>
-      </w:r>
-      <w:r>
-        <w:t xml:space="preserve">is the</w:t>
-      </w:r>
-      <w:r>
-        <w:t xml:space="preserve"> </w:t>
-      </w:r>
-      <w:r>
-        <w:t xml:space="preserve">purest form of</w:t>
-      </w:r>
-      <w:r>
-        <w:t xml:space="preserve"> </w:t>
-      </w:r>
-      <w:r>
-        <w:t xml:space="preserve">“</w:t>
-      </w:r>
-      <w:r>
-        <w:t xml:space="preserve">testimonial</w:t>
-      </w:r>
-      <w:r>
-        <w:t xml:space="preserve">”</w:t>
-      </w:r>
-      <w:r>
-        <w:t xml:space="preserve"> </w:t>
-      </w:r>
-      <w:r>
-        <w:t xml:space="preserve">evidence the Confrontation Clause exists to</w:t>
-      </w:r>
-      <w:r>
-        <w:t xml:space="preserve"> </w:t>
-      </w:r>
-      <w:r>
-        <w:t xml:space="preserve">police, and it took American courts twenty-five years to finish arguing about</w:t>
-      </w:r>
-      <w:r>
-        <w:t xml:space="preserve"> </w:t>
-      </w:r>
-      <w:r>
-        <w:t xml:space="preserve">it. In the end, both things were true at once. Julie’s letter could not</w:t>
-      </w:r>
-      <w:r>
-        <w:t xml:space="preserve"> </w:t>
-      </w:r>
-      <w:r>
-        <w:t xml:space="preserve">lawfully convict her husband — and her husband was convicted anyway, because</w:t>
-      </w:r>
-      <w:r>
-        <w:t xml:space="preserve"> </w:t>
-      </w:r>
-      <w:r>
-        <w:t xml:space="preserve">a woman who documents her own danger leaves behind more than a letter. She</w:t>
-      </w:r>
-      <w:r>
-        <w:t xml:space="preserve"> </w:t>
-      </w:r>
-      <w:r>
-        <w:t xml:space="preserve">leaves behind a trail.</w:t>
+        <w:t xml:space="preserve">His own meticulousness convicted him. The grudge gave police his name within</w:t>
+      </w:r>
+      <w:r>
+        <w:t xml:space="preserve"> </w:t>
+      </w:r>
+      <w:r>
+        <w:t xml:space="preserve">days — nursed so long and so openly that his own family recognized it. The</w:t>
+      </w:r>
+      <w:r>
+        <w:t xml:space="preserve"> </w:t>
+      </w:r>
+      <w:r>
+        <w:t xml:space="preserve">unplugged router pointed to a killer who understood computers. The truck he</w:t>
+      </w:r>
+      <w:r>
+        <w:t xml:space="preserve"> </w:t>
+      </w:r>
+      <w:r>
+        <w:t xml:space="preserve">drove past the cameras was too old and too distinctive to be anyone else’s.</w:t>
+      </w:r>
+      <w:r>
+        <w:t xml:space="preserve"> </w:t>
+      </w:r>
+      <w:r>
+        <w:t xml:space="preserve">And the hard drive in the rafters preserved, in perfect forensic order, the</w:t>
+      </w:r>
+      <w:r>
+        <w:t xml:space="preserve"> </w:t>
+      </w:r>
+      <w:r>
+        <w:t xml:space="preserve">research, the surveillance, the manuals, and the plan — including his notes on</w:t>
+      </w:r>
+      <w:r>
+        <w:t xml:space="preserve"> </w:t>
+      </w:r>
+      <w:r>
+        <w:t xml:space="preserve">destroying the very kind of evidence that hanged him. Douglas Garland</w:t>
+      </w:r>
+      <w:r>
+        <w:t xml:space="preserve"> </w:t>
+      </w:r>
+      <w:r>
+        <w:t xml:space="preserve">understood machines better than almost anyone around him. He just forgot that</w:t>
+      </w:r>
+      <w:r>
+        <w:t xml:space="preserve"> </w:t>
+      </w:r>
+      <w:r>
+        <w:t xml:space="preserve">they never forget.</w:t>
       </w:r>
     </w:p>
     <w:p>
@@ -5294,6 +5263,939 @@
           <w:iCs/>
           <w:i/>
         </w:rPr>
+        <w:t xml:space="preserve">R v Garland</w:t>
+      </w:r>
+      <w:r>
+        <w:t xml:space="preserve">, 2019 ABCA 479, Court of Appeal</w:t>
+      </w:r>
+      <w:r>
+        <w:t xml:space="preserve"> </w:t>
+      </w:r>
+      <w:r>
+        <w:t xml:space="preserve">of Alberta, decided December 6, 2019.</w:t>
+      </w:r>
+      <w:r>
+        <w:t xml:space="preserve"> </w:t>
+      </w:r>
+      <w:r>
+        <w:t xml:space="preserve">Free online:</w:t>
+      </w:r>
+      <w:r>
+        <w:t xml:space="preserve"> </w:t>
+      </w:r>
+      <w:hyperlink r:id="rId49">
+        <w:r>
+          <w:rPr>
+            <w:rStyle w:val="Hyperlink"/>
+          </w:rPr>
+          <w:t xml:space="preserve">CanLII</w:t>
+        </w:r>
+      </w:hyperlink>
+      <w:r>
+        <w:t xml:space="preserve">.</w:t>
+      </w:r>
+      <w:r>
+        <w:t xml:space="preserve"> </w:t>
+      </w:r>
+      <w:r>
+        <w:t xml:space="preserve">The factual overview opens the judgment; the exigent-search and s. 24(2)</w:t>
+      </w:r>
+      <w:r>
+        <w:t xml:space="preserve"> </w:t>
+      </w:r>
+      <w:r>
+        <w:t xml:space="preserve">analysis follows.</w:t>
+      </w:r>
+    </w:p>
+    <w:bookmarkEnd w:id="50"/>
+    <w:bookmarkEnd w:id="51"/>
+    <w:bookmarkStart w:id="57" w:name="chapter-19-the-letter-from-the-grave"/>
+    <w:p>
+      <w:pPr>
+        <w:pStyle w:val="Heading1"/>
+      </w:pPr>
+      <w:r>
+        <w:t xml:space="preserve">Chapter 19 — The Letter From the Grave</w:t>
+      </w:r>
+    </w:p>
+    <w:p>
+      <w:pPr>
+        <w:pStyle w:val="FirstParagraph"/>
+      </w:pPr>
+      <w:r>
+        <w:rPr>
+          <w:bCs/>
+          <w:b/>
+        </w:rPr>
+        <w:t xml:space="preserve">Two weeks before she died, Julie Jensen told a police officer: if anything</w:t>
+      </w:r>
+      <w:r>
+        <w:rPr>
+          <w:bCs/>
+          <w:b/>
+        </w:rPr>
+        <w:t xml:space="preserve"> </w:t>
+      </w:r>
+      <w:r>
+        <w:rPr>
+          <w:bCs/>
+          <w:b/>
+        </w:rPr>
+        <w:t xml:space="preserve">happens to me, my husband should be your first suspect.</w:t>
+      </w:r>
+    </w:p>
+    <w:p>
+      <w:pPr>
+        <w:pStyle w:val="BodyText"/>
+      </w:pPr>
+      <w:r>
+        <w:t xml:space="preserve">Most murder victims never get to testify. Julie Jensen tried anyway.</w:t>
+      </w:r>
+    </w:p>
+    <w:p>
+      <w:pPr>
+        <w:pStyle w:val="BodyText"/>
+      </w:pPr>
+      <w:r>
+        <w:t xml:space="preserve">In the fall of 1998, in Pleasant Prairie, Wisconsin, Julie was living in fear</w:t>
+      </w:r>
+      <w:r>
+        <w:t xml:space="preserve"> </w:t>
+      </w:r>
+      <w:r>
+        <w:t xml:space="preserve">that she did not know how to prove. So she did two things. She wrote a letter,</w:t>
+      </w:r>
+      <w:r>
+        <w:t xml:space="preserve"> </w:t>
+      </w:r>
+      <w:r>
+        <w:t xml:space="preserve">sealed it, and gave it to her neighbor — with instructions to hand it to the</w:t>
+      </w:r>
+      <w:r>
+        <w:t xml:space="preserve"> </w:t>
+      </w:r>
+      <w:r>
+        <w:t xml:space="preserve">police if anything should happen to her. And she left two voicemails for</w:t>
+      </w:r>
+      <w:r>
+        <w:t xml:space="preserve"> </w:t>
+      </w:r>
+      <w:r>
+        <w:t xml:space="preserve">Pleasant Prairie Police Officer Ron Kosman, telling him that if she were found</w:t>
+      </w:r>
+      <w:r>
+        <w:t xml:space="preserve"> </w:t>
+      </w:r>
+      <w:r>
+        <w:t xml:space="preserve">dead, her husband Mark should be his</w:t>
+      </w:r>
+      <w:r>
+        <w:t xml:space="preserve"> </w:t>
+      </w:r>
+      <w:r>
+        <w:t xml:space="preserve">“</w:t>
+      </w:r>
+      <w:r>
+        <w:t xml:space="preserve">first suspect.</w:t>
+      </w:r>
+      <w:r>
+        <w:t xml:space="preserve">”</w:t>
+      </w:r>
+    </w:p>
+    <w:p>
+      <w:pPr>
+        <w:pStyle w:val="BodyText"/>
+      </w:pPr>
+      <w:r>
+        <w:t xml:space="preserve">Then, on December 3, 1998, Julie Jensen died of poisoning.</w:t>
+      </w:r>
+    </w:p>
+    <w:p>
+      <w:pPr>
+        <w:pStyle w:val="BodyText"/>
+      </w:pPr>
+      <w:r>
+        <w:t xml:space="preserve">She was right about everything except how long it would take. The letter she</w:t>
+      </w:r>
+      <w:r>
+        <w:t xml:space="preserve"> </w:t>
+      </w:r>
+      <w:r>
+        <w:t xml:space="preserve">left behind became the center of one of the longest evidentiary wars in</w:t>
+      </w:r>
+      <w:r>
+        <w:t xml:space="preserve"> </w:t>
+      </w:r>
+      <w:r>
+        <w:t xml:space="preserve">American criminal law — a quarter-century battle over a question that sounds</w:t>
+      </w:r>
+      <w:r>
+        <w:t xml:space="preserve"> </w:t>
+      </w:r>
+      <w:r>
+        <w:t xml:space="preserve">simple and is anything but:</w:t>
+      </w:r>
+      <w:r>
+        <w:t xml:space="preserve"> </w:t>
+      </w:r>
+      <w:r>
+        <w:rPr>
+          <w:iCs/>
+          <w:i/>
+        </w:rPr>
+        <w:t xml:space="preserve">can a murdered woman accuse her killer from the</w:t>
+      </w:r>
+      <w:r>
+        <w:rPr>
+          <w:iCs/>
+          <w:i/>
+        </w:rPr>
+        <w:t xml:space="preserve"> </w:t>
+      </w:r>
+      <w:r>
+        <w:rPr>
+          <w:iCs/>
+          <w:i/>
+        </w:rPr>
+        <w:t xml:space="preserve">grave?</w:t>
+      </w:r>
+    </w:p>
+    <w:bookmarkStart w:id="52" w:name="the-charge-and-the-earthquake"/>
+    <w:p>
+      <w:pPr>
+        <w:pStyle w:val="Heading2"/>
+      </w:pPr>
+      <w:r>
+        <w:t xml:space="preserve">The charge, and the earthquake</w:t>
+      </w:r>
+    </w:p>
+    <w:p>
+      <w:pPr>
+        <w:pStyle w:val="FirstParagraph"/>
+      </w:pPr>
+      <w:r>
+        <w:t xml:space="preserve">Mark Jensen was charged with first-degree intentional homicide in 2002, four</w:t>
+      </w:r>
+      <w:r>
+        <w:t xml:space="preserve"> </w:t>
+      </w:r>
+      <w:r>
+        <w:t xml:space="preserve">years after Julie’s death. The State’s theory was that Mark — entangled in an</w:t>
+      </w:r>
+      <w:r>
+        <w:t xml:space="preserve"> </w:t>
+      </w:r>
+      <w:r>
+        <w:t xml:space="preserve">affair — had poisoned his wife and dressed her death as a suicide, and that</w:t>
+      </w:r>
+      <w:r>
+        <w:t xml:space="preserve"> </w:t>
+      </w:r>
+      <w:r>
+        <w:t xml:space="preserve">Julie, sensing what was coming, had left her letter precisely because she</w:t>
+      </w:r>
+      <w:r>
+        <w:t xml:space="preserve"> </w:t>
+      </w:r>
+      <w:r>
+        <w:t xml:space="preserve">feared he would kill her and call it self-inflicted. Her letter and voicemails</w:t>
+      </w:r>
+      <w:r>
+        <w:t xml:space="preserve"> </w:t>
+      </w:r>
+      <w:r>
+        <w:t xml:space="preserve">were the answer to the suicide story, delivered in her own voice.</w:t>
+      </w:r>
+    </w:p>
+    <w:p>
+      <w:pPr>
+        <w:pStyle w:val="BodyText"/>
+      </w:pPr>
+      <w:r>
+        <w:t xml:space="preserve">The trial court initially ruled the letter admissible. Then, in 2004, while</w:t>
+      </w:r>
+      <w:r>
+        <w:t xml:space="preserve"> </w:t>
+      </w:r>
+      <w:r>
+        <w:t xml:space="preserve">the case was still in pretrial hearings, the United States Supreme Court</w:t>
+      </w:r>
+      <w:r>
+        <w:t xml:space="preserve"> </w:t>
+      </w:r>
+      <w:r>
+        <w:t xml:space="preserve">decided</w:t>
+      </w:r>
+      <w:r>
+        <w:t xml:space="preserve"> </w:t>
+      </w:r>
+      <w:r>
+        <w:rPr>
+          <w:iCs/>
+          <w:i/>
+        </w:rPr>
+        <w:t xml:space="preserve">Crawford v. Washington</w:t>
+      </w:r>
+      <w:r>
+        <w:t xml:space="preserve"> </w:t>
+      </w:r>
+      <w:r>
+        <w:t xml:space="preserve">— an earthquake that rewrote the law of the</w:t>
+      </w:r>
+      <w:r>
+        <w:t xml:space="preserve"> </w:t>
+      </w:r>
+      <w:r>
+        <w:t xml:space="preserve">Confrontation Clause. After</w:t>
+      </w:r>
+      <w:r>
+        <w:t xml:space="preserve"> </w:t>
+      </w:r>
+      <w:r>
+        <w:rPr>
+          <w:iCs/>
+          <w:i/>
+        </w:rPr>
+        <w:t xml:space="preserve">Crawford</w:t>
+      </w:r>
+      <w:r>
+        <w:t xml:space="preserve">, an absent witness’s</w:t>
+      </w:r>
+      <w:r>
+        <w:t xml:space="preserve"> </w:t>
+      </w:r>
+      <w:r>
+        <w:t xml:space="preserve">“</w:t>
+      </w:r>
+      <w:r>
+        <w:t xml:space="preserve">testimonial</w:t>
+      </w:r>
+      <w:r>
+        <w:t xml:space="preserve">”</w:t>
+      </w:r>
+      <w:r>
+        <w:t xml:space="preserve"> </w:t>
+      </w:r>
+      <w:r>
+        <w:t xml:space="preserve">statement cannot be used against a defendant who never had the chance to</w:t>
+      </w:r>
+      <w:r>
+        <w:t xml:space="preserve"> </w:t>
+      </w:r>
+      <w:r>
+        <w:t xml:space="preserve">cross-examine her. And Julie — the witness at the heart of the case — could</w:t>
+      </w:r>
+      <w:r>
+        <w:t xml:space="preserve"> </w:t>
+      </w:r>
+      <w:r>
+        <w:t xml:space="preserve">never be cross-examined by anyone.</w:t>
+      </w:r>
+    </w:p>
+    <w:p>
+      <w:pPr>
+        <w:pStyle w:val="BodyText"/>
+      </w:pPr>
+      <w:r>
+        <w:t xml:space="preserve">What followed reads like a two-decade tennis rally between every level of the</w:t>
+      </w:r>
+      <w:r>
+        <w:t xml:space="preserve"> </w:t>
+      </w:r>
+      <w:r>
+        <w:t xml:space="preserve">American court system:</w:t>
+      </w:r>
+    </w:p>
+    <w:p>
+      <w:pPr>
+        <w:pStyle w:val="BodyText"/>
+      </w:pPr>
+      <w:r>
+        <w:t xml:space="preserve">The Wisconsin Supreme Court held in 2007 (</w:t>
+      </w:r>
+      <w:r>
+        <w:rPr>
+          <w:iCs/>
+          <w:i/>
+        </w:rPr>
+        <w:t xml:space="preserve">Jensen I</w:t>
+      </w:r>
+      <w:r>
+        <w:t xml:space="preserve">) that Julie’s letter and</w:t>
+      </w:r>
+      <w:r>
+        <w:t xml:space="preserve"> </w:t>
+      </w:r>
+      <w:r>
+        <w:t xml:space="preserve">voicemails were testimonial — their very purpose was to point police to her</w:t>
+      </w:r>
+      <w:r>
+        <w:t xml:space="preserve"> </w:t>
+      </w:r>
+      <w:r>
+        <w:t xml:space="preserve">killer if she died — and therefore inadmissible…</w:t>
+      </w:r>
+      <w:r>
+        <w:t xml:space="preserve"> </w:t>
+      </w:r>
+      <w:r>
+        <w:rPr>
+          <w:iCs/>
+          <w:i/>
+        </w:rPr>
+        <w:t xml:space="preserve">unless</w:t>
+      </w:r>
+      <w:r>
+        <w:t xml:space="preserve"> </w:t>
+      </w:r>
+      <w:r>
+        <w:t xml:space="preserve">Mark had forfeited</w:t>
+      </w:r>
+      <w:r>
+        <w:t xml:space="preserve"> </w:t>
+      </w:r>
+      <w:r>
+        <w:t xml:space="preserve">his confrontation right by killing her, the ancient doctrine of</w:t>
+      </w:r>
+      <w:r>
+        <w:t xml:space="preserve"> </w:t>
+      </w:r>
+      <w:r>
+        <w:t xml:space="preserve">“</w:t>
+      </w:r>
+      <w:r>
+        <w:t xml:space="preserve">forfeiture-by-wrongdoing.</w:t>
+      </w:r>
+      <w:r>
+        <w:t xml:space="preserve">”</w:t>
+      </w:r>
+      <w:r>
+        <w:t xml:space="preserve"> </w:t>
+      </w:r>
+      <w:r>
+        <w:t xml:space="preserve">On remand, the circuit court found he had. The</w:t>
+      </w:r>
+      <w:r>
+        <w:t xml:space="preserve"> </w:t>
+      </w:r>
+      <w:r>
+        <w:t xml:space="preserve">letter went to the jury, and in 2008 the jury convicted Mark Jensen of</w:t>
+      </w:r>
+      <w:r>
+        <w:t xml:space="preserve"> </w:t>
+      </w:r>
+      <w:r>
+        <w:t xml:space="preserve">murdering Julie.</w:t>
+      </w:r>
+    </w:p>
+    <w:p>
+      <w:pPr>
+        <w:pStyle w:val="BodyText"/>
+      </w:pPr>
+      <w:r>
+        <w:t xml:space="preserve">Then the ground shifted again. The U.S. Supreme Court’s</w:t>
+      </w:r>
+      <w:r>
+        <w:t xml:space="preserve"> </w:t>
+      </w:r>
+      <w:r>
+        <w:rPr>
+          <w:iCs/>
+          <w:i/>
+        </w:rPr>
+        <w:t xml:space="preserve">Giles v. California</w:t>
+      </w:r>
+      <w:r>
+        <w:t xml:space="preserve"> </w:t>
+      </w:r>
+      <w:r>
+        <w:t xml:space="preserve">(2008) narrowed forfeiture: it applies only where the defendant silenced the</w:t>
+      </w:r>
+      <w:r>
+        <w:t xml:space="preserve"> </w:t>
+      </w:r>
+      <w:r>
+        <w:t xml:space="preserve">witness</w:t>
+      </w:r>
+      <w:r>
+        <w:t xml:space="preserve"> </w:t>
+      </w:r>
+      <w:r>
+        <w:rPr>
+          <w:iCs/>
+          <w:i/>
+        </w:rPr>
+        <w:t xml:space="preserve">in order to keep her from testifying</w:t>
+      </w:r>
+      <w:r>
+        <w:t xml:space="preserve"> </w:t>
+      </w:r>
+      <w:r>
+        <w:t xml:space="preserve">— and no one claimed Mark</w:t>
+      </w:r>
+      <w:r>
+        <w:t xml:space="preserve"> </w:t>
+      </w:r>
+      <w:r>
+        <w:t xml:space="preserve">killed Julie to keep her out of a courtroom. So in 2011 (</w:t>
+      </w:r>
+      <w:r>
+        <w:rPr>
+          <w:iCs/>
+          <w:i/>
+        </w:rPr>
+        <w:t xml:space="preserve">Jensen II</w:t>
+      </w:r>
+      <w:r>
+        <w:t xml:space="preserve">), the</w:t>
+      </w:r>
+      <w:r>
+        <w:t xml:space="preserve"> </w:t>
+      </w:r>
+      <w:r>
+        <w:t xml:space="preserve">Wisconsin Court of Appeals agreed the letter should never have been admitted —</w:t>
+      </w:r>
+      <w:r>
+        <w:t xml:space="preserve"> </w:t>
+      </w:r>
+      <w:r>
+        <w:t xml:space="preserve">but called the error</w:t>
+      </w:r>
+      <w:r>
+        <w:t xml:space="preserve"> </w:t>
+      </w:r>
+      <w:r>
+        <w:rPr>
+          <w:iCs/>
+          <w:i/>
+        </w:rPr>
+        <w:t xml:space="preserve">harmless</w:t>
+      </w:r>
+      <w:r>
+        <w:t xml:space="preserve">, pointing to the</w:t>
+      </w:r>
+      <w:r>
+        <w:t xml:space="preserve"> </w:t>
+      </w:r>
+      <w:r>
+        <w:t xml:space="preserve">“</w:t>
+      </w:r>
+      <w:r>
+        <w:t xml:space="preserve">voluminous</w:t>
+      </w:r>
+      <w:r>
+        <w:t xml:space="preserve">”</w:t>
+      </w:r>
+      <w:r>
+        <w:t xml:space="preserve"> </w:t>
+      </w:r>
+      <w:r>
+        <w:t xml:space="preserve">other evidence</w:t>
+      </w:r>
+      <w:r>
+        <w:t xml:space="preserve"> </w:t>
+      </w:r>
+      <w:r>
+        <w:t xml:space="preserve">of Mark’s guilt, and let the conviction stand.</w:t>
+      </w:r>
+    </w:p>
+    <w:p>
+      <w:pPr>
+        <w:pStyle w:val="BodyText"/>
+      </w:pPr>
+      <w:r>
+        <w:t xml:space="preserve">The federal courts did not agree that it was harmless. On habeas corpus</w:t>
+      </w:r>
+      <w:r>
+        <w:t xml:space="preserve"> </w:t>
+      </w:r>
+      <w:r>
+        <w:t xml:space="preserve">review, they held that Julie’s accusation from the grave was no minor exhibit</w:t>
+      </w:r>
+      <w:r>
+        <w:t xml:space="preserve"> </w:t>
+      </w:r>
+      <w:r>
+        <w:t xml:space="preserve">— it was the beating heart of the State’s case — and vacated the conviction.</w:t>
+      </w:r>
+      <w:r>
+        <w:t xml:space="preserve"> </w:t>
+      </w:r>
+      <w:r>
+        <w:t xml:space="preserve">What happened next is the strangest twist in the whole saga: the circuit</w:t>
+      </w:r>
+      <w:r>
+        <w:t xml:space="preserve"> </w:t>
+      </w:r>
+      <w:r>
+        <w:t xml:space="preserve">court responded to the federal order by simply</w:t>
+      </w:r>
+      <w:r>
+        <w:t xml:space="preserve"> </w:t>
+      </w:r>
+      <w:r>
+        <w:rPr>
+          <w:iCs/>
+          <w:i/>
+        </w:rPr>
+        <w:t xml:space="preserve">reinstating the conviction</w:t>
+      </w:r>
+      <w:r>
+        <w:rPr>
+          <w:iCs/>
+          <w:i/>
+        </w:rPr>
+        <w:t xml:space="preserve"> </w:t>
+      </w:r>
+      <w:r>
+        <w:rPr>
+          <w:iCs/>
+          <w:i/>
+        </w:rPr>
+        <w:t xml:space="preserve">without a new trial</w:t>
+      </w:r>
+      <w:r>
+        <w:t xml:space="preserve">, reasoning that the law had changed enough that the</w:t>
+      </w:r>
+      <w:r>
+        <w:t xml:space="preserve"> </w:t>
+      </w:r>
+      <w:r>
+        <w:t xml:space="preserve">letter would now be admissible after all. The court of appeals reversed. And</w:t>
+      </w:r>
+      <w:r>
+        <w:t xml:space="preserve"> </w:t>
+      </w:r>
+      <w:r>
+        <w:t xml:space="preserve">in March 2021 — twenty-three years after Julie died — the Wisconsin Supreme</w:t>
+      </w:r>
+      <w:r>
+        <w:t xml:space="preserve"> </w:t>
+      </w:r>
+      <w:r>
+        <w:t xml:space="preserve">Court delivered the decision our chapter is anchored to: the law had</w:t>
+      </w:r>
+      <w:r>
+        <w:t xml:space="preserve"> </w:t>
+      </w:r>
+      <w:r>
+        <w:rPr>
+          <w:iCs/>
+          <w:i/>
+        </w:rPr>
+        <w:t xml:space="preserve">not</w:t>
+      </w:r>
+      <w:r>
+        <w:t xml:space="preserve"> </w:t>
+      </w:r>
+      <w:r>
+        <w:t xml:space="preserve">changed,</w:t>
+      </w:r>
+      <w:r>
+        <w:t xml:space="preserve"> </w:t>
+      </w:r>
+      <w:r>
+        <w:rPr>
+          <w:iCs/>
+          <w:i/>
+        </w:rPr>
+        <w:t xml:space="preserve">Jensen I</w:t>
+      </w:r>
+      <w:r>
+        <w:t xml:space="preserve"> </w:t>
+      </w:r>
+      <w:r>
+        <w:t xml:space="preserve">still governed, the letter and voicemails remained</w:t>
+      </w:r>
+      <w:r>
+        <w:t xml:space="preserve"> </w:t>
+      </w:r>
+      <w:r>
+        <w:t xml:space="preserve">testimonial and inadmissible, and Mark Jensen was entitled to what the</w:t>
+      </w:r>
+      <w:r>
+        <w:t xml:space="preserve"> </w:t>
+      </w:r>
+      <w:r>
+        <w:t xml:space="preserve">Constitution had promised him all along. A new trial, with Julie’s letter</w:t>
+      </w:r>
+      <w:r>
+        <w:t xml:space="preserve"> </w:t>
+      </w:r>
+      <w:r>
+        <w:t xml:space="preserve">kept out.</w:t>
+      </w:r>
+    </w:p>
+    <w:p>
+      <w:pPr>
+        <w:pStyle w:val="BodyText"/>
+      </w:pPr>
+      <w:r>
+        <w:t xml:space="preserve">A justice writing separately urged courts never to forget the context the</w:t>
+      </w:r>
+      <w:r>
+        <w:t xml:space="preserve"> </w:t>
+      </w:r>
+      <w:r>
+        <w:t xml:space="preserve">legal doctrine kept flattening: Julie was, in her words, undeniably a victim</w:t>
+      </w:r>
+      <w:r>
+        <w:t xml:space="preserve"> </w:t>
+      </w:r>
+      <w:r>
+        <w:t xml:space="preserve">of domestic abuse who</w:t>
+      </w:r>
+      <w:r>
+        <w:t xml:space="preserve"> </w:t>
+      </w:r>
+      <w:r>
+        <w:t xml:space="preserve">“</w:t>
+      </w:r>
+      <w:r>
+        <w:t xml:space="preserve">lived in terror born of the unimaginable fear that her</w:t>
+      </w:r>
+      <w:r>
+        <w:t xml:space="preserve"> </w:t>
+      </w:r>
+      <w:r>
+        <w:t xml:space="preserve">husband was going to kill her and claim that her death was a suicide.</w:t>
+      </w:r>
+      <w:r>
+        <w:t xml:space="preserve">”</w:t>
+      </w:r>
+      <w:r>
+        <w:t xml:space="preserve"> </w:t>
+      </w:r>
+      <w:r>
+        <w:t xml:space="preserve">That —</w:t>
+      </w:r>
+      <w:r>
+        <w:t xml:space="preserve"> </w:t>
+      </w:r>
+      <w:r>
+        <w:t xml:space="preserve">the concurrence reminds us — is</w:t>
+      </w:r>
+      <w:r>
+        <w:t xml:space="preserve"> </w:t>
+      </w:r>
+      <w:r>
+        <w:rPr>
+          <w:iCs/>
+          <w:i/>
+        </w:rPr>
+        <w:t xml:space="preserve">why</w:t>
+      </w:r>
+      <w:r>
+        <w:t xml:space="preserve"> </w:t>
+      </w:r>
+      <w:r>
+        <w:t xml:space="preserve">the letter existed.</w:t>
+      </w:r>
+    </w:p>
+    <w:bookmarkEnd w:id="52"/>
+    <w:bookmarkStart w:id="53" w:name="the-epilogue-the-opinion-doesnt-contain"/>
+    <w:p>
+      <w:pPr>
+        <w:pStyle w:val="Heading2"/>
+      </w:pPr>
+      <w:r>
+        <w:t xml:space="preserve">The epilogue the opinion doesn’t contain</w:t>
+      </w:r>
+    </w:p>
+    <w:p>
+      <w:pPr>
+        <w:pStyle w:val="FirstParagraph"/>
+      </w:pPr>
+      <w:r>
+        <w:t xml:space="preserve">The 2021 decision ends with the order for a new trial, so the opinion itself</w:t>
+      </w:r>
+      <w:r>
+        <w:t xml:space="preserve"> </w:t>
+      </w:r>
+      <w:r>
+        <w:t xml:space="preserve">cannot tell you how the story ends. The news coverage can: in early 2023,</w:t>
+      </w:r>
+      <w:r>
+        <w:t xml:space="preserve"> </w:t>
+      </w:r>
+      <w:r>
+        <w:t xml:space="preserve">Kenosha County prosecutors retried Mark Jensen — this time without Julie’s</w:t>
+      </w:r>
+      <w:r>
+        <w:t xml:space="preserve"> </w:t>
+      </w:r>
+      <w:r>
+        <w:t xml:space="preserve">letter — and a second jury convicted him of first-degree intentional homicide</w:t>
+      </w:r>
+      <w:r>
+        <w:t xml:space="preserve"> </w:t>
+      </w:r>
+      <w:r>
+        <w:t xml:space="preserve">all over again. The other evidence, it turned out, really was voluminous.</w:t>
+      </w:r>
+      <w:r>
+        <w:t xml:space="preserve"> </w:t>
+      </w:r>
+      <w:r>
+        <w:rPr>
+          <w:iCs/>
+          <w:i/>
+        </w:rPr>
+        <w:t xml:space="preserve">(Note: the retrial outcome is reported from news coverage, not from the</w:t>
+      </w:r>
+      <w:r>
+        <w:rPr>
+          <w:iCs/>
+          <w:i/>
+        </w:rPr>
+        <w:t xml:space="preserve"> </w:t>
+      </w:r>
+      <w:r>
+        <w:rPr>
+          <w:iCs/>
+          <w:i/>
+        </w:rPr>
+        <w:t xml:space="preserve">anchor decision — verify current status before print.)</w:t>
+      </w:r>
+    </w:p>
+    <w:bookmarkEnd w:id="53"/>
+    <w:bookmarkStart w:id="56" w:name="howd-he-get-caught-2"/>
+    <w:p>
+      <w:pPr>
+        <w:pStyle w:val="Heading2"/>
+      </w:pPr>
+      <w:r>
+        <w:t xml:space="preserve">How’d he get caught?</w:t>
+      </w:r>
+    </w:p>
+    <w:p>
+      <w:pPr>
+        <w:pStyle w:val="FirstParagraph"/>
+      </w:pPr>
+      <w:r>
+        <w:t xml:space="preserve">Julie caught him. Before the poison ever reached her, she left a signed,</w:t>
+      </w:r>
+      <w:r>
+        <w:t xml:space="preserve"> </w:t>
+      </w:r>
+      <w:r>
+        <w:t xml:space="preserve">sealed accusation with a neighbor and her voice on a police officer’s</w:t>
+      </w:r>
+      <w:r>
+        <w:t xml:space="preserve"> </w:t>
+      </w:r>
+      <w:r>
+        <w:t xml:space="preserve">voicemail — evidence gathered by the victim herself, in advance of her own</w:t>
+      </w:r>
+      <w:r>
+        <w:t xml:space="preserve"> </w:t>
+      </w:r>
+      <w:r>
+        <w:t xml:space="preserve">murder. The bitter irony of this chapter is that her foresight nearly unmade</w:t>
+      </w:r>
+      <w:r>
+        <w:t xml:space="preserve"> </w:t>
+      </w:r>
+      <w:r>
+        <w:t xml:space="preserve">the case: a statement created</w:t>
+      </w:r>
+      <w:r>
+        <w:t xml:space="preserve"> </w:t>
+      </w:r>
+      <w:r>
+        <w:rPr>
+          <w:iCs/>
+          <w:i/>
+        </w:rPr>
+        <w:t xml:space="preserve">to be used by police after her death</w:t>
+      </w:r>
+      <w:r>
+        <w:t xml:space="preserve"> </w:t>
+      </w:r>
+      <w:r>
+        <w:t xml:space="preserve">is the</w:t>
+      </w:r>
+      <w:r>
+        <w:t xml:space="preserve"> </w:t>
+      </w:r>
+      <w:r>
+        <w:t xml:space="preserve">purest form of</w:t>
+      </w:r>
+      <w:r>
+        <w:t xml:space="preserve"> </w:t>
+      </w:r>
+      <w:r>
+        <w:t xml:space="preserve">“</w:t>
+      </w:r>
+      <w:r>
+        <w:t xml:space="preserve">testimonial</w:t>
+      </w:r>
+      <w:r>
+        <w:t xml:space="preserve">”</w:t>
+      </w:r>
+      <w:r>
+        <w:t xml:space="preserve"> </w:t>
+      </w:r>
+      <w:r>
+        <w:t xml:space="preserve">evidence the Confrontation Clause exists to</w:t>
+      </w:r>
+      <w:r>
+        <w:t xml:space="preserve"> </w:t>
+      </w:r>
+      <w:r>
+        <w:t xml:space="preserve">police, and it took American courts twenty-five years to finish arguing about</w:t>
+      </w:r>
+      <w:r>
+        <w:t xml:space="preserve"> </w:t>
+      </w:r>
+      <w:r>
+        <w:t xml:space="preserve">it. In the end, both things were true at once. Julie’s letter could not</w:t>
+      </w:r>
+      <w:r>
+        <w:t xml:space="preserve"> </w:t>
+      </w:r>
+      <w:r>
+        <w:t xml:space="preserve">lawfully convict her husband — and her husband was convicted anyway, because</w:t>
+      </w:r>
+      <w:r>
+        <w:t xml:space="preserve"> </w:t>
+      </w:r>
+      <w:r>
+        <w:t xml:space="preserve">a woman who documents her own danger leaves behind more than a letter. She</w:t>
+      </w:r>
+      <w:r>
+        <w:t xml:space="preserve"> </w:t>
+      </w:r>
+      <w:r>
+        <w:t xml:space="preserve">leaves behind a trail.</w:t>
+      </w:r>
+    </w:p>
+    <w:p>
+      <w:r>
+        <w:pict>
+          <v:rect style="width:0;height:1.5pt" o:hralign="center" o:hrstd="t" o:hr="t"/>
+        </w:pict>
+      </w:r>
+    </w:p>
+    <w:p>
+      <w:pPr>
+        <w:pStyle w:val="BlockText"/>
+      </w:pPr>
+      <w:r>
+        <w:rPr>
+          <w:bCs/>
+          <w:b/>
+        </w:rPr>
+        <w:t xml:space="preserve">📖 Read the case yourself:</w:t>
+      </w:r>
+      <w:r>
+        <w:t xml:space="preserve"> </w:t>
+      </w:r>
+      <w:r>
+        <w:rPr>
+          <w:iCs/>
+          <w:i/>
+        </w:rPr>
         <w:t xml:space="preserve">State v. Jensen</w:t>
       </w:r>
       <w:r>
@@ -5314,7 +6216,7 @@
       <w:r>
         <w:t xml:space="preserve"> </w:t>
       </w:r>
-      <w:hyperlink r:id="rId48">
+      <w:hyperlink r:id="rId54">
         <w:r>
           <w:rPr>
             <w:rStyle w:val="Hyperlink"/>
@@ -5331,7 +6233,7 @@
       <w:r>
         <w:t xml:space="preserve"> </w:t>
       </w:r>
-      <w:hyperlink r:id="rId49">
+      <w:hyperlink r:id="rId55">
         <w:r>
           <w:rPr>
             <w:rStyle w:val="Hyperlink"/>
@@ -5420,9 +6322,9 @@
         <w:t xml:space="preserve">on the pull list.</w:t>
       </w:r>
     </w:p>
-    <w:bookmarkEnd w:id="50"/>
-    <w:bookmarkEnd w:id="51"/>
-    <w:bookmarkStart w:id="58" w:name="X9203c5d96f35499ac85be75e6ac11cd798292f8"/>
+    <w:bookmarkEnd w:id="56"/>
+    <w:bookmarkEnd w:id="57"/>
+    <w:bookmarkStart w:id="64" w:name="X9203c5d96f35499ac85be75e6ac11cd798292f8"/>
     <w:p>
       <w:pPr>
         <w:pStyle w:val="Heading1"/>
@@ -5519,7 +6421,7 @@
         <w:t xml:space="preserve">The problem was everything the scene couldn’t say — and one device that could.</w:t>
       </w:r>
     </w:p>
-    <w:bookmarkStart w:id="52" w:name="X7b11d94e34298c01d860c15ea739cb0dfca6508"/>
+    <w:bookmarkStart w:id="58" w:name="X7b11d94e34298c01d860c15ea739cb0dfca6508"/>
     <w:p>
       <w:pPr>
         <w:pStyle w:val="Heading2"/>
@@ -5659,8 +6561,8 @@
         <w:t xml:space="preserve">steps, minute by minute. At 10:05 a.m., it stopped.</w:t>
       </w:r>
     </w:p>
-    <w:bookmarkEnd w:id="52"/>
-    <w:bookmarkStart w:id="53" w:name="Xe67b992d38f8a0f7b4654d7ff9a0bd5ed378ef7"/>
+    <w:bookmarkEnd w:id="58"/>
+    <w:bookmarkStart w:id="59" w:name="Xe67b992d38f8a0f7b4654d7ff9a0bd5ed378ef7"/>
     <w:p>
       <w:pPr>
         <w:pStyle w:val="Heading2"/>
@@ -5888,8 +6790,8 @@
         <w:t xml:space="preserve">Sixteen months later he was arrested for murder.</w:t>
       </w:r>
     </w:p>
-    <w:bookmarkEnd w:id="53"/>
-    <w:bookmarkStart w:id="54" w:name="Xb2f571a3ce5b829599892b5c7bae5c141c375a5"/>
+    <w:bookmarkEnd w:id="59"/>
+    <w:bookmarkStart w:id="60" w:name="Xb2f571a3ce5b829599892b5c7bae5c141c375a5"/>
     <w:p>
       <w:pPr>
         <w:pStyle w:val="Heading2"/>
@@ -6162,8 +7064,8 @@
         <w:t xml:space="preserve">Dabate was simply overwhelming with or without them.</w:t>
       </w:r>
     </w:p>
-    <w:bookmarkEnd w:id="54"/>
-    <w:bookmarkStart w:id="57" w:name="howd-he-get-caught-3"/>
+    <w:bookmarkEnd w:id="60"/>
+    <w:bookmarkStart w:id="63" w:name="howd-he-get-caught-3"/>
     <w:p>
       <w:pPr>
         <w:pStyle w:val="Heading2"/>
@@ -6256,7 +7158,7 @@
       <w:r>
         <w:t xml:space="preserve"> </w:t>
       </w:r>
-      <w:hyperlink r:id="rId55">
+      <w:hyperlink r:id="rId61">
         <w:r>
           <w:rPr>
             <w:rStyle w:val="Hyperlink"/>
@@ -6273,7 +7175,7 @@
       <w:r>
         <w:t xml:space="preserve"> </w:t>
       </w:r>
-      <w:hyperlink r:id="rId56">
+      <w:hyperlink r:id="rId62">
         <w:r>
           <w:rPr>
             <w:rStyle w:val="Hyperlink"/>
@@ -6297,9 +7199,9 @@
         <w:t xml:space="preserve">admissibility ruling is Part II.</w:t>
       </w:r>
     </w:p>
-    <w:bookmarkEnd w:id="57"/>
-    <w:bookmarkEnd w:id="58"/>
-    <w:bookmarkStart w:id="65" w:name="chapter-22-twelve-steps"/>
+    <w:bookmarkEnd w:id="63"/>
+    <w:bookmarkEnd w:id="64"/>
+    <w:bookmarkStart w:id="71" w:name="chapter-22-twelve-steps"/>
     <w:p>
       <w:pPr>
         <w:pStyle w:val="Heading1"/>
@@ -6473,7 +7375,7 @@
         <w:t xml:space="preserve">nowhere else to go.</w:t>
       </w:r>
     </w:p>
-    <w:bookmarkStart w:id="59" w:name="the-phone-in-the-evidence-locker"/>
+    <w:bookmarkStart w:id="65" w:name="the-phone-in-the-evidence-locker"/>
     <w:p>
       <w:pPr>
         <w:pStyle w:val="Heading2"/>
@@ -6734,8 +7636,8 @@
         <w:t xml:space="preserve">handed it to a police officer over a fender-bender.</w:t>
       </w:r>
     </w:p>
-    <w:bookmarkEnd w:id="59"/>
-    <w:bookmarkStart w:id="60" w:name="the-story-he-told-the-jury"/>
+    <w:bookmarkEnd w:id="65"/>
+    <w:bookmarkStart w:id="66" w:name="the-story-he-told-the-jury"/>
     <w:p>
       <w:pPr>
         <w:pStyle w:val="Heading2"/>
@@ -6856,8 +7758,8 @@
         <w:t xml:space="preserve">Burch of first-degree intentional homicide. He was sentenced to life.</w:t>
       </w:r>
     </w:p>
-    <w:bookmarkEnd w:id="60"/>
-    <w:bookmarkStart w:id="61" w:name="what-the-appeal-decided"/>
+    <w:bookmarkEnd w:id="66"/>
+    <w:bookmarkStart w:id="67" w:name="what-the-appeal-decided"/>
     <w:p>
       <w:pPr>
         <w:pStyle w:val="Heading2"/>
@@ -7034,8 +7936,8 @@
         <w:t xml:space="preserve">let the little band speak for itself.</w:t>
       </w:r>
     </w:p>
-    <w:bookmarkEnd w:id="61"/>
-    <w:bookmarkStart w:id="64" w:name="howd-he-get-caught-4"/>
+    <w:bookmarkEnd w:id="67"/>
+    <w:bookmarkStart w:id="70" w:name="howd-he-get-caught-4"/>
     <w:p>
       <w:pPr>
         <w:pStyle w:val="Heading2"/>
@@ -7134,7 +8036,7 @@
       <w:r>
         <w:t xml:space="preserve"> </w:t>
       </w:r>
-      <w:hyperlink r:id="rId62">
+      <w:hyperlink r:id="rId68">
         <w:r>
           <w:rPr>
             <w:rStyle w:val="Hyperlink"/>
@@ -7151,7 +8053,7 @@
       <w:r>
         <w:t xml:space="preserve"> </w:t>
       </w:r>
-      <w:hyperlink r:id="rId63">
+      <w:hyperlink r:id="rId69">
         <w:r>
           <w:rPr>
             <w:rStyle w:val="Hyperlink"/>
@@ -7168,7 +8070,7 @@
       <w:r>
         <w:t xml:space="preserve"> </w:t>
       </w:r>
-      <w:hyperlink r:id="rId49">
+      <w:hyperlink r:id="rId55">
         <w:r>
           <w:rPr>
             <w:rStyle w:val="Hyperlink"/>
@@ -7192,9 +8094,9 @@
         <w:t xml:space="preserve">Fitbit rulings follow in the Discussion.</w:t>
       </w:r>
     </w:p>
-    <w:bookmarkEnd w:id="64"/>
-    <w:bookmarkEnd w:id="65"/>
-    <w:bookmarkStart w:id="72" w:name="chapter-31-mr.-big"/>
+    <w:bookmarkEnd w:id="70"/>
+    <w:bookmarkEnd w:id="71"/>
+    <w:bookmarkStart w:id="78" w:name="chapter-31-mr.-big"/>
     <w:p>
       <w:pPr>
         <w:pStyle w:val="Heading1"/>
@@ -7421,7 +8323,7 @@
         <w:t xml:space="preserve">had required.</w:t>
       </w:r>
     </w:p>
-    <w:bookmarkStart w:id="66" w:name="building-a-world-around-a-lonely-man"/>
+    <w:bookmarkStart w:id="72" w:name="building-a-world-around-a-lonely-man"/>
     <w:p>
       <w:pPr>
         <w:pStyle w:val="Heading2"/>
@@ -7745,8 +8647,8 @@
         <w:t xml:space="preserve">something had come up. Hart couldn’t work until it was resolved.</w:t>
       </w:r>
     </w:p>
-    <w:bookmarkEnd w:id="66"/>
-    <w:bookmarkStart w:id="67" w:name="the-meeting-with-the-boss"/>
+    <w:bookmarkEnd w:id="72"/>
+    <w:bookmarkStart w:id="73" w:name="the-meeting-with-the-boss"/>
     <w:p>
       <w:pPr>
         <w:pStyle w:val="Heading2"/>
@@ -7887,8 +8789,8 @@
         <w:t xml:space="preserve">from Jim.</w:t>
       </w:r>
     </w:p>
-    <w:bookmarkEnd w:id="67"/>
-    <w:bookmarkStart w:id="68" w:name="what-the-supreme-court-saw"/>
+    <w:bookmarkEnd w:id="73"/>
+    <w:bookmarkStart w:id="74" w:name="what-the-supreme-court-saw"/>
     <w:p>
       <w:pPr>
         <w:pStyle w:val="Heading2"/>
@@ -8108,8 +9010,8 @@
         <w:t xml:space="preserve">not the judgment itself.)</w:t>
       </w:r>
     </w:p>
-    <w:bookmarkEnd w:id="68"/>
-    <w:bookmarkStart w:id="71" w:name="Xf808c007911591a3eb186bf77ea5c3c4ee8db56"/>
+    <w:bookmarkEnd w:id="74"/>
+    <w:bookmarkStart w:id="77" w:name="Xf808c007911591a3eb186bf77ea5c3c4ee8db56"/>
     <w:p>
       <w:pPr>
         <w:pStyle w:val="Heading2"/>
@@ -8282,7 +9184,7 @@
       <w:r>
         <w:t xml:space="preserve"> </w:t>
       </w:r>
-      <w:hyperlink r:id="rId69">
+      <w:hyperlink r:id="rId75">
         <w:r>
           <w:rPr>
             <w:rStyle w:val="Hyperlink"/>
@@ -8299,7 +9201,7 @@
       <w:r>
         <w:t xml:space="preserve"> </w:t>
       </w:r>
-      <w:hyperlink r:id="rId70">
+      <w:hyperlink r:id="rId76">
         <w:r>
           <w:rPr>
             <w:rStyle w:val="Hyperlink"/>
@@ -8329,8 +9231,1209 @@
         <w:t xml:space="preserve">confessions from para. 129.</w:t>
       </w:r>
     </w:p>
-    <w:bookmarkEnd w:id="71"/>
-    <w:bookmarkEnd w:id="72"/>
+    <w:bookmarkEnd w:id="77"/>
+    <w:bookmarkEnd w:id="78"/>
+    <w:bookmarkStart w:id="84" w:name="chapter-32-the-firepit"/>
+    <w:p>
+      <w:pPr>
+        <w:pStyle w:val="Heading1"/>
+      </w:pPr>
+      <w:r>
+        <w:t xml:space="preserve">Chapter 32 — The Firepit</w:t>
+      </w:r>
+    </w:p>
+    <w:p>
+      <w:pPr>
+        <w:pStyle w:val="FirstParagraph"/>
+      </w:pPr>
+      <w:r>
+        <w:rPr>
+          <w:bCs/>
+          <w:b/>
+        </w:rPr>
+        <w:t xml:space="preserve">He told the fake crime boss there was</w:t>
+      </w:r>
+      <w:r>
+        <w:rPr>
+          <w:bCs/>
+          <w:b/>
+        </w:rPr>
+        <w:t xml:space="preserve"> </w:t>
+      </w:r>
+      <w:r>
+        <w:rPr>
+          <w:bCs/>
+          <w:b/>
+        </w:rPr>
+        <w:t xml:space="preserve">“</w:t>
+      </w:r>
+      <w:r>
+        <w:rPr>
+          <w:bCs/>
+          <w:b/>
+        </w:rPr>
+        <w:t xml:space="preserve">nothing left</w:t>
+      </w:r>
+      <w:r>
+        <w:rPr>
+          <w:bCs/>
+          <w:b/>
+        </w:rPr>
+        <w:t xml:space="preserve">”</w:t>
+      </w:r>
+      <w:r>
+        <w:rPr>
+          <w:bCs/>
+          <w:b/>
+        </w:rPr>
+        <w:t xml:space="preserve"> </w:t>
+      </w:r>
+      <w:r>
+        <w:rPr>
+          <w:bCs/>
+          <w:b/>
+        </w:rPr>
+        <w:t xml:space="preserve">of his roommate. Then</w:t>
+      </w:r>
+      <w:r>
+        <w:rPr>
+          <w:bCs/>
+          <w:b/>
+        </w:rPr>
+        <w:t xml:space="preserve"> </w:t>
+      </w:r>
+      <w:r>
+        <w:rPr>
+          <w:bCs/>
+          <w:b/>
+        </w:rPr>
+        <w:t xml:space="preserve">he drove an undercover cop to the exact spot where the nothing was.</w:t>
+      </w:r>
+    </w:p>
+    <w:p>
+      <w:pPr>
+        <w:pStyle w:val="BodyText"/>
+      </w:pPr>
+      <w:r>
+        <w:t xml:space="preserve">Robert Levoir went missing from Fort McMurray, Alberta, in November 2002. He</w:t>
+      </w:r>
+      <w:r>
+        <w:t xml:space="preserve"> </w:t>
+      </w:r>
+      <w:r>
+        <w:t xml:space="preserve">had been living with a man named Dax Mack, and if you had asked Mack about</w:t>
+      </w:r>
+      <w:r>
+        <w:t xml:space="preserve"> </w:t>
+      </w:r>
+      <w:r>
+        <w:t xml:space="preserve">him, you’d have gotten a review: a</w:t>
+      </w:r>
+      <w:r>
+        <w:t xml:space="preserve"> </w:t>
+      </w:r>
+      <w:r>
+        <w:t xml:space="preserve">“</w:t>
+      </w:r>
+      <w:r>
+        <w:t xml:space="preserve">crackhead,</w:t>
+      </w:r>
+      <w:r>
+        <w:t xml:space="preserve">”</w:t>
+      </w:r>
+      <w:r>
+        <w:t xml:space="preserve"> </w:t>
+      </w:r>
+      <w:r>
+        <w:t xml:space="preserve">a</w:t>
+      </w:r>
+      <w:r>
+        <w:t xml:space="preserve"> </w:t>
+      </w:r>
+      <w:r>
+        <w:t xml:space="preserve">“</w:t>
+      </w:r>
+      <w:r>
+        <w:t xml:space="preserve">drug addict,</w:t>
+      </w:r>
+      <w:r>
+        <w:t xml:space="preserve">”</w:t>
+      </w:r>
+      <w:r>
+        <w:t xml:space="preserve"> </w:t>
+      </w:r>
+      <w:r>
+        <w:t xml:space="preserve">a liar and a</w:t>
+      </w:r>
+      <w:r>
+        <w:t xml:space="preserve"> </w:t>
+      </w:r>
+      <w:r>
+        <w:t xml:space="preserve">thief who stole from Mack’s young son’s piggy bank.</w:t>
+      </w:r>
+    </w:p>
+    <w:p>
+      <w:pPr>
+        <w:pStyle w:val="BodyText"/>
+      </w:pPr>
+      <w:r>
+        <w:t xml:space="preserve">About a month after Levoir vanished, the police got a phone call. Jay Love, a</w:t>
+      </w:r>
+      <w:r>
+        <w:t xml:space="preserve"> </w:t>
+      </w:r>
+      <w:r>
+        <w:t xml:space="preserve">friend of Mack’s, told them that Mack had confessed to killing Levoir and</w:t>
+      </w:r>
+      <w:r>
+        <w:t xml:space="preserve"> </w:t>
+      </w:r>
+      <w:r>
+        <w:t xml:space="preserve">burning his body. The confession had come at a bar on December 21, 2002: Mack,</w:t>
+      </w:r>
+      <w:r>
+        <w:t xml:space="preserve"> </w:t>
+      </w:r>
+      <w:r>
+        <w:t xml:space="preserve">drunk, told Love he was his best friend, asked whether he could trust him,</w:t>
+      </w:r>
+      <w:r>
+        <w:t xml:space="preserve"> </w:t>
+      </w:r>
+      <w:r>
+        <w:t xml:space="preserve">aired his grievances about the roommate — and then said</w:t>
+      </w:r>
+      <w:r>
+        <w:t xml:space="preserve"> </w:t>
+      </w:r>
+      <w:r>
+        <w:t xml:space="preserve">“</w:t>
+      </w:r>
+      <w:r>
+        <w:t xml:space="preserve">Robbie</w:t>
+      </w:r>
+      <w:r>
+        <w:t xml:space="preserve">”</w:t>
+      </w:r>
+      <w:r>
+        <w:t xml:space="preserve"> </w:t>
+      </w:r>
+      <w:r>
+        <w:t xml:space="preserve">was dead.</w:t>
+      </w:r>
+      <w:r>
+        <w:t xml:space="preserve"> </w:t>
+      </w:r>
+      <w:r>
+        <w:t xml:space="preserve">When Love asked if he’d</w:t>
+      </w:r>
+      <w:r>
+        <w:t xml:space="preserve"> </w:t>
+      </w:r>
+      <w:r>
+        <w:t xml:space="preserve">“</w:t>
+      </w:r>
+      <w:r>
+        <w:t xml:space="preserve">outsourced</w:t>
+      </w:r>
+      <w:r>
+        <w:t xml:space="preserve">”</w:t>
+      </w:r>
+      <w:r>
+        <w:t xml:space="preserve"> </w:t>
+      </w:r>
+      <w:r>
+        <w:t xml:space="preserve">it, Mack answered:</w:t>
+      </w:r>
+      <w:r>
+        <w:t xml:space="preserve"> </w:t>
+      </w:r>
+      <w:r>
+        <w:rPr>
+          <w:iCs/>
+          <w:i/>
+        </w:rPr>
+        <w:t xml:space="preserve">“</w:t>
+      </w:r>
+      <w:r>
+        <w:rPr>
+          <w:iCs/>
+          <w:i/>
+        </w:rPr>
+        <w:t xml:space="preserve">No, I did it</w:t>
+      </w:r>
+      <w:r>
+        <w:rPr>
+          <w:iCs/>
+          <w:i/>
+        </w:rPr>
+        <w:t xml:space="preserve"> </w:t>
+      </w:r>
+      <w:r>
+        <w:rPr>
+          <w:iCs/>
+          <w:i/>
+        </w:rPr>
+        <w:t xml:space="preserve">myself.</w:t>
+      </w:r>
+      <w:r>
+        <w:rPr>
+          <w:iCs/>
+          <w:i/>
+        </w:rPr>
+        <w:t xml:space="preserve">”</w:t>
+      </w:r>
+      <w:r>
+        <w:t xml:space="preserve"> </w:t>
+      </w:r>
+      <w:r>
+        <w:t xml:space="preserve">Another friend, Michael Argueta, would later testify Mack said much</w:t>
+      </w:r>
+      <w:r>
+        <w:t xml:space="preserve"> </w:t>
+      </w:r>
+      <w:r>
+        <w:t xml:space="preserve">the same to him on a drive back to Fort McMurray.</w:t>
+      </w:r>
+    </w:p>
+    <w:p>
+      <w:pPr>
+        <w:pStyle w:val="BodyText"/>
+      </w:pPr>
+      <w:r>
+        <w:t xml:space="preserve">So the police knew almost from the beginning. Knowing and proving are</w:t>
+      </w:r>
+      <w:r>
+        <w:t xml:space="preserve"> </w:t>
+      </w:r>
+      <w:r>
+        <w:t xml:space="preserve">different things. There was no body, no scene, no weapon tied to anything.</w:t>
+      </w:r>
+      <w:r>
+        <w:t xml:space="preserve"> </w:t>
+      </w:r>
+      <w:r>
+        <w:t xml:space="preserve">What they had was a drunk man’s barroom boast, relayed secondhand. They</w:t>
+      </w:r>
+      <w:r>
+        <w:t xml:space="preserve"> </w:t>
+      </w:r>
+      <w:r>
+        <w:t xml:space="preserve">opened a two-track investigation: a wiretap on Mack’s phone — and a Mr. Big</w:t>
+      </w:r>
+      <w:r>
+        <w:t xml:space="preserve"> </w:t>
+      </w:r>
+      <w:r>
+        <w:t xml:space="preserve">operation.</w:t>
+      </w:r>
+    </w:p>
+    <w:bookmarkStart w:id="79" w:name="third-line"/>
+    <w:p>
+      <w:pPr>
+        <w:pStyle w:val="Heading2"/>
+      </w:pPr>
+      <w:r>
+        <w:t xml:space="preserve">Third line</w:t>
+      </w:r>
+    </w:p>
+    <w:p>
+      <w:pPr>
+        <w:pStyle w:val="FirstParagraph"/>
+      </w:pPr>
+      <w:r>
+        <w:t xml:space="preserve">In January 2004, an undercover officer the judgment calls</w:t>
+      </w:r>
+      <w:r>
+        <w:t xml:space="preserve"> </w:t>
+      </w:r>
+      <w:r>
+        <w:t xml:space="preserve">“</w:t>
+      </w:r>
+      <w:r>
+        <w:t xml:space="preserve">Ben</w:t>
+      </w:r>
+      <w:r>
+        <w:t xml:space="preserve">”</w:t>
+      </w:r>
+      <w:r>
+        <w:t xml:space="preserve"> </w:t>
+      </w:r>
+      <w:r>
+        <w:t xml:space="preserve">was introduced</w:t>
+      </w:r>
+      <w:r>
+        <w:t xml:space="preserve"> </w:t>
+      </w:r>
+      <w:r>
+        <w:t xml:space="preserve">to Mack at the Fort McMurray nightclub where Mack worked as a DJ. A week</w:t>
+      </w:r>
+      <w:r>
+        <w:t xml:space="preserve"> </w:t>
+      </w:r>
+      <w:r>
+        <w:t xml:space="preserve">later, Ben paid him $200 to help repossess a vehicle. Within days, Mack was</w:t>
+      </w:r>
+      <w:r>
+        <w:t xml:space="preserve"> </w:t>
+      </w:r>
+      <w:r>
+        <w:t xml:space="preserve">volunteering about his missing roommate — as far as he was concerned, Levoir</w:t>
+      </w:r>
+      <w:r>
+        <w:t xml:space="preserve"> </w:t>
+      </w:r>
+      <w:r>
+        <w:t xml:space="preserve">was</w:t>
+      </w:r>
+      <w:r>
+        <w:t xml:space="preserve"> </w:t>
+      </w:r>
+      <w:r>
+        <w:t xml:space="preserve">“</w:t>
+      </w:r>
+      <w:r>
+        <w:t xml:space="preserve">pushing up daisies.</w:t>
+      </w:r>
+      <w:r>
+        <w:t xml:space="preserve">”</w:t>
+      </w:r>
+    </w:p>
+    <w:p>
+      <w:pPr>
+        <w:pStyle w:val="BodyText"/>
+      </w:pPr>
+      <w:r>
+        <w:t xml:space="preserve">Through January and February, Mack did jobs for Ben’s organization, run by a</w:t>
+      </w:r>
+      <w:r>
+        <w:t xml:space="preserve"> </w:t>
+      </w:r>
+      <w:r>
+        <w:t xml:space="preserve">boss named</w:t>
+      </w:r>
+      <w:r>
+        <w:t xml:space="preserve"> </w:t>
+      </w:r>
+      <w:r>
+        <w:t xml:space="preserve">“</w:t>
+      </w:r>
+      <w:r>
+        <w:t xml:space="preserve">Liam.</w:t>
+      </w:r>
+      <w:r>
+        <w:t xml:space="preserve">”</w:t>
+      </w:r>
+      <w:r>
+        <w:t xml:space="preserve"> </w:t>
+      </w:r>
+      <w:r>
+        <w:t xml:space="preserve">He picked up a package at an Edmonton bus depot; back at</w:t>
+      </w:r>
+      <w:r>
+        <w:t xml:space="preserve"> </w:t>
+      </w:r>
+      <w:r>
+        <w:t xml:space="preserve">the hotel, Ben opened it — $30,000 in cash. Ben spun stories of the</w:t>
+      </w:r>
+      <w:r>
+        <w:t xml:space="preserve"> </w:t>
+      </w:r>
+      <w:r>
+        <w:t xml:space="preserve">organization’s muscle, including a</w:t>
+      </w:r>
+      <w:r>
+        <w:t xml:space="preserve"> </w:t>
+      </w:r>
+      <w:r>
+        <w:t xml:space="preserve">“</w:t>
+      </w:r>
+      <w:r>
+        <w:t xml:space="preserve">weekend of reckoning</w:t>
+      </w:r>
+      <w:r>
+        <w:t xml:space="preserve">”</w:t>
+      </w:r>
+      <w:r>
+        <w:t xml:space="preserve"> </w:t>
+      </w:r>
+      <w:r>
+        <w:t xml:space="preserve">when Liam</w:t>
+      </w:r>
+      <w:r>
+        <w:t xml:space="preserve"> </w:t>
+      </w:r>
+      <w:r>
+        <w:t xml:space="preserve">“</w:t>
+      </w:r>
+      <w:r>
+        <w:t xml:space="preserve">looked</w:t>
+      </w:r>
+      <w:r>
+        <w:t xml:space="preserve"> </w:t>
+      </w:r>
+      <w:r>
+        <w:t xml:space="preserve">after</w:t>
+      </w:r>
+      <w:r>
+        <w:t xml:space="preserve">”</w:t>
+      </w:r>
+      <w:r>
+        <w:t xml:space="preserve"> </w:t>
+      </w:r>
+      <w:r>
+        <w:t xml:space="preserve">two men who had crossed him, and probed at Mack’s past: had he ever</w:t>
+      </w:r>
+      <w:r>
+        <w:t xml:space="preserve"> </w:t>
+      </w:r>
+      <w:r>
+        <w:t xml:space="preserve">beaten anyone? There was one time, Mack said, that he couldn’t talk about.</w:t>
+      </w:r>
+      <w:r>
+        <w:t xml:space="preserve"> </w:t>
+      </w:r>
+      <w:r>
+        <w:t xml:space="preserve">Ben said he hoped one day Mack would share his secret. Weeks later, Ben</w:t>
+      </w:r>
+      <w:r>
+        <w:t xml:space="preserve"> </w:t>
+      </w:r>
+      <w:r>
+        <w:t xml:space="preserve">suggested the person in question wasn’t</w:t>
+      </w:r>
+      <w:r>
+        <w:t xml:space="preserve"> </w:t>
+      </w:r>
+      <w:r>
+        <w:t xml:space="preserve">“</w:t>
+      </w:r>
+      <w:r>
+        <w:t xml:space="preserve">walking anymore.</w:t>
+      </w:r>
+      <w:r>
+        <w:t xml:space="preserve">”</w:t>
+      </w:r>
+      <w:r>
+        <w:t xml:space="preserve"> </w:t>
+      </w:r>
+      <w:r>
+        <w:t xml:space="preserve">Mack nodded:</w:t>
+      </w:r>
+      <w:r>
+        <w:t xml:space="preserve"> </w:t>
+      </w:r>
+      <w:r>
+        <w:t xml:space="preserve">“</w:t>
+      </w:r>
+      <w:r>
+        <w:t xml:space="preserve">every man has a breaking point.</w:t>
+      </w:r>
+      <w:r>
+        <w:t xml:space="preserve">”</w:t>
+      </w:r>
+    </w:p>
+    <w:p>
+      <w:pPr>
+        <w:pStyle w:val="BodyText"/>
+      </w:pPr>
+      <w:r>
+        <w:t xml:space="preserve">Then came the moment that separates this case from every other Mr. Big story</w:t>
+      </w:r>
+      <w:r>
+        <w:t xml:space="preserve"> </w:t>
+      </w:r>
+      <w:r>
+        <w:t xml:space="preserve">in this book. In mid-March, Mack was summoned to Vancouver to meet Liam</w:t>
+      </w:r>
+      <w:r>
+        <w:t xml:space="preserve"> </w:t>
+      </w:r>
+      <w:r>
+        <w:t xml:space="preserve">himself. The boss raised the missing roommate directly. And Mack — offered the</w:t>
+      </w:r>
+      <w:r>
+        <w:t xml:space="preserve"> </w:t>
+      </w:r>
+      <w:r>
+        <w:t xml:space="preserve">chance to buy his way up the organization with the truth —</w:t>
+      </w:r>
+      <w:r>
+        <w:t xml:space="preserve"> </w:t>
+      </w:r>
+      <w:r>
+        <w:rPr>
+          <w:iCs/>
+          <w:i/>
+        </w:rPr>
+        <w:t xml:space="preserve">declined</w:t>
+      </w:r>
+      <w:r>
+        <w:t xml:space="preserve">. He</w:t>
+      </w:r>
+      <w:r>
+        <w:t xml:space="preserve"> </w:t>
+      </w:r>
+      <w:r>
+        <w:t xml:space="preserve">asked if he could refuse to discuss it. Liam said that was his choice, but</w:t>
+      </w:r>
+      <w:r>
+        <w:t xml:space="preserve"> </w:t>
+      </w:r>
+      <w:r>
+        <w:t xml:space="preserve">refusing meant staying on the organization’s</w:t>
+      </w:r>
+      <w:r>
+        <w:t xml:space="preserve"> </w:t>
+      </w:r>
+      <w:r>
+        <w:t xml:space="preserve">“</w:t>
+      </w:r>
+      <w:r>
+        <w:t xml:space="preserve">third line.</w:t>
+      </w:r>
+      <w:r>
+        <w:t xml:space="preserve">”</w:t>
+      </w:r>
+      <w:r>
+        <w:t xml:space="preserve"> </w:t>
+      </w:r>
+      <w:r>
+        <w:t xml:space="preserve">Mack held firm</w:t>
+      </w:r>
+      <w:r>
+        <w:t xml:space="preserve"> </w:t>
+      </w:r>
+      <w:r>
+        <w:t xml:space="preserve">anyway:</w:t>
+      </w:r>
+      <w:r>
+        <w:t xml:space="preserve"> </w:t>
+      </w:r>
+      <w:r>
+        <w:rPr>
+          <w:iCs/>
+          <w:i/>
+        </w:rPr>
+        <w:t xml:space="preserve">“</w:t>
+      </w:r>
+      <w:r>
+        <w:rPr>
+          <w:iCs/>
+          <w:i/>
+        </w:rPr>
+        <w:t xml:space="preserve">loose lips sink ships.</w:t>
+      </w:r>
+      <w:r>
+        <w:rPr>
+          <w:iCs/>
+          <w:i/>
+        </w:rPr>
+        <w:t xml:space="preserve">”</w:t>
+      </w:r>
+    </w:p>
+    <w:p>
+      <w:pPr>
+        <w:pStyle w:val="BodyText"/>
+      </w:pPr>
+      <w:r>
+        <w:t xml:space="preserve">Remember that refusal. The Supreme Court of Canada certainly did.</w:t>
+      </w:r>
+    </w:p>
+    <w:bookmarkEnd w:id="79"/>
+    <w:bookmarkStart w:id="80" w:name="the-firepit"/>
+    <w:p>
+      <w:pPr>
+        <w:pStyle w:val="Heading2"/>
+      </w:pPr>
+      <w:r>
+        <w:t xml:space="preserve">The firepit</w:t>
+      </w:r>
+    </w:p>
+    <w:p>
+      <w:pPr>
+        <w:pStyle w:val="FirstParagraph"/>
+      </w:pPr>
+      <w:r>
+        <w:t xml:space="preserve">Three weeks later, on April 9, 2004, Ben asked Mack whether he wanted work,</w:t>
+      </w:r>
+      <w:r>
+        <w:t xml:space="preserve"> </w:t>
+      </w:r>
+      <w:r>
+        <w:t xml:space="preserve">and whether he’d be willing to sit down with Liam to talk about how his</w:t>
+      </w:r>
+      <w:r>
+        <w:t xml:space="preserve"> </w:t>
+      </w:r>
+      <w:r>
+        <w:t xml:space="preserve">roommate was killed. This time Mack agreed — and then told Ben everything.</w:t>
+      </w:r>
+      <w:r>
+        <w:t xml:space="preserve"> </w:t>
+      </w:r>
+      <w:r>
+        <w:t xml:space="preserve">Levoir was</w:t>
+      </w:r>
+      <w:r>
+        <w:t xml:space="preserve"> </w:t>
+      </w:r>
+      <w:r>
+        <w:t xml:space="preserve">“</w:t>
+      </w:r>
+      <w:r>
+        <w:t xml:space="preserve">a liar, a thief, and a piece of shit drug dealer.</w:t>
+      </w:r>
+      <w:r>
+        <w:t xml:space="preserve">”</w:t>
+      </w:r>
+      <w:r>
+        <w:t xml:space="preserve"> </w:t>
+      </w:r>
+      <w:r>
+        <w:t xml:space="preserve">Mack had shot</w:t>
+      </w:r>
+      <w:r>
+        <w:t xml:space="preserve"> </w:t>
+      </w:r>
+      <w:r>
+        <w:t xml:space="preserve">him five times with a .223 rifle — four in the chest, one in the back. There</w:t>
+      </w:r>
+      <w:r>
+        <w:t xml:space="preserve"> </w:t>
+      </w:r>
+      <w:r>
+        <w:t xml:space="preserve">was</w:t>
+      </w:r>
+      <w:r>
+        <w:t xml:space="preserve"> </w:t>
+      </w:r>
+      <w:r>
+        <w:t xml:space="preserve">“</w:t>
+      </w:r>
+      <w:r>
+        <w:t xml:space="preserve">nothing left</w:t>
+      </w:r>
+      <w:r>
+        <w:t xml:space="preserve">”</w:t>
+      </w:r>
+      <w:r>
+        <w:t xml:space="preserve"> </w:t>
+      </w:r>
+      <w:r>
+        <w:t xml:space="preserve">of him, because Mack had burned the body.</w:t>
+      </w:r>
+    </w:p>
+    <w:p>
+      <w:pPr>
+        <w:pStyle w:val="BodyText"/>
+      </w:pPr>
+      <w:r>
+        <w:t xml:space="preserve">He offered to show Ben where. Then, within moments, he lost his nerve and</w:t>
+      </w:r>
+      <w:r>
+        <w:t xml:space="preserve"> </w:t>
+      </w:r>
+      <w:r>
+        <w:t xml:space="preserve">yanked it all back: everything he’d just said was</w:t>
+      </w:r>
+      <w:r>
+        <w:t xml:space="preserve"> </w:t>
+      </w:r>
+      <w:r>
+        <w:t xml:space="preserve">“</w:t>
+      </w:r>
+      <w:r>
+        <w:t xml:space="preserve">bullshit,</w:t>
+      </w:r>
+      <w:r>
+        <w:t xml:space="preserve">”</w:t>
+      </w:r>
+      <w:r>
+        <w:t xml:space="preserve"> </w:t>
+      </w:r>
+      <w:r>
+        <w:t xml:space="preserve">he’d been</w:t>
+      </w:r>
+      <w:r>
+        <w:t xml:space="preserve"> </w:t>
+      </w:r>
+      <w:r>
+        <w:t xml:space="preserve">“</w:t>
+      </w:r>
+      <w:r>
+        <w:t xml:space="preserve">lying.</w:t>
+      </w:r>
+      <w:r>
+        <w:t xml:space="preserve">”</w:t>
+      </w:r>
+      <w:r>
+        <w:t xml:space="preserve"> </w:t>
+      </w:r>
+      <w:r>
+        <w:t xml:space="preserve">Ben replied that he</w:t>
+      </w:r>
+      <w:r>
+        <w:t xml:space="preserve"> </w:t>
+      </w:r>
+      <w:r>
+        <w:t xml:space="preserve">“</w:t>
+      </w:r>
+      <w:r>
+        <w:t xml:space="preserve">really hoped</w:t>
+      </w:r>
+      <w:r>
+        <w:t xml:space="preserve">”</w:t>
+      </w:r>
+      <w:r>
+        <w:t xml:space="preserve"> </w:t>
+      </w:r>
+      <w:r>
+        <w:t xml:space="preserve">Mack had been telling the truth.</w:t>
+      </w:r>
+    </w:p>
+    <w:p>
+      <w:pPr>
+        <w:pStyle w:val="BodyText"/>
+      </w:pPr>
+      <w:r>
+        <w:t xml:space="preserve">And Mack changed his mind again — and drove the undercover officer to a</w:t>
+      </w:r>
+      <w:r>
+        <w:t xml:space="preserve"> </w:t>
+      </w:r>
+      <w:r>
+        <w:t xml:space="preserve">firepit on his father’s rural property. He’d cleared out the ashes, he said.</w:t>
+      </w:r>
+      <w:r>
+        <w:t xml:space="preserve"> </w:t>
+      </w:r>
+      <w:r>
+        <w:t xml:space="preserve">Nothing left.</w:t>
+      </w:r>
+    </w:p>
+    <w:p>
+      <w:pPr>
+        <w:pStyle w:val="BodyText"/>
+      </w:pPr>
+      <w:r>
+        <w:t xml:space="preserve">On April 15, flown to Edmonton for a second meeting with Liam, Mack repeated</w:t>
+      </w:r>
+      <w:r>
+        <w:t xml:space="preserve"> </w:t>
+      </w:r>
+      <w:r>
+        <w:t xml:space="preserve">the confession in the same detail: the .223, five shots, four chest and one</w:t>
+      </w:r>
+      <w:r>
+        <w:t xml:space="preserve"> </w:t>
+      </w:r>
+      <w:r>
+        <w:t xml:space="preserve">back, the</w:t>
+      </w:r>
+      <w:r>
+        <w:t xml:space="preserve"> </w:t>
+      </w:r>
+      <w:r>
+        <w:t xml:space="preserve">“</w:t>
+      </w:r>
+      <w:r>
+        <w:t xml:space="preserve">big fire</w:t>
+      </w:r>
+      <w:r>
+        <w:t xml:space="preserve">”</w:t>
+      </w:r>
+      <w:r>
+        <w:t xml:space="preserve"> </w:t>
+      </w:r>
+      <w:r>
+        <w:t xml:space="preserve">at his dad’s place. Six days later he was arrested.</w:t>
+      </w:r>
+      <w:r>
+        <w:t xml:space="preserve"> </w:t>
+      </w:r>
+      <w:r>
+        <w:t xml:space="preserve">Police searched the father’s property and found, in the firepit Mack had</w:t>
+      </w:r>
+      <w:r>
+        <w:t xml:space="preserve"> </w:t>
+      </w:r>
+      <w:r>
+        <w:t xml:space="preserve">personally pointed out, fragments of bone and teeth — identified as Robert</w:t>
+      </w:r>
+      <w:r>
+        <w:t xml:space="preserve"> </w:t>
+      </w:r>
+      <w:r>
+        <w:t xml:space="preserve">Levoir — and shell casings. The casings had been fired by a rifle recovered</w:t>
+      </w:r>
+      <w:r>
+        <w:t xml:space="preserve"> </w:t>
+      </w:r>
+      <w:r>
+        <w:t xml:space="preserve">from Mack’s own apartment.</w:t>
+      </w:r>
+    </w:p>
+    <w:p>
+      <w:pPr>
+        <w:pStyle w:val="BodyText"/>
+      </w:pPr>
+      <w:r>
+        <w:t xml:space="preserve">He had said there was nothing left. He was wrong in every way that mattered.</w:t>
+      </w:r>
+    </w:p>
+    <w:bookmarkEnd w:id="80"/>
+    <w:bookmarkStart w:id="81" w:name="why-this-confession-survived"/>
+    <w:p>
+      <w:pPr>
+        <w:pStyle w:val="Heading2"/>
+      </w:pPr>
+      <w:r>
+        <w:t xml:space="preserve">Why this confession survived</w:t>
+      </w:r>
+    </w:p>
+    <w:p>
+      <w:pPr>
+        <w:pStyle w:val="FirstParagraph"/>
+      </w:pPr>
+      <w:r>
+        <w:t xml:space="preserve">Mack was convicted of first-degree murder, and in September 2014 — the same</w:t>
+      </w:r>
+      <w:r>
+        <w:t xml:space="preserve"> </w:t>
+      </w:r>
+      <w:r>
+        <w:t xml:space="preserve">year it rewrote the rules for Mr. Big stings in</w:t>
+      </w:r>
+      <w:r>
+        <w:t xml:space="preserve"> </w:t>
+      </w:r>
+      <w:r>
+        <w:rPr>
+          <w:iCs/>
+          <w:i/>
+        </w:rPr>
+        <w:t xml:space="preserve">R. v. Hart</w:t>
+      </w:r>
+      <w:r>
+        <w:t xml:space="preserve"> </w:t>
+      </w:r>
+      <w:r>
+        <w:t xml:space="preserve">(Chapter 31) —</w:t>
+      </w:r>
+      <w:r>
+        <w:t xml:space="preserve"> </w:t>
+      </w:r>
+      <w:r>
+        <w:t xml:space="preserve">a unanimous Supreme Court of Canada upheld his conviction.</w:t>
+      </w:r>
+    </w:p>
+    <w:p>
+      <w:pPr>
+        <w:pStyle w:val="BodyText"/>
+      </w:pPr>
+      <w:r>
+        <w:t xml:space="preserve">Set the two cases side by side and the new law explains itself. The problem</w:t>
+      </w:r>
+      <w:r>
+        <w:t xml:space="preserve"> </w:t>
+      </w:r>
+      <w:r>
+        <w:t xml:space="preserve">with a Mr. Big confession is reliability: a man sufficiently bribed or</w:t>
+      </w:r>
+      <w:r>
+        <w:t xml:space="preserve"> </w:t>
+      </w:r>
+      <w:r>
+        <w:t xml:space="preserve">frightened may say anything. So the Court asks what the sting</w:t>
+      </w:r>
+      <w:r>
+        <w:t xml:space="preserve"> </w:t>
+      </w:r>
+      <w:r>
+        <w:rPr>
+          <w:iCs/>
+          <w:i/>
+        </w:rPr>
+        <w:t xml:space="preserve">paid</w:t>
+      </w:r>
+      <w:r>
+        <w:t xml:space="preserve"> </w:t>
+      </w:r>
+      <w:r>
+        <w:t xml:space="preserve">and what</w:t>
+      </w:r>
+      <w:r>
+        <w:t xml:space="preserve"> </w:t>
+      </w:r>
+      <w:r>
+        <w:t xml:space="preserve">the confession</w:t>
+      </w:r>
+      <w:r>
+        <w:t xml:space="preserve"> </w:t>
+      </w:r>
+      <w:r>
+        <w:rPr>
+          <w:iCs/>
+          <w:i/>
+        </w:rPr>
+        <w:t xml:space="preserve">produced</w:t>
+      </w:r>
+      <w:r>
+        <w:t xml:space="preserve">. Mack’s inducements were modest — about $5,000 over</w:t>
+      </w:r>
+      <w:r>
+        <w:t xml:space="preserve"> </w:t>
+      </w:r>
+      <w:r>
+        <w:t xml:space="preserve">30 scenarios, no threats, no staged violence directed at him; and the proof</w:t>
+      </w:r>
+      <w:r>
+        <w:t xml:space="preserve"> </w:t>
+      </w:r>
+      <w:r>
+        <w:t xml:space="preserve">that the fear was manageable is that he had already said</w:t>
+      </w:r>
+      <w:r>
+        <w:t xml:space="preserve"> </w:t>
+      </w:r>
+      <w:r>
+        <w:rPr>
+          <w:iCs/>
+          <w:i/>
+        </w:rPr>
+        <w:t xml:space="preserve">no</w:t>
+      </w:r>
+      <w:r>
+        <w:t xml:space="preserve"> </w:t>
+      </w:r>
+      <w:r>
+        <w:t xml:space="preserve">to Mr. Big once</w:t>
+      </w:r>
+      <w:r>
+        <w:t xml:space="preserve"> </w:t>
+      </w:r>
+      <w:r>
+        <w:t xml:space="preserve">and kept his job. Against that stood confirmation of the rarest kind: the</w:t>
+      </w:r>
+      <w:r>
+        <w:t xml:space="preserve"> </w:t>
+      </w:r>
+      <w:r>
+        <w:t xml:space="preserve">confession led police to remains no one had found, in a firepit only the</w:t>
+      </w:r>
+      <w:r>
+        <w:t xml:space="preserve"> </w:t>
+      </w:r>
+      <w:r>
+        <w:t xml:space="preserve">killer could point to, salted with casings from his own rifle — and it matched</w:t>
+      </w:r>
+      <w:r>
+        <w:t xml:space="preserve"> </w:t>
+      </w:r>
+      <w:r>
+        <w:t xml:space="preserve">what he’d told two friends in 2002, before any undercover officer existed in</w:t>
+      </w:r>
+      <w:r>
+        <w:t xml:space="preserve"> </w:t>
+      </w:r>
+      <w:r>
+        <w:t xml:space="preserve">his life.</w:t>
+      </w:r>
+    </w:p>
+    <w:p>
+      <w:pPr>
+        <w:pStyle w:val="BodyText"/>
+      </w:pPr>
+      <w:r>
+        <w:t xml:space="preserve">There was one more wrinkle: the wiretap. The Crown conceded its authorization</w:t>
+      </w:r>
+      <w:r>
+        <w:t xml:space="preserve"> </w:t>
+      </w:r>
+      <w:r>
+        <w:t xml:space="preserve">was defective and the interception of Mack’s calls had violated the Charter;</w:t>
+      </w:r>
+      <w:r>
+        <w:t xml:space="preserve"> </w:t>
+      </w:r>
+      <w:r>
+        <w:t xml:space="preserve">none of the calls were used at trial. Mack argued the illegal wiretap was so</w:t>
+      </w:r>
+      <w:r>
+        <w:t xml:space="preserve"> </w:t>
+      </w:r>
+      <w:r>
+        <w:t xml:space="preserve">entangled with the Mr. Big operation that his confessions should fall with it.</w:t>
+      </w:r>
+      <w:r>
+        <w:t xml:space="preserve"> </w:t>
+      </w:r>
+      <w:r>
+        <w:t xml:space="preserve">The Court disagreed — the confessions were made to people Mack chose to speak</w:t>
+      </w:r>
+      <w:r>
+        <w:t xml:space="preserve"> </w:t>
+      </w:r>
+      <w:r>
+        <w:t xml:space="preserve">to, not harvested off the tapped line — and the evidence stood.</w:t>
+      </w:r>
+    </w:p>
+    <w:bookmarkEnd w:id="81"/>
+    <w:bookmarkStart w:id="83" w:name="howd-he-get-caught-5"/>
+    <w:p>
+      <w:pPr>
+        <w:pStyle w:val="Heading2"/>
+      </w:pPr>
+      <w:r>
+        <w:t xml:space="preserve">How’d he get caught?</w:t>
+      </w:r>
+    </w:p>
+    <w:p>
+      <w:pPr>
+        <w:pStyle w:val="FirstParagraph"/>
+      </w:pPr>
+      <w:r>
+        <w:t xml:space="preserve">Twice, by his own mouth — and finally, by his own feet. The drunk boast to a</w:t>
+      </w:r>
+      <w:r>
+        <w:t xml:space="preserve"> </w:t>
+      </w:r>
+      <w:r>
+        <w:t xml:space="preserve">friend put his name in a police file within a month. The sting merely offered</w:t>
+      </w:r>
+      <w:r>
+        <w:t xml:space="preserve"> </w:t>
+      </w:r>
+      <w:r>
+        <w:t xml:space="preserve">him a world in which saying it again seemed safe. But what convicted Dax Mack</w:t>
+      </w:r>
+      <w:r>
+        <w:t xml:space="preserve"> </w:t>
+      </w:r>
+      <w:r>
+        <w:t xml:space="preserve">wasn’t words at all: it was the walk to the firepit, the one act no innocent</w:t>
+      </w:r>
+      <w:r>
+        <w:t xml:space="preserve"> </w:t>
+      </w:r>
+      <w:r>
+        <w:t xml:space="preserve">man performs. Anyone can confess falsely. Only the killer can take you to the</w:t>
+      </w:r>
+      <w:r>
+        <w:t xml:space="preserve"> </w:t>
+      </w:r>
+      <w:r>
+        <w:t xml:space="preserve">bones.</w:t>
+      </w:r>
+    </w:p>
+    <w:p>
+      <w:r>
+        <w:pict>
+          <v:rect style="width:0;height:1.5pt" o:hralign="center" o:hrstd="t" o:hr="t"/>
+        </w:pict>
+      </w:r>
+    </w:p>
+    <w:p>
+      <w:pPr>
+        <w:pStyle w:val="BlockText"/>
+      </w:pPr>
+      <w:r>
+        <w:rPr>
+          <w:bCs/>
+          <w:b/>
+        </w:rPr>
+        <w:t xml:space="preserve">📖 Read the case yourself:</w:t>
+      </w:r>
+      <w:r>
+        <w:t xml:space="preserve"> </w:t>
+      </w:r>
+      <w:r>
+        <w:rPr>
+          <w:iCs/>
+          <w:i/>
+        </w:rPr>
+        <w:t xml:space="preserve">R. v. Mack</w:t>
+      </w:r>
+      <w:r>
+        <w:t xml:space="preserve">, 2014 SCC 58, [2014] 3 S.C.R. 3,</w:t>
+      </w:r>
+      <w:r>
+        <w:t xml:space="preserve"> </w:t>
+      </w:r>
+      <w:r>
+        <w:t xml:space="preserve">Supreme Court of Canada, decided September 26, 2014 (Moldaver J., for a</w:t>
+      </w:r>
+      <w:r>
+        <w:t xml:space="preserve"> </w:t>
+      </w:r>
+      <w:r>
+        <w:t xml:space="preserve">unanimous seven-judge Court).</w:t>
+      </w:r>
+      <w:r>
+        <w:t xml:space="preserve"> </w:t>
+      </w:r>
+      <w:r>
+        <w:t xml:space="preserve">Free online:</w:t>
+      </w:r>
+      <w:r>
+        <w:t xml:space="preserve"> </w:t>
+      </w:r>
+      <w:hyperlink r:id="rId82">
+        <w:r>
+          <w:rPr>
+            <w:rStyle w:val="Hyperlink"/>
+          </w:rPr>
+          <w:t xml:space="preserve">CanLII</w:t>
+        </w:r>
+      </w:hyperlink>
+      <w:r>
+        <w:t xml:space="preserve">.</w:t>
+      </w:r>
+      <w:r>
+        <w:t xml:space="preserve"> </w:t>
+      </w:r>
+      <w:r>
+        <w:t xml:space="preserve">The facts and the operation are set out at paras. 4–20; the reliability</w:t>
+      </w:r>
+      <w:r>
+        <w:t xml:space="preserve"> </w:t>
+      </w:r>
+      <w:r>
+        <w:t xml:space="preserve">analysis of the confessions follows.</w:t>
+      </w:r>
+      <w:r>
+        <w:t xml:space="preserve"> </w:t>
+      </w:r>
+      <w:r>
+        <w:rPr>
+          <w:bCs/>
+          <w:b/>
+        </w:rPr>
+        <w:t xml:space="preserve">Companion chapter:</w:t>
+      </w:r>
+      <w:r>
+        <w:t xml:space="preserve"> </w:t>
+      </w:r>
+      <w:r>
+        <w:rPr>
+          <w:iCs/>
+          <w:i/>
+        </w:rPr>
+        <w:t xml:space="preserve">R. v. Hart</w:t>
+      </w:r>
+      <w:r>
+        <w:t xml:space="preserve">, 2014 SCC 52 (Chapter 31) — the case</w:t>
+      </w:r>
+      <w:r>
+        <w:t xml:space="preserve"> </w:t>
+      </w:r>
+      <w:r>
+        <w:t xml:space="preserve">that built the framework this confession survived.</w:t>
+      </w:r>
+    </w:p>
+    <w:bookmarkEnd w:id="83"/>
+    <w:bookmarkEnd w:id="84"/>
     <w:sectPr/>
   </w:body>
 </w:document>

--- a/book/word/How Not to Get Away With Murder - Master.docx
+++ b/book/word/How Not to Get Away With Murder - Master.docx
@@ -17,7 +17,7 @@
         <w:pStyle w:val="Heading3"/>
       </w:pPr>
       <w:r>
-        <w:t xml:space="preserve">True stories of the evidence that caught them — anchored to the court decisions that prove it</w:t>
+        <w:t xml:space="preserve">True stories of the evidence that caught them, anchored to the court decisions that prove it</w:t>
       </w:r>
     </w:p>
     <w:p>
@@ -50,7 +50,7 @@
         <w:t xml:space="preserve"> </w:t>
       </w:r>
       <w:r>
-        <w:t xml:space="preserve">decision — from the Supreme Court of Canada, the provincial Courts of Appeal,</w:t>
+        <w:t xml:space="preserve">decision: from the Supreme Court of Canada, the provincial Courts of Appeal,</w:t>
       </w:r>
       <w:r>
         <w:t xml:space="preserve"> </w:t>
@@ -89,7 +89,7 @@
         <w:t xml:space="preserve">How Not to Get Away With Murder</w:t>
       </w:r>
     </w:p>
-    <w:bookmarkStart w:id="23" w:name="Xd4cbb549e59c79505a09d42e3d951df4b7125d5"/>
+    <w:bookmarkStart w:id="23" w:name="X4ef3dd4f86b98808b09ad02ce33eef6076c052e"/>
     <w:p>
       <w:pPr>
         <w:pStyle w:val="Heading2"/>
@@ -105,7 +105,7 @@
           <w:iCs/>
           <w:i/>
         </w:rPr>
-        <w:t xml:space="preserve">(working draft v2 — Canada + United States)</w:t>
+        <w:t xml:space="preserve">(working draft v2 - Canada + United States)</w:t>
       </w:r>
     </w:p>
     <w:p>
@@ -141,7 +141,7 @@
         <w:t xml:space="preserve"> </w:t>
       </w:r>
       <w:r>
-        <w:t xml:space="preserve">within each forensic theme — because the science doesn’t stop at the border,</w:t>
+        <w:t xml:space="preserve">within each forensic theme - because the science doesn’t stop at the border,</w:t>
       </w:r>
       <w:r>
         <w:t xml:space="preserve"> </w:t>
@@ -213,7 +213,7 @@
         <w:t xml:space="preserve"> </w:t>
       </w:r>
       <w:r>
-        <w:t xml:space="preserve">Every chapter is a self-contained short story —</w:t>
+        <w:t xml:space="preserve">Every chapter is a self-contained short story -</w:t>
       </w:r>
       <w:r>
         <w:t xml:space="preserve"> </w:t>
@@ -259,13 +259,13 @@
         </w:pict>
       </w:r>
     </w:p>
-    <w:bookmarkStart w:id="22" w:name="X6695b5a1d37eb10876d9f30da90915883270c2d"/>
+    <w:bookmarkStart w:id="22" w:name="X5d9a273598f13d4ab2079bed2ec7510bc0c85c7"/>
     <w:p>
       <w:pPr>
         <w:pStyle w:val="Heading3"/>
       </w:pPr>
       <w:r>
-        <w:t xml:space="preserve">Introduction — The Smoking Gun Is Rarely a Gun</w:t>
+        <w:t xml:space="preserve">Introduction - The Smoking Gun Is Rarely a Gun</w:t>
       </w:r>
     </w:p>
     <w:p>
@@ -279,7 +279,7 @@
         <w:t xml:space="preserve"> </w:t>
       </w:r>
       <w:r>
-        <w:t xml:space="preserve">stop leaving — in cell towers, on their own hands, in their search bars, on their</w:t>
+        <w:t xml:space="preserve">stop leaving - in cell towers, on their own hands, in their search bars, on their</w:t>
       </w:r>
       <w:r>
         <w:t xml:space="preserve"> </w:t>
@@ -303,13 +303,13 @@
     </w:p>
     <w:bookmarkEnd w:id="22"/>
     <w:bookmarkEnd w:id="23"/>
-    <w:bookmarkStart w:id="24" w:name="part-i-what-the-body-kept"/>
+    <w:bookmarkStart w:id="24" w:name="part-i---what-the-body-kept"/>
     <w:p>
       <w:pPr>
         <w:pStyle w:val="Heading2"/>
       </w:pPr>
       <w:r>
-        <w:t xml:space="preserve">PART I — WHAT THE BODY KEPT</w:t>
+        <w:t xml:space="preserve">PART I - WHAT THE BODY KEPT</w:t>
       </w:r>
     </w:p>
     <w:p>
@@ -321,7 +321,7 @@
           <w:iCs/>
           <w:i/>
         </w:rPr>
-        <w:t xml:space="preserve">DNA, genetic genealogy, trace evidence, and toxicology — the science of what a</w:t>
+        <w:t xml:space="preserve">DNA, genetic genealogy, trace evidence, and toxicology - the science of what a</w:t>
       </w:r>
       <w:r>
         <w:rPr>
@@ -357,7 +357,7 @@
         <w:t xml:space="preserve"> </w:t>
       </w:r>
       <w:r>
-        <w:t xml:space="preserve">— 🇨🇦</w:t>
+        <w:t xml:space="preserve">- 🇨🇦</w:t>
       </w:r>
       <w:r>
         <w:t xml:space="preserve"> </w:t>
@@ -395,7 +395,7 @@
         <w:t xml:space="preserve"> </w:t>
       </w:r>
       <w:r>
-        <w:t xml:space="preserve">— 🇨🇦</w:t>
+        <w:t xml:space="preserve">- 🇨🇦</w:t>
       </w:r>
       <w:r>
         <w:t xml:space="preserve"> </w:t>
@@ -411,7 +411,7 @@
         <w:t xml:space="preserve"> </w:t>
       </w:r>
       <w:r>
-        <w:t xml:space="preserve">(NB CA, 1994) — Canada’s first DNA murder conviction</w:t>
+        <w:t xml:space="preserve">(NB CA, 1994) - Canada’s first DNA murder conviction</w:t>
       </w:r>
     </w:p>
     <w:p>
@@ -433,7 +433,7 @@
         <w:t xml:space="preserve"> </w:t>
       </w:r>
       <w:r>
-        <w:t xml:space="preserve">— 🇨🇦</w:t>
+        <w:t xml:space="preserve">- 🇨🇦</w:t>
       </w:r>
       <w:r>
         <w:t xml:space="preserve"> </w:t>
@@ -471,7 +471,7 @@
         <w:t xml:space="preserve"> </w:t>
       </w:r>
       <w:r>
-        <w:t xml:space="preserve">— 🇨🇦</w:t>
+        <w:t xml:space="preserve">- 🇨🇦</w:t>
       </w:r>
       <w:r>
         <w:t xml:space="preserve"> </w:t>
@@ -487,7 +487,7 @@
         <w:t xml:space="preserve"> </w:t>
       </w:r>
       <w:r>
-        <w:t xml:space="preserve">(ON CA/SCC, 1998–99) — fibres + hair + DNA</w:t>
+        <w:t xml:space="preserve">(ON CA/SCC, 1998–99) - fibres + hair + DNA</w:t>
       </w:r>
     </w:p>
     <w:p>
@@ -509,7 +509,7 @@
         <w:t xml:space="preserve"> </w:t>
       </w:r>
       <w:r>
-        <w:t xml:space="preserve">— 🇺🇸</w:t>
+        <w:t xml:space="preserve">- 🇺🇸</w:t>
       </w:r>
       <w:r>
         <w:t xml:space="preserve"> </w:t>
@@ -525,7 +525,7 @@
         <w:t xml:space="preserve"> </w:t>
       </w:r>
       <w:r>
-        <w:t xml:space="preserve">(Wash., 2022) — the first genetic-genealogy trial</w:t>
+        <w:t xml:space="preserve">(Wash., 2022) - the first genetic-genealogy trial</w:t>
       </w:r>
     </w:p>
     <w:p>
@@ -547,7 +547,7 @@
         <w:t xml:space="preserve"> </w:t>
       </w:r>
       <w:r>
-        <w:t xml:space="preserve">— 🇺🇸</w:t>
+        <w:t xml:space="preserve">- 🇺🇸</w:t>
       </w:r>
       <w:r>
         <w:t xml:space="preserve"> </w:t>
@@ -563,7 +563,7 @@
         <w:t xml:space="preserve"> </w:t>
       </w:r>
       <w:r>
-        <w:t xml:space="preserve">(Wash. Ct. App., 2023) — the technique upheld</w:t>
+        <w:t xml:space="preserve">(Wash. Ct. App., 2023) - the technique upheld</w:t>
       </w:r>
     </w:p>
     <w:p>
@@ -585,7 +585,7 @@
         <w:t xml:space="preserve"> </w:t>
       </w:r>
       <w:r>
-        <w:t xml:space="preserve">🇺🇸 the Golden State Killer (DeAngelo) — the cold case that launched it all (no appeal)</w:t>
+        <w:t xml:space="preserve">🇺🇸 the Golden State Killer (DeAngelo) - the cold case that launched it all (no appeal)</w:t>
       </w:r>
     </w:p>
     <w:p>
@@ -645,7 +645,7 @@
         <w:t xml:space="preserve"> </w:t>
       </w:r>
       <w:r>
-        <w:t xml:space="preserve">— 🇺🇸</w:t>
+        <w:t xml:space="preserve">- 🇺🇸</w:t>
       </w:r>
       <w:r>
         <w:t xml:space="preserve"> </w:t>
@@ -661,7 +661,7 @@
         <w:t xml:space="preserve"> </w:t>
       </w:r>
       <w:r>
-        <w:t xml:space="preserve">(Ga., 1983) — the Atlanta Child Murders fibre case</w:t>
+        <w:t xml:space="preserve">(Ga., 1983) - the Atlanta Child Murders fibre case</w:t>
       </w:r>
     </w:p>
     <w:p>
@@ -683,7 +683,7 @@
         <w:t xml:space="preserve"> </w:t>
       </w:r>
       <w:r>
-        <w:t xml:space="preserve">— 🇺🇸</w:t>
+        <w:t xml:space="preserve">- 🇺🇸</w:t>
       </w:r>
       <w:r>
         <w:t xml:space="preserve"> </w:t>
@@ -699,17 +699,17 @@
         <w:t xml:space="preserve"> </w:t>
       </w:r>
       <w:r>
-        <w:t xml:space="preserve">(Ga., 2007) — two men, years apart, one poisoner</w:t>
+        <w:t xml:space="preserve">(Ga., 2007) - two men, years apart, one poisoner</w:t>
       </w:r>
     </w:p>
     <w:bookmarkEnd w:id="24"/>
-    <w:bookmarkStart w:id="25" w:name="part-ii-the-phone-in-your-pocket"/>
+    <w:bookmarkStart w:id="25" w:name="part-ii---the-phone-in-your-pocket"/>
     <w:p>
       <w:pPr>
         <w:pStyle w:val="Heading2"/>
       </w:pPr>
       <w:r>
-        <w:t xml:space="preserve">PART II — THE PHONE IN YOUR POCKET</w:t>
+        <w:t xml:space="preserve">PART II - THE PHONE IN YOUR POCKET</w:t>
       </w:r>
     </w:p>
     <w:p>
@@ -721,7 +721,7 @@
           <w:iCs/>
           <w:i/>
         </w:rPr>
-        <w:t xml:space="preserve">Cell-tower pings, GPS, geotags, and licence-plate readers — the machines that</w:t>
+        <w:t xml:space="preserve">Cell-tower pings, GPS, geotags, and licence-plate readers - the machines that</w:t>
       </w:r>
       <w:r>
         <w:rPr>
@@ -785,7 +785,7 @@
         <w:t xml:space="preserve"> </w:t>
       </w:r>
       <w:r>
-        <w:t xml:space="preserve">(2012) — the two rulings that decided when the phone in your pocket needs a</w:t>
+        <w:t xml:space="preserve">(2012) - the two rulings that decided when the phone in your pocket needs a</w:t>
       </w:r>
       <w:r>
         <w:t xml:space="preserve"> </w:t>
@@ -813,7 +813,7 @@
         <w:t xml:space="preserve"> </w:t>
       </w:r>
       <w:r>
-        <w:t xml:space="preserve">— 🇨🇦</w:t>
+        <w:t xml:space="preserve">- 🇨🇦</w:t>
       </w:r>
       <w:r>
         <w:t xml:space="preserve"> </w:t>
@@ -911,7 +911,7 @@
           <w:iCs/>
           <w:i/>
         </w:rPr>
-        <w:t xml:space="preserve">texts, video trail, and the Eliminator; the cell-tower correlation from news coverage isn’t in it — chapter follows the judgment.)</w:t>
+        <w:t xml:space="preserve">texts, video trail, and the Eliminator; the cell-tower correlation from news coverage isn’t in it - chapter follows the judgment.)</w:t>
       </w:r>
     </w:p>
     <w:p>
@@ -933,7 +933,7 @@
         <w:t xml:space="preserve"> </w:t>
       </w:r>
       <w:r>
-        <w:t xml:space="preserve">— 🇨🇦</w:t>
+        <w:t xml:space="preserve">- 🇨🇦</w:t>
       </w:r>
       <w:r>
         <w:t xml:space="preserve"> </w:t>
@@ -971,7 +971,7 @@
         <w:t xml:space="preserve"> </w:t>
       </w:r>
       <w:r>
-        <w:t xml:space="preserve">— 🇨🇦</w:t>
+        <w:t xml:space="preserve">- 🇨🇦</w:t>
       </w:r>
       <w:r>
         <w:t xml:space="preserve"> </w:t>
@@ -1014,7 +1014,7 @@
           <w:bCs/>
           <w:b/>
         </w:rPr>
-        <w:t xml:space="preserve">He rented the getaway car under a fake name — and the fake name is exactly why the car’s testimony could never be thrown out.</w:t>
+        <w:t xml:space="preserve">He rented the getaway car under a fake name - and the fake name is exactly why the car’s testimony could never be thrown out.</w:t>
       </w:r>
     </w:p>
     <w:p>
@@ -1036,7 +1036,7 @@
         <w:t xml:space="preserve"> </w:t>
       </w:r>
       <w:r>
-        <w:t xml:space="preserve">— 🇨🇦</w:t>
+        <w:t xml:space="preserve">- 🇨🇦</w:t>
       </w:r>
       <w:r>
         <w:t xml:space="preserve"> </w:t>
@@ -1074,7 +1074,7 @@
         <w:t xml:space="preserve"> </w:t>
       </w:r>
       <w:r>
-        <w:t xml:space="preserve">— 🇺🇸</w:t>
+        <w:t xml:space="preserve">- 🇺🇸</w:t>
       </w:r>
       <w:r>
         <w:t xml:space="preserve"> </w:t>
@@ -1090,7 +1090,7 @@
         <w:t xml:space="preserve"> </w:t>
       </w:r>
       <w:r>
-        <w:t xml:space="preserve">(Scott Peterson) (Cal., 2020) — GPS to the exact patch of bay 🔶</w:t>
+        <w:t xml:space="preserve">(Scott Peterson) (Cal., 2020) - GPS to the exact patch of bay 🔶</w:t>
       </w:r>
     </w:p>
     <w:p>
@@ -1112,7 +1112,7 @@
         <w:t xml:space="preserve"> </w:t>
       </w:r>
       <w:r>
-        <w:t xml:space="preserve">— 🇺🇸</w:t>
+        <w:t xml:space="preserve">- 🇺🇸</w:t>
       </w:r>
       <w:r>
         <w:t xml:space="preserve"> </w:t>
@@ -1128,7 +1128,7 @@
         <w:t xml:space="preserve"> </w:t>
       </w:r>
       <w:r>
-        <w:t xml:space="preserve">(Minn., 2024) — an accidental geotag</w:t>
+        <w:t xml:space="preserve">(Minn., 2024) - an accidental geotag</w:t>
       </w:r>
     </w:p>
     <w:p>
@@ -1150,7 +1150,7 @@
         <w:t xml:space="preserve"> </w:t>
       </w:r>
       <w:r>
-        <w:t xml:space="preserve">— 🇺🇸</w:t>
+        <w:t xml:space="preserve">- 🇺🇸</w:t>
       </w:r>
       <w:r>
         <w:t xml:space="preserve"> </w:t>
@@ -1166,17 +1166,17 @@
         <w:t xml:space="preserve"> </w:t>
       </w:r>
       <w:r>
-        <w:t xml:space="preserve">(La., 2025) — ALPR tracks the getaway car</w:t>
+        <w:t xml:space="preserve">(La., 2025) - ALPR tracks the getaway car</w:t>
       </w:r>
     </w:p>
     <w:bookmarkEnd w:id="25"/>
-    <w:bookmarkStart w:id="26" w:name="part-iii-what-you-typed-what-you-saved"/>
+    <w:bookmarkStart w:id="26" w:name="part-iii---what-you-typed-what-you-saved"/>
     <w:p>
       <w:pPr>
         <w:pStyle w:val="Heading2"/>
       </w:pPr>
       <w:r>
-        <w:t xml:space="preserve">PART III — WHAT YOU TYPED, WHAT YOU SAVED</w:t>
+        <w:t xml:space="preserve">PART III - WHAT YOU TYPED, WHAT YOU SAVED</w:t>
       </w:r>
     </w:p>
     <w:p>
@@ -1188,7 +1188,7 @@
           <w:iCs/>
           <w:i/>
         </w:rPr>
-        <w:t xml:space="preserve">Search history, deleted files, chat logs — the confession you type when you</w:t>
+        <w:t xml:space="preserve">Search history, deleted files, chat logs - the confession you type when you</w:t>
       </w:r>
       <w:r>
         <w:rPr>
@@ -1224,7 +1224,7 @@
         <w:t xml:space="preserve"> </w:t>
       </w:r>
       <w:r>
-        <w:t xml:space="preserve">— 🇨🇦</w:t>
+        <w:t xml:space="preserve">- 🇨🇦</w:t>
       </w:r>
       <w:r>
         <w:t xml:space="preserve"> </w:t>
@@ -1267,7 +1267,7 @@
           <w:bCs/>
           <w:b/>
         </w:rPr>
-        <w:t xml:space="preserve">The patent he felt cheated over never earned a dollar. He killed three people for it anyway — and hid a hard drive that remembered every search.</w:t>
+        <w:t xml:space="preserve">The patent he felt cheated over never earned a dollar. He killed three people for it anyway - and hid a hard drive that remembered every search.</w:t>
       </w:r>
     </w:p>
     <w:p>
@@ -1319,7 +1319,7 @@
         <w:t xml:space="preserve"> </w:t>
       </w:r>
       <w:r>
-        <w:t xml:space="preserve">— 🇨🇦</w:t>
+        <w:t xml:space="preserve">- 🇨🇦</w:t>
       </w:r>
       <w:r>
         <w:t xml:space="preserve"> </w:t>
@@ -1357,7 +1357,7 @@
         <w:t xml:space="preserve"> </w:t>
       </w:r>
       <w:r>
-        <w:t xml:space="preserve">— 🇨🇦</w:t>
+        <w:t xml:space="preserve">- 🇨🇦</w:t>
       </w:r>
       <w:r>
         <w:t xml:space="preserve"> </w:t>
@@ -1395,7 +1395,7 @@
         <w:t xml:space="preserve"> </w:t>
       </w:r>
       <w:r>
-        <w:t xml:space="preserve">— 🇺🇸</w:t>
+        <w:t xml:space="preserve">- 🇺🇸</w:t>
       </w:r>
       <w:r>
         <w:t xml:space="preserve"> </w:t>
@@ -1496,7 +1496,7 @@
           <w:iCs/>
           <w:i/>
         </w:rPr>
-        <w:t xml:space="preserve">evidence lives in companion authority Jensen II, 2011 WI App 3 — on the pull list.)</w:t>
+        <w:t xml:space="preserve">evidence lives in companion authority Jensen II, 2011 WI App 3 - on the pull list.)</w:t>
       </w:r>
     </w:p>
     <w:p>
@@ -1518,7 +1518,7 @@
         <w:t xml:space="preserve"> </w:t>
       </w:r>
       <w:r>
-        <w:t xml:space="preserve">— 🇺🇸</w:t>
+        <w:t xml:space="preserve">- 🇺🇸</w:t>
       </w:r>
       <w:r>
         <w:t xml:space="preserve"> </w:t>
@@ -1534,17 +1534,17 @@
         <w:t xml:space="preserve"> </w:t>
       </w:r>
       <w:r>
-        <w:t xml:space="preserve">(Fla., 2009) — staging a beach shooting</w:t>
+        <w:t xml:space="preserve">(Fla., 2009) - staging a beach shooting</w:t>
       </w:r>
     </w:p>
     <w:bookmarkEnd w:id="26"/>
-    <w:bookmarkStart w:id="27" w:name="part-iv-the-device-that-watched-you"/>
+    <w:bookmarkStart w:id="27" w:name="part-iv---the-device-that-watched-you"/>
     <w:p>
       <w:pPr>
         <w:pStyle w:val="Heading2"/>
       </w:pPr>
       <w:r>
-        <w:t xml:space="preserve">PART IV — THE DEVICE THAT WATCHED YOU</w:t>
+        <w:t xml:space="preserve">PART IV - THE DEVICE THAT WATCHED YOU</w:t>
       </w:r>
     </w:p>
     <w:p>
@@ -1556,7 +1556,7 @@
           <w:iCs/>
           <w:i/>
         </w:rPr>
-        <w:t xml:space="preserve">Fitness trackers, smart speakers, pacemakers, and the black box in your car —</w:t>
+        <w:t xml:space="preserve">Fitness trackers, smart speakers, pacemakers, and the black box in your car -</w:t>
       </w:r>
       <w:r>
         <w:rPr>
@@ -1592,7 +1592,7 @@
         <w:t xml:space="preserve"> </w:t>
       </w:r>
       <w:r>
-        <w:t xml:space="preserve">— 🇺🇸</w:t>
+        <w:t xml:space="preserve">- 🇺🇸</w:t>
       </w:r>
       <w:r>
         <w:t xml:space="preserve"> </w:t>
@@ -1657,7 +1657,7 @@
         <w:t xml:space="preserve"> </w:t>
       </w:r>
       <w:r>
-        <w:t xml:space="preserve">— 🇺🇸</w:t>
+        <w:t xml:space="preserve">- 🇺🇸</w:t>
       </w:r>
       <w:r>
         <w:t xml:space="preserve"> </w:t>
@@ -1722,7 +1722,7 @@
         <w:t xml:space="preserve"> </w:t>
       </w:r>
       <w:r>
-        <w:t xml:space="preserve">— 🇺🇸</w:t>
+        <w:t xml:space="preserve">- 🇺🇸</w:t>
       </w:r>
       <w:r>
         <w:t xml:space="preserve"> </w:t>
@@ -1754,7 +1754,7 @@
         <w:t xml:space="preserve"> </w:t>
       </w:r>
       <w:r>
-        <w:t xml:space="preserve">(Cal., 2011) 🔶 — the black-box privacy fight</w:t>
+        <w:t xml:space="preserve">(Cal., 2011) 🔶 - the black-box privacy fight</w:t>
       </w:r>
     </w:p>
     <w:p>
@@ -1770,23 +1770,23 @@
           <w:iCs/>
           <w:i/>
         </w:rPr>
-        <w:t xml:space="preserve">Sidebar — The Device That Almost Testified:</w:t>
-      </w:r>
-      <w:r>
-        <w:t xml:space="preserve"> </w:t>
-      </w:r>
-      <w:r>
-        <w:t xml:space="preserve">the Alexa cases (Bates, Crespo, Verrill), the Aiello Fitbit heartbeat, the Compton pacemaker — famous, but none convicted-on-appeal 🔶</w:t>
+        <w:t xml:space="preserve">Sidebar - The Device That Almost Testified:</w:t>
+      </w:r>
+      <w:r>
+        <w:t xml:space="preserve"> </w:t>
+      </w:r>
+      <w:r>
+        <w:t xml:space="preserve">the Alexa cases (Bates, Crespo, Verrill), the Aiello Fitbit heartbeat, the Compton pacemaker - famous, but none convicted-on-appeal 🔶</w:t>
       </w:r>
     </w:p>
     <w:bookmarkEnd w:id="27"/>
-    <w:bookmarkStart w:id="28" w:name="part-v-the-gun-and-the-residue"/>
+    <w:bookmarkStart w:id="28" w:name="part-v---the-gun-and-the-residue"/>
     <w:p>
       <w:pPr>
         <w:pStyle w:val="Heading2"/>
       </w:pPr>
       <w:r>
-        <w:t xml:space="preserve">PART V — THE GUN AND THE RESIDUE</w:t>
+        <w:t xml:space="preserve">PART V - THE GUN AND THE RESIDUE</w:t>
       </w:r>
     </w:p>
     <w:p>
@@ -1798,7 +1798,7 @@
           <w:iCs/>
           <w:i/>
         </w:rPr>
-        <w:t xml:space="preserve">Gunshot residue, ballistics, and toolmarks — what a fired weapon leaves behind.</w:t>
+        <w:t xml:space="preserve">Gunshot residue, ballistics, and toolmarks - what a fired weapon leaves behind.</w:t>
       </w:r>
     </w:p>
     <w:p>
@@ -1820,7 +1820,7 @@
         <w:t xml:space="preserve"> </w:t>
       </w:r>
       <w:r>
-        <w:t xml:space="preserve">— 🇨🇦</w:t>
+        <w:t xml:space="preserve">- 🇨🇦</w:t>
       </w:r>
       <w:r>
         <w:t xml:space="preserve"> </w:t>
@@ -1858,7 +1858,7 @@
         <w:t xml:space="preserve"> </w:t>
       </w:r>
       <w:r>
-        <w:t xml:space="preserve">— 🇨🇦</w:t>
+        <w:t xml:space="preserve">- 🇨🇦</w:t>
       </w:r>
       <w:r>
         <w:t xml:space="preserve"> </w:t>
@@ -1896,7 +1896,7 @@
         <w:t xml:space="preserve"> </w:t>
       </w:r>
       <w:r>
-        <w:t xml:space="preserve">— 🇨🇦</w:t>
+        <w:t xml:space="preserve">- 🇨🇦</w:t>
       </w:r>
       <w:r>
         <w:t xml:space="preserve"> </w:t>
@@ -1916,13 +1916,13 @@
       </w:r>
     </w:p>
     <w:bookmarkEnd w:id="28"/>
-    <w:bookmarkStart w:id="29" w:name="part-vi-the-staged-scene"/>
+    <w:bookmarkStart w:id="29" w:name="part-vi---the-staged-scene"/>
     <w:p>
       <w:pPr>
         <w:pStyle w:val="Heading2"/>
       </w:pPr>
       <w:r>
-        <w:t xml:space="preserve">PART VI — THE STAGED SCENE</w:t>
+        <w:t xml:space="preserve">PART VI - THE STAGED SCENE</w:t>
       </w:r>
     </w:p>
     <w:p>
@@ -1970,7 +1970,7 @@
         <w:t xml:space="preserve"> </w:t>
       </w:r>
       <w:r>
-        <w:t xml:space="preserve">— 🇨🇦</w:t>
+        <w:t xml:space="preserve">- 🇨🇦</w:t>
       </w:r>
       <w:r>
         <w:t xml:space="preserve"> </w:t>
@@ -2008,7 +2008,7 @@
         <w:t xml:space="preserve"> </w:t>
       </w:r>
       <w:r>
-        <w:t xml:space="preserve">— 🇨🇦</w:t>
+        <w:t xml:space="preserve">- 🇨🇦</w:t>
       </w:r>
       <w:r>
         <w:t xml:space="preserve"> </w:t>
@@ -2046,7 +2046,7 @@
         <w:t xml:space="preserve"> </w:t>
       </w:r>
       <w:r>
-        <w:t xml:space="preserve">— 🇺🇸</w:t>
+        <w:t xml:space="preserve">- 🇺🇸</w:t>
       </w:r>
       <w:r>
         <w:t xml:space="preserve"> </w:t>
@@ -2099,7 +2099,7 @@
         <w:t xml:space="preserve"> </w:t>
       </w:r>
       <w:r>
-        <w:t xml:space="preserve">— 🇺🇸</w:t>
+        <w:t xml:space="preserve">- 🇺🇸</w:t>
       </w:r>
       <w:r>
         <w:t xml:space="preserve"> </w:t>
@@ -2115,17 +2115,17 @@
         <w:t xml:space="preserve"> </w:t>
       </w:r>
       <w:r>
-        <w:t xml:space="preserve">(Tex., 2004) — no powder burns, no suicide</w:t>
+        <w:t xml:space="preserve">(Tex., 2004) - no powder burns, no suicide</w:t>
       </w:r>
     </w:p>
     <w:bookmarkEnd w:id="29"/>
-    <w:bookmarkStart w:id="30" w:name="part-vii-in-their-own-words"/>
+    <w:bookmarkStart w:id="30" w:name="part-vii---in-their-own-words"/>
     <w:p>
       <w:pPr>
         <w:pStyle w:val="Heading2"/>
       </w:pPr>
       <w:r>
-        <w:t xml:space="preserve">PART VII — IN THEIR OWN WORDS</w:t>
+        <w:t xml:space="preserve">PART VII - IN THEIR OWN WORDS</w:t>
       </w:r>
     </w:p>
     <w:p>
@@ -2137,7 +2137,7 @@
           <w:iCs/>
           <w:i/>
         </w:rPr>
-        <w:t xml:space="preserve">Confessions, undercover stings, wiretaps, and informants — the distinctively</w:t>
+        <w:t xml:space="preserve">Confessions, undercover stings, wiretaps, and informants - the distinctively</w:t>
       </w:r>
       <w:r>
         <w:rPr>
@@ -2173,7 +2173,7 @@
         <w:t xml:space="preserve"> </w:t>
       </w:r>
       <w:r>
-        <w:t xml:space="preserve">— 🇨🇦</w:t>
+        <w:t xml:space="preserve">- 🇨🇦</w:t>
       </w:r>
       <w:r>
         <w:t xml:space="preserve"> </w:t>
@@ -2244,7 +2244,7 @@
         <w:t xml:space="preserve"> </w:t>
       </w:r>
       <w:r>
-        <w:t xml:space="preserve">— 🇨🇦</w:t>
+        <w:t xml:space="preserve">- 🇨🇦</w:t>
       </w:r>
       <w:r>
         <w:t xml:space="preserve"> </w:t>
@@ -2351,7 +2351,7 @@
         <w:t xml:space="preserve"> </w:t>
       </w:r>
       <w:r>
-        <w:t xml:space="preserve">— 🇨🇦</w:t>
+        <w:t xml:space="preserve">- 🇨🇦</w:t>
       </w:r>
       <w:r>
         <w:t xml:space="preserve"> </w:t>
@@ -2389,7 +2389,7 @@
         <w:t xml:space="preserve"> </w:t>
       </w:r>
       <w:r>
-        <w:t xml:space="preserve">— 🇨🇦</w:t>
+        <w:t xml:space="preserve">- 🇨🇦</w:t>
       </w:r>
       <w:r>
         <w:t xml:space="preserve"> </w:t>
@@ -2427,7 +2427,7 @@
         <w:t xml:space="preserve"> </w:t>
       </w:r>
       <w:r>
-        <w:t xml:space="preserve">— 🇨🇦</w:t>
+        <w:t xml:space="preserve">- 🇨🇦</w:t>
       </w:r>
       <w:r>
         <w:t xml:space="preserve"> </w:t>
@@ -2465,7 +2465,7 @@
         <w:t xml:space="preserve"> </w:t>
       </w:r>
       <w:r>
-        <w:t xml:space="preserve">— 🇨🇦</w:t>
+        <w:t xml:space="preserve">- 🇨🇦</w:t>
       </w:r>
       <w:r>
         <w:t xml:space="preserve"> </w:t>
@@ -2485,13 +2485,13 @@
       </w:r>
     </w:p>
     <w:bookmarkEnd w:id="30"/>
-    <w:bookmarkStart w:id="31" w:name="Xee8a3e9b4ed17f7532ab39afe0a6f8c27e1a71f"/>
+    <w:bookmarkStart w:id="31" w:name="X341982b6d7e761e79db2beec3e654465faff875"/>
     <w:p>
       <w:pPr>
         <w:pStyle w:val="Heading2"/>
       </w:pPr>
       <w:r>
-        <w:t xml:space="preserve">PART VIII — WHEN THE SCIENCE LIES (AND WHEN IT SETS YOU FREE)</w:t>
+        <w:t xml:space="preserve">PART VIII - WHEN THE SCIENCE LIES (AND WHEN IT SETS YOU FREE)</w:t>
       </w:r>
     </w:p>
     <w:p>
@@ -2503,7 +2503,7 @@
           <w:iCs/>
           <w:i/>
         </w:rPr>
-        <w:t xml:space="preserve">The dark counterpoint: forensic techniques that convicted the innocent — and the</w:t>
+        <w:t xml:space="preserve">The dark counterpoint: forensic techniques that convicted the innocent - and the</w:t>
       </w:r>
       <w:r>
         <w:rPr>
@@ -2553,7 +2553,7 @@
         <w:t xml:space="preserve"> </w:t>
       </w:r>
       <w:r>
-        <w:t xml:space="preserve">— 🇺🇸</w:t>
+        <w:t xml:space="preserve">- 🇺🇸</w:t>
       </w:r>
       <w:r>
         <w:t xml:space="preserve"> </w:t>
@@ -2569,7 +2569,7 @@
         <w:t xml:space="preserve"> </w:t>
       </w:r>
       <w:r>
-        <w:t xml:space="preserve">(Fla., 1984) — bite marks at their most triumphant</w:t>
+        <w:t xml:space="preserve">(Fla., 1984) - bite marks at their most triumphant</w:t>
       </w:r>
     </w:p>
     <w:p>
@@ -2591,7 +2591,7 @@
         <w:t xml:space="preserve"> </w:t>
       </w:r>
       <w:r>
-        <w:t xml:space="preserve">— 🇺🇸</w:t>
+        <w:t xml:space="preserve">- 🇺🇸</w:t>
       </w:r>
       <w:r>
         <w:t xml:space="preserve"> </w:t>
@@ -2607,7 +2607,7 @@
         <w:t xml:space="preserve"> </w:t>
       </w:r>
       <w:r>
-        <w:t xml:space="preserve">(Ariz., 1995) 🔶 — the same science sends the wrong man to death row</w:t>
+        <w:t xml:space="preserve">(Ariz., 1995) 🔶 - the same science sends the wrong man to death row</w:t>
       </w:r>
     </w:p>
     <w:p>
@@ -2629,7 +2629,7 @@
         <w:t xml:space="preserve"> </w:t>
       </w:r>
       <w:r>
-        <w:t xml:space="preserve">— 🇺🇸</w:t>
+        <w:t xml:space="preserve">- 🇺🇸</w:t>
       </w:r>
       <w:r>
         <w:t xml:space="preserve"> </w:t>
@@ -2645,7 +2645,7 @@
         <w:t xml:space="preserve"> </w:t>
       </w:r>
       <w:r>
-        <w:t xml:space="preserve">(Miss., 2020) 🔶 — 26 years, then DNA</w:t>
+        <w:t xml:space="preserve">(Miss., 2020) 🔶 - 26 years, then DNA</w:t>
       </w:r>
     </w:p>
     <w:p>
@@ -2667,7 +2667,7 @@
         <w:t xml:space="preserve"> </w:t>
       </w:r>
       <w:r>
-        <w:t xml:space="preserve">— 🇺🇸</w:t>
+        <w:t xml:space="preserve">- 🇺🇸</w:t>
       </w:r>
       <w:r>
         <w:t xml:space="preserve"> </w:t>
@@ -2683,7 +2683,7 @@
         <w:t xml:space="preserve"> </w:t>
       </w:r>
       <w:r>
-        <w:t xml:space="preserve">(Nev., 2004) 🔶 — entomology clears the innocent</w:t>
+        <w:t xml:space="preserve">(Nev., 2004) 🔶 - entomology clears the innocent</w:t>
       </w:r>
     </w:p>
     <w:p>
@@ -2705,7 +2705,7 @@
         <w:t xml:space="preserve"> </w:t>
       </w:r>
       <w:r>
-        <w:t xml:space="preserve">— 🇨🇦</w:t>
+        <w:t xml:space="preserve">- 🇨🇦</w:t>
       </w:r>
       <w:r>
         <w:t xml:space="preserve"> </w:t>
@@ -2721,7 +2721,7 @@
         <w:t xml:space="preserve"> </w:t>
       </w:r>
       <w:r>
-        <w:t xml:space="preserve">(ON CA, 2007) 🔶 — the Canadian bookend</w:t>
+        <w:t xml:space="preserve">(ON CA, 2007) 🔶 - the Canadian bookend</w:t>
       </w:r>
     </w:p>
     <w:p>
@@ -2732,13 +2732,13 @@
       </w:r>
     </w:p>
     <w:bookmarkEnd w:id="31"/>
-    <w:bookmarkStart w:id="32" w:name="Xa52c047d5ca4c0c3d1f52e7756643f1a5fe6ea3"/>
+    <w:bookmarkStart w:id="32" w:name="X46b59cf0de93391fc75cac6a607bfed3643de92"/>
     <w:p>
       <w:pPr>
         <w:pStyle w:val="Heading2"/>
       </w:pPr>
       <w:r>
-        <w:t xml:space="preserve">APPENDIX — The Ones Without a Court of Appeal (Yet)</w:t>
+        <w:t xml:space="preserve">APPENDIX - The Ones Without a Court of Appeal (Yet)</w:t>
       </w:r>
     </w:p>
     <w:p>
@@ -2746,7 +2746,7 @@
         <w:pStyle w:val="FirstParagraph"/>
       </w:pPr>
       <w:r>
-        <w:t xml:space="preserve">Techniques that have caught killers but lack a qualifying appellate decision —</w:t>
+        <w:t xml:space="preserve">Techniques that have caught killers but lack a qualifying appellate decision -</w:t>
       </w:r>
       <w:r>
         <w:t xml:space="preserve"> </w:t>
@@ -2797,7 +2797,7 @@
           <w:iCs/>
           <w:i/>
         </w:rPr>
-        <w:t xml:space="preserve">reversed, suppressed, or inverted — a real story, told honestly. Verification</w:t>
+        <w:t xml:space="preserve">reversed, suppressed, or inverted - a real story, told honestly. Verification</w:t>
       </w:r>
       <w:r>
         <w:rPr>
@@ -2889,13 +2889,13 @@
     </w:p>
     <w:bookmarkEnd w:id="32"/>
     <w:bookmarkEnd w:id="33"/>
-    <w:bookmarkStart w:id="39" w:name="chapter-9-the-test-drive"/>
+    <w:bookmarkStart w:id="39" w:name="chapter-9---the-test-drive"/>
     <w:p>
       <w:pPr>
         <w:pStyle w:val="Heading1"/>
       </w:pPr>
       <w:r>
-        <w:t xml:space="preserve">Chapter 9 — The Test Drive</w:t>
+        <w:t xml:space="preserve">Chapter 9 - The Test Drive</w:t>
       </w:r>
     </w:p>
     <w:p>
@@ -2961,7 +2961,7 @@
         <w:pStyle w:val="BodyText"/>
       </w:pPr>
       <w:r>
-        <w:t xml:space="preserve">Two men arrived. The three of them went for a test drive — Dellen Millard</w:t>
+        <w:t xml:space="preserve">Two men arrived. The three of them went for a test drive; Dellen Millard</w:t>
       </w:r>
       <w:r>
         <w:t xml:space="preserve"> </w:t>
@@ -2995,7 +2995,7 @@
         <w:t xml:space="preserve"> </w:t>
       </w:r>
       <w:r>
-        <w:t xml:space="preserve">final step of a plan that had been months in the making — a plan that needed a</w:t>
+        <w:t xml:space="preserve">final step of a plan that had been months in the making; a plan that needed a</w:t>
       </w:r>
       <w:r>
         <w:t xml:space="preserve"> </w:t>
@@ -3053,16 +3053,13 @@
         <w:t xml:space="preserve">”</w:t>
       </w:r>
       <w:r>
-        <w:t xml:space="preserve"> </w:t>
-      </w:r>
-      <w:r>
-        <w:t xml:space="preserve">— to steal a truck. The same messages showed them</w:t>
-      </w:r>
-      <w:r>
-        <w:t xml:space="preserve"> </w:t>
-      </w:r>
-      <w:r>
-        <w:t xml:space="preserve">discussing the acquisition and preparation of something else: a ten-foot-tall</w:t>
+        <w:t xml:space="preserve">: to steal a truck. The same messages showed them</w:t>
+      </w:r>
+      <w:r>
+        <w:t xml:space="preserve"> </w:t>
+      </w:r>
+      <w:r>
+        <w:t xml:space="preserve">discussing the acquisition and preparation of something else, a ten-foot-tall</w:t>
       </w:r>
       <w:r>
         <w:t xml:space="preserve"> </w:t>
@@ -3160,7 +3157,7 @@
         <w:t xml:space="preserve"> </w:t>
       </w:r>
       <w:r>
-        <w:t xml:space="preserve">classified ad — because he had what the mission required, and because he would</w:t>
+        <w:t xml:space="preserve">classified ad; because he had what the mission required, and because he would</w:t>
       </w:r>
       <w:r>
         <w:t xml:space="preserve"> </w:t>
@@ -3239,13 +3236,13 @@
         <w:t xml:space="preserve"> </w:t>
       </w:r>
       <w:r>
-        <w:t xml:space="preserve">mother. His blood was spattered through the cabin; the passenger-side window —</w:t>
-      </w:r>
-      <w:r>
-        <w:t xml:space="preserve"> </w:t>
-      </w:r>
-      <w:r>
-        <w:t xml:space="preserve">Tim’s window — was broken. Millard’s fingerprints were on the rear-view mirror</w:t>
+        <w:t xml:space="preserve">mother. His blood was spattered through the cabin; the passenger-side window,</w:t>
+      </w:r>
+      <w:r>
+        <w:t xml:space="preserve"> </w:t>
+      </w:r>
+      <w:r>
+        <w:t xml:space="preserve">Tim’s window, was broken. Millard’s fingerprints were on the rear-view mirror</w:t>
       </w:r>
       <w:r>
         <w:t xml:space="preserve"> </w:t>
@@ -3303,7 +3300,7 @@
         <w:t xml:space="preserve"> </w:t>
       </w:r>
       <w:r>
-        <w:t xml:space="preserve">onto Smich — letters that became their own battleground at trial.</w:t>
+        <w:t xml:space="preserve">onto Smich; letters that became their own battleground at trial.</w:t>
       </w:r>
     </w:p>
     <w:bookmarkEnd w:id="35"/>
@@ -3327,7 +3324,7 @@
         <w:t xml:space="preserve"> </w:t>
       </w:r>
       <w:r>
-        <w:t xml:space="preserve">turned on each other — what the judgment calls</w:t>
+        <w:t xml:space="preserve">turned on each other; what the judgment calls</w:t>
       </w:r>
       <w:r>
         <w:t xml:space="preserve"> </w:t>
@@ -3401,7 +3398,7 @@
         <w:t xml:space="preserve"> </w:t>
       </w:r>
       <w:r>
-        <w:t xml:space="preserve">For the trial judge, the duel of co-accused had been a procedural minefield —</w:t>
+        <w:t xml:space="preserve">For the trial judge, the duel of co-accused had been a procedural minefield;</w:t>
       </w:r>
       <w:r>
         <w:t xml:space="preserve"> </w:t>
@@ -3413,7 +3410,7 @@
         <w:t xml:space="preserve"> </w:t>
       </w:r>
       <w:r>
-        <w:t xml:space="preserve">inflammatory closings — and it is that minefield, not the facts, that the</w:t>
+        <w:t xml:space="preserve">inflammatory closings. And it is that minefield, not the facts, that the</w:t>
       </w:r>
       <w:r>
         <w:t xml:space="preserve"> </w:t>
@@ -3479,7 +3476,7 @@
         <w:t xml:space="preserve"> </w:t>
       </w:r>
       <w:r>
-        <w:t xml:space="preserve">of the gun, the discussions of the Eliminator — a premeditated murder</w:t>
+        <w:t xml:space="preserve">of the gun, the discussions of the Eliminator; a premeditated murder</w:t>
       </w:r>
       <w:r>
         <w:t xml:space="preserve"> </w:t>
@@ -3635,18 +3632,18 @@
         <w:t xml:space="preserve">R. v. Millard</w:t>
       </w:r>
       <w:r>
-        <w:t xml:space="preserve">, 2023 ONCA 426 — Chapter 10).</w:t>
+        <w:t xml:space="preserve">, 2023 ONCA 426 - Chapter 10).</w:t>
       </w:r>
     </w:p>
     <w:bookmarkEnd w:id="38"/>
     <w:bookmarkEnd w:id="39"/>
-    <w:bookmarkStart w:id="45" w:name="chapter-11-never-rent-a-getaway-car"/>
+    <w:bookmarkStart w:id="45" w:name="chapter-11---never-rent-a-getaway-car"/>
     <w:p>
       <w:pPr>
         <w:pStyle w:val="Heading1"/>
       </w:pPr>
       <w:r>
-        <w:t xml:space="preserve">Chapter 11 — Never Rent a Getaway Car</w:t>
+        <w:t xml:space="preserve">Chapter 11 - Never Rent a Getaway Car</w:t>
       </w:r>
     </w:p>
     <w:p>
@@ -3658,7 +3655,7 @@
           <w:bCs/>
           <w:b/>
         </w:rPr>
-        <w:t xml:space="preserve">He rented the getaway car under a fake name — and the fake name is exactly</w:t>
+        <w:t xml:space="preserve">He rented the getaway car under a fake name, and the fake name is exactly</w:t>
       </w:r>
       <w:r>
         <w:rPr>
@@ -3706,13 +3703,13 @@
         <w:t xml:space="preserve"> </w:t>
       </w:r>
       <w:r>
-        <w:t xml:space="preserve">suffered thirty-one gunshot wounds — some from bullets that passed through him</w:t>
-      </w:r>
-      <w:r>
-        <w:t xml:space="preserve"> </w:t>
-      </w:r>
-      <w:r>
-        <w:t xml:space="preserve">and struck again — three of them in his heart. The shooter dropped the gun</w:t>
+        <w:t xml:space="preserve">suffered thirty-one gunshot wounds, some from bullets that passed through him</w:t>
+      </w:r>
+      <w:r>
+        <w:t xml:space="preserve"> </w:t>
+      </w:r>
+      <w:r>
+        <w:t xml:space="preserve">and struck again, three of them in his heart. The shooter dropped the gun</w:t>
       </w:r>
       <w:r>
         <w:t xml:space="preserve"> </w:t>
@@ -3738,7 +3735,7 @@
         <w:t xml:space="preserve"> </w:t>
       </w:r>
       <w:r>
-        <w:t xml:space="preserve">circumstantial — because the one thing the cameras never captured was the</w:t>
+        <w:t xml:space="preserve">circumstantial, because the one thing the cameras never captured was the</w:t>
       </w:r>
       <w:r>
         <w:t xml:space="preserve"> </w:t>
@@ -3764,7 +3761,7 @@
         <w:t xml:space="preserve"> </w:t>
       </w:r>
       <w:r>
-        <w:t xml:space="preserve">submachine gun left at the scene — a mixed profile 3.7 million times more</w:t>
+        <w:t xml:space="preserve">submachine gun left at the scene; a mixed profile 3.7 million times more</w:t>
       </w:r>
       <w:r>
         <w:t xml:space="preserve"> </w:t>
@@ -3797,16 +3794,13 @@
         <w:t xml:space="preserve">”</w:t>
       </w:r>
       <w:r>
-        <w:t xml:space="preserve"> </w:t>
-      </w:r>
-      <w:r>
-        <w:t xml:space="preserve">— a man who was, undisputedly, Dosanjh. The rental agency’s cameras,</w:t>
-      </w:r>
-      <w:r>
-        <w:t xml:space="preserve"> </w:t>
-      </w:r>
-      <w:r>
-        <w:t xml:space="preserve">which caught that man’s pants, shirt, and shoes — the same clothing worn by the</w:t>
+        <w:t xml:space="preserve">; a man who was, undisputedly, Dosanjh. The rental agency’s cameras,</w:t>
+      </w:r>
+      <w:r>
+        <w:t xml:space="preserve"> </w:t>
+      </w:r>
+      <w:r>
+        <w:t xml:space="preserve">which caught that man’s pants, shirt, and shoes; the same clothing worn by the</w:t>
       </w:r>
       <w:r>
         <w:t xml:space="preserve"> </w:t>
@@ -3837,13 +3831,13 @@
         <w:pStyle w:val="FirstParagraph"/>
       </w:pPr>
       <w:r>
-        <w:t xml:space="preserve">The QX60 came equipped with an infotainment system — the touchscreen console</w:t>
-      </w:r>
-      <w:r>
-        <w:t xml:space="preserve"> </w:t>
-      </w:r>
-      <w:r>
-        <w:t xml:space="preserve">that runs the maps and the music — which, like most modern vehicles, quietly</w:t>
+        <w:t xml:space="preserve">The QX60 came equipped with an infotainment system, the touchscreen console</w:t>
+      </w:r>
+      <w:r>
+        <w:t xml:space="preserve"> </w:t>
+      </w:r>
+      <w:r>
+        <w:t xml:space="preserve">that runs the maps and the music, which, like most modern vehicles, quietly</w:t>
       </w:r>
       <w:r>
         <w:t xml:space="preserve"> </w:t>
@@ -3879,7 +3873,7 @@
         <w:t xml:space="preserve"> </w:t>
       </w:r>
       <w:r>
-        <w:t xml:space="preserve">— the QX60 pulls out of the rental lot in Mississauga.</w:t>
+        <w:t xml:space="preserve">The QX60 pulls out of the rental lot in Mississauga.</w:t>
       </w:r>
       <w:r>
         <w:t xml:space="preserve"> </w:t>
@@ -3895,7 +3889,7 @@
         <w:t xml:space="preserve"> </w:t>
       </w:r>
       <w:r>
-        <w:t xml:space="preserve">— it arrives at the home of the parents of Dalvir Passi,</w:t>
+        <w:t xml:space="preserve">It arrives at the home of the parents of Dalvir Passi,</w:t>
       </w:r>
       <w:r>
         <w:t xml:space="preserve"> </w:t>
@@ -3917,7 +3911,7 @@
         <w:t xml:space="preserve"> </w:t>
       </w:r>
       <w:r>
-        <w:t xml:space="preserve">— it enters the Comfort Inn parking lot in Guelph and parks</w:t>
+        <w:t xml:space="preserve">It enters the Comfort Inn parking lot in Guelph and parks</w:t>
       </w:r>
       <w:r>
         <w:t xml:space="preserve"> </w:t>
@@ -3939,7 +3933,7 @@
         <w:t xml:space="preserve"> </w:t>
       </w:r>
       <w:r>
-        <w:t xml:space="preserve">— the exact minute Aly Sunderani is shot — the QX60 moves to the</w:t>
+        <w:t xml:space="preserve">The exact minute Aly Sunderani is shot, the QX60 moves to the</w:t>
       </w:r>
       <w:r>
         <w:t xml:space="preserve"> </w:t>
@@ -3979,7 +3973,7 @@
         <w:t xml:space="preserve"> </w:t>
       </w:r>
       <w:r>
-        <w:t xml:space="preserve">QX60 to the rental agency — and asked his brother-in-law to pick him up not at</w:t>
+        <w:t xml:space="preserve">QX60 to the rental agency, and asked his brother-in-law to pick him up not at</w:t>
       </w:r>
       <w:r>
         <w:t xml:space="preserve"> </w:t>
@@ -4027,7 +4021,7 @@
         <w:t xml:space="preserve"> </w:t>
       </w:r>
       <w:r>
-        <w:t xml:space="preserve">bald or balding strangers — men he had never seen before — arrived at his</w:t>
+        <w:t xml:space="preserve">bald or balding strangers, men he had never seen before, arrived at his</w:t>
       </w:r>
       <w:r>
         <w:t xml:space="preserve"> </w:t>
@@ -4151,7 +4145,7 @@
         <w:t xml:space="preserve"> </w:t>
       </w:r>
       <w:r>
-        <w:t xml:space="preserve">had searched the infotainment system unlawfully — rummaging through GPS data</w:t>
+        <w:t xml:space="preserve">had searched the infotainment system unlawfully, rummaging through GPS data</w:t>
       </w:r>
       <w:r>
         <w:t xml:space="preserve"> </w:t>
@@ -4213,7 +4207,7 @@
         <w:t xml:space="preserve"> </w:t>
       </w:r>
       <w:r>
-        <w:t xml:space="preserve">searched — through ownership, control, a right to be where they were. Dosanjh’s</w:t>
+        <w:t xml:space="preserve">searched; through ownership, control, a right to be where they were. Dosanjh’s</w:t>
       </w:r>
       <w:r>
         <w:t xml:space="preserve"> </w:t>
@@ -4252,7 +4246,7 @@
         <w:t xml:space="preserve"> </w:t>
       </w:r>
       <w:r>
-        <w:t xml:space="preserve">data, the court added, sits far down the privacy spectrum to begin with — it</w:t>
+        <w:t xml:space="preserve">data, the court added, sits far down the privacy spectrum to begin with; it</w:t>
       </w:r>
       <w:r>
         <w:t xml:space="preserve"> </w:t>
@@ -4328,7 +4322,7 @@
         <w:t xml:space="preserve"> </w:t>
       </w:r>
       <w:r>
-        <w:t xml:space="preserve">borrowed-strangers story, the gas station across the street — all of it was</w:t>
+        <w:t xml:space="preserve">borrowed-strangers story, the gas station across the street; all of it was</w:t>
       </w:r>
       <w:r>
         <w:t xml:space="preserve"> </w:t>
@@ -4364,7 +4358,7 @@
         <w:t xml:space="preserve"> </w:t>
       </w:r>
       <w:r>
-        <w:t xml:space="preserve">you nothing — especially if you were never really its driver.</w:t>
+        <w:t xml:space="preserve">you nothing; especially if you were never really its driver.</w:t>
       </w:r>
     </w:p>
     <w:p>
@@ -4445,13 +4439,13 @@
     </w:p>
     <w:bookmarkEnd w:id="44"/>
     <w:bookmarkEnd w:id="45"/>
-    <w:bookmarkStart w:id="51" w:name="chapter-16-the-hard-drive-in-the-rafters"/>
+    <w:bookmarkStart w:id="51" w:name="Xc6739a0a9df3fc64d7d506c1b8a512a6603a993"/>
     <w:p>
       <w:pPr>
         <w:pStyle w:val="Heading1"/>
       </w:pPr>
       <w:r>
-        <w:t xml:space="preserve">Chapter 16 — The Hard Drive in the Rafters</w:t>
+        <w:t xml:space="preserve">Chapter 16 - The Hard Drive in the Rafters</w:t>
       </w:r>
     </w:p>
     <w:p>
@@ -4477,7 +4471,7 @@
           <w:bCs/>
           <w:b/>
         </w:rPr>
-        <w:t xml:space="preserve">for it anyway — and hid a hard drive that remembered every search.</w:t>
+        <w:t xml:space="preserve">for it anyway, and hid a hard drive that remembered every search.</w:t>
       </w:r>
     </w:p>
     <w:p>
@@ -4499,7 +4493,7 @@
         <w:t xml:space="preserve"> </w:t>
       </w:r>
       <w:r>
-        <w:t xml:space="preserve">judgment as a highly intelligent loner with an expertise in computers —</w:t>
+        <w:t xml:space="preserve">judgment as a highly intelligent loner with an expertise in computers;</w:t>
       </w:r>
       <w:r>
         <w:t xml:space="preserve"> </w:t>
@@ -4655,7 +4649,7 @@
         <w:t xml:space="preserve"> </w:t>
       </w:r>
       <w:r>
-        <w:t xml:space="preserve">restraints — handcuffs, straightjackets, tasers. He visited a butcher supply</w:t>
+        <w:t xml:space="preserve">restraints; handcuffs, straightjackets, tasers. He visited a butcher supply</w:t>
       </w:r>
       <w:r>
         <w:t xml:space="preserve"> </w:t>
@@ -4667,7 +4661,7 @@
         <w:t xml:space="preserve"> </w:t>
       </w:r>
       <w:r>
-        <w:t xml:space="preserve">to defeat one specific model of Schlage lock — the kind securing the Liknes</w:t>
+        <w:t xml:space="preserve">to defeat one specific model of Schlage lock, the kind securing the Liknes</w:t>
       </w:r>
       <w:r>
         <w:t xml:space="preserve"> </w:t>
@@ -4705,7 +4699,7 @@
         <w:t xml:space="preserve"> </w:t>
       </w:r>
       <w:r>
-        <w:t xml:space="preserve">two little boys — Nathan, five, and Max, three — to their grandparents’ house</w:t>
+        <w:t xml:space="preserve">two little boys, Nathan, five, and Max, three, to their grandparents’ house</w:t>
       </w:r>
       <w:r>
         <w:t xml:space="preserve"> </w:t>
@@ -4757,7 +4751,7 @@
         <w:t xml:space="preserve"> </w:t>
       </w:r>
       <w:r>
-        <w:t xml:space="preserve">the aftermath — blood throughout the house, mixed with broken teeth. A</w:t>
+        <w:t xml:space="preserve">the aftermath; blood throughout the house, mixed with broken teeth. A</w:t>
       </w:r>
       <w:r>
         <w:t xml:space="preserve"> </w:t>
@@ -4813,7 +4807,7 @@
         <w:t xml:space="preserve"> </w:t>
       </w:r>
       <w:r>
-        <w:t xml:space="preserve">Garland’s distinctive old Ford passing the Liknes house at 3:10 a.m. — and</w:t>
+        <w:t xml:space="preserve">Garland’s distinctive old Ford passing the Liknes house at 3:10 a.m., and</w:t>
       </w:r>
       <w:r>
         <w:t xml:space="preserve"> </w:t>
@@ -4845,7 +4839,7 @@
         <w:t xml:space="preserve"> </w:t>
       </w:r>
       <w:r>
-        <w:t xml:space="preserve">six hours; it reported at 2:10 a.m. and never again — someone who understood</w:t>
+        <w:t xml:space="preserve">six hours; it reported at 2:10 a.m. and never again. Someone who understood</w:t>
       </w:r>
       <w:r>
         <w:t xml:space="preserve"> </w:t>
@@ -4871,7 +4865,7 @@
         <w:pStyle w:val="BodyText"/>
       </w:pPr>
       <w:r>
-        <w:t xml:space="preserve">They faced a brutal choice. Wait for a warrant — or go in immediately, on the</w:t>
+        <w:t xml:space="preserve">They faced a brutal choice. Wait for a warrant, or go in immediately, on the</w:t>
       </w:r>
       <w:r>
         <w:t xml:space="preserve"> </w:t>
@@ -4921,7 +4915,7 @@
         <w:t xml:space="preserve"> </w:t>
       </w:r>
       <w:r>
-        <w:t xml:space="preserve">meat saw, they found DNA — blood and flesh — from all three victims.</w:t>
+        <w:t xml:space="preserve">meat saw, they found DNA, blood and flesh, from all three victims.</w:t>
       </w:r>
     </w:p>
     <w:p>
@@ -4983,13 +4977,13 @@
         <w:t xml:space="preserve"> </w:t>
       </w:r>
       <w:r>
-        <w:t xml:space="preserve">corpses. Videos feeding a fetish for adult women wearing only diapers. And —</w:t>
-      </w:r>
-      <w:r>
-        <w:t xml:space="preserve"> </w:t>
-      </w:r>
-      <w:r>
-        <w:t xml:space="preserve">the detail that turns the stomach twice — files offering information on</w:t>
+        <w:t xml:space="preserve">corpses. Videos feeding a fetish for adult women wearing only diapers. And,</w:t>
+      </w:r>
+      <w:r>
+        <w:t xml:space="preserve"> </w:t>
+      </w:r>
+      <w:r>
+        <w:t xml:space="preserve">the detail that turns the stomach twice, files offering information on</w:t>
       </w:r>
       <w:r>
         <w:t xml:space="preserve"> </w:t>
@@ -5062,7 +5056,7 @@
         <w:t xml:space="preserve"> </w:t>
       </w:r>
       <w:r>
-        <w:t xml:space="preserve">area two days after the abduction — before police ever looked at Garland. In</w:t>
+        <w:t xml:space="preserve">area two days after the abduction, before police ever looked at Garland. In</w:t>
       </w:r>
       <w:r>
         <w:t xml:space="preserve"> </w:t>
@@ -5074,7 +5068,7 @@
         <w:t xml:space="preserve"> </w:t>
       </w:r>
       <w:r>
-        <w:t xml:space="preserve">bodies — two adults and a child — wearing only diapers.</w:t>
+        <w:t xml:space="preserve">bodies, two adults and a child, wearing only diapers.</w:t>
       </w:r>
     </w:p>
     <w:p>
@@ -5108,7 +5102,7 @@
         <w:t xml:space="preserve"> </w:t>
       </w:r>
       <w:r>
-        <w:t xml:space="preserve">was the killer — he argued the police had violated the Charter at nearly every</w:t>
+        <w:t xml:space="preserve">was the killer; he argued the police had violated the Charter at nearly every</w:t>
       </w:r>
       <w:r>
         <w:t xml:space="preserve"> </w:t>
@@ -5150,13 +5144,13 @@
         <w:t xml:space="preserve"> </w:t>
       </w:r>
       <w:r>
-        <w:t xml:space="preserve">appeal. The police had erred in small ways — a black bag opened too soon, the</w:t>
-      </w:r>
-      <w:r>
-        <w:t xml:space="preserve"> </w:t>
-      </w:r>
-      <w:r>
-        <w:t xml:space="preserve">shoes taken during investigative detention — but the searches that mattered</w:t>
+        <w:t xml:space="preserve">appeal. The police had erred in small ways, a black bag opened too soon, the</w:t>
+      </w:r>
+      <w:r>
+        <w:t xml:space="preserve"> </w:t>
+      </w:r>
+      <w:r>
+        <w:t xml:space="preserve">shoes taken during investigative detention, but the searches that mattered</w:t>
       </w:r>
       <w:r>
         <w:t xml:space="preserve"> </w:t>
@@ -5192,7 +5186,7 @@
         <w:t xml:space="preserve"> </w:t>
       </w:r>
       <w:r>
-        <w:t xml:space="preserve">days — nursed so long and so openly that his own family recognized it. The</w:t>
+        <w:t xml:space="preserve">days, nursed so long and so openly that his own family recognized it. The</w:t>
       </w:r>
       <w:r>
         <w:t xml:space="preserve"> </w:t>
@@ -5216,7 +5210,7 @@
         <w:t xml:space="preserve"> </w:t>
       </w:r>
       <w:r>
-        <w:t xml:space="preserve">research, the surveillance, the manuals, and the plan — including his notes on</w:t>
+        <w:t xml:space="preserve">research, the surveillance, the manuals, and the plan, including his notes on</w:t>
       </w:r>
       <w:r>
         <w:t xml:space="preserve"> </w:t>
@@ -5309,13 +5303,13 @@
     </w:p>
     <w:bookmarkEnd w:id="50"/>
     <w:bookmarkEnd w:id="51"/>
-    <w:bookmarkStart w:id="57" w:name="chapter-19-the-letter-from-the-grave"/>
+    <w:bookmarkStart w:id="57" w:name="chapter-19---the-letter-from-the-grave"/>
     <w:p>
       <w:pPr>
         <w:pStyle w:val="Heading1"/>
       </w:pPr>
       <w:r>
-        <w:t xml:space="preserve">Chapter 19 — The Letter From the Grave</w:t>
+        <w:t xml:space="preserve">Chapter 19 - The Letter From the Grave</w:t>
       </w:r>
     </w:p>
     <w:p>
@@ -5369,7 +5363,7 @@
         <w:t xml:space="preserve"> </w:t>
       </w:r>
       <w:r>
-        <w:t xml:space="preserve">sealed it, and gave it to her neighbor — with instructions to hand it to the</w:t>
+        <w:t xml:space="preserve">sealed it, and gave it to her neighbor, with instructions to hand it to the</w:t>
       </w:r>
       <w:r>
         <w:t xml:space="preserve"> </w:t>
@@ -5427,7 +5421,7 @@
         <w:t xml:space="preserve"> </w:t>
       </w:r>
       <w:r>
-        <w:t xml:space="preserve">American criminal law — a quarter-century battle over a question that sounds</w:t>
+        <w:t xml:space="preserve">American criminal law; a quarter-century battle over a question that sounds</w:t>
       </w:r>
       <w:r>
         <w:t xml:space="preserve"> </w:t>
@@ -5480,13 +5474,13 @@
         <w:t xml:space="preserve"> </w:t>
       </w:r>
       <w:r>
-        <w:t xml:space="preserve">years after Julie’s death. The State’s theory was that Mark — entangled in an</w:t>
-      </w:r>
-      <w:r>
-        <w:t xml:space="preserve"> </w:t>
-      </w:r>
-      <w:r>
-        <w:t xml:space="preserve">affair — had poisoned his wife and dressed her death as a suicide, and that</w:t>
+        <w:t xml:space="preserve">years after Julie’s death. The State’s theory was that Mark, entangled in an</w:t>
+      </w:r>
+      <w:r>
+        <w:t xml:space="preserve"> </w:t>
+      </w:r>
+      <w:r>
+        <w:t xml:space="preserve">affair, had poisoned his wife and dressed her death as a suicide, and that</w:t>
       </w:r>
       <w:r>
         <w:t xml:space="preserve"> </w:t>
@@ -5537,10 +5531,7 @@
         <w:t xml:space="preserve">Crawford v. Washington</w:t>
       </w:r>
       <w:r>
-        <w:t xml:space="preserve"> </w:t>
-      </w:r>
-      <w:r>
-        <w:t xml:space="preserve">— an earthquake that rewrote the law of the</w:t>
+        <w:t xml:space="preserve">, an earthquake that rewrote the law of the</w:t>
       </w:r>
       <w:r>
         <w:t xml:space="preserve"> </w:t>
@@ -5583,7 +5574,7 @@
         <w:t xml:space="preserve"> </w:t>
       </w:r>
       <w:r>
-        <w:t xml:space="preserve">cross-examine her. And Julie — the witness at the heart of the case — could</w:t>
+        <w:t xml:space="preserve">cross-examine her. And Julie, the witness at the heart of the case, could</w:t>
       </w:r>
       <w:r>
         <w:t xml:space="preserve"> </w:t>
@@ -5603,7 +5594,7 @@
         <w:t xml:space="preserve"> </w:t>
       </w:r>
       <w:r>
-        <w:t xml:space="preserve">American court system:</w:t>
+        <w:t xml:space="preserve">American court system.</w:t>
       </w:r>
     </w:p>
     <w:p>
@@ -5627,13 +5618,13 @@
         <w:t xml:space="preserve"> </w:t>
       </w:r>
       <w:r>
-        <w:t xml:space="preserve">voicemails were testimonial — their very purpose was to point police to her</w:t>
-      </w:r>
-      <w:r>
-        <w:t xml:space="preserve"> </w:t>
-      </w:r>
-      <w:r>
-        <w:t xml:space="preserve">killer if she died — and therefore inadmissible…</w:t>
+        <w:t xml:space="preserve">voicemails were testimonial; their very purpose was to point police to her</w:t>
+      </w:r>
+      <w:r>
+        <w:t xml:space="preserve"> </w:t>
+      </w:r>
+      <w:r>
+        <w:t xml:space="preserve">killer if she died, and they were therefore inadmissible…</w:t>
       </w:r>
       <w:r>
         <w:t xml:space="preserve"> </w:t>
@@ -5649,13 +5640,13 @@
         <w:t xml:space="preserve"> </w:t>
       </w:r>
       <w:r>
-        <w:t xml:space="preserve">Mark had forfeited</w:t>
-      </w:r>
-      <w:r>
-        <w:t xml:space="preserve"> </w:t>
-      </w:r>
-      <w:r>
-        <w:t xml:space="preserve">his confrontation right by killing her, the ancient doctrine of</w:t>
+        <w:t xml:space="preserve">Mark had</w:t>
+      </w:r>
+      <w:r>
+        <w:t xml:space="preserve"> </w:t>
+      </w:r>
+      <w:r>
+        <w:t xml:space="preserve">forfeited his confrontation right by killing her, the ancient doctrine of</w:t>
       </w:r>
       <w:r>
         <w:t xml:space="preserve"> </w:t>
@@ -5728,10 +5719,7 @@
         <w:t xml:space="preserve">in order to keep her from testifying</w:t>
       </w:r>
       <w:r>
-        <w:t xml:space="preserve"> </w:t>
-      </w:r>
-      <w:r>
-        <w:t xml:space="preserve">— and no one claimed Mark</w:t>
+        <w:t xml:space="preserve">, and no one claimed Mark</w:t>
       </w:r>
       <w:r>
         <w:t xml:space="preserve"> </w:t>
@@ -5753,7 +5741,7 @@
         <w:t xml:space="preserve"> </w:t>
       </w:r>
       <w:r>
-        <w:t xml:space="preserve">Wisconsin Court of Appeals agreed the letter should never have been admitted —</w:t>
+        <w:t xml:space="preserve">Wisconsin Court of Appeals agreed the letter should never have been admitted,</w:t>
       </w:r>
       <w:r>
         <w:t xml:space="preserve"> </w:t>
@@ -5810,13 +5798,13 @@
         <w:t xml:space="preserve"> </w:t>
       </w:r>
       <w:r>
-        <w:t xml:space="preserve">review, they held that Julie’s accusation from the grave was no minor exhibit</w:t>
-      </w:r>
-      <w:r>
-        <w:t xml:space="preserve"> </w:t>
-      </w:r>
-      <w:r>
-        <w:t xml:space="preserve">— it was the beating heart of the State’s case — and vacated the conviction.</w:t>
+        <w:t xml:space="preserve">review, they held that Julie’s accusation from the grave was no minor exhibit;</w:t>
+      </w:r>
+      <w:r>
+        <w:t xml:space="preserve"> </w:t>
+      </w:r>
+      <w:r>
+        <w:t xml:space="preserve">it was the beating heart of the State’s case. They vacated the conviction.</w:t>
       </w:r>
       <w:r>
         <w:t xml:space="preserve"> </w:t>
@@ -5867,7 +5855,7 @@
         <w:t xml:space="preserve"> </w:t>
       </w:r>
       <w:r>
-        <w:t xml:space="preserve">in March 2021 — twenty-three years after Julie died — the Wisconsin Supreme</w:t>
+        <w:t xml:space="preserve">in March 2021, twenty-three years after Julie died, the Wisconsin Supreme</w:t>
       </w:r>
       <w:r>
         <w:t xml:space="preserve"> </w:t>
@@ -5967,13 +5955,13 @@
         <w:t xml:space="preserve"> </w:t>
       </w:r>
       <w:r>
-        <w:t xml:space="preserve">That —</w:t>
-      </w:r>
-      <w:r>
-        <w:t xml:space="preserve"> </w:t>
-      </w:r>
-      <w:r>
-        <w:t xml:space="preserve">the concurrence reminds us — is</w:t>
+        <w:t xml:space="preserve">That,</w:t>
+      </w:r>
+      <w:r>
+        <w:t xml:space="preserve"> </w:t>
+      </w:r>
+      <w:r>
+        <w:t xml:space="preserve">the concurrence reminds us, is</w:t>
       </w:r>
       <w:r>
         <w:t xml:space="preserve"> </w:t>
@@ -6019,13 +6007,13 @@
         <w:t xml:space="preserve"> </w:t>
       </w:r>
       <w:r>
-        <w:t xml:space="preserve">Kenosha County prosecutors retried Mark Jensen — this time without Julie’s</w:t>
-      </w:r>
-      <w:r>
-        <w:t xml:space="preserve"> </w:t>
-      </w:r>
-      <w:r>
-        <w:t xml:space="preserve">letter — and a second jury convicted him of first-degree intentional homicide</w:t>
+        <w:t xml:space="preserve">Kenosha County prosecutors retried Mark Jensen, this time without Julie’s</w:t>
+      </w:r>
+      <w:r>
+        <w:t xml:space="preserve"> </w:t>
+      </w:r>
+      <w:r>
+        <w:t xml:space="preserve">letter, and a second jury convicted him of first-degree intentional homicide</w:t>
       </w:r>
       <w:r>
         <w:t xml:space="preserve"> </w:t>
@@ -6055,7 +6043,7 @@
           <w:iCs/>
           <w:i/>
         </w:rPr>
-        <w:t xml:space="preserve">anchor decision — verify current status before print.)</w:t>
+        <w:t xml:space="preserve">anchor decision; verify current status before print.)</w:t>
       </w:r>
     </w:p>
     <w:bookmarkEnd w:id="53"/>
@@ -6085,7 +6073,7 @@
         <w:t xml:space="preserve"> </w:t>
       </w:r>
       <w:r>
-        <w:t xml:space="preserve">voicemail — evidence gathered by the victim herself, in advance of her own</w:t>
+        <w:t xml:space="preserve">voicemail; evidence gathered by the victim herself, in advance of her own</w:t>
       </w:r>
       <w:r>
         <w:t xml:space="preserve"> </w:t>
@@ -6155,7 +6143,7 @@
         <w:t xml:space="preserve"> </w:t>
       </w:r>
       <w:r>
-        <w:t xml:space="preserve">lawfully convict her husband — and her husband was convicted anyway, because</w:t>
+        <w:t xml:space="preserve">lawfully convict her husband, and her husband was convicted anyway, because</w:t>
       </w:r>
       <w:r>
         <w:t xml:space="preserve"> </w:t>
@@ -6248,7 +6236,7 @@
         <w:t xml:space="preserve"> </w:t>
       </w:r>
       <w:r>
-        <w:t xml:space="preserve">The full procedural saga —</w:t>
+        <w:t xml:space="preserve">The full procedural saga,</w:t>
       </w:r>
       <w:r>
         <w:t xml:space="preserve"> </w:t>
@@ -6264,7 +6252,7 @@
         <w:t xml:space="preserve"> </w:t>
       </w:r>
       <w:r>
-        <w:t xml:space="preserve">through the habeas litigation — is</w:t>
+        <w:t xml:space="preserve">through the habeas litigation, is</w:t>
       </w:r>
       <w:r>
         <w:t xml:space="preserve"> </w:t>
@@ -6313,7 +6301,7 @@
         <w:t xml:space="preserve">State v. Jensen</w:t>
       </w:r>
       <w:r>
-        <w:t xml:space="preserve">, 2011 WI App 3, 331 Wis. 2d 440 —</w:t>
+        <w:t xml:space="preserve">, 2011 WI App 3, 331 Wis. 2d 440 -</w:t>
       </w:r>
       <w:r>
         <w:t xml:space="preserve"> </w:t>
@@ -6324,13 +6312,13 @@
     </w:p>
     <w:bookmarkEnd w:id="56"/>
     <w:bookmarkEnd w:id="57"/>
-    <w:bookmarkStart w:id="64" w:name="X9203c5d96f35499ac85be75e6ac11cd798292f8"/>
+    <w:bookmarkStart w:id="64" w:name="X958002ca02448356755196d87203e85c6cf932e"/>
     <w:p>
       <w:pPr>
         <w:pStyle w:val="Heading1"/>
       </w:pPr>
       <w:r>
-        <w:t xml:space="preserve">Chapter 21 — Don’t Murder a Woman Wearing a Fitbit</w:t>
+        <w:t xml:space="preserve">Chapter 21 - Don’t Murder a Woman Wearing a Fitbit</w:t>
       </w:r>
     </w:p>
     <w:p>
@@ -6370,25 +6358,25 @@
         <w:t xml:space="preserve"> </w:t>
       </w:r>
       <w:r>
-        <w:t xml:space="preserve">shot her with the Dabates’ own gun. Then he turned on Richard — zip-tied him to</w:t>
-      </w:r>
-      <w:r>
-        <w:t xml:space="preserve"> </w:t>
-      </w:r>
-      <w:r>
-        <w:t xml:space="preserve">a folding chair, cut him with a box cutter, burned him with a blowtorch — until</w:t>
-      </w:r>
-      <w:r>
-        <w:t xml:space="preserve"> </w:t>
-      </w:r>
-      <w:r>
-        <w:t xml:space="preserve">Richard heroically shoved the torch back toward the man’s face and drove him</w:t>
-      </w:r>
-      <w:r>
-        <w:t xml:space="preserve"> </w:t>
-      </w:r>
-      <w:r>
-        <w:t xml:space="preserve">off. Bleeding, bound, he triggered the home’s panic alarm and called 911.</w:t>
+        <w:t xml:space="preserve">shot her with the Dabates’ own gun. Then he turned on Richard, zip-tying him to</w:t>
+      </w:r>
+      <w:r>
+        <w:t xml:space="preserve"> </w:t>
+      </w:r>
+      <w:r>
+        <w:t xml:space="preserve">a folding chair, cutting him with a box cutter, burning him with a blowtorch,</w:t>
+      </w:r>
+      <w:r>
+        <w:t xml:space="preserve"> </w:t>
+      </w:r>
+      <w:r>
+        <w:t xml:space="preserve">until Richard heroically shoved the torch back toward the man’s face and drove</w:t>
+      </w:r>
+      <w:r>
+        <w:t xml:space="preserve"> </w:t>
+      </w:r>
+      <w:r>
+        <w:t xml:space="preserve">him off. Bleeding, bound, he triggered the home’s panic alarm and called 911.</w:t>
       </w:r>
     </w:p>
     <w:p>
@@ -6418,7 +6406,7 @@
         <w:pStyle w:val="BodyText"/>
       </w:pPr>
       <w:r>
-        <w:t xml:space="preserve">The problem was everything the scene couldn’t say — and one device that could.</w:t>
+        <w:t xml:space="preserve">The problem was everything the scene couldn’t say, and one device that could.</w:t>
       </w:r>
     </w:p>
     <w:bookmarkStart w:id="58" w:name="X7b11d94e34298c01d860c15ea739cb0dfca6508"/>
@@ -6435,7 +6423,7 @@
         <w:pStyle w:val="FirstParagraph"/>
       </w:pPr>
       <w:r>
-        <w:t xml:space="preserve">Here is the morning of December 23, 2015, as the jury ultimately found it — not</w:t>
+        <w:t xml:space="preserve">Here is the morning of December 23, 2015, as the jury ultimately found it; not</w:t>
       </w:r>
       <w:r>
         <w:t xml:space="preserve"> </w:t>
@@ -6506,7 +6494,7 @@
         <w:t xml:space="preserve"> </w:t>
       </w:r>
       <w:r>
-        <w:t xml:space="preserve">and placed his own wallet near the basement bulkhead stairs — set dressing for</w:t>
+        <w:t xml:space="preserve">and placed his own wallet near the basement bulkhead stairs, set dressing for</w:t>
       </w:r>
       <w:r>
         <w:t xml:space="preserve"> </w:t>
@@ -6552,7 +6540,7 @@
         <w:t xml:space="preserve"> </w:t>
       </w:r>
       <w:r>
-        <w:t xml:space="preserve">hip — a device that does exactly one thing, tirelessly: it counts its wearer’s</w:t>
+        <w:t xml:space="preserve">hip, a device that does exactly one thing, tirelessly: it counts its wearer’s</w:t>
       </w:r>
       <w:r>
         <w:t xml:space="preserve"> </w:t>
@@ -6582,7 +6570,7 @@
         <w:t xml:space="preserve"> </w:t>
       </w:r>
       <w:r>
-        <w:t xml:space="preserve">life. But her Fitbit — together with her Facebook activity — showed the jury</w:t>
+        <w:t xml:space="preserve">life. But her Fitbit, together with her Facebook activity, showed the jury</w:t>
       </w:r>
       <w:r>
         <w:t xml:space="preserve"> </w:t>
@@ -6692,7 +6680,7 @@
         <w:t xml:space="preserve"> </w:t>
       </w:r>
       <w:r>
-        <w:t xml:space="preserve">His wounds — thighs, chest, a finger — were the shallow geometry of</w:t>
+        <w:t xml:space="preserve">His wounds to his thighs, chest, and a finger were the shallow geometry of</w:t>
       </w:r>
       <w:r>
         <w:t xml:space="preserve"> </w:t>
@@ -6730,7 +6718,7 @@
         <w:t xml:space="preserve"> </w:t>
       </w:r>
       <w:r>
-        <w:t xml:space="preserve">things out. He was lying. He never called a divorce lawyer — a divorce, he</w:t>
+        <w:t xml:space="preserve">things out. He was lying. He never called a divorce lawyer; a divorce, he</w:t>
       </w:r>
       <w:r>
         <w:t xml:space="preserve"> </w:t>
@@ -6832,10 +6820,7 @@
         <w:t xml:space="preserve">State v. Porter</w:t>
       </w:r>
       <w:r>
-        <w:t xml:space="preserve"> </w:t>
-      </w:r>
-      <w:r>
-        <w:t xml:space="preserve">— its</w:t>
+        <w:t xml:space="preserve">, its</w:t>
       </w:r>
       <w:r>
         <w:t xml:space="preserve"> </w:t>
@@ -6917,7 +6902,7 @@
         <w:t xml:space="preserve"> </w:t>
       </w:r>
       <w:r>
-        <w:t xml:space="preserve">accurate at counting steps — more accurate, in fact, than the Actical, a</w:t>
+        <w:t xml:space="preserve">accurate at counting steps; more accurate, in fact, than the Actical, a</w:t>
       </w:r>
       <w:r>
         <w:t xml:space="preserve"> </w:t>
@@ -6951,7 +6936,7 @@
         <w:t xml:space="preserve"> </w:t>
       </w:r>
       <w:r>
-        <w:t xml:space="preserve">proprietary internal algorithm — the secret code that turns raw motion into a</w:t>
+        <w:t xml:space="preserve">proprietary internal algorithm, the secret code that turns raw motion into a</w:t>
       </w:r>
       <w:r>
         <w:t xml:space="preserve"> </w:t>
@@ -6981,7 +6966,7 @@
         <w:t xml:space="preserve"> </w:t>
       </w:r>
       <w:r>
-        <w:t xml:space="preserve">testify that a speedometer works. What matters is validation — testing the</w:t>
+        <w:t xml:space="preserve">testify that a speedometer works. What matters is validation - testing the</w:t>
       </w:r>
       <w:r>
         <w:t xml:space="preserve"> </w:t>
@@ -7013,7 +6998,7 @@
         <w:t xml:space="preserve"> </w:t>
       </w:r>
       <w:r>
-        <w:t xml:space="preserve">the Connecticut Supreme Court affirmed it all — even while scolding the</w:t>
+        <w:t xml:space="preserve">the Connecticut Supreme Court affirmed it all, even while scolding the</w:t>
       </w:r>
       <w:r>
         <w:t xml:space="preserve"> </w:t>
@@ -7079,7 +7064,7 @@
         <w:pStyle w:val="FirstParagraph"/>
       </w:pPr>
       <w:r>
-        <w:t xml:space="preserve">He staged a home invasion for an audience of police officers — and forgot the</w:t>
+        <w:t xml:space="preserve">He staged a home invasion for an audience of police officers, and forgot the</w:t>
       </w:r>
       <w:r>
         <w:t xml:space="preserve"> </w:t>
@@ -7201,13 +7186,13 @@
     </w:p>
     <w:bookmarkEnd w:id="63"/>
     <w:bookmarkEnd w:id="64"/>
-    <w:bookmarkStart w:id="71" w:name="chapter-22-twelve-steps"/>
+    <w:bookmarkStart w:id="71" w:name="chapter-22---twelve-steps"/>
     <w:p>
       <w:pPr>
         <w:pStyle w:val="Heading1"/>
       </w:pPr>
       <w:r>
-        <w:t xml:space="preserve">Chapter 22 — Twelve Steps</w:t>
+        <w:t xml:space="preserve">Chapter 22 - Twelve Steps</w:t>
       </w:r>
     </w:p>
     <w:p>
@@ -7299,13 +7284,13 @@
         <w:t xml:space="preserve"> </w:t>
       </w:r>
       <w:r>
-        <w:t xml:space="preserve">opened a homicide investigation, and the grim arithmetic did its work: Detrie —</w:t>
-      </w:r>
-      <w:r>
-        <w:t xml:space="preserve"> </w:t>
-      </w:r>
-      <w:r>
-        <w:t xml:space="preserve">the boyfriend, the argument, the last man with her — became the first suspect.</w:t>
+        <w:t xml:space="preserve">opened a homicide investigation, and the grim arithmetic did its work: Detrie,</w:t>
+      </w:r>
+      <w:r>
+        <w:t xml:space="preserve"> </w:t>
+      </w:r>
+      <w:r>
+        <w:t xml:space="preserve">the boyfriend, the argument, the last man with her, became the first suspect.</w:t>
       </w:r>
     </w:p>
     <w:p>
@@ -7366,7 +7351,7 @@
         <w:t xml:space="preserve"> </w:t>
       </w:r>
       <w:r>
-        <w:t xml:space="preserve">freeway. The investigation turned away from Detrie — and for months, it had</w:t>
+        <w:t xml:space="preserve">freeway. The investigation turned away from Detrie, and for months, it had</w:t>
       </w:r>
       <w:r>
         <w:t xml:space="preserve"> </w:t>
@@ -7409,13 +7394,13 @@
         <w:pStyle w:val="BodyText"/>
       </w:pPr>
       <w:r>
-        <w:t xml:space="preserve">Three weeks after the murder, the Green Bay Police Department — a different</w:t>
-      </w:r>
-      <w:r>
-        <w:t xml:space="preserve"> </w:t>
-      </w:r>
-      <w:r>
-        <w:t xml:space="preserve">agency entirely — was investigating three minor incidents involving the same</w:t>
+        <w:t xml:space="preserve">Three weeks after the murder, the Green Bay Police Department, a different</w:t>
+      </w:r>
+      <w:r>
+        <w:t xml:space="preserve"> </w:t>
+      </w:r>
+      <w:r>
+        <w:t xml:space="preserve">agency entirely, was investigating three minor incidents involving the same</w:t>
       </w:r>
       <w:r>
         <w:t xml:space="preserve"> </w:t>
@@ -7517,13 +7502,13 @@
         <w:pStyle w:val="BodyText"/>
       </w:pPr>
       <w:r>
-        <w:t xml:space="preserve">Two months later, the Sheriff’s Office — still working the VanderHeyden</w:t>
-      </w:r>
-      <w:r>
-        <w:t xml:space="preserve"> </w:t>
-      </w:r>
-      <w:r>
-        <w:t xml:space="preserve">homicide — matched a DNA sample from Nicole’s sock to George Burch. When</w:t>
+        <w:t xml:space="preserve">Two months later, the Sheriff’s Office, still working the VanderHeyden</w:t>
+      </w:r>
+      <w:r>
+        <w:t xml:space="preserve"> </w:t>
+      </w:r>
+      <w:r>
+        <w:t xml:space="preserve">homicide, matched a DNA sample from Nicole’s sock to George Burch. When</w:t>
       </w:r>
       <w:r>
         <w:t xml:space="preserve"> </w:t>
@@ -7562,10 +7547,7 @@
         <w:t xml:space="preserve">sixty-four viewings of news stories about Nicole VanderHeyden’s death</w:t>
       </w:r>
       <w:r>
-        <w:t xml:space="preserve"> </w:t>
-      </w:r>
-      <w:r>
-        <w:t xml:space="preserve">— a</w:t>
+        <w:t xml:space="preserve">; a</w:t>
       </w:r>
       <w:r>
         <w:t xml:space="preserve"> </w:t>
@@ -7613,7 +7595,7 @@
         <w:t xml:space="preserve"> </w:t>
       </w:r>
       <w:r>
-        <w:t xml:space="preserve">field where her body was found — and at the on-ramp where her bloody clothing</w:t>
+        <w:t xml:space="preserve">field where her body was found, and at the on-ramp where her bloody clothing</w:t>
       </w:r>
       <w:r>
         <w:t xml:space="preserve"> </w:t>
@@ -7651,25 +7633,25 @@
         <w:pStyle w:val="FirstParagraph"/>
       </w:pPr>
       <w:r>
-        <w:t xml:space="preserve">At trial, Burch admitted he was with Nicole the night she died — he had to;</w:t>
-      </w:r>
-      <w:r>
-        <w:t xml:space="preserve"> </w:t>
-      </w:r>
-      <w:r>
-        <w:t xml:space="preserve">the data left him no choice. So he told the jury a story. They met at a bar,</w:t>
-      </w:r>
-      <w:r>
-        <w:t xml:space="preserve"> </w:t>
-      </w:r>
-      <w:r>
-        <w:t xml:space="preserve">he said, left together, parked near her house, became intimate. Then, he</w:t>
-      </w:r>
-      <w:r>
-        <w:t xml:space="preserve"> </w:t>
-      </w:r>
-      <w:r>
-        <w:t xml:space="preserve">claimed, he blacked out — and woke up on the ground with Nicole dead and</w:t>
+        <w:t xml:space="preserve">At trial, Burch admitted he was with Nicole the night she died; he had to,</w:t>
+      </w:r>
+      <w:r>
+        <w:t xml:space="preserve"> </w:t>
+      </w:r>
+      <w:r>
+        <w:t xml:space="preserve">because the data left him no choice. So he told the jury a story. They met at a</w:t>
+      </w:r>
+      <w:r>
+        <w:t xml:space="preserve"> </w:t>
+      </w:r>
+      <w:r>
+        <w:t xml:space="preserve">bar, he said, left together, parked near her house, became intimate. Then, he</w:t>
+      </w:r>
+      <w:r>
+        <w:t xml:space="preserve"> </w:t>
+      </w:r>
+      <w:r>
+        <w:t xml:space="preserve">claimed, he blacked out, and woke up on the ground with Nicole dead and</w:t>
       </w:r>
       <w:r>
         <w:t xml:space="preserve"> </w:t>
@@ -7703,7 +7685,7 @@
         <w:t xml:space="preserve"> </w:t>
       </w:r>
       <w:r>
-        <w:t xml:space="preserve">Detrie, run to his vehicle, and escape — pausing, on the drive home, to throw</w:t>
+        <w:t xml:space="preserve">Detrie, run to his vehicle, and escape, pausing, on the drive home, to throw</w:t>
       </w:r>
       <w:r>
         <w:t xml:space="preserve"> </w:t>
@@ -7729,7 +7711,7 @@
         <w:pStyle w:val="BodyText"/>
       </w:pPr>
       <w:r>
-        <w:t xml:space="preserve">He had, of course, mentioned this to no one — not during the months police</w:t>
+        <w:t xml:space="preserve">He had, of course, mentioned this to no one; not during the months police</w:t>
       </w:r>
       <w:r>
         <w:t xml:space="preserve"> </w:t>
@@ -7827,7 +7809,7 @@
         <w:t xml:space="preserve"> </w:t>
       </w:r>
       <w:r>
-        <w:t xml:space="preserve">writings — the justices themselves disagreed about how far digital consent</w:t>
+        <w:t xml:space="preserve">writings; the justices themselves disagreed about how far digital consent</w:t>
       </w:r>
       <w:r>
         <w:t xml:space="preserve"> </w:t>
@@ -7865,7 +7847,7 @@
         <w:pStyle w:val="BodyText"/>
       </w:pPr>
       <w:r>
-        <w:t xml:space="preserve">The Fitbit ruling was quieter but just as consequential. Burch — in a mirror</w:t>
+        <w:t xml:space="preserve">The Fitbit ruling was quieter but just as consequential. Burch, in a mirror</w:t>
       </w:r>
       <w:r>
         <w:t xml:space="preserve"> </w:t>
@@ -7887,7 +7869,7 @@
         <w:t xml:space="preserve"> </w:t>
       </w:r>
       <w:r>
-        <w:t xml:space="preserve">(Chapter 21) — demanded the State</w:t>
+        <w:t xml:space="preserve">(Chapter 21), demanded the State</w:t>
       </w:r>
       <w:r>
         <w:t xml:space="preserve"> </w:t>
@@ -7963,7 +7945,7 @@
         <w:t xml:space="preserve"> </w:t>
       </w:r>
       <w:r>
-        <w:t xml:space="preserve">cooperative — and handed police a complete map of the killing: his phone at</w:t>
+        <w:t xml:space="preserve">cooperative, and handed police a complete map of the killing: his phone at</w:t>
       </w:r>
       <w:r>
         <w:t xml:space="preserve"> </w:t>
@@ -8096,13 +8078,13 @@
     </w:p>
     <w:bookmarkEnd w:id="70"/>
     <w:bookmarkEnd w:id="71"/>
-    <w:bookmarkStart w:id="78" w:name="chapter-31-mr.-big"/>
+    <w:bookmarkStart w:id="78" w:name="chapter-31---mr.-big"/>
     <w:p>
       <w:pPr>
         <w:pStyle w:val="Heading1"/>
       </w:pPr>
       <w:r>
-        <w:t xml:space="preserve">Chapter 31 — Mr. Big</w:t>
+        <w:t xml:space="preserve">Chapter 31 - Mr. Big</w:t>
       </w:r>
     </w:p>
     <w:p>
@@ -8214,7 +8196,7 @@
         <w:t xml:space="preserve"> </w:t>
       </w:r>
       <w:r>
-        <w:t xml:space="preserve">helping he had run to his car and driven home to get his wife — leaving one</w:t>
+        <w:t xml:space="preserve">helping he had run to his car and driven home to get his wife, leaving one</w:t>
       </w:r>
       <w:r>
         <w:t xml:space="preserve"> </w:t>
@@ -8296,7 +8278,7 @@
         <w:pStyle w:val="BodyText"/>
       </w:pPr>
       <w:r>
-        <w:t xml:space="preserve">What they did next made Canadian legal history — twice. Once when it worked,</w:t>
+        <w:t xml:space="preserve">What they did next made Canadian legal history, twice. Once when it worked,</w:t>
       </w:r>
       <w:r>
         <w:t xml:space="preserve"> </w:t>
@@ -8367,7 +8349,7 @@
         <w:t xml:space="preserve"> </w:t>
       </w:r>
       <w:r>
-        <w:t xml:space="preserve">suspect, befriend him, employ him, enrich him — and then arrange a job</w:t>
+        <w:t xml:space="preserve">suspect, befriend him, employ him, enrich him, and then arrange a job</w:t>
       </w:r>
       <w:r>
         <w:t xml:space="preserve"> </w:t>
@@ -8417,7 +8399,7 @@
         <w:t xml:space="preserve"> </w:t>
       </w:r>
       <w:r>
-        <w:t xml:space="preserve">profoundly isolated — he rarely left home, and when he did, his wife came</w:t>
+        <w:t xml:space="preserve">profoundly isolated; he rarely left home, and when he did, his wife came</w:t>
       </w:r>
       <w:r>
         <w:t xml:space="preserve"> </w:t>
@@ -8431,7 +8413,7 @@
         <w:pStyle w:val="BodyText"/>
       </w:pPr>
       <w:r>
-        <w:t xml:space="preserve">In February 2005, a stranger — an undercover officer the judgment calls</w:t>
+        <w:t xml:space="preserve">In February 2005, a stranger, an undercover officer the judgment calls</w:t>
       </w:r>
       <w:r>
         <w:t xml:space="preserve"> </w:t>
@@ -8440,7 +8422,7 @@
         <w:t xml:space="preserve">“</w:t>
       </w:r>
       <w:r>
-        <w:t xml:space="preserve">Jim</w:t>
+        <w:t xml:space="preserve">Jim,</w:t>
       </w:r>
       <w:r>
         <w:t xml:space="preserve">”</w:t>
@@ -8449,7 +8431,7 @@
         <w:t xml:space="preserve"> </w:t>
       </w:r>
       <w:r>
-        <w:t xml:space="preserve">— approached Hart outside a convenience store and asked for help finding his</w:t>
+        <w:t xml:space="preserve">approached Hart outside a convenience store and asked for help finding his</w:t>
       </w:r>
       <w:r>
         <w:t xml:space="preserve"> </w:t>
@@ -8520,7 +8502,7 @@
         <w:t xml:space="preserve"> </w:t>
       </w:r>
       <w:r>
-        <w:t xml:space="preserve">hotels, and ate in some of the country’s finest restaurants — one officer had</w:t>
+        <w:t xml:space="preserve">hotels, and ate in some of the country’s finest restaurants; one officer had</w:t>
       </w:r>
       <w:r>
         <w:t xml:space="preserve"> </w:t>
@@ -8572,7 +8554,7 @@
         <w:pStyle w:val="BodyText"/>
       </w:pPr>
       <w:r>
-        <w:t xml:space="preserve">The organization preached trust, honesty, loyalty — and salted the sermons</w:t>
+        <w:t xml:space="preserve">The organization preached trust, honesty, loyalty, and salted the sermons</w:t>
       </w:r>
       <w:r>
         <w:t xml:space="preserve"> </w:t>
@@ -8662,7 +8644,7 @@
         <w:pStyle w:val="FirstParagraph"/>
       </w:pPr>
       <w:r>
-        <w:t xml:space="preserve">On June 9, 2005, Nelson Hart finally met Mr. Big. He began by thanking him —</w:t>
+        <w:t xml:space="preserve">On June 9, 2005, Nelson Hart finally met Mr. Big. He began by thanking him;</w:t>
       </w:r>
       <w:r>
         <w:t xml:space="preserve"> </w:t>
@@ -8760,13 +8742,13 @@
         <w:t xml:space="preserve"> </w:t>
       </w:r>
       <w:r>
-        <w:t xml:space="preserve">and had him walk it through. Jim knelt on the dock, and Hart demonstrated —</w:t>
-      </w:r>
-      <w:r>
-        <w:t xml:space="preserve"> </w:t>
-      </w:r>
-      <w:r>
-        <w:t xml:space="preserve">nudging Jim with his knee — how he had pushed his daughters into the lake.</w:t>
+        <w:t xml:space="preserve">and had him walk it through. Jim knelt on the dock, and Hart demonstrated,</w:t>
+      </w:r>
+      <w:r>
+        <w:t xml:space="preserve"> </w:t>
+      </w:r>
+      <w:r>
+        <w:t xml:space="preserve">nudging Jim with his knee, how he had pushed his daughters into the lake.</w:t>
       </w:r>
     </w:p>
     <w:p>
@@ -8780,7 +8762,7 @@
         <w:t xml:space="preserve"> </w:t>
       </w:r>
       <w:r>
-        <w:t xml:space="preserve">murder. Allowed one phone call from the station, he used it to call for help —</w:t>
+        <w:t xml:space="preserve">murder. Allowed one phone call from the station, he used it to call for help;</w:t>
       </w:r>
       <w:r>
         <w:t xml:space="preserve"> </w:t>
@@ -8816,7 +8798,7 @@
         <w:t xml:space="preserve"> </w:t>
       </w:r>
       <w:r>
-        <w:t xml:space="preserve">trial — and rebuilt the law around it.</w:t>
+        <w:t xml:space="preserve">trial, and rebuilt the law around it.</w:t>
       </w:r>
     </w:p>
     <w:p>
@@ -8854,7 +8836,7 @@
         <w:t xml:space="preserve"> </w:t>
       </w:r>
       <w:r>
-        <w:t xml:space="preserve">that price, the Court held, may be worth exactly what was paid for it — and</w:t>
+        <w:t xml:space="preserve">that price, the Court held, may be worth exactly what was paid for it; and</w:t>
       </w:r>
       <w:r>
         <w:t xml:space="preserve"> </w:t>
@@ -8893,7 +8875,7 @@
         <w:t xml:space="preserve"> </w:t>
       </w:r>
       <w:r>
-        <w:t xml:space="preserve">probative value outweighs its prejudicial effect — with reliability measured</w:t>
+        <w:t xml:space="preserve">probative value outweighs its prejudicial effect, with reliability measured</w:t>
       </w:r>
       <w:r>
         <w:t xml:space="preserve"> </w:t>
@@ -8937,7 +8919,7 @@
         <w:t xml:space="preserve"> </w:t>
       </w:r>
       <w:r>
-        <w:t xml:space="preserve">born of powerful inducements, contradicted in parts, and — unlike the</w:t>
+        <w:t xml:space="preserve">born of powerful inducements, contradicted in parts, and, unlike the</w:t>
       </w:r>
       <w:r>
         <w:t xml:space="preserve"> </w:t>
@@ -8965,7 +8947,7 @@
         <w:t xml:space="preserve"> </w:t>
       </w:r>
       <w:r>
-        <w:t xml:space="preserve">led the fake gangsters to the real remains — they were confirmed by nothing.</w:t>
+        <w:t xml:space="preserve">led the fake gangsters to the real remains, they were confirmed by nothing.</w:t>
       </w:r>
       <w:r>
         <w:t xml:space="preserve"> </w:t>
@@ -9017,7 +8999,7 @@
         <w:pStyle w:val="Heading2"/>
       </w:pPr>
       <w:r>
-        <w:t xml:space="preserve">How’d he get caught? — and the harder question</w:t>
+        <w:t xml:space="preserve">How’d he get caught? And the harder question</w:t>
       </w:r>
     </w:p>
     <w:p>
@@ -9056,10 +9038,7 @@
         <w:t xml:space="preserve">true</w:t>
       </w:r>
       <w:r>
-        <w:t xml:space="preserve"> </w:t>
-      </w:r>
-      <w:r>
-        <w:t xml:space="preserve">— or whether a poor, isolated, epileptic man said the</w:t>
+        <w:t xml:space="preserve">, or whether a poor, isolated, epileptic man said the</w:t>
       </w:r>
       <w:r>
         <w:t xml:space="preserve"> </w:t>
@@ -9117,7 +9096,7 @@
         <w:t xml:space="preserve"> </w:t>
       </w:r>
       <w:r>
-        <w:t xml:space="preserve">the state manufactures the world in which the confession happens — and it is</w:t>
+        <w:t xml:space="preserve">the state manufactures the world in which the confession happens, and it is</w:t>
       </w:r>
       <w:r>
         <w:t xml:space="preserve"> </w:t>
@@ -9233,13 +9212,13 @@
     </w:p>
     <w:bookmarkEnd w:id="77"/>
     <w:bookmarkEnd w:id="78"/>
-    <w:bookmarkStart w:id="84" w:name="chapter-32-the-firepit"/>
+    <w:bookmarkStart w:id="84" w:name="chapter-32---the-firepit"/>
     <w:p>
       <w:pPr>
         <w:pStyle w:val="Heading1"/>
       </w:pPr>
       <w:r>
-        <w:t xml:space="preserve">Chapter 32 — The Firepit</w:t>
+        <w:t xml:space="preserve">Chapter 32 - The Firepit</w:t>
       </w:r>
     </w:p>
     <w:p>
@@ -9401,7 +9380,7 @@
         <w:t xml:space="preserve"> </w:t>
       </w:r>
       <w:r>
-        <w:t xml:space="preserve">aired his grievances about the roommate — and then said</w:t>
+        <w:t xml:space="preserve">aired his grievances about the roommate, and then said</w:t>
       </w:r>
       <w:r>
         <w:t xml:space="preserve"> </w:t>
@@ -9519,7 +9498,7 @@
         <w:t xml:space="preserve"> </w:t>
       </w:r>
       <w:r>
-        <w:t xml:space="preserve">opened a two-track investigation: a wiretap on Mack’s phone — and a Mr. Big</w:t>
+        <w:t xml:space="preserve">opened a two-track investigation: a wiretap on Mack’s phone, and a Mr. Big</w:t>
       </w:r>
       <w:r>
         <w:t xml:space="preserve"> </w:t>
@@ -9578,7 +9557,7 @@
         <w:t xml:space="preserve"> </w:t>
       </w:r>
       <w:r>
-        <w:t xml:space="preserve">volunteering about his missing roommate — as far as he was concerned, Levoir</w:t>
+        <w:t xml:space="preserve">volunteering about his missing roommate; as far as he was concerned, Levoir</w:t>
       </w:r>
       <w:r>
         <w:t xml:space="preserve"> </w:t>
@@ -9634,7 +9613,7 @@
         <w:t xml:space="preserve"> </w:t>
       </w:r>
       <w:r>
-        <w:t xml:space="preserve">the hotel, Ben opened it — $30,000 in cash. Ben spun stories of the</w:t>
+        <w:t xml:space="preserve">the hotel, Ben opened it. Inside: $30,000 in cash. Ben spun stories of the</w:t>
       </w:r>
       <w:r>
         <w:t xml:space="preserve"> </w:t>
@@ -9750,13 +9729,13 @@
         <w:t xml:space="preserve"> </w:t>
       </w:r>
       <w:r>
-        <w:t xml:space="preserve">himself. The boss raised the missing roommate directly. And Mack — offered the</w:t>
-      </w:r>
-      <w:r>
-        <w:t xml:space="preserve"> </w:t>
-      </w:r>
-      <w:r>
-        <w:t xml:space="preserve">chance to buy his way up the organization with the truth —</w:t>
+        <w:t xml:space="preserve">himself. The boss raised the missing roommate directly. And Mack, offered the</w:t>
+      </w:r>
+      <w:r>
+        <w:t xml:space="preserve"> </w:t>
+      </w:r>
+      <w:r>
+        <w:t xml:space="preserve">chance to buy his way up the organization with the truth,</w:t>
       </w:r>
       <w:r>
         <w:t xml:space="preserve"> </w:t>
@@ -9867,7 +9846,7 @@
         <w:t xml:space="preserve"> </w:t>
       </w:r>
       <w:r>
-        <w:t xml:space="preserve">roommate was killed. This time Mack agreed — and then told Ben everything.</w:t>
+        <w:t xml:space="preserve">roommate was killed. This time Mack agreed, and then told Ben everything.</w:t>
       </w:r>
       <w:r>
         <w:t xml:space="preserve"> </w:t>
@@ -9897,7 +9876,7 @@
         <w:t xml:space="preserve"> </w:t>
       </w:r>
       <w:r>
-        <w:t xml:space="preserve">him five times with a .223 rifle — four in the chest, one in the back. There</w:t>
+        <w:t xml:space="preserve">him five times with a .223 rifle; four in the chest, one in the back. There</w:t>
       </w:r>
       <w:r>
         <w:t xml:space="preserve"> </w:t>
@@ -9980,7 +9959,7 @@
         <w:t xml:space="preserve">“</w:t>
       </w:r>
       <w:r>
-        <w:t xml:space="preserve">really hoped</w:t>
+        <w:t xml:space="preserve">really hope[d]</w:t>
       </w:r>
       <w:r>
         <w:t xml:space="preserve">”</w:t>
@@ -9997,7 +9976,7 @@
         <w:pStyle w:val="BodyText"/>
       </w:pPr>
       <w:r>
-        <w:t xml:space="preserve">And Mack changed his mind again — and drove the undercover officer to a</w:t>
+        <w:t xml:space="preserve">And Mack changed his mind again, and drove the undercover officer to a</w:t>
       </w:r>
       <w:r>
         <w:t xml:space="preserve"> </w:t>
@@ -10059,13 +10038,13 @@
         <w:t xml:space="preserve"> </w:t>
       </w:r>
       <w:r>
-        <w:t xml:space="preserve">personally pointed out, fragments of bone and teeth — identified as Robert</w:t>
-      </w:r>
-      <w:r>
-        <w:t xml:space="preserve"> </w:t>
-      </w:r>
-      <w:r>
-        <w:t xml:space="preserve">Levoir — and shell casings. The casings had been fired by a rifle recovered</w:t>
+        <w:t xml:space="preserve">personally pointed out, fragments of bone and teeth, identified as Robert</w:t>
+      </w:r>
+      <w:r>
+        <w:t xml:space="preserve"> </w:t>
+      </w:r>
+      <w:r>
+        <w:t xml:space="preserve">Levoir, and shell casings. The casings had been fired by a rifle recovered</w:t>
       </w:r>
       <w:r>
         <w:t xml:space="preserve"> </w:t>
@@ -10097,7 +10076,7 @@
         <w:pStyle w:val="FirstParagraph"/>
       </w:pPr>
       <w:r>
-        <w:t xml:space="preserve">Mack was convicted of first-degree murder, and in September 2014 — the same</w:t>
+        <w:t xml:space="preserve">Mack was convicted of first-degree murder, and in September 2014, the same</w:t>
       </w:r>
       <w:r>
         <w:t xml:space="preserve"> </w:t>
@@ -10119,7 +10098,7 @@
         <w:t xml:space="preserve"> </w:t>
       </w:r>
       <w:r>
-        <w:t xml:space="preserve">(Chapter 31) —</w:t>
+        <w:t xml:space="preserve">(Chapter 31),</w:t>
       </w:r>
       <w:r>
         <w:t xml:space="preserve"> </w:t>
@@ -10180,13 +10159,13 @@
         <w:t xml:space="preserve">produced</w:t>
       </w:r>
       <w:r>
-        <w:t xml:space="preserve">. Mack’s inducements were modest — about $5,000 over</w:t>
-      </w:r>
-      <w:r>
-        <w:t xml:space="preserve"> </w:t>
-      </w:r>
-      <w:r>
-        <w:t xml:space="preserve">30 scenarios, no threats, no staged violence directed at him; and the proof</w:t>
+        <w:t xml:space="preserve">. Mack’s inducements were modest; about $5,000 over</w:t>
+      </w:r>
+      <w:r>
+        <w:t xml:space="preserve"> </w:t>
+      </w:r>
+      <w:r>
+        <w:t xml:space="preserve">30 scenarios, no threats, no staged violence directed at him. And the proof</w:t>
       </w:r>
       <w:r>
         <w:t xml:space="preserve"> </w:t>
@@ -10226,7 +10205,7 @@
         <w:t xml:space="preserve"> </w:t>
       </w:r>
       <w:r>
-        <w:t xml:space="preserve">killer could point to, salted with casings from his own rifle — and it matched</w:t>
+        <w:t xml:space="preserve">killer could point to, salted with casings from his own rifle, and it matched</w:t>
       </w:r>
       <w:r>
         <w:t xml:space="preserve"> </w:t>
@@ -10270,13 +10249,13 @@
         <w:t xml:space="preserve"> </w:t>
       </w:r>
       <w:r>
-        <w:t xml:space="preserve">The Court disagreed — the confessions were made to people Mack chose to speak</w:t>
-      </w:r>
-      <w:r>
-        <w:t xml:space="preserve"> </w:t>
-      </w:r>
-      <w:r>
-        <w:t xml:space="preserve">to, not harvested off the tapped line — and the evidence stood.</w:t>
+        <w:t xml:space="preserve">The Court disagreed; the confessions were made to people Mack chose to speak</w:t>
+      </w:r>
+      <w:r>
+        <w:t xml:space="preserve"> </w:t>
+      </w:r>
+      <w:r>
+        <w:t xml:space="preserve">to, not harvested off the tapped line, and the evidence stood.</w:t>
       </w:r>
     </w:p>
     <w:bookmarkEnd w:id="81"/>
@@ -10294,7 +10273,7 @@
         <w:pStyle w:val="FirstParagraph"/>
       </w:pPr>
       <w:r>
-        <w:t xml:space="preserve">Twice, by his own mouth — and finally, by his own feet. The drunk boast to a</w:t>
+        <w:t xml:space="preserve">Twice, by his own mouth, and finally, by his own feet. The drunk boast to a</w:t>
       </w:r>
       <w:r>
         <w:t xml:space="preserve"> </w:t>
@@ -10423,7 +10402,7 @@
         <w:t xml:space="preserve">R. v. Hart</w:t>
       </w:r>
       <w:r>
-        <w:t xml:space="preserve">, 2014 SCC 52 (Chapter 31) — the case</w:t>
+        <w:t xml:space="preserve">, 2014 SCC 52 (Chapter 31), the case</w:t>
       </w:r>
       <w:r>
         <w:t xml:space="preserve"> </w:t>

--- a/book/word/How Not to Get Away With Murder - Master.docx
+++ b/book/word/How Not to Get Away With Murder - Master.docx
@@ -927,7 +927,7 @@
           <w:bCs/>
           <w:b/>
         </w:rPr>
-        <w:t xml:space="preserve">A Murder With No Body, Solved by Where Three Phones Met</w:t>
+        <w:t xml:space="preserve">If You Go Swimming</w:t>
       </w:r>
       <w:r>
         <w:t xml:space="preserve"> </w:t>
@@ -949,7 +949,37 @@
         <w:t xml:space="preserve"> </w:t>
       </w:r>
       <w:r>
-        <w:t xml:space="preserve">(Laura Babcock) (ON CA, 2023)</w:t>
+        <w:t xml:space="preserve">(Laura Babcock), 2023 ONCA 426 ✍️</w:t>
+      </w:r>
+      <w:r>
+        <w:t xml:space="preserve"> </w:t>
+      </w:r>
+      <w:r>
+        <w:rPr>
+          <w:iCs/>
+          <w:i/>
+        </w:rPr>
+        <w:t xml:space="preserve">drafted</w:t>
+      </w:r>
+      <w:r>
+        <w:t xml:space="preserve"> </w:t>
+      </w:r>
+      <w:r>
+        <w:rPr>
+          <w:iCs/>
+          <w:i/>
+        </w:rPr>
+        <w:t xml:space="preserve">Hook:</w:t>
+      </w:r>
+      <w:r>
+        <w:t xml:space="preserve"> </w:t>
+      </w:r>
+      <w:r>
+        <w:rPr>
+          <w:bCs/>
+          <w:b/>
+        </w:rPr>
+        <w:t xml:space="preserve">They left no body, no crime scene, and no cause of death. What they left was a rap song bragging about where they threw her phone.</w:t>
       </w:r>
     </w:p>
     <w:p>
@@ -1351,7 +1381,7 @@
           <w:bCs/>
           <w:b/>
         </w:rPr>
-        <w:t xml:space="preserve">The Text That Set the Meeting, the Camera That Caught the Exit</w:t>
+        <w:t xml:space="preserve">The Camera He Installed Himself</w:t>
       </w:r>
       <w:r>
         <w:t xml:space="preserve"> </w:t>
@@ -1370,10 +1400,53 @@
         <w:t xml:space="preserve">R. v. Sandeson</w:t>
       </w:r>
       <w:r>
-        <w:t xml:space="preserve"> </w:t>
-      </w:r>
-      <w:r>
-        <w:t xml:space="preserve">(NS CA, 2020)</w:t>
+        <w:t xml:space="preserve">, 2020 NSCA 47 ✍️</w:t>
+      </w:r>
+      <w:r>
+        <w:t xml:space="preserve"> </w:t>
+      </w:r>
+      <w:r>
+        <w:rPr>
+          <w:iCs/>
+          <w:i/>
+        </w:rPr>
+        <w:t xml:space="preserve">drafted</w:t>
+      </w:r>
+      <w:r>
+        <w:t xml:space="preserve"> </w:t>
+      </w:r>
+      <w:r>
+        <w:t xml:space="preserve">🔶</w:t>
+      </w:r>
+      <w:r>
+        <w:t xml:space="preserve"> </w:t>
+      </w:r>
+      <w:r>
+        <w:rPr>
+          <w:iCs/>
+          <w:i/>
+        </w:rPr>
+        <w:t xml:space="preserve">Hook:</w:t>
+      </w:r>
+      <w:r>
+        <w:t xml:space="preserve"> </w:t>
+      </w:r>
+      <w:r>
+        <w:rPr>
+          <w:bCs/>
+          <w:b/>
+        </w:rPr>
+        <w:t xml:space="preserve">His own security camera caught Taylor Samson walking in with a duffel bag full of marijuana. No camera on earth ever caught him walking out.</w:t>
+      </w:r>
+      <w:r>
+        <w:t xml:space="preserve"> </w:t>
+      </w:r>
+      <w:r>
+        <w:rPr>
+          <w:iCs/>
+          <w:i/>
+        </w:rPr>
+        <w:t xml:space="preserve">(This appeal ordered a new trial over the defence-investigator disclosure scandal; 2023 retrial convicted, news-sourced.)</w:t>
       </w:r>
     </w:p>
     <w:p>
@@ -3637,13 +3710,13 @@
     </w:p>
     <w:bookmarkEnd w:id="38"/>
     <w:bookmarkEnd w:id="39"/>
-    <w:bookmarkStart w:id="45" w:name="chapter-11---never-rent-a-getaway-car"/>
+    <w:bookmarkStart w:id="46" w:name="chapter-10---if-you-go-swimming"/>
     <w:p>
       <w:pPr>
         <w:pStyle w:val="Heading1"/>
       </w:pPr>
       <w:r>
-        <w:t xml:space="preserve">Chapter 11 - Never Rent a Getaway Car</w:t>
+        <w:t xml:space="preserve">Chapter 10 - If You Go Swimming</w:t>
       </w:r>
     </w:p>
     <w:p>
@@ -3655,7 +3728,7 @@
           <w:bCs/>
           <w:b/>
         </w:rPr>
-        <w:t xml:space="preserve">He rented the getaway car under a fake name, and the fake name is exactly</w:t>
+        <w:t xml:space="preserve">They left no body, no crime scene, and no cause of death. What they left was</w:t>
       </w:r>
       <w:r>
         <w:rPr>
@@ -3669,7 +3742,7 @@
           <w:bCs/>
           <w:b/>
         </w:rPr>
-        <w:t xml:space="preserve">why the car’s testimony could never be thrown out.</w:t>
+        <w:t xml:space="preserve">a rap song bragging about where they threw her phone.</w:t>
       </w:r>
     </w:p>
     <w:p>
@@ -3677,19 +3750,25 @@
         <w:pStyle w:val="BodyText"/>
       </w:pPr>
       <w:r>
-        <w:t xml:space="preserve">At 4:38 on the afternoon of March 1, 2016, Aly Sunderani stepped out of his</w:t>
-      </w:r>
-      <w:r>
-        <w:t xml:space="preserve"> </w:t>
-      </w:r>
-      <w:r>
-        <w:t xml:space="preserve">Range Rover under the carport of the Comfort Inn in Guelph, Ontario. He was the</w:t>
-      </w:r>
-      <w:r>
-        <w:t xml:space="preserve"> </w:t>
-      </w:r>
-      <w:r>
-        <w:t xml:space="preserve">hotel’s manager; this was his workplace; it was broad daylight.</w:t>
+        <w:t xml:space="preserve">To convict someone of murder, the law does not require a body. It requires</w:t>
+      </w:r>
+      <w:r>
+        <w:t xml:space="preserve"> </w:t>
+      </w:r>
+      <w:r>
+        <w:t xml:space="preserve">proof. This chapter is about the most thoroughly self-documented murder in</w:t>
+      </w:r>
+      <w:r>
+        <w:t xml:space="preserve"> </w:t>
+      </w:r>
+      <w:r>
+        <w:t xml:space="preserve">Canadian law; a case where the victim vanished without a trace, and her</w:t>
+      </w:r>
+      <w:r>
+        <w:t xml:space="preserve"> </w:t>
+      </w:r>
+      <w:r>
+        <w:t xml:space="preserve">killers were convicted almost entirely out of their own phones.</w:t>
       </w:r>
     </w:p>
     <w:p>
@@ -3697,25 +3776,64 @@
         <w:pStyle w:val="BodyText"/>
       </w:pPr>
       <w:r>
-        <w:t xml:space="preserve">A gunman walked up to him and opened fire with a submachine gun. Sunderani</w:t>
-      </w:r>
-      <w:r>
-        <w:t xml:space="preserve"> </w:t>
-      </w:r>
-      <w:r>
-        <w:t xml:space="preserve">suffered thirty-one gunshot wounds, some from bullets that passed through him</w:t>
-      </w:r>
-      <w:r>
-        <w:t xml:space="preserve"> </w:t>
-      </w:r>
-      <w:r>
-        <w:t xml:space="preserve">and struck again, three of them in his heart. The shooter dropped the gun</w:t>
-      </w:r>
-      <w:r>
-        <w:t xml:space="preserve"> </w:t>
-      </w:r>
-      <w:r>
-        <w:t xml:space="preserve">beside the body, climbed into a waiting black Infiniti QX60, and was gone.</w:t>
+        <w:t xml:space="preserve">Laura Babcock was 23, a Toronto woman who had briefly dated a rich young man</w:t>
+      </w:r>
+      <w:r>
+        <w:t xml:space="preserve"> </w:t>
+      </w:r>
+      <w:r>
+        <w:t xml:space="preserve">named Dellen Millard. Millard’s father was a wealthy aviation entrepreneur;</w:t>
+      </w:r>
+      <w:r>
+        <w:t xml:space="preserve"> </w:t>
+      </w:r>
+      <w:r>
+        <w:t xml:space="preserve">Dellen, in his late twenties, enjoyed the family properties: a house at 5</w:t>
+      </w:r>
+      <w:r>
+        <w:t xml:space="preserve"> </w:t>
+      </w:r>
+      <w:r>
+        <w:t xml:space="preserve">Maple Gate Court in Etobicoke, an airport hangar near Waterloo, a farm. His</w:t>
+      </w:r>
+      <w:r>
+        <w:t xml:space="preserve"> </w:t>
+      </w:r>
+      <w:r>
+        <w:t xml:space="preserve">close friend Mark Smich came from the opposite world; a drug dealer with a</w:t>
+      </w:r>
+      <w:r>
+        <w:t xml:space="preserve"> </w:t>
+      </w:r>
+      <w:r>
+        <w:t xml:space="preserve">record, whom Millard kept supplied with food, drugs, cash for odd jobs, and a</w:t>
+      </w:r>
+      <w:r>
+        <w:t xml:space="preserve"> </w:t>
+      </w:r>
+      <w:r>
+        <w:t xml:space="preserve">place to stay. Together with other hangers-on, the two liked to go on what</w:t>
+      </w:r>
+      <w:r>
+        <w:t xml:space="preserve"> </w:t>
+      </w:r>
+      <w:r>
+        <w:t xml:space="preserve">they called</w:t>
+      </w:r>
+      <w:r>
+        <w:t xml:space="preserve"> </w:t>
+      </w:r>
+      <w:r>
+        <w:t xml:space="preserve">“</w:t>
+      </w:r>
+      <w:r>
+        <w:t xml:space="preserve">missions</w:t>
+      </w:r>
+      <w:r>
+        <w:t xml:space="preserve">”</w:t>
+      </w:r>
+      <w:r>
+        <w:t xml:space="preserve">: petty crimes, done for the thrill.</w:t>
       </w:r>
     </w:p>
     <w:p>
@@ -3723,25 +3841,73 @@
         <w:pStyle w:val="BodyText"/>
       </w:pPr>
       <w:r>
-        <w:t xml:space="preserve">No masked figure in the night. No hidden body. A public execution in front of a</w:t>
-      </w:r>
-      <w:r>
-        <w:t xml:space="preserve"> </w:t>
-      </w:r>
-      <w:r>
-        <w:t xml:space="preserve">hotel lobby, on camera. And yet the case that followed was entirely</w:t>
-      </w:r>
-      <w:r>
-        <w:t xml:space="preserve"> </w:t>
-      </w:r>
-      <w:r>
-        <w:t xml:space="preserve">circumstantial, because the one thing the cameras never captured was the</w:t>
-      </w:r>
-      <w:r>
-        <w:t xml:space="preserve"> </w:t>
-      </w:r>
-      <w:r>
-        <w:t xml:space="preserve">gunman’s face.</w:t>
+        <w:t xml:space="preserve">In February 2012, Laura told Millard’s girlfriend, Christina Noudga, that she</w:t>
+      </w:r>
+      <w:r>
+        <w:t xml:space="preserve"> </w:t>
+      </w:r>
+      <w:r>
+        <w:t xml:space="preserve">had recently slept with Millard. Noudga was furious. And in April 2012, in</w:t>
+      </w:r>
+      <w:r>
+        <w:t xml:space="preserve"> </w:t>
+      </w:r>
+      <w:r>
+        <w:t xml:space="preserve">text messages that a jury would one day read, Millard made his girlfriend a</w:t>
+      </w:r>
+      <w:r>
+        <w:t xml:space="preserve"> </w:t>
+      </w:r>
+      <w:r>
+        <w:t xml:space="preserve">promise. He was going to</w:t>
+      </w:r>
+      <w:r>
+        <w:t xml:space="preserve"> </w:t>
+      </w:r>
+      <w:r>
+        <w:t xml:space="preserve">“</w:t>
+      </w:r>
+      <w:r>
+        <w:t xml:space="preserve">remove [Laura] from [their] lives.</w:t>
+      </w:r>
+      <w:r>
+        <w:t xml:space="preserve">”</w:t>
+      </w:r>
+      <w:r>
+        <w:t xml:space="preserve"> </w:t>
+      </w:r>
+      <w:r>
+        <w:t xml:space="preserve">He would first</w:t>
+      </w:r>
+      <w:r>
+        <w:t xml:space="preserve"> </w:t>
+      </w:r>
+      <w:r>
+        <w:t xml:space="preserve">“</w:t>
+      </w:r>
+      <w:r>
+        <w:t xml:space="preserve">hurt her</w:t>
+      </w:r>
+      <w:r>
+        <w:t xml:space="preserve">”</w:t>
+      </w:r>
+      <w:r>
+        <w:t xml:space="preserve"> </w:t>
+      </w:r>
+      <w:r>
+        <w:t xml:space="preserve">and then</w:t>
+      </w:r>
+      <w:r>
+        <w:t xml:space="preserve"> </w:t>
+      </w:r>
+      <w:r>
+        <w:t xml:space="preserve">“</w:t>
+      </w:r>
+      <w:r>
+        <w:t xml:space="preserve">make her leave.</w:t>
+      </w:r>
+      <w:r>
+        <w:t xml:space="preserve">”</w:t>
       </w:r>
     </w:p>
     <w:p>
@@ -3749,31 +3915,7 @@
         <w:pStyle w:val="BodyText"/>
       </w:pPr>
       <w:r>
-        <w:t xml:space="preserve">What the Crown had instead, when Raja Dosanjh stood trial for first-degree</w:t>
-      </w:r>
-      <w:r>
-        <w:t xml:space="preserve"> </w:t>
-      </w:r>
-      <w:r>
-        <w:t xml:space="preserve">murder three years later, were four pillars. His DNA on the grip of the</w:t>
-      </w:r>
-      <w:r>
-        <w:t xml:space="preserve"> </w:t>
-      </w:r>
-      <w:r>
-        <w:t xml:space="preserve">submachine gun left at the scene; a mixed profile 3.7 million times more</w:t>
-      </w:r>
-      <w:r>
-        <w:t xml:space="preserve"> </w:t>
-      </w:r>
-      <w:r>
-        <w:t xml:space="preserve">likely to include him than not. The getaway QX60, rented from a Mississauga</w:t>
-      </w:r>
-      <w:r>
-        <w:t xml:space="preserve"> </w:t>
-      </w:r>
-      <w:r>
-        <w:t xml:space="preserve">agency just hours before the shooting by a man using the false name</w:t>
+        <w:t xml:space="preserve">Noudga texted back that this made her</w:t>
       </w:r>
       <w:r>
         <w:t xml:space="preserve"> </w:t>
@@ -3782,31 +3924,39 @@
         <w:t xml:space="preserve">“</w:t>
       </w:r>
       <w:r>
-        <w:t xml:space="preserve">Jaspinder</w:t>
-      </w:r>
-      <w:r>
-        <w:t xml:space="preserve"> </w:t>
-      </w:r>
-      <w:r>
-        <w:t xml:space="preserve">Nagra</w:t>
+        <w:t xml:space="preserve">feel really loved and all warm on the</w:t>
+      </w:r>
+      <w:r>
+        <w:t xml:space="preserve"> </w:t>
+      </w:r>
+      <w:r>
+        <w:t xml:space="preserve">inside.</w:t>
       </w:r>
       <w:r>
         <w:t xml:space="preserve">”</w:t>
       </w:r>
-      <w:r>
-        <w:t xml:space="preserve">; a man who was, undisputedly, Dosanjh. The rental agency’s cameras,</w:t>
-      </w:r>
-      <w:r>
-        <w:t xml:space="preserve"> </w:t>
-      </w:r>
-      <w:r>
-        <w:t xml:space="preserve">which caught that man’s pants, shirt, and shoes; the same clothing worn by the</w:t>
-      </w:r>
-      <w:r>
-        <w:t xml:space="preserve"> </w:t>
-      </w:r>
-      <w:r>
-        <w:t xml:space="preserve">gunman captured chest-down on the hotel’s video.</w:t>
+    </w:p>
+    <w:bookmarkStart w:id="40" w:name="the-shopping-list"/>
+    <w:p>
+      <w:pPr>
+        <w:pStyle w:val="Heading2"/>
+      </w:pPr>
+      <w:r>
+        <w:t xml:space="preserve">The shopping list</w:t>
+      </w:r>
+    </w:p>
+    <w:p>
+      <w:pPr>
+        <w:pStyle w:val="FirstParagraph"/>
+      </w:pPr>
+      <w:r>
+        <w:t xml:space="preserve">What elevates this case from a jealous threat to first-degree murder is what</w:t>
+      </w:r>
+      <w:r>
+        <w:t xml:space="preserve"> </w:t>
+      </w:r>
+      <w:r>
+        <w:t xml:space="preserve">Millard did next, all of it timestamped.</w:t>
       </w:r>
     </w:p>
     <w:p>
@@ -3814,90 +3964,101 @@
         <w:pStyle w:val="BodyText"/>
       </w:pPr>
       <w:r>
-        <w:t xml:space="preserve">And the fourth pillar: the car itself had been keeping a diary.</w:t>
-      </w:r>
-    </w:p>
-    <w:bookmarkStart w:id="40" w:name="the-minute-by-minute-confession"/>
-    <w:p>
-      <w:pPr>
-        <w:pStyle w:val="Heading2"/>
-      </w:pPr>
-      <w:r>
-        <w:t xml:space="preserve">The minute-by-minute confession</w:t>
-      </w:r>
-    </w:p>
-    <w:p>
-      <w:pPr>
-        <w:pStyle w:val="FirstParagraph"/>
-      </w:pPr>
-      <w:r>
-        <w:t xml:space="preserve">The QX60 came equipped with an infotainment system, the touchscreen console</w:t>
-      </w:r>
-      <w:r>
-        <w:t xml:space="preserve"> </w:t>
-      </w:r>
-      <w:r>
-        <w:t xml:space="preserve">that runs the maps and the music, which, like most modern vehicles, quietly</w:t>
-      </w:r>
-      <w:r>
-        <w:t xml:space="preserve"> </w:t>
-      </w:r>
-      <w:r>
-        <w:t xml:space="preserve">and automatically logged everywhere the car went. When Ontario Provincial</w:t>
-      </w:r>
-      <w:r>
-        <w:t xml:space="preserve"> </w:t>
-      </w:r>
-      <w:r>
-        <w:t xml:space="preserve">Police forensic analysts extracted the tracklog, they could read the day of the</w:t>
-      </w:r>
-      <w:r>
-        <w:t xml:space="preserve"> </w:t>
-      </w:r>
-      <w:r>
-        <w:t xml:space="preserve">murder like an itinerary:</w:t>
-      </w:r>
-    </w:p>
-    <w:p>
-      <w:pPr>
-        <w:pStyle w:val="BodyText"/>
-      </w:pPr>
+        <w:t xml:space="preserve">By May 4, 2012, he was asking a friend to keep him updated</w:t>
+      </w:r>
+      <w:r>
+        <w:t xml:space="preserve"> </w:t>
+      </w:r>
+      <w:r>
+        <w:t xml:space="preserve">“</w:t>
+      </w:r>
+      <w:r>
+        <w:t xml:space="preserve">on where [Laura]</w:t>
+      </w:r>
+      <w:r>
+        <w:t xml:space="preserve"> </w:t>
+      </w:r>
+      <w:r>
+        <w:t xml:space="preserve">goes out to.</w:t>
+      </w:r>
+      <w:r>
+        <w:t xml:space="preserve">”</w:t>
+      </w:r>
+      <w:r>
+        <w:t xml:space="preserve"> </w:t>
+      </w:r>
+      <w:r>
+        <w:t xml:space="preserve">Over the following two months, with Smich’s knowledge and help,</w:t>
+      </w:r>
+      <w:r>
+        <w:t xml:space="preserve"> </w:t>
+      </w:r>
+      <w:r>
+        <w:t xml:space="preserve">he set about acquiring an incinerator capable of cremating a body. His cover</w:t>
+      </w:r>
+      <w:r>
+        <w:t xml:space="preserve"> </w:t>
+      </w:r>
+      <w:r>
+        <w:t xml:space="preserve">story was that he planned to go into the animal-cremation business with his</w:t>
+      </w:r>
+      <w:r>
+        <w:t xml:space="preserve"> </w:t>
+      </w:r>
+      <w:r>
+        <w:t xml:space="preserve">uncle, a veterinarian; the uncle later testified he’d never heard of any such</w:t>
+      </w:r>
+      <w:r>
+        <w:t xml:space="preserve"> </w:t>
+      </w:r>
+      <w:r>
+        <w:t xml:space="preserve">plan and called the idea</w:t>
+      </w:r>
+      <w:r>
+        <w:t xml:space="preserve"> </w:t>
+      </w:r>
+      <w:r>
+        <w:t xml:space="preserve">“</w:t>
+      </w:r>
+      <w:r>
+        <w:t xml:space="preserve">absurd.</w:t>
+      </w:r>
+      <w:r>
+        <w:t xml:space="preserve">”</w:t>
+      </w:r>
+      <w:r>
+        <w:t xml:space="preserve"> </w:t>
+      </w:r>
+      <w:r>
+        <w:t xml:space="preserve">A homemade incinerator was attempted and</w:t>
+      </w:r>
+      <w:r>
+        <w:t xml:space="preserve"> </w:t>
+      </w:r>
+      <w:r>
+        <w:t xml:space="preserve">failed. So Millard ordered a commercial unit, shipped June 20, delivered to</w:t>
+      </w:r>
+      <w:r>
+        <w:t xml:space="preserve"> </w:t>
+      </w:r>
+      <w:r>
+        <w:t xml:space="preserve">his hangar on July 5. Stamped on its side was the brand name:</w:t>
+      </w:r>
+      <w:r>
+        <w:t xml:space="preserve"> </w:t>
+      </w:r>
       <w:r>
         <w:rPr>
           <w:bCs/>
           <w:b/>
         </w:rPr>
-        <w:t xml:space="preserve">1:16 p.m.</w:t>
-      </w:r>
-      <w:r>
-        <w:t xml:space="preserve"> </w:t>
-      </w:r>
-      <w:r>
-        <w:t xml:space="preserve">The QX60 pulls out of the rental lot in Mississauga.</w:t>
-      </w:r>
-      <w:r>
-        <w:t xml:space="preserve"> </w:t>
+        <w:t xml:space="preserve">The</w:t>
       </w:r>
       <w:r>
         <w:rPr>
           <w:bCs/>
           <w:b/>
         </w:rPr>
-        <w:t xml:space="preserve">1:28 p.m.</w:t>
-      </w:r>
-      <w:r>
-        <w:t xml:space="preserve"> </w:t>
-      </w:r>
-      <w:r>
-        <w:t xml:space="preserve">It arrives at the home of the parents of Dalvir Passi,</w:t>
-      </w:r>
-      <w:r>
-        <w:t xml:space="preserve"> </w:t>
-      </w:r>
-      <w:r>
-        <w:t xml:space="preserve">Dosanjh’s brother-in-law. It stays eleven minutes.</w:t>
-      </w:r>
-      <w:r>
         <w:t xml:space="preserve"> </w:t>
       </w:r>
       <w:r>
@@ -3905,19 +4066,474 @@
           <w:bCs/>
           <w:b/>
         </w:rPr>
-        <w:t xml:space="preserve">3:52 p.m.</w:t>
-      </w:r>
-      <w:r>
-        <w:t xml:space="preserve"> </w:t>
-      </w:r>
-      <w:r>
-        <w:t xml:space="preserve">It enters the Comfort Inn parking lot in Guelph and parks</w:t>
-      </w:r>
-      <w:r>
-        <w:t xml:space="preserve"> </w:t>
-      </w:r>
-      <w:r>
-        <w:t xml:space="preserve">behind the hotel, where it sits for the better part of an hour.</w:t>
+        <w:t xml:space="preserve">Eliminator</w:t>
+      </w:r>
+      <w:r>
+        <w:t xml:space="preserve">.</w:t>
+      </w:r>
+    </w:p>
+    <w:p>
+      <w:pPr>
+        <w:pStyle w:val="BodyText"/>
+      </w:pPr>
+      <w:r>
+        <w:t xml:space="preserve">In the same window, between June 30 and July 3, Millard bought a .32-calibre</w:t>
+      </w:r>
+      <w:r>
+        <w:t xml:space="preserve"> </w:t>
+      </w:r>
+      <w:r>
+        <w:t xml:space="preserve">handgun from a man named</w:t>
+      </w:r>
+      <w:r>
+        <w:t xml:space="preserve"> </w:t>
+      </w:r>
+      <w:r>
+        <w:t xml:space="preserve">“</w:t>
+      </w:r>
+      <w:r>
+        <w:t xml:space="preserve">Isho,</w:t>
+      </w:r>
+      <w:r>
+        <w:t xml:space="preserve">”</w:t>
+      </w:r>
+      <w:r>
+        <w:t xml:space="preserve"> </w:t>
+      </w:r>
+      <w:r>
+        <w:t xml:space="preserve">a friend of Smich’s sister, and arranged for</w:t>
+      </w:r>
+      <w:r>
+        <w:t xml:space="preserve"> </w:t>
+      </w:r>
+      <w:r>
+        <w:t xml:space="preserve">ammunition. A year later, police would find a .32 Smith and Wesson revolver at</w:t>
+      </w:r>
+      <w:r>
+        <w:t xml:space="preserve"> </w:t>
+      </w:r>
+      <w:r>
+        <w:t xml:space="preserve">5 Maple Gate Court with Millard’s DNA on the handle.</w:t>
+      </w:r>
+    </w:p>
+    <w:p>
+      <w:pPr>
+        <w:pStyle w:val="BodyText"/>
+      </w:pPr>
+      <w:r>
+        <w:t xml:space="preserve">A gun, an incinerator, and a surveillance request. All before anything</w:t>
+      </w:r>
+      <w:r>
+        <w:t xml:space="preserve"> </w:t>
+      </w:r>
+      <w:r>
+        <w:t xml:space="preserve">happened to Laura Babcock.</w:t>
+      </w:r>
+    </w:p>
+    <w:bookmarkEnd w:id="40"/>
+    <w:bookmarkStart w:id="41" w:name="july-3-in-cell-towers"/>
+    <w:p>
+      <w:pPr>
+        <w:pStyle w:val="Heading2"/>
+      </w:pPr>
+      <w:r>
+        <w:t xml:space="preserve">July 3, in cell towers</w:t>
+      </w:r>
+    </w:p>
+    <w:p>
+      <w:pPr>
+        <w:pStyle w:val="FirstParagraph"/>
+      </w:pPr>
+      <w:r>
+        <w:t xml:space="preserve">On the evening of July 3, 2012, the phone records take over the story, and</w:t>
+      </w:r>
+      <w:r>
+        <w:t xml:space="preserve"> </w:t>
+      </w:r>
+      <w:r>
+        <w:t xml:space="preserve">they tell it in fifteen-minute increments.</w:t>
+      </w:r>
+    </w:p>
+    <w:p>
+      <w:pPr>
+        <w:pStyle w:val="BodyText"/>
+      </w:pPr>
+      <w:r>
+        <w:t xml:space="preserve">Between 5:40 and 7:03 p.m., Laura’s cellphone can be traced from Kipling</w:t>
+      </w:r>
+      <w:r>
+        <w:t xml:space="preserve"> </w:t>
+      </w:r>
+      <w:r>
+        <w:t xml:space="preserve">subway station to the area of 5 Maple Gate Court. A phone used by Millard</w:t>
+      </w:r>
+      <w:r>
+        <w:t xml:space="preserve"> </w:t>
+      </w:r>
+      <w:r>
+        <w:t xml:space="preserve">moves through the same locations at the same times; the two of them,</w:t>
+      </w:r>
+      <w:r>
+        <w:t xml:space="preserve"> </w:t>
+      </w:r>
+      <w:r>
+        <w:t xml:space="preserve">travelling together. At 6:51 p.m., Millard texts Smich:</w:t>
+      </w:r>
+      <w:r>
+        <w:t xml:space="preserve"> </w:t>
+      </w:r>
+      <w:r>
+        <w:t xml:space="preserve">“</w:t>
+      </w:r>
+      <w:r>
+        <w:t xml:space="preserve">I’ll be back in 15</w:t>
+      </w:r>
+      <w:r>
+        <w:t xml:space="preserve"> </w:t>
+      </w:r>
+      <w:r>
+        <w:t xml:space="preserve">mins, don’t be out front.</w:t>
+      </w:r>
+      <w:r>
+        <w:t xml:space="preserve">”</w:t>
+      </w:r>
+    </w:p>
+    <w:p>
+      <w:pPr>
+        <w:pStyle w:val="BodyText"/>
+      </w:pPr>
+      <w:r>
+        <w:t xml:space="preserve">At 7:33 p.m., Millard texts Smich again: he is on a</w:t>
+      </w:r>
+      <w:r>
+        <w:t xml:space="preserve"> </w:t>
+      </w:r>
+      <w:r>
+        <w:t xml:space="preserve">“</w:t>
+      </w:r>
+      <w:r>
+        <w:t xml:space="preserve">mission</w:t>
+      </w:r>
+      <w:r>
+        <w:t xml:space="preserve">”</w:t>
+      </w:r>
+      <w:r>
+        <w:t xml:space="preserve"> </w:t>
+      </w:r>
+      <w:r>
+        <w:t xml:space="preserve">and will be back</w:t>
+      </w:r>
+      <w:r>
+        <w:t xml:space="preserve"> </w:t>
+      </w:r>
+      <w:r>
+        <w:t xml:space="preserve">in an hour. The two phones, his and Laura’s, are now travelling north on</w:t>
+      </w:r>
+      <w:r>
+        <w:t xml:space="preserve"> </w:t>
+      </w:r>
+      <w:r>
+        <w:t xml:space="preserve">Highway 427. By 8:21 p.m., both are back near Maple Gate. At 10:20 p.m.,</w:t>
+      </w:r>
+      <w:r>
+        <w:t xml:space="preserve"> </w:t>
+      </w:r>
+      <w:r>
+        <w:t xml:space="preserve">Noudga texts Millard:</w:t>
+      </w:r>
+      <w:r>
+        <w:t xml:space="preserve"> </w:t>
+      </w:r>
+      <w:r>
+        <w:t xml:space="preserve">“</w:t>
+      </w:r>
+      <w:r>
+        <w:t xml:space="preserve">I’ll see you Friday, have fun doing big things.</w:t>
+      </w:r>
+      <w:r>
+        <w:t xml:space="preserve">”</w:t>
+      </w:r>
+    </w:p>
+    <w:p>
+      <w:pPr>
+        <w:pStyle w:val="BodyText"/>
+      </w:pPr>
+      <w:r>
+        <w:t xml:space="preserve">Laura Babcock’s phone made its last outgoing communication at 7:03 that</w:t>
+      </w:r>
+      <w:r>
+        <w:t xml:space="preserve"> </w:t>
+      </w:r>
+      <w:r>
+        <w:t xml:space="preserve">evening. She was never heard from again; not by her family, not by the friends</w:t>
+      </w:r>
+      <w:r>
+        <w:t xml:space="preserve"> </w:t>
+      </w:r>
+      <w:r>
+        <w:t xml:space="preserve">she talked to constantly. Her bank account and credit card went silent. She</w:t>
+      </w:r>
+      <w:r>
+        <w:t xml:space="preserve"> </w:t>
+      </w:r>
+      <w:r>
+        <w:t xml:space="preserve">left behind an envelope holding $1,000 in cash, and her beloved dog.</w:t>
+      </w:r>
+    </w:p>
+    <w:p>
+      <w:pPr>
+        <w:pStyle w:val="BodyText"/>
+      </w:pPr>
+      <w:r>
+        <w:t xml:space="preserve">The next morning, July 4, her phone died for good around 11:00 a.m. In its</w:t>
+      </w:r>
+      <w:r>
+        <w:t xml:space="preserve"> </w:t>
+      </w:r>
+      <w:r>
+        <w:t xml:space="preserve">final minutes it can be tracked moving along Lakeshore Boulevard, beside Lake</w:t>
+      </w:r>
+      <w:r>
+        <w:t xml:space="preserve"> </w:t>
+      </w:r>
+      <w:r>
+        <w:t xml:space="preserve">Ontario. A phone used by Millard travels the same route at the same time. The</w:t>
+      </w:r>
+      <w:r>
+        <w:t xml:space="preserve"> </w:t>
+      </w:r>
+      <w:r>
+        <w:t xml:space="preserve">Crown’s theory was simple: he was driving along the lake, and he threw her</w:t>
+      </w:r>
+      <w:r>
+        <w:t xml:space="preserve"> </w:t>
+      </w:r>
+      <w:r>
+        <w:t xml:space="preserve">phone in.</w:t>
+      </w:r>
+    </w:p>
+    <w:bookmarkEnd w:id="41"/>
+    <w:bookmarkStart w:id="42" w:name="hows-the-spliff"/>
+    <w:p>
+      <w:pPr>
+        <w:pStyle w:val="Heading2"/>
+      </w:pPr>
+      <w:r>
+        <w:t xml:space="preserve">“</w:t>
+      </w:r>
+      <w:r>
+        <w:t xml:space="preserve">How’s the spliff</w:t>
+      </w:r>
+      <w:r>
+        <w:t xml:space="preserve">”</w:t>
+      </w:r>
+    </w:p>
+    <w:p>
+      <w:pPr>
+        <w:pStyle w:val="FirstParagraph"/>
+      </w:pPr>
+      <w:r>
+        <w:t xml:space="preserve">That same morning, at 10:00 a.m., Millard texted Smich:</w:t>
+      </w:r>
+      <w:r>
+        <w:t xml:space="preserve"> </w:t>
+      </w:r>
+      <w:r>
+        <w:t xml:space="preserve">“</w:t>
+      </w:r>
+      <w:r>
+        <w:t xml:space="preserve">I rolled my first</w:t>
+      </w:r>
+      <w:r>
+        <w:t xml:space="preserve"> </w:t>
+      </w:r>
+      <w:r>
+        <w:t xml:space="preserve">spliff.</w:t>
+      </w:r>
+      <w:r>
+        <w:t xml:space="preserve">”</w:t>
+      </w:r>
+      <w:r>
+        <w:t xml:space="preserve"> </w:t>
+      </w:r>
+      <w:r>
+        <w:t xml:space="preserve">At 2:40 p.m., Millard’s phone took a photograph of something rolled</w:t>
+      </w:r>
+      <w:r>
+        <w:t xml:space="preserve"> </w:t>
+      </w:r>
+      <w:r>
+        <w:t xml:space="preserve">in a tarp, consistent in size and shape with a human body; the tarp’s metal</w:t>
+      </w:r>
+      <w:r>
+        <w:t xml:space="preserve"> </w:t>
+      </w:r>
+      <w:r>
+        <w:t xml:space="preserve">grommets are visible in the picture, and part of his father’s vehicle, which</w:t>
+      </w:r>
+      <w:r>
+        <w:t xml:space="preserve"> </w:t>
+      </w:r>
+      <w:r>
+        <w:t xml:space="preserve">has an elevating gate, appears in the background. At 3:21 p.m., Smich texted</w:t>
+      </w:r>
+      <w:r>
+        <w:t xml:space="preserve"> </w:t>
+      </w:r>
+      <w:r>
+        <w:t xml:space="preserve">back:</w:t>
+      </w:r>
+      <w:r>
+        <w:t xml:space="preserve"> </w:t>
+      </w:r>
+      <w:r>
+        <w:t xml:space="preserve">“</w:t>
+      </w:r>
+      <w:r>
+        <w:t xml:space="preserve">How’s the spliff.</w:t>
+      </w:r>
+      <w:r>
+        <w:t xml:space="preserve">”</w:t>
+      </w:r>
+    </w:p>
+    <w:p>
+      <w:pPr>
+        <w:pStyle w:val="BodyText"/>
+      </w:pPr>
+      <w:r>
+        <w:t xml:space="preserve">When police found The Eliminator a year later, in the course of a different</w:t>
+      </w:r>
+      <w:r>
+        <w:t xml:space="preserve"> </w:t>
+      </w:r>
+      <w:r>
+        <w:t xml:space="preserve">murder investigation, five grommets matching the tarp in the photograph were</w:t>
+      </w:r>
+      <w:r>
+        <w:t xml:space="preserve"> </w:t>
+      </w:r>
+      <w:r>
+        <w:t xml:space="preserve">in the ash inside it.</w:t>
+      </w:r>
+    </w:p>
+    <w:p>
+      <w:pPr>
+        <w:pStyle w:val="BodyText"/>
+      </w:pPr>
+      <w:r>
+        <w:t xml:space="preserve">Millard’s calendar for July 7 contained the entry</w:t>
+      </w:r>
+      <w:r>
+        <w:t xml:space="preserve"> </w:t>
+      </w:r>
+      <w:r>
+        <w:t xml:space="preserve">“</w:t>
+      </w:r>
+      <w:r>
+        <w:t xml:space="preserve">barn smell check.</w:t>
+      </w:r>
+      <w:r>
+        <w:t xml:space="preserve">”</w:t>
+      </w:r>
+    </w:p>
+    <w:p>
+      <w:pPr>
+        <w:pStyle w:val="BodyText"/>
+      </w:pPr>
+      <w:r>
+        <w:t xml:space="preserve">The incinerator arrived July 5, and the two men spent days getting it</w:t>
+      </w:r>
+      <w:r>
+        <w:t xml:space="preserve"> </w:t>
+      </w:r>
+      <w:r>
+        <w:t xml:space="preserve">operational, building a trailer so the huge unit could travel. On July 21,</w:t>
+      </w:r>
+      <w:r>
+        <w:t xml:space="preserve"> </w:t>
+      </w:r>
+      <w:r>
+        <w:t xml:space="preserve">Millard texted,</w:t>
+      </w:r>
+      <w:r>
+        <w:t xml:space="preserve"> </w:t>
+      </w:r>
+      <w:r>
+        <w:t xml:space="preserve">“</w:t>
+      </w:r>
+      <w:r>
+        <w:t xml:space="preserve">Just picked up the BBQ, seems ready to go,</w:t>
+      </w:r>
+      <w:r>
+        <w:t xml:space="preserve">”</w:t>
+      </w:r>
+      <w:r>
+        <w:t xml:space="preserve"> </w:t>
+      </w:r>
+      <w:r>
+        <w:t xml:space="preserve">and asked Smich</w:t>
+      </w:r>
+      <w:r>
+        <w:t xml:space="preserve"> </w:t>
+      </w:r>
+      <w:r>
+        <w:t xml:space="preserve">to come over without his girlfriend. Smich’s reply:</w:t>
+      </w:r>
+      <w:r>
+        <w:t xml:space="preserve"> </w:t>
+      </w:r>
+      <w:r>
+        <w:t xml:space="preserve">“</w:t>
+      </w:r>
+      <w:r>
+        <w:t xml:space="preserve">She can wait in the front</w:t>
+      </w:r>
+      <w:r>
+        <w:t xml:space="preserve"> </w:t>
+      </w:r>
+      <w:r>
+        <w:t xml:space="preserve">while we [are] out back talkin to that girl … if [you] know what I mean.</w:t>
+      </w:r>
+      <w:r>
+        <w:t xml:space="preserve">”</w:t>
+      </w:r>
+      <w:r>
+        <w:t xml:space="preserve"> </w:t>
+      </w:r>
+      <w:r>
+        <w:t xml:space="preserve">They</w:t>
+      </w:r>
+      <w:r>
+        <w:t xml:space="preserve"> </w:t>
+      </w:r>
+      <w:r>
+        <w:t xml:space="preserve">discussed using it</w:t>
+      </w:r>
+      <w:r>
+        <w:t xml:space="preserve"> </w:t>
+      </w:r>
+      <w:r>
+        <w:t xml:space="preserve">“</w:t>
+      </w:r>
+      <w:r>
+        <w:t xml:space="preserve">tomorrow after dark.</w:t>
+      </w:r>
+      <w:r>
+        <w:t xml:space="preserve">”</w:t>
+      </w:r>
+    </w:p>
+    <w:p>
+      <w:pPr>
+        <w:pStyle w:val="BodyText"/>
+      </w:pPr>
+      <w:r>
+        <w:t xml:space="preserve">On July 23 at about 3:00 p.m., Millard sent the text this case will always be</w:t>
+      </w:r>
+      <w:r>
+        <w:t xml:space="preserve"> </w:t>
+      </w:r>
+      <w:r>
+        <w:t xml:space="preserve">remembered for:</w:t>
       </w:r>
       <w:r>
         <w:t xml:space="preserve"> </w:t>
@@ -3927,19 +4543,21 @@
           <w:bCs/>
           <w:b/>
         </w:rPr>
-        <w:t xml:space="preserve">4:38 p.m.</w:t>
-      </w:r>
-      <w:r>
-        <w:t xml:space="preserve"> </w:t>
-      </w:r>
-      <w:r>
-        <w:t xml:space="preserve">The exact minute Aly Sunderani is shot, the QX60 moves to the</w:t>
-      </w:r>
-      <w:r>
-        <w:t xml:space="preserve"> </w:t>
-      </w:r>
-      <w:r>
-        <w:t xml:space="preserve">front of the hotel, then immediately drives away.</w:t>
+        <w:t xml:space="preserve">“</w:t>
+      </w:r>
+      <w:r>
+        <w:rPr>
+          <w:bCs/>
+          <w:b/>
+        </w:rPr>
+        <w:t xml:space="preserve">BBQ has run its warm up, it’s ready for meat.</w:t>
+      </w:r>
+      <w:r>
+        <w:rPr>
+          <w:bCs/>
+          <w:b/>
+        </w:rPr>
+        <w:t xml:space="preserve">”</w:t>
       </w:r>
     </w:p>
     <w:p>
@@ -3947,19 +4565,223 @@
         <w:pStyle w:val="BodyText"/>
       </w:pPr>
       <w:r>
-        <w:t xml:space="preserve">From there the diary continues: back to the Passi parents’ home, then on to the</w:t>
-      </w:r>
-      <w:r>
-        <w:t xml:space="preserve"> </w:t>
-      </w:r>
-      <w:r>
-        <w:t xml:space="preserve">home of Dosanjh’s sister and brother-in-law. The hotel’s surveillance video</w:t>
-      </w:r>
-      <w:r>
-        <w:t xml:space="preserve"> </w:t>
-      </w:r>
-      <w:r>
-        <w:t xml:space="preserve">confirmed the tracklog’s account frame for frame.</w:t>
+        <w:t xml:space="preserve">That night, Smich’s girlfriend was driven to the farm and told to wait in the</w:t>
+      </w:r>
+      <w:r>
+        <w:t xml:space="preserve"> </w:t>
+      </w:r>
+      <w:r>
+        <w:t xml:space="preserve">car with her headphones on. The two men spent half an hour in the barn, then</w:t>
+      </w:r>
+      <w:r>
+        <w:t xml:space="preserve"> </w:t>
+      </w:r>
+      <w:r>
+        <w:t xml:space="preserve">drove to the hangar towing the incinerator; she saw smoke coming from it. At</w:t>
+      </w:r>
+      <w:r>
+        <w:t xml:space="preserve"> </w:t>
+      </w:r>
+      <w:r>
+        <w:t xml:space="preserve">10:38 p.m., Millard’s phone ran an internet search:</w:t>
+      </w:r>
+      <w:r>
+        <w:t xml:space="preserve"> </w:t>
+      </w:r>
+      <w:r>
+        <w:rPr>
+          <w:iCs/>
+          <w:i/>
+        </w:rPr>
+        <w:t xml:space="preserve">“</w:t>
+      </w:r>
+      <w:r>
+        <w:rPr>
+          <w:iCs/>
+          <w:i/>
+        </w:rPr>
+        <w:t xml:space="preserve">what temperature is</w:t>
+      </w:r>
+      <w:r>
+        <w:rPr>
+          <w:iCs/>
+          <w:i/>
+        </w:rPr>
+        <w:t xml:space="preserve"> </w:t>
+      </w:r>
+      <w:r>
+        <w:rPr>
+          <w:iCs/>
+          <w:i/>
+        </w:rPr>
+        <w:t xml:space="preserve">cremation done at?</w:t>
+      </w:r>
+      <w:r>
+        <w:rPr>
+          <w:iCs/>
+          <w:i/>
+        </w:rPr>
+        <w:t xml:space="preserve">”</w:t>
+      </w:r>
+      <w:r>
+        <w:t xml:space="preserve"> </w:t>
+      </w:r>
+      <w:r>
+        <w:t xml:space="preserve">Just after 11:14 p.m., his phone photographed Smich</w:t>
+      </w:r>
+      <w:r>
+        <w:t xml:space="preserve"> </w:t>
+      </w:r>
+      <w:r>
+        <w:t xml:space="preserve">standing in front of the running Eliminator, smiling, holding an ash rake.</w:t>
+      </w:r>
+      <w:r>
+        <w:t xml:space="preserve"> </w:t>
+      </w:r>
+      <w:r>
+        <w:t xml:space="preserve">Four minutes later it photographed the inside of the incinerator, in</w:t>
+      </w:r>
+      <w:r>
+        <w:t xml:space="preserve"> </w:t>
+      </w:r>
+      <w:r>
+        <w:t xml:space="preserve">operation. Bone fragments can be discerned in the frame.</w:t>
+      </w:r>
+    </w:p>
+    <w:bookmarkEnd w:id="42"/>
+    <w:bookmarkStart w:id="43" w:name="the-song"/>
+    <w:p>
+      <w:pPr>
+        <w:pStyle w:val="Heading2"/>
+      </w:pPr>
+      <w:r>
+        <w:t xml:space="preserve">The song</w:t>
+      </w:r>
+    </w:p>
+    <w:p>
+      <w:pPr>
+        <w:pStyle w:val="FirstParagraph"/>
+      </w:pPr>
+      <w:r>
+        <w:t xml:space="preserve">At 12:40 a.m. on July 24, within two hours of the cremation, a file was</w:t>
+      </w:r>
+      <w:r>
+        <w:t xml:space="preserve"> </w:t>
+      </w:r>
+      <w:r>
+        <w:t xml:space="preserve">created on an iPad; Laura’s own iPad, which had been plugged into Millard’s</w:t>
+      </w:r>
+      <w:r>
+        <w:t xml:space="preserve"> </w:t>
+      </w:r>
+      <w:r>
+        <w:t xml:space="preserve">computer the morning after she vanished and renamed</w:t>
+      </w:r>
+      <w:r>
+        <w:t xml:space="preserve"> </w:t>
+      </w:r>
+      <w:r>
+        <w:t xml:space="preserve">“</w:t>
+      </w:r>
+      <w:r>
+        <w:t xml:space="preserve">Mark’s iPad.</w:t>
+      </w:r>
+      <w:r>
+        <w:t xml:space="preserve">”</w:t>
+      </w:r>
+      <w:r>
+        <w:t xml:space="preserve"> </w:t>
+      </w:r>
+      <w:r>
+        <w:t xml:space="preserve">The file</w:t>
+      </w:r>
+      <w:r>
+        <w:t xml:space="preserve"> </w:t>
+      </w:r>
+      <w:r>
+        <w:t xml:space="preserve">held rap lyrics Smich was composing:</w:t>
+      </w:r>
+    </w:p>
+    <w:p>
+      <w:pPr>
+        <w:pStyle w:val="BlockText"/>
+      </w:pPr>
+      <w:r>
+        <w:t xml:space="preserve">The bitch started off all skin and bone,</w:t>
+      </w:r>
+      <w:r>
+        <w:t xml:space="preserve"> </w:t>
+      </w:r>
+      <w:r>
+        <w:t xml:space="preserve">now the bitch lay on some ashy stone,</w:t>
+      </w:r>
+      <w:r>
+        <w:t xml:space="preserve"> </w:t>
+      </w:r>
+      <w:r>
+        <w:t xml:space="preserve">last time I saw her was outside the home,</w:t>
+      </w:r>
+      <w:r>
+        <w:t xml:space="preserve"> </w:t>
+      </w:r>
+      <w:r>
+        <w:t xml:space="preserve">and if u go swimming u can find her phone.</w:t>
+      </w:r>
+    </w:p>
+    <w:p>
+      <w:pPr>
+        <w:pStyle w:val="FirstParagraph"/>
+      </w:pPr>
+      <w:r>
+        <w:t xml:space="preserve">He performed it. In August 2012, in his mother’s garage, Smich rapped it for</w:t>
+      </w:r>
+      <w:r>
+        <w:t xml:space="preserve"> </w:t>
+      </w:r>
+      <w:r>
+        <w:t xml:space="preserve">two high-school boys he sold drugs to, then explained that</w:t>
+      </w:r>
+      <w:r>
+        <w:t xml:space="preserve"> </w:t>
+      </w:r>
+      <w:r>
+        <w:t xml:space="preserve">“</w:t>
+      </w:r>
+      <w:r>
+        <w:t xml:space="preserve">they</w:t>
+      </w:r>
+      <w:r>
+        <w:t xml:space="preserve">”</w:t>
+      </w:r>
+      <w:r>
+        <w:t xml:space="preserve"> </w:t>
+      </w:r>
+      <w:r>
+        <w:t xml:space="preserve">had torched</w:t>
+      </w:r>
+      <w:r>
+        <w:t xml:space="preserve"> </w:t>
+      </w:r>
+      <w:r>
+        <w:t xml:space="preserve">a woman’s body and thrown a cellphone in the lake. In September, he performed</w:t>
+      </w:r>
+      <w:r>
+        <w:t xml:space="preserve"> </w:t>
+      </w:r>
+      <w:r>
+        <w:t xml:space="preserve">it again in Millard’s basement, and Millard recorded the performance on his</w:t>
+      </w:r>
+      <w:r>
+        <w:t xml:space="preserve"> </w:t>
+      </w:r>
+      <w:r>
+        <w:t xml:space="preserve">iPhone, where police later found it. Smich was ultimately found in possession</w:t>
+      </w:r>
+      <w:r>
+        <w:t xml:space="preserve"> </w:t>
+      </w:r>
+      <w:r>
+        <w:t xml:space="preserve">of Laura’s iPad and her red suitcase.</w:t>
       </w:r>
     </w:p>
     <w:p>
@@ -3967,41 +4789,53 @@
         <w:pStyle w:val="BodyText"/>
       </w:pPr>
       <w:r>
-        <w:t xml:space="preserve">One more entry completed the portrait. The next evening, Dosanjh returned the</w:t>
-      </w:r>
-      <w:r>
-        <w:t xml:space="preserve"> </w:t>
-      </w:r>
-      <w:r>
-        <w:t xml:space="preserve">QX60 to the rental agency, and asked his brother-in-law to pick him up not at</w:t>
-      </w:r>
-      <w:r>
-        <w:t xml:space="preserve"> </w:t>
-      </w:r>
-      <w:r>
-        <w:t xml:space="preserve">the agency, but waiting in a gas-station parking lot across a busy street. A</w:t>
-      </w:r>
-      <w:r>
-        <w:t xml:space="preserve"> </w:t>
-      </w:r>
-      <w:r>
-        <w:t xml:space="preserve">small, careful separation between himself and the car. The kind of detail a</w:t>
-      </w:r>
-      <w:r>
-        <w:t xml:space="preserve"> </w:t>
-      </w:r>
-      <w:r>
-        <w:t xml:space="preserve">man arranges when he knows exactly what the car has been part of.</w:t>
-      </w:r>
-    </w:p>
-    <w:bookmarkEnd w:id="40"/>
-    <w:bookmarkStart w:id="41" w:name="the-two-bald-men"/>
+        <w:t xml:space="preserve">A jury convicted both men of first-degree murder in December 2017. In June</w:t>
+      </w:r>
+      <w:r>
+        <w:t xml:space="preserve"> </w:t>
+      </w:r>
+      <w:r>
+        <w:t xml:space="preserve">2023, the Court of Appeal for Ontario dismissed every ground of both</w:t>
+      </w:r>
+      <w:r>
+        <w:t xml:space="preserve"> </w:t>
+      </w:r>
+      <w:r>
+        <w:t xml:space="preserve">conviction appeals. The only relief either man received was technical: the</w:t>
+      </w:r>
+      <w:r>
+        <w:t xml:space="preserve"> </w:t>
+      </w:r>
+      <w:r>
+        <w:t xml:space="preserve">Supreme Court had struck down consecutive parole-ineligibility periods in</w:t>
+      </w:r>
+      <w:r>
+        <w:t xml:space="preserve"> </w:t>
+      </w:r>
+      <w:r>
+        <w:t xml:space="preserve">another case, so their 25-year terms for Laura’s murder now run alongside,</w:t>
+      </w:r>
+      <w:r>
+        <w:t xml:space="preserve"> </w:t>
+      </w:r>
+      <w:r>
+        <w:t xml:space="preserve">rather than after, the ones they were already serving for murdering Tim Bosma</w:t>
+      </w:r>
+      <w:r>
+        <w:t xml:space="preserve"> </w:t>
+      </w:r>
+      <w:r>
+        <w:t xml:space="preserve">(Chapter 9).</w:t>
+      </w:r>
+    </w:p>
+    <w:bookmarkEnd w:id="43"/>
+    <w:bookmarkStart w:id="45" w:name="howd-they-get-caught-1"/>
     <w:p>
       <w:pPr>
         <w:pStyle w:val="Heading2"/>
       </w:pPr>
       <w:r>
-        <w:t xml:space="preserve">The two bald men</w:t>
+        <w:t xml:space="preserve">How’d they get caught?</w:t>
       </w:r>
     </w:p>
     <w:p>
@@ -4009,63 +4843,31 @@
         <w:pStyle w:val="FirstParagraph"/>
       </w:pPr>
       <w:r>
-        <w:t xml:space="preserve">The defence answered with an alternate suspect story, delivered by the</w:t>
-      </w:r>
-      <w:r>
-        <w:t xml:space="preserve"> </w:t>
-      </w:r>
-      <w:r>
-        <w:t xml:space="preserve">brother-in-law himself. Passi testified that after the rental, two tall, white,</w:t>
-      </w:r>
-      <w:r>
-        <w:t xml:space="preserve"> </w:t>
-      </w:r>
-      <w:r>
-        <w:t xml:space="preserve">bald or balding strangers, men he had never seen before, arrived at his</w:t>
-      </w:r>
-      <w:r>
-        <w:t xml:space="preserve"> </w:t>
-      </w:r>
-      <w:r>
-        <w:t xml:space="preserve">parents’ home, borrowed the QX60 from Dosanjh to complete a drug transaction,</w:t>
-      </w:r>
-      <w:r>
-        <w:t xml:space="preserve"> </w:t>
-      </w:r>
-      <w:r>
-        <w:t xml:space="preserve">and brought it back later that day. While the Infiniti was allegedly off</w:t>
-      </w:r>
-      <w:r>
-        <w:t xml:space="preserve"> </w:t>
-      </w:r>
-      <w:r>
-        <w:t xml:space="preserve">murdering a hotel manager, Passi and Dosanjh were, he said, playing video</w:t>
-      </w:r>
-      <w:r>
-        <w:t xml:space="preserve"> </w:t>
-      </w:r>
-      <w:r>
-        <w:t xml:space="preserve">games.</w:t>
-      </w:r>
-    </w:p>
-    <w:p>
-      <w:pPr>
-        <w:pStyle w:val="BodyText"/>
-      </w:pPr>
-      <w:r>
-        <w:t xml:space="preserve">The story had one genuine asset: the Comfort Inn’s front-desk manager, who</w:t>
-      </w:r>
-      <w:r>
-        <w:t xml:space="preserve"> </w:t>
-      </w:r>
-      <w:r>
-        <w:t xml:space="preserve">watched the shooting through the lobby window, described the gunman as fair,</w:t>
-      </w:r>
-      <w:r>
-        <w:t xml:space="preserve"> </w:t>
-      </w:r>
-      <w:r>
-        <w:t xml:space="preserve">white-complexioned, with</w:t>
+        <w:t xml:space="preserve">They were caught because they could not stop performing. The motive was in</w:t>
+      </w:r>
+      <w:r>
+        <w:t xml:space="preserve"> </w:t>
+      </w:r>
+      <w:r>
+        <w:t xml:space="preserve">Millard’s texts to his girlfriend; the planning was in his shopping trail for</w:t>
+      </w:r>
+      <w:r>
+        <w:t xml:space="preserve"> </w:t>
+      </w:r>
+      <w:r>
+        <w:t xml:space="preserve">a gun and a crematorium; the night itself was in the cell towers, which walked</w:t>
+      </w:r>
+      <w:r>
+        <w:t xml:space="preserve"> </w:t>
+      </w:r>
+      <w:r>
+        <w:t xml:space="preserve">the jury through an abduction in fifteen-minute steps; the disposal was in a</w:t>
+      </w:r>
+      <w:r>
+        <w:t xml:space="preserve"> </w:t>
+      </w:r>
+      <w:r>
+        <w:t xml:space="preserve">Google search, a</w:t>
       </w:r>
       <w:r>
         <w:t xml:space="preserve"> </w:t>
@@ -4074,7 +4876,7 @@
         <w:t xml:space="preserve">“</w:t>
       </w:r>
       <w:r>
-        <w:t xml:space="preserve">less hairs on his head.</w:t>
+        <w:t xml:space="preserve">BBQ</w:t>
       </w:r>
       <w:r>
         <w:t xml:space="preserve">”</w:t>
@@ -4083,282 +4885,31 @@
         <w:t xml:space="preserve"> </w:t>
       </w:r>
       <w:r>
-        <w:t xml:space="preserve">Dosanjh’s own lawyer</w:t>
-      </w:r>
-      <w:r>
-        <w:t xml:space="preserve"> </w:t>
-      </w:r>
-      <w:r>
-        <w:t xml:space="preserve">described his client as a tall, brown-skinned young man with a full head of</w:t>
-      </w:r>
-      <w:r>
-        <w:t xml:space="preserve"> </w:t>
-      </w:r>
-      <w:r>
-        <w:t xml:space="preserve">dark hair. Two other eyewitnesses pointed the other way.</w:t>
-      </w:r>
-    </w:p>
-    <w:p>
-      <w:pPr>
-        <w:pStyle w:val="BodyText"/>
-      </w:pPr>
-      <w:r>
-        <w:t xml:space="preserve">The jury weighed the bald strangers against the DNA on the gun grip, the</w:t>
-      </w:r>
-      <w:r>
-        <w:t xml:space="preserve"> </w:t>
-      </w:r>
-      <w:r>
-        <w:t xml:space="preserve">clothing on two videotapes, and a tracklog that put the car Dosanjh rented at</w:t>
-      </w:r>
-      <w:r>
-        <w:t xml:space="preserve"> </w:t>
-      </w:r>
-      <w:r>
-        <w:t xml:space="preserve">the murder scene at the killing minute. On August 1, 2019, it convicted him of</w:t>
-      </w:r>
-      <w:r>
-        <w:t xml:space="preserve"> </w:t>
-      </w:r>
-      <w:r>
-        <w:t xml:space="preserve">first-degree murder.</w:t>
-      </w:r>
-    </w:p>
-    <w:bookmarkEnd w:id="41"/>
-    <w:bookmarkStart w:id="42" w:name="the-trap-inside-the-fake-name"/>
-    <w:p>
-      <w:pPr>
-        <w:pStyle w:val="Heading2"/>
-      </w:pPr>
-      <w:r>
-        <w:t xml:space="preserve">The trap inside the fake name</w:t>
-      </w:r>
-    </w:p>
-    <w:p>
-      <w:pPr>
-        <w:pStyle w:val="FirstParagraph"/>
-      </w:pPr>
-      <w:r>
-        <w:t xml:space="preserve">On appeal, Dosanjh’s lawyers went after the diary. The police, they argued,</w:t>
-      </w:r>
-      <w:r>
-        <w:t xml:space="preserve"> </w:t>
-      </w:r>
-      <w:r>
-        <w:t xml:space="preserve">had searched the infotainment system unlawfully, rummaging through GPS data</w:t>
-      </w:r>
-      <w:r>
-        <w:t xml:space="preserve"> </w:t>
-      </w:r>
-      <w:r>
-        <w:t xml:space="preserve">that revealed his movements, a</w:t>
-      </w:r>
-      <w:r>
-        <w:t xml:space="preserve"> </w:t>
-      </w:r>
-      <w:r>
-        <w:t xml:space="preserve">“</w:t>
-      </w:r>
-      <w:r>
-        <w:t xml:space="preserve">biographical core</w:t>
-      </w:r>
-      <w:r>
-        <w:t xml:space="preserve">”</w:t>
-      </w:r>
-      <w:r>
-        <w:t xml:space="preserve"> </w:t>
-      </w:r>
-      <w:r>
-        <w:t xml:space="preserve">of personal information</w:t>
-      </w:r>
-      <w:r>
-        <w:t xml:space="preserve"> </w:t>
-      </w:r>
-      <w:r>
-        <w:t xml:space="preserve">protected by section 8 of the Charter. If the search was unconstitutional, the</w:t>
-      </w:r>
-      <w:r>
-        <w:t xml:space="preserve"> </w:t>
-      </w:r>
-      <w:r>
-        <w:t xml:space="preserve">tracklog could be excluded, and the fourth pillar would fall.</w:t>
-      </w:r>
-    </w:p>
-    <w:p>
-      <w:pPr>
-        <w:pStyle w:val="BodyText"/>
-      </w:pPr>
-      <w:r>
-        <w:t xml:space="preserve">The Court of Appeal for Ontario’s answer, delivered by Associate Chief Justice</w:t>
-      </w:r>
-      <w:r>
-        <w:t xml:space="preserve"> </w:t>
-      </w:r>
-      <w:r>
-        <w:t xml:space="preserve">Fairburn in October 2022, is the dark joke at the heart of this chapter.</w:t>
-      </w:r>
-      <w:r>
-        <w:t xml:space="preserve"> </w:t>
-      </w:r>
-      <w:r>
-        <w:t xml:space="preserve">Privacy claims belong to people with a legitimate connection to the thing</w:t>
-      </w:r>
-      <w:r>
-        <w:t xml:space="preserve"> </w:t>
-      </w:r>
-      <w:r>
-        <w:t xml:space="preserve">searched; through ownership, control, a right to be where they were. Dosanjh’s</w:t>
-      </w:r>
-      <w:r>
-        <w:t xml:space="preserve"> </w:t>
-      </w:r>
-      <w:r>
-        <w:t xml:space="preserve">connection to the QX60 was a rental contract signed in the name of a man who</w:t>
-      </w:r>
-      <w:r>
-        <w:t xml:space="preserve"> </w:t>
-      </w:r>
-      <w:r>
-        <w:t xml:space="preserve">did not exist. The GPS data, the court noted, came from a vehicle he had</w:t>
-      </w:r>
-      <w:r>
-        <w:t xml:space="preserve"> </w:t>
-      </w:r>
-      <w:r>
-        <w:t xml:space="preserve">“</w:t>
-      </w:r>
-      <w:r>
-        <w:t xml:space="preserve">no</w:t>
-      </w:r>
-      <w:r>
-        <w:t xml:space="preserve"> </w:t>
-      </w:r>
-      <w:r>
-        <w:t xml:space="preserve">right to be driving</w:t>
-      </w:r>
-      <w:r>
-        <w:t xml:space="preserve">”</w:t>
-      </w:r>
-      <w:r>
-        <w:t xml:space="preserve">; the synced contact list wasn’t even his phone’s. Tracking</w:t>
-      </w:r>
-      <w:r>
-        <w:t xml:space="preserve"> </w:t>
-      </w:r>
-      <w:r>
-        <w:t xml:space="preserve">data, the court added, sits far down the privacy spectrum to begin with; it</w:t>
-      </w:r>
-      <w:r>
-        <w:t xml:space="preserve"> </w:t>
-      </w:r>
-      <w:r>
-        <w:t xml:space="preserve">reveals where a car went, not the contents of a mind. He had no reasonable</w:t>
-      </w:r>
-      <w:r>
-        <w:t xml:space="preserve"> </w:t>
-      </w:r>
-      <w:r>
-        <w:t xml:space="preserve">expectation of privacy, and therefore no standing to complain; and even if the</w:t>
-      </w:r>
-      <w:r>
-        <w:t xml:space="preserve"> </w:t>
-      </w:r>
-      <w:r>
-        <w:t xml:space="preserve">search had breached the Charter, the evidence was reliable, the breach minimal,</w:t>
-      </w:r>
-      <w:r>
-        <w:t xml:space="preserve"> </w:t>
-      </w:r>
-      <w:r>
-        <w:t xml:space="preserve">and it would have been admitted anyway.</w:t>
-      </w:r>
-    </w:p>
-    <w:p>
-      <w:pPr>
-        <w:pStyle w:val="BodyText"/>
-      </w:pPr>
-      <w:r>
-        <w:t xml:space="preserve">The fake name was supposed to make the car untraceable to him. Instead it made</w:t>
-      </w:r>
-      <w:r>
-        <w:t xml:space="preserve"> </w:t>
-      </w:r>
-      <w:r>
-        <w:t xml:space="preserve">the car’s memory untouchable by him. He had disowned the Infiniti so</w:t>
-      </w:r>
-      <w:r>
-        <w:t xml:space="preserve"> </w:t>
-      </w:r>
-      <w:r>
-        <w:t xml:space="preserve">thoroughly that when it testified, he had no legal voice to object.</w:t>
-      </w:r>
-    </w:p>
-    <w:p>
-      <w:pPr>
-        <w:pStyle w:val="BodyText"/>
-      </w:pPr>
-      <w:r>
-        <w:t xml:space="preserve">The appeal was dismissed.</w:t>
-      </w:r>
-    </w:p>
-    <w:bookmarkEnd w:id="42"/>
-    <w:bookmarkStart w:id="44" w:name="howd-he-get-caught"/>
-    <w:p>
-      <w:pPr>
-        <w:pStyle w:val="Heading2"/>
-      </w:pPr>
-      <w:r>
-        <w:t xml:space="preserve">How’d he get caught?</w:t>
-      </w:r>
-    </w:p>
-    <w:p>
-      <w:pPr>
-        <w:pStyle w:val="FirstParagraph"/>
-      </w:pPr>
-      <w:r>
-        <w:t xml:space="preserve">He planned everything except the passenger seat. The false identity, the</w:t>
-      </w:r>
-      <w:r>
-        <w:t xml:space="preserve"> </w:t>
-      </w:r>
-      <w:r>
-        <w:t xml:space="preserve">borrowed-strangers story, the gas station across the street; all of it was</w:t>
-      </w:r>
-      <w:r>
-        <w:t xml:space="preserve"> </w:t>
-      </w:r>
-      <w:r>
-        <w:t xml:space="preserve">built to keep Raja Dosanjh’s name off the getaway car. But the car didn’t need</w:t>
-      </w:r>
-      <w:r>
-        <w:t xml:space="preserve"> </w:t>
-      </w:r>
-      <w:r>
-        <w:t xml:space="preserve">his name. It logged the rental lot, the family home, the hotel, and the murder</w:t>
-      </w:r>
-      <w:r>
-        <w:t xml:space="preserve"> </w:t>
-      </w:r>
-      <w:r>
-        <w:t xml:space="preserve">minute all on its own, his DNA rode the gun grip, and the same cameras that</w:t>
-      </w:r>
-      <w:r>
-        <w:t xml:space="preserve"> </w:t>
-      </w:r>
-      <w:r>
-        <w:t xml:space="preserve">never saw his face remembered his shoes. The modern getaway car is the worst</w:t>
-      </w:r>
-      <w:r>
-        <w:t xml:space="preserve"> </w:t>
-      </w:r>
-      <w:r>
-        <w:t xml:space="preserve">accomplice in crime: it goes everywhere you go, remembers everything, and owes</w:t>
-      </w:r>
-      <w:r>
-        <w:t xml:space="preserve"> </w:t>
-      </w:r>
-      <w:r>
-        <w:t xml:space="preserve">you nothing; especially if you were never really its driver.</w:t>
+        <w:t xml:space="preserve">joke, and a photograph of a smiling man with an ash</w:t>
+      </w:r>
+      <w:r>
+        <w:t xml:space="preserve"> </w:t>
+      </w:r>
+      <w:r>
+        <w:t xml:space="preserve">rake. And when all of that was done, the killers wrote a song about it,</w:t>
+      </w:r>
+      <w:r>
+        <w:t xml:space="preserve"> </w:t>
+      </w:r>
+      <w:r>
+        <w:t xml:space="preserve">performed it for teenagers, and filmed it. Laura Babcock’s body was never</w:t>
+      </w:r>
+      <w:r>
+        <w:t xml:space="preserve"> </w:t>
+      </w:r>
+      <w:r>
+        <w:t xml:space="preserve">found. It didn’t matter. Her murderers had spent a year building the exhibit</w:t>
+      </w:r>
+      <w:r>
+        <w:t xml:space="preserve"> </w:t>
+      </w:r>
+      <w:r>
+        <w:t xml:space="preserve">list themselves.</w:t>
       </w:r>
     </w:p>
     <w:p>
@@ -4387,16 +4938,16 @@
           <w:iCs/>
           <w:i/>
         </w:rPr>
-        <w:t xml:space="preserve">R. v. Dosanjh</w:t>
-      </w:r>
-      <w:r>
-        <w:t xml:space="preserve">, 2022 ONCA 689, Court of</w:t>
-      </w:r>
-      <w:r>
-        <w:t xml:space="preserve"> </w:t>
-      </w:r>
-      <w:r>
-        <w:t xml:space="preserve">Appeal for Ontario, decided October 7, 2022.</w:t>
+        <w:t xml:space="preserve">R. v. Millard</w:t>
+      </w:r>
+      <w:r>
+        <w:t xml:space="preserve">, 2023 ONCA 426, Court of</w:t>
+      </w:r>
+      <w:r>
+        <w:t xml:space="preserve"> </w:t>
+      </w:r>
+      <w:r>
+        <w:t xml:space="preserve">Appeal for Ontario, decided June 15, 2023 (Paciocco J.A.).</w:t>
       </w:r>
       <w:r>
         <w:t xml:space="preserve"> </w:t>
@@ -4407,7 +4958,7 @@
       <w:r>
         <w:t xml:space="preserve"> </w:t>
       </w:r>
-      <w:hyperlink r:id="rId43">
+      <w:hyperlink r:id="rId44">
         <w:r>
           <w:rPr>
             <w:rStyle w:val="Hyperlink"/>
@@ -4422,570 +4973,92 @@
         <w:t xml:space="preserve"> </w:t>
       </w:r>
       <w:r>
-        <w:t xml:space="preserve">The factual matrix is set out in the Overview and Factual Context; the</w:t>
-      </w:r>
-      <w:r>
-        <w:t xml:space="preserve"> </w:t>
-      </w:r>
-      <w:r>
-        <w:t xml:space="preserve">infotainment/GPS privacy analysis begins at the section on the search of the</w:t>
-      </w:r>
-      <w:r>
-        <w:t xml:space="preserve"> </w:t>
-      </w:r>
-      <w:r>
-        <w:t xml:space="preserve">getaway vehicle.</w:t>
-      </w:r>
-    </w:p>
-    <w:bookmarkEnd w:id="44"/>
-    <w:bookmarkEnd w:id="45"/>
-    <w:bookmarkStart w:id="51" w:name="Xc6739a0a9df3fc64d7d506c1b8a512a6603a993"/>
-    <w:p>
-      <w:pPr>
-        <w:pStyle w:val="Heading1"/>
-      </w:pPr>
-      <w:r>
-        <w:t xml:space="preserve">Chapter 16 - The Hard Drive in the Rafters</w:t>
-      </w:r>
-    </w:p>
-    <w:p>
-      <w:pPr>
-        <w:pStyle w:val="FirstParagraph"/>
-      </w:pPr>
+        <w:t xml:space="preserve">The material facts, including the texts, cell-tower traces, photographs, and</w:t>
+      </w:r>
+      <w:r>
+        <w:t xml:space="preserve"> </w:t>
+      </w:r>
+      <w:r>
+        <w:t xml:space="preserve">the</w:t>
+      </w:r>
+      <w:r>
+        <w:t xml:space="preserve"> </w:t>
+      </w:r>
+      <w:r>
+        <w:t xml:space="preserve">“</w:t>
+      </w:r>
+      <w:r>
+        <w:t xml:space="preserve">ashy stone</w:t>
+      </w:r>
+      <w:r>
+        <w:t xml:space="preserve">”</w:t>
+      </w:r>
+      <w:r>
+        <w:t xml:space="preserve"> </w:t>
+      </w:r>
+      <w:r>
+        <w:t xml:space="preserve">lyrics, are set out at paras. 5-26.</w:t>
+      </w:r>
+      <w:r>
+        <w:t xml:space="preserve"> </w:t>
+      </w:r>
       <w:r>
         <w:rPr>
           <w:bCs/>
           <w:b/>
         </w:rPr>
-        <w:t xml:space="preserve">The patent he felt cheated over never earned a dollar. He killed three people</w:t>
-      </w:r>
+        <w:t xml:space="preserve">Companion chapter:</w:t>
+      </w:r>
+      <w:r>
+        <w:t xml:space="preserve"> </w:t>
+      </w:r>
+      <w:r>
+        <w:t xml:space="preserve">the same killers murdered Tim Bosma ten months later</w:t>
+      </w:r>
+      <w:r>
+        <w:t xml:space="preserve"> </w:t>
+      </w:r>
+      <w:r>
+        <w:t xml:space="preserve">(</w:t>
+      </w:r>
+      <w:r>
+        <w:rPr>
+          <w:iCs/>
+          <w:i/>
+        </w:rPr>
+        <w:t xml:space="preserve">R. v. Millard</w:t>
+      </w:r>
+      <w:r>
+        <w:t xml:space="preserve">, 2023 ONCA 418, Chapter 9).</w:t>
+      </w:r>
+    </w:p>
+    <w:bookmarkEnd w:id="45"/>
+    <w:bookmarkEnd w:id="46"/>
+    <w:bookmarkStart w:id="52" w:name="chapter-11---never-rent-a-getaway-car"/>
+    <w:p>
+      <w:pPr>
+        <w:pStyle w:val="Heading1"/>
+      </w:pPr>
+      <w:r>
+        <w:t xml:space="preserve">Chapter 11 - Never Rent a Getaway Car</w:t>
+      </w:r>
+    </w:p>
+    <w:p>
+      <w:pPr>
+        <w:pStyle w:val="FirstParagraph"/>
+      </w:pPr>
       <w:r>
         <w:rPr>
           <w:bCs/>
           <w:b/>
         </w:rPr>
-        <w:t xml:space="preserve"> </w:t>
+        <w:t xml:space="preserve">He rented the getaway car under a fake name, and the fake name is exactly</w:t>
       </w:r>
       <w:r>
         <w:rPr>
           <w:bCs/>
           <w:b/>
         </w:rPr>
-        <w:t xml:space="preserve">for it anyway, and hid a hard drive that remembered every search.</w:t>
-      </w:r>
-    </w:p>
-    <w:p>
-      <w:pPr>
-        <w:pStyle w:val="BodyText"/>
-      </w:pPr>
-      <w:r>
-        <w:t xml:space="preserve">Douglas Garland kept score.</w:t>
-      </w:r>
-    </w:p>
-    <w:p>
-      <w:pPr>
-        <w:pStyle w:val="BodyText"/>
-      </w:pPr>
-      <w:r>
-        <w:t xml:space="preserve">He was fifty-seven years old, described in the Alberta Court of Appeal’s</w:t>
-      </w:r>
-      <w:r>
-        <w:t xml:space="preserve"> </w:t>
-      </w:r>
-      <w:r>
-        <w:t xml:space="preserve">judgment as a highly intelligent loner with an expertise in computers;</w:t>
-      </w:r>
-      <w:r>
-        <w:t xml:space="preserve"> </w:t>
-      </w:r>
-      <w:r>
-        <w:t xml:space="preserve">unmarried, usually unemployed, living with his parents on a small farm north</w:t>
-      </w:r>
-      <w:r>
-        <w:t xml:space="preserve"> </w:t>
-      </w:r>
-      <w:r>
-        <w:t xml:space="preserve">of Calgary and driving a 1994 Ford pickup. Years earlier he had worked for one</w:t>
-      </w:r>
-      <w:r>
-        <w:t xml:space="preserve"> </w:t>
-      </w:r>
-      <w:r>
-        <w:t xml:space="preserve">of Alvin Liknes’s oil-and-gas businesses, and the two men had fallen out over</w:t>
-      </w:r>
-      <w:r>
-        <w:t xml:space="preserve"> </w:t>
-      </w:r>
-      <w:r>
-        <w:t xml:space="preserve">a pump Liknes patented. Garland believed he had contributed significantly to</w:t>
-      </w:r>
-      <w:r>
-        <w:t xml:space="preserve"> </w:t>
-      </w:r>
-      <w:r>
-        <w:t xml:space="preserve">its creation and had been cheated of the credit.</w:t>
-      </w:r>
-    </w:p>
-    <w:p>
-      <w:pPr>
-        <w:pStyle w:val="BodyText"/>
-      </w:pPr>
-      <w:r>
-        <w:t xml:space="preserve">Here is the detail the court records almost in passing, and that should stop</w:t>
-      </w:r>
-      <w:r>
-        <w:t xml:space="preserve"> </w:t>
-      </w:r>
-      <w:r>
-        <w:t xml:space="preserve">you cold: the pump was not economically viable. It had never earned any money.</w:t>
-      </w:r>
-      <w:r>
-        <w:t xml:space="preserve"> </w:t>
-      </w:r>
-      <w:r>
-        <w:t xml:space="preserve">There was nothing to be cheated</w:t>
-      </w:r>
-      <w:r>
-        <w:t xml:space="preserve"> </w:t>
-      </w:r>
-      <w:r>
-        <w:rPr>
-          <w:iCs/>
-          <w:i/>
-        </w:rPr>
-        <w:t xml:space="preserve">of</w:t>
-      </w:r>
-      <w:r>
-        <w:t xml:space="preserve">.</w:t>
-      </w:r>
-    </w:p>
-    <w:p>
-      <w:pPr>
-        <w:pStyle w:val="BodyText"/>
-      </w:pPr>
-      <w:r>
-        <w:t xml:space="preserve">It didn’t matter. For years, Garland kept tabs on Alvin Liknes. His obsession</w:t>
-      </w:r>
-      <w:r>
-        <w:t xml:space="preserve"> </w:t>
-      </w:r>
-      <w:r>
-        <w:t xml:space="preserve">grew to include Alvin’s wife, Kathy. He monitored the couple’s activities</w:t>
-      </w:r>
-      <w:r>
-        <w:t xml:space="preserve"> </w:t>
-      </w:r>
-      <w:r>
-        <w:t xml:space="preserve">through regular computer searches, a private surveillance program running</w:t>
-      </w:r>
-      <w:r>
-        <w:t xml:space="preserve"> </w:t>
-      </w:r>
-      <w:r>
-        <w:t xml:space="preserve">quietly out of a farmhouse. In December 2013, he came to believe Alvin had</w:t>
-      </w:r>
-      <w:r>
-        <w:t xml:space="preserve"> </w:t>
-      </w:r>
-      <w:r>
-        <w:t xml:space="preserve">stolen items from the Garland farm, and the old wound reopened.</w:t>
-      </w:r>
-    </w:p>
-    <w:p>
-      <w:pPr>
-        <w:pStyle w:val="BodyText"/>
-      </w:pPr>
-      <w:r>
-        <w:t xml:space="preserve">Then, in early 2014, the Likneses announced they were leaving. They listed</w:t>
-      </w:r>
-      <w:r>
-        <w:t xml:space="preserve"> </w:t>
-      </w:r>
-      <w:r>
-        <w:t xml:space="preserve">their Calgary house, planned a retirement move to Evansburg, and advertised an</w:t>
-      </w:r>
-      <w:r>
-        <w:t xml:space="preserve"> </w:t>
-      </w:r>
-      <w:r>
-        <w:t xml:space="preserve">estate sale on Kijiji for the last week of June. Whatever clock had been</w:t>
-      </w:r>
-      <w:r>
-        <w:t xml:space="preserve"> </w:t>
-      </w:r>
-      <w:r>
-        <w:t xml:space="preserve">ticking inside Douglas Garland ran out. If he was going to settle the score,</w:t>
-      </w:r>
-      <w:r>
-        <w:t xml:space="preserve"> </w:t>
-      </w:r>
-      <w:r>
-        <w:t xml:space="preserve">it had to be now.</w:t>
-      </w:r>
-    </w:p>
-    <w:bookmarkStart w:id="46" w:name="the-preparations"/>
-    <w:p>
-      <w:pPr>
-        <w:pStyle w:val="Heading2"/>
-      </w:pPr>
-      <w:r>
-        <w:t xml:space="preserve">The preparations</w:t>
-      </w:r>
-    </w:p>
-    <w:p>
-      <w:pPr>
-        <w:pStyle w:val="FirstParagraph"/>
-      </w:pPr>
-      <w:r>
-        <w:t xml:space="preserve">What Garland did next, the trial evidence showed, he did methodically. He</w:t>
-      </w:r>
-      <w:r>
-        <w:t xml:space="preserve"> </w:t>
-      </w:r>
-      <w:r>
-        <w:t xml:space="preserve">began researching online how to kill and dismember people. He accumulated</w:t>
-      </w:r>
-      <w:r>
-        <w:t xml:space="preserve"> </w:t>
-      </w:r>
-      <w:r>
-        <w:t xml:space="preserve">restraints; handcuffs, straightjackets, tasers. He visited a butcher supply</w:t>
-      </w:r>
-      <w:r>
-        <w:t xml:space="preserve"> </w:t>
-      </w:r>
-      <w:r>
-        <w:t xml:space="preserve">shop and bought meat hooks, butcher knives, and a meat saw. He researched how</w:t>
-      </w:r>
-      <w:r>
-        <w:t xml:space="preserve"> </w:t>
-      </w:r>
-      <w:r>
-        <w:t xml:space="preserve">to defeat one specific model of Schlage lock, the kind securing the Liknes</w:t>
-      </w:r>
-      <w:r>
-        <w:t xml:space="preserve"> </w:t>
-      </w:r>
-      <w:r>
-        <w:t xml:space="preserve">front door. And through it all he browsed what the court describes as</w:t>
-      </w:r>
-      <w:r>
-        <w:t xml:space="preserve"> </w:t>
-      </w:r>
-      <w:r>
-        <w:t xml:space="preserve">“</w:t>
-      </w:r>
-      <w:r>
-        <w:t xml:space="preserve">gore</w:t>
-      </w:r>
-      <w:r>
-        <w:t xml:space="preserve">”</w:t>
-      </w:r>
-      <w:r>
-        <w:t xml:space="preserve"> </w:t>
-      </w:r>
-      <w:r>
-        <w:t xml:space="preserve">sites showing bodies being dissected and dismembered.</w:t>
-      </w:r>
-    </w:p>
-    <w:p>
-      <w:pPr>
-        <w:pStyle w:val="BodyText"/>
-      </w:pPr>
-      <w:r>
-        <w:t xml:space="preserve">On the evening of June 29, 2014, Kathy Liknes’s daughter Jennifer brought her</w:t>
-      </w:r>
-      <w:r>
-        <w:t xml:space="preserve"> </w:t>
-      </w:r>
-      <w:r>
-        <w:t xml:space="preserve">two little boys, Nathan, five, and Max, three, to their grandparents’ house</w:t>
-      </w:r>
-      <w:r>
-        <w:t xml:space="preserve"> </w:t>
-      </w:r>
-      <w:r>
-        <w:t xml:space="preserve">for dinner and one last sleepover before the move. Max was restless and</w:t>
-      </w:r>
-      <w:r>
-        <w:t xml:space="preserve"> </w:t>
-      </w:r>
-      <w:r>
-        <w:t xml:space="preserve">couldn’t sleep, so around 11:30 p.m. Jennifer took him home. Nathan stayed.</w:t>
-      </w:r>
-    </w:p>
-    <w:p>
-      <w:pPr>
-        <w:pStyle w:val="BodyText"/>
-      </w:pPr>
-      <w:r>
-        <w:t xml:space="preserve">About three hours later, Garland arrived. He disabled the home’s wireless</w:t>
-      </w:r>
-      <w:r>
-        <w:t xml:space="preserve"> </w:t>
-      </w:r>
-      <w:r>
-        <w:t xml:space="preserve">router. He drilled out the Schlage lock. What followed, in the court’s words,</w:t>
-      </w:r>
-      <w:r>
-        <w:t xml:space="preserve"> </w:t>
-      </w:r>
-      <w:r>
-        <w:t xml:space="preserve">was a violent attack that ended with Alvin, Kathy, and five-year-old Nathan</w:t>
-      </w:r>
-      <w:r>
-        <w:t xml:space="preserve"> </w:t>
-      </w:r>
-      <w:r>
-        <w:t xml:space="preserve">being overpowered and taken from the home.</w:t>
-      </w:r>
-    </w:p>
-    <w:p>
-      <w:pPr>
-        <w:pStyle w:val="BodyText"/>
-      </w:pPr>
-      <w:r>
-        <w:t xml:space="preserve">When Jennifer returned the next morning to pick up her son, she walked into</w:t>
-      </w:r>
-      <w:r>
-        <w:t xml:space="preserve"> </w:t>
-      </w:r>
-      <w:r>
-        <w:t xml:space="preserve">the aftermath; blood throughout the house, mixed with broken teeth. A</w:t>
-      </w:r>
-      <w:r>
-        <w:t xml:space="preserve"> </w:t>
-      </w:r>
-      <w:r>
-        <w:t xml:space="preserve">forensic pathologist brought to the scene offered investigators a sliver of</w:t>
-      </w:r>
-      <w:r>
-        <w:t xml:space="preserve"> </w:t>
-      </w:r>
-      <w:r>
-        <w:t xml:space="preserve">terrible hope: this much blood meant someone was seriously injured, but</w:t>
-      </w:r>
-      <w:r>
-        <w:t xml:space="preserve"> </w:t>
-      </w:r>
-      <w:r>
-        <w:t xml:space="preserve">perhaps still alive.</w:t>
-      </w:r>
-    </w:p>
-    <w:bookmarkEnd w:id="46"/>
-    <w:bookmarkStart w:id="47" w:name="five-days"/>
-    <w:p>
-      <w:pPr>
-        <w:pStyle w:val="Heading2"/>
-      </w:pPr>
-      <w:r>
-        <w:t xml:space="preserve">Five days</w:t>
-      </w:r>
-    </w:p>
-    <w:p>
-      <w:pPr>
-        <w:pStyle w:val="FirstParagraph"/>
-      </w:pPr>
-      <w:r>
-        <w:t xml:space="preserve">That sliver of hope drove everything that followed, including the legal fight</w:t>
-      </w:r>
-      <w:r>
-        <w:t xml:space="preserve"> </w:t>
-      </w:r>
-      <w:r>
-        <w:t xml:space="preserve">this case became.</w:t>
-      </w:r>
-    </w:p>
-    <w:p>
-      <w:pPr>
-        <w:pStyle w:val="BodyText"/>
-      </w:pPr>
-      <w:r>
-        <w:t xml:space="preserve">Security cameras on neighbouring homes caught a truck closely resembling</w:t>
-      </w:r>
-      <w:r>
-        <w:t xml:space="preserve"> </w:t>
-      </w:r>
-      <w:r>
-        <w:t xml:space="preserve">Garland’s distinctive old Ford passing the Liknes house at 3:10 a.m., and</w:t>
-      </w:r>
-      <w:r>
-        <w:t xml:space="preserve"> </w:t>
-      </w:r>
-      <w:r>
-        <w:t xml:space="preserve">again at 7:45 a.m. When police released the image to the media, Garland’s own</w:t>
-      </w:r>
-      <w:r>
-        <w:t xml:space="preserve"> </w:t>
-      </w:r>
-      <w:r>
-        <w:t xml:space="preserve">sister and brother-in-law came forward: the truck was almost certainly</w:t>
-      </w:r>
-      <w:r>
-        <w:t xml:space="preserve"> </w:t>
-      </w:r>
-      <w:r>
-        <w:t xml:space="preserve">Douglas’s, and Douglas had carried a grudge against Alvin Liknes for years.</w:t>
-      </w:r>
-    </w:p>
-    <w:p>
-      <w:pPr>
-        <w:pStyle w:val="BodyText"/>
-      </w:pPr>
-      <w:r>
-        <w:t xml:space="preserve">The router sealed the suspicion. It was set to check in with its server every</w:t>
-      </w:r>
-      <w:r>
-        <w:t xml:space="preserve"> </w:t>
-      </w:r>
-      <w:r>
-        <w:t xml:space="preserve">six hours; it reported at 2:10 a.m. and never again. Someone who understood</w:t>
-      </w:r>
-      <w:r>
-        <w:t xml:space="preserve"> </w:t>
-      </w:r>
-      <w:r>
-        <w:t xml:space="preserve">computers had unplugged it to keep his devices off the network. A loner with</w:t>
-      </w:r>
-      <w:r>
-        <w:t xml:space="preserve"> </w:t>
-      </w:r>
-      <w:r>
-        <w:t xml:space="preserve">computer expertise, a matching truck forty kilometres from home at 3:10 a.m.,</w:t>
-      </w:r>
-      <w:r>
-        <w:t xml:space="preserve"> </w:t>
-      </w:r>
-      <w:r>
-        <w:t xml:space="preserve">and an abiding grudge: on July 4, police descended on the Garland farm.</w:t>
-      </w:r>
-    </w:p>
-    <w:p>
-      <w:pPr>
-        <w:pStyle w:val="BodyText"/>
-      </w:pPr>
-      <w:r>
-        <w:t xml:space="preserve">They faced a brutal choice. Wait for a warrant, or go in immediately, on the</w:t>
-      </w:r>
-      <w:r>
-        <w:t xml:space="preserve"> </w:t>
-      </w:r>
-      <w:r>
-        <w:t xml:space="preserve">chance that a man, a woman, or a little boy was still alive somewhere on that</w:t>
-      </w:r>
-      <w:r>
-        <w:t xml:space="preserve"> </w:t>
-      </w:r>
-      <w:r>
-        <w:t xml:space="preserve">property. They went in, under orders to search only places large enough to</w:t>
-      </w:r>
-      <w:r>
-        <w:t xml:space="preserve"> </w:t>
-      </w:r>
-      <w:r>
-        <w:t xml:space="preserve">conceal a body. They found a large smouldering firepit. Fresh cut marks on the</w:t>
-      </w:r>
-      <w:r>
-        <w:t xml:space="preserve"> </w:t>
-      </w:r>
-      <w:r>
-        <w:t xml:space="preserve">recently cleaned floor of a greenhouse. Restraints. No bodies.</w:t>
-      </w:r>
-    </w:p>
-    <w:p>
-      <w:pPr>
-        <w:pStyle w:val="BodyText"/>
-      </w:pPr>
-      <w:r>
-        <w:t xml:space="preserve">Garland was stopped driving away from the farm and detained; his shoes were</w:t>
-      </w:r>
-      <w:r>
-        <w:t xml:space="preserve"> </w:t>
-      </w:r>
-      <w:r>
-        <w:t xml:space="preserve">seized, and a victim’s blood was on them. The next day, warrant in hand,</w:t>
-      </w:r>
-      <w:r>
-        <w:t xml:space="preserve"> </w:t>
-      </w:r>
-      <w:r>
-        <w:t xml:space="preserve">police searched the farm thoroughly. In the firepit, and on a meat hook and a</w:t>
-      </w:r>
-      <w:r>
-        <w:t xml:space="preserve"> </w:t>
-      </w:r>
-      <w:r>
-        <w:t xml:space="preserve">meat saw, they found DNA, blood and flesh, from all three victims.</w:t>
-      </w:r>
-    </w:p>
-    <w:p>
-      <w:pPr>
-        <w:pStyle w:val="BodyText"/>
-      </w:pPr>
-      <w:r>
-        <w:t xml:space="preserve">And in the rafters of the house, hidden, they found a computer hard drive.</w:t>
-      </w:r>
-    </w:p>
-    <w:bookmarkEnd w:id="47"/>
-    <w:bookmarkStart w:id="48" w:name="what-the-hard-drive-remembered"/>
-    <w:p>
-      <w:pPr>
-        <w:pStyle w:val="Heading2"/>
-      </w:pPr>
-      <w:r>
-        <w:t xml:space="preserve">What the hard drive remembered</w:t>
-      </w:r>
-    </w:p>
-    <w:p>
-      <w:pPr>
-        <w:pStyle w:val="FirstParagraph"/>
-      </w:pPr>
-      <w:r>
-        <w:t xml:space="preserve">The forensic examination of that drive laid Garland’s inner life out like an</w:t>
-      </w:r>
-      <w:r>
-        <w:t xml:space="preserve"> </w:t>
-      </w:r>
-      <w:r>
-        <w:t xml:space="preserve">autopsy. Months of computer surveillance of Alvin and Kathy Liknes. Articles</w:t>
-      </w:r>
-      <w:r>
-        <w:t xml:space="preserve"> </w:t>
-      </w:r>
-      <w:r>
-        <w:t xml:space="preserve">with titles like</w:t>
-      </w:r>
-      <w:r>
-        <w:t xml:space="preserve"> </w:t>
-      </w:r>
-      <w:r>
-        <w:t xml:space="preserve">“</w:t>
-      </w:r>
-      <w:r>
-        <w:t xml:space="preserve">Kill Without Joy.</w:t>
-      </w:r>
-      <w:r>
-        <w:t xml:space="preserve">”</w:t>
-      </w:r>
-      <w:r>
-        <w:t xml:space="preserve"> </w:t>
-      </w:r>
-      <w:r>
-        <w:t xml:space="preserve">An autopsy manual. Files of mutilated</w:t>
-      </w:r>
-      <w:r>
-        <w:t xml:space="preserve"> </w:t>
-      </w:r>
-      <w:r>
-        <w:t xml:space="preserve">corpses. Videos feeding a fetish for adult women wearing only diapers. And,</w:t>
-      </w:r>
-      <w:r>
-        <w:t xml:space="preserve"> </w:t>
-      </w:r>
-      <w:r>
-        <w:t xml:space="preserve">the detail that turns the stomach twice, files offering information on</w:t>
-      </w:r>
-      <w:r>
         <w:t xml:space="preserve"> </w:t>
       </w:r>
       <w:r>
@@ -4993,13 +5066,213 @@
           <w:bCs/>
           <w:b/>
         </w:rPr>
-        <w:t xml:space="preserve">how</w:t>
-      </w:r>
+        <w:t xml:space="preserve">why the car’s testimony could never be thrown out.</w:t>
+      </w:r>
+    </w:p>
+    <w:p>
+      <w:pPr>
+        <w:pStyle w:val="BodyText"/>
+      </w:pPr>
+      <w:r>
+        <w:t xml:space="preserve">At 4:38 on the afternoon of March 1, 2016, Aly Sunderani stepped out of his</w:t>
+      </w:r>
+      <w:r>
+        <w:t xml:space="preserve"> </w:t>
+      </w:r>
+      <w:r>
+        <w:t xml:space="preserve">Range Rover under the carport of the Comfort Inn in Guelph, Ontario. He was the</w:t>
+      </w:r>
+      <w:r>
+        <w:t xml:space="preserve"> </w:t>
+      </w:r>
+      <w:r>
+        <w:t xml:space="preserve">hotel’s manager; this was his workplace; it was broad daylight.</w:t>
+      </w:r>
+    </w:p>
+    <w:p>
+      <w:pPr>
+        <w:pStyle w:val="BodyText"/>
+      </w:pPr>
+      <w:r>
+        <w:t xml:space="preserve">A gunman walked up to him and opened fire with a submachine gun. Sunderani</w:t>
+      </w:r>
+      <w:r>
+        <w:t xml:space="preserve"> </w:t>
+      </w:r>
+      <w:r>
+        <w:t xml:space="preserve">suffered thirty-one gunshot wounds, some from bullets that passed through him</w:t>
+      </w:r>
+      <w:r>
+        <w:t xml:space="preserve"> </w:t>
+      </w:r>
+      <w:r>
+        <w:t xml:space="preserve">and struck again, three of them in his heart. The shooter dropped the gun</w:t>
+      </w:r>
+      <w:r>
+        <w:t xml:space="preserve"> </w:t>
+      </w:r>
+      <w:r>
+        <w:t xml:space="preserve">beside the body, climbed into a waiting black Infiniti QX60, and was gone.</w:t>
+      </w:r>
+    </w:p>
+    <w:p>
+      <w:pPr>
+        <w:pStyle w:val="BodyText"/>
+      </w:pPr>
+      <w:r>
+        <w:t xml:space="preserve">No masked figure in the night. No hidden body. A public execution in front of a</w:t>
+      </w:r>
+      <w:r>
+        <w:t xml:space="preserve"> </w:t>
+      </w:r>
+      <w:r>
+        <w:t xml:space="preserve">hotel lobby, on camera. And yet the case that followed was entirely</w:t>
+      </w:r>
+      <w:r>
+        <w:t xml:space="preserve"> </w:t>
+      </w:r>
+      <w:r>
+        <w:t xml:space="preserve">circumstantial, because the one thing the cameras never captured was the</w:t>
+      </w:r>
+      <w:r>
+        <w:t xml:space="preserve"> </w:t>
+      </w:r>
+      <w:r>
+        <w:t xml:space="preserve">gunman’s face.</w:t>
+      </w:r>
+    </w:p>
+    <w:p>
+      <w:pPr>
+        <w:pStyle w:val="BodyText"/>
+      </w:pPr>
+      <w:r>
+        <w:t xml:space="preserve">What the Crown had instead, when Raja Dosanjh stood trial for first-degree</w:t>
+      </w:r>
+      <w:r>
+        <w:t xml:space="preserve"> </w:t>
+      </w:r>
+      <w:r>
+        <w:t xml:space="preserve">murder three years later, were four pillars. His DNA on the grip of the</w:t>
+      </w:r>
+      <w:r>
+        <w:t xml:space="preserve"> </w:t>
+      </w:r>
+      <w:r>
+        <w:t xml:space="preserve">submachine gun left at the scene; a mixed profile 3.7 million times more</w:t>
+      </w:r>
+      <w:r>
+        <w:t xml:space="preserve"> </w:t>
+      </w:r>
+      <w:r>
+        <w:t xml:space="preserve">likely to include him than not. The getaway QX60, rented from a Mississauga</w:t>
+      </w:r>
+      <w:r>
+        <w:t xml:space="preserve"> </w:t>
+      </w:r>
+      <w:r>
+        <w:t xml:space="preserve">agency just hours before the shooting by a man using the false name</w:t>
+      </w:r>
+      <w:r>
+        <w:t xml:space="preserve"> </w:t>
+      </w:r>
+      <w:r>
+        <w:t xml:space="preserve">“</w:t>
+      </w:r>
+      <w:r>
+        <w:t xml:space="preserve">Jaspinder</w:t>
+      </w:r>
+      <w:r>
+        <w:t xml:space="preserve"> </w:t>
+      </w:r>
+      <w:r>
+        <w:t xml:space="preserve">Nagra</w:t>
+      </w:r>
+      <w:r>
+        <w:t xml:space="preserve">”</w:t>
+      </w:r>
+      <w:r>
+        <w:t xml:space="preserve">; a man who was, undisputedly, Dosanjh. The rental agency’s cameras,</w:t>
+      </w:r>
+      <w:r>
+        <w:t xml:space="preserve"> </w:t>
+      </w:r>
+      <w:r>
+        <w:t xml:space="preserve">which caught that man’s pants, shirt, and shoes; the same clothing worn by the</w:t>
+      </w:r>
+      <w:r>
+        <w:t xml:space="preserve"> </w:t>
+      </w:r>
+      <w:r>
+        <w:t xml:space="preserve">gunman captured chest-down on the hotel’s video.</w:t>
+      </w:r>
+    </w:p>
+    <w:p>
+      <w:pPr>
+        <w:pStyle w:val="BodyText"/>
+      </w:pPr>
+      <w:r>
+        <w:t xml:space="preserve">And the fourth pillar: the car itself had been keeping a diary.</w:t>
+      </w:r>
+    </w:p>
+    <w:bookmarkStart w:id="47" w:name="the-minute-by-minute-confession"/>
+    <w:p>
+      <w:pPr>
+        <w:pStyle w:val="Heading2"/>
+      </w:pPr>
+      <w:r>
+        <w:t xml:space="preserve">The minute-by-minute confession</w:t>
+      </w:r>
+    </w:p>
+    <w:p>
+      <w:pPr>
+        <w:pStyle w:val="FirstParagraph"/>
+      </w:pPr>
+      <w:r>
+        <w:t xml:space="preserve">The QX60 came equipped with an infotainment system, the touchscreen console</w:t>
+      </w:r>
+      <w:r>
+        <w:t xml:space="preserve"> </w:t>
+      </w:r>
+      <w:r>
+        <w:t xml:space="preserve">that runs the maps and the music, which, like most modern vehicles, quietly</w:t>
+      </w:r>
+      <w:r>
+        <w:t xml:space="preserve"> </w:t>
+      </w:r>
+      <w:r>
+        <w:t xml:space="preserve">and automatically logged everywhere the car went. When Ontario Provincial</w:t>
+      </w:r>
+      <w:r>
+        <w:t xml:space="preserve"> </w:t>
+      </w:r>
+      <w:r>
+        <w:t xml:space="preserve">Police forensic analysts extracted the tracklog, they could read the day of the</w:t>
+      </w:r>
+      <w:r>
+        <w:t xml:space="preserve"> </w:t>
+      </w:r>
+      <w:r>
+        <w:t xml:space="preserve">murder like an itinerary:</w:t>
+      </w:r>
+    </w:p>
+    <w:p>
+      <w:pPr>
+        <w:pStyle w:val="BodyText"/>
+      </w:pPr>
       <w:r>
         <w:rPr>
           <w:bCs/>
           <w:b/>
         </w:rPr>
+        <w:t xml:space="preserve">1:16 p.m.</w:t>
+      </w:r>
+      <w:r>
+        <w:t xml:space="preserve"> </w:t>
+      </w:r>
+      <w:r>
+        <w:t xml:space="preserve">The QX60 pulls out of the rental lot in Mississauga.</w:t>
+      </w:r>
+      <w:r>
         <w:t xml:space="preserve"> </w:t>
       </w:r>
       <w:r>
@@ -5007,10 +5280,63 @@
           <w:bCs/>
           <w:b/>
         </w:rPr>
-        <w:t xml:space="preserve">to destroy DNA evidence</w:t>
-      </w:r>
-      <w:r>
-        <w:t xml:space="preserve">.</w:t>
+        <w:t xml:space="preserve">1:28 p.m.</w:t>
+      </w:r>
+      <w:r>
+        <w:t xml:space="preserve"> </w:t>
+      </w:r>
+      <w:r>
+        <w:t xml:space="preserve">It arrives at the home of the parents of Dalvir Passi,</w:t>
+      </w:r>
+      <w:r>
+        <w:t xml:space="preserve"> </w:t>
+      </w:r>
+      <w:r>
+        <w:t xml:space="preserve">Dosanjh’s brother-in-law. It stays eleven minutes.</w:t>
+      </w:r>
+      <w:r>
+        <w:t xml:space="preserve"> </w:t>
+      </w:r>
+      <w:r>
+        <w:rPr>
+          <w:bCs/>
+          <w:b/>
+        </w:rPr>
+        <w:t xml:space="preserve">3:52 p.m.</w:t>
+      </w:r>
+      <w:r>
+        <w:t xml:space="preserve"> </w:t>
+      </w:r>
+      <w:r>
+        <w:t xml:space="preserve">It enters the Comfort Inn parking lot in Guelph and parks</w:t>
+      </w:r>
+      <w:r>
+        <w:t xml:space="preserve"> </w:t>
+      </w:r>
+      <w:r>
+        <w:t xml:space="preserve">behind the hotel, where it sits for the better part of an hour.</w:t>
+      </w:r>
+      <w:r>
+        <w:t xml:space="preserve"> </w:t>
+      </w:r>
+      <w:r>
+        <w:rPr>
+          <w:bCs/>
+          <w:b/>
+        </w:rPr>
+        <w:t xml:space="preserve">4:38 p.m.</w:t>
+      </w:r>
+      <w:r>
+        <w:t xml:space="preserve"> </w:t>
+      </w:r>
+      <w:r>
+        <w:t xml:space="preserve">The exact minute Aly Sunderani is shot, the QX60 moves to the</w:t>
+      </w:r>
+      <w:r>
+        <w:t xml:space="preserve"> </w:t>
+      </w:r>
+      <w:r>
+        <w:t xml:space="preserve">front of the hotel, then immediately drives away.</w:t>
       </w:r>
     </w:p>
     <w:p>
@@ -5018,13 +5344,19 @@
         <w:pStyle w:val="BodyText"/>
       </w:pPr>
       <w:r>
-        <w:t xml:space="preserve">He had studied how to erase the physical traces. He never thought to burn the</w:t>
-      </w:r>
-      <w:r>
-        <w:t xml:space="preserve"> </w:t>
-      </w:r>
-      <w:r>
-        <w:t xml:space="preserve">drive that held the studying.</w:t>
+        <w:t xml:space="preserve">From there the diary continues: back to the Passi parents’ home, then on to the</w:t>
+      </w:r>
+      <w:r>
+        <w:t xml:space="preserve"> </w:t>
+      </w:r>
+      <w:r>
+        <w:t xml:space="preserve">home of Dosanjh’s sister and brother-in-law. The hotel’s surveillance video</w:t>
+      </w:r>
+      <w:r>
+        <w:t xml:space="preserve"> </w:t>
+      </w:r>
+      <w:r>
+        <w:t xml:space="preserve">confirmed the tracklog’s account frame for frame.</w:t>
       </w:r>
     </w:p>
     <w:p>
@@ -5032,43 +5364,85 @@
         <w:pStyle w:val="BodyText"/>
       </w:pPr>
       <w:r>
-        <w:t xml:space="preserve">Two further pieces completed the case. The day after the kidnapping, a car</w:t>
-      </w:r>
-      <w:r>
-        <w:t xml:space="preserve"> </w:t>
-      </w:r>
-      <w:r>
-        <w:t xml:space="preserve">wash employee in nearby Airdrie noticed Garland power-washing his truck;</w:t>
-      </w:r>
-      <w:r>
-        <w:t xml:space="preserve"> </w:t>
-      </w:r>
-      <w:r>
-        <w:t xml:space="preserve">forensic examination still found Kathy Liknes’s blood on the back of the</w:t>
-      </w:r>
-      <w:r>
-        <w:t xml:space="preserve"> </w:t>
-      </w:r>
-      <w:r>
-        <w:t xml:space="preserve">licence plate. And by grim coincidence, an aerial survey had photographed the</w:t>
-      </w:r>
-      <w:r>
-        <w:t xml:space="preserve"> </w:t>
-      </w:r>
-      <w:r>
-        <w:t xml:space="preserve">area two days after the abduction, before police ever looked at Garland. In</w:t>
-      </w:r>
-      <w:r>
-        <w:t xml:space="preserve"> </w:t>
-      </w:r>
-      <w:r>
-        <w:t xml:space="preserve">the photos of the Garland farm, near the burn pit, lie what appear to be three</w:t>
-      </w:r>
-      <w:r>
-        <w:t xml:space="preserve"> </w:t>
-      </w:r>
-      <w:r>
-        <w:t xml:space="preserve">bodies, two adults and a child, wearing only diapers.</w:t>
+        <w:t xml:space="preserve">One more entry completed the portrait. The next evening, Dosanjh returned the</w:t>
+      </w:r>
+      <w:r>
+        <w:t xml:space="preserve"> </w:t>
+      </w:r>
+      <w:r>
+        <w:t xml:space="preserve">QX60 to the rental agency, and asked his brother-in-law to pick him up not at</w:t>
+      </w:r>
+      <w:r>
+        <w:t xml:space="preserve"> </w:t>
+      </w:r>
+      <w:r>
+        <w:t xml:space="preserve">the agency, but waiting in a gas-station parking lot across a busy street. A</w:t>
+      </w:r>
+      <w:r>
+        <w:t xml:space="preserve"> </w:t>
+      </w:r>
+      <w:r>
+        <w:t xml:space="preserve">small, careful separation between himself and the car. The kind of detail a</w:t>
+      </w:r>
+      <w:r>
+        <w:t xml:space="preserve"> </w:t>
+      </w:r>
+      <w:r>
+        <w:t xml:space="preserve">man arranges when he knows exactly what the car has been part of.</w:t>
+      </w:r>
+    </w:p>
+    <w:bookmarkEnd w:id="47"/>
+    <w:bookmarkStart w:id="48" w:name="the-two-bald-men"/>
+    <w:p>
+      <w:pPr>
+        <w:pStyle w:val="Heading2"/>
+      </w:pPr>
+      <w:r>
+        <w:t xml:space="preserve">The two bald men</w:t>
+      </w:r>
+    </w:p>
+    <w:p>
+      <w:pPr>
+        <w:pStyle w:val="FirstParagraph"/>
+      </w:pPr>
+      <w:r>
+        <w:t xml:space="preserve">The defence answered with an alternate suspect story, delivered by the</w:t>
+      </w:r>
+      <w:r>
+        <w:t xml:space="preserve"> </w:t>
+      </w:r>
+      <w:r>
+        <w:t xml:space="preserve">brother-in-law himself. Passi testified that after the rental, two tall, white,</w:t>
+      </w:r>
+      <w:r>
+        <w:t xml:space="preserve"> </w:t>
+      </w:r>
+      <w:r>
+        <w:t xml:space="preserve">bald or balding strangers, men he had never seen before, arrived at his</w:t>
+      </w:r>
+      <w:r>
+        <w:t xml:space="preserve"> </w:t>
+      </w:r>
+      <w:r>
+        <w:t xml:space="preserve">parents’ home, borrowed the QX60 from Dosanjh to complete a drug transaction,</w:t>
+      </w:r>
+      <w:r>
+        <w:t xml:space="preserve"> </w:t>
+      </w:r>
+      <w:r>
+        <w:t xml:space="preserve">and brought it back later that day. While the Infiniti was allegedly off</w:t>
+      </w:r>
+      <w:r>
+        <w:t xml:space="preserve"> </w:t>
+      </w:r>
+      <w:r>
+        <w:t xml:space="preserve">murdering a hotel manager, Passi and Dosanjh were, he said, playing video</w:t>
+      </w:r>
+      <w:r>
+        <w:t xml:space="preserve"> </w:t>
+      </w:r>
+      <w:r>
+        <w:t xml:space="preserve">games.</w:t>
       </w:r>
     </w:p>
     <w:p>
@@ -5076,7 +5450,49 @@
         <w:pStyle w:val="BodyText"/>
       </w:pPr>
       <w:r>
-        <w:t xml:space="preserve">The bodies themselves were never recovered. The firepit had done its work.</w:t>
+        <w:t xml:space="preserve">The story had one genuine asset: the Comfort Inn’s front-desk manager, who</w:t>
+      </w:r>
+      <w:r>
+        <w:t xml:space="preserve"> </w:t>
+      </w:r>
+      <w:r>
+        <w:t xml:space="preserve">watched the shooting through the lobby window, described the gunman as fair,</w:t>
+      </w:r>
+      <w:r>
+        <w:t xml:space="preserve"> </w:t>
+      </w:r>
+      <w:r>
+        <w:t xml:space="preserve">white-complexioned, with</w:t>
+      </w:r>
+      <w:r>
+        <w:t xml:space="preserve"> </w:t>
+      </w:r>
+      <w:r>
+        <w:t xml:space="preserve">“</w:t>
+      </w:r>
+      <w:r>
+        <w:t xml:space="preserve">less hairs on his head.</w:t>
+      </w:r>
+      <w:r>
+        <w:t xml:space="preserve">”</w:t>
+      </w:r>
+      <w:r>
+        <w:t xml:space="preserve"> </w:t>
+      </w:r>
+      <w:r>
+        <w:t xml:space="preserve">Dosanjh’s own lawyer</w:t>
+      </w:r>
+      <w:r>
+        <w:t xml:space="preserve"> </w:t>
+      </w:r>
+      <w:r>
+        <w:t xml:space="preserve">described his client as a tall, brown-skinned young man with a full head of</w:t>
+      </w:r>
+      <w:r>
+        <w:t xml:space="preserve"> </w:t>
+      </w:r>
+      <w:r>
+        <w:t xml:space="preserve">dark hair. Two other eyewitnesses pointed the other way.</w:t>
       </w:r>
     </w:p>
     <w:p>
@@ -5084,89 +5500,206 @@
         <w:pStyle w:val="BodyText"/>
       </w:pPr>
       <w:r>
-        <w:t xml:space="preserve">Garland did not testify and called no evidence. The jury convicted him of</w:t>
-      </w:r>
-      <w:r>
-        <w:t xml:space="preserve"> </w:t>
-      </w:r>
-      <w:r>
-        <w:t xml:space="preserve">three counts of first-degree murder, and he was sentenced to life with no</w:t>
-      </w:r>
-      <w:r>
-        <w:t xml:space="preserve"> </w:t>
-      </w:r>
-      <w:r>
-        <w:t xml:space="preserve">parole eligibility for seventy-five years. On appeal he didn’t dispute that he</w:t>
-      </w:r>
-      <w:r>
-        <w:t xml:space="preserve"> </w:t>
-      </w:r>
-      <w:r>
-        <w:t xml:space="preserve">was the killer; he argued the police had violated the Charter at nearly every</w:t>
-      </w:r>
-      <w:r>
-        <w:t xml:space="preserve"> </w:t>
-      </w:r>
-      <w:r>
-        <w:t xml:space="preserve">step: the takedown, the shoe seizure, the warrantless search, the warrant</w:t>
-      </w:r>
-      <w:r>
-        <w:t xml:space="preserve"> </w:t>
-      </w:r>
-      <w:r>
-        <w:t xml:space="preserve">built on it, even the trial judge’s gentle warnings to the jury before the</w:t>
-      </w:r>
-      <w:r>
-        <w:t xml:space="preserve"> </w:t>
-      </w:r>
-      <w:r>
-        <w:t xml:space="preserve">worst evidence (</w:t>
+        <w:t xml:space="preserve">The jury weighed the bald strangers against the DNA on the gun grip, the</w:t>
+      </w:r>
+      <w:r>
+        <w:t xml:space="preserve"> </w:t>
+      </w:r>
+      <w:r>
+        <w:t xml:space="preserve">clothing on two videotapes, and a tracklog that put the car Dosanjh rented at</w:t>
+      </w:r>
+      <w:r>
+        <w:t xml:space="preserve"> </w:t>
+      </w:r>
+      <w:r>
+        <w:t xml:space="preserve">the murder scene at the killing minute. On August 1, 2019, it convicted him of</w:t>
+      </w:r>
+      <w:r>
+        <w:t xml:space="preserve"> </w:t>
+      </w:r>
+      <w:r>
+        <w:t xml:space="preserve">first-degree murder.</w:t>
+      </w:r>
+    </w:p>
+    <w:bookmarkEnd w:id="48"/>
+    <w:bookmarkStart w:id="49" w:name="the-trap-inside-the-fake-name"/>
+    <w:p>
+      <w:pPr>
+        <w:pStyle w:val="Heading2"/>
+      </w:pPr>
+      <w:r>
+        <w:t xml:space="preserve">The trap inside the fake name</w:t>
+      </w:r>
+    </w:p>
+    <w:p>
+      <w:pPr>
+        <w:pStyle w:val="FirstParagraph"/>
+      </w:pPr>
+      <w:r>
+        <w:t xml:space="preserve">On appeal, Dosanjh’s lawyers went after the diary. The police, they argued,</w:t>
+      </w:r>
+      <w:r>
+        <w:t xml:space="preserve"> </w:t>
+      </w:r>
+      <w:r>
+        <w:t xml:space="preserve">had searched the infotainment system unlawfully, rummaging through GPS data</w:t>
+      </w:r>
+      <w:r>
+        <w:t xml:space="preserve"> </w:t>
+      </w:r>
+      <w:r>
+        <w:t xml:space="preserve">that revealed his movements, a</w:t>
+      </w:r>
+      <w:r>
+        <w:t xml:space="preserve"> </w:t>
       </w:r>
       <w:r>
         <w:t xml:space="preserve">“</w:t>
       </w:r>
       <w:r>
-        <w:t xml:space="preserve">I know yesterday was difficult. It was difficult for me</w:t>
-      </w:r>
-      <w:r>
-        <w:t xml:space="preserve"> </w:t>
-      </w:r>
-      <w:r>
-        <w:t xml:space="preserve">too.</w:t>
+        <w:t xml:space="preserve">biographical core</w:t>
       </w:r>
       <w:r>
         <w:t xml:space="preserve">”</w:t>
       </w:r>
       <w:r>
-        <w:t xml:space="preserve">). The Court of Appeal worked through every ground and dismissed the</w:t>
-      </w:r>
-      <w:r>
-        <w:t xml:space="preserve"> </w:t>
-      </w:r>
-      <w:r>
-        <w:t xml:space="preserve">appeal. The police had erred in small ways, a black bag opened too soon, the</w:t>
-      </w:r>
-      <w:r>
-        <w:t xml:space="preserve"> </w:t>
-      </w:r>
-      <w:r>
-        <w:t xml:space="preserve">shoes taken during investigative detention, but the searches that mattered</w:t>
-      </w:r>
-      <w:r>
-        <w:t xml:space="preserve"> </w:t>
-      </w:r>
-      <w:r>
-        <w:t xml:space="preserve">were driven by the one motive the law protects above almost everything: the</w:t>
-      </w:r>
-      <w:r>
-        <w:t xml:space="preserve"> </w:t>
-      </w:r>
-      <w:r>
-        <w:t xml:space="preserve">chance that someone was still alive to save.</w:t>
-      </w:r>
-    </w:p>
-    <w:bookmarkEnd w:id="48"/>
-    <w:bookmarkStart w:id="50" w:name="howd-he-get-caught-1"/>
+        <w:t xml:space="preserve"> </w:t>
+      </w:r>
+      <w:r>
+        <w:t xml:space="preserve">of personal information</w:t>
+      </w:r>
+      <w:r>
+        <w:t xml:space="preserve"> </w:t>
+      </w:r>
+      <w:r>
+        <w:t xml:space="preserve">protected by section 8 of the Charter. If the search was unconstitutional, the</w:t>
+      </w:r>
+      <w:r>
+        <w:t xml:space="preserve"> </w:t>
+      </w:r>
+      <w:r>
+        <w:t xml:space="preserve">tracklog could be excluded, and the fourth pillar would fall.</w:t>
+      </w:r>
+    </w:p>
+    <w:p>
+      <w:pPr>
+        <w:pStyle w:val="BodyText"/>
+      </w:pPr>
+      <w:r>
+        <w:t xml:space="preserve">The Court of Appeal for Ontario’s answer, delivered by Associate Chief Justice</w:t>
+      </w:r>
+      <w:r>
+        <w:t xml:space="preserve"> </w:t>
+      </w:r>
+      <w:r>
+        <w:t xml:space="preserve">Fairburn in October 2022, is the dark joke at the heart of this chapter.</w:t>
+      </w:r>
+      <w:r>
+        <w:t xml:space="preserve"> </w:t>
+      </w:r>
+      <w:r>
+        <w:t xml:space="preserve">Privacy claims belong to people with a legitimate connection to the thing</w:t>
+      </w:r>
+      <w:r>
+        <w:t xml:space="preserve"> </w:t>
+      </w:r>
+      <w:r>
+        <w:t xml:space="preserve">searched; through ownership, control, a right to be where they were. Dosanjh’s</w:t>
+      </w:r>
+      <w:r>
+        <w:t xml:space="preserve"> </w:t>
+      </w:r>
+      <w:r>
+        <w:t xml:space="preserve">connection to the QX60 was a rental contract signed in the name of a man who</w:t>
+      </w:r>
+      <w:r>
+        <w:t xml:space="preserve"> </w:t>
+      </w:r>
+      <w:r>
+        <w:t xml:space="preserve">did not exist. The GPS data, the court noted, came from a vehicle he had</w:t>
+      </w:r>
+      <w:r>
+        <w:t xml:space="preserve"> </w:t>
+      </w:r>
+      <w:r>
+        <w:t xml:space="preserve">“</w:t>
+      </w:r>
+      <w:r>
+        <w:t xml:space="preserve">no</w:t>
+      </w:r>
+      <w:r>
+        <w:t xml:space="preserve"> </w:t>
+      </w:r>
+      <w:r>
+        <w:t xml:space="preserve">right to be driving</w:t>
+      </w:r>
+      <w:r>
+        <w:t xml:space="preserve">”</w:t>
+      </w:r>
+      <w:r>
+        <w:t xml:space="preserve">; the synced contact list wasn’t even his phone’s. Tracking</w:t>
+      </w:r>
+      <w:r>
+        <w:t xml:space="preserve"> </w:t>
+      </w:r>
+      <w:r>
+        <w:t xml:space="preserve">data, the court added, sits far down the privacy spectrum to begin with; it</w:t>
+      </w:r>
+      <w:r>
+        <w:t xml:space="preserve"> </w:t>
+      </w:r>
+      <w:r>
+        <w:t xml:space="preserve">reveals where a car went, not the contents of a mind. He had no reasonable</w:t>
+      </w:r>
+      <w:r>
+        <w:t xml:space="preserve"> </w:t>
+      </w:r>
+      <w:r>
+        <w:t xml:space="preserve">expectation of privacy, and therefore no standing to complain; and even if the</w:t>
+      </w:r>
+      <w:r>
+        <w:t xml:space="preserve"> </w:t>
+      </w:r>
+      <w:r>
+        <w:t xml:space="preserve">search had breached the Charter, the evidence was reliable, the breach minimal,</w:t>
+      </w:r>
+      <w:r>
+        <w:t xml:space="preserve"> </w:t>
+      </w:r>
+      <w:r>
+        <w:t xml:space="preserve">and it would have been admitted anyway.</w:t>
+      </w:r>
+    </w:p>
+    <w:p>
+      <w:pPr>
+        <w:pStyle w:val="BodyText"/>
+      </w:pPr>
+      <w:r>
+        <w:t xml:space="preserve">The fake name was supposed to make the car untraceable to him. Instead it made</w:t>
+      </w:r>
+      <w:r>
+        <w:t xml:space="preserve"> </w:t>
+      </w:r>
+      <w:r>
+        <w:t xml:space="preserve">the car’s memory untouchable by him. He had disowned the Infiniti so</w:t>
+      </w:r>
+      <w:r>
+        <w:t xml:space="preserve"> </w:t>
+      </w:r>
+      <w:r>
+        <w:t xml:space="preserve">thoroughly that when it testified, he had no legal voice to object.</w:t>
+      </w:r>
+    </w:p>
+    <w:p>
+      <w:pPr>
+        <w:pStyle w:val="BodyText"/>
+      </w:pPr>
+      <w:r>
+        <w:t xml:space="preserve">The appeal was dismissed.</w:t>
+      </w:r>
+    </w:p>
+    <w:bookmarkEnd w:id="49"/>
+    <w:bookmarkStart w:id="51" w:name="howd-he-get-caught"/>
     <w:p>
       <w:pPr>
         <w:pStyle w:val="Heading2"/>
@@ -5180,55 +5713,49 @@
         <w:pStyle w:val="FirstParagraph"/>
       </w:pPr>
       <w:r>
-        <w:t xml:space="preserve">His own meticulousness convicted him. The grudge gave police his name within</w:t>
-      </w:r>
-      <w:r>
-        <w:t xml:space="preserve"> </w:t>
-      </w:r>
-      <w:r>
-        <w:t xml:space="preserve">days, nursed so long and so openly that his own family recognized it. The</w:t>
-      </w:r>
-      <w:r>
-        <w:t xml:space="preserve"> </w:t>
-      </w:r>
-      <w:r>
-        <w:t xml:space="preserve">unplugged router pointed to a killer who understood computers. The truck he</w:t>
-      </w:r>
-      <w:r>
-        <w:t xml:space="preserve"> </w:t>
-      </w:r>
-      <w:r>
-        <w:t xml:space="preserve">drove past the cameras was too old and too distinctive to be anyone else’s.</w:t>
-      </w:r>
-      <w:r>
-        <w:t xml:space="preserve"> </w:t>
-      </w:r>
-      <w:r>
-        <w:t xml:space="preserve">And the hard drive in the rafters preserved, in perfect forensic order, the</w:t>
-      </w:r>
-      <w:r>
-        <w:t xml:space="preserve"> </w:t>
-      </w:r>
-      <w:r>
-        <w:t xml:space="preserve">research, the surveillance, the manuals, and the plan, including his notes on</w:t>
-      </w:r>
-      <w:r>
-        <w:t xml:space="preserve"> </w:t>
-      </w:r>
-      <w:r>
-        <w:t xml:space="preserve">destroying the very kind of evidence that hanged him. Douglas Garland</w:t>
-      </w:r>
-      <w:r>
-        <w:t xml:space="preserve"> </w:t>
-      </w:r>
-      <w:r>
-        <w:t xml:space="preserve">understood machines better than almost anyone around him. He just forgot that</w:t>
-      </w:r>
-      <w:r>
-        <w:t xml:space="preserve"> </w:t>
-      </w:r>
-      <w:r>
-        <w:t xml:space="preserve">they never forget.</w:t>
+        <w:t xml:space="preserve">He planned everything except the passenger seat. The false identity, the</w:t>
+      </w:r>
+      <w:r>
+        <w:t xml:space="preserve"> </w:t>
+      </w:r>
+      <w:r>
+        <w:t xml:space="preserve">borrowed-strangers story, the gas station across the street; all of it was</w:t>
+      </w:r>
+      <w:r>
+        <w:t xml:space="preserve"> </w:t>
+      </w:r>
+      <w:r>
+        <w:t xml:space="preserve">built to keep Raja Dosanjh’s name off the getaway car. But the car didn’t need</w:t>
+      </w:r>
+      <w:r>
+        <w:t xml:space="preserve"> </w:t>
+      </w:r>
+      <w:r>
+        <w:t xml:space="preserve">his name. It logged the rental lot, the family home, the hotel, and the murder</w:t>
+      </w:r>
+      <w:r>
+        <w:t xml:space="preserve"> </w:t>
+      </w:r>
+      <w:r>
+        <w:t xml:space="preserve">minute all on its own, his DNA rode the gun grip, and the same cameras that</w:t>
+      </w:r>
+      <w:r>
+        <w:t xml:space="preserve"> </w:t>
+      </w:r>
+      <w:r>
+        <w:t xml:space="preserve">never saw his face remembered his shoes. The modern getaway car is the worst</w:t>
+      </w:r>
+      <w:r>
+        <w:t xml:space="preserve"> </w:t>
+      </w:r>
+      <w:r>
+        <w:t xml:space="preserve">accomplice in crime: it goes everywhere you go, remembers everything, and owes</w:t>
+      </w:r>
+      <w:r>
+        <w:t xml:space="preserve"> </w:t>
+      </w:r>
+      <w:r>
+        <w:t xml:space="preserve">you nothing; especially if you were never really its driver.</w:t>
       </w:r>
     </w:p>
     <w:p>
@@ -5257,16 +5784,16 @@
           <w:iCs/>
           <w:i/>
         </w:rPr>
-        <w:t xml:space="preserve">R v Garland</w:t>
-      </w:r>
-      <w:r>
-        <w:t xml:space="preserve">, 2019 ABCA 479, Court of Appeal</w:t>
-      </w:r>
-      <w:r>
-        <w:t xml:space="preserve"> </w:t>
-      </w:r>
-      <w:r>
-        <w:t xml:space="preserve">of Alberta, decided December 6, 2019.</w:t>
+        <w:t xml:space="preserve">R. v. Dosanjh</w:t>
+      </w:r>
+      <w:r>
+        <w:t xml:space="preserve">, 2022 ONCA 689, Court of</w:t>
+      </w:r>
+      <w:r>
+        <w:t xml:space="preserve"> </w:t>
+      </w:r>
+      <w:r>
+        <w:t xml:space="preserve">Appeal for Ontario, decided October 7, 2022.</w:t>
       </w:r>
       <w:r>
         <w:t xml:space="preserve"> </w:t>
@@ -5277,7 +5804,7 @@
       <w:r>
         <w:t xml:space="preserve"> </w:t>
       </w:r>
-      <w:hyperlink r:id="rId49">
+      <w:hyperlink r:id="rId50">
         <w:r>
           <w:rPr>
             <w:rStyle w:val="Hyperlink"/>
@@ -5292,24 +5819,30 @@
         <w:t xml:space="preserve"> </w:t>
       </w:r>
       <w:r>
-        <w:t xml:space="preserve">The factual overview opens the judgment; the exigent-search and s. 24(2)</w:t>
-      </w:r>
-      <w:r>
-        <w:t xml:space="preserve"> </w:t>
-      </w:r>
-      <w:r>
-        <w:t xml:space="preserve">analysis follows.</w:t>
-      </w:r>
-    </w:p>
-    <w:bookmarkEnd w:id="50"/>
+        <w:t xml:space="preserve">The factual matrix is set out in the Overview and Factual Context; the</w:t>
+      </w:r>
+      <w:r>
+        <w:t xml:space="preserve"> </w:t>
+      </w:r>
+      <w:r>
+        <w:t xml:space="preserve">infotainment/GPS privacy analysis begins at the section on the search of the</w:t>
+      </w:r>
+      <w:r>
+        <w:t xml:space="preserve"> </w:t>
+      </w:r>
+      <w:r>
+        <w:t xml:space="preserve">getaway vehicle.</w:t>
+      </w:r>
+    </w:p>
     <w:bookmarkEnd w:id="51"/>
-    <w:bookmarkStart w:id="57" w:name="chapter-19---the-letter-from-the-grave"/>
+    <w:bookmarkEnd w:id="52"/>
+    <w:bookmarkStart w:id="58" w:name="Xc6739a0a9df3fc64d7d506c1b8a512a6603a993"/>
     <w:p>
       <w:pPr>
         <w:pStyle w:val="Heading1"/>
       </w:pPr>
       <w:r>
-        <w:t xml:space="preserve">Chapter 19 - The Letter From the Grave</w:t>
+        <w:t xml:space="preserve">Chapter 16 - The Hard Drive in the Rafters</w:t>
       </w:r>
     </w:p>
     <w:p>
@@ -5321,7 +5854,7 @@
           <w:bCs/>
           <w:b/>
         </w:rPr>
-        <w:t xml:space="preserve">Two weeks before she died, Julie Jensen told a police officer: if anything</w:t>
+        <w:t xml:space="preserve">The patent he felt cheated over never earned a dollar. He killed three people</w:t>
       </w:r>
       <w:r>
         <w:rPr>
@@ -5335,7 +5868,7 @@
           <w:bCs/>
           <w:b/>
         </w:rPr>
-        <w:t xml:space="preserve">happens to me, my husband should be your first suspect.</w:t>
+        <w:t xml:space="preserve">for it anyway, and hid a hard drive that remembered every search.</w:t>
       </w:r>
     </w:p>
     <w:p>
@@ -5343,7 +5876,7 @@
         <w:pStyle w:val="BodyText"/>
       </w:pPr>
       <w:r>
-        <w:t xml:space="preserve">Most murder victims never get to testify. Julie Jensen tried anyway.</w:t>
+        <w:t xml:space="preserve">Douglas Garland kept score.</w:t>
       </w:r>
     </w:p>
     <w:p>
@@ -5351,37 +5884,187 @@
         <w:pStyle w:val="BodyText"/>
       </w:pPr>
       <w:r>
-        <w:t xml:space="preserve">In the fall of 1998, in Pleasant Prairie, Wisconsin, Julie was living in fear</w:t>
-      </w:r>
-      <w:r>
-        <w:t xml:space="preserve"> </w:t>
-      </w:r>
-      <w:r>
-        <w:t xml:space="preserve">that she did not know how to prove. So she did two things. She wrote a letter,</w:t>
-      </w:r>
-      <w:r>
-        <w:t xml:space="preserve"> </w:t>
-      </w:r>
-      <w:r>
-        <w:t xml:space="preserve">sealed it, and gave it to her neighbor, with instructions to hand it to the</w:t>
-      </w:r>
-      <w:r>
-        <w:t xml:space="preserve"> </w:t>
-      </w:r>
-      <w:r>
-        <w:t xml:space="preserve">police if anything should happen to her. And she left two voicemails for</w:t>
-      </w:r>
-      <w:r>
-        <w:t xml:space="preserve"> </w:t>
-      </w:r>
-      <w:r>
-        <w:t xml:space="preserve">Pleasant Prairie Police Officer Ron Kosman, telling him that if she were found</w:t>
-      </w:r>
-      <w:r>
-        <w:t xml:space="preserve"> </w:t>
-      </w:r>
-      <w:r>
-        <w:t xml:space="preserve">dead, her husband Mark should be his</w:t>
+        <w:t xml:space="preserve">He was fifty-seven years old, described in the Alberta Court of Appeal’s</w:t>
+      </w:r>
+      <w:r>
+        <w:t xml:space="preserve"> </w:t>
+      </w:r>
+      <w:r>
+        <w:t xml:space="preserve">judgment as a highly intelligent loner with an expertise in computers;</w:t>
+      </w:r>
+      <w:r>
+        <w:t xml:space="preserve"> </w:t>
+      </w:r>
+      <w:r>
+        <w:t xml:space="preserve">unmarried, usually unemployed, living with his parents on a small farm north</w:t>
+      </w:r>
+      <w:r>
+        <w:t xml:space="preserve"> </w:t>
+      </w:r>
+      <w:r>
+        <w:t xml:space="preserve">of Calgary and driving a 1994 Ford pickup. Years earlier he had worked for one</w:t>
+      </w:r>
+      <w:r>
+        <w:t xml:space="preserve"> </w:t>
+      </w:r>
+      <w:r>
+        <w:t xml:space="preserve">of Alvin Liknes’s oil-and-gas businesses, and the two men had fallen out over</w:t>
+      </w:r>
+      <w:r>
+        <w:t xml:space="preserve"> </w:t>
+      </w:r>
+      <w:r>
+        <w:t xml:space="preserve">a pump Liknes patented. Garland believed he had contributed significantly to</w:t>
+      </w:r>
+      <w:r>
+        <w:t xml:space="preserve"> </w:t>
+      </w:r>
+      <w:r>
+        <w:t xml:space="preserve">its creation and had been cheated of the credit.</w:t>
+      </w:r>
+    </w:p>
+    <w:p>
+      <w:pPr>
+        <w:pStyle w:val="BodyText"/>
+      </w:pPr>
+      <w:r>
+        <w:t xml:space="preserve">Here is the detail the court records almost in passing, and that should stop</w:t>
+      </w:r>
+      <w:r>
+        <w:t xml:space="preserve"> </w:t>
+      </w:r>
+      <w:r>
+        <w:t xml:space="preserve">you cold: the pump was not economically viable. It had never earned any money.</w:t>
+      </w:r>
+      <w:r>
+        <w:t xml:space="preserve"> </w:t>
+      </w:r>
+      <w:r>
+        <w:t xml:space="preserve">There was nothing to be cheated</w:t>
+      </w:r>
+      <w:r>
+        <w:t xml:space="preserve"> </w:t>
+      </w:r>
+      <w:r>
+        <w:rPr>
+          <w:iCs/>
+          <w:i/>
+        </w:rPr>
+        <w:t xml:space="preserve">of</w:t>
+      </w:r>
+      <w:r>
+        <w:t xml:space="preserve">.</w:t>
+      </w:r>
+    </w:p>
+    <w:p>
+      <w:pPr>
+        <w:pStyle w:val="BodyText"/>
+      </w:pPr>
+      <w:r>
+        <w:t xml:space="preserve">It didn’t matter. For years, Garland kept tabs on Alvin Liknes. His obsession</w:t>
+      </w:r>
+      <w:r>
+        <w:t xml:space="preserve"> </w:t>
+      </w:r>
+      <w:r>
+        <w:t xml:space="preserve">grew to include Alvin’s wife, Kathy. He monitored the couple’s activities</w:t>
+      </w:r>
+      <w:r>
+        <w:t xml:space="preserve"> </w:t>
+      </w:r>
+      <w:r>
+        <w:t xml:space="preserve">through regular computer searches, a private surveillance program running</w:t>
+      </w:r>
+      <w:r>
+        <w:t xml:space="preserve"> </w:t>
+      </w:r>
+      <w:r>
+        <w:t xml:space="preserve">quietly out of a farmhouse. In December 2013, he came to believe Alvin had</w:t>
+      </w:r>
+      <w:r>
+        <w:t xml:space="preserve"> </w:t>
+      </w:r>
+      <w:r>
+        <w:t xml:space="preserve">stolen items from the Garland farm, and the old wound reopened.</w:t>
+      </w:r>
+    </w:p>
+    <w:p>
+      <w:pPr>
+        <w:pStyle w:val="BodyText"/>
+      </w:pPr>
+      <w:r>
+        <w:t xml:space="preserve">Then, in early 2014, the Likneses announced they were leaving. They listed</w:t>
+      </w:r>
+      <w:r>
+        <w:t xml:space="preserve"> </w:t>
+      </w:r>
+      <w:r>
+        <w:t xml:space="preserve">their Calgary house, planned a retirement move to Evansburg, and advertised an</w:t>
+      </w:r>
+      <w:r>
+        <w:t xml:space="preserve"> </w:t>
+      </w:r>
+      <w:r>
+        <w:t xml:space="preserve">estate sale on Kijiji for the last week of June. Whatever clock had been</w:t>
+      </w:r>
+      <w:r>
+        <w:t xml:space="preserve"> </w:t>
+      </w:r>
+      <w:r>
+        <w:t xml:space="preserve">ticking inside Douglas Garland ran out. If he was going to settle the score,</w:t>
+      </w:r>
+      <w:r>
+        <w:t xml:space="preserve"> </w:t>
+      </w:r>
+      <w:r>
+        <w:t xml:space="preserve">it had to be now.</w:t>
+      </w:r>
+    </w:p>
+    <w:bookmarkStart w:id="53" w:name="the-preparations"/>
+    <w:p>
+      <w:pPr>
+        <w:pStyle w:val="Heading2"/>
+      </w:pPr>
+      <w:r>
+        <w:t xml:space="preserve">The preparations</w:t>
+      </w:r>
+    </w:p>
+    <w:p>
+      <w:pPr>
+        <w:pStyle w:val="FirstParagraph"/>
+      </w:pPr>
+      <w:r>
+        <w:t xml:space="preserve">What Garland did next, the trial evidence showed, he did methodically. He</w:t>
+      </w:r>
+      <w:r>
+        <w:t xml:space="preserve"> </w:t>
+      </w:r>
+      <w:r>
+        <w:t xml:space="preserve">began researching online how to kill and dismember people. He accumulated</w:t>
+      </w:r>
+      <w:r>
+        <w:t xml:space="preserve"> </w:t>
+      </w:r>
+      <w:r>
+        <w:t xml:space="preserve">restraints; handcuffs, straightjackets, tasers. He visited a butcher supply</w:t>
+      </w:r>
+      <w:r>
+        <w:t xml:space="preserve"> </w:t>
+      </w:r>
+      <w:r>
+        <w:t xml:space="preserve">shop and bought meat hooks, butcher knives, and a meat saw. He researched how</w:t>
+      </w:r>
+      <w:r>
+        <w:t xml:space="preserve"> </w:t>
+      </w:r>
+      <w:r>
+        <w:t xml:space="preserve">to defeat one specific model of Schlage lock, the kind securing the Liknes</w:t>
+      </w:r>
+      <w:r>
+        <w:t xml:space="preserve"> </w:t>
+      </w:r>
+      <w:r>
+        <w:t xml:space="preserve">front door. And through it all he browsed what the court describes as</w:t>
       </w:r>
       <w:r>
         <w:t xml:space="preserve"> </w:t>
@@ -5390,18 +6073,42 @@
         <w:t xml:space="preserve">“</w:t>
       </w:r>
       <w:r>
-        <w:t xml:space="preserve">first suspect.</w:t>
+        <w:t xml:space="preserve">gore</w:t>
       </w:r>
       <w:r>
         <w:t xml:space="preserve">”</w:t>
       </w:r>
+      <w:r>
+        <w:t xml:space="preserve"> </w:t>
+      </w:r>
+      <w:r>
+        <w:t xml:space="preserve">sites showing bodies being dissected and dismembered.</w:t>
+      </w:r>
     </w:p>
     <w:p>
       <w:pPr>
         <w:pStyle w:val="BodyText"/>
       </w:pPr>
       <w:r>
-        <w:t xml:space="preserve">Then, on December 3, 1998, Julie Jensen died of poisoning.</w:t>
+        <w:t xml:space="preserve">On the evening of June 29, 2014, Kathy Liknes’s daughter Jennifer brought her</w:t>
+      </w:r>
+      <w:r>
+        <w:t xml:space="preserve"> </w:t>
+      </w:r>
+      <w:r>
+        <w:t xml:space="preserve">two little boys, Nathan, five, and Max, three, to their grandparents’ house</w:t>
+      </w:r>
+      <w:r>
+        <w:t xml:space="preserve"> </w:t>
+      </w:r>
+      <w:r>
+        <w:t xml:space="preserve">for dinner and one last sleepover before the move. Max was restless and</w:t>
+      </w:r>
+      <w:r>
+        <w:t xml:space="preserve"> </w:t>
+      </w:r>
+      <w:r>
+        <w:t xml:space="preserve">couldn’t sleep, so around 11:30 p.m. Jennifer took him home. Nathan stayed.</w:t>
       </w:r>
     </w:p>
     <w:p>
@@ -5409,58 +6116,67 @@
         <w:pStyle w:val="BodyText"/>
       </w:pPr>
       <w:r>
-        <w:t xml:space="preserve">She was right about everything except how long it would take. The letter she</w:t>
-      </w:r>
-      <w:r>
-        <w:t xml:space="preserve"> </w:t>
-      </w:r>
-      <w:r>
-        <w:t xml:space="preserve">left behind became the center of one of the longest evidentiary wars in</w:t>
-      </w:r>
-      <w:r>
-        <w:t xml:space="preserve"> </w:t>
-      </w:r>
-      <w:r>
-        <w:t xml:space="preserve">American criminal law; a quarter-century battle over a question that sounds</w:t>
-      </w:r>
-      <w:r>
-        <w:t xml:space="preserve"> </w:t>
-      </w:r>
-      <w:r>
-        <w:t xml:space="preserve">simple and is anything but:</w:t>
-      </w:r>
-      <w:r>
-        <w:t xml:space="preserve"> </w:t>
-      </w:r>
-      <w:r>
-        <w:rPr>
-          <w:iCs/>
-          <w:i/>
-        </w:rPr>
-        <w:t xml:space="preserve">can a murdered woman accuse her killer from the</w:t>
-      </w:r>
-      <w:r>
-        <w:rPr>
-          <w:iCs/>
-          <w:i/>
-        </w:rPr>
-        <w:t xml:space="preserve"> </w:t>
-      </w:r>
-      <w:r>
-        <w:rPr>
-          <w:iCs/>
-          <w:i/>
-        </w:rPr>
-        <w:t xml:space="preserve">grave?</w:t>
-      </w:r>
-    </w:p>
-    <w:bookmarkStart w:id="52" w:name="the-charge-and-the-earthquake"/>
+        <w:t xml:space="preserve">About three hours later, Garland arrived. He disabled the home’s wireless</w:t>
+      </w:r>
+      <w:r>
+        <w:t xml:space="preserve"> </w:t>
+      </w:r>
+      <w:r>
+        <w:t xml:space="preserve">router. He drilled out the Schlage lock. What followed, in the court’s words,</w:t>
+      </w:r>
+      <w:r>
+        <w:t xml:space="preserve"> </w:t>
+      </w:r>
+      <w:r>
+        <w:t xml:space="preserve">was a violent attack that ended with Alvin, Kathy, and five-year-old Nathan</w:t>
+      </w:r>
+      <w:r>
+        <w:t xml:space="preserve"> </w:t>
+      </w:r>
+      <w:r>
+        <w:t xml:space="preserve">being overpowered and taken from the home.</w:t>
+      </w:r>
+    </w:p>
+    <w:p>
+      <w:pPr>
+        <w:pStyle w:val="BodyText"/>
+      </w:pPr>
+      <w:r>
+        <w:t xml:space="preserve">When Jennifer returned the next morning to pick up her son, she walked into</w:t>
+      </w:r>
+      <w:r>
+        <w:t xml:space="preserve"> </w:t>
+      </w:r>
+      <w:r>
+        <w:t xml:space="preserve">the aftermath; blood throughout the house, mixed with broken teeth. A</w:t>
+      </w:r>
+      <w:r>
+        <w:t xml:space="preserve"> </w:t>
+      </w:r>
+      <w:r>
+        <w:t xml:space="preserve">forensic pathologist brought to the scene offered investigators a sliver of</w:t>
+      </w:r>
+      <w:r>
+        <w:t xml:space="preserve"> </w:t>
+      </w:r>
+      <w:r>
+        <w:t xml:space="preserve">terrible hope: this much blood meant someone was seriously injured, but</w:t>
+      </w:r>
+      <w:r>
+        <w:t xml:space="preserve"> </w:t>
+      </w:r>
+      <w:r>
+        <w:t xml:space="preserve">perhaps still alive.</w:t>
+      </w:r>
+    </w:p>
+    <w:bookmarkEnd w:id="53"/>
+    <w:bookmarkStart w:id="54" w:name="five-days"/>
     <w:p>
       <w:pPr>
         <w:pStyle w:val="Heading2"/>
       </w:pPr>
       <w:r>
-        <w:t xml:space="preserve">The charge, and the earthquake</w:t>
+        <w:t xml:space="preserve">Five days</w:t>
       </w:r>
     </w:p>
     <w:p>
@@ -5468,37 +6184,13 @@
         <w:pStyle w:val="FirstParagraph"/>
       </w:pPr>
       <w:r>
-        <w:t xml:space="preserve">Mark Jensen was charged with first-degree intentional homicide in 2002, four</w:t>
-      </w:r>
-      <w:r>
-        <w:t xml:space="preserve"> </w:t>
-      </w:r>
-      <w:r>
-        <w:t xml:space="preserve">years after Julie’s death. The State’s theory was that Mark, entangled in an</w:t>
-      </w:r>
-      <w:r>
-        <w:t xml:space="preserve"> </w:t>
-      </w:r>
-      <w:r>
-        <w:t xml:space="preserve">affair, had poisoned his wife and dressed her death as a suicide, and that</w:t>
-      </w:r>
-      <w:r>
-        <w:t xml:space="preserve"> </w:t>
-      </w:r>
-      <w:r>
-        <w:t xml:space="preserve">Julie, sensing what was coming, had left her letter precisely because she</w:t>
-      </w:r>
-      <w:r>
-        <w:t xml:space="preserve"> </w:t>
-      </w:r>
-      <w:r>
-        <w:t xml:space="preserve">feared he would kill her and call it self-inflicted. Her letter and voicemails</w:t>
-      </w:r>
-      <w:r>
-        <w:t xml:space="preserve"> </w:t>
-      </w:r>
-      <w:r>
-        <w:t xml:space="preserve">were the answer to the suicide story, delivered in her own voice.</w:t>
+        <w:t xml:space="preserve">That sliver of hope drove everything that followed, including the legal fight</w:t>
+      </w:r>
+      <w:r>
+        <w:t xml:space="preserve"> </w:t>
+      </w:r>
+      <w:r>
+        <w:t xml:space="preserve">this case became.</w:t>
       </w:r>
     </w:p>
     <w:p>
@@ -5506,51 +6198,159 @@
         <w:pStyle w:val="BodyText"/>
       </w:pPr>
       <w:r>
-        <w:t xml:space="preserve">The trial court initially ruled the letter admissible. Then, in 2004, while</w:t>
-      </w:r>
-      <w:r>
-        <w:t xml:space="preserve"> </w:t>
-      </w:r>
-      <w:r>
-        <w:t xml:space="preserve">the case was still in pretrial hearings, the United States Supreme Court</w:t>
-      </w:r>
-      <w:r>
-        <w:t xml:space="preserve"> </w:t>
-      </w:r>
-      <w:r>
-        <w:t xml:space="preserve">decided</w:t>
-      </w:r>
-      <w:r>
-        <w:t xml:space="preserve"> </w:t>
-      </w:r>
-      <w:r>
-        <w:rPr>
-          <w:iCs/>
-          <w:i/>
-        </w:rPr>
-        <w:t xml:space="preserve">Crawford v. Washington</w:t>
-      </w:r>
-      <w:r>
-        <w:t xml:space="preserve">, an earthquake that rewrote the law of the</w:t>
-      </w:r>
-      <w:r>
-        <w:t xml:space="preserve"> </w:t>
-      </w:r>
-      <w:r>
-        <w:t xml:space="preserve">Confrontation Clause. After</w:t>
-      </w:r>
-      <w:r>
-        <w:t xml:space="preserve"> </w:t>
-      </w:r>
-      <w:r>
-        <w:rPr>
-          <w:iCs/>
-          <w:i/>
-        </w:rPr>
-        <w:t xml:space="preserve">Crawford</w:t>
-      </w:r>
-      <w:r>
-        <w:t xml:space="preserve">, an absent witness’s</w:t>
+        <w:t xml:space="preserve">Security cameras on neighbouring homes caught a truck closely resembling</w:t>
+      </w:r>
+      <w:r>
+        <w:t xml:space="preserve"> </w:t>
+      </w:r>
+      <w:r>
+        <w:t xml:space="preserve">Garland’s distinctive old Ford passing the Liknes house at 3:10 a.m., and</w:t>
+      </w:r>
+      <w:r>
+        <w:t xml:space="preserve"> </w:t>
+      </w:r>
+      <w:r>
+        <w:t xml:space="preserve">again at 7:45 a.m. When police released the image to the media, Garland’s own</w:t>
+      </w:r>
+      <w:r>
+        <w:t xml:space="preserve"> </w:t>
+      </w:r>
+      <w:r>
+        <w:t xml:space="preserve">sister and brother-in-law came forward: the truck was almost certainly</w:t>
+      </w:r>
+      <w:r>
+        <w:t xml:space="preserve"> </w:t>
+      </w:r>
+      <w:r>
+        <w:t xml:space="preserve">Douglas’s, and Douglas had carried a grudge against Alvin Liknes for years.</w:t>
+      </w:r>
+    </w:p>
+    <w:p>
+      <w:pPr>
+        <w:pStyle w:val="BodyText"/>
+      </w:pPr>
+      <w:r>
+        <w:t xml:space="preserve">The router sealed the suspicion. It was set to check in with its server every</w:t>
+      </w:r>
+      <w:r>
+        <w:t xml:space="preserve"> </w:t>
+      </w:r>
+      <w:r>
+        <w:t xml:space="preserve">six hours; it reported at 2:10 a.m. and never again. Someone who understood</w:t>
+      </w:r>
+      <w:r>
+        <w:t xml:space="preserve"> </w:t>
+      </w:r>
+      <w:r>
+        <w:t xml:space="preserve">computers had unplugged it to keep his devices off the network. A loner with</w:t>
+      </w:r>
+      <w:r>
+        <w:t xml:space="preserve"> </w:t>
+      </w:r>
+      <w:r>
+        <w:t xml:space="preserve">computer expertise, a matching truck forty kilometres from home at 3:10 a.m.,</w:t>
+      </w:r>
+      <w:r>
+        <w:t xml:space="preserve"> </w:t>
+      </w:r>
+      <w:r>
+        <w:t xml:space="preserve">and an abiding grudge: on July 4, police descended on the Garland farm.</w:t>
+      </w:r>
+    </w:p>
+    <w:p>
+      <w:pPr>
+        <w:pStyle w:val="BodyText"/>
+      </w:pPr>
+      <w:r>
+        <w:t xml:space="preserve">They faced a brutal choice. Wait for a warrant, or go in immediately, on the</w:t>
+      </w:r>
+      <w:r>
+        <w:t xml:space="preserve"> </w:t>
+      </w:r>
+      <w:r>
+        <w:t xml:space="preserve">chance that a man, a woman, or a little boy was still alive somewhere on that</w:t>
+      </w:r>
+      <w:r>
+        <w:t xml:space="preserve"> </w:t>
+      </w:r>
+      <w:r>
+        <w:t xml:space="preserve">property. They went in, under orders to search only places large enough to</w:t>
+      </w:r>
+      <w:r>
+        <w:t xml:space="preserve"> </w:t>
+      </w:r>
+      <w:r>
+        <w:t xml:space="preserve">conceal a body. They found a large smouldering firepit. Fresh cut marks on the</w:t>
+      </w:r>
+      <w:r>
+        <w:t xml:space="preserve"> </w:t>
+      </w:r>
+      <w:r>
+        <w:t xml:space="preserve">recently cleaned floor of a greenhouse. Restraints. No bodies.</w:t>
+      </w:r>
+    </w:p>
+    <w:p>
+      <w:pPr>
+        <w:pStyle w:val="BodyText"/>
+      </w:pPr>
+      <w:r>
+        <w:t xml:space="preserve">Garland was stopped driving away from the farm and detained; his shoes were</w:t>
+      </w:r>
+      <w:r>
+        <w:t xml:space="preserve"> </w:t>
+      </w:r>
+      <w:r>
+        <w:t xml:space="preserve">seized, and a victim’s blood was on them. The next day, warrant in hand,</w:t>
+      </w:r>
+      <w:r>
+        <w:t xml:space="preserve"> </w:t>
+      </w:r>
+      <w:r>
+        <w:t xml:space="preserve">police searched the farm thoroughly. In the firepit, and on a meat hook and a</w:t>
+      </w:r>
+      <w:r>
+        <w:t xml:space="preserve"> </w:t>
+      </w:r>
+      <w:r>
+        <w:t xml:space="preserve">meat saw, they found DNA, blood and flesh, from all three victims.</w:t>
+      </w:r>
+    </w:p>
+    <w:p>
+      <w:pPr>
+        <w:pStyle w:val="BodyText"/>
+      </w:pPr>
+      <w:r>
+        <w:t xml:space="preserve">And in the rafters of the house, hidden, they found a computer hard drive.</w:t>
+      </w:r>
+    </w:p>
+    <w:bookmarkEnd w:id="54"/>
+    <w:bookmarkStart w:id="55" w:name="what-the-hard-drive-remembered"/>
+    <w:p>
+      <w:pPr>
+        <w:pStyle w:val="Heading2"/>
+      </w:pPr>
+      <w:r>
+        <w:t xml:space="preserve">What the hard drive remembered</w:t>
+      </w:r>
+    </w:p>
+    <w:p>
+      <w:pPr>
+        <w:pStyle w:val="FirstParagraph"/>
+      </w:pPr>
+      <w:r>
+        <w:t xml:space="preserve">The forensic examination of that drive laid Garland’s inner life out like an</w:t>
+      </w:r>
+      <w:r>
+        <w:t xml:space="preserve"> </w:t>
+      </w:r>
+      <w:r>
+        <w:t xml:space="preserve">autopsy. Months of computer surveillance of Alvin and Kathy Liknes. Articles</w:t>
+      </w:r>
+      <w:r>
+        <w:t xml:space="preserve"> </w:t>
+      </w:r>
+      <w:r>
+        <w:t xml:space="preserve">with titles like</w:t>
       </w:r>
       <w:r>
         <w:t xml:space="preserve"> </w:t>
@@ -5559,7 +6359,7 @@
         <w:t xml:space="preserve">“</w:t>
       </w:r>
       <w:r>
-        <w:t xml:space="preserve">testimonial</w:t>
+        <w:t xml:space="preserve">Kill Without Joy.</w:t>
       </w:r>
       <w:r>
         <w:t xml:space="preserve">”</w:t>
@@ -5568,19 +6368,46 @@
         <w:t xml:space="preserve"> </w:t>
       </w:r>
       <w:r>
-        <w:t xml:space="preserve">statement cannot be used against a defendant who never had the chance to</w:t>
-      </w:r>
-      <w:r>
-        <w:t xml:space="preserve"> </w:t>
-      </w:r>
-      <w:r>
-        <w:t xml:space="preserve">cross-examine her. And Julie, the witness at the heart of the case, could</w:t>
-      </w:r>
-      <w:r>
-        <w:t xml:space="preserve"> </w:t>
-      </w:r>
-      <w:r>
-        <w:t xml:space="preserve">never be cross-examined by anyone.</w:t>
+        <w:t xml:space="preserve">An autopsy manual. Files of mutilated</w:t>
+      </w:r>
+      <w:r>
+        <w:t xml:space="preserve"> </w:t>
+      </w:r>
+      <w:r>
+        <w:t xml:space="preserve">corpses. Videos feeding a fetish for adult women wearing only diapers. And,</w:t>
+      </w:r>
+      <w:r>
+        <w:t xml:space="preserve"> </w:t>
+      </w:r>
+      <w:r>
+        <w:t xml:space="preserve">the detail that turns the stomach twice, files offering information on</w:t>
+      </w:r>
+      <w:r>
+        <w:t xml:space="preserve"> </w:t>
+      </w:r>
+      <w:r>
+        <w:rPr>
+          <w:bCs/>
+          <w:b/>
+        </w:rPr>
+        <w:t xml:space="preserve">how</w:t>
+      </w:r>
+      <w:r>
+        <w:rPr>
+          <w:bCs/>
+          <w:b/>
+        </w:rPr>
+        <w:t xml:space="preserve"> </w:t>
+      </w:r>
+      <w:r>
+        <w:rPr>
+          <w:bCs/>
+          <w:b/>
+        </w:rPr>
+        <w:t xml:space="preserve">to destroy DNA evidence</w:t>
+      </w:r>
+      <w:r>
+        <w:t xml:space="preserve">.</w:t>
       </w:r>
     </w:p>
     <w:p>
@@ -5588,13 +6415,13 @@
         <w:pStyle w:val="BodyText"/>
       </w:pPr>
       <w:r>
-        <w:t xml:space="preserve">What followed reads like a two-decade tennis rally between every level of the</w:t>
-      </w:r>
-      <w:r>
-        <w:t xml:space="preserve"> </w:t>
-      </w:r>
-      <w:r>
-        <w:t xml:space="preserve">American court system.</w:t>
+        <w:t xml:space="preserve">He had studied how to erase the physical traces. He never thought to burn the</w:t>
+      </w:r>
+      <w:r>
+        <w:t xml:space="preserve"> </w:t>
+      </w:r>
+      <w:r>
+        <w:t xml:space="preserve">drive that held the studying.</w:t>
       </w:r>
     </w:p>
     <w:p>
@@ -5602,392 +6429,147 @@
         <w:pStyle w:val="BodyText"/>
       </w:pPr>
       <w:r>
-        <w:t xml:space="preserve">The Wisconsin Supreme Court held in 2007 (</w:t>
-      </w:r>
-      <w:r>
-        <w:rPr>
-          <w:iCs/>
-          <w:i/>
-        </w:rPr>
-        <w:t xml:space="preserve">Jensen I</w:t>
-      </w:r>
-      <w:r>
-        <w:t xml:space="preserve">) that Julie’s letter and</w:t>
-      </w:r>
-      <w:r>
-        <w:t xml:space="preserve"> </w:t>
-      </w:r>
-      <w:r>
-        <w:t xml:space="preserve">voicemails were testimonial; their very purpose was to point police to her</w:t>
-      </w:r>
-      <w:r>
-        <w:t xml:space="preserve"> </w:t>
-      </w:r>
-      <w:r>
-        <w:t xml:space="preserve">killer if she died, and they were therefore inadmissible…</w:t>
-      </w:r>
-      <w:r>
-        <w:t xml:space="preserve"> </w:t>
-      </w:r>
-      <w:r>
-        <w:rPr>
-          <w:iCs/>
-          <w:i/>
-        </w:rPr>
-        <w:t xml:space="preserve">unless</w:t>
-      </w:r>
-      <w:r>
-        <w:t xml:space="preserve"> </w:t>
-      </w:r>
-      <w:r>
-        <w:t xml:space="preserve">Mark had</w:t>
-      </w:r>
-      <w:r>
-        <w:t xml:space="preserve"> </w:t>
-      </w:r>
-      <w:r>
-        <w:t xml:space="preserve">forfeited his confrontation right by killing her, the ancient doctrine of</w:t>
-      </w:r>
-      <w:r>
-        <w:t xml:space="preserve"> </w:t>
+        <w:t xml:space="preserve">Two further pieces completed the case. The day after the kidnapping, a car</w:t>
+      </w:r>
+      <w:r>
+        <w:t xml:space="preserve"> </w:t>
+      </w:r>
+      <w:r>
+        <w:t xml:space="preserve">wash employee in nearby Airdrie noticed Garland power-washing his truck;</w:t>
+      </w:r>
+      <w:r>
+        <w:t xml:space="preserve"> </w:t>
+      </w:r>
+      <w:r>
+        <w:t xml:space="preserve">forensic examination still found Kathy Liknes’s blood on the back of the</w:t>
+      </w:r>
+      <w:r>
+        <w:t xml:space="preserve"> </w:t>
+      </w:r>
+      <w:r>
+        <w:t xml:space="preserve">licence plate. And by grim coincidence, an aerial survey had photographed the</w:t>
+      </w:r>
+      <w:r>
+        <w:t xml:space="preserve"> </w:t>
+      </w:r>
+      <w:r>
+        <w:t xml:space="preserve">area two days after the abduction, before police ever looked at Garland. In</w:t>
+      </w:r>
+      <w:r>
+        <w:t xml:space="preserve"> </w:t>
+      </w:r>
+      <w:r>
+        <w:t xml:space="preserve">the photos of the Garland farm, near the burn pit, lie what appear to be three</w:t>
+      </w:r>
+      <w:r>
+        <w:t xml:space="preserve"> </w:t>
+      </w:r>
+      <w:r>
+        <w:t xml:space="preserve">bodies, two adults and a child, wearing only diapers.</w:t>
+      </w:r>
+    </w:p>
+    <w:p>
+      <w:pPr>
+        <w:pStyle w:val="BodyText"/>
+      </w:pPr>
+      <w:r>
+        <w:t xml:space="preserve">The bodies themselves were never recovered. The firepit had done its work.</w:t>
+      </w:r>
+    </w:p>
+    <w:p>
+      <w:pPr>
+        <w:pStyle w:val="BodyText"/>
+      </w:pPr>
+      <w:r>
+        <w:t xml:space="preserve">Garland did not testify and called no evidence. The jury convicted him of</w:t>
+      </w:r>
+      <w:r>
+        <w:t xml:space="preserve"> </w:t>
+      </w:r>
+      <w:r>
+        <w:t xml:space="preserve">three counts of first-degree murder, and he was sentenced to life with no</w:t>
+      </w:r>
+      <w:r>
+        <w:t xml:space="preserve"> </w:t>
+      </w:r>
+      <w:r>
+        <w:t xml:space="preserve">parole eligibility for seventy-five years. On appeal he didn’t dispute that he</w:t>
+      </w:r>
+      <w:r>
+        <w:t xml:space="preserve"> </w:t>
+      </w:r>
+      <w:r>
+        <w:t xml:space="preserve">was the killer; he argued the police had violated the Charter at nearly every</w:t>
+      </w:r>
+      <w:r>
+        <w:t xml:space="preserve"> </w:t>
+      </w:r>
+      <w:r>
+        <w:t xml:space="preserve">step: the takedown, the shoe seizure, the warrantless search, the warrant</w:t>
+      </w:r>
+      <w:r>
+        <w:t xml:space="preserve"> </w:t>
+      </w:r>
+      <w:r>
+        <w:t xml:space="preserve">built on it, even the trial judge’s gentle warnings to the jury before the</w:t>
+      </w:r>
+      <w:r>
+        <w:t xml:space="preserve"> </w:t>
+      </w:r>
+      <w:r>
+        <w:t xml:space="preserve">worst evidence (</w:t>
       </w:r>
       <w:r>
         <w:t xml:space="preserve">“</w:t>
       </w:r>
       <w:r>
-        <w:t xml:space="preserve">forfeiture-by-wrongdoing.</w:t>
+        <w:t xml:space="preserve">I know yesterday was difficult. It was difficult for me</w:t>
+      </w:r>
+      <w:r>
+        <w:t xml:space="preserve"> </w:t>
+      </w:r>
+      <w:r>
+        <w:t xml:space="preserve">too.</w:t>
       </w:r>
       <w:r>
         <w:t xml:space="preserve">”</w:t>
       </w:r>
       <w:r>
-        <w:t xml:space="preserve"> </w:t>
-      </w:r>
-      <w:r>
-        <w:t xml:space="preserve">On remand, the circuit court found he had. The</w:t>
-      </w:r>
-      <w:r>
-        <w:t xml:space="preserve"> </w:t>
-      </w:r>
-      <w:r>
-        <w:t xml:space="preserve">letter went to the jury, and in 2008 the jury convicted Mark Jensen of</w:t>
-      </w:r>
-      <w:r>
-        <w:t xml:space="preserve"> </w:t>
-      </w:r>
-      <w:r>
-        <w:t xml:space="preserve">murdering Julie.</w:t>
-      </w:r>
-    </w:p>
-    <w:p>
-      <w:pPr>
-        <w:pStyle w:val="BodyText"/>
-      </w:pPr>
-      <w:r>
-        <w:t xml:space="preserve">Then the ground shifted again. The U.S. Supreme Court’s</w:t>
-      </w:r>
-      <w:r>
-        <w:t xml:space="preserve"> </w:t>
-      </w:r>
-      <w:r>
-        <w:rPr>
-          <w:iCs/>
-          <w:i/>
-        </w:rPr>
-        <w:t xml:space="preserve">Giles v. California</w:t>
-      </w:r>
-      <w:r>
-        <w:t xml:space="preserve"> </w:t>
-      </w:r>
-      <w:r>
-        <w:t xml:space="preserve">(2008) narrowed forfeiture: it applies only where the defendant silenced the</w:t>
-      </w:r>
-      <w:r>
-        <w:t xml:space="preserve"> </w:t>
-      </w:r>
-      <w:r>
-        <w:t xml:space="preserve">witness</w:t>
-      </w:r>
-      <w:r>
-        <w:t xml:space="preserve"> </w:t>
-      </w:r>
-      <w:r>
-        <w:rPr>
-          <w:iCs/>
-          <w:i/>
-        </w:rPr>
-        <w:t xml:space="preserve">in order to keep her from testifying</w:t>
-      </w:r>
-      <w:r>
-        <w:t xml:space="preserve">, and no one claimed Mark</w:t>
-      </w:r>
-      <w:r>
-        <w:t xml:space="preserve"> </w:t>
-      </w:r>
-      <w:r>
-        <w:t xml:space="preserve">killed Julie to keep her out of a courtroom. So in 2011 (</w:t>
-      </w:r>
-      <w:r>
-        <w:rPr>
-          <w:iCs/>
-          <w:i/>
-        </w:rPr>
-        <w:t xml:space="preserve">Jensen II</w:t>
-      </w:r>
-      <w:r>
-        <w:t xml:space="preserve">), the</w:t>
-      </w:r>
-      <w:r>
-        <w:t xml:space="preserve"> </w:t>
-      </w:r>
-      <w:r>
-        <w:t xml:space="preserve">Wisconsin Court of Appeals agreed the letter should never have been admitted,</w:t>
-      </w:r>
-      <w:r>
-        <w:t xml:space="preserve"> </w:t>
-      </w:r>
-      <w:r>
-        <w:t xml:space="preserve">but called the error</w:t>
-      </w:r>
-      <w:r>
-        <w:t xml:space="preserve"> </w:t>
-      </w:r>
-      <w:r>
-        <w:rPr>
-          <w:iCs/>
-          <w:i/>
-        </w:rPr>
-        <w:t xml:space="preserve">harmless</w:t>
-      </w:r>
-      <w:r>
-        <w:t xml:space="preserve">, pointing to the</w:t>
-      </w:r>
-      <w:r>
-        <w:t xml:space="preserve"> </w:t>
-      </w:r>
-      <w:r>
-        <w:t xml:space="preserve">“</w:t>
-      </w:r>
-      <w:r>
-        <w:t xml:space="preserve">voluminous</w:t>
-      </w:r>
-      <w:r>
-        <w:t xml:space="preserve">”</w:t>
-      </w:r>
-      <w:r>
-        <w:t xml:space="preserve"> </w:t>
-      </w:r>
-      <w:r>
-        <w:t xml:space="preserve">other evidence</w:t>
-      </w:r>
-      <w:r>
-        <w:t xml:space="preserve"> </w:t>
-      </w:r>
-      <w:r>
-        <w:t xml:space="preserve">of Mark’s guilt, and let the conviction stand.</w:t>
-      </w:r>
-    </w:p>
-    <w:p>
-      <w:pPr>
-        <w:pStyle w:val="BodyText"/>
-      </w:pPr>
-      <w:r>
-        <w:t xml:space="preserve">The federal courts did not agree that it was harmless. On habeas corpus</w:t>
-      </w:r>
-      <w:r>
-        <w:t xml:space="preserve"> </w:t>
-      </w:r>
-      <w:r>
-        <w:t xml:space="preserve">review, they held that Julie’s accusation from the grave was no minor exhibit;</w:t>
-      </w:r>
-      <w:r>
-        <w:t xml:space="preserve"> </w:t>
-      </w:r>
-      <w:r>
-        <w:t xml:space="preserve">it was the beating heart of the State’s case. They vacated the conviction.</w:t>
-      </w:r>
-      <w:r>
-        <w:t xml:space="preserve"> </w:t>
-      </w:r>
-      <w:r>
-        <w:t xml:space="preserve">What happened next is the strangest twist in the whole saga: the circuit</w:t>
-      </w:r>
-      <w:r>
-        <w:t xml:space="preserve"> </w:t>
-      </w:r>
-      <w:r>
-        <w:t xml:space="preserve">court responded to the federal order by simply</w:t>
-      </w:r>
-      <w:r>
-        <w:t xml:space="preserve"> </w:t>
-      </w:r>
-      <w:r>
-        <w:rPr>
-          <w:iCs/>
-          <w:i/>
-        </w:rPr>
-        <w:t xml:space="preserve">reinstating the conviction</w:t>
-      </w:r>
-      <w:r>
-        <w:rPr>
-          <w:iCs/>
-          <w:i/>
-        </w:rPr>
-        <w:t xml:space="preserve"> </w:t>
-      </w:r>
-      <w:r>
-        <w:rPr>
-          <w:iCs/>
-          <w:i/>
-        </w:rPr>
-        <w:t xml:space="preserve">without a new trial</w:t>
-      </w:r>
-      <w:r>
-        <w:t xml:space="preserve">, reasoning that the law had changed enough that the</w:t>
-      </w:r>
-      <w:r>
-        <w:t xml:space="preserve"> </w:t>
-      </w:r>
-      <w:r>
-        <w:t xml:space="preserve">letter would now be admissible after all. The court of appeals reversed. And</w:t>
-      </w:r>
-      <w:r>
-        <w:t xml:space="preserve"> </w:t>
-      </w:r>
-      <w:r>
-        <w:t xml:space="preserve">in March 2021, twenty-three years after Julie died, the Wisconsin Supreme</w:t>
-      </w:r>
-      <w:r>
-        <w:t xml:space="preserve"> </w:t>
-      </w:r>
-      <w:r>
-        <w:t xml:space="preserve">Court delivered the decision our chapter is anchored to: the law had</w:t>
-      </w:r>
-      <w:r>
-        <w:t xml:space="preserve"> </w:t>
-      </w:r>
-      <w:r>
-        <w:rPr>
-          <w:iCs/>
-          <w:i/>
-        </w:rPr>
-        <w:t xml:space="preserve">not</w:t>
-      </w:r>
-      <w:r>
-        <w:t xml:space="preserve"> </w:t>
-      </w:r>
-      <w:r>
-        <w:t xml:space="preserve">changed,</w:t>
-      </w:r>
-      <w:r>
-        <w:t xml:space="preserve"> </w:t>
-      </w:r>
-      <w:r>
-        <w:rPr>
-          <w:iCs/>
-          <w:i/>
-        </w:rPr>
-        <w:t xml:space="preserve">Jensen I</w:t>
-      </w:r>
-      <w:r>
-        <w:t xml:space="preserve"> </w:t>
-      </w:r>
-      <w:r>
-        <w:t xml:space="preserve">still governed, the letter and voicemails remained</w:t>
-      </w:r>
-      <w:r>
-        <w:t xml:space="preserve"> </w:t>
-      </w:r>
-      <w:r>
-        <w:t xml:space="preserve">testimonial and inadmissible, and Mark Jensen was entitled to what the</w:t>
-      </w:r>
-      <w:r>
-        <w:t xml:space="preserve"> </w:t>
-      </w:r>
-      <w:r>
-        <w:t xml:space="preserve">Constitution had promised him all along. A new trial, with Julie’s letter</w:t>
-      </w:r>
-      <w:r>
-        <w:t xml:space="preserve"> </w:t>
-      </w:r>
-      <w:r>
-        <w:t xml:space="preserve">kept out.</w:t>
-      </w:r>
-    </w:p>
-    <w:p>
-      <w:pPr>
-        <w:pStyle w:val="BodyText"/>
-      </w:pPr>
-      <w:r>
-        <w:t xml:space="preserve">A justice writing separately urged courts never to forget the context the</w:t>
-      </w:r>
-      <w:r>
-        <w:t xml:space="preserve"> </w:t>
-      </w:r>
-      <w:r>
-        <w:t xml:space="preserve">legal doctrine kept flattening: Julie was, in her words, undeniably a victim</w:t>
-      </w:r>
-      <w:r>
-        <w:t xml:space="preserve"> </w:t>
-      </w:r>
-      <w:r>
-        <w:t xml:space="preserve">of domestic abuse who</w:t>
-      </w:r>
-      <w:r>
-        <w:t xml:space="preserve"> </w:t>
-      </w:r>
-      <w:r>
-        <w:t xml:space="preserve">“</w:t>
-      </w:r>
-      <w:r>
-        <w:t xml:space="preserve">lived in terror born of the unimaginable fear that her</w:t>
-      </w:r>
-      <w:r>
-        <w:t xml:space="preserve"> </w:t>
-      </w:r>
-      <w:r>
-        <w:t xml:space="preserve">husband was going to kill her and claim that her death was a suicide.</w:t>
-      </w:r>
-      <w:r>
-        <w:t xml:space="preserve">”</w:t>
-      </w:r>
-      <w:r>
-        <w:t xml:space="preserve"> </w:t>
-      </w:r>
-      <w:r>
-        <w:t xml:space="preserve">That,</w:t>
-      </w:r>
-      <w:r>
-        <w:t xml:space="preserve"> </w:t>
-      </w:r>
-      <w:r>
-        <w:t xml:space="preserve">the concurrence reminds us, is</w:t>
-      </w:r>
-      <w:r>
-        <w:t xml:space="preserve"> </w:t>
-      </w:r>
-      <w:r>
-        <w:rPr>
-          <w:iCs/>
-          <w:i/>
-        </w:rPr>
-        <w:t xml:space="preserve">why</w:t>
-      </w:r>
-      <w:r>
-        <w:t xml:space="preserve"> </w:t>
-      </w:r>
-      <w:r>
-        <w:t xml:space="preserve">the letter existed.</w:t>
-      </w:r>
-    </w:p>
-    <w:bookmarkEnd w:id="52"/>
-    <w:bookmarkStart w:id="53" w:name="the-epilogue-the-opinion-doesnt-contain"/>
+        <w:t xml:space="preserve">). The Court of Appeal worked through every ground and dismissed the</w:t>
+      </w:r>
+      <w:r>
+        <w:t xml:space="preserve"> </w:t>
+      </w:r>
+      <w:r>
+        <w:t xml:space="preserve">appeal. The police had erred in small ways, a black bag opened too soon, the</w:t>
+      </w:r>
+      <w:r>
+        <w:t xml:space="preserve"> </w:t>
+      </w:r>
+      <w:r>
+        <w:t xml:space="preserve">shoes taken during investigative detention, but the searches that mattered</w:t>
+      </w:r>
+      <w:r>
+        <w:t xml:space="preserve"> </w:t>
+      </w:r>
+      <w:r>
+        <w:t xml:space="preserve">were driven by the one motive the law protects above almost everything: the</w:t>
+      </w:r>
+      <w:r>
+        <w:t xml:space="preserve"> </w:t>
+      </w:r>
+      <w:r>
+        <w:t xml:space="preserve">chance that someone was still alive to save.</w:t>
+      </w:r>
+    </w:p>
+    <w:bookmarkEnd w:id="55"/>
+    <w:bookmarkStart w:id="57" w:name="howd-he-get-caught-1"/>
     <w:p>
       <w:pPr>
         <w:pStyle w:val="Heading2"/>
       </w:pPr>
       <w:r>
-        <w:t xml:space="preserve">The epilogue the opinion doesn’t contain</w:t>
+        <w:t xml:space="preserve">How’d he get caught?</w:t>
       </w:r>
     </w:p>
     <w:p>
@@ -5995,167 +6577,55 @@
         <w:pStyle w:val="FirstParagraph"/>
       </w:pPr>
       <w:r>
-        <w:t xml:space="preserve">The 2021 decision ends with the order for a new trial, so the opinion itself</w:t>
-      </w:r>
-      <w:r>
-        <w:t xml:space="preserve"> </w:t>
-      </w:r>
-      <w:r>
-        <w:t xml:space="preserve">cannot tell you how the story ends. The news coverage can: in early 2023,</w:t>
-      </w:r>
-      <w:r>
-        <w:t xml:space="preserve"> </w:t>
-      </w:r>
-      <w:r>
-        <w:t xml:space="preserve">Kenosha County prosecutors retried Mark Jensen, this time without Julie’s</w:t>
-      </w:r>
-      <w:r>
-        <w:t xml:space="preserve"> </w:t>
-      </w:r>
-      <w:r>
-        <w:t xml:space="preserve">letter, and a second jury convicted him of first-degree intentional homicide</w:t>
-      </w:r>
-      <w:r>
-        <w:t xml:space="preserve"> </w:t>
-      </w:r>
-      <w:r>
-        <w:t xml:space="preserve">all over again. The other evidence, it turned out, really was voluminous.</w:t>
-      </w:r>
-      <w:r>
-        <w:t xml:space="preserve"> </w:t>
-      </w:r>
-      <w:r>
-        <w:rPr>
-          <w:iCs/>
-          <w:i/>
-        </w:rPr>
-        <w:t xml:space="preserve">(Note: the retrial outcome is reported from news coverage, not from the</w:t>
-      </w:r>
-      <w:r>
-        <w:rPr>
-          <w:iCs/>
-          <w:i/>
-        </w:rPr>
-        <w:t xml:space="preserve"> </w:t>
-      </w:r>
-      <w:r>
-        <w:rPr>
-          <w:iCs/>
-          <w:i/>
-        </w:rPr>
-        <w:t xml:space="preserve">anchor decision; verify current status before print.)</w:t>
-      </w:r>
-    </w:p>
-    <w:bookmarkEnd w:id="53"/>
-    <w:bookmarkStart w:id="56" w:name="howd-he-get-caught-2"/>
-    <w:p>
-      <w:pPr>
-        <w:pStyle w:val="Heading2"/>
-      </w:pPr>
-      <w:r>
-        <w:t xml:space="preserve">How’d he get caught?</w:t>
-      </w:r>
-    </w:p>
-    <w:p>
-      <w:pPr>
-        <w:pStyle w:val="FirstParagraph"/>
-      </w:pPr>
-      <w:r>
-        <w:t xml:space="preserve">Julie caught him. Before the poison ever reached her, she left a signed,</w:t>
-      </w:r>
-      <w:r>
-        <w:t xml:space="preserve"> </w:t>
-      </w:r>
-      <w:r>
-        <w:t xml:space="preserve">sealed accusation with a neighbor and her voice on a police officer’s</w:t>
-      </w:r>
-      <w:r>
-        <w:t xml:space="preserve"> </w:t>
-      </w:r>
-      <w:r>
-        <w:t xml:space="preserve">voicemail; evidence gathered by the victim herself, in advance of her own</w:t>
-      </w:r>
-      <w:r>
-        <w:t xml:space="preserve"> </w:t>
-      </w:r>
-      <w:r>
-        <w:t xml:space="preserve">murder. The bitter irony of this chapter is that her foresight nearly unmade</w:t>
-      </w:r>
-      <w:r>
-        <w:t xml:space="preserve"> </w:t>
-      </w:r>
-      <w:r>
-        <w:t xml:space="preserve">the case: a statement created</w:t>
-      </w:r>
-      <w:r>
-        <w:t xml:space="preserve"> </w:t>
-      </w:r>
-      <w:r>
-        <w:rPr>
-          <w:iCs/>
-          <w:i/>
-        </w:rPr>
-        <w:t xml:space="preserve">to be used by police after her death</w:t>
-      </w:r>
-      <w:r>
-        <w:t xml:space="preserve"> </w:t>
-      </w:r>
-      <w:r>
-        <w:t xml:space="preserve">is the</w:t>
-      </w:r>
-      <w:r>
-        <w:t xml:space="preserve"> </w:t>
-      </w:r>
-      <w:r>
-        <w:t xml:space="preserve">purest form of</w:t>
-      </w:r>
-      <w:r>
-        <w:t xml:space="preserve"> </w:t>
-      </w:r>
-      <w:r>
-        <w:t xml:space="preserve">“</w:t>
-      </w:r>
-      <w:r>
-        <w:t xml:space="preserve">testimonial</w:t>
-      </w:r>
-      <w:r>
-        <w:t xml:space="preserve">”</w:t>
-      </w:r>
-      <w:r>
-        <w:t xml:space="preserve"> </w:t>
-      </w:r>
-      <w:r>
-        <w:t xml:space="preserve">evidence the Confrontation Clause exists to</w:t>
-      </w:r>
-      <w:r>
-        <w:t xml:space="preserve"> </w:t>
-      </w:r>
-      <w:r>
-        <w:t xml:space="preserve">police, and it took American courts twenty-five years to finish arguing about</w:t>
-      </w:r>
-      <w:r>
-        <w:t xml:space="preserve"> </w:t>
-      </w:r>
-      <w:r>
-        <w:t xml:space="preserve">it. In the end, both things were true at once. Julie’s letter could not</w:t>
-      </w:r>
-      <w:r>
-        <w:t xml:space="preserve"> </w:t>
-      </w:r>
-      <w:r>
-        <w:t xml:space="preserve">lawfully convict her husband, and her husband was convicted anyway, because</w:t>
-      </w:r>
-      <w:r>
-        <w:t xml:space="preserve"> </w:t>
-      </w:r>
-      <w:r>
-        <w:t xml:space="preserve">a woman who documents her own danger leaves behind more than a letter. She</w:t>
-      </w:r>
-      <w:r>
-        <w:t xml:space="preserve"> </w:t>
-      </w:r>
-      <w:r>
-        <w:t xml:space="preserve">leaves behind a trail.</w:t>
+        <w:t xml:space="preserve">His own meticulousness convicted him. The grudge gave police his name within</w:t>
+      </w:r>
+      <w:r>
+        <w:t xml:space="preserve"> </w:t>
+      </w:r>
+      <w:r>
+        <w:t xml:space="preserve">days, nursed so long and so openly that his own family recognized it. The</w:t>
+      </w:r>
+      <w:r>
+        <w:t xml:space="preserve"> </w:t>
+      </w:r>
+      <w:r>
+        <w:t xml:space="preserve">unplugged router pointed to a killer who understood computers. The truck he</w:t>
+      </w:r>
+      <w:r>
+        <w:t xml:space="preserve"> </w:t>
+      </w:r>
+      <w:r>
+        <w:t xml:space="preserve">drove past the cameras was too old and too distinctive to be anyone else’s.</w:t>
+      </w:r>
+      <w:r>
+        <w:t xml:space="preserve"> </w:t>
+      </w:r>
+      <w:r>
+        <w:t xml:space="preserve">And the hard drive in the rafters preserved, in perfect forensic order, the</w:t>
+      </w:r>
+      <w:r>
+        <w:t xml:space="preserve"> </w:t>
+      </w:r>
+      <w:r>
+        <w:t xml:space="preserve">research, the surveillance, the manuals, and the plan, including his notes on</w:t>
+      </w:r>
+      <w:r>
+        <w:t xml:space="preserve"> </w:t>
+      </w:r>
+      <w:r>
+        <w:t xml:space="preserve">destroying the very kind of evidence that hanged him. Douglas Garland</w:t>
+      </w:r>
+      <w:r>
+        <w:t xml:space="preserve"> </w:t>
+      </w:r>
+      <w:r>
+        <w:t xml:space="preserve">understood machines better than almost anyone around him. He just forgot that</w:t>
+      </w:r>
+      <w:r>
+        <w:t xml:space="preserve"> </w:t>
+      </w:r>
+      <w:r>
+        <w:t xml:space="preserve">they never forget.</w:t>
       </w:r>
     </w:p>
     <w:p>
@@ -6184,6 +6654,1701 @@
           <w:iCs/>
           <w:i/>
         </w:rPr>
+        <w:t xml:space="preserve">R v Garland</w:t>
+      </w:r>
+      <w:r>
+        <w:t xml:space="preserve">, 2019 ABCA 479, Court of Appeal</w:t>
+      </w:r>
+      <w:r>
+        <w:t xml:space="preserve"> </w:t>
+      </w:r>
+      <w:r>
+        <w:t xml:space="preserve">of Alberta, decided December 6, 2019.</w:t>
+      </w:r>
+      <w:r>
+        <w:t xml:space="preserve"> </w:t>
+      </w:r>
+      <w:r>
+        <w:t xml:space="preserve">Free online:</w:t>
+      </w:r>
+      <w:r>
+        <w:t xml:space="preserve"> </w:t>
+      </w:r>
+      <w:hyperlink r:id="rId56">
+        <w:r>
+          <w:rPr>
+            <w:rStyle w:val="Hyperlink"/>
+          </w:rPr>
+          <w:t xml:space="preserve">CanLII</w:t>
+        </w:r>
+      </w:hyperlink>
+      <w:r>
+        <w:t xml:space="preserve">.</w:t>
+      </w:r>
+      <w:r>
+        <w:t xml:space="preserve"> </w:t>
+      </w:r>
+      <w:r>
+        <w:t xml:space="preserve">The factual overview opens the judgment; the exigent-search and s. 24(2)</w:t>
+      </w:r>
+      <w:r>
+        <w:t xml:space="preserve"> </w:t>
+      </w:r>
+      <w:r>
+        <w:t xml:space="preserve">analysis follows.</w:t>
+      </w:r>
+    </w:p>
+    <w:bookmarkEnd w:id="57"/>
+    <w:bookmarkEnd w:id="58"/>
+    <w:bookmarkStart w:id="64" w:name="X224a54cfbe12541b911ec8945192b5378e1e509"/>
+    <w:p>
+      <w:pPr>
+        <w:pStyle w:val="Heading1"/>
+      </w:pPr>
+      <w:r>
+        <w:t xml:space="preserve">Chapter 18 - The Camera He Installed Himself</w:t>
+      </w:r>
+    </w:p>
+    <w:p>
+      <w:pPr>
+        <w:pStyle w:val="FirstParagraph"/>
+      </w:pPr>
+      <w:r>
+        <w:rPr>
+          <w:bCs/>
+          <w:b/>
+        </w:rPr>
+        <w:t xml:space="preserve">His own security camera caught Taylor Samson walking in with a duffel bag</w:t>
+      </w:r>
+      <w:r>
+        <w:rPr>
+          <w:bCs/>
+          <w:b/>
+        </w:rPr>
+        <w:t xml:space="preserve"> </w:t>
+      </w:r>
+      <w:r>
+        <w:rPr>
+          <w:bCs/>
+          <w:b/>
+        </w:rPr>
+        <w:t xml:space="preserve">full of marijuana. No camera on earth ever caught him walking out.</w:t>
+      </w:r>
+    </w:p>
+    <w:p>
+      <w:pPr>
+        <w:pStyle w:val="BodyText"/>
+      </w:pPr>
+      <w:r>
+        <w:t xml:space="preserve">In August 2015, William Sandeson was days away from starting medical school at</w:t>
+      </w:r>
+      <w:r>
+        <w:t xml:space="preserve"> </w:t>
+      </w:r>
+      <w:r>
+        <w:t xml:space="preserve">Dalhousie University in Halifax. He was also a drug dealer. So was Taylor</w:t>
+      </w:r>
+      <w:r>
+        <w:t xml:space="preserve"> </w:t>
+      </w:r>
+      <w:r>
+        <w:t xml:space="preserve">Samson, a Dalhousie physics student who lived nearby, and on the night of</w:t>
+      </w:r>
+      <w:r>
+        <w:t xml:space="preserve"> </w:t>
+      </w:r>
+      <w:r>
+        <w:t xml:space="preserve">August 15 the two arranged a deal at Sandeson’s apartment on Henry Street: a</w:t>
+      </w:r>
+      <w:r>
+        <w:t xml:space="preserve"> </w:t>
+      </w:r>
+      <w:r>
+        <w:t xml:space="preserve">large quantity of marijuana, for which Sandeson was to pay $40,000.</w:t>
+      </w:r>
+    </w:p>
+    <w:p>
+      <w:pPr>
+        <w:pStyle w:val="BodyText"/>
+      </w:pPr>
+      <w:r>
+        <w:t xml:space="preserve">Samson told his girlfriend he’d be back soon. He left his wallet, his keys,</w:t>
+      </w:r>
+      <w:r>
+        <w:t xml:space="preserve"> </w:t>
+      </w:r>
+      <w:r>
+        <w:t xml:space="preserve">and his prescription medication behind. At about 10:30 p.m., a security camera</w:t>
+      </w:r>
+      <w:r>
+        <w:t xml:space="preserve"> </w:t>
+      </w:r>
+      <w:r>
+        <w:t xml:space="preserve">recorded him arriving at Sandeson’s building with Sandeson, carrying a large</w:t>
+      </w:r>
+      <w:r>
+        <w:t xml:space="preserve"> </w:t>
+      </w:r>
+      <w:r>
+        <w:t xml:space="preserve">black duffel bag.</w:t>
+      </w:r>
+    </w:p>
+    <w:p>
+      <w:pPr>
+        <w:pStyle w:val="BodyText"/>
+      </w:pPr>
+      <w:r>
+        <w:t xml:space="preserve">That was the last time anyone saw Taylor Samson. His body has never been</w:t>
+      </w:r>
+      <w:r>
+        <w:t xml:space="preserve"> </w:t>
+      </w:r>
+      <w:r>
+        <w:t xml:space="preserve">found.</w:t>
+      </w:r>
+    </w:p>
+    <w:p>
+      <w:pPr>
+        <w:pStyle w:val="BodyText"/>
+      </w:pPr>
+      <w:r>
+        <w:t xml:space="preserve">The camera that recorded his arrival was Sandeson’s own; a surveillance</w:t>
+      </w:r>
+      <w:r>
+        <w:t xml:space="preserve"> </w:t>
+      </w:r>
+      <w:r>
+        <w:t xml:space="preserve">system he had installed himself, wired to a DVR inside his apartment. It</w:t>
+      </w:r>
+      <w:r>
+        <w:t xml:space="preserve"> </w:t>
+      </w:r>
+      <w:r>
+        <w:t xml:space="preserve">would become one of the Crown’s best witnesses, twice over: once for what it</w:t>
+      </w:r>
+      <w:r>
+        <w:t xml:space="preserve"> </w:t>
+      </w:r>
+      <w:r>
+        <w:t xml:space="preserve">recorded, and once for when it mysteriously didn’t.</w:t>
+      </w:r>
+    </w:p>
+    <w:bookmarkStart w:id="59" w:name="the-gunshot-across-the-hall"/>
+    <w:p>
+      <w:pPr>
+        <w:pStyle w:val="Heading2"/>
+      </w:pPr>
+      <w:r>
+        <w:t xml:space="preserve">The gunshot across the hall</w:t>
+      </w:r>
+    </w:p>
+    <w:p>
+      <w:pPr>
+        <w:pStyle w:val="FirstParagraph"/>
+      </w:pPr>
+      <w:r>
+        <w:t xml:space="preserve">Across the hall lived Pookiel McCabe, and that evening McCabe had a friend</w:t>
+      </w:r>
+      <w:r>
+        <w:t xml:space="preserve"> </w:t>
+      </w:r>
+      <w:r>
+        <w:t xml:space="preserve">over, Justin Blades. Sandeson had been hanging out with them, then went back</w:t>
+      </w:r>
+      <w:r>
+        <w:t xml:space="preserve"> </w:t>
+      </w:r>
+      <w:r>
+        <w:t xml:space="preserve">to his own apartment. Some time later, the two men heard a single gunshot.</w:t>
+      </w:r>
+      <w:r>
+        <w:t xml:space="preserve"> </w:t>
+      </w:r>
+      <w:r>
+        <w:t xml:space="preserve">Sandeson’s camera caught him at McCabe’s door moments afterward; both men</w:t>
+      </w:r>
+      <w:r>
+        <w:t xml:space="preserve"> </w:t>
+      </w:r>
+      <w:r>
+        <w:t xml:space="preserve">described him as in a state of shock or panic.</w:t>
+      </w:r>
+    </w:p>
+    <w:p>
+      <w:pPr>
+        <w:pStyle w:val="BodyText"/>
+      </w:pPr>
+      <w:r>
+        <w:t xml:space="preserve">What they said they saw when they crossed the hall would anchor the eventual</w:t>
+      </w:r>
+      <w:r>
+        <w:t xml:space="preserve"> </w:t>
+      </w:r>
+      <w:r>
+        <w:t xml:space="preserve">trial: a man slumped over in a chair in Sandeson’s apartment, with blood, cash,</w:t>
+      </w:r>
+      <w:r>
+        <w:t xml:space="preserve"> </w:t>
+      </w:r>
+      <w:r>
+        <w:t xml:space="preserve">and drugs. When Blades returned a short time later, he saw streaks of blood</w:t>
+      </w:r>
+      <w:r>
+        <w:t xml:space="preserve"> </w:t>
+      </w:r>
+      <w:r>
+        <w:t xml:space="preserve">running from the chair toward the bathroom. Sandeson said he had to clean up,</w:t>
+      </w:r>
+      <w:r>
+        <w:t xml:space="preserve"> </w:t>
+      </w:r>
+      <w:r>
+        <w:t xml:space="preserve">and asked to borrow Blades’s car. Blades refused.</w:t>
+      </w:r>
+    </w:p>
+    <w:p>
+      <w:pPr>
+        <w:pStyle w:val="BodyText"/>
+      </w:pPr>
+      <w:r>
+        <w:t xml:space="preserve">Then the record goes dark, literally. The DVR that faithfully recorded the</w:t>
+      </w:r>
+      <w:r>
+        <w:t xml:space="preserve"> </w:t>
+      </w:r>
+      <w:r>
+        <w:t xml:space="preserve">comings and goings of the building did not record between roughly 11:30 p.m.</w:t>
+      </w:r>
+      <w:r>
+        <w:t xml:space="preserve"> </w:t>
+      </w:r>
+      <w:r>
+        <w:t xml:space="preserve">and 1:00 a.m. Whatever happened to Taylor Samson’s body in those ninety</w:t>
+      </w:r>
+      <w:r>
+        <w:t xml:space="preserve"> </w:t>
+      </w:r>
+      <w:r>
+        <w:t xml:space="preserve">minutes, the camera’s owner made sure it happened off screen.</w:t>
+      </w:r>
+    </w:p>
+    <w:p>
+      <w:pPr>
+        <w:pStyle w:val="BodyText"/>
+      </w:pPr>
+      <w:r>
+        <w:t xml:space="preserve">When Sandeson’s girlfriend arrived at 12:30 a.m., the apartment smelled of</w:t>
+      </w:r>
+      <w:r>
+        <w:t xml:space="preserve"> </w:t>
+      </w:r>
+      <w:r>
+        <w:t xml:space="preserve">bleach. Blades noticed the same smell that morning. It later emerged that</w:t>
+      </w:r>
+      <w:r>
+        <w:t xml:space="preserve"> </w:t>
+      </w:r>
+      <w:r>
+        <w:t xml:space="preserve">Sandeson had asked both his roommate and his girlfriend, in advance, not to be</w:t>
+      </w:r>
+      <w:r>
+        <w:t xml:space="preserve"> </w:t>
+      </w:r>
+      <w:r>
+        <w:t xml:space="preserve">at the apartment that evening.</w:t>
+      </w:r>
+    </w:p>
+    <w:bookmarkEnd w:id="59"/>
+    <w:bookmarkStart w:id="60" w:name="the-cover-story-in-writing"/>
+    <w:p>
+      <w:pPr>
+        <w:pStyle w:val="Heading2"/>
+      </w:pPr>
+      <w:r>
+        <w:t xml:space="preserve">The cover story, in writing</w:t>
+      </w:r>
+    </w:p>
+    <w:p>
+      <w:pPr>
+        <w:pStyle w:val="FirstParagraph"/>
+      </w:pPr>
+      <w:r>
+        <w:t xml:space="preserve">At 2:52 a.m., Sandeson began building his alibi by text message. He wrote to</w:t>
+      </w:r>
+      <w:r>
+        <w:t xml:space="preserve"> </w:t>
+      </w:r>
+      <w:r>
+        <w:t xml:space="preserve">another man in the drug trade that Samson had taken his money without</w:t>
+      </w:r>
+      <w:r>
+        <w:t xml:space="preserve"> </w:t>
+      </w:r>
+      <w:r>
+        <w:t xml:space="preserve">delivering the marijuana. He texted Samson’s phone, a phone whose owner no</w:t>
+      </w:r>
+      <w:r>
+        <w:t xml:space="preserve"> </w:t>
+      </w:r>
+      <w:r>
+        <w:t xml:space="preserve">one would ever hear from again, complaining that Samson hadn’t come back with</w:t>
+      </w:r>
+      <w:r>
+        <w:t xml:space="preserve"> </w:t>
+      </w:r>
+      <w:r>
+        <w:t xml:space="preserve">“</w:t>
+      </w:r>
+      <w:r>
+        <w:t xml:space="preserve">that stuff.</w:t>
+      </w:r>
+      <w:r>
+        <w:t xml:space="preserve">”</w:t>
+      </w:r>
+    </w:p>
+    <w:p>
+      <w:pPr>
+        <w:pStyle w:val="BodyText"/>
+      </w:pPr>
+      <w:r>
+        <w:t xml:space="preserve">Sunday morning, his own camera filmed him cleaning out the trunk of his car.</w:t>
+      </w:r>
+      <w:r>
+        <w:t xml:space="preserve"> </w:t>
+      </w:r>
+      <w:r>
+        <w:t xml:space="preserve">Samson’s DNA was later found in that trunk. Monday morning, the camera filmed</w:t>
+      </w:r>
+      <w:r>
+        <w:t xml:space="preserve"> </w:t>
+      </w:r>
+      <w:r>
+        <w:t xml:space="preserve">him carrying garbage bags out of the apartment, wearing gloves. Cell tower</w:t>
+      </w:r>
+      <w:r>
+        <w:t xml:space="preserve"> </w:t>
+      </w:r>
+      <w:r>
+        <w:t xml:space="preserve">records put his phone in Truro on Tuesday, where his family kept a farm;</w:t>
+      </w:r>
+      <w:r>
+        <w:t xml:space="preserve"> </w:t>
+      </w:r>
+      <w:r>
+        <w:t xml:space="preserve">investigators later found items there matching what he’d carried out,</w:t>
+      </w:r>
+      <w:r>
+        <w:t xml:space="preserve"> </w:t>
+      </w:r>
+      <w:r>
+        <w:t xml:space="preserve">including a shower curtain and a large duffel bag. Samson’s DNA was on them.</w:t>
+      </w:r>
+    </w:p>
+    <w:p>
+      <w:pPr>
+        <w:pStyle w:val="BodyText"/>
+      </w:pPr>
+      <w:r>
+        <w:t xml:space="preserve">The police reached Sandeson through one more digital thread: the last call to</w:t>
+      </w:r>
+      <w:r>
+        <w:t xml:space="preserve"> </w:t>
+      </w:r>
+      <w:r>
+        <w:t xml:space="preserve">Samson’s phone traced to an IP address at a group home where Sandeson worked.</w:t>
+      </w:r>
+      <w:r>
+        <w:t xml:space="preserve"> </w:t>
+      </w:r>
+      <w:r>
+        <w:t xml:space="preserve">When he came in voluntarily on August 18, he told a tidy story: he hadn’t seen</w:t>
+      </w:r>
+      <w:r>
+        <w:t xml:space="preserve"> </w:t>
+      </w:r>
+      <w:r>
+        <w:t xml:space="preserve">Samson since the 13th; the man simply never showed up on the 15th. Then he</w:t>
+      </w:r>
+      <w:r>
+        <w:t xml:space="preserve"> </w:t>
+      </w:r>
+      <w:r>
+        <w:t xml:space="preserve">handed police his phone and let them photograph his texts, apparently</w:t>
+      </w:r>
+      <w:r>
+        <w:t xml:space="preserve"> </w:t>
+      </w:r>
+      <w:r>
+        <w:t xml:space="preserve">confident his story would hold. The messages said otherwise. They showed a</w:t>
+      </w:r>
+      <w:r>
+        <w:t xml:space="preserve"> </w:t>
+      </w:r>
+      <w:r>
+        <w:t xml:space="preserve">major deal, and they showed Samson had arrived. The inconsistencies, and fear</w:t>
+      </w:r>
+      <w:r>
+        <w:t xml:space="preserve"> </w:t>
+      </w:r>
+      <w:r>
+        <w:t xml:space="preserve">that Samson might still be alive somewhere, sent police into the apartment</w:t>
+      </w:r>
+      <w:r>
+        <w:t xml:space="preserve"> </w:t>
+      </w:r>
+      <w:r>
+        <w:t xml:space="preserve">that evening, where they saw the surveillance DVR and an empty box for a</w:t>
+      </w:r>
+      <w:r>
+        <w:t xml:space="preserve"> </w:t>
+      </w:r>
+      <w:r>
+        <w:t xml:space="preserve">handgun; the gun itself was gone.</w:t>
+      </w:r>
+    </w:p>
+    <w:p>
+      <w:pPr>
+        <w:pStyle w:val="BodyText"/>
+      </w:pPr>
+      <w:r>
+        <w:t xml:space="preserve">A jury convicted William Sandeson of first-degree murder.</w:t>
+      </w:r>
+    </w:p>
+    <w:bookmarkEnd w:id="60"/>
+    <w:bookmarkStart w:id="61" w:name="X6b7f8c96fd91014007e11a09fe3cd9656ff130a"/>
+    <w:p>
+      <w:pPr>
+        <w:pStyle w:val="Heading2"/>
+      </w:pPr>
+      <w:r>
+        <w:t xml:space="preserve">The twist: betrayed by his own investigator</w:t>
+      </w:r>
+    </w:p>
+    <w:p>
+      <w:pPr>
+        <w:pStyle w:val="FirstParagraph"/>
+      </w:pPr>
+      <w:r>
+        <w:t xml:space="preserve">What happened next is one of the strangest episodes in Canadian criminal</w:t>
+      </w:r>
+      <w:r>
+        <w:t xml:space="preserve"> </w:t>
+      </w:r>
+      <w:r>
+        <w:t xml:space="preserve">procedure, and it is the reason this particular judgment exists.</w:t>
+      </w:r>
+    </w:p>
+    <w:p>
+      <w:pPr>
+        <w:pStyle w:val="BodyText"/>
+      </w:pPr>
+      <w:r>
+        <w:t xml:space="preserve">Blades and McCabe, the two men who saw the aftermath, had originally told</w:t>
+      </w:r>
+      <w:r>
+        <w:t xml:space="preserve"> </w:t>
+      </w:r>
+      <w:r>
+        <w:t xml:space="preserve">police they knew nothing. They were afraid. What changed? Mid-trial, the</w:t>
+      </w:r>
+      <w:r>
+        <w:t xml:space="preserve"> </w:t>
+      </w:r>
+      <w:r>
+        <w:t xml:space="preserve">defence learned the answer: a private investigator working for</w:t>
+      </w:r>
+      <w:r>
+        <w:t xml:space="preserve"> </w:t>
+      </w:r>
+      <w:r>
+        <w:rPr>
+          <w:iCs/>
+          <w:i/>
+        </w:rPr>
+        <w:t xml:space="preserve">Sandeson’s own</w:t>
+      </w:r>
+      <w:r>
+        <w:rPr>
+          <w:iCs/>
+          <w:i/>
+        </w:rPr>
+        <w:t xml:space="preserve"> </w:t>
+      </w:r>
+      <w:r>
+        <w:rPr>
+          <w:iCs/>
+          <w:i/>
+        </w:rPr>
+        <w:t xml:space="preserve">defence team</w:t>
+      </w:r>
+      <w:r>
+        <w:t xml:space="preserve"> </w:t>
+      </w:r>
+      <w:r>
+        <w:t xml:space="preserve">had located the two witnesses, won their confidence, and then</w:t>
+      </w:r>
+      <w:r>
+        <w:t xml:space="preserve"> </w:t>
+      </w:r>
+      <w:r>
+        <w:t xml:space="preserve">quietly steered them to the police, encouraging investigators to re-interview</w:t>
+      </w:r>
+      <w:r>
+        <w:t xml:space="preserve"> </w:t>
+      </w:r>
+      <w:r>
+        <w:t xml:space="preserve">them. The police welcomed the help and took steps to keep the investigator’s</w:t>
+      </w:r>
+      <w:r>
+        <w:t xml:space="preserve"> </w:t>
+      </w:r>
+      <w:r>
+        <w:t xml:space="preserve">name confidential. Nobody told the defence that its own agent had delivered</w:t>
+      </w:r>
+      <w:r>
+        <w:t xml:space="preserve"> </w:t>
+      </w:r>
+      <w:r>
+        <w:t xml:space="preserve">the Crown’s two eyewitnesses.</w:t>
+      </w:r>
+    </w:p>
+    <w:p>
+      <w:pPr>
+        <w:pStyle w:val="BodyText"/>
+      </w:pPr>
+      <w:r>
+        <w:t xml:space="preserve">The defence moved for a mistrial. The trial judge agreed there had been a</w:t>
+      </w:r>
+      <w:r>
+        <w:t xml:space="preserve"> </w:t>
+      </w:r>
+      <w:r>
+        <w:t xml:space="preserve">disclosure breach but refused the mistrial, offering a short adjournment</w:t>
+      </w:r>
+      <w:r>
+        <w:t xml:space="preserve"> </w:t>
+      </w:r>
+      <w:r>
+        <w:t xml:space="preserve">instead. In June 2020, the Nova Scotia Court of Appeal held that was not</w:t>
+      </w:r>
+      <w:r>
+        <w:t xml:space="preserve"> </w:t>
+      </w:r>
+      <w:r>
+        <w:t xml:space="preserve">enough. The right to make full answer and defence includes the right to bring</w:t>
+      </w:r>
+      <w:r>
+        <w:t xml:space="preserve"> </w:t>
+      </w:r>
+      <w:r>
+        <w:t xml:space="preserve">Charter challenges to how evidence was gathered, and the late disclosure had</w:t>
+      </w:r>
+      <w:r>
+        <w:t xml:space="preserve"> </w:t>
+      </w:r>
+      <w:r>
+        <w:t xml:space="preserve">gutted that ability; nor were the police mere passive recipients of a tip, but</w:t>
+      </w:r>
+      <w:r>
+        <w:t xml:space="preserve"> </w:t>
+      </w:r>
+      <w:r>
+        <w:t xml:space="preserve">“</w:t>
+      </w:r>
+      <w:r>
+        <w:t xml:space="preserve">active participants in a common venture</w:t>
+      </w:r>
+      <w:r>
+        <w:t xml:space="preserve">”</w:t>
+      </w:r>
+      <w:r>
+        <w:t xml:space="preserve"> </w:t>
+      </w:r>
+      <w:r>
+        <w:t xml:space="preserve">with the defence’s own</w:t>
+      </w:r>
+      <w:r>
+        <w:t xml:space="preserve"> </w:t>
+      </w:r>
+      <w:r>
+        <w:t xml:space="preserve">investigator. The conviction was set aside and a new trial ordered.</w:t>
+      </w:r>
+    </w:p>
+    <w:p>
+      <w:pPr>
+        <w:pStyle w:val="BodyText"/>
+      </w:pPr>
+      <w:r>
+        <w:t xml:space="preserve">Note what the court did not say: it never suggested the evidence pointed</w:t>
+      </w:r>
+      <w:r>
+        <w:t xml:space="preserve"> </w:t>
+      </w:r>
+      <w:r>
+        <w:t xml:space="preserve">anywhere but at Sandeson. The judgment is a lesson in process, and the facts</w:t>
+      </w:r>
+      <w:r>
+        <w:t xml:space="preserve"> </w:t>
+      </w:r>
+      <w:r>
+        <w:t xml:space="preserve">it recites are the reason process is all the defence had. At the retrial in</w:t>
+      </w:r>
+      <w:r>
+        <w:t xml:space="preserve"> </w:t>
+      </w:r>
+      <w:r>
+        <w:t xml:space="preserve">2023, a second jury heard the case without the tainted shortcut and convicted</w:t>
+      </w:r>
+      <w:r>
+        <w:t xml:space="preserve"> </w:t>
+      </w:r>
+      <w:r>
+        <w:t xml:space="preserve">Sandeson of second-degree murder.</w:t>
+      </w:r>
+      <w:r>
+        <w:t xml:space="preserve"> </w:t>
+      </w:r>
+      <w:r>
+        <w:rPr>
+          <w:iCs/>
+          <w:i/>
+        </w:rPr>
+        <w:t xml:space="preserve">(The retrial outcome is news-sourced, not</w:t>
+      </w:r>
+      <w:r>
+        <w:rPr>
+          <w:iCs/>
+          <w:i/>
+        </w:rPr>
+        <w:t xml:space="preserve"> </w:t>
+      </w:r>
+      <w:r>
+        <w:rPr>
+          <w:iCs/>
+          <w:i/>
+        </w:rPr>
+        <w:t xml:space="preserve">part of this decision; verify current status before print.)</w:t>
+      </w:r>
+    </w:p>
+    <w:bookmarkEnd w:id="61"/>
+    <w:bookmarkStart w:id="63" w:name="howd-he-get-caught-2"/>
+    <w:p>
+      <w:pPr>
+        <w:pStyle w:val="Heading2"/>
+      </w:pPr>
+      <w:r>
+        <w:t xml:space="preserve">How’d he get caught?</w:t>
+      </w:r>
+    </w:p>
+    <w:p>
+      <w:pPr>
+        <w:pStyle w:val="FirstParagraph"/>
+      </w:pPr>
+      <w:r>
+        <w:t xml:space="preserve">He was caught by his own infrastructure. The camera he installed recorded the</w:t>
+      </w:r>
+      <w:r>
+        <w:t xml:space="preserve"> </w:t>
+      </w:r>
+      <w:r>
+        <w:t xml:space="preserve">victim walking in and never walking out; its ninety-minute silence marked the</w:t>
+      </w:r>
+      <w:r>
+        <w:t xml:space="preserve"> </w:t>
+      </w:r>
+      <w:r>
+        <w:t xml:space="preserve">disposal window as clearly as any recording could have. His texts to a dead</w:t>
+      </w:r>
+      <w:r>
+        <w:t xml:space="preserve"> </w:t>
+      </w:r>
+      <w:r>
+        <w:t xml:space="preserve">man’s phone were a confession to staging. His car, his farm, and his gloves</w:t>
+      </w:r>
+      <w:r>
+        <w:t xml:space="preserve"> </w:t>
+      </w:r>
+      <w:r>
+        <w:t xml:space="preserve">all carried Samson’s DNA forward anyway. And when he sat across from police</w:t>
+      </w:r>
+      <w:r>
+        <w:t xml:space="preserve"> </w:t>
+      </w:r>
+      <w:r>
+        <w:t xml:space="preserve">and handed over his phone to prove his story, the phone told them he was</w:t>
+      </w:r>
+      <w:r>
+        <w:t xml:space="preserve"> </w:t>
+      </w:r>
+      <w:r>
+        <w:t xml:space="preserve">lying. William Sandeson surveilled everyone, including himself. The only thing</w:t>
+      </w:r>
+      <w:r>
+        <w:t xml:space="preserve"> </w:t>
+      </w:r>
+      <w:r>
+        <w:t xml:space="preserve">his system couldn’t record over was the truth.</w:t>
+      </w:r>
+    </w:p>
+    <w:p>
+      <w:r>
+        <w:pict>
+          <v:rect style="width:0;height:1.5pt" o:hralign="center" o:hrstd="t" o:hr="t"/>
+        </w:pict>
+      </w:r>
+    </w:p>
+    <w:p>
+      <w:pPr>
+        <w:pStyle w:val="BlockText"/>
+      </w:pPr>
+      <w:r>
+        <w:rPr>
+          <w:bCs/>
+          <w:b/>
+        </w:rPr>
+        <w:t xml:space="preserve">📖 Read the case yourself:</w:t>
+      </w:r>
+      <w:r>
+        <w:t xml:space="preserve"> </w:t>
+      </w:r>
+      <w:r>
+        <w:rPr>
+          <w:iCs/>
+          <w:i/>
+        </w:rPr>
+        <w:t xml:space="preserve">R. v. Sandeson</w:t>
+      </w:r>
+      <w:r>
+        <w:t xml:space="preserve">, 2020 NSCA 47, Nova Scotia</w:t>
+      </w:r>
+      <w:r>
+        <w:t xml:space="preserve"> </w:t>
+      </w:r>
+      <w:r>
+        <w:t xml:space="preserve">Court of Appeal, decided June 17, 2020 (Farrar J.A.; Saunders and Scanlan</w:t>
+      </w:r>
+      <w:r>
+        <w:t xml:space="preserve"> </w:t>
+      </w:r>
+      <w:r>
+        <w:t xml:space="preserve">JJ.A. concurring).</w:t>
+      </w:r>
+      <w:r>
+        <w:t xml:space="preserve"> </w:t>
+      </w:r>
+      <w:r>
+        <w:t xml:space="preserve">Free online:</w:t>
+      </w:r>
+      <w:r>
+        <w:t xml:space="preserve"> </w:t>
+      </w:r>
+      <w:hyperlink r:id="rId62">
+        <w:r>
+          <w:rPr>
+            <w:rStyle w:val="Hyperlink"/>
+          </w:rPr>
+          <w:t xml:space="preserve">CanLII</w:t>
+        </w:r>
+      </w:hyperlink>
+      <w:r>
+        <w:t xml:space="preserve">.</w:t>
+      </w:r>
+      <w:r>
+        <w:t xml:space="preserve"> </w:t>
+      </w:r>
+      <w:r>
+        <w:t xml:space="preserve">The factual overview opens the judgment; the private-investigator disclosure</w:t>
+      </w:r>
+      <w:r>
+        <w:t xml:space="preserve"> </w:t>
+      </w:r>
+      <w:r>
+        <w:t xml:space="preserve">saga and the mistrial analysis follow.</w:t>
+      </w:r>
+    </w:p>
+    <w:bookmarkEnd w:id="63"/>
+    <w:bookmarkEnd w:id="64"/>
+    <w:bookmarkStart w:id="70" w:name="chapter-19---the-letter-from-the-grave"/>
+    <w:p>
+      <w:pPr>
+        <w:pStyle w:val="Heading1"/>
+      </w:pPr>
+      <w:r>
+        <w:t xml:space="preserve">Chapter 19 - The Letter From the Grave</w:t>
+      </w:r>
+    </w:p>
+    <w:p>
+      <w:pPr>
+        <w:pStyle w:val="FirstParagraph"/>
+      </w:pPr>
+      <w:r>
+        <w:rPr>
+          <w:bCs/>
+          <w:b/>
+        </w:rPr>
+        <w:t xml:space="preserve">Two weeks before she died, Julie Jensen told a police officer: if anything</w:t>
+      </w:r>
+      <w:r>
+        <w:rPr>
+          <w:bCs/>
+          <w:b/>
+        </w:rPr>
+        <w:t xml:space="preserve"> </w:t>
+      </w:r>
+      <w:r>
+        <w:rPr>
+          <w:bCs/>
+          <w:b/>
+        </w:rPr>
+        <w:t xml:space="preserve">happens to me, my husband should be your first suspect.</w:t>
+      </w:r>
+    </w:p>
+    <w:p>
+      <w:pPr>
+        <w:pStyle w:val="BodyText"/>
+      </w:pPr>
+      <w:r>
+        <w:t xml:space="preserve">Most murder victims never get to testify. Julie Jensen tried anyway.</w:t>
+      </w:r>
+    </w:p>
+    <w:p>
+      <w:pPr>
+        <w:pStyle w:val="BodyText"/>
+      </w:pPr>
+      <w:r>
+        <w:t xml:space="preserve">In the fall of 1998, in Pleasant Prairie, Wisconsin, Julie was living in fear</w:t>
+      </w:r>
+      <w:r>
+        <w:t xml:space="preserve"> </w:t>
+      </w:r>
+      <w:r>
+        <w:t xml:space="preserve">that she did not know how to prove. So she did two things. She wrote a letter,</w:t>
+      </w:r>
+      <w:r>
+        <w:t xml:space="preserve"> </w:t>
+      </w:r>
+      <w:r>
+        <w:t xml:space="preserve">sealed it, and gave it to her neighbor, with instructions to hand it to the</w:t>
+      </w:r>
+      <w:r>
+        <w:t xml:space="preserve"> </w:t>
+      </w:r>
+      <w:r>
+        <w:t xml:space="preserve">police if anything should happen to her. And she left two voicemails for</w:t>
+      </w:r>
+      <w:r>
+        <w:t xml:space="preserve"> </w:t>
+      </w:r>
+      <w:r>
+        <w:t xml:space="preserve">Pleasant Prairie Police Officer Ron Kosman, telling him that if she were found</w:t>
+      </w:r>
+      <w:r>
+        <w:t xml:space="preserve"> </w:t>
+      </w:r>
+      <w:r>
+        <w:t xml:space="preserve">dead, her husband Mark should be his</w:t>
+      </w:r>
+      <w:r>
+        <w:t xml:space="preserve"> </w:t>
+      </w:r>
+      <w:r>
+        <w:t xml:space="preserve">“</w:t>
+      </w:r>
+      <w:r>
+        <w:t xml:space="preserve">first suspect.</w:t>
+      </w:r>
+      <w:r>
+        <w:t xml:space="preserve">”</w:t>
+      </w:r>
+    </w:p>
+    <w:p>
+      <w:pPr>
+        <w:pStyle w:val="BodyText"/>
+      </w:pPr>
+      <w:r>
+        <w:t xml:space="preserve">Then, on December 3, 1998, Julie Jensen died of poisoning.</w:t>
+      </w:r>
+    </w:p>
+    <w:p>
+      <w:pPr>
+        <w:pStyle w:val="BodyText"/>
+      </w:pPr>
+      <w:r>
+        <w:t xml:space="preserve">She was right about everything except how long it would take. The letter she</w:t>
+      </w:r>
+      <w:r>
+        <w:t xml:space="preserve"> </w:t>
+      </w:r>
+      <w:r>
+        <w:t xml:space="preserve">left behind became the center of one of the longest evidentiary wars in</w:t>
+      </w:r>
+      <w:r>
+        <w:t xml:space="preserve"> </w:t>
+      </w:r>
+      <w:r>
+        <w:t xml:space="preserve">American criminal law; a quarter-century battle over a question that sounds</w:t>
+      </w:r>
+      <w:r>
+        <w:t xml:space="preserve"> </w:t>
+      </w:r>
+      <w:r>
+        <w:t xml:space="preserve">simple and is anything but:</w:t>
+      </w:r>
+      <w:r>
+        <w:t xml:space="preserve"> </w:t>
+      </w:r>
+      <w:r>
+        <w:rPr>
+          <w:iCs/>
+          <w:i/>
+        </w:rPr>
+        <w:t xml:space="preserve">can a murdered woman accuse her killer from the</w:t>
+      </w:r>
+      <w:r>
+        <w:rPr>
+          <w:iCs/>
+          <w:i/>
+        </w:rPr>
+        <w:t xml:space="preserve"> </w:t>
+      </w:r>
+      <w:r>
+        <w:rPr>
+          <w:iCs/>
+          <w:i/>
+        </w:rPr>
+        <w:t xml:space="preserve">grave?</w:t>
+      </w:r>
+    </w:p>
+    <w:bookmarkStart w:id="65" w:name="the-charge-and-the-earthquake"/>
+    <w:p>
+      <w:pPr>
+        <w:pStyle w:val="Heading2"/>
+      </w:pPr>
+      <w:r>
+        <w:t xml:space="preserve">The charge, and the earthquake</w:t>
+      </w:r>
+    </w:p>
+    <w:p>
+      <w:pPr>
+        <w:pStyle w:val="FirstParagraph"/>
+      </w:pPr>
+      <w:r>
+        <w:t xml:space="preserve">Mark Jensen was charged with first-degree intentional homicide in 2002, four</w:t>
+      </w:r>
+      <w:r>
+        <w:t xml:space="preserve"> </w:t>
+      </w:r>
+      <w:r>
+        <w:t xml:space="preserve">years after Julie’s death. The State’s theory was that Mark, entangled in an</w:t>
+      </w:r>
+      <w:r>
+        <w:t xml:space="preserve"> </w:t>
+      </w:r>
+      <w:r>
+        <w:t xml:space="preserve">affair, had poisoned his wife and dressed her death as a suicide, and that</w:t>
+      </w:r>
+      <w:r>
+        <w:t xml:space="preserve"> </w:t>
+      </w:r>
+      <w:r>
+        <w:t xml:space="preserve">Julie, sensing what was coming, had left her letter precisely because she</w:t>
+      </w:r>
+      <w:r>
+        <w:t xml:space="preserve"> </w:t>
+      </w:r>
+      <w:r>
+        <w:t xml:space="preserve">feared he would kill her and call it self-inflicted. Her letter and voicemails</w:t>
+      </w:r>
+      <w:r>
+        <w:t xml:space="preserve"> </w:t>
+      </w:r>
+      <w:r>
+        <w:t xml:space="preserve">were the answer to the suicide story, delivered in her own voice.</w:t>
+      </w:r>
+    </w:p>
+    <w:p>
+      <w:pPr>
+        <w:pStyle w:val="BodyText"/>
+      </w:pPr>
+      <w:r>
+        <w:t xml:space="preserve">The trial court initially ruled the letter admissible. Then, in 2004, while</w:t>
+      </w:r>
+      <w:r>
+        <w:t xml:space="preserve"> </w:t>
+      </w:r>
+      <w:r>
+        <w:t xml:space="preserve">the case was still in pretrial hearings, the United States Supreme Court</w:t>
+      </w:r>
+      <w:r>
+        <w:t xml:space="preserve"> </w:t>
+      </w:r>
+      <w:r>
+        <w:t xml:space="preserve">decided</w:t>
+      </w:r>
+      <w:r>
+        <w:t xml:space="preserve"> </w:t>
+      </w:r>
+      <w:r>
+        <w:rPr>
+          <w:iCs/>
+          <w:i/>
+        </w:rPr>
+        <w:t xml:space="preserve">Crawford v. Washington</w:t>
+      </w:r>
+      <w:r>
+        <w:t xml:space="preserve">, an earthquake that rewrote the law of the</w:t>
+      </w:r>
+      <w:r>
+        <w:t xml:space="preserve"> </w:t>
+      </w:r>
+      <w:r>
+        <w:t xml:space="preserve">Confrontation Clause. After</w:t>
+      </w:r>
+      <w:r>
+        <w:t xml:space="preserve"> </w:t>
+      </w:r>
+      <w:r>
+        <w:rPr>
+          <w:iCs/>
+          <w:i/>
+        </w:rPr>
+        <w:t xml:space="preserve">Crawford</w:t>
+      </w:r>
+      <w:r>
+        <w:t xml:space="preserve">, an absent witness’s</w:t>
+      </w:r>
+      <w:r>
+        <w:t xml:space="preserve"> </w:t>
+      </w:r>
+      <w:r>
+        <w:t xml:space="preserve">“</w:t>
+      </w:r>
+      <w:r>
+        <w:t xml:space="preserve">testimonial</w:t>
+      </w:r>
+      <w:r>
+        <w:t xml:space="preserve">”</w:t>
+      </w:r>
+      <w:r>
+        <w:t xml:space="preserve"> </w:t>
+      </w:r>
+      <w:r>
+        <w:t xml:space="preserve">statement cannot be used against a defendant who never had the chance to</w:t>
+      </w:r>
+      <w:r>
+        <w:t xml:space="preserve"> </w:t>
+      </w:r>
+      <w:r>
+        <w:t xml:space="preserve">cross-examine her. And Julie, the witness at the heart of the case, could</w:t>
+      </w:r>
+      <w:r>
+        <w:t xml:space="preserve"> </w:t>
+      </w:r>
+      <w:r>
+        <w:t xml:space="preserve">never be cross-examined by anyone.</w:t>
+      </w:r>
+    </w:p>
+    <w:p>
+      <w:pPr>
+        <w:pStyle w:val="BodyText"/>
+      </w:pPr>
+      <w:r>
+        <w:t xml:space="preserve">What followed reads like a two-decade tennis rally between every level of the</w:t>
+      </w:r>
+      <w:r>
+        <w:t xml:space="preserve"> </w:t>
+      </w:r>
+      <w:r>
+        <w:t xml:space="preserve">American court system.</w:t>
+      </w:r>
+    </w:p>
+    <w:p>
+      <w:pPr>
+        <w:pStyle w:val="BodyText"/>
+      </w:pPr>
+      <w:r>
+        <w:t xml:space="preserve">The Wisconsin Supreme Court held in 2007 (</w:t>
+      </w:r>
+      <w:r>
+        <w:rPr>
+          <w:iCs/>
+          <w:i/>
+        </w:rPr>
+        <w:t xml:space="preserve">Jensen I</w:t>
+      </w:r>
+      <w:r>
+        <w:t xml:space="preserve">) that Julie’s letter and</w:t>
+      </w:r>
+      <w:r>
+        <w:t xml:space="preserve"> </w:t>
+      </w:r>
+      <w:r>
+        <w:t xml:space="preserve">voicemails were testimonial; their very purpose was to point police to her</w:t>
+      </w:r>
+      <w:r>
+        <w:t xml:space="preserve"> </w:t>
+      </w:r>
+      <w:r>
+        <w:t xml:space="preserve">killer if she died, and they were therefore inadmissible…</w:t>
+      </w:r>
+      <w:r>
+        <w:t xml:space="preserve"> </w:t>
+      </w:r>
+      <w:r>
+        <w:rPr>
+          <w:iCs/>
+          <w:i/>
+        </w:rPr>
+        <w:t xml:space="preserve">unless</w:t>
+      </w:r>
+      <w:r>
+        <w:t xml:space="preserve"> </w:t>
+      </w:r>
+      <w:r>
+        <w:t xml:space="preserve">Mark had</w:t>
+      </w:r>
+      <w:r>
+        <w:t xml:space="preserve"> </w:t>
+      </w:r>
+      <w:r>
+        <w:t xml:space="preserve">forfeited his confrontation right by killing her, the ancient doctrine of</w:t>
+      </w:r>
+      <w:r>
+        <w:t xml:space="preserve"> </w:t>
+      </w:r>
+      <w:r>
+        <w:t xml:space="preserve">“</w:t>
+      </w:r>
+      <w:r>
+        <w:t xml:space="preserve">forfeiture-by-wrongdoing.</w:t>
+      </w:r>
+      <w:r>
+        <w:t xml:space="preserve">”</w:t>
+      </w:r>
+      <w:r>
+        <w:t xml:space="preserve"> </w:t>
+      </w:r>
+      <w:r>
+        <w:t xml:space="preserve">On remand, the circuit court found he had. The</w:t>
+      </w:r>
+      <w:r>
+        <w:t xml:space="preserve"> </w:t>
+      </w:r>
+      <w:r>
+        <w:t xml:space="preserve">letter went to the jury, and in 2008 the jury convicted Mark Jensen of</w:t>
+      </w:r>
+      <w:r>
+        <w:t xml:space="preserve"> </w:t>
+      </w:r>
+      <w:r>
+        <w:t xml:space="preserve">murdering Julie.</w:t>
+      </w:r>
+    </w:p>
+    <w:p>
+      <w:pPr>
+        <w:pStyle w:val="BodyText"/>
+      </w:pPr>
+      <w:r>
+        <w:t xml:space="preserve">Then the ground shifted again. The U.S. Supreme Court’s</w:t>
+      </w:r>
+      <w:r>
+        <w:t xml:space="preserve"> </w:t>
+      </w:r>
+      <w:r>
+        <w:rPr>
+          <w:iCs/>
+          <w:i/>
+        </w:rPr>
+        <w:t xml:space="preserve">Giles v. California</w:t>
+      </w:r>
+      <w:r>
+        <w:t xml:space="preserve"> </w:t>
+      </w:r>
+      <w:r>
+        <w:t xml:space="preserve">(2008) narrowed forfeiture: it applies only where the defendant silenced the</w:t>
+      </w:r>
+      <w:r>
+        <w:t xml:space="preserve"> </w:t>
+      </w:r>
+      <w:r>
+        <w:t xml:space="preserve">witness</w:t>
+      </w:r>
+      <w:r>
+        <w:t xml:space="preserve"> </w:t>
+      </w:r>
+      <w:r>
+        <w:rPr>
+          <w:iCs/>
+          <w:i/>
+        </w:rPr>
+        <w:t xml:space="preserve">in order to keep her from testifying</w:t>
+      </w:r>
+      <w:r>
+        <w:t xml:space="preserve">, and no one claimed Mark</w:t>
+      </w:r>
+      <w:r>
+        <w:t xml:space="preserve"> </w:t>
+      </w:r>
+      <w:r>
+        <w:t xml:space="preserve">killed Julie to keep her out of a courtroom. So in 2011 (</w:t>
+      </w:r>
+      <w:r>
+        <w:rPr>
+          <w:iCs/>
+          <w:i/>
+        </w:rPr>
+        <w:t xml:space="preserve">Jensen II</w:t>
+      </w:r>
+      <w:r>
+        <w:t xml:space="preserve">), the</w:t>
+      </w:r>
+      <w:r>
+        <w:t xml:space="preserve"> </w:t>
+      </w:r>
+      <w:r>
+        <w:t xml:space="preserve">Wisconsin Court of Appeals agreed the letter should never have been admitted,</w:t>
+      </w:r>
+      <w:r>
+        <w:t xml:space="preserve"> </w:t>
+      </w:r>
+      <w:r>
+        <w:t xml:space="preserve">but called the error</w:t>
+      </w:r>
+      <w:r>
+        <w:t xml:space="preserve"> </w:t>
+      </w:r>
+      <w:r>
+        <w:rPr>
+          <w:iCs/>
+          <w:i/>
+        </w:rPr>
+        <w:t xml:space="preserve">harmless</w:t>
+      </w:r>
+      <w:r>
+        <w:t xml:space="preserve">, pointing to the</w:t>
+      </w:r>
+      <w:r>
+        <w:t xml:space="preserve"> </w:t>
+      </w:r>
+      <w:r>
+        <w:t xml:space="preserve">“</w:t>
+      </w:r>
+      <w:r>
+        <w:t xml:space="preserve">voluminous</w:t>
+      </w:r>
+      <w:r>
+        <w:t xml:space="preserve">”</w:t>
+      </w:r>
+      <w:r>
+        <w:t xml:space="preserve"> </w:t>
+      </w:r>
+      <w:r>
+        <w:t xml:space="preserve">other evidence</w:t>
+      </w:r>
+      <w:r>
+        <w:t xml:space="preserve"> </w:t>
+      </w:r>
+      <w:r>
+        <w:t xml:space="preserve">of Mark’s guilt, and let the conviction stand.</w:t>
+      </w:r>
+    </w:p>
+    <w:p>
+      <w:pPr>
+        <w:pStyle w:val="BodyText"/>
+      </w:pPr>
+      <w:r>
+        <w:t xml:space="preserve">The federal courts did not agree that it was harmless. On habeas corpus</w:t>
+      </w:r>
+      <w:r>
+        <w:t xml:space="preserve"> </w:t>
+      </w:r>
+      <w:r>
+        <w:t xml:space="preserve">review, they held that Julie’s accusation from the grave was no minor exhibit;</w:t>
+      </w:r>
+      <w:r>
+        <w:t xml:space="preserve"> </w:t>
+      </w:r>
+      <w:r>
+        <w:t xml:space="preserve">it was the beating heart of the State’s case. They vacated the conviction.</w:t>
+      </w:r>
+      <w:r>
+        <w:t xml:space="preserve"> </w:t>
+      </w:r>
+      <w:r>
+        <w:t xml:space="preserve">What happened next is the strangest twist in the whole saga: the circuit</w:t>
+      </w:r>
+      <w:r>
+        <w:t xml:space="preserve"> </w:t>
+      </w:r>
+      <w:r>
+        <w:t xml:space="preserve">court responded to the federal order by simply</w:t>
+      </w:r>
+      <w:r>
+        <w:t xml:space="preserve"> </w:t>
+      </w:r>
+      <w:r>
+        <w:rPr>
+          <w:iCs/>
+          <w:i/>
+        </w:rPr>
+        <w:t xml:space="preserve">reinstating the conviction</w:t>
+      </w:r>
+      <w:r>
+        <w:rPr>
+          <w:iCs/>
+          <w:i/>
+        </w:rPr>
+        <w:t xml:space="preserve"> </w:t>
+      </w:r>
+      <w:r>
+        <w:rPr>
+          <w:iCs/>
+          <w:i/>
+        </w:rPr>
+        <w:t xml:space="preserve">without a new trial</w:t>
+      </w:r>
+      <w:r>
+        <w:t xml:space="preserve">, reasoning that the law had changed enough that the</w:t>
+      </w:r>
+      <w:r>
+        <w:t xml:space="preserve"> </w:t>
+      </w:r>
+      <w:r>
+        <w:t xml:space="preserve">letter would now be admissible after all. The court of appeals reversed. And</w:t>
+      </w:r>
+      <w:r>
+        <w:t xml:space="preserve"> </w:t>
+      </w:r>
+      <w:r>
+        <w:t xml:space="preserve">in March 2021, twenty-three years after Julie died, the Wisconsin Supreme</w:t>
+      </w:r>
+      <w:r>
+        <w:t xml:space="preserve"> </w:t>
+      </w:r>
+      <w:r>
+        <w:t xml:space="preserve">Court delivered the decision our chapter is anchored to: the law had</w:t>
+      </w:r>
+      <w:r>
+        <w:t xml:space="preserve"> </w:t>
+      </w:r>
+      <w:r>
+        <w:rPr>
+          <w:iCs/>
+          <w:i/>
+        </w:rPr>
+        <w:t xml:space="preserve">not</w:t>
+      </w:r>
+      <w:r>
+        <w:t xml:space="preserve"> </w:t>
+      </w:r>
+      <w:r>
+        <w:t xml:space="preserve">changed,</w:t>
+      </w:r>
+      <w:r>
+        <w:t xml:space="preserve"> </w:t>
+      </w:r>
+      <w:r>
+        <w:rPr>
+          <w:iCs/>
+          <w:i/>
+        </w:rPr>
+        <w:t xml:space="preserve">Jensen I</w:t>
+      </w:r>
+      <w:r>
+        <w:t xml:space="preserve"> </w:t>
+      </w:r>
+      <w:r>
+        <w:t xml:space="preserve">still governed, the letter and voicemails remained</w:t>
+      </w:r>
+      <w:r>
+        <w:t xml:space="preserve"> </w:t>
+      </w:r>
+      <w:r>
+        <w:t xml:space="preserve">testimonial and inadmissible, and Mark Jensen was entitled to what the</w:t>
+      </w:r>
+      <w:r>
+        <w:t xml:space="preserve"> </w:t>
+      </w:r>
+      <w:r>
+        <w:t xml:space="preserve">Constitution had promised him all along. A new trial, with Julie’s letter</w:t>
+      </w:r>
+      <w:r>
+        <w:t xml:space="preserve"> </w:t>
+      </w:r>
+      <w:r>
+        <w:t xml:space="preserve">kept out.</w:t>
+      </w:r>
+    </w:p>
+    <w:p>
+      <w:pPr>
+        <w:pStyle w:val="BodyText"/>
+      </w:pPr>
+      <w:r>
+        <w:t xml:space="preserve">A justice writing separately urged courts never to forget the context the</w:t>
+      </w:r>
+      <w:r>
+        <w:t xml:space="preserve"> </w:t>
+      </w:r>
+      <w:r>
+        <w:t xml:space="preserve">legal doctrine kept flattening: Julie was, in her words, undeniably a victim</w:t>
+      </w:r>
+      <w:r>
+        <w:t xml:space="preserve"> </w:t>
+      </w:r>
+      <w:r>
+        <w:t xml:space="preserve">of domestic abuse who</w:t>
+      </w:r>
+      <w:r>
+        <w:t xml:space="preserve"> </w:t>
+      </w:r>
+      <w:r>
+        <w:t xml:space="preserve">“</w:t>
+      </w:r>
+      <w:r>
+        <w:t xml:space="preserve">lived in terror born of the unimaginable fear that her</w:t>
+      </w:r>
+      <w:r>
+        <w:t xml:space="preserve"> </w:t>
+      </w:r>
+      <w:r>
+        <w:t xml:space="preserve">husband was going to kill her and claim that her death was a suicide.</w:t>
+      </w:r>
+      <w:r>
+        <w:t xml:space="preserve">”</w:t>
+      </w:r>
+      <w:r>
+        <w:t xml:space="preserve"> </w:t>
+      </w:r>
+      <w:r>
+        <w:t xml:space="preserve">That,</w:t>
+      </w:r>
+      <w:r>
+        <w:t xml:space="preserve"> </w:t>
+      </w:r>
+      <w:r>
+        <w:t xml:space="preserve">the concurrence reminds us, is</w:t>
+      </w:r>
+      <w:r>
+        <w:t xml:space="preserve"> </w:t>
+      </w:r>
+      <w:r>
+        <w:rPr>
+          <w:iCs/>
+          <w:i/>
+        </w:rPr>
+        <w:t xml:space="preserve">why</w:t>
+      </w:r>
+      <w:r>
+        <w:t xml:space="preserve"> </w:t>
+      </w:r>
+      <w:r>
+        <w:t xml:space="preserve">the letter existed.</w:t>
+      </w:r>
+    </w:p>
+    <w:bookmarkEnd w:id="65"/>
+    <w:bookmarkStart w:id="66" w:name="the-epilogue-the-opinion-doesnt-contain"/>
+    <w:p>
+      <w:pPr>
+        <w:pStyle w:val="Heading2"/>
+      </w:pPr>
+      <w:r>
+        <w:t xml:space="preserve">The epilogue the opinion doesn’t contain</w:t>
+      </w:r>
+    </w:p>
+    <w:p>
+      <w:pPr>
+        <w:pStyle w:val="FirstParagraph"/>
+      </w:pPr>
+      <w:r>
+        <w:t xml:space="preserve">The 2021 decision ends with the order for a new trial, so the opinion itself</w:t>
+      </w:r>
+      <w:r>
+        <w:t xml:space="preserve"> </w:t>
+      </w:r>
+      <w:r>
+        <w:t xml:space="preserve">cannot tell you how the story ends. The news coverage can: in early 2023,</w:t>
+      </w:r>
+      <w:r>
+        <w:t xml:space="preserve"> </w:t>
+      </w:r>
+      <w:r>
+        <w:t xml:space="preserve">Kenosha County prosecutors retried Mark Jensen, this time without Julie’s</w:t>
+      </w:r>
+      <w:r>
+        <w:t xml:space="preserve"> </w:t>
+      </w:r>
+      <w:r>
+        <w:t xml:space="preserve">letter, and a second jury convicted him of first-degree intentional homicide</w:t>
+      </w:r>
+      <w:r>
+        <w:t xml:space="preserve"> </w:t>
+      </w:r>
+      <w:r>
+        <w:t xml:space="preserve">all over again. The other evidence, it turned out, really was voluminous.</w:t>
+      </w:r>
+      <w:r>
+        <w:t xml:space="preserve"> </w:t>
+      </w:r>
+      <w:r>
+        <w:rPr>
+          <w:iCs/>
+          <w:i/>
+        </w:rPr>
+        <w:t xml:space="preserve">(Note: the retrial outcome is reported from news coverage, not from the</w:t>
+      </w:r>
+      <w:r>
+        <w:rPr>
+          <w:iCs/>
+          <w:i/>
+        </w:rPr>
+        <w:t xml:space="preserve"> </w:t>
+      </w:r>
+      <w:r>
+        <w:rPr>
+          <w:iCs/>
+          <w:i/>
+        </w:rPr>
+        <w:t xml:space="preserve">anchor decision; verify current status before print.)</w:t>
+      </w:r>
+    </w:p>
+    <w:bookmarkEnd w:id="66"/>
+    <w:bookmarkStart w:id="69" w:name="howd-he-get-caught-3"/>
+    <w:p>
+      <w:pPr>
+        <w:pStyle w:val="Heading2"/>
+      </w:pPr>
+      <w:r>
+        <w:t xml:space="preserve">How’d he get caught?</w:t>
+      </w:r>
+    </w:p>
+    <w:p>
+      <w:pPr>
+        <w:pStyle w:val="FirstParagraph"/>
+      </w:pPr>
+      <w:r>
+        <w:t xml:space="preserve">Julie caught him. Before the poison ever reached her, she left a signed,</w:t>
+      </w:r>
+      <w:r>
+        <w:t xml:space="preserve"> </w:t>
+      </w:r>
+      <w:r>
+        <w:t xml:space="preserve">sealed accusation with a neighbor and her voice on a police officer’s</w:t>
+      </w:r>
+      <w:r>
+        <w:t xml:space="preserve"> </w:t>
+      </w:r>
+      <w:r>
+        <w:t xml:space="preserve">voicemail; evidence gathered by the victim herself, in advance of her own</w:t>
+      </w:r>
+      <w:r>
+        <w:t xml:space="preserve"> </w:t>
+      </w:r>
+      <w:r>
+        <w:t xml:space="preserve">murder. The bitter irony of this chapter is that her foresight nearly unmade</w:t>
+      </w:r>
+      <w:r>
+        <w:t xml:space="preserve"> </w:t>
+      </w:r>
+      <w:r>
+        <w:t xml:space="preserve">the case: a statement created</w:t>
+      </w:r>
+      <w:r>
+        <w:t xml:space="preserve"> </w:t>
+      </w:r>
+      <w:r>
+        <w:rPr>
+          <w:iCs/>
+          <w:i/>
+        </w:rPr>
+        <w:t xml:space="preserve">to be used by police after her death</w:t>
+      </w:r>
+      <w:r>
+        <w:t xml:space="preserve"> </w:t>
+      </w:r>
+      <w:r>
+        <w:t xml:space="preserve">is the</w:t>
+      </w:r>
+      <w:r>
+        <w:t xml:space="preserve"> </w:t>
+      </w:r>
+      <w:r>
+        <w:t xml:space="preserve">purest form of</w:t>
+      </w:r>
+      <w:r>
+        <w:t xml:space="preserve"> </w:t>
+      </w:r>
+      <w:r>
+        <w:t xml:space="preserve">“</w:t>
+      </w:r>
+      <w:r>
+        <w:t xml:space="preserve">testimonial</w:t>
+      </w:r>
+      <w:r>
+        <w:t xml:space="preserve">”</w:t>
+      </w:r>
+      <w:r>
+        <w:t xml:space="preserve"> </w:t>
+      </w:r>
+      <w:r>
+        <w:t xml:space="preserve">evidence the Confrontation Clause exists to</w:t>
+      </w:r>
+      <w:r>
+        <w:t xml:space="preserve"> </w:t>
+      </w:r>
+      <w:r>
+        <w:t xml:space="preserve">police, and it took American courts twenty-five years to finish arguing about</w:t>
+      </w:r>
+      <w:r>
+        <w:t xml:space="preserve"> </w:t>
+      </w:r>
+      <w:r>
+        <w:t xml:space="preserve">it. In the end, both things were true at once. Julie’s letter could not</w:t>
+      </w:r>
+      <w:r>
+        <w:t xml:space="preserve"> </w:t>
+      </w:r>
+      <w:r>
+        <w:t xml:space="preserve">lawfully convict her husband, and her husband was convicted anyway, because</w:t>
+      </w:r>
+      <w:r>
+        <w:t xml:space="preserve"> </w:t>
+      </w:r>
+      <w:r>
+        <w:t xml:space="preserve">a woman who documents her own danger leaves behind more than a letter. She</w:t>
+      </w:r>
+      <w:r>
+        <w:t xml:space="preserve"> </w:t>
+      </w:r>
+      <w:r>
+        <w:t xml:space="preserve">leaves behind a trail.</w:t>
+      </w:r>
+    </w:p>
+    <w:p>
+      <w:r>
+        <w:pict>
+          <v:rect style="width:0;height:1.5pt" o:hralign="center" o:hrstd="t" o:hr="t"/>
+        </w:pict>
+      </w:r>
+    </w:p>
+    <w:p>
+      <w:pPr>
+        <w:pStyle w:val="BlockText"/>
+      </w:pPr>
+      <w:r>
+        <w:rPr>
+          <w:bCs/>
+          <w:b/>
+        </w:rPr>
+        <w:t xml:space="preserve">📖 Read the case yourself:</w:t>
+      </w:r>
+      <w:r>
+        <w:t xml:space="preserve"> </w:t>
+      </w:r>
+      <w:r>
+        <w:rPr>
+          <w:iCs/>
+          <w:i/>
+        </w:rPr>
         <w:t xml:space="preserve">State v. Jensen</w:t>
       </w:r>
       <w:r>
@@ -6204,7 +8369,7 @@
       <w:r>
         <w:t xml:space="preserve"> </w:t>
       </w:r>
-      <w:hyperlink r:id="rId54">
+      <w:hyperlink r:id="rId67">
         <w:r>
           <w:rPr>
             <w:rStyle w:val="Hyperlink"/>
@@ -6221,7 +8386,7 @@
       <w:r>
         <w:t xml:space="preserve"> </w:t>
       </w:r>
-      <w:hyperlink r:id="rId55">
+      <w:hyperlink r:id="rId68">
         <w:r>
           <w:rPr>
             <w:rStyle w:val="Hyperlink"/>
@@ -6310,9 +8475,9 @@
         <w:t xml:space="preserve">on the pull list.</w:t>
       </w:r>
     </w:p>
-    <w:bookmarkEnd w:id="56"/>
-    <w:bookmarkEnd w:id="57"/>
-    <w:bookmarkStart w:id="64" w:name="X958002ca02448356755196d87203e85c6cf932e"/>
+    <w:bookmarkEnd w:id="69"/>
+    <w:bookmarkEnd w:id="70"/>
+    <w:bookmarkStart w:id="77" w:name="X958002ca02448356755196d87203e85c6cf932e"/>
     <w:p>
       <w:pPr>
         <w:pStyle w:val="Heading1"/>
@@ -6409,7 +8574,7 @@
         <w:t xml:space="preserve">The problem was everything the scene couldn’t say, and one device that could.</w:t>
       </w:r>
     </w:p>
-    <w:bookmarkStart w:id="58" w:name="X7b11d94e34298c01d860c15ea739cb0dfca6508"/>
+    <w:bookmarkStart w:id="71" w:name="X7b11d94e34298c01d860c15ea739cb0dfca6508"/>
     <w:p>
       <w:pPr>
         <w:pStyle w:val="Heading2"/>
@@ -6549,8 +8714,8 @@
         <w:t xml:space="preserve">steps, minute by minute. At 10:05 a.m., it stopped.</w:t>
       </w:r>
     </w:p>
-    <w:bookmarkEnd w:id="58"/>
-    <w:bookmarkStart w:id="59" w:name="Xe67b992d38f8a0f7b4654d7ff9a0bd5ed378ef7"/>
+    <w:bookmarkEnd w:id="71"/>
+    <w:bookmarkStart w:id="72" w:name="Xe67b992d38f8a0f7b4654d7ff9a0bd5ed378ef7"/>
     <w:p>
       <w:pPr>
         <w:pStyle w:val="Heading2"/>
@@ -6778,8 +8943,8 @@
         <w:t xml:space="preserve">Sixteen months later he was arrested for murder.</w:t>
       </w:r>
     </w:p>
-    <w:bookmarkEnd w:id="59"/>
-    <w:bookmarkStart w:id="60" w:name="Xb2f571a3ce5b829599892b5c7bae5c141c375a5"/>
+    <w:bookmarkEnd w:id="72"/>
+    <w:bookmarkStart w:id="73" w:name="Xb2f571a3ce5b829599892b5c7bae5c141c375a5"/>
     <w:p>
       <w:pPr>
         <w:pStyle w:val="Heading2"/>
@@ -7049,8 +9214,8 @@
         <w:t xml:space="preserve">Dabate was simply overwhelming with or without them.</w:t>
       </w:r>
     </w:p>
-    <w:bookmarkEnd w:id="60"/>
-    <w:bookmarkStart w:id="63" w:name="howd-he-get-caught-3"/>
+    <w:bookmarkEnd w:id="73"/>
+    <w:bookmarkStart w:id="76" w:name="howd-he-get-caught-4"/>
     <w:p>
       <w:pPr>
         <w:pStyle w:val="Heading2"/>
@@ -7143,7 +9308,7 @@
       <w:r>
         <w:t xml:space="preserve"> </w:t>
       </w:r>
-      <w:hyperlink r:id="rId61">
+      <w:hyperlink r:id="rId74">
         <w:r>
           <w:rPr>
             <w:rStyle w:val="Hyperlink"/>
@@ -7160,7 +9325,7 @@
       <w:r>
         <w:t xml:space="preserve"> </w:t>
       </w:r>
-      <w:hyperlink r:id="rId62">
+      <w:hyperlink r:id="rId75">
         <w:r>
           <w:rPr>
             <w:rStyle w:val="Hyperlink"/>
@@ -7184,9 +9349,9 @@
         <w:t xml:space="preserve">admissibility ruling is Part II.</w:t>
       </w:r>
     </w:p>
-    <w:bookmarkEnd w:id="63"/>
-    <w:bookmarkEnd w:id="64"/>
-    <w:bookmarkStart w:id="71" w:name="chapter-22---twelve-steps"/>
+    <w:bookmarkEnd w:id="76"/>
+    <w:bookmarkEnd w:id="77"/>
+    <w:bookmarkStart w:id="84" w:name="chapter-22---twelve-steps"/>
     <w:p>
       <w:pPr>
         <w:pStyle w:val="Heading1"/>
@@ -7360,7 +9525,7 @@
         <w:t xml:space="preserve">nowhere else to go.</w:t>
       </w:r>
     </w:p>
-    <w:bookmarkStart w:id="65" w:name="the-phone-in-the-evidence-locker"/>
+    <w:bookmarkStart w:id="78" w:name="the-phone-in-the-evidence-locker"/>
     <w:p>
       <w:pPr>
         <w:pStyle w:val="Heading2"/>
@@ -7618,8 +9783,8 @@
         <w:t xml:space="preserve">handed it to a police officer over a fender-bender.</w:t>
       </w:r>
     </w:p>
-    <w:bookmarkEnd w:id="65"/>
-    <w:bookmarkStart w:id="66" w:name="the-story-he-told-the-jury"/>
+    <w:bookmarkEnd w:id="78"/>
+    <w:bookmarkStart w:id="79" w:name="the-story-he-told-the-jury"/>
     <w:p>
       <w:pPr>
         <w:pStyle w:val="Heading2"/>
@@ -7740,8 +9905,8 @@
         <w:t xml:space="preserve">Burch of first-degree intentional homicide. He was sentenced to life.</w:t>
       </w:r>
     </w:p>
-    <w:bookmarkEnd w:id="66"/>
-    <w:bookmarkStart w:id="67" w:name="what-the-appeal-decided"/>
+    <w:bookmarkEnd w:id="79"/>
+    <w:bookmarkStart w:id="80" w:name="what-the-appeal-decided"/>
     <w:p>
       <w:pPr>
         <w:pStyle w:val="Heading2"/>
@@ -7918,8 +10083,8 @@
         <w:t xml:space="preserve">let the little band speak for itself.</w:t>
       </w:r>
     </w:p>
-    <w:bookmarkEnd w:id="67"/>
-    <w:bookmarkStart w:id="70" w:name="howd-he-get-caught-4"/>
+    <w:bookmarkEnd w:id="80"/>
+    <w:bookmarkStart w:id="83" w:name="howd-he-get-caught-5"/>
     <w:p>
       <w:pPr>
         <w:pStyle w:val="Heading2"/>
@@ -8018,7 +10183,7 @@
       <w:r>
         <w:t xml:space="preserve"> </w:t>
       </w:r>
-      <w:hyperlink r:id="rId68">
+      <w:hyperlink r:id="rId81">
         <w:r>
           <w:rPr>
             <w:rStyle w:val="Hyperlink"/>
@@ -8035,7 +10200,7 @@
       <w:r>
         <w:t xml:space="preserve"> </w:t>
       </w:r>
-      <w:hyperlink r:id="rId69">
+      <w:hyperlink r:id="rId82">
         <w:r>
           <w:rPr>
             <w:rStyle w:val="Hyperlink"/>
@@ -8052,7 +10217,7 @@
       <w:r>
         <w:t xml:space="preserve"> </w:t>
       </w:r>
-      <w:hyperlink r:id="rId55">
+      <w:hyperlink r:id="rId68">
         <w:r>
           <w:rPr>
             <w:rStyle w:val="Hyperlink"/>
@@ -8076,9 +10241,9 @@
         <w:t xml:space="preserve">Fitbit rulings follow in the Discussion.</w:t>
       </w:r>
     </w:p>
-    <w:bookmarkEnd w:id="70"/>
-    <w:bookmarkEnd w:id="71"/>
-    <w:bookmarkStart w:id="78" w:name="chapter-31---mr.-big"/>
+    <w:bookmarkEnd w:id="83"/>
+    <w:bookmarkEnd w:id="84"/>
+    <w:bookmarkStart w:id="91" w:name="chapter-31---mr.-big"/>
     <w:p>
       <w:pPr>
         <w:pStyle w:val="Heading1"/>
@@ -8305,7 +10470,7 @@
         <w:t xml:space="preserve">had required.</w:t>
       </w:r>
     </w:p>
-    <w:bookmarkStart w:id="72" w:name="building-a-world-around-a-lonely-man"/>
+    <w:bookmarkStart w:id="85" w:name="building-a-world-around-a-lonely-man"/>
     <w:p>
       <w:pPr>
         <w:pStyle w:val="Heading2"/>
@@ -8629,8 +10794,8 @@
         <w:t xml:space="preserve">something had come up. Hart couldn’t work until it was resolved.</w:t>
       </w:r>
     </w:p>
-    <w:bookmarkEnd w:id="72"/>
-    <w:bookmarkStart w:id="73" w:name="the-meeting-with-the-boss"/>
+    <w:bookmarkEnd w:id="85"/>
+    <w:bookmarkStart w:id="86" w:name="the-meeting-with-the-boss"/>
     <w:p>
       <w:pPr>
         <w:pStyle w:val="Heading2"/>
@@ -8771,8 +10936,8 @@
         <w:t xml:space="preserve">from Jim.</w:t>
       </w:r>
     </w:p>
-    <w:bookmarkEnd w:id="73"/>
-    <w:bookmarkStart w:id="74" w:name="what-the-supreme-court-saw"/>
+    <w:bookmarkEnd w:id="86"/>
+    <w:bookmarkStart w:id="87" w:name="what-the-supreme-court-saw"/>
     <w:p>
       <w:pPr>
         <w:pStyle w:val="Heading2"/>
@@ -8992,8 +11157,8 @@
         <w:t xml:space="preserve">not the judgment itself.)</w:t>
       </w:r>
     </w:p>
-    <w:bookmarkEnd w:id="74"/>
-    <w:bookmarkStart w:id="77" w:name="Xf808c007911591a3eb186bf77ea5c3c4ee8db56"/>
+    <w:bookmarkEnd w:id="87"/>
+    <w:bookmarkStart w:id="90" w:name="Xf808c007911591a3eb186bf77ea5c3c4ee8db56"/>
     <w:p>
       <w:pPr>
         <w:pStyle w:val="Heading2"/>
@@ -9163,7 +11328,7 @@
       <w:r>
         <w:t xml:space="preserve"> </w:t>
       </w:r>
-      <w:hyperlink r:id="rId75">
+      <w:hyperlink r:id="rId88">
         <w:r>
           <w:rPr>
             <w:rStyle w:val="Hyperlink"/>
@@ -9180,7 +11345,7 @@
       <w:r>
         <w:t xml:space="preserve"> </w:t>
       </w:r>
-      <w:hyperlink r:id="rId76">
+      <w:hyperlink r:id="rId89">
         <w:r>
           <w:rPr>
             <w:rStyle w:val="Hyperlink"/>
@@ -9210,9 +11375,9 @@
         <w:t xml:space="preserve">confessions from para. 129.</w:t>
       </w:r>
     </w:p>
-    <w:bookmarkEnd w:id="77"/>
-    <w:bookmarkEnd w:id="78"/>
-    <w:bookmarkStart w:id="84" w:name="chapter-32---the-firepit"/>
+    <w:bookmarkEnd w:id="90"/>
+    <w:bookmarkEnd w:id="91"/>
+    <w:bookmarkStart w:id="97" w:name="chapter-32---the-firepit"/>
     <w:p>
       <w:pPr>
         <w:pStyle w:val="Heading1"/>
@@ -9507,7 +11672,7 @@
         <w:t xml:space="preserve">operation.</w:t>
       </w:r>
     </w:p>
-    <w:bookmarkStart w:id="79" w:name="third-line"/>
+    <w:bookmarkStart w:id="92" w:name="third-line"/>
     <w:p>
       <w:pPr>
         <w:pStyle w:val="Heading2"/>
@@ -9819,8 +11984,8 @@
         <w:t xml:space="preserve">Remember that refusal. The Supreme Court of Canada certainly did.</w:t>
       </w:r>
     </w:p>
-    <w:bookmarkEnd w:id="79"/>
-    <w:bookmarkStart w:id="80" w:name="the-firepit"/>
+    <w:bookmarkEnd w:id="92"/>
+    <w:bookmarkStart w:id="93" w:name="the-firepit"/>
     <w:p>
       <w:pPr>
         <w:pStyle w:val="Heading2"/>
@@ -10061,8 +12226,8 @@
         <w:t xml:space="preserve">He had said there was nothing left. He was wrong in every way that mattered.</w:t>
       </w:r>
     </w:p>
-    <w:bookmarkEnd w:id="80"/>
-    <w:bookmarkStart w:id="81" w:name="why-this-confession-survived"/>
+    <w:bookmarkEnd w:id="93"/>
+    <w:bookmarkStart w:id="94" w:name="why-this-confession-survived"/>
     <w:p>
       <w:pPr>
         <w:pStyle w:val="Heading2"/>
@@ -10258,8 +12423,8 @@
         <w:t xml:space="preserve">to, not harvested off the tapped line, and the evidence stood.</w:t>
       </w:r>
     </w:p>
-    <w:bookmarkEnd w:id="81"/>
-    <w:bookmarkStart w:id="83" w:name="howd-he-get-caught-5"/>
+    <w:bookmarkEnd w:id="94"/>
+    <w:bookmarkStart w:id="96" w:name="howd-he-get-caught-6"/>
     <w:p>
       <w:pPr>
         <w:pStyle w:val="Heading2"/>
@@ -10358,7 +12523,7 @@
       <w:r>
         <w:t xml:space="preserve"> </w:t>
       </w:r>
-      <w:hyperlink r:id="rId82">
+      <w:hyperlink r:id="rId95">
         <w:r>
           <w:rPr>
             <w:rStyle w:val="Hyperlink"/>
@@ -10411,8 +12576,8 @@
         <w:t xml:space="preserve">that built the framework this confession survived.</w:t>
       </w:r>
     </w:p>
-    <w:bookmarkEnd w:id="83"/>
-    <w:bookmarkEnd w:id="84"/>
+    <w:bookmarkEnd w:id="96"/>
+    <w:bookmarkEnd w:id="97"/>
     <w:sectPr/>
   </w:body>
 </w:document>

--- a/book/word/How Not to Get Away With Murder - Master.docx
+++ b/book/word/How Not to Get Away With Murder - Master.docx
@@ -1313,59 +1313,56 @@
           <w:bCs/>
           <w:b/>
         </w:rPr>
-        <w:t xml:space="preserve">When the Chat Log</w:t>
+        <w:t xml:space="preserve">The Girl Who Never Held the Knife</w:t>
+      </w:r>
+      <w:r>
+        <w:t xml:space="preserve"> </w:t>
+      </w:r>
+      <w:r>
+        <w:t xml:space="preserve">- 🇨🇦</w:t>
+      </w:r>
+      <w:r>
+        <w:t xml:space="preserve"> </w:t>
+      </w:r>
+      <w:r>
+        <w:rPr>
+          <w:iCs/>
+          <w:i/>
+        </w:rPr>
+        <w:t xml:space="preserve">R. v. Todorovic</w:t>
+      </w:r>
+      <w:r>
+        <w:t xml:space="preserve">, 2014 ONCA 153 ✍️</w:t>
+      </w:r>
+      <w:r>
+        <w:t xml:space="preserve"> </w:t>
+      </w:r>
+      <w:r>
+        <w:rPr>
+          <w:iCs/>
+          <w:i/>
+        </w:rPr>
+        <w:t xml:space="preserve">drafted</w:t>
+      </w:r>
+      <w:r>
+        <w:t xml:space="preserve"> </w:t>
+      </w:r>
+      <w:r>
+        <w:rPr>
+          <w:iCs/>
+          <w:i/>
+        </w:rPr>
+        <w:t xml:space="preserve">Hook:</w:t>
+      </w:r>
+      <w:r>
+        <w:t xml:space="preserve"> </w:t>
       </w:r>
       <w:r>
         <w:rPr>
           <w:bCs/>
           <w:b/>
         </w:rPr>
-        <w:t xml:space="preserve"> </w:t>
-      </w:r>
-      <w:r>
-        <w:rPr>
-          <w:iCs/>
-          <w:i/>
-          <w:bCs/>
-          <w:b/>
-        </w:rPr>
-        <w:t xml:space="preserve">Is</w:t>
-      </w:r>
-      <w:r>
-        <w:rPr>
-          <w:bCs/>
-          <w:b/>
-        </w:rPr>
-        <w:t xml:space="preserve"> </w:t>
-      </w:r>
-      <w:r>
-        <w:rPr>
-          <w:bCs/>
-          <w:b/>
-        </w:rPr>
-        <w:t xml:space="preserve">the Crime</w:t>
-      </w:r>
-      <w:r>
-        <w:t xml:space="preserve"> </w:t>
-      </w:r>
-      <w:r>
-        <w:t xml:space="preserve">- 🇨🇦</w:t>
-      </w:r>
-      <w:r>
-        <w:t xml:space="preserve"> </w:t>
-      </w:r>
-      <w:r>
-        <w:rPr>
-          <w:iCs/>
-          <w:i/>
-        </w:rPr>
-        <w:t xml:space="preserve">R. v. Todorovic</w:t>
-      </w:r>
-      <w:r>
-        <w:t xml:space="preserve"> </w:t>
-      </w:r>
-      <w:r>
-        <w:t xml:space="preserve">(ON CA, 2014)</w:t>
+        <w:t xml:space="preserve">She was fifteen. She never touched the victim. She talked a boy into the stabbing from behind a keyboard, and the law called it first-degree murder.</w:t>
       </w:r>
     </w:p>
     <w:p>
@@ -1887,7 +1884,7 @@
           <w:bCs/>
           <w:b/>
         </w:rPr>
-        <w:t xml:space="preserve">The Residue on His Hand</w:t>
+        <w:t xml:space="preserve">The Residue Doesn’t Lie, But It Doesn’t Explain</w:t>
       </w:r>
       <w:r>
         <w:t xml:space="preserve"> </w:t>
@@ -1906,10 +1903,37 @@
         <w:t xml:space="preserve">R. v. Stevenson</w:t>
       </w:r>
       <w:r>
-        <w:t xml:space="preserve"> </w:t>
-      </w:r>
-      <w:r>
-        <w:t xml:space="preserve">(ON CA, 2014)</w:t>
+        <w:t xml:space="preserve">, 2014 ONCA 842 ✍️</w:t>
+      </w:r>
+      <w:r>
+        <w:t xml:space="preserve"> </w:t>
+      </w:r>
+      <w:r>
+        <w:rPr>
+          <w:iCs/>
+          <w:i/>
+        </w:rPr>
+        <w:t xml:space="preserve">drafted</w:t>
+      </w:r>
+      <w:r>
+        <w:t xml:space="preserve"> </w:t>
+      </w:r>
+      <w:r>
+        <w:rPr>
+          <w:iCs/>
+          <w:i/>
+        </w:rPr>
+        <w:t xml:space="preserve">Hook:</w:t>
+      </w:r>
+      <w:r>
+        <w:t xml:space="preserve"> </w:t>
+      </w:r>
+      <w:r>
+        <w:rPr>
+          <w:bCs/>
+          <w:b/>
+        </w:rPr>
+        <w:t xml:space="preserve">A single particle of lead, antimony, and barium, fused by the heat of a gunshot, does not tell you whose gun it was. It just tells you that you were close to one.</w:t>
       </w:r>
     </w:p>
     <w:p>
@@ -6700,13 +6724,13 @@
     </w:p>
     <w:bookmarkEnd w:id="57"/>
     <w:bookmarkEnd w:id="58"/>
-    <w:bookmarkStart w:id="64" w:name="X224a54cfbe12541b911ec8945192b5378e1e509"/>
+    <w:bookmarkStart w:id="63" w:name="X12481cf3d42f24a4481acf69b16913fb2b74ae2"/>
     <w:p>
       <w:pPr>
         <w:pStyle w:val="Heading1"/>
       </w:pPr>
       <w:r>
-        <w:t xml:space="preserve">Chapter 18 - The Camera He Installed Himself</w:t>
+        <w:t xml:space="preserve">Chapter 17 - The Girl Who Never Held the Knife</w:t>
       </w:r>
     </w:p>
     <w:p>
@@ -6718,7 +6742,7 @@
           <w:bCs/>
           <w:b/>
         </w:rPr>
-        <w:t xml:space="preserve">His own security camera caught Taylor Samson walking in with a duffel bag</w:t>
+        <w:t xml:space="preserve">She was fifteen. She never touched the victim. She talked a boy into the</w:t>
       </w:r>
       <w:r>
         <w:rPr>
@@ -6732,7 +6756,7 @@
           <w:bCs/>
           <w:b/>
         </w:rPr>
-        <w:t xml:space="preserve">full of marijuana. No camera on earth ever caught him walking out.</w:t>
+        <w:t xml:space="preserve">stabbing from behind a keyboard, and the law called it first-degree murder.</w:t>
       </w:r>
     </w:p>
     <w:p>
@@ -6740,31 +6764,19 @@
         <w:pStyle w:val="BodyText"/>
       </w:pPr>
       <w:r>
-        <w:t xml:space="preserve">In August 2015, William Sandeson was days away from starting medical school at</w:t>
-      </w:r>
-      <w:r>
-        <w:t xml:space="preserve"> </w:t>
-      </w:r>
-      <w:r>
-        <w:t xml:space="preserve">Dalhousie University in Halifax. He was also a drug dealer. So was Taylor</w:t>
-      </w:r>
-      <w:r>
-        <w:t xml:space="preserve"> </w:t>
-      </w:r>
-      <w:r>
-        <w:t xml:space="preserve">Samson, a Dalhousie physics student who lived nearby, and on the night of</w:t>
-      </w:r>
-      <w:r>
-        <w:t xml:space="preserve"> </w:t>
-      </w:r>
-      <w:r>
-        <w:t xml:space="preserve">August 15 the two arranged a deal at Sandeson’s apartment on Henry Street: a</w:t>
-      </w:r>
-      <w:r>
-        <w:t xml:space="preserve"> </w:t>
-      </w:r>
-      <w:r>
-        <w:t xml:space="preserve">large quantity of marijuana, for which Sandeson was to pay $40,000.</w:t>
+        <w:t xml:space="preserve">On New Year’s Day 2008, seventeen-year-old David Bagshaw stabbed fourteen-year-old</w:t>
+      </w:r>
+      <w:r>
+        <w:t xml:space="preserve"> </w:t>
+      </w:r>
+      <w:r>
+        <w:t xml:space="preserve">Stefanie Rengel to death outside her Toronto home. He was tried separately and</w:t>
+      </w:r>
+      <w:r>
+        <w:t xml:space="preserve"> </w:t>
+      </w:r>
+      <w:r>
+        <w:t xml:space="preserve">convicted of first-degree murder. He was the one who held the knife.</w:t>
       </w:r>
     </w:p>
     <w:p>
@@ -6772,25 +6784,37 @@
         <w:pStyle w:val="BodyText"/>
       </w:pPr>
       <w:r>
-        <w:t xml:space="preserve">Samson told his girlfriend he’d be back soon. He left his wallet, his keys,</w:t>
-      </w:r>
-      <w:r>
-        <w:t xml:space="preserve"> </w:t>
-      </w:r>
-      <w:r>
-        <w:t xml:space="preserve">and his prescription medication behind. At about 10:30 p.m., a security camera</w:t>
-      </w:r>
-      <w:r>
-        <w:t xml:space="preserve"> </w:t>
-      </w:r>
-      <w:r>
-        <w:t xml:space="preserve">recorded him arriving at Sandeson’s building with Sandeson, carrying a large</w:t>
-      </w:r>
-      <w:r>
-        <w:t xml:space="preserve"> </w:t>
-      </w:r>
-      <w:r>
-        <w:t xml:space="preserve">black duffel bag.</w:t>
+        <w:t xml:space="preserve">But the person the Crown put at the center of this killing never met Stefanie</w:t>
+      </w:r>
+      <w:r>
+        <w:t xml:space="preserve"> </w:t>
+      </w:r>
+      <w:r>
+        <w:t xml:space="preserve">Rengel, never went to her house on the day she died, and was not present when</w:t>
+      </w:r>
+      <w:r>
+        <w:t xml:space="preserve"> </w:t>
+      </w:r>
+      <w:r>
+        <w:t xml:space="preserve">she was stabbed. Her name was Melissa Todorovic. She was fifteen years old, she</w:t>
+      </w:r>
+      <w:r>
+        <w:t xml:space="preserve"> </w:t>
+      </w:r>
+      <w:r>
+        <w:t xml:space="preserve">was Bagshaw’s girlfriend, and the theory of the case was that she had</w:t>
+      </w:r>
+      <w:r>
+        <w:t xml:space="preserve"> </w:t>
+      </w:r>
+      <w:r>
+        <w:t xml:space="preserve">counselled and encouraged him to commit the murder; that the crime was, in</w:t>
+      </w:r>
+      <w:r>
+        <w:t xml:space="preserve"> </w:t>
+      </w:r>
+      <w:r>
+        <w:t xml:space="preserve">substance, hers.</w:t>
       </w:r>
     </w:p>
     <w:p>
@@ -6798,13 +6822,84 @@
         <w:pStyle w:val="BodyText"/>
       </w:pPr>
       <w:r>
-        <w:t xml:space="preserve">That was the last time anyone saw Taylor Samson. His body has never been</w:t>
-      </w:r>
-      <w:r>
-        <w:t xml:space="preserve"> </w:t>
-      </w:r>
-      <w:r>
-        <w:t xml:space="preserve">found.</w:t>
+        <w:t xml:space="preserve">The evidence that made that theory stick was almost entirely a record of things</w:t>
+      </w:r>
+      <w:r>
+        <w:t xml:space="preserve"> </w:t>
+      </w:r>
+      <w:r>
+        <w:t xml:space="preserve">Melissa Todorovic typed.</w:t>
+      </w:r>
+    </w:p>
+    <w:bookmarkStart w:id="59" w:name="a-murder-ordered-by-message"/>
+    <w:p>
+      <w:pPr>
+        <w:pStyle w:val="Heading2"/>
+      </w:pPr>
+      <w:r>
+        <w:t xml:space="preserve">A murder ordered by message</w:t>
+      </w:r>
+    </w:p>
+    <w:p>
+      <w:pPr>
+        <w:pStyle w:val="FirstParagraph"/>
+      </w:pPr>
+      <w:r>
+        <w:t xml:space="preserve">The Court of Appeal for Ontario’s judgment describes a Crown case</w:t>
+      </w:r>
+      <w:r>
+        <w:t xml:space="preserve"> </w:t>
+      </w:r>
+      <w:r>
+        <w:t xml:space="preserve">“</w:t>
+      </w:r>
+      <w:r>
+        <w:t xml:space="preserve">based on a</w:t>
+      </w:r>
+      <w:r>
+        <w:t xml:space="preserve"> </w:t>
+      </w:r>
+      <w:r>
+        <w:t xml:space="preserve">large body of circumstantial evidence including computer chats by the appellant</w:t>
+      </w:r>
+      <w:r>
+        <w:t xml:space="preserve"> </w:t>
+      </w:r>
+      <w:r>
+        <w:t xml:space="preserve">with Bagshaw and others.</w:t>
+      </w:r>
+      <w:r>
+        <w:t xml:space="preserve">”</w:t>
+      </w:r>
+      <w:r>
+        <w:t xml:space="preserve"> </w:t>
+      </w:r>
+      <w:r>
+        <w:t xml:space="preserve">Those communications, the Crown argued, showed</w:t>
+      </w:r>
+      <w:r>
+        <w:t xml:space="preserve"> </w:t>
+      </w:r>
+      <w:r>
+        <w:t xml:space="preserve">Todorovic was obsessively jealous of Rengel, a girl who had briefly dated</w:t>
+      </w:r>
+      <w:r>
+        <w:t xml:space="preserve"> </w:t>
+      </w:r>
+      <w:r>
+        <w:t xml:space="preserve">Bagshaw years earlier. The jealousy was not a passing mood; it was a campaign,</w:t>
+      </w:r>
+      <w:r>
+        <w:t xml:space="preserve"> </w:t>
+      </w:r>
+      <w:r>
+        <w:t xml:space="preserve">conducted in text and instant message, to get Bagshaw to eliminate the girl she</w:t>
+      </w:r>
+      <w:r>
+        <w:t xml:space="preserve"> </w:t>
+      </w:r>
+      <w:r>
+        <w:t xml:space="preserve">saw as a rival.</w:t>
       </w:r>
     </w:p>
     <w:p>
@@ -6812,34 +6907,99 @@
         <w:pStyle w:val="BodyText"/>
       </w:pPr>
       <w:r>
-        <w:t xml:space="preserve">The camera that recorded his arrival was Sandeson’s own; a surveillance</w:t>
-      </w:r>
-      <w:r>
-        <w:t xml:space="preserve"> </w:t>
-      </w:r>
-      <w:r>
-        <w:t xml:space="preserve">system he had installed himself, wired to a DVR inside his apartment. It</w:t>
-      </w:r>
-      <w:r>
-        <w:t xml:space="preserve"> </w:t>
-      </w:r>
-      <w:r>
-        <w:t xml:space="preserve">would become one of the Crown’s best witnesses, twice over: once for what it</w:t>
-      </w:r>
-      <w:r>
-        <w:t xml:space="preserve"> </w:t>
-      </w:r>
-      <w:r>
-        <w:t xml:space="preserve">recorded, and once for when it mysteriously didn’t.</w:t>
-      </w:r>
-    </w:p>
-    <w:bookmarkStart w:id="59" w:name="the-gunshot-across-the-hall"/>
+        <w:t xml:space="preserve">How relentless that campaign was becomes clear from an incident the judgment</w:t>
+      </w:r>
+      <w:r>
+        <w:t xml:space="preserve"> </w:t>
+      </w:r>
+      <w:r>
+        <w:t xml:space="preserve">records as happening about three months before the killing. Bagshaw went to</w:t>
+      </w:r>
+      <w:r>
+        <w:t xml:space="preserve"> </w:t>
+      </w:r>
+      <w:r>
+        <w:t xml:space="preserve">Stefanie Rengel’s home and told her, to her face, that his girlfriend wanted him</w:t>
+      </w:r>
+      <w:r>
+        <w:t xml:space="preserve"> </w:t>
+      </w:r>
+      <w:r>
+        <w:t xml:space="preserve">to stab her. He explained his plan: he would leave his cell phone behind to make</w:t>
+      </w:r>
+      <w:r>
+        <w:t xml:space="preserve"> </w:t>
+      </w:r>
+      <w:r>
+        <w:t xml:space="preserve">it look as though he had been interrupted mid-attempt, and he wanted Stefanie to</w:t>
+      </w:r>
+      <w:r>
+        <w:t xml:space="preserve"> </w:t>
+      </w:r>
+      <w:r>
+        <w:t xml:space="preserve">confirm to his girlfriend that he had tried, so that his girlfriend would leave</w:t>
+      </w:r>
+      <w:r>
+        <w:t xml:space="preserve"> </w:t>
+      </w:r>
+      <w:r>
+        <w:t xml:space="preserve">him alone about it. This was not yet the murder. This was a fourteen-year-old</w:t>
+      </w:r>
+      <w:r>
+        <w:t xml:space="preserve"> </w:t>
+      </w:r>
+      <w:r>
+        <w:t xml:space="preserve">being told, in person, that a girl she had never wronged was demanding her death,</w:t>
+      </w:r>
+      <w:r>
+        <w:t xml:space="preserve"> </w:t>
+      </w:r>
+      <w:r>
+        <w:t xml:space="preserve">and being asked to help fake the attempt to satisfy that demand.</w:t>
+      </w:r>
+    </w:p>
+    <w:p>
+      <w:pPr>
+        <w:pStyle w:val="BodyText"/>
+      </w:pPr>
+      <w:r>
+        <w:t xml:space="preserve">Stefanie told her mother. Her mother and stepfather, who happen both to be</w:t>
+      </w:r>
+      <w:r>
+        <w:t xml:space="preserve"> </w:t>
+      </w:r>
+      <w:r>
+        <w:t xml:space="preserve">Toronto police officers, confronted Bagshaw and told him and his girlfriend to</w:t>
+      </w:r>
+      <w:r>
+        <w:t xml:space="preserve"> </w:t>
+      </w:r>
+      <w:r>
+        <w:t xml:space="preserve">stay away from their daughter.</w:t>
+      </w:r>
+    </w:p>
+    <w:p>
+      <w:pPr>
+        <w:pStyle w:val="BodyText"/>
+      </w:pPr>
+      <w:r>
+        <w:t xml:space="preserve">They did not stay away. Three months later, Bagshaw finished what the messages</w:t>
+      </w:r>
+      <w:r>
+        <w:t xml:space="preserve"> </w:t>
+      </w:r>
+      <w:r>
+        <w:t xml:space="preserve">had been pushing him toward.</w:t>
+      </w:r>
+    </w:p>
+    <w:bookmarkEnd w:id="59"/>
+    <w:bookmarkStart w:id="60" w:name="the-keyboard-and-the-confession"/>
     <w:p>
       <w:pPr>
         <w:pStyle w:val="Heading2"/>
       </w:pPr>
       <w:r>
-        <w:t xml:space="preserve">The gunshot across the hall</w:t>
+        <w:t xml:space="preserve">The keyboard and the confession</w:t>
       </w:r>
     </w:p>
     <w:p>
@@ -6847,31 +7007,13 @@
         <w:pStyle w:val="FirstParagraph"/>
       </w:pPr>
       <w:r>
-        <w:t xml:space="preserve">Across the hall lived Pookiel McCabe, and that evening McCabe had a friend</w:t>
-      </w:r>
-      <w:r>
-        <w:t xml:space="preserve"> </w:t>
-      </w:r>
-      <w:r>
-        <w:t xml:space="preserve">over, Justin Blades. Sandeson had been hanging out with them, then went back</w:t>
-      </w:r>
-      <w:r>
-        <w:t xml:space="preserve"> </w:t>
-      </w:r>
-      <w:r>
-        <w:t xml:space="preserve">to his own apartment. Some time later, the two men heard a single gunshot.</w:t>
-      </w:r>
-      <w:r>
-        <w:t xml:space="preserve"> </w:t>
-      </w:r>
-      <w:r>
-        <w:t xml:space="preserve">Sandeson’s camera caught him at McCabe’s door moments afterward; both men</w:t>
-      </w:r>
-      <w:r>
-        <w:t xml:space="preserve"> </w:t>
-      </w:r>
-      <w:r>
-        <w:t xml:space="preserve">described him as in a state of shock or panic.</w:t>
+        <w:t xml:space="preserve">After the killing, Melissa Todorovic did two things that helped convict her, and</w:t>
+      </w:r>
+      <w:r>
+        <w:t xml:space="preserve"> </w:t>
+      </w:r>
+      <w:r>
+        <w:t xml:space="preserve">both were acts of communication.</w:t>
       </w:r>
     </w:p>
     <w:p>
@@ -6879,31 +7021,43 @@
         <w:pStyle w:val="BodyText"/>
       </w:pPr>
       <w:r>
-        <w:t xml:space="preserve">What they said they saw when they crossed the hall would anchor the eventual</w:t>
-      </w:r>
-      <w:r>
-        <w:t xml:space="preserve"> </w:t>
-      </w:r>
-      <w:r>
-        <w:t xml:space="preserve">trial: a man slumped over in a chair in Sandeson’s apartment, with blood, cash,</w:t>
-      </w:r>
-      <w:r>
-        <w:t xml:space="preserve"> </w:t>
-      </w:r>
-      <w:r>
-        <w:t xml:space="preserve">and drugs. When Blades returned a short time later, he saw streaks of blood</w:t>
-      </w:r>
-      <w:r>
-        <w:t xml:space="preserve"> </w:t>
-      </w:r>
-      <w:r>
-        <w:t xml:space="preserve">running from the chair toward the bathroom. Sandeson said he had to clean up,</w:t>
-      </w:r>
-      <w:r>
-        <w:t xml:space="preserve"> </w:t>
-      </w:r>
-      <w:r>
-        <w:t xml:space="preserve">and asked to borrow Blades’s car. Blades refused.</w:t>
+        <w:t xml:space="preserve">First, she called Bagshaw. A friend of his who overheard part of the</w:t>
+      </w:r>
+      <w:r>
+        <w:t xml:space="preserve"> </w:t>
+      </w:r>
+      <w:r>
+        <w:t xml:space="preserve">conversation testified that Todorovic asked him a single question:</w:t>
+      </w:r>
+      <w:r>
+        <w:t xml:space="preserve"> </w:t>
+      </w:r>
+      <w:r>
+        <w:t xml:space="preserve">“</w:t>
+      </w:r>
+      <w:r>
+        <w:t xml:space="preserve">Did you do</w:t>
+      </w:r>
+      <w:r>
+        <w:t xml:space="preserve"> </w:t>
+      </w:r>
+      <w:r>
+        <w:t xml:space="preserve">it?</w:t>
+      </w:r>
+      <w:r>
+        <w:t xml:space="preserve">”</w:t>
+      </w:r>
+      <w:r>
+        <w:t xml:space="preserve"> </w:t>
+      </w:r>
+      <w:r>
+        <w:t xml:space="preserve">It is the question of a person waiting for confirmation that an order has</w:t>
+      </w:r>
+      <w:r>
+        <w:t xml:space="preserve"> </w:t>
+      </w:r>
+      <w:r>
+        <w:t xml:space="preserve">been carried out.</w:t>
       </w:r>
     </w:p>
     <w:p>
@@ -6911,25 +7065,43 @@
         <w:pStyle w:val="BodyText"/>
       </w:pPr>
       <w:r>
-        <w:t xml:space="preserve">Then the record goes dark, literally. The DVR that faithfully recorded the</w:t>
-      </w:r>
-      <w:r>
-        <w:t xml:space="preserve"> </w:t>
-      </w:r>
-      <w:r>
-        <w:t xml:space="preserve">comings and goings of the building did not record between roughly 11:30 p.m.</w:t>
-      </w:r>
-      <w:r>
-        <w:t xml:space="preserve"> </w:t>
-      </w:r>
-      <w:r>
-        <w:t xml:space="preserve">and 1:00 a.m. Whatever happened to Taylor Samson’s body in those ninety</w:t>
-      </w:r>
-      <w:r>
-        <w:t xml:space="preserve"> </w:t>
-      </w:r>
-      <w:r>
-        <w:t xml:space="preserve">minutes, the camera’s owner made sure it happened off screen.</w:t>
+        <w:t xml:space="preserve">Second, when police interviewed her, she eventually made an incriminating</w:t>
+      </w:r>
+      <w:r>
+        <w:t xml:space="preserve"> </w:t>
+      </w:r>
+      <w:r>
+        <w:t xml:space="preserve">statement to the effect that she had asked Bagshaw to kill Stefanie Rengel. Much</w:t>
+      </w:r>
+      <w:r>
+        <w:t xml:space="preserve"> </w:t>
+      </w:r>
+      <w:r>
+        <w:t xml:space="preserve">of the appeal turns on the admissibility of that statement and a second one; on</w:t>
+      </w:r>
+      <w:r>
+        <w:t xml:space="preserve"> </w:t>
+      </w:r>
+      <w:r>
+        <w:t xml:space="preserve">whether a fifteen-year-old had been properly given her rights under the Youth</w:t>
+      </w:r>
+      <w:r>
+        <w:t xml:space="preserve"> </w:t>
+      </w:r>
+      <w:r>
+        <w:t xml:space="preserve">Criminal Justice Act and whether she had been detained when she confessed. The</w:t>
+      </w:r>
+      <w:r>
+        <w:t xml:space="preserve"> </w:t>
+      </w:r>
+      <w:r>
+        <w:t xml:space="preserve">Court of Appeal worked carefully through those protections, which exist because</w:t>
+      </w:r>
+      <w:r>
+        <w:t xml:space="preserve"> </w:t>
+      </w:r>
+      <w:r>
+        <w:t xml:space="preserve">the person being questioned was a child, and upheld the trial judge’s rulings.</w:t>
       </w:r>
     </w:p>
     <w:p>
@@ -6937,35 +7109,163 @@
         <w:pStyle w:val="BodyText"/>
       </w:pPr>
       <w:r>
-        <w:t xml:space="preserve">When Sandeson’s girlfriend arrived at 12:30 a.m., the apartment smelled of</w:t>
-      </w:r>
-      <w:r>
-        <w:t xml:space="preserve"> </w:t>
-      </w:r>
-      <w:r>
-        <w:t xml:space="preserve">bleach. Blades noticed the same smell that morning. It later emerged that</w:t>
-      </w:r>
-      <w:r>
-        <w:t xml:space="preserve"> </w:t>
-      </w:r>
-      <w:r>
-        <w:t xml:space="preserve">Sandeson had asked both his roommate and his girlfriend, in advance, not to be</w:t>
-      </w:r>
-      <w:r>
-        <w:t xml:space="preserve"> </w:t>
-      </w:r>
-      <w:r>
-        <w:t xml:space="preserve">at the apartment that evening.</w:t>
-      </w:r>
-    </w:p>
-    <w:bookmarkEnd w:id="59"/>
-    <w:bookmarkStart w:id="60" w:name="the-cover-story-in-writing"/>
+        <w:t xml:space="preserve">A jury convicted Melissa Todorovic of first-degree murder. The trial judge</w:t>
+      </w:r>
+      <w:r>
+        <w:t xml:space="preserve"> </w:t>
+      </w:r>
+      <w:r>
+        <w:t xml:space="preserve">ordered that she, fifteen at the time of the offence, be sentenced as an adult:</w:t>
+      </w:r>
+      <w:r>
+        <w:t xml:space="preserve"> </w:t>
+      </w:r>
+      <w:r>
+        <w:t xml:space="preserve">life imprisonment with no parole eligibility for seven years. On appeal she</w:t>
+      </w:r>
+      <w:r>
+        <w:t xml:space="preserve"> </w:t>
+      </w:r>
+      <w:r>
+        <w:t xml:space="preserve">challenged both the conviction and the adult sentence. In February 2014, the</w:t>
+      </w:r>
+      <w:r>
+        <w:t xml:space="preserve"> </w:t>
+      </w:r>
+      <w:r>
+        <w:t xml:space="preserve">Court of Appeal dismissed both. The sentencing judge, it held, had been entitled</w:t>
+      </w:r>
+      <w:r>
+        <w:t xml:space="preserve"> </w:t>
+      </w:r>
+      <w:r>
+        <w:t xml:space="preserve">to conclude she remained dangerous; the murder had been</w:t>
+      </w:r>
+      <w:r>
+        <w:t xml:space="preserve"> </w:t>
+      </w:r>
+      <w:r>
+        <w:t xml:space="preserve">“</w:t>
+      </w:r>
+      <w:r>
+        <w:t xml:space="preserve">conceived out of the</w:t>
+      </w:r>
+      <w:r>
+        <w:t xml:space="preserve"> </w:t>
+      </w:r>
+      <w:r>
+        <w:t xml:space="preserve">appellant’s distorted view of her relationship with Bagshaw,</w:t>
+      </w:r>
+      <w:r>
+        <w:t xml:space="preserve">”</w:t>
+      </w:r>
+      <w:r>
+        <w:t xml:space="preserve"> </w:t>
+      </w:r>
+      <w:r>
+        <w:t xml:space="preserve">she showed no</w:t>
+      </w:r>
+      <w:r>
+        <w:t xml:space="preserve"> </w:t>
+      </w:r>
+      <w:r>
+        <w:t xml:space="preserve">empathy for the victim, and she</w:t>
+      </w:r>
+      <w:r>
+        <w:t xml:space="preserve"> </w:t>
+      </w:r>
+      <w:r>
+        <w:t xml:space="preserve">“</w:t>
+      </w:r>
+      <w:r>
+        <w:t xml:space="preserve">harboured ongoing thoughts of hurting other</w:t>
+      </w:r>
+      <w:r>
+        <w:t xml:space="preserve"> </w:t>
+      </w:r>
+      <w:r>
+        <w:t xml:space="preserve">persons.</w:t>
+      </w:r>
+      <w:r>
+        <w:t xml:space="preserve">”</w:t>
+      </w:r>
+    </w:p>
+    <w:p>
+      <w:pPr>
+        <w:pStyle w:val="BodyText"/>
+      </w:pPr>
+      <w:r>
+        <w:rPr>
+          <w:iCs/>
+          <w:i/>
+        </w:rPr>
+        <w:t xml:space="preserve">(A note on sourcing: this appeal decision is concerned mainly with the</w:t>
+      </w:r>
+      <w:r>
+        <w:rPr>
+          <w:iCs/>
+          <w:i/>
+        </w:rPr>
+        <w:t xml:space="preserve"> </w:t>
+      </w:r>
+      <w:r>
+        <w:rPr>
+          <w:iCs/>
+          <w:i/>
+        </w:rPr>
+        <w:t xml:space="preserve">admissibility of Todorovic’s police statements and her adult sentence, so it</w:t>
+      </w:r>
+      <w:r>
+        <w:rPr>
+          <w:iCs/>
+          <w:i/>
+        </w:rPr>
+        <w:t xml:space="preserve"> </w:t>
+      </w:r>
+      <w:r>
+        <w:rPr>
+          <w:iCs/>
+          <w:i/>
+        </w:rPr>
+        <w:t xml:space="preserve">summarizes the messaging evidence rather than quoting it at length. The detailed</w:t>
+      </w:r>
+      <w:r>
+        <w:rPr>
+          <w:iCs/>
+          <w:i/>
+        </w:rPr>
+        <w:t xml:space="preserve"> </w:t>
+      </w:r>
+      <w:r>
+        <w:rPr>
+          <w:iCs/>
+          <w:i/>
+        </w:rPr>
+        <w:t xml:space="preserve">content of the chats, widely reported at trial, lives in the trial record; this</w:t>
+      </w:r>
+      <w:r>
+        <w:rPr>
+          <w:iCs/>
+          <w:i/>
+        </w:rPr>
+        <w:t xml:space="preserve"> </w:t>
+      </w:r>
+      <w:r>
+        <w:rPr>
+          <w:iCs/>
+          <w:i/>
+        </w:rPr>
+        <w:t xml:space="preserve">chapter stays with what the appellate judgment sets out.)</w:t>
+      </w:r>
+    </w:p>
+    <w:bookmarkEnd w:id="60"/>
+    <w:bookmarkStart w:id="62" w:name="howd-she-get-caught"/>
     <w:p>
       <w:pPr>
         <w:pStyle w:val="Heading2"/>
       </w:pPr>
       <w:r>
-        <w:t xml:space="preserve">The cover story, in writing</w:t>
+        <w:t xml:space="preserve">How’d she get caught?</w:t>
       </w:r>
     </w:p>
     <w:p>
@@ -6973,421 +7273,55 @@
         <w:pStyle w:val="FirstParagraph"/>
       </w:pPr>
       <w:r>
-        <w:t xml:space="preserve">At 2:52 a.m., Sandeson began building his alibi by text message. He wrote to</w:t>
-      </w:r>
-      <w:r>
-        <w:t xml:space="preserve"> </w:t>
-      </w:r>
-      <w:r>
-        <w:t xml:space="preserve">another man in the drug trade that Samson had taken his money without</w:t>
-      </w:r>
-      <w:r>
-        <w:t xml:space="preserve"> </w:t>
-      </w:r>
-      <w:r>
-        <w:t xml:space="preserve">delivering the marijuana. He texted Samson’s phone, a phone whose owner no</w:t>
-      </w:r>
-      <w:r>
-        <w:t xml:space="preserve"> </w:t>
-      </w:r>
-      <w:r>
-        <w:t xml:space="preserve">one would ever hear from again, complaining that Samson hadn’t come back with</w:t>
-      </w:r>
-      <w:r>
-        <w:t xml:space="preserve"> </w:t>
-      </w:r>
-      <w:r>
-        <w:t xml:space="preserve">“</w:t>
-      </w:r>
-      <w:r>
-        <w:t xml:space="preserve">that stuff.</w:t>
-      </w:r>
-      <w:r>
-        <w:t xml:space="preserve">”</w:t>
-      </w:r>
-    </w:p>
-    <w:p>
-      <w:pPr>
-        <w:pStyle w:val="BodyText"/>
-      </w:pPr>
-      <w:r>
-        <w:t xml:space="preserve">Sunday morning, his own camera filmed him cleaning out the trunk of his car.</w:t>
-      </w:r>
-      <w:r>
-        <w:t xml:space="preserve"> </w:t>
-      </w:r>
-      <w:r>
-        <w:t xml:space="preserve">Samson’s DNA was later found in that trunk. Monday morning, the camera filmed</w:t>
-      </w:r>
-      <w:r>
-        <w:t xml:space="preserve"> </w:t>
-      </w:r>
-      <w:r>
-        <w:t xml:space="preserve">him carrying garbage bags out of the apartment, wearing gloves. Cell tower</w:t>
-      </w:r>
-      <w:r>
-        <w:t xml:space="preserve"> </w:t>
-      </w:r>
-      <w:r>
-        <w:t xml:space="preserve">records put his phone in Truro on Tuesday, where his family kept a farm;</w:t>
-      </w:r>
-      <w:r>
-        <w:t xml:space="preserve"> </w:t>
-      </w:r>
-      <w:r>
-        <w:t xml:space="preserve">investigators later found items there matching what he’d carried out,</w:t>
-      </w:r>
-      <w:r>
-        <w:t xml:space="preserve"> </w:t>
-      </w:r>
-      <w:r>
-        <w:t xml:space="preserve">including a shower curtain and a large duffel bag. Samson’s DNA was on them.</w:t>
-      </w:r>
-    </w:p>
-    <w:p>
-      <w:pPr>
-        <w:pStyle w:val="BodyText"/>
-      </w:pPr>
-      <w:r>
-        <w:t xml:space="preserve">The police reached Sandeson through one more digital thread: the last call to</w:t>
-      </w:r>
-      <w:r>
-        <w:t xml:space="preserve"> </w:t>
-      </w:r>
-      <w:r>
-        <w:t xml:space="preserve">Samson’s phone traced to an IP address at a group home where Sandeson worked.</w:t>
-      </w:r>
-      <w:r>
-        <w:t xml:space="preserve"> </w:t>
-      </w:r>
-      <w:r>
-        <w:t xml:space="preserve">When he came in voluntarily on August 18, he told a tidy story: he hadn’t seen</w:t>
-      </w:r>
-      <w:r>
-        <w:t xml:space="preserve"> </w:t>
-      </w:r>
-      <w:r>
-        <w:t xml:space="preserve">Samson since the 13th; the man simply never showed up on the 15th. Then he</w:t>
-      </w:r>
-      <w:r>
-        <w:t xml:space="preserve"> </w:t>
-      </w:r>
-      <w:r>
-        <w:t xml:space="preserve">handed police his phone and let them photograph his texts, apparently</w:t>
-      </w:r>
-      <w:r>
-        <w:t xml:space="preserve"> </w:t>
-      </w:r>
-      <w:r>
-        <w:t xml:space="preserve">confident his story would hold. The messages said otherwise. They showed a</w:t>
-      </w:r>
-      <w:r>
-        <w:t xml:space="preserve"> </w:t>
-      </w:r>
-      <w:r>
-        <w:t xml:space="preserve">major deal, and they showed Samson had arrived. The inconsistencies, and fear</w:t>
-      </w:r>
-      <w:r>
-        <w:t xml:space="preserve"> </w:t>
-      </w:r>
-      <w:r>
-        <w:t xml:space="preserve">that Samson might still be alive somewhere, sent police into the apartment</w:t>
-      </w:r>
-      <w:r>
-        <w:t xml:space="preserve"> </w:t>
-      </w:r>
-      <w:r>
-        <w:t xml:space="preserve">that evening, where they saw the surveillance DVR and an empty box for a</w:t>
-      </w:r>
-      <w:r>
-        <w:t xml:space="preserve"> </w:t>
-      </w:r>
-      <w:r>
-        <w:t xml:space="preserve">handgun; the gun itself was gone.</w:t>
-      </w:r>
-    </w:p>
-    <w:p>
-      <w:pPr>
-        <w:pStyle w:val="BodyText"/>
-      </w:pPr>
-      <w:r>
-        <w:t xml:space="preserve">A jury convicted William Sandeson of first-degree murder.</w:t>
-      </w:r>
-    </w:p>
-    <w:bookmarkEnd w:id="60"/>
-    <w:bookmarkStart w:id="61" w:name="X6b7f8c96fd91014007e11a09fe3cd9656ff130a"/>
-    <w:p>
-      <w:pPr>
-        <w:pStyle w:val="Heading2"/>
-      </w:pPr>
-      <w:r>
-        <w:t xml:space="preserve">The twist: betrayed by his own investigator</w:t>
-      </w:r>
-    </w:p>
-    <w:p>
-      <w:pPr>
-        <w:pStyle w:val="FirstParagraph"/>
-      </w:pPr>
-      <w:r>
-        <w:t xml:space="preserve">What happened next is one of the strangest episodes in Canadian criminal</w:t>
-      </w:r>
-      <w:r>
-        <w:t xml:space="preserve"> </w:t>
-      </w:r>
-      <w:r>
-        <w:t xml:space="preserve">procedure, and it is the reason this particular judgment exists.</w:t>
-      </w:r>
-    </w:p>
-    <w:p>
-      <w:pPr>
-        <w:pStyle w:val="BodyText"/>
-      </w:pPr>
-      <w:r>
-        <w:t xml:space="preserve">Blades and McCabe, the two men who saw the aftermath, had originally told</w:t>
-      </w:r>
-      <w:r>
-        <w:t xml:space="preserve"> </w:t>
-      </w:r>
-      <w:r>
-        <w:t xml:space="preserve">police they knew nothing. They were afraid. What changed? Mid-trial, the</w:t>
-      </w:r>
-      <w:r>
-        <w:t xml:space="preserve"> </w:t>
-      </w:r>
-      <w:r>
-        <w:t xml:space="preserve">defence learned the answer: a private investigator working for</w:t>
-      </w:r>
-      <w:r>
-        <w:t xml:space="preserve"> </w:t>
-      </w:r>
-      <w:r>
-        <w:rPr>
-          <w:iCs/>
-          <w:i/>
-        </w:rPr>
-        <w:t xml:space="preserve">Sandeson’s own</w:t>
-      </w:r>
-      <w:r>
-        <w:rPr>
-          <w:iCs/>
-          <w:i/>
-        </w:rPr>
-        <w:t xml:space="preserve"> </w:t>
-      </w:r>
-      <w:r>
-        <w:rPr>
-          <w:iCs/>
-          <w:i/>
-        </w:rPr>
-        <w:t xml:space="preserve">defence team</w:t>
-      </w:r>
-      <w:r>
-        <w:t xml:space="preserve"> </w:t>
-      </w:r>
-      <w:r>
-        <w:t xml:space="preserve">had located the two witnesses, won their confidence, and then</w:t>
-      </w:r>
-      <w:r>
-        <w:t xml:space="preserve"> </w:t>
-      </w:r>
-      <w:r>
-        <w:t xml:space="preserve">quietly steered them to the police, encouraging investigators to re-interview</w:t>
-      </w:r>
-      <w:r>
-        <w:t xml:space="preserve"> </w:t>
-      </w:r>
-      <w:r>
-        <w:t xml:space="preserve">them. The police welcomed the help and took steps to keep the investigator’s</w:t>
-      </w:r>
-      <w:r>
-        <w:t xml:space="preserve"> </w:t>
-      </w:r>
-      <w:r>
-        <w:t xml:space="preserve">name confidential. Nobody told the defence that its own agent had delivered</w:t>
-      </w:r>
-      <w:r>
-        <w:t xml:space="preserve"> </w:t>
-      </w:r>
-      <w:r>
-        <w:t xml:space="preserve">the Crown’s two eyewitnesses.</w:t>
-      </w:r>
-    </w:p>
-    <w:p>
-      <w:pPr>
-        <w:pStyle w:val="BodyText"/>
-      </w:pPr>
-      <w:r>
-        <w:t xml:space="preserve">The defence moved for a mistrial. The trial judge agreed there had been a</w:t>
-      </w:r>
-      <w:r>
-        <w:t xml:space="preserve"> </w:t>
-      </w:r>
-      <w:r>
-        <w:t xml:space="preserve">disclosure breach but refused the mistrial, offering a short adjournment</w:t>
-      </w:r>
-      <w:r>
-        <w:t xml:space="preserve"> </w:t>
-      </w:r>
-      <w:r>
-        <w:t xml:space="preserve">instead. In June 2020, the Nova Scotia Court of Appeal held that was not</w:t>
-      </w:r>
-      <w:r>
-        <w:t xml:space="preserve"> </w:t>
-      </w:r>
-      <w:r>
-        <w:t xml:space="preserve">enough. The right to make full answer and defence includes the right to bring</w:t>
-      </w:r>
-      <w:r>
-        <w:t xml:space="preserve"> </w:t>
-      </w:r>
-      <w:r>
-        <w:t xml:space="preserve">Charter challenges to how evidence was gathered, and the late disclosure had</w:t>
-      </w:r>
-      <w:r>
-        <w:t xml:space="preserve"> </w:t>
-      </w:r>
-      <w:r>
-        <w:t xml:space="preserve">gutted that ability; nor were the police mere passive recipients of a tip, but</w:t>
-      </w:r>
-      <w:r>
-        <w:t xml:space="preserve"> </w:t>
-      </w:r>
-      <w:r>
-        <w:t xml:space="preserve">“</w:t>
-      </w:r>
-      <w:r>
-        <w:t xml:space="preserve">active participants in a common venture</w:t>
-      </w:r>
-      <w:r>
-        <w:t xml:space="preserve">”</w:t>
-      </w:r>
-      <w:r>
-        <w:t xml:space="preserve"> </w:t>
-      </w:r>
-      <w:r>
-        <w:t xml:space="preserve">with the defence’s own</w:t>
-      </w:r>
-      <w:r>
-        <w:t xml:space="preserve"> </w:t>
-      </w:r>
-      <w:r>
-        <w:t xml:space="preserve">investigator. The conviction was set aside and a new trial ordered.</w:t>
-      </w:r>
-    </w:p>
-    <w:p>
-      <w:pPr>
-        <w:pStyle w:val="BodyText"/>
-      </w:pPr>
-      <w:r>
-        <w:t xml:space="preserve">Note what the court did not say: it never suggested the evidence pointed</w:t>
-      </w:r>
-      <w:r>
-        <w:t xml:space="preserve"> </w:t>
-      </w:r>
-      <w:r>
-        <w:t xml:space="preserve">anywhere but at Sandeson. The judgment is a lesson in process, and the facts</w:t>
-      </w:r>
-      <w:r>
-        <w:t xml:space="preserve"> </w:t>
-      </w:r>
-      <w:r>
-        <w:t xml:space="preserve">it recites are the reason process is all the defence had. At the retrial in</w:t>
-      </w:r>
-      <w:r>
-        <w:t xml:space="preserve"> </w:t>
-      </w:r>
-      <w:r>
-        <w:t xml:space="preserve">2023, a second jury heard the case without the tainted shortcut and convicted</w:t>
-      </w:r>
-      <w:r>
-        <w:t xml:space="preserve"> </w:t>
-      </w:r>
-      <w:r>
-        <w:t xml:space="preserve">Sandeson of second-degree murder.</w:t>
-      </w:r>
-      <w:r>
-        <w:t xml:space="preserve"> </w:t>
-      </w:r>
-      <w:r>
-        <w:rPr>
-          <w:iCs/>
-          <w:i/>
-        </w:rPr>
-        <w:t xml:space="preserve">(The retrial outcome is news-sourced, not</w:t>
-      </w:r>
-      <w:r>
-        <w:rPr>
-          <w:iCs/>
-          <w:i/>
-        </w:rPr>
-        <w:t xml:space="preserve"> </w:t>
-      </w:r>
-      <w:r>
-        <w:rPr>
-          <w:iCs/>
-          <w:i/>
-        </w:rPr>
-        <w:t xml:space="preserve">part of this decision; verify current status before print.)</w:t>
-      </w:r>
-    </w:p>
-    <w:bookmarkEnd w:id="61"/>
-    <w:bookmarkStart w:id="63" w:name="howd-he-get-caught-2"/>
-    <w:p>
-      <w:pPr>
-        <w:pStyle w:val="Heading2"/>
-      </w:pPr>
-      <w:r>
-        <w:t xml:space="preserve">How’d he get caught?</w:t>
-      </w:r>
-    </w:p>
-    <w:p>
-      <w:pPr>
-        <w:pStyle w:val="FirstParagraph"/>
-      </w:pPr>
-      <w:r>
-        <w:t xml:space="preserve">He was caught by his own infrastructure. The camera he installed recorded the</w:t>
-      </w:r>
-      <w:r>
-        <w:t xml:space="preserve"> </w:t>
-      </w:r>
-      <w:r>
-        <w:t xml:space="preserve">victim walking in and never walking out; its ninety-minute silence marked the</w:t>
-      </w:r>
-      <w:r>
-        <w:t xml:space="preserve"> </w:t>
-      </w:r>
-      <w:r>
-        <w:t xml:space="preserve">disposal window as clearly as any recording could have. His texts to a dead</w:t>
-      </w:r>
-      <w:r>
-        <w:t xml:space="preserve"> </w:t>
-      </w:r>
-      <w:r>
-        <w:t xml:space="preserve">man’s phone were a confession to staging. His car, his farm, and his gloves</w:t>
-      </w:r>
-      <w:r>
-        <w:t xml:space="preserve"> </w:t>
-      </w:r>
-      <w:r>
-        <w:t xml:space="preserve">all carried Samson’s DNA forward anyway. And when he sat across from police</w:t>
-      </w:r>
-      <w:r>
-        <w:t xml:space="preserve"> </w:t>
-      </w:r>
-      <w:r>
-        <w:t xml:space="preserve">and handed over his phone to prove his story, the phone told them he was</w:t>
-      </w:r>
-      <w:r>
-        <w:t xml:space="preserve"> </w:t>
-      </w:r>
-      <w:r>
-        <w:t xml:space="preserve">lying. William Sandeson surveilled everyone, including himself. The only thing</w:t>
-      </w:r>
-      <w:r>
-        <w:t xml:space="preserve"> </w:t>
-      </w:r>
-      <w:r>
-        <w:t xml:space="preserve">his system couldn’t record over was the truth.</w:t>
+        <w:t xml:space="preserve">She was caught because counselling a murder, in the age of the instant message,</w:t>
+      </w:r>
+      <w:r>
+        <w:t xml:space="preserve"> </w:t>
+      </w:r>
+      <w:r>
+        <w:t xml:space="preserve">leaves the same kind of evidence trail as committing one. Melissa Todorovic</w:t>
+      </w:r>
+      <w:r>
+        <w:t xml:space="preserve"> </w:t>
+      </w:r>
+      <w:r>
+        <w:t xml:space="preserve">never had to be at the scene, never had to hold the weapon, never had to get</w:t>
+      </w:r>
+      <w:r>
+        <w:t xml:space="preserve"> </w:t>
+      </w:r>
+      <w:r>
+        <w:t xml:space="preserve">blood on her hands. She directed a killing through a boyfriend she could work on</w:t>
+      </w:r>
+      <w:r>
+        <w:t xml:space="preserve"> </w:t>
+      </w:r>
+      <w:r>
+        <w:t xml:space="preserve">day and night through a screen. But every push, every demand, every expression</w:t>
+      </w:r>
+      <w:r>
+        <w:t xml:space="preserve"> </w:t>
+      </w:r>
+      <w:r>
+        <w:t xml:space="preserve">of the jealousy that drove it existed as data on a device, and the law of</w:t>
+      </w:r>
+      <w:r>
+        <w:t xml:space="preserve"> </w:t>
+      </w:r>
+      <w:r>
+        <w:t xml:space="preserve">counselling murder does not require your hand on the knife; it requires proof</w:t>
+      </w:r>
+      <w:r>
+        <w:t xml:space="preserve"> </w:t>
+      </w:r>
+      <w:r>
+        <w:t xml:space="preserve">that you put it in someone else’s. The chats were that proof. In this case, the</w:t>
+      </w:r>
+      <w:r>
+        <w:t xml:space="preserve"> </w:t>
+      </w:r>
+      <w:r>
+        <w:t xml:space="preserve">messages were not evidence of the crime. They were the crime.</w:t>
       </w:r>
     </w:p>
     <w:p>
@@ -7416,22 +7350,22 @@
           <w:iCs/>
           <w:i/>
         </w:rPr>
-        <w:t xml:space="preserve">R. v. Sandeson</w:t>
-      </w:r>
-      <w:r>
-        <w:t xml:space="preserve">, 2020 NSCA 47, Nova Scotia</w:t>
-      </w:r>
-      <w:r>
-        <w:t xml:space="preserve"> </w:t>
-      </w:r>
-      <w:r>
-        <w:t xml:space="preserve">Court of Appeal, decided June 17, 2020 (Farrar J.A.; Saunders and Scanlan</w:t>
-      </w:r>
-      <w:r>
-        <w:t xml:space="preserve"> </w:t>
-      </w:r>
-      <w:r>
-        <w:t xml:space="preserve">JJ.A. concurring).</w:t>
+        <w:t xml:space="preserve">R. v. Todorovic</w:t>
+      </w:r>
+      <w:r>
+        <w:t xml:space="preserve">, 2014 ONCA 153, Court of</w:t>
+      </w:r>
+      <w:r>
+        <w:t xml:space="preserve"> </w:t>
+      </w:r>
+      <w:r>
+        <w:t xml:space="preserve">Appeal for Ontario, decided February 27, 2014 (Rosenberg J.A.; Rouleau and</w:t>
+      </w:r>
+      <w:r>
+        <w:t xml:space="preserve"> </w:t>
+      </w:r>
+      <w:r>
+        <w:t xml:space="preserve">Pardu JJ.A. concurring).</w:t>
       </w:r>
       <w:r>
         <w:t xml:space="preserve"> </w:t>
@@ -7442,7 +7376,7 @@
       <w:r>
         <w:t xml:space="preserve"> </w:t>
       </w:r>
-      <w:hyperlink r:id="rId62">
+      <w:hyperlink r:id="rId61">
         <w:r>
           <w:rPr>
             <w:rStyle w:val="Hyperlink"/>
@@ -7457,24 +7391,24 @@
         <w:t xml:space="preserve"> </w:t>
       </w:r>
       <w:r>
-        <w:t xml:space="preserve">The factual overview opens the judgment; the private-investigator disclosure</w:t>
-      </w:r>
-      <w:r>
-        <w:t xml:space="preserve"> </w:t>
-      </w:r>
-      <w:r>
-        <w:t xml:space="preserve">saga and the mistrial analysis follow.</w:t>
-      </w:r>
-    </w:p>
+        <w:t xml:space="preserve">The factual overview is at paras. 3-6; the analysis of her police statements</w:t>
+      </w:r>
+      <w:r>
+        <w:t xml:space="preserve"> </w:t>
+      </w:r>
+      <w:r>
+        <w:t xml:space="preserve">and the adult-sentence decision follows.</w:t>
+      </w:r>
+    </w:p>
+    <w:bookmarkEnd w:id="62"/>
     <w:bookmarkEnd w:id="63"/>
-    <w:bookmarkEnd w:id="64"/>
-    <w:bookmarkStart w:id="70" w:name="chapter-19---the-letter-from-the-grave"/>
+    <w:bookmarkStart w:id="69" w:name="X224a54cfbe12541b911ec8945192b5378e1e509"/>
     <w:p>
       <w:pPr>
         <w:pStyle w:val="Heading1"/>
       </w:pPr>
       <w:r>
-        <w:t xml:space="preserve">Chapter 19 - The Letter From the Grave</w:t>
+        <w:t xml:space="preserve">Chapter 18 - The Camera He Installed Himself</w:t>
       </w:r>
     </w:p>
     <w:p>
@@ -7486,7 +7420,7 @@
           <w:bCs/>
           <w:b/>
         </w:rPr>
-        <w:t xml:space="preserve">Two weeks before she died, Julie Jensen told a police officer: if anything</w:t>
+        <w:t xml:space="preserve">His own security camera caught Taylor Samson walking in with a duffel bag</w:t>
       </w:r>
       <w:r>
         <w:rPr>
@@ -7500,7 +7434,7 @@
           <w:bCs/>
           <w:b/>
         </w:rPr>
-        <w:t xml:space="preserve">happens to me, my husband should be your first suspect.</w:t>
+        <w:t xml:space="preserve">full of marijuana. No camera on earth ever caught him walking out.</w:t>
       </w:r>
     </w:p>
     <w:p>
@@ -7508,7 +7442,31 @@
         <w:pStyle w:val="BodyText"/>
       </w:pPr>
       <w:r>
-        <w:t xml:space="preserve">Most murder victims never get to testify. Julie Jensen tried anyway.</w:t>
+        <w:t xml:space="preserve">In August 2015, William Sandeson was days away from starting medical school at</w:t>
+      </w:r>
+      <w:r>
+        <w:t xml:space="preserve"> </w:t>
+      </w:r>
+      <w:r>
+        <w:t xml:space="preserve">Dalhousie University in Halifax. He was also a drug dealer. So was Taylor</w:t>
+      </w:r>
+      <w:r>
+        <w:t xml:space="preserve"> </w:t>
+      </w:r>
+      <w:r>
+        <w:t xml:space="preserve">Samson, a Dalhousie physics student who lived nearby, and on the night of</w:t>
+      </w:r>
+      <w:r>
+        <w:t xml:space="preserve"> </w:t>
+      </w:r>
+      <w:r>
+        <w:t xml:space="preserve">August 15 the two arranged a deal at Sandeson’s apartment on Henry Street: a</w:t>
+      </w:r>
+      <w:r>
+        <w:t xml:space="preserve"> </w:t>
+      </w:r>
+      <w:r>
+        <w:t xml:space="preserve">large quantity of marijuana, for which Sandeson was to pay $40,000.</w:t>
       </w:r>
     </w:p>
     <w:p>
@@ -7516,37 +7474,226 @@
         <w:pStyle w:val="BodyText"/>
       </w:pPr>
       <w:r>
-        <w:t xml:space="preserve">In the fall of 1998, in Pleasant Prairie, Wisconsin, Julie was living in fear</w:t>
-      </w:r>
-      <w:r>
-        <w:t xml:space="preserve"> </w:t>
-      </w:r>
-      <w:r>
-        <w:t xml:space="preserve">that she did not know how to prove. So she did two things. She wrote a letter,</w:t>
-      </w:r>
-      <w:r>
-        <w:t xml:space="preserve"> </w:t>
-      </w:r>
-      <w:r>
-        <w:t xml:space="preserve">sealed it, and gave it to her neighbor, with instructions to hand it to the</w:t>
-      </w:r>
-      <w:r>
-        <w:t xml:space="preserve"> </w:t>
-      </w:r>
-      <w:r>
-        <w:t xml:space="preserve">police if anything should happen to her. And she left two voicemails for</w:t>
-      </w:r>
-      <w:r>
-        <w:t xml:space="preserve"> </w:t>
-      </w:r>
-      <w:r>
-        <w:t xml:space="preserve">Pleasant Prairie Police Officer Ron Kosman, telling him that if she were found</w:t>
-      </w:r>
-      <w:r>
-        <w:t xml:space="preserve"> </w:t>
-      </w:r>
-      <w:r>
-        <w:t xml:space="preserve">dead, her husband Mark should be his</w:t>
+        <w:t xml:space="preserve">Samson told his girlfriend he’d be back soon. He left his wallet, his keys,</w:t>
+      </w:r>
+      <w:r>
+        <w:t xml:space="preserve"> </w:t>
+      </w:r>
+      <w:r>
+        <w:t xml:space="preserve">and his prescription medication behind. At about 10:30 p.m., a security camera</w:t>
+      </w:r>
+      <w:r>
+        <w:t xml:space="preserve"> </w:t>
+      </w:r>
+      <w:r>
+        <w:t xml:space="preserve">recorded him arriving at Sandeson’s building with Sandeson, carrying a large</w:t>
+      </w:r>
+      <w:r>
+        <w:t xml:space="preserve"> </w:t>
+      </w:r>
+      <w:r>
+        <w:t xml:space="preserve">black duffel bag.</w:t>
+      </w:r>
+    </w:p>
+    <w:p>
+      <w:pPr>
+        <w:pStyle w:val="BodyText"/>
+      </w:pPr>
+      <w:r>
+        <w:t xml:space="preserve">That was the last time anyone saw Taylor Samson. His body has never been</w:t>
+      </w:r>
+      <w:r>
+        <w:t xml:space="preserve"> </w:t>
+      </w:r>
+      <w:r>
+        <w:t xml:space="preserve">found.</w:t>
+      </w:r>
+    </w:p>
+    <w:p>
+      <w:pPr>
+        <w:pStyle w:val="BodyText"/>
+      </w:pPr>
+      <w:r>
+        <w:t xml:space="preserve">The camera that recorded his arrival was Sandeson’s own; a surveillance</w:t>
+      </w:r>
+      <w:r>
+        <w:t xml:space="preserve"> </w:t>
+      </w:r>
+      <w:r>
+        <w:t xml:space="preserve">system he had installed himself, wired to a DVR inside his apartment. It</w:t>
+      </w:r>
+      <w:r>
+        <w:t xml:space="preserve"> </w:t>
+      </w:r>
+      <w:r>
+        <w:t xml:space="preserve">would become one of the Crown’s best witnesses, twice over: once for what it</w:t>
+      </w:r>
+      <w:r>
+        <w:t xml:space="preserve"> </w:t>
+      </w:r>
+      <w:r>
+        <w:t xml:space="preserve">recorded, and once for when it mysteriously didn’t.</w:t>
+      </w:r>
+    </w:p>
+    <w:bookmarkStart w:id="64" w:name="the-gunshot-across-the-hall"/>
+    <w:p>
+      <w:pPr>
+        <w:pStyle w:val="Heading2"/>
+      </w:pPr>
+      <w:r>
+        <w:t xml:space="preserve">The gunshot across the hall</w:t>
+      </w:r>
+    </w:p>
+    <w:p>
+      <w:pPr>
+        <w:pStyle w:val="FirstParagraph"/>
+      </w:pPr>
+      <w:r>
+        <w:t xml:space="preserve">Across the hall lived Pookiel McCabe, and that evening McCabe had a friend</w:t>
+      </w:r>
+      <w:r>
+        <w:t xml:space="preserve"> </w:t>
+      </w:r>
+      <w:r>
+        <w:t xml:space="preserve">over, Justin Blades. Sandeson had been hanging out with them, then went back</w:t>
+      </w:r>
+      <w:r>
+        <w:t xml:space="preserve"> </w:t>
+      </w:r>
+      <w:r>
+        <w:t xml:space="preserve">to his own apartment. Some time later, the two men heard a single gunshot.</w:t>
+      </w:r>
+      <w:r>
+        <w:t xml:space="preserve"> </w:t>
+      </w:r>
+      <w:r>
+        <w:t xml:space="preserve">Sandeson’s camera caught him at McCabe’s door moments afterward; both men</w:t>
+      </w:r>
+      <w:r>
+        <w:t xml:space="preserve"> </w:t>
+      </w:r>
+      <w:r>
+        <w:t xml:space="preserve">described him as in a state of shock or panic.</w:t>
+      </w:r>
+    </w:p>
+    <w:p>
+      <w:pPr>
+        <w:pStyle w:val="BodyText"/>
+      </w:pPr>
+      <w:r>
+        <w:t xml:space="preserve">What they said they saw when they crossed the hall would anchor the eventual</w:t>
+      </w:r>
+      <w:r>
+        <w:t xml:space="preserve"> </w:t>
+      </w:r>
+      <w:r>
+        <w:t xml:space="preserve">trial: a man slumped over in a chair in Sandeson’s apartment, with blood, cash,</w:t>
+      </w:r>
+      <w:r>
+        <w:t xml:space="preserve"> </w:t>
+      </w:r>
+      <w:r>
+        <w:t xml:space="preserve">and drugs. When Blades returned a short time later, he saw streaks of blood</w:t>
+      </w:r>
+      <w:r>
+        <w:t xml:space="preserve"> </w:t>
+      </w:r>
+      <w:r>
+        <w:t xml:space="preserve">running from the chair toward the bathroom. Sandeson said he had to clean up,</w:t>
+      </w:r>
+      <w:r>
+        <w:t xml:space="preserve"> </w:t>
+      </w:r>
+      <w:r>
+        <w:t xml:space="preserve">and asked to borrow Blades’s car. Blades refused.</w:t>
+      </w:r>
+    </w:p>
+    <w:p>
+      <w:pPr>
+        <w:pStyle w:val="BodyText"/>
+      </w:pPr>
+      <w:r>
+        <w:t xml:space="preserve">Then the record goes dark, literally. The DVR that faithfully recorded the</w:t>
+      </w:r>
+      <w:r>
+        <w:t xml:space="preserve"> </w:t>
+      </w:r>
+      <w:r>
+        <w:t xml:space="preserve">comings and goings of the building did not record between roughly 11:30 p.m.</w:t>
+      </w:r>
+      <w:r>
+        <w:t xml:space="preserve"> </w:t>
+      </w:r>
+      <w:r>
+        <w:t xml:space="preserve">and 1:00 a.m. Whatever happened to Taylor Samson’s body in those ninety</w:t>
+      </w:r>
+      <w:r>
+        <w:t xml:space="preserve"> </w:t>
+      </w:r>
+      <w:r>
+        <w:t xml:space="preserve">minutes, the camera’s owner made sure it happened off screen.</w:t>
+      </w:r>
+    </w:p>
+    <w:p>
+      <w:pPr>
+        <w:pStyle w:val="BodyText"/>
+      </w:pPr>
+      <w:r>
+        <w:t xml:space="preserve">When Sandeson’s girlfriend arrived at 12:30 a.m., the apartment smelled of</w:t>
+      </w:r>
+      <w:r>
+        <w:t xml:space="preserve"> </w:t>
+      </w:r>
+      <w:r>
+        <w:t xml:space="preserve">bleach. Blades noticed the same smell that morning. It later emerged that</w:t>
+      </w:r>
+      <w:r>
+        <w:t xml:space="preserve"> </w:t>
+      </w:r>
+      <w:r>
+        <w:t xml:space="preserve">Sandeson had asked both his roommate and his girlfriend, in advance, not to be</w:t>
+      </w:r>
+      <w:r>
+        <w:t xml:space="preserve"> </w:t>
+      </w:r>
+      <w:r>
+        <w:t xml:space="preserve">at the apartment that evening.</w:t>
+      </w:r>
+    </w:p>
+    <w:bookmarkEnd w:id="64"/>
+    <w:bookmarkStart w:id="65" w:name="the-cover-story-in-writing"/>
+    <w:p>
+      <w:pPr>
+        <w:pStyle w:val="Heading2"/>
+      </w:pPr>
+      <w:r>
+        <w:t xml:space="preserve">The cover story, in writing</w:t>
+      </w:r>
+    </w:p>
+    <w:p>
+      <w:pPr>
+        <w:pStyle w:val="FirstParagraph"/>
+      </w:pPr>
+      <w:r>
+        <w:t xml:space="preserve">At 2:52 a.m., Sandeson began building his alibi by text message. He wrote to</w:t>
+      </w:r>
+      <w:r>
+        <w:t xml:space="preserve"> </w:t>
+      </w:r>
+      <w:r>
+        <w:t xml:space="preserve">another man in the drug trade that Samson had taken his money without</w:t>
+      </w:r>
+      <w:r>
+        <w:t xml:space="preserve"> </w:t>
+      </w:r>
+      <w:r>
+        <w:t xml:space="preserve">delivering the marijuana. He texted Samson’s phone, a phone whose owner no</w:t>
+      </w:r>
+      <w:r>
+        <w:t xml:space="preserve"> </w:t>
+      </w:r>
+      <w:r>
+        <w:t xml:space="preserve">one would ever hear from again, complaining that Samson hadn’t come back with</w:t>
       </w:r>
       <w:r>
         <w:t xml:space="preserve"> </w:t>
@@ -7555,7 +7702,7 @@
         <w:t xml:space="preserve">“</w:t>
       </w:r>
       <w:r>
-        <w:t xml:space="preserve">first suspect.</w:t>
+        <w:t xml:space="preserve">that stuff.</w:t>
       </w:r>
       <w:r>
         <w:t xml:space="preserve">”</w:t>
@@ -7566,7 +7713,37 @@
         <w:pStyle w:val="BodyText"/>
       </w:pPr>
       <w:r>
-        <w:t xml:space="preserve">Then, on December 3, 1998, Julie Jensen died of poisoning.</w:t>
+        <w:t xml:space="preserve">Sunday morning, his own camera filmed him cleaning out the trunk of his car.</w:t>
+      </w:r>
+      <w:r>
+        <w:t xml:space="preserve"> </w:t>
+      </w:r>
+      <w:r>
+        <w:t xml:space="preserve">Samson’s DNA was later found in that trunk. Monday morning, the camera filmed</w:t>
+      </w:r>
+      <w:r>
+        <w:t xml:space="preserve"> </w:t>
+      </w:r>
+      <w:r>
+        <w:t xml:space="preserve">him carrying garbage bags out of the apartment, wearing gloves. Cell tower</w:t>
+      </w:r>
+      <w:r>
+        <w:t xml:space="preserve"> </w:t>
+      </w:r>
+      <w:r>
+        <w:t xml:space="preserve">records put his phone in Truro on Tuesday, where his family kept a farm;</w:t>
+      </w:r>
+      <w:r>
+        <w:t xml:space="preserve"> </w:t>
+      </w:r>
+      <w:r>
+        <w:t xml:space="preserve">investigators later found items there matching what he’d carried out,</w:t>
+      </w:r>
+      <w:r>
+        <w:t xml:space="preserve"> </w:t>
+      </w:r>
+      <w:r>
+        <w:t xml:space="preserve">including a shower curtain and a large duffel bag. Samson’s DNA was on them.</w:t>
       </w:r>
     </w:p>
     <w:p>
@@ -7574,58 +7751,79 @@
         <w:pStyle w:val="BodyText"/>
       </w:pPr>
       <w:r>
-        <w:t xml:space="preserve">She was right about everything except how long it would take. The letter she</w:t>
-      </w:r>
-      <w:r>
-        <w:t xml:space="preserve"> </w:t>
-      </w:r>
-      <w:r>
-        <w:t xml:space="preserve">left behind became the center of one of the longest evidentiary wars in</w:t>
-      </w:r>
-      <w:r>
-        <w:t xml:space="preserve"> </w:t>
-      </w:r>
-      <w:r>
-        <w:t xml:space="preserve">American criminal law; a quarter-century battle over a question that sounds</w:t>
-      </w:r>
-      <w:r>
-        <w:t xml:space="preserve"> </w:t>
-      </w:r>
-      <w:r>
-        <w:t xml:space="preserve">simple and is anything but:</w:t>
-      </w:r>
-      <w:r>
-        <w:t xml:space="preserve"> </w:t>
-      </w:r>
-      <w:r>
-        <w:rPr>
-          <w:iCs/>
-          <w:i/>
-        </w:rPr>
-        <w:t xml:space="preserve">can a murdered woman accuse her killer from the</w:t>
-      </w:r>
-      <w:r>
-        <w:rPr>
-          <w:iCs/>
-          <w:i/>
-        </w:rPr>
-        <w:t xml:space="preserve"> </w:t>
-      </w:r>
-      <w:r>
-        <w:rPr>
-          <w:iCs/>
-          <w:i/>
-        </w:rPr>
-        <w:t xml:space="preserve">grave?</w:t>
-      </w:r>
-    </w:p>
-    <w:bookmarkStart w:id="65" w:name="the-charge-and-the-earthquake"/>
+        <w:t xml:space="preserve">The police reached Sandeson through one more digital thread: the last call to</w:t>
+      </w:r>
+      <w:r>
+        <w:t xml:space="preserve"> </w:t>
+      </w:r>
+      <w:r>
+        <w:t xml:space="preserve">Samson’s phone traced to an IP address at a group home where Sandeson worked.</w:t>
+      </w:r>
+      <w:r>
+        <w:t xml:space="preserve"> </w:t>
+      </w:r>
+      <w:r>
+        <w:t xml:space="preserve">When he came in voluntarily on August 18, he told a tidy story: he hadn’t seen</w:t>
+      </w:r>
+      <w:r>
+        <w:t xml:space="preserve"> </w:t>
+      </w:r>
+      <w:r>
+        <w:t xml:space="preserve">Samson since the 13th; the man simply never showed up on the 15th. Then he</w:t>
+      </w:r>
+      <w:r>
+        <w:t xml:space="preserve"> </w:t>
+      </w:r>
+      <w:r>
+        <w:t xml:space="preserve">handed police his phone and let them photograph his texts, apparently</w:t>
+      </w:r>
+      <w:r>
+        <w:t xml:space="preserve"> </w:t>
+      </w:r>
+      <w:r>
+        <w:t xml:space="preserve">confident his story would hold. The messages said otherwise. They showed a</w:t>
+      </w:r>
+      <w:r>
+        <w:t xml:space="preserve"> </w:t>
+      </w:r>
+      <w:r>
+        <w:t xml:space="preserve">major deal, and they showed Samson had arrived. The inconsistencies, and fear</w:t>
+      </w:r>
+      <w:r>
+        <w:t xml:space="preserve"> </w:t>
+      </w:r>
+      <w:r>
+        <w:t xml:space="preserve">that Samson might still be alive somewhere, sent police into the apartment</w:t>
+      </w:r>
+      <w:r>
+        <w:t xml:space="preserve"> </w:t>
+      </w:r>
+      <w:r>
+        <w:t xml:space="preserve">that evening, where they saw the surveillance DVR and an empty box for a</w:t>
+      </w:r>
+      <w:r>
+        <w:t xml:space="preserve"> </w:t>
+      </w:r>
+      <w:r>
+        <w:t xml:space="preserve">handgun; the gun itself was gone.</w:t>
+      </w:r>
+    </w:p>
+    <w:p>
+      <w:pPr>
+        <w:pStyle w:val="BodyText"/>
+      </w:pPr>
+      <w:r>
+        <w:t xml:space="preserve">A jury convicted William Sandeson of first-degree murder.</w:t>
+      </w:r>
+    </w:p>
+    <w:bookmarkEnd w:id="65"/>
+    <w:bookmarkStart w:id="66" w:name="X6b7f8c96fd91014007e11a09fe3cd9656ff130a"/>
     <w:p>
       <w:pPr>
         <w:pStyle w:val="Heading2"/>
       </w:pPr>
       <w:r>
-        <w:t xml:space="preserve">The charge, and the earthquake</w:t>
+        <w:t xml:space="preserve">The twist: betrayed by his own investigator</w:t>
       </w:r>
     </w:p>
     <w:p>
@@ -7633,37 +7831,13 @@
         <w:pStyle w:val="FirstParagraph"/>
       </w:pPr>
       <w:r>
-        <w:t xml:space="preserve">Mark Jensen was charged with first-degree intentional homicide in 2002, four</w:t>
-      </w:r>
-      <w:r>
-        <w:t xml:space="preserve"> </w:t>
-      </w:r>
-      <w:r>
-        <w:t xml:space="preserve">years after Julie’s death. The State’s theory was that Mark, entangled in an</w:t>
-      </w:r>
-      <w:r>
-        <w:t xml:space="preserve"> </w:t>
-      </w:r>
-      <w:r>
-        <w:t xml:space="preserve">affair, had poisoned his wife and dressed her death as a suicide, and that</w:t>
-      </w:r>
-      <w:r>
-        <w:t xml:space="preserve"> </w:t>
-      </w:r>
-      <w:r>
-        <w:t xml:space="preserve">Julie, sensing what was coming, had left her letter precisely because she</w:t>
-      </w:r>
-      <w:r>
-        <w:t xml:space="preserve"> </w:t>
-      </w:r>
-      <w:r>
-        <w:t xml:space="preserve">feared he would kill her and call it self-inflicted. Her letter and voicemails</w:t>
-      </w:r>
-      <w:r>
-        <w:t xml:space="preserve"> </w:t>
-      </w:r>
-      <w:r>
-        <w:t xml:space="preserve">were the answer to the suicide story, delivered in her own voice.</w:t>
+        <w:t xml:space="preserve">What happened next is one of the strangest episodes in Canadian criminal</w:t>
+      </w:r>
+      <w:r>
+        <w:t xml:space="preserve"> </w:t>
+      </w:r>
+      <w:r>
+        <w:t xml:space="preserve">procedure, and it is the reason this particular judgment exists.</w:t>
       </w:r>
     </w:p>
     <w:p>
@@ -7671,51 +7845,111 @@
         <w:pStyle w:val="BodyText"/>
       </w:pPr>
       <w:r>
-        <w:t xml:space="preserve">The trial court initially ruled the letter admissible. Then, in 2004, while</w:t>
-      </w:r>
-      <w:r>
-        <w:t xml:space="preserve"> </w:t>
-      </w:r>
-      <w:r>
-        <w:t xml:space="preserve">the case was still in pretrial hearings, the United States Supreme Court</w:t>
-      </w:r>
-      <w:r>
-        <w:t xml:space="preserve"> </w:t>
-      </w:r>
-      <w:r>
-        <w:t xml:space="preserve">decided</w:t>
-      </w:r>
-      <w:r>
-        <w:t xml:space="preserve"> </w:t>
-      </w:r>
-      <w:r>
-        <w:rPr>
-          <w:iCs/>
-          <w:i/>
-        </w:rPr>
-        <w:t xml:space="preserve">Crawford v. Washington</w:t>
-      </w:r>
-      <w:r>
-        <w:t xml:space="preserve">, an earthquake that rewrote the law of the</w:t>
-      </w:r>
-      <w:r>
-        <w:t xml:space="preserve"> </w:t>
-      </w:r>
-      <w:r>
-        <w:t xml:space="preserve">Confrontation Clause. After</w:t>
-      </w:r>
-      <w:r>
-        <w:t xml:space="preserve"> </w:t>
-      </w:r>
-      <w:r>
-        <w:rPr>
-          <w:iCs/>
-          <w:i/>
-        </w:rPr>
-        <w:t xml:space="preserve">Crawford</w:t>
-      </w:r>
-      <w:r>
-        <w:t xml:space="preserve">, an absent witness’s</w:t>
+        <w:t xml:space="preserve">Blades and McCabe, the two men who saw the aftermath, had originally told</w:t>
+      </w:r>
+      <w:r>
+        <w:t xml:space="preserve"> </w:t>
+      </w:r>
+      <w:r>
+        <w:t xml:space="preserve">police they knew nothing. They were afraid. What changed? Mid-trial, the</w:t>
+      </w:r>
+      <w:r>
+        <w:t xml:space="preserve"> </w:t>
+      </w:r>
+      <w:r>
+        <w:t xml:space="preserve">defence learned the answer: a private investigator working for</w:t>
+      </w:r>
+      <w:r>
+        <w:t xml:space="preserve"> </w:t>
+      </w:r>
+      <w:r>
+        <w:rPr>
+          <w:iCs/>
+          <w:i/>
+        </w:rPr>
+        <w:t xml:space="preserve">Sandeson’s own</w:t>
+      </w:r>
+      <w:r>
+        <w:rPr>
+          <w:iCs/>
+          <w:i/>
+        </w:rPr>
+        <w:t xml:space="preserve"> </w:t>
+      </w:r>
+      <w:r>
+        <w:rPr>
+          <w:iCs/>
+          <w:i/>
+        </w:rPr>
+        <w:t xml:space="preserve">defence team</w:t>
+      </w:r>
+      <w:r>
+        <w:t xml:space="preserve"> </w:t>
+      </w:r>
+      <w:r>
+        <w:t xml:space="preserve">had located the two witnesses, won their confidence, and then</w:t>
+      </w:r>
+      <w:r>
+        <w:t xml:space="preserve"> </w:t>
+      </w:r>
+      <w:r>
+        <w:t xml:space="preserve">quietly steered them to the police, encouraging investigators to re-interview</w:t>
+      </w:r>
+      <w:r>
+        <w:t xml:space="preserve"> </w:t>
+      </w:r>
+      <w:r>
+        <w:t xml:space="preserve">them. The police welcomed the help and took steps to keep the investigator’s</w:t>
+      </w:r>
+      <w:r>
+        <w:t xml:space="preserve"> </w:t>
+      </w:r>
+      <w:r>
+        <w:t xml:space="preserve">name confidential. Nobody told the defence that its own agent had delivered</w:t>
+      </w:r>
+      <w:r>
+        <w:t xml:space="preserve"> </w:t>
+      </w:r>
+      <w:r>
+        <w:t xml:space="preserve">the Crown’s two eyewitnesses.</w:t>
+      </w:r>
+    </w:p>
+    <w:p>
+      <w:pPr>
+        <w:pStyle w:val="BodyText"/>
+      </w:pPr>
+      <w:r>
+        <w:t xml:space="preserve">The defence moved for a mistrial. The trial judge agreed there had been a</w:t>
+      </w:r>
+      <w:r>
+        <w:t xml:space="preserve"> </w:t>
+      </w:r>
+      <w:r>
+        <w:t xml:space="preserve">disclosure breach but refused the mistrial, offering a short adjournment</w:t>
+      </w:r>
+      <w:r>
+        <w:t xml:space="preserve"> </w:t>
+      </w:r>
+      <w:r>
+        <w:t xml:space="preserve">instead. In June 2020, the Nova Scotia Court of Appeal held that was not</w:t>
+      </w:r>
+      <w:r>
+        <w:t xml:space="preserve"> </w:t>
+      </w:r>
+      <w:r>
+        <w:t xml:space="preserve">enough. The right to make full answer and defence includes the right to bring</w:t>
+      </w:r>
+      <w:r>
+        <w:t xml:space="preserve"> </w:t>
+      </w:r>
+      <w:r>
+        <w:t xml:space="preserve">Charter challenges to how evidence was gathered, and the late disclosure had</w:t>
+      </w:r>
+      <w:r>
+        <w:t xml:space="preserve"> </w:t>
+      </w:r>
+      <w:r>
+        <w:t xml:space="preserve">gutted that ability; nor were the police mere passive recipients of a tip, but</w:t>
       </w:r>
       <w:r>
         <w:t xml:space="preserve"> </w:t>
@@ -7724,7 +7958,7 @@
         <w:t xml:space="preserve">“</w:t>
       </w:r>
       <w:r>
-        <w:t xml:space="preserve">testimonial</w:t>
+        <w:t xml:space="preserve">active participants in a common venture</w:t>
       </w:r>
       <w:r>
         <w:t xml:space="preserve">”</w:t>
@@ -7733,19 +7967,13 @@
         <w:t xml:space="preserve"> </w:t>
       </w:r>
       <w:r>
-        <w:t xml:space="preserve">statement cannot be used against a defendant who never had the chance to</w:t>
-      </w:r>
-      <w:r>
-        <w:t xml:space="preserve"> </w:t>
-      </w:r>
-      <w:r>
-        <w:t xml:space="preserve">cross-examine her. And Julie, the witness at the heart of the case, could</w:t>
-      </w:r>
-      <w:r>
-        <w:t xml:space="preserve"> </w:t>
-      </w:r>
-      <w:r>
-        <w:t xml:space="preserve">never be cross-examined by anyone.</w:t>
+        <w:t xml:space="preserve">with the defence’s own</w:t>
+      </w:r>
+      <w:r>
+        <w:t xml:space="preserve"> </w:t>
+      </w:r>
+      <w:r>
+        <w:t xml:space="preserve">investigator. The conviction was set aside and a new trial ordered.</w:t>
       </w:r>
     </w:p>
     <w:p>
@@ -7753,406 +7981,65 @@
         <w:pStyle w:val="BodyText"/>
       </w:pPr>
       <w:r>
-        <w:t xml:space="preserve">What followed reads like a two-decade tennis rally between every level of the</w:t>
-      </w:r>
-      <w:r>
-        <w:t xml:space="preserve"> </w:t>
-      </w:r>
-      <w:r>
-        <w:t xml:space="preserve">American court system.</w:t>
-      </w:r>
-    </w:p>
-    <w:p>
-      <w:pPr>
-        <w:pStyle w:val="BodyText"/>
-      </w:pPr>
-      <w:r>
-        <w:t xml:space="preserve">The Wisconsin Supreme Court held in 2007 (</w:t>
-      </w:r>
-      <w:r>
-        <w:rPr>
-          <w:iCs/>
-          <w:i/>
-        </w:rPr>
-        <w:t xml:space="preserve">Jensen I</w:t>
-      </w:r>
-      <w:r>
-        <w:t xml:space="preserve">) that Julie’s letter and</w:t>
-      </w:r>
-      <w:r>
-        <w:t xml:space="preserve"> </w:t>
-      </w:r>
-      <w:r>
-        <w:t xml:space="preserve">voicemails were testimonial; their very purpose was to point police to her</w:t>
-      </w:r>
-      <w:r>
-        <w:t xml:space="preserve"> </w:t>
-      </w:r>
-      <w:r>
-        <w:t xml:space="preserve">killer if she died, and they were therefore inadmissible…</w:t>
-      </w:r>
-      <w:r>
-        <w:t xml:space="preserve"> </w:t>
-      </w:r>
-      <w:r>
-        <w:rPr>
-          <w:iCs/>
-          <w:i/>
-        </w:rPr>
-        <w:t xml:space="preserve">unless</w:t>
-      </w:r>
-      <w:r>
-        <w:t xml:space="preserve"> </w:t>
-      </w:r>
-      <w:r>
-        <w:t xml:space="preserve">Mark had</w:t>
-      </w:r>
-      <w:r>
-        <w:t xml:space="preserve"> </w:t>
-      </w:r>
-      <w:r>
-        <w:t xml:space="preserve">forfeited his confrontation right by killing her, the ancient doctrine of</w:t>
-      </w:r>
-      <w:r>
-        <w:t xml:space="preserve"> </w:t>
-      </w:r>
-      <w:r>
-        <w:t xml:space="preserve">“</w:t>
-      </w:r>
-      <w:r>
-        <w:t xml:space="preserve">forfeiture-by-wrongdoing.</w:t>
-      </w:r>
-      <w:r>
-        <w:t xml:space="preserve">”</w:t>
-      </w:r>
-      <w:r>
-        <w:t xml:space="preserve"> </w:t>
-      </w:r>
-      <w:r>
-        <w:t xml:space="preserve">On remand, the circuit court found he had. The</w:t>
-      </w:r>
-      <w:r>
-        <w:t xml:space="preserve"> </w:t>
-      </w:r>
-      <w:r>
-        <w:t xml:space="preserve">letter went to the jury, and in 2008 the jury convicted Mark Jensen of</w:t>
-      </w:r>
-      <w:r>
-        <w:t xml:space="preserve"> </w:t>
-      </w:r>
-      <w:r>
-        <w:t xml:space="preserve">murdering Julie.</w:t>
-      </w:r>
-    </w:p>
-    <w:p>
-      <w:pPr>
-        <w:pStyle w:val="BodyText"/>
-      </w:pPr>
-      <w:r>
-        <w:t xml:space="preserve">Then the ground shifted again. The U.S. Supreme Court’s</w:t>
-      </w:r>
-      <w:r>
-        <w:t xml:space="preserve"> </w:t>
-      </w:r>
-      <w:r>
-        <w:rPr>
-          <w:iCs/>
-          <w:i/>
-        </w:rPr>
-        <w:t xml:space="preserve">Giles v. California</w:t>
-      </w:r>
-      <w:r>
-        <w:t xml:space="preserve"> </w:t>
-      </w:r>
-      <w:r>
-        <w:t xml:space="preserve">(2008) narrowed forfeiture: it applies only where the defendant silenced the</w:t>
-      </w:r>
-      <w:r>
-        <w:t xml:space="preserve"> </w:t>
-      </w:r>
-      <w:r>
-        <w:t xml:space="preserve">witness</w:t>
-      </w:r>
-      <w:r>
-        <w:t xml:space="preserve"> </w:t>
-      </w:r>
-      <w:r>
-        <w:rPr>
-          <w:iCs/>
-          <w:i/>
-        </w:rPr>
-        <w:t xml:space="preserve">in order to keep her from testifying</w:t>
-      </w:r>
-      <w:r>
-        <w:t xml:space="preserve">, and no one claimed Mark</w:t>
-      </w:r>
-      <w:r>
-        <w:t xml:space="preserve"> </w:t>
-      </w:r>
-      <w:r>
-        <w:t xml:space="preserve">killed Julie to keep her out of a courtroom. So in 2011 (</w:t>
-      </w:r>
-      <w:r>
-        <w:rPr>
-          <w:iCs/>
-          <w:i/>
-        </w:rPr>
-        <w:t xml:space="preserve">Jensen II</w:t>
-      </w:r>
-      <w:r>
-        <w:t xml:space="preserve">), the</w:t>
-      </w:r>
-      <w:r>
-        <w:t xml:space="preserve"> </w:t>
-      </w:r>
-      <w:r>
-        <w:t xml:space="preserve">Wisconsin Court of Appeals agreed the letter should never have been admitted,</w:t>
-      </w:r>
-      <w:r>
-        <w:t xml:space="preserve"> </w:t>
-      </w:r>
-      <w:r>
-        <w:t xml:space="preserve">but called the error</w:t>
-      </w:r>
-      <w:r>
-        <w:t xml:space="preserve"> </w:t>
-      </w:r>
-      <w:r>
-        <w:rPr>
-          <w:iCs/>
-          <w:i/>
-        </w:rPr>
-        <w:t xml:space="preserve">harmless</w:t>
-      </w:r>
-      <w:r>
-        <w:t xml:space="preserve">, pointing to the</w:t>
-      </w:r>
-      <w:r>
-        <w:t xml:space="preserve"> </w:t>
-      </w:r>
-      <w:r>
-        <w:t xml:space="preserve">“</w:t>
-      </w:r>
-      <w:r>
-        <w:t xml:space="preserve">voluminous</w:t>
-      </w:r>
-      <w:r>
-        <w:t xml:space="preserve">”</w:t>
-      </w:r>
-      <w:r>
-        <w:t xml:space="preserve"> </w:t>
-      </w:r>
-      <w:r>
-        <w:t xml:space="preserve">other evidence</w:t>
-      </w:r>
-      <w:r>
-        <w:t xml:space="preserve"> </w:t>
-      </w:r>
-      <w:r>
-        <w:t xml:space="preserve">of Mark’s guilt, and let the conviction stand.</w:t>
-      </w:r>
-    </w:p>
-    <w:p>
-      <w:pPr>
-        <w:pStyle w:val="BodyText"/>
-      </w:pPr>
-      <w:r>
-        <w:t xml:space="preserve">The federal courts did not agree that it was harmless. On habeas corpus</w:t>
-      </w:r>
-      <w:r>
-        <w:t xml:space="preserve"> </w:t>
-      </w:r>
-      <w:r>
-        <w:t xml:space="preserve">review, they held that Julie’s accusation from the grave was no minor exhibit;</w:t>
-      </w:r>
-      <w:r>
-        <w:t xml:space="preserve"> </w:t>
-      </w:r>
-      <w:r>
-        <w:t xml:space="preserve">it was the beating heart of the State’s case. They vacated the conviction.</w:t>
-      </w:r>
-      <w:r>
-        <w:t xml:space="preserve"> </w:t>
-      </w:r>
-      <w:r>
-        <w:t xml:space="preserve">What happened next is the strangest twist in the whole saga: the circuit</w:t>
-      </w:r>
-      <w:r>
-        <w:t xml:space="preserve"> </w:t>
-      </w:r>
-      <w:r>
-        <w:t xml:space="preserve">court responded to the federal order by simply</w:t>
-      </w:r>
-      <w:r>
-        <w:t xml:space="preserve"> </w:t>
-      </w:r>
-      <w:r>
-        <w:rPr>
-          <w:iCs/>
-          <w:i/>
-        </w:rPr>
-        <w:t xml:space="preserve">reinstating the conviction</w:t>
-      </w:r>
-      <w:r>
-        <w:rPr>
-          <w:iCs/>
-          <w:i/>
-        </w:rPr>
-        <w:t xml:space="preserve"> </w:t>
-      </w:r>
-      <w:r>
-        <w:rPr>
-          <w:iCs/>
-          <w:i/>
-        </w:rPr>
-        <w:t xml:space="preserve">without a new trial</w:t>
-      </w:r>
-      <w:r>
-        <w:t xml:space="preserve">, reasoning that the law had changed enough that the</w:t>
-      </w:r>
-      <w:r>
-        <w:t xml:space="preserve"> </w:t>
-      </w:r>
-      <w:r>
-        <w:t xml:space="preserve">letter would now be admissible after all. The court of appeals reversed. And</w:t>
-      </w:r>
-      <w:r>
-        <w:t xml:space="preserve"> </w:t>
-      </w:r>
-      <w:r>
-        <w:t xml:space="preserve">in March 2021, twenty-three years after Julie died, the Wisconsin Supreme</w:t>
-      </w:r>
-      <w:r>
-        <w:t xml:space="preserve"> </w:t>
-      </w:r>
-      <w:r>
-        <w:t xml:space="preserve">Court delivered the decision our chapter is anchored to: the law had</w:t>
-      </w:r>
-      <w:r>
-        <w:t xml:space="preserve"> </w:t>
-      </w:r>
-      <w:r>
-        <w:rPr>
-          <w:iCs/>
-          <w:i/>
-        </w:rPr>
-        <w:t xml:space="preserve">not</w:t>
-      </w:r>
-      <w:r>
-        <w:t xml:space="preserve"> </w:t>
-      </w:r>
-      <w:r>
-        <w:t xml:space="preserve">changed,</w:t>
-      </w:r>
-      <w:r>
-        <w:t xml:space="preserve"> </w:t>
-      </w:r>
-      <w:r>
-        <w:rPr>
-          <w:iCs/>
-          <w:i/>
-        </w:rPr>
-        <w:t xml:space="preserve">Jensen I</w:t>
-      </w:r>
-      <w:r>
-        <w:t xml:space="preserve"> </w:t>
-      </w:r>
-      <w:r>
-        <w:t xml:space="preserve">still governed, the letter and voicemails remained</w:t>
-      </w:r>
-      <w:r>
-        <w:t xml:space="preserve"> </w:t>
-      </w:r>
-      <w:r>
-        <w:t xml:space="preserve">testimonial and inadmissible, and Mark Jensen was entitled to what the</w:t>
-      </w:r>
-      <w:r>
-        <w:t xml:space="preserve"> </w:t>
-      </w:r>
-      <w:r>
-        <w:t xml:space="preserve">Constitution had promised him all along. A new trial, with Julie’s letter</w:t>
-      </w:r>
-      <w:r>
-        <w:t xml:space="preserve"> </w:t>
-      </w:r>
-      <w:r>
-        <w:t xml:space="preserve">kept out.</w:t>
-      </w:r>
-    </w:p>
-    <w:p>
-      <w:pPr>
-        <w:pStyle w:val="BodyText"/>
-      </w:pPr>
-      <w:r>
-        <w:t xml:space="preserve">A justice writing separately urged courts never to forget the context the</w:t>
-      </w:r>
-      <w:r>
-        <w:t xml:space="preserve"> </w:t>
-      </w:r>
-      <w:r>
-        <w:t xml:space="preserve">legal doctrine kept flattening: Julie was, in her words, undeniably a victim</w:t>
-      </w:r>
-      <w:r>
-        <w:t xml:space="preserve"> </w:t>
-      </w:r>
-      <w:r>
-        <w:t xml:space="preserve">of domestic abuse who</w:t>
-      </w:r>
-      <w:r>
-        <w:t xml:space="preserve"> </w:t>
-      </w:r>
-      <w:r>
-        <w:t xml:space="preserve">“</w:t>
-      </w:r>
-      <w:r>
-        <w:t xml:space="preserve">lived in terror born of the unimaginable fear that her</w:t>
-      </w:r>
-      <w:r>
-        <w:t xml:space="preserve"> </w:t>
-      </w:r>
-      <w:r>
-        <w:t xml:space="preserve">husband was going to kill her and claim that her death was a suicide.</w:t>
-      </w:r>
-      <w:r>
-        <w:t xml:space="preserve">”</w:t>
-      </w:r>
-      <w:r>
-        <w:t xml:space="preserve"> </w:t>
-      </w:r>
-      <w:r>
-        <w:t xml:space="preserve">That,</w:t>
-      </w:r>
-      <w:r>
-        <w:t xml:space="preserve"> </w:t>
-      </w:r>
-      <w:r>
-        <w:t xml:space="preserve">the concurrence reminds us, is</w:t>
-      </w:r>
-      <w:r>
-        <w:t xml:space="preserve"> </w:t>
-      </w:r>
-      <w:r>
-        <w:rPr>
-          <w:iCs/>
-          <w:i/>
-        </w:rPr>
-        <w:t xml:space="preserve">why</w:t>
-      </w:r>
-      <w:r>
-        <w:t xml:space="preserve"> </w:t>
-      </w:r>
-      <w:r>
-        <w:t xml:space="preserve">the letter existed.</w:t>
-      </w:r>
-    </w:p>
-    <w:bookmarkEnd w:id="65"/>
-    <w:bookmarkStart w:id="66" w:name="the-epilogue-the-opinion-doesnt-contain"/>
+        <w:t xml:space="preserve">Note what the court did not say: it never suggested the evidence pointed</w:t>
+      </w:r>
+      <w:r>
+        <w:t xml:space="preserve"> </w:t>
+      </w:r>
+      <w:r>
+        <w:t xml:space="preserve">anywhere but at Sandeson. The judgment is a lesson in process, and the facts</w:t>
+      </w:r>
+      <w:r>
+        <w:t xml:space="preserve"> </w:t>
+      </w:r>
+      <w:r>
+        <w:t xml:space="preserve">it recites are the reason process is all the defence had. At the retrial in</w:t>
+      </w:r>
+      <w:r>
+        <w:t xml:space="preserve"> </w:t>
+      </w:r>
+      <w:r>
+        <w:t xml:space="preserve">2023, a second jury heard the case without the tainted shortcut and convicted</w:t>
+      </w:r>
+      <w:r>
+        <w:t xml:space="preserve"> </w:t>
+      </w:r>
+      <w:r>
+        <w:t xml:space="preserve">Sandeson of second-degree murder.</w:t>
+      </w:r>
+      <w:r>
+        <w:t xml:space="preserve"> </w:t>
+      </w:r>
+      <w:r>
+        <w:rPr>
+          <w:iCs/>
+          <w:i/>
+        </w:rPr>
+        <w:t xml:space="preserve">(The retrial outcome is news-sourced, not</w:t>
+      </w:r>
+      <w:r>
+        <w:rPr>
+          <w:iCs/>
+          <w:i/>
+        </w:rPr>
+        <w:t xml:space="preserve"> </w:t>
+      </w:r>
+      <w:r>
+        <w:rPr>
+          <w:iCs/>
+          <w:i/>
+        </w:rPr>
+        <w:t xml:space="preserve">part of this decision; verify current status before print.)</w:t>
+      </w:r>
+    </w:p>
+    <w:bookmarkEnd w:id="66"/>
+    <w:bookmarkStart w:id="68" w:name="howd-he-get-caught-2"/>
     <w:p>
       <w:pPr>
         <w:pStyle w:val="Heading2"/>
       </w:pPr>
       <w:r>
-        <w:t xml:space="preserve">The epilogue the opinion doesn’t contain</w:t>
+        <w:t xml:space="preserve">How’d he get caught?</w:t>
       </w:r>
     </w:p>
     <w:p>
@@ -8160,167 +8047,49 @@
         <w:pStyle w:val="FirstParagraph"/>
       </w:pPr>
       <w:r>
-        <w:t xml:space="preserve">The 2021 decision ends with the order for a new trial, so the opinion itself</w:t>
-      </w:r>
-      <w:r>
-        <w:t xml:space="preserve"> </w:t>
-      </w:r>
-      <w:r>
-        <w:t xml:space="preserve">cannot tell you how the story ends. The news coverage can: in early 2023,</w:t>
-      </w:r>
-      <w:r>
-        <w:t xml:space="preserve"> </w:t>
-      </w:r>
-      <w:r>
-        <w:t xml:space="preserve">Kenosha County prosecutors retried Mark Jensen, this time without Julie’s</w:t>
-      </w:r>
-      <w:r>
-        <w:t xml:space="preserve"> </w:t>
-      </w:r>
-      <w:r>
-        <w:t xml:space="preserve">letter, and a second jury convicted him of first-degree intentional homicide</w:t>
-      </w:r>
-      <w:r>
-        <w:t xml:space="preserve"> </w:t>
-      </w:r>
-      <w:r>
-        <w:t xml:space="preserve">all over again. The other evidence, it turned out, really was voluminous.</w:t>
-      </w:r>
-      <w:r>
-        <w:t xml:space="preserve"> </w:t>
-      </w:r>
-      <w:r>
-        <w:rPr>
-          <w:iCs/>
-          <w:i/>
-        </w:rPr>
-        <w:t xml:space="preserve">(Note: the retrial outcome is reported from news coverage, not from the</w:t>
-      </w:r>
-      <w:r>
-        <w:rPr>
-          <w:iCs/>
-          <w:i/>
-        </w:rPr>
-        <w:t xml:space="preserve"> </w:t>
-      </w:r>
-      <w:r>
-        <w:rPr>
-          <w:iCs/>
-          <w:i/>
-        </w:rPr>
-        <w:t xml:space="preserve">anchor decision; verify current status before print.)</w:t>
-      </w:r>
-    </w:p>
-    <w:bookmarkEnd w:id="66"/>
-    <w:bookmarkStart w:id="69" w:name="howd-he-get-caught-3"/>
-    <w:p>
-      <w:pPr>
-        <w:pStyle w:val="Heading2"/>
-      </w:pPr>
-      <w:r>
-        <w:t xml:space="preserve">How’d he get caught?</w:t>
-      </w:r>
-    </w:p>
-    <w:p>
-      <w:pPr>
-        <w:pStyle w:val="FirstParagraph"/>
-      </w:pPr>
-      <w:r>
-        <w:t xml:space="preserve">Julie caught him. Before the poison ever reached her, she left a signed,</w:t>
-      </w:r>
-      <w:r>
-        <w:t xml:space="preserve"> </w:t>
-      </w:r>
-      <w:r>
-        <w:t xml:space="preserve">sealed accusation with a neighbor and her voice on a police officer’s</w:t>
-      </w:r>
-      <w:r>
-        <w:t xml:space="preserve"> </w:t>
-      </w:r>
-      <w:r>
-        <w:t xml:space="preserve">voicemail; evidence gathered by the victim herself, in advance of her own</w:t>
-      </w:r>
-      <w:r>
-        <w:t xml:space="preserve"> </w:t>
-      </w:r>
-      <w:r>
-        <w:t xml:space="preserve">murder. The bitter irony of this chapter is that her foresight nearly unmade</w:t>
-      </w:r>
-      <w:r>
-        <w:t xml:space="preserve"> </w:t>
-      </w:r>
-      <w:r>
-        <w:t xml:space="preserve">the case: a statement created</w:t>
-      </w:r>
-      <w:r>
-        <w:t xml:space="preserve"> </w:t>
-      </w:r>
-      <w:r>
-        <w:rPr>
-          <w:iCs/>
-          <w:i/>
-        </w:rPr>
-        <w:t xml:space="preserve">to be used by police after her death</w:t>
-      </w:r>
-      <w:r>
-        <w:t xml:space="preserve"> </w:t>
-      </w:r>
-      <w:r>
-        <w:t xml:space="preserve">is the</w:t>
-      </w:r>
-      <w:r>
-        <w:t xml:space="preserve"> </w:t>
-      </w:r>
-      <w:r>
-        <w:t xml:space="preserve">purest form of</w:t>
-      </w:r>
-      <w:r>
-        <w:t xml:space="preserve"> </w:t>
-      </w:r>
-      <w:r>
-        <w:t xml:space="preserve">“</w:t>
-      </w:r>
-      <w:r>
-        <w:t xml:space="preserve">testimonial</w:t>
-      </w:r>
-      <w:r>
-        <w:t xml:space="preserve">”</w:t>
-      </w:r>
-      <w:r>
-        <w:t xml:space="preserve"> </w:t>
-      </w:r>
-      <w:r>
-        <w:t xml:space="preserve">evidence the Confrontation Clause exists to</w:t>
-      </w:r>
-      <w:r>
-        <w:t xml:space="preserve"> </w:t>
-      </w:r>
-      <w:r>
-        <w:t xml:space="preserve">police, and it took American courts twenty-five years to finish arguing about</w:t>
-      </w:r>
-      <w:r>
-        <w:t xml:space="preserve"> </w:t>
-      </w:r>
-      <w:r>
-        <w:t xml:space="preserve">it. In the end, both things were true at once. Julie’s letter could not</w:t>
-      </w:r>
-      <w:r>
-        <w:t xml:space="preserve"> </w:t>
-      </w:r>
-      <w:r>
-        <w:t xml:space="preserve">lawfully convict her husband, and her husband was convicted anyway, because</w:t>
-      </w:r>
-      <w:r>
-        <w:t xml:space="preserve"> </w:t>
-      </w:r>
-      <w:r>
-        <w:t xml:space="preserve">a woman who documents her own danger leaves behind more than a letter. She</w:t>
-      </w:r>
-      <w:r>
-        <w:t xml:space="preserve"> </w:t>
-      </w:r>
-      <w:r>
-        <w:t xml:space="preserve">leaves behind a trail.</w:t>
+        <w:t xml:space="preserve">He was caught by his own infrastructure. The camera he installed recorded the</w:t>
+      </w:r>
+      <w:r>
+        <w:t xml:space="preserve"> </w:t>
+      </w:r>
+      <w:r>
+        <w:t xml:space="preserve">victim walking in and never walking out; its ninety-minute silence marked the</w:t>
+      </w:r>
+      <w:r>
+        <w:t xml:space="preserve"> </w:t>
+      </w:r>
+      <w:r>
+        <w:t xml:space="preserve">disposal window as clearly as any recording could have. His texts to a dead</w:t>
+      </w:r>
+      <w:r>
+        <w:t xml:space="preserve"> </w:t>
+      </w:r>
+      <w:r>
+        <w:t xml:space="preserve">man’s phone were a confession to staging. His car, his farm, and his gloves</w:t>
+      </w:r>
+      <w:r>
+        <w:t xml:space="preserve"> </w:t>
+      </w:r>
+      <w:r>
+        <w:t xml:space="preserve">all carried Samson’s DNA forward anyway. And when he sat across from police</w:t>
+      </w:r>
+      <w:r>
+        <w:t xml:space="preserve"> </w:t>
+      </w:r>
+      <w:r>
+        <w:t xml:space="preserve">and handed over his phone to prove his story, the phone told them he was</w:t>
+      </w:r>
+      <w:r>
+        <w:t xml:space="preserve"> </w:t>
+      </w:r>
+      <w:r>
+        <w:t xml:space="preserve">lying. William Sandeson surveilled everyone, including himself. The only thing</w:t>
+      </w:r>
+      <w:r>
+        <w:t xml:space="preserve"> </w:t>
+      </w:r>
+      <w:r>
+        <w:t xml:space="preserve">his system couldn’t record over was the truth.</w:t>
       </w:r>
     </w:p>
     <w:p>
@@ -8349,6 +8118,939 @@
           <w:iCs/>
           <w:i/>
         </w:rPr>
+        <w:t xml:space="preserve">R. v. Sandeson</w:t>
+      </w:r>
+      <w:r>
+        <w:t xml:space="preserve">, 2020 NSCA 47, Nova Scotia</w:t>
+      </w:r>
+      <w:r>
+        <w:t xml:space="preserve"> </w:t>
+      </w:r>
+      <w:r>
+        <w:t xml:space="preserve">Court of Appeal, decided June 17, 2020 (Farrar J.A.; Saunders and Scanlan</w:t>
+      </w:r>
+      <w:r>
+        <w:t xml:space="preserve"> </w:t>
+      </w:r>
+      <w:r>
+        <w:t xml:space="preserve">JJ.A. concurring).</w:t>
+      </w:r>
+      <w:r>
+        <w:t xml:space="preserve"> </w:t>
+      </w:r>
+      <w:r>
+        <w:t xml:space="preserve">Free online:</w:t>
+      </w:r>
+      <w:r>
+        <w:t xml:space="preserve"> </w:t>
+      </w:r>
+      <w:hyperlink r:id="rId67">
+        <w:r>
+          <w:rPr>
+            <w:rStyle w:val="Hyperlink"/>
+          </w:rPr>
+          <w:t xml:space="preserve">CanLII</w:t>
+        </w:r>
+      </w:hyperlink>
+      <w:r>
+        <w:t xml:space="preserve">.</w:t>
+      </w:r>
+      <w:r>
+        <w:t xml:space="preserve"> </w:t>
+      </w:r>
+      <w:r>
+        <w:t xml:space="preserve">The factual overview opens the judgment; the private-investigator disclosure</w:t>
+      </w:r>
+      <w:r>
+        <w:t xml:space="preserve"> </w:t>
+      </w:r>
+      <w:r>
+        <w:t xml:space="preserve">saga and the mistrial analysis follow.</w:t>
+      </w:r>
+    </w:p>
+    <w:bookmarkEnd w:id="68"/>
+    <w:bookmarkEnd w:id="69"/>
+    <w:bookmarkStart w:id="75" w:name="chapter-19---the-letter-from-the-grave"/>
+    <w:p>
+      <w:pPr>
+        <w:pStyle w:val="Heading1"/>
+      </w:pPr>
+      <w:r>
+        <w:t xml:space="preserve">Chapter 19 - The Letter From the Grave</w:t>
+      </w:r>
+    </w:p>
+    <w:p>
+      <w:pPr>
+        <w:pStyle w:val="FirstParagraph"/>
+      </w:pPr>
+      <w:r>
+        <w:rPr>
+          <w:bCs/>
+          <w:b/>
+        </w:rPr>
+        <w:t xml:space="preserve">Two weeks before she died, Julie Jensen told a police officer: if anything</w:t>
+      </w:r>
+      <w:r>
+        <w:rPr>
+          <w:bCs/>
+          <w:b/>
+        </w:rPr>
+        <w:t xml:space="preserve"> </w:t>
+      </w:r>
+      <w:r>
+        <w:rPr>
+          <w:bCs/>
+          <w:b/>
+        </w:rPr>
+        <w:t xml:space="preserve">happens to me, my husband should be your first suspect.</w:t>
+      </w:r>
+    </w:p>
+    <w:p>
+      <w:pPr>
+        <w:pStyle w:val="BodyText"/>
+      </w:pPr>
+      <w:r>
+        <w:t xml:space="preserve">Most murder victims never get to testify. Julie Jensen tried anyway.</w:t>
+      </w:r>
+    </w:p>
+    <w:p>
+      <w:pPr>
+        <w:pStyle w:val="BodyText"/>
+      </w:pPr>
+      <w:r>
+        <w:t xml:space="preserve">In the fall of 1998, in Pleasant Prairie, Wisconsin, Julie was living in fear</w:t>
+      </w:r>
+      <w:r>
+        <w:t xml:space="preserve"> </w:t>
+      </w:r>
+      <w:r>
+        <w:t xml:space="preserve">that she did not know how to prove. So she did two things. She wrote a letter,</w:t>
+      </w:r>
+      <w:r>
+        <w:t xml:space="preserve"> </w:t>
+      </w:r>
+      <w:r>
+        <w:t xml:space="preserve">sealed it, and gave it to her neighbor, with instructions to hand it to the</w:t>
+      </w:r>
+      <w:r>
+        <w:t xml:space="preserve"> </w:t>
+      </w:r>
+      <w:r>
+        <w:t xml:space="preserve">police if anything should happen to her. And she left two voicemails for</w:t>
+      </w:r>
+      <w:r>
+        <w:t xml:space="preserve"> </w:t>
+      </w:r>
+      <w:r>
+        <w:t xml:space="preserve">Pleasant Prairie Police Officer Ron Kosman, telling him that if she were found</w:t>
+      </w:r>
+      <w:r>
+        <w:t xml:space="preserve"> </w:t>
+      </w:r>
+      <w:r>
+        <w:t xml:space="preserve">dead, her husband Mark should be his</w:t>
+      </w:r>
+      <w:r>
+        <w:t xml:space="preserve"> </w:t>
+      </w:r>
+      <w:r>
+        <w:t xml:space="preserve">“</w:t>
+      </w:r>
+      <w:r>
+        <w:t xml:space="preserve">first suspect.</w:t>
+      </w:r>
+      <w:r>
+        <w:t xml:space="preserve">”</w:t>
+      </w:r>
+    </w:p>
+    <w:p>
+      <w:pPr>
+        <w:pStyle w:val="BodyText"/>
+      </w:pPr>
+      <w:r>
+        <w:t xml:space="preserve">Then, on December 3, 1998, Julie Jensen died of poisoning.</w:t>
+      </w:r>
+    </w:p>
+    <w:p>
+      <w:pPr>
+        <w:pStyle w:val="BodyText"/>
+      </w:pPr>
+      <w:r>
+        <w:t xml:space="preserve">She was right about everything except how long it would take. The letter she</w:t>
+      </w:r>
+      <w:r>
+        <w:t xml:space="preserve"> </w:t>
+      </w:r>
+      <w:r>
+        <w:t xml:space="preserve">left behind became the center of one of the longest evidentiary wars in</w:t>
+      </w:r>
+      <w:r>
+        <w:t xml:space="preserve"> </w:t>
+      </w:r>
+      <w:r>
+        <w:t xml:space="preserve">American criminal law; a quarter-century battle over a question that sounds</w:t>
+      </w:r>
+      <w:r>
+        <w:t xml:space="preserve"> </w:t>
+      </w:r>
+      <w:r>
+        <w:t xml:space="preserve">simple and is anything but:</w:t>
+      </w:r>
+      <w:r>
+        <w:t xml:space="preserve"> </w:t>
+      </w:r>
+      <w:r>
+        <w:rPr>
+          <w:iCs/>
+          <w:i/>
+        </w:rPr>
+        <w:t xml:space="preserve">can a murdered woman accuse her killer from the</w:t>
+      </w:r>
+      <w:r>
+        <w:rPr>
+          <w:iCs/>
+          <w:i/>
+        </w:rPr>
+        <w:t xml:space="preserve"> </w:t>
+      </w:r>
+      <w:r>
+        <w:rPr>
+          <w:iCs/>
+          <w:i/>
+        </w:rPr>
+        <w:t xml:space="preserve">grave?</w:t>
+      </w:r>
+    </w:p>
+    <w:bookmarkStart w:id="70" w:name="the-charge-and-the-earthquake"/>
+    <w:p>
+      <w:pPr>
+        <w:pStyle w:val="Heading2"/>
+      </w:pPr>
+      <w:r>
+        <w:t xml:space="preserve">The charge, and the earthquake</w:t>
+      </w:r>
+    </w:p>
+    <w:p>
+      <w:pPr>
+        <w:pStyle w:val="FirstParagraph"/>
+      </w:pPr>
+      <w:r>
+        <w:t xml:space="preserve">Mark Jensen was charged with first-degree intentional homicide in 2002, four</w:t>
+      </w:r>
+      <w:r>
+        <w:t xml:space="preserve"> </w:t>
+      </w:r>
+      <w:r>
+        <w:t xml:space="preserve">years after Julie’s death. The State’s theory was that Mark, entangled in an</w:t>
+      </w:r>
+      <w:r>
+        <w:t xml:space="preserve"> </w:t>
+      </w:r>
+      <w:r>
+        <w:t xml:space="preserve">affair, had poisoned his wife and dressed her death as a suicide, and that</w:t>
+      </w:r>
+      <w:r>
+        <w:t xml:space="preserve"> </w:t>
+      </w:r>
+      <w:r>
+        <w:t xml:space="preserve">Julie, sensing what was coming, had left her letter precisely because she</w:t>
+      </w:r>
+      <w:r>
+        <w:t xml:space="preserve"> </w:t>
+      </w:r>
+      <w:r>
+        <w:t xml:space="preserve">feared he would kill her and call it self-inflicted. Her letter and voicemails</w:t>
+      </w:r>
+      <w:r>
+        <w:t xml:space="preserve"> </w:t>
+      </w:r>
+      <w:r>
+        <w:t xml:space="preserve">were the answer to the suicide story, delivered in her own voice.</w:t>
+      </w:r>
+    </w:p>
+    <w:p>
+      <w:pPr>
+        <w:pStyle w:val="BodyText"/>
+      </w:pPr>
+      <w:r>
+        <w:t xml:space="preserve">The trial court initially ruled the letter admissible. Then, in 2004, while</w:t>
+      </w:r>
+      <w:r>
+        <w:t xml:space="preserve"> </w:t>
+      </w:r>
+      <w:r>
+        <w:t xml:space="preserve">the case was still in pretrial hearings, the United States Supreme Court</w:t>
+      </w:r>
+      <w:r>
+        <w:t xml:space="preserve"> </w:t>
+      </w:r>
+      <w:r>
+        <w:t xml:space="preserve">decided</w:t>
+      </w:r>
+      <w:r>
+        <w:t xml:space="preserve"> </w:t>
+      </w:r>
+      <w:r>
+        <w:rPr>
+          <w:iCs/>
+          <w:i/>
+        </w:rPr>
+        <w:t xml:space="preserve">Crawford v. Washington</w:t>
+      </w:r>
+      <w:r>
+        <w:t xml:space="preserve">, an earthquake that rewrote the law of the</w:t>
+      </w:r>
+      <w:r>
+        <w:t xml:space="preserve"> </w:t>
+      </w:r>
+      <w:r>
+        <w:t xml:space="preserve">Confrontation Clause. After</w:t>
+      </w:r>
+      <w:r>
+        <w:t xml:space="preserve"> </w:t>
+      </w:r>
+      <w:r>
+        <w:rPr>
+          <w:iCs/>
+          <w:i/>
+        </w:rPr>
+        <w:t xml:space="preserve">Crawford</w:t>
+      </w:r>
+      <w:r>
+        <w:t xml:space="preserve">, an absent witness’s</w:t>
+      </w:r>
+      <w:r>
+        <w:t xml:space="preserve"> </w:t>
+      </w:r>
+      <w:r>
+        <w:t xml:space="preserve">“</w:t>
+      </w:r>
+      <w:r>
+        <w:t xml:space="preserve">testimonial</w:t>
+      </w:r>
+      <w:r>
+        <w:t xml:space="preserve">”</w:t>
+      </w:r>
+      <w:r>
+        <w:t xml:space="preserve"> </w:t>
+      </w:r>
+      <w:r>
+        <w:t xml:space="preserve">statement cannot be used against a defendant who never had the chance to</w:t>
+      </w:r>
+      <w:r>
+        <w:t xml:space="preserve"> </w:t>
+      </w:r>
+      <w:r>
+        <w:t xml:space="preserve">cross-examine her. And Julie, the witness at the heart of the case, could</w:t>
+      </w:r>
+      <w:r>
+        <w:t xml:space="preserve"> </w:t>
+      </w:r>
+      <w:r>
+        <w:t xml:space="preserve">never be cross-examined by anyone.</w:t>
+      </w:r>
+    </w:p>
+    <w:p>
+      <w:pPr>
+        <w:pStyle w:val="BodyText"/>
+      </w:pPr>
+      <w:r>
+        <w:t xml:space="preserve">What followed reads like a two-decade tennis rally between every level of the</w:t>
+      </w:r>
+      <w:r>
+        <w:t xml:space="preserve"> </w:t>
+      </w:r>
+      <w:r>
+        <w:t xml:space="preserve">American court system.</w:t>
+      </w:r>
+    </w:p>
+    <w:p>
+      <w:pPr>
+        <w:pStyle w:val="BodyText"/>
+      </w:pPr>
+      <w:r>
+        <w:t xml:space="preserve">The Wisconsin Supreme Court held in 2007 (</w:t>
+      </w:r>
+      <w:r>
+        <w:rPr>
+          <w:iCs/>
+          <w:i/>
+        </w:rPr>
+        <w:t xml:space="preserve">Jensen I</w:t>
+      </w:r>
+      <w:r>
+        <w:t xml:space="preserve">) that Julie’s letter and</w:t>
+      </w:r>
+      <w:r>
+        <w:t xml:space="preserve"> </w:t>
+      </w:r>
+      <w:r>
+        <w:t xml:space="preserve">voicemails were testimonial; their very purpose was to point police to her</w:t>
+      </w:r>
+      <w:r>
+        <w:t xml:space="preserve"> </w:t>
+      </w:r>
+      <w:r>
+        <w:t xml:space="preserve">killer if she died, and they were therefore inadmissible…</w:t>
+      </w:r>
+      <w:r>
+        <w:t xml:space="preserve"> </w:t>
+      </w:r>
+      <w:r>
+        <w:rPr>
+          <w:iCs/>
+          <w:i/>
+        </w:rPr>
+        <w:t xml:space="preserve">unless</w:t>
+      </w:r>
+      <w:r>
+        <w:t xml:space="preserve"> </w:t>
+      </w:r>
+      <w:r>
+        <w:t xml:space="preserve">Mark had</w:t>
+      </w:r>
+      <w:r>
+        <w:t xml:space="preserve"> </w:t>
+      </w:r>
+      <w:r>
+        <w:t xml:space="preserve">forfeited his confrontation right by killing her, the ancient doctrine of</w:t>
+      </w:r>
+      <w:r>
+        <w:t xml:space="preserve"> </w:t>
+      </w:r>
+      <w:r>
+        <w:t xml:space="preserve">“</w:t>
+      </w:r>
+      <w:r>
+        <w:t xml:space="preserve">forfeiture-by-wrongdoing.</w:t>
+      </w:r>
+      <w:r>
+        <w:t xml:space="preserve">”</w:t>
+      </w:r>
+      <w:r>
+        <w:t xml:space="preserve"> </w:t>
+      </w:r>
+      <w:r>
+        <w:t xml:space="preserve">On remand, the circuit court found he had. The</w:t>
+      </w:r>
+      <w:r>
+        <w:t xml:space="preserve"> </w:t>
+      </w:r>
+      <w:r>
+        <w:t xml:space="preserve">letter went to the jury, and in 2008 the jury convicted Mark Jensen of</w:t>
+      </w:r>
+      <w:r>
+        <w:t xml:space="preserve"> </w:t>
+      </w:r>
+      <w:r>
+        <w:t xml:space="preserve">murdering Julie.</w:t>
+      </w:r>
+    </w:p>
+    <w:p>
+      <w:pPr>
+        <w:pStyle w:val="BodyText"/>
+      </w:pPr>
+      <w:r>
+        <w:t xml:space="preserve">Then the ground shifted again. The U.S. Supreme Court’s</w:t>
+      </w:r>
+      <w:r>
+        <w:t xml:space="preserve"> </w:t>
+      </w:r>
+      <w:r>
+        <w:rPr>
+          <w:iCs/>
+          <w:i/>
+        </w:rPr>
+        <w:t xml:space="preserve">Giles v. California</w:t>
+      </w:r>
+      <w:r>
+        <w:t xml:space="preserve"> </w:t>
+      </w:r>
+      <w:r>
+        <w:t xml:space="preserve">(2008) narrowed forfeiture: it applies only where the defendant silenced the</w:t>
+      </w:r>
+      <w:r>
+        <w:t xml:space="preserve"> </w:t>
+      </w:r>
+      <w:r>
+        <w:t xml:space="preserve">witness</w:t>
+      </w:r>
+      <w:r>
+        <w:t xml:space="preserve"> </w:t>
+      </w:r>
+      <w:r>
+        <w:rPr>
+          <w:iCs/>
+          <w:i/>
+        </w:rPr>
+        <w:t xml:space="preserve">in order to keep her from testifying</w:t>
+      </w:r>
+      <w:r>
+        <w:t xml:space="preserve">, and no one claimed Mark</w:t>
+      </w:r>
+      <w:r>
+        <w:t xml:space="preserve"> </w:t>
+      </w:r>
+      <w:r>
+        <w:t xml:space="preserve">killed Julie to keep her out of a courtroom. So in 2011 (</w:t>
+      </w:r>
+      <w:r>
+        <w:rPr>
+          <w:iCs/>
+          <w:i/>
+        </w:rPr>
+        <w:t xml:space="preserve">Jensen II</w:t>
+      </w:r>
+      <w:r>
+        <w:t xml:space="preserve">), the</w:t>
+      </w:r>
+      <w:r>
+        <w:t xml:space="preserve"> </w:t>
+      </w:r>
+      <w:r>
+        <w:t xml:space="preserve">Wisconsin Court of Appeals agreed the letter should never have been admitted,</w:t>
+      </w:r>
+      <w:r>
+        <w:t xml:space="preserve"> </w:t>
+      </w:r>
+      <w:r>
+        <w:t xml:space="preserve">but called the error</w:t>
+      </w:r>
+      <w:r>
+        <w:t xml:space="preserve"> </w:t>
+      </w:r>
+      <w:r>
+        <w:rPr>
+          <w:iCs/>
+          <w:i/>
+        </w:rPr>
+        <w:t xml:space="preserve">harmless</w:t>
+      </w:r>
+      <w:r>
+        <w:t xml:space="preserve">, pointing to the</w:t>
+      </w:r>
+      <w:r>
+        <w:t xml:space="preserve"> </w:t>
+      </w:r>
+      <w:r>
+        <w:t xml:space="preserve">“</w:t>
+      </w:r>
+      <w:r>
+        <w:t xml:space="preserve">voluminous</w:t>
+      </w:r>
+      <w:r>
+        <w:t xml:space="preserve">”</w:t>
+      </w:r>
+      <w:r>
+        <w:t xml:space="preserve"> </w:t>
+      </w:r>
+      <w:r>
+        <w:t xml:space="preserve">other evidence</w:t>
+      </w:r>
+      <w:r>
+        <w:t xml:space="preserve"> </w:t>
+      </w:r>
+      <w:r>
+        <w:t xml:space="preserve">of Mark’s guilt, and let the conviction stand.</w:t>
+      </w:r>
+    </w:p>
+    <w:p>
+      <w:pPr>
+        <w:pStyle w:val="BodyText"/>
+      </w:pPr>
+      <w:r>
+        <w:t xml:space="preserve">The federal courts did not agree that it was harmless. On habeas corpus</w:t>
+      </w:r>
+      <w:r>
+        <w:t xml:space="preserve"> </w:t>
+      </w:r>
+      <w:r>
+        <w:t xml:space="preserve">review, they held that Julie’s accusation from the grave was no minor exhibit;</w:t>
+      </w:r>
+      <w:r>
+        <w:t xml:space="preserve"> </w:t>
+      </w:r>
+      <w:r>
+        <w:t xml:space="preserve">it was the beating heart of the State’s case. They vacated the conviction.</w:t>
+      </w:r>
+      <w:r>
+        <w:t xml:space="preserve"> </w:t>
+      </w:r>
+      <w:r>
+        <w:t xml:space="preserve">What happened next is the strangest twist in the whole saga: the circuit</w:t>
+      </w:r>
+      <w:r>
+        <w:t xml:space="preserve"> </w:t>
+      </w:r>
+      <w:r>
+        <w:t xml:space="preserve">court responded to the federal order by simply</w:t>
+      </w:r>
+      <w:r>
+        <w:t xml:space="preserve"> </w:t>
+      </w:r>
+      <w:r>
+        <w:rPr>
+          <w:iCs/>
+          <w:i/>
+        </w:rPr>
+        <w:t xml:space="preserve">reinstating the conviction</w:t>
+      </w:r>
+      <w:r>
+        <w:rPr>
+          <w:iCs/>
+          <w:i/>
+        </w:rPr>
+        <w:t xml:space="preserve"> </w:t>
+      </w:r>
+      <w:r>
+        <w:rPr>
+          <w:iCs/>
+          <w:i/>
+        </w:rPr>
+        <w:t xml:space="preserve">without a new trial</w:t>
+      </w:r>
+      <w:r>
+        <w:t xml:space="preserve">, reasoning that the law had changed enough that the</w:t>
+      </w:r>
+      <w:r>
+        <w:t xml:space="preserve"> </w:t>
+      </w:r>
+      <w:r>
+        <w:t xml:space="preserve">letter would now be admissible after all. The court of appeals reversed. And</w:t>
+      </w:r>
+      <w:r>
+        <w:t xml:space="preserve"> </w:t>
+      </w:r>
+      <w:r>
+        <w:t xml:space="preserve">in March 2021, twenty-three years after Julie died, the Wisconsin Supreme</w:t>
+      </w:r>
+      <w:r>
+        <w:t xml:space="preserve"> </w:t>
+      </w:r>
+      <w:r>
+        <w:t xml:space="preserve">Court delivered the decision our chapter is anchored to: the law had</w:t>
+      </w:r>
+      <w:r>
+        <w:t xml:space="preserve"> </w:t>
+      </w:r>
+      <w:r>
+        <w:rPr>
+          <w:iCs/>
+          <w:i/>
+        </w:rPr>
+        <w:t xml:space="preserve">not</w:t>
+      </w:r>
+      <w:r>
+        <w:t xml:space="preserve"> </w:t>
+      </w:r>
+      <w:r>
+        <w:t xml:space="preserve">changed,</w:t>
+      </w:r>
+      <w:r>
+        <w:t xml:space="preserve"> </w:t>
+      </w:r>
+      <w:r>
+        <w:rPr>
+          <w:iCs/>
+          <w:i/>
+        </w:rPr>
+        <w:t xml:space="preserve">Jensen I</w:t>
+      </w:r>
+      <w:r>
+        <w:t xml:space="preserve"> </w:t>
+      </w:r>
+      <w:r>
+        <w:t xml:space="preserve">still governed, the letter and voicemails remained</w:t>
+      </w:r>
+      <w:r>
+        <w:t xml:space="preserve"> </w:t>
+      </w:r>
+      <w:r>
+        <w:t xml:space="preserve">testimonial and inadmissible, and Mark Jensen was entitled to what the</w:t>
+      </w:r>
+      <w:r>
+        <w:t xml:space="preserve"> </w:t>
+      </w:r>
+      <w:r>
+        <w:t xml:space="preserve">Constitution had promised him all along. A new trial, with Julie’s letter</w:t>
+      </w:r>
+      <w:r>
+        <w:t xml:space="preserve"> </w:t>
+      </w:r>
+      <w:r>
+        <w:t xml:space="preserve">kept out.</w:t>
+      </w:r>
+    </w:p>
+    <w:p>
+      <w:pPr>
+        <w:pStyle w:val="BodyText"/>
+      </w:pPr>
+      <w:r>
+        <w:t xml:space="preserve">A justice writing separately urged courts never to forget the context the</w:t>
+      </w:r>
+      <w:r>
+        <w:t xml:space="preserve"> </w:t>
+      </w:r>
+      <w:r>
+        <w:t xml:space="preserve">legal doctrine kept flattening: Julie was, in her words, undeniably a victim</w:t>
+      </w:r>
+      <w:r>
+        <w:t xml:space="preserve"> </w:t>
+      </w:r>
+      <w:r>
+        <w:t xml:space="preserve">of domestic abuse who</w:t>
+      </w:r>
+      <w:r>
+        <w:t xml:space="preserve"> </w:t>
+      </w:r>
+      <w:r>
+        <w:t xml:space="preserve">“</w:t>
+      </w:r>
+      <w:r>
+        <w:t xml:space="preserve">lived in terror born of the unimaginable fear that her</w:t>
+      </w:r>
+      <w:r>
+        <w:t xml:space="preserve"> </w:t>
+      </w:r>
+      <w:r>
+        <w:t xml:space="preserve">husband was going to kill her and claim that her death was a suicide.</w:t>
+      </w:r>
+      <w:r>
+        <w:t xml:space="preserve">”</w:t>
+      </w:r>
+      <w:r>
+        <w:t xml:space="preserve"> </w:t>
+      </w:r>
+      <w:r>
+        <w:t xml:space="preserve">That,</w:t>
+      </w:r>
+      <w:r>
+        <w:t xml:space="preserve"> </w:t>
+      </w:r>
+      <w:r>
+        <w:t xml:space="preserve">the concurrence reminds us, is</w:t>
+      </w:r>
+      <w:r>
+        <w:t xml:space="preserve"> </w:t>
+      </w:r>
+      <w:r>
+        <w:rPr>
+          <w:iCs/>
+          <w:i/>
+        </w:rPr>
+        <w:t xml:space="preserve">why</w:t>
+      </w:r>
+      <w:r>
+        <w:t xml:space="preserve"> </w:t>
+      </w:r>
+      <w:r>
+        <w:t xml:space="preserve">the letter existed.</w:t>
+      </w:r>
+    </w:p>
+    <w:bookmarkEnd w:id="70"/>
+    <w:bookmarkStart w:id="71" w:name="the-epilogue-the-opinion-doesnt-contain"/>
+    <w:p>
+      <w:pPr>
+        <w:pStyle w:val="Heading2"/>
+      </w:pPr>
+      <w:r>
+        <w:t xml:space="preserve">The epilogue the opinion doesn’t contain</w:t>
+      </w:r>
+    </w:p>
+    <w:p>
+      <w:pPr>
+        <w:pStyle w:val="FirstParagraph"/>
+      </w:pPr>
+      <w:r>
+        <w:t xml:space="preserve">The 2021 decision ends with the order for a new trial, so the opinion itself</w:t>
+      </w:r>
+      <w:r>
+        <w:t xml:space="preserve"> </w:t>
+      </w:r>
+      <w:r>
+        <w:t xml:space="preserve">cannot tell you how the story ends. The news coverage can: in early 2023,</w:t>
+      </w:r>
+      <w:r>
+        <w:t xml:space="preserve"> </w:t>
+      </w:r>
+      <w:r>
+        <w:t xml:space="preserve">Kenosha County prosecutors retried Mark Jensen, this time without Julie’s</w:t>
+      </w:r>
+      <w:r>
+        <w:t xml:space="preserve"> </w:t>
+      </w:r>
+      <w:r>
+        <w:t xml:space="preserve">letter, and a second jury convicted him of first-degree intentional homicide</w:t>
+      </w:r>
+      <w:r>
+        <w:t xml:space="preserve"> </w:t>
+      </w:r>
+      <w:r>
+        <w:t xml:space="preserve">all over again. The other evidence, it turned out, really was voluminous.</w:t>
+      </w:r>
+      <w:r>
+        <w:t xml:space="preserve"> </w:t>
+      </w:r>
+      <w:r>
+        <w:rPr>
+          <w:iCs/>
+          <w:i/>
+        </w:rPr>
+        <w:t xml:space="preserve">(Note: the retrial outcome is reported from news coverage, not from the</w:t>
+      </w:r>
+      <w:r>
+        <w:rPr>
+          <w:iCs/>
+          <w:i/>
+        </w:rPr>
+        <w:t xml:space="preserve"> </w:t>
+      </w:r>
+      <w:r>
+        <w:rPr>
+          <w:iCs/>
+          <w:i/>
+        </w:rPr>
+        <w:t xml:space="preserve">anchor decision; verify current status before print.)</w:t>
+      </w:r>
+    </w:p>
+    <w:bookmarkEnd w:id="71"/>
+    <w:bookmarkStart w:id="74" w:name="howd-he-get-caught-3"/>
+    <w:p>
+      <w:pPr>
+        <w:pStyle w:val="Heading2"/>
+      </w:pPr>
+      <w:r>
+        <w:t xml:space="preserve">How’d he get caught?</w:t>
+      </w:r>
+    </w:p>
+    <w:p>
+      <w:pPr>
+        <w:pStyle w:val="FirstParagraph"/>
+      </w:pPr>
+      <w:r>
+        <w:t xml:space="preserve">Julie caught him. Before the poison ever reached her, she left a signed,</w:t>
+      </w:r>
+      <w:r>
+        <w:t xml:space="preserve"> </w:t>
+      </w:r>
+      <w:r>
+        <w:t xml:space="preserve">sealed accusation with a neighbor and her voice on a police officer’s</w:t>
+      </w:r>
+      <w:r>
+        <w:t xml:space="preserve"> </w:t>
+      </w:r>
+      <w:r>
+        <w:t xml:space="preserve">voicemail; evidence gathered by the victim herself, in advance of her own</w:t>
+      </w:r>
+      <w:r>
+        <w:t xml:space="preserve"> </w:t>
+      </w:r>
+      <w:r>
+        <w:t xml:space="preserve">murder. The bitter irony of this chapter is that her foresight nearly unmade</w:t>
+      </w:r>
+      <w:r>
+        <w:t xml:space="preserve"> </w:t>
+      </w:r>
+      <w:r>
+        <w:t xml:space="preserve">the case: a statement created</w:t>
+      </w:r>
+      <w:r>
+        <w:t xml:space="preserve"> </w:t>
+      </w:r>
+      <w:r>
+        <w:rPr>
+          <w:iCs/>
+          <w:i/>
+        </w:rPr>
+        <w:t xml:space="preserve">to be used by police after her death</w:t>
+      </w:r>
+      <w:r>
+        <w:t xml:space="preserve"> </w:t>
+      </w:r>
+      <w:r>
+        <w:t xml:space="preserve">is the</w:t>
+      </w:r>
+      <w:r>
+        <w:t xml:space="preserve"> </w:t>
+      </w:r>
+      <w:r>
+        <w:t xml:space="preserve">purest form of</w:t>
+      </w:r>
+      <w:r>
+        <w:t xml:space="preserve"> </w:t>
+      </w:r>
+      <w:r>
+        <w:t xml:space="preserve">“</w:t>
+      </w:r>
+      <w:r>
+        <w:t xml:space="preserve">testimonial</w:t>
+      </w:r>
+      <w:r>
+        <w:t xml:space="preserve">”</w:t>
+      </w:r>
+      <w:r>
+        <w:t xml:space="preserve"> </w:t>
+      </w:r>
+      <w:r>
+        <w:t xml:space="preserve">evidence the Confrontation Clause exists to</w:t>
+      </w:r>
+      <w:r>
+        <w:t xml:space="preserve"> </w:t>
+      </w:r>
+      <w:r>
+        <w:t xml:space="preserve">police, and it took American courts twenty-five years to finish arguing about</w:t>
+      </w:r>
+      <w:r>
+        <w:t xml:space="preserve"> </w:t>
+      </w:r>
+      <w:r>
+        <w:t xml:space="preserve">it. In the end, both things were true at once. Julie’s letter could not</w:t>
+      </w:r>
+      <w:r>
+        <w:t xml:space="preserve"> </w:t>
+      </w:r>
+      <w:r>
+        <w:t xml:space="preserve">lawfully convict her husband, and her husband was convicted anyway, because</w:t>
+      </w:r>
+      <w:r>
+        <w:t xml:space="preserve"> </w:t>
+      </w:r>
+      <w:r>
+        <w:t xml:space="preserve">a woman who documents her own danger leaves behind more than a letter. She</w:t>
+      </w:r>
+      <w:r>
+        <w:t xml:space="preserve"> </w:t>
+      </w:r>
+      <w:r>
+        <w:t xml:space="preserve">leaves behind a trail.</w:t>
+      </w:r>
+    </w:p>
+    <w:p>
+      <w:r>
+        <w:pict>
+          <v:rect style="width:0;height:1.5pt" o:hralign="center" o:hrstd="t" o:hr="t"/>
+        </w:pict>
+      </w:r>
+    </w:p>
+    <w:p>
+      <w:pPr>
+        <w:pStyle w:val="BlockText"/>
+      </w:pPr>
+      <w:r>
+        <w:rPr>
+          <w:bCs/>
+          <w:b/>
+        </w:rPr>
+        <w:t xml:space="preserve">📖 Read the case yourself:</w:t>
+      </w:r>
+      <w:r>
+        <w:t xml:space="preserve"> </w:t>
+      </w:r>
+      <w:r>
+        <w:rPr>
+          <w:iCs/>
+          <w:i/>
+        </w:rPr>
         <w:t xml:space="preserve">State v. Jensen</w:t>
       </w:r>
       <w:r>
@@ -8369,7 +9071,7 @@
       <w:r>
         <w:t xml:space="preserve"> </w:t>
       </w:r>
-      <w:hyperlink r:id="rId67">
+      <w:hyperlink r:id="rId72">
         <w:r>
           <w:rPr>
             <w:rStyle w:val="Hyperlink"/>
@@ -8386,7 +9088,7 @@
       <w:r>
         <w:t xml:space="preserve"> </w:t>
       </w:r>
-      <w:hyperlink r:id="rId68">
+      <w:hyperlink r:id="rId73">
         <w:r>
           <w:rPr>
             <w:rStyle w:val="Hyperlink"/>
@@ -8475,9 +9177,9 @@
         <w:t xml:space="preserve">on the pull list.</w:t>
       </w:r>
     </w:p>
-    <w:bookmarkEnd w:id="69"/>
-    <w:bookmarkEnd w:id="70"/>
-    <w:bookmarkStart w:id="77" w:name="X958002ca02448356755196d87203e85c6cf932e"/>
+    <w:bookmarkEnd w:id="74"/>
+    <w:bookmarkEnd w:id="75"/>
+    <w:bookmarkStart w:id="82" w:name="X958002ca02448356755196d87203e85c6cf932e"/>
     <w:p>
       <w:pPr>
         <w:pStyle w:val="Heading1"/>
@@ -8574,7 +9276,7 @@
         <w:t xml:space="preserve">The problem was everything the scene couldn’t say, and one device that could.</w:t>
       </w:r>
     </w:p>
-    <w:bookmarkStart w:id="71" w:name="X7b11d94e34298c01d860c15ea739cb0dfca6508"/>
+    <w:bookmarkStart w:id="76" w:name="X7b11d94e34298c01d860c15ea739cb0dfca6508"/>
     <w:p>
       <w:pPr>
         <w:pStyle w:val="Heading2"/>
@@ -8714,8 +9416,8 @@
         <w:t xml:space="preserve">steps, minute by minute. At 10:05 a.m., it stopped.</w:t>
       </w:r>
     </w:p>
-    <w:bookmarkEnd w:id="71"/>
-    <w:bookmarkStart w:id="72" w:name="Xe67b992d38f8a0f7b4654d7ff9a0bd5ed378ef7"/>
+    <w:bookmarkEnd w:id="76"/>
+    <w:bookmarkStart w:id="77" w:name="Xe67b992d38f8a0f7b4654d7ff9a0bd5ed378ef7"/>
     <w:p>
       <w:pPr>
         <w:pStyle w:val="Heading2"/>
@@ -8943,8 +9645,8 @@
         <w:t xml:space="preserve">Sixteen months later he was arrested for murder.</w:t>
       </w:r>
     </w:p>
-    <w:bookmarkEnd w:id="72"/>
-    <w:bookmarkStart w:id="73" w:name="Xb2f571a3ce5b829599892b5c7bae5c141c375a5"/>
+    <w:bookmarkEnd w:id="77"/>
+    <w:bookmarkStart w:id="78" w:name="Xb2f571a3ce5b829599892b5c7bae5c141c375a5"/>
     <w:p>
       <w:pPr>
         <w:pStyle w:val="Heading2"/>
@@ -9214,8 +9916,8 @@
         <w:t xml:space="preserve">Dabate was simply overwhelming with or without them.</w:t>
       </w:r>
     </w:p>
-    <w:bookmarkEnd w:id="73"/>
-    <w:bookmarkStart w:id="76" w:name="howd-he-get-caught-4"/>
+    <w:bookmarkEnd w:id="78"/>
+    <w:bookmarkStart w:id="81" w:name="howd-he-get-caught-4"/>
     <w:p>
       <w:pPr>
         <w:pStyle w:val="Heading2"/>
@@ -9308,7 +10010,7 @@
       <w:r>
         <w:t xml:space="preserve"> </w:t>
       </w:r>
-      <w:hyperlink r:id="rId74">
+      <w:hyperlink r:id="rId79">
         <w:r>
           <w:rPr>
             <w:rStyle w:val="Hyperlink"/>
@@ -9325,7 +10027,7 @@
       <w:r>
         <w:t xml:space="preserve"> </w:t>
       </w:r>
-      <w:hyperlink r:id="rId75">
+      <w:hyperlink r:id="rId80">
         <w:r>
           <w:rPr>
             <w:rStyle w:val="Hyperlink"/>
@@ -9349,9 +10051,9 @@
         <w:t xml:space="preserve">admissibility ruling is Part II.</w:t>
       </w:r>
     </w:p>
-    <w:bookmarkEnd w:id="76"/>
-    <w:bookmarkEnd w:id="77"/>
-    <w:bookmarkStart w:id="84" w:name="chapter-22---twelve-steps"/>
+    <w:bookmarkEnd w:id="81"/>
+    <w:bookmarkEnd w:id="82"/>
+    <w:bookmarkStart w:id="89" w:name="chapter-22---twelve-steps"/>
     <w:p>
       <w:pPr>
         <w:pStyle w:val="Heading1"/>
@@ -9525,7 +10227,7 @@
         <w:t xml:space="preserve">nowhere else to go.</w:t>
       </w:r>
     </w:p>
-    <w:bookmarkStart w:id="78" w:name="the-phone-in-the-evidence-locker"/>
+    <w:bookmarkStart w:id="83" w:name="the-phone-in-the-evidence-locker"/>
     <w:p>
       <w:pPr>
         <w:pStyle w:val="Heading2"/>
@@ -9783,8 +10485,8 @@
         <w:t xml:space="preserve">handed it to a police officer over a fender-bender.</w:t>
       </w:r>
     </w:p>
-    <w:bookmarkEnd w:id="78"/>
-    <w:bookmarkStart w:id="79" w:name="the-story-he-told-the-jury"/>
+    <w:bookmarkEnd w:id="83"/>
+    <w:bookmarkStart w:id="84" w:name="the-story-he-told-the-jury"/>
     <w:p>
       <w:pPr>
         <w:pStyle w:val="Heading2"/>
@@ -9905,8 +10607,8 @@
         <w:t xml:space="preserve">Burch of first-degree intentional homicide. He was sentenced to life.</w:t>
       </w:r>
     </w:p>
-    <w:bookmarkEnd w:id="79"/>
-    <w:bookmarkStart w:id="80" w:name="what-the-appeal-decided"/>
+    <w:bookmarkEnd w:id="84"/>
+    <w:bookmarkStart w:id="85" w:name="what-the-appeal-decided"/>
     <w:p>
       <w:pPr>
         <w:pStyle w:val="Heading2"/>
@@ -10083,8 +10785,8 @@
         <w:t xml:space="preserve">let the little band speak for itself.</w:t>
       </w:r>
     </w:p>
-    <w:bookmarkEnd w:id="80"/>
-    <w:bookmarkStart w:id="83" w:name="howd-he-get-caught-5"/>
+    <w:bookmarkEnd w:id="85"/>
+    <w:bookmarkStart w:id="88" w:name="howd-he-get-caught-5"/>
     <w:p>
       <w:pPr>
         <w:pStyle w:val="Heading2"/>
@@ -10183,7 +10885,7 @@
       <w:r>
         <w:t xml:space="preserve"> </w:t>
       </w:r>
-      <w:hyperlink r:id="rId81">
+      <w:hyperlink r:id="rId86">
         <w:r>
           <w:rPr>
             <w:rStyle w:val="Hyperlink"/>
@@ -10200,7 +10902,7 @@
       <w:r>
         <w:t xml:space="preserve"> </w:t>
       </w:r>
-      <w:hyperlink r:id="rId82">
+      <w:hyperlink r:id="rId87">
         <w:r>
           <w:rPr>
             <w:rStyle w:val="Hyperlink"/>
@@ -10217,7 +10919,7 @@
       <w:r>
         <w:t xml:space="preserve"> </w:t>
       </w:r>
-      <w:hyperlink r:id="rId68">
+      <w:hyperlink r:id="rId73">
         <w:r>
           <w:rPr>
             <w:rStyle w:val="Hyperlink"/>
@@ -10241,15 +10943,15 @@
         <w:t xml:space="preserve">Fitbit rulings follow in the Discussion.</w:t>
       </w:r>
     </w:p>
-    <w:bookmarkEnd w:id="83"/>
-    <w:bookmarkEnd w:id="84"/>
-    <w:bookmarkStart w:id="91" w:name="chapter-31---mr.-big"/>
+    <w:bookmarkEnd w:id="88"/>
+    <w:bookmarkEnd w:id="89"/>
+    <w:bookmarkStart w:id="94" w:name="X6286e49a5d2835d1750bbfc5643f89e51b5db7b"/>
     <w:p>
       <w:pPr>
         <w:pStyle w:val="Heading1"/>
       </w:pPr>
       <w:r>
-        <w:t xml:space="preserve">Chapter 31 - Mr. Big</w:t>
+        <w:t xml:space="preserve">Chapter 24 - The Residue Doesn’t Lie, But It Doesn’t Explain</w:t>
       </w:r>
     </w:p>
     <w:p>
@@ -10261,7 +10963,7 @@
           <w:bCs/>
           <w:b/>
         </w:rPr>
-        <w:t xml:space="preserve">The RCMP built a fake criminal empire with one purpose: to make an</w:t>
+        <w:t xml:space="preserve">A single particle of lead, antimony, and barium, fused by the heat of a</w:t>
       </w:r>
       <w:r>
         <w:rPr>
@@ -10275,443 +10977,205 @@
           <w:bCs/>
           <w:b/>
         </w:rPr>
-        <w:t xml:space="preserve">unemployed man from Gander confess to drowning his little girls.</w:t>
-      </w:r>
-    </w:p>
-    <w:p>
-      <w:pPr>
-        <w:pStyle w:val="BodyText"/>
-      </w:pPr>
-      <w:r>
-        <w:t xml:space="preserve">On the morning of August 4, 2002, Nelson Hart drove his three-year-old twin</w:t>
-      </w:r>
-      <w:r>
-        <w:t xml:space="preserve"> </w:t>
-      </w:r>
-      <w:r>
-        <w:t xml:space="preserve">daughters, Karen and Krista, to a park near their home in Gander,</w:t>
-      </w:r>
-      <w:r>
-        <w:t xml:space="preserve"> </w:t>
-      </w:r>
-      <w:r>
-        <w:t xml:space="preserve">Newfoundland, to play on the swings. A lake sat beside the park. Half an hour</w:t>
-      </w:r>
-      <w:r>
-        <w:t xml:space="preserve"> </w:t>
-      </w:r>
-      <w:r>
-        <w:t xml:space="preserve">to forty-five minutes later, he burst back into his house in a panic and told</w:t>
-      </w:r>
-      <w:r>
-        <w:t xml:space="preserve"> </w:t>
-      </w:r>
-      <w:r>
-        <w:t xml:space="preserve">his wife that Krista had fallen into the water.</w:t>
-      </w:r>
-    </w:p>
-    <w:p>
-      <w:pPr>
-        <w:pStyle w:val="BodyText"/>
-      </w:pPr>
-      <w:r>
-        <w:t xml:space="preserve">His wife asked the obvious, terrible question:</w:t>
-      </w:r>
-      <w:r>
-        <w:t xml:space="preserve"> </w:t>
-      </w:r>
-      <w:r>
-        <w:rPr>
-          <w:iCs/>
-          <w:i/>
-        </w:rPr>
-        <w:t xml:space="preserve">where is Karen?</w:t>
-      </w:r>
-    </w:p>
-    <w:p>
-      <w:pPr>
-        <w:pStyle w:val="BodyText"/>
-      </w:pPr>
-      <w:r>
-        <w:t xml:space="preserve">Nelson had forgotten her at the park.</w:t>
-      </w:r>
-    </w:p>
-    <w:p>
-      <w:pPr>
-        <w:pStyle w:val="BodyText"/>
-      </w:pPr>
-      <w:r>
-        <w:t xml:space="preserve">By the time first responders arrived, both girls were floating in the lake,</w:t>
-      </w:r>
-      <w:r>
-        <w:t xml:space="preserve"> </w:t>
-      </w:r>
-      <w:r>
-        <w:t xml:space="preserve">several hundred metres apart. It was too late.</w:t>
-      </w:r>
-    </w:p>
-    <w:p>
-      <w:pPr>
-        <w:pStyle w:val="BodyText"/>
-      </w:pPr>
-      <w:r>
-        <w:t xml:space="preserve">Hart’s story never sat right. He told police he couldn’t swim, so instead of</w:t>
-      </w:r>
-      <w:r>
-        <w:t xml:space="preserve"> </w:t>
-      </w:r>
-      <w:r>
-        <w:t xml:space="preserve">helping he had run to his car and driven home to get his wife, leaving one</w:t>
-      </w:r>
-      <w:r>
-        <w:t xml:space="preserve"> </w:t>
-      </w:r>
-      <w:r>
-        <w:t xml:space="preserve">daughter on the dock beside the water that was swallowing the other. There</w:t>
-      </w:r>
-      <w:r>
-        <w:t xml:space="preserve"> </w:t>
-      </w:r>
-      <w:r>
-        <w:t xml:space="preserve">were two cell phones in his car; he called no one. He drove past a restaurant</w:t>
-      </w:r>
-      <w:r>
-        <w:t xml:space="preserve"> </w:t>
-      </w:r>
-      <w:r>
-        <w:t xml:space="preserve">and a hospital; he stopped at neither. Two weeks after an eight-hour</w:t>
-      </w:r>
-      <w:r>
-        <w:t xml:space="preserve"> </w:t>
-      </w:r>
-      <w:r>
-        <w:t xml:space="preserve">interrogation went nowhere, he called police and changed his story: he’d</w:t>
-      </w:r>
-      <w:r>
-        <w:t xml:space="preserve"> </w:t>
-      </w:r>
-      <w:r>
-        <w:t xml:space="preserve">suffered an epileptic seizure at the park, come to</w:t>
-      </w:r>
-      <w:r>
-        <w:t xml:space="preserve"> </w:t>
-      </w:r>
-      <w:r>
-        <w:t xml:space="preserve">“</w:t>
-      </w:r>
-      <w:r>
-        <w:t xml:space="preserve">dopey,</w:t>
-      </w:r>
-      <w:r>
-        <w:t xml:space="preserve">”</w:t>
-      </w:r>
-      <w:r>
-        <w:t xml:space="preserve"> </w:t>
-      </w:r>
-      <w:r>
-        <w:t xml:space="preserve">seen one of his</w:t>
-      </w:r>
-      <w:r>
-        <w:t xml:space="preserve"> </w:t>
-      </w:r>
-      <w:r>
-        <w:t xml:space="preserve">girls in the water, and could think only of driving home. He said he’d lied at</w:t>
-      </w:r>
-      <w:r>
-        <w:t xml:space="preserve"> </w:t>
-      </w:r>
-      <w:r>
-        <w:t xml:space="preserve">first because he was afraid of losing his driver’s licence again.</w:t>
-      </w:r>
-    </w:p>
-    <w:p>
-      <w:pPr>
-        <w:pStyle w:val="BodyText"/>
-      </w:pPr>
-      <w:r>
-        <w:t xml:space="preserve">Police were convinced he had drowned his daughters. But conviction is not</w:t>
-      </w:r>
-      <w:r>
-        <w:t xml:space="preserve"> </w:t>
-      </w:r>
-      <w:r>
-        <w:t xml:space="preserve">evidence, and they had none. The investigation went cold.</w:t>
-      </w:r>
-    </w:p>
-    <w:p>
-      <w:pPr>
-        <w:pStyle w:val="BodyText"/>
-      </w:pPr>
-      <w:r>
-        <w:t xml:space="preserve">What they did next made Canadian legal history, twice. Once when it worked,</w:t>
-      </w:r>
-      <w:r>
-        <w:t xml:space="preserve"> </w:t>
-      </w:r>
-      <w:r>
-        <w:t xml:space="preserve">and once when the Supreme Court of Canada saw what</w:t>
-      </w:r>
-      <w:r>
-        <w:t xml:space="preserve"> </w:t>
-      </w:r>
-      <w:r>
-        <w:t xml:space="preserve">“</w:t>
-      </w:r>
-      <w:r>
-        <w:t xml:space="preserve">working</w:t>
-      </w:r>
-      <w:r>
-        <w:t xml:space="preserve">”</w:t>
-      </w:r>
-      <w:r>
-        <w:t xml:space="preserve"> </w:t>
-      </w:r>
-      <w:r>
-        <w:t xml:space="preserve">had required.</w:t>
-      </w:r>
-    </w:p>
-    <w:bookmarkStart w:id="85" w:name="building-a-world-around-a-lonely-man"/>
-    <w:p>
-      <w:pPr>
-        <w:pStyle w:val="Heading2"/>
-      </w:pPr>
-      <w:r>
-        <w:t xml:space="preserve">Building a world around a lonely man</w:t>
-      </w:r>
-    </w:p>
-    <w:p>
-      <w:pPr>
-        <w:pStyle w:val="FirstParagraph"/>
-      </w:pPr>
-      <w:r>
-        <w:t xml:space="preserve">The technique is called a</w:t>
-      </w:r>
-      <w:r>
-        <w:t xml:space="preserve"> </w:t>
-      </w:r>
-      <w:r>
-        <w:t xml:space="preserve">“</w:t>
-      </w:r>
-      <w:r>
-        <w:t xml:space="preserve">Mr. Big</w:t>
-      </w:r>
-      <w:r>
-        <w:t xml:space="preserve">”</w:t>
-      </w:r>
-      <w:r>
-        <w:t xml:space="preserve"> </w:t>
-      </w:r>
-      <w:r>
-        <w:t xml:space="preserve">operation, and it is a Canadian invention:</w:t>
-      </w:r>
-      <w:r>
-        <w:t xml:space="preserve"> </w:t>
-      </w:r>
-      <w:r>
-        <w:t xml:space="preserve">undercover officers construct a fictitious criminal organization around a</w:t>
-      </w:r>
-      <w:r>
-        <w:t xml:space="preserve"> </w:t>
-      </w:r>
-      <w:r>
-        <w:t xml:space="preserve">suspect, befriend him, employ him, enrich him, and then arrange a job</w:t>
-      </w:r>
-      <w:r>
-        <w:t xml:space="preserve"> </w:t>
-      </w:r>
-      <w:r>
-        <w:t xml:space="preserve">interview with the boss,</w:t>
-      </w:r>
-      <w:r>
-        <w:t xml:space="preserve"> </w:t>
-      </w:r>
-      <w:r>
-        <w:t xml:space="preserve">“</w:t>
-      </w:r>
-      <w:r>
-        <w:t xml:space="preserve">Mr. Big,</w:t>
-      </w:r>
-      <w:r>
-        <w:t xml:space="preserve">”</w:t>
-      </w:r>
-      <w:r>
-        <w:t xml:space="preserve"> </w:t>
-      </w:r>
-      <w:r>
-        <w:t xml:space="preserve">where the price of admission is the truth</w:t>
-      </w:r>
-      <w:r>
-        <w:t xml:space="preserve"> </w:t>
-      </w:r>
-      <w:r>
-        <w:t xml:space="preserve">about his past.</w:t>
-      </w:r>
-    </w:p>
-    <w:p>
-      <w:pPr>
-        <w:pStyle w:val="BodyText"/>
-      </w:pPr>
-      <w:r>
-        <w:t xml:space="preserve">Nelson Hart was the ideal target, which is precisely what makes his case so</w:t>
-      </w:r>
-      <w:r>
-        <w:t xml:space="preserve"> </w:t>
-      </w:r>
-      <w:r>
-        <w:t xml:space="preserve">uncomfortable. Surveillance in late 2004 found a man on social assistance and</w:t>
-      </w:r>
-      <w:r>
-        <w:t xml:space="preserve"> </w:t>
-      </w:r>
-      <w:r>
-        <w:t xml:space="preserve">profoundly isolated; he rarely left home, and when he did, his wife came</w:t>
-      </w:r>
-      <w:r>
-        <w:t xml:space="preserve"> </w:t>
-      </w:r>
-      <w:r>
-        <w:t xml:space="preserve">with him.</w:t>
-      </w:r>
-    </w:p>
-    <w:p>
-      <w:pPr>
-        <w:pStyle w:val="BodyText"/>
-      </w:pPr>
-      <w:r>
-        <w:t xml:space="preserve">In February 2005, a stranger, an undercover officer the judgment calls</w:t>
-      </w:r>
-      <w:r>
-        <w:t xml:space="preserve"> </w:t>
-      </w:r>
-      <w:r>
-        <w:t xml:space="preserve">“</w:t>
-      </w:r>
-      <w:r>
-        <w:t xml:space="preserve">Jim,</w:t>
-      </w:r>
-      <w:r>
-        <w:t xml:space="preserve">”</w:t>
-      </w:r>
-      <w:r>
-        <w:t xml:space="preserve"> </w:t>
-      </w:r>
-      <w:r>
-        <w:t xml:space="preserve">approached Hart outside a convenience store and asked for help finding his</w:t>
-      </w:r>
-      <w:r>
-        <w:t xml:space="preserve"> </w:t>
-      </w:r>
-      <w:r>
-        <w:t xml:space="preserve">missing sister. Hart obliged and was paid fifty dollars. Within days he had a</w:t>
-      </w:r>
-      <w:r>
-        <w:t xml:space="preserve"> </w:t>
-      </w:r>
-      <w:r>
-        <w:t xml:space="preserve">job as a driver for Jim’s trucking company. Within months, the fictitious</w:t>
-      </w:r>
-      <w:r>
-        <w:t xml:space="preserve"> </w:t>
-      </w:r>
-      <w:r>
-        <w:t xml:space="preserve">organization had become his entire world. Over four months, Hart took part in</w:t>
-      </w:r>
-      <w:r>
-        <w:t xml:space="preserve"> </w:t>
+        <w:t xml:space="preserve">gunshot, does not tell you whose gun it was. It just tells you that you were</w:t>
       </w:r>
       <w:r>
         <w:rPr>
           <w:bCs/>
           <w:b/>
         </w:rPr>
-        <w:t xml:space="preserve">63 staged</w:t>
+        <w:t xml:space="preserve"> </w:t>
       </w:r>
       <w:r>
         <w:rPr>
           <w:bCs/>
           <w:b/>
         </w:rPr>
-        <w:t xml:space="preserve"> </w:t>
-      </w:r>
-      <w:r>
-        <w:rPr>
-          <w:bCs/>
-          <w:b/>
-        </w:rPr>
+        <w:t xml:space="preserve">close to one.</w:t>
+      </w:r>
+    </w:p>
+    <w:p>
+      <w:pPr>
+        <w:pStyle w:val="BodyText"/>
+      </w:pPr>
+      <w:r>
+        <w:t xml:space="preserve">At about 7:20 in the evening on December 23, 2006, Stefanie Stevenson walked</w:t>
+      </w:r>
+      <w:r>
+        <w:t xml:space="preserve"> </w:t>
+      </w:r>
+      <w:r>
+        <w:t xml:space="preserve">the short distance from her home to her van. She was leaving for a shift at the</w:t>
+      </w:r>
+      <w:r>
+        <w:t xml:space="preserve"> </w:t>
+      </w:r>
+      <w:r>
+        <w:t xml:space="preserve">local hospital. An assailant who had been waiting beside her house stepped out</w:t>
+      </w:r>
+      <w:r>
+        <w:t xml:space="preserve"> </w:t>
+      </w:r>
+      <w:r>
+        <w:t xml:space="preserve">and shot her once in the head.</w:t>
+      </w:r>
+    </w:p>
+    <w:p>
+      <w:pPr>
+        <w:pStyle w:val="BodyText"/>
+      </w:pPr>
+      <w:r>
+        <w:t xml:space="preserve">About two hours later, her estranged husband, Andrew Stevenson, was under</w:t>
+      </w:r>
+      <w:r>
+        <w:t xml:space="preserve"> </w:t>
+      </w:r>
+      <w:r>
+        <w:t xml:space="preserve">arrest and charged with first-degree murder.</w:t>
+      </w:r>
+    </w:p>
+    <w:p>
+      <w:pPr>
+        <w:pStyle w:val="BodyText"/>
+      </w:pPr>
+      <w:r>
+        <w:t xml:space="preserve">There was no dispute at trial that whoever fired that shot was guilty of</w:t>
+      </w:r>
+      <w:r>
+        <w:t xml:space="preserve"> </w:t>
+      </w:r>
+      <w:r>
+        <w:t xml:space="preserve">first-degree murder. This was not a robbery gone wrong; the killer had lain in</w:t>
+      </w:r>
+      <w:r>
+        <w:t xml:space="preserve"> </w:t>
+      </w:r>
+      <w:r>
+        <w:t xml:space="preserve">wait. The only question, the only issue in the entire case, was identity. Who</w:t>
+      </w:r>
+      <w:r>
+        <w:t xml:space="preserve"> </w:t>
+      </w:r>
+      <w:r>
+        <w:t xml:space="preserve">was the person beside the house? There were no eyewitnesses. The murder weapon</w:t>
+      </w:r>
+      <w:r>
+        <w:t xml:space="preserve"> </w:t>
+      </w:r>
+      <w:r>
+        <w:t xml:space="preserve">was never found. Andrew Stevenson did not testify. The Crown’s case was</w:t>
+      </w:r>
+      <w:r>
+        <w:t xml:space="preserve"> </w:t>
+      </w:r>
+      <w:r>
+        <w:t xml:space="preserve">entirely circumstantial, and one of its most important circumstances was</w:t>
+      </w:r>
+      <w:r>
+        <w:t xml:space="preserve"> </w:t>
+      </w:r>
+      <w:r>
+        <w:t xml:space="preserve">microscopic.</w:t>
+      </w:r>
+    </w:p>
+    <w:bookmarkStart w:id="90" w:name="X88a9e341a86925c586640a762c38386b85799e5"/>
+    <w:p>
+      <w:pPr>
+        <w:pStyle w:val="Heading2"/>
+      </w:pPr>
+      <w:r>
+        <w:t xml:space="preserve">Motive, opportunity, and an unaccounted hour</w:t>
+      </w:r>
+    </w:p>
+    <w:p>
+      <w:pPr>
+        <w:pStyle w:val="FirstParagraph"/>
+      </w:pPr>
+      <w:r>
+        <w:t xml:space="preserve">Before the science, the ordinary evidence pointed toward the husband, though</w:t>
+      </w:r>
+      <w:r>
+        <w:t xml:space="preserve"> </w:t>
+      </w:r>
+      <w:r>
+        <w:t xml:space="preserve">never cleanly.</w:t>
+      </w:r>
+    </w:p>
+    <w:p>
+      <w:pPr>
+        <w:pStyle w:val="BodyText"/>
+      </w:pPr>
+      <w:r>
+        <w:t xml:space="preserve">The couple had separated thirteen months earlier and were divorcing. Stevenson</w:t>
+      </w:r>
+      <w:r>
+        <w:t xml:space="preserve"> </w:t>
+      </w:r>
+      <w:r>
+        <w:t xml:space="preserve">believed his wife had cheated during the marriage and carried what the judgment</w:t>
+      </w:r>
+      <w:r>
+        <w:t xml:space="preserve"> </w:t>
+      </w:r>
+      <w:r>
+        <w:t xml:space="preserve">calls</w:t>
+      </w:r>
+      <w:r>
+        <w:t xml:space="preserve"> </w:t>
+      </w:r>
+      <w:r>
         <w:t xml:space="preserve">“</w:t>
       </w:r>
       <w:r>
-        <w:rPr>
-          <w:bCs/>
-          <w:b/>
-        </w:rPr>
-        <w:t xml:space="preserve">scenarios</w:t>
-      </w:r>
-      <w:r>
-        <w:rPr>
-          <w:bCs/>
-          <w:b/>
-        </w:rPr>
+        <w:t xml:space="preserve">a considerable grudge</w:t>
+      </w:r>
+      <w:r>
         <w:t xml:space="preserve">”</w:t>
       </w:r>
       <w:r>
-        <w:t xml:space="preserve">, drove mysterious packages across Newfoundland,</w:t>
-      </w:r>
-      <w:r>
-        <w:t xml:space="preserve"> </w:t>
-      </w:r>
-      <w:r>
-        <w:t xml:space="preserve">travelled to Halifax, Montreal, Ottawa, Toronto, and Vancouver, stayed in</w:t>
-      </w:r>
-      <w:r>
-        <w:t xml:space="preserve"> </w:t>
-      </w:r>
-      <w:r>
-        <w:t xml:space="preserve">hotels, and ate in some of the country’s finest restaurants; one officer had</w:t>
-      </w:r>
-      <w:r>
-        <w:t xml:space="preserve"> </w:t>
-      </w:r>
-      <w:r>
-        <w:t xml:space="preserve">to teach him how to behave at dinner, because all of it was new to him. He</w:t>
-      </w:r>
-      <w:r>
-        <w:t xml:space="preserve"> </w:t>
-      </w:r>
-      <w:r>
-        <w:t xml:space="preserve">was paid $15,720. He came to call the undercover officers his best friends,</w:t>
-      </w:r>
-      <w:r>
-        <w:t xml:space="preserve"> </w:t>
-      </w:r>
-      <w:r>
-        <w:t xml:space="preserve">his</w:t>
-      </w:r>
-      <w:r>
-        <w:t xml:space="preserve"> </w:t>
-      </w:r>
-      <w:r>
-        <w:rPr>
-          <w:iCs/>
-          <w:i/>
-        </w:rPr>
-        <w:t xml:space="preserve">brothers</w:t>
-      </w:r>
-      <w:r>
-        <w:t xml:space="preserve">. The operation’s total cost to the public:</w:t>
-      </w:r>
-      <w:r>
-        <w:t xml:space="preserve"> </w:t>
-      </w:r>
-      <w:r>
-        <w:rPr>
-          <w:bCs/>
-          <w:b/>
-        </w:rPr>
-        <w:t xml:space="preserve">$413,268</w:t>
-      </w:r>
-      <w:r>
-        <w:t xml:space="preserve">.</w:t>
+        <w:t xml:space="preserve">; he had been convicted of threatening her only</w:t>
+      </w:r>
+      <w:r>
+        <w:t xml:space="preserve"> </w:t>
+      </w:r>
+      <w:r>
+        <w:t xml:space="preserve">months before, in the summer of 2006. The day before she was killed, Stefanie</w:t>
+      </w:r>
+      <w:r>
+        <w:t xml:space="preserve"> </w:t>
+      </w:r>
+      <w:r>
+        <w:t xml:space="preserve">told him she had rejected his latest financial settlement offer, roughly</w:t>
+      </w:r>
+      <w:r>
+        <w:t xml:space="preserve"> </w:t>
+      </w:r>
+      <w:r>
+        <w:t xml:space="preserve">$30,000, and that he would be hearing from her lawyer. There was evidence he</w:t>
+      </w:r>
+      <w:r>
+        <w:t xml:space="preserve"> </w:t>
+      </w:r>
+      <w:r>
+        <w:t xml:space="preserve">was upset she had begun living with another man, and had said he did not want</w:t>
+      </w:r>
+      <w:r>
+        <w:t xml:space="preserve"> </w:t>
+      </w:r>
+      <w:r>
+        <w:t xml:space="preserve">another man raising his children. He also knew the things a lurking killer would</w:t>
+      </w:r>
+      <w:r>
+        <w:t xml:space="preserve"> </w:t>
+      </w:r>
+      <w:r>
+        <w:t xml:space="preserve">need to know: that she had moved into this home about three weeks earlier, and</w:t>
+      </w:r>
+      <w:r>
+        <w:t xml:space="preserve"> </w:t>
+      </w:r>
+      <w:r>
+        <w:t xml:space="preserve">her work schedule, because he took their daughters while she worked.</w:t>
       </w:r>
     </w:p>
     <w:p>
@@ -10719,19 +11183,7 @@
         <w:pStyle w:val="BodyText"/>
       </w:pPr>
       <w:r>
-        <w:t xml:space="preserve">The organization preached trust, honesty, loyalty, and salted the sermons</w:t>
-      </w:r>
-      <w:r>
-        <w:t xml:space="preserve"> </w:t>
-      </w:r>
-      <w:r>
-        <w:t xml:space="preserve">with theatre. Officers flashed violence for his benefit; Hart watched Jim slap</w:t>
-      </w:r>
-      <w:r>
-        <w:t xml:space="preserve"> </w:t>
-      </w:r>
-      <w:r>
-        <w:t xml:space="preserve">another</w:t>
+        <w:t xml:space="preserve">But the Court of Appeal was careful to record that motive</w:t>
       </w:r>
       <w:r>
         <w:t xml:space="preserve"> </w:t>
@@ -10740,7 +11192,13 @@
         <w:t xml:space="preserve">“</w:t>
       </w:r>
       <w:r>
-        <w:t xml:space="preserve">member</w:t>
+        <w:t xml:space="preserve">did not point only</w:t>
+      </w:r>
+      <w:r>
+        <w:t xml:space="preserve"> </w:t>
+      </w:r>
+      <w:r>
+        <w:t xml:space="preserve">in one direction.</w:t>
       </w:r>
       <w:r>
         <w:t xml:space="preserve">”</w:t>
@@ -10749,7 +11207,183 @@
         <w:t xml:space="preserve"> </w:t>
       </w:r>
       <w:r>
-        <w:t xml:space="preserve">for talking out of turn. Then came the hook: a</w:t>
+        <w:t xml:space="preserve">The two were largely getting along about the children; the</w:t>
+      </w:r>
+      <w:r>
+        <w:t xml:space="preserve"> </w:t>
+      </w:r>
+      <w:r>
+        <w:t xml:space="preserve">settlement conversation had not been acrimonious; Stevenson was in a new</w:t>
+      </w:r>
+      <w:r>
+        <w:t xml:space="preserve"> </w:t>
+      </w:r>
+      <w:r>
+        <w:t xml:space="preserve">relationship and appeared to have moved on.</w:t>
+      </w:r>
+    </w:p>
+    <w:p>
+      <w:pPr>
+        <w:pStyle w:val="BodyText"/>
+      </w:pPr>
+      <w:r>
+        <w:t xml:space="preserve">Opportunity had the same shape: suggestive, not conclusive. He left his</w:t>
+      </w:r>
+      <w:r>
+        <w:t xml:space="preserve"> </w:t>
+      </w:r>
+      <w:r>
+        <w:t xml:space="preserve">sister’s home near Brockville around 5:00 p.m., and video surveillance tracked</w:t>
+      </w:r>
+      <w:r>
+        <w:t xml:space="preserve"> </w:t>
+      </w:r>
+      <w:r>
+        <w:t xml:space="preserve">him Christmas shopping until 6:35 p.m., when he was filmed at a McDonald’s about</w:t>
+      </w:r>
+      <w:r>
+        <w:t xml:space="preserve"> </w:t>
+      </w:r>
+      <w:r>
+        <w:t xml:space="preserve">twenty minutes from the murder scene. Stefanie was killed between 7:20 and 7:25.</w:t>
+      </w:r>
+      <w:r>
+        <w:t xml:space="preserve"> </w:t>
+      </w:r>
+      <w:r>
+        <w:t xml:space="preserve">He arrived back at his sister’s home, a twenty-to-twenty-five-minute drive from</w:t>
+      </w:r>
+      <w:r>
+        <w:t xml:space="preserve"> </w:t>
+      </w:r>
+      <w:r>
+        <w:t xml:space="preserve">the scene, around 8:30. The stretch between 6:35 and 8:30, the window that</w:t>
+      </w:r>
+      <w:r>
+        <w:t xml:space="preserve"> </w:t>
+      </w:r>
+      <w:r>
+        <w:t xml:space="preserve">contained the murder, was simply unaccounted for.</w:t>
+      </w:r>
+    </w:p>
+    <w:p>
+      <w:pPr>
+        <w:pStyle w:val="BodyText"/>
+      </w:pPr>
+      <w:r>
+        <w:t xml:space="preserve">That is a case that needs a piece of physical evidence to close the gap. The</w:t>
+      </w:r>
+      <w:r>
+        <w:t xml:space="preserve"> </w:t>
+      </w:r>
+      <w:r>
+        <w:t xml:space="preserve">Crown’s was gunshot residue.</w:t>
+      </w:r>
+    </w:p>
+    <w:bookmarkEnd w:id="90"/>
+    <w:bookmarkStart w:id="91" w:name="X3b54e7c42de35d6c39964b70e410a725933d7ea"/>
+    <w:p>
+      <w:pPr>
+        <w:pStyle w:val="Heading2"/>
+      </w:pPr>
+      <w:r>
+        <w:t xml:space="preserve">What the particles were, and what they weren’t</w:t>
+      </w:r>
+    </w:p>
+    <w:p>
+      <w:pPr>
+        <w:pStyle w:val="FirstParagraph"/>
+      </w:pPr>
+      <w:r>
+        <w:t xml:space="preserve">When the police arrested Stevenson, they wrapped his hands in plastic bags to</w:t>
+      </w:r>
+      <w:r>
+        <w:t xml:space="preserve"> </w:t>
+      </w:r>
+      <w:r>
+        <w:t xml:space="preserve">preserve any residue, and later daubed his hands and seized his clothing for</w:t>
+      </w:r>
+      <w:r>
+        <w:t xml:space="preserve"> </w:t>
+      </w:r>
+      <w:r>
+        <w:t xml:space="preserve">testing at the Centre of Forensic Sciences.</w:t>
+      </w:r>
+    </w:p>
+    <w:p>
+      <w:pPr>
+        <w:pStyle w:val="BodyText"/>
+      </w:pPr>
+      <w:r>
+        <w:t xml:space="preserve">The results were substantial. Examiners found two gunshot-residue particles on</w:t>
+      </w:r>
+      <w:r>
+        <w:t xml:space="preserve"> </w:t>
+      </w:r>
+      <w:r>
+        <w:t xml:space="preserve">the back of his left hand, nine on the web of his right hand, thirteen on the</w:t>
+      </w:r>
+      <w:r>
+        <w:t xml:space="preserve"> </w:t>
+      </w:r>
+      <w:r>
+        <w:t xml:space="preserve">back of his right hand, and more on his jacket sleeve and on the front and back</w:t>
+      </w:r>
+      <w:r>
+        <w:t xml:space="preserve"> </w:t>
+      </w:r>
+      <w:r>
+        <w:t xml:space="preserve">of his pants. These were not loose approximations. A particle counts as GSR only</w:t>
+      </w:r>
+      <w:r>
+        <w:t xml:space="preserve"> </w:t>
+      </w:r>
+      <w:r>
+        <w:t xml:space="preserve">if it contains all three elements, lead, antimony, and barium, fused together by</w:t>
+      </w:r>
+      <w:r>
+        <w:t xml:space="preserve"> </w:t>
+      </w:r>
+      <w:r>
+        <w:t xml:space="preserve">the heat and pressure of a firearm discharging. The forensic scientist explained</w:t>
+      </w:r>
+      <w:r>
+        <w:t xml:space="preserve"> </w:t>
+      </w:r>
+      <w:r>
+        <w:t xml:space="preserve">that such particles are environmentally persistent, they do not easily degrade,</w:t>
+      </w:r>
+      <w:r>
+        <w:t xml:space="preserve"> </w:t>
+      </w:r>
+      <w:r>
+        <w:t xml:space="preserve">and, crucially, they are easily transferred from surface to surface by simple</w:t>
+      </w:r>
+      <w:r>
+        <w:t xml:space="preserve"> </w:t>
+      </w:r>
+      <w:r>
+        <w:t xml:space="preserve">contact.</w:t>
+      </w:r>
+    </w:p>
+    <w:p>
+      <w:pPr>
+        <w:pStyle w:val="BodyText"/>
+      </w:pPr>
+      <w:r>
+        <w:t xml:space="preserve">That last property is the hinge of the whole case, and the reason this chapter</w:t>
+      </w:r>
+      <w:r>
+        <w:t xml:space="preserve"> </w:t>
+      </w:r>
+      <w:r>
+        <w:t xml:space="preserve">sits a little uneasily among the others in this book. As the expert testified,</w:t>
+      </w:r>
+      <w:r>
+        <w:t xml:space="preserve"> </w:t>
+      </w:r>
+      <w:r>
+        <w:t xml:space="preserve">and as the Court of Appeal emphasized, the presence of GSR on a person’s hands</w:t>
       </w:r>
       <w:r>
         <w:t xml:space="preserve"> </w:t>
@@ -10758,7 +11392,7 @@
         <w:t xml:space="preserve">“</w:t>
       </w:r>
       <w:r>
-        <w:t xml:space="preserve">big deal</w:t>
+        <w:t xml:space="preserve">does not assist in identifying how the particles came to be</w:t>
       </w:r>
       <w:r>
         <w:t xml:space="preserve">”</w:t>
@@ -10767,41 +11401,91 @@
         <w:t xml:space="preserve"> </w:t>
       </w:r>
       <w:r>
-        <w:t xml:space="preserve">was</w:t>
-      </w:r>
-      <w:r>
-        <w:t xml:space="preserve"> </w:t>
-      </w:r>
-      <w:r>
-        <w:t xml:space="preserve">coming, worth $20,000 to $25,000 to Hart personally. In Toronto they let him</w:t>
-      </w:r>
-      <w:r>
-        <w:t xml:space="preserve"> </w:t>
-      </w:r>
-      <w:r>
-        <w:t xml:space="preserve">count $175,000 in cash, a down payment on his future. There was just one</w:t>
-      </w:r>
-      <w:r>
-        <w:t xml:space="preserve"> </w:t>
-      </w:r>
-      <w:r>
-        <w:t xml:space="preserve">problem, Jim confided in early June: the boss had run a background check, and</w:t>
-      </w:r>
-      <w:r>
-        <w:t xml:space="preserve"> </w:t>
-      </w:r>
-      <w:r>
-        <w:t xml:space="preserve">something had come up. Hart couldn’t work until it was resolved.</w:t>
-      </w:r>
-    </w:p>
-    <w:bookmarkEnd w:id="85"/>
-    <w:bookmarkStart w:id="86" w:name="the-meeting-with-the-boss"/>
+        <w:t xml:space="preserve">there. The</w:t>
+      </w:r>
+      <w:r>
+        <w:t xml:space="preserve"> </w:t>
+      </w:r>
+      <w:r>
+        <w:t xml:space="preserve">residue proves proximity to a fired gun. It does not, by itself, prove you</w:t>
+      </w:r>
+      <w:r>
+        <w:t xml:space="preserve"> </w:t>
+      </w:r>
+      <w:r>
+        <w:t xml:space="preserve">fired it. The defence pressed exactly this point, raising innocent possibilities</w:t>
+      </w:r>
+      <w:r>
+        <w:t xml:space="preserve"> </w:t>
+      </w:r>
+      <w:r>
+        <w:t xml:space="preserve">including transfer after the arrest, from the hands of officers or from surfaces</w:t>
+      </w:r>
+      <w:r>
+        <w:t xml:space="preserve"> </w:t>
+      </w:r>
+      <w:r>
+        <w:t xml:space="preserve">in police custody.</w:t>
+      </w:r>
+    </w:p>
+    <w:p>
+      <w:pPr>
+        <w:pStyle w:val="BodyText"/>
+      </w:pPr>
+      <w:r>
+        <w:t xml:space="preserve">The admissibility and the proper use of that evidence formed the main ground of</w:t>
+      </w:r>
+      <w:r>
+        <w:t xml:space="preserve"> </w:t>
+      </w:r>
+      <w:r>
+        <w:t xml:space="preserve">appeal. The Court of Appeal for Ontario examined how the residue had been</w:t>
+      </w:r>
+      <w:r>
+        <w:t xml:space="preserve"> </w:t>
+      </w:r>
+      <w:r>
+        <w:t xml:space="preserve">presented to the jury and, in November 2014, dismissed the appeal. The GSR</w:t>
+      </w:r>
+      <w:r>
+        <w:t xml:space="preserve"> </w:t>
+      </w:r>
+      <w:r>
+        <w:t xml:space="preserve">evidence was properly admitted. Combined with the lying-in-wait shooting, the</w:t>
+      </w:r>
+      <w:r>
+        <w:t xml:space="preserve"> </w:t>
+      </w:r>
+      <w:r>
+        <w:t xml:space="preserve">grudge, the killer’s knowledge of the victim’s new home and schedule, and the</w:t>
+      </w:r>
+      <w:r>
+        <w:t xml:space="preserve"> </w:t>
+      </w:r>
+      <w:r>
+        <w:t xml:space="preserve">unaccounted-for hour, the particles on Andrew Stevenson’s hands helped a jury</w:t>
+      </w:r>
+      <w:r>
+        <w:t xml:space="preserve"> </w:t>
+      </w:r>
+      <w:r>
+        <w:t xml:space="preserve">conclude, beyond a reasonable doubt, that the man waiting beside the house was</w:t>
+      </w:r>
+      <w:r>
+        <w:t xml:space="preserve"> </w:t>
+      </w:r>
+      <w:r>
+        <w:t xml:space="preserve">her husband.</w:t>
+      </w:r>
+    </w:p>
+    <w:bookmarkEnd w:id="91"/>
+    <w:bookmarkStart w:id="93" w:name="howd-he-get-caught-6"/>
     <w:p>
       <w:pPr>
         <w:pStyle w:val="Heading2"/>
       </w:pPr>
       <w:r>
-        <w:t xml:space="preserve">The meeting with the boss</w:t>
+        <w:t xml:space="preserve">How’d he get caught?</w:t>
       </w:r>
     </w:p>
     <w:p>
@@ -10809,471 +11493,61 @@
         <w:pStyle w:val="FirstParagraph"/>
       </w:pPr>
       <w:r>
-        <w:t xml:space="preserve">On June 9, 2005, Nelson Hart finally met Mr. Big. He began by thanking him;</w:t>
-      </w:r>
-      <w:r>
-        <w:t xml:space="preserve"> </w:t>
-      </w:r>
-      <w:r>
-        <w:t xml:space="preserve">his life had turned around since joining the organization. Mr. Big steered the</w:t>
-      </w:r>
-      <w:r>
-        <w:t xml:space="preserve"> </w:t>
-      </w:r>
-      <w:r>
-        <w:t xml:space="preserve">conversation to the deaths of Hart’s daughters. There might be</w:t>
-      </w:r>
-      <w:r>
-        <w:t xml:space="preserve"> </w:t>
-      </w:r>
-      <w:r>
-        <w:t xml:space="preserve">“</w:t>
-      </w:r>
-      <w:r>
-        <w:t xml:space="preserve">heat</w:t>
-      </w:r>
-      <w:r>
-        <w:t xml:space="preserve">”</w:t>
-      </w:r>
-      <w:r>
-        <w:t xml:space="preserve"> </w:t>
-      </w:r>
-      <w:r>
-        <w:t xml:space="preserve">coming,</w:t>
-      </w:r>
-      <w:r>
-        <w:t xml:space="preserve"> </w:t>
-      </w:r>
-      <w:r>
-        <w:t xml:space="preserve">he said.</w:t>
-      </w:r>
-      <w:r>
-        <w:t xml:space="preserve"> </w:t>
-      </w:r>
-      <w:r>
-        <w:rPr>
-          <w:iCs/>
-          <w:i/>
-        </w:rPr>
-        <w:t xml:space="preserve">Why did you kill them?</w:t>
-      </w:r>
-    </w:p>
-    <w:p>
-      <w:pPr>
-        <w:pStyle w:val="BodyText"/>
-      </w:pPr>
-      <w:r>
-        <w:t xml:space="preserve">Hart gave the same answer he’d given the real police three years earlier: he</w:t>
-      </w:r>
-      <w:r>
-        <w:t xml:space="preserve"> </w:t>
-      </w:r>
-      <w:r>
-        <w:t xml:space="preserve">had suffered a seizure. Mr. Big brushed it aside and told him not to lie.</w:t>
-      </w:r>
-      <w:r>
-        <w:t xml:space="preserve"> </w:t>
-      </w:r>
-      <w:r>
-        <w:t xml:space="preserve">After further prodding, Hart confessed: he had killed the girls because he</w:t>
-      </w:r>
-      <w:r>
-        <w:t xml:space="preserve"> </w:t>
-      </w:r>
-      <w:r>
-        <w:t xml:space="preserve">feared Child Welfare would take them and place them with his brother. Pressed</w:t>
-      </w:r>
-      <w:r>
-        <w:t xml:space="preserve"> </w:t>
-      </w:r>
-      <w:r>
-        <w:t xml:space="preserve">for the mechanics, he said he had struck his daughters with his shoulder and</w:t>
-      </w:r>
-      <w:r>
-        <w:t xml:space="preserve"> </w:t>
-      </w:r>
-      <w:r>
-        <w:t xml:space="preserve">they fell from the wharf into the water.</w:t>
-      </w:r>
-    </w:p>
-    <w:p>
-      <w:pPr>
-        <w:pStyle w:val="BodyText"/>
-      </w:pPr>
-      <w:r>
-        <w:t xml:space="preserve">Two days later, Jim drove Hart back to the park where Karen and Krista died</w:t>
-      </w:r>
-      <w:r>
-        <w:t xml:space="preserve"> </w:t>
-      </w:r>
-      <w:r>
-        <w:t xml:space="preserve">and had him walk it through. Jim knelt on the dock, and Hart demonstrated,</w:t>
-      </w:r>
-      <w:r>
-        <w:t xml:space="preserve"> </w:t>
-      </w:r>
-      <w:r>
-        <w:t xml:space="preserve">nudging Jim with his knee, how he had pushed his daughters into the lake.</w:t>
-      </w:r>
-    </w:p>
-    <w:p>
-      <w:pPr>
-        <w:pStyle w:val="BodyText"/>
-      </w:pPr>
-      <w:r>
-        <w:t xml:space="preserve">Hart was arrested on June 13 and charged with two counts of first-degree</w:t>
-      </w:r>
-      <w:r>
-        <w:t xml:space="preserve"> </w:t>
-      </w:r>
-      <w:r>
-        <w:t xml:space="preserve">murder. Allowed one phone call from the station, he used it to call for help;</w:t>
-      </w:r>
-      <w:r>
-        <w:t xml:space="preserve"> </w:t>
-      </w:r>
-      <w:r>
-        <w:t xml:space="preserve">from Jim.</w:t>
-      </w:r>
-    </w:p>
-    <w:bookmarkEnd w:id="86"/>
-    <w:bookmarkStart w:id="87" w:name="what-the-supreme-court-saw"/>
-    <w:p>
-      <w:pPr>
-        <w:pStyle w:val="Heading2"/>
-      </w:pPr>
-      <w:r>
-        <w:t xml:space="preserve">What the Supreme Court saw</w:t>
-      </w:r>
-    </w:p>
-    <w:p>
-      <w:pPr>
-        <w:pStyle w:val="FirstParagraph"/>
-      </w:pPr>
-      <w:r>
-        <w:t xml:space="preserve">A jury convicted Hart on the strength of his confessions. But in 2014 the</w:t>
-      </w:r>
-      <w:r>
-        <w:t xml:space="preserve"> </w:t>
-      </w:r>
-      <w:r>
-        <w:t xml:space="preserve">Supreme Court of Canada used his case to put the Mr. Big technique itself on</w:t>
-      </w:r>
-      <w:r>
-        <w:t xml:space="preserve"> </w:t>
-      </w:r>
-      <w:r>
-        <w:t xml:space="preserve">trial, and rebuilt the law around it.</w:t>
-      </w:r>
-    </w:p>
-    <w:p>
-      <w:pPr>
-        <w:pStyle w:val="BodyText"/>
-      </w:pPr>
-      <w:r>
-        <w:t xml:space="preserve">The Court’s concern was not squeamishness; it was reliability. Consider what</w:t>
-      </w:r>
-      <w:r>
-        <w:t xml:space="preserve"> </w:t>
-      </w:r>
-      <w:r>
-        <w:t xml:space="preserve">the confession was worth. The operation had lifted a man out of poverty,</w:t>
-      </w:r>
-      <w:r>
-        <w:t xml:space="preserve"> </w:t>
-      </w:r>
-      <w:r>
-        <w:t xml:space="preserve">handed him friendship for the first time in his life, dangled a $25,000</w:t>
-      </w:r>
-      <w:r>
-        <w:t xml:space="preserve"> </w:t>
-      </w:r>
-      <w:r>
-        <w:t xml:space="preserve">payday, and then made one thing unmistakably clear: the path to keeping all of</w:t>
-      </w:r>
-      <w:r>
-        <w:t xml:space="preserve"> </w:t>
-      </w:r>
-      <w:r>
-        <w:t xml:space="preserve">it ran through telling Mr. Big what he wanted to hear. A confession bought at</w:t>
-      </w:r>
-      <w:r>
-        <w:t xml:space="preserve"> </w:t>
-      </w:r>
-      <w:r>
-        <w:t xml:space="preserve">that price, the Court held, may be worth exactly what was paid for it; and</w:t>
-      </w:r>
-      <w:r>
-        <w:t xml:space="preserve"> </w:t>
-      </w:r>
-      <w:r>
-        <w:t xml:space="preserve">juries, hearing months of a defendant playacting as a willing criminal, may</w:t>
-      </w:r>
-      <w:r>
-        <w:t xml:space="preserve"> </w:t>
-      </w:r>
-      <w:r>
-        <w:t xml:space="preserve">convict the character instead of weighing the evidence.</w:t>
-      </w:r>
-    </w:p>
-    <w:p>
-      <w:pPr>
-        <w:pStyle w:val="BodyText"/>
-      </w:pPr>
-      <w:r>
-        <w:t xml:space="preserve">So the Court laid down a new rule: Mr. Big confessions are now</w:t>
-      </w:r>
-      <w:r>
-        <w:t xml:space="preserve"> </w:t>
-      </w:r>
-      <w:r>
-        <w:rPr>
-          <w:bCs/>
-          <w:b/>
-        </w:rPr>
-        <w:t xml:space="preserve">presumptively inadmissible</w:t>
-      </w:r>
-      <w:r>
-        <w:t xml:space="preserve">. The Crown must prove the confession’s</w:t>
-      </w:r>
-      <w:r>
-        <w:t xml:space="preserve"> </w:t>
-      </w:r>
-      <w:r>
-        <w:t xml:space="preserve">probative value outweighs its prejudicial effect, with reliability measured</w:t>
-      </w:r>
-      <w:r>
-        <w:t xml:space="preserve"> </w:t>
-      </w:r>
-      <w:r>
-        <w:t xml:space="preserve">against the inducements applied and, crucially, against whether the confession</w:t>
-      </w:r>
-      <w:r>
-        <w:t xml:space="preserve"> </w:t>
-      </w:r>
-      <w:r>
-        <w:t xml:space="preserve">produced anything the police could check: a body, a weapon, a detail only the</w:t>
-      </w:r>
-      <w:r>
-        <w:t xml:space="preserve"> </w:t>
-      </w:r>
-      <w:r>
-        <w:t xml:space="preserve">killer could know. Behind that sits a second guard: the abuse-of-process</w:t>
-      </w:r>
-      <w:r>
-        <w:t xml:space="preserve"> </w:t>
-      </w:r>
-      <w:r>
-        <w:t xml:space="preserve">doctrine, for operations that overcome the will through violence or its</w:t>
-      </w:r>
-      <w:r>
-        <w:t xml:space="preserve"> </w:t>
-      </w:r>
-      <w:r>
-        <w:t xml:space="preserve">threat.</w:t>
-      </w:r>
-    </w:p>
-    <w:p>
-      <w:pPr>
-        <w:pStyle w:val="BodyText"/>
-      </w:pPr>
-      <w:r>
-        <w:t xml:space="preserve">Measured against its own new standard, Hart’s confessions failed. They were</w:t>
-      </w:r>
-      <w:r>
-        <w:t xml:space="preserve"> </w:t>
-      </w:r>
-      <w:r>
-        <w:t xml:space="preserve">born of powerful inducements, contradicted in parts, and, unlike the</w:t>
-      </w:r>
-      <w:r>
-        <w:t xml:space="preserve"> </w:t>
-      </w:r>
-      <w:r>
-        <w:t xml:space="preserve">confession in the companion case</w:t>
-      </w:r>
-      <w:r>
-        <w:t xml:space="preserve"> </w:t>
-      </w:r>
-      <w:r>
-        <w:rPr>
-          <w:iCs/>
-          <w:i/>
-        </w:rPr>
-        <w:t xml:space="preserve">R. v. Mack</w:t>
-      </w:r>
-      <w:r>
-        <w:t xml:space="preserve"> </w:t>
-      </w:r>
-      <w:r>
-        <w:t xml:space="preserve">(Chapter 32), where the suspect</w:t>
-      </w:r>
-      <w:r>
-        <w:t xml:space="preserve"> </w:t>
-      </w:r>
-      <w:r>
-        <w:t xml:space="preserve">led the fake gangsters to the real remains, they were confirmed by nothing.</w:t>
-      </w:r>
-      <w:r>
-        <w:t xml:space="preserve"> </w:t>
-      </w:r>
-      <w:r>
-        <w:t xml:space="preserve">The appeal was dismissed and the confessions were gone. Stripped of them, the</w:t>
-      </w:r>
-      <w:r>
-        <w:t xml:space="preserve"> </w:t>
-      </w:r>
-      <w:r>
-        <w:t xml:space="preserve">Crown’s case evaporated; reports at the time record that the charges were</w:t>
-      </w:r>
-      <w:r>
-        <w:t xml:space="preserve"> </w:t>
-      </w:r>
-      <w:r>
-        <w:t xml:space="preserve">eventually withdrawn and Hart went free.</w:t>
-      </w:r>
-      <w:r>
-        <w:t xml:space="preserve"> </w:t>
-      </w:r>
-      <w:r>
-        <w:rPr>
-          <w:iCs/>
-          <w:i/>
-        </w:rPr>
-        <w:t xml:space="preserve">(That coda comes from news coverage,</w:t>
-      </w:r>
-      <w:r>
-        <w:rPr>
-          <w:iCs/>
-          <w:i/>
-        </w:rPr>
-        <w:t xml:space="preserve"> </w:t>
-      </w:r>
-      <w:r>
-        <w:rPr>
-          <w:iCs/>
-          <w:i/>
-        </w:rPr>
-        <w:t xml:space="preserve">not the judgment itself.)</w:t>
-      </w:r>
-    </w:p>
-    <w:bookmarkEnd w:id="87"/>
-    <w:bookmarkStart w:id="90" w:name="Xf808c007911591a3eb186bf77ea5c3c4ee8db56"/>
-    <w:p>
-      <w:pPr>
-        <w:pStyle w:val="Heading2"/>
-      </w:pPr>
-      <w:r>
-        <w:t xml:space="preserve">How’d he get caught? And the harder question</w:t>
-      </w:r>
-    </w:p>
-    <w:p>
-      <w:pPr>
-        <w:pStyle w:val="FirstParagraph"/>
-      </w:pPr>
-      <w:r>
-        <w:t xml:space="preserve">He was caught the way a fish is caught: by constructing an entire ocean around</w:t>
-      </w:r>
-      <w:r>
-        <w:t xml:space="preserve"> </w:t>
-      </w:r>
-      <w:r>
-        <w:t xml:space="preserve">him. The confession was real, spoken from his own mouth, re-enacted on the</w:t>
-      </w:r>
-      <w:r>
-        <w:t xml:space="preserve"> </w:t>
-      </w:r>
-      <w:r>
-        <w:t xml:space="preserve">dock where his daughters died. What the Supreme Court forces us to ask is</w:t>
-      </w:r>
-      <w:r>
-        <w:t xml:space="preserve"> </w:t>
-      </w:r>
-      <w:r>
-        <w:t xml:space="preserve">whether it was</w:t>
-      </w:r>
-      <w:r>
-        <w:t xml:space="preserve"> </w:t>
-      </w:r>
-      <w:r>
-        <w:rPr>
-          <w:iCs/>
-          <w:i/>
-        </w:rPr>
-        <w:t xml:space="preserve">true</w:t>
-      </w:r>
-      <w:r>
-        <w:t xml:space="preserve">, or whether a poor, isolated, epileptic man said the</w:t>
-      </w:r>
-      <w:r>
-        <w:t xml:space="preserve"> </w:t>
-      </w:r>
-      <w:r>
-        <w:t xml:space="preserve">only words that would keep the first family he’d ever had from leaving him.</w:t>
-      </w:r>
-      <w:r>
-        <w:t xml:space="preserve"> </w:t>
-      </w:r>
-      <w:r>
-        <w:t xml:space="preserve">This chapter has no tidy payoff line, and that is the point. Every other story</w:t>
-      </w:r>
-      <w:r>
-        <w:t xml:space="preserve"> </w:t>
-      </w:r>
-      <w:r>
-        <w:t xml:space="preserve">in this book asks how they got caught.</w:t>
-      </w:r>
-      <w:r>
-        <w:t xml:space="preserve"> </w:t>
-      </w:r>
-      <w:r>
-        <w:rPr>
-          <w:iCs/>
-          <w:i/>
-        </w:rPr>
-        <w:t xml:space="preserve">Hart</w:t>
-      </w:r>
-      <w:r>
-        <w:t xml:space="preserve"> </w:t>
-      </w:r>
-      <w:r>
-        <w:t xml:space="preserve">asks what</w:t>
-      </w:r>
-      <w:r>
-        <w:t xml:space="preserve"> </w:t>
-      </w:r>
-      <w:r>
-        <w:t xml:space="preserve">“</w:t>
-      </w:r>
-      <w:r>
-        <w:t xml:space="preserve">caught</w:t>
-      </w:r>
-      <w:r>
-        <w:t xml:space="preserve">”</w:t>
-      </w:r>
-      <w:r>
-        <w:t xml:space="preserve"> </w:t>
-      </w:r>
-      <w:r>
-        <w:t xml:space="preserve">is worth when</w:t>
-      </w:r>
-      <w:r>
-        <w:t xml:space="preserve"> </w:t>
-      </w:r>
-      <w:r>
-        <w:t xml:space="preserve">the state manufactures the world in which the confession happens, and it is</w:t>
-      </w:r>
-      <w:r>
-        <w:t xml:space="preserve"> </w:t>
-      </w:r>
-      <w:r>
-        <w:t xml:space="preserve">the reason every Mr. Big confession in Canada now has to pass through the</w:t>
-      </w:r>
-      <w:r>
-        <w:t xml:space="preserve"> </w:t>
-      </w:r>
-      <w:r>
-        <w:t xml:space="preserve">gate this case built.</w:t>
+        <w:t xml:space="preserve">He was caught by a constellation, not a single star. No one saw the shooter; no</w:t>
+      </w:r>
+      <w:r>
+        <w:t xml:space="preserve"> </w:t>
+      </w:r>
+      <w:r>
+        <w:t xml:space="preserve">one found the gun. What the Crown assembled instead was a killer who knew where</w:t>
+      </w:r>
+      <w:r>
+        <w:t xml:space="preserve"> </w:t>
+      </w:r>
+      <w:r>
+        <w:t xml:space="preserve">the victim now lived and when she left for work, a husband with a grudge and a</w:t>
+      </w:r>
+      <w:r>
+        <w:t xml:space="preserve"> </w:t>
+      </w:r>
+      <w:r>
+        <w:t xml:space="preserve">fresh financial grievance, an hour on the night of the murder that he could not</w:t>
+      </w:r>
+      <w:r>
+        <w:t xml:space="preserve"> </w:t>
+      </w:r>
+      <w:r>
+        <w:t xml:space="preserve">explain, and then the residue: dozens of three-element particles across both</w:t>
+      </w:r>
+      <w:r>
+        <w:t xml:space="preserve"> </w:t>
+      </w:r>
+      <w:r>
+        <w:t xml:space="preserve">hands and his clothing, the signature left by standing next to a gun at the</w:t>
+      </w:r>
+      <w:r>
+        <w:t xml:space="preserve"> </w:t>
+      </w:r>
+      <w:r>
+        <w:t xml:space="preserve">instant it fires. Any one of those facts had an innocent explanation. The</w:t>
+      </w:r>
+      <w:r>
+        <w:t xml:space="preserve"> </w:t>
+      </w:r>
+      <w:r>
+        <w:t xml:space="preserve">gunshot residue could transfer. The hour could be spent anywhere. The grudge</w:t>
+      </w:r>
+      <w:r>
+        <w:t xml:space="preserve"> </w:t>
+      </w:r>
+      <w:r>
+        <w:t xml:space="preserve">could be just a grudge. It was the improbability of all of them landing on the</w:t>
+      </w:r>
+      <w:r>
+        <w:t xml:space="preserve"> </w:t>
+      </w:r>
+      <w:r>
+        <w:t xml:space="preserve">same man, on the same night, that a jury found could not be explained away.</w:t>
       </w:r>
     </w:p>
     <w:p>
@@ -11302,22 +11576,22 @@
           <w:iCs/>
           <w:i/>
         </w:rPr>
-        <w:t xml:space="preserve">R. v. Hart</w:t>
-      </w:r>
-      <w:r>
-        <w:t xml:space="preserve">, 2014 SCC 52, [2014] 2 S.C.R.</w:t>
-      </w:r>
-      <w:r>
-        <w:t xml:space="preserve"> </w:t>
-      </w:r>
-      <w:r>
-        <w:t xml:space="preserve">544, Supreme Court of Canada, decided July 31, 2014 (Moldaver J. for the</w:t>
-      </w:r>
-      <w:r>
-        <w:t xml:space="preserve"> </w:t>
-      </w:r>
-      <w:r>
-        <w:t xml:space="preserve">majority).</w:t>
+        <w:t xml:space="preserve">R. v. Stevenson</w:t>
+      </w:r>
+      <w:r>
+        <w:t xml:space="preserve">, 2014 ONCA 842, Court of</w:t>
+      </w:r>
+      <w:r>
+        <w:t xml:space="preserve"> </w:t>
+      </w:r>
+      <w:r>
+        <w:t xml:space="preserve">Appeal for Ontario, decided November 26, 2014 (Doherty J.A.; Rouleau and</w:t>
+      </w:r>
+      <w:r>
+        <w:t xml:space="preserve"> </w:t>
+      </w:r>
+      <w:r>
+        <w:t xml:space="preserve">Epstein JJ.A. concurring).</w:t>
       </w:r>
       <w:r>
         <w:t xml:space="preserve"> </w:t>
@@ -11328,7 +11602,7 @@
       <w:r>
         <w:t xml:space="preserve"> </w:t>
       </w:r>
-      <w:hyperlink r:id="rId88">
+      <w:hyperlink r:id="rId92">
         <w:r>
           <w:rPr>
             <w:rStyle w:val="Hyperlink"/>
@@ -11337,6 +11611,1117 @@
         </w:r>
       </w:hyperlink>
       <w:r>
+        <w:t xml:space="preserve">.</w:t>
+      </w:r>
+      <w:r>
+        <w:t xml:space="preserve"> </w:t>
+      </w:r>
+      <w:r>
+        <w:t xml:space="preserve">The evidence is grouped under six headings beginning at para. 4; the detailed</w:t>
+      </w:r>
+      <w:r>
+        <w:t xml:space="preserve"> </w:t>
+      </w:r>
+      <w:r>
+        <w:t xml:space="preserve">GSR findings and the admissibility analysis follow.</w:t>
+      </w:r>
+    </w:p>
+    <w:bookmarkEnd w:id="93"/>
+    <w:bookmarkEnd w:id="94"/>
+    <w:bookmarkStart w:id="101" w:name="chapter-31---mr.-big"/>
+    <w:p>
+      <w:pPr>
+        <w:pStyle w:val="Heading1"/>
+      </w:pPr>
+      <w:r>
+        <w:t xml:space="preserve">Chapter 31 - Mr. Big</w:t>
+      </w:r>
+    </w:p>
+    <w:p>
+      <w:pPr>
+        <w:pStyle w:val="FirstParagraph"/>
+      </w:pPr>
+      <w:r>
+        <w:rPr>
+          <w:bCs/>
+          <w:b/>
+        </w:rPr>
+        <w:t xml:space="preserve">The RCMP built a fake criminal empire with one purpose: to make an</w:t>
+      </w:r>
+      <w:r>
+        <w:rPr>
+          <w:bCs/>
+          <w:b/>
+        </w:rPr>
+        <w:t xml:space="preserve"> </w:t>
+      </w:r>
+      <w:r>
+        <w:rPr>
+          <w:bCs/>
+          <w:b/>
+        </w:rPr>
+        <w:t xml:space="preserve">unemployed man from Gander confess to drowning his little girls.</w:t>
+      </w:r>
+    </w:p>
+    <w:p>
+      <w:pPr>
+        <w:pStyle w:val="BodyText"/>
+      </w:pPr>
+      <w:r>
+        <w:t xml:space="preserve">On the morning of August 4, 2002, Nelson Hart drove his three-year-old twin</w:t>
+      </w:r>
+      <w:r>
+        <w:t xml:space="preserve"> </w:t>
+      </w:r>
+      <w:r>
+        <w:t xml:space="preserve">daughters, Karen and Krista, to a park near their home in Gander,</w:t>
+      </w:r>
+      <w:r>
+        <w:t xml:space="preserve"> </w:t>
+      </w:r>
+      <w:r>
+        <w:t xml:space="preserve">Newfoundland, to play on the swings. A lake sat beside the park. Half an hour</w:t>
+      </w:r>
+      <w:r>
+        <w:t xml:space="preserve"> </w:t>
+      </w:r>
+      <w:r>
+        <w:t xml:space="preserve">to forty-five minutes later, he burst back into his house in a panic and told</w:t>
+      </w:r>
+      <w:r>
+        <w:t xml:space="preserve"> </w:t>
+      </w:r>
+      <w:r>
+        <w:t xml:space="preserve">his wife that Krista had fallen into the water.</w:t>
+      </w:r>
+    </w:p>
+    <w:p>
+      <w:pPr>
+        <w:pStyle w:val="BodyText"/>
+      </w:pPr>
+      <w:r>
+        <w:t xml:space="preserve">His wife asked the obvious, terrible question:</w:t>
+      </w:r>
+      <w:r>
+        <w:t xml:space="preserve"> </w:t>
+      </w:r>
+      <w:r>
+        <w:rPr>
+          <w:iCs/>
+          <w:i/>
+        </w:rPr>
+        <w:t xml:space="preserve">where is Karen?</w:t>
+      </w:r>
+    </w:p>
+    <w:p>
+      <w:pPr>
+        <w:pStyle w:val="BodyText"/>
+      </w:pPr>
+      <w:r>
+        <w:t xml:space="preserve">Nelson had forgotten her at the park.</w:t>
+      </w:r>
+    </w:p>
+    <w:p>
+      <w:pPr>
+        <w:pStyle w:val="BodyText"/>
+      </w:pPr>
+      <w:r>
+        <w:t xml:space="preserve">By the time first responders arrived, both girls were floating in the lake,</w:t>
+      </w:r>
+      <w:r>
+        <w:t xml:space="preserve"> </w:t>
+      </w:r>
+      <w:r>
+        <w:t xml:space="preserve">several hundred metres apart. It was too late.</w:t>
+      </w:r>
+    </w:p>
+    <w:p>
+      <w:pPr>
+        <w:pStyle w:val="BodyText"/>
+      </w:pPr>
+      <w:r>
+        <w:t xml:space="preserve">Hart’s story never sat right. He told police he couldn’t swim, so instead of</w:t>
+      </w:r>
+      <w:r>
+        <w:t xml:space="preserve"> </w:t>
+      </w:r>
+      <w:r>
+        <w:t xml:space="preserve">helping he had run to his car and driven home to get his wife, leaving one</w:t>
+      </w:r>
+      <w:r>
+        <w:t xml:space="preserve"> </w:t>
+      </w:r>
+      <w:r>
+        <w:t xml:space="preserve">daughter on the dock beside the water that was swallowing the other. There</w:t>
+      </w:r>
+      <w:r>
+        <w:t xml:space="preserve"> </w:t>
+      </w:r>
+      <w:r>
+        <w:t xml:space="preserve">were two cell phones in his car; he called no one. He drove past a restaurant</w:t>
+      </w:r>
+      <w:r>
+        <w:t xml:space="preserve"> </w:t>
+      </w:r>
+      <w:r>
+        <w:t xml:space="preserve">and a hospital; he stopped at neither. Two weeks after an eight-hour</w:t>
+      </w:r>
+      <w:r>
+        <w:t xml:space="preserve"> </w:t>
+      </w:r>
+      <w:r>
+        <w:t xml:space="preserve">interrogation went nowhere, he called police and changed his story: he’d</w:t>
+      </w:r>
+      <w:r>
+        <w:t xml:space="preserve"> </w:t>
+      </w:r>
+      <w:r>
+        <w:t xml:space="preserve">suffered an epileptic seizure at the park, come to</w:t>
+      </w:r>
+      <w:r>
+        <w:t xml:space="preserve"> </w:t>
+      </w:r>
+      <w:r>
+        <w:t xml:space="preserve">“</w:t>
+      </w:r>
+      <w:r>
+        <w:t xml:space="preserve">dopey,</w:t>
+      </w:r>
+      <w:r>
+        <w:t xml:space="preserve">”</w:t>
+      </w:r>
+      <w:r>
+        <w:t xml:space="preserve"> </w:t>
+      </w:r>
+      <w:r>
+        <w:t xml:space="preserve">seen one of his</w:t>
+      </w:r>
+      <w:r>
+        <w:t xml:space="preserve"> </w:t>
+      </w:r>
+      <w:r>
+        <w:t xml:space="preserve">girls in the water, and could think only of driving home. He said he’d lied at</w:t>
+      </w:r>
+      <w:r>
+        <w:t xml:space="preserve"> </w:t>
+      </w:r>
+      <w:r>
+        <w:t xml:space="preserve">first because he was afraid of losing his driver’s licence again.</w:t>
+      </w:r>
+    </w:p>
+    <w:p>
+      <w:pPr>
+        <w:pStyle w:val="BodyText"/>
+      </w:pPr>
+      <w:r>
+        <w:t xml:space="preserve">Police were convinced he had drowned his daughters. But conviction is not</w:t>
+      </w:r>
+      <w:r>
+        <w:t xml:space="preserve"> </w:t>
+      </w:r>
+      <w:r>
+        <w:t xml:space="preserve">evidence, and they had none. The investigation went cold.</w:t>
+      </w:r>
+    </w:p>
+    <w:p>
+      <w:pPr>
+        <w:pStyle w:val="BodyText"/>
+      </w:pPr>
+      <w:r>
+        <w:t xml:space="preserve">What they did next made Canadian legal history, twice. Once when it worked,</w:t>
+      </w:r>
+      <w:r>
+        <w:t xml:space="preserve"> </w:t>
+      </w:r>
+      <w:r>
+        <w:t xml:space="preserve">and once when the Supreme Court of Canada saw what</w:t>
+      </w:r>
+      <w:r>
+        <w:t xml:space="preserve"> </w:t>
+      </w:r>
+      <w:r>
+        <w:t xml:space="preserve">“</w:t>
+      </w:r>
+      <w:r>
+        <w:t xml:space="preserve">working</w:t>
+      </w:r>
+      <w:r>
+        <w:t xml:space="preserve">”</w:t>
+      </w:r>
+      <w:r>
+        <w:t xml:space="preserve"> </w:t>
+      </w:r>
+      <w:r>
+        <w:t xml:space="preserve">had required.</w:t>
+      </w:r>
+    </w:p>
+    <w:bookmarkStart w:id="95" w:name="building-a-world-around-a-lonely-man"/>
+    <w:p>
+      <w:pPr>
+        <w:pStyle w:val="Heading2"/>
+      </w:pPr>
+      <w:r>
+        <w:t xml:space="preserve">Building a world around a lonely man</w:t>
+      </w:r>
+    </w:p>
+    <w:p>
+      <w:pPr>
+        <w:pStyle w:val="FirstParagraph"/>
+      </w:pPr>
+      <w:r>
+        <w:t xml:space="preserve">The technique is called a</w:t>
+      </w:r>
+      <w:r>
+        <w:t xml:space="preserve"> </w:t>
+      </w:r>
+      <w:r>
+        <w:t xml:space="preserve">“</w:t>
+      </w:r>
+      <w:r>
+        <w:t xml:space="preserve">Mr. Big</w:t>
+      </w:r>
+      <w:r>
+        <w:t xml:space="preserve">”</w:t>
+      </w:r>
+      <w:r>
+        <w:t xml:space="preserve"> </w:t>
+      </w:r>
+      <w:r>
+        <w:t xml:space="preserve">operation, and it is a Canadian invention:</w:t>
+      </w:r>
+      <w:r>
+        <w:t xml:space="preserve"> </w:t>
+      </w:r>
+      <w:r>
+        <w:t xml:space="preserve">undercover officers construct a fictitious criminal organization around a</w:t>
+      </w:r>
+      <w:r>
+        <w:t xml:space="preserve"> </w:t>
+      </w:r>
+      <w:r>
+        <w:t xml:space="preserve">suspect, befriend him, employ him, enrich him, and then arrange a job</w:t>
+      </w:r>
+      <w:r>
+        <w:t xml:space="preserve"> </w:t>
+      </w:r>
+      <w:r>
+        <w:t xml:space="preserve">interview with the boss,</w:t>
+      </w:r>
+      <w:r>
+        <w:t xml:space="preserve"> </w:t>
+      </w:r>
+      <w:r>
+        <w:t xml:space="preserve">“</w:t>
+      </w:r>
+      <w:r>
+        <w:t xml:space="preserve">Mr. Big,</w:t>
+      </w:r>
+      <w:r>
+        <w:t xml:space="preserve">”</w:t>
+      </w:r>
+      <w:r>
+        <w:t xml:space="preserve"> </w:t>
+      </w:r>
+      <w:r>
+        <w:t xml:space="preserve">where the price of admission is the truth</w:t>
+      </w:r>
+      <w:r>
+        <w:t xml:space="preserve"> </w:t>
+      </w:r>
+      <w:r>
+        <w:t xml:space="preserve">about his past.</w:t>
+      </w:r>
+    </w:p>
+    <w:p>
+      <w:pPr>
+        <w:pStyle w:val="BodyText"/>
+      </w:pPr>
+      <w:r>
+        <w:t xml:space="preserve">Nelson Hart was the ideal target, which is precisely what makes his case so</w:t>
+      </w:r>
+      <w:r>
+        <w:t xml:space="preserve"> </w:t>
+      </w:r>
+      <w:r>
+        <w:t xml:space="preserve">uncomfortable. Surveillance in late 2004 found a man on social assistance and</w:t>
+      </w:r>
+      <w:r>
+        <w:t xml:space="preserve"> </w:t>
+      </w:r>
+      <w:r>
+        <w:t xml:space="preserve">profoundly isolated; he rarely left home, and when he did, his wife came</w:t>
+      </w:r>
+      <w:r>
+        <w:t xml:space="preserve"> </w:t>
+      </w:r>
+      <w:r>
+        <w:t xml:space="preserve">with him.</w:t>
+      </w:r>
+    </w:p>
+    <w:p>
+      <w:pPr>
+        <w:pStyle w:val="BodyText"/>
+      </w:pPr>
+      <w:r>
+        <w:t xml:space="preserve">In February 2005, a stranger, an undercover officer the judgment calls</w:t>
+      </w:r>
+      <w:r>
+        <w:t xml:space="preserve"> </w:t>
+      </w:r>
+      <w:r>
+        <w:t xml:space="preserve">“</w:t>
+      </w:r>
+      <w:r>
+        <w:t xml:space="preserve">Jim,</w:t>
+      </w:r>
+      <w:r>
+        <w:t xml:space="preserve">”</w:t>
+      </w:r>
+      <w:r>
+        <w:t xml:space="preserve"> </w:t>
+      </w:r>
+      <w:r>
+        <w:t xml:space="preserve">approached Hart outside a convenience store and asked for help finding his</w:t>
+      </w:r>
+      <w:r>
+        <w:t xml:space="preserve"> </w:t>
+      </w:r>
+      <w:r>
+        <w:t xml:space="preserve">missing sister. Hart obliged and was paid fifty dollars. Within days he had a</w:t>
+      </w:r>
+      <w:r>
+        <w:t xml:space="preserve"> </w:t>
+      </w:r>
+      <w:r>
+        <w:t xml:space="preserve">job as a driver for Jim’s trucking company. Within months, the fictitious</w:t>
+      </w:r>
+      <w:r>
+        <w:t xml:space="preserve"> </w:t>
+      </w:r>
+      <w:r>
+        <w:t xml:space="preserve">organization had become his entire world. Over four months, Hart took part in</w:t>
+      </w:r>
+      <w:r>
+        <w:t xml:space="preserve"> </w:t>
+      </w:r>
+      <w:r>
+        <w:rPr>
+          <w:bCs/>
+          <w:b/>
+        </w:rPr>
+        <w:t xml:space="preserve">63 staged</w:t>
+      </w:r>
+      <w:r>
+        <w:rPr>
+          <w:bCs/>
+          <w:b/>
+        </w:rPr>
+        <w:t xml:space="preserve"> </w:t>
+      </w:r>
+      <w:r>
+        <w:rPr>
+          <w:bCs/>
+          <w:b/>
+        </w:rPr>
+        <w:t xml:space="preserve">“</w:t>
+      </w:r>
+      <w:r>
+        <w:rPr>
+          <w:bCs/>
+          <w:b/>
+        </w:rPr>
+        <w:t xml:space="preserve">scenarios</w:t>
+      </w:r>
+      <w:r>
+        <w:rPr>
+          <w:bCs/>
+          <w:b/>
+        </w:rPr>
+        <w:t xml:space="preserve">”</w:t>
+      </w:r>
+      <w:r>
+        <w:t xml:space="preserve">, drove mysterious packages across Newfoundland,</w:t>
+      </w:r>
+      <w:r>
+        <w:t xml:space="preserve"> </w:t>
+      </w:r>
+      <w:r>
+        <w:t xml:space="preserve">travelled to Halifax, Montreal, Ottawa, Toronto, and Vancouver, stayed in</w:t>
+      </w:r>
+      <w:r>
+        <w:t xml:space="preserve"> </w:t>
+      </w:r>
+      <w:r>
+        <w:t xml:space="preserve">hotels, and ate in some of the country’s finest restaurants; one officer had</w:t>
+      </w:r>
+      <w:r>
+        <w:t xml:space="preserve"> </w:t>
+      </w:r>
+      <w:r>
+        <w:t xml:space="preserve">to teach him how to behave at dinner, because all of it was new to him. He</w:t>
+      </w:r>
+      <w:r>
+        <w:t xml:space="preserve"> </w:t>
+      </w:r>
+      <w:r>
+        <w:t xml:space="preserve">was paid $15,720. He came to call the undercover officers his best friends,</w:t>
+      </w:r>
+      <w:r>
+        <w:t xml:space="preserve"> </w:t>
+      </w:r>
+      <w:r>
+        <w:t xml:space="preserve">his</w:t>
+      </w:r>
+      <w:r>
+        <w:t xml:space="preserve"> </w:t>
+      </w:r>
+      <w:r>
+        <w:rPr>
+          <w:iCs/>
+          <w:i/>
+        </w:rPr>
+        <w:t xml:space="preserve">brothers</w:t>
+      </w:r>
+      <w:r>
+        <w:t xml:space="preserve">. The operation’s total cost to the public:</w:t>
+      </w:r>
+      <w:r>
+        <w:t xml:space="preserve"> </w:t>
+      </w:r>
+      <w:r>
+        <w:rPr>
+          <w:bCs/>
+          <w:b/>
+        </w:rPr>
+        <w:t xml:space="preserve">$413,268</w:t>
+      </w:r>
+      <w:r>
+        <w:t xml:space="preserve">.</w:t>
+      </w:r>
+    </w:p>
+    <w:p>
+      <w:pPr>
+        <w:pStyle w:val="BodyText"/>
+      </w:pPr>
+      <w:r>
+        <w:t xml:space="preserve">The organization preached trust, honesty, loyalty, and salted the sermons</w:t>
+      </w:r>
+      <w:r>
+        <w:t xml:space="preserve"> </w:t>
+      </w:r>
+      <w:r>
+        <w:t xml:space="preserve">with theatre. Officers flashed violence for his benefit; Hart watched Jim slap</w:t>
+      </w:r>
+      <w:r>
+        <w:t xml:space="preserve"> </w:t>
+      </w:r>
+      <w:r>
+        <w:t xml:space="preserve">another</w:t>
+      </w:r>
+      <w:r>
+        <w:t xml:space="preserve"> </w:t>
+      </w:r>
+      <w:r>
+        <w:t xml:space="preserve">“</w:t>
+      </w:r>
+      <w:r>
+        <w:t xml:space="preserve">member</w:t>
+      </w:r>
+      <w:r>
+        <w:t xml:space="preserve">”</w:t>
+      </w:r>
+      <w:r>
+        <w:t xml:space="preserve"> </w:t>
+      </w:r>
+      <w:r>
+        <w:t xml:space="preserve">for talking out of turn. Then came the hook: a</w:t>
+      </w:r>
+      <w:r>
+        <w:t xml:space="preserve"> </w:t>
+      </w:r>
+      <w:r>
+        <w:t xml:space="preserve">“</w:t>
+      </w:r>
+      <w:r>
+        <w:t xml:space="preserve">big deal</w:t>
+      </w:r>
+      <w:r>
+        <w:t xml:space="preserve">”</w:t>
+      </w:r>
+      <w:r>
+        <w:t xml:space="preserve"> </w:t>
+      </w:r>
+      <w:r>
+        <w:t xml:space="preserve">was</w:t>
+      </w:r>
+      <w:r>
+        <w:t xml:space="preserve"> </w:t>
+      </w:r>
+      <w:r>
+        <w:t xml:space="preserve">coming, worth $20,000 to $25,000 to Hart personally. In Toronto they let him</w:t>
+      </w:r>
+      <w:r>
+        <w:t xml:space="preserve"> </w:t>
+      </w:r>
+      <w:r>
+        <w:t xml:space="preserve">count $175,000 in cash, a down payment on his future. There was just one</w:t>
+      </w:r>
+      <w:r>
+        <w:t xml:space="preserve"> </w:t>
+      </w:r>
+      <w:r>
+        <w:t xml:space="preserve">problem, Jim confided in early June: the boss had run a background check, and</w:t>
+      </w:r>
+      <w:r>
+        <w:t xml:space="preserve"> </w:t>
+      </w:r>
+      <w:r>
+        <w:t xml:space="preserve">something had come up. Hart couldn’t work until it was resolved.</w:t>
+      </w:r>
+    </w:p>
+    <w:bookmarkEnd w:id="95"/>
+    <w:bookmarkStart w:id="96" w:name="the-meeting-with-the-boss"/>
+    <w:p>
+      <w:pPr>
+        <w:pStyle w:val="Heading2"/>
+      </w:pPr>
+      <w:r>
+        <w:t xml:space="preserve">The meeting with the boss</w:t>
+      </w:r>
+    </w:p>
+    <w:p>
+      <w:pPr>
+        <w:pStyle w:val="FirstParagraph"/>
+      </w:pPr>
+      <w:r>
+        <w:t xml:space="preserve">On June 9, 2005, Nelson Hart finally met Mr. Big. He began by thanking him;</w:t>
+      </w:r>
+      <w:r>
+        <w:t xml:space="preserve"> </w:t>
+      </w:r>
+      <w:r>
+        <w:t xml:space="preserve">his life had turned around since joining the organization. Mr. Big steered the</w:t>
+      </w:r>
+      <w:r>
+        <w:t xml:space="preserve"> </w:t>
+      </w:r>
+      <w:r>
+        <w:t xml:space="preserve">conversation to the deaths of Hart’s daughters. There might be</w:t>
+      </w:r>
+      <w:r>
+        <w:t xml:space="preserve"> </w:t>
+      </w:r>
+      <w:r>
+        <w:t xml:space="preserve">“</w:t>
+      </w:r>
+      <w:r>
+        <w:t xml:space="preserve">heat</w:t>
+      </w:r>
+      <w:r>
+        <w:t xml:space="preserve">”</w:t>
+      </w:r>
+      <w:r>
+        <w:t xml:space="preserve"> </w:t>
+      </w:r>
+      <w:r>
+        <w:t xml:space="preserve">coming,</w:t>
+      </w:r>
+      <w:r>
+        <w:t xml:space="preserve"> </w:t>
+      </w:r>
+      <w:r>
+        <w:t xml:space="preserve">he said.</w:t>
+      </w:r>
+      <w:r>
+        <w:t xml:space="preserve"> </w:t>
+      </w:r>
+      <w:r>
+        <w:rPr>
+          <w:iCs/>
+          <w:i/>
+        </w:rPr>
+        <w:t xml:space="preserve">Why did you kill them?</w:t>
+      </w:r>
+    </w:p>
+    <w:p>
+      <w:pPr>
+        <w:pStyle w:val="BodyText"/>
+      </w:pPr>
+      <w:r>
+        <w:t xml:space="preserve">Hart gave the same answer he’d given the real police three years earlier: he</w:t>
+      </w:r>
+      <w:r>
+        <w:t xml:space="preserve"> </w:t>
+      </w:r>
+      <w:r>
+        <w:t xml:space="preserve">had suffered a seizure. Mr. Big brushed it aside and told him not to lie.</w:t>
+      </w:r>
+      <w:r>
+        <w:t xml:space="preserve"> </w:t>
+      </w:r>
+      <w:r>
+        <w:t xml:space="preserve">After further prodding, Hart confessed: he had killed the girls because he</w:t>
+      </w:r>
+      <w:r>
+        <w:t xml:space="preserve"> </w:t>
+      </w:r>
+      <w:r>
+        <w:t xml:space="preserve">feared Child Welfare would take them and place them with his brother. Pressed</w:t>
+      </w:r>
+      <w:r>
+        <w:t xml:space="preserve"> </w:t>
+      </w:r>
+      <w:r>
+        <w:t xml:space="preserve">for the mechanics, he said he had struck his daughters with his shoulder and</w:t>
+      </w:r>
+      <w:r>
+        <w:t xml:space="preserve"> </w:t>
+      </w:r>
+      <w:r>
+        <w:t xml:space="preserve">they fell from the wharf into the water.</w:t>
+      </w:r>
+    </w:p>
+    <w:p>
+      <w:pPr>
+        <w:pStyle w:val="BodyText"/>
+      </w:pPr>
+      <w:r>
+        <w:t xml:space="preserve">Two days later, Jim drove Hart back to the park where Karen and Krista died</w:t>
+      </w:r>
+      <w:r>
+        <w:t xml:space="preserve"> </w:t>
+      </w:r>
+      <w:r>
+        <w:t xml:space="preserve">and had him walk it through. Jim knelt on the dock, and Hart demonstrated,</w:t>
+      </w:r>
+      <w:r>
+        <w:t xml:space="preserve"> </w:t>
+      </w:r>
+      <w:r>
+        <w:t xml:space="preserve">nudging Jim with his knee, how he had pushed his daughters into the lake.</w:t>
+      </w:r>
+    </w:p>
+    <w:p>
+      <w:pPr>
+        <w:pStyle w:val="BodyText"/>
+      </w:pPr>
+      <w:r>
+        <w:t xml:space="preserve">Hart was arrested on June 13 and charged with two counts of first-degree</w:t>
+      </w:r>
+      <w:r>
+        <w:t xml:space="preserve"> </w:t>
+      </w:r>
+      <w:r>
+        <w:t xml:space="preserve">murder. Allowed one phone call from the station, he used it to call for help;</w:t>
+      </w:r>
+      <w:r>
+        <w:t xml:space="preserve"> </w:t>
+      </w:r>
+      <w:r>
+        <w:t xml:space="preserve">from Jim.</w:t>
+      </w:r>
+    </w:p>
+    <w:bookmarkEnd w:id="96"/>
+    <w:bookmarkStart w:id="97" w:name="what-the-supreme-court-saw"/>
+    <w:p>
+      <w:pPr>
+        <w:pStyle w:val="Heading2"/>
+      </w:pPr>
+      <w:r>
+        <w:t xml:space="preserve">What the Supreme Court saw</w:t>
+      </w:r>
+    </w:p>
+    <w:p>
+      <w:pPr>
+        <w:pStyle w:val="FirstParagraph"/>
+      </w:pPr>
+      <w:r>
+        <w:t xml:space="preserve">A jury convicted Hart on the strength of his confessions. But in 2014 the</w:t>
+      </w:r>
+      <w:r>
+        <w:t xml:space="preserve"> </w:t>
+      </w:r>
+      <w:r>
+        <w:t xml:space="preserve">Supreme Court of Canada used his case to put the Mr. Big technique itself on</w:t>
+      </w:r>
+      <w:r>
+        <w:t xml:space="preserve"> </w:t>
+      </w:r>
+      <w:r>
+        <w:t xml:space="preserve">trial, and rebuilt the law around it.</w:t>
+      </w:r>
+    </w:p>
+    <w:p>
+      <w:pPr>
+        <w:pStyle w:val="BodyText"/>
+      </w:pPr>
+      <w:r>
+        <w:t xml:space="preserve">The Court’s concern was not squeamishness; it was reliability. Consider what</w:t>
+      </w:r>
+      <w:r>
+        <w:t xml:space="preserve"> </w:t>
+      </w:r>
+      <w:r>
+        <w:t xml:space="preserve">the confession was worth. The operation had lifted a man out of poverty,</w:t>
+      </w:r>
+      <w:r>
+        <w:t xml:space="preserve"> </w:t>
+      </w:r>
+      <w:r>
+        <w:t xml:space="preserve">handed him friendship for the first time in his life, dangled a $25,000</w:t>
+      </w:r>
+      <w:r>
+        <w:t xml:space="preserve"> </w:t>
+      </w:r>
+      <w:r>
+        <w:t xml:space="preserve">payday, and then made one thing unmistakably clear: the path to keeping all of</w:t>
+      </w:r>
+      <w:r>
+        <w:t xml:space="preserve"> </w:t>
+      </w:r>
+      <w:r>
+        <w:t xml:space="preserve">it ran through telling Mr. Big what he wanted to hear. A confession bought at</w:t>
+      </w:r>
+      <w:r>
+        <w:t xml:space="preserve"> </w:t>
+      </w:r>
+      <w:r>
+        <w:t xml:space="preserve">that price, the Court held, may be worth exactly what was paid for it; and</w:t>
+      </w:r>
+      <w:r>
+        <w:t xml:space="preserve"> </w:t>
+      </w:r>
+      <w:r>
+        <w:t xml:space="preserve">juries, hearing months of a defendant playacting as a willing criminal, may</w:t>
+      </w:r>
+      <w:r>
+        <w:t xml:space="preserve"> </w:t>
+      </w:r>
+      <w:r>
+        <w:t xml:space="preserve">convict the character instead of weighing the evidence.</w:t>
+      </w:r>
+    </w:p>
+    <w:p>
+      <w:pPr>
+        <w:pStyle w:val="BodyText"/>
+      </w:pPr>
+      <w:r>
+        <w:t xml:space="preserve">So the Court laid down a new rule: Mr. Big confessions are now</w:t>
+      </w:r>
+      <w:r>
+        <w:t xml:space="preserve"> </w:t>
+      </w:r>
+      <w:r>
+        <w:rPr>
+          <w:bCs/>
+          <w:b/>
+        </w:rPr>
+        <w:t xml:space="preserve">presumptively inadmissible</w:t>
+      </w:r>
+      <w:r>
+        <w:t xml:space="preserve">. The Crown must prove the confession’s</w:t>
+      </w:r>
+      <w:r>
+        <w:t xml:space="preserve"> </w:t>
+      </w:r>
+      <w:r>
+        <w:t xml:space="preserve">probative value outweighs its prejudicial effect, with reliability measured</w:t>
+      </w:r>
+      <w:r>
+        <w:t xml:space="preserve"> </w:t>
+      </w:r>
+      <w:r>
+        <w:t xml:space="preserve">against the inducements applied and, crucially, against whether the confession</w:t>
+      </w:r>
+      <w:r>
+        <w:t xml:space="preserve"> </w:t>
+      </w:r>
+      <w:r>
+        <w:t xml:space="preserve">produced anything the police could check: a body, a weapon, a detail only the</w:t>
+      </w:r>
+      <w:r>
+        <w:t xml:space="preserve"> </w:t>
+      </w:r>
+      <w:r>
+        <w:t xml:space="preserve">killer could know. Behind that sits a second guard: the abuse-of-process</w:t>
+      </w:r>
+      <w:r>
+        <w:t xml:space="preserve"> </w:t>
+      </w:r>
+      <w:r>
+        <w:t xml:space="preserve">doctrine, for operations that overcome the will through violence or its</w:t>
+      </w:r>
+      <w:r>
+        <w:t xml:space="preserve"> </w:t>
+      </w:r>
+      <w:r>
+        <w:t xml:space="preserve">threat.</w:t>
+      </w:r>
+    </w:p>
+    <w:p>
+      <w:pPr>
+        <w:pStyle w:val="BodyText"/>
+      </w:pPr>
+      <w:r>
+        <w:t xml:space="preserve">Measured against its own new standard, Hart’s confessions failed. They were</w:t>
+      </w:r>
+      <w:r>
+        <w:t xml:space="preserve"> </w:t>
+      </w:r>
+      <w:r>
+        <w:t xml:space="preserve">born of powerful inducements, contradicted in parts, and, unlike the</w:t>
+      </w:r>
+      <w:r>
+        <w:t xml:space="preserve"> </w:t>
+      </w:r>
+      <w:r>
+        <w:t xml:space="preserve">confession in the companion case</w:t>
+      </w:r>
+      <w:r>
+        <w:t xml:space="preserve"> </w:t>
+      </w:r>
+      <w:r>
+        <w:rPr>
+          <w:iCs/>
+          <w:i/>
+        </w:rPr>
+        <w:t xml:space="preserve">R. v. Mack</w:t>
+      </w:r>
+      <w:r>
+        <w:t xml:space="preserve"> </w:t>
+      </w:r>
+      <w:r>
+        <w:t xml:space="preserve">(Chapter 32), where the suspect</w:t>
+      </w:r>
+      <w:r>
+        <w:t xml:space="preserve"> </w:t>
+      </w:r>
+      <w:r>
+        <w:t xml:space="preserve">led the fake gangsters to the real remains, they were confirmed by nothing.</w:t>
+      </w:r>
+      <w:r>
+        <w:t xml:space="preserve"> </w:t>
+      </w:r>
+      <w:r>
+        <w:t xml:space="preserve">The appeal was dismissed and the confessions were gone. Stripped of them, the</w:t>
+      </w:r>
+      <w:r>
+        <w:t xml:space="preserve"> </w:t>
+      </w:r>
+      <w:r>
+        <w:t xml:space="preserve">Crown’s case evaporated; reports at the time record that the charges were</w:t>
+      </w:r>
+      <w:r>
+        <w:t xml:space="preserve"> </w:t>
+      </w:r>
+      <w:r>
+        <w:t xml:space="preserve">eventually withdrawn and Hart went free.</w:t>
+      </w:r>
+      <w:r>
+        <w:t xml:space="preserve"> </w:t>
+      </w:r>
+      <w:r>
+        <w:rPr>
+          <w:iCs/>
+          <w:i/>
+        </w:rPr>
+        <w:t xml:space="preserve">(That coda comes from news coverage,</w:t>
+      </w:r>
+      <w:r>
+        <w:rPr>
+          <w:iCs/>
+          <w:i/>
+        </w:rPr>
+        <w:t xml:space="preserve"> </w:t>
+      </w:r>
+      <w:r>
+        <w:rPr>
+          <w:iCs/>
+          <w:i/>
+        </w:rPr>
+        <w:t xml:space="preserve">not the judgment itself.)</w:t>
+      </w:r>
+    </w:p>
+    <w:bookmarkEnd w:id="97"/>
+    <w:bookmarkStart w:id="100" w:name="Xf808c007911591a3eb186bf77ea5c3c4ee8db56"/>
+    <w:p>
+      <w:pPr>
+        <w:pStyle w:val="Heading2"/>
+      </w:pPr>
+      <w:r>
+        <w:t xml:space="preserve">How’d he get caught? And the harder question</w:t>
+      </w:r>
+    </w:p>
+    <w:p>
+      <w:pPr>
+        <w:pStyle w:val="FirstParagraph"/>
+      </w:pPr>
+      <w:r>
+        <w:t xml:space="preserve">He was caught the way a fish is caught: by constructing an entire ocean around</w:t>
+      </w:r>
+      <w:r>
+        <w:t xml:space="preserve"> </w:t>
+      </w:r>
+      <w:r>
+        <w:t xml:space="preserve">him. The confession was real, spoken from his own mouth, re-enacted on the</w:t>
+      </w:r>
+      <w:r>
+        <w:t xml:space="preserve"> </w:t>
+      </w:r>
+      <w:r>
+        <w:t xml:space="preserve">dock where his daughters died. What the Supreme Court forces us to ask is</w:t>
+      </w:r>
+      <w:r>
+        <w:t xml:space="preserve"> </w:t>
+      </w:r>
+      <w:r>
+        <w:t xml:space="preserve">whether it was</w:t>
+      </w:r>
+      <w:r>
+        <w:t xml:space="preserve"> </w:t>
+      </w:r>
+      <w:r>
+        <w:rPr>
+          <w:iCs/>
+          <w:i/>
+        </w:rPr>
+        <w:t xml:space="preserve">true</w:t>
+      </w:r>
+      <w:r>
+        <w:t xml:space="preserve">, or whether a poor, isolated, epileptic man said the</w:t>
+      </w:r>
+      <w:r>
+        <w:t xml:space="preserve"> </w:t>
+      </w:r>
+      <w:r>
+        <w:t xml:space="preserve">only words that would keep the first family he’d ever had from leaving him.</w:t>
+      </w:r>
+      <w:r>
+        <w:t xml:space="preserve"> </w:t>
+      </w:r>
+      <w:r>
+        <w:t xml:space="preserve">This chapter has no tidy payoff line, and that is the point. Every other story</w:t>
+      </w:r>
+      <w:r>
+        <w:t xml:space="preserve"> </w:t>
+      </w:r>
+      <w:r>
+        <w:t xml:space="preserve">in this book asks how they got caught.</w:t>
+      </w:r>
+      <w:r>
+        <w:t xml:space="preserve"> </w:t>
+      </w:r>
+      <w:r>
+        <w:rPr>
+          <w:iCs/>
+          <w:i/>
+        </w:rPr>
+        <w:t xml:space="preserve">Hart</w:t>
+      </w:r>
+      <w:r>
+        <w:t xml:space="preserve"> </w:t>
+      </w:r>
+      <w:r>
+        <w:t xml:space="preserve">asks what</w:t>
+      </w:r>
+      <w:r>
+        <w:t xml:space="preserve"> </w:t>
+      </w:r>
+      <w:r>
+        <w:t xml:space="preserve">“</w:t>
+      </w:r>
+      <w:r>
+        <w:t xml:space="preserve">caught</w:t>
+      </w:r>
+      <w:r>
+        <w:t xml:space="preserve">”</w:t>
+      </w:r>
+      <w:r>
+        <w:t xml:space="preserve"> </w:t>
+      </w:r>
+      <w:r>
+        <w:t xml:space="preserve">is worth when</w:t>
+      </w:r>
+      <w:r>
+        <w:t xml:space="preserve"> </w:t>
+      </w:r>
+      <w:r>
+        <w:t xml:space="preserve">the state manufactures the world in which the confession happens, and it is</w:t>
+      </w:r>
+      <w:r>
+        <w:t xml:space="preserve"> </w:t>
+      </w:r>
+      <w:r>
+        <w:t xml:space="preserve">the reason every Mr. Big confession in Canada now has to pass through the</w:t>
+      </w:r>
+      <w:r>
+        <w:t xml:space="preserve"> </w:t>
+      </w:r>
+      <w:r>
+        <w:t xml:space="preserve">gate this case built.</w:t>
+      </w:r>
+    </w:p>
+    <w:p>
+      <w:r>
+        <w:pict>
+          <v:rect style="width:0;height:1.5pt" o:hralign="center" o:hrstd="t" o:hr="t"/>
+        </w:pict>
+      </w:r>
+    </w:p>
+    <w:p>
+      <w:pPr>
+        <w:pStyle w:val="BlockText"/>
+      </w:pPr>
+      <w:r>
+        <w:rPr>
+          <w:bCs/>
+          <w:b/>
+        </w:rPr>
+        <w:t xml:space="preserve">📖 Read the case yourself:</w:t>
+      </w:r>
+      <w:r>
+        <w:t xml:space="preserve"> </w:t>
+      </w:r>
+      <w:r>
+        <w:rPr>
+          <w:iCs/>
+          <w:i/>
+        </w:rPr>
+        <w:t xml:space="preserve">R. v. Hart</w:t>
+      </w:r>
+      <w:r>
+        <w:t xml:space="preserve">, 2014 SCC 52, [2014] 2 S.C.R.</w:t>
+      </w:r>
+      <w:r>
+        <w:t xml:space="preserve"> </w:t>
+      </w:r>
+      <w:r>
+        <w:t xml:space="preserve">544, Supreme Court of Canada, decided July 31, 2014 (Moldaver J. for the</w:t>
+      </w:r>
+      <w:r>
+        <w:t xml:space="preserve"> </w:t>
+      </w:r>
+      <w:r>
+        <w:t xml:space="preserve">majority).</w:t>
+      </w:r>
+      <w:r>
+        <w:t xml:space="preserve"> </w:t>
+      </w:r>
+      <w:r>
+        <w:t xml:space="preserve">Free online:</w:t>
+      </w:r>
+      <w:r>
+        <w:t xml:space="preserve"> </w:t>
+      </w:r>
+      <w:hyperlink r:id="rId98">
+        <w:r>
+          <w:rPr>
+            <w:rStyle w:val="Hyperlink"/>
+          </w:rPr>
+          <w:t xml:space="preserve">CanLII</w:t>
+        </w:r>
+      </w:hyperlink>
+      <w:r>
         <w:t xml:space="preserve"> </w:t>
       </w:r>
       <w:r>
@@ -11345,7 +12730,7 @@
       <w:r>
         <w:t xml:space="preserve"> </w:t>
       </w:r>
-      <w:hyperlink r:id="rId89">
+      <w:hyperlink r:id="rId99">
         <w:r>
           <w:rPr>
             <w:rStyle w:val="Hyperlink"/>
@@ -11375,9 +12760,9 @@
         <w:t xml:space="preserve">confessions from para. 129.</w:t>
       </w:r>
     </w:p>
-    <w:bookmarkEnd w:id="90"/>
-    <w:bookmarkEnd w:id="91"/>
-    <w:bookmarkStart w:id="97" w:name="chapter-32---the-firepit"/>
+    <w:bookmarkEnd w:id="100"/>
+    <w:bookmarkEnd w:id="101"/>
+    <w:bookmarkStart w:id="107" w:name="chapter-32---the-firepit"/>
     <w:p>
       <w:pPr>
         <w:pStyle w:val="Heading1"/>
@@ -11672,7 +13057,7 @@
         <w:t xml:space="preserve">operation.</w:t>
       </w:r>
     </w:p>
-    <w:bookmarkStart w:id="92" w:name="third-line"/>
+    <w:bookmarkStart w:id="102" w:name="third-line"/>
     <w:p>
       <w:pPr>
         <w:pStyle w:val="Heading2"/>
@@ -11984,8 +13369,8 @@
         <w:t xml:space="preserve">Remember that refusal. The Supreme Court of Canada certainly did.</w:t>
       </w:r>
     </w:p>
-    <w:bookmarkEnd w:id="92"/>
-    <w:bookmarkStart w:id="93" w:name="the-firepit"/>
+    <w:bookmarkEnd w:id="102"/>
+    <w:bookmarkStart w:id="103" w:name="the-firepit"/>
     <w:p>
       <w:pPr>
         <w:pStyle w:val="Heading2"/>
@@ -12226,8 +13611,8 @@
         <w:t xml:space="preserve">He had said there was nothing left. He was wrong in every way that mattered.</w:t>
       </w:r>
     </w:p>
-    <w:bookmarkEnd w:id="93"/>
-    <w:bookmarkStart w:id="94" w:name="why-this-confession-survived"/>
+    <w:bookmarkEnd w:id="103"/>
+    <w:bookmarkStart w:id="104" w:name="why-this-confession-survived"/>
     <w:p>
       <w:pPr>
         <w:pStyle w:val="Heading2"/>
@@ -12423,8 +13808,8 @@
         <w:t xml:space="preserve">to, not harvested off the tapped line, and the evidence stood.</w:t>
       </w:r>
     </w:p>
-    <w:bookmarkEnd w:id="94"/>
-    <w:bookmarkStart w:id="96" w:name="howd-he-get-caught-6"/>
+    <w:bookmarkEnd w:id="104"/>
+    <w:bookmarkStart w:id="106" w:name="howd-he-get-caught-7"/>
     <w:p>
       <w:pPr>
         <w:pStyle w:val="Heading2"/>
@@ -12523,7 +13908,7 @@
       <w:r>
         <w:t xml:space="preserve"> </w:t>
       </w:r>
-      <w:hyperlink r:id="rId95">
+      <w:hyperlink r:id="rId105">
         <w:r>
           <w:rPr>
             <w:rStyle w:val="Hyperlink"/>
@@ -12576,8 +13961,8 @@
         <w:t xml:space="preserve">that built the framework this confession survived.</w:t>
       </w:r>
     </w:p>
-    <w:bookmarkEnd w:id="96"/>
-    <w:bookmarkEnd w:id="97"/>
+    <w:bookmarkEnd w:id="106"/>
+    <w:bookmarkEnd w:id="107"/>
     <w:sectPr/>
   </w:body>
 </w:document>

--- a/book/word/How Not to Get Away With Murder - Master.docx
+++ b/book/word/How Not to Get Away With Murder - Master.docx
@@ -6073,7 +6073,7 @@
           <w:bCs/>
           <w:b/>
         </w:rPr>
-        <w:t xml:space="preserve">The patent he felt cheated over never earned a dollar. He killed three people</w:t>
+        <w:t xml:space="preserve">He researched how to destroy DNA evidence and saved the research to a hard</w:t>
       </w:r>
       <w:r>
         <w:rPr>
@@ -6087,7 +6087,7 @@
           <w:bCs/>
           <w:b/>
         </w:rPr>
-        <w:t xml:space="preserve">for it anyway, and hid a hard drive that remembered every search.</w:t>
+        <w:t xml:space="preserve">drive. Then he hid the hard drive instead of burning it.</w:t>
       </w:r>
     </w:p>
     <w:p>
@@ -6095,7 +6095,13 @@
         <w:pStyle w:val="BodyText"/>
       </w:pPr>
       <w:r>
-        <w:t xml:space="preserve">Douglas Garland kept score.</w:t>
+        <w:t xml:space="preserve">Douglas Garland was a man who kept score, and the ledger he kept was a strange</w:t>
+      </w:r>
+      <w:r>
+        <w:t xml:space="preserve"> </w:t>
+      </w:r>
+      <w:r>
+        <w:t xml:space="preserve">one, because the debt he was collecting on had never actually existed.</w:t>
       </w:r>
     </w:p>
     <w:p>
@@ -6103,43 +6109,43 @@
         <w:pStyle w:val="BodyText"/>
       </w:pPr>
       <w:r>
-        <w:t xml:space="preserve">He was fifty-seven years old, described in the Alberta Court of Appeal’s</w:t>
-      </w:r>
-      <w:r>
-        <w:t xml:space="preserve"> </w:t>
-      </w:r>
-      <w:r>
-        <w:t xml:space="preserve">judgment as a highly intelligent loner with an expertise in computers;</w:t>
-      </w:r>
-      <w:r>
-        <w:t xml:space="preserve"> </w:t>
-      </w:r>
-      <w:r>
-        <w:t xml:space="preserve">unmarried, usually unemployed, living with his parents on a small farm north</w:t>
-      </w:r>
-      <w:r>
-        <w:t xml:space="preserve"> </w:t>
-      </w:r>
-      <w:r>
-        <w:t xml:space="preserve">of Calgary and driving a 1994 Ford pickup. Years earlier he had worked for one</w:t>
-      </w:r>
-      <w:r>
-        <w:t xml:space="preserve"> </w:t>
-      </w:r>
-      <w:r>
-        <w:t xml:space="preserve">of Alvin Liknes’s oil-and-gas businesses, and the two men had fallen out over</w:t>
-      </w:r>
-      <w:r>
-        <w:t xml:space="preserve"> </w:t>
-      </w:r>
-      <w:r>
-        <w:t xml:space="preserve">a pump Liknes patented. Garland believed he had contributed significantly to</w:t>
-      </w:r>
-      <w:r>
-        <w:t xml:space="preserve"> </w:t>
-      </w:r>
-      <w:r>
-        <w:t xml:space="preserve">its creation and had been cheated of the credit.</w:t>
+        <w:t xml:space="preserve">He was fifty-seven, and the Alberta Court of Appeal describes him with a few cold</w:t>
+      </w:r>
+      <w:r>
+        <w:t xml:space="preserve"> </w:t>
+      </w:r>
+      <w:r>
+        <w:t xml:space="preserve">words that tell you almost everything: a highly intelligent loner, an expert with</w:t>
+      </w:r>
+      <w:r>
+        <w:t xml:space="preserve"> </w:t>
+      </w:r>
+      <w:r>
+        <w:t xml:space="preserve">computers, unmarried, usually unemployed, living with his parents on a small farm</w:t>
+      </w:r>
+      <w:r>
+        <w:t xml:space="preserve"> </w:t>
+      </w:r>
+      <w:r>
+        <w:t xml:space="preserve">north of Calgary and driving an old 1994 Ford pickup. Years earlier he had worked</w:t>
+      </w:r>
+      <w:r>
+        <w:t xml:space="preserve"> </w:t>
+      </w:r>
+      <w:r>
+        <w:t xml:space="preserve">for one of Alvin Liknes’s oil-and-gas ventures, and the two had fallen out over a</w:t>
+      </w:r>
+      <w:r>
+        <w:t xml:space="preserve"> </w:t>
+      </w:r>
+      <w:r>
+        <w:t xml:space="preserve">pump Liknes patented. Garland believed he’d helped invent it and had been robbed</w:t>
+      </w:r>
+      <w:r>
+        <w:t xml:space="preserve"> </w:t>
+      </w:r>
+      <w:r>
+        <w:t xml:space="preserve">of the credit.</w:t>
       </w:r>
     </w:p>
     <w:p>
@@ -6147,32 +6153,31 @@
         <w:pStyle w:val="BodyText"/>
       </w:pPr>
       <w:r>
-        <w:t xml:space="preserve">Here is the detail the court records almost in passing, and that should stop</w:t>
-      </w:r>
-      <w:r>
-        <w:t xml:space="preserve"> </w:t>
-      </w:r>
-      <w:r>
-        <w:t xml:space="preserve">you cold: the pump was not economically viable. It had never earned any money.</w:t>
-      </w:r>
-      <w:r>
-        <w:t xml:space="preserve"> </w:t>
-      </w:r>
-      <w:r>
-        <w:t xml:space="preserve">There was nothing to be cheated</w:t>
-      </w:r>
-      <w:r>
-        <w:t xml:space="preserve"> </w:t>
-      </w:r>
-      <w:r>
-        <w:rPr>
-          <w:iCs/>
-          <w:i/>
-        </w:rPr>
-        <w:t xml:space="preserve">of</w:t>
-      </w:r>
-      <w:r>
-        <w:t xml:space="preserve">.</w:t>
+        <w:t xml:space="preserve">Here is the detail the court sets down almost in passing, and it should stop you</w:t>
+      </w:r>
+      <w:r>
+        <w:t xml:space="preserve"> </w:t>
+      </w:r>
+      <w:r>
+        <w:t xml:space="preserve">where you sit: the pump was not economically viable. It never earned a single</w:t>
+      </w:r>
+      <w:r>
+        <w:t xml:space="preserve"> </w:t>
+      </w:r>
+      <w:r>
+        <w:t xml:space="preserve">dollar. There was, in the most literal sense, nothing to have been cheated out</w:t>
+      </w:r>
+      <w:r>
+        <w:t xml:space="preserve"> </w:t>
+      </w:r>
+      <w:r>
+        <w:t xml:space="preserve">of. The grievance was pure invention, a wound Garland had drawn on himself and</w:t>
+      </w:r>
+      <w:r>
+        <w:t xml:space="preserve"> </w:t>
+      </w:r>
+      <w:r>
+        <w:t xml:space="preserve">then nursed for the better part of a decade.</w:t>
       </w:r>
     </w:p>
     <w:p>
@@ -6180,31 +6185,31 @@
         <w:pStyle w:val="BodyText"/>
       </w:pPr>
       <w:r>
-        <w:t xml:space="preserve">It didn’t matter. For years, Garland kept tabs on Alvin Liknes. His obsession</w:t>
-      </w:r>
-      <w:r>
-        <w:t xml:space="preserve"> </w:t>
-      </w:r>
-      <w:r>
-        <w:t xml:space="preserve">grew to include Alvin’s wife, Kathy. He monitored the couple’s activities</w:t>
-      </w:r>
-      <w:r>
-        <w:t xml:space="preserve"> </w:t>
-      </w:r>
-      <w:r>
-        <w:t xml:space="preserve">through regular computer searches, a private surveillance program running</w:t>
-      </w:r>
-      <w:r>
-        <w:t xml:space="preserve"> </w:t>
-      </w:r>
-      <w:r>
-        <w:t xml:space="preserve">quietly out of a farmhouse. In December 2013, he came to believe Alvin had</w:t>
-      </w:r>
-      <w:r>
-        <w:t xml:space="preserve"> </w:t>
-      </w:r>
-      <w:r>
-        <w:t xml:space="preserve">stolen items from the Garland farm, and the old wound reopened.</w:t>
+        <w:t xml:space="preserve">He kept tabs on Alvin Liknes for years, and over time the fixation spread to</w:t>
+      </w:r>
+      <w:r>
+        <w:t xml:space="preserve"> </w:t>
+      </w:r>
+      <w:r>
+        <w:t xml:space="preserve">Alvin’s wife, Kathy. He tracked the couple through regular computer searches, a</w:t>
+      </w:r>
+      <w:r>
+        <w:t xml:space="preserve"> </w:t>
+      </w:r>
+      <w:r>
+        <w:t xml:space="preserve">private surveillance operation running quietly out of a farmhouse basement. In</w:t>
+      </w:r>
+      <w:r>
+        <w:t xml:space="preserve"> </w:t>
+      </w:r>
+      <w:r>
+        <w:t xml:space="preserve">December 2013 he convinced himself Alvin had stolen items from the Garland</w:t>
+      </w:r>
+      <w:r>
+        <w:t xml:space="preserve"> </w:t>
+      </w:r>
+      <w:r>
+        <w:t xml:space="preserve">property, and the old imaginary wound tore open again.</w:t>
       </w:r>
     </w:p>
     <w:p>
@@ -6212,31 +6217,25 @@
         <w:pStyle w:val="BodyText"/>
       </w:pPr>
       <w:r>
-        <w:t xml:space="preserve">Then, in early 2014, the Likneses announced they were leaving. They listed</w:t>
-      </w:r>
-      <w:r>
-        <w:t xml:space="preserve"> </w:t>
-      </w:r>
-      <w:r>
-        <w:t xml:space="preserve">their Calgary house, planned a retirement move to Evansburg, and advertised an</w:t>
-      </w:r>
-      <w:r>
-        <w:t xml:space="preserve"> </w:t>
-      </w:r>
-      <w:r>
-        <w:t xml:space="preserve">estate sale on Kijiji for the last week of June. Whatever clock had been</w:t>
-      </w:r>
-      <w:r>
-        <w:t xml:space="preserve"> </w:t>
-      </w:r>
-      <w:r>
-        <w:t xml:space="preserve">ticking inside Douglas Garland ran out. If he was going to settle the score,</w:t>
-      </w:r>
-      <w:r>
-        <w:t xml:space="preserve"> </w:t>
-      </w:r>
-      <w:r>
-        <w:t xml:space="preserve">it had to be now.</w:t>
+        <w:t xml:space="preserve">Then, in early 2014, the Likneses announced they were leaving. They listed their</w:t>
+      </w:r>
+      <w:r>
+        <w:t xml:space="preserve"> </w:t>
+      </w:r>
+      <w:r>
+        <w:t xml:space="preserve">Calgary home, planned a retirement move to the town of Evansburg, and advertised</w:t>
+      </w:r>
+      <w:r>
+        <w:t xml:space="preserve"> </w:t>
+      </w:r>
+      <w:r>
+        <w:t xml:space="preserve">an estate sale on Kijiji for the final week of June. Whatever clock had been</w:t>
+      </w:r>
+      <w:r>
+        <w:t xml:space="preserve"> </w:t>
+      </w:r>
+      <w:r>
+        <w:t xml:space="preserve">ticking inside Douglas Garland had just been handed a deadline.</w:t>
       </w:r>
     </w:p>
     <w:bookmarkStart w:id="53" w:name="the-preparations"/>
@@ -6253,37 +6252,45 @@
         <w:pStyle w:val="FirstParagraph"/>
       </w:pPr>
       <w:r>
-        <w:t xml:space="preserve">What Garland did next, the trial evidence showed, he did methodically. He</w:t>
-      </w:r>
-      <w:r>
-        <w:t xml:space="preserve"> </w:t>
-      </w:r>
-      <w:r>
-        <w:t xml:space="preserve">began researching online how to kill and dismember people. He accumulated</w:t>
-      </w:r>
-      <w:r>
-        <w:t xml:space="preserve"> </w:t>
-      </w:r>
-      <w:r>
-        <w:t xml:space="preserve">restraints; handcuffs, straightjackets, tasers. He visited a butcher supply</w:t>
-      </w:r>
-      <w:r>
-        <w:t xml:space="preserve"> </w:t>
-      </w:r>
-      <w:r>
-        <w:t xml:space="preserve">shop and bought meat hooks, butcher knives, and a meat saw. He researched how</w:t>
-      </w:r>
-      <w:r>
-        <w:t xml:space="preserve"> </w:t>
-      </w:r>
-      <w:r>
-        <w:t xml:space="preserve">to defeat one specific model of Schlage lock, the kind securing the Liknes</w:t>
-      </w:r>
-      <w:r>
-        <w:t xml:space="preserve"> </w:t>
-      </w:r>
-      <w:r>
-        <w:t xml:space="preserve">front door. And through it all he browsed what the court describes as</w:t>
+        <w:t xml:space="preserve">What Garland did next he did with the patient, methodical care of a man who</w:t>
+      </w:r>
+      <w:r>
+        <w:t xml:space="preserve"> </w:t>
+      </w:r>
+      <w:r>
+        <w:t xml:space="preserve">plans, and the record of that planning is its own kind of horror.</w:t>
+      </w:r>
+    </w:p>
+    <w:p>
+      <w:pPr>
+        <w:pStyle w:val="BodyText"/>
+      </w:pPr>
+      <w:r>
+        <w:t xml:space="preserve">He began researching, online, how to kill and dismember a human being. He</w:t>
+      </w:r>
+      <w:r>
+        <w:t xml:space="preserve"> </w:t>
+      </w:r>
+      <w:r>
+        <w:t xml:space="preserve">gathered restraints: handcuffs, straightjackets, tasers. He went to a butcher’s</w:t>
+      </w:r>
+      <w:r>
+        <w:t xml:space="preserve"> </w:t>
+      </w:r>
+      <w:r>
+        <w:t xml:space="preserve">supply shop and bought meat hooks, butcher knives, and a meat saw. He studied how</w:t>
+      </w:r>
+      <w:r>
+        <w:t xml:space="preserve"> </w:t>
+      </w:r>
+      <w:r>
+        <w:t xml:space="preserve">to defeat one specific model of Schlage lock, the exact lock that secured the</w:t>
+      </w:r>
+      <w:r>
+        <w:t xml:space="preserve"> </w:t>
+      </w:r>
+      <w:r>
+        <w:t xml:space="preserve">Liknes front door. And in the same weeks, the same browser carried him through</w:t>
       </w:r>
       <w:r>
         <w:t xml:space="preserve"> </w:t>
@@ -6301,7 +6308,13 @@
         <w:t xml:space="preserve"> </w:t>
       </w:r>
       <w:r>
-        <w:t xml:space="preserve">sites showing bodies being dissected and dismembered.</w:t>
+        <w:t xml:space="preserve">sites showing bodies being dissected and taken apart, the appetite and the</w:t>
+      </w:r>
+      <w:r>
+        <w:t xml:space="preserve"> </w:t>
+      </w:r>
+      <w:r>
+        <w:t xml:space="preserve">instruction manual feeding each other.</w:t>
       </w:r>
     </w:p>
     <w:p>
@@ -6309,25 +6322,25 @@
         <w:pStyle w:val="BodyText"/>
       </w:pPr>
       <w:r>
-        <w:t xml:space="preserve">On the evening of June 29, 2014, Kathy Liknes’s daughter Jennifer brought her</w:t>
-      </w:r>
-      <w:r>
-        <w:t xml:space="preserve"> </w:t>
-      </w:r>
-      <w:r>
-        <w:t xml:space="preserve">two little boys, Nathan, five, and Max, three, to their grandparents’ house</w:t>
-      </w:r>
-      <w:r>
-        <w:t xml:space="preserve"> </w:t>
-      </w:r>
-      <w:r>
-        <w:t xml:space="preserve">for dinner and one last sleepover before the move. Max was restless and</w:t>
-      </w:r>
-      <w:r>
-        <w:t xml:space="preserve"> </w:t>
-      </w:r>
-      <w:r>
-        <w:t xml:space="preserve">couldn’t sleep, so around 11:30 p.m. Jennifer took him home. Nathan stayed.</w:t>
+        <w:t xml:space="preserve">On the evening of June 29, 2014, Kathy Liknes’s daughter Jennifer brought her two</w:t>
+      </w:r>
+      <w:r>
+        <w:t xml:space="preserve"> </w:t>
+      </w:r>
+      <w:r>
+        <w:t xml:space="preserve">little boys, Nathan, five, and Max, three, to their grandparents’ house for dinner</w:t>
+      </w:r>
+      <w:r>
+        <w:t xml:space="preserve"> </w:t>
+      </w:r>
+      <w:r>
+        <w:t xml:space="preserve">and a last sleepover before the move. Max would not settle, so around 11:30 p.m.</w:t>
+      </w:r>
+      <w:r>
+        <w:t xml:space="preserve"> </w:t>
+      </w:r>
+      <w:r>
+        <w:t xml:space="preserve">Jennifer drove him home. Nathan stayed behind.</w:t>
       </w:r>
     </w:p>
     <w:p>
@@ -6335,25 +6348,31 @@
         <w:pStyle w:val="BodyText"/>
       </w:pPr>
       <w:r>
-        <w:t xml:space="preserve">About three hours later, Garland arrived. He disabled the home’s wireless</w:t>
-      </w:r>
-      <w:r>
-        <w:t xml:space="preserve"> </w:t>
-      </w:r>
-      <w:r>
-        <w:t xml:space="preserve">router. He drilled out the Schlage lock. What followed, in the court’s words,</w:t>
-      </w:r>
-      <w:r>
-        <w:t xml:space="preserve"> </w:t>
-      </w:r>
-      <w:r>
-        <w:t xml:space="preserve">was a violent attack that ended with Alvin, Kathy, and five-year-old Nathan</w:t>
-      </w:r>
-      <w:r>
-        <w:t xml:space="preserve"> </w:t>
-      </w:r>
-      <w:r>
-        <w:t xml:space="preserve">being overpowered and taken from the home.</w:t>
+        <w:t xml:space="preserve">About three hours later, in the dead middle of the night, Garland came. He</w:t>
+      </w:r>
+      <w:r>
+        <w:t xml:space="preserve"> </w:t>
+      </w:r>
+      <w:r>
+        <w:t xml:space="preserve">disabled the home’s wireless router. He drilled out the Schlage lock he had</w:t>
+      </w:r>
+      <w:r>
+        <w:t xml:space="preserve"> </w:t>
+      </w:r>
+      <w:r>
+        <w:t xml:space="preserve">studied. And then, in the court’s spare language, there followed a violent attack</w:t>
+      </w:r>
+      <w:r>
+        <w:t xml:space="preserve"> </w:t>
+      </w:r>
+      <w:r>
+        <w:t xml:space="preserve">that ended with Alvin, Kathy, and five-year-old Nathan overpowered and taken from</w:t>
+      </w:r>
+      <w:r>
+        <w:t xml:space="preserve"> </w:t>
+      </w:r>
+      <w:r>
+        <w:t xml:space="preserve">the house.</w:t>
       </w:r>
     </w:p>
     <w:p>
@@ -6361,31 +6380,37 @@
         <w:pStyle w:val="BodyText"/>
       </w:pPr>
       <w:r>
-        <w:t xml:space="preserve">When Jennifer returned the next morning to pick up her son, she walked into</w:t>
-      </w:r>
-      <w:r>
-        <w:t xml:space="preserve"> </w:t>
-      </w:r>
-      <w:r>
-        <w:t xml:space="preserve">the aftermath; blood throughout the house, mixed with broken teeth. A</w:t>
-      </w:r>
-      <w:r>
-        <w:t xml:space="preserve"> </w:t>
-      </w:r>
-      <w:r>
-        <w:t xml:space="preserve">forensic pathologist brought to the scene offered investigators a sliver of</w:t>
-      </w:r>
-      <w:r>
-        <w:t xml:space="preserve"> </w:t>
-      </w:r>
-      <w:r>
-        <w:t xml:space="preserve">terrible hope: this much blood meant someone was seriously injured, but</w:t>
-      </w:r>
-      <w:r>
-        <w:t xml:space="preserve"> </w:t>
-      </w:r>
-      <w:r>
-        <w:t xml:space="preserve">perhaps still alive.</w:t>
+        <w:t xml:space="preserve">When Jennifer returned the next morning to collect her son, she walked into the</w:t>
+      </w:r>
+      <w:r>
+        <w:t xml:space="preserve"> </w:t>
+      </w:r>
+      <w:r>
+        <w:t xml:space="preserve">aftermath: blood through the house, mixed with broken teeth. A forensic</w:t>
+      </w:r>
+      <w:r>
+        <w:t xml:space="preserve"> </w:t>
+      </w:r>
+      <w:r>
+        <w:t xml:space="preserve">pathologist called to the scene offered the investigators a single thread of</w:t>
+      </w:r>
+      <w:r>
+        <w:t xml:space="preserve"> </w:t>
+      </w:r>
+      <w:r>
+        <w:t xml:space="preserve">terrible hope. This much blood, she said, meant one or more of the victims was</w:t>
+      </w:r>
+      <w:r>
+        <w:t xml:space="preserve"> </w:t>
+      </w:r>
+      <w:r>
+        <w:t xml:space="preserve">seriously hurt, but perhaps still alive. That thread, and the race it started,</w:t>
+      </w:r>
+      <w:r>
+        <w:t xml:space="preserve"> </w:t>
+      </w:r>
+      <w:r>
+        <w:t xml:space="preserve">would shape everything that came next.</w:t>
       </w:r>
     </w:p>
     <w:bookmarkEnd w:id="53"/>
@@ -6403,13 +6428,31 @@
         <w:pStyle w:val="FirstParagraph"/>
       </w:pPr>
       <w:r>
-        <w:t xml:space="preserve">That sliver of hope drove everything that followed, including the legal fight</w:t>
-      </w:r>
-      <w:r>
-        <w:t xml:space="preserve"> </w:t>
-      </w:r>
-      <w:r>
-        <w:t xml:space="preserve">this case became.</w:t>
+        <w:t xml:space="preserve">Blood is loud, and this house was screaming. Security cameras on neighbouring</w:t>
+      </w:r>
+      <w:r>
+        <w:t xml:space="preserve"> </w:t>
+      </w:r>
+      <w:r>
+        <w:t xml:space="preserve">homes had caught a truck closely matching Garland’s distinctive old Ford passing</w:t>
+      </w:r>
+      <w:r>
+        <w:t xml:space="preserve"> </w:t>
+      </w:r>
+      <w:r>
+        <w:t xml:space="preserve">the Liknes house at 3:10 a.m. and again at 7:45. When police released the image,</w:t>
+      </w:r>
+      <w:r>
+        <w:t xml:space="preserve"> </w:t>
+      </w:r>
+      <w:r>
+        <w:t xml:space="preserve">Garland’s own sister and brother-in-law came forward: that was almost certainly</w:t>
+      </w:r>
+      <w:r>
+        <w:t xml:space="preserve"> </w:t>
+      </w:r>
+      <w:r>
+        <w:t xml:space="preserve">Douglas’s truck, and Douglas had carried a grudge against Alvin Liknes for years.</w:t>
       </w:r>
     </w:p>
     <w:p>
@@ -6417,31 +6460,43 @@
         <w:pStyle w:val="BodyText"/>
       </w:pPr>
       <w:r>
-        <w:t xml:space="preserve">Security cameras on neighbouring homes caught a truck closely resembling</w:t>
-      </w:r>
-      <w:r>
-        <w:t xml:space="preserve"> </w:t>
-      </w:r>
-      <w:r>
-        <w:t xml:space="preserve">Garland’s distinctive old Ford passing the Liknes house at 3:10 a.m., and</w:t>
-      </w:r>
-      <w:r>
-        <w:t xml:space="preserve"> </w:t>
-      </w:r>
-      <w:r>
-        <w:t xml:space="preserve">again at 7:45 a.m. When police released the image to the media, Garland’s own</w:t>
-      </w:r>
-      <w:r>
-        <w:t xml:space="preserve"> </w:t>
-      </w:r>
-      <w:r>
-        <w:t xml:space="preserve">sister and brother-in-law came forward: the truck was almost certainly</w:t>
-      </w:r>
-      <w:r>
-        <w:t xml:space="preserve"> </w:t>
-      </w:r>
-      <w:r>
-        <w:t xml:space="preserve">Douglas’s, and Douglas had carried a grudge against Alvin Liknes for years.</w:t>
+        <w:t xml:space="preserve">The router sealed it. The device was built to check in with its server every six</w:t>
+      </w:r>
+      <w:r>
+        <w:t xml:space="preserve"> </w:t>
+      </w:r>
+      <w:r>
+        <w:t xml:space="preserve">hours; it reported at 2:10 a.m. and then went silent, never calling home again.</w:t>
+      </w:r>
+      <w:r>
+        <w:t xml:space="preserve"> </w:t>
+      </w:r>
+      <w:r>
+        <w:t xml:space="preserve">Someone who understood computers had pulled the plug to keep his devices off the</w:t>
+      </w:r>
+      <w:r>
+        <w:t xml:space="preserve"> </w:t>
+      </w:r>
+      <w:r>
+        <w:t xml:space="preserve">network, and the police were now looking for exactly that someone: a loner with</w:t>
+      </w:r>
+      <w:r>
+        <w:t xml:space="preserve"> </w:t>
+      </w:r>
+      <w:r>
+        <w:t xml:space="preserve">computer expertise, driving a truck seen forty kilometres from his own farm at</w:t>
+      </w:r>
+      <w:r>
+        <w:t xml:space="preserve"> </w:t>
+      </w:r>
+      <w:r>
+        <w:t xml:space="preserve">3:10 in the morning, holding an old and specific hatred. On July 4 they came to</w:t>
+      </w:r>
+      <w:r>
+        <w:t xml:space="preserve"> </w:t>
+      </w:r>
+      <w:r>
+        <w:t xml:space="preserve">the Garland farm.</w:t>
       </w:r>
     </w:p>
     <w:p>
@@ -6449,31 +6504,37 @@
         <w:pStyle w:val="BodyText"/>
       </w:pPr>
       <w:r>
-        <w:t xml:space="preserve">The router sealed the suspicion. It was set to check in with its server every</w:t>
-      </w:r>
-      <w:r>
-        <w:t xml:space="preserve"> </w:t>
-      </w:r>
-      <w:r>
-        <w:t xml:space="preserve">six hours; it reported at 2:10 a.m. and never again. Someone who understood</w:t>
-      </w:r>
-      <w:r>
-        <w:t xml:space="preserve"> </w:t>
-      </w:r>
-      <w:r>
-        <w:t xml:space="preserve">computers had unplugged it to keep his devices off the network. A loner with</w:t>
-      </w:r>
-      <w:r>
-        <w:t xml:space="preserve"> </w:t>
-      </w:r>
-      <w:r>
-        <w:t xml:space="preserve">computer expertise, a matching truck forty kilometres from home at 3:10 a.m.,</w:t>
-      </w:r>
-      <w:r>
-        <w:t xml:space="preserve"> </w:t>
-      </w:r>
-      <w:r>
-        <w:t xml:space="preserve">and an abiding grudge: on July 4, police descended on the Garland farm.</w:t>
+        <w:t xml:space="preserve">They arrived at a brutal fork. Wait for a warrant, or go in now, on the slim</w:t>
+      </w:r>
+      <w:r>
+        <w:t xml:space="preserve"> </w:t>
+      </w:r>
+      <w:r>
+        <w:t xml:space="preserve">chance that a man, a woman, or a small boy was still alive somewhere on the</w:t>
+      </w:r>
+      <w:r>
+        <w:t xml:space="preserve"> </w:t>
+      </w:r>
+      <w:r>
+        <w:t xml:space="preserve">property and could be saved. They went in, under strict orders to search only the</w:t>
+      </w:r>
+      <w:r>
+        <w:t xml:space="preserve"> </w:t>
+      </w:r>
+      <w:r>
+        <w:t xml:space="preserve">places large enough to hide a body. They found a large firepit, still smouldering.</w:t>
+      </w:r>
+      <w:r>
+        <w:t xml:space="preserve"> </w:t>
+      </w:r>
+      <w:r>
+        <w:t xml:space="preserve">Fresh cut marks scored into the recently cleaned floor of a greenhouse.</w:t>
+      </w:r>
+      <w:r>
+        <w:t xml:space="preserve"> </w:t>
+      </w:r>
+      <w:r>
+        <w:t xml:space="preserve">Restraints. No people.</w:t>
       </w:r>
     </w:p>
     <w:p>
@@ -6481,31 +6542,31 @@
         <w:pStyle w:val="BodyText"/>
       </w:pPr>
       <w:r>
-        <w:t xml:space="preserve">They faced a brutal choice. Wait for a warrant, or go in immediately, on the</w:t>
-      </w:r>
-      <w:r>
-        <w:t xml:space="preserve"> </w:t>
-      </w:r>
-      <w:r>
-        <w:t xml:space="preserve">chance that a man, a woman, or a little boy was still alive somewhere on that</w:t>
-      </w:r>
-      <w:r>
-        <w:t xml:space="preserve"> </w:t>
-      </w:r>
-      <w:r>
-        <w:t xml:space="preserve">property. They went in, under orders to search only places large enough to</w:t>
-      </w:r>
-      <w:r>
-        <w:t xml:space="preserve"> </w:t>
-      </w:r>
-      <w:r>
-        <w:t xml:space="preserve">conceal a body. They found a large smouldering firepit. Fresh cut marks on the</w:t>
-      </w:r>
-      <w:r>
-        <w:t xml:space="preserve"> </w:t>
-      </w:r>
-      <w:r>
-        <w:t xml:space="preserve">recently cleaned floor of a greenhouse. Restraints. No bodies.</w:t>
+        <w:t xml:space="preserve">Garland was stopped as he drove away from the farm and held in investigative</w:t>
+      </w:r>
+      <w:r>
+        <w:t xml:space="preserve"> </w:t>
+      </w:r>
+      <w:r>
+        <w:t xml:space="preserve">detention; police seized his shoes, and a victim’s blood was on them. The next</w:t>
+      </w:r>
+      <w:r>
+        <w:t xml:space="preserve"> </w:t>
+      </w:r>
+      <w:r>
+        <w:t xml:space="preserve">day, warrant in hand, they searched in earnest. In the firepit, and on a meat</w:t>
+      </w:r>
+      <w:r>
+        <w:t xml:space="preserve"> </w:t>
+      </w:r>
+      <w:r>
+        <w:t xml:space="preserve">hook and a meat saw, they found DNA, blood and flesh both, from all three</w:t>
+      </w:r>
+      <w:r>
+        <w:t xml:space="preserve"> </w:t>
+      </w:r>
+      <w:r>
+        <w:t xml:space="preserve">victims.</w:t>
       </w:r>
     </w:p>
     <w:p>
@@ -6513,33 +6574,13 @@
         <w:pStyle w:val="BodyText"/>
       </w:pPr>
       <w:r>
-        <w:t xml:space="preserve">Garland was stopped driving away from the farm and detained; his shoes were</w:t>
-      </w:r>
-      <w:r>
-        <w:t xml:space="preserve"> </w:t>
-      </w:r>
-      <w:r>
-        <w:t xml:space="preserve">seized, and a victim’s blood was on them. The next day, warrant in hand,</w:t>
-      </w:r>
-      <w:r>
-        <w:t xml:space="preserve"> </w:t>
-      </w:r>
-      <w:r>
-        <w:t xml:space="preserve">police searched the farm thoroughly. In the firepit, and on a meat hook and a</w:t>
-      </w:r>
-      <w:r>
-        <w:t xml:space="preserve"> </w:t>
-      </w:r>
-      <w:r>
-        <w:t xml:space="preserve">meat saw, they found DNA, blood and flesh, from all three victims.</w:t>
-      </w:r>
-    </w:p>
-    <w:p>
-      <w:pPr>
-        <w:pStyle w:val="BodyText"/>
-      </w:pPr>
-      <w:r>
-        <w:t xml:space="preserve">And in the rafters of the house, hidden, they found a computer hard drive.</w:t>
+        <w:t xml:space="preserve">And tucked up in the rafters of the house, hidden, they found a computer hard</w:t>
+      </w:r>
+      <w:r>
+        <w:t xml:space="preserve"> </w:t>
+      </w:r>
+      <w:r>
+        <w:t xml:space="preserve">drive.</w:t>
       </w:r>
     </w:p>
     <w:bookmarkEnd w:id="54"/>
@@ -6557,19 +6598,19 @@
         <w:pStyle w:val="FirstParagraph"/>
       </w:pPr>
       <w:r>
-        <w:t xml:space="preserve">The forensic examination of that drive laid Garland’s inner life out like an</w:t>
-      </w:r>
-      <w:r>
-        <w:t xml:space="preserve"> </w:t>
-      </w:r>
-      <w:r>
-        <w:t xml:space="preserve">autopsy. Months of computer surveillance of Alvin and Kathy Liknes. Articles</w:t>
-      </w:r>
-      <w:r>
-        <w:t xml:space="preserve"> </w:t>
-      </w:r>
-      <w:r>
-        <w:t xml:space="preserve">with titles like</w:t>
+        <w:t xml:space="preserve">The forensic examination of that drive opened Garland’s inner life like an</w:t>
+      </w:r>
+      <w:r>
+        <w:t xml:space="preserve"> </w:t>
+      </w:r>
+      <w:r>
+        <w:t xml:space="preserve">autopsy. Months of computer surveillance of Alvin and Kathy Liknes. Articles with</w:t>
+      </w:r>
+      <w:r>
+        <w:t xml:space="preserve"> </w:t>
+      </w:r>
+      <w:r>
+        <w:t xml:space="preserve">titles like</w:t>
       </w:r>
       <w:r>
         <w:t xml:space="preserve"> </w:t>
@@ -6587,46 +6628,19 @@
         <w:t xml:space="preserve"> </w:t>
       </w:r>
       <w:r>
-        <w:t xml:space="preserve">An autopsy manual. Files of mutilated</w:t>
-      </w:r>
-      <w:r>
-        <w:t xml:space="preserve"> </w:t>
-      </w:r>
-      <w:r>
-        <w:t xml:space="preserve">corpses. Videos feeding a fetish for adult women wearing only diapers. And,</w:t>
-      </w:r>
-      <w:r>
-        <w:t xml:space="preserve"> </w:t>
-      </w:r>
-      <w:r>
-        <w:t xml:space="preserve">the detail that turns the stomach twice, files offering information on</w:t>
-      </w:r>
-      <w:r>
-        <w:t xml:space="preserve"> </w:t>
-      </w:r>
-      <w:r>
-        <w:rPr>
-          <w:bCs/>
-          <w:b/>
-        </w:rPr>
-        <w:t xml:space="preserve">how</w:t>
-      </w:r>
-      <w:r>
-        <w:rPr>
-          <w:bCs/>
-          <w:b/>
-        </w:rPr>
-        <w:t xml:space="preserve"> </w:t>
-      </w:r>
-      <w:r>
-        <w:rPr>
-          <w:bCs/>
-          <w:b/>
-        </w:rPr>
-        <w:t xml:space="preserve">to destroy DNA evidence</w:t>
-      </w:r>
-      <w:r>
-        <w:t xml:space="preserve">.</w:t>
+        <w:t xml:space="preserve">An autopsy manual. Files of mutilated corpses.</w:t>
+      </w:r>
+      <w:r>
+        <w:t xml:space="preserve"> </w:t>
+      </w:r>
+      <w:r>
+        <w:t xml:space="preserve">And, sitting in that same collection, files explaining how to destroy DNA</w:t>
+      </w:r>
+      <w:r>
+        <w:t xml:space="preserve"> </w:t>
+      </w:r>
+      <w:r>
+        <w:t xml:space="preserve">evidence.</w:t>
       </w:r>
     </w:p>
     <w:p>
@@ -6634,13 +6648,49 @@
         <w:pStyle w:val="BodyText"/>
       </w:pPr>
       <w:r>
-        <w:t xml:space="preserve">He had studied how to erase the physical traces. He never thought to burn the</w:t>
-      </w:r>
-      <w:r>
-        <w:t xml:space="preserve"> </w:t>
-      </w:r>
-      <w:r>
-        <w:t xml:space="preserve">drive that held the studying.</w:t>
+        <w:t xml:space="preserve">Consider the shape of that for a moment, because it is the closest this grim</w:t>
+      </w:r>
+      <w:r>
+        <w:t xml:space="preserve"> </w:t>
+      </w:r>
+      <w:r>
+        <w:t xml:space="preserve">chapter comes to a lesson. Douglas Garland had studied, carefully, how to erase</w:t>
+      </w:r>
+      <w:r>
+        <w:t xml:space="preserve"> </w:t>
+      </w:r>
+      <w:r>
+        <w:t xml:space="preserve">the biological traces a killer leaves behind. He understood the science well</w:t>
+      </w:r>
+      <w:r>
+        <w:t xml:space="preserve"> </w:t>
+      </w:r>
+      <w:r>
+        <w:t xml:space="preserve">enough to research countermeasures. And then he saved that research, along with</w:t>
+      </w:r>
+      <w:r>
+        <w:t xml:space="preserve"> </w:t>
+      </w:r>
+      <w:r>
+        <w:t xml:space="preserve">his surveillance logs and his how-to library of murder, onto a hard drive that he</w:t>
+      </w:r>
+      <w:r>
+        <w:t xml:space="preserve"> </w:t>
+      </w:r>
+      <w:r>
+        <w:t xml:space="preserve">tucked into the rafters of his parents’ house rather than feeding to the same fire</w:t>
+      </w:r>
+      <w:r>
+        <w:t xml:space="preserve"> </w:t>
+      </w:r>
+      <w:r>
+        <w:t xml:space="preserve">that had consumed the bodies. The man who knew how to destroy evidence could not</w:t>
+      </w:r>
+      <w:r>
+        <w:t xml:space="preserve"> </w:t>
+      </w:r>
+      <w:r>
+        <w:t xml:space="preserve">bring himself to destroy the evidence of knowing.</w:t>
       </w:r>
     </w:p>
     <w:p>
@@ -6648,43 +6698,43 @@
         <w:pStyle w:val="BodyText"/>
       </w:pPr>
       <w:r>
-        <w:t xml:space="preserve">Two further pieces completed the case. The day after the kidnapping, a car</w:t>
-      </w:r>
-      <w:r>
-        <w:t xml:space="preserve"> </w:t>
-      </w:r>
-      <w:r>
-        <w:t xml:space="preserve">wash employee in nearby Airdrie noticed Garland power-washing his truck;</w:t>
-      </w:r>
-      <w:r>
-        <w:t xml:space="preserve"> </w:t>
-      </w:r>
-      <w:r>
-        <w:t xml:space="preserve">forensic examination still found Kathy Liknes’s blood on the back of the</w:t>
-      </w:r>
-      <w:r>
-        <w:t xml:space="preserve"> </w:t>
-      </w:r>
-      <w:r>
-        <w:t xml:space="preserve">licence plate. And by grim coincidence, an aerial survey had photographed the</w:t>
-      </w:r>
-      <w:r>
-        <w:t xml:space="preserve"> </w:t>
-      </w:r>
-      <w:r>
-        <w:t xml:space="preserve">area two days after the abduction, before police ever looked at Garland. In</w:t>
-      </w:r>
-      <w:r>
-        <w:t xml:space="preserve"> </w:t>
-      </w:r>
-      <w:r>
-        <w:t xml:space="preserve">the photos of the Garland farm, near the burn pit, lie what appear to be three</w:t>
-      </w:r>
-      <w:r>
-        <w:t xml:space="preserve"> </w:t>
-      </w:r>
-      <w:r>
-        <w:t xml:space="preserve">bodies, two adults and a child, wearing only diapers.</w:t>
+        <w:t xml:space="preserve">Two more facts closed the circle. The day after the kidnapping, a car-wash</w:t>
+      </w:r>
+      <w:r>
+        <w:t xml:space="preserve"> </w:t>
+      </w:r>
+      <w:r>
+        <w:t xml:space="preserve">employee in nearby Airdrie noticed Garland power-washing his truck, and yet</w:t>
+      </w:r>
+      <w:r>
+        <w:t xml:space="preserve"> </w:t>
+      </w:r>
+      <w:r>
+        <w:t xml:space="preserve">forensics still recovered Kathy Liknes’s blood from the back of the licence plate,</w:t>
+      </w:r>
+      <w:r>
+        <w:t xml:space="preserve"> </w:t>
+      </w:r>
+      <w:r>
+        <w:t xml:space="preserve">the one surface a hurried man forgets. And by sheer chance, an aerial survey had</w:t>
+      </w:r>
+      <w:r>
+        <w:t xml:space="preserve"> </w:t>
+      </w:r>
+      <w:r>
+        <w:t xml:space="preserve">photographed the region two days after the abduction, before police had any reason</w:t>
+      </w:r>
+      <w:r>
+        <w:t xml:space="preserve"> </w:t>
+      </w:r>
+      <w:r>
+        <w:t xml:space="preserve">to look at Garland at all. In those photographs of the Garland farm, near the burn</w:t>
+      </w:r>
+      <w:r>
+        <w:t xml:space="preserve"> </w:t>
+      </w:r>
+      <w:r>
+        <w:t xml:space="preserve">pit, lie what appear to be three bodies, two adults and a child.</w:t>
       </w:r>
     </w:p>
     <w:p>
@@ -6692,7 +6742,7 @@
         <w:pStyle w:val="BodyText"/>
       </w:pPr>
       <w:r>
-        <w:t xml:space="preserve">The bodies themselves were never recovered. The firepit had done its work.</w:t>
+        <w:t xml:space="preserve">The remains themselves were never recovered. The firepit had finished its work.</w:t>
       </w:r>
     </w:p>
     <w:p>
@@ -6700,85 +6750,43 @@
         <w:pStyle w:val="BodyText"/>
       </w:pPr>
       <w:r>
-        <w:t xml:space="preserve">Garland did not testify and called no evidence. The jury convicted him of</w:t>
-      </w:r>
-      <w:r>
-        <w:t xml:space="preserve"> </w:t>
-      </w:r>
-      <w:r>
-        <w:t xml:space="preserve">three counts of first-degree murder, and he was sentenced to life with no</w:t>
-      </w:r>
-      <w:r>
-        <w:t xml:space="preserve"> </w:t>
-      </w:r>
-      <w:r>
-        <w:t xml:space="preserve">parole eligibility for seventy-five years. On appeal he didn’t dispute that he</w:t>
-      </w:r>
-      <w:r>
-        <w:t xml:space="preserve"> </w:t>
-      </w:r>
-      <w:r>
-        <w:t xml:space="preserve">was the killer; he argued the police had violated the Charter at nearly every</w:t>
-      </w:r>
-      <w:r>
-        <w:t xml:space="preserve"> </w:t>
-      </w:r>
-      <w:r>
-        <w:t xml:space="preserve">step: the takedown, the shoe seizure, the warrantless search, the warrant</w:t>
-      </w:r>
-      <w:r>
-        <w:t xml:space="preserve"> </w:t>
-      </w:r>
-      <w:r>
-        <w:t xml:space="preserve">built on it, even the trial judge’s gentle warnings to the jury before the</w:t>
-      </w:r>
-      <w:r>
-        <w:t xml:space="preserve"> </w:t>
-      </w:r>
-      <w:r>
-        <w:t xml:space="preserve">worst evidence (</w:t>
-      </w:r>
-      <w:r>
-        <w:t xml:space="preserve">“</w:t>
-      </w:r>
-      <w:r>
-        <w:t xml:space="preserve">I know yesterday was difficult. It was difficult for me</w:t>
-      </w:r>
-      <w:r>
-        <w:t xml:space="preserve"> </w:t>
-      </w:r>
-      <w:r>
-        <w:t xml:space="preserve">too.</w:t>
-      </w:r>
-      <w:r>
-        <w:t xml:space="preserve">”</w:t>
-      </w:r>
-      <w:r>
-        <w:t xml:space="preserve">). The Court of Appeal worked through every ground and dismissed the</w:t>
-      </w:r>
-      <w:r>
-        <w:t xml:space="preserve"> </w:t>
-      </w:r>
-      <w:r>
-        <w:t xml:space="preserve">appeal. The police had erred in small ways, a black bag opened too soon, the</w:t>
-      </w:r>
-      <w:r>
-        <w:t xml:space="preserve"> </w:t>
-      </w:r>
-      <w:r>
-        <w:t xml:space="preserve">shoes taken during investigative detention, but the searches that mattered</w:t>
-      </w:r>
-      <w:r>
-        <w:t xml:space="preserve"> </w:t>
-      </w:r>
-      <w:r>
-        <w:t xml:space="preserve">were driven by the one motive the law protects above almost everything: the</w:t>
-      </w:r>
-      <w:r>
-        <w:t xml:space="preserve"> </w:t>
-      </w:r>
-      <w:r>
-        <w:t xml:space="preserve">chance that someone was still alive to save.</w:t>
+        <w:t xml:space="preserve">Garland did not testify and called no evidence. He did not, on appeal, even</w:t>
+      </w:r>
+      <w:r>
+        <w:t xml:space="preserve"> </w:t>
+      </w:r>
+      <w:r>
+        <w:t xml:space="preserve">dispute that he was the killer; that had been proven beyond any doubt. He argued</w:t>
+      </w:r>
+      <w:r>
+        <w:t xml:space="preserve"> </w:t>
+      </w:r>
+      <w:r>
+        <w:t xml:space="preserve">instead that police had trampled his Charter rights at nearly every turn, and the</w:t>
+      </w:r>
+      <w:r>
+        <w:t xml:space="preserve"> </w:t>
+      </w:r>
+      <w:r>
+        <w:t xml:space="preserve">Court of Appeal walked through each complaint and dismissed the appeal. The</w:t>
+      </w:r>
+      <w:r>
+        <w:t xml:space="preserve"> </w:t>
+      </w:r>
+      <w:r>
+        <w:t xml:space="preserve">searches that mattered had been driven by the one motive the law places above</w:t>
+      </w:r>
+      <w:r>
+        <w:t xml:space="preserve"> </w:t>
+      </w:r>
+      <w:r>
+        <w:t xml:space="preserve">almost everything else: the chance, however faint, that someone was still alive to</w:t>
+      </w:r>
+      <w:r>
+        <w:t xml:space="preserve"> </w:t>
+      </w:r>
+      <w:r>
+        <w:t xml:space="preserve">be saved.</w:t>
       </w:r>
     </w:p>
     <w:bookmarkEnd w:id="55"/>
@@ -6796,55 +6804,61 @@
         <w:pStyle w:val="FirstParagraph"/>
       </w:pPr>
       <w:r>
-        <w:t xml:space="preserve">His own meticulousness convicted him. The grudge gave police his name within</w:t>
-      </w:r>
-      <w:r>
-        <w:t xml:space="preserve"> </w:t>
-      </w:r>
-      <w:r>
-        <w:t xml:space="preserve">days, nursed so long and so openly that his own family recognized it. The</w:t>
-      </w:r>
-      <w:r>
-        <w:t xml:space="preserve"> </w:t>
-      </w:r>
-      <w:r>
-        <w:t xml:space="preserve">unplugged router pointed to a killer who understood computers. The truck he</w:t>
-      </w:r>
-      <w:r>
-        <w:t xml:space="preserve"> </w:t>
-      </w:r>
-      <w:r>
-        <w:t xml:space="preserve">drove past the cameras was too old and too distinctive to be anyone else’s.</w:t>
-      </w:r>
-      <w:r>
-        <w:t xml:space="preserve"> </w:t>
-      </w:r>
-      <w:r>
-        <w:t xml:space="preserve">And the hard drive in the rafters preserved, in perfect forensic order, the</w:t>
-      </w:r>
-      <w:r>
-        <w:t xml:space="preserve"> </w:t>
-      </w:r>
-      <w:r>
-        <w:t xml:space="preserve">research, the surveillance, the manuals, and the plan, including his notes on</w:t>
-      </w:r>
-      <w:r>
-        <w:t xml:space="preserve"> </w:t>
-      </w:r>
-      <w:r>
-        <w:t xml:space="preserve">destroying the very kind of evidence that hanged him. Douglas Garland</w:t>
-      </w:r>
-      <w:r>
-        <w:t xml:space="preserve"> </w:t>
-      </w:r>
-      <w:r>
-        <w:t xml:space="preserve">understood machines better than almost anyone around him. He just forgot that</w:t>
-      </w:r>
-      <w:r>
-        <w:t xml:space="preserve"> </w:t>
-      </w:r>
-      <w:r>
-        <w:t xml:space="preserve">they never forget.</w:t>
+        <w:t xml:space="preserve">He was undone by his own thoroughness, the very trait he was most proud of. The</w:t>
+      </w:r>
+      <w:r>
+        <w:t xml:space="preserve"> </w:t>
+      </w:r>
+      <w:r>
+        <w:t xml:space="preserve">grudge handed police his name within days, nursed so long and so loudly that his</w:t>
+      </w:r>
+      <w:r>
+        <w:t xml:space="preserve"> </w:t>
+      </w:r>
+      <w:r>
+        <w:t xml:space="preserve">own family recognized it on sight. The unplugged router announced a killer who</w:t>
+      </w:r>
+      <w:r>
+        <w:t xml:space="preserve"> </w:t>
+      </w:r>
+      <w:r>
+        <w:t xml:space="preserve">understood machines. The truck was too old and too distinctive to belong to anyone</w:t>
+      </w:r>
+      <w:r>
+        <w:t xml:space="preserve"> </w:t>
+      </w:r>
+      <w:r>
+        <w:t xml:space="preserve">else. And the hard drive in the rafters preserved, in flawless order, the</w:t>
+      </w:r>
+      <w:r>
+        <w:t xml:space="preserve"> </w:t>
+      </w:r>
+      <w:r>
+        <w:t xml:space="preserve">surveillance, the manuals, the appetite, and the plan, including his own careful</w:t>
+      </w:r>
+      <w:r>
+        <w:t xml:space="preserve"> </w:t>
+      </w:r>
+      <w:r>
+        <w:t xml:space="preserve">notes on how to erase the kind of evidence that ultimately buried him. Douglas</w:t>
+      </w:r>
+      <w:r>
+        <w:t xml:space="preserve"> </w:t>
+      </w:r>
+      <w:r>
+        <w:t xml:space="preserve">Garland understood technology better than almost anyone around him. What he never</w:t>
+      </w:r>
+      <w:r>
+        <w:t xml:space="preserve"> </w:t>
+      </w:r>
+      <w:r>
+        <w:t xml:space="preserve">understood was that a machine remembers everything you teach it, especially the</w:t>
+      </w:r>
+      <w:r>
+        <w:t xml:space="preserve"> </w:t>
+      </w:r>
+      <w:r>
+        <w:t xml:space="preserve">things you would most like it to forget.</w:t>
       </w:r>
     </w:p>
     <w:p>
@@ -6937,7 +6951,7 @@
           <w:bCs/>
           <w:b/>
         </w:rPr>
-        <w:t xml:space="preserve">She was fifteen. She never touched the victim. She talked a boy into the</w:t>
+        <w:t xml:space="preserve">She was fifteen. She never met the victim, never went to the scene, never</w:t>
       </w:r>
       <w:r>
         <w:rPr>
@@ -6951,7 +6965,21 @@
           <w:bCs/>
           <w:b/>
         </w:rPr>
-        <w:t xml:space="preserve">stabbing from behind a keyboard, and the law called it first-degree murder.</w:t>
+        <w:t xml:space="preserve">touched the weapon. She committed the murder entirely through a screen, and the</w:t>
+      </w:r>
+      <w:r>
+        <w:rPr>
+          <w:bCs/>
+          <w:b/>
+        </w:rPr>
+        <w:t xml:space="preserve"> </w:t>
+      </w:r>
+      <w:r>
+        <w:rPr>
+          <w:bCs/>
+          <w:b/>
+        </w:rPr>
+        <w:t xml:space="preserve">law agreed that made it hers.</w:t>
       </w:r>
     </w:p>
     <w:p>
@@ -6959,19 +6987,25 @@
         <w:pStyle w:val="BodyText"/>
       </w:pPr>
       <w:r>
-        <w:t xml:space="preserve">On New Year’s Day 2008, seventeen-year-old David Bagshaw stabbed fourteen-year-old</w:t>
-      </w:r>
-      <w:r>
-        <w:t xml:space="preserve"> </w:t>
-      </w:r>
-      <w:r>
-        <w:t xml:space="preserve">Stefanie Rengel to death outside her Toronto home. He was tried separately and</w:t>
-      </w:r>
-      <w:r>
-        <w:t xml:space="preserve"> </w:t>
-      </w:r>
-      <w:r>
-        <w:t xml:space="preserve">convicted of first-degree murder. He was the one who held the knife.</w:t>
+        <w:t xml:space="preserve">On New Year’s Day 2008, a seventeen-year-old named David Bagshaw stabbed</w:t>
+      </w:r>
+      <w:r>
+        <w:t xml:space="preserve"> </w:t>
+      </w:r>
+      <w:r>
+        <w:t xml:space="preserve">fourteen-year-old Stefanie Rengel to death in the snow outside her Toronto home.</w:t>
+      </w:r>
+      <w:r>
+        <w:t xml:space="preserve"> </w:t>
+      </w:r>
+      <w:r>
+        <w:t xml:space="preserve">He held the knife. He was tried separately, and he was convicted of first-degree</w:t>
+      </w:r>
+      <w:r>
+        <w:t xml:space="preserve"> </w:t>
+      </w:r>
+      <w:r>
+        <w:t xml:space="preserve">murder.</w:t>
       </w:r>
     </w:p>
     <w:p>
@@ -6979,37 +7013,43 @@
         <w:pStyle w:val="BodyText"/>
       </w:pPr>
       <w:r>
-        <w:t xml:space="preserve">But the person the Crown put at the center of this killing never met Stefanie</w:t>
-      </w:r>
-      <w:r>
-        <w:t xml:space="preserve"> </w:t>
-      </w:r>
-      <w:r>
-        <w:t xml:space="preserve">Rengel, never went to her house on the day she died, and was not present when</w:t>
-      </w:r>
-      <w:r>
-        <w:t xml:space="preserve"> </w:t>
-      </w:r>
-      <w:r>
-        <w:t xml:space="preserve">she was stabbed. Her name was Melissa Todorovic. She was fifteen years old, she</w:t>
-      </w:r>
-      <w:r>
-        <w:t xml:space="preserve"> </w:t>
-      </w:r>
-      <w:r>
-        <w:t xml:space="preserve">was Bagshaw’s girlfriend, and the theory of the case was that she had</w:t>
-      </w:r>
-      <w:r>
-        <w:t xml:space="preserve"> </w:t>
-      </w:r>
-      <w:r>
-        <w:t xml:space="preserve">counselled and encouraged him to commit the murder; that the crime was, in</w:t>
-      </w:r>
-      <w:r>
-        <w:t xml:space="preserve"> </w:t>
-      </w:r>
-      <w:r>
-        <w:t xml:space="preserve">substance, hers.</w:t>
+        <w:t xml:space="preserve">But the person the Crown placed at the true center of this killing was not at the</w:t>
+      </w:r>
+      <w:r>
+        <w:t xml:space="preserve"> </w:t>
+      </w:r>
+      <w:r>
+        <w:t xml:space="preserve">scene when it happened. She had never met Stefanie Rengel. She was fifteen years</w:t>
+      </w:r>
+      <w:r>
+        <w:t xml:space="preserve"> </w:t>
+      </w:r>
+      <w:r>
+        <w:t xml:space="preserve">old, she was David Bagshaw’s girlfriend, and her name was Melissa Todorovic. The</w:t>
+      </w:r>
+      <w:r>
+        <w:t xml:space="preserve"> </w:t>
+      </w:r>
+      <w:r>
+        <w:t xml:space="preserve">theory of the case, which a jury would accept, was that she had counselled and</w:t>
+      </w:r>
+      <w:r>
+        <w:t xml:space="preserve"> </w:t>
+      </w:r>
+      <w:r>
+        <w:t xml:space="preserve">encouraged Bagshaw to commit the murder, that the crime had been conceived and</w:t>
+      </w:r>
+      <w:r>
+        <w:t xml:space="preserve"> </w:t>
+      </w:r>
+      <w:r>
+        <w:t xml:space="preserve">driven by her, and that the boy in the snow with the knife had been, in a sense,</w:t>
+      </w:r>
+      <w:r>
+        <w:t xml:space="preserve"> </w:t>
+      </w:r>
+      <w:r>
+        <w:t xml:space="preserve">her instrument.</w:t>
       </w:r>
     </w:p>
     <w:p>
@@ -7017,22 +7057,16 @@
         <w:pStyle w:val="BodyText"/>
       </w:pPr>
       <w:r>
-        <w:t xml:space="preserve">The evidence that made that theory stick was almost entirely a record of things</w:t>
-      </w:r>
-      <w:r>
-        <w:t xml:space="preserve"> </w:t>
-      </w:r>
-      <w:r>
-        <w:t xml:space="preserve">Melissa Todorovic typed.</w:t>
-      </w:r>
-    </w:p>
-    <w:bookmarkStart w:id="59" w:name="a-murder-ordered-by-message"/>
+        <w:t xml:space="preserve">The proof of it was a record of things Melissa Todorovic typed.</w:t>
+      </w:r>
+    </w:p>
+    <w:bookmarkStart w:id="59" w:name="a-murder-authored-by-message"/>
     <w:p>
       <w:pPr>
         <w:pStyle w:val="Heading2"/>
       </w:pPr>
       <w:r>
-        <w:t xml:space="preserve">A murder ordered by message</w:t>
+        <w:t xml:space="preserve">A murder authored by message</w:t>
       </w:r>
     </w:p>
     <w:p>
@@ -7040,7 +7074,7 @@
         <w:pStyle w:val="FirstParagraph"/>
       </w:pPr>
       <w:r>
-        <w:t xml:space="preserve">The Court of Appeal for Ontario’s judgment describes a Crown case</w:t>
+        <w:t xml:space="preserve">The Court of Appeal for Ontario describes a Crown case</w:t>
       </w:r>
       <w:r>
         <w:t xml:space="preserve"> </w:t>
@@ -7049,19 +7083,19 @@
         <w:t xml:space="preserve">“</w:t>
       </w:r>
       <w:r>
-        <w:t xml:space="preserve">based on a</w:t>
-      </w:r>
-      <w:r>
-        <w:t xml:space="preserve"> </w:t>
-      </w:r>
-      <w:r>
-        <w:t xml:space="preserve">large body of circumstantial evidence including computer chats by the appellant</w:t>
-      </w:r>
-      <w:r>
-        <w:t xml:space="preserve"> </w:t>
-      </w:r>
-      <w:r>
-        <w:t xml:space="preserve">with Bagshaw and others.</w:t>
+        <w:t xml:space="preserve">based on a large body of</w:t>
+      </w:r>
+      <w:r>
+        <w:t xml:space="preserve"> </w:t>
+      </w:r>
+      <w:r>
+        <w:t xml:space="preserve">circumstantial evidence including computer chats by the appellant with Bagshaw</w:t>
+      </w:r>
+      <w:r>
+        <w:t xml:space="preserve"> </w:t>
+      </w:r>
+      <w:r>
+        <w:t xml:space="preserve">and others.</w:t>
       </w:r>
       <w:r>
         <w:t xml:space="preserve">”</w:t>
@@ -7070,31 +7104,25 @@
         <w:t xml:space="preserve"> </w:t>
       </w:r>
       <w:r>
-        <w:t xml:space="preserve">Those communications, the Crown argued, showed</w:t>
-      </w:r>
-      <w:r>
-        <w:t xml:space="preserve"> </w:t>
-      </w:r>
-      <w:r>
-        <w:t xml:space="preserve">Todorovic was obsessively jealous of Rengel, a girl who had briefly dated</w:t>
-      </w:r>
-      <w:r>
-        <w:t xml:space="preserve"> </w:t>
-      </w:r>
-      <w:r>
-        <w:t xml:space="preserve">Bagshaw years earlier. The jealousy was not a passing mood; it was a campaign,</w:t>
-      </w:r>
-      <w:r>
-        <w:t xml:space="preserve"> </w:t>
-      </w:r>
-      <w:r>
-        <w:t xml:space="preserve">conducted in text and instant message, to get Bagshaw to eliminate the girl she</w:t>
-      </w:r>
-      <w:r>
-        <w:t xml:space="preserve"> </w:t>
-      </w:r>
-      <w:r>
-        <w:t xml:space="preserve">saw as a rival.</w:t>
+        <w:t xml:space="preserve">Those messages, the Crown argued, revealed a girl consumed by</w:t>
+      </w:r>
+      <w:r>
+        <w:t xml:space="preserve"> </w:t>
+      </w:r>
+      <w:r>
+        <w:t xml:space="preserve">jealousy of Stefanie Rengel, who had briefly dated Bagshaw years before. The</w:t>
+      </w:r>
+      <w:r>
+        <w:t xml:space="preserve"> </w:t>
+      </w:r>
+      <w:r>
+        <w:t xml:space="preserve">jealousy was not a passing sulk. It was a campaign, conducted keystroke by</w:t>
+      </w:r>
+      <w:r>
+        <w:t xml:space="preserve"> </w:t>
+      </w:r>
+      <w:r>
+        <w:t xml:space="preserve">keystroke, to press Bagshaw into removing the girl she had cast as her rival.</w:t>
       </w:r>
     </w:p>
     <w:p>
@@ -7102,55 +7130,61 @@
         <w:pStyle w:val="BodyText"/>
       </w:pPr>
       <w:r>
-        <w:t xml:space="preserve">How relentless that campaign was becomes clear from an incident the judgment</w:t>
-      </w:r>
-      <w:r>
-        <w:t xml:space="preserve"> </w:t>
-      </w:r>
-      <w:r>
-        <w:t xml:space="preserve">records as happening about three months before the killing. Bagshaw went to</w:t>
-      </w:r>
-      <w:r>
-        <w:t xml:space="preserve"> </w:t>
-      </w:r>
-      <w:r>
-        <w:t xml:space="preserve">Stefanie Rengel’s home and told her, to her face, that his girlfriend wanted him</w:t>
-      </w:r>
-      <w:r>
-        <w:t xml:space="preserve"> </w:t>
-      </w:r>
-      <w:r>
-        <w:t xml:space="preserve">to stab her. He explained his plan: he would leave his cell phone behind to make</w:t>
-      </w:r>
-      <w:r>
-        <w:t xml:space="preserve"> </w:t>
-      </w:r>
-      <w:r>
-        <w:t xml:space="preserve">it look as though he had been interrupted mid-attempt, and he wanted Stefanie to</w:t>
-      </w:r>
-      <w:r>
-        <w:t xml:space="preserve"> </w:t>
-      </w:r>
-      <w:r>
-        <w:t xml:space="preserve">confirm to his girlfriend that he had tried, so that his girlfriend would leave</w:t>
-      </w:r>
-      <w:r>
-        <w:t xml:space="preserve"> </w:t>
-      </w:r>
-      <w:r>
-        <w:t xml:space="preserve">him alone about it. This was not yet the murder. This was a fourteen-year-old</w:t>
-      </w:r>
-      <w:r>
-        <w:t xml:space="preserve"> </w:t>
-      </w:r>
-      <w:r>
-        <w:t xml:space="preserve">being told, in person, that a girl she had never wronged was demanding her death,</w:t>
-      </w:r>
-      <w:r>
-        <w:t xml:space="preserve"> </w:t>
-      </w:r>
-      <w:r>
-        <w:t xml:space="preserve">and being asked to help fake the attempt to satisfy that demand.</w:t>
+        <w:t xml:space="preserve">How relentless that pressure became is captured in a single earlier incident the</w:t>
+      </w:r>
+      <w:r>
+        <w:t xml:space="preserve"> </w:t>
+      </w:r>
+      <w:r>
+        <w:t xml:space="preserve">judgment records, one that happened roughly three months before the killing.</w:t>
+      </w:r>
+      <w:r>
+        <w:t xml:space="preserve"> </w:t>
+      </w:r>
+      <w:r>
+        <w:t xml:space="preserve">Bagshaw went to Stefanie Rengel’s home and told her, to her face, that his</w:t>
+      </w:r>
+      <w:r>
+        <w:t xml:space="preserve"> </w:t>
+      </w:r>
+      <w:r>
+        <w:t xml:space="preserve">girlfriend wanted him to stab her. He laid out the plan: he would leave his cell</w:t>
+      </w:r>
+      <w:r>
+        <w:t xml:space="preserve"> </w:t>
+      </w:r>
+      <w:r>
+        <w:t xml:space="preserve">phone behind to make it look as though he’d been interrupted mid-attempt, and he</w:t>
+      </w:r>
+      <w:r>
+        <w:t xml:space="preserve"> </w:t>
+      </w:r>
+      <w:r>
+        <w:t xml:space="preserve">wanted Stefanie herself to confirm to his girlfriend that he had tried, so that</w:t>
+      </w:r>
+      <w:r>
+        <w:t xml:space="preserve"> </w:t>
+      </w:r>
+      <w:r>
+        <w:t xml:space="preserve">the girlfriend would finally let the matter drop. Sit with the arithmetic of</w:t>
+      </w:r>
+      <w:r>
+        <w:t xml:space="preserve"> </w:t>
+      </w:r>
+      <w:r>
+        <w:t xml:space="preserve">that. A fourteen-year-old girl was being informed, in person, that another girl</w:t>
+      </w:r>
+      <w:r>
+        <w:t xml:space="preserve"> </w:t>
+      </w:r>
+      <w:r>
+        <w:t xml:space="preserve">she had never harmed was demanding her death, and was being asked to help fake the</w:t>
+      </w:r>
+      <w:r>
+        <w:t xml:space="preserve"> </w:t>
+      </w:r>
+      <w:r>
+        <w:t xml:space="preserve">attempt in order to satisfy that demand.</w:t>
       </w:r>
     </w:p>
     <w:p>
@@ -7158,19 +7192,19 @@
         <w:pStyle w:val="BodyText"/>
       </w:pPr>
       <w:r>
-        <w:t xml:space="preserve">Stefanie told her mother. Her mother and stepfather, who happen both to be</w:t>
-      </w:r>
-      <w:r>
-        <w:t xml:space="preserve"> </w:t>
-      </w:r>
-      <w:r>
-        <w:t xml:space="preserve">Toronto police officers, confronted Bagshaw and told him and his girlfriend to</w:t>
-      </w:r>
-      <w:r>
-        <w:t xml:space="preserve"> </w:t>
-      </w:r>
-      <w:r>
-        <w:t xml:space="preserve">stay away from their daughter.</w:t>
+        <w:t xml:space="preserve">Stefanie told her mother. Her mother and stepfather, both, as it happens, Toronto</w:t>
+      </w:r>
+      <w:r>
+        <w:t xml:space="preserve"> </w:t>
+      </w:r>
+      <w:r>
+        <w:t xml:space="preserve">police officers, confronted Bagshaw and warned him and his girlfriend to stay</w:t>
+      </w:r>
+      <w:r>
+        <w:t xml:space="preserve"> </w:t>
+      </w:r>
+      <w:r>
+        <w:t xml:space="preserve">away from their daughter.</w:t>
       </w:r>
     </w:p>
     <w:p>
@@ -7178,23 +7212,23 @@
         <w:pStyle w:val="BodyText"/>
       </w:pPr>
       <w:r>
-        <w:t xml:space="preserve">They did not stay away. Three months later, Bagshaw finished what the messages</w:t>
-      </w:r>
-      <w:r>
-        <w:t xml:space="preserve"> </w:t>
-      </w:r>
-      <w:r>
-        <w:t xml:space="preserve">had been pushing him toward.</w:t>
+        <w:t xml:space="preserve">They did not stay away. Three months later, on the first day of the new year,</w:t>
+      </w:r>
+      <w:r>
+        <w:t xml:space="preserve"> </w:t>
+      </w:r>
+      <w:r>
+        <w:t xml:space="preserve">Bagshaw carried out what the messages had been driving toward all along.</w:t>
       </w:r>
     </w:p>
     <w:bookmarkEnd w:id="59"/>
-    <w:bookmarkStart w:id="60" w:name="the-keyboard-and-the-confession"/>
+    <w:bookmarkStart w:id="60" w:name="the-screen-and-the-confession"/>
     <w:p>
       <w:pPr>
         <w:pStyle w:val="Heading2"/>
       </w:pPr>
       <w:r>
-        <w:t xml:space="preserve">The keyboard and the confession</w:t>
+        <w:t xml:space="preserve">The screen and the confession</w:t>
       </w:r>
     </w:p>
     <w:p>
@@ -7202,13 +7236,13 @@
         <w:pStyle w:val="FirstParagraph"/>
       </w:pPr>
       <w:r>
-        <w:t xml:space="preserve">After the killing, Melissa Todorovic did two things that helped convict her, and</w:t>
-      </w:r>
-      <w:r>
-        <w:t xml:space="preserve"> </w:t>
-      </w:r>
-      <w:r>
-        <w:t xml:space="preserve">both were acts of communication.</w:t>
+        <w:t xml:space="preserve">After the killing, Melissa Todorovic did two things that helped seal her own case,</w:t>
+      </w:r>
+      <w:r>
+        <w:t xml:space="preserve"> </w:t>
+      </w:r>
+      <w:r>
+        <w:t xml:space="preserve">and both, fittingly, were acts of communication.</w:t>
       </w:r>
     </w:p>
     <w:p>
@@ -7216,13 +7250,13 @@
         <w:pStyle w:val="BodyText"/>
       </w:pPr>
       <w:r>
-        <w:t xml:space="preserve">First, she called Bagshaw. A friend of his who overheard part of the</w:t>
-      </w:r>
-      <w:r>
-        <w:t xml:space="preserve"> </w:t>
-      </w:r>
-      <w:r>
-        <w:t xml:space="preserve">conversation testified that Todorovic asked him a single question:</w:t>
+        <w:t xml:space="preserve">First, she called Bagshaw. A friend of his who overheard part of that call</w:t>
+      </w:r>
+      <w:r>
+        <w:t xml:space="preserve"> </w:t>
+      </w:r>
+      <w:r>
+        <w:t xml:space="preserve">testified that Todorovic asked him a single, chilling question:</w:t>
       </w:r>
       <w:r>
         <w:t xml:space="preserve"> </w:t>
@@ -7231,13 +7265,7 @@
         <w:t xml:space="preserve">“</w:t>
       </w:r>
       <w:r>
-        <w:t xml:space="preserve">Did you do</w:t>
-      </w:r>
-      <w:r>
-        <w:t xml:space="preserve"> </w:t>
-      </w:r>
-      <w:r>
-        <w:t xml:space="preserve">it?</w:t>
+        <w:t xml:space="preserve">Did you do it?</w:t>
       </w:r>
       <w:r>
         <w:t xml:space="preserve">”</w:t>
@@ -7246,13 +7274,13 @@
         <w:t xml:space="preserve"> </w:t>
       </w:r>
       <w:r>
-        <w:t xml:space="preserve">It is the question of a person waiting for confirmation that an order has</w:t>
-      </w:r>
-      <w:r>
-        <w:t xml:space="preserve"> </w:t>
-      </w:r>
-      <w:r>
-        <w:t xml:space="preserve">been carried out.</w:t>
+        <w:t xml:space="preserve">It is the question of someone waiting to hear that an instruction has been carried</w:t>
+      </w:r>
+      <w:r>
+        <w:t xml:space="preserve"> </w:t>
+      </w:r>
+      <w:r>
+        <w:t xml:space="preserve">out.</w:t>
       </w:r>
     </w:p>
     <w:p>
@@ -7260,7 +7288,7 @@
         <w:pStyle w:val="BodyText"/>
       </w:pPr>
       <w:r>
-        <w:t xml:space="preserve">Second, when police interviewed her, she eventually made an incriminating</w:t>
+        <w:t xml:space="preserve">Second, when the police interviewed her, she eventually made an incriminating</w:t>
       </w:r>
       <w:r>
         <w:t xml:space="preserve"> </w:t>
@@ -7272,31 +7300,37 @@
         <w:t xml:space="preserve"> </w:t>
       </w:r>
       <w:r>
-        <w:t xml:space="preserve">of the appeal turns on the admissibility of that statement and a second one; on</w:t>
-      </w:r>
-      <w:r>
-        <w:t xml:space="preserve"> </w:t>
-      </w:r>
-      <w:r>
-        <w:t xml:space="preserve">whether a fifteen-year-old had been properly given her rights under the Youth</w:t>
-      </w:r>
-      <w:r>
-        <w:t xml:space="preserve"> </w:t>
-      </w:r>
-      <w:r>
-        <w:t xml:space="preserve">Criminal Justice Act and whether she had been detained when she confessed. The</w:t>
-      </w:r>
-      <w:r>
-        <w:t xml:space="preserve"> </w:t>
-      </w:r>
-      <w:r>
-        <w:t xml:space="preserve">Court of Appeal worked carefully through those protections, which exist because</w:t>
-      </w:r>
-      <w:r>
-        <w:t xml:space="preserve"> </w:t>
-      </w:r>
-      <w:r>
-        <w:t xml:space="preserve">the person being questioned was a child, and upheld the trial judge’s rulings.</w:t>
+        <w:t xml:space="preserve">of the appeal, in fact, turns on the admissibility of that statement and a second</w:t>
+      </w:r>
+      <w:r>
+        <w:t xml:space="preserve"> </w:t>
+      </w:r>
+      <w:r>
+        <w:t xml:space="preserve">one, on whether a fifteen-year-old had been properly given her rights under the</w:t>
+      </w:r>
+      <w:r>
+        <w:t xml:space="preserve"> </w:t>
+      </w:r>
+      <w:r>
+        <w:t xml:space="preserve">Youth Criminal Justice Act and whether she had been detained at the moment she</w:t>
+      </w:r>
+      <w:r>
+        <w:t xml:space="preserve"> </w:t>
+      </w:r>
+      <w:r>
+        <w:t xml:space="preserve">confessed. The Court of Appeal worked carefully through those protections, which</w:t>
+      </w:r>
+      <w:r>
+        <w:t xml:space="preserve"> </w:t>
+      </w:r>
+      <w:r>
+        <w:t xml:space="preserve">exist precisely because the person under questioning was a child, and upheld the</w:t>
+      </w:r>
+      <w:r>
+        <w:t xml:space="preserve"> </w:t>
+      </w:r>
+      <w:r>
+        <w:t xml:space="preserve">trial judge’s rulings.</w:t>
       </w:r>
     </w:p>
     <w:p>
@@ -7304,37 +7338,37 @@
         <w:pStyle w:val="BodyText"/>
       </w:pPr>
       <w:r>
-        <w:t xml:space="preserve">A jury convicted Melissa Todorovic of first-degree murder. The trial judge</w:t>
-      </w:r>
-      <w:r>
-        <w:t xml:space="preserve"> </w:t>
-      </w:r>
-      <w:r>
-        <w:t xml:space="preserve">ordered that she, fifteen at the time of the offence, be sentenced as an adult:</w:t>
-      </w:r>
-      <w:r>
-        <w:t xml:space="preserve"> </w:t>
-      </w:r>
-      <w:r>
-        <w:t xml:space="preserve">life imprisonment with no parole eligibility for seven years. On appeal she</w:t>
-      </w:r>
-      <w:r>
-        <w:t xml:space="preserve"> </w:t>
-      </w:r>
-      <w:r>
-        <w:t xml:space="preserve">challenged both the conviction and the adult sentence. In February 2014, the</w:t>
-      </w:r>
-      <w:r>
-        <w:t xml:space="preserve"> </w:t>
-      </w:r>
-      <w:r>
-        <w:t xml:space="preserve">Court of Appeal dismissed both. The sentencing judge, it held, had been entitled</w:t>
-      </w:r>
-      <w:r>
-        <w:t xml:space="preserve"> </w:t>
-      </w:r>
-      <w:r>
-        <w:t xml:space="preserve">to conclude she remained dangerous; the murder had been</w:t>
+        <w:t xml:space="preserve">A jury convicted Melissa Todorovic of first-degree murder. The trial judge ordered</w:t>
+      </w:r>
+      <w:r>
+        <w:t xml:space="preserve"> </w:t>
+      </w:r>
+      <w:r>
+        <w:t xml:space="preserve">that she, fifteen at the time of the crime, be sentenced as an adult: life</w:t>
+      </w:r>
+      <w:r>
+        <w:t xml:space="preserve"> </w:t>
+      </w:r>
+      <w:r>
+        <w:t xml:space="preserve">imprisonment with no parole eligibility for seven years. She appealed both the</w:t>
+      </w:r>
+      <w:r>
+        <w:t xml:space="preserve"> </w:t>
+      </w:r>
+      <w:r>
+        <w:t xml:space="preserve">conviction and the sentence, and in February 2014 the Court of Appeal dismissed</w:t>
+      </w:r>
+      <w:r>
+        <w:t xml:space="preserve"> </w:t>
+      </w:r>
+      <w:r>
+        <w:t xml:space="preserve">both. The sentencing judge had been entitled to find she remained dangerous, the</w:t>
+      </w:r>
+      <w:r>
+        <w:t xml:space="preserve"> </w:t>
+      </w:r>
+      <w:r>
+        <w:t xml:space="preserve">court held. The murder had grown out of what it called</w:t>
       </w:r>
       <w:r>
         <w:t xml:space="preserve"> </w:t>
@@ -7343,13 +7377,13 @@
         <w:t xml:space="preserve">“</w:t>
       </w:r>
       <w:r>
-        <w:t xml:space="preserve">conceived out of the</w:t>
-      </w:r>
-      <w:r>
-        <w:t xml:space="preserve"> </w:t>
-      </w:r>
-      <w:r>
-        <w:t xml:space="preserve">appellant’s distorted view of her relationship with Bagshaw,</w:t>
+        <w:t xml:space="preserve">the appellant’s distorted</w:t>
+      </w:r>
+      <w:r>
+        <w:t xml:space="preserve"> </w:t>
+      </w:r>
+      <w:r>
+        <w:t xml:space="preserve">view of her relationship with Bagshaw.</w:t>
       </w:r>
       <w:r>
         <w:t xml:space="preserve">”</w:t>
@@ -7358,31 +7392,19 @@
         <w:t xml:space="preserve"> </w:t>
       </w:r>
       <w:r>
-        <w:t xml:space="preserve">she showed no</w:t>
-      </w:r>
-      <w:r>
-        <w:t xml:space="preserve"> </w:t>
-      </w:r>
-      <w:r>
-        <w:t xml:space="preserve">empathy for the victim, and she</w:t>
-      </w:r>
-      <w:r>
-        <w:t xml:space="preserve"> </w:t>
-      </w:r>
-      <w:r>
-        <w:t xml:space="preserve">“</w:t>
-      </w:r>
-      <w:r>
-        <w:t xml:space="preserve">harboured ongoing thoughts of hurting other</w:t>
-      </w:r>
-      <w:r>
-        <w:t xml:space="preserve"> </w:t>
-      </w:r>
-      <w:r>
-        <w:t xml:space="preserve">persons.</w:t>
-      </w:r>
-      <w:r>
-        <w:t xml:space="preserve">”</w:t>
+        <w:t xml:space="preserve">She had shown no empathy for the girl she</w:t>
+      </w:r>
+      <w:r>
+        <w:t xml:space="preserve"> </w:t>
+      </w:r>
+      <w:r>
+        <w:t xml:space="preserve">had helped kill, and she still, the record indicated, harboured thoughts of</w:t>
+      </w:r>
+      <w:r>
+        <w:t xml:space="preserve"> </w:t>
+      </w:r>
+      <w:r>
+        <w:t xml:space="preserve">hurting others.</w:t>
       </w:r>
     </w:p>
     <w:p>
@@ -7394,7 +7416,7 @@
           <w:iCs/>
           <w:i/>
         </w:rPr>
-        <w:t xml:space="preserve">(A note on sourcing: this appeal decision is concerned mainly with the</w:t>
+        <w:t xml:space="preserve">(A note on sourcing: this appeal decision is concerned chiefly with the</w:t>
       </w:r>
       <w:r>
         <w:rPr>
@@ -7422,35 +7444,35 @@
           <w:iCs/>
           <w:i/>
         </w:rPr>
-        <w:t xml:space="preserve">summarizes the messaging evidence rather than quoting it at length. The detailed</w:t>
-      </w:r>
-      <w:r>
-        <w:rPr>
-          <w:iCs/>
-          <w:i/>
-        </w:rPr>
-        <w:t xml:space="preserve"> </w:t>
-      </w:r>
-      <w:r>
-        <w:rPr>
-          <w:iCs/>
-          <w:i/>
-        </w:rPr>
-        <w:t xml:space="preserve">content of the chats, widely reported at trial, lives in the trial record; this</w:t>
-      </w:r>
-      <w:r>
-        <w:rPr>
-          <w:iCs/>
-          <w:i/>
-        </w:rPr>
-        <w:t xml:space="preserve"> </w:t>
-      </w:r>
-      <w:r>
-        <w:rPr>
-          <w:iCs/>
-          <w:i/>
-        </w:rPr>
-        <w:t xml:space="preserve">chapter stays with what the appellate judgment sets out.)</w:t>
+        <w:t xml:space="preserve">summarizes the messaging evidence rather than quoting it at length. The granular</w:t>
+      </w:r>
+      <w:r>
+        <w:rPr>
+          <w:iCs/>
+          <w:i/>
+        </w:rPr>
+        <w:t xml:space="preserve"> </w:t>
+      </w:r>
+      <w:r>
+        <w:rPr>
+          <w:iCs/>
+          <w:i/>
+        </w:rPr>
+        <w:t xml:space="preserve">content of the chats, aired at length during the trial, lives in the trial record.</w:t>
+      </w:r>
+      <w:r>
+        <w:rPr>
+          <w:iCs/>
+          <w:i/>
+        </w:rPr>
+        <w:t xml:space="preserve"> </w:t>
+      </w:r>
+      <w:r>
+        <w:rPr>
+          <w:iCs/>
+          <w:i/>
+        </w:rPr>
+        <w:t xml:space="preserve">This chapter stays within what the appellate judgment establishes.)</w:t>
       </w:r>
     </w:p>
     <w:bookmarkEnd w:id="60"/>
@@ -7468,55 +7490,67 @@
         <w:pStyle w:val="FirstParagraph"/>
       </w:pPr>
       <w:r>
-        <w:t xml:space="preserve">She was caught because counselling a murder, in the age of the instant message,</w:t>
-      </w:r>
-      <w:r>
-        <w:t xml:space="preserve"> </w:t>
-      </w:r>
-      <w:r>
-        <w:t xml:space="preserve">leaves the same kind of evidence trail as committing one. Melissa Todorovic</w:t>
-      </w:r>
-      <w:r>
-        <w:t xml:space="preserve"> </w:t>
-      </w:r>
-      <w:r>
-        <w:t xml:space="preserve">never had to be at the scene, never had to hold the weapon, never had to get</w:t>
-      </w:r>
-      <w:r>
-        <w:t xml:space="preserve"> </w:t>
-      </w:r>
-      <w:r>
-        <w:t xml:space="preserve">blood on her hands. She directed a killing through a boyfriend she could work on</w:t>
-      </w:r>
-      <w:r>
-        <w:t xml:space="preserve"> </w:t>
-      </w:r>
-      <w:r>
-        <w:t xml:space="preserve">day and night through a screen. But every push, every demand, every expression</w:t>
-      </w:r>
-      <w:r>
-        <w:t xml:space="preserve"> </w:t>
-      </w:r>
-      <w:r>
-        <w:t xml:space="preserve">of the jealousy that drove it existed as data on a device, and the law of</w:t>
-      </w:r>
-      <w:r>
-        <w:t xml:space="preserve"> </w:t>
-      </w:r>
-      <w:r>
-        <w:t xml:space="preserve">counselling murder does not require your hand on the knife; it requires proof</w:t>
-      </w:r>
-      <w:r>
-        <w:t xml:space="preserve"> </w:t>
-      </w:r>
-      <w:r>
-        <w:t xml:space="preserve">that you put it in someone else’s. The chats were that proof. In this case, the</w:t>
-      </w:r>
-      <w:r>
-        <w:t xml:space="preserve"> </w:t>
-      </w:r>
-      <w:r>
-        <w:t xml:space="preserve">messages were not evidence of the crime. They were the crime.</w:t>
+        <w:t xml:space="preserve">She was caught because, in the age of the instant message, talking someone into a</w:t>
+      </w:r>
+      <w:r>
+        <w:t xml:space="preserve"> </w:t>
+      </w:r>
+      <w:r>
+        <w:t xml:space="preserve">murder leaves the same kind of trail as committing one yourself. Melissa Todorovic</w:t>
+      </w:r>
+      <w:r>
+        <w:t xml:space="preserve"> </w:t>
+      </w:r>
+      <w:r>
+        <w:t xml:space="preserve">never had to stand in the snow. She never had to hold the knife or get a drop of</w:t>
+      </w:r>
+      <w:r>
+        <w:t xml:space="preserve"> </w:t>
+      </w:r>
+      <w:r>
+        <w:t xml:space="preserve">blood on her hands. She ran a killing at arm’s length, working on a susceptible</w:t>
+      </w:r>
+      <w:r>
+        <w:t xml:space="preserve"> </w:t>
+      </w:r>
+      <w:r>
+        <w:t xml:space="preserve">boyfriend through a keyboard, day after day, until he did the thing she wanted</w:t>
+      </w:r>
+      <w:r>
+        <w:t xml:space="preserve"> </w:t>
+      </w:r>
+      <w:r>
+        <w:t xml:space="preserve">done. But the law of counselling murder has never required your hand on the</w:t>
+      </w:r>
+      <w:r>
+        <w:t xml:space="preserve"> </w:t>
+      </w:r>
+      <w:r>
+        <w:t xml:space="preserve">weapon. It requires proof that you put the weapon in someone else’s, and Melissa</w:t>
+      </w:r>
+      <w:r>
+        <w:t xml:space="preserve"> </w:t>
+      </w:r>
+      <w:r>
+        <w:t xml:space="preserve">Todorovic had generated that proof herself, in writing, message after message,</w:t>
+      </w:r>
+      <w:r>
+        <w:t xml:space="preserve"> </w:t>
+      </w:r>
+      <w:r>
+        <w:t xml:space="preserve">plus a phone call to confirm delivery. In most of the stories in this book, the</w:t>
+      </w:r>
+      <w:r>
+        <w:t xml:space="preserve"> </w:t>
+      </w:r>
+      <w:r>
+        <w:t xml:space="preserve">digital record is the evidence of the crime. Here, the digital record very nearly</w:t>
+      </w:r>
+      <w:r>
+        <w:t xml:space="preserve"> </w:t>
+      </w:r>
+      <w:r>
+        <w:t xml:space="preserve">was the crime.</w:t>
       </w:r>
     </w:p>
     <w:p>
@@ -12130,7 +12164,7 @@
           <w:bCs/>
           <w:b/>
         </w:rPr>
-        <w:t xml:space="preserve">The RCMP built a fake criminal empire with one purpose: to make an</w:t>
+        <w:t xml:space="preserve">The police built a fake criminal empire, flew a lonely man across the country,</w:t>
       </w:r>
       <w:r>
         <w:rPr>
@@ -12144,443 +12178,288 @@
           <w:bCs/>
           <w:b/>
         </w:rPr>
-        <w:t xml:space="preserve">unemployed man from Gander confess to drowning his little girls.</w:t>
-      </w:r>
-    </w:p>
-    <w:p>
-      <w:pPr>
-        <w:pStyle w:val="BodyText"/>
-      </w:pPr>
-      <w:r>
-        <w:t xml:space="preserve">On the morning of August 4, 2002, Nelson Hart drove his three-year-old twin</w:t>
-      </w:r>
-      <w:r>
-        <w:t xml:space="preserve"> </w:t>
-      </w:r>
-      <w:r>
-        <w:t xml:space="preserve">daughters, Karen and Krista, to a park near their home in Gander,</w:t>
-      </w:r>
-      <w:r>
-        <w:t xml:space="preserve"> </w:t>
-      </w:r>
-      <w:r>
-        <w:t xml:space="preserve">Newfoundland, to play on the swings. A lake sat beside the park. Half an hour</w:t>
-      </w:r>
-      <w:r>
-        <w:t xml:space="preserve"> </w:t>
-      </w:r>
-      <w:r>
-        <w:t xml:space="preserve">to forty-five minutes later, he burst back into his house in a panic and told</w:t>
-      </w:r>
-      <w:r>
-        <w:t xml:space="preserve"> </w:t>
-      </w:r>
-      <w:r>
-        <w:t xml:space="preserve">his wife that Krista had fallen into the water.</w:t>
-      </w:r>
-    </w:p>
-    <w:p>
-      <w:pPr>
-        <w:pStyle w:val="BodyText"/>
-      </w:pPr>
-      <w:r>
-        <w:t xml:space="preserve">His wife asked the obvious, terrible question:</w:t>
-      </w:r>
-      <w:r>
-        <w:t xml:space="preserve"> </w:t>
-      </w:r>
-      <w:r>
-        <w:rPr>
-          <w:iCs/>
-          <w:i/>
-        </w:rPr>
-        <w:t xml:space="preserve">where is Karen?</w:t>
-      </w:r>
-    </w:p>
-    <w:p>
-      <w:pPr>
-        <w:pStyle w:val="BodyText"/>
-      </w:pPr>
-      <w:r>
-        <w:t xml:space="preserve">Nelson had forgotten her at the park.</w:t>
-      </w:r>
-    </w:p>
-    <w:p>
-      <w:pPr>
-        <w:pStyle w:val="BodyText"/>
-      </w:pPr>
-      <w:r>
-        <w:t xml:space="preserve">By the time first responders arrived, both girls were floating in the lake,</w:t>
-      </w:r>
-      <w:r>
-        <w:t xml:space="preserve"> </w:t>
-      </w:r>
-      <w:r>
-        <w:t xml:space="preserve">several hundred metres apart. It was too late.</w:t>
-      </w:r>
-    </w:p>
-    <w:p>
-      <w:pPr>
-        <w:pStyle w:val="BodyText"/>
-      </w:pPr>
-      <w:r>
-        <w:t xml:space="preserve">Hart’s story never sat right. He told police he couldn’t swim, so instead of</w:t>
-      </w:r>
-      <w:r>
-        <w:t xml:space="preserve"> </w:t>
-      </w:r>
-      <w:r>
-        <w:t xml:space="preserve">helping he had run to his car and driven home to get his wife, leaving one</w:t>
-      </w:r>
-      <w:r>
-        <w:t xml:space="preserve"> </w:t>
-      </w:r>
-      <w:r>
-        <w:t xml:space="preserve">daughter on the dock beside the water that was swallowing the other. There</w:t>
-      </w:r>
-      <w:r>
-        <w:t xml:space="preserve"> </w:t>
-      </w:r>
-      <w:r>
-        <w:t xml:space="preserve">were two cell phones in his car; he called no one. He drove past a restaurant</w:t>
-      </w:r>
-      <w:r>
-        <w:t xml:space="preserve"> </w:t>
-      </w:r>
-      <w:r>
-        <w:t xml:space="preserve">and a hospital; he stopped at neither. Two weeks after an eight-hour</w:t>
-      </w:r>
-      <w:r>
-        <w:t xml:space="preserve"> </w:t>
-      </w:r>
-      <w:r>
-        <w:t xml:space="preserve">interrogation went nowhere, he called police and changed his story: he’d</w:t>
-      </w:r>
-      <w:r>
-        <w:t xml:space="preserve"> </w:t>
-      </w:r>
-      <w:r>
-        <w:t xml:space="preserve">suffered an epileptic seizure at the park, come to</w:t>
-      </w:r>
-      <w:r>
-        <w:t xml:space="preserve"> </w:t>
-      </w:r>
-      <w:r>
-        <w:t xml:space="preserve">“</w:t>
-      </w:r>
-      <w:r>
-        <w:t xml:space="preserve">dopey,</w:t>
-      </w:r>
-      <w:r>
-        <w:t xml:space="preserve">”</w:t>
-      </w:r>
-      <w:r>
-        <w:t xml:space="preserve"> </w:t>
-      </w:r>
-      <w:r>
-        <w:t xml:space="preserve">seen one of his</w:t>
-      </w:r>
-      <w:r>
-        <w:t xml:space="preserve"> </w:t>
-      </w:r>
-      <w:r>
-        <w:t xml:space="preserve">girls in the water, and could think only of driving home. He said he’d lied at</w:t>
-      </w:r>
-      <w:r>
-        <w:t xml:space="preserve"> </w:t>
-      </w:r>
-      <w:r>
-        <w:t xml:space="preserve">first because he was afraid of losing his driver’s licence again.</w:t>
-      </w:r>
-    </w:p>
-    <w:p>
-      <w:pPr>
-        <w:pStyle w:val="BodyText"/>
-      </w:pPr>
-      <w:r>
-        <w:t xml:space="preserve">Police were convinced he had drowned his daughters. But conviction is not</w:t>
-      </w:r>
-      <w:r>
-        <w:t xml:space="preserve"> </w:t>
-      </w:r>
-      <w:r>
-        <w:t xml:space="preserve">evidence, and they had none. The investigation went cold.</w:t>
-      </w:r>
-    </w:p>
-    <w:p>
-      <w:pPr>
-        <w:pStyle w:val="BodyText"/>
-      </w:pPr>
-      <w:r>
-        <w:t xml:space="preserve">What they did next made Canadian legal history, twice. Once when it worked,</w:t>
-      </w:r>
-      <w:r>
-        <w:t xml:space="preserve"> </w:t>
-      </w:r>
-      <w:r>
-        <w:t xml:space="preserve">and once when the Supreme Court of Canada saw what</w:t>
-      </w:r>
-      <w:r>
-        <w:t xml:space="preserve"> </w:t>
-      </w:r>
-      <w:r>
-        <w:t xml:space="preserve">“</w:t>
-      </w:r>
-      <w:r>
-        <w:t xml:space="preserve">working</w:t>
-      </w:r>
-      <w:r>
-        <w:t xml:space="preserve">”</w:t>
-      </w:r>
-      <w:r>
-        <w:t xml:space="preserve"> </w:t>
-      </w:r>
-      <w:r>
-        <w:t xml:space="preserve">had required.</w:t>
-      </w:r>
-    </w:p>
-    <w:bookmarkStart w:id="97" w:name="building-a-world-around-a-lonely-man"/>
-    <w:p>
-      <w:pPr>
-        <w:pStyle w:val="Heading2"/>
-      </w:pPr>
-      <w:r>
-        <w:t xml:space="preserve">Building a world around a lonely man</w:t>
-      </w:r>
-    </w:p>
-    <w:p>
-      <w:pPr>
-        <w:pStyle w:val="FirstParagraph"/>
-      </w:pPr>
-      <w:r>
-        <w:t xml:space="preserve">The technique is called a</w:t>
-      </w:r>
-      <w:r>
-        <w:t xml:space="preserve"> </w:t>
-      </w:r>
-      <w:r>
-        <w:t xml:space="preserve">“</w:t>
-      </w:r>
-      <w:r>
-        <w:t xml:space="preserve">Mr. Big</w:t>
-      </w:r>
-      <w:r>
-        <w:t xml:space="preserve">”</w:t>
-      </w:r>
-      <w:r>
-        <w:t xml:space="preserve"> </w:t>
-      </w:r>
-      <w:r>
-        <w:t xml:space="preserve">operation, and it is a Canadian invention:</w:t>
-      </w:r>
-      <w:r>
-        <w:t xml:space="preserve"> </w:t>
-      </w:r>
-      <w:r>
-        <w:t xml:space="preserve">undercover officers construct a fictitious criminal organization around a</w:t>
-      </w:r>
-      <w:r>
-        <w:t xml:space="preserve"> </w:t>
-      </w:r>
-      <w:r>
-        <w:t xml:space="preserve">suspect, befriend him, employ him, enrich him, and then arrange a job</w:t>
-      </w:r>
-      <w:r>
-        <w:t xml:space="preserve"> </w:t>
-      </w:r>
-      <w:r>
-        <w:t xml:space="preserve">interview with the boss,</w:t>
-      </w:r>
-      <w:r>
-        <w:t xml:space="preserve"> </w:t>
-      </w:r>
-      <w:r>
-        <w:t xml:space="preserve">“</w:t>
-      </w:r>
-      <w:r>
-        <w:t xml:space="preserve">Mr. Big,</w:t>
-      </w:r>
-      <w:r>
-        <w:t xml:space="preserve">”</w:t>
-      </w:r>
-      <w:r>
-        <w:t xml:space="preserve"> </w:t>
-      </w:r>
-      <w:r>
-        <w:t xml:space="preserve">where the price of admission is the truth</w:t>
-      </w:r>
-      <w:r>
-        <w:t xml:space="preserve"> </w:t>
-      </w:r>
-      <w:r>
-        <w:t xml:space="preserve">about his past.</w:t>
-      </w:r>
-    </w:p>
-    <w:p>
-      <w:pPr>
-        <w:pStyle w:val="BodyText"/>
-      </w:pPr>
-      <w:r>
-        <w:t xml:space="preserve">Nelson Hart was the ideal target, which is precisely what makes his case so</w:t>
-      </w:r>
-      <w:r>
-        <w:t xml:space="preserve"> </w:t>
-      </w:r>
-      <w:r>
-        <w:t xml:space="preserve">uncomfortable. Surveillance in late 2004 found a man on social assistance and</w:t>
-      </w:r>
-      <w:r>
-        <w:t xml:space="preserve"> </w:t>
-      </w:r>
-      <w:r>
-        <w:t xml:space="preserve">profoundly isolated; he rarely left home, and when he did, his wife came</w:t>
-      </w:r>
-      <w:r>
-        <w:t xml:space="preserve"> </w:t>
-      </w:r>
-      <w:r>
-        <w:t xml:space="preserve">with him.</w:t>
-      </w:r>
-    </w:p>
-    <w:p>
-      <w:pPr>
-        <w:pStyle w:val="BodyText"/>
-      </w:pPr>
-      <w:r>
-        <w:t xml:space="preserve">In February 2005, a stranger, an undercover officer the judgment calls</w:t>
-      </w:r>
-      <w:r>
-        <w:t xml:space="preserve"> </w:t>
-      </w:r>
-      <w:r>
-        <w:t xml:space="preserve">“</w:t>
-      </w:r>
-      <w:r>
-        <w:t xml:space="preserve">Jim,</w:t>
-      </w:r>
-      <w:r>
-        <w:t xml:space="preserve">”</w:t>
-      </w:r>
-      <w:r>
-        <w:t xml:space="preserve"> </w:t>
-      </w:r>
-      <w:r>
-        <w:t xml:space="preserve">approached Hart outside a convenience store and asked for help finding his</w:t>
-      </w:r>
-      <w:r>
-        <w:t xml:space="preserve"> </w:t>
-      </w:r>
-      <w:r>
-        <w:t xml:space="preserve">missing sister. Hart obliged and was paid fifty dollars. Within days he had a</w:t>
-      </w:r>
-      <w:r>
-        <w:t xml:space="preserve"> </w:t>
-      </w:r>
-      <w:r>
-        <w:t xml:space="preserve">job as a driver for Jim’s trucking company. Within months, the fictitious</w:t>
-      </w:r>
-      <w:r>
-        <w:t xml:space="preserve"> </w:t>
-      </w:r>
-      <w:r>
-        <w:t xml:space="preserve">organization had become his entire world. Over four months, Hart took part in</w:t>
-      </w:r>
-      <w:r>
-        <w:t xml:space="preserve"> </w:t>
+        <w:t xml:space="preserve">and spent four hundred thousand dollars, all to get him to confess to drowning</w:t>
       </w:r>
       <w:r>
         <w:rPr>
           <w:bCs/>
           <w:b/>
         </w:rPr>
-        <w:t xml:space="preserve">63 staged</w:t>
+        <w:t xml:space="preserve"> </w:t>
       </w:r>
       <w:r>
         <w:rPr>
           <w:bCs/>
           <w:b/>
         </w:rPr>
-        <w:t xml:space="preserve"> </w:t>
+        <w:t xml:space="preserve">his two little girls. Then the Supreme Court asked whether any of it could be</w:t>
       </w:r>
       <w:r>
         <w:rPr>
           <w:bCs/>
           <w:b/>
         </w:rPr>
-        <w:t xml:space="preserve">“</w:t>
+        <w:t xml:space="preserve"> </w:t>
       </w:r>
       <w:r>
         <w:rPr>
           <w:bCs/>
           <w:b/>
         </w:rPr>
-        <w:t xml:space="preserve">scenarios</w:t>
-      </w:r>
-      <w:r>
-        <w:rPr>
-          <w:bCs/>
-          <w:b/>
-        </w:rPr>
+        <w:t xml:space="preserve">believed.</w:t>
+      </w:r>
+    </w:p>
+    <w:p>
+      <w:pPr>
+        <w:pStyle w:val="BodyText"/>
+      </w:pPr>
+      <w:r>
+        <w:t xml:space="preserve">Some chapters in this book end with a wink at a criminal who outsmarted himself.</w:t>
+      </w:r>
+      <w:r>
+        <w:t xml:space="preserve"> </w:t>
+      </w:r>
+      <w:r>
+        <w:t xml:space="preserve">This one does not. This one ends with a question that has no comfortable answer,</w:t>
+      </w:r>
+      <w:r>
+        <w:t xml:space="preserve"> </w:t>
+      </w:r>
+      <w:r>
+        <w:t xml:space="preserve">and that is exactly why it belongs here.</w:t>
+      </w:r>
+    </w:p>
+    <w:p>
+      <w:pPr>
+        <w:pStyle w:val="BodyText"/>
+      </w:pPr>
+      <w:r>
+        <w:t xml:space="preserve">On the morning of August 4, 2002, Nelson Hart drove his three-year-old twin</w:t>
+      </w:r>
+      <w:r>
+        <w:t xml:space="preserve"> </w:t>
+      </w:r>
+      <w:r>
+        <w:t xml:space="preserve">daughters, Karen and Krista, to a park near their home in Gander, Newfoundland,</w:t>
+      </w:r>
+      <w:r>
+        <w:t xml:space="preserve"> </w:t>
+      </w:r>
+      <w:r>
+        <w:t xml:space="preserve">to play on the swings. A lake lay beside the park. Somewhere between thirty and</w:t>
+      </w:r>
+      <w:r>
+        <w:t xml:space="preserve"> </w:t>
+      </w:r>
+      <w:r>
+        <w:t xml:space="preserve">forty-five minutes later, Hart came bursting back into his house alone, in a</w:t>
+      </w:r>
+      <w:r>
+        <w:t xml:space="preserve"> </w:t>
+      </w:r>
+      <w:r>
+        <w:t xml:space="preserve">panic, and told his wife that Krista had fallen into the water. His wife asked the</w:t>
+      </w:r>
+      <w:r>
+        <w:t xml:space="preserve"> </w:t>
+      </w:r>
+      <w:r>
+        <w:t xml:space="preserve">only question that mattered, the one that still hangs over the whole case: where</w:t>
+      </w:r>
+      <w:r>
+        <w:t xml:space="preserve"> </w:t>
+      </w:r>
+      <w:r>
+        <w:t xml:space="preserve">is Karen?</w:t>
+      </w:r>
+    </w:p>
+    <w:p>
+      <w:pPr>
+        <w:pStyle w:val="BodyText"/>
+      </w:pPr>
+      <w:r>
+        <w:t xml:space="preserve">He had left her at the park.</w:t>
+      </w:r>
+    </w:p>
+    <w:p>
+      <w:pPr>
+        <w:pStyle w:val="BodyText"/>
+      </w:pPr>
+      <w:r>
+        <w:t xml:space="preserve">By the time the first responders reached the lake, both little girls were in the</w:t>
+      </w:r>
+      <w:r>
+        <w:t xml:space="preserve"> </w:t>
+      </w:r>
+      <w:r>
+        <w:t xml:space="preserve">water, floating several hundred metres apart. There was nothing anyone could do.</w:t>
+      </w:r>
+    </w:p>
+    <w:p>
+      <w:pPr>
+        <w:pStyle w:val="BodyText"/>
+      </w:pPr>
+      <w:r>
+        <w:t xml:space="preserve">Hart’s account of that morning never held together. He told police he couldn’t</w:t>
+      </w:r>
+      <w:r>
+        <w:t xml:space="preserve"> </w:t>
+      </w:r>
+      <w:r>
+        <w:t xml:space="preserve">swim, so rather than trying to reach his drowning daughter he ran to his car and</w:t>
+      </w:r>
+      <w:r>
+        <w:t xml:space="preserve"> </w:t>
+      </w:r>
+      <w:r>
+        <w:t xml:space="preserve">drove home to fetch his wife, leaving the other child alone on the dock beside the</w:t>
+      </w:r>
+      <w:r>
+        <w:t xml:space="preserve"> </w:t>
+      </w:r>
+      <w:r>
+        <w:t xml:space="preserve">water. There were two cell phones in his car; he called no one. He passed a</w:t>
+      </w:r>
+      <w:r>
+        <w:t xml:space="preserve"> </w:t>
+      </w:r>
+      <w:r>
+        <w:t xml:space="preserve">restaurant and a hospital; he stopped at neither. Two weeks later, after an</w:t>
+      </w:r>
+      <w:r>
+        <w:t xml:space="preserve"> </w:t>
+      </w:r>
+      <w:r>
+        <w:t xml:space="preserve">eight-hour interrogation led nowhere, he changed his story, now recalling an</w:t>
+      </w:r>
+      <w:r>
+        <w:t xml:space="preserve"> </w:t>
+      </w:r>
+      <w:r>
+        <w:t xml:space="preserve">epileptic seizure at the park, a foggy return to his senses, one daughter visible</w:t>
+      </w:r>
+      <w:r>
+        <w:t xml:space="preserve"> </w:t>
+      </w:r>
+      <w:r>
+        <w:t xml:space="preserve">in the water, and a single blind instinct to drive home. He had lied at first, he</w:t>
+      </w:r>
+      <w:r>
+        <w:t xml:space="preserve"> </w:t>
+      </w:r>
+      <w:r>
+        <w:t xml:space="preserve">said, because he was afraid of losing his driver’s licence.</w:t>
+      </w:r>
+    </w:p>
+    <w:p>
+      <w:pPr>
+        <w:pStyle w:val="BodyText"/>
+      </w:pPr>
+      <w:r>
+        <w:t xml:space="preserve">The police were certain he had drowned his daughters. Certainty, though, is not</w:t>
+      </w:r>
+      <w:r>
+        <w:t xml:space="preserve"> </w:t>
+      </w:r>
+      <w:r>
+        <w:t xml:space="preserve">evidence, and evidence was the one thing they did not have. The investigation went</w:t>
+      </w:r>
+      <w:r>
+        <w:t xml:space="preserve"> </w:t>
+      </w:r>
+      <w:r>
+        <w:t xml:space="preserve">cold.</w:t>
+      </w:r>
+    </w:p>
+    <w:p>
+      <w:pPr>
+        <w:pStyle w:val="BodyText"/>
+      </w:pPr>
+      <w:r>
+        <w:t xml:space="preserve">What they did to revive it made Canadian legal history twice over. Once when it</w:t>
+      </w:r>
+      <w:r>
+        <w:t xml:space="preserve"> </w:t>
+      </w:r>
+      <w:r>
+        <w:t xml:space="preserve">appeared to work, and once when the Supreme Court of Canada looked hard at what</w:t>
+      </w:r>
+      <w:r>
+        <w:t xml:space="preserve"> </w:t>
+      </w:r>
+      <w:r>
+        <w:t xml:space="preserve">“</w:t>
+      </w:r>
+      <w:r>
+        <w:t xml:space="preserve">working</w:t>
+      </w:r>
+      <w:r>
         <w:t xml:space="preserve">”</w:t>
       </w:r>
       <w:r>
-        <w:t xml:space="preserve">, drove mysterious packages across Newfoundland,</w:t>
-      </w:r>
-      <w:r>
-        <w:t xml:space="preserve"> </w:t>
-      </w:r>
-      <w:r>
-        <w:t xml:space="preserve">travelled to Halifax, Montreal, Ottawa, Toronto, and Vancouver, stayed in</w:t>
-      </w:r>
-      <w:r>
-        <w:t xml:space="preserve"> </w:t>
-      </w:r>
-      <w:r>
-        <w:t xml:space="preserve">hotels, and ate in some of the country’s finest restaurants; one officer had</w:t>
-      </w:r>
-      <w:r>
-        <w:t xml:space="preserve"> </w:t>
-      </w:r>
-      <w:r>
-        <w:t xml:space="preserve">to teach him how to behave at dinner, because all of it was new to him. He</w:t>
-      </w:r>
-      <w:r>
-        <w:t xml:space="preserve"> </w:t>
-      </w:r>
-      <w:r>
-        <w:t xml:space="preserve">was paid $15,720. He came to call the undercover officers his best friends,</w:t>
-      </w:r>
-      <w:r>
-        <w:t xml:space="preserve"> </w:t>
-      </w:r>
-      <w:r>
-        <w:t xml:space="preserve">his</w:t>
-      </w:r>
-      <w:r>
-        <w:t xml:space="preserve"> </w:t>
-      </w:r>
-      <w:r>
-        <w:rPr>
-          <w:iCs/>
-          <w:i/>
-        </w:rPr>
-        <w:t xml:space="preserve">brothers</w:t>
-      </w:r>
-      <w:r>
-        <w:t xml:space="preserve">. The operation’s total cost to the public:</w:t>
-      </w:r>
-      <w:r>
-        <w:t xml:space="preserve"> </w:t>
-      </w:r>
-      <w:r>
-        <w:rPr>
-          <w:bCs/>
-          <w:b/>
-        </w:rPr>
-        <w:t xml:space="preserve">$413,268</w:t>
-      </w:r>
-      <w:r>
-        <w:t xml:space="preserve">.</w:t>
+        <w:t xml:space="preserve"> </w:t>
+      </w:r>
+      <w:r>
+        <w:t xml:space="preserve">had actually cost.</w:t>
+      </w:r>
+    </w:p>
+    <w:bookmarkStart w:id="97" w:name="building-a-world-around-a-lonely-man"/>
+    <w:p>
+      <w:pPr>
+        <w:pStyle w:val="Heading2"/>
+      </w:pPr>
+      <w:r>
+        <w:t xml:space="preserve">Building a world around a lonely man</w:t>
+      </w:r>
+    </w:p>
+    <w:p>
+      <w:pPr>
+        <w:pStyle w:val="FirstParagraph"/>
+      </w:pPr>
+      <w:r>
+        <w:t xml:space="preserve">The technique is called a</w:t>
+      </w:r>
+      <w:r>
+        <w:t xml:space="preserve"> </w:t>
+      </w:r>
+      <w:r>
+        <w:t xml:space="preserve">“</w:t>
+      </w:r>
+      <w:r>
+        <w:t xml:space="preserve">Mr. Big</w:t>
+      </w:r>
+      <w:r>
+        <w:t xml:space="preserve">”</w:t>
+      </w:r>
+      <w:r>
+        <w:t xml:space="preserve"> </w:t>
+      </w:r>
+      <w:r>
+        <w:t xml:space="preserve">operation, a Canadian invention in which</w:t>
+      </w:r>
+      <w:r>
+        <w:t xml:space="preserve"> </w:t>
+      </w:r>
+      <w:r>
+        <w:t xml:space="preserve">undercover officers construct an entire fictitious criminal organization around a</w:t>
+      </w:r>
+      <w:r>
+        <w:t xml:space="preserve"> </w:t>
+      </w:r>
+      <w:r>
+        <w:t xml:space="preserve">suspect, draw him in, befriend him, pay him, and finally sit him down with the</w:t>
+      </w:r>
+      <w:r>
+        <w:t xml:space="preserve"> </w:t>
+      </w:r>
+      <w:r>
+        <w:t xml:space="preserve">crime boss, where the price of admission to the family is a full and honest</w:t>
+      </w:r>
+      <w:r>
+        <w:t xml:space="preserve"> </w:t>
+      </w:r>
+      <w:r>
+        <w:t xml:space="preserve">account of his past.</w:t>
       </w:r>
     </w:p>
     <w:p>
@@ -12588,19 +12467,39 @@
         <w:pStyle w:val="BodyText"/>
       </w:pPr>
       <w:r>
-        <w:t xml:space="preserve">The organization preached trust, honesty, loyalty, and salted the sermons</w:t>
-      </w:r>
-      <w:r>
-        <w:t xml:space="preserve"> </w:t>
-      </w:r>
-      <w:r>
-        <w:t xml:space="preserve">with theatre. Officers flashed violence for his benefit; Hart watched Jim slap</w:t>
-      </w:r>
-      <w:r>
-        <w:t xml:space="preserve"> </w:t>
-      </w:r>
-      <w:r>
-        <w:t xml:space="preserve">another</w:t>
+        <w:t xml:space="preserve">Nelson Hart was, from the police perspective, an ideal candidate, and it is</w:t>
+      </w:r>
+      <w:r>
+        <w:t xml:space="preserve"> </w:t>
+      </w:r>
+      <w:r>
+        <w:t xml:space="preserve">precisely that suitability that makes the case so uneasy. Surveillance in late</w:t>
+      </w:r>
+      <w:r>
+        <w:t xml:space="preserve"> </w:t>
+      </w:r>
+      <w:r>
+        <w:t xml:space="preserve">2004 found a man living on social assistance and almost entirely alone. He rarely</w:t>
+      </w:r>
+      <w:r>
+        <w:t xml:space="preserve"> </w:t>
+      </w:r>
+      <w:r>
+        <w:t xml:space="preserve">left his home, and when he did, his wife came with him. He had, in other words,</w:t>
+      </w:r>
+      <w:r>
+        <w:t xml:space="preserve"> </w:t>
+      </w:r>
+      <w:r>
+        <w:t xml:space="preserve">nothing, which is to say he had everything to be offered.</w:t>
+      </w:r>
+    </w:p>
+    <w:p>
+      <w:pPr>
+        <w:pStyle w:val="BodyText"/>
+      </w:pPr>
+      <w:r>
+        <w:t xml:space="preserve">In February 2005 an undercover officer the judgment calls</w:t>
       </w:r>
       <w:r>
         <w:t xml:space="preserve"> </w:t>
@@ -12609,6 +12508,122 @@
         <w:t xml:space="preserve">“</w:t>
       </w:r>
       <w:r>
+        <w:t xml:space="preserve">Jim</w:t>
+      </w:r>
+      <w:r>
+        <w:t xml:space="preserve">”</w:t>
+      </w:r>
+      <w:r>
+        <w:t xml:space="preserve"> </w:t>
+      </w:r>
+      <w:r>
+        <w:t xml:space="preserve">approached Hart</w:t>
+      </w:r>
+      <w:r>
+        <w:t xml:space="preserve"> </w:t>
+      </w:r>
+      <w:r>
+        <w:t xml:space="preserve">outside a convenience store and asked for help finding his missing sister. Hart</w:t>
+      </w:r>
+      <w:r>
+        <w:t xml:space="preserve"> </w:t>
+      </w:r>
+      <w:r>
+        <w:t xml:space="preserve">obliged and was handed fifty dollars. Within days he had a job driving for Jim’s</w:t>
+      </w:r>
+      <w:r>
+        <w:t xml:space="preserve"> </w:t>
+      </w:r>
+      <w:r>
+        <w:t xml:space="preserve">supposed trucking company. Within months the fictitious organization had become</w:t>
+      </w:r>
+      <w:r>
+        <w:t xml:space="preserve"> </w:t>
+      </w:r>
+      <w:r>
+        <w:t xml:space="preserve">the whole of his life. Over four months Hart took part in sixty-three staged</w:t>
+      </w:r>
+      <w:r>
+        <w:t xml:space="preserve"> </w:t>
+      </w:r>
+      <w:r>
+        <w:t xml:space="preserve">“</w:t>
+      </w:r>
+      <w:r>
+        <w:t xml:space="preserve">scenarios,</w:t>
+      </w:r>
+      <w:r>
+        <w:t xml:space="preserve">”</w:t>
+      </w:r>
+      <w:r>
+        <w:t xml:space="preserve"> </w:t>
+      </w:r>
+      <w:r>
+        <w:t xml:space="preserve">ferried mysterious packages across Newfoundland, and travelled to</w:t>
+      </w:r>
+      <w:r>
+        <w:t xml:space="preserve"> </w:t>
+      </w:r>
+      <w:r>
+        <w:t xml:space="preserve">Halifax, Montreal, Ottawa, Toronto, and Vancouver, staying in hotels and dining</w:t>
+      </w:r>
+      <w:r>
+        <w:t xml:space="preserve"> </w:t>
+      </w:r>
+      <w:r>
+        <w:t xml:space="preserve">in some of the finest restaurants in the country, so far outside his old world</w:t>
+      </w:r>
+      <w:r>
+        <w:t xml:space="preserve"> </w:t>
+      </w:r>
+      <w:r>
+        <w:t xml:space="preserve">that an officer had to quietly teach him how to conduct himself at the table. He</w:t>
+      </w:r>
+      <w:r>
+        <w:t xml:space="preserve"> </w:t>
+      </w:r>
+      <w:r>
+        <w:t xml:space="preserve">was paid $15,720. He came to regard the undercover officers as his closest</w:t>
+      </w:r>
+      <w:r>
+        <w:t xml:space="preserve"> </w:t>
+      </w:r>
+      <w:r>
+        <w:t xml:space="preserve">friends, his brothers. The final tab for the operation, borne by the public, came</w:t>
+      </w:r>
+      <w:r>
+        <w:t xml:space="preserve"> </w:t>
+      </w:r>
+      <w:r>
+        <w:t xml:space="preserve">to $413,268, a figure worth holding in mind when the question of reliability</w:t>
+      </w:r>
+      <w:r>
+        <w:t xml:space="preserve"> </w:t>
+      </w:r>
+      <w:r>
+        <w:t xml:space="preserve">arrives, because it is a great deal of money to spend building a stage.</w:t>
+      </w:r>
+    </w:p>
+    <w:p>
+      <w:pPr>
+        <w:pStyle w:val="BodyText"/>
+      </w:pPr>
+      <w:r>
+        <w:t xml:space="preserve">The organization preached loyalty and honesty and stitched a thread of menace</w:t>
+      </w:r>
+      <w:r>
+        <w:t xml:space="preserve"> </w:t>
+      </w:r>
+      <w:r>
+        <w:t xml:space="preserve">through it all; at one point Hart watched Jim strike another</w:t>
+      </w:r>
+      <w:r>
+        <w:t xml:space="preserve"> </w:t>
+      </w:r>
+      <w:r>
+        <w:t xml:space="preserve">“</w:t>
+      </w:r>
+      <w:r>
         <w:t xml:space="preserve">member</w:t>
       </w:r>
       <w:r>
@@ -12618,49 +12633,37 @@
         <w:t xml:space="preserve"> </w:t>
       </w:r>
       <w:r>
-        <w:t xml:space="preserve">for talking out of turn. Then came the hook: a</w:t>
-      </w:r>
-      <w:r>
-        <w:t xml:space="preserve"> </w:t>
-      </w:r>
-      <w:r>
-        <w:t xml:space="preserve">“</w:t>
-      </w:r>
-      <w:r>
-        <w:t xml:space="preserve">big deal</w:t>
-      </w:r>
-      <w:r>
-        <w:t xml:space="preserve">”</w:t>
-      </w:r>
-      <w:r>
-        <w:t xml:space="preserve"> </w:t>
-      </w:r>
-      <w:r>
-        <w:t xml:space="preserve">was</w:t>
-      </w:r>
-      <w:r>
-        <w:t xml:space="preserve"> </w:t>
-      </w:r>
-      <w:r>
-        <w:t xml:space="preserve">coming, worth $20,000 to $25,000 to Hart personally. In Toronto they let him</w:t>
-      </w:r>
-      <w:r>
-        <w:t xml:space="preserve"> </w:t>
-      </w:r>
-      <w:r>
-        <w:t xml:space="preserve">count $175,000 in cash, a down payment on his future. There was just one</w:t>
-      </w:r>
-      <w:r>
-        <w:t xml:space="preserve"> </w:t>
-      </w:r>
-      <w:r>
-        <w:t xml:space="preserve">problem, Jim confided in early June: the boss had run a background check, and</w:t>
-      </w:r>
-      <w:r>
-        <w:t xml:space="preserve"> </w:t>
-      </w:r>
-      <w:r>
-        <w:t xml:space="preserve">something had come up. Hart couldn’t work until it was resolved.</w:t>
+        <w:t xml:space="preserve">for</w:t>
+      </w:r>
+      <w:r>
+        <w:t xml:space="preserve"> </w:t>
+      </w:r>
+      <w:r>
+        <w:t xml:space="preserve">loose talk. Then came the lure. A big score was coming, worth twenty to</w:t>
+      </w:r>
+      <w:r>
+        <w:t xml:space="preserve"> </w:t>
+      </w:r>
+      <w:r>
+        <w:t xml:space="preserve">twenty-five thousand dollars to Hart himself. In Toronto they let him hold and</w:t>
+      </w:r>
+      <w:r>
+        <w:t xml:space="preserve"> </w:t>
+      </w:r>
+      <w:r>
+        <w:t xml:space="preserve">count $175,000 in cash, a taste of the future on offer. But there was a snag, Jim</w:t>
+      </w:r>
+      <w:r>
+        <w:t xml:space="preserve"> </w:t>
+      </w:r>
+      <w:r>
+        <w:t xml:space="preserve">confided in early June: the boss had run a background check and turned up a</w:t>
+      </w:r>
+      <w:r>
+        <w:t xml:space="preserve"> </w:t>
+      </w:r>
+      <w:r>
+        <w:t xml:space="preserve">problem, and Hart could not advance until it was resolved.</w:t>
       </w:r>
     </w:p>
     <w:bookmarkEnd w:id="97"/>
@@ -12678,19 +12681,19 @@
         <w:pStyle w:val="FirstParagraph"/>
       </w:pPr>
       <w:r>
-        <w:t xml:space="preserve">On June 9, 2005, Nelson Hart finally met Mr. Big. He began by thanking him;</w:t>
-      </w:r>
-      <w:r>
-        <w:t xml:space="preserve"> </w:t>
-      </w:r>
-      <w:r>
-        <w:t xml:space="preserve">his life had turned around since joining the organization. Mr. Big steered the</w:t>
-      </w:r>
-      <w:r>
-        <w:t xml:space="preserve"> </w:t>
-      </w:r>
-      <w:r>
-        <w:t xml:space="preserve">conversation to the deaths of Hart’s daughters. There might be</w:t>
+        <w:t xml:space="preserve">On June 9, 2005, Nelson Hart finally met Mr. Big. He opened by thanking him,</w:t>
+      </w:r>
+      <w:r>
+        <w:t xml:space="preserve"> </w:t>
+      </w:r>
+      <w:r>
+        <w:t xml:space="preserve">telling the boss his life had turned around since he’d joined. Mr. Big turned the</w:t>
+      </w:r>
+      <w:r>
+        <w:t xml:space="preserve"> </w:t>
+      </w:r>
+      <w:r>
+        <w:t xml:space="preserve">conversation to the deaths of Hart’s daughters, warned that</w:t>
       </w:r>
       <w:r>
         <w:t xml:space="preserve"> </w:t>
@@ -12708,23 +12711,13 @@
         <w:t xml:space="preserve"> </w:t>
       </w:r>
       <w:r>
-        <w:t xml:space="preserve">coming,</w:t>
-      </w:r>
-      <w:r>
-        <w:t xml:space="preserve"> </w:t>
-      </w:r>
-      <w:r>
-        <w:t xml:space="preserve">he said.</w:t>
-      </w:r>
-      <w:r>
-        <w:t xml:space="preserve"> </w:t>
-      </w:r>
-      <w:r>
-        <w:rPr>
-          <w:iCs/>
-          <w:i/>
-        </w:rPr>
-        <w:t xml:space="preserve">Why did you kill them?</w:t>
+        <w:t xml:space="preserve">might be</w:t>
+      </w:r>
+      <w:r>
+        <w:t xml:space="preserve"> </w:t>
+      </w:r>
+      <w:r>
+        <w:t xml:space="preserve">coming, and asked him, directly, why he had killed them.</w:t>
       </w:r>
     </w:p>
     <w:p>
@@ -12732,37 +12725,37 @@
         <w:pStyle w:val="BodyText"/>
       </w:pPr>
       <w:r>
-        <w:t xml:space="preserve">Hart gave the same answer he’d given the real police three years earlier: he</w:t>
-      </w:r>
-      <w:r>
-        <w:t xml:space="preserve"> </w:t>
-      </w:r>
-      <w:r>
-        <w:t xml:space="preserve">had suffered a seizure. Mr. Big brushed it aside and told him not to lie.</w:t>
-      </w:r>
-      <w:r>
-        <w:t xml:space="preserve"> </w:t>
-      </w:r>
-      <w:r>
-        <w:t xml:space="preserve">After further prodding, Hart confessed: he had killed the girls because he</w:t>
-      </w:r>
-      <w:r>
-        <w:t xml:space="preserve"> </w:t>
-      </w:r>
-      <w:r>
-        <w:t xml:space="preserve">feared Child Welfare would take them and place them with his brother. Pressed</w:t>
-      </w:r>
-      <w:r>
-        <w:t xml:space="preserve"> </w:t>
-      </w:r>
-      <w:r>
-        <w:t xml:space="preserve">for the mechanics, he said he had struck his daughters with his shoulder and</w:t>
-      </w:r>
-      <w:r>
-        <w:t xml:space="preserve"> </w:t>
-      </w:r>
-      <w:r>
-        <w:t xml:space="preserve">they fell from the wharf into the water.</w:t>
+        <w:t xml:space="preserve">Hart gave the same answer he had given the real police three years earlier: a</w:t>
+      </w:r>
+      <w:r>
+        <w:t xml:space="preserve"> </w:t>
+      </w:r>
+      <w:r>
+        <w:t xml:space="preserve">seizure, an accident. Mr. Big waved it away and told him not to lie. And after</w:t>
+      </w:r>
+      <w:r>
+        <w:t xml:space="preserve"> </w:t>
+      </w:r>
+      <w:r>
+        <w:t xml:space="preserve">more prodding, Hart confessed. He had killed the girls, he said, because he feared</w:t>
+      </w:r>
+      <w:r>
+        <w:t xml:space="preserve"> </w:t>
+      </w:r>
+      <w:r>
+        <w:t xml:space="preserve">Child Welfare was going to take them and hand them to his brother. Asked how, he</w:t>
+      </w:r>
+      <w:r>
+        <w:t xml:space="preserve"> </w:t>
+      </w:r>
+      <w:r>
+        <w:t xml:space="preserve">said he had struck his daughters with his shoulder and knocked them from the wharf</w:t>
+      </w:r>
+      <w:r>
+        <w:t xml:space="preserve"> </w:t>
+      </w:r>
+      <w:r>
+        <w:t xml:space="preserve">into the water.</w:t>
       </w:r>
     </w:p>
     <w:p>
@@ -12770,13 +12763,13 @@
         <w:pStyle w:val="BodyText"/>
       </w:pPr>
       <w:r>
-        <w:t xml:space="preserve">Two days later, Jim drove Hart back to the park where Karen and Krista died</w:t>
-      </w:r>
-      <w:r>
-        <w:t xml:space="preserve"> </w:t>
-      </w:r>
-      <w:r>
-        <w:t xml:space="preserve">and had him walk it through. Jim knelt on the dock, and Hart demonstrated,</w:t>
+        <w:t xml:space="preserve">Two days later, Jim drove Hart back to the park where Karen and Krista had died</w:t>
+      </w:r>
+      <w:r>
+        <w:t xml:space="preserve"> </w:t>
+      </w:r>
+      <w:r>
+        <w:t xml:space="preserve">and asked him to walk through it. Jim knelt on the dock, and Hart demonstrated,</w:t>
       </w:r>
       <w:r>
         <w:t xml:space="preserve"> </w:t>
@@ -12790,19 +12783,19 @@
         <w:pStyle w:val="BodyText"/>
       </w:pPr>
       <w:r>
-        <w:t xml:space="preserve">Hart was arrested on June 13 and charged with two counts of first-degree</w:t>
-      </w:r>
-      <w:r>
-        <w:t xml:space="preserve"> </w:t>
-      </w:r>
-      <w:r>
-        <w:t xml:space="preserve">murder. Allowed one phone call from the station, he used it to call for help;</w:t>
-      </w:r>
-      <w:r>
-        <w:t xml:space="preserve"> </w:t>
-      </w:r>
-      <w:r>
-        <w:t xml:space="preserve">from Jim.</w:t>
+        <w:t xml:space="preserve">Hart was arrested on June 13 and charged with two counts of first-degree murder.</w:t>
+      </w:r>
+      <w:r>
+        <w:t xml:space="preserve"> </w:t>
+      </w:r>
+      <w:r>
+        <w:t xml:space="preserve">Given a single phone call from the station, he used it to call for help. He called</w:t>
+      </w:r>
+      <w:r>
+        <w:t xml:space="preserve"> </w:t>
+      </w:r>
+      <w:r>
+        <w:t xml:space="preserve">Jim.</w:t>
       </w:r>
     </w:p>
     <w:bookmarkEnd w:id="98"/>
@@ -12820,7 +12813,7 @@
         <w:pStyle w:val="FirstParagraph"/>
       </w:pPr>
       <w:r>
-        <w:t xml:space="preserve">A jury convicted Hart on the strength of his confessions. But in 2014 the</w:t>
+        <w:t xml:space="preserve">A jury convicted Hart on the strength of those confessions. But in 2014 the</w:t>
       </w:r>
       <w:r>
         <w:t xml:space="preserve"> </w:t>
@@ -12832,7 +12825,7 @@
         <w:t xml:space="preserve"> </w:t>
       </w:r>
       <w:r>
-        <w:t xml:space="preserve">trial, and rebuilt the law around it.</w:t>
+        <w:t xml:space="preserve">trial, and to rebuild the law around it.</w:t>
       </w:r>
     </w:p>
     <w:p>
@@ -12840,49 +12833,49 @@
         <w:pStyle w:val="BodyText"/>
       </w:pPr>
       <w:r>
-        <w:t xml:space="preserve">The Court’s concern was not squeamishness; it was reliability. Consider what</w:t>
-      </w:r>
-      <w:r>
-        <w:t xml:space="preserve"> </w:t>
-      </w:r>
-      <w:r>
-        <w:t xml:space="preserve">the confession was worth. The operation had lifted a man out of poverty,</w:t>
-      </w:r>
-      <w:r>
-        <w:t xml:space="preserve"> </w:t>
-      </w:r>
-      <w:r>
-        <w:t xml:space="preserve">handed him friendship for the first time in his life, dangled a $25,000</w:t>
-      </w:r>
-      <w:r>
-        <w:t xml:space="preserve"> </w:t>
-      </w:r>
-      <w:r>
-        <w:t xml:space="preserve">payday, and then made one thing unmistakably clear: the path to keeping all of</w:t>
-      </w:r>
-      <w:r>
-        <w:t xml:space="preserve"> </w:t>
-      </w:r>
-      <w:r>
-        <w:t xml:space="preserve">it ran through telling Mr. Big what he wanted to hear. A confession bought at</w:t>
-      </w:r>
-      <w:r>
-        <w:t xml:space="preserve"> </w:t>
-      </w:r>
-      <w:r>
-        <w:t xml:space="preserve">that price, the Court held, may be worth exactly what was paid for it; and</w:t>
-      </w:r>
-      <w:r>
-        <w:t xml:space="preserve"> </w:t>
-      </w:r>
-      <w:r>
-        <w:t xml:space="preserve">juries, hearing months of a defendant playacting as a willing criminal, may</w:t>
-      </w:r>
-      <w:r>
-        <w:t xml:space="preserve"> </w:t>
-      </w:r>
-      <w:r>
-        <w:t xml:space="preserve">convict the character instead of weighing the evidence.</w:t>
+        <w:t xml:space="preserve">The Court’s worry was not delicacy. It was reliability, and the arithmetic of the</w:t>
+      </w:r>
+      <w:r>
+        <w:t xml:space="preserve"> </w:t>
+      </w:r>
+      <w:r>
+        <w:t xml:space="preserve">operation lays the worry bare. The sting had lifted a destitute, isolated man out</w:t>
+      </w:r>
+      <w:r>
+        <w:t xml:space="preserve"> </w:t>
+      </w:r>
+      <w:r>
+        <w:t xml:space="preserve">of poverty, given him the first real friends of his life, dangled a</w:t>
+      </w:r>
+      <w:r>
+        <w:t xml:space="preserve"> </w:t>
+      </w:r>
+      <w:r>
+        <w:t xml:space="preserve">twenty-five-thousand-dollar payday, and then made one thing unmistakable: the road</w:t>
+      </w:r>
+      <w:r>
+        <w:t xml:space="preserve"> </w:t>
+      </w:r>
+      <w:r>
+        <w:t xml:space="preserve">to keeping all of it ran directly through telling Mr. Big what Mr. Big wanted to</w:t>
+      </w:r>
+      <w:r>
+        <w:t xml:space="preserve"> </w:t>
+      </w:r>
+      <w:r>
+        <w:t xml:space="preserve">hear. A confession purchased on those terms, the Court held, may be worth no more</w:t>
+      </w:r>
+      <w:r>
+        <w:t xml:space="preserve"> </w:t>
+      </w:r>
+      <w:r>
+        <w:t xml:space="preserve">than what was paid for it, and a jury that has watched months of a man playacting</w:t>
+      </w:r>
+      <w:r>
+        <w:t xml:space="preserve"> </w:t>
+      </w:r>
+      <w:r>
+        <w:t xml:space="preserve">as a gangster may end up convicting the character rather than weighing the proof.</w:t>
       </w:r>
     </w:p>
     <w:p>
@@ -12890,56 +12883,43 @@
         <w:pStyle w:val="BodyText"/>
       </w:pPr>
       <w:r>
-        <w:t xml:space="preserve">So the Court laid down a new rule: Mr. Big confessions are now</w:t>
-      </w:r>
-      <w:r>
-        <w:t xml:space="preserve"> </w:t>
-      </w:r>
-      <w:r>
-        <w:rPr>
-          <w:bCs/>
-          <w:b/>
-        </w:rPr>
-        <w:t xml:space="preserve">presumptively inadmissible</w:t>
-      </w:r>
-      <w:r>
-        <w:t xml:space="preserve">. The Crown must prove the confession’s</w:t>
-      </w:r>
-      <w:r>
-        <w:t xml:space="preserve"> </w:t>
-      </w:r>
-      <w:r>
-        <w:t xml:space="preserve">probative value outweighs its prejudicial effect, with reliability measured</w:t>
-      </w:r>
-      <w:r>
-        <w:t xml:space="preserve"> </w:t>
-      </w:r>
-      <w:r>
-        <w:t xml:space="preserve">against the inducements applied and, crucially, against whether the confession</w:t>
-      </w:r>
-      <w:r>
-        <w:t xml:space="preserve"> </w:t>
-      </w:r>
-      <w:r>
-        <w:t xml:space="preserve">produced anything the police could check: a body, a weapon, a detail only the</w:t>
-      </w:r>
-      <w:r>
-        <w:t xml:space="preserve"> </w:t>
-      </w:r>
-      <w:r>
-        <w:t xml:space="preserve">killer could know. Behind that sits a second guard: the abuse-of-process</w:t>
-      </w:r>
-      <w:r>
-        <w:t xml:space="preserve"> </w:t>
-      </w:r>
-      <w:r>
-        <w:t xml:space="preserve">doctrine, for operations that overcome the will through violence or its</w:t>
-      </w:r>
-      <w:r>
-        <w:t xml:space="preserve"> </w:t>
-      </w:r>
-      <w:r>
-        <w:t xml:space="preserve">threat.</w:t>
+        <w:t xml:space="preserve">So the Court laid down a new rule. Mr. Big confessions are now presumptively</w:t>
+      </w:r>
+      <w:r>
+        <w:t xml:space="preserve"> </w:t>
+      </w:r>
+      <w:r>
+        <w:t xml:space="preserve">inadmissible. The Crown must show the confession’s probative value outweighs its</w:t>
+      </w:r>
+      <w:r>
+        <w:t xml:space="preserve"> </w:t>
+      </w:r>
+      <w:r>
+        <w:t xml:space="preserve">prejudicial effect, with reliability measured against the inducements offered and,</w:t>
+      </w:r>
+      <w:r>
+        <w:t xml:space="preserve"> </w:t>
+      </w:r>
+      <w:r>
+        <w:t xml:space="preserve">above all, against whether the confession produced anything that could actually be</w:t>
+      </w:r>
+      <w:r>
+        <w:t xml:space="preserve"> </w:t>
+      </w:r>
+      <w:r>
+        <w:t xml:space="preserve">checked, a body, a weapon, a fact only the killer could know. Behind that stands a</w:t>
+      </w:r>
+      <w:r>
+        <w:t xml:space="preserve"> </w:t>
+      </w:r>
+      <w:r>
+        <w:t xml:space="preserve">second guard, the abuse-of-process doctrine, for operations that overwhelm the</w:t>
+      </w:r>
+      <w:r>
+        <w:t xml:space="preserve"> </w:t>
+      </w:r>
+      <w:r>
+        <w:t xml:space="preserve">will through violence or threat.</w:t>
       </w:r>
     </w:p>
     <w:p>
@@ -12947,19 +12927,19 @@
         <w:pStyle w:val="BodyText"/>
       </w:pPr>
       <w:r>
-        <w:t xml:space="preserve">Measured against its own new standard, Hart’s confessions failed. They were</w:t>
-      </w:r>
-      <w:r>
-        <w:t xml:space="preserve"> </w:t>
-      </w:r>
-      <w:r>
-        <w:t xml:space="preserve">born of powerful inducements, contradicted in parts, and, unlike the</w:t>
-      </w:r>
-      <w:r>
-        <w:t xml:space="preserve"> </w:t>
-      </w:r>
-      <w:r>
-        <w:t xml:space="preserve">confession in the companion case</w:t>
+        <w:t xml:space="preserve">Measured against its own new standard, Hart’s confessions failed. They had been</w:t>
+      </w:r>
+      <w:r>
+        <w:t xml:space="preserve"> </w:t>
+      </w:r>
+      <w:r>
+        <w:t xml:space="preserve">bought with powerful inducements, they contradicted themselves in places, and,</w:t>
+      </w:r>
+      <w:r>
+        <w:t xml:space="preserve"> </w:t>
+      </w:r>
+      <w:r>
+        <w:t xml:space="preserve">unlike the confession in the companion case</w:t>
       </w:r>
       <w:r>
         <w:t xml:space="preserve"> </w:t>
@@ -12975,65 +12955,65 @@
         <w:t xml:space="preserve"> </w:t>
       </w:r>
       <w:r>
-        <w:t xml:space="preserve">(Chapter 32), where the suspect</w:t>
-      </w:r>
-      <w:r>
-        <w:t xml:space="preserve"> </w:t>
-      </w:r>
-      <w:r>
-        <w:t xml:space="preserve">led the fake gangsters to the real remains, they were confirmed by nothing.</w:t>
-      </w:r>
-      <w:r>
-        <w:t xml:space="preserve"> </w:t>
-      </w:r>
-      <w:r>
-        <w:t xml:space="preserve">The appeal was dismissed and the confessions were gone. Stripped of them, the</w:t>
-      </w:r>
-      <w:r>
-        <w:t xml:space="preserve"> </w:t>
-      </w:r>
-      <w:r>
-        <w:t xml:space="preserve">Crown’s case evaporated; reports at the time record that the charges were</w:t>
-      </w:r>
-      <w:r>
-        <w:t xml:space="preserve"> </w:t>
-      </w:r>
-      <w:r>
-        <w:t xml:space="preserve">eventually withdrawn and Hart went free.</w:t>
-      </w:r>
-      <w:r>
-        <w:t xml:space="preserve"> </w:t>
-      </w:r>
-      <w:r>
-        <w:rPr>
-          <w:iCs/>
-          <w:i/>
-        </w:rPr>
-        <w:t xml:space="preserve">(That coda comes from news coverage,</w:t>
-      </w:r>
-      <w:r>
-        <w:rPr>
-          <w:iCs/>
-          <w:i/>
-        </w:rPr>
-        <w:t xml:space="preserve"> </w:t>
-      </w:r>
-      <w:r>
-        <w:rPr>
-          <w:iCs/>
-          <w:i/>
-        </w:rPr>
-        <w:t xml:space="preserve">not the judgment itself.)</w:t>
+        <w:t xml:space="preserve">(Chapter 32), where the</w:t>
+      </w:r>
+      <w:r>
+        <w:t xml:space="preserve"> </w:t>
+      </w:r>
+      <w:r>
+        <w:t xml:space="preserve">suspect led the fake gangsters to real human remains, they were confirmed by</w:t>
+      </w:r>
+      <w:r>
+        <w:t xml:space="preserve"> </w:t>
+      </w:r>
+      <w:r>
+        <w:t xml:space="preserve">nothing at all. The appeal was dismissed and the confessions were excluded. With</w:t>
+      </w:r>
+      <w:r>
+        <w:t xml:space="preserve"> </w:t>
+      </w:r>
+      <w:r>
+        <w:t xml:space="preserve">them gone, the Crown’s case fell away; reporting at the time indicates the charges</w:t>
+      </w:r>
+      <w:r>
+        <w:t xml:space="preserve"> </w:t>
+      </w:r>
+      <w:r>
+        <w:t xml:space="preserve">were eventually withdrawn and Hart walked free.</w:t>
+      </w:r>
+      <w:r>
+        <w:t xml:space="preserve"> </w:t>
+      </w:r>
+      <w:r>
+        <w:rPr>
+          <w:iCs/>
+          <w:i/>
+        </w:rPr>
+        <w:t xml:space="preserve">(That final coda comes from news</w:t>
+      </w:r>
+      <w:r>
+        <w:rPr>
+          <w:iCs/>
+          <w:i/>
+        </w:rPr>
+        <w:t xml:space="preserve"> </w:t>
+      </w:r>
+      <w:r>
+        <w:rPr>
+          <w:iCs/>
+          <w:i/>
+        </w:rPr>
+        <w:t xml:space="preserve">coverage, not from the judgment itself.)</w:t>
       </w:r>
     </w:p>
     <w:bookmarkEnd w:id="99"/>
-    <w:bookmarkStart w:id="102" w:name="Xf808c007911591a3eb186bf77ea5c3c4ee8db56"/>
+    <w:bookmarkStart w:id="102" w:name="X0b0d763d0f87680e133776c3e680ec0e163f6c9"/>
     <w:p>
       <w:pPr>
         <w:pStyle w:val="Heading2"/>
       </w:pPr>
       <w:r>
-        <w:t xml:space="preserve">How’d he get caught? And the harder question</w:t>
+        <w:t xml:space="preserve">How’d he get caught, and should he have been?</w:t>
       </w:r>
     </w:p>
     <w:p>
@@ -13041,25 +13021,25 @@
         <w:pStyle w:val="FirstParagraph"/>
       </w:pPr>
       <w:r>
-        <w:t xml:space="preserve">He was caught the way a fish is caught: by constructing an entire ocean around</w:t>
-      </w:r>
-      <w:r>
-        <w:t xml:space="preserve"> </w:t>
-      </w:r>
-      <w:r>
-        <w:t xml:space="preserve">him. The confession was real, spoken from his own mouth, re-enacted on the</w:t>
-      </w:r>
-      <w:r>
-        <w:t xml:space="preserve"> </w:t>
-      </w:r>
-      <w:r>
-        <w:t xml:space="preserve">dock where his daughters died. What the Supreme Court forces us to ask is</w:t>
-      </w:r>
-      <w:r>
-        <w:t xml:space="preserve"> </w:t>
-      </w:r>
-      <w:r>
-        <w:t xml:space="preserve">whether it was</w:t>
+        <w:t xml:space="preserve">He was caught the way a fish is caught, by the patient construction of an entire</w:t>
+      </w:r>
+      <w:r>
+        <w:t xml:space="preserve"> </w:t>
+      </w:r>
+      <w:r>
+        <w:t xml:space="preserve">ocean around him. The confession was real in the narrow sense that the words came</w:t>
+      </w:r>
+      <w:r>
+        <w:t xml:space="preserve"> </w:t>
+      </w:r>
+      <w:r>
+        <w:t xml:space="preserve">out of his own mouth, on the very dock where his daughters had died. What the</w:t>
+      </w:r>
+      <w:r>
+        <w:t xml:space="preserve"> </w:t>
+      </w:r>
+      <w:r>
+        <w:t xml:space="preserve">Supreme Court forces every reader to confront is whether the words were</w:t>
       </w:r>
       <w:r>
         <w:t xml:space="preserve"> </w:t>
@@ -13072,41 +13052,31 @@
         <w:t xml:space="preserve">true</w:t>
       </w:r>
       <w:r>
-        <w:t xml:space="preserve">, or whether a poor, isolated, epileptic man said the</w:t>
-      </w:r>
-      <w:r>
-        <w:t xml:space="preserve"> </w:t>
-      </w:r>
-      <w:r>
-        <w:t xml:space="preserve">only words that would keep the first family he’d ever had from leaving him.</w:t>
-      </w:r>
-      <w:r>
-        <w:t xml:space="preserve"> </w:t>
-      </w:r>
-      <w:r>
-        <w:t xml:space="preserve">This chapter has no tidy payoff line, and that is the point. Every other story</w:t>
-      </w:r>
-      <w:r>
-        <w:t xml:space="preserve"> </w:t>
-      </w:r>
-      <w:r>
-        <w:t xml:space="preserve">in this book asks how they got caught.</w:t>
-      </w:r>
-      <w:r>
-        <w:t xml:space="preserve"> </w:t>
-      </w:r>
-      <w:r>
-        <w:rPr>
-          <w:iCs/>
-          <w:i/>
-        </w:rPr>
-        <w:t xml:space="preserve">Hart</w:t>
-      </w:r>
-      <w:r>
-        <w:t xml:space="preserve"> </w:t>
-      </w:r>
-      <w:r>
-        <w:t xml:space="preserve">asks what</w:t>
+        <w:t xml:space="preserve">, or</w:t>
+      </w:r>
+      <w:r>
+        <w:t xml:space="preserve"> </w:t>
+      </w:r>
+      <w:r>
+        <w:t xml:space="preserve">whether a poor, isolated, epileptic man simply said the only thing that would keep</w:t>
+      </w:r>
+      <w:r>
+        <w:t xml:space="preserve"> </w:t>
+      </w:r>
+      <w:r>
+        <w:t xml:space="preserve">the first family he had ever known from casting him out. This is the one chapter</w:t>
+      </w:r>
+      <w:r>
+        <w:t xml:space="preserve"> </w:t>
+      </w:r>
+      <w:r>
+        <w:t xml:space="preserve">in the book with no clean ending and no tidy lesson, and that is the point. Every</w:t>
+      </w:r>
+      <w:r>
+        <w:t xml:space="preserve"> </w:t>
+      </w:r>
+      <w:r>
+        <w:t xml:space="preserve">other story here asks how the killer got caught. Nelson Hart’s asks what</w:t>
       </w:r>
       <w:r>
         <w:t xml:space="preserve"> </w:t>
@@ -13124,25 +13094,19 @@
         <w:t xml:space="preserve"> </w:t>
       </w:r>
       <w:r>
-        <w:t xml:space="preserve">is worth when</w:t>
-      </w:r>
-      <w:r>
-        <w:t xml:space="preserve"> </w:t>
-      </w:r>
-      <w:r>
-        <w:t xml:space="preserve">the state manufactures the world in which the confession happens, and it is</w:t>
-      </w:r>
-      <w:r>
-        <w:t xml:space="preserve"> </w:t>
-      </w:r>
-      <w:r>
-        <w:t xml:space="preserve">the reason every Mr. Big confession in Canada now has to pass through the</w:t>
-      </w:r>
-      <w:r>
-        <w:t xml:space="preserve"> </w:t>
-      </w:r>
-      <w:r>
-        <w:t xml:space="preserve">gate this case built.</w:t>
+        <w:t xml:space="preserve">is even worth when the state builds, at a cost of four hundred thousand dollars,</w:t>
+      </w:r>
+      <w:r>
+        <w:t xml:space="preserve"> </w:t>
+      </w:r>
+      <w:r>
+        <w:t xml:space="preserve">the entire world in which the confession is spoken. It is the reason every Mr. Big</w:t>
+      </w:r>
+      <w:r>
+        <w:t xml:space="preserve"> </w:t>
+      </w:r>
+      <w:r>
+        <w:t xml:space="preserve">confession in Canada must now pass through the gate this case built.</w:t>
       </w:r>
     </w:p>
     <w:p>
@@ -13229,13 +13193,13 @@
         <w:t xml:space="preserve"> </w:t>
       </w:r>
       <w:r>
-        <w:t xml:space="preserve">The facts and the Mr. Big operation are set out at paras. 15–39; the new</w:t>
-      </w:r>
-      <w:r>
-        <w:t xml:space="preserve"> </w:t>
-      </w:r>
-      <w:r>
-        <w:t xml:space="preserve">two-pronged framework at paras. 84–128; its application to Hart’s</w:t>
+        <w:t xml:space="preserve">The facts and the Mr. Big operation are set out at paras. 15-39; the new</w:t>
+      </w:r>
+      <w:r>
+        <w:t xml:space="preserve"> </w:t>
+      </w:r>
+      <w:r>
+        <w:t xml:space="preserve">two-pronged framework at paras. 84-128; its application to Hart’s</w:t>
       </w:r>
       <w:r>
         <w:t xml:space="preserve"> </w:t>

--- a/book/word/How Not to Get Away With Murder - Master.docx
+++ b/book/word/How Not to Get Away With Murder - Master.docx
@@ -1120,7 +1120,43 @@
         <w:t xml:space="preserve"> </w:t>
       </w:r>
       <w:r>
-        <w:t xml:space="preserve">(Scott Peterson) (Cal., 2020) - GPS to the exact patch of bay 🔶</w:t>
+        <w:t xml:space="preserve">(Scott Peterson), 10 Cal. 5th 409 (2020) ✍️</w:t>
+      </w:r>
+      <w:r>
+        <w:t xml:space="preserve"> </w:t>
+      </w:r>
+      <w:r>
+        <w:rPr>
+          <w:iCs/>
+          <w:i/>
+        </w:rPr>
+        <w:t xml:space="preserve">drafted</w:t>
+      </w:r>
+      <w:r>
+        <w:t xml:space="preserve"> </w:t>
+      </w:r>
+      <w:r>
+        <w:t xml:space="preserve">🔶</w:t>
+      </w:r>
+      <w:r>
+        <w:t xml:space="preserve"> </w:t>
+      </w:r>
+      <w:r>
+        <w:rPr>
+          <w:iCs/>
+          <w:i/>
+        </w:rPr>
+        <w:t xml:space="preserve">Hook:</w:t>
+      </w:r>
+      <w:r>
+        <w:t xml:space="preserve"> </w:t>
+      </w:r>
+      <w:r>
+        <w:rPr>
+          <w:bCs/>
+          <w:b/>
+        </w:rPr>
+        <w:t xml:space="preserve">His alibi was that he’d been fishing in San Francisco Bay. Four months later his wife’s body washed ashore a mile from the exact spot, and the GPS on his rental cars showed he kept driving back to it.</w:t>
       </w:r>
     </w:p>
     <w:p>
@@ -1965,13 +2001,56 @@
           <w:iCs/>
           <w:i/>
         </w:rPr>
-        <w:t xml:space="preserve">R. v. F. (J.M.)</w:t>
-      </w:r>
-      <w:r>
-        <w:t xml:space="preserve"> </w:t>
-      </w:r>
-      <w:r>
-        <w:t xml:space="preserve">(MB CA, 2022)</w:t>
+        <w:t xml:space="preserve">R v F (JM)</w:t>
+      </w:r>
+      <w:r>
+        <w:t xml:space="preserve">, 2022 MBCA 52 ✍️</w:t>
+      </w:r>
+      <w:r>
+        <w:t xml:space="preserve"> </w:t>
+      </w:r>
+      <w:r>
+        <w:rPr>
+          <w:iCs/>
+          <w:i/>
+        </w:rPr>
+        <w:t xml:space="preserve">drafted</w:t>
+      </w:r>
+      <w:r>
+        <w:t xml:space="preserve"> </w:t>
+      </w:r>
+      <w:r>
+        <w:t xml:space="preserve">🔶</w:t>
+      </w:r>
+      <w:r>
+        <w:t xml:space="preserve"> </w:t>
+      </w:r>
+      <w:r>
+        <w:rPr>
+          <w:iCs/>
+          <w:i/>
+        </w:rPr>
+        <w:t xml:space="preserve">Hook:</w:t>
+      </w:r>
+      <w:r>
+        <w:t xml:space="preserve"> </w:t>
+      </w:r>
+      <w:r>
+        <w:rPr>
+          <w:bCs/>
+          <w:b/>
+        </w:rPr>
+        <w:t xml:space="preserve">The murder weapon was never found. It didn’t have to be. The killer kept the matching ammunition in his bedroom and photos of the rifle on his Facebook.</w:t>
+      </w:r>
+      <w:r>
+        <w:t xml:space="preserve"> </w:t>
+      </w:r>
+      <w:r>
+        <w:rPr>
+          <w:iCs/>
+          <w:i/>
+        </w:rPr>
+        <w:t xml:space="preserve">(Conviction set aside, new trial ordered over a s. 10(b) breach - a foyer arrest of a youth without a right-to-counsel warning. Told honestly.)</w:t>
       </w:r>
     </w:p>
     <w:p>
@@ -1987,7 +2066,7 @@
           <w:bCs/>
           <w:b/>
         </w:rPr>
-        <w:t xml:space="preserve">Ballistics and the Wrong Man Killed</w:t>
+        <w:t xml:space="preserve">What Happens When You Die</w:t>
       </w:r>
       <w:r>
         <w:t xml:space="preserve"> </w:t>
@@ -2006,10 +2085,90 @@
         <w:t xml:space="preserve">R. v. Mohamed</w:t>
       </w:r>
       <w:r>
-        <w:t xml:space="preserve"> </w:t>
-      </w:r>
-      <w:r>
-        <w:t xml:space="preserve">(ON CA, 2025)</w:t>
+        <w:t xml:space="preserve">, 2025 ONCA 611 🔶</w:t>
+      </w:r>
+      <w:r>
+        <w:t xml:space="preserve"> </w:t>
+      </w:r>
+      <w:r>
+        <w:rPr>
+          <w:iCs/>
+          <w:i/>
+        </w:rPr>
+        <w:t xml:space="preserve">(reframe pending - see below)</w:t>
+      </w:r>
+      <w:r>
+        <w:t xml:space="preserve"> </w:t>
+      </w:r>
+      <w:r>
+        <w:rPr>
+          <w:iCs/>
+          <w:i/>
+        </w:rPr>
+        <w:t xml:space="preserve">Note: PDF read. Ballistics was INCONCLUSIVE; the real evidence was CCTV + the killers’ callous post-murder Google searches (</w:t>
+      </w:r>
+      <w:r>
+        <w:rPr>
+          <w:iCs/>
+          <w:i/>
+        </w:rPr>
+        <w:t xml:space="preserve">“</w:t>
+      </w:r>
+      <w:r>
+        <w:rPr>
+          <w:iCs/>
+          <w:i/>
+        </w:rPr>
+        <w:t xml:space="preserve">without vital signs</w:t>
+      </w:r>
+      <w:r>
+        <w:rPr>
+          <w:iCs/>
+          <w:i/>
+        </w:rPr>
+        <w:t xml:space="preserve">”</w:t>
+      </w:r>
+      <w:r>
+        <w:rPr>
+          <w:iCs/>
+          <w:i/>
+        </w:rPr>
+        <w:t xml:space="preserve">,</w:t>
+      </w:r>
+      <w:r>
+        <w:rPr>
+          <w:iCs/>
+          <w:i/>
+        </w:rPr>
+        <w:t xml:space="preserve"> </w:t>
+      </w:r>
+      <w:r>
+        <w:rPr>
+          <w:iCs/>
+          <w:i/>
+        </w:rPr>
+        <w:t xml:space="preserve">“</w:t>
+      </w:r>
+      <w:r>
+        <w:rPr>
+          <w:iCs/>
+          <w:i/>
+        </w:rPr>
+        <w:t xml:space="preserve">what happens when you die</w:t>
+      </w:r>
+      <w:r>
+        <w:rPr>
+          <w:iCs/>
+          <w:i/>
+        </w:rPr>
+        <w:t xml:space="preserve">”</w:t>
+      </w:r>
+      <w:r>
+        <w:rPr>
+          <w:iCs/>
+          <w:i/>
+        </w:rPr>
+        <w:t xml:space="preserve">). Convictions were also SET ASIDE (new trial). Better as a digital chapter than a ballistics one - awaiting your call.</w:t>
       </w:r>
     </w:p>
     <w:bookmarkEnd w:id="28"/>
@@ -2644,7 +2803,7 @@
           <w:bCs/>
           <w:b/>
         </w:rPr>
-        <w:t xml:space="preserve">The Teeth That Caught Ted Bundy</w:t>
+        <w:t xml:space="preserve">The Teeth That Caught a Monster</w:t>
       </w:r>
       <w:r>
         <w:t xml:space="preserve"> </w:t>
@@ -2663,10 +2822,79 @@
         <w:t xml:space="preserve">Bundy v. State</w:t>
       </w:r>
       <w:r>
-        <w:t xml:space="preserve"> </w:t>
-      </w:r>
-      <w:r>
-        <w:t xml:space="preserve">(Fla., 1984) - bite marks at their most triumphant</w:t>
+        <w:t xml:space="preserve">, 455 So. 2d 330 (Fla. 1984) ✍️</w:t>
+      </w:r>
+      <w:r>
+        <w:t xml:space="preserve"> </w:t>
+      </w:r>
+      <w:r>
+        <w:rPr>
+          <w:iCs/>
+          <w:i/>
+        </w:rPr>
+        <w:t xml:space="preserve">drafted</w:t>
+      </w:r>
+      <w:r>
+        <w:t xml:space="preserve"> </w:t>
+      </w:r>
+      <w:r>
+        <w:rPr>
+          <w:iCs/>
+          <w:i/>
+        </w:rPr>
+        <w:t xml:space="preserve">Hook:</w:t>
+      </w:r>
+      <w:r>
+        <w:t xml:space="preserve"> </w:t>
+      </w:r>
+      <w:r>
+        <w:rPr>
+          <w:bCs/>
+          <w:b/>
+        </w:rPr>
+        <w:t xml:space="preserve">Bite-mark evidence helped convict Ted Bundy, and the experts swore it was a science of</w:t>
+      </w:r>
+      <w:r>
+        <w:rPr>
+          <w:bCs/>
+          <w:b/>
+        </w:rPr>
+        <w:t xml:space="preserve"> </w:t>
+      </w:r>
+      <w:r>
+        <w:rPr>
+          <w:bCs/>
+          <w:b/>
+        </w:rPr>
+        <w:t xml:space="preserve">“</w:t>
+      </w:r>
+      <w:r>
+        <w:rPr>
+          <w:bCs/>
+          <w:b/>
+        </w:rPr>
+        <w:t xml:space="preserve">a high degree of reliability.</w:t>
+      </w:r>
+      <w:r>
+        <w:rPr>
+          <w:bCs/>
+          <w:b/>
+        </w:rPr>
+        <w:t xml:space="preserve">”</w:t>
+      </w:r>
+      <w:r>
+        <w:rPr>
+          <w:bCs/>
+          <w:b/>
+        </w:rPr>
+        <w:t xml:space="preserve"> </w:t>
+      </w:r>
+      <w:r>
+        <w:rPr>
+          <w:bCs/>
+          <w:b/>
+        </w:rPr>
+        <w:t xml:space="preserve">They were right about the monster. They were wrong about the science, and innocent men would pay for the difference.</w:t>
       </w:r>
     </w:p>
     <w:p>
@@ -6055,13 +6283,13 @@
     </w:p>
     <w:bookmarkEnd w:id="51"/>
     <w:bookmarkEnd w:id="52"/>
-    <w:bookmarkStart w:id="58" w:name="Xc6739a0a9df3fc64d7d506c1b8a512a6603a993"/>
+    <w:bookmarkStart w:id="58" w:name="chapter-13---he-said-he-went-fishing"/>
     <w:p>
       <w:pPr>
         <w:pStyle w:val="Heading1"/>
       </w:pPr>
       <w:r>
-        <w:t xml:space="preserve">Chapter 16 - The Hard Drive in the Rafters</w:t>
+        <w:t xml:space="preserve">Chapter 13 - He Said He Went Fishing</w:t>
       </w:r>
     </w:p>
     <w:p>
@@ -6073,7 +6301,7 @@
           <w:bCs/>
           <w:b/>
         </w:rPr>
-        <w:t xml:space="preserve">He researched how to destroy DNA evidence and saved the research to a hard</w:t>
+        <w:t xml:space="preserve">His alibi was that he’d been fishing in San Francisco Bay. Four months later</w:t>
       </w:r>
       <w:r>
         <w:rPr>
@@ -6087,7 +6315,21 @@
           <w:bCs/>
           <w:b/>
         </w:rPr>
-        <w:t xml:space="preserve">drive. Then he hid the hard drive instead of burning it.</w:t>
+        <w:t xml:space="preserve">his wife’s body washed ashore a mile from the exact spot, and the GPS on his</w:t>
+      </w:r>
+      <w:r>
+        <w:rPr>
+          <w:bCs/>
+          <w:b/>
+        </w:rPr>
+        <w:t xml:space="preserve"> </w:t>
+      </w:r>
+      <w:r>
+        <w:rPr>
+          <w:bCs/>
+          <w:b/>
+        </w:rPr>
+        <w:t xml:space="preserve">rental cars showed he kept driving back to it.</w:t>
       </w:r>
     </w:p>
     <w:p>
@@ -6095,13 +6337,31 @@
         <w:pStyle w:val="BodyText"/>
       </w:pPr>
       <w:r>
-        <w:t xml:space="preserve">Douglas Garland was a man who kept score, and the ledger he kept was a strange</w:t>
-      </w:r>
-      <w:r>
-        <w:t xml:space="preserve"> </w:t>
-      </w:r>
-      <w:r>
-        <w:t xml:space="preserve">one, because the debt he was collecting on had never actually existed.</w:t>
+        <w:t xml:space="preserve">On Christmas Eve 2002, Laci Peterson, eight months pregnant, vanished from her</w:t>
+      </w:r>
+      <w:r>
+        <w:t xml:space="preserve"> </w:t>
+      </w:r>
+      <w:r>
+        <w:t xml:space="preserve">home in Modesto, California. Her husband, Scott, told police he had spent the day</w:t>
+      </w:r>
+      <w:r>
+        <w:t xml:space="preserve"> </w:t>
+      </w:r>
+      <w:r>
+        <w:t xml:space="preserve">fishing. Not nearby. He had driven roughly ninety miles to the Berkeley Marina on</w:t>
+      </w:r>
+      <w:r>
+        <w:t xml:space="preserve"> </w:t>
+      </w:r>
+      <w:r>
+        <w:t xml:space="preserve">San Francisco Bay, launched a boat, fished for an hour or two in the cold, and</w:t>
+      </w:r>
+      <w:r>
+        <w:t xml:space="preserve"> </w:t>
+      </w:r>
+      <w:r>
+        <w:t xml:space="preserve">come home to find her gone.</w:t>
       </w:r>
     </w:p>
     <w:p>
@@ -6109,43 +6369,37 @@
         <w:pStyle w:val="BodyText"/>
       </w:pPr>
       <w:r>
-        <w:t xml:space="preserve">He was fifty-seven, and the Alberta Court of Appeal describes him with a few cold</w:t>
-      </w:r>
-      <w:r>
-        <w:t xml:space="preserve"> </w:t>
-      </w:r>
-      <w:r>
-        <w:t xml:space="preserve">words that tell you almost everything: a highly intelligent loner, an expert with</w:t>
-      </w:r>
-      <w:r>
-        <w:t xml:space="preserve"> </w:t>
-      </w:r>
-      <w:r>
-        <w:t xml:space="preserve">computers, unmarried, usually unemployed, living with his parents on a small farm</w:t>
-      </w:r>
-      <w:r>
-        <w:t xml:space="preserve"> </w:t>
-      </w:r>
-      <w:r>
-        <w:t xml:space="preserve">north of Calgary and driving an old 1994 Ford pickup. Years earlier he had worked</w:t>
-      </w:r>
-      <w:r>
-        <w:t xml:space="preserve"> </w:t>
-      </w:r>
-      <w:r>
-        <w:t xml:space="preserve">for one of Alvin Liknes’s oil-and-gas ventures, and the two had fallen out over a</w:t>
-      </w:r>
-      <w:r>
-        <w:t xml:space="preserve"> </w:t>
-      </w:r>
-      <w:r>
-        <w:t xml:space="preserve">pump Liknes patented. Garland believed he’d helped invent it and had been robbed</w:t>
-      </w:r>
-      <w:r>
-        <w:t xml:space="preserve"> </w:t>
-      </w:r>
-      <w:r>
-        <w:t xml:space="preserve">of the credit.</w:t>
+        <w:t xml:space="preserve">It is worth pausing on how strange an alibi that is before a single piece of</w:t>
+      </w:r>
+      <w:r>
+        <w:t xml:space="preserve"> </w:t>
+      </w:r>
+      <w:r>
+        <w:t xml:space="preserve">forensic evidence enters the room. December 24 in the Bay was gray, damp, and</w:t>
+      </w:r>
+      <w:r>
+        <w:t xml:space="preserve"> </w:t>
+      </w:r>
+      <w:r>
+        <w:t xml:space="preserve">raw. The marina was nearly empty. A man whose very pregnant wife was at home for</w:t>
+      </w:r>
+      <w:r>
+        <w:t xml:space="preserve"> </w:t>
+      </w:r>
+      <w:r>
+        <w:t xml:space="preserve">the holidays had, on this account, driven three hours round trip to stand in a</w:t>
+      </w:r>
+      <w:r>
+        <w:t xml:space="preserve"> </w:t>
+      </w:r>
+      <w:r>
+        <w:t xml:space="preserve">boat in the wind. Even Laci’s stepfather, an avid fisherman himself, remarked at</w:t>
+      </w:r>
+      <w:r>
+        <w:t xml:space="preserve"> </w:t>
+      </w:r>
+      <w:r>
+        <w:t xml:space="preserve">the time that it was an awfully late, awfully cold hour to be going out.</w:t>
       </w:r>
     </w:p>
     <w:p>
@@ -6153,31 +6407,42 @@
         <w:pStyle w:val="BodyText"/>
       </w:pPr>
       <w:r>
-        <w:t xml:space="preserve">Here is the detail the court sets down almost in passing, and it should stop you</w:t>
-      </w:r>
-      <w:r>
-        <w:t xml:space="preserve"> </w:t>
-      </w:r>
-      <w:r>
-        <w:t xml:space="preserve">where you sit: the pump was not economically viable. It never earned a single</w:t>
-      </w:r>
-      <w:r>
-        <w:t xml:space="preserve"> </w:t>
-      </w:r>
-      <w:r>
-        <w:t xml:space="preserve">dollar. There was, in the most literal sense, nothing to have been cheated out</w:t>
-      </w:r>
-      <w:r>
-        <w:t xml:space="preserve"> </w:t>
-      </w:r>
-      <w:r>
-        <w:t xml:space="preserve">of. The grievance was pure invention, a wound Garland had drawn on himself and</w:t>
-      </w:r>
-      <w:r>
-        <w:t xml:space="preserve"> </w:t>
-      </w:r>
-      <w:r>
-        <w:t xml:space="preserve">then nursed for the better part of a decade.</w:t>
+        <w:t xml:space="preserve">The alibi was a place. And the trouble with building your alibi around a place is</w:t>
+      </w:r>
+      <w:r>
+        <w:t xml:space="preserve"> </w:t>
+      </w:r>
+      <w:r>
+        <w:t xml:space="preserve">that the place can be watched, and, as it turned out, the place could give up a</w:t>
+      </w:r>
+      <w:r>
+        <w:t xml:space="preserve"> </w:t>
+      </w:r>
+      <w:r>
+        <w:t xml:space="preserve">body.</w:t>
+      </w:r>
+    </w:p>
+    <w:bookmarkStart w:id="53" w:name="the-fisherman-who-couldnt-fish"/>
+    <w:p>
+      <w:pPr>
+        <w:pStyle w:val="Heading2"/>
+      </w:pPr>
+      <w:r>
+        <w:t xml:space="preserve">The fisherman who couldn’t fish</w:t>
+      </w:r>
+    </w:p>
+    <w:p>
+      <w:pPr>
+        <w:pStyle w:val="FirstParagraph"/>
+      </w:pPr>
+      <w:r>
+        <w:t xml:space="preserve">Before the machines said anything, Scott Peterson’s own story kept tripping over</w:t>
+      </w:r>
+      <w:r>
+        <w:t xml:space="preserve"> </w:t>
+      </w:r>
+      <w:r>
+        <w:t xml:space="preserve">its feet.</w:t>
       </w:r>
     </w:p>
     <w:p>
@@ -6185,31 +6450,55 @@
         <w:pStyle w:val="BodyText"/>
       </w:pPr>
       <w:r>
-        <w:t xml:space="preserve">He kept tabs on Alvin Liknes for years, and over time the fixation spread to</w:t>
-      </w:r>
-      <w:r>
-        <w:t xml:space="preserve"> </w:t>
-      </w:r>
-      <w:r>
-        <w:t xml:space="preserve">Alvin’s wife, Kathy. He tracked the couple through regular computer searches, a</w:t>
-      </w:r>
-      <w:r>
-        <w:t xml:space="preserve"> </w:t>
-      </w:r>
-      <w:r>
-        <w:t xml:space="preserve">private surveillance operation running quietly out of a farmhouse basement. In</w:t>
-      </w:r>
-      <w:r>
-        <w:t xml:space="preserve"> </w:t>
-      </w:r>
-      <w:r>
-        <w:t xml:space="preserve">December 2013 he convinced himself Alvin had stolen items from the Garland</w:t>
-      </w:r>
-      <w:r>
-        <w:t xml:space="preserve"> </w:t>
-      </w:r>
-      <w:r>
-        <w:t xml:space="preserve">property, and the old imaginary wound tore open again.</w:t>
+        <w:t xml:space="preserve">He had, it emerged, bought the boat in near-total secrecy. On December 7, the day</w:t>
+      </w:r>
+      <w:r>
+        <w:t xml:space="preserve"> </w:t>
+      </w:r>
+      <w:r>
+        <w:t xml:space="preserve">after he learned he could no longer hide the existence of his marriage from a</w:t>
+      </w:r>
+      <w:r>
+        <w:t xml:space="preserve"> </w:t>
+      </w:r>
+      <w:r>
+        <w:t xml:space="preserve">woman he was seeing, someone on his home computer went searching classified ads</w:t>
+      </w:r>
+      <w:r>
+        <w:t xml:space="preserve"> </w:t>
+      </w:r>
+      <w:r>
+        <w:t xml:space="preserve">for boats. He inspected one the next day and bought it on December 9, taking it</w:t>
+      </w:r>
+      <w:r>
+        <w:t xml:space="preserve"> </w:t>
+      </w:r>
+      <w:r>
+        <w:t xml:space="preserve">without the anchors that came with it. He never registered it. He never mentioned</w:t>
+      </w:r>
+      <w:r>
+        <w:t xml:space="preserve"> </w:t>
+      </w:r>
+      <w:r>
+        <w:t xml:space="preserve">it to his father, or to his fisherman stepfather who had invited him out many</w:t>
+      </w:r>
+      <w:r>
+        <w:t xml:space="preserve"> </w:t>
+      </w:r>
+      <w:r>
+        <w:t xml:space="preserve">times, or to the friend he regularly talked fishing with. A man does not usually</w:t>
+      </w:r>
+      <w:r>
+        <w:t xml:space="preserve"> </w:t>
+      </w:r>
+      <w:r>
+        <w:t xml:space="preserve">hide a new boat from the exact people who would be delighted by it, unless the</w:t>
+      </w:r>
+      <w:r>
+        <w:t xml:space="preserve"> </w:t>
+      </w:r>
+      <w:r>
+        <w:t xml:space="preserve">boat is not really for fishing.</w:t>
       </w:r>
     </w:p>
     <w:p>
@@ -6217,34 +6506,141 @@
         <w:pStyle w:val="BodyText"/>
       </w:pPr>
       <w:r>
-        <w:t xml:space="preserve">Then, in early 2014, the Likneses announced they were leaving. They listed their</w:t>
-      </w:r>
-      <w:r>
-        <w:t xml:space="preserve"> </w:t>
-      </w:r>
-      <w:r>
-        <w:t xml:space="preserve">Calgary home, planned a retirement move to the town of Evansburg, and advertised</w:t>
-      </w:r>
-      <w:r>
-        <w:t xml:space="preserve"> </w:t>
-      </w:r>
-      <w:r>
-        <w:t xml:space="preserve">an estate sale on Kijiji for the final week of June. Whatever clock had been</w:t>
-      </w:r>
-      <w:r>
-        <w:t xml:space="preserve"> </w:t>
-      </w:r>
-      <w:r>
-        <w:t xml:space="preserve">ticking inside Douglas Garland had just been handed a deadline.</w:t>
-      </w:r>
-    </w:p>
-    <w:bookmarkStart w:id="53" w:name="the-preparations"/>
+        <w:t xml:space="preserve">The same computers showed searches, on December 8, for boat ramps and nautical</w:t>
+      </w:r>
+      <w:r>
+        <w:t xml:space="preserve"> </w:t>
+      </w:r>
+      <w:r>
+        <w:t xml:space="preserve">charts, for currents and maps of the Berkeley Marina and the waters around a spot</w:t>
+      </w:r>
+      <w:r>
+        <w:t xml:space="preserve"> </w:t>
+      </w:r>
+      <w:r>
+        <w:t xml:space="preserve">called Brooks Island. In his boat, police found a homemade anchor made of cement.</w:t>
+      </w:r>
+      <w:r>
+        <w:t xml:space="preserve"> </w:t>
+      </w:r>
+      <w:r>
+        <w:t xml:space="preserve">In his truck bed, more cement, and a claw hammer dusted with cement powder, which</w:t>
+      </w:r>
+      <w:r>
+        <w:t xml:space="preserve"> </w:t>
+      </w:r>
+      <w:r>
+        <w:t xml:space="preserve">is a curious amount of masonry for a fishing trip.</w:t>
+      </w:r>
+    </w:p>
+    <w:p>
+      <w:pPr>
+        <w:pStyle w:val="BodyText"/>
+      </w:pPr>
+      <w:r>
+        <w:t xml:space="preserve">And when the state put a genuine expert on the stand, a published author on Bay</w:t>
+      </w:r>
+      <w:r>
+        <w:t xml:space="preserve"> </w:t>
+      </w:r>
+      <w:r>
+        <w:t xml:space="preserve">fishing, the alibi didn’t just weaken, it was dismantled point by embarrassing</w:t>
+      </w:r>
+      <w:r>
+        <w:t xml:space="preserve"> </w:t>
+      </w:r>
+      <w:r>
+        <w:t xml:space="preserve">point. Brooks Island was the wrong place for the sturgeon Peterson’s own searches</w:t>
+      </w:r>
+      <w:r>
+        <w:t xml:space="preserve"> </w:t>
+      </w:r>
+      <w:r>
+        <w:t xml:space="preserve">suggested he was after; they schooled elsewhere that time of year. Sturgeon want</w:t>
+      </w:r>
+      <w:r>
+        <w:t xml:space="preserve"> </w:t>
+      </w:r>
+      <w:r>
+        <w:t xml:space="preserve">live bait, not the lures he carried. His rod was too weak to land one anyway.</w:t>
+      </w:r>
+      <w:r>
+        <w:t xml:space="preserve"> </w:t>
+      </w:r>
+      <w:r>
+        <w:t xml:space="preserve">Reeling one in demands solid anchoring, which his sad little cement block could</w:t>
+      </w:r>
+      <w:r>
+        <w:t xml:space="preserve"> </w:t>
+      </w:r>
+      <w:r>
+        <w:t xml:space="preserve">not provide. And trolling for sturgeon, the method he claimed to have used, was</w:t>
+      </w:r>
+      <w:r>
+        <w:t xml:space="preserve"> </w:t>
+      </w:r>
+      <w:r>
+        <w:t xml:space="preserve">flatly illegal. Peterson had constructed an alibi around a kind of fishing that,</w:t>
+      </w:r>
+      <w:r>
+        <w:t xml:space="preserve"> </w:t>
+      </w:r>
+      <w:r>
+        <w:t xml:space="preserve">in that place, at that time, with that gear, was essentially impossible. He had</w:t>
+      </w:r>
+      <w:r>
+        <w:t xml:space="preserve"> </w:t>
+      </w:r>
+      <w:r>
+        <w:t xml:space="preserve">picked a cover story he did not know enough to tell.</w:t>
+      </w:r>
+    </w:p>
+    <w:p>
+      <w:pPr>
+        <w:pStyle w:val="BodyText"/>
+      </w:pPr>
+      <w:r>
+        <w:t xml:space="preserve">Then there was the reason for all of it. On December 30, a woman named Amber Frey</w:t>
+      </w:r>
+      <w:r>
+        <w:t xml:space="preserve"> </w:t>
+      </w:r>
+      <w:r>
+        <w:t xml:space="preserve">walked into a police station. She and Peterson had been dating since November,</w:t>
+      </w:r>
+      <w:r>
+        <w:t xml:space="preserve"> </w:t>
+      </w:r>
+      <w:r>
+        <w:t xml:space="preserve">seriously enough that he had met her daughter and discussed having children,</w:t>
+      </w:r>
+      <w:r>
+        <w:t xml:space="preserve"> </w:t>
+      </w:r>
+      <w:r>
+        <w:t xml:space="preserve">seriously enough that she had no idea he had a wife. When she learned the missing</w:t>
+      </w:r>
+      <w:r>
+        <w:t xml:space="preserve"> </w:t>
+      </w:r>
+      <w:r>
+        <w:t xml:space="preserve">pregnant woman on the news was married to the man she’d been seeing, she went to</w:t>
+      </w:r>
+      <w:r>
+        <w:t xml:space="preserve"> </w:t>
+      </w:r>
+      <w:r>
+        <w:t xml:space="preserve">the police, and soon she was recording their calls.</w:t>
+      </w:r>
+    </w:p>
+    <w:bookmarkEnd w:id="53"/>
+    <w:bookmarkStart w:id="54" w:name="the-tracks-he-couldnt-stop-making"/>
     <w:p>
       <w:pPr>
         <w:pStyle w:val="Heading2"/>
       </w:pPr>
       <w:r>
-        <w:t xml:space="preserve">The preparations</w:t>
+        <w:t xml:space="preserve">The tracks he couldn’t stop making</w:t>
       </w:r>
     </w:p>
     <w:p>
@@ -6252,13 +6648,13 @@
         <w:pStyle w:val="FirstParagraph"/>
       </w:pPr>
       <w:r>
-        <w:t xml:space="preserve">What Garland did next he did with the patient, methodical care of a man who</w:t>
-      </w:r>
-      <w:r>
-        <w:t xml:space="preserve"> </w:t>
-      </w:r>
-      <w:r>
-        <w:t xml:space="preserve">plans, and the record of that planning is its own kind of horror.</w:t>
+        <w:t xml:space="preserve">Here is where this becomes a location chapter, and one of the most quietly damning</w:t>
+      </w:r>
+      <w:r>
+        <w:t xml:space="preserve"> </w:t>
+      </w:r>
+      <w:r>
+        <w:t xml:space="preserve">in the book.</w:t>
       </w:r>
     </w:p>
     <w:p>
@@ -6266,55 +6662,73 @@
         <w:pStyle w:val="BodyText"/>
       </w:pPr>
       <w:r>
-        <w:t xml:space="preserve">He began researching, online, how to kill and dismember a human being. He</w:t>
-      </w:r>
-      <w:r>
-        <w:t xml:space="preserve"> </w:t>
-      </w:r>
-      <w:r>
-        <w:t xml:space="preserve">gathered restraints: handcuffs, straightjackets, tasers. He went to a butcher’s</w:t>
-      </w:r>
-      <w:r>
-        <w:t xml:space="preserve"> </w:t>
-      </w:r>
-      <w:r>
-        <w:t xml:space="preserve">supply shop and bought meat hooks, butcher knives, and a meat saw. He studied how</w:t>
-      </w:r>
-      <w:r>
-        <w:t xml:space="preserve"> </w:t>
-      </w:r>
-      <w:r>
-        <w:t xml:space="preserve">to defeat one specific model of Schlage lock, the exact lock that secured the</w:t>
-      </w:r>
-      <w:r>
-        <w:t xml:space="preserve"> </w:t>
-      </w:r>
-      <w:r>
-        <w:t xml:space="preserve">Liknes front door. And in the same weeks, the same browser carried him through</w:t>
-      </w:r>
-      <w:r>
-        <w:t xml:space="preserve"> </w:t>
-      </w:r>
-      <w:r>
-        <w:t xml:space="preserve">“</w:t>
-      </w:r>
-      <w:r>
-        <w:t xml:space="preserve">gore</w:t>
-      </w:r>
-      <w:r>
-        <w:t xml:space="preserve">”</w:t>
-      </w:r>
-      <w:r>
-        <w:t xml:space="preserve"> </w:t>
-      </w:r>
-      <w:r>
-        <w:t xml:space="preserve">sites showing bodies being dissected and taken apart, the appetite and the</w:t>
-      </w:r>
-      <w:r>
-        <w:t xml:space="preserve"> </w:t>
-      </w:r>
-      <w:r>
-        <w:t xml:space="preserve">instruction manual feeding each other.</w:t>
+        <w:t xml:space="preserve">In January, with a warrant, the Modesto police mounted a surveillance camera</w:t>
+      </w:r>
+      <w:r>
+        <w:t xml:space="preserve"> </w:t>
+      </w:r>
+      <w:r>
+        <w:t xml:space="preserve">outside Peterson’s home and attached GPS tracking devices to his vehicles. Not one</w:t>
+      </w:r>
+      <w:r>
+        <w:t xml:space="preserve"> </w:t>
+      </w:r>
+      <w:r>
+        <w:t xml:space="preserve">vehicle, because Peterson had taken to renting a rotating series of cars and</w:t>
+      </w:r>
+      <w:r>
+        <w:t xml:space="preserve"> </w:t>
+      </w:r>
+      <w:r>
+        <w:t xml:space="preserve">trucks, a few days at a time, a habit that itself invites a question. The GPS</w:t>
+      </w:r>
+      <w:r>
+        <w:t xml:space="preserve"> </w:t>
+      </w:r>
+      <w:r>
+        <w:t xml:space="preserve">data, backed up by officers’ own eyes, told a story no innocent explanation ever</w:t>
+      </w:r>
+      <w:r>
+        <w:t xml:space="preserve"> </w:t>
+      </w:r>
+      <w:r>
+        <w:t xml:space="preserve">quite covered. At least five times that January, Scott Peterson drove the ninety</w:t>
+      </w:r>
+      <w:r>
+        <w:t xml:space="preserve"> </w:t>
+      </w:r>
+      <w:r>
+        <w:t xml:space="preserve">miles from his home to the Berkeley Marina. On January 5 he went in a gray Subaru,</w:t>
+      </w:r>
+      <w:r>
+        <w:t xml:space="preserve"> </w:t>
+      </w:r>
+      <w:r>
+        <w:t xml:space="preserve">stayed five or ten minutes, and left. On January 6 he came back in a red Honda,</w:t>
+      </w:r>
+      <w:r>
+        <w:t xml:space="preserve"> </w:t>
+      </w:r>
+      <w:r>
+        <w:t xml:space="preserve">again for only minutes. On January 9, a white pickup. A different vehicle nearly</w:t>
+      </w:r>
+      <w:r>
+        <w:t xml:space="preserve"> </w:t>
+      </w:r>
+      <w:r>
+        <w:t xml:space="preserve">every time, each making the same long pilgrimage to the same cold stretch of</w:t>
+      </w:r>
+      <w:r>
+        <w:t xml:space="preserve"> </w:t>
+      </w:r>
+      <w:r>
+        <w:t xml:space="preserve">water, to stand there briefly and go home. On January 11, realizing the police</w:t>
+      </w:r>
+      <w:r>
+        <w:t xml:space="preserve"> </w:t>
+      </w:r>
+      <w:r>
+        <w:t xml:space="preserve">were onto him, he stopped, and the department shut the surveillance down.</w:t>
       </w:r>
     </w:p>
     <w:p>
@@ -6322,25 +6736,37 @@
         <w:pStyle w:val="BodyText"/>
       </w:pPr>
       <w:r>
-        <w:t xml:space="preserve">On the evening of June 29, 2014, Kathy Liknes’s daughter Jennifer brought her two</w:t>
-      </w:r>
-      <w:r>
-        <w:t xml:space="preserve"> </w:t>
-      </w:r>
-      <w:r>
-        <w:t xml:space="preserve">little boys, Nathan, five, and Max, three, to their grandparents’ house for dinner</w:t>
-      </w:r>
-      <w:r>
-        <w:t xml:space="preserve"> </w:t>
-      </w:r>
-      <w:r>
-        <w:t xml:space="preserve">and a last sleepover before the move. Max would not settle, so around 11:30 p.m.</w:t>
-      </w:r>
-      <w:r>
-        <w:t xml:space="preserve"> </w:t>
-      </w:r>
-      <w:r>
-        <w:t xml:space="preserve">Jennifer drove him home. Nathan stayed behind.</w:t>
+        <w:t xml:space="preserve">Think about what those trips are, and are not. They are not fishing; he never</w:t>
+      </w:r>
+      <w:r>
+        <w:t xml:space="preserve"> </w:t>
+      </w:r>
+      <w:r>
+        <w:t xml:space="preserve">launched a boat. They are a man drawn back, again and again, ninety miles each</w:t>
+      </w:r>
+      <w:r>
+        <w:t xml:space="preserve"> </w:t>
+      </w:r>
+      <w:r>
+        <w:t xml:space="preserve">way, in a carousel of borrowed cars, to the one place on earth he should have</w:t>
+      </w:r>
+      <w:r>
+        <w:t xml:space="preserve"> </w:t>
+      </w:r>
+      <w:r>
+        <w:t xml:space="preserve">wanted never to see again. The GPS did not record a killing. It recorded</w:t>
+      </w:r>
+      <w:r>
+        <w:t xml:space="preserve"> </w:t>
+      </w:r>
+      <w:r>
+        <w:t xml:space="preserve">something almost worse: the helpless orbit of a man circling the water he had put</w:t>
+      </w:r>
+      <w:r>
+        <w:t xml:space="preserve"> </w:t>
+      </w:r>
+      <w:r>
+        <w:t xml:space="preserve">his wife into.</w:t>
       </w:r>
     </w:p>
     <w:p>
@@ -6348,31 +6774,37 @@
         <w:pStyle w:val="BodyText"/>
       </w:pPr>
       <w:r>
-        <w:t xml:space="preserve">About three hours later, in the dead middle of the night, Garland came. He</w:t>
-      </w:r>
-      <w:r>
-        <w:t xml:space="preserve"> </w:t>
-      </w:r>
-      <w:r>
-        <w:t xml:space="preserve">disabled the home’s wireless router. He drilled out the Schlage lock he had</w:t>
-      </w:r>
-      <w:r>
-        <w:t xml:space="preserve"> </w:t>
-      </w:r>
-      <w:r>
-        <w:t xml:space="preserve">studied. And then, in the court’s spare language, there followed a violent attack</w:t>
-      </w:r>
-      <w:r>
-        <w:t xml:space="preserve"> </w:t>
-      </w:r>
-      <w:r>
-        <w:t xml:space="preserve">that ended with Alvin, Kathy, and five-year-old Nathan overpowered and taken from</w:t>
-      </w:r>
-      <w:r>
-        <w:t xml:space="preserve"> </w:t>
-      </w:r>
-      <w:r>
-        <w:t xml:space="preserve">the house.</w:t>
+        <w:t xml:space="preserve">Because that is where she was. In mid-April, after a heavy storm churned the Bay,</w:t>
+      </w:r>
+      <w:r>
+        <w:t xml:space="preserve"> </w:t>
+      </w:r>
+      <w:r>
+        <w:t xml:space="preserve">a couple walking their dog found the body of a baby near the southern tip of</w:t>
+      </w:r>
+      <w:r>
+        <w:t xml:space="preserve"> </w:t>
+      </w:r>
+      <w:r>
+        <w:t xml:space="preserve">Brooks Island. The next morning, Laci’s body washed ashore, just over a mile from</w:t>
+      </w:r>
+      <w:r>
+        <w:t xml:space="preserve"> </w:t>
+      </w:r>
+      <w:r>
+        <w:t xml:space="preserve">the same island. DNA confirmed them: Laci and her son, Conner. They had surfaced</w:t>
+      </w:r>
+      <w:r>
+        <w:t xml:space="preserve"> </w:t>
+      </w:r>
+      <w:r>
+        <w:t xml:space="preserve">at the precise place Scott Peterson said he had gone fishing, and the precise</w:t>
+      </w:r>
+      <w:r>
+        <w:t xml:space="preserve"> </w:t>
+      </w:r>
+      <w:r>
+        <w:t xml:space="preserve">place his rented cars kept quietly returning to for a month.</w:t>
       </w:r>
     </w:p>
     <w:p>
@@ -6380,47 +6812,35 @@
         <w:pStyle w:val="BodyText"/>
       </w:pPr>
       <w:r>
-        <w:t xml:space="preserve">When Jennifer returned the next morning to collect her son, she walked into the</w:t>
-      </w:r>
-      <w:r>
-        <w:t xml:space="preserve"> </w:t>
-      </w:r>
-      <w:r>
-        <w:t xml:space="preserve">aftermath: blood through the house, mixed with broken teeth. A forensic</w:t>
-      </w:r>
-      <w:r>
-        <w:t xml:space="preserve"> </w:t>
-      </w:r>
-      <w:r>
-        <w:t xml:space="preserve">pathologist called to the scene offered the investigators a single thread of</w:t>
-      </w:r>
-      <w:r>
-        <w:t xml:space="preserve"> </w:t>
-      </w:r>
-      <w:r>
-        <w:t xml:space="preserve">terrible hope. This much blood, she said, meant one or more of the victims was</w:t>
-      </w:r>
-      <w:r>
-        <w:t xml:space="preserve"> </w:t>
-      </w:r>
-      <w:r>
-        <w:t xml:space="preserve">seriously hurt, but perhaps still alive. That thread, and the race it started,</w:t>
-      </w:r>
-      <w:r>
-        <w:t xml:space="preserve"> </w:t>
-      </w:r>
-      <w:r>
-        <w:t xml:space="preserve">would shape everything that came next.</w:t>
-      </w:r>
-    </w:p>
-    <w:bookmarkEnd w:id="53"/>
-    <w:bookmarkStart w:id="54" w:name="five-days"/>
+        <w:t xml:space="preserve">Peterson seemed to sense the tide turning before the bodies did. On April 12, the</w:t>
+      </w:r>
+      <w:r>
+        <w:t xml:space="preserve"> </w:t>
+      </w:r>
+      <w:r>
+        <w:t xml:space="preserve">day before the baby was found, he bought a car using his mother’s name. He grew a</w:t>
+      </w:r>
+      <w:r>
+        <w:t xml:space="preserve"> </w:t>
+      </w:r>
+      <w:r>
+        <w:t xml:space="preserve">goatee, and he dyed his hair. When police, fearing he would run, arrested him on</w:t>
+      </w:r>
+      <w:r>
+        <w:t xml:space="preserve"> </w:t>
+      </w:r>
+      <w:r>
+        <w:t xml:space="preserve">April 18, the disguise told them everything the GPS already had.</w:t>
+      </w:r>
+    </w:p>
+    <w:bookmarkEnd w:id="54"/>
+    <w:bookmarkStart w:id="55" w:name="what-the-appeal-decided"/>
     <w:p>
       <w:pPr>
         <w:pStyle w:val="Heading2"/>
       </w:pPr>
       <w:r>
-        <w:t xml:space="preserve">Five days</w:t>
+        <w:t xml:space="preserve">What the appeal decided</w:t>
       </w:r>
     </w:p>
     <w:p>
@@ -6428,365 +6848,79 @@
         <w:pStyle w:val="FirstParagraph"/>
       </w:pPr>
       <w:r>
-        <w:t xml:space="preserve">Blood is loud, and this house was screaming. Security cameras on neighbouring</w:t>
-      </w:r>
-      <w:r>
-        <w:t xml:space="preserve"> </w:t>
-      </w:r>
-      <w:r>
-        <w:t xml:space="preserve">homes had caught a truck closely matching Garland’s distinctive old Ford passing</w:t>
-      </w:r>
-      <w:r>
-        <w:t xml:space="preserve"> </w:t>
-      </w:r>
-      <w:r>
-        <w:t xml:space="preserve">the Liknes house at 3:10 a.m. and again at 7:45. When police released the image,</w:t>
-      </w:r>
-      <w:r>
-        <w:t xml:space="preserve"> </w:t>
-      </w:r>
-      <w:r>
-        <w:t xml:space="preserve">Garland’s own sister and brother-in-law came forward: that was almost certainly</w:t>
-      </w:r>
-      <w:r>
-        <w:t xml:space="preserve"> </w:t>
-      </w:r>
-      <w:r>
-        <w:t xml:space="preserve">Douglas’s truck, and Douglas had carried a grudge against Alvin Liknes for years.</w:t>
-      </w:r>
-    </w:p>
-    <w:p>
-      <w:pPr>
-        <w:pStyle w:val="BodyText"/>
-      </w:pPr>
-      <w:r>
-        <w:t xml:space="preserve">The router sealed it. The device was built to check in with its server every six</w:t>
-      </w:r>
-      <w:r>
-        <w:t xml:space="preserve"> </w:t>
-      </w:r>
-      <w:r>
-        <w:t xml:space="preserve">hours; it reported at 2:10 a.m. and then went silent, never calling home again.</w:t>
-      </w:r>
-      <w:r>
-        <w:t xml:space="preserve"> </w:t>
-      </w:r>
-      <w:r>
-        <w:t xml:space="preserve">Someone who understood computers had pulled the plug to keep his devices off the</w:t>
-      </w:r>
-      <w:r>
-        <w:t xml:space="preserve"> </w:t>
-      </w:r>
-      <w:r>
-        <w:t xml:space="preserve">network, and the police were now looking for exactly that someone: a loner with</w:t>
-      </w:r>
-      <w:r>
-        <w:t xml:space="preserve"> </w:t>
-      </w:r>
-      <w:r>
-        <w:t xml:space="preserve">computer expertise, driving a truck seen forty kilometres from his own farm at</w:t>
-      </w:r>
-      <w:r>
-        <w:t xml:space="preserve"> </w:t>
-      </w:r>
-      <w:r>
-        <w:t xml:space="preserve">3:10 in the morning, holding an old and specific hatred. On July 4 they came to</w:t>
-      </w:r>
-      <w:r>
-        <w:t xml:space="preserve"> </w:t>
-      </w:r>
-      <w:r>
-        <w:t xml:space="preserve">the Garland farm.</w:t>
-      </w:r>
-    </w:p>
-    <w:p>
-      <w:pPr>
-        <w:pStyle w:val="BodyText"/>
-      </w:pPr>
-      <w:r>
-        <w:t xml:space="preserve">They arrived at a brutal fork. Wait for a warrant, or go in now, on the slim</w:t>
-      </w:r>
-      <w:r>
-        <w:t xml:space="preserve"> </w:t>
-      </w:r>
-      <w:r>
-        <w:t xml:space="preserve">chance that a man, a woman, or a small boy was still alive somewhere on the</w:t>
-      </w:r>
-      <w:r>
-        <w:t xml:space="preserve"> </w:t>
-      </w:r>
-      <w:r>
-        <w:t xml:space="preserve">property and could be saved. They went in, under strict orders to search only the</w:t>
-      </w:r>
-      <w:r>
-        <w:t xml:space="preserve"> </w:t>
-      </w:r>
-      <w:r>
-        <w:t xml:space="preserve">places large enough to hide a body. They found a large firepit, still smouldering.</w:t>
-      </w:r>
-      <w:r>
-        <w:t xml:space="preserve"> </w:t>
-      </w:r>
-      <w:r>
-        <w:t xml:space="preserve">Fresh cut marks scored into the recently cleaned floor of a greenhouse.</w:t>
-      </w:r>
-      <w:r>
-        <w:t xml:space="preserve"> </w:t>
-      </w:r>
-      <w:r>
-        <w:t xml:space="preserve">Restraints. No people.</w:t>
-      </w:r>
-    </w:p>
-    <w:p>
-      <w:pPr>
-        <w:pStyle w:val="BodyText"/>
-      </w:pPr>
-      <w:r>
-        <w:t xml:space="preserve">Garland was stopped as he drove away from the farm and held in investigative</w:t>
-      </w:r>
-      <w:r>
-        <w:t xml:space="preserve"> </w:t>
-      </w:r>
-      <w:r>
-        <w:t xml:space="preserve">detention; police seized his shoes, and a victim’s blood was on them. The next</w:t>
-      </w:r>
-      <w:r>
-        <w:t xml:space="preserve"> </w:t>
-      </w:r>
-      <w:r>
-        <w:t xml:space="preserve">day, warrant in hand, they searched in earnest. In the firepit, and on a meat</w:t>
-      </w:r>
-      <w:r>
-        <w:t xml:space="preserve"> </w:t>
-      </w:r>
-      <w:r>
-        <w:t xml:space="preserve">hook and a meat saw, they found DNA, blood and flesh both, from all three</w:t>
-      </w:r>
-      <w:r>
-        <w:t xml:space="preserve"> </w:t>
-      </w:r>
-      <w:r>
-        <w:t xml:space="preserve">victims.</w:t>
-      </w:r>
-    </w:p>
-    <w:p>
-      <w:pPr>
-        <w:pStyle w:val="BodyText"/>
-      </w:pPr>
-      <w:r>
-        <w:t xml:space="preserve">And tucked up in the rafters of the house, hidden, they found a computer hard</w:t>
-      </w:r>
-      <w:r>
-        <w:t xml:space="preserve"> </w:t>
-      </w:r>
-      <w:r>
-        <w:t xml:space="preserve">drive.</w:t>
-      </w:r>
-    </w:p>
-    <w:bookmarkEnd w:id="54"/>
-    <w:bookmarkStart w:id="55" w:name="what-the-hard-drive-remembered"/>
-    <w:p>
-      <w:pPr>
-        <w:pStyle w:val="Heading2"/>
-      </w:pPr>
-      <w:r>
-        <w:t xml:space="preserve">What the hard drive remembered</w:t>
-      </w:r>
-    </w:p>
-    <w:p>
-      <w:pPr>
-        <w:pStyle w:val="FirstParagraph"/>
-      </w:pPr>
-      <w:r>
-        <w:t xml:space="preserve">The forensic examination of that drive opened Garland’s inner life like an</w:t>
-      </w:r>
-      <w:r>
-        <w:t xml:space="preserve"> </w:t>
-      </w:r>
-      <w:r>
-        <w:t xml:space="preserve">autopsy. Months of computer surveillance of Alvin and Kathy Liknes. Articles with</w:t>
-      </w:r>
-      <w:r>
-        <w:t xml:space="preserve"> </w:t>
-      </w:r>
-      <w:r>
-        <w:t xml:space="preserve">titles like</w:t>
-      </w:r>
-      <w:r>
-        <w:t xml:space="preserve"> </w:t>
-      </w:r>
-      <w:r>
-        <w:t xml:space="preserve">“</w:t>
-      </w:r>
-      <w:r>
-        <w:t xml:space="preserve">Kill Without Joy.</w:t>
-      </w:r>
-      <w:r>
-        <w:t xml:space="preserve">”</w:t>
-      </w:r>
-      <w:r>
-        <w:t xml:space="preserve"> </w:t>
-      </w:r>
-      <w:r>
-        <w:t xml:space="preserve">An autopsy manual. Files of mutilated corpses.</w:t>
-      </w:r>
-      <w:r>
-        <w:t xml:space="preserve"> </w:t>
-      </w:r>
-      <w:r>
-        <w:t xml:space="preserve">And, sitting in that same collection, files explaining how to destroy DNA</w:t>
-      </w:r>
-      <w:r>
-        <w:t xml:space="preserve"> </w:t>
-      </w:r>
-      <w:r>
-        <w:t xml:space="preserve">evidence.</w:t>
-      </w:r>
-    </w:p>
-    <w:p>
-      <w:pPr>
-        <w:pStyle w:val="BodyText"/>
-      </w:pPr>
-      <w:r>
-        <w:t xml:space="preserve">Consider the shape of that for a moment, because it is the closest this grim</w:t>
-      </w:r>
-      <w:r>
-        <w:t xml:space="preserve"> </w:t>
-      </w:r>
-      <w:r>
-        <w:t xml:space="preserve">chapter comes to a lesson. Douglas Garland had studied, carefully, how to erase</w:t>
-      </w:r>
-      <w:r>
-        <w:t xml:space="preserve"> </w:t>
-      </w:r>
-      <w:r>
-        <w:t xml:space="preserve">the biological traces a killer leaves behind. He understood the science well</w:t>
-      </w:r>
-      <w:r>
-        <w:t xml:space="preserve"> </w:t>
-      </w:r>
-      <w:r>
-        <w:t xml:space="preserve">enough to research countermeasures. And then he saved that research, along with</w:t>
-      </w:r>
-      <w:r>
-        <w:t xml:space="preserve"> </w:t>
-      </w:r>
-      <w:r>
-        <w:t xml:space="preserve">his surveillance logs and his how-to library of murder, onto a hard drive that he</w:t>
-      </w:r>
-      <w:r>
-        <w:t xml:space="preserve"> </w:t>
-      </w:r>
-      <w:r>
-        <w:t xml:space="preserve">tucked into the rafters of his parents’ house rather than feeding to the same fire</w:t>
-      </w:r>
-      <w:r>
-        <w:t xml:space="preserve"> </w:t>
-      </w:r>
-      <w:r>
-        <w:t xml:space="preserve">that had consumed the bodies. The man who knew how to destroy evidence could not</w:t>
-      </w:r>
-      <w:r>
-        <w:t xml:space="preserve"> </w:t>
-      </w:r>
-      <w:r>
-        <w:t xml:space="preserve">bring himself to destroy the evidence of knowing.</w:t>
-      </w:r>
-    </w:p>
-    <w:p>
-      <w:pPr>
-        <w:pStyle w:val="BodyText"/>
-      </w:pPr>
-      <w:r>
-        <w:t xml:space="preserve">Two more facts closed the circle. The day after the kidnapping, a car-wash</w:t>
-      </w:r>
-      <w:r>
-        <w:t xml:space="preserve"> </w:t>
-      </w:r>
-      <w:r>
-        <w:t xml:space="preserve">employee in nearby Airdrie noticed Garland power-washing his truck, and yet</w:t>
-      </w:r>
-      <w:r>
-        <w:t xml:space="preserve"> </w:t>
-      </w:r>
-      <w:r>
-        <w:t xml:space="preserve">forensics still recovered Kathy Liknes’s blood from the back of the licence plate,</w:t>
-      </w:r>
-      <w:r>
-        <w:t xml:space="preserve"> </w:t>
-      </w:r>
-      <w:r>
-        <w:t xml:space="preserve">the one surface a hurried man forgets. And by sheer chance, an aerial survey had</w:t>
-      </w:r>
-      <w:r>
-        <w:t xml:space="preserve"> </w:t>
-      </w:r>
-      <w:r>
-        <w:t xml:space="preserve">photographed the region two days after the abduction, before police had any reason</w:t>
-      </w:r>
-      <w:r>
-        <w:t xml:space="preserve"> </w:t>
-      </w:r>
-      <w:r>
-        <w:t xml:space="preserve">to look at Garland at all. In those photographs of the Garland farm, near the burn</w:t>
-      </w:r>
-      <w:r>
-        <w:t xml:space="preserve"> </w:t>
-      </w:r>
-      <w:r>
-        <w:t xml:space="preserve">pit, lie what appear to be three bodies, two adults and a child.</w:t>
-      </w:r>
-    </w:p>
-    <w:p>
-      <w:pPr>
-        <w:pStyle w:val="BodyText"/>
-      </w:pPr>
-      <w:r>
-        <w:t xml:space="preserve">The remains themselves were never recovered. The firepit had finished its work.</w:t>
-      </w:r>
-    </w:p>
-    <w:p>
-      <w:pPr>
-        <w:pStyle w:val="BodyText"/>
-      </w:pPr>
-      <w:r>
-        <w:t xml:space="preserve">Garland did not testify and called no evidence. He did not, on appeal, even</w:t>
-      </w:r>
-      <w:r>
-        <w:t xml:space="preserve"> </w:t>
-      </w:r>
-      <w:r>
-        <w:t xml:space="preserve">dispute that he was the killer; that had been proven beyond any doubt. He argued</w:t>
-      </w:r>
-      <w:r>
-        <w:t xml:space="preserve"> </w:t>
-      </w:r>
-      <w:r>
-        <w:t xml:space="preserve">instead that police had trampled his Charter rights at nearly every turn, and the</w:t>
-      </w:r>
-      <w:r>
-        <w:t xml:space="preserve"> </w:t>
-      </w:r>
-      <w:r>
-        <w:t xml:space="preserve">Court of Appeal walked through each complaint and dismissed the appeal. The</w:t>
-      </w:r>
-      <w:r>
-        <w:t xml:space="preserve"> </w:t>
-      </w:r>
-      <w:r>
-        <w:t xml:space="preserve">searches that mattered had been driven by the one motive the law places above</w:t>
-      </w:r>
-      <w:r>
-        <w:t xml:space="preserve"> </w:t>
-      </w:r>
-      <w:r>
-        <w:t xml:space="preserve">almost everything else: the chance, however faint, that someone was still alive to</w:t>
-      </w:r>
-      <w:r>
-        <w:t xml:space="preserve"> </w:t>
-      </w:r>
-      <w:r>
-        <w:t xml:space="preserve">be saved.</w:t>
+        <w:t xml:space="preserve">A jury convicted Scott Peterson of the first-degree murder of Laci and the</w:t>
+      </w:r>
+      <w:r>
+        <w:t xml:space="preserve"> </w:t>
+      </w:r>
+      <w:r>
+        <w:t xml:space="preserve">second-degree murder of Conner, found the multiple-murder special circumstance</w:t>
+      </w:r>
+      <w:r>
+        <w:t xml:space="preserve"> </w:t>
+      </w:r>
+      <w:r>
+        <w:t xml:space="preserve">true, and sentenced him to death. In 2020 the Supreme Court of California</w:t>
+      </w:r>
+      <w:r>
+        <w:t xml:space="preserve"> </w:t>
+      </w:r>
+      <w:r>
+        <w:t xml:space="preserve">affirmed the guilt convictions, rejecting his claim that the storm of pretrial</w:t>
+      </w:r>
+      <w:r>
+        <w:t xml:space="preserve"> </w:t>
+      </w:r>
+      <w:r>
+        <w:t xml:space="preserve">publicity had denied him a fair trial. It did, however, reverse the death sentence,</w:t>
+      </w:r>
+      <w:r>
+        <w:t xml:space="preserve"> </w:t>
+      </w:r>
+      <w:r>
+        <w:t xml:space="preserve">finding the trial court had made significant errors in selecting the jury that</w:t>
+      </w:r>
+      <w:r>
+        <w:t xml:space="preserve"> </w:t>
+      </w:r>
+      <w:r>
+        <w:t xml:space="preserve">decided his punishment.</w:t>
+      </w:r>
+      <w:r>
+        <w:t xml:space="preserve"> </w:t>
+      </w:r>
+      <w:r>
+        <w:rPr>
+          <w:iCs/>
+          <w:i/>
+        </w:rPr>
+        <w:t xml:space="preserve">(He was later resentenced to life, a development that</w:t>
+      </w:r>
+      <w:r>
+        <w:rPr>
+          <w:iCs/>
+          <w:i/>
+        </w:rPr>
+        <w:t xml:space="preserve"> </w:t>
+      </w:r>
+      <w:r>
+        <w:rPr>
+          <w:iCs/>
+          <w:i/>
+        </w:rPr>
+        <w:t xml:space="preserve">comes from news coverage rather than this decision.)</w:t>
+      </w:r>
+      <w:r>
+        <w:t xml:space="preserve"> </w:t>
+      </w:r>
+      <w:r>
+        <w:t xml:space="preserve">His convictions for the</w:t>
+      </w:r>
+      <w:r>
+        <w:t xml:space="preserve"> </w:t>
+      </w:r>
+      <w:r>
+        <w:t xml:space="preserve">murders stand.</w:t>
       </w:r>
     </w:p>
     <w:bookmarkEnd w:id="55"/>
@@ -6804,61 +6938,55 @@
         <w:pStyle w:val="FirstParagraph"/>
       </w:pPr>
       <w:r>
-        <w:t xml:space="preserve">He was undone by his own thoroughness, the very trait he was most proud of. The</w:t>
-      </w:r>
-      <w:r>
-        <w:t xml:space="preserve"> </w:t>
-      </w:r>
-      <w:r>
-        <w:t xml:space="preserve">grudge handed police his name within days, nursed so long and so loudly that his</w:t>
-      </w:r>
-      <w:r>
-        <w:t xml:space="preserve"> </w:t>
-      </w:r>
-      <w:r>
-        <w:t xml:space="preserve">own family recognized it on sight. The unplugged router announced a killer who</w:t>
-      </w:r>
-      <w:r>
-        <w:t xml:space="preserve"> </w:t>
-      </w:r>
-      <w:r>
-        <w:t xml:space="preserve">understood machines. The truck was too old and too distinctive to belong to anyone</w:t>
-      </w:r>
-      <w:r>
-        <w:t xml:space="preserve"> </w:t>
-      </w:r>
-      <w:r>
-        <w:t xml:space="preserve">else. And the hard drive in the rafters preserved, in flawless order, the</w:t>
-      </w:r>
-      <w:r>
-        <w:t xml:space="preserve"> </w:t>
-      </w:r>
-      <w:r>
-        <w:t xml:space="preserve">surveillance, the manuals, the appetite, and the plan, including his own careful</w:t>
-      </w:r>
-      <w:r>
-        <w:t xml:space="preserve"> </w:t>
-      </w:r>
-      <w:r>
-        <w:t xml:space="preserve">notes on how to erase the kind of evidence that ultimately buried him. Douglas</w:t>
-      </w:r>
-      <w:r>
-        <w:t xml:space="preserve"> </w:t>
-      </w:r>
-      <w:r>
-        <w:t xml:space="preserve">Garland understood technology better than almost anyone around him. What he never</w:t>
-      </w:r>
-      <w:r>
-        <w:t xml:space="preserve"> </w:t>
-      </w:r>
-      <w:r>
-        <w:t xml:space="preserve">understood was that a machine remembers everything you teach it, especially the</w:t>
-      </w:r>
-      <w:r>
-        <w:t xml:space="preserve"> </w:t>
-      </w:r>
-      <w:r>
-        <w:t xml:space="preserve">things you would most like it to forget.</w:t>
+        <w:t xml:space="preserve">He was caught by the place he chose to hide behind. Scott Peterson wanted an</w:t>
+      </w:r>
+      <w:r>
+        <w:t xml:space="preserve"> </w:t>
+      </w:r>
+      <w:r>
+        <w:t xml:space="preserve">alibi with distance in it, ninety miles of it, so he pointed to a marina and a</w:t>
+      </w:r>
+      <w:r>
+        <w:t xml:space="preserve"> </w:t>
+      </w:r>
+      <w:r>
+        <w:t xml:space="preserve">fishing trip he was too ignorant of fishing to fake. But an alibi anchored to a</w:t>
+      </w:r>
+      <w:r>
+        <w:t xml:space="preserve"> </w:t>
+      </w:r>
+      <w:r>
+        <w:t xml:space="preserve">spot on the map is a hostage to that spot, and this one betrayed him twice. First</w:t>
+      </w:r>
+      <w:r>
+        <w:t xml:space="preserve"> </w:t>
+      </w:r>
+      <w:r>
+        <w:t xml:space="preserve">the GPS on his ever-changing rental cars caught him returning to that cold water</w:t>
+      </w:r>
+      <w:r>
+        <w:t xml:space="preserve"> </w:t>
+      </w:r>
+      <w:r>
+        <w:t xml:space="preserve">over and over, the compulsive circling of a man who could not stay away from what</w:t>
+      </w:r>
+      <w:r>
+        <w:t xml:space="preserve"> </w:t>
+      </w:r>
+      <w:r>
+        <w:t xml:space="preserve">he’d sunk there. Then the Bay itself, on its own schedule, handed Laci and Conner</w:t>
+      </w:r>
+      <w:r>
+        <w:t xml:space="preserve"> </w:t>
+      </w:r>
+      <w:r>
+        <w:t xml:space="preserve">back to shore within a mile of it. He said he went fishing. The one thing he</w:t>
+      </w:r>
+      <w:r>
+        <w:t xml:space="preserve"> </w:t>
+      </w:r>
+      <w:r>
+        <w:t xml:space="preserve">managed to catch was himself.</w:t>
       </w:r>
     </w:p>
     <w:p>
@@ -6887,6 +7015,896 @@
           <w:iCs/>
           <w:i/>
         </w:rPr>
+        <w:t xml:space="preserve">People v. Peterson</w:t>
+      </w:r>
+      <w:r>
+        <w:t xml:space="preserve">, 10 Cal. 5th 409, 472 P.3d</w:t>
+      </w:r>
+      <w:r>
+        <w:t xml:space="preserve"> </w:t>
+      </w:r>
+      <w:r>
+        <w:t xml:space="preserve">382 (2020) (No. S132449), Supreme Court of California, decided August 24, 2020</w:t>
+      </w:r>
+      <w:r>
+        <w:t xml:space="preserve"> </w:t>
+      </w:r>
+      <w:r>
+        <w:t xml:space="preserve">(Kruger, J.).</w:t>
+      </w:r>
+      <w:r>
+        <w:t xml:space="preserve"> </w:t>
+      </w:r>
+      <w:r>
+        <w:t xml:space="preserve">Free online:</w:t>
+      </w:r>
+      <w:r>
+        <w:t xml:space="preserve"> </w:t>
+      </w:r>
+      <w:hyperlink r:id="rId56">
+        <w:r>
+          <w:rPr>
+            <w:rStyle w:val="Hyperlink"/>
+          </w:rPr>
+          <w:t xml:space="preserve">Justia</w:t>
+        </w:r>
+      </w:hyperlink>
+      <w:r>
+        <w:t xml:space="preserve">.</w:t>
+      </w:r>
+      <w:r>
+        <w:t xml:space="preserve"> </w:t>
+      </w:r>
+      <w:r>
+        <w:t xml:space="preserve">The factual narrative, the fishing-alibi evidence, and the January GPS</w:t>
+      </w:r>
+      <w:r>
+        <w:t xml:space="preserve"> </w:t>
+      </w:r>
+      <w:r>
+        <w:t xml:space="preserve">surveillance are set out in the opinion’s statement of facts; the guilt</w:t>
+      </w:r>
+      <w:r>
+        <w:t xml:space="preserve"> </w:t>
+      </w:r>
+      <w:r>
+        <w:t xml:space="preserve">affirmance and the reversal of the death sentence follow.</w:t>
+      </w:r>
+    </w:p>
+    <w:bookmarkEnd w:id="57"/>
+    <w:bookmarkEnd w:id="58"/>
+    <w:bookmarkStart w:id="64" w:name="Xc6739a0a9df3fc64d7d506c1b8a512a6603a993"/>
+    <w:p>
+      <w:pPr>
+        <w:pStyle w:val="Heading1"/>
+      </w:pPr>
+      <w:r>
+        <w:t xml:space="preserve">Chapter 16 - The Hard Drive in the Rafters</w:t>
+      </w:r>
+    </w:p>
+    <w:p>
+      <w:pPr>
+        <w:pStyle w:val="FirstParagraph"/>
+      </w:pPr>
+      <w:r>
+        <w:rPr>
+          <w:bCs/>
+          <w:b/>
+        </w:rPr>
+        <w:t xml:space="preserve">He researched how to destroy DNA evidence and saved the research to a hard</w:t>
+      </w:r>
+      <w:r>
+        <w:rPr>
+          <w:bCs/>
+          <w:b/>
+        </w:rPr>
+        <w:t xml:space="preserve"> </w:t>
+      </w:r>
+      <w:r>
+        <w:rPr>
+          <w:bCs/>
+          <w:b/>
+        </w:rPr>
+        <w:t xml:space="preserve">drive. Then he hid the hard drive instead of burning it.</w:t>
+      </w:r>
+    </w:p>
+    <w:p>
+      <w:pPr>
+        <w:pStyle w:val="BodyText"/>
+      </w:pPr>
+      <w:r>
+        <w:t xml:space="preserve">Douglas Garland was a man who kept score, and the ledger he kept was a strange</w:t>
+      </w:r>
+      <w:r>
+        <w:t xml:space="preserve"> </w:t>
+      </w:r>
+      <w:r>
+        <w:t xml:space="preserve">one, because the debt he was collecting on had never actually existed.</w:t>
+      </w:r>
+    </w:p>
+    <w:p>
+      <w:pPr>
+        <w:pStyle w:val="BodyText"/>
+      </w:pPr>
+      <w:r>
+        <w:t xml:space="preserve">He was fifty-seven, and the Alberta Court of Appeal describes him with a few cold</w:t>
+      </w:r>
+      <w:r>
+        <w:t xml:space="preserve"> </w:t>
+      </w:r>
+      <w:r>
+        <w:t xml:space="preserve">words that tell you almost everything: a highly intelligent loner, an expert with</w:t>
+      </w:r>
+      <w:r>
+        <w:t xml:space="preserve"> </w:t>
+      </w:r>
+      <w:r>
+        <w:t xml:space="preserve">computers, unmarried, usually unemployed, living with his parents on a small farm</w:t>
+      </w:r>
+      <w:r>
+        <w:t xml:space="preserve"> </w:t>
+      </w:r>
+      <w:r>
+        <w:t xml:space="preserve">north of Calgary and driving an old 1994 Ford pickup. Years earlier he had worked</w:t>
+      </w:r>
+      <w:r>
+        <w:t xml:space="preserve"> </w:t>
+      </w:r>
+      <w:r>
+        <w:t xml:space="preserve">for one of Alvin Liknes’s oil-and-gas ventures, and the two had fallen out over a</w:t>
+      </w:r>
+      <w:r>
+        <w:t xml:space="preserve"> </w:t>
+      </w:r>
+      <w:r>
+        <w:t xml:space="preserve">pump Liknes patented. Garland believed he’d helped invent it and had been robbed</w:t>
+      </w:r>
+      <w:r>
+        <w:t xml:space="preserve"> </w:t>
+      </w:r>
+      <w:r>
+        <w:t xml:space="preserve">of the credit.</w:t>
+      </w:r>
+    </w:p>
+    <w:p>
+      <w:pPr>
+        <w:pStyle w:val="BodyText"/>
+      </w:pPr>
+      <w:r>
+        <w:t xml:space="preserve">Here is the detail the court sets down almost in passing, and it should stop you</w:t>
+      </w:r>
+      <w:r>
+        <w:t xml:space="preserve"> </w:t>
+      </w:r>
+      <w:r>
+        <w:t xml:space="preserve">where you sit: the pump was not economically viable. It never earned a single</w:t>
+      </w:r>
+      <w:r>
+        <w:t xml:space="preserve"> </w:t>
+      </w:r>
+      <w:r>
+        <w:t xml:space="preserve">dollar. There was, in the most literal sense, nothing to have been cheated out</w:t>
+      </w:r>
+      <w:r>
+        <w:t xml:space="preserve"> </w:t>
+      </w:r>
+      <w:r>
+        <w:t xml:space="preserve">of. The grievance was pure invention, a wound Garland had drawn on himself and</w:t>
+      </w:r>
+      <w:r>
+        <w:t xml:space="preserve"> </w:t>
+      </w:r>
+      <w:r>
+        <w:t xml:space="preserve">then nursed for the better part of a decade.</w:t>
+      </w:r>
+    </w:p>
+    <w:p>
+      <w:pPr>
+        <w:pStyle w:val="BodyText"/>
+      </w:pPr>
+      <w:r>
+        <w:t xml:space="preserve">He kept tabs on Alvin Liknes for years, and over time the fixation spread to</w:t>
+      </w:r>
+      <w:r>
+        <w:t xml:space="preserve"> </w:t>
+      </w:r>
+      <w:r>
+        <w:t xml:space="preserve">Alvin’s wife, Kathy. He tracked the couple through regular computer searches, a</w:t>
+      </w:r>
+      <w:r>
+        <w:t xml:space="preserve"> </w:t>
+      </w:r>
+      <w:r>
+        <w:t xml:space="preserve">private surveillance operation running quietly out of a farmhouse basement. In</w:t>
+      </w:r>
+      <w:r>
+        <w:t xml:space="preserve"> </w:t>
+      </w:r>
+      <w:r>
+        <w:t xml:space="preserve">December 2013 he convinced himself Alvin had stolen items from the Garland</w:t>
+      </w:r>
+      <w:r>
+        <w:t xml:space="preserve"> </w:t>
+      </w:r>
+      <w:r>
+        <w:t xml:space="preserve">property, and the old imaginary wound tore open again.</w:t>
+      </w:r>
+    </w:p>
+    <w:p>
+      <w:pPr>
+        <w:pStyle w:val="BodyText"/>
+      </w:pPr>
+      <w:r>
+        <w:t xml:space="preserve">Then, in early 2014, the Likneses announced they were leaving. They listed their</w:t>
+      </w:r>
+      <w:r>
+        <w:t xml:space="preserve"> </w:t>
+      </w:r>
+      <w:r>
+        <w:t xml:space="preserve">Calgary home, planned a retirement move to the town of Evansburg, and advertised</w:t>
+      </w:r>
+      <w:r>
+        <w:t xml:space="preserve"> </w:t>
+      </w:r>
+      <w:r>
+        <w:t xml:space="preserve">an estate sale on Kijiji for the final week of June. Whatever clock had been</w:t>
+      </w:r>
+      <w:r>
+        <w:t xml:space="preserve"> </w:t>
+      </w:r>
+      <w:r>
+        <w:t xml:space="preserve">ticking inside Douglas Garland had just been handed a deadline.</w:t>
+      </w:r>
+    </w:p>
+    <w:bookmarkStart w:id="59" w:name="the-preparations"/>
+    <w:p>
+      <w:pPr>
+        <w:pStyle w:val="Heading2"/>
+      </w:pPr>
+      <w:r>
+        <w:t xml:space="preserve">The preparations</w:t>
+      </w:r>
+    </w:p>
+    <w:p>
+      <w:pPr>
+        <w:pStyle w:val="FirstParagraph"/>
+      </w:pPr>
+      <w:r>
+        <w:t xml:space="preserve">What Garland did next he did with the patient, methodical care of a man who</w:t>
+      </w:r>
+      <w:r>
+        <w:t xml:space="preserve"> </w:t>
+      </w:r>
+      <w:r>
+        <w:t xml:space="preserve">plans, and the record of that planning is its own kind of horror.</w:t>
+      </w:r>
+    </w:p>
+    <w:p>
+      <w:pPr>
+        <w:pStyle w:val="BodyText"/>
+      </w:pPr>
+      <w:r>
+        <w:t xml:space="preserve">He began researching, online, how to kill and dismember a human being. He</w:t>
+      </w:r>
+      <w:r>
+        <w:t xml:space="preserve"> </w:t>
+      </w:r>
+      <w:r>
+        <w:t xml:space="preserve">gathered restraints: handcuffs, straightjackets, tasers. He went to a butcher’s</w:t>
+      </w:r>
+      <w:r>
+        <w:t xml:space="preserve"> </w:t>
+      </w:r>
+      <w:r>
+        <w:t xml:space="preserve">supply shop and bought meat hooks, butcher knives, and a meat saw. He studied how</w:t>
+      </w:r>
+      <w:r>
+        <w:t xml:space="preserve"> </w:t>
+      </w:r>
+      <w:r>
+        <w:t xml:space="preserve">to defeat one specific model of Schlage lock, the exact lock that secured the</w:t>
+      </w:r>
+      <w:r>
+        <w:t xml:space="preserve"> </w:t>
+      </w:r>
+      <w:r>
+        <w:t xml:space="preserve">Liknes front door. And in the same weeks, the same browser carried him through</w:t>
+      </w:r>
+      <w:r>
+        <w:t xml:space="preserve"> </w:t>
+      </w:r>
+      <w:r>
+        <w:t xml:space="preserve">“</w:t>
+      </w:r>
+      <w:r>
+        <w:t xml:space="preserve">gore</w:t>
+      </w:r>
+      <w:r>
+        <w:t xml:space="preserve">”</w:t>
+      </w:r>
+      <w:r>
+        <w:t xml:space="preserve"> </w:t>
+      </w:r>
+      <w:r>
+        <w:t xml:space="preserve">sites showing bodies being dissected and taken apart, the appetite and the</w:t>
+      </w:r>
+      <w:r>
+        <w:t xml:space="preserve"> </w:t>
+      </w:r>
+      <w:r>
+        <w:t xml:space="preserve">instruction manual feeding each other.</w:t>
+      </w:r>
+    </w:p>
+    <w:p>
+      <w:pPr>
+        <w:pStyle w:val="BodyText"/>
+      </w:pPr>
+      <w:r>
+        <w:t xml:space="preserve">On the evening of June 29, 2014, Kathy Liknes’s daughter Jennifer brought her two</w:t>
+      </w:r>
+      <w:r>
+        <w:t xml:space="preserve"> </w:t>
+      </w:r>
+      <w:r>
+        <w:t xml:space="preserve">little boys, Nathan, five, and Max, three, to their grandparents’ house for dinner</w:t>
+      </w:r>
+      <w:r>
+        <w:t xml:space="preserve"> </w:t>
+      </w:r>
+      <w:r>
+        <w:t xml:space="preserve">and a last sleepover before the move. Max would not settle, so around 11:30 p.m.</w:t>
+      </w:r>
+      <w:r>
+        <w:t xml:space="preserve"> </w:t>
+      </w:r>
+      <w:r>
+        <w:t xml:space="preserve">Jennifer drove him home. Nathan stayed behind.</w:t>
+      </w:r>
+    </w:p>
+    <w:p>
+      <w:pPr>
+        <w:pStyle w:val="BodyText"/>
+      </w:pPr>
+      <w:r>
+        <w:t xml:space="preserve">About three hours later, in the dead middle of the night, Garland came. He</w:t>
+      </w:r>
+      <w:r>
+        <w:t xml:space="preserve"> </w:t>
+      </w:r>
+      <w:r>
+        <w:t xml:space="preserve">disabled the home’s wireless router. He drilled out the Schlage lock he had</w:t>
+      </w:r>
+      <w:r>
+        <w:t xml:space="preserve"> </w:t>
+      </w:r>
+      <w:r>
+        <w:t xml:space="preserve">studied. And then, in the court’s spare language, there followed a violent attack</w:t>
+      </w:r>
+      <w:r>
+        <w:t xml:space="preserve"> </w:t>
+      </w:r>
+      <w:r>
+        <w:t xml:space="preserve">that ended with Alvin, Kathy, and five-year-old Nathan overpowered and taken from</w:t>
+      </w:r>
+      <w:r>
+        <w:t xml:space="preserve"> </w:t>
+      </w:r>
+      <w:r>
+        <w:t xml:space="preserve">the house.</w:t>
+      </w:r>
+    </w:p>
+    <w:p>
+      <w:pPr>
+        <w:pStyle w:val="BodyText"/>
+      </w:pPr>
+      <w:r>
+        <w:t xml:space="preserve">When Jennifer returned the next morning to collect her son, she walked into the</w:t>
+      </w:r>
+      <w:r>
+        <w:t xml:space="preserve"> </w:t>
+      </w:r>
+      <w:r>
+        <w:t xml:space="preserve">aftermath: blood through the house, mixed with broken teeth. A forensic</w:t>
+      </w:r>
+      <w:r>
+        <w:t xml:space="preserve"> </w:t>
+      </w:r>
+      <w:r>
+        <w:t xml:space="preserve">pathologist called to the scene offered the investigators a single thread of</w:t>
+      </w:r>
+      <w:r>
+        <w:t xml:space="preserve"> </w:t>
+      </w:r>
+      <w:r>
+        <w:t xml:space="preserve">terrible hope. This much blood, she said, meant one or more of the victims was</w:t>
+      </w:r>
+      <w:r>
+        <w:t xml:space="preserve"> </w:t>
+      </w:r>
+      <w:r>
+        <w:t xml:space="preserve">seriously hurt, but perhaps still alive. That thread, and the race it started,</w:t>
+      </w:r>
+      <w:r>
+        <w:t xml:space="preserve"> </w:t>
+      </w:r>
+      <w:r>
+        <w:t xml:space="preserve">would shape everything that came next.</w:t>
+      </w:r>
+    </w:p>
+    <w:bookmarkEnd w:id="59"/>
+    <w:bookmarkStart w:id="60" w:name="five-days"/>
+    <w:p>
+      <w:pPr>
+        <w:pStyle w:val="Heading2"/>
+      </w:pPr>
+      <w:r>
+        <w:t xml:space="preserve">Five days</w:t>
+      </w:r>
+    </w:p>
+    <w:p>
+      <w:pPr>
+        <w:pStyle w:val="FirstParagraph"/>
+      </w:pPr>
+      <w:r>
+        <w:t xml:space="preserve">Blood is loud, and this house was screaming. Security cameras on neighbouring</w:t>
+      </w:r>
+      <w:r>
+        <w:t xml:space="preserve"> </w:t>
+      </w:r>
+      <w:r>
+        <w:t xml:space="preserve">homes had caught a truck closely matching Garland’s distinctive old Ford passing</w:t>
+      </w:r>
+      <w:r>
+        <w:t xml:space="preserve"> </w:t>
+      </w:r>
+      <w:r>
+        <w:t xml:space="preserve">the Liknes house at 3:10 a.m. and again at 7:45. When police released the image,</w:t>
+      </w:r>
+      <w:r>
+        <w:t xml:space="preserve"> </w:t>
+      </w:r>
+      <w:r>
+        <w:t xml:space="preserve">Garland’s own sister and brother-in-law came forward: that was almost certainly</w:t>
+      </w:r>
+      <w:r>
+        <w:t xml:space="preserve"> </w:t>
+      </w:r>
+      <w:r>
+        <w:t xml:space="preserve">Douglas’s truck, and Douglas had carried a grudge against Alvin Liknes for years.</w:t>
+      </w:r>
+    </w:p>
+    <w:p>
+      <w:pPr>
+        <w:pStyle w:val="BodyText"/>
+      </w:pPr>
+      <w:r>
+        <w:t xml:space="preserve">The router sealed it. The device was built to check in with its server every six</w:t>
+      </w:r>
+      <w:r>
+        <w:t xml:space="preserve"> </w:t>
+      </w:r>
+      <w:r>
+        <w:t xml:space="preserve">hours; it reported at 2:10 a.m. and then went silent, never calling home again.</w:t>
+      </w:r>
+      <w:r>
+        <w:t xml:space="preserve"> </w:t>
+      </w:r>
+      <w:r>
+        <w:t xml:space="preserve">Someone who understood computers had pulled the plug to keep his devices off the</w:t>
+      </w:r>
+      <w:r>
+        <w:t xml:space="preserve"> </w:t>
+      </w:r>
+      <w:r>
+        <w:t xml:space="preserve">network, and the police were now looking for exactly that someone: a loner with</w:t>
+      </w:r>
+      <w:r>
+        <w:t xml:space="preserve"> </w:t>
+      </w:r>
+      <w:r>
+        <w:t xml:space="preserve">computer expertise, driving a truck seen forty kilometres from his own farm at</w:t>
+      </w:r>
+      <w:r>
+        <w:t xml:space="preserve"> </w:t>
+      </w:r>
+      <w:r>
+        <w:t xml:space="preserve">3:10 in the morning, holding an old and specific hatred. On July 4 they came to</w:t>
+      </w:r>
+      <w:r>
+        <w:t xml:space="preserve"> </w:t>
+      </w:r>
+      <w:r>
+        <w:t xml:space="preserve">the Garland farm.</w:t>
+      </w:r>
+    </w:p>
+    <w:p>
+      <w:pPr>
+        <w:pStyle w:val="BodyText"/>
+      </w:pPr>
+      <w:r>
+        <w:t xml:space="preserve">They arrived at a brutal fork. Wait for a warrant, or go in now, on the slim</w:t>
+      </w:r>
+      <w:r>
+        <w:t xml:space="preserve"> </w:t>
+      </w:r>
+      <w:r>
+        <w:t xml:space="preserve">chance that a man, a woman, or a small boy was still alive somewhere on the</w:t>
+      </w:r>
+      <w:r>
+        <w:t xml:space="preserve"> </w:t>
+      </w:r>
+      <w:r>
+        <w:t xml:space="preserve">property and could be saved. They went in, under strict orders to search only the</w:t>
+      </w:r>
+      <w:r>
+        <w:t xml:space="preserve"> </w:t>
+      </w:r>
+      <w:r>
+        <w:t xml:space="preserve">places large enough to hide a body. They found a large firepit, still smouldering.</w:t>
+      </w:r>
+      <w:r>
+        <w:t xml:space="preserve"> </w:t>
+      </w:r>
+      <w:r>
+        <w:t xml:space="preserve">Fresh cut marks scored into the recently cleaned floor of a greenhouse.</w:t>
+      </w:r>
+      <w:r>
+        <w:t xml:space="preserve"> </w:t>
+      </w:r>
+      <w:r>
+        <w:t xml:space="preserve">Restraints. No people.</w:t>
+      </w:r>
+    </w:p>
+    <w:p>
+      <w:pPr>
+        <w:pStyle w:val="BodyText"/>
+      </w:pPr>
+      <w:r>
+        <w:t xml:space="preserve">Garland was stopped as he drove away from the farm and held in investigative</w:t>
+      </w:r>
+      <w:r>
+        <w:t xml:space="preserve"> </w:t>
+      </w:r>
+      <w:r>
+        <w:t xml:space="preserve">detention; police seized his shoes, and a victim’s blood was on them. The next</w:t>
+      </w:r>
+      <w:r>
+        <w:t xml:space="preserve"> </w:t>
+      </w:r>
+      <w:r>
+        <w:t xml:space="preserve">day, warrant in hand, they searched in earnest. In the firepit, and on a meat</w:t>
+      </w:r>
+      <w:r>
+        <w:t xml:space="preserve"> </w:t>
+      </w:r>
+      <w:r>
+        <w:t xml:space="preserve">hook and a meat saw, they found DNA, blood and flesh both, from all three</w:t>
+      </w:r>
+      <w:r>
+        <w:t xml:space="preserve"> </w:t>
+      </w:r>
+      <w:r>
+        <w:t xml:space="preserve">victims.</w:t>
+      </w:r>
+    </w:p>
+    <w:p>
+      <w:pPr>
+        <w:pStyle w:val="BodyText"/>
+      </w:pPr>
+      <w:r>
+        <w:t xml:space="preserve">And tucked up in the rafters of the house, hidden, they found a computer hard</w:t>
+      </w:r>
+      <w:r>
+        <w:t xml:space="preserve"> </w:t>
+      </w:r>
+      <w:r>
+        <w:t xml:space="preserve">drive.</w:t>
+      </w:r>
+    </w:p>
+    <w:bookmarkEnd w:id="60"/>
+    <w:bookmarkStart w:id="61" w:name="what-the-hard-drive-remembered"/>
+    <w:p>
+      <w:pPr>
+        <w:pStyle w:val="Heading2"/>
+      </w:pPr>
+      <w:r>
+        <w:t xml:space="preserve">What the hard drive remembered</w:t>
+      </w:r>
+    </w:p>
+    <w:p>
+      <w:pPr>
+        <w:pStyle w:val="FirstParagraph"/>
+      </w:pPr>
+      <w:r>
+        <w:t xml:space="preserve">The forensic examination of that drive opened Garland’s inner life like an</w:t>
+      </w:r>
+      <w:r>
+        <w:t xml:space="preserve"> </w:t>
+      </w:r>
+      <w:r>
+        <w:t xml:space="preserve">autopsy. Months of computer surveillance of Alvin and Kathy Liknes. Articles with</w:t>
+      </w:r>
+      <w:r>
+        <w:t xml:space="preserve"> </w:t>
+      </w:r>
+      <w:r>
+        <w:t xml:space="preserve">titles like</w:t>
+      </w:r>
+      <w:r>
+        <w:t xml:space="preserve"> </w:t>
+      </w:r>
+      <w:r>
+        <w:t xml:space="preserve">“</w:t>
+      </w:r>
+      <w:r>
+        <w:t xml:space="preserve">Kill Without Joy.</w:t>
+      </w:r>
+      <w:r>
+        <w:t xml:space="preserve">”</w:t>
+      </w:r>
+      <w:r>
+        <w:t xml:space="preserve"> </w:t>
+      </w:r>
+      <w:r>
+        <w:t xml:space="preserve">An autopsy manual. Files of mutilated corpses.</w:t>
+      </w:r>
+      <w:r>
+        <w:t xml:space="preserve"> </w:t>
+      </w:r>
+      <w:r>
+        <w:t xml:space="preserve">And, sitting in that same collection, files explaining how to destroy DNA</w:t>
+      </w:r>
+      <w:r>
+        <w:t xml:space="preserve"> </w:t>
+      </w:r>
+      <w:r>
+        <w:t xml:space="preserve">evidence.</w:t>
+      </w:r>
+    </w:p>
+    <w:p>
+      <w:pPr>
+        <w:pStyle w:val="BodyText"/>
+      </w:pPr>
+      <w:r>
+        <w:t xml:space="preserve">Consider the shape of that for a moment, because it is the closest this grim</w:t>
+      </w:r>
+      <w:r>
+        <w:t xml:space="preserve"> </w:t>
+      </w:r>
+      <w:r>
+        <w:t xml:space="preserve">chapter comes to a lesson. Douglas Garland had studied, carefully, how to erase</w:t>
+      </w:r>
+      <w:r>
+        <w:t xml:space="preserve"> </w:t>
+      </w:r>
+      <w:r>
+        <w:t xml:space="preserve">the biological traces a killer leaves behind. He understood the science well</w:t>
+      </w:r>
+      <w:r>
+        <w:t xml:space="preserve"> </w:t>
+      </w:r>
+      <w:r>
+        <w:t xml:space="preserve">enough to research countermeasures. And then he saved that research, along with</w:t>
+      </w:r>
+      <w:r>
+        <w:t xml:space="preserve"> </w:t>
+      </w:r>
+      <w:r>
+        <w:t xml:space="preserve">his surveillance logs and his how-to library of murder, onto a hard drive that he</w:t>
+      </w:r>
+      <w:r>
+        <w:t xml:space="preserve"> </w:t>
+      </w:r>
+      <w:r>
+        <w:t xml:space="preserve">tucked into the rafters of his parents’ house rather than feeding to the same fire</w:t>
+      </w:r>
+      <w:r>
+        <w:t xml:space="preserve"> </w:t>
+      </w:r>
+      <w:r>
+        <w:t xml:space="preserve">that had consumed the bodies. The man who knew how to destroy evidence could not</w:t>
+      </w:r>
+      <w:r>
+        <w:t xml:space="preserve"> </w:t>
+      </w:r>
+      <w:r>
+        <w:t xml:space="preserve">bring himself to destroy the evidence of knowing.</w:t>
+      </w:r>
+    </w:p>
+    <w:p>
+      <w:pPr>
+        <w:pStyle w:val="BodyText"/>
+      </w:pPr>
+      <w:r>
+        <w:t xml:space="preserve">Two more facts closed the circle. The day after the kidnapping, a car-wash</w:t>
+      </w:r>
+      <w:r>
+        <w:t xml:space="preserve"> </w:t>
+      </w:r>
+      <w:r>
+        <w:t xml:space="preserve">employee in nearby Airdrie noticed Garland power-washing his truck, and yet</w:t>
+      </w:r>
+      <w:r>
+        <w:t xml:space="preserve"> </w:t>
+      </w:r>
+      <w:r>
+        <w:t xml:space="preserve">forensics still recovered Kathy Liknes’s blood from the back of the licence plate,</w:t>
+      </w:r>
+      <w:r>
+        <w:t xml:space="preserve"> </w:t>
+      </w:r>
+      <w:r>
+        <w:t xml:space="preserve">the one surface a hurried man forgets. And by sheer chance, an aerial survey had</w:t>
+      </w:r>
+      <w:r>
+        <w:t xml:space="preserve"> </w:t>
+      </w:r>
+      <w:r>
+        <w:t xml:space="preserve">photographed the region two days after the abduction, before police had any reason</w:t>
+      </w:r>
+      <w:r>
+        <w:t xml:space="preserve"> </w:t>
+      </w:r>
+      <w:r>
+        <w:t xml:space="preserve">to look at Garland at all. In those photographs of the Garland farm, near the burn</w:t>
+      </w:r>
+      <w:r>
+        <w:t xml:space="preserve"> </w:t>
+      </w:r>
+      <w:r>
+        <w:t xml:space="preserve">pit, lie what appear to be three bodies, two adults and a child.</w:t>
+      </w:r>
+    </w:p>
+    <w:p>
+      <w:pPr>
+        <w:pStyle w:val="BodyText"/>
+      </w:pPr>
+      <w:r>
+        <w:t xml:space="preserve">The remains themselves were never recovered. The firepit had finished its work.</w:t>
+      </w:r>
+    </w:p>
+    <w:p>
+      <w:pPr>
+        <w:pStyle w:val="BodyText"/>
+      </w:pPr>
+      <w:r>
+        <w:t xml:space="preserve">Garland did not testify and called no evidence. He did not, on appeal, even</w:t>
+      </w:r>
+      <w:r>
+        <w:t xml:space="preserve"> </w:t>
+      </w:r>
+      <w:r>
+        <w:t xml:space="preserve">dispute that he was the killer; that had been proven beyond any doubt. He argued</w:t>
+      </w:r>
+      <w:r>
+        <w:t xml:space="preserve"> </w:t>
+      </w:r>
+      <w:r>
+        <w:t xml:space="preserve">instead that police had trampled his Charter rights at nearly every turn, and the</w:t>
+      </w:r>
+      <w:r>
+        <w:t xml:space="preserve"> </w:t>
+      </w:r>
+      <w:r>
+        <w:t xml:space="preserve">Court of Appeal walked through each complaint and dismissed the appeal. The</w:t>
+      </w:r>
+      <w:r>
+        <w:t xml:space="preserve"> </w:t>
+      </w:r>
+      <w:r>
+        <w:t xml:space="preserve">searches that mattered had been driven by the one motive the law places above</w:t>
+      </w:r>
+      <w:r>
+        <w:t xml:space="preserve"> </w:t>
+      </w:r>
+      <w:r>
+        <w:t xml:space="preserve">almost everything else: the chance, however faint, that someone was still alive to</w:t>
+      </w:r>
+      <w:r>
+        <w:t xml:space="preserve"> </w:t>
+      </w:r>
+      <w:r>
+        <w:t xml:space="preserve">be saved.</w:t>
+      </w:r>
+    </w:p>
+    <w:bookmarkEnd w:id="61"/>
+    <w:bookmarkStart w:id="63" w:name="howd-he-get-caught-2"/>
+    <w:p>
+      <w:pPr>
+        <w:pStyle w:val="Heading2"/>
+      </w:pPr>
+      <w:r>
+        <w:t xml:space="preserve">How’d he get caught?</w:t>
+      </w:r>
+    </w:p>
+    <w:p>
+      <w:pPr>
+        <w:pStyle w:val="FirstParagraph"/>
+      </w:pPr>
+      <w:r>
+        <w:t xml:space="preserve">He was undone by his own thoroughness, the very trait he was most proud of. The</w:t>
+      </w:r>
+      <w:r>
+        <w:t xml:space="preserve"> </w:t>
+      </w:r>
+      <w:r>
+        <w:t xml:space="preserve">grudge handed police his name within days, nursed so long and so loudly that his</w:t>
+      </w:r>
+      <w:r>
+        <w:t xml:space="preserve"> </w:t>
+      </w:r>
+      <w:r>
+        <w:t xml:space="preserve">own family recognized it on sight. The unplugged router announced a killer who</w:t>
+      </w:r>
+      <w:r>
+        <w:t xml:space="preserve"> </w:t>
+      </w:r>
+      <w:r>
+        <w:t xml:space="preserve">understood machines. The truck was too old and too distinctive to belong to anyone</w:t>
+      </w:r>
+      <w:r>
+        <w:t xml:space="preserve"> </w:t>
+      </w:r>
+      <w:r>
+        <w:t xml:space="preserve">else. And the hard drive in the rafters preserved, in flawless order, the</w:t>
+      </w:r>
+      <w:r>
+        <w:t xml:space="preserve"> </w:t>
+      </w:r>
+      <w:r>
+        <w:t xml:space="preserve">surveillance, the manuals, the appetite, and the plan, including his own careful</w:t>
+      </w:r>
+      <w:r>
+        <w:t xml:space="preserve"> </w:t>
+      </w:r>
+      <w:r>
+        <w:t xml:space="preserve">notes on how to erase the kind of evidence that ultimately buried him. Douglas</w:t>
+      </w:r>
+      <w:r>
+        <w:t xml:space="preserve"> </w:t>
+      </w:r>
+      <w:r>
+        <w:t xml:space="preserve">Garland understood technology better than almost anyone around him. What he never</w:t>
+      </w:r>
+      <w:r>
+        <w:t xml:space="preserve"> </w:t>
+      </w:r>
+      <w:r>
+        <w:t xml:space="preserve">understood was that a machine remembers everything you teach it, especially the</w:t>
+      </w:r>
+      <w:r>
+        <w:t xml:space="preserve"> </w:t>
+      </w:r>
+      <w:r>
+        <w:t xml:space="preserve">things you would most like it to forget.</w:t>
+      </w:r>
+    </w:p>
+    <w:p>
+      <w:r>
+        <w:pict>
+          <v:rect style="width:0;height:1.5pt" o:hralign="center" o:hrstd="t" o:hr="t"/>
+        </w:pict>
+      </w:r>
+    </w:p>
+    <w:p>
+      <w:pPr>
+        <w:pStyle w:val="BlockText"/>
+      </w:pPr>
+      <w:r>
+        <w:rPr>
+          <w:bCs/>
+          <w:b/>
+        </w:rPr>
+        <w:t xml:space="preserve">📖 Read the case yourself:</w:t>
+      </w:r>
+      <w:r>
+        <w:t xml:space="preserve"> </w:t>
+      </w:r>
+      <w:r>
+        <w:rPr>
+          <w:iCs/>
+          <w:i/>
+        </w:rPr>
         <w:t xml:space="preserve">R v Garland</w:t>
       </w:r>
       <w:r>
@@ -6907,7 +7925,7 @@
       <w:r>
         <w:t xml:space="preserve"> </w:t>
       </w:r>
-      <w:hyperlink r:id="rId56">
+      <w:hyperlink r:id="rId62">
         <w:r>
           <w:rPr>
             <w:rStyle w:val="Hyperlink"/>
@@ -6931,9 +7949,9 @@
         <w:t xml:space="preserve">analysis follows.</w:t>
       </w:r>
     </w:p>
-    <w:bookmarkEnd w:id="57"/>
-    <w:bookmarkEnd w:id="58"/>
-    <w:bookmarkStart w:id="63" w:name="X12481cf3d42f24a4481acf69b16913fb2b74ae2"/>
+    <w:bookmarkEnd w:id="63"/>
+    <w:bookmarkEnd w:id="64"/>
+    <w:bookmarkStart w:id="69" w:name="X12481cf3d42f24a4481acf69b16913fb2b74ae2"/>
     <w:p>
       <w:pPr>
         <w:pStyle w:val="Heading1"/>
@@ -7060,7 +8078,7 @@
         <w:t xml:space="preserve">The proof of it was a record of things Melissa Todorovic typed.</w:t>
       </w:r>
     </w:p>
-    <w:bookmarkStart w:id="59" w:name="a-murder-authored-by-message"/>
+    <w:bookmarkStart w:id="65" w:name="a-murder-authored-by-message"/>
     <w:p>
       <w:pPr>
         <w:pStyle w:val="Heading2"/>
@@ -7221,8 +8239,8 @@
         <w:t xml:space="preserve">Bagshaw carried out what the messages had been driving toward all along.</w:t>
       </w:r>
     </w:p>
-    <w:bookmarkEnd w:id="59"/>
-    <w:bookmarkStart w:id="60" w:name="the-screen-and-the-confession"/>
+    <w:bookmarkEnd w:id="65"/>
+    <w:bookmarkStart w:id="66" w:name="the-screen-and-the-confession"/>
     <w:p>
       <w:pPr>
         <w:pStyle w:val="Heading2"/>
@@ -7475,8 +8493,8 @@
         <w:t xml:space="preserve">This chapter stays within what the appellate judgment establishes.)</w:t>
       </w:r>
     </w:p>
-    <w:bookmarkEnd w:id="60"/>
-    <w:bookmarkStart w:id="62" w:name="howd-she-get-caught"/>
+    <w:bookmarkEnd w:id="66"/>
+    <w:bookmarkStart w:id="68" w:name="howd-she-get-caught"/>
     <w:p>
       <w:pPr>
         <w:pStyle w:val="Heading2"/>
@@ -7595,824 +8613,6 @@
       </w:r>
       <w:r>
         <w:t xml:space="preserve">Pardu JJ.A. concurring).</w:t>
-      </w:r>
-      <w:r>
-        <w:t xml:space="preserve"> </w:t>
-      </w:r>
-      <w:r>
-        <w:t xml:space="preserve">Free online:</w:t>
-      </w:r>
-      <w:r>
-        <w:t xml:space="preserve"> </w:t>
-      </w:r>
-      <w:hyperlink r:id="rId61">
-        <w:r>
-          <w:rPr>
-            <w:rStyle w:val="Hyperlink"/>
-          </w:rPr>
-          <w:t xml:space="preserve">CanLII</w:t>
-        </w:r>
-      </w:hyperlink>
-      <w:r>
-        <w:t xml:space="preserve">.</w:t>
-      </w:r>
-      <w:r>
-        <w:t xml:space="preserve"> </w:t>
-      </w:r>
-      <w:r>
-        <w:t xml:space="preserve">The factual overview is at paras. 3-6; the analysis of her police statements</w:t>
-      </w:r>
-      <w:r>
-        <w:t xml:space="preserve"> </w:t>
-      </w:r>
-      <w:r>
-        <w:t xml:space="preserve">and the adult-sentence decision follows.</w:t>
-      </w:r>
-    </w:p>
-    <w:bookmarkEnd w:id="62"/>
-    <w:bookmarkEnd w:id="63"/>
-    <w:bookmarkStart w:id="69" w:name="X224a54cfbe12541b911ec8945192b5378e1e509"/>
-    <w:p>
-      <w:pPr>
-        <w:pStyle w:val="Heading1"/>
-      </w:pPr>
-      <w:r>
-        <w:t xml:space="preserve">Chapter 18 - The Camera He Installed Himself</w:t>
-      </w:r>
-    </w:p>
-    <w:p>
-      <w:pPr>
-        <w:pStyle w:val="FirstParagraph"/>
-      </w:pPr>
-      <w:r>
-        <w:rPr>
-          <w:bCs/>
-          <w:b/>
-        </w:rPr>
-        <w:t xml:space="preserve">He wired his apartment with security cameras to protect his drug money. They</w:t>
-      </w:r>
-      <w:r>
-        <w:rPr>
-          <w:bCs/>
-          <w:b/>
-        </w:rPr>
-        <w:t xml:space="preserve"> </w:t>
-      </w:r>
-      <w:r>
-        <w:rPr>
-          <w:bCs/>
-          <w:b/>
-        </w:rPr>
-        <w:t xml:space="preserve">worked perfectly. That was the problem.</w:t>
-      </w:r>
-    </w:p>
-    <w:p>
-      <w:pPr>
-        <w:pStyle w:val="BodyText"/>
-      </w:pPr>
-      <w:r>
-        <w:t xml:space="preserve">William Sandeson was, by any reasonable measure, a young man with a future. In</w:t>
-      </w:r>
-      <w:r>
-        <w:t xml:space="preserve"> </w:t>
-      </w:r>
-      <w:r>
-        <w:t xml:space="preserve">August 2015 he was days from starting medical school at Dalhousie University in</w:t>
-      </w:r>
-      <w:r>
-        <w:t xml:space="preserve"> </w:t>
-      </w:r>
-      <w:r>
-        <w:t xml:space="preserve">Halifax, the kind of achievement that gets your photo in the hometown paper. He</w:t>
-      </w:r>
-      <w:r>
-        <w:t xml:space="preserve"> </w:t>
-      </w:r>
-      <w:r>
-        <w:t xml:space="preserve">was also, on the side, a drug dealer, which does not get your photo in the paper</w:t>
-      </w:r>
-      <w:r>
-        <w:t xml:space="preserve"> </w:t>
-      </w:r>
-      <w:r>
-        <w:t xml:space="preserve">until considerably later, and under a different headline.</w:t>
-      </w:r>
-    </w:p>
-    <w:p>
-      <w:pPr>
-        <w:pStyle w:val="BodyText"/>
-      </w:pPr>
-      <w:r>
-        <w:t xml:space="preserve">His problem that August was a business meeting. Taylor Samson, a Dalhousie</w:t>
-      </w:r>
-      <w:r>
-        <w:t xml:space="preserve"> </w:t>
-      </w:r>
-      <w:r>
-        <w:t xml:space="preserve">physics student who lived nearby and moved weight in the same trade, had a large</w:t>
-      </w:r>
-      <w:r>
-        <w:t xml:space="preserve"> </w:t>
-      </w:r>
-      <w:r>
-        <w:t xml:space="preserve">quantity of marijuana to sell, and Sandeson had agreed to buy it for $40,000.</w:t>
-      </w:r>
-      <w:r>
-        <w:t xml:space="preserve"> </w:t>
-      </w:r>
-      <w:r>
-        <w:t xml:space="preserve">They set the meeting for the night of August 15, at Sandeson’s apartment at 1210</w:t>
-      </w:r>
-      <w:r>
-        <w:t xml:space="preserve"> </w:t>
-      </w:r>
-      <w:r>
-        <w:t xml:space="preserve">Henry Street. Samson told his girlfriend he’d be back soon and left behind his</w:t>
-      </w:r>
-      <w:r>
-        <w:t xml:space="preserve"> </w:t>
-      </w:r>
-      <w:r>
-        <w:t xml:space="preserve">wallet, his keys, and his prescription medication, the small anchors of a man who</w:t>
-      </w:r>
-      <w:r>
-        <w:t xml:space="preserve"> </w:t>
-      </w:r>
-      <w:r>
-        <w:t xml:space="preserve">fully intends to return.</w:t>
-      </w:r>
-    </w:p>
-    <w:p>
-      <w:pPr>
-        <w:pStyle w:val="BodyText"/>
-      </w:pPr>
-      <w:r>
-        <w:t xml:space="preserve">Sandeson’s own security camera filmed Samson arriving at about 10:30 p.m.,</w:t>
-      </w:r>
-      <w:r>
-        <w:t xml:space="preserve"> </w:t>
-      </w:r>
-      <w:r>
-        <w:t xml:space="preserve">walking into the apartment carrying a large black duffel bag. That footage is the</w:t>
-      </w:r>
-      <w:r>
-        <w:t xml:space="preserve"> </w:t>
-      </w:r>
-      <w:r>
-        <w:t xml:space="preserve">last confirmed sighting of Taylor Samson alive. His body has never been found.</w:t>
-      </w:r>
-    </w:p>
-    <w:p>
-      <w:pPr>
-        <w:pStyle w:val="BodyText"/>
-      </w:pPr>
-      <w:r>
-        <w:t xml:space="preserve">Here is the detail that should have given Sandeson pause, if criminals were the</w:t>
-      </w:r>
-      <w:r>
-        <w:t xml:space="preserve"> </w:t>
-      </w:r>
-      <w:r>
-        <w:t xml:space="preserve">pausing sort: the camera that filmed Samson walking in was his own. He had</w:t>
-      </w:r>
-      <w:r>
-        <w:t xml:space="preserve"> </w:t>
-      </w:r>
-      <w:r>
-        <w:t xml:space="preserve">installed it himself, to guard his cash and his product. It did its job</w:t>
-      </w:r>
-      <w:r>
-        <w:t xml:space="preserve"> </w:t>
-      </w:r>
-      <w:r>
-        <w:t xml:space="preserve">flawlessly. It just did the job for the wrong team.</w:t>
-      </w:r>
-    </w:p>
-    <w:bookmarkStart w:id="64" w:name="the-apartment-that-talked"/>
-    <w:p>
-      <w:pPr>
-        <w:pStyle w:val="Heading2"/>
-      </w:pPr>
-      <w:r>
-        <w:t xml:space="preserve">The apartment that talked</w:t>
-      </w:r>
-    </w:p>
-    <w:p>
-      <w:pPr>
-        <w:pStyle w:val="FirstParagraph"/>
-      </w:pPr>
-      <w:r>
-        <w:t xml:space="preserve">To grasp how thoroughly this crime documented itself, you have to meet the</w:t>
-      </w:r>
-      <w:r>
-        <w:t xml:space="preserve"> </w:t>
-      </w:r>
-      <w:r>
-        <w:t xml:space="preserve">neighbors.</w:t>
-      </w:r>
-    </w:p>
-    <w:p>
-      <w:pPr>
-        <w:pStyle w:val="BodyText"/>
-      </w:pPr>
-      <w:r>
-        <w:t xml:space="preserve">Across the hall lived a man named Pookiel McCabe, who that evening had his friend</w:t>
-      </w:r>
-      <w:r>
-        <w:t xml:space="preserve"> </w:t>
-      </w:r>
-      <w:r>
-        <w:t xml:space="preserve">Justin Blades over, along with Sandeson. Sandeson slipped back to his own</w:t>
-      </w:r>
-      <w:r>
-        <w:t xml:space="preserve"> </w:t>
-      </w:r>
-      <w:r>
-        <w:t xml:space="preserve">apartment shortly after Blades arrived. Then Blades and McCabe heard a single</w:t>
-      </w:r>
-      <w:r>
-        <w:t xml:space="preserve"> </w:t>
-      </w:r>
-      <w:r>
-        <w:t xml:space="preserve">gunshot from across the hall, the kind of sound that reorganizes an evening.</w:t>
-      </w:r>
-      <w:r>
-        <w:t xml:space="preserve"> </w:t>
-      </w:r>
-      <w:r>
-        <w:t xml:space="preserve">Seconds later, Sandeson’s security camera, still faithfully rolling, filmed him</w:t>
-      </w:r>
-      <w:r>
-        <w:t xml:space="preserve"> </w:t>
-      </w:r>
-      <w:r>
-        <w:t xml:space="preserve">appearing at McCabe’s door in what both men described as a state of shock or</w:t>
-      </w:r>
-      <w:r>
-        <w:t xml:space="preserve"> </w:t>
-      </w:r>
-      <w:r>
-        <w:t xml:space="preserve">panic.</w:t>
-      </w:r>
-    </w:p>
-    <w:p>
-      <w:pPr>
-        <w:pStyle w:val="BodyText"/>
-      </w:pPr>
-      <w:r>
-        <w:t xml:space="preserve">The two neighbors walked across the hall and looked into Sandeson’s apartment.</w:t>
-      </w:r>
-      <w:r>
-        <w:t xml:space="preserve"> </w:t>
-      </w:r>
-      <w:r>
-        <w:t xml:space="preserve">What they saw, they later testified, was a man slumped over in a chair, and blood,</w:t>
-      </w:r>
-      <w:r>
-        <w:t xml:space="preserve"> </w:t>
-      </w:r>
-      <w:r>
-        <w:t xml:space="preserve">and cash, and drugs. They retreated, then came back a short time later, and Blades</w:t>
-      </w:r>
-      <w:r>
-        <w:t xml:space="preserve"> </w:t>
-      </w:r>
-      <w:r>
-        <w:t xml:space="preserve">saw streaks of blood leading from the chair to the bathroom. Sandeson said he had</w:t>
-      </w:r>
-      <w:r>
-        <w:t xml:space="preserve"> </w:t>
-      </w:r>
-      <w:r>
-        <w:t xml:space="preserve">to clean up. He asked Blades for the use of his car. Blades, to his eternal</w:t>
-      </w:r>
-      <w:r>
-        <w:t xml:space="preserve"> </w:t>
-      </w:r>
-      <w:r>
-        <w:t xml:space="preserve">credit, said no.</w:t>
-      </w:r>
-    </w:p>
-    <w:p>
-      <w:pPr>
-        <w:pStyle w:val="BodyText"/>
-      </w:pPr>
-      <w:r>
-        <w:t xml:space="preserve">Now, Sandeson’s cameras recorded to a DVR sitting in his own apartment, and the</w:t>
-      </w:r>
-      <w:r>
-        <w:t xml:space="preserve"> </w:t>
-      </w:r>
-      <w:r>
-        <w:t xml:space="preserve">DVR captured all of this coming and going with the diligence of a machine that</w:t>
-      </w:r>
-      <w:r>
-        <w:t xml:space="preserve"> </w:t>
-      </w:r>
-      <w:r>
-        <w:t xml:space="preserve">does not know what it is looking at. It filmed the neighbors leaving. And then,</w:t>
-      </w:r>
-      <w:r>
-        <w:t xml:space="preserve"> </w:t>
-      </w:r>
-      <w:r>
-        <w:t xml:space="preserve">in the single most suspicious act of stagecraft in the entire case, the recording</w:t>
-      </w:r>
-      <w:r>
-        <w:t xml:space="preserve"> </w:t>
-      </w:r>
-      <w:r>
-        <w:t xml:space="preserve">simply stops. The DVR did not record anything between roughly 11:30 p.m. on</w:t>
-      </w:r>
-      <w:r>
-        <w:t xml:space="preserve"> </w:t>
-      </w:r>
-      <w:r>
-        <w:t xml:space="preserve">August 15 and roughly 1:00 a.m. on August 16, which is to say it went dark for</w:t>
-      </w:r>
-      <w:r>
-        <w:t xml:space="preserve"> </w:t>
-      </w:r>
-      <w:r>
-        <w:t xml:space="preserve">exactly the ninety minutes a person would need to deal with a body and mop a</w:t>
-      </w:r>
-      <w:r>
-        <w:t xml:space="preserve"> </w:t>
-      </w:r>
-      <w:r>
-        <w:t xml:space="preserve">floor. A camera system that captured everything, right up until the precise</w:t>
-      </w:r>
-      <w:r>
-        <w:t xml:space="preserve"> </w:t>
-      </w:r>
-      <w:r>
-        <w:t xml:space="preserve">window when its owner would very much have preferred it hadn’t. The gap did not</w:t>
-      </w:r>
-      <w:r>
-        <w:t xml:space="preserve"> </w:t>
-      </w:r>
-      <w:r>
-        <w:t xml:space="preserve">look like a coincidence. It looked like a confession with the middle torn out.</w:t>
-      </w:r>
-    </w:p>
-    <w:bookmarkEnd w:id="64"/>
-    <w:bookmarkStart w:id="65" w:name="cleaning-up-on-camera"/>
-    <w:p>
-      <w:pPr>
-        <w:pStyle w:val="Heading2"/>
-      </w:pPr>
-      <w:r>
-        <w:t xml:space="preserve">Cleaning up on camera</w:t>
-      </w:r>
-    </w:p>
-    <w:p>
-      <w:pPr>
-        <w:pStyle w:val="FirstParagraph"/>
-      </w:pPr>
-      <w:r>
-        <w:t xml:space="preserve">If the missing ninety minutes were Sandeson’s one moment of caution, the hours</w:t>
-      </w:r>
-      <w:r>
-        <w:t xml:space="preserve"> </w:t>
-      </w:r>
-      <w:r>
-        <w:t xml:space="preserve">around it were a festival of the opposite.</w:t>
-      </w:r>
-    </w:p>
-    <w:p>
-      <w:pPr>
-        <w:pStyle w:val="BodyText"/>
-      </w:pPr>
-      <w:r>
-        <w:t xml:space="preserve">His girlfriend, Sonja Gashus, arrived around 12:30 a.m. and noticed the apartment</w:t>
-      </w:r>
-      <w:r>
-        <w:t xml:space="preserve"> </w:t>
-      </w:r>
-      <w:r>
-        <w:t xml:space="preserve">reeked of bleach, an observation Blades would echo later that morning. Sandeson</w:t>
-      </w:r>
-      <w:r>
-        <w:t xml:space="preserve"> </w:t>
-      </w:r>
-      <w:r>
-        <w:t xml:space="preserve">had, tellingly, told both his roommate and Gashus to stay away that evening,</w:t>
-      </w:r>
-      <w:r>
-        <w:t xml:space="preserve"> </w:t>
-      </w:r>
-      <w:r>
-        <w:t xml:space="preserve">clearing the theater before the show. At 2:52 a.m. he texted a fellow dealer to</w:t>
-      </w:r>
-      <w:r>
-        <w:t xml:space="preserve"> </w:t>
-      </w:r>
-      <w:r>
-        <w:t xml:space="preserve">report that Samson had run off with his money without handing over the drugs, and</w:t>
-      </w:r>
-      <w:r>
-        <w:t xml:space="preserve"> </w:t>
-      </w:r>
-      <w:r>
-        <w:t xml:space="preserve">he texted Samson’s own phone complaining that Samson never came back</w:t>
-      </w:r>
-      <w:r>
-        <w:t xml:space="preserve"> </w:t>
-      </w:r>
-      <w:r>
-        <w:t xml:space="preserve">“</w:t>
-      </w:r>
-      <w:r>
-        <w:t xml:space="preserve">with that</w:t>
-      </w:r>
-      <w:r>
-        <w:t xml:space="preserve"> </w:t>
-      </w:r>
-      <w:r>
-        <w:t xml:space="preserve">stuff,</w:t>
-      </w:r>
-      <w:r>
-        <w:t xml:space="preserve">”</w:t>
-      </w:r>
-      <w:r>
-        <w:t xml:space="preserve"> </w:t>
-      </w:r>
-      <w:r>
-        <w:t xml:space="preserve">building a paper alibi to a man he knew would never answer.</w:t>
-      </w:r>
-    </w:p>
-    <w:p>
-      <w:pPr>
-        <w:pStyle w:val="BodyText"/>
-      </w:pPr>
-      <w:r>
-        <w:t xml:space="preserve">Then, in daylight, he went back to work in front of the lenses. Surveillance</w:t>
-      </w:r>
-      <w:r>
-        <w:t xml:space="preserve"> </w:t>
-      </w:r>
-      <w:r>
-        <w:t xml:space="preserve">video caught Sandeson cleaning out the trunk of his car on the morning of August</w:t>
-      </w:r>
-      <w:r>
-        <w:t xml:space="preserve"> </w:t>
-      </w:r>
-      <w:r>
-        <w:t xml:space="preserve">16. Forensics later found Taylor Samson’s DNA in that trunk. On August 17,</w:t>
-      </w:r>
-      <w:r>
-        <w:t xml:space="preserve"> </w:t>
-      </w:r>
-      <w:r>
-        <w:t xml:space="preserve">another camera filmed him carrying garbage bags and other items out of his</w:t>
-      </w:r>
-      <w:r>
-        <w:t xml:space="preserve"> </w:t>
-      </w:r>
-      <w:r>
-        <w:t xml:space="preserve">apartment while wearing gloves, the universal costume of a man who has just</w:t>
-      </w:r>
-      <w:r>
-        <w:t xml:space="preserve"> </w:t>
-      </w:r>
-      <w:r>
-        <w:t xml:space="preserve">learned about DNA and is a day late applying the lesson. Cell-tower records then</w:t>
-      </w:r>
-      <w:r>
-        <w:t xml:space="preserve"> </w:t>
-      </w:r>
-      <w:r>
-        <w:t xml:space="preserve">tracked his phone to Truro, where his family keeps a farm, and investigators</w:t>
-      </w:r>
-      <w:r>
-        <w:t xml:space="preserve"> </w:t>
-      </w:r>
-      <w:r>
-        <w:t xml:space="preserve">found items there matching what he’d hauled out of the apartment, including a</w:t>
-      </w:r>
-      <w:r>
-        <w:t xml:space="preserve"> </w:t>
-      </w:r>
-      <w:r>
-        <w:t xml:space="preserve">shower curtain and a large duffel bag, both wearing Samson’s DNA.</w:t>
-      </w:r>
-    </w:p>
-    <w:p>
-      <w:pPr>
-        <w:pStyle w:val="BodyText"/>
-      </w:pPr>
-      <w:r>
-        <w:t xml:space="preserve">When Sandeson finally sat down with police, he offered a tidy story: he’d last</w:t>
-      </w:r>
-      <w:r>
-        <w:t xml:space="preserve"> </w:t>
-      </w:r>
-      <w:r>
-        <w:t xml:space="preserve">seen Samson days earlier, they’d arranged to meet on the 15th, but Samson simply</w:t>
-      </w:r>
-      <w:r>
-        <w:t xml:space="preserve"> </w:t>
-      </w:r>
-      <w:r>
-        <w:t xml:space="preserve">never showed. He even let officers photograph the texts on his phone, apparently</w:t>
-      </w:r>
-      <w:r>
-        <w:t xml:space="preserve"> </w:t>
-      </w:r>
-      <w:r>
-        <w:t xml:space="preserve">confident they backed him up. They did not. The messages made plain that the</w:t>
-      </w:r>
-      <w:r>
-        <w:t xml:space="preserve"> </w:t>
-      </w:r>
-      <w:r>
-        <w:t xml:space="preserve">planned deal was enormous and that Samson had, in fact, shown up exactly as</w:t>
-      </w:r>
-      <w:r>
-        <w:t xml:space="preserve"> </w:t>
-      </w:r>
-      <w:r>
-        <w:t xml:space="preserve">arranged, which is a hard thing to square with a man who never came.</w:t>
-      </w:r>
-    </w:p>
-    <w:p>
-      <w:pPr>
-        <w:pStyle w:val="BodyText"/>
-      </w:pPr>
-      <w:r>
-        <w:t xml:space="preserve">A jury convicted William Sandeson of first-degree murder.</w:t>
-      </w:r>
-    </w:p>
-    <w:bookmarkEnd w:id="65"/>
-    <w:bookmarkStart w:id="66" w:name="the-lawyers-ghost"/>
-    <w:p>
-      <w:pPr>
-        <w:pStyle w:val="Heading2"/>
-      </w:pPr>
-      <w:r>
-        <w:t xml:space="preserve">The lawyer’s ghost</w:t>
-      </w:r>
-    </w:p>
-    <w:p>
-      <w:pPr>
-        <w:pStyle w:val="FirstParagraph"/>
-      </w:pPr>
-      <w:r>
-        <w:t xml:space="preserve">The appeal, oddly, had nothing to do with the cameras, and everything to do with</w:t>
-      </w:r>
-      <w:r>
-        <w:t xml:space="preserve"> </w:t>
-      </w:r>
-      <w:r>
-        <w:t xml:space="preserve">a ghost in the defence’s own camp.</w:t>
-      </w:r>
-    </w:p>
-    <w:p>
-      <w:pPr>
-        <w:pStyle w:val="BodyText"/>
-      </w:pPr>
-      <w:r>
-        <w:t xml:space="preserve">It emerged that a private investigator working for Sandeson’s defence team had</w:t>
-      </w:r>
-      <w:r>
-        <w:t xml:space="preserve"> </w:t>
-      </w:r>
-      <w:r>
-        <w:t xml:space="preserve">quietly been helping the police. Two key witnesses, the neighbors Blades and</w:t>
-      </w:r>
-      <w:r>
-        <w:t xml:space="preserve"> </w:t>
-      </w:r>
-      <w:r>
-        <w:t xml:space="preserve">McCabe, had at first told investigators they knew nothing useful. The defence PI</w:t>
-      </w:r>
-      <w:r>
-        <w:t xml:space="preserve"> </w:t>
-      </w:r>
-      <w:r>
-        <w:t xml:space="preserve">interviewed them, realized they knew a great deal, and then nudged the police to</w:t>
-      </w:r>
-      <w:r>
-        <w:t xml:space="preserve"> </w:t>
-      </w:r>
-      <w:r>
-        <w:t xml:space="preserve">re-interview them, even helping the officers locate and win the confidence of the</w:t>
-      </w:r>
-      <w:r>
-        <w:t xml:space="preserve"> </w:t>
-      </w:r>
-      <w:r>
-        <w:t xml:space="preserve">very witnesses whose testimony would help bury his own client. None of this was</w:t>
-      </w:r>
-      <w:r>
-        <w:t xml:space="preserve"> </w:t>
-      </w:r>
-      <w:r>
-        <w:t xml:space="preserve">disclosed to the defence. In fact, the police took steps to keep the</w:t>
-      </w:r>
-      <w:r>
-        <w:t xml:space="preserve"> </w:t>
-      </w:r>
-      <w:r>
-        <w:t xml:space="preserve">investigator’s name confidential.</w:t>
-      </w:r>
-    </w:p>
-    <w:p>
-      <w:pPr>
-        <w:pStyle w:val="BodyText"/>
-      </w:pPr>
-      <w:r>
-        <w:t xml:space="preserve">When it surfaced mid-trial, the defence moved instantly for a mistrial. The trial</w:t>
-      </w:r>
-      <w:r>
-        <w:t xml:space="preserve"> </w:t>
-      </w:r>
-      <w:r>
-        <w:t xml:space="preserve">judge found a disclosure breach but figured a short adjournment and some extra</w:t>
-      </w:r>
-      <w:r>
-        <w:t xml:space="preserve"> </w:t>
-      </w:r>
-      <w:r>
-        <w:t xml:space="preserve">cross-examination would patch it. In June 2020 the Nova Scotia Court of Appeal</w:t>
-      </w:r>
-      <w:r>
-        <w:t xml:space="preserve"> </w:t>
-      </w:r>
-      <w:r>
-        <w:t xml:space="preserve">disagreed and ordered a new trial, holding that the failure to disclose had</w:t>
-      </w:r>
-      <w:r>
-        <w:t xml:space="preserve"> </w:t>
-      </w:r>
-      <w:r>
-        <w:t xml:space="preserve">crippled Sandeson’s ability to mount process-based challenges, and that the</w:t>
-      </w:r>
-      <w:r>
-        <w:t xml:space="preserve"> </w:t>
-      </w:r>
-      <w:r>
-        <w:t xml:space="preserve">police had been not passive bystanders but active partners in a common venture</w:t>
-      </w:r>
-      <w:r>
-        <w:t xml:space="preserve"> </w:t>
-      </w:r>
-      <w:r>
-        <w:t xml:space="preserve">with the defence’s own investigator. The only fair remedy was a mistrial.</w:t>
-      </w:r>
-      <w:r>
-        <w:t xml:space="preserve"> </w:t>
-      </w:r>
-      <w:r>
-        <w:rPr>
-          <w:iCs/>
-          <w:i/>
-        </w:rPr>
-        <w:t xml:space="preserve">(At</w:t>
-      </w:r>
-      <w:r>
-        <w:rPr>
-          <w:iCs/>
-          <w:i/>
-        </w:rPr>
-        <w:t xml:space="preserve"> </w:t>
-      </w:r>
-      <w:r>
-        <w:rPr>
-          <w:iCs/>
-          <w:i/>
-        </w:rPr>
-        <w:t xml:space="preserve">the retrial that followed, Sandeson was again convicted, a result reported in the</w:t>
-      </w:r>
-      <w:r>
-        <w:rPr>
-          <w:iCs/>
-          <w:i/>
-        </w:rPr>
-        <w:t xml:space="preserve"> </w:t>
-      </w:r>
-      <w:r>
-        <w:rPr>
-          <w:iCs/>
-          <w:i/>
-        </w:rPr>
-        <w:t xml:space="preserve">news rather than in this decision.)</w:t>
-      </w:r>
-    </w:p>
-    <w:bookmarkEnd w:id="66"/>
-    <w:bookmarkStart w:id="68" w:name="howd-he-get-caught-2"/>
-    <w:p>
-      <w:pPr>
-        <w:pStyle w:val="Heading2"/>
-      </w:pPr>
-      <w:r>
-        <w:t xml:space="preserve">How’d he get caught?</w:t>
-      </w:r>
-    </w:p>
-    <w:p>
-      <w:pPr>
-        <w:pStyle w:val="FirstParagraph"/>
-      </w:pPr>
-      <w:r>
-        <w:t xml:space="preserve">He filmed it. Not on purpose, which is the whole point. William Sandeson spent</w:t>
-      </w:r>
-      <w:r>
-        <w:t xml:space="preserve"> </w:t>
-      </w:r>
-      <w:r>
-        <w:t xml:space="preserve">money and effort wiring his apartment with cameras to protect his cash, and in</w:t>
-      </w:r>
-      <w:r>
-        <w:t xml:space="preserve"> </w:t>
-      </w:r>
-      <w:r>
-        <w:t xml:space="preserve">doing so he built the most patient and honest witness in the case, one that</w:t>
-      </w:r>
-      <w:r>
-        <w:t xml:space="preserve"> </w:t>
-      </w:r>
-      <w:r>
-        <w:t xml:space="preserve">recorded Taylor Samson walking in with a duffel bag and never, on any of its</w:t>
-      </w:r>
-      <w:r>
-        <w:t xml:space="preserve"> </w:t>
-      </w:r>
-      <w:r>
-        <w:t xml:space="preserve">tireless hours of footage, recorded him walking out. Then Sandeson went and</w:t>
-      </w:r>
-      <w:r>
-        <w:t xml:space="preserve"> </w:t>
-      </w:r>
-      <w:r>
-        <w:t xml:space="preserve">cleaned his trunk, hauled out his gloved garbage, and reeked up his apartment</w:t>
-      </w:r>
-      <w:r>
-        <w:t xml:space="preserve"> </w:t>
-      </w:r>
-      <w:r>
-        <w:t xml:space="preserve">with bleach, all on or around the same lenses, adding chapter after chapter to a</w:t>
-      </w:r>
-      <w:r>
-        <w:t xml:space="preserve"> </w:t>
-      </w:r>
-      <w:r>
-        <w:t xml:space="preserve">story he thought he was erasing. He wanted a security system to catch anyone who</w:t>
-      </w:r>
-      <w:r>
-        <w:t xml:space="preserve"> </w:t>
-      </w:r>
-      <w:r>
-        <w:t xml:space="preserve">came to rob him. It caught the one person in the building he never thought to</w:t>
-      </w:r>
-      <w:r>
-        <w:t xml:space="preserve"> </w:t>
-      </w:r>
-      <w:r>
-        <w:t xml:space="preserve">watch: himself.</w:t>
-      </w:r>
-    </w:p>
-    <w:p>
-      <w:r>
-        <w:pict>
-          <v:rect style="width:0;height:1.5pt" o:hralign="center" o:hrstd="t" o:hr="t"/>
-        </w:pict>
-      </w:r>
-    </w:p>
-    <w:p>
-      <w:pPr>
-        <w:pStyle w:val="BlockText"/>
-      </w:pPr>
-      <w:r>
-        <w:rPr>
-          <w:bCs/>
-          <w:b/>
-        </w:rPr>
-        <w:t xml:space="preserve">📖 Read the case yourself:</w:t>
-      </w:r>
-      <w:r>
-        <w:t xml:space="preserve"> </w:t>
-      </w:r>
-      <w:r>
-        <w:rPr>
-          <w:iCs/>
-          <w:i/>
-        </w:rPr>
-        <w:t xml:space="preserve">R. v. Sandeson</w:t>
-      </w:r>
-      <w:r>
-        <w:t xml:space="preserve">, 2020 NSCA 47, Nova Scotia</w:t>
-      </w:r>
-      <w:r>
-        <w:t xml:space="preserve"> </w:t>
-      </w:r>
-      <w:r>
-        <w:t xml:space="preserve">Court of Appeal, decided June 17, 2020 (Farrar J.A.; Saunders and Scanlan</w:t>
-      </w:r>
-      <w:r>
-        <w:t xml:space="preserve"> </w:t>
-      </w:r>
-      <w:r>
-        <w:t xml:space="preserve">JJ.A. concurring).</w:t>
       </w:r>
       <w:r>
         <w:t xml:space="preserve"> </w:t>
@@ -8438,24 +8638,24 @@
         <w:t xml:space="preserve"> </w:t>
       </w:r>
       <w:r>
-        <w:t xml:space="preserve">The factual background is set out early in the reasons; the private-investigator</w:t>
-      </w:r>
-      <w:r>
-        <w:t xml:space="preserve"> </w:t>
-      </w:r>
-      <w:r>
-        <w:t xml:space="preserve">disclosure issue that decided the appeal follows.</w:t>
+        <w:t xml:space="preserve">The factual overview is at paras. 3-6; the analysis of her police statements</w:t>
+      </w:r>
+      <w:r>
+        <w:t xml:space="preserve"> </w:t>
+      </w:r>
+      <w:r>
+        <w:t xml:space="preserve">and the adult-sentence decision follows.</w:t>
       </w:r>
     </w:p>
     <w:bookmarkEnd w:id="68"/>
     <w:bookmarkEnd w:id="69"/>
-    <w:bookmarkStart w:id="75" w:name="chapter-19---the-letter-from-the-grave"/>
+    <w:bookmarkStart w:id="75" w:name="X224a54cfbe12541b911ec8945192b5378e1e509"/>
     <w:p>
       <w:pPr>
         <w:pStyle w:val="Heading1"/>
       </w:pPr>
       <w:r>
-        <w:t xml:space="preserve">Chapter 19 - The Letter From the Grave</w:t>
+        <w:t xml:space="preserve">Chapter 18 - The Camera He Installed Himself</w:t>
       </w:r>
     </w:p>
     <w:p>
@@ -8467,7 +8667,7 @@
           <w:bCs/>
           <w:b/>
         </w:rPr>
-        <w:t xml:space="preserve">Two weeks before she died, Julie Jensen told a police officer: if anything</w:t>
+        <w:t xml:space="preserve">He wired his apartment with security cameras to protect his drug money. They</w:t>
       </w:r>
       <w:r>
         <w:rPr>
@@ -8481,21 +8681,7 @@
           <w:bCs/>
           <w:b/>
         </w:rPr>
-        <w:t xml:space="preserve">happens to me, my husband should be your first suspect. Then she made sure to put</w:t>
-      </w:r>
-      <w:r>
-        <w:rPr>
-          <w:bCs/>
-          <w:b/>
-        </w:rPr>
-        <w:t xml:space="preserve"> </w:t>
-      </w:r>
-      <w:r>
-        <w:rPr>
-          <w:bCs/>
-          <w:b/>
-        </w:rPr>
-        <w:t xml:space="preserve">it in writing.</w:t>
+        <w:t xml:space="preserve">worked perfectly. That was the problem.</w:t>
       </w:r>
     </w:p>
     <w:p>
@@ -8503,13 +8689,31 @@
         <w:pStyle w:val="BodyText"/>
       </w:pPr>
       <w:r>
-        <w:t xml:space="preserve">Most murder victims never get to testify. Julie Jensen did everything humanly</w:t>
-      </w:r>
-      <w:r>
-        <w:t xml:space="preserve"> </w:t>
-      </w:r>
-      <w:r>
-        <w:t xml:space="preserve">possible to be the exception.</w:t>
+        <w:t xml:space="preserve">William Sandeson was, by any reasonable measure, a young man with a future. In</w:t>
+      </w:r>
+      <w:r>
+        <w:t xml:space="preserve"> </w:t>
+      </w:r>
+      <w:r>
+        <w:t xml:space="preserve">August 2015 he was days from starting medical school at Dalhousie University in</w:t>
+      </w:r>
+      <w:r>
+        <w:t xml:space="preserve"> </w:t>
+      </w:r>
+      <w:r>
+        <w:t xml:space="preserve">Halifax, the kind of achievement that gets your photo in the hometown paper. He</w:t>
+      </w:r>
+      <w:r>
+        <w:t xml:space="preserve"> </w:t>
+      </w:r>
+      <w:r>
+        <w:t xml:space="preserve">was also, on the side, a drug dealer, which does not get your photo in the paper</w:t>
+      </w:r>
+      <w:r>
+        <w:t xml:space="preserve"> </w:t>
+      </w:r>
+      <w:r>
+        <w:t xml:space="preserve">until considerably later, and under a different headline.</w:t>
       </w:r>
     </w:p>
     <w:p>
@@ -8517,49 +8721,318 @@
         <w:pStyle w:val="BodyText"/>
       </w:pPr>
       <w:r>
-        <w:t xml:space="preserve">In the autumn of 1998, in Pleasant Prairie, Wisconsin, Julie was living with a</w:t>
-      </w:r>
-      <w:r>
-        <w:t xml:space="preserve"> </w:t>
-      </w:r>
-      <w:r>
-        <w:t xml:space="preserve">fear she could feel but could not prove, the particular dread of a woman who</w:t>
-      </w:r>
-      <w:r>
-        <w:t xml:space="preserve"> </w:t>
-      </w:r>
-      <w:r>
-        <w:t xml:space="preserve">senses what is coming and knows no one will believe her until it is too late to</w:t>
-      </w:r>
-      <w:r>
-        <w:t xml:space="preserve"> </w:t>
-      </w:r>
-      <w:r>
-        <w:t xml:space="preserve">matter. So she did two remarkably deliberate things. She wrote a letter, sealed</w:t>
-      </w:r>
-      <w:r>
-        <w:t xml:space="preserve"> </w:t>
-      </w:r>
-      <w:r>
-        <w:t xml:space="preserve">it, and handed it to a neighbor with instructions to give it to the police if</w:t>
-      </w:r>
-      <w:r>
-        <w:t xml:space="preserve"> </w:t>
-      </w:r>
-      <w:r>
-        <w:t xml:space="preserve">anything happened to her. And she left two voicemails for Pleasant Prairie Police</w:t>
-      </w:r>
-      <w:r>
-        <w:t xml:space="preserve"> </w:t>
-      </w:r>
-      <w:r>
-        <w:t xml:space="preserve">Officer Ron Kosman, telling him plainly that if she turned up dead, her husband</w:t>
-      </w:r>
-      <w:r>
-        <w:t xml:space="preserve"> </w:t>
-      </w:r>
-      <w:r>
-        <w:t xml:space="preserve">Mark should be his</w:t>
+        <w:t xml:space="preserve">His problem that August was a business meeting. Taylor Samson, a Dalhousie</w:t>
+      </w:r>
+      <w:r>
+        <w:t xml:space="preserve"> </w:t>
+      </w:r>
+      <w:r>
+        <w:t xml:space="preserve">physics student who lived nearby and moved weight in the same trade, had a large</w:t>
+      </w:r>
+      <w:r>
+        <w:t xml:space="preserve"> </w:t>
+      </w:r>
+      <w:r>
+        <w:t xml:space="preserve">quantity of marijuana to sell, and Sandeson had agreed to buy it for $40,000.</w:t>
+      </w:r>
+      <w:r>
+        <w:t xml:space="preserve"> </w:t>
+      </w:r>
+      <w:r>
+        <w:t xml:space="preserve">They set the meeting for the night of August 15, at Sandeson’s apartment at 1210</w:t>
+      </w:r>
+      <w:r>
+        <w:t xml:space="preserve"> </w:t>
+      </w:r>
+      <w:r>
+        <w:t xml:space="preserve">Henry Street. Samson told his girlfriend he’d be back soon and left behind his</w:t>
+      </w:r>
+      <w:r>
+        <w:t xml:space="preserve"> </w:t>
+      </w:r>
+      <w:r>
+        <w:t xml:space="preserve">wallet, his keys, and his prescription medication, the small anchors of a man who</w:t>
+      </w:r>
+      <w:r>
+        <w:t xml:space="preserve"> </w:t>
+      </w:r>
+      <w:r>
+        <w:t xml:space="preserve">fully intends to return.</w:t>
+      </w:r>
+    </w:p>
+    <w:p>
+      <w:pPr>
+        <w:pStyle w:val="BodyText"/>
+      </w:pPr>
+      <w:r>
+        <w:t xml:space="preserve">Sandeson’s own security camera filmed Samson arriving at about 10:30 p.m.,</w:t>
+      </w:r>
+      <w:r>
+        <w:t xml:space="preserve"> </w:t>
+      </w:r>
+      <w:r>
+        <w:t xml:space="preserve">walking into the apartment carrying a large black duffel bag. That footage is the</w:t>
+      </w:r>
+      <w:r>
+        <w:t xml:space="preserve"> </w:t>
+      </w:r>
+      <w:r>
+        <w:t xml:space="preserve">last confirmed sighting of Taylor Samson alive. His body has never been found.</w:t>
+      </w:r>
+    </w:p>
+    <w:p>
+      <w:pPr>
+        <w:pStyle w:val="BodyText"/>
+      </w:pPr>
+      <w:r>
+        <w:t xml:space="preserve">Here is the detail that should have given Sandeson pause, if criminals were the</w:t>
+      </w:r>
+      <w:r>
+        <w:t xml:space="preserve"> </w:t>
+      </w:r>
+      <w:r>
+        <w:t xml:space="preserve">pausing sort: the camera that filmed Samson walking in was his own. He had</w:t>
+      </w:r>
+      <w:r>
+        <w:t xml:space="preserve"> </w:t>
+      </w:r>
+      <w:r>
+        <w:t xml:space="preserve">installed it himself, to guard his cash and his product. It did its job</w:t>
+      </w:r>
+      <w:r>
+        <w:t xml:space="preserve"> </w:t>
+      </w:r>
+      <w:r>
+        <w:t xml:space="preserve">flawlessly. It just did the job for the wrong team.</w:t>
+      </w:r>
+    </w:p>
+    <w:bookmarkStart w:id="70" w:name="the-apartment-that-talked"/>
+    <w:p>
+      <w:pPr>
+        <w:pStyle w:val="Heading2"/>
+      </w:pPr>
+      <w:r>
+        <w:t xml:space="preserve">The apartment that talked</w:t>
+      </w:r>
+    </w:p>
+    <w:p>
+      <w:pPr>
+        <w:pStyle w:val="FirstParagraph"/>
+      </w:pPr>
+      <w:r>
+        <w:t xml:space="preserve">To grasp how thoroughly this crime documented itself, you have to meet the</w:t>
+      </w:r>
+      <w:r>
+        <w:t xml:space="preserve"> </w:t>
+      </w:r>
+      <w:r>
+        <w:t xml:space="preserve">neighbors.</w:t>
+      </w:r>
+    </w:p>
+    <w:p>
+      <w:pPr>
+        <w:pStyle w:val="BodyText"/>
+      </w:pPr>
+      <w:r>
+        <w:t xml:space="preserve">Across the hall lived a man named Pookiel McCabe, who that evening had his friend</w:t>
+      </w:r>
+      <w:r>
+        <w:t xml:space="preserve"> </w:t>
+      </w:r>
+      <w:r>
+        <w:t xml:space="preserve">Justin Blades over, along with Sandeson. Sandeson slipped back to his own</w:t>
+      </w:r>
+      <w:r>
+        <w:t xml:space="preserve"> </w:t>
+      </w:r>
+      <w:r>
+        <w:t xml:space="preserve">apartment shortly after Blades arrived. Then Blades and McCabe heard a single</w:t>
+      </w:r>
+      <w:r>
+        <w:t xml:space="preserve"> </w:t>
+      </w:r>
+      <w:r>
+        <w:t xml:space="preserve">gunshot from across the hall, the kind of sound that reorganizes an evening.</w:t>
+      </w:r>
+      <w:r>
+        <w:t xml:space="preserve"> </w:t>
+      </w:r>
+      <w:r>
+        <w:t xml:space="preserve">Seconds later, Sandeson’s security camera, still faithfully rolling, filmed him</w:t>
+      </w:r>
+      <w:r>
+        <w:t xml:space="preserve"> </w:t>
+      </w:r>
+      <w:r>
+        <w:t xml:space="preserve">appearing at McCabe’s door in what both men described as a state of shock or</w:t>
+      </w:r>
+      <w:r>
+        <w:t xml:space="preserve"> </w:t>
+      </w:r>
+      <w:r>
+        <w:t xml:space="preserve">panic.</w:t>
+      </w:r>
+    </w:p>
+    <w:p>
+      <w:pPr>
+        <w:pStyle w:val="BodyText"/>
+      </w:pPr>
+      <w:r>
+        <w:t xml:space="preserve">The two neighbors walked across the hall and looked into Sandeson’s apartment.</w:t>
+      </w:r>
+      <w:r>
+        <w:t xml:space="preserve"> </w:t>
+      </w:r>
+      <w:r>
+        <w:t xml:space="preserve">What they saw, they later testified, was a man slumped over in a chair, and blood,</w:t>
+      </w:r>
+      <w:r>
+        <w:t xml:space="preserve"> </w:t>
+      </w:r>
+      <w:r>
+        <w:t xml:space="preserve">and cash, and drugs. They retreated, then came back a short time later, and Blades</w:t>
+      </w:r>
+      <w:r>
+        <w:t xml:space="preserve"> </w:t>
+      </w:r>
+      <w:r>
+        <w:t xml:space="preserve">saw streaks of blood leading from the chair to the bathroom. Sandeson said he had</w:t>
+      </w:r>
+      <w:r>
+        <w:t xml:space="preserve"> </w:t>
+      </w:r>
+      <w:r>
+        <w:t xml:space="preserve">to clean up. He asked Blades for the use of his car. Blades, to his eternal</w:t>
+      </w:r>
+      <w:r>
+        <w:t xml:space="preserve"> </w:t>
+      </w:r>
+      <w:r>
+        <w:t xml:space="preserve">credit, said no.</w:t>
+      </w:r>
+    </w:p>
+    <w:p>
+      <w:pPr>
+        <w:pStyle w:val="BodyText"/>
+      </w:pPr>
+      <w:r>
+        <w:t xml:space="preserve">Now, Sandeson’s cameras recorded to a DVR sitting in his own apartment, and the</w:t>
+      </w:r>
+      <w:r>
+        <w:t xml:space="preserve"> </w:t>
+      </w:r>
+      <w:r>
+        <w:t xml:space="preserve">DVR captured all of this coming and going with the diligence of a machine that</w:t>
+      </w:r>
+      <w:r>
+        <w:t xml:space="preserve"> </w:t>
+      </w:r>
+      <w:r>
+        <w:t xml:space="preserve">does not know what it is looking at. It filmed the neighbors leaving. And then,</w:t>
+      </w:r>
+      <w:r>
+        <w:t xml:space="preserve"> </w:t>
+      </w:r>
+      <w:r>
+        <w:t xml:space="preserve">in the single most suspicious act of stagecraft in the entire case, the recording</w:t>
+      </w:r>
+      <w:r>
+        <w:t xml:space="preserve"> </w:t>
+      </w:r>
+      <w:r>
+        <w:t xml:space="preserve">simply stops. The DVR did not record anything between roughly 11:30 p.m. on</w:t>
+      </w:r>
+      <w:r>
+        <w:t xml:space="preserve"> </w:t>
+      </w:r>
+      <w:r>
+        <w:t xml:space="preserve">August 15 and roughly 1:00 a.m. on August 16, which is to say it went dark for</w:t>
+      </w:r>
+      <w:r>
+        <w:t xml:space="preserve"> </w:t>
+      </w:r>
+      <w:r>
+        <w:t xml:space="preserve">exactly the ninety minutes a person would need to deal with a body and mop a</w:t>
+      </w:r>
+      <w:r>
+        <w:t xml:space="preserve"> </w:t>
+      </w:r>
+      <w:r>
+        <w:t xml:space="preserve">floor. A camera system that captured everything, right up until the precise</w:t>
+      </w:r>
+      <w:r>
+        <w:t xml:space="preserve"> </w:t>
+      </w:r>
+      <w:r>
+        <w:t xml:space="preserve">window when its owner would very much have preferred it hadn’t. The gap did not</w:t>
+      </w:r>
+      <w:r>
+        <w:t xml:space="preserve"> </w:t>
+      </w:r>
+      <w:r>
+        <w:t xml:space="preserve">look like a coincidence. It looked like a confession with the middle torn out.</w:t>
+      </w:r>
+    </w:p>
+    <w:bookmarkEnd w:id="70"/>
+    <w:bookmarkStart w:id="71" w:name="cleaning-up-on-camera"/>
+    <w:p>
+      <w:pPr>
+        <w:pStyle w:val="Heading2"/>
+      </w:pPr>
+      <w:r>
+        <w:t xml:space="preserve">Cleaning up on camera</w:t>
+      </w:r>
+    </w:p>
+    <w:p>
+      <w:pPr>
+        <w:pStyle w:val="FirstParagraph"/>
+      </w:pPr>
+      <w:r>
+        <w:t xml:space="preserve">If the missing ninety minutes were Sandeson’s one moment of caution, the hours</w:t>
+      </w:r>
+      <w:r>
+        <w:t xml:space="preserve"> </w:t>
+      </w:r>
+      <w:r>
+        <w:t xml:space="preserve">around it were a festival of the opposite.</w:t>
+      </w:r>
+    </w:p>
+    <w:p>
+      <w:pPr>
+        <w:pStyle w:val="BodyText"/>
+      </w:pPr>
+      <w:r>
+        <w:t xml:space="preserve">His girlfriend, Sonja Gashus, arrived around 12:30 a.m. and noticed the apartment</w:t>
+      </w:r>
+      <w:r>
+        <w:t xml:space="preserve"> </w:t>
+      </w:r>
+      <w:r>
+        <w:t xml:space="preserve">reeked of bleach, an observation Blades would echo later that morning. Sandeson</w:t>
+      </w:r>
+      <w:r>
+        <w:t xml:space="preserve"> </w:t>
+      </w:r>
+      <w:r>
+        <w:t xml:space="preserve">had, tellingly, told both his roommate and Gashus to stay away that evening,</w:t>
+      </w:r>
+      <w:r>
+        <w:t xml:space="preserve"> </w:t>
+      </w:r>
+      <w:r>
+        <w:t xml:space="preserve">clearing the theater before the show. At 2:52 a.m. he texted a fellow dealer to</w:t>
+      </w:r>
+      <w:r>
+        <w:t xml:space="preserve"> </w:t>
+      </w:r>
+      <w:r>
+        <w:t xml:space="preserve">report that Samson had run off with his money without handing over the drugs, and</w:t>
+      </w:r>
+      <w:r>
+        <w:t xml:space="preserve"> </w:t>
+      </w:r>
+      <w:r>
+        <w:t xml:space="preserve">he texted Samson’s own phone complaining that Samson never came back</w:t>
       </w:r>
       <w:r>
         <w:t xml:space="preserve"> </w:t>
@@ -8568,18 +9041,78 @@
         <w:t xml:space="preserve">“</w:t>
       </w:r>
       <w:r>
-        <w:t xml:space="preserve">first suspect.</w:t>
+        <w:t xml:space="preserve">with that</w:t>
+      </w:r>
+      <w:r>
+        <w:t xml:space="preserve"> </w:t>
+      </w:r>
+      <w:r>
+        <w:t xml:space="preserve">stuff,</w:t>
       </w:r>
       <w:r>
         <w:t xml:space="preserve">”</w:t>
       </w:r>
+      <w:r>
+        <w:t xml:space="preserve"> </w:t>
+      </w:r>
+      <w:r>
+        <w:t xml:space="preserve">building a paper alibi to a man he knew would never answer.</w:t>
+      </w:r>
     </w:p>
     <w:p>
       <w:pPr>
         <w:pStyle w:val="BodyText"/>
       </w:pPr>
       <w:r>
-        <w:t xml:space="preserve">Then, on December 3, 1998, Julie Jensen died of poisoning.</w:t>
+        <w:t xml:space="preserve">Then, in daylight, he went back to work in front of the lenses. Surveillance</w:t>
+      </w:r>
+      <w:r>
+        <w:t xml:space="preserve"> </w:t>
+      </w:r>
+      <w:r>
+        <w:t xml:space="preserve">video caught Sandeson cleaning out the trunk of his car on the morning of August</w:t>
+      </w:r>
+      <w:r>
+        <w:t xml:space="preserve"> </w:t>
+      </w:r>
+      <w:r>
+        <w:t xml:space="preserve">16. Forensics later found Taylor Samson’s DNA in that trunk. On August 17,</w:t>
+      </w:r>
+      <w:r>
+        <w:t xml:space="preserve"> </w:t>
+      </w:r>
+      <w:r>
+        <w:t xml:space="preserve">another camera filmed him carrying garbage bags and other items out of his</w:t>
+      </w:r>
+      <w:r>
+        <w:t xml:space="preserve"> </w:t>
+      </w:r>
+      <w:r>
+        <w:t xml:space="preserve">apartment while wearing gloves, the universal costume of a man who has just</w:t>
+      </w:r>
+      <w:r>
+        <w:t xml:space="preserve"> </w:t>
+      </w:r>
+      <w:r>
+        <w:t xml:space="preserve">learned about DNA and is a day late applying the lesson. Cell-tower records then</w:t>
+      </w:r>
+      <w:r>
+        <w:t xml:space="preserve"> </w:t>
+      </w:r>
+      <w:r>
+        <w:t xml:space="preserve">tracked his phone to Truro, where his family keeps a farm, and investigators</w:t>
+      </w:r>
+      <w:r>
+        <w:t xml:space="preserve"> </w:t>
+      </w:r>
+      <w:r>
+        <w:t xml:space="preserve">found items there matching what he’d hauled out of the apartment, including a</w:t>
+      </w:r>
+      <w:r>
+        <w:t xml:space="preserve"> </w:t>
+      </w:r>
+      <w:r>
+        <w:t xml:space="preserve">shower curtain and a large duffel bag, both wearing Samson’s DNA.</w:t>
       </w:r>
     </w:p>
     <w:p>
@@ -8587,46 +9120,55 @@
         <w:pStyle w:val="BodyText"/>
       </w:pPr>
       <w:r>
-        <w:t xml:space="preserve">She had been right about all of it except the timing. She could not have guessed</w:t>
-      </w:r>
-      <w:r>
-        <w:t xml:space="preserve"> </w:t>
-      </w:r>
-      <w:r>
-        <w:t xml:space="preserve">that the letter she left behind, meant to catch her killer, would instead become</w:t>
-      </w:r>
-      <w:r>
-        <w:t xml:space="preserve"> </w:t>
-      </w:r>
-      <w:r>
-        <w:t xml:space="preserve">the fuse on one of the longest-running legal fights in American criminal history,</w:t>
-      </w:r>
-      <w:r>
-        <w:t xml:space="preserve"> </w:t>
-      </w:r>
-      <w:r>
-        <w:t xml:space="preserve">a quarter-century argument over a question that sounds like it should have a</w:t>
-      </w:r>
-      <w:r>
-        <w:t xml:space="preserve"> </w:t>
-      </w:r>
-      <w:r>
-        <w:t xml:space="preserve">one-word answer and does not: can a murdered woman accuse her killer from the</w:t>
-      </w:r>
-      <w:r>
-        <w:t xml:space="preserve"> </w:t>
-      </w:r>
-      <w:r>
-        <w:t xml:space="preserve">grave?</w:t>
-      </w:r>
-    </w:p>
-    <w:bookmarkStart w:id="70" w:name="the-charge-and-the-earthquake"/>
+        <w:t xml:space="preserve">When Sandeson finally sat down with police, he offered a tidy story: he’d last</w:t>
+      </w:r>
+      <w:r>
+        <w:t xml:space="preserve"> </w:t>
+      </w:r>
+      <w:r>
+        <w:t xml:space="preserve">seen Samson days earlier, they’d arranged to meet on the 15th, but Samson simply</w:t>
+      </w:r>
+      <w:r>
+        <w:t xml:space="preserve"> </w:t>
+      </w:r>
+      <w:r>
+        <w:t xml:space="preserve">never showed. He even let officers photograph the texts on his phone, apparently</w:t>
+      </w:r>
+      <w:r>
+        <w:t xml:space="preserve"> </w:t>
+      </w:r>
+      <w:r>
+        <w:t xml:space="preserve">confident they backed him up. They did not. The messages made plain that the</w:t>
+      </w:r>
+      <w:r>
+        <w:t xml:space="preserve"> </w:t>
+      </w:r>
+      <w:r>
+        <w:t xml:space="preserve">planned deal was enormous and that Samson had, in fact, shown up exactly as</w:t>
+      </w:r>
+      <w:r>
+        <w:t xml:space="preserve"> </w:t>
+      </w:r>
+      <w:r>
+        <w:t xml:space="preserve">arranged, which is a hard thing to square with a man who never came.</w:t>
+      </w:r>
+    </w:p>
+    <w:p>
+      <w:pPr>
+        <w:pStyle w:val="BodyText"/>
+      </w:pPr>
+      <w:r>
+        <w:t xml:space="preserve">A jury convicted William Sandeson of first-degree murder.</w:t>
+      </w:r>
+    </w:p>
+    <w:bookmarkEnd w:id="71"/>
+    <w:bookmarkStart w:id="72" w:name="the-lawyers-ghost"/>
     <w:p>
       <w:pPr>
         <w:pStyle w:val="Heading2"/>
       </w:pPr>
       <w:r>
-        <w:t xml:space="preserve">The charge, and the earthquake</w:t>
+        <w:t xml:space="preserve">The lawyer’s ghost</w:t>
       </w:r>
     </w:p>
     <w:p>
@@ -8634,37 +9176,13 @@
         <w:pStyle w:val="FirstParagraph"/>
       </w:pPr>
       <w:r>
-        <w:t xml:space="preserve">Mark Jensen was charged with first-degree intentional homicide in 2002, four</w:t>
-      </w:r>
-      <w:r>
-        <w:t xml:space="preserve"> </w:t>
-      </w:r>
-      <w:r>
-        <w:t xml:space="preserve">years after Julie died. The State’s theory was that Mark, tangled up in an affair,</w:t>
-      </w:r>
-      <w:r>
-        <w:t xml:space="preserve"> </w:t>
-      </w:r>
-      <w:r>
-        <w:t xml:space="preserve">had poisoned his wife and staged the death to look like suicide, and that Julie,</w:t>
-      </w:r>
-      <w:r>
-        <w:t xml:space="preserve"> </w:t>
-      </w:r>
-      <w:r>
-        <w:t xml:space="preserve">seeing it coming, had left her letter precisely to defeat that story. Her letter</w:t>
-      </w:r>
-      <w:r>
-        <w:t xml:space="preserve"> </w:t>
-      </w:r>
-      <w:r>
-        <w:t xml:space="preserve">and voicemails were her rebuttal to a suicide verdict, delivered in her own voice</w:t>
-      </w:r>
-      <w:r>
-        <w:t xml:space="preserve"> </w:t>
-      </w:r>
-      <w:r>
-        <w:t xml:space="preserve">from beyond her own funeral.</w:t>
+        <w:t xml:space="preserve">The appeal, oddly, had nothing to do with the cameras, and everything to do with</w:t>
+      </w:r>
+      <w:r>
+        <w:t xml:space="preserve"> </w:t>
+      </w:r>
+      <w:r>
+        <w:t xml:space="preserve">a ghost in the defence’s own camp.</w:t>
       </w:r>
     </w:p>
     <w:p>
@@ -8672,87 +9190,49 @@
         <w:pStyle w:val="BodyText"/>
       </w:pPr>
       <w:r>
-        <w:t xml:space="preserve">The trial court first ruled the letter admissible. And then, in 2004, before the</w:t>
-      </w:r>
-      <w:r>
-        <w:t xml:space="preserve"> </w:t>
-      </w:r>
-      <w:r>
-        <w:t xml:space="preserve">case could get anywhere, the United States Supreme Court dropped an earthquake</w:t>
-      </w:r>
-      <w:r>
-        <w:t xml:space="preserve"> </w:t>
-      </w:r>
-      <w:r>
-        <w:t xml:space="preserve">called</w:t>
-      </w:r>
-      <w:r>
-        <w:t xml:space="preserve"> </w:t>
-      </w:r>
-      <w:r>
-        <w:rPr>
-          <w:iCs/>
-          <w:i/>
-        </w:rPr>
-        <w:t xml:space="preserve">Crawford v. Washington</w:t>
-      </w:r>
-      <w:r>
-        <w:t xml:space="preserve"> </w:t>
-      </w:r>
-      <w:r>
-        <w:t xml:space="preserve">right underneath it.</w:t>
-      </w:r>
-      <w:r>
-        <w:t xml:space="preserve"> </w:t>
-      </w:r>
-      <w:r>
-        <w:rPr>
-          <w:iCs/>
-          <w:i/>
-        </w:rPr>
-        <w:t xml:space="preserve">Crawford</w:t>
-      </w:r>
-      <w:r>
-        <w:t xml:space="preserve"> </w:t>
-      </w:r>
-      <w:r>
-        <w:t xml:space="preserve">rewrote the</w:t>
-      </w:r>
-      <w:r>
-        <w:t xml:space="preserve"> </w:t>
-      </w:r>
-      <w:r>
-        <w:t xml:space="preserve">Confrontation Clause and laid down a rule with no give in it: a</w:t>
-      </w:r>
-      <w:r>
-        <w:t xml:space="preserve"> </w:t>
-      </w:r>
-      <w:r>
-        <w:t xml:space="preserve">“</w:t>
-      </w:r>
-      <w:r>
-        <w:t xml:space="preserve">testimonial</w:t>
-      </w:r>
-      <w:r>
-        <w:t xml:space="preserve">”</w:t>
-      </w:r>
-      <w:r>
-        <w:t xml:space="preserve"> </w:t>
-      </w:r>
-      <w:r>
-        <w:t xml:space="preserve">statement from an absent witness cannot be used against a defendant who never had</w:t>
-      </w:r>
-      <w:r>
-        <w:t xml:space="preserve"> </w:t>
-      </w:r>
-      <w:r>
-        <w:t xml:space="preserve">a chance to cross-examine her. And Julie, being the witness and being dead, was</w:t>
-      </w:r>
-      <w:r>
-        <w:t xml:space="preserve"> </w:t>
-      </w:r>
-      <w:r>
-        <w:t xml:space="preserve">about as un-cross-examinable as a witness gets.</w:t>
+        <w:t xml:space="preserve">It emerged that a private investigator working for Sandeson’s defence team had</w:t>
+      </w:r>
+      <w:r>
+        <w:t xml:space="preserve"> </w:t>
+      </w:r>
+      <w:r>
+        <w:t xml:space="preserve">quietly been helping the police. Two key witnesses, the neighbors Blades and</w:t>
+      </w:r>
+      <w:r>
+        <w:t xml:space="preserve"> </w:t>
+      </w:r>
+      <w:r>
+        <w:t xml:space="preserve">McCabe, had at first told investigators they knew nothing useful. The defence PI</w:t>
+      </w:r>
+      <w:r>
+        <w:t xml:space="preserve"> </w:t>
+      </w:r>
+      <w:r>
+        <w:t xml:space="preserve">interviewed them, realized they knew a great deal, and then nudged the police to</w:t>
+      </w:r>
+      <w:r>
+        <w:t xml:space="preserve"> </w:t>
+      </w:r>
+      <w:r>
+        <w:t xml:space="preserve">re-interview them, even helping the officers locate and win the confidence of the</w:t>
+      </w:r>
+      <w:r>
+        <w:t xml:space="preserve"> </w:t>
+      </w:r>
+      <w:r>
+        <w:t xml:space="preserve">very witnesses whose testimony would help bury his own client. None of this was</w:t>
+      </w:r>
+      <w:r>
+        <w:t xml:space="preserve"> </w:t>
+      </w:r>
+      <w:r>
+        <w:t xml:space="preserve">disclosed to the defence. In fact, the police took steps to keep the</w:t>
+      </w:r>
+      <w:r>
+        <w:t xml:space="preserve"> </w:t>
+      </w:r>
+      <w:r>
+        <w:t xml:space="preserve">investigator’s name confidential.</w:t>
       </w:r>
     </w:p>
     <w:p>
@@ -8760,343 +9240,91 @@
         <w:pStyle w:val="BodyText"/>
       </w:pPr>
       <w:r>
-        <w:t xml:space="preserve">What followed is best understood not as a trial but as a rally, a decades-long</w:t>
-      </w:r>
-      <w:r>
-        <w:t xml:space="preserve"> </w:t>
-      </w:r>
-      <w:r>
-        <w:t xml:space="preserve">volley in which Julie’s letter was knocked back and forth across every net in the</w:t>
-      </w:r>
-      <w:r>
-        <w:t xml:space="preserve"> </w:t>
-      </w:r>
-      <w:r>
-        <w:t xml:space="preserve">American court system while Mark Jensen sat and watched.</w:t>
-      </w:r>
-    </w:p>
-    <w:p>
-      <w:pPr>
-        <w:pStyle w:val="BodyText"/>
-      </w:pPr>
-      <w:r>
-        <w:t xml:space="preserve">The Wisconsin Supreme Court ruled in 2007 that the letter and voicemails were</w:t>
-      </w:r>
-      <w:r>
-        <w:t xml:space="preserve"> </w:t>
-      </w:r>
-      <w:r>
-        <w:t xml:space="preserve">testimonial, their whole purpose being to finger her killer, and therefore</w:t>
-      </w:r>
-      <w:r>
-        <w:t xml:space="preserve"> </w:t>
-      </w:r>
-      <w:r>
-        <w:t xml:space="preserve">inadmissible,</w:t>
-      </w:r>
-      <w:r>
-        <w:t xml:space="preserve"> </w:t>
-      </w:r>
-      <w:r>
-        <w:rPr>
-          <w:iCs/>
-          <w:i/>
-        </w:rPr>
-        <w:t xml:space="preserve">unless</w:t>
-      </w:r>
-      <w:r>
-        <w:t xml:space="preserve"> </w:t>
-      </w:r>
-      <w:r>
-        <w:t xml:space="preserve">Mark had forfeited his right to object by murdering the</w:t>
-      </w:r>
-      <w:r>
-        <w:t xml:space="preserve"> </w:t>
-      </w:r>
-      <w:r>
-        <w:t xml:space="preserve">very witness he now wanted silenced, an old doctrine with the grimly satisfying</w:t>
-      </w:r>
-      <w:r>
-        <w:t xml:space="preserve"> </w:t>
-      </w:r>
-      <w:r>
-        <w:t xml:space="preserve">name</w:t>
-      </w:r>
-      <w:r>
-        <w:t xml:space="preserve"> </w:t>
-      </w:r>
-      <w:r>
-        <w:t xml:space="preserve">“</w:t>
-      </w:r>
-      <w:r>
-        <w:t xml:space="preserve">forfeiture-by-wrongdoing.</w:t>
-      </w:r>
-      <w:r>
-        <w:t xml:space="preserve">”</w:t>
-      </w:r>
-      <w:r>
-        <w:t xml:space="preserve"> </w:t>
-      </w:r>
-      <w:r>
-        <w:t xml:space="preserve">On remand, the trial court found he had. In came</w:t>
-      </w:r>
-      <w:r>
-        <w:t xml:space="preserve"> </w:t>
-      </w:r>
-      <w:r>
-        <w:t xml:space="preserve">the letter, and in 2008 a jury convicted him.</w:t>
-      </w:r>
-    </w:p>
-    <w:p>
-      <w:pPr>
-        <w:pStyle w:val="BodyText"/>
-      </w:pPr>
-      <w:r>
-        <w:t xml:space="preserve">Then the ball came back over the net. The U.S. Supreme Court’s</w:t>
-      </w:r>
-      <w:r>
-        <w:t xml:space="preserve"> </w:t>
-      </w:r>
-      <w:r>
-        <w:rPr>
-          <w:iCs/>
-          <w:i/>
-        </w:rPr>
-        <w:t xml:space="preserve">Giles v.</w:t>
-      </w:r>
-      <w:r>
-        <w:rPr>
-          <w:iCs/>
-          <w:i/>
-        </w:rPr>
-        <w:t xml:space="preserve"> </w:t>
-      </w:r>
-      <w:r>
-        <w:rPr>
-          <w:iCs/>
-          <w:i/>
-        </w:rPr>
-        <w:t xml:space="preserve">California</w:t>
-      </w:r>
-      <w:r>
-        <w:t xml:space="preserve"> </w:t>
-      </w:r>
-      <w:r>
-        <w:t xml:space="preserve">narrowed forfeiture to cases where the defendant killed the witness</w:t>
-      </w:r>
-      <w:r>
-        <w:t xml:space="preserve"> </w:t>
-      </w:r>
-      <w:r>
-        <w:rPr>
-          <w:iCs/>
-          <w:i/>
-        </w:rPr>
-        <w:t xml:space="preserve">specifically to keep her from testifying</w:t>
-      </w:r>
-      <w:r>
-        <w:t xml:space="preserve">, which no one had claimed of Mark. So</w:t>
-      </w:r>
-      <w:r>
-        <w:t xml:space="preserve"> </w:t>
-      </w:r>
-      <w:r>
-        <w:t xml:space="preserve">in 2011 the Wisconsin Court of Appeals agreed the letter never should have come</w:t>
-      </w:r>
-      <w:r>
-        <w:t xml:space="preserve"> </w:t>
-      </w:r>
-      <w:r>
-        <w:t xml:space="preserve">in, then shrugged and called the mistake</w:t>
-      </w:r>
-      <w:r>
-        <w:t xml:space="preserve"> </w:t>
-      </w:r>
-      <w:r>
-        <w:t xml:space="preserve">“</w:t>
-      </w:r>
-      <w:r>
-        <w:t xml:space="preserve">harmless</w:t>
-      </w:r>
-      <w:r>
-        <w:t xml:space="preserve">”</w:t>
-      </w:r>
-      <w:r>
-        <w:t xml:space="preserve"> </w:t>
-      </w:r>
-      <w:r>
-        <w:t xml:space="preserve">given the mountain of other</w:t>
-      </w:r>
-      <w:r>
-        <w:t xml:space="preserve"> </w:t>
-      </w:r>
-      <w:r>
-        <w:t xml:space="preserve">evidence, and let the conviction stand anyway.</w:t>
-      </w:r>
-    </w:p>
-    <w:p>
-      <w:pPr>
-        <w:pStyle w:val="BodyText"/>
-      </w:pPr>
-      <w:r>
-        <w:t xml:space="preserve">The federal courts did not care for the shrug. On habeas review they held that</w:t>
-      </w:r>
-      <w:r>
-        <w:t xml:space="preserve"> </w:t>
-      </w:r>
-      <w:r>
-        <w:t xml:space="preserve">Julie’s accusation from the grave was no minor exhibit, it was the beating heart</w:t>
-      </w:r>
-      <w:r>
-        <w:t xml:space="preserve"> </w:t>
-      </w:r>
-      <w:r>
-        <w:t xml:space="preserve">of the State’s case, and they threw the conviction out. What the trial court did</w:t>
-      </w:r>
-      <w:r>
-        <w:t xml:space="preserve"> </w:t>
-      </w:r>
-      <w:r>
-        <w:t xml:space="preserve">next is the kind of move that makes appellate judges reach for the aspirin: it</w:t>
-      </w:r>
-      <w:r>
-        <w:t xml:space="preserve"> </w:t>
-      </w:r>
-      <w:r>
-        <w:t xml:space="preserve">responded to the federal order by simply reinstating the conviction</w:t>
-      </w:r>
-      <w:r>
-        <w:t xml:space="preserve"> </w:t>
-      </w:r>
-      <w:r>
-        <w:rPr>
-          <w:iCs/>
-          <w:i/>
-        </w:rPr>
-        <w:t xml:space="preserve">without a new</w:t>
-      </w:r>
-      <w:r>
-        <w:rPr>
-          <w:iCs/>
-          <w:i/>
-        </w:rPr>
-        <w:t xml:space="preserve"> </w:t>
-      </w:r>
-      <w:r>
-        <w:rPr>
-          <w:iCs/>
-          <w:i/>
-        </w:rPr>
-        <w:t xml:space="preserve">trial</w:t>
-      </w:r>
-      <w:r>
-        <w:t xml:space="preserve">, on the theory that the law had drifted far enough that the letter would be</w:t>
-      </w:r>
-      <w:r>
-        <w:t xml:space="preserve"> </w:t>
-      </w:r>
-      <w:r>
-        <w:t xml:space="preserve">fine now. The court of appeals reversed that, too. And at last, in March 2021,</w:t>
-      </w:r>
-      <w:r>
-        <w:t xml:space="preserve"> </w:t>
-      </w:r>
-      <w:r>
-        <w:t xml:space="preserve">twenty-three years after Julie died, the Wisconsin Supreme Court delivered the</w:t>
-      </w:r>
-      <w:r>
-        <w:t xml:space="preserve"> </w:t>
-      </w:r>
-      <w:r>
-        <w:t xml:space="preserve">ruling this chapter is anchored to: the law had</w:t>
-      </w:r>
-      <w:r>
-        <w:t xml:space="preserve"> </w:t>
-      </w:r>
-      <w:r>
-        <w:rPr>
-          <w:iCs/>
-          <w:i/>
-        </w:rPr>
-        <w:t xml:space="preserve">not</w:t>
-      </w:r>
-      <w:r>
-        <w:t xml:space="preserve"> </w:t>
-      </w:r>
-      <w:r>
-        <w:t xml:space="preserve">changed, the letter stayed</w:t>
-      </w:r>
-      <w:r>
-        <w:t xml:space="preserve"> </w:t>
-      </w:r>
-      <w:r>
-        <w:t xml:space="preserve">out, and Mark Jensen was owed the thing the Constitution had been promising him</w:t>
-      </w:r>
-      <w:r>
-        <w:t xml:space="preserve"> </w:t>
-      </w:r>
-      <w:r>
-        <w:t xml:space="preserve">the entire time. A new trial, with Julie’s own words locked in the drawer.</w:t>
-      </w:r>
-    </w:p>
-    <w:p>
-      <w:pPr>
-        <w:pStyle w:val="BodyText"/>
-      </w:pPr>
-      <w:r>
-        <w:t xml:space="preserve">A justice writing separately refused to let the doctrine flatten the human being</w:t>
-      </w:r>
-      <w:r>
-        <w:t xml:space="preserve"> </w:t>
-      </w:r>
-      <w:r>
-        <w:t xml:space="preserve">underneath it, noting that Julie was, plainly, a woman living</w:t>
-      </w:r>
-      <w:r>
-        <w:t xml:space="preserve"> </w:t>
-      </w:r>
-      <w:r>
-        <w:t xml:space="preserve">“</w:t>
-      </w:r>
-      <w:r>
-        <w:t xml:space="preserve">in terror born of</w:t>
-      </w:r>
-      <w:r>
-        <w:t xml:space="preserve"> </w:t>
-      </w:r>
-      <w:r>
-        <w:t xml:space="preserve">the unimaginable fear that her husband was going to kill her and claim that her</w:t>
-      </w:r>
-      <w:r>
-        <w:t xml:space="preserve"> </w:t>
-      </w:r>
-      <w:r>
-        <w:t xml:space="preserve">death was a suicide.</w:t>
-      </w:r>
-      <w:r>
-        <w:t xml:space="preserve">”</w:t>
-      </w:r>
-      <w:r>
-        <w:t xml:space="preserve"> </w:t>
-      </w:r>
-      <w:r>
-        <w:t xml:space="preserve">Which is, of course, exactly why the letter existed in the</w:t>
-      </w:r>
-      <w:r>
-        <w:t xml:space="preserve"> </w:t>
-      </w:r>
-      <w:r>
-        <w:t xml:space="preserve">first place.</w:t>
-      </w:r>
-    </w:p>
-    <w:bookmarkEnd w:id="70"/>
-    <w:bookmarkStart w:id="71" w:name="the-epilogue-the-opinion-cant-give-you"/>
+        <w:t xml:space="preserve">When it surfaced mid-trial, the defence moved instantly for a mistrial. The trial</w:t>
+      </w:r>
+      <w:r>
+        <w:t xml:space="preserve"> </w:t>
+      </w:r>
+      <w:r>
+        <w:t xml:space="preserve">judge found a disclosure breach but figured a short adjournment and some extra</w:t>
+      </w:r>
+      <w:r>
+        <w:t xml:space="preserve"> </w:t>
+      </w:r>
+      <w:r>
+        <w:t xml:space="preserve">cross-examination would patch it. In June 2020 the Nova Scotia Court of Appeal</w:t>
+      </w:r>
+      <w:r>
+        <w:t xml:space="preserve"> </w:t>
+      </w:r>
+      <w:r>
+        <w:t xml:space="preserve">disagreed and ordered a new trial, holding that the failure to disclose had</w:t>
+      </w:r>
+      <w:r>
+        <w:t xml:space="preserve"> </w:t>
+      </w:r>
+      <w:r>
+        <w:t xml:space="preserve">crippled Sandeson’s ability to mount process-based challenges, and that the</w:t>
+      </w:r>
+      <w:r>
+        <w:t xml:space="preserve"> </w:t>
+      </w:r>
+      <w:r>
+        <w:t xml:space="preserve">police had been not passive bystanders but active partners in a common venture</w:t>
+      </w:r>
+      <w:r>
+        <w:t xml:space="preserve"> </w:t>
+      </w:r>
+      <w:r>
+        <w:t xml:space="preserve">with the defence’s own investigator. The only fair remedy was a mistrial.</w:t>
+      </w:r>
+      <w:r>
+        <w:t xml:space="preserve"> </w:t>
+      </w:r>
+      <w:r>
+        <w:rPr>
+          <w:iCs/>
+          <w:i/>
+        </w:rPr>
+        <w:t xml:space="preserve">(At</w:t>
+      </w:r>
+      <w:r>
+        <w:rPr>
+          <w:iCs/>
+          <w:i/>
+        </w:rPr>
+        <w:t xml:space="preserve"> </w:t>
+      </w:r>
+      <w:r>
+        <w:rPr>
+          <w:iCs/>
+          <w:i/>
+        </w:rPr>
+        <w:t xml:space="preserve">the retrial that followed, Sandeson was again convicted, a result reported in the</w:t>
+      </w:r>
+      <w:r>
+        <w:rPr>
+          <w:iCs/>
+          <w:i/>
+        </w:rPr>
+        <w:t xml:space="preserve"> </w:t>
+      </w:r>
+      <w:r>
+        <w:rPr>
+          <w:iCs/>
+          <w:i/>
+        </w:rPr>
+        <w:t xml:space="preserve">news rather than in this decision.)</w:t>
+      </w:r>
+    </w:p>
+    <w:bookmarkEnd w:id="72"/>
+    <w:bookmarkStart w:id="74" w:name="howd-he-get-caught-3"/>
     <w:p>
       <w:pPr>
         <w:pStyle w:val="Heading2"/>
       </w:pPr>
       <w:r>
-        <w:t xml:space="preserve">The epilogue the opinion can’t give you</w:t>
+        <w:t xml:space="preserve">How’d he get caught?</w:t>
       </w:r>
     </w:p>
     <w:p>
@@ -9104,181 +9332,61 @@
         <w:pStyle w:val="FirstParagraph"/>
       </w:pPr>
       <w:r>
-        <w:t xml:space="preserve">Because the 2021 decision ends with an order for a new trial, the opinion itself</w:t>
-      </w:r>
-      <w:r>
-        <w:t xml:space="preserve"> </w:t>
-      </w:r>
-      <w:r>
-        <w:t xml:space="preserve">cannot tell you how the story finally landed. The news can. In early 2023,</w:t>
-      </w:r>
-      <w:r>
-        <w:t xml:space="preserve"> </w:t>
-      </w:r>
-      <w:r>
-        <w:t xml:space="preserve">Kenosha County prosecutors tried Mark Jensen a second time, now without Julie’s</w:t>
-      </w:r>
-      <w:r>
-        <w:t xml:space="preserve"> </w:t>
-      </w:r>
-      <w:r>
-        <w:t xml:space="preserve">letter, and a second jury convicted him of first-degree intentional homicide all</w:t>
-      </w:r>
-      <w:r>
-        <w:t xml:space="preserve"> </w:t>
-      </w:r>
-      <w:r>
-        <w:t xml:space="preserve">over again. The</w:t>
-      </w:r>
-      <w:r>
-        <w:t xml:space="preserve"> </w:t>
-      </w:r>
-      <w:r>
-        <w:t xml:space="preserve">“</w:t>
-      </w:r>
-      <w:r>
-        <w:t xml:space="preserve">voluminous other evidence</w:t>
-      </w:r>
-      <w:r>
-        <w:t xml:space="preserve">”</w:t>
-      </w:r>
-      <w:r>
-        <w:t xml:space="preserve"> </w:t>
-      </w:r>
-      <w:r>
-        <w:t xml:space="preserve">turned out to be exactly as voluminous</w:t>
-      </w:r>
-      <w:r>
-        <w:t xml:space="preserve"> </w:t>
-      </w:r>
-      <w:r>
-        <w:t xml:space="preserve">as advertised.</w:t>
-      </w:r>
-      <w:r>
-        <w:t xml:space="preserve"> </w:t>
-      </w:r>
-      <w:r>
-        <w:rPr>
-          <w:iCs/>
-          <w:i/>
-        </w:rPr>
-        <w:t xml:space="preserve">(That ending comes from news coverage, not the anchor decision, so</w:t>
-      </w:r>
-      <w:r>
-        <w:rPr>
-          <w:iCs/>
-          <w:i/>
-        </w:rPr>
-        <w:t xml:space="preserve"> </w:t>
-      </w:r>
-      <w:r>
-        <w:rPr>
-          <w:iCs/>
-          <w:i/>
-        </w:rPr>
-        <w:t xml:space="preserve">confirm the current status before print.)</w:t>
-      </w:r>
-    </w:p>
-    <w:bookmarkEnd w:id="71"/>
-    <w:bookmarkStart w:id="74" w:name="howd-he-get-caught-3"/>
-    <w:p>
-      <w:pPr>
-        <w:pStyle w:val="Heading2"/>
-      </w:pPr>
-      <w:r>
-        <w:t xml:space="preserve">How’d he get caught?</w:t>
-      </w:r>
-    </w:p>
-    <w:p>
-      <w:pPr>
-        <w:pStyle w:val="FirstParagraph"/>
-      </w:pPr>
-      <w:r>
-        <w:t xml:space="preserve">Julie caught him, twice, across a gap of twenty-five years. Long before the poison</w:t>
-      </w:r>
-      <w:r>
-        <w:t xml:space="preserve"> </w:t>
-      </w:r>
-      <w:r>
-        <w:t xml:space="preserve">reached her she had done what almost no victim ever manages: she gathered the</w:t>
-      </w:r>
-      <w:r>
-        <w:t xml:space="preserve"> </w:t>
-      </w:r>
-      <w:r>
-        <w:t xml:space="preserve">evidence against her own murderer in advance, a signed accusation with a neighbor</w:t>
-      </w:r>
-      <w:r>
-        <w:t xml:space="preserve"> </w:t>
-      </w:r>
-      <w:r>
-        <w:t xml:space="preserve">and her voice on a police officer’s answering machine. The cruel irony, the one</w:t>
-      </w:r>
-      <w:r>
-        <w:t xml:space="preserve"> </w:t>
-      </w:r>
-      <w:r>
-        <w:t xml:space="preserve">that ate up two and a half decades of appeals, is that her foresight was almost</w:t>
-      </w:r>
-      <w:r>
-        <w:t xml:space="preserve"> </w:t>
-      </w:r>
-      <w:r>
-        <w:t xml:space="preserve">too good. A statement created expressly for the police to use after her death is</w:t>
-      </w:r>
-      <w:r>
-        <w:t xml:space="preserve"> </w:t>
-      </w:r>
-      <w:r>
-        <w:t xml:space="preserve">the purest</w:t>
-      </w:r>
-      <w:r>
-        <w:t xml:space="preserve"> </w:t>
-      </w:r>
-      <w:r>
-        <w:t xml:space="preserve">“</w:t>
-      </w:r>
-      <w:r>
-        <w:t xml:space="preserve">testimonial</w:t>
-      </w:r>
-      <w:r>
-        <w:t xml:space="preserve">”</w:t>
-      </w:r>
-      <w:r>
-        <w:t xml:space="preserve"> </w:t>
-      </w:r>
-      <w:r>
-        <w:t xml:space="preserve">evidence there is, the exact thing the Confrontation</w:t>
-      </w:r>
-      <w:r>
-        <w:t xml:space="preserve"> </w:t>
-      </w:r>
-      <w:r>
-        <w:t xml:space="preserve">Clause was built to keep out, and so the law spent a generation refusing to let</w:t>
-      </w:r>
-      <w:r>
-        <w:t xml:space="preserve"> </w:t>
-      </w:r>
-      <w:r>
-        <w:t xml:space="preserve">the jury hear it. In the end both things came true at once. Julie’s letter could</w:t>
-      </w:r>
-      <w:r>
-        <w:t xml:space="preserve"> </w:t>
-      </w:r>
-      <w:r>
-        <w:t xml:space="preserve">not lawfully convict her husband. Her husband was convicted anyway. Because a woman</w:t>
-      </w:r>
-      <w:r>
-        <w:t xml:space="preserve"> </w:t>
-      </w:r>
-      <w:r>
-        <w:t xml:space="preserve">careful enough to document her own murder does not leave behind a single letter.</w:t>
-      </w:r>
-      <w:r>
-        <w:t xml:space="preserve"> </w:t>
-      </w:r>
-      <w:r>
-        <w:t xml:space="preserve">She leaves behind a trail, and a trail is harder to seal in a drawer.</w:t>
+        <w:t xml:space="preserve">He filmed it. Not on purpose, which is the whole point. William Sandeson spent</w:t>
+      </w:r>
+      <w:r>
+        <w:t xml:space="preserve"> </w:t>
+      </w:r>
+      <w:r>
+        <w:t xml:space="preserve">money and effort wiring his apartment with cameras to protect his cash, and in</w:t>
+      </w:r>
+      <w:r>
+        <w:t xml:space="preserve"> </w:t>
+      </w:r>
+      <w:r>
+        <w:t xml:space="preserve">doing so he built the most patient and honest witness in the case, one that</w:t>
+      </w:r>
+      <w:r>
+        <w:t xml:space="preserve"> </w:t>
+      </w:r>
+      <w:r>
+        <w:t xml:space="preserve">recorded Taylor Samson walking in with a duffel bag and never, on any of its</w:t>
+      </w:r>
+      <w:r>
+        <w:t xml:space="preserve"> </w:t>
+      </w:r>
+      <w:r>
+        <w:t xml:space="preserve">tireless hours of footage, recorded him walking out. Then Sandeson went and</w:t>
+      </w:r>
+      <w:r>
+        <w:t xml:space="preserve"> </w:t>
+      </w:r>
+      <w:r>
+        <w:t xml:space="preserve">cleaned his trunk, hauled out his gloved garbage, and reeked up his apartment</w:t>
+      </w:r>
+      <w:r>
+        <w:t xml:space="preserve"> </w:t>
+      </w:r>
+      <w:r>
+        <w:t xml:space="preserve">with bleach, all on or around the same lenses, adding chapter after chapter to a</w:t>
+      </w:r>
+      <w:r>
+        <w:t xml:space="preserve"> </w:t>
+      </w:r>
+      <w:r>
+        <w:t xml:space="preserve">story he thought he was erasing. He wanted a security system to catch anyone who</w:t>
+      </w:r>
+      <w:r>
+        <w:t xml:space="preserve"> </w:t>
+      </w:r>
+      <w:r>
+        <w:t xml:space="preserve">came to rob him. It caught the one person in the building he never thought to</w:t>
+      </w:r>
+      <w:r>
+        <w:t xml:space="preserve"> </w:t>
+      </w:r>
+      <w:r>
+        <w:t xml:space="preserve">watch: himself.</w:t>
       </w:r>
     </w:p>
     <w:p>
@@ -9307,6 +9415,916 @@
           <w:iCs/>
           <w:i/>
         </w:rPr>
+        <w:t xml:space="preserve">R. v. Sandeson</w:t>
+      </w:r>
+      <w:r>
+        <w:t xml:space="preserve">, 2020 NSCA 47, Nova Scotia</w:t>
+      </w:r>
+      <w:r>
+        <w:t xml:space="preserve"> </w:t>
+      </w:r>
+      <w:r>
+        <w:t xml:space="preserve">Court of Appeal, decided June 17, 2020 (Farrar J.A.; Saunders and Scanlan</w:t>
+      </w:r>
+      <w:r>
+        <w:t xml:space="preserve"> </w:t>
+      </w:r>
+      <w:r>
+        <w:t xml:space="preserve">JJ.A. concurring).</w:t>
+      </w:r>
+      <w:r>
+        <w:t xml:space="preserve"> </w:t>
+      </w:r>
+      <w:r>
+        <w:t xml:space="preserve">Free online:</w:t>
+      </w:r>
+      <w:r>
+        <w:t xml:space="preserve"> </w:t>
+      </w:r>
+      <w:hyperlink r:id="rId73">
+        <w:r>
+          <w:rPr>
+            <w:rStyle w:val="Hyperlink"/>
+          </w:rPr>
+          <w:t xml:space="preserve">CanLII</w:t>
+        </w:r>
+      </w:hyperlink>
+      <w:r>
+        <w:t xml:space="preserve">.</w:t>
+      </w:r>
+      <w:r>
+        <w:t xml:space="preserve"> </w:t>
+      </w:r>
+      <w:r>
+        <w:t xml:space="preserve">The factual background is set out early in the reasons; the private-investigator</w:t>
+      </w:r>
+      <w:r>
+        <w:t xml:space="preserve"> </w:t>
+      </w:r>
+      <w:r>
+        <w:t xml:space="preserve">disclosure issue that decided the appeal follows.</w:t>
+      </w:r>
+    </w:p>
+    <w:bookmarkEnd w:id="74"/>
+    <w:bookmarkEnd w:id="75"/>
+    <w:bookmarkStart w:id="81" w:name="chapter-19---the-letter-from-the-grave"/>
+    <w:p>
+      <w:pPr>
+        <w:pStyle w:val="Heading1"/>
+      </w:pPr>
+      <w:r>
+        <w:t xml:space="preserve">Chapter 19 - The Letter From the Grave</w:t>
+      </w:r>
+    </w:p>
+    <w:p>
+      <w:pPr>
+        <w:pStyle w:val="FirstParagraph"/>
+      </w:pPr>
+      <w:r>
+        <w:rPr>
+          <w:bCs/>
+          <w:b/>
+        </w:rPr>
+        <w:t xml:space="preserve">Two weeks before she died, Julie Jensen told a police officer: if anything</w:t>
+      </w:r>
+      <w:r>
+        <w:rPr>
+          <w:bCs/>
+          <w:b/>
+        </w:rPr>
+        <w:t xml:space="preserve"> </w:t>
+      </w:r>
+      <w:r>
+        <w:rPr>
+          <w:bCs/>
+          <w:b/>
+        </w:rPr>
+        <w:t xml:space="preserve">happens to me, my husband should be your first suspect. Then she made sure to put</w:t>
+      </w:r>
+      <w:r>
+        <w:rPr>
+          <w:bCs/>
+          <w:b/>
+        </w:rPr>
+        <w:t xml:space="preserve"> </w:t>
+      </w:r>
+      <w:r>
+        <w:rPr>
+          <w:bCs/>
+          <w:b/>
+        </w:rPr>
+        <w:t xml:space="preserve">it in writing.</w:t>
+      </w:r>
+    </w:p>
+    <w:p>
+      <w:pPr>
+        <w:pStyle w:val="BodyText"/>
+      </w:pPr>
+      <w:r>
+        <w:t xml:space="preserve">Most murder victims never get to testify. Julie Jensen did everything humanly</w:t>
+      </w:r>
+      <w:r>
+        <w:t xml:space="preserve"> </w:t>
+      </w:r>
+      <w:r>
+        <w:t xml:space="preserve">possible to be the exception.</w:t>
+      </w:r>
+    </w:p>
+    <w:p>
+      <w:pPr>
+        <w:pStyle w:val="BodyText"/>
+      </w:pPr>
+      <w:r>
+        <w:t xml:space="preserve">In the autumn of 1998, in Pleasant Prairie, Wisconsin, Julie was living with a</w:t>
+      </w:r>
+      <w:r>
+        <w:t xml:space="preserve"> </w:t>
+      </w:r>
+      <w:r>
+        <w:t xml:space="preserve">fear she could feel but could not prove, the particular dread of a woman who</w:t>
+      </w:r>
+      <w:r>
+        <w:t xml:space="preserve"> </w:t>
+      </w:r>
+      <w:r>
+        <w:t xml:space="preserve">senses what is coming and knows no one will believe her until it is too late to</w:t>
+      </w:r>
+      <w:r>
+        <w:t xml:space="preserve"> </w:t>
+      </w:r>
+      <w:r>
+        <w:t xml:space="preserve">matter. So she did two remarkably deliberate things. She wrote a letter, sealed</w:t>
+      </w:r>
+      <w:r>
+        <w:t xml:space="preserve"> </w:t>
+      </w:r>
+      <w:r>
+        <w:t xml:space="preserve">it, and handed it to a neighbor with instructions to give it to the police if</w:t>
+      </w:r>
+      <w:r>
+        <w:t xml:space="preserve"> </w:t>
+      </w:r>
+      <w:r>
+        <w:t xml:space="preserve">anything happened to her. And she left two voicemails for Pleasant Prairie Police</w:t>
+      </w:r>
+      <w:r>
+        <w:t xml:space="preserve"> </w:t>
+      </w:r>
+      <w:r>
+        <w:t xml:space="preserve">Officer Ron Kosman, telling him plainly that if she turned up dead, her husband</w:t>
+      </w:r>
+      <w:r>
+        <w:t xml:space="preserve"> </w:t>
+      </w:r>
+      <w:r>
+        <w:t xml:space="preserve">Mark should be his</w:t>
+      </w:r>
+      <w:r>
+        <w:t xml:space="preserve"> </w:t>
+      </w:r>
+      <w:r>
+        <w:t xml:space="preserve">“</w:t>
+      </w:r>
+      <w:r>
+        <w:t xml:space="preserve">first suspect.</w:t>
+      </w:r>
+      <w:r>
+        <w:t xml:space="preserve">”</w:t>
+      </w:r>
+    </w:p>
+    <w:p>
+      <w:pPr>
+        <w:pStyle w:val="BodyText"/>
+      </w:pPr>
+      <w:r>
+        <w:t xml:space="preserve">Then, on December 3, 1998, Julie Jensen died of poisoning.</w:t>
+      </w:r>
+    </w:p>
+    <w:p>
+      <w:pPr>
+        <w:pStyle w:val="BodyText"/>
+      </w:pPr>
+      <w:r>
+        <w:t xml:space="preserve">She had been right about all of it except the timing. She could not have guessed</w:t>
+      </w:r>
+      <w:r>
+        <w:t xml:space="preserve"> </w:t>
+      </w:r>
+      <w:r>
+        <w:t xml:space="preserve">that the letter she left behind, meant to catch her killer, would instead become</w:t>
+      </w:r>
+      <w:r>
+        <w:t xml:space="preserve"> </w:t>
+      </w:r>
+      <w:r>
+        <w:t xml:space="preserve">the fuse on one of the longest-running legal fights in American criminal history,</w:t>
+      </w:r>
+      <w:r>
+        <w:t xml:space="preserve"> </w:t>
+      </w:r>
+      <w:r>
+        <w:t xml:space="preserve">a quarter-century argument over a question that sounds like it should have a</w:t>
+      </w:r>
+      <w:r>
+        <w:t xml:space="preserve"> </w:t>
+      </w:r>
+      <w:r>
+        <w:t xml:space="preserve">one-word answer and does not: can a murdered woman accuse her killer from the</w:t>
+      </w:r>
+      <w:r>
+        <w:t xml:space="preserve"> </w:t>
+      </w:r>
+      <w:r>
+        <w:t xml:space="preserve">grave?</w:t>
+      </w:r>
+    </w:p>
+    <w:bookmarkStart w:id="76" w:name="the-charge-and-the-earthquake"/>
+    <w:p>
+      <w:pPr>
+        <w:pStyle w:val="Heading2"/>
+      </w:pPr>
+      <w:r>
+        <w:t xml:space="preserve">The charge, and the earthquake</w:t>
+      </w:r>
+    </w:p>
+    <w:p>
+      <w:pPr>
+        <w:pStyle w:val="FirstParagraph"/>
+      </w:pPr>
+      <w:r>
+        <w:t xml:space="preserve">Mark Jensen was charged with first-degree intentional homicide in 2002, four</w:t>
+      </w:r>
+      <w:r>
+        <w:t xml:space="preserve"> </w:t>
+      </w:r>
+      <w:r>
+        <w:t xml:space="preserve">years after Julie died. The State’s theory was that Mark, tangled up in an affair,</w:t>
+      </w:r>
+      <w:r>
+        <w:t xml:space="preserve"> </w:t>
+      </w:r>
+      <w:r>
+        <w:t xml:space="preserve">had poisoned his wife and staged the death to look like suicide, and that Julie,</w:t>
+      </w:r>
+      <w:r>
+        <w:t xml:space="preserve"> </w:t>
+      </w:r>
+      <w:r>
+        <w:t xml:space="preserve">seeing it coming, had left her letter precisely to defeat that story. Her letter</w:t>
+      </w:r>
+      <w:r>
+        <w:t xml:space="preserve"> </w:t>
+      </w:r>
+      <w:r>
+        <w:t xml:space="preserve">and voicemails were her rebuttal to a suicide verdict, delivered in her own voice</w:t>
+      </w:r>
+      <w:r>
+        <w:t xml:space="preserve"> </w:t>
+      </w:r>
+      <w:r>
+        <w:t xml:space="preserve">from beyond her own funeral.</w:t>
+      </w:r>
+    </w:p>
+    <w:p>
+      <w:pPr>
+        <w:pStyle w:val="BodyText"/>
+      </w:pPr>
+      <w:r>
+        <w:t xml:space="preserve">The trial court first ruled the letter admissible. And then, in 2004, before the</w:t>
+      </w:r>
+      <w:r>
+        <w:t xml:space="preserve"> </w:t>
+      </w:r>
+      <w:r>
+        <w:t xml:space="preserve">case could get anywhere, the United States Supreme Court dropped an earthquake</w:t>
+      </w:r>
+      <w:r>
+        <w:t xml:space="preserve"> </w:t>
+      </w:r>
+      <w:r>
+        <w:t xml:space="preserve">called</w:t>
+      </w:r>
+      <w:r>
+        <w:t xml:space="preserve"> </w:t>
+      </w:r>
+      <w:r>
+        <w:rPr>
+          <w:iCs/>
+          <w:i/>
+        </w:rPr>
+        <w:t xml:space="preserve">Crawford v. Washington</w:t>
+      </w:r>
+      <w:r>
+        <w:t xml:space="preserve"> </w:t>
+      </w:r>
+      <w:r>
+        <w:t xml:space="preserve">right underneath it.</w:t>
+      </w:r>
+      <w:r>
+        <w:t xml:space="preserve"> </w:t>
+      </w:r>
+      <w:r>
+        <w:rPr>
+          <w:iCs/>
+          <w:i/>
+        </w:rPr>
+        <w:t xml:space="preserve">Crawford</w:t>
+      </w:r>
+      <w:r>
+        <w:t xml:space="preserve"> </w:t>
+      </w:r>
+      <w:r>
+        <w:t xml:space="preserve">rewrote the</w:t>
+      </w:r>
+      <w:r>
+        <w:t xml:space="preserve"> </w:t>
+      </w:r>
+      <w:r>
+        <w:t xml:space="preserve">Confrontation Clause and laid down a rule with no give in it: a</w:t>
+      </w:r>
+      <w:r>
+        <w:t xml:space="preserve"> </w:t>
+      </w:r>
+      <w:r>
+        <w:t xml:space="preserve">“</w:t>
+      </w:r>
+      <w:r>
+        <w:t xml:space="preserve">testimonial</w:t>
+      </w:r>
+      <w:r>
+        <w:t xml:space="preserve">”</w:t>
+      </w:r>
+      <w:r>
+        <w:t xml:space="preserve"> </w:t>
+      </w:r>
+      <w:r>
+        <w:t xml:space="preserve">statement from an absent witness cannot be used against a defendant who never had</w:t>
+      </w:r>
+      <w:r>
+        <w:t xml:space="preserve"> </w:t>
+      </w:r>
+      <w:r>
+        <w:t xml:space="preserve">a chance to cross-examine her. And Julie, being the witness and being dead, was</w:t>
+      </w:r>
+      <w:r>
+        <w:t xml:space="preserve"> </w:t>
+      </w:r>
+      <w:r>
+        <w:t xml:space="preserve">about as un-cross-examinable as a witness gets.</w:t>
+      </w:r>
+    </w:p>
+    <w:p>
+      <w:pPr>
+        <w:pStyle w:val="BodyText"/>
+      </w:pPr>
+      <w:r>
+        <w:t xml:space="preserve">What followed is best understood not as a trial but as a rally, a decades-long</w:t>
+      </w:r>
+      <w:r>
+        <w:t xml:space="preserve"> </w:t>
+      </w:r>
+      <w:r>
+        <w:t xml:space="preserve">volley in which Julie’s letter was knocked back and forth across every net in the</w:t>
+      </w:r>
+      <w:r>
+        <w:t xml:space="preserve"> </w:t>
+      </w:r>
+      <w:r>
+        <w:t xml:space="preserve">American court system while Mark Jensen sat and watched.</w:t>
+      </w:r>
+    </w:p>
+    <w:p>
+      <w:pPr>
+        <w:pStyle w:val="BodyText"/>
+      </w:pPr>
+      <w:r>
+        <w:t xml:space="preserve">The Wisconsin Supreme Court ruled in 2007 that the letter and voicemails were</w:t>
+      </w:r>
+      <w:r>
+        <w:t xml:space="preserve"> </w:t>
+      </w:r>
+      <w:r>
+        <w:t xml:space="preserve">testimonial, their whole purpose being to finger her killer, and therefore</w:t>
+      </w:r>
+      <w:r>
+        <w:t xml:space="preserve"> </w:t>
+      </w:r>
+      <w:r>
+        <w:t xml:space="preserve">inadmissible,</w:t>
+      </w:r>
+      <w:r>
+        <w:t xml:space="preserve"> </w:t>
+      </w:r>
+      <w:r>
+        <w:rPr>
+          <w:iCs/>
+          <w:i/>
+        </w:rPr>
+        <w:t xml:space="preserve">unless</w:t>
+      </w:r>
+      <w:r>
+        <w:t xml:space="preserve"> </w:t>
+      </w:r>
+      <w:r>
+        <w:t xml:space="preserve">Mark had forfeited his right to object by murdering the</w:t>
+      </w:r>
+      <w:r>
+        <w:t xml:space="preserve"> </w:t>
+      </w:r>
+      <w:r>
+        <w:t xml:space="preserve">very witness he now wanted silenced, an old doctrine with the grimly satisfying</w:t>
+      </w:r>
+      <w:r>
+        <w:t xml:space="preserve"> </w:t>
+      </w:r>
+      <w:r>
+        <w:t xml:space="preserve">name</w:t>
+      </w:r>
+      <w:r>
+        <w:t xml:space="preserve"> </w:t>
+      </w:r>
+      <w:r>
+        <w:t xml:space="preserve">“</w:t>
+      </w:r>
+      <w:r>
+        <w:t xml:space="preserve">forfeiture-by-wrongdoing.</w:t>
+      </w:r>
+      <w:r>
+        <w:t xml:space="preserve">”</w:t>
+      </w:r>
+      <w:r>
+        <w:t xml:space="preserve"> </w:t>
+      </w:r>
+      <w:r>
+        <w:t xml:space="preserve">On remand, the trial court found he had. In came</w:t>
+      </w:r>
+      <w:r>
+        <w:t xml:space="preserve"> </w:t>
+      </w:r>
+      <w:r>
+        <w:t xml:space="preserve">the letter, and in 2008 a jury convicted him.</w:t>
+      </w:r>
+    </w:p>
+    <w:p>
+      <w:pPr>
+        <w:pStyle w:val="BodyText"/>
+      </w:pPr>
+      <w:r>
+        <w:t xml:space="preserve">Then the ball came back over the net. The U.S. Supreme Court’s</w:t>
+      </w:r>
+      <w:r>
+        <w:t xml:space="preserve"> </w:t>
+      </w:r>
+      <w:r>
+        <w:rPr>
+          <w:iCs/>
+          <w:i/>
+        </w:rPr>
+        <w:t xml:space="preserve">Giles v.</w:t>
+      </w:r>
+      <w:r>
+        <w:rPr>
+          <w:iCs/>
+          <w:i/>
+        </w:rPr>
+        <w:t xml:space="preserve"> </w:t>
+      </w:r>
+      <w:r>
+        <w:rPr>
+          <w:iCs/>
+          <w:i/>
+        </w:rPr>
+        <w:t xml:space="preserve">California</w:t>
+      </w:r>
+      <w:r>
+        <w:t xml:space="preserve"> </w:t>
+      </w:r>
+      <w:r>
+        <w:t xml:space="preserve">narrowed forfeiture to cases where the defendant killed the witness</w:t>
+      </w:r>
+      <w:r>
+        <w:t xml:space="preserve"> </w:t>
+      </w:r>
+      <w:r>
+        <w:rPr>
+          <w:iCs/>
+          <w:i/>
+        </w:rPr>
+        <w:t xml:space="preserve">specifically to keep her from testifying</w:t>
+      </w:r>
+      <w:r>
+        <w:t xml:space="preserve">, which no one had claimed of Mark. So</w:t>
+      </w:r>
+      <w:r>
+        <w:t xml:space="preserve"> </w:t>
+      </w:r>
+      <w:r>
+        <w:t xml:space="preserve">in 2011 the Wisconsin Court of Appeals agreed the letter never should have come</w:t>
+      </w:r>
+      <w:r>
+        <w:t xml:space="preserve"> </w:t>
+      </w:r>
+      <w:r>
+        <w:t xml:space="preserve">in, then shrugged and called the mistake</w:t>
+      </w:r>
+      <w:r>
+        <w:t xml:space="preserve"> </w:t>
+      </w:r>
+      <w:r>
+        <w:t xml:space="preserve">“</w:t>
+      </w:r>
+      <w:r>
+        <w:t xml:space="preserve">harmless</w:t>
+      </w:r>
+      <w:r>
+        <w:t xml:space="preserve">”</w:t>
+      </w:r>
+      <w:r>
+        <w:t xml:space="preserve"> </w:t>
+      </w:r>
+      <w:r>
+        <w:t xml:space="preserve">given the mountain of other</w:t>
+      </w:r>
+      <w:r>
+        <w:t xml:space="preserve"> </w:t>
+      </w:r>
+      <w:r>
+        <w:t xml:space="preserve">evidence, and let the conviction stand anyway.</w:t>
+      </w:r>
+    </w:p>
+    <w:p>
+      <w:pPr>
+        <w:pStyle w:val="BodyText"/>
+      </w:pPr>
+      <w:r>
+        <w:t xml:space="preserve">The federal courts did not care for the shrug. On habeas review they held that</w:t>
+      </w:r>
+      <w:r>
+        <w:t xml:space="preserve"> </w:t>
+      </w:r>
+      <w:r>
+        <w:t xml:space="preserve">Julie’s accusation from the grave was no minor exhibit, it was the beating heart</w:t>
+      </w:r>
+      <w:r>
+        <w:t xml:space="preserve"> </w:t>
+      </w:r>
+      <w:r>
+        <w:t xml:space="preserve">of the State’s case, and they threw the conviction out. What the trial court did</w:t>
+      </w:r>
+      <w:r>
+        <w:t xml:space="preserve"> </w:t>
+      </w:r>
+      <w:r>
+        <w:t xml:space="preserve">next is the kind of move that makes appellate judges reach for the aspirin: it</w:t>
+      </w:r>
+      <w:r>
+        <w:t xml:space="preserve"> </w:t>
+      </w:r>
+      <w:r>
+        <w:t xml:space="preserve">responded to the federal order by simply reinstating the conviction</w:t>
+      </w:r>
+      <w:r>
+        <w:t xml:space="preserve"> </w:t>
+      </w:r>
+      <w:r>
+        <w:rPr>
+          <w:iCs/>
+          <w:i/>
+        </w:rPr>
+        <w:t xml:space="preserve">without a new</w:t>
+      </w:r>
+      <w:r>
+        <w:rPr>
+          <w:iCs/>
+          <w:i/>
+        </w:rPr>
+        <w:t xml:space="preserve"> </w:t>
+      </w:r>
+      <w:r>
+        <w:rPr>
+          <w:iCs/>
+          <w:i/>
+        </w:rPr>
+        <w:t xml:space="preserve">trial</w:t>
+      </w:r>
+      <w:r>
+        <w:t xml:space="preserve">, on the theory that the law had drifted far enough that the letter would be</w:t>
+      </w:r>
+      <w:r>
+        <w:t xml:space="preserve"> </w:t>
+      </w:r>
+      <w:r>
+        <w:t xml:space="preserve">fine now. The court of appeals reversed that, too. And at last, in March 2021,</w:t>
+      </w:r>
+      <w:r>
+        <w:t xml:space="preserve"> </w:t>
+      </w:r>
+      <w:r>
+        <w:t xml:space="preserve">twenty-three years after Julie died, the Wisconsin Supreme Court delivered the</w:t>
+      </w:r>
+      <w:r>
+        <w:t xml:space="preserve"> </w:t>
+      </w:r>
+      <w:r>
+        <w:t xml:space="preserve">ruling this chapter is anchored to: the law had</w:t>
+      </w:r>
+      <w:r>
+        <w:t xml:space="preserve"> </w:t>
+      </w:r>
+      <w:r>
+        <w:rPr>
+          <w:iCs/>
+          <w:i/>
+        </w:rPr>
+        <w:t xml:space="preserve">not</w:t>
+      </w:r>
+      <w:r>
+        <w:t xml:space="preserve"> </w:t>
+      </w:r>
+      <w:r>
+        <w:t xml:space="preserve">changed, the letter stayed</w:t>
+      </w:r>
+      <w:r>
+        <w:t xml:space="preserve"> </w:t>
+      </w:r>
+      <w:r>
+        <w:t xml:space="preserve">out, and Mark Jensen was owed the thing the Constitution had been promising him</w:t>
+      </w:r>
+      <w:r>
+        <w:t xml:space="preserve"> </w:t>
+      </w:r>
+      <w:r>
+        <w:t xml:space="preserve">the entire time. A new trial, with Julie’s own words locked in the drawer.</w:t>
+      </w:r>
+    </w:p>
+    <w:p>
+      <w:pPr>
+        <w:pStyle w:val="BodyText"/>
+      </w:pPr>
+      <w:r>
+        <w:t xml:space="preserve">A justice writing separately refused to let the doctrine flatten the human being</w:t>
+      </w:r>
+      <w:r>
+        <w:t xml:space="preserve"> </w:t>
+      </w:r>
+      <w:r>
+        <w:t xml:space="preserve">underneath it, noting that Julie was, plainly, a woman living</w:t>
+      </w:r>
+      <w:r>
+        <w:t xml:space="preserve"> </w:t>
+      </w:r>
+      <w:r>
+        <w:t xml:space="preserve">“</w:t>
+      </w:r>
+      <w:r>
+        <w:t xml:space="preserve">in terror born of</w:t>
+      </w:r>
+      <w:r>
+        <w:t xml:space="preserve"> </w:t>
+      </w:r>
+      <w:r>
+        <w:t xml:space="preserve">the unimaginable fear that her husband was going to kill her and claim that her</w:t>
+      </w:r>
+      <w:r>
+        <w:t xml:space="preserve"> </w:t>
+      </w:r>
+      <w:r>
+        <w:t xml:space="preserve">death was a suicide.</w:t>
+      </w:r>
+      <w:r>
+        <w:t xml:space="preserve">”</w:t>
+      </w:r>
+      <w:r>
+        <w:t xml:space="preserve"> </w:t>
+      </w:r>
+      <w:r>
+        <w:t xml:space="preserve">Which is, of course, exactly why the letter existed in the</w:t>
+      </w:r>
+      <w:r>
+        <w:t xml:space="preserve"> </w:t>
+      </w:r>
+      <w:r>
+        <w:t xml:space="preserve">first place.</w:t>
+      </w:r>
+    </w:p>
+    <w:bookmarkEnd w:id="76"/>
+    <w:bookmarkStart w:id="77" w:name="the-epilogue-the-opinion-cant-give-you"/>
+    <w:p>
+      <w:pPr>
+        <w:pStyle w:val="Heading2"/>
+      </w:pPr>
+      <w:r>
+        <w:t xml:space="preserve">The epilogue the opinion can’t give you</w:t>
+      </w:r>
+    </w:p>
+    <w:p>
+      <w:pPr>
+        <w:pStyle w:val="FirstParagraph"/>
+      </w:pPr>
+      <w:r>
+        <w:t xml:space="preserve">Because the 2021 decision ends with an order for a new trial, the opinion itself</w:t>
+      </w:r>
+      <w:r>
+        <w:t xml:space="preserve"> </w:t>
+      </w:r>
+      <w:r>
+        <w:t xml:space="preserve">cannot tell you how the story finally landed. The news can. In early 2023,</w:t>
+      </w:r>
+      <w:r>
+        <w:t xml:space="preserve"> </w:t>
+      </w:r>
+      <w:r>
+        <w:t xml:space="preserve">Kenosha County prosecutors tried Mark Jensen a second time, now without Julie’s</w:t>
+      </w:r>
+      <w:r>
+        <w:t xml:space="preserve"> </w:t>
+      </w:r>
+      <w:r>
+        <w:t xml:space="preserve">letter, and a second jury convicted him of first-degree intentional homicide all</w:t>
+      </w:r>
+      <w:r>
+        <w:t xml:space="preserve"> </w:t>
+      </w:r>
+      <w:r>
+        <w:t xml:space="preserve">over again. The</w:t>
+      </w:r>
+      <w:r>
+        <w:t xml:space="preserve"> </w:t>
+      </w:r>
+      <w:r>
+        <w:t xml:space="preserve">“</w:t>
+      </w:r>
+      <w:r>
+        <w:t xml:space="preserve">voluminous other evidence</w:t>
+      </w:r>
+      <w:r>
+        <w:t xml:space="preserve">”</w:t>
+      </w:r>
+      <w:r>
+        <w:t xml:space="preserve"> </w:t>
+      </w:r>
+      <w:r>
+        <w:t xml:space="preserve">turned out to be exactly as voluminous</w:t>
+      </w:r>
+      <w:r>
+        <w:t xml:space="preserve"> </w:t>
+      </w:r>
+      <w:r>
+        <w:t xml:space="preserve">as advertised.</w:t>
+      </w:r>
+      <w:r>
+        <w:t xml:space="preserve"> </w:t>
+      </w:r>
+      <w:r>
+        <w:rPr>
+          <w:iCs/>
+          <w:i/>
+        </w:rPr>
+        <w:t xml:space="preserve">(That ending comes from news coverage, not the anchor decision, so</w:t>
+      </w:r>
+      <w:r>
+        <w:rPr>
+          <w:iCs/>
+          <w:i/>
+        </w:rPr>
+        <w:t xml:space="preserve"> </w:t>
+      </w:r>
+      <w:r>
+        <w:rPr>
+          <w:iCs/>
+          <w:i/>
+        </w:rPr>
+        <w:t xml:space="preserve">confirm the current status before print.)</w:t>
+      </w:r>
+    </w:p>
+    <w:bookmarkEnd w:id="77"/>
+    <w:bookmarkStart w:id="80" w:name="howd-he-get-caught-4"/>
+    <w:p>
+      <w:pPr>
+        <w:pStyle w:val="Heading2"/>
+      </w:pPr>
+      <w:r>
+        <w:t xml:space="preserve">How’d he get caught?</w:t>
+      </w:r>
+    </w:p>
+    <w:p>
+      <w:pPr>
+        <w:pStyle w:val="FirstParagraph"/>
+      </w:pPr>
+      <w:r>
+        <w:t xml:space="preserve">Julie caught him, twice, across a gap of twenty-five years. Long before the poison</w:t>
+      </w:r>
+      <w:r>
+        <w:t xml:space="preserve"> </w:t>
+      </w:r>
+      <w:r>
+        <w:t xml:space="preserve">reached her she had done what almost no victim ever manages: she gathered the</w:t>
+      </w:r>
+      <w:r>
+        <w:t xml:space="preserve"> </w:t>
+      </w:r>
+      <w:r>
+        <w:t xml:space="preserve">evidence against her own murderer in advance, a signed accusation with a neighbor</w:t>
+      </w:r>
+      <w:r>
+        <w:t xml:space="preserve"> </w:t>
+      </w:r>
+      <w:r>
+        <w:t xml:space="preserve">and her voice on a police officer’s answering machine. The cruel irony, the one</w:t>
+      </w:r>
+      <w:r>
+        <w:t xml:space="preserve"> </w:t>
+      </w:r>
+      <w:r>
+        <w:t xml:space="preserve">that ate up two and a half decades of appeals, is that her foresight was almost</w:t>
+      </w:r>
+      <w:r>
+        <w:t xml:space="preserve"> </w:t>
+      </w:r>
+      <w:r>
+        <w:t xml:space="preserve">too good. A statement created expressly for the police to use after her death is</w:t>
+      </w:r>
+      <w:r>
+        <w:t xml:space="preserve"> </w:t>
+      </w:r>
+      <w:r>
+        <w:t xml:space="preserve">the purest</w:t>
+      </w:r>
+      <w:r>
+        <w:t xml:space="preserve"> </w:t>
+      </w:r>
+      <w:r>
+        <w:t xml:space="preserve">“</w:t>
+      </w:r>
+      <w:r>
+        <w:t xml:space="preserve">testimonial</w:t>
+      </w:r>
+      <w:r>
+        <w:t xml:space="preserve">”</w:t>
+      </w:r>
+      <w:r>
+        <w:t xml:space="preserve"> </w:t>
+      </w:r>
+      <w:r>
+        <w:t xml:space="preserve">evidence there is, the exact thing the Confrontation</w:t>
+      </w:r>
+      <w:r>
+        <w:t xml:space="preserve"> </w:t>
+      </w:r>
+      <w:r>
+        <w:t xml:space="preserve">Clause was built to keep out, and so the law spent a generation refusing to let</w:t>
+      </w:r>
+      <w:r>
+        <w:t xml:space="preserve"> </w:t>
+      </w:r>
+      <w:r>
+        <w:t xml:space="preserve">the jury hear it. In the end both things came true at once. Julie’s letter could</w:t>
+      </w:r>
+      <w:r>
+        <w:t xml:space="preserve"> </w:t>
+      </w:r>
+      <w:r>
+        <w:t xml:space="preserve">not lawfully convict her husband. Her husband was convicted anyway. Because a woman</w:t>
+      </w:r>
+      <w:r>
+        <w:t xml:space="preserve"> </w:t>
+      </w:r>
+      <w:r>
+        <w:t xml:space="preserve">careful enough to document her own murder does not leave behind a single letter.</w:t>
+      </w:r>
+      <w:r>
+        <w:t xml:space="preserve"> </w:t>
+      </w:r>
+      <w:r>
+        <w:t xml:space="preserve">She leaves behind a trail, and a trail is harder to seal in a drawer.</w:t>
+      </w:r>
+    </w:p>
+    <w:p>
+      <w:r>
+        <w:pict>
+          <v:rect style="width:0;height:1.5pt" o:hralign="center" o:hrstd="t" o:hr="t"/>
+        </w:pict>
+      </w:r>
+    </w:p>
+    <w:p>
+      <w:pPr>
+        <w:pStyle w:val="BlockText"/>
+      </w:pPr>
+      <w:r>
+        <w:rPr>
+          <w:bCs/>
+          <w:b/>
+        </w:rPr>
+        <w:t xml:space="preserve">📖 Read the case yourself:</w:t>
+      </w:r>
+      <w:r>
+        <w:t xml:space="preserve"> </w:t>
+      </w:r>
+      <w:r>
+        <w:rPr>
+          <w:iCs/>
+          <w:i/>
+        </w:rPr>
         <w:t xml:space="preserve">State v. Jensen</w:t>
       </w:r>
       <w:r>
@@ -9327,7 +10345,7 @@
       <w:r>
         <w:t xml:space="preserve"> </w:t>
       </w:r>
-      <w:hyperlink r:id="rId72">
+      <w:hyperlink r:id="rId78">
         <w:r>
           <w:rPr>
             <w:rStyle w:val="Hyperlink"/>
@@ -9344,7 +10362,7 @@
       <w:r>
         <w:t xml:space="preserve"> </w:t>
       </w:r>
-      <w:hyperlink r:id="rId73">
+      <w:hyperlink r:id="rId79">
         <w:r>
           <w:rPr>
             <w:rStyle w:val="Hyperlink"/>
@@ -9433,9 +10451,9 @@
         <w:t xml:space="preserve">on the pull list.</w:t>
       </w:r>
     </w:p>
-    <w:bookmarkEnd w:id="74"/>
-    <w:bookmarkEnd w:id="75"/>
-    <w:bookmarkStart w:id="82" w:name="X958002ca02448356755196d87203e85c6cf932e"/>
+    <w:bookmarkEnd w:id="80"/>
+    <w:bookmarkEnd w:id="81"/>
+    <w:bookmarkStart w:id="88" w:name="X958002ca02448356755196d87203e85c6cf932e"/>
     <w:p>
       <w:pPr>
         <w:pStyle w:val="Heading1"/>
@@ -9586,7 +10604,7 @@
         <w:t xml:space="preserve">answer.</w:t>
       </w:r>
     </w:p>
-    <w:bookmarkStart w:id="76" w:name="X7b11d94e34298c01d860c15ea739cb0dfca6508"/>
+    <w:bookmarkStart w:id="82" w:name="X7b11d94e34298c01d860c15ea739cb0dfca6508"/>
     <w:p>
       <w:pPr>
         <w:pStyle w:val="Heading2"/>
@@ -9761,8 +10779,8 @@
         <w:t xml:space="preserve">chair.</w:t>
       </w:r>
     </w:p>
-    <w:bookmarkEnd w:id="76"/>
-    <w:bookmarkStart w:id="77" w:name="Xe67b992d38f8a0f7b4654d7ff9a0bd5ed378ef7"/>
+    <w:bookmarkEnd w:id="82"/>
+    <w:bookmarkStart w:id="83" w:name="Xe67b992d38f8a0f7b4654d7ff9a0bd5ed378ef7"/>
     <w:p>
       <w:pPr>
         <w:pStyle w:val="Heading2"/>
@@ -9951,8 +10969,8 @@
         <w:t xml:space="preserve">arrested for murder.</w:t>
       </w:r>
     </w:p>
-    <w:bookmarkEnd w:id="77"/>
-    <w:bookmarkStart w:id="78" w:name="making-a-step-counter-take-the-stand"/>
+    <w:bookmarkEnd w:id="83"/>
+    <w:bookmarkStart w:id="84" w:name="making-a-step-counter-take-the-stand"/>
     <w:p>
       <w:pPr>
         <w:pStyle w:val="Heading2"/>
@@ -10188,8 +11206,8 @@
         <w:t xml:space="preserve">without them.</w:t>
       </w:r>
     </w:p>
-    <w:bookmarkEnd w:id="78"/>
-    <w:bookmarkStart w:id="81" w:name="howd-he-get-caught-4"/>
+    <w:bookmarkEnd w:id="84"/>
+    <w:bookmarkStart w:id="87" w:name="howd-he-get-caught-5"/>
     <w:p>
       <w:pPr>
         <w:pStyle w:val="Heading2"/>
@@ -10306,7 +11324,7 @@
       <w:r>
         <w:t xml:space="preserve"> </w:t>
       </w:r>
-      <w:hyperlink r:id="rId79">
+      <w:hyperlink r:id="rId85">
         <w:r>
           <w:rPr>
             <w:rStyle w:val="Hyperlink"/>
@@ -10323,7 +11341,7 @@
       <w:r>
         <w:t xml:space="preserve"> </w:t>
       </w:r>
-      <w:hyperlink r:id="rId80">
+      <w:hyperlink r:id="rId86">
         <w:r>
           <w:rPr>
             <w:rStyle w:val="Hyperlink"/>
@@ -10347,9 +11365,9 @@
         <w:t xml:space="preserve">admissibility ruling is Part II.</w:t>
       </w:r>
     </w:p>
-    <w:bookmarkEnd w:id="81"/>
-    <w:bookmarkEnd w:id="82"/>
-    <w:bookmarkStart w:id="91" w:name="chapter-22---twelve-steps"/>
+    <w:bookmarkEnd w:id="87"/>
+    <w:bookmarkEnd w:id="88"/>
+    <w:bookmarkStart w:id="97" w:name="chapter-22---twelve-steps"/>
     <w:p>
       <w:pPr>
         <w:pStyle w:val="Heading1"/>
@@ -10494,7 +11512,7 @@
         <w:t xml:space="preserve">Then a detective looked at Detrie’s wrist.</w:t>
       </w:r>
     </w:p>
-    <w:bookmarkStart w:id="83" w:name="twelve-steps"/>
+    <w:bookmarkStart w:id="89" w:name="twelve-steps"/>
     <w:p>
       <w:pPr>
         <w:pStyle w:val="Heading2"/>
@@ -10607,8 +11625,8 @@
         <w:t xml:space="preserve">go.</w:t>
       </w:r>
     </w:p>
-    <w:bookmarkEnd w:id="83"/>
-    <w:bookmarkStart w:id="84" w:name="the-gift-wrapped-suspect"/>
+    <w:bookmarkEnd w:id="89"/>
+    <w:bookmarkStart w:id="90" w:name="the-gift-wrapped-suspect"/>
     <w:p>
       <w:pPr>
         <w:pStyle w:val="Heading2"/>
@@ -10765,8 +11783,8 @@
         <w:t xml:space="preserve">The download sat in a drawer, quietly holding a confession nobody had read yet.</w:t>
       </w:r>
     </w:p>
-    <w:bookmarkEnd w:id="84"/>
-    <w:bookmarkStart w:id="85" w:name="what-the-drawer-was-holding"/>
+    <w:bookmarkEnd w:id="90"/>
+    <w:bookmarkStart w:id="91" w:name="what-the-drawer-was-holding"/>
     <w:p>
       <w:pPr>
         <w:pStyle w:val="Heading2"/>
@@ -10937,8 +11955,8 @@
         <w:t xml:space="preserve">offered it up over a traffic beef.</w:t>
       </w:r>
     </w:p>
-    <w:bookmarkEnd w:id="85"/>
-    <w:bookmarkStart w:id="86" w:name="the-story-he-brought-to-court"/>
+    <w:bookmarkEnd w:id="91"/>
+    <w:bookmarkStart w:id="92" w:name="the-story-he-brought-to-court"/>
     <w:p>
       <w:pPr>
         <w:pStyle w:val="Heading2"/>
@@ -11073,8 +12091,8 @@
         <w:t xml:space="preserve">first-degree intentional homicide and sentenced to life.</w:t>
       </w:r>
     </w:p>
-    <w:bookmarkEnd w:id="86"/>
-    <w:bookmarkStart w:id="87" w:name="the-law-catches-up"/>
+    <w:bookmarkEnd w:id="92"/>
+    <w:bookmarkStart w:id="93" w:name="the-law-catches-up"/>
     <w:p>
       <w:pPr>
         <w:pStyle w:val="Heading2"/>
@@ -11190,8 +12208,8 @@
         <w:t xml:space="preserve">treatment. Wisconsin let the wristband speak for itself.</w:t>
       </w:r>
     </w:p>
-    <w:bookmarkEnd w:id="87"/>
-    <w:bookmarkStart w:id="90" w:name="howd-he-get-caught-5"/>
+    <w:bookmarkEnd w:id="93"/>
+    <w:bookmarkStart w:id="96" w:name="howd-he-get-caught-6"/>
     <w:p>
       <w:pPr>
         <w:pStyle w:val="Heading2"/>
@@ -11302,7 +12320,7 @@
       <w:r>
         <w:t xml:space="preserve"> </w:t>
       </w:r>
-      <w:hyperlink r:id="rId88">
+      <w:hyperlink r:id="rId94">
         <w:r>
           <w:rPr>
             <w:rStyle w:val="Hyperlink"/>
@@ -11319,7 +12337,7 @@
       <w:r>
         <w:t xml:space="preserve"> </w:t>
       </w:r>
-      <w:hyperlink r:id="rId89">
+      <w:hyperlink r:id="rId95">
         <w:r>
           <w:rPr>
             <w:rStyle w:val="Hyperlink"/>
@@ -11336,7 +12354,7 @@
       <w:r>
         <w:t xml:space="preserve"> </w:t>
       </w:r>
-      <w:hyperlink r:id="rId73">
+      <w:hyperlink r:id="rId79">
         <w:r>
           <w:rPr>
             <w:rStyle w:val="Hyperlink"/>
@@ -11360,9 +12378,9 @@
         <w:t xml:space="preserve">Fitbit rulings follow in the Discussion.</w:t>
       </w:r>
     </w:p>
-    <w:bookmarkEnd w:id="90"/>
-    <w:bookmarkEnd w:id="91"/>
-    <w:bookmarkStart w:id="96" w:name="X6286e49a5d2835d1750bbfc5643f89e51b5db7b"/>
+    <w:bookmarkEnd w:id="96"/>
+    <w:bookmarkEnd w:id="97"/>
+    <w:bookmarkStart w:id="102" w:name="X6286e49a5d2835d1750bbfc5643f89e51b5db7b"/>
     <w:p>
       <w:pPr>
         <w:pStyle w:val="Heading1"/>
@@ -11539,7 +12557,7 @@
         <w:t xml:space="preserve">the naked eye.</w:t>
       </w:r>
     </w:p>
-    <w:bookmarkStart w:id="92" w:name="motive-opportunity-and-a-missing-hour"/>
+    <w:bookmarkStart w:id="98" w:name="motive-opportunity-and-a-missing-hour"/>
     <w:p>
       <w:pPr>
         <w:pStyle w:val="Heading2"/>
@@ -11768,8 +12786,8 @@
         <w:t xml:space="preserve">physical fact was gunshot residue.</w:t>
       </w:r>
     </w:p>
-    <w:bookmarkEnd w:id="92"/>
-    <w:bookmarkStart w:id="93" w:name="X3b54e7c42de35d6c39964b70e410a725933d7ea"/>
+    <w:bookmarkEnd w:id="98"/>
+    <w:bookmarkStart w:id="99" w:name="X3b54e7c42de35d6c39964b70e410a725933d7ea"/>
     <w:p>
       <w:pPr>
         <w:pStyle w:val="Heading2"/>
@@ -11978,8 +12996,8 @@
         <w:t xml:space="preserve">figure beside the house had been her husband.</w:t>
       </w:r>
     </w:p>
-    <w:bookmarkEnd w:id="93"/>
-    <w:bookmarkStart w:id="95" w:name="howd-he-get-caught-6"/>
+    <w:bookmarkEnd w:id="99"/>
+    <w:bookmarkStart w:id="101" w:name="howd-he-get-caught-7"/>
     <w:p>
       <w:pPr>
         <w:pStyle w:val="Heading2"/>
@@ -12110,1047 +13128,6 @@
       </w:r>
       <w:r>
         <w:t xml:space="preserve">Epstein JJ.A. concurring).</w:t>
-      </w:r>
-      <w:r>
-        <w:t xml:space="preserve"> </w:t>
-      </w:r>
-      <w:r>
-        <w:t xml:space="preserve">Free online:</w:t>
-      </w:r>
-      <w:r>
-        <w:t xml:space="preserve"> </w:t>
-      </w:r>
-      <w:hyperlink r:id="rId94">
-        <w:r>
-          <w:rPr>
-            <w:rStyle w:val="Hyperlink"/>
-          </w:rPr>
-          <w:t xml:space="preserve">CanLII</w:t>
-        </w:r>
-      </w:hyperlink>
-      <w:r>
-        <w:t xml:space="preserve">.</w:t>
-      </w:r>
-      <w:r>
-        <w:t xml:space="preserve"> </w:t>
-      </w:r>
-      <w:r>
-        <w:t xml:space="preserve">The evidence is grouped under six headings beginning at para. 4; the detailed</w:t>
-      </w:r>
-      <w:r>
-        <w:t xml:space="preserve"> </w:t>
-      </w:r>
-      <w:r>
-        <w:t xml:space="preserve">GSR findings and the admissibility analysis follow.</w:t>
-      </w:r>
-    </w:p>
-    <w:bookmarkEnd w:id="95"/>
-    <w:bookmarkEnd w:id="96"/>
-    <w:bookmarkStart w:id="103" w:name="chapter-31---mr.-big"/>
-    <w:p>
-      <w:pPr>
-        <w:pStyle w:val="Heading1"/>
-      </w:pPr>
-      <w:r>
-        <w:t xml:space="preserve">Chapter 31 - Mr. Big</w:t>
-      </w:r>
-    </w:p>
-    <w:p>
-      <w:pPr>
-        <w:pStyle w:val="FirstParagraph"/>
-      </w:pPr>
-      <w:r>
-        <w:rPr>
-          <w:bCs/>
-          <w:b/>
-        </w:rPr>
-        <w:t xml:space="preserve">The police built a fake criminal empire, flew a lonely man across the country,</w:t>
-      </w:r>
-      <w:r>
-        <w:rPr>
-          <w:bCs/>
-          <w:b/>
-        </w:rPr>
-        <w:t xml:space="preserve"> </w:t>
-      </w:r>
-      <w:r>
-        <w:rPr>
-          <w:bCs/>
-          <w:b/>
-        </w:rPr>
-        <w:t xml:space="preserve">and spent four hundred thousand dollars, all to get him to confess to drowning</w:t>
-      </w:r>
-      <w:r>
-        <w:rPr>
-          <w:bCs/>
-          <w:b/>
-        </w:rPr>
-        <w:t xml:space="preserve"> </w:t>
-      </w:r>
-      <w:r>
-        <w:rPr>
-          <w:bCs/>
-          <w:b/>
-        </w:rPr>
-        <w:t xml:space="preserve">his two little girls. Then the Supreme Court asked whether any of it could be</w:t>
-      </w:r>
-      <w:r>
-        <w:rPr>
-          <w:bCs/>
-          <w:b/>
-        </w:rPr>
-        <w:t xml:space="preserve"> </w:t>
-      </w:r>
-      <w:r>
-        <w:rPr>
-          <w:bCs/>
-          <w:b/>
-        </w:rPr>
-        <w:t xml:space="preserve">believed.</w:t>
-      </w:r>
-    </w:p>
-    <w:p>
-      <w:pPr>
-        <w:pStyle w:val="BodyText"/>
-      </w:pPr>
-      <w:r>
-        <w:t xml:space="preserve">Some chapters in this book end with a wink at a criminal who outsmarted himself.</w:t>
-      </w:r>
-      <w:r>
-        <w:t xml:space="preserve"> </w:t>
-      </w:r>
-      <w:r>
-        <w:t xml:space="preserve">This one does not. This one ends with a question that has no comfortable answer,</w:t>
-      </w:r>
-      <w:r>
-        <w:t xml:space="preserve"> </w:t>
-      </w:r>
-      <w:r>
-        <w:t xml:space="preserve">and that is exactly why it belongs here.</w:t>
-      </w:r>
-    </w:p>
-    <w:p>
-      <w:pPr>
-        <w:pStyle w:val="BodyText"/>
-      </w:pPr>
-      <w:r>
-        <w:t xml:space="preserve">On the morning of August 4, 2002, Nelson Hart drove his three-year-old twin</w:t>
-      </w:r>
-      <w:r>
-        <w:t xml:space="preserve"> </w:t>
-      </w:r>
-      <w:r>
-        <w:t xml:space="preserve">daughters, Karen and Krista, to a park near their home in Gander, Newfoundland,</w:t>
-      </w:r>
-      <w:r>
-        <w:t xml:space="preserve"> </w:t>
-      </w:r>
-      <w:r>
-        <w:t xml:space="preserve">to play on the swings. A lake lay beside the park. Somewhere between thirty and</w:t>
-      </w:r>
-      <w:r>
-        <w:t xml:space="preserve"> </w:t>
-      </w:r>
-      <w:r>
-        <w:t xml:space="preserve">forty-five minutes later, Hart came bursting back into his house alone, in a</w:t>
-      </w:r>
-      <w:r>
-        <w:t xml:space="preserve"> </w:t>
-      </w:r>
-      <w:r>
-        <w:t xml:space="preserve">panic, and told his wife that Krista had fallen into the water. His wife asked the</w:t>
-      </w:r>
-      <w:r>
-        <w:t xml:space="preserve"> </w:t>
-      </w:r>
-      <w:r>
-        <w:t xml:space="preserve">only question that mattered, the one that still hangs over the whole case: where</w:t>
-      </w:r>
-      <w:r>
-        <w:t xml:space="preserve"> </w:t>
-      </w:r>
-      <w:r>
-        <w:t xml:space="preserve">is Karen?</w:t>
-      </w:r>
-    </w:p>
-    <w:p>
-      <w:pPr>
-        <w:pStyle w:val="BodyText"/>
-      </w:pPr>
-      <w:r>
-        <w:t xml:space="preserve">He had left her at the park.</w:t>
-      </w:r>
-    </w:p>
-    <w:p>
-      <w:pPr>
-        <w:pStyle w:val="BodyText"/>
-      </w:pPr>
-      <w:r>
-        <w:t xml:space="preserve">By the time the first responders reached the lake, both little girls were in the</w:t>
-      </w:r>
-      <w:r>
-        <w:t xml:space="preserve"> </w:t>
-      </w:r>
-      <w:r>
-        <w:t xml:space="preserve">water, floating several hundred metres apart. There was nothing anyone could do.</w:t>
-      </w:r>
-    </w:p>
-    <w:p>
-      <w:pPr>
-        <w:pStyle w:val="BodyText"/>
-      </w:pPr>
-      <w:r>
-        <w:t xml:space="preserve">Hart’s account of that morning never held together. He told police he couldn’t</w:t>
-      </w:r>
-      <w:r>
-        <w:t xml:space="preserve"> </w:t>
-      </w:r>
-      <w:r>
-        <w:t xml:space="preserve">swim, so rather than trying to reach his drowning daughter he ran to his car and</w:t>
-      </w:r>
-      <w:r>
-        <w:t xml:space="preserve"> </w:t>
-      </w:r>
-      <w:r>
-        <w:t xml:space="preserve">drove home to fetch his wife, leaving the other child alone on the dock beside the</w:t>
-      </w:r>
-      <w:r>
-        <w:t xml:space="preserve"> </w:t>
-      </w:r>
-      <w:r>
-        <w:t xml:space="preserve">water. There were two cell phones in his car; he called no one. He passed a</w:t>
-      </w:r>
-      <w:r>
-        <w:t xml:space="preserve"> </w:t>
-      </w:r>
-      <w:r>
-        <w:t xml:space="preserve">restaurant and a hospital; he stopped at neither. Two weeks later, after an</w:t>
-      </w:r>
-      <w:r>
-        <w:t xml:space="preserve"> </w:t>
-      </w:r>
-      <w:r>
-        <w:t xml:space="preserve">eight-hour interrogation led nowhere, he changed his story, now recalling an</w:t>
-      </w:r>
-      <w:r>
-        <w:t xml:space="preserve"> </w:t>
-      </w:r>
-      <w:r>
-        <w:t xml:space="preserve">epileptic seizure at the park, a foggy return to his senses, one daughter visible</w:t>
-      </w:r>
-      <w:r>
-        <w:t xml:space="preserve"> </w:t>
-      </w:r>
-      <w:r>
-        <w:t xml:space="preserve">in the water, and a single blind instinct to drive home. He had lied at first, he</w:t>
-      </w:r>
-      <w:r>
-        <w:t xml:space="preserve"> </w:t>
-      </w:r>
-      <w:r>
-        <w:t xml:space="preserve">said, because he was afraid of losing his driver’s licence.</w:t>
-      </w:r>
-    </w:p>
-    <w:p>
-      <w:pPr>
-        <w:pStyle w:val="BodyText"/>
-      </w:pPr>
-      <w:r>
-        <w:t xml:space="preserve">The police were certain he had drowned his daughters. Certainty, though, is not</w:t>
-      </w:r>
-      <w:r>
-        <w:t xml:space="preserve"> </w:t>
-      </w:r>
-      <w:r>
-        <w:t xml:space="preserve">evidence, and evidence was the one thing they did not have. The investigation went</w:t>
-      </w:r>
-      <w:r>
-        <w:t xml:space="preserve"> </w:t>
-      </w:r>
-      <w:r>
-        <w:t xml:space="preserve">cold.</w:t>
-      </w:r>
-    </w:p>
-    <w:p>
-      <w:pPr>
-        <w:pStyle w:val="BodyText"/>
-      </w:pPr>
-      <w:r>
-        <w:t xml:space="preserve">What they did to revive it made Canadian legal history twice over. Once when it</w:t>
-      </w:r>
-      <w:r>
-        <w:t xml:space="preserve"> </w:t>
-      </w:r>
-      <w:r>
-        <w:t xml:space="preserve">appeared to work, and once when the Supreme Court of Canada looked hard at what</w:t>
-      </w:r>
-      <w:r>
-        <w:t xml:space="preserve"> </w:t>
-      </w:r>
-      <w:r>
-        <w:t xml:space="preserve">“</w:t>
-      </w:r>
-      <w:r>
-        <w:t xml:space="preserve">working</w:t>
-      </w:r>
-      <w:r>
-        <w:t xml:space="preserve">”</w:t>
-      </w:r>
-      <w:r>
-        <w:t xml:space="preserve"> </w:t>
-      </w:r>
-      <w:r>
-        <w:t xml:space="preserve">had actually cost.</w:t>
-      </w:r>
-    </w:p>
-    <w:bookmarkStart w:id="97" w:name="building-a-world-around-a-lonely-man"/>
-    <w:p>
-      <w:pPr>
-        <w:pStyle w:val="Heading2"/>
-      </w:pPr>
-      <w:r>
-        <w:t xml:space="preserve">Building a world around a lonely man</w:t>
-      </w:r>
-    </w:p>
-    <w:p>
-      <w:pPr>
-        <w:pStyle w:val="FirstParagraph"/>
-      </w:pPr>
-      <w:r>
-        <w:t xml:space="preserve">The technique is called a</w:t>
-      </w:r>
-      <w:r>
-        <w:t xml:space="preserve"> </w:t>
-      </w:r>
-      <w:r>
-        <w:t xml:space="preserve">“</w:t>
-      </w:r>
-      <w:r>
-        <w:t xml:space="preserve">Mr. Big</w:t>
-      </w:r>
-      <w:r>
-        <w:t xml:space="preserve">”</w:t>
-      </w:r>
-      <w:r>
-        <w:t xml:space="preserve"> </w:t>
-      </w:r>
-      <w:r>
-        <w:t xml:space="preserve">operation, a Canadian invention in which</w:t>
-      </w:r>
-      <w:r>
-        <w:t xml:space="preserve"> </w:t>
-      </w:r>
-      <w:r>
-        <w:t xml:space="preserve">undercover officers construct an entire fictitious criminal organization around a</w:t>
-      </w:r>
-      <w:r>
-        <w:t xml:space="preserve"> </w:t>
-      </w:r>
-      <w:r>
-        <w:t xml:space="preserve">suspect, draw him in, befriend him, pay him, and finally sit him down with the</w:t>
-      </w:r>
-      <w:r>
-        <w:t xml:space="preserve"> </w:t>
-      </w:r>
-      <w:r>
-        <w:t xml:space="preserve">crime boss, where the price of admission to the family is a full and honest</w:t>
-      </w:r>
-      <w:r>
-        <w:t xml:space="preserve"> </w:t>
-      </w:r>
-      <w:r>
-        <w:t xml:space="preserve">account of his past.</w:t>
-      </w:r>
-    </w:p>
-    <w:p>
-      <w:pPr>
-        <w:pStyle w:val="BodyText"/>
-      </w:pPr>
-      <w:r>
-        <w:t xml:space="preserve">Nelson Hart was, from the police perspective, an ideal candidate, and it is</w:t>
-      </w:r>
-      <w:r>
-        <w:t xml:space="preserve"> </w:t>
-      </w:r>
-      <w:r>
-        <w:t xml:space="preserve">precisely that suitability that makes the case so uneasy. Surveillance in late</w:t>
-      </w:r>
-      <w:r>
-        <w:t xml:space="preserve"> </w:t>
-      </w:r>
-      <w:r>
-        <w:t xml:space="preserve">2004 found a man living on social assistance and almost entirely alone. He rarely</w:t>
-      </w:r>
-      <w:r>
-        <w:t xml:space="preserve"> </w:t>
-      </w:r>
-      <w:r>
-        <w:t xml:space="preserve">left his home, and when he did, his wife came with him. He had, in other words,</w:t>
-      </w:r>
-      <w:r>
-        <w:t xml:space="preserve"> </w:t>
-      </w:r>
-      <w:r>
-        <w:t xml:space="preserve">nothing, which is to say he had everything to be offered.</w:t>
-      </w:r>
-    </w:p>
-    <w:p>
-      <w:pPr>
-        <w:pStyle w:val="BodyText"/>
-      </w:pPr>
-      <w:r>
-        <w:t xml:space="preserve">In February 2005 an undercover officer the judgment calls</w:t>
-      </w:r>
-      <w:r>
-        <w:t xml:space="preserve"> </w:t>
-      </w:r>
-      <w:r>
-        <w:t xml:space="preserve">“</w:t>
-      </w:r>
-      <w:r>
-        <w:t xml:space="preserve">Jim</w:t>
-      </w:r>
-      <w:r>
-        <w:t xml:space="preserve">”</w:t>
-      </w:r>
-      <w:r>
-        <w:t xml:space="preserve"> </w:t>
-      </w:r>
-      <w:r>
-        <w:t xml:space="preserve">approached Hart</w:t>
-      </w:r>
-      <w:r>
-        <w:t xml:space="preserve"> </w:t>
-      </w:r>
-      <w:r>
-        <w:t xml:space="preserve">outside a convenience store and asked for help finding his missing sister. Hart</w:t>
-      </w:r>
-      <w:r>
-        <w:t xml:space="preserve"> </w:t>
-      </w:r>
-      <w:r>
-        <w:t xml:space="preserve">obliged and was handed fifty dollars. Within days he had a job driving for Jim’s</w:t>
-      </w:r>
-      <w:r>
-        <w:t xml:space="preserve"> </w:t>
-      </w:r>
-      <w:r>
-        <w:t xml:space="preserve">supposed trucking company. Within months the fictitious organization had become</w:t>
-      </w:r>
-      <w:r>
-        <w:t xml:space="preserve"> </w:t>
-      </w:r>
-      <w:r>
-        <w:t xml:space="preserve">the whole of his life. Over four months Hart took part in sixty-three staged</w:t>
-      </w:r>
-      <w:r>
-        <w:t xml:space="preserve"> </w:t>
-      </w:r>
-      <w:r>
-        <w:t xml:space="preserve">“</w:t>
-      </w:r>
-      <w:r>
-        <w:t xml:space="preserve">scenarios,</w:t>
-      </w:r>
-      <w:r>
-        <w:t xml:space="preserve">”</w:t>
-      </w:r>
-      <w:r>
-        <w:t xml:space="preserve"> </w:t>
-      </w:r>
-      <w:r>
-        <w:t xml:space="preserve">ferried mysterious packages across Newfoundland, and travelled to</w:t>
-      </w:r>
-      <w:r>
-        <w:t xml:space="preserve"> </w:t>
-      </w:r>
-      <w:r>
-        <w:t xml:space="preserve">Halifax, Montreal, Ottawa, Toronto, and Vancouver, staying in hotels and dining</w:t>
-      </w:r>
-      <w:r>
-        <w:t xml:space="preserve"> </w:t>
-      </w:r>
-      <w:r>
-        <w:t xml:space="preserve">in some of the finest restaurants in the country, so far outside his old world</w:t>
-      </w:r>
-      <w:r>
-        <w:t xml:space="preserve"> </w:t>
-      </w:r>
-      <w:r>
-        <w:t xml:space="preserve">that an officer had to quietly teach him how to conduct himself at the table. He</w:t>
-      </w:r>
-      <w:r>
-        <w:t xml:space="preserve"> </w:t>
-      </w:r>
-      <w:r>
-        <w:t xml:space="preserve">was paid $15,720. He came to regard the undercover officers as his closest</w:t>
-      </w:r>
-      <w:r>
-        <w:t xml:space="preserve"> </w:t>
-      </w:r>
-      <w:r>
-        <w:t xml:space="preserve">friends, his brothers. The final tab for the operation, borne by the public, came</w:t>
-      </w:r>
-      <w:r>
-        <w:t xml:space="preserve"> </w:t>
-      </w:r>
-      <w:r>
-        <w:t xml:space="preserve">to $413,268, a figure worth holding in mind when the question of reliability</w:t>
-      </w:r>
-      <w:r>
-        <w:t xml:space="preserve"> </w:t>
-      </w:r>
-      <w:r>
-        <w:t xml:space="preserve">arrives, because it is a great deal of money to spend building a stage.</w:t>
-      </w:r>
-    </w:p>
-    <w:p>
-      <w:pPr>
-        <w:pStyle w:val="BodyText"/>
-      </w:pPr>
-      <w:r>
-        <w:t xml:space="preserve">The organization preached loyalty and honesty and stitched a thread of menace</w:t>
-      </w:r>
-      <w:r>
-        <w:t xml:space="preserve"> </w:t>
-      </w:r>
-      <w:r>
-        <w:t xml:space="preserve">through it all; at one point Hart watched Jim strike another</w:t>
-      </w:r>
-      <w:r>
-        <w:t xml:space="preserve"> </w:t>
-      </w:r>
-      <w:r>
-        <w:t xml:space="preserve">“</w:t>
-      </w:r>
-      <w:r>
-        <w:t xml:space="preserve">member</w:t>
-      </w:r>
-      <w:r>
-        <w:t xml:space="preserve">”</w:t>
-      </w:r>
-      <w:r>
-        <w:t xml:space="preserve"> </w:t>
-      </w:r>
-      <w:r>
-        <w:t xml:space="preserve">for</w:t>
-      </w:r>
-      <w:r>
-        <w:t xml:space="preserve"> </w:t>
-      </w:r>
-      <w:r>
-        <w:t xml:space="preserve">loose talk. Then came the lure. A big score was coming, worth twenty to</w:t>
-      </w:r>
-      <w:r>
-        <w:t xml:space="preserve"> </w:t>
-      </w:r>
-      <w:r>
-        <w:t xml:space="preserve">twenty-five thousand dollars to Hart himself. In Toronto they let him hold and</w:t>
-      </w:r>
-      <w:r>
-        <w:t xml:space="preserve"> </w:t>
-      </w:r>
-      <w:r>
-        <w:t xml:space="preserve">count $175,000 in cash, a taste of the future on offer. But there was a snag, Jim</w:t>
-      </w:r>
-      <w:r>
-        <w:t xml:space="preserve"> </w:t>
-      </w:r>
-      <w:r>
-        <w:t xml:space="preserve">confided in early June: the boss had run a background check and turned up a</w:t>
-      </w:r>
-      <w:r>
-        <w:t xml:space="preserve"> </w:t>
-      </w:r>
-      <w:r>
-        <w:t xml:space="preserve">problem, and Hart could not advance until it was resolved.</w:t>
-      </w:r>
-    </w:p>
-    <w:bookmarkEnd w:id="97"/>
-    <w:bookmarkStart w:id="98" w:name="the-meeting-with-the-boss"/>
-    <w:p>
-      <w:pPr>
-        <w:pStyle w:val="Heading2"/>
-      </w:pPr>
-      <w:r>
-        <w:t xml:space="preserve">The meeting with the boss</w:t>
-      </w:r>
-    </w:p>
-    <w:p>
-      <w:pPr>
-        <w:pStyle w:val="FirstParagraph"/>
-      </w:pPr>
-      <w:r>
-        <w:t xml:space="preserve">On June 9, 2005, Nelson Hart finally met Mr. Big. He opened by thanking him,</w:t>
-      </w:r>
-      <w:r>
-        <w:t xml:space="preserve"> </w:t>
-      </w:r>
-      <w:r>
-        <w:t xml:space="preserve">telling the boss his life had turned around since he’d joined. Mr. Big turned the</w:t>
-      </w:r>
-      <w:r>
-        <w:t xml:space="preserve"> </w:t>
-      </w:r>
-      <w:r>
-        <w:t xml:space="preserve">conversation to the deaths of Hart’s daughters, warned that</w:t>
-      </w:r>
-      <w:r>
-        <w:t xml:space="preserve"> </w:t>
-      </w:r>
-      <w:r>
-        <w:t xml:space="preserve">“</w:t>
-      </w:r>
-      <w:r>
-        <w:t xml:space="preserve">heat</w:t>
-      </w:r>
-      <w:r>
-        <w:t xml:space="preserve">”</w:t>
-      </w:r>
-      <w:r>
-        <w:t xml:space="preserve"> </w:t>
-      </w:r>
-      <w:r>
-        <w:t xml:space="preserve">might be</w:t>
-      </w:r>
-      <w:r>
-        <w:t xml:space="preserve"> </w:t>
-      </w:r>
-      <w:r>
-        <w:t xml:space="preserve">coming, and asked him, directly, why he had killed them.</w:t>
-      </w:r>
-    </w:p>
-    <w:p>
-      <w:pPr>
-        <w:pStyle w:val="BodyText"/>
-      </w:pPr>
-      <w:r>
-        <w:t xml:space="preserve">Hart gave the same answer he had given the real police three years earlier: a</w:t>
-      </w:r>
-      <w:r>
-        <w:t xml:space="preserve"> </w:t>
-      </w:r>
-      <w:r>
-        <w:t xml:space="preserve">seizure, an accident. Mr. Big waved it away and told him not to lie. And after</w:t>
-      </w:r>
-      <w:r>
-        <w:t xml:space="preserve"> </w:t>
-      </w:r>
-      <w:r>
-        <w:t xml:space="preserve">more prodding, Hart confessed. He had killed the girls, he said, because he feared</w:t>
-      </w:r>
-      <w:r>
-        <w:t xml:space="preserve"> </w:t>
-      </w:r>
-      <w:r>
-        <w:t xml:space="preserve">Child Welfare was going to take them and hand them to his brother. Asked how, he</w:t>
-      </w:r>
-      <w:r>
-        <w:t xml:space="preserve"> </w:t>
-      </w:r>
-      <w:r>
-        <w:t xml:space="preserve">said he had struck his daughters with his shoulder and knocked them from the wharf</w:t>
-      </w:r>
-      <w:r>
-        <w:t xml:space="preserve"> </w:t>
-      </w:r>
-      <w:r>
-        <w:t xml:space="preserve">into the water.</w:t>
-      </w:r>
-    </w:p>
-    <w:p>
-      <w:pPr>
-        <w:pStyle w:val="BodyText"/>
-      </w:pPr>
-      <w:r>
-        <w:t xml:space="preserve">Two days later, Jim drove Hart back to the park where Karen and Krista had died</w:t>
-      </w:r>
-      <w:r>
-        <w:t xml:space="preserve"> </w:t>
-      </w:r>
-      <w:r>
-        <w:t xml:space="preserve">and asked him to walk through it. Jim knelt on the dock, and Hart demonstrated,</w:t>
-      </w:r>
-      <w:r>
-        <w:t xml:space="preserve"> </w:t>
-      </w:r>
-      <w:r>
-        <w:t xml:space="preserve">nudging Jim with his knee, how he had pushed his daughters into the lake.</w:t>
-      </w:r>
-    </w:p>
-    <w:p>
-      <w:pPr>
-        <w:pStyle w:val="BodyText"/>
-      </w:pPr>
-      <w:r>
-        <w:t xml:space="preserve">Hart was arrested on June 13 and charged with two counts of first-degree murder.</w:t>
-      </w:r>
-      <w:r>
-        <w:t xml:space="preserve"> </w:t>
-      </w:r>
-      <w:r>
-        <w:t xml:space="preserve">Given a single phone call from the station, he used it to call for help. He called</w:t>
-      </w:r>
-      <w:r>
-        <w:t xml:space="preserve"> </w:t>
-      </w:r>
-      <w:r>
-        <w:t xml:space="preserve">Jim.</w:t>
-      </w:r>
-    </w:p>
-    <w:bookmarkEnd w:id="98"/>
-    <w:bookmarkStart w:id="99" w:name="what-the-supreme-court-saw"/>
-    <w:p>
-      <w:pPr>
-        <w:pStyle w:val="Heading2"/>
-      </w:pPr>
-      <w:r>
-        <w:t xml:space="preserve">What the Supreme Court saw</w:t>
-      </w:r>
-    </w:p>
-    <w:p>
-      <w:pPr>
-        <w:pStyle w:val="FirstParagraph"/>
-      </w:pPr>
-      <w:r>
-        <w:t xml:space="preserve">A jury convicted Hart on the strength of those confessions. But in 2014 the</w:t>
-      </w:r>
-      <w:r>
-        <w:t xml:space="preserve"> </w:t>
-      </w:r>
-      <w:r>
-        <w:t xml:space="preserve">Supreme Court of Canada used his case to put the Mr. Big technique itself on</w:t>
-      </w:r>
-      <w:r>
-        <w:t xml:space="preserve"> </w:t>
-      </w:r>
-      <w:r>
-        <w:t xml:space="preserve">trial, and to rebuild the law around it.</w:t>
-      </w:r>
-    </w:p>
-    <w:p>
-      <w:pPr>
-        <w:pStyle w:val="BodyText"/>
-      </w:pPr>
-      <w:r>
-        <w:t xml:space="preserve">The Court’s worry was not delicacy. It was reliability, and the arithmetic of the</w:t>
-      </w:r>
-      <w:r>
-        <w:t xml:space="preserve"> </w:t>
-      </w:r>
-      <w:r>
-        <w:t xml:space="preserve">operation lays the worry bare. The sting had lifted a destitute, isolated man out</w:t>
-      </w:r>
-      <w:r>
-        <w:t xml:space="preserve"> </w:t>
-      </w:r>
-      <w:r>
-        <w:t xml:space="preserve">of poverty, given him the first real friends of his life, dangled a</w:t>
-      </w:r>
-      <w:r>
-        <w:t xml:space="preserve"> </w:t>
-      </w:r>
-      <w:r>
-        <w:t xml:space="preserve">twenty-five-thousand-dollar payday, and then made one thing unmistakable: the road</w:t>
-      </w:r>
-      <w:r>
-        <w:t xml:space="preserve"> </w:t>
-      </w:r>
-      <w:r>
-        <w:t xml:space="preserve">to keeping all of it ran directly through telling Mr. Big what Mr. Big wanted to</w:t>
-      </w:r>
-      <w:r>
-        <w:t xml:space="preserve"> </w:t>
-      </w:r>
-      <w:r>
-        <w:t xml:space="preserve">hear. A confession purchased on those terms, the Court held, may be worth no more</w:t>
-      </w:r>
-      <w:r>
-        <w:t xml:space="preserve"> </w:t>
-      </w:r>
-      <w:r>
-        <w:t xml:space="preserve">than what was paid for it, and a jury that has watched months of a man playacting</w:t>
-      </w:r>
-      <w:r>
-        <w:t xml:space="preserve"> </w:t>
-      </w:r>
-      <w:r>
-        <w:t xml:space="preserve">as a gangster may end up convicting the character rather than weighing the proof.</w:t>
-      </w:r>
-    </w:p>
-    <w:p>
-      <w:pPr>
-        <w:pStyle w:val="BodyText"/>
-      </w:pPr>
-      <w:r>
-        <w:t xml:space="preserve">So the Court laid down a new rule. Mr. Big confessions are now presumptively</w:t>
-      </w:r>
-      <w:r>
-        <w:t xml:space="preserve"> </w:t>
-      </w:r>
-      <w:r>
-        <w:t xml:space="preserve">inadmissible. The Crown must show the confession’s probative value outweighs its</w:t>
-      </w:r>
-      <w:r>
-        <w:t xml:space="preserve"> </w:t>
-      </w:r>
-      <w:r>
-        <w:t xml:space="preserve">prejudicial effect, with reliability measured against the inducements offered and,</w:t>
-      </w:r>
-      <w:r>
-        <w:t xml:space="preserve"> </w:t>
-      </w:r>
-      <w:r>
-        <w:t xml:space="preserve">above all, against whether the confession produced anything that could actually be</w:t>
-      </w:r>
-      <w:r>
-        <w:t xml:space="preserve"> </w:t>
-      </w:r>
-      <w:r>
-        <w:t xml:space="preserve">checked, a body, a weapon, a fact only the killer could know. Behind that stands a</w:t>
-      </w:r>
-      <w:r>
-        <w:t xml:space="preserve"> </w:t>
-      </w:r>
-      <w:r>
-        <w:t xml:space="preserve">second guard, the abuse-of-process doctrine, for operations that overwhelm the</w:t>
-      </w:r>
-      <w:r>
-        <w:t xml:space="preserve"> </w:t>
-      </w:r>
-      <w:r>
-        <w:t xml:space="preserve">will through violence or threat.</w:t>
-      </w:r>
-    </w:p>
-    <w:p>
-      <w:pPr>
-        <w:pStyle w:val="BodyText"/>
-      </w:pPr>
-      <w:r>
-        <w:t xml:space="preserve">Measured against its own new standard, Hart’s confessions failed. They had been</w:t>
-      </w:r>
-      <w:r>
-        <w:t xml:space="preserve"> </w:t>
-      </w:r>
-      <w:r>
-        <w:t xml:space="preserve">bought with powerful inducements, they contradicted themselves in places, and,</w:t>
-      </w:r>
-      <w:r>
-        <w:t xml:space="preserve"> </w:t>
-      </w:r>
-      <w:r>
-        <w:t xml:space="preserve">unlike the confession in the companion case</w:t>
-      </w:r>
-      <w:r>
-        <w:t xml:space="preserve"> </w:t>
-      </w:r>
-      <w:r>
-        <w:rPr>
-          <w:iCs/>
-          <w:i/>
-        </w:rPr>
-        <w:t xml:space="preserve">R. v. Mack</w:t>
-      </w:r>
-      <w:r>
-        <w:t xml:space="preserve"> </w:t>
-      </w:r>
-      <w:r>
-        <w:t xml:space="preserve">(Chapter 32), where the</w:t>
-      </w:r>
-      <w:r>
-        <w:t xml:space="preserve"> </w:t>
-      </w:r>
-      <w:r>
-        <w:t xml:space="preserve">suspect led the fake gangsters to real human remains, they were confirmed by</w:t>
-      </w:r>
-      <w:r>
-        <w:t xml:space="preserve"> </w:t>
-      </w:r>
-      <w:r>
-        <w:t xml:space="preserve">nothing at all. The appeal was dismissed and the confessions were excluded. With</w:t>
-      </w:r>
-      <w:r>
-        <w:t xml:space="preserve"> </w:t>
-      </w:r>
-      <w:r>
-        <w:t xml:space="preserve">them gone, the Crown’s case fell away; reporting at the time indicates the charges</w:t>
-      </w:r>
-      <w:r>
-        <w:t xml:space="preserve"> </w:t>
-      </w:r>
-      <w:r>
-        <w:t xml:space="preserve">were eventually withdrawn and Hart walked free.</w:t>
-      </w:r>
-      <w:r>
-        <w:t xml:space="preserve"> </w:t>
-      </w:r>
-      <w:r>
-        <w:rPr>
-          <w:iCs/>
-          <w:i/>
-        </w:rPr>
-        <w:t xml:space="preserve">(That final coda comes from news</w:t>
-      </w:r>
-      <w:r>
-        <w:rPr>
-          <w:iCs/>
-          <w:i/>
-        </w:rPr>
-        <w:t xml:space="preserve"> </w:t>
-      </w:r>
-      <w:r>
-        <w:rPr>
-          <w:iCs/>
-          <w:i/>
-        </w:rPr>
-        <w:t xml:space="preserve">coverage, not from the judgment itself.)</w:t>
-      </w:r>
-    </w:p>
-    <w:bookmarkEnd w:id="99"/>
-    <w:bookmarkStart w:id="102" w:name="X0b0d763d0f87680e133776c3e680ec0e163f6c9"/>
-    <w:p>
-      <w:pPr>
-        <w:pStyle w:val="Heading2"/>
-      </w:pPr>
-      <w:r>
-        <w:t xml:space="preserve">How’d he get caught, and should he have been?</w:t>
-      </w:r>
-    </w:p>
-    <w:p>
-      <w:pPr>
-        <w:pStyle w:val="FirstParagraph"/>
-      </w:pPr>
-      <w:r>
-        <w:t xml:space="preserve">He was caught the way a fish is caught, by the patient construction of an entire</w:t>
-      </w:r>
-      <w:r>
-        <w:t xml:space="preserve"> </w:t>
-      </w:r>
-      <w:r>
-        <w:t xml:space="preserve">ocean around him. The confession was real in the narrow sense that the words came</w:t>
-      </w:r>
-      <w:r>
-        <w:t xml:space="preserve"> </w:t>
-      </w:r>
-      <w:r>
-        <w:t xml:space="preserve">out of his own mouth, on the very dock where his daughters had died. What the</w:t>
-      </w:r>
-      <w:r>
-        <w:t xml:space="preserve"> </w:t>
-      </w:r>
-      <w:r>
-        <w:t xml:space="preserve">Supreme Court forces every reader to confront is whether the words were</w:t>
-      </w:r>
-      <w:r>
-        <w:t xml:space="preserve"> </w:t>
-      </w:r>
-      <w:r>
-        <w:rPr>
-          <w:iCs/>
-          <w:i/>
-        </w:rPr>
-        <w:t xml:space="preserve">true</w:t>
-      </w:r>
-      <w:r>
-        <w:t xml:space="preserve">, or</w:t>
-      </w:r>
-      <w:r>
-        <w:t xml:space="preserve"> </w:t>
-      </w:r>
-      <w:r>
-        <w:t xml:space="preserve">whether a poor, isolated, epileptic man simply said the only thing that would keep</w:t>
-      </w:r>
-      <w:r>
-        <w:t xml:space="preserve"> </w:t>
-      </w:r>
-      <w:r>
-        <w:t xml:space="preserve">the first family he had ever known from casting him out. This is the one chapter</w:t>
-      </w:r>
-      <w:r>
-        <w:t xml:space="preserve"> </w:t>
-      </w:r>
-      <w:r>
-        <w:t xml:space="preserve">in the book with no clean ending and no tidy lesson, and that is the point. Every</w:t>
-      </w:r>
-      <w:r>
-        <w:t xml:space="preserve"> </w:t>
-      </w:r>
-      <w:r>
-        <w:t xml:space="preserve">other story here asks how the killer got caught. Nelson Hart’s asks what</w:t>
-      </w:r>
-      <w:r>
-        <w:t xml:space="preserve"> </w:t>
-      </w:r>
-      <w:r>
-        <w:t xml:space="preserve">“</w:t>
-      </w:r>
-      <w:r>
-        <w:t xml:space="preserve">caught</w:t>
-      </w:r>
-      <w:r>
-        <w:t xml:space="preserve">”</w:t>
-      </w:r>
-      <w:r>
-        <w:t xml:space="preserve"> </w:t>
-      </w:r>
-      <w:r>
-        <w:t xml:space="preserve">is even worth when the state builds, at a cost of four hundred thousand dollars,</w:t>
-      </w:r>
-      <w:r>
-        <w:t xml:space="preserve"> </w:t>
-      </w:r>
-      <w:r>
-        <w:t xml:space="preserve">the entire world in which the confession is spoken. It is the reason every Mr. Big</w:t>
-      </w:r>
-      <w:r>
-        <w:t xml:space="preserve"> </w:t>
-      </w:r>
-      <w:r>
-        <w:t xml:space="preserve">confession in Canada must now pass through the gate this case built.</w:t>
-      </w:r>
-    </w:p>
-    <w:p>
-      <w:r>
-        <w:pict>
-          <v:rect style="width:0;height:1.5pt" o:hralign="center" o:hrstd="t" o:hr="t"/>
-        </w:pict>
-      </w:r>
-    </w:p>
-    <w:p>
-      <w:pPr>
-        <w:pStyle w:val="BlockText"/>
-      </w:pPr>
-      <w:r>
-        <w:rPr>
-          <w:bCs/>
-          <w:b/>
-        </w:rPr>
-        <w:t xml:space="preserve">📖 Read the case yourself:</w:t>
-      </w:r>
-      <w:r>
-        <w:t xml:space="preserve"> </w:t>
-      </w:r>
-      <w:r>
-        <w:rPr>
-          <w:iCs/>
-          <w:i/>
-        </w:rPr>
-        <w:t xml:space="preserve">R. v. Hart</w:t>
-      </w:r>
-      <w:r>
-        <w:t xml:space="preserve">, 2014 SCC 52, [2014] 2 S.C.R.</w:t>
-      </w:r>
-      <w:r>
-        <w:t xml:space="preserve"> </w:t>
-      </w:r>
-      <w:r>
-        <w:t xml:space="preserve">544, Supreme Court of Canada, decided July 31, 2014 (Moldaver J. for the</w:t>
-      </w:r>
-      <w:r>
-        <w:t xml:space="preserve"> </w:t>
-      </w:r>
-      <w:r>
-        <w:t xml:space="preserve">majority).</w:t>
       </w:r>
       <w:r>
         <w:t xml:space="preserve"> </w:t>
@@ -13170,6 +13147,1697 @@
         </w:r>
       </w:hyperlink>
       <w:r>
+        <w:t xml:space="preserve">.</w:t>
+      </w:r>
+      <w:r>
+        <w:t xml:space="preserve"> </w:t>
+      </w:r>
+      <w:r>
+        <w:t xml:space="preserve">The evidence is grouped under six headings beginning at para. 4; the detailed</w:t>
+      </w:r>
+      <w:r>
+        <w:t xml:space="preserve"> </w:t>
+      </w:r>
+      <w:r>
+        <w:t xml:space="preserve">GSR findings and the admissibility analysis follow.</w:t>
+      </w:r>
+    </w:p>
+    <w:bookmarkEnd w:id="101"/>
+    <w:bookmarkEnd w:id="102"/>
+    <w:bookmarkStart w:id="107" w:name="X96e653f0d38642f87a2a5a557db7a4bf4805008"/>
+    <w:p>
+      <w:pPr>
+        <w:pStyle w:val="Heading1"/>
+      </w:pPr>
+      <w:r>
+        <w:t xml:space="preserve">Chapter 25 - No Gun, But the Bullets Matched</w:t>
+      </w:r>
+    </w:p>
+    <w:p>
+      <w:pPr>
+        <w:pStyle w:val="FirstParagraph"/>
+      </w:pPr>
+      <w:r>
+        <w:rPr>
+          <w:bCs/>
+          <w:b/>
+        </w:rPr>
+        <w:t xml:space="preserve">The murder weapon was never found. It didn’t have to be. The killer kept the</w:t>
+      </w:r>
+      <w:r>
+        <w:rPr>
+          <w:bCs/>
+          <w:b/>
+        </w:rPr>
+        <w:t xml:space="preserve"> </w:t>
+      </w:r>
+      <w:r>
+        <w:rPr>
+          <w:bCs/>
+          <w:b/>
+        </w:rPr>
+        <w:t xml:space="preserve">matching ammunition in his bedroom and photos of the rifle on his Facebook.</w:t>
+      </w:r>
+    </w:p>
+    <w:p>
+      <w:pPr>
+        <w:pStyle w:val="BodyText"/>
+      </w:pPr>
+      <w:r>
+        <w:t xml:space="preserve">Most shooting cases begin with a gun. This one never produced one, and it is a</w:t>
+      </w:r>
+      <w:r>
+        <w:t xml:space="preserve"> </w:t>
+      </w:r>
+      <w:r>
+        <w:t xml:space="preserve">useful reminder that a firearm leaves a great deal of itself behind even when it</w:t>
+      </w:r>
+      <w:r>
+        <w:t xml:space="preserve"> </w:t>
+      </w:r>
+      <w:r>
+        <w:t xml:space="preserve">walks away, in the round it fires, the ammunition it feeds on, and, increasingly,</w:t>
+      </w:r>
+      <w:r>
+        <w:t xml:space="preserve"> </w:t>
+      </w:r>
+      <w:r>
+        <w:t xml:space="preserve">in the photographs its owner cannot resist posting.</w:t>
+      </w:r>
+    </w:p>
+    <w:p>
+      <w:pPr>
+        <w:pStyle w:val="BodyText"/>
+      </w:pPr>
+      <w:r>
+        <w:t xml:space="preserve">The story starts, as more and more of them do, with a fight arranged by phone. A</w:t>
+      </w:r>
+      <w:r>
+        <w:t xml:space="preserve"> </w:t>
+      </w:r>
+      <w:r>
+        <w:t xml:space="preserve">sixteen-year-old, whom the law shields behind the initials J.M.F. because he was</w:t>
+      </w:r>
+      <w:r>
+        <w:t xml:space="preserve"> </w:t>
+      </w:r>
+      <w:r>
+        <w:t xml:space="preserve">a young person, exchanged messages with the man who would become the victim.</w:t>
+      </w:r>
+      <w:r>
+        <w:t xml:space="preserve"> </w:t>
+      </w:r>
+      <w:r>
+        <w:t xml:space="preserve">Between the appellant’s phone, the victim’s phone, and their Facebook records,</w:t>
+      </w:r>
+      <w:r>
+        <w:t xml:space="preserve"> </w:t>
+      </w:r>
+      <w:r>
+        <w:t xml:space="preserve">investigators could later read the whole negotiation: the two had agreed to meet</w:t>
+      </w:r>
+      <w:r>
+        <w:t xml:space="preserve"> </w:t>
+      </w:r>
+      <w:r>
+        <w:t xml:space="preserve">that evening to fight, and they had set terms. No weapons. No backup. No police.</w:t>
+      </w:r>
+    </w:p>
+    <w:p>
+      <w:pPr>
+        <w:pStyle w:val="BodyText"/>
+      </w:pPr>
+      <w:r>
+        <w:t xml:space="preserve">It was, in other words, supposed to be a fair fight, and exactly one of the two</w:t>
+      </w:r>
+      <w:r>
+        <w:t xml:space="preserve"> </w:t>
+      </w:r>
+      <w:r>
+        <w:t xml:space="preserve">young men showed up honoring the deal.</w:t>
+      </w:r>
+    </w:p>
+    <w:bookmarkStart w:id="103" w:name="two-gunshots-on-a-borrowed-phone"/>
+    <w:p>
+      <w:pPr>
+        <w:pStyle w:val="Heading2"/>
+      </w:pPr>
+      <w:r>
+        <w:t xml:space="preserve">Two gunshots on a borrowed phone</w:t>
+      </w:r>
+    </w:p>
+    <w:p>
+      <w:pPr>
+        <w:pStyle w:val="FirstParagraph"/>
+      </w:pPr>
+      <w:r>
+        <w:t xml:space="preserve">The victim did not come alone. He arrived with two other people, and one of them,</w:t>
+      </w:r>
+      <w:r>
+        <w:t xml:space="preserve"> </w:t>
+      </w:r>
+      <w:r>
+        <w:t xml:space="preserve">a person the record calls M.P., pulled out the victim’s own cell phone and</w:t>
+      </w:r>
+      <w:r>
+        <w:t xml:space="preserve"> </w:t>
+      </w:r>
+      <w:r>
+        <w:t xml:space="preserve">recorded what happened next. The video is not the clean piece of evidence a</w:t>
+      </w:r>
+      <w:r>
+        <w:t xml:space="preserve"> </w:t>
+      </w:r>
+      <w:r>
+        <w:t xml:space="preserve">prosecutor dreams of. It shows the victim getting out of the vehicle and walking</w:t>
+      </w:r>
+      <w:r>
+        <w:t xml:space="preserve"> </w:t>
+      </w:r>
+      <w:r>
+        <w:t xml:space="preserve">toward a figure whose face cannot be made out in the dark. Then two gunshots crack</w:t>
+      </w:r>
+      <w:r>
+        <w:t xml:space="preserve"> </w:t>
+      </w:r>
+      <w:r>
+        <w:t xml:space="preserve">across the audio, and that is all the camera can tell you. It captured a murder it</w:t>
+      </w:r>
+      <w:r>
+        <w:t xml:space="preserve"> </w:t>
+      </w:r>
+      <w:r>
+        <w:t xml:space="preserve">could not identify.</w:t>
+      </w:r>
+    </w:p>
+    <w:p>
+      <w:pPr>
+        <w:pStyle w:val="BodyText"/>
+      </w:pPr>
+      <w:r>
+        <w:t xml:space="preserve">What the camera couldn’t supply, the physical evidence began to. At the scene and</w:t>
+      </w:r>
+      <w:r>
+        <w:t xml:space="preserve"> </w:t>
+      </w:r>
+      <w:r>
+        <w:t xml:space="preserve">on the autopsy table, the story sharpened: the victim had been killed with a</w:t>
+      </w:r>
+      <w:r>
+        <w:t xml:space="preserve"> </w:t>
+      </w:r>
+      <w:r>
+        <w:t xml:space="preserve">.22-calibre bullet. And a .22 is a common enough round that on its own it proves</w:t>
+      </w:r>
+      <w:r>
+        <w:t xml:space="preserve"> </w:t>
+      </w:r>
+      <w:r>
+        <w:t xml:space="preserve">little, which is why the next fact matters. When police later searched the</w:t>
+      </w:r>
+      <w:r>
+        <w:t xml:space="preserve"> </w:t>
+      </w:r>
+      <w:r>
+        <w:t xml:space="preserve">sixteen-year-old’s bedroom, they found ammunition, and it was consistent with the</w:t>
+      </w:r>
+      <w:r>
+        <w:t xml:space="preserve"> </w:t>
+      </w:r>
+      <w:r>
+        <w:t xml:space="preserve">calibre and make of the round that killed the victim. No gun. But the food the</w:t>
+      </w:r>
+      <w:r>
+        <w:t xml:space="preserve"> </w:t>
+      </w:r>
+      <w:r>
+        <w:t xml:space="preserve">gun ate was sitting in his room.</w:t>
+      </w:r>
+    </w:p>
+    <w:p>
+      <w:pPr>
+        <w:pStyle w:val="BodyText"/>
+      </w:pPr>
+      <w:r>
+        <w:t xml:space="preserve">Then his own phone finished the job the crime-scene video had started. Extracted</w:t>
+      </w:r>
+      <w:r>
+        <w:t xml:space="preserve"> </w:t>
+      </w:r>
+      <w:r>
+        <w:t xml:space="preserve">from the device and from his Facebook were images of at least three firearms, and</w:t>
+      </w:r>
+      <w:r>
+        <w:t xml:space="preserve"> </w:t>
+      </w:r>
+      <w:r>
+        <w:t xml:space="preserve">one of them was a rifle of a calibre, and taking ammunition, consistent with the</w:t>
+      </w:r>
+      <w:r>
+        <w:t xml:space="preserve"> </w:t>
+      </w:r>
+      <w:r>
+        <w:t xml:space="preserve">casing found at the scene, a gun that could have fired exactly the round that</w:t>
+      </w:r>
+      <w:r>
+        <w:t xml:space="preserve"> </w:t>
+      </w:r>
+      <w:r>
+        <w:t xml:space="preserve">killed a young man in the street. He had agreed to a no-weapons fight, brought a</w:t>
+      </w:r>
+      <w:r>
+        <w:t xml:space="preserve"> </w:t>
+      </w:r>
+      <w:r>
+        <w:t xml:space="preserve">gun, kept its diet in his bedroom, and kept its portrait on his social media.</w:t>
+      </w:r>
+    </w:p>
+    <w:p>
+      <w:pPr>
+        <w:pStyle w:val="BodyText"/>
+      </w:pPr>
+      <w:r>
+        <w:t xml:space="preserve">The phone had one more thing to say, and it said it in his own words. After the</w:t>
+      </w:r>
+      <w:r>
+        <w:t xml:space="preserve"> </w:t>
+      </w:r>
+      <w:r>
+        <w:t xml:space="preserve">shooting, the appellant texted M.P., and although he made a point of trying to</w:t>
+      </w:r>
+      <w:r>
+        <w:t xml:space="preserve"> </w:t>
+      </w:r>
+      <w:r>
+        <w:t xml:space="preserve">delete the messages afterward, they were recovered, and they could be read to place</w:t>
+      </w:r>
+      <w:r>
+        <w:t xml:space="preserve"> </w:t>
+      </w:r>
+      <w:r>
+        <w:t xml:space="preserve">him at the scene and to have him admitting his involvement. Further messages</w:t>
+      </w:r>
+      <w:r>
+        <w:t xml:space="preserve"> </w:t>
+      </w:r>
+      <w:r>
+        <w:t xml:space="preserve">between the appellant and his sister, sent as the police were closing in, read as</w:t>
+      </w:r>
+      <w:r>
+        <w:t xml:space="preserve"> </w:t>
+      </w:r>
+      <w:r>
+        <w:t xml:space="preserve">a small anxious scramble to hide what he had done. A killer who deletes his</w:t>
+      </w:r>
+      <w:r>
+        <w:t xml:space="preserve"> </w:t>
+      </w:r>
+      <w:r>
+        <w:t xml:space="preserve">confession has at least grasped that the confession is a problem. He has simply</w:t>
+      </w:r>
+      <w:r>
+        <w:t xml:space="preserve"> </w:t>
+      </w:r>
+      <w:r>
+        <w:t xml:space="preserve">misunderstood, as so many in this book have, where deleted text messages go, which</w:t>
+      </w:r>
+      <w:r>
+        <w:t xml:space="preserve"> </w:t>
+      </w:r>
+      <w:r>
+        <w:t xml:space="preserve">is nowhere.</w:t>
+      </w:r>
+    </w:p>
+    <w:bookmarkEnd w:id="103"/>
+    <w:bookmarkStart w:id="104" w:name="the-foyer"/>
+    <w:p>
+      <w:pPr>
+        <w:pStyle w:val="Heading2"/>
+      </w:pPr>
+      <w:r>
+        <w:t xml:space="preserve">The foyer</w:t>
+      </w:r>
+    </w:p>
+    <w:p>
+      <w:pPr>
+        <w:pStyle w:val="FirstParagraph"/>
+      </w:pPr>
+      <w:r>
+        <w:t xml:space="preserve">On that evidence a trial judge found the sixteen-year-old guilty of first-degree</w:t>
+      </w:r>
+      <w:r>
+        <w:t xml:space="preserve"> </w:t>
+      </w:r>
+      <w:r>
+        <w:t xml:space="preserve">murder. And then the case did something the previous paragraphs would not lead you</w:t>
+      </w:r>
+      <w:r>
+        <w:t xml:space="preserve"> </w:t>
+      </w:r>
+      <w:r>
+        <w:t xml:space="preserve">to expect: it fell apart, not over the ballistics, not over the confession, but</w:t>
+      </w:r>
+      <w:r>
+        <w:t xml:space="preserve"> </w:t>
+      </w:r>
+      <w:r>
+        <w:t xml:space="preserve">over a doorway.</w:t>
+      </w:r>
+    </w:p>
+    <w:p>
+      <w:pPr>
+        <w:pStyle w:val="BodyText"/>
+      </w:pPr>
+      <w:r>
+        <w:t xml:space="preserve">The Facebook messages on the victim’s phone had pointed police to the appellant,</w:t>
+      </w:r>
+      <w:r>
+        <w:t xml:space="preserve"> </w:t>
+      </w:r>
+      <w:r>
+        <w:t xml:space="preserve">and they obtained a warrant for the home where he lived with his mother. He got a</w:t>
+      </w:r>
+      <w:r>
+        <w:t xml:space="preserve"> </w:t>
+      </w:r>
+      <w:r>
+        <w:t xml:space="preserve">lawyer, and his counsel arranged for him to surrender at his father’s house, with</w:t>
+      </w:r>
+      <w:r>
+        <w:t xml:space="preserve"> </w:t>
+      </w:r>
+      <w:r>
+        <w:t xml:space="preserve">the understanding that a lawyer would be present when he gave his statement at the</w:t>
+      </w:r>
+      <w:r>
+        <w:t xml:space="preserve"> </w:t>
+      </w:r>
+      <w:r>
+        <w:t xml:space="preserve">station. Two officers came to the father’s home and were invited into the foyer.</w:t>
+      </w:r>
+      <w:r>
+        <w:t xml:space="preserve"> </w:t>
+      </w:r>
+      <w:r>
+        <w:t xml:space="preserve">There, in front of the young man’s parents and sister, they told him he was under</w:t>
+      </w:r>
+      <w:r>
+        <w:t xml:space="preserve"> </w:t>
+      </w:r>
+      <w:r>
+        <w:t xml:space="preserve">arrest, and they did not advise him of his right to counsel or his right to remain</w:t>
+      </w:r>
+      <w:r>
+        <w:t xml:space="preserve"> </w:t>
+      </w:r>
+      <w:r>
+        <w:t xml:space="preserve">silent. Their reasoning, they later testified, was that the crowded little</w:t>
+      </w:r>
+      <w:r>
+        <w:t xml:space="preserve"> </w:t>
+      </w:r>
+      <w:r>
+        <w:t xml:space="preserve">entryway was no place for it, and that the privacy and control of the police</w:t>
+      </w:r>
+      <w:r>
+        <w:t xml:space="preserve"> </w:t>
+      </w:r>
+      <w:r>
+        <w:t xml:space="preserve">vehicle would be better. Before they got him to that vehicle, an officer asked</w:t>
+      </w:r>
+      <w:r>
+        <w:t xml:space="preserve"> </w:t>
+      </w:r>
+      <w:r>
+        <w:t xml:space="preserve">whether he had all his belongings, and specifically whether he had his cell phone.</w:t>
+      </w:r>
+      <w:r>
+        <w:t xml:space="preserve"> </w:t>
+      </w:r>
+      <w:r>
+        <w:t xml:space="preserve">The teenager first said he had gotten rid of it, then, seconds later, admitted it</w:t>
+      </w:r>
+      <w:r>
+        <w:t xml:space="preserve"> </w:t>
+      </w:r>
+      <w:r>
+        <w:t xml:space="preserve">was in the house but that he would not hand it over.</w:t>
+      </w:r>
+    </w:p>
+    <w:p>
+      <w:pPr>
+        <w:pStyle w:val="BodyText"/>
+      </w:pPr>
+      <w:r>
+        <w:t xml:space="preserve">That small exchange, conducted before a child in custody had been told he could</w:t>
+      </w:r>
+      <w:r>
+        <w:t xml:space="preserve"> </w:t>
+      </w:r>
+      <w:r>
+        <w:t xml:space="preserve">stay silent or call a lawyer, is what unraveled the conviction. The Manitoba Court</w:t>
+      </w:r>
+      <w:r>
+        <w:t xml:space="preserve"> </w:t>
+      </w:r>
+      <w:r>
+        <w:t xml:space="preserve">of Appeal held that the statement had been obtained in breach of the appellant’s</w:t>
+      </w:r>
+      <w:r>
+        <w:t xml:space="preserve"> </w:t>
+      </w:r>
+      <w:r>
+        <w:t xml:space="preserve">right to counsel under section 10(b) of the Charter, protections the law makes</w:t>
+      </w:r>
+      <w:r>
+        <w:t xml:space="preserve"> </w:t>
+      </w:r>
+      <w:r>
+        <w:t xml:space="preserve">especially robust for young persons precisely because they are young. Because that</w:t>
+      </w:r>
+      <w:r>
+        <w:t xml:space="preserve"> </w:t>
+      </w:r>
+      <w:r>
+        <w:t xml:space="preserve">tainted exchange led to the seizure of the phone and everything on it, the</w:t>
+      </w:r>
+      <w:r>
+        <w:t xml:space="preserve"> </w:t>
+      </w:r>
+      <w:r>
+        <w:t xml:space="preserve">statement and the phone’s contents had to be excluded. Strip that evidence out,</w:t>
+      </w:r>
+      <w:r>
+        <w:t xml:space="preserve"> </w:t>
+      </w:r>
+      <w:r>
+        <w:t xml:space="preserve">the court reasoned, and you remove a great deal of what the trial judge had leaned</w:t>
+      </w:r>
+      <w:r>
+        <w:t xml:space="preserve"> </w:t>
+      </w:r>
+      <w:r>
+        <w:t xml:space="preserve">on. It did not necessarily mean there was too little left to convict; the</w:t>
+      </w:r>
+      <w:r>
+        <w:t xml:space="preserve"> </w:t>
+      </w:r>
+      <w:r>
+        <w:t xml:space="preserve">ammunition, after all, had come from a separate search. But it meant the whole</w:t>
+      </w:r>
+      <w:r>
+        <w:t xml:space="preserve"> </w:t>
+      </w:r>
+      <w:r>
+        <w:t xml:space="preserve">case had to be weighed again, fairly, the second time. In 2022 the court set the</w:t>
+      </w:r>
+      <w:r>
+        <w:t xml:space="preserve"> </w:t>
+      </w:r>
+      <w:r>
+        <w:t xml:space="preserve">conviction aside and ordered a new trial.</w:t>
+      </w:r>
+    </w:p>
+    <w:bookmarkEnd w:id="104"/>
+    <w:bookmarkStart w:id="106" w:name="howd-he-get-caught-8"/>
+    <w:p>
+      <w:pPr>
+        <w:pStyle w:val="Heading2"/>
+      </w:pPr>
+      <w:r>
+        <w:t xml:space="preserve">How’d he get caught?</w:t>
+      </w:r>
+    </w:p>
+    <w:p>
+      <w:pPr>
+        <w:pStyle w:val="FirstParagraph"/>
+      </w:pPr>
+      <w:r>
+        <w:t xml:space="preserve">He was caught by the gun that wasn’t there. A firearm can vanish into a river or a</w:t>
+      </w:r>
+      <w:r>
+        <w:t xml:space="preserve"> </w:t>
+      </w:r>
+      <w:r>
+        <w:t xml:space="preserve">friend’s basement and never surface, but the sixteen-year-old had surrounded</w:t>
+      </w:r>
+      <w:r>
+        <w:t xml:space="preserve"> </w:t>
+      </w:r>
+      <w:r>
+        <w:t xml:space="preserve">himself with everything a missing gun implies: the matching ammunition in his</w:t>
+      </w:r>
+      <w:r>
+        <w:t xml:space="preserve"> </w:t>
+      </w:r>
+      <w:r>
+        <w:t xml:space="preserve">bedroom, photographs of a compatible rifle on his Facebook, and a set of</w:t>
+      </w:r>
+      <w:r>
+        <w:t xml:space="preserve"> </w:t>
+      </w:r>
+      <w:r>
+        <w:t xml:space="preserve">confession texts he trusted the delete button to erase. On the strength of it, a</w:t>
+      </w:r>
+      <w:r>
+        <w:t xml:space="preserve"> </w:t>
+      </w:r>
+      <w:r>
+        <w:t xml:space="preserve">judge convicted him. And then the same case became a lesson pointed in the other</w:t>
+      </w:r>
+      <w:r>
+        <w:t xml:space="preserve"> </w:t>
+      </w:r>
+      <w:r>
+        <w:t xml:space="preserve">direction, a reminder that the rules about how police may treat a suspect, above</w:t>
+      </w:r>
+      <w:r>
+        <w:t xml:space="preserve"> </w:t>
+      </w:r>
+      <w:r>
+        <w:t xml:space="preserve">all a child, are not technicalities to be brushed aside in a crowded foyer, and</w:t>
+      </w:r>
+      <w:r>
+        <w:t xml:space="preserve"> </w:t>
+      </w:r>
+      <w:r>
+        <w:t xml:space="preserve">that cutting the corner can cost the Crown the very conviction the evidence had</w:t>
+      </w:r>
+      <w:r>
+        <w:t xml:space="preserve"> </w:t>
+      </w:r>
+      <w:r>
+        <w:t xml:space="preserve">earned. He got caught by keeping the bullets. He got a second trial because the</w:t>
+      </w:r>
+      <w:r>
+        <w:t xml:space="preserve"> </w:t>
+      </w:r>
+      <w:r>
+        <w:t xml:space="preserve">police forgot the warnings.</w:t>
+      </w:r>
+    </w:p>
+    <w:p>
+      <w:r>
+        <w:pict>
+          <v:rect style="width:0;height:1.5pt" o:hralign="center" o:hrstd="t" o:hr="t"/>
+        </w:pict>
+      </w:r>
+    </w:p>
+    <w:p>
+      <w:pPr>
+        <w:pStyle w:val="BlockText"/>
+      </w:pPr>
+      <w:r>
+        <w:rPr>
+          <w:bCs/>
+          <w:b/>
+        </w:rPr>
+        <w:t xml:space="preserve">📖 Read the case yourself:</w:t>
+      </w:r>
+      <w:r>
+        <w:t xml:space="preserve"> </w:t>
+      </w:r>
+      <w:r>
+        <w:rPr>
+          <w:iCs/>
+          <w:i/>
+        </w:rPr>
+        <w:t xml:space="preserve">R v F (JM)</w:t>
+      </w:r>
+      <w:r>
+        <w:t xml:space="preserve">, 2022 MBCA 52, Court of Appeal of</w:t>
+      </w:r>
+      <w:r>
+        <w:t xml:space="preserve"> </w:t>
+      </w:r>
+      <w:r>
+        <w:t xml:space="preserve">Manitoba, decided June 8, 2022 (Monnin J.A.).</w:t>
+      </w:r>
+      <w:r>
+        <w:t xml:space="preserve"> </w:t>
+      </w:r>
+      <w:r>
+        <w:t xml:space="preserve">Free online:</w:t>
+      </w:r>
+      <w:r>
+        <w:t xml:space="preserve"> </w:t>
+      </w:r>
+      <w:hyperlink r:id="rId105">
+        <w:r>
+          <w:rPr>
+            <w:rStyle w:val="Hyperlink"/>
+          </w:rPr>
+          <w:t xml:space="preserve">CanLII</w:t>
+        </w:r>
+      </w:hyperlink>
+      <w:r>
+        <w:t xml:space="preserve">.</w:t>
+      </w:r>
+      <w:r>
+        <w:t xml:space="preserve"> </w:t>
+      </w:r>
+      <w:r>
+        <w:t xml:space="preserve">The facts are set out in the opening paragraphs; the section 10(b) Charter</w:t>
+      </w:r>
+      <w:r>
+        <w:t xml:space="preserve"> </w:t>
+      </w:r>
+      <w:r>
+        <w:t xml:space="preserve">analysis and the order for a new trial follow. Note: a publication ban under</w:t>
+      </w:r>
+      <w:r>
+        <w:t xml:space="preserve"> </w:t>
+      </w:r>
+      <w:r>
+        <w:t xml:space="preserve">the Youth Criminal Justice Act protects the identities of those involved.</w:t>
+      </w:r>
+    </w:p>
+    <w:bookmarkEnd w:id="106"/>
+    <w:bookmarkEnd w:id="107"/>
+    <w:bookmarkStart w:id="114" w:name="chapter-31---mr.-big"/>
+    <w:p>
+      <w:pPr>
+        <w:pStyle w:val="Heading1"/>
+      </w:pPr>
+      <w:r>
+        <w:t xml:space="preserve">Chapter 31 - Mr. Big</w:t>
+      </w:r>
+    </w:p>
+    <w:p>
+      <w:pPr>
+        <w:pStyle w:val="FirstParagraph"/>
+      </w:pPr>
+      <w:r>
+        <w:rPr>
+          <w:bCs/>
+          <w:b/>
+        </w:rPr>
+        <w:t xml:space="preserve">The police built a fake criminal empire, flew a lonely man across the country,</w:t>
+      </w:r>
+      <w:r>
+        <w:rPr>
+          <w:bCs/>
+          <w:b/>
+        </w:rPr>
+        <w:t xml:space="preserve"> </w:t>
+      </w:r>
+      <w:r>
+        <w:rPr>
+          <w:bCs/>
+          <w:b/>
+        </w:rPr>
+        <w:t xml:space="preserve">and spent four hundred thousand dollars, all to get him to confess to drowning</w:t>
+      </w:r>
+      <w:r>
+        <w:rPr>
+          <w:bCs/>
+          <w:b/>
+        </w:rPr>
+        <w:t xml:space="preserve"> </w:t>
+      </w:r>
+      <w:r>
+        <w:rPr>
+          <w:bCs/>
+          <w:b/>
+        </w:rPr>
+        <w:t xml:space="preserve">his two little girls. Then the Supreme Court asked whether any of it could be</w:t>
+      </w:r>
+      <w:r>
+        <w:rPr>
+          <w:bCs/>
+          <w:b/>
+        </w:rPr>
+        <w:t xml:space="preserve"> </w:t>
+      </w:r>
+      <w:r>
+        <w:rPr>
+          <w:bCs/>
+          <w:b/>
+        </w:rPr>
+        <w:t xml:space="preserve">believed.</w:t>
+      </w:r>
+    </w:p>
+    <w:p>
+      <w:pPr>
+        <w:pStyle w:val="BodyText"/>
+      </w:pPr>
+      <w:r>
+        <w:t xml:space="preserve">Some chapters in this book end with a wink at a criminal who outsmarted himself.</w:t>
+      </w:r>
+      <w:r>
+        <w:t xml:space="preserve"> </w:t>
+      </w:r>
+      <w:r>
+        <w:t xml:space="preserve">This one does not. This one ends with a question that has no comfortable answer,</w:t>
+      </w:r>
+      <w:r>
+        <w:t xml:space="preserve"> </w:t>
+      </w:r>
+      <w:r>
+        <w:t xml:space="preserve">and that is exactly why it belongs here.</w:t>
+      </w:r>
+    </w:p>
+    <w:p>
+      <w:pPr>
+        <w:pStyle w:val="BodyText"/>
+      </w:pPr>
+      <w:r>
+        <w:t xml:space="preserve">On the morning of August 4, 2002, Nelson Hart drove his three-year-old twin</w:t>
+      </w:r>
+      <w:r>
+        <w:t xml:space="preserve"> </w:t>
+      </w:r>
+      <w:r>
+        <w:t xml:space="preserve">daughters, Karen and Krista, to a park near their home in Gander, Newfoundland,</w:t>
+      </w:r>
+      <w:r>
+        <w:t xml:space="preserve"> </w:t>
+      </w:r>
+      <w:r>
+        <w:t xml:space="preserve">to play on the swings. A lake lay beside the park. Somewhere between thirty and</w:t>
+      </w:r>
+      <w:r>
+        <w:t xml:space="preserve"> </w:t>
+      </w:r>
+      <w:r>
+        <w:t xml:space="preserve">forty-five minutes later, Hart came bursting back into his house alone, in a</w:t>
+      </w:r>
+      <w:r>
+        <w:t xml:space="preserve"> </w:t>
+      </w:r>
+      <w:r>
+        <w:t xml:space="preserve">panic, and told his wife that Krista had fallen into the water. His wife asked the</w:t>
+      </w:r>
+      <w:r>
+        <w:t xml:space="preserve"> </w:t>
+      </w:r>
+      <w:r>
+        <w:t xml:space="preserve">only question that mattered, the one that still hangs over the whole case: where</w:t>
+      </w:r>
+      <w:r>
+        <w:t xml:space="preserve"> </w:t>
+      </w:r>
+      <w:r>
+        <w:t xml:space="preserve">is Karen?</w:t>
+      </w:r>
+    </w:p>
+    <w:p>
+      <w:pPr>
+        <w:pStyle w:val="BodyText"/>
+      </w:pPr>
+      <w:r>
+        <w:t xml:space="preserve">He had left her at the park.</w:t>
+      </w:r>
+    </w:p>
+    <w:p>
+      <w:pPr>
+        <w:pStyle w:val="BodyText"/>
+      </w:pPr>
+      <w:r>
+        <w:t xml:space="preserve">By the time the first responders reached the lake, both little girls were in the</w:t>
+      </w:r>
+      <w:r>
+        <w:t xml:space="preserve"> </w:t>
+      </w:r>
+      <w:r>
+        <w:t xml:space="preserve">water, floating several hundred metres apart. There was nothing anyone could do.</w:t>
+      </w:r>
+    </w:p>
+    <w:p>
+      <w:pPr>
+        <w:pStyle w:val="BodyText"/>
+      </w:pPr>
+      <w:r>
+        <w:t xml:space="preserve">Hart’s account of that morning never held together. He told police he couldn’t</w:t>
+      </w:r>
+      <w:r>
+        <w:t xml:space="preserve"> </w:t>
+      </w:r>
+      <w:r>
+        <w:t xml:space="preserve">swim, so rather than trying to reach his drowning daughter he ran to his car and</w:t>
+      </w:r>
+      <w:r>
+        <w:t xml:space="preserve"> </w:t>
+      </w:r>
+      <w:r>
+        <w:t xml:space="preserve">drove home to fetch his wife, leaving the other child alone on the dock beside the</w:t>
+      </w:r>
+      <w:r>
+        <w:t xml:space="preserve"> </w:t>
+      </w:r>
+      <w:r>
+        <w:t xml:space="preserve">water. There were two cell phones in his car; he called no one. He passed a</w:t>
+      </w:r>
+      <w:r>
+        <w:t xml:space="preserve"> </w:t>
+      </w:r>
+      <w:r>
+        <w:t xml:space="preserve">restaurant and a hospital; he stopped at neither. Two weeks later, after an</w:t>
+      </w:r>
+      <w:r>
+        <w:t xml:space="preserve"> </w:t>
+      </w:r>
+      <w:r>
+        <w:t xml:space="preserve">eight-hour interrogation led nowhere, he changed his story, now recalling an</w:t>
+      </w:r>
+      <w:r>
+        <w:t xml:space="preserve"> </w:t>
+      </w:r>
+      <w:r>
+        <w:t xml:space="preserve">epileptic seizure at the park, a foggy return to his senses, one daughter visible</w:t>
+      </w:r>
+      <w:r>
+        <w:t xml:space="preserve"> </w:t>
+      </w:r>
+      <w:r>
+        <w:t xml:space="preserve">in the water, and a single blind instinct to drive home. He had lied at first, he</w:t>
+      </w:r>
+      <w:r>
+        <w:t xml:space="preserve"> </w:t>
+      </w:r>
+      <w:r>
+        <w:t xml:space="preserve">said, because he was afraid of losing his driver’s licence.</w:t>
+      </w:r>
+    </w:p>
+    <w:p>
+      <w:pPr>
+        <w:pStyle w:val="BodyText"/>
+      </w:pPr>
+      <w:r>
+        <w:t xml:space="preserve">The police were certain he had drowned his daughters. Certainty, though, is not</w:t>
+      </w:r>
+      <w:r>
+        <w:t xml:space="preserve"> </w:t>
+      </w:r>
+      <w:r>
+        <w:t xml:space="preserve">evidence, and evidence was the one thing they did not have. The investigation went</w:t>
+      </w:r>
+      <w:r>
+        <w:t xml:space="preserve"> </w:t>
+      </w:r>
+      <w:r>
+        <w:t xml:space="preserve">cold.</w:t>
+      </w:r>
+    </w:p>
+    <w:p>
+      <w:pPr>
+        <w:pStyle w:val="BodyText"/>
+      </w:pPr>
+      <w:r>
+        <w:t xml:space="preserve">What they did to revive it made Canadian legal history twice over. Once when it</w:t>
+      </w:r>
+      <w:r>
+        <w:t xml:space="preserve"> </w:t>
+      </w:r>
+      <w:r>
+        <w:t xml:space="preserve">appeared to work, and once when the Supreme Court of Canada looked hard at what</w:t>
+      </w:r>
+      <w:r>
+        <w:t xml:space="preserve"> </w:t>
+      </w:r>
+      <w:r>
+        <w:t xml:space="preserve">“</w:t>
+      </w:r>
+      <w:r>
+        <w:t xml:space="preserve">working</w:t>
+      </w:r>
+      <w:r>
+        <w:t xml:space="preserve">”</w:t>
+      </w:r>
+      <w:r>
+        <w:t xml:space="preserve"> </w:t>
+      </w:r>
+      <w:r>
+        <w:t xml:space="preserve">had actually cost.</w:t>
+      </w:r>
+    </w:p>
+    <w:bookmarkStart w:id="108" w:name="building-a-world-around-a-lonely-man"/>
+    <w:p>
+      <w:pPr>
+        <w:pStyle w:val="Heading2"/>
+      </w:pPr>
+      <w:r>
+        <w:t xml:space="preserve">Building a world around a lonely man</w:t>
+      </w:r>
+    </w:p>
+    <w:p>
+      <w:pPr>
+        <w:pStyle w:val="FirstParagraph"/>
+      </w:pPr>
+      <w:r>
+        <w:t xml:space="preserve">The technique is called a</w:t>
+      </w:r>
+      <w:r>
+        <w:t xml:space="preserve"> </w:t>
+      </w:r>
+      <w:r>
+        <w:t xml:space="preserve">“</w:t>
+      </w:r>
+      <w:r>
+        <w:t xml:space="preserve">Mr. Big</w:t>
+      </w:r>
+      <w:r>
+        <w:t xml:space="preserve">”</w:t>
+      </w:r>
+      <w:r>
+        <w:t xml:space="preserve"> </w:t>
+      </w:r>
+      <w:r>
+        <w:t xml:space="preserve">operation, a Canadian invention in which</w:t>
+      </w:r>
+      <w:r>
+        <w:t xml:space="preserve"> </w:t>
+      </w:r>
+      <w:r>
+        <w:t xml:space="preserve">undercover officers construct an entire fictitious criminal organization around a</w:t>
+      </w:r>
+      <w:r>
+        <w:t xml:space="preserve"> </w:t>
+      </w:r>
+      <w:r>
+        <w:t xml:space="preserve">suspect, draw him in, befriend him, pay him, and finally sit him down with the</w:t>
+      </w:r>
+      <w:r>
+        <w:t xml:space="preserve"> </w:t>
+      </w:r>
+      <w:r>
+        <w:t xml:space="preserve">crime boss, where the price of admission to the family is a full and honest</w:t>
+      </w:r>
+      <w:r>
+        <w:t xml:space="preserve"> </w:t>
+      </w:r>
+      <w:r>
+        <w:t xml:space="preserve">account of his past.</w:t>
+      </w:r>
+    </w:p>
+    <w:p>
+      <w:pPr>
+        <w:pStyle w:val="BodyText"/>
+      </w:pPr>
+      <w:r>
+        <w:t xml:space="preserve">Nelson Hart was, from the police perspective, an ideal candidate, and it is</w:t>
+      </w:r>
+      <w:r>
+        <w:t xml:space="preserve"> </w:t>
+      </w:r>
+      <w:r>
+        <w:t xml:space="preserve">precisely that suitability that makes the case so uneasy. Surveillance in late</w:t>
+      </w:r>
+      <w:r>
+        <w:t xml:space="preserve"> </w:t>
+      </w:r>
+      <w:r>
+        <w:t xml:space="preserve">2004 found a man living on social assistance and almost entirely alone. He rarely</w:t>
+      </w:r>
+      <w:r>
+        <w:t xml:space="preserve"> </w:t>
+      </w:r>
+      <w:r>
+        <w:t xml:space="preserve">left his home, and when he did, his wife came with him. He had, in other words,</w:t>
+      </w:r>
+      <w:r>
+        <w:t xml:space="preserve"> </w:t>
+      </w:r>
+      <w:r>
+        <w:t xml:space="preserve">nothing, which is to say he had everything to be offered.</w:t>
+      </w:r>
+    </w:p>
+    <w:p>
+      <w:pPr>
+        <w:pStyle w:val="BodyText"/>
+      </w:pPr>
+      <w:r>
+        <w:t xml:space="preserve">In February 2005 an undercover officer the judgment calls</w:t>
+      </w:r>
+      <w:r>
+        <w:t xml:space="preserve"> </w:t>
+      </w:r>
+      <w:r>
+        <w:t xml:space="preserve">“</w:t>
+      </w:r>
+      <w:r>
+        <w:t xml:space="preserve">Jim</w:t>
+      </w:r>
+      <w:r>
+        <w:t xml:space="preserve">”</w:t>
+      </w:r>
+      <w:r>
+        <w:t xml:space="preserve"> </w:t>
+      </w:r>
+      <w:r>
+        <w:t xml:space="preserve">approached Hart</w:t>
+      </w:r>
+      <w:r>
+        <w:t xml:space="preserve"> </w:t>
+      </w:r>
+      <w:r>
+        <w:t xml:space="preserve">outside a convenience store and asked for help finding his missing sister. Hart</w:t>
+      </w:r>
+      <w:r>
+        <w:t xml:space="preserve"> </w:t>
+      </w:r>
+      <w:r>
+        <w:t xml:space="preserve">obliged and was handed fifty dollars. Within days he had a job driving for Jim’s</w:t>
+      </w:r>
+      <w:r>
+        <w:t xml:space="preserve"> </w:t>
+      </w:r>
+      <w:r>
+        <w:t xml:space="preserve">supposed trucking company. Within months the fictitious organization had become</w:t>
+      </w:r>
+      <w:r>
+        <w:t xml:space="preserve"> </w:t>
+      </w:r>
+      <w:r>
+        <w:t xml:space="preserve">the whole of his life. Over four months Hart took part in sixty-three staged</w:t>
+      </w:r>
+      <w:r>
+        <w:t xml:space="preserve"> </w:t>
+      </w:r>
+      <w:r>
+        <w:t xml:space="preserve">“</w:t>
+      </w:r>
+      <w:r>
+        <w:t xml:space="preserve">scenarios,</w:t>
+      </w:r>
+      <w:r>
+        <w:t xml:space="preserve">”</w:t>
+      </w:r>
+      <w:r>
+        <w:t xml:space="preserve"> </w:t>
+      </w:r>
+      <w:r>
+        <w:t xml:space="preserve">ferried mysterious packages across Newfoundland, and travelled to</w:t>
+      </w:r>
+      <w:r>
+        <w:t xml:space="preserve"> </w:t>
+      </w:r>
+      <w:r>
+        <w:t xml:space="preserve">Halifax, Montreal, Ottawa, Toronto, and Vancouver, staying in hotels and dining</w:t>
+      </w:r>
+      <w:r>
+        <w:t xml:space="preserve"> </w:t>
+      </w:r>
+      <w:r>
+        <w:t xml:space="preserve">in some of the finest restaurants in the country, so far outside his old world</w:t>
+      </w:r>
+      <w:r>
+        <w:t xml:space="preserve"> </w:t>
+      </w:r>
+      <w:r>
+        <w:t xml:space="preserve">that an officer had to quietly teach him how to conduct himself at the table. He</w:t>
+      </w:r>
+      <w:r>
+        <w:t xml:space="preserve"> </w:t>
+      </w:r>
+      <w:r>
+        <w:t xml:space="preserve">was paid $15,720. He came to regard the undercover officers as his closest</w:t>
+      </w:r>
+      <w:r>
+        <w:t xml:space="preserve"> </w:t>
+      </w:r>
+      <w:r>
+        <w:t xml:space="preserve">friends, his brothers. The final tab for the operation, borne by the public, came</w:t>
+      </w:r>
+      <w:r>
+        <w:t xml:space="preserve"> </w:t>
+      </w:r>
+      <w:r>
+        <w:t xml:space="preserve">to $413,268, a figure worth holding in mind when the question of reliability</w:t>
+      </w:r>
+      <w:r>
+        <w:t xml:space="preserve"> </w:t>
+      </w:r>
+      <w:r>
+        <w:t xml:space="preserve">arrives, because it is a great deal of money to spend building a stage.</w:t>
+      </w:r>
+    </w:p>
+    <w:p>
+      <w:pPr>
+        <w:pStyle w:val="BodyText"/>
+      </w:pPr>
+      <w:r>
+        <w:t xml:space="preserve">The organization preached loyalty and honesty and stitched a thread of menace</w:t>
+      </w:r>
+      <w:r>
+        <w:t xml:space="preserve"> </w:t>
+      </w:r>
+      <w:r>
+        <w:t xml:space="preserve">through it all; at one point Hart watched Jim strike another</w:t>
+      </w:r>
+      <w:r>
+        <w:t xml:space="preserve"> </w:t>
+      </w:r>
+      <w:r>
+        <w:t xml:space="preserve">“</w:t>
+      </w:r>
+      <w:r>
+        <w:t xml:space="preserve">member</w:t>
+      </w:r>
+      <w:r>
+        <w:t xml:space="preserve">”</w:t>
+      </w:r>
+      <w:r>
+        <w:t xml:space="preserve"> </w:t>
+      </w:r>
+      <w:r>
+        <w:t xml:space="preserve">for</w:t>
+      </w:r>
+      <w:r>
+        <w:t xml:space="preserve"> </w:t>
+      </w:r>
+      <w:r>
+        <w:t xml:space="preserve">loose talk. Then came the lure. A big score was coming, worth twenty to</w:t>
+      </w:r>
+      <w:r>
+        <w:t xml:space="preserve"> </w:t>
+      </w:r>
+      <w:r>
+        <w:t xml:space="preserve">twenty-five thousand dollars to Hart himself. In Toronto they let him hold and</w:t>
+      </w:r>
+      <w:r>
+        <w:t xml:space="preserve"> </w:t>
+      </w:r>
+      <w:r>
+        <w:t xml:space="preserve">count $175,000 in cash, a taste of the future on offer. But there was a snag, Jim</w:t>
+      </w:r>
+      <w:r>
+        <w:t xml:space="preserve"> </w:t>
+      </w:r>
+      <w:r>
+        <w:t xml:space="preserve">confided in early June: the boss had run a background check and turned up a</w:t>
+      </w:r>
+      <w:r>
+        <w:t xml:space="preserve"> </w:t>
+      </w:r>
+      <w:r>
+        <w:t xml:space="preserve">problem, and Hart could not advance until it was resolved.</w:t>
+      </w:r>
+    </w:p>
+    <w:bookmarkEnd w:id="108"/>
+    <w:bookmarkStart w:id="109" w:name="the-meeting-with-the-boss"/>
+    <w:p>
+      <w:pPr>
+        <w:pStyle w:val="Heading2"/>
+      </w:pPr>
+      <w:r>
+        <w:t xml:space="preserve">The meeting with the boss</w:t>
+      </w:r>
+    </w:p>
+    <w:p>
+      <w:pPr>
+        <w:pStyle w:val="FirstParagraph"/>
+      </w:pPr>
+      <w:r>
+        <w:t xml:space="preserve">On June 9, 2005, Nelson Hart finally met Mr. Big. He opened by thanking him,</w:t>
+      </w:r>
+      <w:r>
+        <w:t xml:space="preserve"> </w:t>
+      </w:r>
+      <w:r>
+        <w:t xml:space="preserve">telling the boss his life had turned around since he’d joined. Mr. Big turned the</w:t>
+      </w:r>
+      <w:r>
+        <w:t xml:space="preserve"> </w:t>
+      </w:r>
+      <w:r>
+        <w:t xml:space="preserve">conversation to the deaths of Hart’s daughters, warned that</w:t>
+      </w:r>
+      <w:r>
+        <w:t xml:space="preserve"> </w:t>
+      </w:r>
+      <w:r>
+        <w:t xml:space="preserve">“</w:t>
+      </w:r>
+      <w:r>
+        <w:t xml:space="preserve">heat</w:t>
+      </w:r>
+      <w:r>
+        <w:t xml:space="preserve">”</w:t>
+      </w:r>
+      <w:r>
+        <w:t xml:space="preserve"> </w:t>
+      </w:r>
+      <w:r>
+        <w:t xml:space="preserve">might be</w:t>
+      </w:r>
+      <w:r>
+        <w:t xml:space="preserve"> </w:t>
+      </w:r>
+      <w:r>
+        <w:t xml:space="preserve">coming, and asked him, directly, why he had killed them.</w:t>
+      </w:r>
+    </w:p>
+    <w:p>
+      <w:pPr>
+        <w:pStyle w:val="BodyText"/>
+      </w:pPr>
+      <w:r>
+        <w:t xml:space="preserve">Hart gave the same answer he had given the real police three years earlier: a</w:t>
+      </w:r>
+      <w:r>
+        <w:t xml:space="preserve"> </w:t>
+      </w:r>
+      <w:r>
+        <w:t xml:space="preserve">seizure, an accident. Mr. Big waved it away and told him not to lie. And after</w:t>
+      </w:r>
+      <w:r>
+        <w:t xml:space="preserve"> </w:t>
+      </w:r>
+      <w:r>
+        <w:t xml:space="preserve">more prodding, Hart confessed. He had killed the girls, he said, because he feared</w:t>
+      </w:r>
+      <w:r>
+        <w:t xml:space="preserve"> </w:t>
+      </w:r>
+      <w:r>
+        <w:t xml:space="preserve">Child Welfare was going to take them and hand them to his brother. Asked how, he</w:t>
+      </w:r>
+      <w:r>
+        <w:t xml:space="preserve"> </w:t>
+      </w:r>
+      <w:r>
+        <w:t xml:space="preserve">said he had struck his daughters with his shoulder and knocked them from the wharf</w:t>
+      </w:r>
+      <w:r>
+        <w:t xml:space="preserve"> </w:t>
+      </w:r>
+      <w:r>
+        <w:t xml:space="preserve">into the water.</w:t>
+      </w:r>
+    </w:p>
+    <w:p>
+      <w:pPr>
+        <w:pStyle w:val="BodyText"/>
+      </w:pPr>
+      <w:r>
+        <w:t xml:space="preserve">Two days later, Jim drove Hart back to the park where Karen and Krista had died</w:t>
+      </w:r>
+      <w:r>
+        <w:t xml:space="preserve"> </w:t>
+      </w:r>
+      <w:r>
+        <w:t xml:space="preserve">and asked him to walk through it. Jim knelt on the dock, and Hart demonstrated,</w:t>
+      </w:r>
+      <w:r>
+        <w:t xml:space="preserve"> </w:t>
+      </w:r>
+      <w:r>
+        <w:t xml:space="preserve">nudging Jim with his knee, how he had pushed his daughters into the lake.</w:t>
+      </w:r>
+    </w:p>
+    <w:p>
+      <w:pPr>
+        <w:pStyle w:val="BodyText"/>
+      </w:pPr>
+      <w:r>
+        <w:t xml:space="preserve">Hart was arrested on June 13 and charged with two counts of first-degree murder.</w:t>
+      </w:r>
+      <w:r>
+        <w:t xml:space="preserve"> </w:t>
+      </w:r>
+      <w:r>
+        <w:t xml:space="preserve">Given a single phone call from the station, he used it to call for help. He called</w:t>
+      </w:r>
+      <w:r>
+        <w:t xml:space="preserve"> </w:t>
+      </w:r>
+      <w:r>
+        <w:t xml:space="preserve">Jim.</w:t>
+      </w:r>
+    </w:p>
+    <w:bookmarkEnd w:id="109"/>
+    <w:bookmarkStart w:id="110" w:name="what-the-supreme-court-saw"/>
+    <w:p>
+      <w:pPr>
+        <w:pStyle w:val="Heading2"/>
+      </w:pPr>
+      <w:r>
+        <w:t xml:space="preserve">What the Supreme Court saw</w:t>
+      </w:r>
+    </w:p>
+    <w:p>
+      <w:pPr>
+        <w:pStyle w:val="FirstParagraph"/>
+      </w:pPr>
+      <w:r>
+        <w:t xml:space="preserve">A jury convicted Hart on the strength of those confessions. But in 2014 the</w:t>
+      </w:r>
+      <w:r>
+        <w:t xml:space="preserve"> </w:t>
+      </w:r>
+      <w:r>
+        <w:t xml:space="preserve">Supreme Court of Canada used his case to put the Mr. Big technique itself on</w:t>
+      </w:r>
+      <w:r>
+        <w:t xml:space="preserve"> </w:t>
+      </w:r>
+      <w:r>
+        <w:t xml:space="preserve">trial, and to rebuild the law around it.</w:t>
+      </w:r>
+    </w:p>
+    <w:p>
+      <w:pPr>
+        <w:pStyle w:val="BodyText"/>
+      </w:pPr>
+      <w:r>
+        <w:t xml:space="preserve">The Court’s worry was not delicacy. It was reliability, and the arithmetic of the</w:t>
+      </w:r>
+      <w:r>
+        <w:t xml:space="preserve"> </w:t>
+      </w:r>
+      <w:r>
+        <w:t xml:space="preserve">operation lays the worry bare. The sting had lifted a destitute, isolated man out</w:t>
+      </w:r>
+      <w:r>
+        <w:t xml:space="preserve"> </w:t>
+      </w:r>
+      <w:r>
+        <w:t xml:space="preserve">of poverty, given him the first real friends of his life, dangled a</w:t>
+      </w:r>
+      <w:r>
+        <w:t xml:space="preserve"> </w:t>
+      </w:r>
+      <w:r>
+        <w:t xml:space="preserve">twenty-five-thousand-dollar payday, and then made one thing unmistakable: the road</w:t>
+      </w:r>
+      <w:r>
+        <w:t xml:space="preserve"> </w:t>
+      </w:r>
+      <w:r>
+        <w:t xml:space="preserve">to keeping all of it ran directly through telling Mr. Big what Mr. Big wanted to</w:t>
+      </w:r>
+      <w:r>
+        <w:t xml:space="preserve"> </w:t>
+      </w:r>
+      <w:r>
+        <w:t xml:space="preserve">hear. A confession purchased on those terms, the Court held, may be worth no more</w:t>
+      </w:r>
+      <w:r>
+        <w:t xml:space="preserve"> </w:t>
+      </w:r>
+      <w:r>
+        <w:t xml:space="preserve">than what was paid for it, and a jury that has watched months of a man playacting</w:t>
+      </w:r>
+      <w:r>
+        <w:t xml:space="preserve"> </w:t>
+      </w:r>
+      <w:r>
+        <w:t xml:space="preserve">as a gangster may end up convicting the character rather than weighing the proof.</w:t>
+      </w:r>
+    </w:p>
+    <w:p>
+      <w:pPr>
+        <w:pStyle w:val="BodyText"/>
+      </w:pPr>
+      <w:r>
+        <w:t xml:space="preserve">So the Court laid down a new rule. Mr. Big confessions are now presumptively</w:t>
+      </w:r>
+      <w:r>
+        <w:t xml:space="preserve"> </w:t>
+      </w:r>
+      <w:r>
+        <w:t xml:space="preserve">inadmissible. The Crown must show the confession’s probative value outweighs its</w:t>
+      </w:r>
+      <w:r>
+        <w:t xml:space="preserve"> </w:t>
+      </w:r>
+      <w:r>
+        <w:t xml:space="preserve">prejudicial effect, with reliability measured against the inducements offered and,</w:t>
+      </w:r>
+      <w:r>
+        <w:t xml:space="preserve"> </w:t>
+      </w:r>
+      <w:r>
+        <w:t xml:space="preserve">above all, against whether the confession produced anything that could actually be</w:t>
+      </w:r>
+      <w:r>
+        <w:t xml:space="preserve"> </w:t>
+      </w:r>
+      <w:r>
+        <w:t xml:space="preserve">checked, a body, a weapon, a fact only the killer could know. Behind that stands a</w:t>
+      </w:r>
+      <w:r>
+        <w:t xml:space="preserve"> </w:t>
+      </w:r>
+      <w:r>
+        <w:t xml:space="preserve">second guard, the abuse-of-process doctrine, for operations that overwhelm the</w:t>
+      </w:r>
+      <w:r>
+        <w:t xml:space="preserve"> </w:t>
+      </w:r>
+      <w:r>
+        <w:t xml:space="preserve">will through violence or threat.</w:t>
+      </w:r>
+    </w:p>
+    <w:p>
+      <w:pPr>
+        <w:pStyle w:val="BodyText"/>
+      </w:pPr>
+      <w:r>
+        <w:t xml:space="preserve">Measured against its own new standard, Hart’s confessions failed. They had been</w:t>
+      </w:r>
+      <w:r>
+        <w:t xml:space="preserve"> </w:t>
+      </w:r>
+      <w:r>
+        <w:t xml:space="preserve">bought with powerful inducements, they contradicted themselves in places, and,</w:t>
+      </w:r>
+      <w:r>
+        <w:t xml:space="preserve"> </w:t>
+      </w:r>
+      <w:r>
+        <w:t xml:space="preserve">unlike the confession in the companion case</w:t>
+      </w:r>
+      <w:r>
+        <w:t xml:space="preserve"> </w:t>
+      </w:r>
+      <w:r>
+        <w:rPr>
+          <w:iCs/>
+          <w:i/>
+        </w:rPr>
+        <w:t xml:space="preserve">R. v. Mack</w:t>
+      </w:r>
+      <w:r>
+        <w:t xml:space="preserve"> </w:t>
+      </w:r>
+      <w:r>
+        <w:t xml:space="preserve">(Chapter 32), where the</w:t>
+      </w:r>
+      <w:r>
+        <w:t xml:space="preserve"> </w:t>
+      </w:r>
+      <w:r>
+        <w:t xml:space="preserve">suspect led the fake gangsters to real human remains, they were confirmed by</w:t>
+      </w:r>
+      <w:r>
+        <w:t xml:space="preserve"> </w:t>
+      </w:r>
+      <w:r>
+        <w:t xml:space="preserve">nothing at all. The appeal was dismissed and the confessions were excluded. With</w:t>
+      </w:r>
+      <w:r>
+        <w:t xml:space="preserve"> </w:t>
+      </w:r>
+      <w:r>
+        <w:t xml:space="preserve">them gone, the Crown’s case fell away; reporting at the time indicates the charges</w:t>
+      </w:r>
+      <w:r>
+        <w:t xml:space="preserve"> </w:t>
+      </w:r>
+      <w:r>
+        <w:t xml:space="preserve">were eventually withdrawn and Hart walked free.</w:t>
+      </w:r>
+      <w:r>
+        <w:t xml:space="preserve"> </w:t>
+      </w:r>
+      <w:r>
+        <w:rPr>
+          <w:iCs/>
+          <w:i/>
+        </w:rPr>
+        <w:t xml:space="preserve">(That final coda comes from news</w:t>
+      </w:r>
+      <w:r>
+        <w:rPr>
+          <w:iCs/>
+          <w:i/>
+        </w:rPr>
+        <w:t xml:space="preserve"> </w:t>
+      </w:r>
+      <w:r>
+        <w:rPr>
+          <w:iCs/>
+          <w:i/>
+        </w:rPr>
+        <w:t xml:space="preserve">coverage, not from the judgment itself.)</w:t>
+      </w:r>
+    </w:p>
+    <w:bookmarkEnd w:id="110"/>
+    <w:bookmarkStart w:id="113" w:name="X0b0d763d0f87680e133776c3e680ec0e163f6c9"/>
+    <w:p>
+      <w:pPr>
+        <w:pStyle w:val="Heading2"/>
+      </w:pPr>
+      <w:r>
+        <w:t xml:space="preserve">How’d he get caught, and should he have been?</w:t>
+      </w:r>
+    </w:p>
+    <w:p>
+      <w:pPr>
+        <w:pStyle w:val="FirstParagraph"/>
+      </w:pPr>
+      <w:r>
+        <w:t xml:space="preserve">He was caught the way a fish is caught, by the patient construction of an entire</w:t>
+      </w:r>
+      <w:r>
+        <w:t xml:space="preserve"> </w:t>
+      </w:r>
+      <w:r>
+        <w:t xml:space="preserve">ocean around him. The confession was real in the narrow sense that the words came</w:t>
+      </w:r>
+      <w:r>
+        <w:t xml:space="preserve"> </w:t>
+      </w:r>
+      <w:r>
+        <w:t xml:space="preserve">out of his own mouth, on the very dock where his daughters had died. What the</w:t>
+      </w:r>
+      <w:r>
+        <w:t xml:space="preserve"> </w:t>
+      </w:r>
+      <w:r>
+        <w:t xml:space="preserve">Supreme Court forces every reader to confront is whether the words were</w:t>
+      </w:r>
+      <w:r>
+        <w:t xml:space="preserve"> </w:t>
+      </w:r>
+      <w:r>
+        <w:rPr>
+          <w:iCs/>
+          <w:i/>
+        </w:rPr>
+        <w:t xml:space="preserve">true</w:t>
+      </w:r>
+      <w:r>
+        <w:t xml:space="preserve">, or</w:t>
+      </w:r>
+      <w:r>
+        <w:t xml:space="preserve"> </w:t>
+      </w:r>
+      <w:r>
+        <w:t xml:space="preserve">whether a poor, isolated, epileptic man simply said the only thing that would keep</w:t>
+      </w:r>
+      <w:r>
+        <w:t xml:space="preserve"> </w:t>
+      </w:r>
+      <w:r>
+        <w:t xml:space="preserve">the first family he had ever known from casting him out. This is the one chapter</w:t>
+      </w:r>
+      <w:r>
+        <w:t xml:space="preserve"> </w:t>
+      </w:r>
+      <w:r>
+        <w:t xml:space="preserve">in the book with no clean ending and no tidy lesson, and that is the point. Every</w:t>
+      </w:r>
+      <w:r>
+        <w:t xml:space="preserve"> </w:t>
+      </w:r>
+      <w:r>
+        <w:t xml:space="preserve">other story here asks how the killer got caught. Nelson Hart’s asks what</w:t>
+      </w:r>
+      <w:r>
+        <w:t xml:space="preserve"> </w:t>
+      </w:r>
+      <w:r>
+        <w:t xml:space="preserve">“</w:t>
+      </w:r>
+      <w:r>
+        <w:t xml:space="preserve">caught</w:t>
+      </w:r>
+      <w:r>
+        <w:t xml:space="preserve">”</w:t>
+      </w:r>
+      <w:r>
+        <w:t xml:space="preserve"> </w:t>
+      </w:r>
+      <w:r>
+        <w:t xml:space="preserve">is even worth when the state builds, at a cost of four hundred thousand dollars,</w:t>
+      </w:r>
+      <w:r>
+        <w:t xml:space="preserve"> </w:t>
+      </w:r>
+      <w:r>
+        <w:t xml:space="preserve">the entire world in which the confession is spoken. It is the reason every Mr. Big</w:t>
+      </w:r>
+      <w:r>
+        <w:t xml:space="preserve"> </w:t>
+      </w:r>
+      <w:r>
+        <w:t xml:space="preserve">confession in Canada must now pass through the gate this case built.</w:t>
+      </w:r>
+    </w:p>
+    <w:p>
+      <w:r>
+        <w:pict>
+          <v:rect style="width:0;height:1.5pt" o:hralign="center" o:hrstd="t" o:hr="t"/>
+        </w:pict>
+      </w:r>
+    </w:p>
+    <w:p>
+      <w:pPr>
+        <w:pStyle w:val="BlockText"/>
+      </w:pPr>
+      <w:r>
+        <w:rPr>
+          <w:bCs/>
+          <w:b/>
+        </w:rPr>
+        <w:t xml:space="preserve">📖 Read the case yourself:</w:t>
+      </w:r>
+      <w:r>
+        <w:t xml:space="preserve"> </w:t>
+      </w:r>
+      <w:r>
+        <w:rPr>
+          <w:iCs/>
+          <w:i/>
+        </w:rPr>
+        <w:t xml:space="preserve">R. v. Hart</w:t>
+      </w:r>
+      <w:r>
+        <w:t xml:space="preserve">, 2014 SCC 52, [2014] 2 S.C.R.</w:t>
+      </w:r>
+      <w:r>
+        <w:t xml:space="preserve"> </w:t>
+      </w:r>
+      <w:r>
+        <w:t xml:space="preserve">544, Supreme Court of Canada, decided July 31, 2014 (Moldaver J. for the</w:t>
+      </w:r>
+      <w:r>
+        <w:t xml:space="preserve"> </w:t>
+      </w:r>
+      <w:r>
+        <w:t xml:space="preserve">majority).</w:t>
+      </w:r>
+      <w:r>
+        <w:t xml:space="preserve"> </w:t>
+      </w:r>
+      <w:r>
+        <w:t xml:space="preserve">Free online:</w:t>
+      </w:r>
+      <w:r>
+        <w:t xml:space="preserve"> </w:t>
+      </w:r>
+      <w:hyperlink r:id="rId111">
+        <w:r>
+          <w:rPr>
+            <w:rStyle w:val="Hyperlink"/>
+          </w:rPr>
+          <w:t xml:space="preserve">CanLII</w:t>
+        </w:r>
+      </w:hyperlink>
+      <w:r>
         <w:t xml:space="preserve"> </w:t>
       </w:r>
       <w:r>
@@ -13178,7 +14846,7 @@
       <w:r>
         <w:t xml:space="preserve"> </w:t>
       </w:r>
-      <w:hyperlink r:id="rId101">
+      <w:hyperlink r:id="rId112">
         <w:r>
           <w:rPr>
             <w:rStyle w:val="Hyperlink"/>
@@ -13208,9 +14876,9 @@
         <w:t xml:space="preserve">confessions from para. 129.</w:t>
       </w:r>
     </w:p>
-    <w:bookmarkEnd w:id="102"/>
-    <w:bookmarkEnd w:id="103"/>
-    <w:bookmarkStart w:id="109" w:name="chapter-32---the-firepit"/>
+    <w:bookmarkEnd w:id="113"/>
+    <w:bookmarkEnd w:id="114"/>
+    <w:bookmarkStart w:id="120" w:name="chapter-32---the-firepit"/>
     <w:p>
       <w:pPr>
         <w:pStyle w:val="Heading1"/>
@@ -13515,7 +15183,7 @@
         <w:t xml:space="preserve">criminal empire around a suspect and wait for him to confess to the boss.</w:t>
       </w:r>
     </w:p>
-    <w:bookmarkStart w:id="104" w:name="third-line"/>
+    <w:bookmarkStart w:id="115" w:name="third-line"/>
     <w:p>
       <w:pPr>
         <w:pStyle w:val="Heading2"/>
@@ -13827,8 +15495,8 @@
         <w:t xml:space="preserve">Hold onto that refusal. It is the reason his confession stuck.</w:t>
       </w:r>
     </w:p>
-    <w:bookmarkEnd w:id="104"/>
-    <w:bookmarkStart w:id="105" w:name="the-firepit"/>
+    <w:bookmarkEnd w:id="115"/>
+    <w:bookmarkStart w:id="116" w:name="the-firepit"/>
     <w:p>
       <w:pPr>
         <w:pStyle w:val="Heading2"/>
@@ -14085,8 +15753,8 @@
         <w:t xml:space="preserve">showing off.</w:t>
       </w:r>
     </w:p>
-    <w:bookmarkEnd w:id="105"/>
-    <w:bookmarkStart w:id="106" w:name="why-this-confession-survived"/>
+    <w:bookmarkEnd w:id="116"/>
+    <w:bookmarkStart w:id="117" w:name="why-this-confession-survived"/>
     <w:p>
       <w:pPr>
         <w:pStyle w:val="Heading2"/>
@@ -14282,8 +15950,8 @@
         <w:t xml:space="preserve">line, and they stood.</w:t>
       </w:r>
     </w:p>
-    <w:bookmarkEnd w:id="106"/>
-    <w:bookmarkStart w:id="108" w:name="howd-he-get-caught-7"/>
+    <w:bookmarkEnd w:id="117"/>
+    <w:bookmarkStart w:id="119" w:name="howd-he-get-caught-9"/>
     <w:p>
       <w:pPr>
         <w:pStyle w:val="Heading2"/>
@@ -14394,7 +16062,7 @@
       <w:r>
         <w:t xml:space="preserve"> </w:t>
       </w:r>
-      <w:hyperlink r:id="rId107">
+      <w:hyperlink r:id="rId118">
         <w:r>
           <w:rPr>
             <w:rStyle w:val="Hyperlink"/>
@@ -14447,8 +16115,984 @@
         <w:t xml:space="preserve">that built the framework this confession survived.</w:t>
       </w:r>
     </w:p>
-    <w:bookmarkEnd w:id="108"/>
-    <w:bookmarkEnd w:id="109"/>
+    <w:bookmarkEnd w:id="119"/>
+    <w:bookmarkEnd w:id="120"/>
+    <w:bookmarkStart w:id="125" w:name="X44161c9475b97d82ff178b417790f26a85aa4be"/>
+    <w:p>
+      <w:pPr>
+        <w:pStyle w:val="Heading1"/>
+      </w:pPr>
+      <w:r>
+        <w:t xml:space="preserve">Chapter 37 - The Teeth That Caught a Monster</w:t>
+      </w:r>
+    </w:p>
+    <w:p>
+      <w:pPr>
+        <w:pStyle w:val="FirstParagraph"/>
+      </w:pPr>
+      <w:r>
+        <w:rPr>
+          <w:bCs/>
+          <w:b/>
+        </w:rPr>
+        <w:t xml:space="preserve">Bite-mark evidence helped convict Ted Bundy, and the experts swore it was a</w:t>
+      </w:r>
+      <w:r>
+        <w:rPr>
+          <w:bCs/>
+          <w:b/>
+        </w:rPr>
+        <w:t xml:space="preserve"> </w:t>
+      </w:r>
+      <w:r>
+        <w:rPr>
+          <w:bCs/>
+          <w:b/>
+        </w:rPr>
+        <w:t xml:space="preserve">science of</w:t>
+      </w:r>
+      <w:r>
+        <w:rPr>
+          <w:bCs/>
+          <w:b/>
+        </w:rPr>
+        <w:t xml:space="preserve"> </w:t>
+      </w:r>
+      <w:r>
+        <w:rPr>
+          <w:bCs/>
+          <w:b/>
+        </w:rPr>
+        <w:t xml:space="preserve">“</w:t>
+      </w:r>
+      <w:r>
+        <w:rPr>
+          <w:bCs/>
+          <w:b/>
+        </w:rPr>
+        <w:t xml:space="preserve">a high degree of reliability.</w:t>
+      </w:r>
+      <w:r>
+        <w:rPr>
+          <w:bCs/>
+          <w:b/>
+        </w:rPr>
+        <w:t xml:space="preserve">”</w:t>
+      </w:r>
+      <w:r>
+        <w:rPr>
+          <w:bCs/>
+          <w:b/>
+        </w:rPr>
+        <w:t xml:space="preserve"> </w:t>
+      </w:r>
+      <w:r>
+        <w:rPr>
+          <w:bCs/>
+          <w:b/>
+        </w:rPr>
+        <w:t xml:space="preserve">They were right about the monster.</w:t>
+      </w:r>
+      <w:r>
+        <w:rPr>
+          <w:bCs/>
+          <w:b/>
+        </w:rPr>
+        <w:t xml:space="preserve"> </w:t>
+      </w:r>
+      <w:r>
+        <w:rPr>
+          <w:bCs/>
+          <w:b/>
+        </w:rPr>
+        <w:t xml:space="preserve">They were wrong about the science, and innocent men would pay for the</w:t>
+      </w:r>
+      <w:r>
+        <w:rPr>
+          <w:bCs/>
+          <w:b/>
+        </w:rPr>
+        <w:t xml:space="preserve"> </w:t>
+      </w:r>
+      <w:r>
+        <w:rPr>
+          <w:bCs/>
+          <w:b/>
+        </w:rPr>
+        <w:t xml:space="preserve">difference.</w:t>
+      </w:r>
+    </w:p>
+    <w:p>
+      <w:pPr>
+        <w:pStyle w:val="BodyText"/>
+      </w:pPr>
+      <w:r>
+        <w:t xml:space="preserve">Every chapter until now has ended with a guilty man caught. This one begins the</w:t>
+      </w:r>
+      <w:r>
+        <w:t xml:space="preserve"> </w:t>
+      </w:r>
+      <w:r>
+        <w:t xml:space="preserve">part of the book where the evidence itself goes on trial, and it opens with the</w:t>
+      </w:r>
+      <w:r>
+        <w:t xml:space="preserve"> </w:t>
+      </w:r>
+      <w:r>
+        <w:t xml:space="preserve">most famous mouth in American criminal history, because to understand how a</w:t>
+      </w:r>
+      <w:r>
+        <w:t xml:space="preserve"> </w:t>
+      </w:r>
+      <w:r>
+        <w:t xml:space="preserve">forensic technique sent innocent men to death row, you first have to understand</w:t>
+      </w:r>
+      <w:r>
+        <w:t xml:space="preserve"> </w:t>
+      </w:r>
+      <w:r>
+        <w:t xml:space="preserve">how persuasive it looked when it caught someone who truly deserved it.</w:t>
+      </w:r>
+    </w:p>
+    <w:p>
+      <w:pPr>
+        <w:pStyle w:val="BodyText"/>
+      </w:pPr>
+      <w:r>
+        <w:t xml:space="preserve">In the small hours of January 15, 1978, an intruder slipped into the Chi Omega</w:t>
+      </w:r>
+      <w:r>
+        <w:t xml:space="preserve"> </w:t>
+      </w:r>
+      <w:r>
+        <w:t xml:space="preserve">sorority house at Florida State University and moved through it with a length of</w:t>
+      </w:r>
+      <w:r>
+        <w:t xml:space="preserve"> </w:t>
+      </w:r>
+      <w:r>
+        <w:t xml:space="preserve">tree branch in his hand. In minutes he bludgeoned four young women as they slept.</w:t>
+      </w:r>
+      <w:r>
+        <w:t xml:space="preserve"> </w:t>
+      </w:r>
+      <w:r>
+        <w:t xml:space="preserve">Margaret Bowman’s skull was crushed. Lisa Levy was beaten and strangled. Kathy</w:t>
+      </w:r>
+      <w:r>
+        <w:t xml:space="preserve"> </w:t>
+      </w:r>
+      <w:r>
+        <w:t xml:space="preserve">Kleiner and Karen Chandler were left gravely injured but alive. Then, roughly an</w:t>
+      </w:r>
+      <w:r>
+        <w:t xml:space="preserve"> </w:t>
+      </w:r>
+      <w:r>
+        <w:t xml:space="preserve">hour later and a few blocks away, the same man broke into the apartment of a</w:t>
+      </w:r>
+      <w:r>
+        <w:t xml:space="preserve"> </w:t>
+      </w:r>
+      <w:r>
+        <w:t xml:space="preserve">fifth student, Cheryl Thomas, and beat her nearly to death in her bed. Five women,</w:t>
+      </w:r>
+      <w:r>
+        <w:t xml:space="preserve"> </w:t>
+      </w:r>
+      <w:r>
+        <w:t xml:space="preserve">all attacked in their sleep, most of them never able to describe the man who did</w:t>
+      </w:r>
+      <w:r>
+        <w:t xml:space="preserve"> </w:t>
+      </w:r>
+      <w:r>
+        <w:t xml:space="preserve">it.</w:t>
+      </w:r>
+    </w:p>
+    <w:p>
+      <w:pPr>
+        <w:pStyle w:val="BodyText"/>
+      </w:pPr>
+      <w:r>
+        <w:t xml:space="preserve">The man was Theodore Bundy, though it would take a trial to prove it, and the</w:t>
+      </w:r>
+      <w:r>
+        <w:t xml:space="preserve"> </w:t>
+      </w:r>
+      <w:r>
+        <w:t xml:space="preserve">proof came down to two things above all the rest. One was an eyewitness. The</w:t>
+      </w:r>
+      <w:r>
+        <w:t xml:space="preserve"> </w:t>
+      </w:r>
+      <w:r>
+        <w:t xml:space="preserve">other was a set of teeth.</w:t>
+      </w:r>
+    </w:p>
+    <w:bookmarkStart w:id="121" w:name="the-witness-and-the-wound"/>
+    <w:p>
+      <w:pPr>
+        <w:pStyle w:val="Heading2"/>
+      </w:pPr>
+      <w:r>
+        <w:t xml:space="preserve">The witness and the wound</w:t>
+      </w:r>
+    </w:p>
+    <w:p>
+      <w:pPr>
+        <w:pStyle w:val="FirstParagraph"/>
+      </w:pPr>
+      <w:r>
+        <w:t xml:space="preserve">The eyewitness was Nita Neary, a Chi Omega resident who came home from a date</w:t>
+      </w:r>
+      <w:r>
+        <w:t xml:space="preserve"> </w:t>
+      </w:r>
+      <w:r>
+        <w:t xml:space="preserve">around 3:00 a.m. and, moving through the darkened house, heard someone running</w:t>
+      </w:r>
+      <w:r>
+        <w:t xml:space="preserve"> </w:t>
+      </w:r>
+      <w:r>
+        <w:t xml:space="preserve">down the stairs. She reached the front hall in time to see a man at the door, a</w:t>
+      </w:r>
+      <w:r>
+        <w:t xml:space="preserve"> </w:t>
+      </w:r>
+      <w:r>
+        <w:t xml:space="preserve">club in one hand, caught in profile for a few seconds before he slipped out. She</w:t>
+      </w:r>
+      <w:r>
+        <w:t xml:space="preserve"> </w:t>
+      </w:r>
+      <w:r>
+        <w:t xml:space="preserve">described him that night, worked with a sketch artist, and later picked Bundy out</w:t>
+      </w:r>
+      <w:r>
+        <w:t xml:space="preserve"> </w:t>
+      </w:r>
+      <w:r>
+        <w:t xml:space="preserve">of a photo array and again from the witness stand. Good evidence, the kind that</w:t>
+      </w:r>
+      <w:r>
+        <w:t xml:space="preserve"> </w:t>
+      </w:r>
+      <w:r>
+        <w:t xml:space="preserve">puts a case in motion. But an eyewitness who saw a stranger’s profile for a few</w:t>
+      </w:r>
+      <w:r>
+        <w:t xml:space="preserve"> </w:t>
+      </w:r>
+      <w:r>
+        <w:t xml:space="preserve">seconds in the dark is, on its own, a thin thread to hang two murders on.</w:t>
+      </w:r>
+    </w:p>
+    <w:p>
+      <w:pPr>
+        <w:pStyle w:val="BodyText"/>
+      </w:pPr>
+      <w:r>
+        <w:t xml:space="preserve">The second piece was thicker, and stranger, and it is the reason this chapter</w:t>
+      </w:r>
+      <w:r>
+        <w:t xml:space="preserve"> </w:t>
+      </w:r>
+      <w:r>
+        <w:t xml:space="preserve">exists. When the attacker killed Lisa Levy, he bit her, hard enough to leave clear</w:t>
+      </w:r>
+      <w:r>
+        <w:t xml:space="preserve"> </w:t>
+      </w:r>
+      <w:r>
+        <w:t xml:space="preserve">indentations in her flesh that investigators could photograph and identify as</w:t>
+      </w:r>
+      <w:r>
+        <w:t xml:space="preserve"> </w:t>
+      </w:r>
+      <w:r>
+        <w:t xml:space="preserve">human bite marks. And human teeth, the theory went, are like fingerprints: so</w:t>
+      </w:r>
+      <w:r>
+        <w:t xml:space="preserve"> </w:t>
+      </w:r>
+      <w:r>
+        <w:t xml:space="preserve">wildly varied from person to person, so individually chipped and crowded and</w:t>
+      </w:r>
+      <w:r>
+        <w:t xml:space="preserve"> </w:t>
+      </w:r>
+      <w:r>
+        <w:t xml:space="preserve">turned, that a bite is a signature.</w:t>
+      </w:r>
+    </w:p>
+    <w:p>
+      <w:pPr>
+        <w:pStyle w:val="BodyText"/>
+      </w:pPr>
+      <w:r>
+        <w:t xml:space="preserve">Acting on a judge’s warrant, police made wax impressions of Bundy’s teeth and</w:t>
+      </w:r>
+      <w:r>
+        <w:t xml:space="preserve"> </w:t>
+      </w:r>
+      <w:r>
+        <w:t xml:space="preserve">cast models of both rows. A forensic dentist compared the peaks and gaps of those</w:t>
+      </w:r>
+      <w:r>
+        <w:t xml:space="preserve"> </w:t>
+      </w:r>
+      <w:r>
+        <w:t xml:space="preserve">models to the enlarged, life-size photographs of the wound on Lisa Levy’s body,</w:t>
+      </w:r>
+      <w:r>
+        <w:t xml:space="preserve"> </w:t>
+      </w:r>
+      <w:r>
+        <w:t xml:space="preserve">walked the jury through his technique in detail, laid his materials out before</w:t>
+      </w:r>
+      <w:r>
+        <w:t xml:space="preserve"> </w:t>
+      </w:r>
+      <w:r>
+        <w:t xml:space="preserve">them, and delivered his conclusion without hedging: the marks on the victim were</w:t>
+      </w:r>
+      <w:r>
+        <w:t xml:space="preserve"> </w:t>
+      </w:r>
+      <w:r>
+        <w:t xml:space="preserve">made by the teeth of Ted Bundy. A second forensic dentist, working from</w:t>
+      </w:r>
+      <w:r>
+        <w:t xml:space="preserve"> </w:t>
+      </w:r>
+      <w:r>
+        <w:t xml:space="preserve">computer-enhanced photographs, reached exactly the same verdict. Both men told the</w:t>
+      </w:r>
+      <w:r>
+        <w:t xml:space="preserve"> </w:t>
+      </w:r>
+      <w:r>
+        <w:t xml:space="preserve">jury the same comforting thing about their field, that because human teeth vary so</w:t>
+      </w:r>
+      <w:r>
+        <w:t xml:space="preserve"> </w:t>
+      </w:r>
+      <w:r>
+        <w:t xml:space="preserve">widely, bite-mark comparison could identify a person with, in the court’s words,</w:t>
+      </w:r>
+      <w:r>
+        <w:t xml:space="preserve"> </w:t>
+      </w:r>
+      <w:r>
+        <w:t xml:space="preserve">“</w:t>
+      </w:r>
+      <w:r>
+        <w:t xml:space="preserve">a high degree of reliability.</w:t>
+      </w:r>
+      <w:r>
+        <w:t xml:space="preserve">”</w:t>
+      </w:r>
+    </w:p>
+    <w:p>
+      <w:pPr>
+        <w:pStyle w:val="BodyText"/>
+      </w:pPr>
+      <w:r>
+        <w:t xml:space="preserve">Around that centerpiece the state stacked its corroboration. Hairs recovered from</w:t>
+      </w:r>
+      <w:r>
+        <w:t xml:space="preserve"> </w:t>
+      </w:r>
+      <w:r>
+        <w:t xml:space="preserve">a knotted pair of pantyhose in Cheryl Thomas’s apartment matched Bundy’s under the</w:t>
+      </w:r>
+      <w:r>
+        <w:t xml:space="preserve"> </w:t>
+      </w:r>
+      <w:r>
+        <w:t xml:space="preserve">microscope. He had rented a room a stone’s throw from the sorority house a week</w:t>
+      </w:r>
+      <w:r>
+        <w:t xml:space="preserve"> </w:t>
+      </w:r>
+      <w:r>
+        <w:t xml:space="preserve">before the murders. He was seen in the neighborhood before and after. He fled from</w:t>
+      </w:r>
+      <w:r>
+        <w:t xml:space="preserve"> </w:t>
+      </w:r>
+      <w:r>
+        <w:t xml:space="preserve">police twice in the weeks that followed. And there was the matter of Bundy’s own</w:t>
+      </w:r>
+      <w:r>
+        <w:t xml:space="preserve"> </w:t>
+      </w:r>
+      <w:r>
+        <w:t xml:space="preserve">mouth, the one that didn’t leave marks. Standing among fellow rooming-house</w:t>
+      </w:r>
+      <w:r>
+        <w:t xml:space="preserve"> </w:t>
+      </w:r>
+      <w:r>
+        <w:t xml:space="preserve">residents the day of the killings, listening to someone guess the culprit was</w:t>
+      </w:r>
+      <w:r>
+        <w:t xml:space="preserve"> </w:t>
+      </w:r>
+      <w:r>
+        <w:t xml:space="preserve">“</w:t>
+      </w:r>
+      <w:r>
+        <w:t xml:space="preserve">some lunatic</w:t>
+      </w:r>
+      <w:r>
+        <w:t xml:space="preserve">”</w:t>
+      </w:r>
+      <w:r>
+        <w:t xml:space="preserve"> </w:t>
+      </w:r>
+      <w:r>
+        <w:t xml:space="preserve">now</w:t>
+      </w:r>
+      <w:r>
+        <w:t xml:space="preserve"> </w:t>
+      </w:r>
+      <w:r>
+        <w:t xml:space="preserve">“</w:t>
+      </w:r>
+      <w:r>
+        <w:t xml:space="preserve">hiding out real scared,</w:t>
+      </w:r>
+      <w:r>
+        <w:t xml:space="preserve">”</w:t>
+      </w:r>
+      <w:r>
+        <w:t xml:space="preserve"> </w:t>
+      </w:r>
+      <w:r>
+        <w:t xml:space="preserve">Bundy corrected him. It was, he said</w:t>
+      </w:r>
+      <w:r>
+        <w:t xml:space="preserve"> </w:t>
+      </w:r>
+      <w:r>
+        <w:t xml:space="preserve">with the connoisseur’s confidence of a man reviewing another’s work,</w:t>
+      </w:r>
+      <w:r>
+        <w:t xml:space="preserve"> </w:t>
+      </w:r>
+      <w:r>
+        <w:t xml:space="preserve">“</w:t>
+      </w:r>
+      <w:r>
+        <w:t xml:space="preserve">a</w:t>
+      </w:r>
+      <w:r>
+        <w:t xml:space="preserve"> </w:t>
+      </w:r>
+      <w:r>
+        <w:t xml:space="preserve">professional job,</w:t>
+      </w:r>
+      <w:r>
+        <w:t xml:space="preserve">”</w:t>
+      </w:r>
+      <w:r>
+        <w:t xml:space="preserve"> </w:t>
+      </w:r>
+      <w:r>
+        <w:t xml:space="preserve">committed by someone who had done this before and had probably</w:t>
+      </w:r>
+      <w:r>
+        <w:t xml:space="preserve"> </w:t>
+      </w:r>
+      <w:r>
+        <w:t xml:space="preserve">already left town. He was, of course, describing himself, and he could not resist</w:t>
+      </w:r>
+      <w:r>
+        <w:t xml:space="preserve"> </w:t>
+      </w:r>
+      <w:r>
+        <w:t xml:space="preserve">the review.</w:t>
+      </w:r>
+    </w:p>
+    <w:p>
+      <w:pPr>
+        <w:pStyle w:val="BodyText"/>
+      </w:pPr>
+      <w:r>
+        <w:t xml:space="preserve">The Florida Supreme Court, in 1984, found the evidence more than sufficient and</w:t>
+      </w:r>
+      <w:r>
+        <w:t xml:space="preserve"> </w:t>
+      </w:r>
+      <w:r>
+        <w:t xml:space="preserve">affirmed his convictions. The bite marks had done their work. Bundy was, by any</w:t>
+      </w:r>
+      <w:r>
+        <w:t xml:space="preserve"> </w:t>
+      </w:r>
+      <w:r>
+        <w:t xml:space="preserve">measure the law recognizes and any measure history has since confirmed, guilty.</w:t>
+      </w:r>
+      <w:r>
+        <w:t xml:space="preserve"> </w:t>
+      </w:r>
+      <w:r>
+        <w:rPr>
+          <w:iCs/>
+          <w:i/>
+        </w:rPr>
+        <w:t xml:space="preserve">(He would be executed in Florida in 1989, having confessed by then to a</w:t>
+      </w:r>
+      <w:r>
+        <w:rPr>
+          <w:iCs/>
+          <w:i/>
+        </w:rPr>
+        <w:t xml:space="preserve"> </w:t>
+      </w:r>
+      <w:r>
+        <w:rPr>
+          <w:iCs/>
+          <w:i/>
+        </w:rPr>
+        <w:t xml:space="preserve">sprawling list of murders across several states, a coda that comes from the</w:t>
+      </w:r>
+      <w:r>
+        <w:rPr>
+          <w:iCs/>
+          <w:i/>
+        </w:rPr>
+        <w:t xml:space="preserve"> </w:t>
+      </w:r>
+      <w:r>
+        <w:rPr>
+          <w:iCs/>
+          <w:i/>
+        </w:rPr>
+        <w:t xml:space="preserve">historical record rather than from this decision.)</w:t>
+      </w:r>
+    </w:p>
+    <w:bookmarkEnd w:id="121"/>
+    <w:bookmarkStart w:id="122" w:name="the-promise-that-couldnt-be-kept"/>
+    <w:p>
+      <w:pPr>
+        <w:pStyle w:val="Heading2"/>
+      </w:pPr>
+      <w:r>
+        <w:t xml:space="preserve">The promise that couldn’t be kept</w:t>
+      </w:r>
+    </w:p>
+    <w:p>
+      <w:pPr>
+        <w:pStyle w:val="FirstParagraph"/>
+      </w:pPr>
+      <w:r>
+        <w:t xml:space="preserve">Here is where the triumph curdles, and where this chapter hands off to the two</w:t>
+      </w:r>
+      <w:r>
+        <w:t xml:space="preserve"> </w:t>
+      </w:r>
+      <w:r>
+        <w:t xml:space="preserve">that follow it.</w:t>
+      </w:r>
+    </w:p>
+    <w:p>
+      <w:pPr>
+        <w:pStyle w:val="BodyText"/>
+      </w:pPr>
+      <w:r>
+        <w:t xml:space="preserve">The dentists in Bundy’s case did not merely say the marks matched. They made a</w:t>
+      </w:r>
+      <w:r>
+        <w:t xml:space="preserve"> </w:t>
+      </w:r>
+      <w:r>
+        <w:t xml:space="preserve">scientific promise to that jury and to every jury after it: that human teeth are</w:t>
+      </w:r>
+      <w:r>
+        <w:t xml:space="preserve"> </w:t>
+      </w:r>
+      <w:r>
+        <w:t xml:space="preserve">unique, that a bite is a reliable signature, that comparing indentations in skin</w:t>
+      </w:r>
+      <w:r>
+        <w:t xml:space="preserve"> </w:t>
+      </w:r>
+      <w:r>
+        <w:t xml:space="preserve">to a plaster cast of a mouth is a method with</w:t>
+      </w:r>
+      <w:r>
+        <w:t xml:space="preserve"> </w:t>
+      </w:r>
+      <w:r>
+        <w:t xml:space="preserve">“</w:t>
+      </w:r>
+      <w:r>
+        <w:t xml:space="preserve">a high degree of reliability.</w:t>
+      </w:r>
+      <w:r>
+        <w:t xml:space="preserve">”</w:t>
+      </w:r>
+      <w:r>
+        <w:t xml:space="preserve"> </w:t>
+      </w:r>
+      <w:r>
+        <w:t xml:space="preserve">It</w:t>
+      </w:r>
+      <w:r>
+        <w:t xml:space="preserve"> </w:t>
+      </w:r>
+      <w:r>
+        <w:t xml:space="preserve">sounded authoritative. It came from credentialed experts. It helped convict a man</w:t>
+      </w:r>
+      <w:r>
+        <w:t xml:space="preserve"> </w:t>
+      </w:r>
+      <w:r>
+        <w:t xml:space="preserve">who richly deserved it, which is the most dangerous thing a shaky science can ever</w:t>
+      </w:r>
+      <w:r>
+        <w:t xml:space="preserve"> </w:t>
+      </w:r>
+      <w:r>
+        <w:t xml:space="preserve">do, because nothing launders a bad technique faster than using it on a guilty</w:t>
+      </w:r>
+      <w:r>
+        <w:t xml:space="preserve"> </w:t>
+      </w:r>
+      <w:r>
+        <w:t xml:space="preserve">celebrity.</w:t>
+      </w:r>
+    </w:p>
+    <w:p>
+      <w:pPr>
+        <w:pStyle w:val="BodyText"/>
+      </w:pPr>
+      <w:r>
+        <w:t xml:space="preserve">That promise, it turned out, was one forensic odontology could not keep. In the</w:t>
+      </w:r>
+      <w:r>
+        <w:t xml:space="preserve"> </w:t>
+      </w:r>
+      <w:r>
+        <w:t xml:space="preserve">decades after Bundy, the science of bite-mark comparison came in for the kind of</w:t>
+      </w:r>
+      <w:r>
+        <w:t xml:space="preserve"> </w:t>
+      </w:r>
+      <w:r>
+        <w:t xml:space="preserve">scrutiny it had never faced in a Tallahassee courtroom, and it did not survive it.</w:t>
+      </w:r>
+      <w:r>
+        <w:t xml:space="preserve"> </w:t>
+      </w:r>
+      <w:r>
+        <w:t xml:space="preserve">Skin is not wax; it distorts, swells, and heals. The</w:t>
+      </w:r>
+      <w:r>
+        <w:t xml:space="preserve"> </w:t>
+      </w:r>
+      <w:r>
+        <w:t xml:space="preserve">“</w:t>
+      </w:r>
+      <w:r>
+        <w:t xml:space="preserve">wide variation</w:t>
+      </w:r>
+      <w:r>
+        <w:t xml:space="preserve">”</w:t>
+      </w:r>
+      <w:r>
+        <w:t xml:space="preserve"> </w:t>
+      </w:r>
+      <w:r>
+        <w:t xml:space="preserve">in human</w:t>
+      </w:r>
+      <w:r>
+        <w:t xml:space="preserve"> </w:t>
+      </w:r>
+      <w:r>
+        <w:t xml:space="preserve">teeth had never actually been measured against the claim that a bite could single</w:t>
+      </w:r>
+      <w:r>
+        <w:t xml:space="preserve"> </w:t>
+      </w:r>
+      <w:r>
+        <w:t xml:space="preserve">out one mouth among millions. When outside scientists finally tested the field’s</w:t>
+      </w:r>
+      <w:r>
+        <w:t xml:space="preserve"> </w:t>
+      </w:r>
+      <w:r>
+        <w:t xml:space="preserve">central boast, they found something closer to educated guessing dressed in a lab</w:t>
+      </w:r>
+      <w:r>
+        <w:t xml:space="preserve"> </w:t>
+      </w:r>
+      <w:r>
+        <w:t xml:space="preserve">coat. Expert bodies would eventually warn that a perpetrator cannot be reliably</w:t>
+      </w:r>
+      <w:r>
+        <w:t xml:space="preserve"> </w:t>
+      </w:r>
+      <w:r>
+        <w:t xml:space="preserve">identified by bite-mark comparison at all. And by then the technique had done in</w:t>
+      </w:r>
+      <w:r>
+        <w:t xml:space="preserve"> </w:t>
+      </w:r>
+      <w:r>
+        <w:t xml:space="preserve">other courtrooms exactly what it did in Bundy’s, delivered a confident expert, a</w:t>
+      </w:r>
+      <w:r>
+        <w:t xml:space="preserve"> </w:t>
+      </w:r>
+      <w:r>
+        <w:t xml:space="preserve">persuaded jury, and a verdict, except that in those other courtrooms the man in</w:t>
+      </w:r>
+      <w:r>
+        <w:t xml:space="preserve"> </w:t>
+      </w:r>
+      <w:r>
+        <w:t xml:space="preserve">the defendant’s chair was innocent.</w:t>
+      </w:r>
+    </w:p>
+    <w:bookmarkEnd w:id="122"/>
+    <w:bookmarkStart w:id="124" w:name="howd-he-get-caught-10"/>
+    <w:p>
+      <w:pPr>
+        <w:pStyle w:val="Heading2"/>
+      </w:pPr>
+      <w:r>
+        <w:t xml:space="preserve">How’d he get caught?</w:t>
+      </w:r>
+    </w:p>
+    <w:p>
+      <w:pPr>
+        <w:pStyle w:val="FirstParagraph"/>
+      </w:pPr>
+      <w:r>
+        <w:t xml:space="preserve">Ted Bundy was caught by a bite, a witness, and above all by his own bottomless</w:t>
+      </w:r>
+      <w:r>
+        <w:t xml:space="preserve"> </w:t>
+      </w:r>
+      <w:r>
+        <w:t xml:space="preserve">need to be admired for his work. The teeth marks he left in Lisa Levy became his</w:t>
+      </w:r>
+      <w:r>
+        <w:t xml:space="preserve"> </w:t>
+      </w:r>
+      <w:r>
+        <w:t xml:space="preserve">signature, the eyewitness put him at the door, and his own mouth supplied the</w:t>
+      </w:r>
+      <w:r>
+        <w:t xml:space="preserve"> </w:t>
+      </w:r>
+      <w:r>
+        <w:t xml:space="preserve">rest, calling his massacre</w:t>
+      </w:r>
+      <w:r>
+        <w:t xml:space="preserve"> </w:t>
+      </w:r>
+      <w:r>
+        <w:t xml:space="preserve">“</w:t>
+      </w:r>
+      <w:r>
+        <w:t xml:space="preserve">a professional job</w:t>
+      </w:r>
+      <w:r>
+        <w:t xml:space="preserve">”</w:t>
+      </w:r>
+      <w:r>
+        <w:t xml:space="preserve"> </w:t>
+      </w:r>
+      <w:r>
+        <w:t xml:space="preserve">to a room of people who would</w:t>
+      </w:r>
+      <w:r>
+        <w:t xml:space="preserve"> </w:t>
+      </w:r>
+      <w:r>
+        <w:t xml:space="preserve">carry the line into a courtroom. On the facts of this case, the science got the</w:t>
+      </w:r>
+      <w:r>
+        <w:t xml:space="preserve"> </w:t>
+      </w:r>
+      <w:r>
+        <w:t xml:space="preserve">right man. But the lesson of this chapter is not that bite marks work. It is that</w:t>
+      </w:r>
+      <w:r>
+        <w:t xml:space="preserve"> </w:t>
+      </w:r>
+      <w:r>
+        <w:t xml:space="preserve">they looked like they worked, spectacularly, on a monster everyone was desperate</w:t>
+      </w:r>
+      <w:r>
+        <w:t xml:space="preserve"> </w:t>
+      </w:r>
+      <w:r>
+        <w:t xml:space="preserve">to convict, and that the applause drowned out the quieter question of whether the</w:t>
+      </w:r>
+      <w:r>
+        <w:t xml:space="preserve"> </w:t>
+      </w:r>
+      <w:r>
+        <w:t xml:space="preserve">method was real at all. The next two men you will meet were convicted by the very</w:t>
+      </w:r>
+      <w:r>
+        <w:t xml:space="preserve"> </w:t>
+      </w:r>
+      <w:r>
+        <w:t xml:space="preserve">same</w:t>
+      </w:r>
+      <w:r>
+        <w:t xml:space="preserve"> </w:t>
+      </w:r>
+      <w:r>
+        <w:t xml:space="preserve">“</w:t>
+      </w:r>
+      <w:r>
+        <w:t xml:space="preserve">high degree of reliability.</w:t>
+      </w:r>
+      <w:r>
+        <w:t xml:space="preserve">”</w:t>
+      </w:r>
+      <w:r>
+        <w:t xml:space="preserve"> </w:t>
+      </w:r>
+      <w:r>
+        <w:t xml:space="preserve">Neither of them was guilty.</w:t>
+      </w:r>
+    </w:p>
+    <w:p>
+      <w:r>
+        <w:pict>
+          <v:rect style="width:0;height:1.5pt" o:hralign="center" o:hrstd="t" o:hr="t"/>
+        </w:pict>
+      </w:r>
+    </w:p>
+    <w:p>
+      <w:pPr>
+        <w:pStyle w:val="BlockText"/>
+      </w:pPr>
+      <w:r>
+        <w:rPr>
+          <w:bCs/>
+          <w:b/>
+        </w:rPr>
+        <w:t xml:space="preserve">📖 Read the case yourself:</w:t>
+      </w:r>
+      <w:r>
+        <w:t xml:space="preserve"> </w:t>
+      </w:r>
+      <w:r>
+        <w:rPr>
+          <w:iCs/>
+          <w:i/>
+        </w:rPr>
+        <w:t xml:space="preserve">Bundy v. State</w:t>
+      </w:r>
+      <w:r>
+        <w:t xml:space="preserve">, 455 So. 2d 330 (Fla. 1984),</w:t>
+      </w:r>
+      <w:r>
+        <w:t xml:space="preserve"> </w:t>
+      </w:r>
+      <w:r>
+        <w:t xml:space="preserve">Supreme Court of Florida, decided 1984.</w:t>
+      </w:r>
+      <w:r>
+        <w:t xml:space="preserve"> </w:t>
+      </w:r>
+      <w:r>
+        <w:t xml:space="preserve">Free online:</w:t>
+      </w:r>
+      <w:r>
+        <w:t xml:space="preserve"> </w:t>
+      </w:r>
+      <w:hyperlink r:id="rId123">
+        <w:r>
+          <w:rPr>
+            <w:rStyle w:val="Hyperlink"/>
+          </w:rPr>
+          <w:t xml:space="preserve">Justia</w:t>
+        </w:r>
+      </w:hyperlink>
+      <w:r>
+        <w:t xml:space="preserve">.</w:t>
+      </w:r>
+      <w:r>
+        <w:t xml:space="preserve"> </w:t>
+      </w:r>
+      <w:r>
+        <w:t xml:space="preserve">The factual narrative and the description of the bite-mark and dental expert</w:t>
+      </w:r>
+      <w:r>
+        <w:t xml:space="preserve"> </w:t>
+      </w:r>
+      <w:r>
+        <w:t xml:space="preserve">testimony appear in the opinion’s Facts section.</w:t>
+      </w:r>
+      <w:r>
+        <w:t xml:space="preserve"> </w:t>
+      </w:r>
+      <w:r>
+        <w:rPr>
+          <w:bCs/>
+          <w:b/>
+        </w:rPr>
+        <w:t xml:space="preserve">Companion chapters:</w:t>
+      </w:r>
+      <w:r>
+        <w:t xml:space="preserve"> </w:t>
+      </w:r>
+      <w:r>
+        <w:t xml:space="preserve">the same forensic technique produced the wrongful</w:t>
+      </w:r>
+      <w:r>
+        <w:t xml:space="preserve"> </w:t>
+      </w:r>
+      <w:r>
+        <w:t xml:space="preserve">convictions in</w:t>
+      </w:r>
+      <w:r>
+        <w:t xml:space="preserve"> </w:t>
+      </w:r>
+      <w:r>
+        <w:rPr>
+          <w:iCs/>
+          <w:i/>
+        </w:rPr>
+        <w:t xml:space="preserve">State v. Krone</w:t>
+      </w:r>
+      <w:r>
+        <w:t xml:space="preserve"> </w:t>
+      </w:r>
+      <w:r>
+        <w:t xml:space="preserve">(Chapter 38) and</w:t>
+      </w:r>
+      <w:r>
+        <w:t xml:space="preserve"> </w:t>
+      </w:r>
+      <w:r>
+        <w:rPr>
+          <w:iCs/>
+          <w:i/>
+        </w:rPr>
+        <w:t xml:space="preserve">Howard v. State</w:t>
+      </w:r>
+      <w:r>
+        <w:t xml:space="preserve"> </w:t>
+      </w:r>
+      <w:r>
+        <w:t xml:space="preserve">(Chapter 39).</w:t>
+      </w:r>
+    </w:p>
+    <w:bookmarkEnd w:id="124"/>
+    <w:bookmarkEnd w:id="125"/>
     <w:sectPr/>
   </w:body>
 </w:document>

--- a/book/word/How Not to Get Away With Murder - Master.docx
+++ b/book/word/How Not to Get Away With Murder - Master.docx
@@ -2085,55 +2085,95 @@
         <w:t xml:space="preserve">R. v. Mohamed</w:t>
       </w:r>
       <w:r>
-        <w:t xml:space="preserve">, 2025 ONCA 611 🔶</w:t>
-      </w:r>
-      <w:r>
-        <w:t xml:space="preserve"> </w:t>
-      </w:r>
-      <w:r>
-        <w:rPr>
-          <w:iCs/>
-          <w:i/>
-        </w:rPr>
-        <w:t xml:space="preserve">(reframe pending - see below)</w:t>
-      </w:r>
-      <w:r>
-        <w:t xml:space="preserve"> </w:t>
-      </w:r>
-      <w:r>
-        <w:rPr>
-          <w:iCs/>
-          <w:i/>
-        </w:rPr>
-        <w:t xml:space="preserve">Note: PDF read. Ballistics was INCONCLUSIVE; the real evidence was CCTV + the killers’ callous post-murder Google searches (</w:t>
-      </w:r>
-      <w:r>
-        <w:rPr>
-          <w:iCs/>
-          <w:i/>
+        <w:t xml:space="preserve">, 2025 ONCA 611 ✍️</w:t>
+      </w:r>
+      <w:r>
+        <w:t xml:space="preserve"> </w:t>
+      </w:r>
+      <w:r>
+        <w:rPr>
+          <w:iCs/>
+          <w:i/>
+        </w:rPr>
+        <w:t xml:space="preserve">drafted</w:t>
+      </w:r>
+      <w:r>
+        <w:t xml:space="preserve"> </w:t>
+      </w:r>
+      <w:r>
+        <w:t xml:space="preserve">🔶</w:t>
+      </w:r>
+      <w:r>
+        <w:t xml:space="preserve"> </w:t>
+      </w:r>
+      <w:r>
+        <w:rPr>
+          <w:iCs/>
+          <w:i/>
+        </w:rPr>
+        <w:t xml:space="preserve">Hook:</w:t>
+      </w:r>
+      <w:r>
+        <w:t xml:space="preserve"> </w:t>
+      </w:r>
+      <w:r>
+        <w:rPr>
+          <w:bCs/>
+          <w:b/>
+        </w:rPr>
+        <w:t xml:space="preserve">After they shot an innocent man in a parking lot, one of the killers pulled out his phone and Googled</w:t>
+      </w:r>
+      <w:r>
+        <w:rPr>
+          <w:bCs/>
+          <w:b/>
+        </w:rPr>
+        <w:t xml:space="preserve"> </w:t>
+      </w:r>
+      <w:r>
+        <w:rPr>
+          <w:bCs/>
+          <w:b/>
         </w:rPr>
         <w:t xml:space="preserve">“</w:t>
       </w:r>
       <w:r>
         <w:rPr>
-          <w:iCs/>
-          <w:i/>
-        </w:rPr>
-        <w:t xml:space="preserve">without vital signs</w:t>
-      </w:r>
-      <w:r>
-        <w:rPr>
-          <w:iCs/>
-          <w:i/>
+          <w:bCs/>
+          <w:b/>
+        </w:rPr>
+        <w:t xml:space="preserve">what happens when you die.</w:t>
+      </w:r>
+      <w:r>
+        <w:rPr>
+          <w:bCs/>
+          <w:b/>
         </w:rPr>
         <w:t xml:space="preserve">”</w:t>
       </w:r>
       <w:r>
         <w:rPr>
-          <w:iCs/>
-          <w:i/>
-        </w:rPr>
-        <w:t xml:space="preserve">,</w:t>
+          <w:bCs/>
+          <w:b/>
+        </w:rPr>
+        <w:t xml:space="preserve"> </w:t>
+      </w:r>
+      <w:r>
+        <w:rPr>
+          <w:bCs/>
+          <w:b/>
+        </w:rPr>
+        <w:t xml:space="preserve">He was not being philosophical. He was checking his work.</w:t>
+      </w:r>
+      <w:r>
+        <w:t xml:space="preserve"> </w:t>
+      </w:r>
+      <w:r>
+        <w:rPr>
+          <w:iCs/>
+          <w:i/>
+        </w:rPr>
+        <w:t xml:space="preserve">(Reframed as a digital</w:t>
       </w:r>
       <w:r>
         <w:rPr>
@@ -2154,7 +2194,7 @@
           <w:iCs/>
           <w:i/>
         </w:rPr>
-        <w:t xml:space="preserve">what happens when you die</w:t>
+        <w:t xml:space="preserve">callous search</w:t>
       </w:r>
       <w:r>
         <w:rPr>
@@ -2168,7 +2208,56 @@
           <w:iCs/>
           <w:i/>
         </w:rPr>
-        <w:t xml:space="preserve">). Convictions were also SET ASIDE (new trial). Better as a digital chapter than a ballistics one - awaiting your call.</w:t>
+        <w:t xml:space="preserve"> </w:t>
+      </w:r>
+      <w:r>
+        <w:rPr>
+          <w:iCs/>
+          <w:i/>
+        </w:rPr>
+        <w:t xml:space="preserve">chapter, not ballistics - the gun evidence was inconclusive. Told honestly: convictions SET ASIDE, new trial. In the FINAL reorder this belongs in Part IV</w:t>
+      </w:r>
+      <w:r>
+        <w:rPr>
+          <w:iCs/>
+          <w:i/>
+        </w:rPr>
+        <w:t xml:space="preserve"> </w:t>
+      </w:r>
+      <w:r>
+        <w:rPr>
+          <w:iCs/>
+          <w:i/>
+        </w:rPr>
+        <w:t xml:space="preserve">“</w:t>
+      </w:r>
+      <w:r>
+        <w:rPr>
+          <w:iCs/>
+          <w:i/>
+        </w:rPr>
+        <w:t xml:space="preserve">What You Typed,</w:t>
+      </w:r>
+      <w:r>
+        <w:rPr>
+          <w:iCs/>
+          <w:i/>
+        </w:rPr>
+        <w:t xml:space="preserve">”</w:t>
+      </w:r>
+      <w:r>
+        <w:rPr>
+          <w:iCs/>
+          <w:i/>
+        </w:rPr>
+        <w:t xml:space="preserve"> </w:t>
+      </w:r>
+      <w:r>
+        <w:rPr>
+          <w:iCs/>
+          <w:i/>
+        </w:rPr>
+        <w:t xml:space="preserve">not the firearms part.)</w:t>
       </w:r>
     </w:p>
     <w:bookmarkEnd w:id="28"/>
@@ -2910,7 +2999,7 @@
           <w:bCs/>
           <w:b/>
         </w:rPr>
-        <w:t xml:space="preserve">The Snaggletooth Exoneration</w:t>
+        <w:t xml:space="preserve">The Snaggletooth Killer</w:t>
       </w:r>
       <w:r>
         <w:t xml:space="preserve"> </w:t>
@@ -2929,10 +3018,43 @@
         <w:t xml:space="preserve">State v. Krone</w:t>
       </w:r>
       <w:r>
-        <w:t xml:space="preserve"> </w:t>
-      </w:r>
-      <w:r>
-        <w:t xml:space="preserve">(Ariz., 1995) 🔶 - the same science sends the wrong man to death row</w:t>
+        <w:t xml:space="preserve">, 182 Ariz. 319 (1995) ✍️</w:t>
+      </w:r>
+      <w:r>
+        <w:t xml:space="preserve"> </w:t>
+      </w:r>
+      <w:r>
+        <w:rPr>
+          <w:iCs/>
+          <w:i/>
+        </w:rPr>
+        <w:t xml:space="preserve">drafted</w:t>
+      </w:r>
+      <w:r>
+        <w:t xml:space="preserve"> </w:t>
+      </w:r>
+      <w:r>
+        <w:t xml:space="preserve">🔶</w:t>
+      </w:r>
+      <w:r>
+        <w:t xml:space="preserve"> </w:t>
+      </w:r>
+      <w:r>
+        <w:rPr>
+          <w:iCs/>
+          <w:i/>
+        </w:rPr>
+        <w:t xml:space="preserve">Hook:</w:t>
+      </w:r>
+      <w:r>
+        <w:t xml:space="preserve"> </w:t>
+      </w:r>
+      <w:r>
+        <w:rPr>
+          <w:bCs/>
+          <w:b/>
+        </w:rPr>
+        <w:t xml:space="preserve">The same bite-mark science that caught Ted Bundy sent Ray Krone to death row. The only difference was that Krone hadn’t done it, and it took ten years and a DNA test to prove what his crooked teeth could not.</w:t>
       </w:r>
     </w:p>
     <w:p>
@@ -2948,7 +3070,7 @@
           <w:bCs/>
           <w:b/>
         </w:rPr>
-        <w:t xml:space="preserve">Bite Marks, Formally Rejected</w:t>
+        <w:t xml:space="preserve">The Bite Marks Only One Man Could See</w:t>
       </w:r>
       <w:r>
         <w:t xml:space="preserve"> </w:t>
@@ -2967,10 +3089,43 @@
         <w:t xml:space="preserve">Howard v. State</w:t>
       </w:r>
       <w:r>
-        <w:t xml:space="preserve"> </w:t>
-      </w:r>
-      <w:r>
-        <w:t xml:space="preserve">(Miss., 2020) 🔶 - 26 years, then DNA</w:t>
+        <w:t xml:space="preserve">, No. 2018-CA-01586-SCT (Miss. 2020) ✍️</w:t>
+      </w:r>
+      <w:r>
+        <w:t xml:space="preserve"> </w:t>
+      </w:r>
+      <w:r>
+        <w:rPr>
+          <w:iCs/>
+          <w:i/>
+        </w:rPr>
+        <w:t xml:space="preserve">drafted</w:t>
+      </w:r>
+      <w:r>
+        <w:t xml:space="preserve"> </w:t>
+      </w:r>
+      <w:r>
+        <w:t xml:space="preserve">🔶</w:t>
+      </w:r>
+      <w:r>
+        <w:t xml:space="preserve"> </w:t>
+      </w:r>
+      <w:r>
+        <w:rPr>
+          <w:iCs/>
+          <w:i/>
+        </w:rPr>
+        <w:t xml:space="preserve">Hook:</w:t>
+      </w:r>
+      <w:r>
+        <w:t xml:space="preserve"> </w:t>
+      </w:r>
+      <w:r>
+        <w:rPr>
+          <w:bCs/>
+          <w:b/>
+        </w:rPr>
+        <w:t xml:space="preserve">The autopsy found no bite marks. Then the body was exhumed, a forensic dentist declared he’d found three, matched them to Eddie Lee Howard, and sent him to death row for twenty-six years. Another man’s DNA was on the knife.</w:t>
       </w:r>
     </w:p>
     <w:p>
@@ -13814,13 +13969,13 @@
     </w:p>
     <w:bookmarkEnd w:id="106"/>
     <w:bookmarkEnd w:id="107"/>
-    <w:bookmarkStart w:id="114" w:name="chapter-31---mr.-big"/>
+    <w:bookmarkStart w:id="113" w:name="chapter-26---what-happens-when-you-die"/>
     <w:p>
       <w:pPr>
         <w:pStyle w:val="Heading1"/>
       </w:pPr>
       <w:r>
-        <w:t xml:space="preserve">Chapter 31 - Mr. Big</w:t>
+        <w:t xml:space="preserve">Chapter 26 - What Happens When You Die</w:t>
       </w:r>
     </w:p>
     <w:p>
@@ -13832,7 +13987,7 @@
           <w:bCs/>
           <w:b/>
         </w:rPr>
-        <w:t xml:space="preserve">The police built a fake criminal empire, flew a lonely man across the country,</w:t>
+        <w:t xml:space="preserve">After they shot an innocent man in a parking lot, one of the killers pulled out</w:t>
       </w:r>
       <w:r>
         <w:rPr>
@@ -13846,7 +14001,7 @@
           <w:bCs/>
           <w:b/>
         </w:rPr>
-        <w:t xml:space="preserve">and spent four hundred thousand dollars, all to get him to confess to drowning</w:t>
+        <w:t xml:space="preserve">his phone and Googled</w:t>
       </w:r>
       <w:r>
         <w:rPr>
@@ -13860,21 +14015,49 @@
           <w:bCs/>
           <w:b/>
         </w:rPr>
-        <w:t xml:space="preserve">his two little girls. Then the Supreme Court asked whether any of it could be</w:t>
+        <w:t xml:space="preserve">“</w:t>
       </w:r>
       <w:r>
         <w:rPr>
           <w:bCs/>
           <w:b/>
         </w:rPr>
-        <w:t xml:space="preserve"> </w:t>
+        <w:t xml:space="preserve">what happens when you die.</w:t>
       </w:r>
       <w:r>
         <w:rPr>
           <w:bCs/>
           <w:b/>
         </w:rPr>
-        <w:t xml:space="preserve">believed.</w:t>
+        <w:t xml:space="preserve">”</w:t>
+      </w:r>
+      <w:r>
+        <w:rPr>
+          <w:bCs/>
+          <w:b/>
+        </w:rPr>
+        <w:t xml:space="preserve"> </w:t>
+      </w:r>
+      <w:r>
+        <w:rPr>
+          <w:bCs/>
+          <w:b/>
+        </w:rPr>
+        <w:t xml:space="preserve">He was not being</w:t>
+      </w:r>
+      <w:r>
+        <w:rPr>
+          <w:bCs/>
+          <w:b/>
+        </w:rPr>
+        <w:t xml:space="preserve"> </w:t>
+      </w:r>
+      <w:r>
+        <w:rPr>
+          <w:bCs/>
+          <w:b/>
+        </w:rPr>
+        <w:t xml:space="preserve">philosophical. He was checking his work.</w:t>
       </w:r>
     </w:p>
     <w:p>
@@ -13882,19 +14065,7 @@
         <w:pStyle w:val="BodyText"/>
       </w:pPr>
       <w:r>
-        <w:t xml:space="preserve">Some chapters in this book end with a wink at a criminal who outsmarted himself.</w:t>
-      </w:r>
-      <w:r>
-        <w:t xml:space="preserve"> </w:t>
-      </w:r>
-      <w:r>
-        <w:t xml:space="preserve">This one does not. This one ends with a question that has no comfortable answer,</w:t>
-      </w:r>
-      <w:r>
-        <w:t xml:space="preserve"> </w:t>
-      </w:r>
-      <w:r>
-        <w:t xml:space="preserve">and that is exactly why it belongs here.</w:t>
+        <w:t xml:space="preserve">Nnamdi Ogba had no idea he was about to become a message.</w:t>
       </w:r>
     </w:p>
     <w:p>
@@ -13902,43 +14073,37 @@
         <w:pStyle w:val="BodyText"/>
       </w:pPr>
       <w:r>
-        <w:t xml:space="preserve">On the morning of August 4, 2002, Nelson Hart drove his three-year-old twin</w:t>
-      </w:r>
-      <w:r>
-        <w:t xml:space="preserve"> </w:t>
-      </w:r>
-      <w:r>
-        <w:t xml:space="preserve">daughters, Karen and Krista, to a park near their home in Gander, Newfoundland,</w:t>
-      </w:r>
-      <w:r>
-        <w:t xml:space="preserve"> </w:t>
-      </w:r>
-      <w:r>
-        <w:t xml:space="preserve">to play on the swings. A lake lay beside the park. Somewhere between thirty and</w:t>
-      </w:r>
-      <w:r>
-        <w:t xml:space="preserve"> </w:t>
-      </w:r>
-      <w:r>
-        <w:t xml:space="preserve">forty-five minutes later, Hart came bursting back into his house alone, in a</w:t>
-      </w:r>
-      <w:r>
-        <w:t xml:space="preserve"> </w:t>
-      </w:r>
-      <w:r>
-        <w:t xml:space="preserve">panic, and told his wife that Krista had fallen into the water. His wife asked the</w:t>
-      </w:r>
-      <w:r>
-        <w:t xml:space="preserve"> </w:t>
-      </w:r>
-      <w:r>
-        <w:t xml:space="preserve">only question that mattered, the one that still hangs over the whole case: where</w:t>
-      </w:r>
-      <w:r>
-        <w:t xml:space="preserve"> </w:t>
-      </w:r>
-      <w:r>
-        <w:t xml:space="preserve">is Karen?</w:t>
+        <w:t xml:space="preserve">He was an engineer who lived in Brampton, Ontario, and on the night he died he</w:t>
+      </w:r>
+      <w:r>
+        <w:t xml:space="preserve"> </w:t>
+      </w:r>
+      <w:r>
+        <w:t xml:space="preserve">was simply visiting a friend from his soccer team who lived at Scarlettwood Court</w:t>
+      </w:r>
+      <w:r>
+        <w:t xml:space="preserve"> </w:t>
+      </w:r>
+      <w:r>
+        <w:t xml:space="preserve">in Toronto. He had no gang ties, no criminal entanglements, no quarrel with</w:t>
+      </w:r>
+      <w:r>
+        <w:t xml:space="preserve"> </w:t>
+      </w:r>
+      <w:r>
+        <w:t xml:space="preserve">anyone. He had the profound misfortune of walking through a parking lot at the</w:t>
+      </w:r>
+      <w:r>
+        <w:t xml:space="preserve"> </w:t>
+      </w:r>
+      <w:r>
+        <w:t xml:space="preserve">wrong moment, in a place that two groups of young men had decided to turn into a</w:t>
+      </w:r>
+      <w:r>
+        <w:t xml:space="preserve"> </w:t>
+      </w:r>
+      <w:r>
+        <w:t xml:space="preserve">battlefield.</w:t>
       </w:r>
     </w:p>
     <w:p>
@@ -13946,7 +14111,60 @@
         <w:pStyle w:val="BodyText"/>
       </w:pPr>
       <w:r>
-        <w:t xml:space="preserve">He had left her at the park.</w:t>
+        <w:t xml:space="preserve">The Crown’s theory, supported by a great deal of video, was that three men, whom</w:t>
+      </w:r>
+      <w:r>
+        <w:t xml:space="preserve"> </w:t>
+      </w:r>
+      <w:r>
+        <w:t xml:space="preserve">it identified as members of a gang called C3, had driven into the territory of a</w:t>
+      </w:r>
+      <w:r>
+        <w:t xml:space="preserve"> </w:t>
+      </w:r>
+      <w:r>
+        <w:t xml:space="preserve">rival gang, the Scarlettwood Crips, intending to shoot someone, anyone, to send a</w:t>
+      </w:r>
+      <w:r>
+        <w:t xml:space="preserve"> </w:t>
+      </w:r>
+      <w:r>
+        <w:t xml:space="preserve">message. The victim did not have to be a rival. He only had to be there. Nnamdi</w:t>
+      </w:r>
+      <w:r>
+        <w:t xml:space="preserve"> </w:t>
+      </w:r>
+      <w:r>
+        <w:t xml:space="preserve">Ogba was there.</w:t>
+      </w:r>
+    </w:p>
+    <w:bookmarkStart w:id="108" w:name="a-murder-on-camera"/>
+    <w:p>
+      <w:pPr>
+        <w:pStyle w:val="Heading2"/>
+      </w:pPr>
+      <w:r>
+        <w:t xml:space="preserve">A murder on camera</w:t>
+      </w:r>
+    </w:p>
+    <w:p>
+      <w:pPr>
+        <w:pStyle w:val="FirstParagraph"/>
+      </w:pPr>
+      <w:r>
+        <w:t xml:space="preserve">Very little about this killing had to be reconstructed, because a remarkable</w:t>
+      </w:r>
+      <w:r>
+        <w:t xml:space="preserve"> </w:t>
+      </w:r>
+      <w:r>
+        <w:t xml:space="preserve">amount of it was captured on closed-circuit television, the quiet, unblinking</w:t>
+      </w:r>
+      <w:r>
+        <w:t xml:space="preserve"> </w:t>
+      </w:r>
+      <w:r>
+        <w:t xml:space="preserve">witness that has become the modern city’s memory.</w:t>
       </w:r>
     </w:p>
     <w:p>
@@ -13954,13 +14172,49 @@
         <w:pStyle w:val="BodyText"/>
       </w:pPr>
       <w:r>
-        <w:t xml:space="preserve">By the time the first responders reached the lake, both little girls were in the</w:t>
-      </w:r>
-      <w:r>
-        <w:t xml:space="preserve"> </w:t>
-      </w:r>
-      <w:r>
-        <w:t xml:space="preserve">water, floating several hundred metres apart. There was nothing anyone could do.</w:t>
+        <w:t xml:space="preserve">The cameras show three men taking a cab to a parking lot, climbing into a stolen</w:t>
+      </w:r>
+      <w:r>
+        <w:t xml:space="preserve"> </w:t>
+      </w:r>
+      <w:r>
+        <w:t xml:space="preserve">Nissan Rogue fitted with stolen licence plates, and driving to Scarlettwood Court.</w:t>
+      </w:r>
+      <w:r>
+        <w:t xml:space="preserve"> </w:t>
+      </w:r>
+      <w:r>
+        <w:t xml:space="preserve">The driver stays with the car and positions it for a fast exit, the automotive</w:t>
+      </w:r>
+      <w:r>
+        <w:t xml:space="preserve"> </w:t>
+      </w:r>
+      <w:r>
+        <w:t xml:space="preserve">equivalent of leaving the engine running, because that is exactly what it was. Two</w:t>
+      </w:r>
+      <w:r>
+        <w:t xml:space="preserve"> </w:t>
+      </w:r>
+      <w:r>
+        <w:t xml:space="preserve">of the men get out and walk through the lot. At the same moment, Nnamdi Ogba is</w:t>
+      </w:r>
+      <w:r>
+        <w:t xml:space="preserve"> </w:t>
+      </w:r>
+      <w:r>
+        <w:t xml:space="preserve">leaving one of the apartment buildings. The footage shows the two men approach him</w:t>
+      </w:r>
+      <w:r>
+        <w:t xml:space="preserve"> </w:t>
+      </w:r>
+      <w:r>
+        <w:t xml:space="preserve">from behind. There are several flashes of light in quick succession. Then the two</w:t>
+      </w:r>
+      <w:r>
+        <w:t xml:space="preserve"> </w:t>
+      </w:r>
+      <w:r>
+        <w:t xml:space="preserve">turn and sprint back to the waiting car, pile in, and are driven away.</w:t>
       </w:r>
     </w:p>
     <w:p>
@@ -13968,55 +14222,85 @@
         <w:pStyle w:val="BodyText"/>
       </w:pPr>
       <w:r>
-        <w:t xml:space="preserve">Hart’s account of that morning never held together. He told police he couldn’t</w:t>
-      </w:r>
-      <w:r>
-        <w:t xml:space="preserve"> </w:t>
-      </w:r>
-      <w:r>
-        <w:t xml:space="preserve">swim, so rather than trying to reach his drowning daughter he ran to his car and</w:t>
-      </w:r>
-      <w:r>
-        <w:t xml:space="preserve"> </w:t>
-      </w:r>
-      <w:r>
-        <w:t xml:space="preserve">drove home to fetch his wife, leaving the other child alone on the dock beside the</w:t>
-      </w:r>
-      <w:r>
-        <w:t xml:space="preserve"> </w:t>
-      </w:r>
-      <w:r>
-        <w:t xml:space="preserve">water. There were two cell phones in his car; he called no one. He passed a</w:t>
-      </w:r>
-      <w:r>
-        <w:t xml:space="preserve"> </w:t>
-      </w:r>
-      <w:r>
-        <w:t xml:space="preserve">restaurant and a hospital; he stopped at neither. Two weeks later, after an</w:t>
-      </w:r>
-      <w:r>
-        <w:t xml:space="preserve"> </w:t>
-      </w:r>
-      <w:r>
-        <w:t xml:space="preserve">eight-hour interrogation led nowhere, he changed his story, now recalling an</w:t>
-      </w:r>
-      <w:r>
-        <w:t xml:space="preserve"> </w:t>
-      </w:r>
-      <w:r>
-        <w:t xml:space="preserve">epileptic seizure at the park, a foggy return to his senses, one daughter visible</w:t>
-      </w:r>
-      <w:r>
-        <w:t xml:space="preserve"> </w:t>
-      </w:r>
-      <w:r>
-        <w:t xml:space="preserve">in the water, and a single blind instinct to drive home. He had lied at first, he</w:t>
-      </w:r>
-      <w:r>
-        <w:t xml:space="preserve"> </w:t>
-      </w:r>
-      <w:r>
-        <w:t xml:space="preserve">said, because he was afraid of losing his driver’s licence.</w:t>
+        <w:t xml:space="preserve">Ogba was left in the parking lot, struck by five of the nine bullets fired. One of</w:t>
+      </w:r>
+      <w:r>
+        <w:t xml:space="preserve"> </w:t>
+      </w:r>
+      <w:r>
+        <w:t xml:space="preserve">them reached his heart. It was not seriously disputed that this footage showed his</w:t>
+      </w:r>
+      <w:r>
+        <w:t xml:space="preserve"> </w:t>
+      </w:r>
+      <w:r>
+        <w:t xml:space="preserve">murder. What the footage could not do, by itself, was prove which men were behind</w:t>
+      </w:r>
+      <w:r>
+        <w:t xml:space="preserve"> </w:t>
+      </w:r>
+      <w:r>
+        <w:t xml:space="preserve">the guns and, crucially for a first-degree murder charge, prove that the killing</w:t>
+      </w:r>
+      <w:r>
+        <w:t xml:space="preserve"> </w:t>
+      </w:r>
+      <w:r>
+        <w:t xml:space="preserve">was planned and deliberate rather than some chaotic eruption. For that, the Crown</w:t>
+      </w:r>
+      <w:r>
+        <w:t xml:space="preserve"> </w:t>
+      </w:r>
+      <w:r>
+        <w:t xml:space="preserve">turned to the killers’ phones, and the phones delivered something colder than any</w:t>
+      </w:r>
+      <w:r>
+        <w:t xml:space="preserve"> </w:t>
+      </w:r>
+      <w:r>
+        <w:t xml:space="preserve">camera.</w:t>
+      </w:r>
+    </w:p>
+    <w:bookmarkEnd w:id="108"/>
+    <w:bookmarkStart w:id="109" w:name="the-search"/>
+    <w:p>
+      <w:pPr>
+        <w:pStyle w:val="Heading2"/>
+      </w:pPr>
+      <w:r>
+        <w:t xml:space="preserve">The search</w:t>
+      </w:r>
+    </w:p>
+    <w:p>
+      <w:pPr>
+        <w:pStyle w:val="FirstParagraph"/>
+      </w:pPr>
+      <w:r>
+        <w:t xml:space="preserve">Watch what the CCTV captured after the shooting, because this is the detail that</w:t>
+      </w:r>
+      <w:r>
+        <w:t xml:space="preserve"> </w:t>
+      </w:r>
+      <w:r>
+        <w:t xml:space="preserve">will stay with you. The three men are together in an elevator. The driver is</w:t>
+      </w:r>
+      <w:r>
+        <w:t xml:space="preserve"> </w:t>
+      </w:r>
+      <w:r>
+        <w:t xml:space="preserve">showing the other two something on his phone. He rubs their heads, the gesture of</w:t>
+      </w:r>
+      <w:r>
+        <w:t xml:space="preserve"> </w:t>
+      </w:r>
+      <w:r>
+        <w:t xml:space="preserve">a coach after a good game, and offers them what looks like a pill, a little</w:t>
+      </w:r>
+      <w:r>
+        <w:t xml:space="preserve"> </w:t>
+      </w:r>
+      <w:r>
+        <w:t xml:space="preserve">celebration in a moving box.</w:t>
       </w:r>
     </w:p>
     <w:p>
@@ -14024,19 +14308,31 @@
         <w:pStyle w:val="BodyText"/>
       </w:pPr>
       <w:r>
-        <w:t xml:space="preserve">The police were certain he had drowned his daughters. Certainty, though, is not</w:t>
-      </w:r>
-      <w:r>
-        <w:t xml:space="preserve"> </w:t>
-      </w:r>
-      <w:r>
-        <w:t xml:space="preserve">evidence, and evidence was the one thing they did not have. The investigation went</w:t>
-      </w:r>
-      <w:r>
-        <w:t xml:space="preserve"> </w:t>
-      </w:r>
-      <w:r>
-        <w:t xml:space="preserve">cold.</w:t>
+        <w:t xml:space="preserve">What was on the phone, a later search revealed, was the news. In the minutes after</w:t>
+      </w:r>
+      <w:r>
+        <w:t xml:space="preserve"> </w:t>
+      </w:r>
+      <w:r>
+        <w:t xml:space="preserve">gunning down a stranger, one of the men had used his phone to pull up the</w:t>
+      </w:r>
+      <w:r>
+        <w:t xml:space="preserve"> </w:t>
+      </w:r>
+      <w:r>
+        <w:t xml:space="preserve">information the police were releasing about a shooting in the Scarlett Road area,</w:t>
+      </w:r>
+      <w:r>
+        <w:t xml:space="preserve"> </w:t>
+      </w:r>
+      <w:r>
+        <w:t xml:space="preserve">and then a news article about it. He was following the coverage of his own crime</w:t>
+      </w:r>
+      <w:r>
+        <w:t xml:space="preserve"> </w:t>
+      </w:r>
+      <w:r>
+        <w:t xml:space="preserve">in real time, the way a gambler refreshes a score.</w:t>
       </w:r>
     </w:p>
     <w:p>
@@ -14044,13 +14340,13 @@
         <w:pStyle w:val="BodyText"/>
       </w:pPr>
       <w:r>
-        <w:t xml:space="preserve">What they did to revive it made Canadian legal history twice over. Once when it</w:t>
-      </w:r>
-      <w:r>
-        <w:t xml:space="preserve"> </w:t>
-      </w:r>
-      <w:r>
-        <w:t xml:space="preserve">appeared to work, and once when the Supreme Court of Canada looked hard at what</w:t>
+        <w:t xml:space="preserve">And then, a few hours later, that same phone was used to run a Google search. Two</w:t>
+      </w:r>
+      <w:r>
+        <w:t xml:space="preserve"> </w:t>
+      </w:r>
+      <w:r>
+        <w:t xml:space="preserve">phrases. The first was</w:t>
       </w:r>
       <w:r>
         <w:t xml:space="preserve"> </w:t>
@@ -14059,7 +14355,7 @@
         <w:t xml:space="preserve">“</w:t>
       </w:r>
       <w:r>
-        <w:t xml:space="preserve">working</w:t>
+        <w:t xml:space="preserve">without vital signs.</w:t>
       </w:r>
       <w:r>
         <w:t xml:space="preserve">”</w:t>
@@ -14068,16 +14364,117 @@
         <w:t xml:space="preserve"> </w:t>
       </w:r>
       <w:r>
-        <w:t xml:space="preserve">had actually cost.</w:t>
-      </w:r>
-    </w:p>
-    <w:bookmarkStart w:id="108" w:name="building-a-world-around-a-lonely-man"/>
+        <w:t xml:space="preserve">The second was</w:t>
+      </w:r>
+      <w:r>
+        <w:t xml:space="preserve"> </w:t>
+      </w:r>
+      <w:r>
+        <w:t xml:space="preserve">“</w:t>
+      </w:r>
+      <w:r>
+        <w:t xml:space="preserve">what happens when</w:t>
+      </w:r>
+      <w:r>
+        <w:t xml:space="preserve"> </w:t>
+      </w:r>
+      <w:r>
+        <w:t xml:space="preserve">you die.</w:t>
+      </w:r>
+      <w:r>
+        <w:t xml:space="preserve">”</w:t>
+      </w:r>
+    </w:p>
+    <w:p>
+      <w:pPr>
+        <w:pStyle w:val="BodyText"/>
+      </w:pPr>
+      <w:r>
+        <w:t xml:space="preserve">Sit with what those searches are. They are not grief, and they are not fear.</w:t>
+      </w:r>
+      <w:r>
+        <w:t xml:space="preserve"> </w:t>
+      </w:r>
+      <w:r>
+        <w:t xml:space="preserve">They are quality control. A man who has just fired into another man’s back is</w:t>
+      </w:r>
+      <w:r>
+        <w:t xml:space="preserve"> </w:t>
+      </w:r>
+      <w:r>
+        <w:t xml:space="preserve">checking, with the same casual thumb he’d use to look up a restaurant, whether the</w:t>
+      </w:r>
+      <w:r>
+        <w:t xml:space="preserve"> </w:t>
+      </w:r>
+      <w:r>
+        <w:t xml:space="preserve">job was finished, whether a person shot five times stays down, what the machinery</w:t>
+      </w:r>
+      <w:r>
+        <w:t xml:space="preserve"> </w:t>
+      </w:r>
+      <w:r>
+        <w:t xml:space="preserve">of a human being does when you switch it off. The next morning, a second</w:t>
+      </w:r>
+      <w:r>
+        <w:t xml:space="preserve"> </w:t>
+      </w:r>
+      <w:r>
+        <w:t xml:space="preserve">defendant’s phone was also used to read news articles about the shooting. The</w:t>
+      </w:r>
+      <w:r>
+        <w:t xml:space="preserve"> </w:t>
+      </w:r>
+      <w:r>
+        <w:t xml:space="preserve">killers could not stop checking the box score, and every check was a timestamp,</w:t>
+      </w:r>
+      <w:r>
+        <w:t xml:space="preserve"> </w:t>
+      </w:r>
+      <w:r>
+        <w:t xml:space="preserve">saved to a server, waiting.</w:t>
+      </w:r>
+    </w:p>
+    <w:p>
+      <w:pPr>
+        <w:pStyle w:val="BodyText"/>
+      </w:pPr>
+      <w:r>
+        <w:t xml:space="preserve">Together with the stolen car, the stolen plates, the getaway position, the</w:t>
+      </w:r>
+      <w:r>
+        <w:t xml:space="preserve"> </w:t>
+      </w:r>
+      <w:r>
+        <w:t xml:space="preserve">unhesitating ambush of a man who had done nothing, and the after-the-fact</w:t>
+      </w:r>
+      <w:r>
+        <w:t xml:space="preserve"> </w:t>
+      </w:r>
+      <w:r>
+        <w:t xml:space="preserve">celebration, those searches painted precisely the picture the Crown needed: not a</w:t>
+      </w:r>
+      <w:r>
+        <w:t xml:space="preserve"> </w:t>
+      </w:r>
+      <w:r>
+        <w:t xml:space="preserve">brawl gone wrong, but a planned and deliberate execution carried out to make a</w:t>
+      </w:r>
+      <w:r>
+        <w:t xml:space="preserve"> </w:t>
+      </w:r>
+      <w:r>
+        <w:t xml:space="preserve">point. A jury convicted all three of first-degree murder.</w:t>
+      </w:r>
+    </w:p>
+    <w:bookmarkEnd w:id="109"/>
+    <w:bookmarkStart w:id="110" w:name="an-honest-ending"/>
     <w:p>
       <w:pPr>
         <w:pStyle w:val="Heading2"/>
       </w:pPr>
       <w:r>
-        <w:t xml:space="preserve">Building a world around a lonely man</w:t>
+        <w:t xml:space="preserve">An honest ending</w:t>
       </w:r>
     </w:p>
     <w:p>
@@ -14085,49 +14482,29 @@
         <w:pStyle w:val="FirstParagraph"/>
       </w:pPr>
       <w:r>
-        <w:t xml:space="preserve">The technique is called a</w:t>
-      </w:r>
-      <w:r>
-        <w:t xml:space="preserve"> </w:t>
-      </w:r>
-      <w:r>
-        <w:t xml:space="preserve">“</w:t>
-      </w:r>
-      <w:r>
-        <w:t xml:space="preserve">Mr. Big</w:t>
-      </w:r>
-      <w:r>
-        <w:t xml:space="preserve">”</w:t>
-      </w:r>
-      <w:r>
-        <w:t xml:space="preserve"> </w:t>
-      </w:r>
-      <w:r>
-        <w:t xml:space="preserve">operation, a Canadian invention in which</w:t>
-      </w:r>
-      <w:r>
-        <w:t xml:space="preserve"> </w:t>
-      </w:r>
-      <w:r>
-        <w:t xml:space="preserve">undercover officers construct an entire fictitious criminal organization around a</w:t>
-      </w:r>
-      <w:r>
-        <w:t xml:space="preserve"> </w:t>
-      </w:r>
-      <w:r>
-        <w:t xml:space="preserve">suspect, draw him in, befriend him, pay him, and finally sit him down with the</w:t>
-      </w:r>
-      <w:r>
-        <w:t xml:space="preserve"> </w:t>
-      </w:r>
-      <w:r>
-        <w:t xml:space="preserve">crime boss, where the price of admission to the family is a full and honest</w:t>
-      </w:r>
-      <w:r>
-        <w:t xml:space="preserve"> </w:t>
-      </w:r>
-      <w:r>
-        <w:t xml:space="preserve">account of his past.</w:t>
+        <w:t xml:space="preserve">This is the part of the chapter where honesty requires a turn, because two things</w:t>
+      </w:r>
+      <w:r>
+        <w:t xml:space="preserve"> </w:t>
+      </w:r>
+      <w:r>
+        <w:t xml:space="preserve">are true about</w:t>
+      </w:r>
+      <w:r>
+        <w:t xml:space="preserve"> </w:t>
+      </w:r>
+      <w:r>
+        <w:rPr>
+          <w:iCs/>
+          <w:i/>
+        </w:rPr>
+        <w:t xml:space="preserve">R. v. Mohamed</w:t>
+      </w:r>
+      <w:r>
+        <w:t xml:space="preserve"> </w:t>
+      </w:r>
+      <w:r>
+        <w:t xml:space="preserve">that the cinematic version would leave out.</w:t>
       </w:r>
     </w:p>
     <w:p>
@@ -14135,31 +14512,55 @@
         <w:pStyle w:val="BodyText"/>
       </w:pPr>
       <w:r>
-        <w:t xml:space="preserve">Nelson Hart was, from the police perspective, an ideal candidate, and it is</w:t>
-      </w:r>
-      <w:r>
-        <w:t xml:space="preserve"> </w:t>
-      </w:r>
-      <w:r>
-        <w:t xml:space="preserve">precisely that suitability that makes the case so uneasy. Surveillance in late</w:t>
-      </w:r>
-      <w:r>
-        <w:t xml:space="preserve"> </w:t>
-      </w:r>
-      <w:r>
-        <w:t xml:space="preserve">2004 found a man living on social assistance and almost entirely alone. He rarely</w:t>
-      </w:r>
-      <w:r>
-        <w:t xml:space="preserve"> </w:t>
-      </w:r>
-      <w:r>
-        <w:t xml:space="preserve">left his home, and when he did, his wife came with him. He had, in other words,</w:t>
-      </w:r>
-      <w:r>
-        <w:t xml:space="preserve"> </w:t>
-      </w:r>
-      <w:r>
-        <w:t xml:space="preserve">nothing, which is to say he had everything to be offered.</w:t>
+        <w:t xml:space="preserve">The first is about the gun. A firearms examiner did testify. She took the cartridge</w:t>
+      </w:r>
+      <w:r>
+        <w:t xml:space="preserve"> </w:t>
+      </w:r>
+      <w:r>
+        <w:t xml:space="preserve">casings and bullet fragments recovered from the scene and from Ogba’s body and ran</w:t>
+      </w:r>
+      <w:r>
+        <w:t xml:space="preserve"> </w:t>
+      </w:r>
+      <w:r>
+        <w:t xml:space="preserve">their characteristics through an FBI database, which spat back a list of firearms</w:t>
+      </w:r>
+      <w:r>
+        <w:t xml:space="preserve"> </w:t>
+      </w:r>
+      <w:r>
+        <w:t xml:space="preserve">that could have fired them. She noted that one of the two guns visible in the</w:t>
+      </w:r>
+      <w:r>
+        <w:t xml:space="preserve"> </w:t>
+      </w:r>
+      <w:r>
+        <w:t xml:space="preserve">phone videos appeared to be on that list. But she was careful, as good experts</w:t>
+      </w:r>
+      <w:r>
+        <w:t xml:space="preserve"> </w:t>
+      </w:r>
+      <w:r>
+        <w:t xml:space="preserve">are, about what she could not say: she could not definitively identify the murder</w:t>
+      </w:r>
+      <w:r>
+        <w:t xml:space="preserve"> </w:t>
+      </w:r>
+      <w:r>
+        <w:t xml:space="preserve">weapon. The ballistics here did not slam a door. It leaned, gently, in a</w:t>
+      </w:r>
+      <w:r>
+        <w:t xml:space="preserve"> </w:t>
+      </w:r>
+      <w:r>
+        <w:t xml:space="preserve">direction. In this case the smoking gun, so to speak, was never the gun. It was</w:t>
+      </w:r>
+      <w:r>
+        <w:t xml:space="preserve"> </w:t>
+      </w:r>
+      <w:r>
+        <w:t xml:space="preserve">the cameras and the callous curiosity of the searches.</w:t>
       </w:r>
     </w:p>
     <w:p>
@@ -14167,109 +14568,37 @@
         <w:pStyle w:val="BodyText"/>
       </w:pPr>
       <w:r>
-        <w:t xml:space="preserve">In February 2005 an undercover officer the judgment calls</w:t>
-      </w:r>
-      <w:r>
-        <w:t xml:space="preserve"> </w:t>
-      </w:r>
-      <w:r>
-        <w:t xml:space="preserve">“</w:t>
-      </w:r>
-      <w:r>
-        <w:t xml:space="preserve">Jim</w:t>
-      </w:r>
-      <w:r>
-        <w:t xml:space="preserve">”</w:t>
-      </w:r>
-      <w:r>
-        <w:t xml:space="preserve"> </w:t>
-      </w:r>
-      <w:r>
-        <w:t xml:space="preserve">approached Hart</w:t>
-      </w:r>
-      <w:r>
-        <w:t xml:space="preserve"> </w:t>
-      </w:r>
-      <w:r>
-        <w:t xml:space="preserve">outside a convenience store and asked for help finding his missing sister. Hart</w:t>
-      </w:r>
-      <w:r>
-        <w:t xml:space="preserve"> </w:t>
-      </w:r>
-      <w:r>
-        <w:t xml:space="preserve">obliged and was handed fifty dollars. Within days he had a job driving for Jim’s</w:t>
-      </w:r>
-      <w:r>
-        <w:t xml:space="preserve"> </w:t>
-      </w:r>
-      <w:r>
-        <w:t xml:space="preserve">supposed trucking company. Within months the fictitious organization had become</w:t>
-      </w:r>
-      <w:r>
-        <w:t xml:space="preserve"> </w:t>
-      </w:r>
-      <w:r>
-        <w:t xml:space="preserve">the whole of his life. Over four months Hart took part in sixty-three staged</w:t>
-      </w:r>
-      <w:r>
-        <w:t xml:space="preserve"> </w:t>
-      </w:r>
-      <w:r>
-        <w:t xml:space="preserve">“</w:t>
-      </w:r>
-      <w:r>
-        <w:t xml:space="preserve">scenarios,</w:t>
-      </w:r>
-      <w:r>
-        <w:t xml:space="preserve">”</w:t>
-      </w:r>
-      <w:r>
-        <w:t xml:space="preserve"> </w:t>
-      </w:r>
-      <w:r>
-        <w:t xml:space="preserve">ferried mysterious packages across Newfoundland, and travelled to</w:t>
-      </w:r>
-      <w:r>
-        <w:t xml:space="preserve"> </w:t>
-      </w:r>
-      <w:r>
-        <w:t xml:space="preserve">Halifax, Montreal, Ottawa, Toronto, and Vancouver, staying in hotels and dining</w:t>
-      </w:r>
-      <w:r>
-        <w:t xml:space="preserve"> </w:t>
-      </w:r>
-      <w:r>
-        <w:t xml:space="preserve">in some of the finest restaurants in the country, so far outside his old world</w:t>
-      </w:r>
-      <w:r>
-        <w:t xml:space="preserve"> </w:t>
-      </w:r>
-      <w:r>
-        <w:t xml:space="preserve">that an officer had to quietly teach him how to conduct himself at the table. He</w:t>
-      </w:r>
-      <w:r>
-        <w:t xml:space="preserve"> </w:t>
-      </w:r>
-      <w:r>
-        <w:t xml:space="preserve">was paid $15,720. He came to regard the undercover officers as his closest</w:t>
-      </w:r>
-      <w:r>
-        <w:t xml:space="preserve"> </w:t>
-      </w:r>
-      <w:r>
-        <w:t xml:space="preserve">friends, his brothers. The final tab for the operation, borne by the public, came</w:t>
-      </w:r>
-      <w:r>
-        <w:t xml:space="preserve"> </w:t>
-      </w:r>
-      <w:r>
-        <w:t xml:space="preserve">to $413,268, a figure worth holding in mind when the question of reliability</w:t>
-      </w:r>
-      <w:r>
-        <w:t xml:space="preserve"> </w:t>
-      </w:r>
-      <w:r>
-        <w:t xml:space="preserve">arrives, because it is a great deal of money to spend building a stage.</w:t>
+        <w:t xml:space="preserve">The second turn is about the verdict. In 2025 the Court of Appeal for Ontario set</w:t>
+      </w:r>
+      <w:r>
+        <w:t xml:space="preserve"> </w:t>
+      </w:r>
+      <w:r>
+        <w:t xml:space="preserve">the convictions aside and ordered a new trial, concerned with how certain</w:t>
+      </w:r>
+      <w:r>
+        <w:t xml:space="preserve"> </w:t>
+      </w:r>
+      <w:r>
+        <w:t xml:space="preserve">evidence, including gang-expert testimony and some of the video and image</w:t>
+      </w:r>
+      <w:r>
+        <w:t xml:space="preserve"> </w:t>
+      </w:r>
+      <w:r>
+        <w:t xml:space="preserve">material, had been admitted. The men who were caught so vividly on camera and</w:t>
+      </w:r>
+      <w:r>
+        <w:t xml:space="preserve"> </w:t>
+      </w:r>
+      <w:r>
+        <w:t xml:space="preserve">condemned so plainly by their own phones did not, in the end, stay convicted on</w:t>
+      </w:r>
+      <w:r>
+        <w:t xml:space="preserve"> </w:t>
+      </w:r>
+      <w:r>
+        <w:t xml:space="preserve">this appeal. Their case goes back to be tried again.</w:t>
       </w:r>
     </w:p>
     <w:p>
@@ -14277,71 +14606,29 @@
         <w:pStyle w:val="BodyText"/>
       </w:pPr>
       <w:r>
-        <w:t xml:space="preserve">The organization preached loyalty and honesty and stitched a thread of menace</w:t>
-      </w:r>
-      <w:r>
-        <w:t xml:space="preserve"> </w:t>
-      </w:r>
-      <w:r>
-        <w:t xml:space="preserve">through it all; at one point Hart watched Jim strike another</w:t>
-      </w:r>
-      <w:r>
-        <w:t xml:space="preserve"> </w:t>
-      </w:r>
-      <w:r>
-        <w:t xml:space="preserve">“</w:t>
-      </w:r>
-      <w:r>
-        <w:t xml:space="preserve">member</w:t>
-      </w:r>
-      <w:r>
-        <w:t xml:space="preserve">”</w:t>
-      </w:r>
-      <w:r>
-        <w:t xml:space="preserve"> </w:t>
-      </w:r>
-      <w:r>
-        <w:t xml:space="preserve">for</w:t>
-      </w:r>
-      <w:r>
-        <w:t xml:space="preserve"> </w:t>
-      </w:r>
-      <w:r>
-        <w:t xml:space="preserve">loose talk. Then came the lure. A big score was coming, worth twenty to</w:t>
-      </w:r>
-      <w:r>
-        <w:t xml:space="preserve"> </w:t>
-      </w:r>
-      <w:r>
-        <w:t xml:space="preserve">twenty-five thousand dollars to Hart himself. In Toronto they let him hold and</w:t>
-      </w:r>
-      <w:r>
-        <w:t xml:space="preserve"> </w:t>
-      </w:r>
-      <w:r>
-        <w:t xml:space="preserve">count $175,000 in cash, a taste of the future on offer. But there was a snag, Jim</w:t>
-      </w:r>
-      <w:r>
-        <w:t xml:space="preserve"> </w:t>
-      </w:r>
-      <w:r>
-        <w:t xml:space="preserve">confided in early June: the boss had run a background check and turned up a</w:t>
-      </w:r>
-      <w:r>
-        <w:t xml:space="preserve"> </w:t>
-      </w:r>
-      <w:r>
-        <w:t xml:space="preserve">problem, and Hart could not advance until it was resolved.</w:t>
-      </w:r>
-    </w:p>
-    <w:bookmarkEnd w:id="108"/>
-    <w:bookmarkStart w:id="109" w:name="the-meeting-with-the-boss"/>
+        <w:t xml:space="preserve">That does not unmake how they were caught. It simply means that being caught and</w:t>
+      </w:r>
+      <w:r>
+        <w:t xml:space="preserve"> </w:t>
+      </w:r>
+      <w:r>
+        <w:t xml:space="preserve">being convicted are two different stations on the same line, and the law insists,</w:t>
+      </w:r>
+      <w:r>
+        <w:t xml:space="preserve"> </w:t>
+      </w:r>
+      <w:r>
+        <w:t xml:space="preserve">correctly, that the trip between them be done properly.</w:t>
+      </w:r>
+    </w:p>
+    <w:bookmarkEnd w:id="110"/>
+    <w:bookmarkStart w:id="112" w:name="howd-they-get-caught-2"/>
     <w:p>
       <w:pPr>
         <w:pStyle w:val="Heading2"/>
       </w:pPr>
       <w:r>
-        <w:t xml:space="preserve">The meeting with the boss</w:t>
+        <w:t xml:space="preserve">How’d they get caught?</w:t>
       </w:r>
     </w:p>
     <w:p>
@@ -14349,432 +14636,55 @@
         <w:pStyle w:val="FirstParagraph"/>
       </w:pPr>
       <w:r>
-        <w:t xml:space="preserve">On June 9, 2005, Nelson Hart finally met Mr. Big. He opened by thanking him,</w:t>
-      </w:r>
-      <w:r>
-        <w:t xml:space="preserve"> </w:t>
-      </w:r>
-      <w:r>
-        <w:t xml:space="preserve">telling the boss his life had turned around since he’d joined. Mr. Big turned the</w:t>
-      </w:r>
-      <w:r>
-        <w:t xml:space="preserve"> </w:t>
-      </w:r>
-      <w:r>
-        <w:t xml:space="preserve">conversation to the deaths of Hart’s daughters, warned that</w:t>
-      </w:r>
-      <w:r>
-        <w:t xml:space="preserve"> </w:t>
-      </w:r>
-      <w:r>
-        <w:t xml:space="preserve">“</w:t>
-      </w:r>
-      <w:r>
-        <w:t xml:space="preserve">heat</w:t>
-      </w:r>
-      <w:r>
-        <w:t xml:space="preserve">”</w:t>
-      </w:r>
-      <w:r>
-        <w:t xml:space="preserve"> </w:t>
-      </w:r>
-      <w:r>
-        <w:t xml:space="preserve">might be</w:t>
-      </w:r>
-      <w:r>
-        <w:t xml:space="preserve"> </w:t>
-      </w:r>
-      <w:r>
-        <w:t xml:space="preserve">coming, and asked him, directly, why he had killed them.</w:t>
-      </w:r>
-    </w:p>
-    <w:p>
-      <w:pPr>
-        <w:pStyle w:val="BodyText"/>
-      </w:pPr>
-      <w:r>
-        <w:t xml:space="preserve">Hart gave the same answer he had given the real police three years earlier: a</w:t>
-      </w:r>
-      <w:r>
-        <w:t xml:space="preserve"> </w:t>
-      </w:r>
-      <w:r>
-        <w:t xml:space="preserve">seizure, an accident. Mr. Big waved it away and told him not to lie. And after</w:t>
-      </w:r>
-      <w:r>
-        <w:t xml:space="preserve"> </w:t>
-      </w:r>
-      <w:r>
-        <w:t xml:space="preserve">more prodding, Hart confessed. He had killed the girls, he said, because he feared</w:t>
-      </w:r>
-      <w:r>
-        <w:t xml:space="preserve"> </w:t>
-      </w:r>
-      <w:r>
-        <w:t xml:space="preserve">Child Welfare was going to take them and hand them to his brother. Asked how, he</w:t>
-      </w:r>
-      <w:r>
-        <w:t xml:space="preserve"> </w:t>
-      </w:r>
-      <w:r>
-        <w:t xml:space="preserve">said he had struck his daughters with his shoulder and knocked them from the wharf</w:t>
-      </w:r>
-      <w:r>
-        <w:t xml:space="preserve"> </w:t>
-      </w:r>
-      <w:r>
-        <w:t xml:space="preserve">into the water.</w:t>
-      </w:r>
-    </w:p>
-    <w:p>
-      <w:pPr>
-        <w:pStyle w:val="BodyText"/>
-      </w:pPr>
-      <w:r>
-        <w:t xml:space="preserve">Two days later, Jim drove Hart back to the park where Karen and Krista had died</w:t>
-      </w:r>
-      <w:r>
-        <w:t xml:space="preserve"> </w:t>
-      </w:r>
-      <w:r>
-        <w:t xml:space="preserve">and asked him to walk through it. Jim knelt on the dock, and Hart demonstrated,</w:t>
-      </w:r>
-      <w:r>
-        <w:t xml:space="preserve"> </w:t>
-      </w:r>
-      <w:r>
-        <w:t xml:space="preserve">nudging Jim with his knee, how he had pushed his daughters into the lake.</w:t>
-      </w:r>
-    </w:p>
-    <w:p>
-      <w:pPr>
-        <w:pStyle w:val="BodyText"/>
-      </w:pPr>
-      <w:r>
-        <w:t xml:space="preserve">Hart was arrested on June 13 and charged with two counts of first-degree murder.</w:t>
-      </w:r>
-      <w:r>
-        <w:t xml:space="preserve"> </w:t>
-      </w:r>
-      <w:r>
-        <w:t xml:space="preserve">Given a single phone call from the station, he used it to call for help. He called</w:t>
-      </w:r>
-      <w:r>
-        <w:t xml:space="preserve"> </w:t>
-      </w:r>
-      <w:r>
-        <w:t xml:space="preserve">Jim.</w:t>
-      </w:r>
-    </w:p>
-    <w:bookmarkEnd w:id="109"/>
-    <w:bookmarkStart w:id="110" w:name="what-the-supreme-court-saw"/>
-    <w:p>
-      <w:pPr>
-        <w:pStyle w:val="Heading2"/>
-      </w:pPr>
-      <w:r>
-        <w:t xml:space="preserve">What the Supreme Court saw</w:t>
-      </w:r>
-    </w:p>
-    <w:p>
-      <w:pPr>
-        <w:pStyle w:val="FirstParagraph"/>
-      </w:pPr>
-      <w:r>
-        <w:t xml:space="preserve">A jury convicted Hart on the strength of those confessions. But in 2014 the</w:t>
-      </w:r>
-      <w:r>
-        <w:t xml:space="preserve"> </w:t>
-      </w:r>
-      <w:r>
-        <w:t xml:space="preserve">Supreme Court of Canada used his case to put the Mr. Big technique itself on</w:t>
-      </w:r>
-      <w:r>
-        <w:t xml:space="preserve"> </w:t>
-      </w:r>
-      <w:r>
-        <w:t xml:space="preserve">trial, and to rebuild the law around it.</w:t>
-      </w:r>
-    </w:p>
-    <w:p>
-      <w:pPr>
-        <w:pStyle w:val="BodyText"/>
-      </w:pPr>
-      <w:r>
-        <w:t xml:space="preserve">The Court’s worry was not delicacy. It was reliability, and the arithmetic of the</w:t>
-      </w:r>
-      <w:r>
-        <w:t xml:space="preserve"> </w:t>
-      </w:r>
-      <w:r>
-        <w:t xml:space="preserve">operation lays the worry bare. The sting had lifted a destitute, isolated man out</w:t>
-      </w:r>
-      <w:r>
-        <w:t xml:space="preserve"> </w:t>
-      </w:r>
-      <w:r>
-        <w:t xml:space="preserve">of poverty, given him the first real friends of his life, dangled a</w:t>
-      </w:r>
-      <w:r>
-        <w:t xml:space="preserve"> </w:t>
-      </w:r>
-      <w:r>
-        <w:t xml:space="preserve">twenty-five-thousand-dollar payday, and then made one thing unmistakable: the road</w:t>
-      </w:r>
-      <w:r>
-        <w:t xml:space="preserve"> </w:t>
-      </w:r>
-      <w:r>
-        <w:t xml:space="preserve">to keeping all of it ran directly through telling Mr. Big what Mr. Big wanted to</w:t>
-      </w:r>
-      <w:r>
-        <w:t xml:space="preserve"> </w:t>
-      </w:r>
-      <w:r>
-        <w:t xml:space="preserve">hear. A confession purchased on those terms, the Court held, may be worth no more</w:t>
-      </w:r>
-      <w:r>
-        <w:t xml:space="preserve"> </w:t>
-      </w:r>
-      <w:r>
-        <w:t xml:space="preserve">than what was paid for it, and a jury that has watched months of a man playacting</w:t>
-      </w:r>
-      <w:r>
-        <w:t xml:space="preserve"> </w:t>
-      </w:r>
-      <w:r>
-        <w:t xml:space="preserve">as a gangster may end up convicting the character rather than weighing the proof.</w:t>
-      </w:r>
-    </w:p>
-    <w:p>
-      <w:pPr>
-        <w:pStyle w:val="BodyText"/>
-      </w:pPr>
-      <w:r>
-        <w:t xml:space="preserve">So the Court laid down a new rule. Mr. Big confessions are now presumptively</w:t>
-      </w:r>
-      <w:r>
-        <w:t xml:space="preserve"> </w:t>
-      </w:r>
-      <w:r>
-        <w:t xml:space="preserve">inadmissible. The Crown must show the confession’s probative value outweighs its</w:t>
-      </w:r>
-      <w:r>
-        <w:t xml:space="preserve"> </w:t>
-      </w:r>
-      <w:r>
-        <w:t xml:space="preserve">prejudicial effect, with reliability measured against the inducements offered and,</w:t>
-      </w:r>
-      <w:r>
-        <w:t xml:space="preserve"> </w:t>
-      </w:r>
-      <w:r>
-        <w:t xml:space="preserve">above all, against whether the confession produced anything that could actually be</w:t>
-      </w:r>
-      <w:r>
-        <w:t xml:space="preserve"> </w:t>
-      </w:r>
-      <w:r>
-        <w:t xml:space="preserve">checked, a body, a weapon, a fact only the killer could know. Behind that stands a</w:t>
-      </w:r>
-      <w:r>
-        <w:t xml:space="preserve"> </w:t>
-      </w:r>
-      <w:r>
-        <w:t xml:space="preserve">second guard, the abuse-of-process doctrine, for operations that overwhelm the</w:t>
-      </w:r>
-      <w:r>
-        <w:t xml:space="preserve"> </w:t>
-      </w:r>
-      <w:r>
-        <w:t xml:space="preserve">will through violence or threat.</w:t>
-      </w:r>
-    </w:p>
-    <w:p>
-      <w:pPr>
-        <w:pStyle w:val="BodyText"/>
-      </w:pPr>
-      <w:r>
-        <w:t xml:space="preserve">Measured against its own new standard, Hart’s confessions failed. They had been</w:t>
-      </w:r>
-      <w:r>
-        <w:t xml:space="preserve"> </w:t>
-      </w:r>
-      <w:r>
-        <w:t xml:space="preserve">bought with powerful inducements, they contradicted themselves in places, and,</w:t>
-      </w:r>
-      <w:r>
-        <w:t xml:space="preserve"> </w:t>
-      </w:r>
-      <w:r>
-        <w:t xml:space="preserve">unlike the confession in the companion case</w:t>
-      </w:r>
-      <w:r>
-        <w:t xml:space="preserve"> </w:t>
-      </w:r>
-      <w:r>
-        <w:rPr>
-          <w:iCs/>
-          <w:i/>
-        </w:rPr>
-        <w:t xml:space="preserve">R. v. Mack</w:t>
-      </w:r>
-      <w:r>
-        <w:t xml:space="preserve"> </w:t>
-      </w:r>
-      <w:r>
-        <w:t xml:space="preserve">(Chapter 32), where the</w:t>
-      </w:r>
-      <w:r>
-        <w:t xml:space="preserve"> </w:t>
-      </w:r>
-      <w:r>
-        <w:t xml:space="preserve">suspect led the fake gangsters to real human remains, they were confirmed by</w:t>
-      </w:r>
-      <w:r>
-        <w:t xml:space="preserve"> </w:t>
-      </w:r>
-      <w:r>
-        <w:t xml:space="preserve">nothing at all. The appeal was dismissed and the confessions were excluded. With</w:t>
-      </w:r>
-      <w:r>
-        <w:t xml:space="preserve"> </w:t>
-      </w:r>
-      <w:r>
-        <w:t xml:space="preserve">them gone, the Crown’s case fell away; reporting at the time indicates the charges</w:t>
-      </w:r>
-      <w:r>
-        <w:t xml:space="preserve"> </w:t>
-      </w:r>
-      <w:r>
-        <w:t xml:space="preserve">were eventually withdrawn and Hart walked free.</w:t>
-      </w:r>
-      <w:r>
-        <w:t xml:space="preserve"> </w:t>
-      </w:r>
-      <w:r>
-        <w:rPr>
-          <w:iCs/>
-          <w:i/>
-        </w:rPr>
-        <w:t xml:space="preserve">(That final coda comes from news</w:t>
-      </w:r>
-      <w:r>
-        <w:rPr>
-          <w:iCs/>
-          <w:i/>
-        </w:rPr>
-        <w:t xml:space="preserve"> </w:t>
-      </w:r>
-      <w:r>
-        <w:rPr>
-          <w:iCs/>
-          <w:i/>
-        </w:rPr>
-        <w:t xml:space="preserve">coverage, not from the judgment itself.)</w:t>
-      </w:r>
-    </w:p>
-    <w:bookmarkEnd w:id="110"/>
-    <w:bookmarkStart w:id="113" w:name="X0b0d763d0f87680e133776c3e680ec0e163f6c9"/>
-    <w:p>
-      <w:pPr>
-        <w:pStyle w:val="Heading2"/>
-      </w:pPr>
-      <w:r>
-        <w:t xml:space="preserve">How’d he get caught, and should he have been?</w:t>
-      </w:r>
-    </w:p>
-    <w:p>
-      <w:pPr>
-        <w:pStyle w:val="FirstParagraph"/>
-      </w:pPr>
-      <w:r>
-        <w:t xml:space="preserve">He was caught the way a fish is caught, by the patient construction of an entire</w:t>
-      </w:r>
-      <w:r>
-        <w:t xml:space="preserve"> </w:t>
-      </w:r>
-      <w:r>
-        <w:t xml:space="preserve">ocean around him. The confession was real in the narrow sense that the words came</w:t>
-      </w:r>
-      <w:r>
-        <w:t xml:space="preserve"> </w:t>
-      </w:r>
-      <w:r>
-        <w:t xml:space="preserve">out of his own mouth, on the very dock where his daughters had died. What the</w:t>
-      </w:r>
-      <w:r>
-        <w:t xml:space="preserve"> </w:t>
-      </w:r>
-      <w:r>
-        <w:t xml:space="preserve">Supreme Court forces every reader to confront is whether the words were</w:t>
-      </w:r>
-      <w:r>
-        <w:t xml:space="preserve"> </w:t>
-      </w:r>
-      <w:r>
-        <w:rPr>
-          <w:iCs/>
-          <w:i/>
-        </w:rPr>
-        <w:t xml:space="preserve">true</w:t>
-      </w:r>
-      <w:r>
-        <w:t xml:space="preserve">, or</w:t>
-      </w:r>
-      <w:r>
-        <w:t xml:space="preserve"> </w:t>
-      </w:r>
-      <w:r>
-        <w:t xml:space="preserve">whether a poor, isolated, epileptic man simply said the only thing that would keep</w:t>
-      </w:r>
-      <w:r>
-        <w:t xml:space="preserve"> </w:t>
-      </w:r>
-      <w:r>
-        <w:t xml:space="preserve">the first family he had ever known from casting him out. This is the one chapter</w:t>
-      </w:r>
-      <w:r>
-        <w:t xml:space="preserve"> </w:t>
-      </w:r>
-      <w:r>
-        <w:t xml:space="preserve">in the book with no clean ending and no tidy lesson, and that is the point. Every</w:t>
-      </w:r>
-      <w:r>
-        <w:t xml:space="preserve"> </w:t>
-      </w:r>
-      <w:r>
-        <w:t xml:space="preserve">other story here asks how the killer got caught. Nelson Hart’s asks what</w:t>
-      </w:r>
-      <w:r>
-        <w:t xml:space="preserve"> </w:t>
-      </w:r>
-      <w:r>
-        <w:t xml:space="preserve">“</w:t>
-      </w:r>
-      <w:r>
-        <w:t xml:space="preserve">caught</w:t>
-      </w:r>
-      <w:r>
-        <w:t xml:space="preserve">”</w:t>
-      </w:r>
-      <w:r>
-        <w:t xml:space="preserve"> </w:t>
-      </w:r>
-      <w:r>
-        <w:t xml:space="preserve">is even worth when the state builds, at a cost of four hundred thousand dollars,</w:t>
-      </w:r>
-      <w:r>
-        <w:t xml:space="preserve"> </w:t>
-      </w:r>
-      <w:r>
-        <w:t xml:space="preserve">the entire world in which the confession is spoken. It is the reason every Mr. Big</w:t>
-      </w:r>
-      <w:r>
-        <w:t xml:space="preserve"> </w:t>
-      </w:r>
-      <w:r>
-        <w:t xml:space="preserve">confession in Canada must now pass through the gate this case built.</w:t>
+        <w:t xml:space="preserve">They were caught by a city that never stops recording and by their own inability</w:t>
+      </w:r>
+      <w:r>
+        <w:t xml:space="preserve"> </w:t>
+      </w:r>
+      <w:r>
+        <w:t xml:space="preserve">to look away from what they’d done. The CCTV followed them from the cab to the</w:t>
+      </w:r>
+      <w:r>
+        <w:t xml:space="preserve"> </w:t>
+      </w:r>
+      <w:r>
+        <w:t xml:space="preserve">stolen car to the ambush to the elevator, a continuous ribbon of evidence they</w:t>
+      </w:r>
+      <w:r>
+        <w:t xml:space="preserve"> </w:t>
+      </w:r>
+      <w:r>
+        <w:t xml:space="preserve">seem never to have considered. And then, handed a chance to simply vanish into the</w:t>
+      </w:r>
+      <w:r>
+        <w:t xml:space="preserve"> </w:t>
+      </w:r>
+      <w:r>
+        <w:t xml:space="preserve">night, one of them instead opened his phone and asked the internet whether the</w:t>
+      </w:r>
+      <w:r>
+        <w:t xml:space="preserve"> </w:t>
+      </w:r>
+      <w:r>
+        <w:t xml:space="preserve">man he had shot would die, turning his own curiosity into a signed, timestamped</w:t>
+      </w:r>
+      <w:r>
+        <w:t xml:space="preserve"> </w:t>
+      </w:r>
+      <w:r>
+        <w:t xml:space="preserve">statement of intent. There is an old idea that the guilty return to the scene of</w:t>
+      </w:r>
+      <w:r>
+        <w:t xml:space="preserve"> </w:t>
+      </w:r>
+      <w:r>
+        <w:t xml:space="preserve">the crime. These men did something the modern age makes far easier and far more</w:t>
+      </w:r>
+      <w:r>
+        <w:t xml:space="preserve"> </w:t>
+      </w:r>
+      <w:r>
+        <w:t xml:space="preserve">damning. They looked it up.</w:t>
       </w:r>
     </w:p>
     <w:p>
@@ -14803,22 +14713,16 @@
           <w:iCs/>
           <w:i/>
         </w:rPr>
-        <w:t xml:space="preserve">R. v. Hart</w:t>
-      </w:r>
-      <w:r>
-        <w:t xml:space="preserve">, 2014 SCC 52, [2014] 2 S.C.R.</w:t>
-      </w:r>
-      <w:r>
-        <w:t xml:space="preserve"> </w:t>
-      </w:r>
-      <w:r>
-        <w:t xml:space="preserve">544, Supreme Court of Canada, decided July 31, 2014 (Moldaver J. for the</w:t>
-      </w:r>
-      <w:r>
-        <w:t xml:space="preserve"> </w:t>
-      </w:r>
-      <w:r>
-        <w:t xml:space="preserve">majority).</w:t>
+        <w:t xml:space="preserve">R. v. Mohamed</w:t>
+      </w:r>
+      <w:r>
+        <w:t xml:space="preserve">, 2025 ONCA 611, Court of Appeal</w:t>
+      </w:r>
+      <w:r>
+        <w:t xml:space="preserve"> </w:t>
+      </w:r>
+      <w:r>
+        <w:t xml:space="preserve">for Ontario, decided September 5, 2025 (Fairburn A.C.J.O.).</w:t>
       </w:r>
       <w:r>
         <w:t xml:space="preserve"> </w:t>
@@ -14838,6 +14742,1053 @@
         </w:r>
       </w:hyperlink>
       <w:r>
+        <w:t xml:space="preserve">.</w:t>
+      </w:r>
+      <w:r>
+        <w:t xml:space="preserve"> </w:t>
+      </w:r>
+      <w:r>
+        <w:t xml:space="preserve">The CCTV narrative and the phone evidence are set out early in the reasons; the</w:t>
+      </w:r>
+      <w:r>
+        <w:t xml:space="preserve"> </w:t>
+      </w:r>
+      <w:r>
+        <w:t xml:space="preserve">firearms-examiner testimony and the admissibility grounds that led to a new</w:t>
+      </w:r>
+      <w:r>
+        <w:t xml:space="preserve"> </w:t>
+      </w:r>
+      <w:r>
+        <w:t xml:space="preserve">trial follow. Note: the convictions were set aside and a new trial ordered.</w:t>
+      </w:r>
+    </w:p>
+    <w:bookmarkEnd w:id="112"/>
+    <w:bookmarkEnd w:id="113"/>
+    <w:bookmarkStart w:id="120" w:name="chapter-31---mr.-big"/>
+    <w:p>
+      <w:pPr>
+        <w:pStyle w:val="Heading1"/>
+      </w:pPr>
+      <w:r>
+        <w:t xml:space="preserve">Chapter 31 - Mr. Big</w:t>
+      </w:r>
+    </w:p>
+    <w:p>
+      <w:pPr>
+        <w:pStyle w:val="FirstParagraph"/>
+      </w:pPr>
+      <w:r>
+        <w:rPr>
+          <w:bCs/>
+          <w:b/>
+        </w:rPr>
+        <w:t xml:space="preserve">The police built a fake criminal empire, flew a lonely man across the country,</w:t>
+      </w:r>
+      <w:r>
+        <w:rPr>
+          <w:bCs/>
+          <w:b/>
+        </w:rPr>
+        <w:t xml:space="preserve"> </w:t>
+      </w:r>
+      <w:r>
+        <w:rPr>
+          <w:bCs/>
+          <w:b/>
+        </w:rPr>
+        <w:t xml:space="preserve">and spent four hundred thousand dollars, all to get him to confess to drowning</w:t>
+      </w:r>
+      <w:r>
+        <w:rPr>
+          <w:bCs/>
+          <w:b/>
+        </w:rPr>
+        <w:t xml:space="preserve"> </w:t>
+      </w:r>
+      <w:r>
+        <w:rPr>
+          <w:bCs/>
+          <w:b/>
+        </w:rPr>
+        <w:t xml:space="preserve">his two little girls. Then the Supreme Court asked whether any of it could be</w:t>
+      </w:r>
+      <w:r>
+        <w:rPr>
+          <w:bCs/>
+          <w:b/>
+        </w:rPr>
+        <w:t xml:space="preserve"> </w:t>
+      </w:r>
+      <w:r>
+        <w:rPr>
+          <w:bCs/>
+          <w:b/>
+        </w:rPr>
+        <w:t xml:space="preserve">believed.</w:t>
+      </w:r>
+    </w:p>
+    <w:p>
+      <w:pPr>
+        <w:pStyle w:val="BodyText"/>
+      </w:pPr>
+      <w:r>
+        <w:t xml:space="preserve">Some chapters in this book end with a wink at a criminal who outsmarted himself.</w:t>
+      </w:r>
+      <w:r>
+        <w:t xml:space="preserve"> </w:t>
+      </w:r>
+      <w:r>
+        <w:t xml:space="preserve">This one does not. This one ends with a question that has no comfortable answer,</w:t>
+      </w:r>
+      <w:r>
+        <w:t xml:space="preserve"> </w:t>
+      </w:r>
+      <w:r>
+        <w:t xml:space="preserve">and that is exactly why it belongs here.</w:t>
+      </w:r>
+    </w:p>
+    <w:p>
+      <w:pPr>
+        <w:pStyle w:val="BodyText"/>
+      </w:pPr>
+      <w:r>
+        <w:t xml:space="preserve">On the morning of August 4, 2002, Nelson Hart drove his three-year-old twin</w:t>
+      </w:r>
+      <w:r>
+        <w:t xml:space="preserve"> </w:t>
+      </w:r>
+      <w:r>
+        <w:t xml:space="preserve">daughters, Karen and Krista, to a park near their home in Gander, Newfoundland,</w:t>
+      </w:r>
+      <w:r>
+        <w:t xml:space="preserve"> </w:t>
+      </w:r>
+      <w:r>
+        <w:t xml:space="preserve">to play on the swings. A lake lay beside the park. Somewhere between thirty and</w:t>
+      </w:r>
+      <w:r>
+        <w:t xml:space="preserve"> </w:t>
+      </w:r>
+      <w:r>
+        <w:t xml:space="preserve">forty-five minutes later, Hart came bursting back into his house alone, in a</w:t>
+      </w:r>
+      <w:r>
+        <w:t xml:space="preserve"> </w:t>
+      </w:r>
+      <w:r>
+        <w:t xml:space="preserve">panic, and told his wife that Krista had fallen into the water. His wife asked the</w:t>
+      </w:r>
+      <w:r>
+        <w:t xml:space="preserve"> </w:t>
+      </w:r>
+      <w:r>
+        <w:t xml:space="preserve">only question that mattered, the one that still hangs over the whole case: where</w:t>
+      </w:r>
+      <w:r>
+        <w:t xml:space="preserve"> </w:t>
+      </w:r>
+      <w:r>
+        <w:t xml:space="preserve">is Karen?</w:t>
+      </w:r>
+    </w:p>
+    <w:p>
+      <w:pPr>
+        <w:pStyle w:val="BodyText"/>
+      </w:pPr>
+      <w:r>
+        <w:t xml:space="preserve">He had left her at the park.</w:t>
+      </w:r>
+    </w:p>
+    <w:p>
+      <w:pPr>
+        <w:pStyle w:val="BodyText"/>
+      </w:pPr>
+      <w:r>
+        <w:t xml:space="preserve">By the time the first responders reached the lake, both little girls were in the</w:t>
+      </w:r>
+      <w:r>
+        <w:t xml:space="preserve"> </w:t>
+      </w:r>
+      <w:r>
+        <w:t xml:space="preserve">water, floating several hundred metres apart. There was nothing anyone could do.</w:t>
+      </w:r>
+    </w:p>
+    <w:p>
+      <w:pPr>
+        <w:pStyle w:val="BodyText"/>
+      </w:pPr>
+      <w:r>
+        <w:t xml:space="preserve">Hart’s account of that morning never held together. He told police he couldn’t</w:t>
+      </w:r>
+      <w:r>
+        <w:t xml:space="preserve"> </w:t>
+      </w:r>
+      <w:r>
+        <w:t xml:space="preserve">swim, so rather than trying to reach his drowning daughter he ran to his car and</w:t>
+      </w:r>
+      <w:r>
+        <w:t xml:space="preserve"> </w:t>
+      </w:r>
+      <w:r>
+        <w:t xml:space="preserve">drove home to fetch his wife, leaving the other child alone on the dock beside the</w:t>
+      </w:r>
+      <w:r>
+        <w:t xml:space="preserve"> </w:t>
+      </w:r>
+      <w:r>
+        <w:t xml:space="preserve">water. There were two cell phones in his car; he called no one. He passed a</w:t>
+      </w:r>
+      <w:r>
+        <w:t xml:space="preserve"> </w:t>
+      </w:r>
+      <w:r>
+        <w:t xml:space="preserve">restaurant and a hospital; he stopped at neither. Two weeks later, after an</w:t>
+      </w:r>
+      <w:r>
+        <w:t xml:space="preserve"> </w:t>
+      </w:r>
+      <w:r>
+        <w:t xml:space="preserve">eight-hour interrogation led nowhere, he changed his story, now recalling an</w:t>
+      </w:r>
+      <w:r>
+        <w:t xml:space="preserve"> </w:t>
+      </w:r>
+      <w:r>
+        <w:t xml:space="preserve">epileptic seizure at the park, a foggy return to his senses, one daughter visible</w:t>
+      </w:r>
+      <w:r>
+        <w:t xml:space="preserve"> </w:t>
+      </w:r>
+      <w:r>
+        <w:t xml:space="preserve">in the water, and a single blind instinct to drive home. He had lied at first, he</w:t>
+      </w:r>
+      <w:r>
+        <w:t xml:space="preserve"> </w:t>
+      </w:r>
+      <w:r>
+        <w:t xml:space="preserve">said, because he was afraid of losing his driver’s licence.</w:t>
+      </w:r>
+    </w:p>
+    <w:p>
+      <w:pPr>
+        <w:pStyle w:val="BodyText"/>
+      </w:pPr>
+      <w:r>
+        <w:t xml:space="preserve">The police were certain he had drowned his daughters. Certainty, though, is not</w:t>
+      </w:r>
+      <w:r>
+        <w:t xml:space="preserve"> </w:t>
+      </w:r>
+      <w:r>
+        <w:t xml:space="preserve">evidence, and evidence was the one thing they did not have. The investigation went</w:t>
+      </w:r>
+      <w:r>
+        <w:t xml:space="preserve"> </w:t>
+      </w:r>
+      <w:r>
+        <w:t xml:space="preserve">cold.</w:t>
+      </w:r>
+    </w:p>
+    <w:p>
+      <w:pPr>
+        <w:pStyle w:val="BodyText"/>
+      </w:pPr>
+      <w:r>
+        <w:t xml:space="preserve">What they did to revive it made Canadian legal history twice over. Once when it</w:t>
+      </w:r>
+      <w:r>
+        <w:t xml:space="preserve"> </w:t>
+      </w:r>
+      <w:r>
+        <w:t xml:space="preserve">appeared to work, and once when the Supreme Court of Canada looked hard at what</w:t>
+      </w:r>
+      <w:r>
+        <w:t xml:space="preserve"> </w:t>
+      </w:r>
+      <w:r>
+        <w:t xml:space="preserve">“</w:t>
+      </w:r>
+      <w:r>
+        <w:t xml:space="preserve">working</w:t>
+      </w:r>
+      <w:r>
+        <w:t xml:space="preserve">”</w:t>
+      </w:r>
+      <w:r>
+        <w:t xml:space="preserve"> </w:t>
+      </w:r>
+      <w:r>
+        <w:t xml:space="preserve">had actually cost.</w:t>
+      </w:r>
+    </w:p>
+    <w:bookmarkStart w:id="114" w:name="building-a-world-around-a-lonely-man"/>
+    <w:p>
+      <w:pPr>
+        <w:pStyle w:val="Heading2"/>
+      </w:pPr>
+      <w:r>
+        <w:t xml:space="preserve">Building a world around a lonely man</w:t>
+      </w:r>
+    </w:p>
+    <w:p>
+      <w:pPr>
+        <w:pStyle w:val="FirstParagraph"/>
+      </w:pPr>
+      <w:r>
+        <w:t xml:space="preserve">The technique is called a</w:t>
+      </w:r>
+      <w:r>
+        <w:t xml:space="preserve"> </w:t>
+      </w:r>
+      <w:r>
+        <w:t xml:space="preserve">“</w:t>
+      </w:r>
+      <w:r>
+        <w:t xml:space="preserve">Mr. Big</w:t>
+      </w:r>
+      <w:r>
+        <w:t xml:space="preserve">”</w:t>
+      </w:r>
+      <w:r>
+        <w:t xml:space="preserve"> </w:t>
+      </w:r>
+      <w:r>
+        <w:t xml:space="preserve">operation, a Canadian invention in which</w:t>
+      </w:r>
+      <w:r>
+        <w:t xml:space="preserve"> </w:t>
+      </w:r>
+      <w:r>
+        <w:t xml:space="preserve">undercover officers construct an entire fictitious criminal organization around a</w:t>
+      </w:r>
+      <w:r>
+        <w:t xml:space="preserve"> </w:t>
+      </w:r>
+      <w:r>
+        <w:t xml:space="preserve">suspect, draw him in, befriend him, pay him, and finally sit him down with the</w:t>
+      </w:r>
+      <w:r>
+        <w:t xml:space="preserve"> </w:t>
+      </w:r>
+      <w:r>
+        <w:t xml:space="preserve">crime boss, where the price of admission to the family is a full and honest</w:t>
+      </w:r>
+      <w:r>
+        <w:t xml:space="preserve"> </w:t>
+      </w:r>
+      <w:r>
+        <w:t xml:space="preserve">account of his past.</w:t>
+      </w:r>
+    </w:p>
+    <w:p>
+      <w:pPr>
+        <w:pStyle w:val="BodyText"/>
+      </w:pPr>
+      <w:r>
+        <w:t xml:space="preserve">Nelson Hart was, from the police perspective, an ideal candidate, and it is</w:t>
+      </w:r>
+      <w:r>
+        <w:t xml:space="preserve"> </w:t>
+      </w:r>
+      <w:r>
+        <w:t xml:space="preserve">precisely that suitability that makes the case so uneasy. Surveillance in late</w:t>
+      </w:r>
+      <w:r>
+        <w:t xml:space="preserve"> </w:t>
+      </w:r>
+      <w:r>
+        <w:t xml:space="preserve">2004 found a man living on social assistance and almost entirely alone. He rarely</w:t>
+      </w:r>
+      <w:r>
+        <w:t xml:space="preserve"> </w:t>
+      </w:r>
+      <w:r>
+        <w:t xml:space="preserve">left his home, and when he did, his wife came with him. He had, in other words,</w:t>
+      </w:r>
+      <w:r>
+        <w:t xml:space="preserve"> </w:t>
+      </w:r>
+      <w:r>
+        <w:t xml:space="preserve">nothing, which is to say he had everything to be offered.</w:t>
+      </w:r>
+    </w:p>
+    <w:p>
+      <w:pPr>
+        <w:pStyle w:val="BodyText"/>
+      </w:pPr>
+      <w:r>
+        <w:t xml:space="preserve">In February 2005 an undercover officer the judgment calls</w:t>
+      </w:r>
+      <w:r>
+        <w:t xml:space="preserve"> </w:t>
+      </w:r>
+      <w:r>
+        <w:t xml:space="preserve">“</w:t>
+      </w:r>
+      <w:r>
+        <w:t xml:space="preserve">Jim</w:t>
+      </w:r>
+      <w:r>
+        <w:t xml:space="preserve">”</w:t>
+      </w:r>
+      <w:r>
+        <w:t xml:space="preserve"> </w:t>
+      </w:r>
+      <w:r>
+        <w:t xml:space="preserve">approached Hart</w:t>
+      </w:r>
+      <w:r>
+        <w:t xml:space="preserve"> </w:t>
+      </w:r>
+      <w:r>
+        <w:t xml:space="preserve">outside a convenience store and asked for help finding his missing sister. Hart</w:t>
+      </w:r>
+      <w:r>
+        <w:t xml:space="preserve"> </w:t>
+      </w:r>
+      <w:r>
+        <w:t xml:space="preserve">obliged and was handed fifty dollars. Within days he had a job driving for Jim’s</w:t>
+      </w:r>
+      <w:r>
+        <w:t xml:space="preserve"> </w:t>
+      </w:r>
+      <w:r>
+        <w:t xml:space="preserve">supposed trucking company. Within months the fictitious organization had become</w:t>
+      </w:r>
+      <w:r>
+        <w:t xml:space="preserve"> </w:t>
+      </w:r>
+      <w:r>
+        <w:t xml:space="preserve">the whole of his life. Over four months Hart took part in sixty-three staged</w:t>
+      </w:r>
+      <w:r>
+        <w:t xml:space="preserve"> </w:t>
+      </w:r>
+      <w:r>
+        <w:t xml:space="preserve">“</w:t>
+      </w:r>
+      <w:r>
+        <w:t xml:space="preserve">scenarios,</w:t>
+      </w:r>
+      <w:r>
+        <w:t xml:space="preserve">”</w:t>
+      </w:r>
+      <w:r>
+        <w:t xml:space="preserve"> </w:t>
+      </w:r>
+      <w:r>
+        <w:t xml:space="preserve">ferried mysterious packages across Newfoundland, and travelled to</w:t>
+      </w:r>
+      <w:r>
+        <w:t xml:space="preserve"> </w:t>
+      </w:r>
+      <w:r>
+        <w:t xml:space="preserve">Halifax, Montreal, Ottawa, Toronto, and Vancouver, staying in hotels and dining</w:t>
+      </w:r>
+      <w:r>
+        <w:t xml:space="preserve"> </w:t>
+      </w:r>
+      <w:r>
+        <w:t xml:space="preserve">in some of the finest restaurants in the country, so far outside his old world</w:t>
+      </w:r>
+      <w:r>
+        <w:t xml:space="preserve"> </w:t>
+      </w:r>
+      <w:r>
+        <w:t xml:space="preserve">that an officer had to quietly teach him how to conduct himself at the table. He</w:t>
+      </w:r>
+      <w:r>
+        <w:t xml:space="preserve"> </w:t>
+      </w:r>
+      <w:r>
+        <w:t xml:space="preserve">was paid $15,720. He came to regard the undercover officers as his closest</w:t>
+      </w:r>
+      <w:r>
+        <w:t xml:space="preserve"> </w:t>
+      </w:r>
+      <w:r>
+        <w:t xml:space="preserve">friends, his brothers. The final tab for the operation, borne by the public, came</w:t>
+      </w:r>
+      <w:r>
+        <w:t xml:space="preserve"> </w:t>
+      </w:r>
+      <w:r>
+        <w:t xml:space="preserve">to $413,268, a figure worth holding in mind when the question of reliability</w:t>
+      </w:r>
+      <w:r>
+        <w:t xml:space="preserve"> </w:t>
+      </w:r>
+      <w:r>
+        <w:t xml:space="preserve">arrives, because it is a great deal of money to spend building a stage.</w:t>
+      </w:r>
+    </w:p>
+    <w:p>
+      <w:pPr>
+        <w:pStyle w:val="BodyText"/>
+      </w:pPr>
+      <w:r>
+        <w:t xml:space="preserve">The organization preached loyalty and honesty and stitched a thread of menace</w:t>
+      </w:r>
+      <w:r>
+        <w:t xml:space="preserve"> </w:t>
+      </w:r>
+      <w:r>
+        <w:t xml:space="preserve">through it all; at one point Hart watched Jim strike another</w:t>
+      </w:r>
+      <w:r>
+        <w:t xml:space="preserve"> </w:t>
+      </w:r>
+      <w:r>
+        <w:t xml:space="preserve">“</w:t>
+      </w:r>
+      <w:r>
+        <w:t xml:space="preserve">member</w:t>
+      </w:r>
+      <w:r>
+        <w:t xml:space="preserve">”</w:t>
+      </w:r>
+      <w:r>
+        <w:t xml:space="preserve"> </w:t>
+      </w:r>
+      <w:r>
+        <w:t xml:space="preserve">for</w:t>
+      </w:r>
+      <w:r>
+        <w:t xml:space="preserve"> </w:t>
+      </w:r>
+      <w:r>
+        <w:t xml:space="preserve">loose talk. Then came the lure. A big score was coming, worth twenty to</w:t>
+      </w:r>
+      <w:r>
+        <w:t xml:space="preserve"> </w:t>
+      </w:r>
+      <w:r>
+        <w:t xml:space="preserve">twenty-five thousand dollars to Hart himself. In Toronto they let him hold and</w:t>
+      </w:r>
+      <w:r>
+        <w:t xml:space="preserve"> </w:t>
+      </w:r>
+      <w:r>
+        <w:t xml:space="preserve">count $175,000 in cash, a taste of the future on offer. But there was a snag, Jim</w:t>
+      </w:r>
+      <w:r>
+        <w:t xml:space="preserve"> </w:t>
+      </w:r>
+      <w:r>
+        <w:t xml:space="preserve">confided in early June: the boss had run a background check and turned up a</w:t>
+      </w:r>
+      <w:r>
+        <w:t xml:space="preserve"> </w:t>
+      </w:r>
+      <w:r>
+        <w:t xml:space="preserve">problem, and Hart could not advance until it was resolved.</w:t>
+      </w:r>
+    </w:p>
+    <w:bookmarkEnd w:id="114"/>
+    <w:bookmarkStart w:id="115" w:name="the-meeting-with-the-boss"/>
+    <w:p>
+      <w:pPr>
+        <w:pStyle w:val="Heading2"/>
+      </w:pPr>
+      <w:r>
+        <w:t xml:space="preserve">The meeting with the boss</w:t>
+      </w:r>
+    </w:p>
+    <w:p>
+      <w:pPr>
+        <w:pStyle w:val="FirstParagraph"/>
+      </w:pPr>
+      <w:r>
+        <w:t xml:space="preserve">On June 9, 2005, Nelson Hart finally met Mr. Big. He opened by thanking him,</w:t>
+      </w:r>
+      <w:r>
+        <w:t xml:space="preserve"> </w:t>
+      </w:r>
+      <w:r>
+        <w:t xml:space="preserve">telling the boss his life had turned around since he’d joined. Mr. Big turned the</w:t>
+      </w:r>
+      <w:r>
+        <w:t xml:space="preserve"> </w:t>
+      </w:r>
+      <w:r>
+        <w:t xml:space="preserve">conversation to the deaths of Hart’s daughters, warned that</w:t>
+      </w:r>
+      <w:r>
+        <w:t xml:space="preserve"> </w:t>
+      </w:r>
+      <w:r>
+        <w:t xml:space="preserve">“</w:t>
+      </w:r>
+      <w:r>
+        <w:t xml:space="preserve">heat</w:t>
+      </w:r>
+      <w:r>
+        <w:t xml:space="preserve">”</w:t>
+      </w:r>
+      <w:r>
+        <w:t xml:space="preserve"> </w:t>
+      </w:r>
+      <w:r>
+        <w:t xml:space="preserve">might be</w:t>
+      </w:r>
+      <w:r>
+        <w:t xml:space="preserve"> </w:t>
+      </w:r>
+      <w:r>
+        <w:t xml:space="preserve">coming, and asked him, directly, why he had killed them.</w:t>
+      </w:r>
+    </w:p>
+    <w:p>
+      <w:pPr>
+        <w:pStyle w:val="BodyText"/>
+      </w:pPr>
+      <w:r>
+        <w:t xml:space="preserve">Hart gave the same answer he had given the real police three years earlier: a</w:t>
+      </w:r>
+      <w:r>
+        <w:t xml:space="preserve"> </w:t>
+      </w:r>
+      <w:r>
+        <w:t xml:space="preserve">seizure, an accident. Mr. Big waved it away and told him not to lie. And after</w:t>
+      </w:r>
+      <w:r>
+        <w:t xml:space="preserve"> </w:t>
+      </w:r>
+      <w:r>
+        <w:t xml:space="preserve">more prodding, Hart confessed. He had killed the girls, he said, because he feared</w:t>
+      </w:r>
+      <w:r>
+        <w:t xml:space="preserve"> </w:t>
+      </w:r>
+      <w:r>
+        <w:t xml:space="preserve">Child Welfare was going to take them and hand them to his brother. Asked how, he</w:t>
+      </w:r>
+      <w:r>
+        <w:t xml:space="preserve"> </w:t>
+      </w:r>
+      <w:r>
+        <w:t xml:space="preserve">said he had struck his daughters with his shoulder and knocked them from the wharf</w:t>
+      </w:r>
+      <w:r>
+        <w:t xml:space="preserve"> </w:t>
+      </w:r>
+      <w:r>
+        <w:t xml:space="preserve">into the water.</w:t>
+      </w:r>
+    </w:p>
+    <w:p>
+      <w:pPr>
+        <w:pStyle w:val="BodyText"/>
+      </w:pPr>
+      <w:r>
+        <w:t xml:space="preserve">Two days later, Jim drove Hart back to the park where Karen and Krista had died</w:t>
+      </w:r>
+      <w:r>
+        <w:t xml:space="preserve"> </w:t>
+      </w:r>
+      <w:r>
+        <w:t xml:space="preserve">and asked him to walk through it. Jim knelt on the dock, and Hart demonstrated,</w:t>
+      </w:r>
+      <w:r>
+        <w:t xml:space="preserve"> </w:t>
+      </w:r>
+      <w:r>
+        <w:t xml:space="preserve">nudging Jim with his knee, how he had pushed his daughters into the lake.</w:t>
+      </w:r>
+    </w:p>
+    <w:p>
+      <w:pPr>
+        <w:pStyle w:val="BodyText"/>
+      </w:pPr>
+      <w:r>
+        <w:t xml:space="preserve">Hart was arrested on June 13 and charged with two counts of first-degree murder.</w:t>
+      </w:r>
+      <w:r>
+        <w:t xml:space="preserve"> </w:t>
+      </w:r>
+      <w:r>
+        <w:t xml:space="preserve">Given a single phone call from the station, he used it to call for help. He called</w:t>
+      </w:r>
+      <w:r>
+        <w:t xml:space="preserve"> </w:t>
+      </w:r>
+      <w:r>
+        <w:t xml:space="preserve">Jim.</w:t>
+      </w:r>
+    </w:p>
+    <w:bookmarkEnd w:id="115"/>
+    <w:bookmarkStart w:id="116" w:name="what-the-supreme-court-saw"/>
+    <w:p>
+      <w:pPr>
+        <w:pStyle w:val="Heading2"/>
+      </w:pPr>
+      <w:r>
+        <w:t xml:space="preserve">What the Supreme Court saw</w:t>
+      </w:r>
+    </w:p>
+    <w:p>
+      <w:pPr>
+        <w:pStyle w:val="FirstParagraph"/>
+      </w:pPr>
+      <w:r>
+        <w:t xml:space="preserve">A jury convicted Hart on the strength of those confessions. But in 2014 the</w:t>
+      </w:r>
+      <w:r>
+        <w:t xml:space="preserve"> </w:t>
+      </w:r>
+      <w:r>
+        <w:t xml:space="preserve">Supreme Court of Canada used his case to put the Mr. Big technique itself on</w:t>
+      </w:r>
+      <w:r>
+        <w:t xml:space="preserve"> </w:t>
+      </w:r>
+      <w:r>
+        <w:t xml:space="preserve">trial, and to rebuild the law around it.</w:t>
+      </w:r>
+    </w:p>
+    <w:p>
+      <w:pPr>
+        <w:pStyle w:val="BodyText"/>
+      </w:pPr>
+      <w:r>
+        <w:t xml:space="preserve">The Court’s worry was not delicacy. It was reliability, and the arithmetic of the</w:t>
+      </w:r>
+      <w:r>
+        <w:t xml:space="preserve"> </w:t>
+      </w:r>
+      <w:r>
+        <w:t xml:space="preserve">operation lays the worry bare. The sting had lifted a destitute, isolated man out</w:t>
+      </w:r>
+      <w:r>
+        <w:t xml:space="preserve"> </w:t>
+      </w:r>
+      <w:r>
+        <w:t xml:space="preserve">of poverty, given him the first real friends of his life, dangled a</w:t>
+      </w:r>
+      <w:r>
+        <w:t xml:space="preserve"> </w:t>
+      </w:r>
+      <w:r>
+        <w:t xml:space="preserve">twenty-five-thousand-dollar payday, and then made one thing unmistakable: the road</w:t>
+      </w:r>
+      <w:r>
+        <w:t xml:space="preserve"> </w:t>
+      </w:r>
+      <w:r>
+        <w:t xml:space="preserve">to keeping all of it ran directly through telling Mr. Big what Mr. Big wanted to</w:t>
+      </w:r>
+      <w:r>
+        <w:t xml:space="preserve"> </w:t>
+      </w:r>
+      <w:r>
+        <w:t xml:space="preserve">hear. A confession purchased on those terms, the Court held, may be worth no more</w:t>
+      </w:r>
+      <w:r>
+        <w:t xml:space="preserve"> </w:t>
+      </w:r>
+      <w:r>
+        <w:t xml:space="preserve">than what was paid for it, and a jury that has watched months of a man playacting</w:t>
+      </w:r>
+      <w:r>
+        <w:t xml:space="preserve"> </w:t>
+      </w:r>
+      <w:r>
+        <w:t xml:space="preserve">as a gangster may end up convicting the character rather than weighing the proof.</w:t>
+      </w:r>
+    </w:p>
+    <w:p>
+      <w:pPr>
+        <w:pStyle w:val="BodyText"/>
+      </w:pPr>
+      <w:r>
+        <w:t xml:space="preserve">So the Court laid down a new rule. Mr. Big confessions are now presumptively</w:t>
+      </w:r>
+      <w:r>
+        <w:t xml:space="preserve"> </w:t>
+      </w:r>
+      <w:r>
+        <w:t xml:space="preserve">inadmissible. The Crown must show the confession’s probative value outweighs its</w:t>
+      </w:r>
+      <w:r>
+        <w:t xml:space="preserve"> </w:t>
+      </w:r>
+      <w:r>
+        <w:t xml:space="preserve">prejudicial effect, with reliability measured against the inducements offered and,</w:t>
+      </w:r>
+      <w:r>
+        <w:t xml:space="preserve"> </w:t>
+      </w:r>
+      <w:r>
+        <w:t xml:space="preserve">above all, against whether the confession produced anything that could actually be</w:t>
+      </w:r>
+      <w:r>
+        <w:t xml:space="preserve"> </w:t>
+      </w:r>
+      <w:r>
+        <w:t xml:space="preserve">checked, a body, a weapon, a fact only the killer could know. Behind that stands a</w:t>
+      </w:r>
+      <w:r>
+        <w:t xml:space="preserve"> </w:t>
+      </w:r>
+      <w:r>
+        <w:t xml:space="preserve">second guard, the abuse-of-process doctrine, for operations that overwhelm the</w:t>
+      </w:r>
+      <w:r>
+        <w:t xml:space="preserve"> </w:t>
+      </w:r>
+      <w:r>
+        <w:t xml:space="preserve">will through violence or threat.</w:t>
+      </w:r>
+    </w:p>
+    <w:p>
+      <w:pPr>
+        <w:pStyle w:val="BodyText"/>
+      </w:pPr>
+      <w:r>
+        <w:t xml:space="preserve">Measured against its own new standard, Hart’s confessions failed. They had been</w:t>
+      </w:r>
+      <w:r>
+        <w:t xml:space="preserve"> </w:t>
+      </w:r>
+      <w:r>
+        <w:t xml:space="preserve">bought with powerful inducements, they contradicted themselves in places, and,</w:t>
+      </w:r>
+      <w:r>
+        <w:t xml:space="preserve"> </w:t>
+      </w:r>
+      <w:r>
+        <w:t xml:space="preserve">unlike the confession in the companion case</w:t>
+      </w:r>
+      <w:r>
+        <w:t xml:space="preserve"> </w:t>
+      </w:r>
+      <w:r>
+        <w:rPr>
+          <w:iCs/>
+          <w:i/>
+        </w:rPr>
+        <w:t xml:space="preserve">R. v. Mack</w:t>
+      </w:r>
+      <w:r>
+        <w:t xml:space="preserve"> </w:t>
+      </w:r>
+      <w:r>
+        <w:t xml:space="preserve">(Chapter 32), where the</w:t>
+      </w:r>
+      <w:r>
+        <w:t xml:space="preserve"> </w:t>
+      </w:r>
+      <w:r>
+        <w:t xml:space="preserve">suspect led the fake gangsters to real human remains, they were confirmed by</w:t>
+      </w:r>
+      <w:r>
+        <w:t xml:space="preserve"> </w:t>
+      </w:r>
+      <w:r>
+        <w:t xml:space="preserve">nothing at all. The appeal was dismissed and the confessions were excluded. With</w:t>
+      </w:r>
+      <w:r>
+        <w:t xml:space="preserve"> </w:t>
+      </w:r>
+      <w:r>
+        <w:t xml:space="preserve">them gone, the Crown’s case fell away; reporting at the time indicates the charges</w:t>
+      </w:r>
+      <w:r>
+        <w:t xml:space="preserve"> </w:t>
+      </w:r>
+      <w:r>
+        <w:t xml:space="preserve">were eventually withdrawn and Hart walked free.</w:t>
+      </w:r>
+      <w:r>
+        <w:t xml:space="preserve"> </w:t>
+      </w:r>
+      <w:r>
+        <w:rPr>
+          <w:iCs/>
+          <w:i/>
+        </w:rPr>
+        <w:t xml:space="preserve">(That final coda comes from news</w:t>
+      </w:r>
+      <w:r>
+        <w:rPr>
+          <w:iCs/>
+          <w:i/>
+        </w:rPr>
+        <w:t xml:space="preserve"> </w:t>
+      </w:r>
+      <w:r>
+        <w:rPr>
+          <w:iCs/>
+          <w:i/>
+        </w:rPr>
+        <w:t xml:space="preserve">coverage, not from the judgment itself.)</w:t>
+      </w:r>
+    </w:p>
+    <w:bookmarkEnd w:id="116"/>
+    <w:bookmarkStart w:id="119" w:name="X0b0d763d0f87680e133776c3e680ec0e163f6c9"/>
+    <w:p>
+      <w:pPr>
+        <w:pStyle w:val="Heading2"/>
+      </w:pPr>
+      <w:r>
+        <w:t xml:space="preserve">How’d he get caught, and should he have been?</w:t>
+      </w:r>
+    </w:p>
+    <w:p>
+      <w:pPr>
+        <w:pStyle w:val="FirstParagraph"/>
+      </w:pPr>
+      <w:r>
+        <w:t xml:space="preserve">He was caught the way a fish is caught, by the patient construction of an entire</w:t>
+      </w:r>
+      <w:r>
+        <w:t xml:space="preserve"> </w:t>
+      </w:r>
+      <w:r>
+        <w:t xml:space="preserve">ocean around him. The confession was real in the narrow sense that the words came</w:t>
+      </w:r>
+      <w:r>
+        <w:t xml:space="preserve"> </w:t>
+      </w:r>
+      <w:r>
+        <w:t xml:space="preserve">out of his own mouth, on the very dock where his daughters had died. What the</w:t>
+      </w:r>
+      <w:r>
+        <w:t xml:space="preserve"> </w:t>
+      </w:r>
+      <w:r>
+        <w:t xml:space="preserve">Supreme Court forces every reader to confront is whether the words were</w:t>
+      </w:r>
+      <w:r>
+        <w:t xml:space="preserve"> </w:t>
+      </w:r>
+      <w:r>
+        <w:rPr>
+          <w:iCs/>
+          <w:i/>
+        </w:rPr>
+        <w:t xml:space="preserve">true</w:t>
+      </w:r>
+      <w:r>
+        <w:t xml:space="preserve">, or</w:t>
+      </w:r>
+      <w:r>
+        <w:t xml:space="preserve"> </w:t>
+      </w:r>
+      <w:r>
+        <w:t xml:space="preserve">whether a poor, isolated, epileptic man simply said the only thing that would keep</w:t>
+      </w:r>
+      <w:r>
+        <w:t xml:space="preserve"> </w:t>
+      </w:r>
+      <w:r>
+        <w:t xml:space="preserve">the first family he had ever known from casting him out. This is the one chapter</w:t>
+      </w:r>
+      <w:r>
+        <w:t xml:space="preserve"> </w:t>
+      </w:r>
+      <w:r>
+        <w:t xml:space="preserve">in the book with no clean ending and no tidy lesson, and that is the point. Every</w:t>
+      </w:r>
+      <w:r>
+        <w:t xml:space="preserve"> </w:t>
+      </w:r>
+      <w:r>
+        <w:t xml:space="preserve">other story here asks how the killer got caught. Nelson Hart’s asks what</w:t>
+      </w:r>
+      <w:r>
+        <w:t xml:space="preserve"> </w:t>
+      </w:r>
+      <w:r>
+        <w:t xml:space="preserve">“</w:t>
+      </w:r>
+      <w:r>
+        <w:t xml:space="preserve">caught</w:t>
+      </w:r>
+      <w:r>
+        <w:t xml:space="preserve">”</w:t>
+      </w:r>
+      <w:r>
+        <w:t xml:space="preserve"> </w:t>
+      </w:r>
+      <w:r>
+        <w:t xml:space="preserve">is even worth when the state builds, at a cost of four hundred thousand dollars,</w:t>
+      </w:r>
+      <w:r>
+        <w:t xml:space="preserve"> </w:t>
+      </w:r>
+      <w:r>
+        <w:t xml:space="preserve">the entire world in which the confession is spoken. It is the reason every Mr. Big</w:t>
+      </w:r>
+      <w:r>
+        <w:t xml:space="preserve"> </w:t>
+      </w:r>
+      <w:r>
+        <w:t xml:space="preserve">confession in Canada must now pass through the gate this case built.</w:t>
+      </w:r>
+    </w:p>
+    <w:p>
+      <w:r>
+        <w:pict>
+          <v:rect style="width:0;height:1.5pt" o:hralign="center" o:hrstd="t" o:hr="t"/>
+        </w:pict>
+      </w:r>
+    </w:p>
+    <w:p>
+      <w:pPr>
+        <w:pStyle w:val="BlockText"/>
+      </w:pPr>
+      <w:r>
+        <w:rPr>
+          <w:bCs/>
+          <w:b/>
+        </w:rPr>
+        <w:t xml:space="preserve">📖 Read the case yourself:</w:t>
+      </w:r>
+      <w:r>
+        <w:t xml:space="preserve"> </w:t>
+      </w:r>
+      <w:r>
+        <w:rPr>
+          <w:iCs/>
+          <w:i/>
+        </w:rPr>
+        <w:t xml:space="preserve">R. v. Hart</w:t>
+      </w:r>
+      <w:r>
+        <w:t xml:space="preserve">, 2014 SCC 52, [2014] 2 S.C.R.</w:t>
+      </w:r>
+      <w:r>
+        <w:t xml:space="preserve"> </w:t>
+      </w:r>
+      <w:r>
+        <w:t xml:space="preserve">544, Supreme Court of Canada, decided July 31, 2014 (Moldaver J. for the</w:t>
+      </w:r>
+      <w:r>
+        <w:t xml:space="preserve"> </w:t>
+      </w:r>
+      <w:r>
+        <w:t xml:space="preserve">majority).</w:t>
+      </w:r>
+      <w:r>
+        <w:t xml:space="preserve"> </w:t>
+      </w:r>
+      <w:r>
+        <w:t xml:space="preserve">Free online:</w:t>
+      </w:r>
+      <w:r>
+        <w:t xml:space="preserve"> </w:t>
+      </w:r>
+      <w:hyperlink r:id="rId117">
+        <w:r>
+          <w:rPr>
+            <w:rStyle w:val="Hyperlink"/>
+          </w:rPr>
+          <w:t xml:space="preserve">CanLII</w:t>
+        </w:r>
+      </w:hyperlink>
+      <w:r>
         <w:t xml:space="preserve"> </w:t>
       </w:r>
       <w:r>
@@ -14846,7 +15797,7 @@
       <w:r>
         <w:t xml:space="preserve"> </w:t>
       </w:r>
-      <w:hyperlink r:id="rId112">
+      <w:hyperlink r:id="rId118">
         <w:r>
           <w:rPr>
             <w:rStyle w:val="Hyperlink"/>
@@ -14876,9 +15827,9 @@
         <w:t xml:space="preserve">confessions from para. 129.</w:t>
       </w:r>
     </w:p>
-    <w:bookmarkEnd w:id="113"/>
-    <w:bookmarkEnd w:id="114"/>
-    <w:bookmarkStart w:id="120" w:name="chapter-32---the-firepit"/>
+    <w:bookmarkEnd w:id="119"/>
+    <w:bookmarkEnd w:id="120"/>
+    <w:bookmarkStart w:id="126" w:name="chapter-32---the-firepit"/>
     <w:p>
       <w:pPr>
         <w:pStyle w:val="Heading1"/>
@@ -15183,7 +16134,7 @@
         <w:t xml:space="preserve">criminal empire around a suspect and wait for him to confess to the boss.</w:t>
       </w:r>
     </w:p>
-    <w:bookmarkStart w:id="115" w:name="third-line"/>
+    <w:bookmarkStart w:id="121" w:name="third-line"/>
     <w:p>
       <w:pPr>
         <w:pStyle w:val="Heading2"/>
@@ -15495,8 +16446,8 @@
         <w:t xml:space="preserve">Hold onto that refusal. It is the reason his confession stuck.</w:t>
       </w:r>
     </w:p>
-    <w:bookmarkEnd w:id="115"/>
-    <w:bookmarkStart w:id="116" w:name="the-firepit"/>
+    <w:bookmarkEnd w:id="121"/>
+    <w:bookmarkStart w:id="122" w:name="the-firepit"/>
     <w:p>
       <w:pPr>
         <w:pStyle w:val="Heading2"/>
@@ -15753,8 +16704,8 @@
         <w:t xml:space="preserve">showing off.</w:t>
       </w:r>
     </w:p>
-    <w:bookmarkEnd w:id="116"/>
-    <w:bookmarkStart w:id="117" w:name="why-this-confession-survived"/>
+    <w:bookmarkEnd w:id="122"/>
+    <w:bookmarkStart w:id="123" w:name="why-this-confession-survived"/>
     <w:p>
       <w:pPr>
         <w:pStyle w:val="Heading2"/>
@@ -15950,8 +16901,8 @@
         <w:t xml:space="preserve">line, and they stood.</w:t>
       </w:r>
     </w:p>
-    <w:bookmarkEnd w:id="117"/>
-    <w:bookmarkStart w:id="119" w:name="howd-he-get-caught-9"/>
+    <w:bookmarkEnd w:id="123"/>
+    <w:bookmarkStart w:id="125" w:name="howd-he-get-caught-9"/>
     <w:p>
       <w:pPr>
         <w:pStyle w:val="Heading2"/>
@@ -16062,7 +17013,7 @@
       <w:r>
         <w:t xml:space="preserve"> </w:t>
       </w:r>
-      <w:hyperlink r:id="rId118">
+      <w:hyperlink r:id="rId124">
         <w:r>
           <w:rPr>
             <w:rStyle w:val="Hyperlink"/>
@@ -16115,9 +17066,9 @@
         <w:t xml:space="preserve">that built the framework this confession survived.</w:t>
       </w:r>
     </w:p>
-    <w:bookmarkEnd w:id="119"/>
-    <w:bookmarkEnd w:id="120"/>
-    <w:bookmarkStart w:id="125" w:name="X44161c9475b97d82ff178b417790f26a85aa4be"/>
+    <w:bookmarkEnd w:id="125"/>
+    <w:bookmarkEnd w:id="126"/>
+    <w:bookmarkStart w:id="131" w:name="X44161c9475b97d82ff178b417790f26a85aa4be"/>
     <w:p>
       <w:pPr>
         <w:pStyle w:val="Heading1"/>
@@ -16330,7 +17281,7 @@
         <w:t xml:space="preserve">other was a set of teeth.</w:t>
       </w:r>
     </w:p>
-    <w:bookmarkStart w:id="121" w:name="the-witness-and-the-wound"/>
+    <w:bookmarkStart w:id="127" w:name="the-witness-and-the-wound"/>
     <w:p>
       <w:pPr>
         <w:pStyle w:val="Heading2"/>
@@ -16675,8 +17626,8 @@
         <w:t xml:space="preserve">historical record rather than from this decision.)</w:t>
       </w:r>
     </w:p>
-    <w:bookmarkEnd w:id="121"/>
-    <w:bookmarkStart w:id="122" w:name="the-promise-that-couldnt-be-kept"/>
+    <w:bookmarkEnd w:id="127"/>
+    <w:bookmarkStart w:id="128" w:name="the-promise-that-couldnt-be-kept"/>
     <w:p>
       <w:pPr>
         <w:pStyle w:val="Heading2"/>
@@ -16859,8 +17810,8 @@
         <w:t xml:space="preserve">the defendant’s chair was innocent.</w:t>
       </w:r>
     </w:p>
-    <w:bookmarkEnd w:id="122"/>
-    <w:bookmarkStart w:id="124" w:name="howd-he-get-caught-10"/>
+    <w:bookmarkEnd w:id="128"/>
+    <w:bookmarkStart w:id="130" w:name="howd-he-get-caught-10"/>
     <w:p>
       <w:pPr>
         <w:pStyle w:val="Heading2"/>
@@ -17013,7 +17964,7 @@
       <w:r>
         <w:t xml:space="preserve"> </w:t>
       </w:r>
-      <w:hyperlink r:id="rId123">
+      <w:hyperlink r:id="rId129">
         <w:r>
           <w:rPr>
             <w:rStyle w:val="Hyperlink"/>
@@ -17091,8 +18042,1618 @@
         <w:t xml:space="preserve">(Chapter 39).</w:t>
       </w:r>
     </w:p>
-    <w:bookmarkEnd w:id="124"/>
-    <w:bookmarkEnd w:id="125"/>
+    <w:bookmarkEnd w:id="130"/>
+    <w:bookmarkEnd w:id="131"/>
+    <w:bookmarkStart w:id="137" w:name="chapter-38---the-snaggletooth-killer"/>
+    <w:p>
+      <w:pPr>
+        <w:pStyle w:val="Heading1"/>
+      </w:pPr>
+      <w:r>
+        <w:t xml:space="preserve">Chapter 38 - The Snaggletooth Killer</w:t>
+      </w:r>
+    </w:p>
+    <w:p>
+      <w:pPr>
+        <w:pStyle w:val="FirstParagraph"/>
+      </w:pPr>
+      <w:r>
+        <w:rPr>
+          <w:bCs/>
+          <w:b/>
+        </w:rPr>
+        <w:t xml:space="preserve">The same bite-mark science that caught Ted Bundy sent Ray Krone to death row.</w:t>
+      </w:r>
+      <w:r>
+        <w:rPr>
+          <w:bCs/>
+          <w:b/>
+        </w:rPr>
+        <w:t xml:space="preserve"> </w:t>
+      </w:r>
+      <w:r>
+        <w:rPr>
+          <w:bCs/>
+          <w:b/>
+        </w:rPr>
+        <w:t xml:space="preserve">The only difference was that Krone hadn’t done it, and it took ten years and a</w:t>
+      </w:r>
+      <w:r>
+        <w:rPr>
+          <w:bCs/>
+          <w:b/>
+        </w:rPr>
+        <w:t xml:space="preserve"> </w:t>
+      </w:r>
+      <w:r>
+        <w:rPr>
+          <w:bCs/>
+          <w:b/>
+        </w:rPr>
+        <w:t xml:space="preserve">DNA test to prove what his crooked teeth could not.</w:t>
+      </w:r>
+    </w:p>
+    <w:p>
+      <w:pPr>
+        <w:pStyle w:val="BodyText"/>
+      </w:pPr>
+      <w:r>
+        <w:t xml:space="preserve">In the last chapter, a bite mark helped convict a genuine monster, and the</w:t>
+      </w:r>
+      <w:r>
+        <w:t xml:space="preserve"> </w:t>
+      </w:r>
+      <w:r>
+        <w:t xml:space="preserve">experts assured the jury the method was reliable. This chapter is what that</w:t>
+      </w:r>
+      <w:r>
+        <w:t xml:space="preserve"> </w:t>
+      </w:r>
+      <w:r>
+        <w:t xml:space="preserve">assurance costs when the man in the chair is innocent, and the bite happens to be</w:t>
+      </w:r>
+      <w:r>
+        <w:t xml:space="preserve"> </w:t>
+      </w:r>
+      <w:r>
+        <w:t xml:space="preserve">his.</w:t>
+      </w:r>
+    </w:p>
+    <w:p>
+      <w:pPr>
+        <w:pStyle w:val="BodyText"/>
+      </w:pPr>
+      <w:r>
+        <w:t xml:space="preserve">Just before dawn on December 29, 1991, the owner of the C.B.S. Lounge in Phoenix</w:t>
+      </w:r>
+      <w:r>
+        <w:t xml:space="preserve"> </w:t>
+      </w:r>
+      <w:r>
+        <w:t xml:space="preserve">came to open up and found the front door unlocked and the lights still on. Inside,</w:t>
+      </w:r>
+      <w:r>
+        <w:t xml:space="preserve"> </w:t>
+      </w:r>
+      <w:r>
+        <w:t xml:space="preserve">in the men’s bathroom, lay Kim Ancona, a bartender, nude and fatally stabbed.</w:t>
+      </w:r>
+    </w:p>
+    <w:p>
+      <w:pPr>
+        <w:pStyle w:val="BodyText"/>
+      </w:pPr>
+      <w:r>
+        <w:t xml:space="preserve">The killer had left almost nothing. No fingerprints. No semen. All the blood at</w:t>
+      </w:r>
+      <w:r>
+        <w:t xml:space="preserve"> </w:t>
+      </w:r>
+      <w:r>
+        <w:t xml:space="preserve">the scene was Ancona’s own. The saliva on her body came from someone with the</w:t>
+      </w:r>
+      <w:r>
+        <w:t xml:space="preserve"> </w:t>
+      </w:r>
+      <w:r>
+        <w:t xml:space="preserve">most common blood type on earth, which is to say from almost anyone. There were no</w:t>
+      </w:r>
+      <w:r>
+        <w:t xml:space="preserve"> </w:t>
+      </w:r>
+      <w:r>
+        <w:t xml:space="preserve">DNA tests, because this was 1991 and the technology was not yet what it would</w:t>
+      </w:r>
+      <w:r>
+        <w:t xml:space="preserve"> </w:t>
+      </w:r>
+      <w:r>
+        <w:t xml:space="preserve">become. The police had, in the whole of that ugly scene, exactly one piece of</w:t>
+      </w:r>
+      <w:r>
+        <w:t xml:space="preserve"> </w:t>
+      </w:r>
+      <w:r>
+        <w:t xml:space="preserve">evidence they thought could name a killer. Ancona had been bitten, on the neck and</w:t>
+      </w:r>
+      <w:r>
+        <w:t xml:space="preserve"> </w:t>
+      </w:r>
+      <w:r>
+        <w:t xml:space="preserve">the left breast, hard enough to leave the impression of teeth.</w:t>
+      </w:r>
+    </w:p>
+    <w:bookmarkStart w:id="132" w:name="a-man-with-the-wrong-smile"/>
+    <w:p>
+      <w:pPr>
+        <w:pStyle w:val="Heading2"/>
+      </w:pPr>
+      <w:r>
+        <w:t xml:space="preserve">A man with the wrong smile</w:t>
+      </w:r>
+    </w:p>
+    <w:p>
+      <w:pPr>
+        <w:pStyle w:val="FirstParagraph"/>
+      </w:pPr>
+      <w:r>
+        <w:t xml:space="preserve">Ray Krone was a suspect almost immediately, and not because of anything</w:t>
+      </w:r>
+      <w:r>
+        <w:t xml:space="preserve"> </w:t>
+      </w:r>
+      <w:r>
+        <w:t xml:space="preserve">scientific. He was a regular at the bar who had socialized with Ancona, his name</w:t>
+      </w:r>
+      <w:r>
+        <w:t xml:space="preserve"> </w:t>
+      </w:r>
+      <w:r>
+        <w:t xml:space="preserve">was in her address book, and the police had heard he was supposed to help her</w:t>
+      </w:r>
+      <w:r>
+        <w:t xml:space="preserve"> </w:t>
+      </w:r>
+      <w:r>
+        <w:t xml:space="preserve">close up the night she died. A witness recalled Ancona saying, hours before her</w:t>
+      </w:r>
+      <w:r>
+        <w:t xml:space="preserve"> </w:t>
+      </w:r>
+      <w:r>
+        <w:t xml:space="preserve">death, that she didn’t need help closing because</w:t>
+      </w:r>
+      <w:r>
+        <w:t xml:space="preserve"> </w:t>
+      </w:r>
+      <w:r>
+        <w:t xml:space="preserve">“</w:t>
+      </w:r>
+      <w:r>
+        <w:t xml:space="preserve">Ray</w:t>
+      </w:r>
+      <w:r>
+        <w:t xml:space="preserve">”</w:t>
+      </w:r>
+      <w:r>
+        <w:t xml:space="preserve"> </w:t>
+      </w:r>
+      <w:r>
+        <w:t xml:space="preserve">was going to do it. It was</w:t>
+      </w:r>
+      <w:r>
+        <w:t xml:space="preserve"> </w:t>
+      </w:r>
+      <w:r>
+        <w:t xml:space="preserve">enough to bring him in. It was not, remotely, enough to convict him.</w:t>
+      </w:r>
+    </w:p>
+    <w:p>
+      <w:pPr>
+        <w:pStyle w:val="BodyText"/>
+      </w:pPr>
+      <w:r>
+        <w:t xml:space="preserve">What the state needed was the bite, and Ray Krone had a mouth made for the</w:t>
+      </w:r>
+      <w:r>
+        <w:t xml:space="preserve"> </w:t>
+      </w:r>
+      <w:r>
+        <w:t xml:space="preserve">theory. His teeth were crooked and misaligned, distinctive enough that the press</w:t>
+      </w:r>
+      <w:r>
+        <w:t xml:space="preserve"> </w:t>
+      </w:r>
+      <w:r>
+        <w:t xml:space="preserve">would eventually saddle him with a nickname, the</w:t>
+      </w:r>
+      <w:r>
+        <w:t xml:space="preserve"> </w:t>
+      </w:r>
+      <w:r>
+        <w:t xml:space="preserve">“</w:t>
+      </w:r>
+      <w:r>
+        <w:t xml:space="preserve">Snaggletooth Killer,</w:t>
+      </w:r>
+      <w:r>
+        <w:t xml:space="preserve">”</w:t>
+      </w:r>
+      <w:r>
+        <w:t xml:space="preserve"> </w:t>
+      </w:r>
+      <w:r>
+        <w:t xml:space="preserve">as though</w:t>
+      </w:r>
+      <w:r>
+        <w:t xml:space="preserve"> </w:t>
+      </w:r>
+      <w:r>
+        <w:t xml:space="preserve">his own smile had confessed. He gave the police a styrofoam impression of his</w:t>
+      </w:r>
+      <w:r>
+        <w:t xml:space="preserve"> </w:t>
+      </w:r>
+      <w:r>
+        <w:t xml:space="preserve">teeth, and it appeared to match the marks on Ancona. Casts were made. A comparison</w:t>
+      </w:r>
+      <w:r>
+        <w:t xml:space="preserve"> </w:t>
+      </w:r>
+      <w:r>
+        <w:t xml:space="preserve">suggested Krone had left the wounds. On that foundation, and very little else, he</w:t>
+      </w:r>
+      <w:r>
+        <w:t xml:space="preserve"> </w:t>
+      </w:r>
+      <w:r>
+        <w:t xml:space="preserve">was arrested two days after the murder. As the Arizona Supreme Court would later</w:t>
+      </w:r>
+      <w:r>
+        <w:t xml:space="preserve"> </w:t>
+      </w:r>
+      <w:r>
+        <w:t xml:space="preserve">put it with devastating economy: without the bite marks, the state arguably had no</w:t>
+      </w:r>
+      <w:r>
+        <w:t xml:space="preserve"> </w:t>
+      </w:r>
+      <w:r>
+        <w:t xml:space="preserve">case.</w:t>
+      </w:r>
+    </w:p>
+    <w:p>
+      <w:pPr>
+        <w:pStyle w:val="BodyText"/>
+      </w:pPr>
+      <w:r>
+        <w:t xml:space="preserve">The rest of the evidence was the sort of thing that means nothing on its own. Some</w:t>
+      </w:r>
+      <w:r>
+        <w:t xml:space="preserve"> </w:t>
+      </w:r>
+      <w:r>
+        <w:t xml:space="preserve">material from the bar’s shuffleboard table was found in Krone’s car, which proves</w:t>
+      </w:r>
+      <w:r>
+        <w:t xml:space="preserve"> </w:t>
+      </w:r>
+      <w:r>
+        <w:t xml:space="preserve">he had been to a bar he was known to frequent. He was evasive with police about</w:t>
+      </w:r>
+      <w:r>
+        <w:t xml:space="preserve"> </w:t>
+      </w:r>
+      <w:r>
+        <w:t xml:space="preserve">his relationship with Ancona, which proves he was nervous, a thing innocent people</w:t>
+      </w:r>
+      <w:r>
+        <w:t xml:space="preserve"> </w:t>
+      </w:r>
+      <w:r>
+        <w:t xml:space="preserve">also are. Everything else could neither include him nor rule him out. The case, in</w:t>
+      </w:r>
+      <w:r>
+        <w:t xml:space="preserve"> </w:t>
+      </w:r>
+      <w:r>
+        <w:t xml:space="preserve">truth, was a set of crooked teeth and a coincidence of names.</w:t>
+      </w:r>
+    </w:p>
+    <w:bookmarkEnd w:id="132"/>
+    <w:bookmarkStart w:id="133" w:name="the-tape"/>
+    <w:p>
+      <w:pPr>
+        <w:pStyle w:val="Heading2"/>
+      </w:pPr>
+      <w:r>
+        <w:t xml:space="preserve">The tape</w:t>
+      </w:r>
+    </w:p>
+    <w:p>
+      <w:pPr>
+        <w:pStyle w:val="FirstParagraph"/>
+      </w:pPr>
+      <w:r>
+        <w:t xml:space="preserve">The trial turned on a piece of theater. Days before it began, the prosecution’s</w:t>
+      </w:r>
+      <w:r>
+        <w:t xml:space="preserve"> </w:t>
+      </w:r>
+      <w:r>
+        <w:t xml:space="preserve">dental expert, Dr. Raymond Rawson, produced a videotape. It was not a static photo</w:t>
+      </w:r>
+      <w:r>
+        <w:t xml:space="preserve"> </w:t>
+      </w:r>
+      <w:r>
+        <w:t xml:space="preserve">of a bite next to a photo of teeth. It took Krone’s dental casts, styrofoam</w:t>
+      </w:r>
+      <w:r>
+        <w:t xml:space="preserve"> </w:t>
+      </w:r>
+      <w:r>
+        <w:t xml:space="preserve">impressions, and CAT scans, and overlaid them, moving, onto the actual wounds on</w:t>
+      </w:r>
+      <w:r>
+        <w:t xml:space="preserve"> </w:t>
+      </w:r>
+      <w:r>
+        <w:t xml:space="preserve">Ancona’s body, a slick, persuasive animation of guilt that no still exhibit could</w:t>
+      </w:r>
+      <w:r>
+        <w:t xml:space="preserve"> </w:t>
+      </w:r>
+      <w:r>
+        <w:t xml:space="preserve">match.</w:t>
+      </w:r>
+    </w:p>
+    <w:p>
+      <w:pPr>
+        <w:pStyle w:val="BodyText"/>
+      </w:pPr>
+      <w:r>
+        <w:t xml:space="preserve">The defense found out about the tape on the last business day before trial. Krone’s</w:t>
+      </w:r>
+      <w:r>
+        <w:t xml:space="preserve"> </w:t>
+      </w:r>
+      <w:r>
+        <w:t xml:space="preserve">lawyer watched it for the first time on a Sunday; the trial started Monday. He</w:t>
+      </w:r>
+      <w:r>
+        <w:t xml:space="preserve"> </w:t>
+      </w:r>
+      <w:r>
+        <w:t xml:space="preserve">asked the court to keep it out, or failing that, to give him time to prepare a tape</w:t>
+      </w:r>
+      <w:r>
+        <w:t xml:space="preserve"> </w:t>
+      </w:r>
+      <w:r>
+        <w:t xml:space="preserve">of his own. The court refused. Dr. Rawson played the tape for the jury and built</w:t>
+      </w:r>
+      <w:r>
+        <w:t xml:space="preserve"> </w:t>
+      </w:r>
+      <w:r>
+        <w:t xml:space="preserve">his testimony around it, and the defense, blindsided, had no answer of equal</w:t>
+      </w:r>
+      <w:r>
+        <w:t xml:space="preserve"> </w:t>
+      </w:r>
+      <w:r>
+        <w:t xml:space="preserve">wattage. The court-appointed dental expert the defense might have called had no</w:t>
+      </w:r>
+      <w:r>
+        <w:t xml:space="preserve"> </w:t>
+      </w:r>
+      <w:r>
+        <w:t xml:space="preserve">experience with video and was leaving town.</w:t>
+      </w:r>
+    </w:p>
+    <w:p>
+      <w:pPr>
+        <w:pStyle w:val="BodyText"/>
+      </w:pPr>
+      <w:r>
+        <w:t xml:space="preserve">The jury convicted Ray Krone of first-degree murder and kidnapping. Because of the</w:t>
+      </w:r>
+      <w:r>
+        <w:t xml:space="preserve"> </w:t>
+      </w:r>
+      <w:r>
+        <w:t xml:space="preserve">“</w:t>
+      </w:r>
+      <w:r>
+        <w:t xml:space="preserve">especially heinous or depraved</w:t>
+      </w:r>
+      <w:r>
+        <w:t xml:space="preserve">”</w:t>
+      </w:r>
+      <w:r>
+        <w:t xml:space="preserve"> </w:t>
+      </w:r>
+      <w:r>
+        <w:t xml:space="preserve">nature of the crime, and finding that his clean</w:t>
+      </w:r>
+      <w:r>
+        <w:t xml:space="preserve"> </w:t>
+      </w:r>
+      <w:r>
+        <w:t xml:space="preserve">record and his honorable discharge from the United States Air Force were not enough</w:t>
+      </w:r>
+      <w:r>
+        <w:t xml:space="preserve"> </w:t>
+      </w:r>
+      <w:r>
+        <w:t xml:space="preserve">to spare him, the court sentenced him to death.</w:t>
+      </w:r>
+    </w:p>
+    <w:bookmarkEnd w:id="133"/>
+    <w:bookmarkStart w:id="134" w:name="reversal-and-then-the-truth"/>
+    <w:p>
+      <w:pPr>
+        <w:pStyle w:val="Heading2"/>
+      </w:pPr>
+      <w:r>
+        <w:t xml:space="preserve">Reversal, and then the truth</w:t>
+      </w:r>
+    </w:p>
+    <w:p>
+      <w:pPr>
+        <w:pStyle w:val="FirstParagraph"/>
+      </w:pPr>
+      <w:r>
+        <w:t xml:space="preserve">In 1995 the Arizona Supreme Court reversed the convictions and ordered a new</w:t>
+      </w:r>
+      <w:r>
+        <w:t xml:space="preserve"> </w:t>
+      </w:r>
+      <w:r>
+        <w:t xml:space="preserve">trial. Its reasoning was not, yet, that Ray Krone was innocent; it was that the</w:t>
+      </w:r>
+      <w:r>
+        <w:t xml:space="preserve"> </w:t>
+      </w:r>
+      <w:r>
+        <w:t xml:space="preserve">last-minute ambush with the videotape had denied him a fair chance to defend</w:t>
+      </w:r>
+      <w:r>
+        <w:t xml:space="preserve"> </w:t>
+      </w:r>
+      <w:r>
+        <w:t xml:space="preserve">himself, a serious enough violation to undo the verdict. The court noted, pointedly,</w:t>
+      </w:r>
+      <w:r>
+        <w:t xml:space="preserve"> </w:t>
+      </w:r>
+      <w:r>
+        <w:t xml:space="preserve">how thin the rest of the case was. Strip away the bite marks and there was</w:t>
+      </w:r>
+      <w:r>
+        <w:t xml:space="preserve"> </w:t>
+      </w:r>
+      <w:r>
+        <w:t xml:space="preserve">almost nothing left.</w:t>
+      </w:r>
+    </w:p>
+    <w:p>
+      <w:pPr>
+        <w:pStyle w:val="BodyText"/>
+      </w:pPr>
+      <w:r>
+        <w:t xml:space="preserve">That should be the end of a tidy story, but the truth took longer and cost more.</w:t>
+      </w:r>
+      <w:r>
+        <w:t xml:space="preserve"> </w:t>
+      </w:r>
+      <w:r>
+        <w:t xml:space="preserve">Krone was tried a second time. And a second jury, shown the same kind of</w:t>
+      </w:r>
+      <w:r>
+        <w:t xml:space="preserve"> </w:t>
+      </w:r>
+      <w:r>
+        <w:t xml:space="preserve">bite-mark evidence, convicted him again. He went back to prison, and the years</w:t>
+      </w:r>
+      <w:r>
+        <w:t xml:space="preserve"> </w:t>
+      </w:r>
+      <w:r>
+        <w:t xml:space="preserve">kept passing, more than a decade of them, a man caged for a murder committed by</w:t>
+      </w:r>
+      <w:r>
+        <w:t xml:space="preserve"> </w:t>
+      </w:r>
+      <w:r>
+        <w:t xml:space="preserve">someone else on the strength of the shape of his teeth.</w:t>
+      </w:r>
+    </w:p>
+    <w:p>
+      <w:pPr>
+        <w:pStyle w:val="BodyText"/>
+      </w:pPr>
+      <w:r>
+        <w:t xml:space="preserve">What finally freed him was the science that had not existed when Kim Ancona died.</w:t>
+      </w:r>
+      <w:r>
+        <w:t xml:space="preserve"> </w:t>
+      </w:r>
+      <w:r>
+        <w:t xml:space="preserve">In 2002, DNA testing of the biological evidence on the victim excluded Ray Krone</w:t>
+      </w:r>
+      <w:r>
+        <w:t xml:space="preserve"> </w:t>
+      </w:r>
+      <w:r>
+        <w:t xml:space="preserve">and identified another man, one already in the state’s prison system for an</w:t>
+      </w:r>
+      <w:r>
+        <w:t xml:space="preserve"> </w:t>
+      </w:r>
+      <w:r>
+        <w:t xml:space="preserve">unrelated sex crime. Krone walked out after ten years, more than three of them on</w:t>
+      </w:r>
+      <w:r>
+        <w:t xml:space="preserve"> </w:t>
+      </w:r>
+      <w:r>
+        <w:t xml:space="preserve">death row, and became, by the count kept of such things, the hundredth person</w:t>
+      </w:r>
+      <w:r>
+        <w:t xml:space="preserve"> </w:t>
+      </w:r>
+      <w:r>
+        <w:t xml:space="preserve">exonerated from an American death row.</w:t>
+      </w:r>
+      <w:r>
+        <w:t xml:space="preserve"> </w:t>
+      </w:r>
+      <w:r>
+        <w:rPr>
+          <w:iCs/>
+          <w:i/>
+        </w:rPr>
+        <w:t xml:space="preserve">(The DNA exoneration and the identification</w:t>
+      </w:r>
+      <w:r>
+        <w:rPr>
+          <w:iCs/>
+          <w:i/>
+        </w:rPr>
+        <w:t xml:space="preserve"> </w:t>
+      </w:r>
+      <w:r>
+        <w:rPr>
+          <w:iCs/>
+          <w:i/>
+        </w:rPr>
+        <w:t xml:space="preserve">of the true killer come from the case’s later history and the record of Krone’s</w:t>
+      </w:r>
+      <w:r>
+        <w:rPr>
+          <w:iCs/>
+          <w:i/>
+        </w:rPr>
+        <w:t xml:space="preserve"> </w:t>
+      </w:r>
+      <w:r>
+        <w:rPr>
+          <w:iCs/>
+          <w:i/>
+        </w:rPr>
+        <w:t xml:space="preserve">release, not from the 1995 decision anchored here.)</w:t>
+      </w:r>
+    </w:p>
+    <w:bookmarkEnd w:id="134"/>
+    <w:bookmarkStart w:id="136" w:name="Xd7d153e2e1e2e56db12d56216bdb219643a2ec7"/>
+    <w:p>
+      <w:pPr>
+        <w:pStyle w:val="Heading2"/>
+      </w:pPr>
+      <w:r>
+        <w:t xml:space="preserve">How’d he get caught? And why is that the wrong question</w:t>
+      </w:r>
+    </w:p>
+    <w:p>
+      <w:pPr>
+        <w:pStyle w:val="FirstParagraph"/>
+      </w:pPr>
+      <w:r>
+        <w:t xml:space="preserve">For Ray Krone,</w:t>
+      </w:r>
+      <w:r>
+        <w:t xml:space="preserve"> </w:t>
+      </w:r>
+      <w:r>
+        <w:t xml:space="preserve">“</w:t>
+      </w:r>
+      <w:r>
+        <w:t xml:space="preserve">how’d he get caught</w:t>
+      </w:r>
+      <w:r>
+        <w:t xml:space="preserve">”</w:t>
+      </w:r>
+      <w:r>
+        <w:t xml:space="preserve"> </w:t>
+      </w:r>
+      <w:r>
+        <w:t xml:space="preserve">has a grotesque answer: he was caught for a</w:t>
+      </w:r>
+      <w:r>
+        <w:t xml:space="preserve"> </w:t>
+      </w:r>
+      <w:r>
+        <w:t xml:space="preserve">murder he did not commit, by a bite mark that pointed at his unusual teeth and a</w:t>
+      </w:r>
+      <w:r>
+        <w:t xml:space="preserve"> </w:t>
+      </w:r>
+      <w:r>
+        <w:t xml:space="preserve">forensic method dressed in the authority of science. The bite-mark comparison in</w:t>
+      </w:r>
+      <w:r>
+        <w:t xml:space="preserve"> </w:t>
+      </w:r>
+      <w:r>
+        <w:t xml:space="preserve">his case was not meaningfully different from the one that helped convict Bundy a</w:t>
+      </w:r>
+      <w:r>
+        <w:t xml:space="preserve"> </w:t>
+      </w:r>
+      <w:r>
+        <w:t xml:space="preserve">few years earlier and a few states away. Same discipline, same confidence, same</w:t>
+      </w:r>
+      <w:r>
+        <w:t xml:space="preserve"> </w:t>
+      </w:r>
+      <w:r>
+        <w:t xml:space="preserve">persuasive experts. The only variable was guilt, and the technique could not tell</w:t>
+      </w:r>
+      <w:r>
+        <w:t xml:space="preserve"> </w:t>
+      </w:r>
+      <w:r>
+        <w:t xml:space="preserve">the difference, because it was never really able to tell anyone apart at all. Bundy</w:t>
+      </w:r>
+      <w:r>
+        <w:t xml:space="preserve"> </w:t>
+      </w:r>
+      <w:r>
+        <w:t xml:space="preserve">was guilty and the bite marks got the right man. Ray Krone was innocent and the</w:t>
+      </w:r>
+      <w:r>
+        <w:t xml:space="preserve"> </w:t>
+      </w:r>
+      <w:r>
+        <w:t xml:space="preserve">bite marks got him anyway. A science that convicts the guilty and the innocent with</w:t>
+      </w:r>
+      <w:r>
+        <w:t xml:space="preserve"> </w:t>
+      </w:r>
+      <w:r>
+        <w:t xml:space="preserve">equal certainty has not identified a killer. It has only identified a defendant. And</w:t>
+      </w:r>
+      <w:r>
+        <w:t xml:space="preserve"> </w:t>
+      </w:r>
+      <w:r>
+        <w:t xml:space="preserve">the next chapter belongs to a man who waited even longer to learn that difference.</w:t>
+      </w:r>
+    </w:p>
+    <w:p>
+      <w:r>
+        <w:pict>
+          <v:rect style="width:0;height:1.5pt" o:hralign="center" o:hrstd="t" o:hr="t"/>
+        </w:pict>
+      </w:r>
+    </w:p>
+    <w:p>
+      <w:pPr>
+        <w:pStyle w:val="BlockText"/>
+      </w:pPr>
+      <w:r>
+        <w:rPr>
+          <w:bCs/>
+          <w:b/>
+        </w:rPr>
+        <w:t xml:space="preserve">📖 Read the case yourself:</w:t>
+      </w:r>
+      <w:r>
+        <w:t xml:space="preserve"> </w:t>
+      </w:r>
+      <w:r>
+        <w:rPr>
+          <w:iCs/>
+          <w:i/>
+        </w:rPr>
+        <w:t xml:space="preserve">State v. Krone</w:t>
+      </w:r>
+      <w:r>
+        <w:t xml:space="preserve">, 182 Ariz. 319, 897 P.2d 621</w:t>
+      </w:r>
+      <w:r>
+        <w:t xml:space="preserve"> </w:t>
+      </w:r>
+      <w:r>
+        <w:t xml:space="preserve">(Ariz. 1995), Supreme Court of Arizona, decided 1995.</w:t>
+      </w:r>
+      <w:r>
+        <w:t xml:space="preserve"> </w:t>
+      </w:r>
+      <w:r>
+        <w:t xml:space="preserve">Free online:</w:t>
+      </w:r>
+      <w:r>
+        <w:t xml:space="preserve"> </w:t>
+      </w:r>
+      <w:hyperlink r:id="rId135">
+        <w:r>
+          <w:rPr>
+            <w:rStyle w:val="Hyperlink"/>
+          </w:rPr>
+          <w:t xml:space="preserve">Justia</w:t>
+        </w:r>
+      </w:hyperlink>
+      <w:r>
+        <w:t xml:space="preserve">.</w:t>
+      </w:r>
+      <w:r>
+        <w:t xml:space="preserve"> </w:t>
+      </w:r>
+      <w:r>
+        <w:t xml:space="preserve">The facts, the bite-mark evidence, and the videotape-disclosure ruling that</w:t>
+      </w:r>
+      <w:r>
+        <w:t xml:space="preserve"> </w:t>
+      </w:r>
+      <w:r>
+        <w:t xml:space="preserve">reversed the conviction are set out in the opinion. The 2002 DNA exoneration is</w:t>
+      </w:r>
+      <w:r>
+        <w:t xml:space="preserve"> </w:t>
+      </w:r>
+      <w:r>
+        <w:t xml:space="preserve">part of the case’s later, well-documented history.</w:t>
+      </w:r>
+      <w:r>
+        <w:t xml:space="preserve"> </w:t>
+      </w:r>
+      <w:r>
+        <w:rPr>
+          <w:bCs/>
+          <w:b/>
+        </w:rPr>
+        <w:t xml:space="preserve">Companion chapters:</w:t>
+      </w:r>
+      <w:r>
+        <w:t xml:space="preserve"> </w:t>
+      </w:r>
+      <w:r>
+        <w:t xml:space="preserve">the same technique appears triumphant in</w:t>
+      </w:r>
+      <w:r>
+        <w:t xml:space="preserve"> </w:t>
+      </w:r>
+      <w:r>
+        <w:rPr>
+          <w:iCs/>
+          <w:i/>
+        </w:rPr>
+        <w:t xml:space="preserve">Bundy v.</w:t>
+      </w:r>
+      <w:r>
+        <w:rPr>
+          <w:iCs/>
+          <w:i/>
+        </w:rPr>
+        <w:t xml:space="preserve"> </w:t>
+      </w:r>
+      <w:r>
+        <w:rPr>
+          <w:iCs/>
+          <w:i/>
+        </w:rPr>
+        <w:t xml:space="preserve">State</w:t>
+      </w:r>
+      <w:r>
+        <w:t xml:space="preserve"> </w:t>
+      </w:r>
+      <w:r>
+        <w:t xml:space="preserve">(Chapter 37) and produces another wrongful conviction in</w:t>
+      </w:r>
+      <w:r>
+        <w:t xml:space="preserve"> </w:t>
+      </w:r>
+      <w:r>
+        <w:rPr>
+          <w:iCs/>
+          <w:i/>
+        </w:rPr>
+        <w:t xml:space="preserve">Howard v.</w:t>
+      </w:r>
+      <w:r>
+        <w:rPr>
+          <w:iCs/>
+          <w:i/>
+        </w:rPr>
+        <w:t xml:space="preserve"> </w:t>
+      </w:r>
+      <w:r>
+        <w:rPr>
+          <w:iCs/>
+          <w:i/>
+        </w:rPr>
+        <w:t xml:space="preserve">State</w:t>
+      </w:r>
+      <w:r>
+        <w:t xml:space="preserve"> </w:t>
+      </w:r>
+      <w:r>
+        <w:t xml:space="preserve">(Chapter 39).</w:t>
+      </w:r>
+    </w:p>
+    <w:bookmarkEnd w:id="136"/>
+    <w:bookmarkEnd w:id="137"/>
+    <w:bookmarkStart w:id="142" w:name="Xc5d5d1253fa8c7605d89df4e731a600b3c4bb7d"/>
+    <w:p>
+      <w:pPr>
+        <w:pStyle w:val="Heading1"/>
+      </w:pPr>
+      <w:r>
+        <w:t xml:space="preserve">Chapter 39 - The Bite Marks Only One Man Could See</w:t>
+      </w:r>
+    </w:p>
+    <w:p>
+      <w:pPr>
+        <w:pStyle w:val="FirstParagraph"/>
+      </w:pPr>
+      <w:r>
+        <w:rPr>
+          <w:bCs/>
+          <w:b/>
+        </w:rPr>
+        <w:t xml:space="preserve">The autopsy found no bite marks. Then the body was exhumed, a forensic dentist</w:t>
+      </w:r>
+      <w:r>
+        <w:rPr>
+          <w:bCs/>
+          <w:b/>
+        </w:rPr>
+        <w:t xml:space="preserve"> </w:t>
+      </w:r>
+      <w:r>
+        <w:rPr>
+          <w:bCs/>
+          <w:b/>
+        </w:rPr>
+        <w:t xml:space="preserve">declared he’d found three, matched them to Eddie Lee Howard, and sent him to</w:t>
+      </w:r>
+      <w:r>
+        <w:rPr>
+          <w:bCs/>
+          <w:b/>
+        </w:rPr>
+        <w:t xml:space="preserve"> </w:t>
+      </w:r>
+      <w:r>
+        <w:rPr>
+          <w:bCs/>
+          <w:b/>
+        </w:rPr>
+        <w:t xml:space="preserve">death row for twenty-six years. Another man’s DNA was on the knife.</w:t>
+      </w:r>
+    </w:p>
+    <w:p>
+      <w:pPr>
+        <w:pStyle w:val="BodyText"/>
+      </w:pPr>
+      <w:r>
+        <w:t xml:space="preserve">By now you know the shape of the danger. A bite mark, a confident expert, a</w:t>
+      </w:r>
+      <w:r>
+        <w:t xml:space="preserve"> </w:t>
+      </w:r>
+      <w:r>
+        <w:t xml:space="preserve">persuaded jury. In Ted Bundy’s case the method caught a monster. In Ray Krone’s it</w:t>
+      </w:r>
+      <w:r>
+        <w:t xml:space="preserve"> </w:t>
+      </w:r>
+      <w:r>
+        <w:t xml:space="preserve">caught an innocent man for a decade. Eddie Lee Howard’s case is the one where the</w:t>
+      </w:r>
+      <w:r>
+        <w:t xml:space="preserve"> </w:t>
+      </w:r>
+      <w:r>
+        <w:t xml:space="preserve">whole apparatus is laid bare, because in his case the bite marks were not just</w:t>
+      </w:r>
+      <w:r>
+        <w:t xml:space="preserve"> </w:t>
+      </w:r>
+      <w:r>
+        <w:t xml:space="preserve">unreliable. They may not have existed at all until someone needed them to.</w:t>
+      </w:r>
+    </w:p>
+    <w:p>
+      <w:pPr>
+        <w:pStyle w:val="BodyText"/>
+      </w:pPr>
+      <w:r>
+        <w:t xml:space="preserve">On the evening of February 2, 1992, in Columbus, Mississippi, a neighbor noticed</w:t>
+      </w:r>
+      <w:r>
+        <w:t xml:space="preserve"> </w:t>
+      </w:r>
+      <w:r>
+        <w:t xml:space="preserve">smoke. Firefighters arrived to find a small fire smoldering in the living room of</w:t>
+      </w:r>
+      <w:r>
+        <w:t xml:space="preserve"> </w:t>
+      </w:r>
+      <w:r>
+        <w:t xml:space="preserve">eighty-four-year-old Georgia Kemp, and Kemp herself dead on her bedroom floor. On</w:t>
+      </w:r>
+      <w:r>
+        <w:t xml:space="preserve"> </w:t>
+      </w:r>
+      <w:r>
+        <w:t xml:space="preserve">the bed was a bloody knife. The telephone line had been cut. An autopsy the next</w:t>
+      </w:r>
+      <w:r>
+        <w:t xml:space="preserve"> </w:t>
+      </w:r>
+      <w:r>
+        <w:t xml:space="preserve">day, performed by Dr. Steven Hayne, concluded that Kemp had been beaten, strangled,</w:t>
+      </w:r>
+      <w:r>
+        <w:t xml:space="preserve"> </w:t>
+      </w:r>
+      <w:r>
+        <w:t xml:space="preserve">stabbed, and raped, and that she had died from two stab wounds to the left side of</w:t>
+      </w:r>
+      <w:r>
+        <w:t xml:space="preserve"> </w:t>
+      </w:r>
+      <w:r>
+        <w:t xml:space="preserve">her body.</w:t>
+      </w:r>
+    </w:p>
+    <w:p>
+      <w:pPr>
+        <w:pStyle w:val="BodyText"/>
+      </w:pPr>
+      <w:r>
+        <w:t xml:space="preserve">Read that autopsy carefully, because of what it does not contain. Dr. Hayne, who</w:t>
+      </w:r>
+      <w:r>
+        <w:t xml:space="preserve"> </w:t>
+      </w:r>
+      <w:r>
+        <w:t xml:space="preserve">examined the body closely enough to catalog the beating and the strangulation and</w:t>
+      </w:r>
+      <w:r>
+        <w:t xml:space="preserve"> </w:t>
+      </w:r>
+      <w:r>
+        <w:t xml:space="preserve">the fatal stab wounds, noted no bite marks. None.</w:t>
+      </w:r>
+    </w:p>
+    <w:bookmarkStart w:id="138" w:name="the-marks-that-appeared-after-burial"/>
+    <w:p>
+      <w:pPr>
+        <w:pStyle w:val="Heading2"/>
+      </w:pPr>
+      <w:r>
+        <w:t xml:space="preserve">The marks that appeared after burial</w:t>
+      </w:r>
+    </w:p>
+    <w:p>
+      <w:pPr>
+        <w:pStyle w:val="FirstParagraph"/>
+      </w:pPr>
+      <w:r>
+        <w:t xml:space="preserve">The bite marks entered the story only afterward, and by an unusual route. Days</w:t>
+      </w:r>
+      <w:r>
+        <w:t xml:space="preserve"> </w:t>
+      </w:r>
+      <w:r>
+        <w:t xml:space="preserve">after the autopsy, Kemp’s body was exhumed for an additional study. And on February</w:t>
+      </w:r>
+      <w:r>
+        <w:t xml:space="preserve"> </w:t>
+      </w:r>
+      <w:r>
+        <w:t xml:space="preserve">7, a forensic dentist named Dr. Michael West examined the exhumed body and</w:t>
+      </w:r>
+      <w:r>
+        <w:t xml:space="preserve"> </w:t>
+      </w:r>
+      <w:r>
+        <w:t xml:space="preserve">announced that he had found human bite marks, on Kemp’s right breast, the right</w:t>
+      </w:r>
+      <w:r>
+        <w:t xml:space="preserve"> </w:t>
+      </w:r>
+      <w:r>
+        <w:t xml:space="preserve">side of her neck, and her right arm, marks that the pathologist who conducted the</w:t>
+      </w:r>
+      <w:r>
+        <w:t xml:space="preserve"> </w:t>
+      </w:r>
+      <w:r>
+        <w:t xml:space="preserve">autopsy had not recorded.</w:t>
+      </w:r>
+    </w:p>
+    <w:p>
+      <w:pPr>
+        <w:pStyle w:val="BodyText"/>
+      </w:pPr>
+      <w:r>
+        <w:t xml:space="preserve">Dr. West took molds of Eddie Lee Howard’s teeth and performed what he called a</w:t>
+      </w:r>
+      <w:r>
+        <w:t xml:space="preserve"> </w:t>
+      </w:r>
+      <w:r>
+        <w:t xml:space="preserve">“</w:t>
+      </w:r>
+      <w:r>
+        <w:t xml:space="preserve">wound duplication test with ink,</w:t>
+      </w:r>
+      <w:r>
+        <w:t xml:space="preserve">”</w:t>
+      </w:r>
+      <w:r>
+        <w:t xml:space="preserve"> </w:t>
+      </w:r>
+      <w:r>
+        <w:t xml:space="preserve">pressing a direct comparison between the</w:t>
+      </w:r>
+      <w:r>
+        <w:t xml:space="preserve"> </w:t>
+      </w:r>
+      <w:r>
+        <w:t xml:space="preserve">teenager’s dental impressions and the marks he said he had found. He declared the</w:t>
+      </w:r>
+      <w:r>
+        <w:t xml:space="preserve"> </w:t>
+      </w:r>
+      <w:r>
+        <w:t xml:space="preserve">marks on the neck and arm</w:t>
+      </w:r>
+      <w:r>
+        <w:t xml:space="preserve"> </w:t>
+      </w:r>
+      <w:r>
+        <w:t xml:space="preserve">“</w:t>
+      </w:r>
+      <w:r>
+        <w:t xml:space="preserve">consistent with</w:t>
+      </w:r>
+      <w:r>
+        <w:t xml:space="preserve">”</w:t>
+      </w:r>
+      <w:r>
+        <w:t xml:space="preserve"> </w:t>
+      </w:r>
+      <w:r>
+        <w:t xml:space="preserve">Howard’s teeth, and the mark on the</w:t>
+      </w:r>
+      <w:r>
+        <w:t xml:space="preserve"> </w:t>
+      </w:r>
+      <w:r>
+        <w:t xml:space="preserve">breast, he testified at the time, was</w:t>
+      </w:r>
+      <w:r>
+        <w:t xml:space="preserve"> </w:t>
+      </w:r>
+      <w:r>
+        <w:t xml:space="preserve">“</w:t>
+      </w:r>
+      <w:r>
+        <w:t xml:space="preserve">indeed</w:t>
+      </w:r>
+      <w:r>
+        <w:t xml:space="preserve">”</w:t>
+      </w:r>
+      <w:r>
+        <w:t xml:space="preserve"> </w:t>
+      </w:r>
+      <w:r>
+        <w:t xml:space="preserve">made by Howard. Howard lived two</w:t>
+      </w:r>
+      <w:r>
+        <w:t xml:space="preserve"> </w:t>
+      </w:r>
+      <w:r>
+        <w:t xml:space="preserve">blocks away. He was arrested the next day. And on the strength of Dr. West’s</w:t>
+      </w:r>
+      <w:r>
+        <w:t xml:space="preserve"> </w:t>
+      </w:r>
+      <w:r>
+        <w:t xml:space="preserve">bite-mark testimony, delivered with the credentials of a member of the American</w:t>
+      </w:r>
+      <w:r>
+        <w:t xml:space="preserve"> </w:t>
+      </w:r>
+      <w:r>
+        <w:t xml:space="preserve">Board of Forensic Odontology who assured the jury he had followed the Board’s</w:t>
+      </w:r>
+      <w:r>
+        <w:t xml:space="preserve"> </w:t>
+      </w:r>
+      <w:r>
+        <w:t xml:space="preserve">guidelines, Eddie Lee Howard was convicted of capital murder and sentenced to</w:t>
+      </w:r>
+      <w:r>
+        <w:t xml:space="preserve"> </w:t>
+      </w:r>
+      <w:r>
+        <w:t xml:space="preserve">death.</w:t>
+      </w:r>
+    </w:p>
+    <w:p>
+      <w:pPr>
+        <w:pStyle w:val="BodyText"/>
+      </w:pPr>
+      <w:r>
+        <w:t xml:space="preserve">There was precious little else. This was, once again, a case that stood or fell on</w:t>
+      </w:r>
+      <w:r>
+        <w:t xml:space="preserve"> </w:t>
+      </w:r>
+      <w:r>
+        <w:t xml:space="preserve">teeth.</w:t>
+      </w:r>
+    </w:p>
+    <w:bookmarkEnd w:id="138"/>
+    <w:bookmarkStart w:id="139" w:name="twenty-six-years"/>
+    <w:p>
+      <w:pPr>
+        <w:pStyle w:val="Heading2"/>
+      </w:pPr>
+      <w:r>
+        <w:t xml:space="preserve">Twenty-six years</w:t>
+      </w:r>
+    </w:p>
+    <w:p>
+      <w:pPr>
+        <w:pStyle w:val="FirstParagraph"/>
+      </w:pPr>
+      <w:r>
+        <w:t xml:space="preserve">Eddie Lee Howard spent twenty-six years on Mississippi’s death row, and the story</w:t>
+      </w:r>
+      <w:r>
+        <w:t xml:space="preserve"> </w:t>
+      </w:r>
+      <w:r>
+        <w:t xml:space="preserve">of how he got off it is a slow-motion collapse of everything that put him there.</w:t>
+      </w:r>
+    </w:p>
+    <w:p>
+      <w:pPr>
+        <w:pStyle w:val="BodyText"/>
+      </w:pPr>
+      <w:r>
+        <w:t xml:space="preserve">The first crack was in the science itself. Dr. Michael West would become one of the</w:t>
+      </w:r>
+      <w:r>
+        <w:t xml:space="preserve"> </w:t>
+      </w:r>
+      <w:r>
+        <w:t xml:space="preserve">most notorious figures in American forensics, his bite-mark work implicated in a</w:t>
+      </w:r>
+      <w:r>
+        <w:t xml:space="preserve"> </w:t>
+      </w:r>
+      <w:r>
+        <w:t xml:space="preserve">string of wrongful convictions. And the field he represented turned on its own</w:t>
+      </w:r>
+      <w:r>
+        <w:t xml:space="preserve"> </w:t>
+      </w:r>
+      <w:r>
+        <w:t xml:space="preserve">central claim. Since Howard’s trial, the American Board of Forensic Odontology had</w:t>
+      </w:r>
+      <w:r>
+        <w:t xml:space="preserve"> </w:t>
+      </w:r>
+      <w:r>
+        <w:t xml:space="preserve">revised the very guidelines West swore he’d followed, and the expert consensus had</w:t>
+      </w:r>
+      <w:r>
+        <w:t xml:space="preserve"> </w:t>
+      </w:r>
+      <w:r>
+        <w:t xml:space="preserve">hardened into something close to a repudiation: an individual perpetrator cannot be</w:t>
+      </w:r>
+      <w:r>
+        <w:t xml:space="preserve"> </w:t>
+      </w:r>
+      <w:r>
+        <w:t xml:space="preserve">reliably identified through bite-mark comparison. The method that had sent Howard to</w:t>
+      </w:r>
+      <w:r>
+        <w:t xml:space="preserve"> </w:t>
+      </w:r>
+      <w:r>
+        <w:t xml:space="preserve">die was, the scientific community now conceded, incapable of doing the one thing it</w:t>
+      </w:r>
+      <w:r>
+        <w:t xml:space="preserve"> </w:t>
+      </w:r>
+      <w:r>
+        <w:t xml:space="preserve">had claimed to do.</w:t>
+      </w:r>
+    </w:p>
+    <w:p>
+      <w:pPr>
+        <w:pStyle w:val="BodyText"/>
+      </w:pPr>
+      <w:r>
+        <w:t xml:space="preserve">The second crack was the evidence that bite marks had always stood in for. When the</w:t>
+      </w:r>
+      <w:r>
+        <w:t xml:space="preserve"> </w:t>
+      </w:r>
+      <w:r>
+        <w:t xml:space="preserve">physical evidence from Kemp’s home was finally subjected to modern DNA testing, it</w:t>
+      </w:r>
+      <w:r>
+        <w:t xml:space="preserve"> </w:t>
+      </w:r>
+      <w:r>
+        <w:t xml:space="preserve">did not merely fail to implicate Howard. The nightgown, the stockings, the</w:t>
+      </w:r>
+      <w:r>
+        <w:t xml:space="preserve"> </w:t>
+      </w:r>
+      <w:r>
+        <w:t xml:space="preserve">sexual-assault kit, Kemp’s fingernail scrapings, none of them carried male DNA that</w:t>
+      </w:r>
+      <w:r>
+        <w:t xml:space="preserve"> </w:t>
+      </w:r>
+      <w:r>
+        <w:t xml:space="preserve">pointed to him. And then there was the knife, the bloody knife found on the bed, the</w:t>
+      </w:r>
+      <w:r>
+        <w:t xml:space="preserve"> </w:t>
+      </w:r>
+      <w:r>
+        <w:t xml:space="preserve">apparent murder weapon. Its blade was tested for the DNA left by touch. Male DNA was</w:t>
+      </w:r>
+      <w:r>
+        <w:t xml:space="preserve"> </w:t>
+      </w:r>
+      <w:r>
+        <w:t xml:space="preserve">there. It did not belong to Eddie Lee Howard. He was excluded as its source.</w:t>
+      </w:r>
+    </w:p>
+    <w:p>
+      <w:pPr>
+        <w:pStyle w:val="BodyText"/>
+      </w:pPr>
+      <w:r>
+        <w:t xml:space="preserve">Put the two cracks together and the case simply falls through the floor. The bite</w:t>
+      </w:r>
+      <w:r>
+        <w:t xml:space="preserve"> </w:t>
+      </w:r>
+      <w:r>
+        <w:t xml:space="preserve">marks, the only real evidence against him, came from a technique the scientific</w:t>
+      </w:r>
+      <w:r>
+        <w:t xml:space="preserve"> </w:t>
+      </w:r>
+      <w:r>
+        <w:t xml:space="preserve">world had disowned, applied by an expert history had discredited, to marks a careful</w:t>
+      </w:r>
+      <w:r>
+        <w:t xml:space="preserve"> </w:t>
+      </w:r>
+      <w:r>
+        <w:t xml:space="preserve">autopsy never found until a body was dug up. And the knife that killed Georgia Kemp</w:t>
+      </w:r>
+      <w:r>
+        <w:t xml:space="preserve"> </w:t>
+      </w:r>
+      <w:r>
+        <w:t xml:space="preserve">carried the DNA of some other man’s hand.</w:t>
+      </w:r>
+    </w:p>
+    <w:p>
+      <w:pPr>
+        <w:pStyle w:val="BodyText"/>
+      </w:pPr>
+      <w:r>
+        <w:t xml:space="preserve">In 2020 the Supreme Court of Mississippi reversed the denial of Howard’s petition,</w:t>
+      </w:r>
+      <w:r>
+        <w:t xml:space="preserve"> </w:t>
+      </w:r>
+      <w:r>
+        <w:t xml:space="preserve">vacated his conviction and his death sentence, and held that he was entitled to a</w:t>
+      </w:r>
+      <w:r>
+        <w:t xml:space="preserve"> </w:t>
+      </w:r>
+      <w:r>
+        <w:t xml:space="preserve">new trial. The court’s logic was the mirror image of every bite-mark chapter before</w:t>
+      </w:r>
+      <w:r>
+        <w:t xml:space="preserve"> </w:t>
+      </w:r>
+      <w:r>
+        <w:t xml:space="preserve">it: strip out the discredited odontology, add the DNA of another man on the murder</w:t>
+      </w:r>
+      <w:r>
+        <w:t xml:space="preserve"> </w:t>
+      </w:r>
+      <w:r>
+        <w:t xml:space="preserve">weapon, weigh the thinness of everything else, and the verdict cannot stand.</w:t>
+      </w:r>
+      <w:r>
+        <w:t xml:space="preserve"> </w:t>
+      </w:r>
+      <w:r>
+        <w:rPr>
+          <w:iCs/>
+          <w:i/>
+        </w:rPr>
+        <w:t xml:space="preserve">(Eddie</w:t>
+      </w:r>
+      <w:r>
+        <w:rPr>
+          <w:iCs/>
+          <w:i/>
+        </w:rPr>
+        <w:t xml:space="preserve"> </w:t>
+      </w:r>
+      <w:r>
+        <w:rPr>
+          <w:iCs/>
+          <w:i/>
+        </w:rPr>
+        <w:t xml:space="preserve">Lee Howard was exonerated the following year, a coda that belongs to the case’s</w:t>
+      </w:r>
+      <w:r>
+        <w:rPr>
+          <w:iCs/>
+          <w:i/>
+        </w:rPr>
+        <w:t xml:space="preserve"> </w:t>
+      </w:r>
+      <w:r>
+        <w:rPr>
+          <w:iCs/>
+          <w:i/>
+        </w:rPr>
+        <w:t xml:space="preserve">later history rather than to this decision.)</w:t>
+      </w:r>
+    </w:p>
+    <w:bookmarkEnd w:id="139"/>
+    <w:bookmarkStart w:id="141" w:name="Xe1bcbe1b3e8d7151a85622fbdb1dea0034b76e5"/>
+    <w:p>
+      <w:pPr>
+        <w:pStyle w:val="Heading2"/>
+      </w:pPr>
+      <w:r>
+        <w:t xml:space="preserve">How’d he get caught? And who was really on trial</w:t>
+      </w:r>
+    </w:p>
+    <w:p>
+      <w:pPr>
+        <w:pStyle w:val="FirstParagraph"/>
+      </w:pPr>
+      <w:r>
+        <w:t xml:space="preserve">Eddie Lee Howard was caught by bite marks that a forensic dentist found on an</w:t>
+      </w:r>
+      <w:r>
+        <w:t xml:space="preserve"> </w:t>
+      </w:r>
+      <w:r>
+        <w:t xml:space="preserve">exhumed body after the pathologist found none, and that a jury trusted because a man</w:t>
+      </w:r>
+      <w:r>
+        <w:t xml:space="preserve"> </w:t>
+      </w:r>
+      <w:r>
+        <w:t xml:space="preserve">with impressive letters after his name told them to. He lost twenty-six years to it.</w:t>
+      </w:r>
+      <w:r>
+        <w:t xml:space="preserve"> </w:t>
+      </w:r>
+      <w:r>
+        <w:t xml:space="preserve">And here, at the end of this part of the book, the real defendant finally stands up,</w:t>
+      </w:r>
+      <w:r>
+        <w:t xml:space="preserve"> </w:t>
+      </w:r>
+      <w:r>
+        <w:t xml:space="preserve">because it was never truly Eddie Lee Howard, or Ray Krone, on trial. It was a</w:t>
+      </w:r>
+      <w:r>
+        <w:t xml:space="preserve"> </w:t>
+      </w:r>
+      <w:r>
+        <w:t xml:space="preserve">technique. Bite-mark comparison walked into American courtrooms wearing the robes of</w:t>
+      </w:r>
+      <w:r>
+        <w:t xml:space="preserve"> </w:t>
+      </w:r>
+      <w:r>
+        <w:t xml:space="preserve">science, and for decades juries could not tell the difference between the confidence</w:t>
+      </w:r>
+      <w:r>
+        <w:t xml:space="preserve"> </w:t>
+      </w:r>
+      <w:r>
+        <w:t xml:space="preserve">of an expert and the reliability of a method. On a guilty man like Bundy, that</w:t>
+      </w:r>
+      <w:r>
+        <w:t xml:space="preserve"> </w:t>
+      </w:r>
+      <w:r>
+        <w:t xml:space="preserve">difference was invisible, and the applause was deafening. On Krone and Howard, the</w:t>
+      </w:r>
+      <w:r>
+        <w:t xml:space="preserve"> </w:t>
+      </w:r>
+      <w:r>
+        <w:t xml:space="preserve">difference was a man’s life, handed over on the say-so of a discipline that could</w:t>
+      </w:r>
+      <w:r>
+        <w:t xml:space="preserve"> </w:t>
+      </w:r>
+      <w:r>
+        <w:t xml:space="preserve">not actually do what it promised. The teeth never lied, exactly. They simply could</w:t>
+      </w:r>
+      <w:r>
+        <w:t xml:space="preserve"> </w:t>
+      </w:r>
+      <w:r>
+        <w:t xml:space="preserve">not speak, and we spent decades pretending we could hear them.</w:t>
+      </w:r>
+    </w:p>
+    <w:p>
+      <w:r>
+        <w:pict>
+          <v:rect style="width:0;height:1.5pt" o:hralign="center" o:hrstd="t" o:hr="t"/>
+        </w:pict>
+      </w:r>
+    </w:p>
+    <w:p>
+      <w:pPr>
+        <w:pStyle w:val="BlockText"/>
+      </w:pPr>
+      <w:r>
+        <w:rPr>
+          <w:bCs/>
+          <w:b/>
+        </w:rPr>
+        <w:t xml:space="preserve">📖 Read the case yourself:</w:t>
+      </w:r>
+      <w:r>
+        <w:t xml:space="preserve"> </w:t>
+      </w:r>
+      <w:r>
+        <w:rPr>
+          <w:iCs/>
+          <w:i/>
+        </w:rPr>
+        <w:t xml:space="preserve">Howard v. State</w:t>
+      </w:r>
+      <w:r>
+        <w:t xml:space="preserve">, No. 2018-CA-01586-SCT</w:t>
+      </w:r>
+      <w:r>
+        <w:t xml:space="preserve"> </w:t>
+      </w:r>
+      <w:r>
+        <w:t xml:space="preserve">(Miss. 2020) (reported at 300 So. 3d 1011 - confirm the reporter page),</w:t>
+      </w:r>
+      <w:r>
+        <w:t xml:space="preserve"> </w:t>
+      </w:r>
+      <w:r>
+        <w:t xml:space="preserve">Supreme Court of Mississippi, decided 2020.</w:t>
+      </w:r>
+      <w:r>
+        <w:t xml:space="preserve"> </w:t>
+      </w:r>
+      <w:r>
+        <w:t xml:space="preserve">Free online:</w:t>
+      </w:r>
+      <w:r>
+        <w:t xml:space="preserve"> </w:t>
+      </w:r>
+      <w:hyperlink r:id="rId140">
+        <w:r>
+          <w:rPr>
+            <w:rStyle w:val="Hyperlink"/>
+          </w:rPr>
+          <w:t xml:space="preserve">Justia</w:t>
+        </w:r>
+      </w:hyperlink>
+      <w:r>
+        <w:t xml:space="preserve">.</w:t>
+      </w:r>
+      <w:r>
+        <w:t xml:space="preserve"> </w:t>
+      </w:r>
+      <w:r>
+        <w:t xml:space="preserve">The autopsy, the exhumation and Dr. West’s bite-mark testimony, the revised</w:t>
+      </w:r>
+      <w:r>
+        <w:t xml:space="preserve"> </w:t>
+      </w:r>
+      <w:r>
+        <w:t xml:space="preserve">ABFO guidelines, and the DNA results excluding Howard from the knife are all</w:t>
+      </w:r>
+      <w:r>
+        <w:t xml:space="preserve"> </w:t>
+      </w:r>
+      <w:r>
+        <w:t xml:space="preserve">set out in the opinion. Howard’s 2021 exoneration is part of the case’s later</w:t>
+      </w:r>
+      <w:r>
+        <w:t xml:space="preserve"> </w:t>
+      </w:r>
+      <w:r>
+        <w:t xml:space="preserve">history.</w:t>
+      </w:r>
+      <w:r>
+        <w:t xml:space="preserve"> </w:t>
+      </w:r>
+      <w:r>
+        <w:rPr>
+          <w:bCs/>
+          <w:b/>
+        </w:rPr>
+        <w:t xml:space="preserve">Companion chapters:</w:t>
+      </w:r>
+      <w:r>
+        <w:t xml:space="preserve"> </w:t>
+      </w:r>
+      <w:r>
+        <w:rPr>
+          <w:iCs/>
+          <w:i/>
+        </w:rPr>
+        <w:t xml:space="preserve">Bundy v. State</w:t>
+      </w:r>
+      <w:r>
+        <w:t xml:space="preserve"> </w:t>
+      </w:r>
+      <w:r>
+        <w:t xml:space="preserve">(Chapter 37) and</w:t>
+      </w:r>
+      <w:r>
+        <w:t xml:space="preserve"> </w:t>
+      </w:r>
+      <w:r>
+        <w:rPr>
+          <w:iCs/>
+          <w:i/>
+        </w:rPr>
+        <w:t xml:space="preserve">State v. Krone</w:t>
+      </w:r>
+      <w:r>
+        <w:t xml:space="preserve"> </w:t>
+      </w:r>
+      <w:r>
+        <w:t xml:space="preserve">(Chapter 38) complete the bite-mark arc.</w:t>
+      </w:r>
+    </w:p>
+    <w:bookmarkEnd w:id="141"/>
+    <w:bookmarkEnd w:id="142"/>
     <w:sectPr/>
   </w:body>
 </w:document>

--- a/book/word/How Not to Get Away With Murder - Master.docx
+++ b/book/word/How Not to Get Away With Murder - Master.docx
@@ -3160,10 +3160,53 @@
         <w:t xml:space="preserve">Lobato v. State</w:t>
       </w:r>
       <w:r>
-        <w:t xml:space="preserve"> </w:t>
-      </w:r>
-      <w:r>
-        <w:t xml:space="preserve">(Nev., 2004) 🔶 - entomology clears the innocent</w:t>
+        <w:t xml:space="preserve">, 120 Nev. 512 (2004) ✍️</w:t>
+      </w:r>
+      <w:r>
+        <w:t xml:space="preserve"> </w:t>
+      </w:r>
+      <w:r>
+        <w:rPr>
+          <w:iCs/>
+          <w:i/>
+        </w:rPr>
+        <w:t xml:space="preserve">drafted</w:t>
+      </w:r>
+      <w:r>
+        <w:t xml:space="preserve"> </w:t>
+      </w:r>
+      <w:r>
+        <w:t xml:space="preserve">🔶</w:t>
+      </w:r>
+      <w:r>
+        <w:t xml:space="preserve"> </w:t>
+      </w:r>
+      <w:r>
+        <w:rPr>
+          <w:iCs/>
+          <w:i/>
+        </w:rPr>
+        <w:t xml:space="preserve">Hook:</w:t>
+      </w:r>
+      <w:r>
+        <w:t xml:space="preserve"> </w:t>
+      </w:r>
+      <w:r>
+        <w:rPr>
+          <w:bCs/>
+          <w:b/>
+        </w:rPr>
+        <w:t xml:space="preserve">She was convicted of a murder that happened 170 miles from where she was, on the word of a jailhouse informant who forged letters to con her own sentencing judge. What finally freed her was the testimony of insects that never showed up.</w:t>
+      </w:r>
+      <w:r>
+        <w:t xml:space="preserve"> </w:t>
+      </w:r>
+      <w:r>
+        <w:rPr>
+          <w:iCs/>
+          <w:i/>
+        </w:rPr>
+        <w:t xml:space="preserve">(Sourcing note: the 2004 anchor decision reverses on the INFORMANT issue; the entomology + exoneration are the case’s later history, flagged in-chapter.)</w:t>
       </w:r>
     </w:p>
     <w:p>
@@ -19654,6 +19697,942 @@
     </w:p>
     <w:bookmarkEnd w:id="141"/>
     <w:bookmarkEnd w:id="142"/>
+    <w:bookmarkStart w:id="146" w:name="chapter-40---the-flies-that-never-came"/>
+    <w:p>
+      <w:pPr>
+        <w:pStyle w:val="Heading1"/>
+      </w:pPr>
+      <w:r>
+        <w:t xml:space="preserve">Chapter 40 - The Flies That Never Came</w:t>
+      </w:r>
+    </w:p>
+    <w:p>
+      <w:pPr>
+        <w:pStyle w:val="FirstParagraph"/>
+      </w:pPr>
+      <w:r>
+        <w:rPr>
+          <w:bCs/>
+          <w:b/>
+        </w:rPr>
+        <w:t xml:space="preserve">She was convicted of a murder that happened 170 miles from where she was, on</w:t>
+      </w:r>
+      <w:r>
+        <w:rPr>
+          <w:bCs/>
+          <w:b/>
+        </w:rPr>
+        <w:t xml:space="preserve"> </w:t>
+      </w:r>
+      <w:r>
+        <w:rPr>
+          <w:bCs/>
+          <w:b/>
+        </w:rPr>
+        <w:t xml:space="preserve">the word of a jailhouse informant who forged letters to con her own sentencing</w:t>
+      </w:r>
+      <w:r>
+        <w:rPr>
+          <w:bCs/>
+          <w:b/>
+        </w:rPr>
+        <w:t xml:space="preserve"> </w:t>
+      </w:r>
+      <w:r>
+        <w:rPr>
+          <w:bCs/>
+          <w:b/>
+        </w:rPr>
+        <w:t xml:space="preserve">judge. What finally freed her was the testimony of insects that never showed up.</w:t>
+      </w:r>
+    </w:p>
+    <w:p>
+      <w:pPr>
+        <w:pStyle w:val="BodyText"/>
+      </w:pPr>
+      <w:r>
+        <w:t xml:space="preserve">The last two chapters were about a science that pretended to work. This one is</w:t>
+      </w:r>
+      <w:r>
+        <w:t xml:space="preserve"> </w:t>
+      </w:r>
+      <w:r>
+        <w:t xml:space="preserve">about two different kinds of unreliable evidence that nearly cost a young woman</w:t>
+      </w:r>
+      <w:r>
+        <w:t xml:space="preserve"> </w:t>
+      </w:r>
+      <w:r>
+        <w:t xml:space="preserve">her life, and the humble, patient biology that eventually undid them both. It is</w:t>
+      </w:r>
+      <w:r>
+        <w:t xml:space="preserve"> </w:t>
+      </w:r>
+      <w:r>
+        <w:t xml:space="preserve">the story of Kirstin Blaise Lobato, and it is the case where the flies, of all</w:t>
+      </w:r>
+      <w:r>
+        <w:t xml:space="preserve"> </w:t>
+      </w:r>
+      <w:r>
+        <w:t xml:space="preserve">things, told the truth.</w:t>
+      </w:r>
+    </w:p>
+    <w:p>
+      <w:pPr>
+        <w:pStyle w:val="BodyText"/>
+      </w:pPr>
+      <w:r>
+        <w:t xml:space="preserve">On July 8, 2001, Las Vegas police found the body of a man named Duran Bailey</w:t>
+      </w:r>
+      <w:r>
+        <w:t xml:space="preserve"> </w:t>
+      </w:r>
+      <w:r>
+        <w:t xml:space="preserve">behind a dumpster on West Flamingo Road. He had been savaged, beaten with</w:t>
+      </w:r>
+      <w:r>
+        <w:t xml:space="preserve"> </w:t>
+      </w:r>
+      <w:r>
+        <w:t xml:space="preserve">something like a bat, stabbed, and mutilated after death, his penis amputated at</w:t>
+      </w:r>
+      <w:r>
+        <w:t xml:space="preserve"> </w:t>
+      </w:r>
+      <w:r>
+        <w:t xml:space="preserve">the base. It was a brutal, sexually charged killing in the heart of the city.</w:t>
+      </w:r>
+    </w:p>
+    <w:p>
+      <w:pPr>
+        <w:pStyle w:val="BodyText"/>
+      </w:pPr>
+      <w:r>
+        <w:t xml:space="preserve">Kirstin Lobato lived in Panaca, Nevada, a small town roughly 170 miles away. Some</w:t>
+      </w:r>
+      <w:r>
+        <w:t xml:space="preserve"> </w:t>
+      </w:r>
+      <w:r>
+        <w:t xml:space="preserve">weeks earlier she had told her former teacher, and later others, a frightening</w:t>
+      </w:r>
+      <w:r>
+        <w:t xml:space="preserve"> </w:t>
+      </w:r>
+      <w:r>
+        <w:t xml:space="preserve">story: that during a recent trip to Las Vegas an older man had tried to sexually</w:t>
+      </w:r>
+      <w:r>
+        <w:t xml:space="preserve"> </w:t>
+      </w:r>
+      <w:r>
+        <w:t xml:space="preserve">assault her, and that she had fought him off with her butterfly knife, cutting at</w:t>
+      </w:r>
+      <w:r>
+        <w:t xml:space="preserve"> </w:t>
+      </w:r>
+      <w:r>
+        <w:t xml:space="preserve">his groin before escaping. When a detective came to Panaca and suggested he</w:t>
+      </w:r>
+      <w:r>
+        <w:t xml:space="preserve"> </w:t>
+      </w:r>
+      <w:r>
+        <w:t xml:space="preserve">understood she’d been attacked and forced to defend herself, and then gently</w:t>
+      </w:r>
+      <w:r>
+        <w:t xml:space="preserve"> </w:t>
+      </w:r>
+      <w:r>
+        <w:t xml:space="preserve">referenced knowing she’d been</w:t>
+      </w:r>
+      <w:r>
+        <w:t xml:space="preserve"> </w:t>
+      </w:r>
+      <w:r>
+        <w:t xml:space="preserve">“</w:t>
+      </w:r>
+      <w:r>
+        <w:t xml:space="preserve">hurt in the past,</w:t>
+      </w:r>
+      <w:r>
+        <w:t xml:space="preserve">”</w:t>
+      </w:r>
+      <w:r>
+        <w:t xml:space="preserve"> </w:t>
+      </w:r>
+      <w:r>
+        <w:t xml:space="preserve">Lobato began to cry and said,</w:t>
+      </w:r>
+      <w:r>
+        <w:t xml:space="preserve"> </w:t>
+      </w:r>
+      <w:r>
+        <w:t xml:space="preserve">“</w:t>
+      </w:r>
+      <w:r>
+        <w:t xml:space="preserve">I</w:t>
+      </w:r>
+      <w:r>
+        <w:t xml:space="preserve"> </w:t>
+      </w:r>
+      <w:r>
+        <w:t xml:space="preserve">didn’t think anybody would miss him.</w:t>
+      </w:r>
+      <w:r>
+        <w:t xml:space="preserve">”</w:t>
+      </w:r>
+    </w:p>
+    <w:p>
+      <w:pPr>
+        <w:pStyle w:val="BodyText"/>
+      </w:pPr>
+      <w:r>
+        <w:t xml:space="preserve">To the detective, that was a confession. In hindsight, it was something far more</w:t>
+      </w:r>
+      <w:r>
+        <w:t xml:space="preserve"> </w:t>
+      </w:r>
+      <w:r>
+        <w:t xml:space="preserve">ambiguous, the words of a traumatized young woman conflating her own real assault</w:t>
+      </w:r>
+      <w:r>
+        <w:t xml:space="preserve"> </w:t>
+      </w:r>
+      <w:r>
+        <w:t xml:space="preserve">with a crime she had heard about. Because the assault Lobato described, the one she</w:t>
+      </w:r>
+      <w:r>
+        <w:t xml:space="preserve"> </w:t>
+      </w:r>
+      <w:r>
+        <w:t xml:space="preserve">fought off, had happened weeks before Duran Bailey was killed, and in a different</w:t>
+      </w:r>
+      <w:r>
+        <w:t xml:space="preserve"> </w:t>
+      </w:r>
+      <w:r>
+        <w:t xml:space="preserve">part of the city. The state’s theory required her to be the dumpster killer. Her</w:t>
+      </w:r>
+      <w:r>
+        <w:t xml:space="preserve"> </w:t>
+      </w:r>
+      <w:r>
+        <w:t xml:space="preserve">own account, and the geography of her life, put her a three-hour drive away.</w:t>
+      </w:r>
+    </w:p>
+    <w:bookmarkStart w:id="143" w:name="the-informant"/>
+    <w:p>
+      <w:pPr>
+        <w:pStyle w:val="Heading2"/>
+      </w:pPr>
+      <w:r>
+        <w:t xml:space="preserve">The informant</w:t>
+      </w:r>
+    </w:p>
+    <w:p>
+      <w:pPr>
+        <w:pStyle w:val="FirstParagraph"/>
+      </w:pPr>
+      <w:r>
+        <w:t xml:space="preserve">With the physical case thin, the state reached for a witness the criminal justice</w:t>
+      </w:r>
+      <w:r>
+        <w:t xml:space="preserve"> </w:t>
+      </w:r>
+      <w:r>
+        <w:t xml:space="preserve">system leans on far too often and trusts far too much: another prisoner.</w:t>
+      </w:r>
+    </w:p>
+    <w:p>
+      <w:pPr>
+        <w:pStyle w:val="BodyText"/>
+      </w:pPr>
+      <w:r>
+        <w:t xml:space="preserve">Korinda Martin, an inmate at the Clark County Detention Center, testified that</w:t>
+      </w:r>
+      <w:r>
+        <w:t xml:space="preserve"> </w:t>
+      </w:r>
+      <w:r>
+        <w:t xml:space="preserve">Lobato had boasted of the murder, of amputating a man’s penis and stuffing it</w:t>
+      </w:r>
+      <w:r>
+        <w:t xml:space="preserve"> </w:t>
+      </w:r>
+      <w:r>
+        <w:t xml:space="preserve">“</w:t>
+      </w:r>
+      <w:r>
+        <w:t xml:space="preserve">down</w:t>
+      </w:r>
+      <w:r>
+        <w:t xml:space="preserve"> </w:t>
+      </w:r>
+      <w:r>
+        <w:t xml:space="preserve">his throat,</w:t>
+      </w:r>
+      <w:r>
+        <w:t xml:space="preserve">”</w:t>
+      </w:r>
+      <w:r>
+        <w:t xml:space="preserve"> </w:t>
+      </w:r>
+      <w:r>
+        <w:t xml:space="preserve">of stabbing him repeatedly, and of planning to</w:t>
+      </w:r>
+      <w:r>
+        <w:t xml:space="preserve"> </w:t>
+      </w:r>
+      <w:r>
+        <w:t xml:space="preserve">“</w:t>
+      </w:r>
+      <w:r>
+        <w:t xml:space="preserve">play the poor-me act</w:t>
+      </w:r>
+      <w:r>
+        <w:t xml:space="preserve">”</w:t>
+      </w:r>
+      <w:r>
+        <w:t xml:space="preserve"> </w:t>
+      </w:r>
+      <w:r>
+        <w:t xml:space="preserve">and cry sexual assault. It was vivid, it was damning, and it came, as such</w:t>
+      </w:r>
+      <w:r>
+        <w:t xml:space="preserve"> </w:t>
+      </w:r>
+      <w:r>
+        <w:t xml:space="preserve">testimony so often does, from a woman with powerful reasons to say whatever the</w:t>
+      </w:r>
+      <w:r>
+        <w:t xml:space="preserve"> </w:t>
+      </w:r>
+      <w:r>
+        <w:t xml:space="preserve">prosecutors wanted. Martin had a robbery conviction, a coercion conviction, and a</w:t>
+      </w:r>
+      <w:r>
+        <w:t xml:space="preserve"> </w:t>
+      </w:r>
+      <w:r>
+        <w:t xml:space="preserve">history of trying every lever available to get herself out of jail.</w:t>
+      </w:r>
+    </w:p>
+    <w:p>
+      <w:pPr>
+        <w:pStyle w:val="BodyText"/>
+      </w:pPr>
+      <w:r>
+        <w:t xml:space="preserve">Just how far Martin would go to work the system emerged in a hearing away from the</w:t>
+      </w:r>
+      <w:r>
+        <w:t xml:space="preserve"> </w:t>
+      </w:r>
+      <w:r>
+        <w:t xml:space="preserve">jury. Lobato’s lawyers confronted her with two handwritten letters. One was a</w:t>
+      </w:r>
+      <w:r>
+        <w:t xml:space="preserve"> </w:t>
+      </w:r>
+      <w:r>
+        <w:t xml:space="preserve">forgery scheme: a</w:t>
+      </w:r>
+      <w:r>
+        <w:t xml:space="preserve"> </w:t>
+      </w:r>
+      <w:r>
+        <w:t xml:space="preserve">“</w:t>
+      </w:r>
+      <w:r>
+        <w:t xml:space="preserve">cover</w:t>
+      </w:r>
+      <w:r>
+        <w:t xml:space="preserve">”</w:t>
+      </w:r>
+      <w:r>
+        <w:t xml:space="preserve"> </w:t>
+      </w:r>
+      <w:r>
+        <w:t xml:space="preserve">letter asking a former fellow prisoner to copy an</w:t>
+      </w:r>
+      <w:r>
+        <w:t xml:space="preserve"> </w:t>
+      </w:r>
+      <w:r>
+        <w:t xml:space="preserve">attached recommendation in her own handwriting and mail it to Martin’s sentencing</w:t>
+      </w:r>
+      <w:r>
+        <w:t xml:space="preserve"> </w:t>
+      </w:r>
+      <w:r>
+        <w:t xml:space="preserve">judge, a letter falsely claiming Martin held a steady job with a high-risk</w:t>
+      </w:r>
+      <w:r>
+        <w:t xml:space="preserve"> </w:t>
+      </w:r>
+      <w:r>
+        <w:t xml:space="preserve">pregnancy, all designed to con the court into leniency. Martin denied writing them.</w:t>
+      </w:r>
+      <w:r>
+        <w:t xml:space="preserve"> </w:t>
+      </w:r>
+      <w:r>
+        <w:t xml:space="preserve">But she conceded the letters were a fraud on her sentencing court, and there was</w:t>
+      </w:r>
+      <w:r>
+        <w:t xml:space="preserve"> </w:t>
+      </w:r>
+      <w:r>
+        <w:t xml:space="preserve">the small matter of the envelope they arrived in, which bore Martin’s own return</w:t>
+      </w:r>
+      <w:r>
+        <w:t xml:space="preserve"> </w:t>
+      </w:r>
+      <w:r>
+        <w:t xml:space="preserve">address and prison identification number.</w:t>
+      </w:r>
+    </w:p>
+    <w:p>
+      <w:pPr>
+        <w:pStyle w:val="BodyText"/>
+      </w:pPr>
+      <w:r>
+        <w:t xml:space="preserve">Here is where the trial went wrong in the way that would eventually undo it. When</w:t>
+      </w:r>
+      <w:r>
+        <w:t xml:space="preserve"> </w:t>
+      </w:r>
+      <w:r>
+        <w:t xml:space="preserve">Lobato’s defense tried to actually prove that this letter-forging informant had</w:t>
+      </w:r>
+      <w:r>
+        <w:t xml:space="preserve"> </w:t>
+      </w:r>
+      <w:r>
+        <w:t xml:space="preserve">authored the fraud, offering a handwriting expert’s opinion that Martin wrote the</w:t>
+      </w:r>
+      <w:r>
+        <w:t xml:space="preserve"> </w:t>
+      </w:r>
+      <w:r>
+        <w:t xml:space="preserve">letters, the trial court shut it down as a collateral matter and let none of it</w:t>
+      </w:r>
+      <w:r>
+        <w:t xml:space="preserve"> </w:t>
+      </w:r>
+      <w:r>
+        <w:t xml:space="preserve">reach the jury. The jurors who convicted Kirstin Lobato heard Korinda Martin’s</w:t>
+      </w:r>
+      <w:r>
+        <w:t xml:space="preserve"> </w:t>
+      </w:r>
+      <w:r>
+        <w:t xml:space="preserve">devastating account. They never heard that Martin was, by the evidence, a</w:t>
+      </w:r>
+      <w:r>
+        <w:t xml:space="preserve"> </w:t>
+      </w:r>
+      <w:r>
+        <w:t xml:space="preserve">practiced forger willing to defraud a judge to shave time off her own sentence.</w:t>
+      </w:r>
+      <w:r>
+        <w:t xml:space="preserve"> </w:t>
+      </w:r>
+      <w:r>
+        <w:t xml:space="preserve">And after the verdict, a police document examiner confirmed it: Martin had written</w:t>
+      </w:r>
+      <w:r>
+        <w:t xml:space="preserve"> </w:t>
+      </w:r>
+      <w:r>
+        <w:t xml:space="preserve">at least one of the letters. The jury got the informant’s story and was spared the</w:t>
+      </w:r>
+      <w:r>
+        <w:t xml:space="preserve"> </w:t>
+      </w:r>
+      <w:r>
+        <w:t xml:space="preserve">one fact that best explained why not to believe it.</w:t>
+      </w:r>
+    </w:p>
+    <w:p>
+      <w:pPr>
+        <w:pStyle w:val="BodyText"/>
+      </w:pPr>
+      <w:r>
+        <w:t xml:space="preserve">The jury convicted. In 2004, the Supreme Court of Nevada reversed, holding that</w:t>
+      </w:r>
+      <w:r>
+        <w:t xml:space="preserve"> </w:t>
+      </w:r>
+      <w:r>
+        <w:t xml:space="preserve">barring the defense from impeaching Martin with the forged letters was an error</w:t>
+      </w:r>
+      <w:r>
+        <w:t xml:space="preserve"> </w:t>
+      </w:r>
+      <w:r>
+        <w:t xml:space="preserve">that required a new trial. It is that decision this chapter is anchored to, and its</w:t>
+      </w:r>
+      <w:r>
+        <w:t xml:space="preserve"> </w:t>
+      </w:r>
+      <w:r>
+        <w:t xml:space="preserve">lesson is old and unglamorous: a jailhouse informant trading testimony for freedom</w:t>
+      </w:r>
+      <w:r>
+        <w:t xml:space="preserve"> </w:t>
+      </w:r>
+      <w:r>
+        <w:t xml:space="preserve">is among the most dangerous witnesses a courtroom can host, and a jury that cannot</w:t>
+      </w:r>
+      <w:r>
+        <w:t xml:space="preserve"> </w:t>
+      </w:r>
+      <w:r>
+        <w:t xml:space="preserve">weigh her motives cannot weigh her word.</w:t>
+      </w:r>
+    </w:p>
+    <w:bookmarkEnd w:id="143"/>
+    <w:bookmarkStart w:id="144" w:name="the-flies"/>
+    <w:p>
+      <w:pPr>
+        <w:pStyle w:val="Heading2"/>
+      </w:pPr>
+      <w:r>
+        <w:t xml:space="preserve">The flies</w:t>
+      </w:r>
+    </w:p>
+    <w:p>
+      <w:pPr>
+        <w:pStyle w:val="FirstParagraph"/>
+      </w:pPr>
+      <w:r>
+        <w:t xml:space="preserve">The 2004 reversal was not the end. It was, agonizingly, the middle. Lobato was</w:t>
+      </w:r>
+      <w:r>
+        <w:t xml:space="preserve"> </w:t>
+      </w:r>
+      <w:r>
+        <w:t xml:space="preserve">tried again and convicted again, and the fight to prove her innocence stretched on</w:t>
+      </w:r>
+      <w:r>
+        <w:t xml:space="preserve"> </w:t>
+      </w:r>
+      <w:r>
+        <w:t xml:space="preserve">for years. And what carried it, in the end, was not a lawyer’s argument or a</w:t>
+      </w:r>
+      <w:r>
+        <w:t xml:space="preserve"> </w:t>
+      </w:r>
+      <w:r>
+        <w:t xml:space="preserve">recanting witness. It was entomology.</w:t>
+      </w:r>
+    </w:p>
+    <w:p>
+      <w:pPr>
+        <w:pStyle w:val="BodyText"/>
+      </w:pPr>
+      <w:r>
+        <w:t xml:space="preserve">Consider the one fact the original timeline had glided past. Duran Bailey’s body</w:t>
+      </w:r>
+      <w:r>
+        <w:t xml:space="preserve"> </w:t>
+      </w:r>
+      <w:r>
+        <w:t xml:space="preserve">lay exposed outdoors, behind a dumpster, in Las Vegas, in July. Anyone who has</w:t>
+      </w:r>
+      <w:r>
+        <w:t xml:space="preserve"> </w:t>
+      </w:r>
+      <w:r>
+        <w:t xml:space="preserve">left a picnic unattended in high summer knows what happens next: within hours,</w:t>
+      </w:r>
+      <w:r>
+        <w:t xml:space="preserve"> </w:t>
+      </w:r>
+      <w:r>
+        <w:t xml:space="preserve">often within minutes, blow flies find exposed flesh and blood and begin to lay</w:t>
+      </w:r>
+      <w:r>
+        <w:t xml:space="preserve"> </w:t>
+      </w:r>
+      <w:r>
+        <w:t xml:space="preserve">eggs, and those eggs become larvae on a schedule so reliable that forensic</w:t>
+      </w:r>
+      <w:r>
+        <w:t xml:space="preserve"> </w:t>
+      </w:r>
+      <w:r>
+        <w:t xml:space="preserve">entomologists can read a body’s insect colonists like a clock. In the desert heat</w:t>
+      </w:r>
+      <w:r>
+        <w:t xml:space="preserve"> </w:t>
+      </w:r>
+      <w:r>
+        <w:t xml:space="preserve">of a Las Vegas day, a corpse should have been swarming.</w:t>
+      </w:r>
+    </w:p>
+    <w:p>
+      <w:pPr>
+        <w:pStyle w:val="BodyText"/>
+      </w:pPr>
+      <w:r>
+        <w:t xml:space="preserve">Bailey’s body was not. The near-total absence of the insect activity that summer</w:t>
+      </w:r>
+      <w:r>
+        <w:t xml:space="preserve"> </w:t>
+      </w:r>
+      <w:r>
+        <w:t xml:space="preserve">daylight guarantees pointed to a single conclusion: he had been killed and left</w:t>
+      </w:r>
+      <w:r>
+        <w:t xml:space="preserve"> </w:t>
+      </w:r>
+      <w:r>
+        <w:t xml:space="preserve">after dark, in the cool of night, when the flies had gone quiet. And that timing</w:t>
+      </w:r>
+      <w:r>
+        <w:t xml:space="preserve"> </w:t>
+      </w:r>
+      <w:r>
+        <w:t xml:space="preserve">mattered enormously, because it placed the murder in a window when Kirstin Lobato,</w:t>
+      </w:r>
+      <w:r>
+        <w:t xml:space="preserve"> </w:t>
+      </w:r>
+      <w:r>
+        <w:t xml:space="preserve">by the evidence, was 170 miles north in Panaca. The bugs that never came to Duran</w:t>
+      </w:r>
+      <w:r>
+        <w:t xml:space="preserve"> </w:t>
+      </w:r>
+      <w:r>
+        <w:t xml:space="preserve">Bailey’s body became the alibi that the state’s timeline had denied her. On the</w:t>
+      </w:r>
+      <w:r>
+        <w:t xml:space="preserve"> </w:t>
+      </w:r>
+      <w:r>
+        <w:t xml:space="preserve">strength of that reading, and the mounting rot of the case against her, courts</w:t>
+      </w:r>
+      <w:r>
+        <w:t xml:space="preserve"> </w:t>
+      </w:r>
+      <w:r>
+        <w:t xml:space="preserve">eventually vacated Kirstin Lobato’s conviction, and after more than sixteen years</w:t>
+      </w:r>
+      <w:r>
+        <w:t xml:space="preserve"> </w:t>
+      </w:r>
+      <w:r>
+        <w:t xml:space="preserve">in prison she walked free.</w:t>
+      </w:r>
+      <w:r>
+        <w:t xml:space="preserve"> </w:t>
+      </w:r>
+      <w:r>
+        <w:rPr>
+          <w:iCs/>
+          <w:i/>
+        </w:rPr>
+        <w:t xml:space="preserve">(The entomology evidence and the final exoneration</w:t>
+      </w:r>
+      <w:r>
+        <w:rPr>
+          <w:iCs/>
+          <w:i/>
+        </w:rPr>
+        <w:t xml:space="preserve"> </w:t>
+      </w:r>
+      <w:r>
+        <w:rPr>
+          <w:iCs/>
+          <w:i/>
+        </w:rPr>
+        <w:t xml:space="preserve">belong to Lobato’s retrial and later habeas proceedings; the 2004 decision anchored</w:t>
+      </w:r>
+      <w:r>
+        <w:rPr>
+          <w:iCs/>
+          <w:i/>
+        </w:rPr>
+        <w:t xml:space="preserve"> </w:t>
+      </w:r>
+      <w:r>
+        <w:rPr>
+          <w:iCs/>
+          <w:i/>
+        </w:rPr>
+        <w:t xml:space="preserve">here reversed her first conviction on the informant issue and does not itself</w:t>
+      </w:r>
+      <w:r>
+        <w:rPr>
+          <w:iCs/>
+          <w:i/>
+        </w:rPr>
+        <w:t xml:space="preserve"> </w:t>
+      </w:r>
+      <w:r>
+        <w:rPr>
+          <w:iCs/>
+          <w:i/>
+        </w:rPr>
+        <w:t xml:space="preserve">address the insects.)</w:t>
+      </w:r>
+    </w:p>
+    <w:bookmarkEnd w:id="144"/>
+    <w:bookmarkStart w:id="145" w:name="Xa9a806fe186efe725ca7dc26c5e4cdfa84f740f"/>
+    <w:p>
+      <w:pPr>
+        <w:pStyle w:val="Heading2"/>
+      </w:pPr>
+      <w:r>
+        <w:t xml:space="preserve">How’d she get caught? And how did she get free?</w:t>
+      </w:r>
+    </w:p>
+    <w:p>
+      <w:pPr>
+        <w:pStyle w:val="FirstParagraph"/>
+      </w:pPr>
+      <w:r>
+        <w:t xml:space="preserve">Kirstin Lobato was caught by two of the least reliable things a courtroom trades</w:t>
+      </w:r>
+      <w:r>
+        <w:t xml:space="preserve"> </w:t>
+      </w:r>
+      <w:r>
+        <w:t xml:space="preserve">in: a grief-stricken, ambiguous utterance mistaken for a confession, and a career</w:t>
+      </w:r>
+      <w:r>
+        <w:t xml:space="preserve"> </w:t>
+      </w:r>
+      <w:r>
+        <w:t xml:space="preserve">jailhouse informant who forged documents to game her own sentence and whose lies</w:t>
+      </w:r>
+      <w:r>
+        <w:t xml:space="preserve"> </w:t>
+      </w:r>
+      <w:r>
+        <w:t xml:space="preserve">the jury was never allowed to see for what they were. That is how an innocent woman</w:t>
+      </w:r>
+      <w:r>
+        <w:t xml:space="preserve"> </w:t>
+      </w:r>
+      <w:r>
+        <w:t xml:space="preserve">loses sixteen years. How she got them back is the quieter miracle at the center of</w:t>
+      </w:r>
+      <w:r>
+        <w:t xml:space="preserve"> </w:t>
+      </w:r>
+      <w:r>
+        <w:t xml:space="preserve">this book’s final chapters. No one could shake the informant, no one could unspeak</w:t>
+      </w:r>
+      <w:r>
+        <w:t xml:space="preserve"> </w:t>
+      </w:r>
+      <w:r>
+        <w:t xml:space="preserve">the confession that wasn’t one. But the flies could not be bribed, could not be</w:t>
+      </w:r>
+      <w:r>
+        <w:t xml:space="preserve"> </w:t>
+      </w:r>
+      <w:r>
+        <w:t xml:space="preserve">coached, could not be made to say what the prosecution needed. They simply followed</w:t>
+      </w:r>
+      <w:r>
+        <w:t xml:space="preserve"> </w:t>
+      </w:r>
+      <w:r>
+        <w:t xml:space="preserve">their nature, and their nature was to arrive at a fresh body within hours. When they</w:t>
+      </w:r>
+      <w:r>
+        <w:t xml:space="preserve"> </w:t>
+      </w:r>
+      <w:r>
+        <w:t xml:space="preserve">didn’t arrive, they left behind the truth, which is that Duran Bailey died in the</w:t>
+      </w:r>
+      <w:r>
+        <w:t xml:space="preserve"> </w:t>
+      </w:r>
+      <w:r>
+        <w:t xml:space="preserve">dark, in a city where Kirstin Lobato was not.</w:t>
+      </w:r>
+    </w:p>
+    <w:p>
+      <w:r>
+        <w:pict>
+          <v:rect style="width:0;height:1.5pt" o:hralign="center" o:hrstd="t" o:hr="t"/>
+        </w:pict>
+      </w:r>
+    </w:p>
+    <w:p>
+      <w:pPr>
+        <w:pStyle w:val="BlockText"/>
+      </w:pPr>
+      <w:r>
+        <w:rPr>
+          <w:bCs/>
+          <w:b/>
+        </w:rPr>
+        <w:t xml:space="preserve">📖 Read the case yourself:</w:t>
+      </w:r>
+      <w:r>
+        <w:t xml:space="preserve"> </w:t>
+      </w:r>
+      <w:r>
+        <w:rPr>
+          <w:iCs/>
+          <w:i/>
+        </w:rPr>
+        <w:t xml:space="preserve">Lobato v. State</w:t>
+      </w:r>
+      <w:r>
+        <w:t xml:space="preserve">, 120 Nev. 512, 96 P.3d 765</w:t>
+      </w:r>
+      <w:r>
+        <w:t xml:space="preserve"> </w:t>
+      </w:r>
+      <w:r>
+        <w:t xml:space="preserve">(Nev. 2004), Supreme Court of Nevada, decided 2004.</w:t>
+      </w:r>
+      <w:r>
+        <w:t xml:space="preserve"> </w:t>
+      </w:r>
+      <w:r>
+        <w:t xml:space="preserve">Free online: search</w:t>
+      </w:r>
+      <w:r>
+        <w:t xml:space="preserve"> </w:t>
+      </w:r>
+      <w:r>
+        <w:t xml:space="preserve">“</w:t>
+      </w:r>
+      <w:r>
+        <w:t xml:space="preserve">Lobato v. State 96 P.3d 765</w:t>
+      </w:r>
+      <w:r>
+        <w:t xml:space="preserve">”</w:t>
+      </w:r>
+      <w:r>
+        <w:t xml:space="preserve"> </w:t>
+      </w:r>
+      <w:r>
+        <w:t xml:space="preserve">(Justia / FindLaw / vLex).</w:t>
+      </w:r>
+      <w:r>
+        <w:t xml:space="preserve"> </w:t>
+      </w:r>
+      <w:r>
+        <w:t xml:space="preserve">The murder, Lobato’s statements, and the jailhouse-informant testimony and</w:t>
+      </w:r>
+      <w:r>
+        <w:t xml:space="preserve"> </w:t>
+      </w:r>
+      <w:r>
+        <w:t xml:space="preserve">forged-letter ruling that reversed her first conviction are set out in the</w:t>
+      </w:r>
+      <w:r>
+        <w:t xml:space="preserve"> </w:t>
+      </w:r>
+      <w:r>
+        <w:t xml:space="preserve">opinion. The forensic-entomology evidence and Lobato’s eventual exoneration come</w:t>
+      </w:r>
+      <w:r>
+        <w:t xml:space="preserve"> </w:t>
+      </w:r>
+      <w:r>
+        <w:t xml:space="preserve">from her retrial and later post-conviction proceedings, part of the case’s</w:t>
+      </w:r>
+      <w:r>
+        <w:t xml:space="preserve"> </w:t>
+      </w:r>
+      <w:r>
+        <w:t xml:space="preserve">well-documented later history.</w:t>
+      </w:r>
+      <w:r>
+        <w:t xml:space="preserve"> </w:t>
+      </w:r>
+      <w:r>
+        <w:rPr>
+          <w:bCs/>
+          <w:b/>
+        </w:rPr>
+        <w:t xml:space="preserve">Companion chapters:</w:t>
+      </w:r>
+      <w:r>
+        <w:t xml:space="preserve"> </w:t>
+      </w:r>
+      <w:r>
+        <w:t xml:space="preserve">the junk-science arc runs through</w:t>
+      </w:r>
+      <w:r>
+        <w:t xml:space="preserve"> </w:t>
+      </w:r>
+      <w:r>
+        <w:rPr>
+          <w:iCs/>
+          <w:i/>
+        </w:rPr>
+        <w:t xml:space="preserve">Bundy</w:t>
+      </w:r>
+      <w:r>
+        <w:t xml:space="preserve"> </w:t>
+      </w:r>
+      <w:r>
+        <w:t xml:space="preserve">(37),</w:t>
+      </w:r>
+      <w:r>
+        <w:t xml:space="preserve"> </w:t>
+      </w:r>
+      <w:r>
+        <w:rPr>
+          <w:iCs/>
+          <w:i/>
+        </w:rPr>
+        <w:t xml:space="preserve">Krone</w:t>
+      </w:r>
+      <w:r>
+        <w:t xml:space="preserve"> </w:t>
+      </w:r>
+      <w:r>
+        <w:t xml:space="preserve">(38), and</w:t>
+      </w:r>
+      <w:r>
+        <w:t xml:space="preserve"> </w:t>
+      </w:r>
+      <w:r>
+        <w:rPr>
+          <w:iCs/>
+          <w:i/>
+        </w:rPr>
+        <w:t xml:space="preserve">Howard</w:t>
+      </w:r>
+      <w:r>
+        <w:t xml:space="preserve"> </w:t>
+      </w:r>
+      <w:r>
+        <w:t xml:space="preserve">(39); the Canadian bookend is</w:t>
+      </w:r>
+      <w:r>
+        <w:t xml:space="preserve"> </w:t>
+      </w:r>
+      <w:r>
+        <w:rPr>
+          <w:iCs/>
+          <w:i/>
+        </w:rPr>
+        <w:t xml:space="preserve">R. v. Truscott</w:t>
+      </w:r>
+      <w:r>
+        <w:t xml:space="preserve"> </w:t>
+      </w:r>
+      <w:r>
+        <w:t xml:space="preserve">(Chapter 41).</w:t>
+      </w:r>
+    </w:p>
+    <w:bookmarkEnd w:id="145"/>
+    <w:bookmarkEnd w:id="146"/>
     <w:sectPr/>
   </w:body>
 </w:document>

--- a/book/word/How Not to Get Away With Murder - Master.docx
+++ b/book/word/How Not to Get Away With Murder - Master.docx
@@ -3238,13 +3238,56 @@
           <w:iCs/>
           <w:i/>
         </w:rPr>
-        <w:t xml:space="preserve">R. v. Truscott</w:t>
-      </w:r>
-      <w:r>
-        <w:t xml:space="preserve"> </w:t>
-      </w:r>
-      <w:r>
-        <w:t xml:space="preserve">(ON CA, 2007) 🔶 - the Canadian bookend</w:t>
+        <w:t xml:space="preserve">Truscott (Re)</w:t>
+      </w:r>
+      <w:r>
+        <w:t xml:space="preserve">, 2007 ONCA 575 ✍️</w:t>
+      </w:r>
+      <w:r>
+        <w:t xml:space="preserve"> </w:t>
+      </w:r>
+      <w:r>
+        <w:rPr>
+          <w:iCs/>
+          <w:i/>
+        </w:rPr>
+        <w:t xml:space="preserve">drafted</w:t>
+      </w:r>
+      <w:r>
+        <w:t xml:space="preserve"> </w:t>
+      </w:r>
+      <w:r>
+        <w:t xml:space="preserve">🔶</w:t>
+      </w:r>
+      <w:r>
+        <w:t xml:space="preserve"> </w:t>
+      </w:r>
+      <w:r>
+        <w:rPr>
+          <w:iCs/>
+          <w:i/>
+        </w:rPr>
+        <w:t xml:space="preserve">Hook:</w:t>
+      </w:r>
+      <w:r>
+        <w:t xml:space="preserve"> </w:t>
+      </w:r>
+      <w:r>
+        <w:rPr>
+          <w:bCs/>
+          <w:b/>
+        </w:rPr>
+        <w:t xml:space="preserve">A pathologist looked at the food in a dead girl’s stomach and declared she had died within a forty-five-minute window. That window sent a fourteen-year-old boy to the gallows. It took forty-eight years, and a study of blow flies, to prove the window was never real.</w:t>
+      </w:r>
+      <w:r>
+        <w:t xml:space="preserve"> </w:t>
+      </w:r>
+      <w:r>
+        <w:rPr>
+          <w:iCs/>
+          <w:i/>
+        </w:rPr>
+        <w:t xml:space="preserve">(The book’s closing chapter; completes Part VIII.)</w:t>
       </w:r>
     </w:p>
     <w:p>
@@ -20633,6 +20676,966 @@
     </w:p>
     <w:bookmarkEnd w:id="145"/>
     <w:bookmarkEnd w:id="146"/>
+    <w:bookmarkStart w:id="151" w:name="Xb6275e81e8ed2caac70c8c4fbdf111eb2d1fdd2"/>
+    <w:p>
+      <w:pPr>
+        <w:pStyle w:val="Heading1"/>
+      </w:pPr>
+      <w:r>
+        <w:t xml:space="preserve">Chapter 41 - The Boy, the Flies, and Forty-Eight Years</w:t>
+      </w:r>
+    </w:p>
+    <w:p>
+      <w:pPr>
+        <w:pStyle w:val="FirstParagraph"/>
+      </w:pPr>
+      <w:r>
+        <w:rPr>
+          <w:bCs/>
+          <w:b/>
+        </w:rPr>
+        <w:t xml:space="preserve">A pathologist looked at the food in a dead girl’s stomach and declared she had</w:t>
+      </w:r>
+      <w:r>
+        <w:rPr>
+          <w:bCs/>
+          <w:b/>
+        </w:rPr>
+        <w:t xml:space="preserve"> </w:t>
+      </w:r>
+      <w:r>
+        <w:rPr>
+          <w:bCs/>
+          <w:b/>
+        </w:rPr>
+        <w:t xml:space="preserve">died within a forty-five-minute window. That window sent a fourteen-year-old boy</w:t>
+      </w:r>
+      <w:r>
+        <w:rPr>
+          <w:bCs/>
+          <w:b/>
+        </w:rPr>
+        <w:t xml:space="preserve"> </w:t>
+      </w:r>
+      <w:r>
+        <w:rPr>
+          <w:bCs/>
+          <w:b/>
+        </w:rPr>
+        <w:t xml:space="preserve">to the gallows. It took forty-eight years, and a study of blow flies, to prove</w:t>
+      </w:r>
+      <w:r>
+        <w:rPr>
+          <w:bCs/>
+          <w:b/>
+        </w:rPr>
+        <w:t xml:space="preserve"> </w:t>
+      </w:r>
+      <w:r>
+        <w:rPr>
+          <w:bCs/>
+          <w:b/>
+        </w:rPr>
+        <w:t xml:space="preserve">the window was never real.</w:t>
+      </w:r>
+    </w:p>
+    <w:p>
+      <w:pPr>
+        <w:pStyle w:val="BodyText"/>
+      </w:pPr>
+      <w:r>
+        <w:t xml:space="preserve">This book is called</w:t>
+      </w:r>
+      <w:r>
+        <w:t xml:space="preserve"> </w:t>
+      </w:r>
+      <w:r>
+        <w:rPr>
+          <w:iCs/>
+          <w:i/>
+        </w:rPr>
+        <w:t xml:space="preserve">How Not to Get Away With Murder</w:t>
+      </w:r>
+      <w:r>
+        <w:t xml:space="preserve">, and every chapter until</w:t>
+      </w:r>
+      <w:r>
+        <w:t xml:space="preserve"> </w:t>
+      </w:r>
+      <w:r>
+        <w:t xml:space="preserve">now has been a story about the guilty being caught. The book cannot honestly end</w:t>
+      </w:r>
+      <w:r>
+        <w:t xml:space="preserve"> </w:t>
+      </w:r>
+      <w:r>
+        <w:t xml:space="preserve">there, because the same forensic machinery that catches killers is operated by</w:t>
+      </w:r>
+      <w:r>
+        <w:t xml:space="preserve"> </w:t>
+      </w:r>
+      <w:r>
+        <w:t xml:space="preserve">human beings who make mistakes, and when it fails, it does not simply let a</w:t>
+      </w:r>
+      <w:r>
+        <w:t xml:space="preserve"> </w:t>
+      </w:r>
+      <w:r>
+        <w:t xml:space="preserve">guilty man walk. Sometimes it takes an innocent one and nearly hangs him. To</w:t>
+      </w:r>
+      <w:r>
+        <w:t xml:space="preserve"> </w:t>
+      </w:r>
+      <w:r>
+        <w:t xml:space="preserve">close, we have to tell that story too, and in Canada there is no story that tells</w:t>
+      </w:r>
+      <w:r>
+        <w:t xml:space="preserve"> </w:t>
+      </w:r>
+      <w:r>
+        <w:t xml:space="preserve">it better than the case of a fourteen-year-old boy named Steven Truscott.</w:t>
+      </w:r>
+    </w:p>
+    <w:p>
+      <w:pPr>
+        <w:pStyle w:val="BodyText"/>
+      </w:pPr>
+      <w:r>
+        <w:t xml:space="preserve">On the evening of June 9, 1959, near the Royal Canadian Air Force station outside</w:t>
+      </w:r>
+      <w:r>
+        <w:t xml:space="preserve"> </w:t>
+      </w:r>
+      <w:r>
+        <w:t xml:space="preserve">Clinton, Ontario, Steven Truscott gave his twelve-year-old classmate Lynne Harper</w:t>
+      </w:r>
+      <w:r>
+        <w:t xml:space="preserve"> </w:t>
+      </w:r>
+      <w:r>
+        <w:t xml:space="preserve">a ride on the handlebars of his bicycle, north along the County Road. He said he</w:t>
+      </w:r>
+      <w:r>
+        <w:t xml:space="preserve"> </w:t>
+      </w:r>
+      <w:r>
+        <w:t xml:space="preserve">dropped her near the highway and watched her get into a car. It was, he insisted</w:t>
+      </w:r>
+      <w:r>
+        <w:t xml:space="preserve"> </w:t>
+      </w:r>
+      <w:r>
+        <w:t xml:space="preserve">then and for the rest of his life, the last he saw of her.</w:t>
+      </w:r>
+    </w:p>
+    <w:p>
+      <w:pPr>
+        <w:pStyle w:val="BodyText"/>
+      </w:pPr>
+      <w:r>
+        <w:t xml:space="preserve">Two days later, searchers found Lynne Harper’s body in a wooded area called</w:t>
+      </w:r>
+      <w:r>
+        <w:t xml:space="preserve"> </w:t>
+      </w:r>
+      <w:r>
+        <w:t xml:space="preserve">Lawson’s Bush. She had been sexually assaulted and strangled with her own blouse.</w:t>
+      </w:r>
+      <w:r>
+        <w:t xml:space="preserve"> </w:t>
+      </w:r>
+      <w:r>
+        <w:t xml:space="preserve">And within days, the boy who had last been seen with her, Steven Truscott, was</w:t>
+      </w:r>
+      <w:r>
+        <w:t xml:space="preserve"> </w:t>
+      </w:r>
+      <w:r>
+        <w:t xml:space="preserve">arrested, tried as an adult for capital murder, convicted, and sentenced to hang.</w:t>
+      </w:r>
+      <w:r>
+        <w:t xml:space="preserve"> </w:t>
+      </w:r>
+      <w:r>
+        <w:t xml:space="preserve">The sentence was commuted to life. He was fourteen years old, and every court</w:t>
+      </w:r>
+      <w:r>
+        <w:t xml:space="preserve"> </w:t>
+      </w:r>
+      <w:r>
+        <w:t xml:space="preserve">that reviewed his case, including a majority of the Supreme Court of Canada on a</w:t>
+      </w:r>
+      <w:r>
+        <w:t xml:space="preserve"> </w:t>
+      </w:r>
+      <w:r>
+        <w:t xml:space="preserve">1966 reference, upheld the conviction.</w:t>
+      </w:r>
+    </w:p>
+    <w:p>
+      <w:pPr>
+        <w:pStyle w:val="BodyText"/>
+      </w:pPr>
+      <w:r>
+        <w:t xml:space="preserve">The case against him was entirely circumstantial, and it stood on four pillars.</w:t>
+      </w:r>
+      <w:r>
+        <w:t xml:space="preserve"> </w:t>
+      </w:r>
+      <w:r>
+        <w:t xml:space="preserve">Three of them were the ordinary stuff of a 1950s murder trial: witnesses along</w:t>
+      </w:r>
+      <w:r>
+        <w:t xml:space="preserve"> </w:t>
+      </w:r>
+      <w:r>
+        <w:t xml:space="preserve">the County Road, disputed evidence about his later conduct, and some physical</w:t>
+      </w:r>
+      <w:r>
+        <w:t xml:space="preserve"> </w:t>
+      </w:r>
+      <w:r>
+        <w:t xml:space="preserve">findings on his body offered to suggest he was the assailant. But the pillar that</w:t>
+      </w:r>
+      <w:r>
+        <w:t xml:space="preserve"> </w:t>
+      </w:r>
+      <w:r>
+        <w:t xml:space="preserve">held up all the rest, the one that gave Steven Truscott what the Crown called</w:t>
+      </w:r>
+      <w:r>
+        <w:t xml:space="preserve"> </w:t>
+      </w:r>
+      <w:r>
+        <w:t xml:space="preserve">“</w:t>
+      </w:r>
+      <w:r>
+        <w:t xml:space="preserve">exclusive opportunity</w:t>
+      </w:r>
+      <w:r>
+        <w:t xml:space="preserve">”</w:t>
+      </w:r>
+      <w:r>
+        <w:t xml:space="preserve"> </w:t>
+      </w:r>
+      <w:r>
+        <w:t xml:space="preserve">to commit the murder, was a piece of forensic science. It</w:t>
+      </w:r>
+      <w:r>
+        <w:t xml:space="preserve"> </w:t>
+      </w:r>
+      <w:r>
+        <w:t xml:space="preserve">was the word of a pathologist about the contents of a dead girl’s stomach.</w:t>
+      </w:r>
+    </w:p>
+    <w:bookmarkStart w:id="147" w:name="the-window"/>
+    <w:p>
+      <w:pPr>
+        <w:pStyle w:val="Heading2"/>
+      </w:pPr>
+      <w:r>
+        <w:t xml:space="preserve">The window</w:t>
+      </w:r>
+    </w:p>
+    <w:p>
+      <w:pPr>
+        <w:pStyle w:val="FirstParagraph"/>
+      </w:pPr>
+      <w:r>
+        <w:t xml:space="preserve">The pathologist was Dr. John Penistan, and he performed Lynne Harper’s autopsy.</w:t>
+      </w:r>
+      <w:r>
+        <w:t xml:space="preserve"> </w:t>
+      </w:r>
+      <w:r>
+        <w:t xml:space="preserve">On the basis of three observations, the degree to which her last meal had digested</w:t>
+      </w:r>
+      <w:r>
+        <w:t xml:space="preserve"> </w:t>
+      </w:r>
+      <w:r>
+        <w:t xml:space="preserve">in her stomach, the state of the rigor mortis in her body, and the extent of</w:t>
+      </w:r>
+      <w:r>
+        <w:t xml:space="preserve"> </w:t>
+      </w:r>
+      <w:r>
+        <w:t xml:space="preserve">decomposition, he delivered an opinion of striking, almost surgical precision. He</w:t>
+      </w:r>
+      <w:r>
+        <w:t xml:space="preserve"> </w:t>
+      </w:r>
+      <w:r>
+        <w:t xml:space="preserve">told the court that Lynne Harper had died between 7:00 and 7:45 p.m. on June 9.</w:t>
+      </w:r>
+    </w:p>
+    <w:p>
+      <w:pPr>
+        <w:pStyle w:val="BodyText"/>
+      </w:pPr>
+      <w:r>
+        <w:t xml:space="preserve">Understand what that narrow window did. Steven Truscott was demonstrably with</w:t>
+      </w:r>
+      <w:r>
+        <w:t xml:space="preserve"> </w:t>
+      </w:r>
+      <w:r>
+        <w:t xml:space="preserve">Lynne on the County Road shortly after 7:00 p.m. If she died by 7:45, then he,</w:t>
+      </w:r>
+      <w:r>
+        <w:t xml:space="preserve"> </w:t>
+      </w:r>
+      <w:r>
+        <w:t xml:space="preserve">and effectively only he, had the opportunity to kill her before she could reach</w:t>
+      </w:r>
+      <w:r>
+        <w:t xml:space="preserve"> </w:t>
+      </w:r>
+      <w:r>
+        <w:t xml:space="preserve">the highway and the car he described. Dr. Penistan’s forty-five-minute window was</w:t>
+      </w:r>
+      <w:r>
+        <w:t xml:space="preserve"> </w:t>
+      </w:r>
+      <w:r>
+        <w:t xml:space="preserve">not merely evidence in the case. It</w:t>
+      </w:r>
+      <w:r>
+        <w:t xml:space="preserve"> </w:t>
+      </w:r>
+      <w:r>
+        <w:rPr>
+          <w:iCs/>
+          <w:i/>
+        </w:rPr>
+        <w:t xml:space="preserve">was</w:t>
+      </w:r>
+      <w:r>
+        <w:t xml:space="preserve"> </w:t>
+      </w:r>
+      <w:r>
+        <w:t xml:space="preserve">the case. It converted a boy who gave a</w:t>
+      </w:r>
+      <w:r>
+        <w:t xml:space="preserve"> </w:t>
+      </w:r>
+      <w:r>
+        <w:t xml:space="preserve">girl a ride into the only man on earth who could have murdered her.</w:t>
+      </w:r>
+    </w:p>
+    <w:p>
+      <w:pPr>
+        <w:pStyle w:val="BodyText"/>
+      </w:pPr>
+      <w:r>
+        <w:t xml:space="preserve">And it was built on sand. The science of estimating time of death from stomach</w:t>
+      </w:r>
+      <w:r>
+        <w:t xml:space="preserve"> </w:t>
+      </w:r>
+      <w:r>
+        <w:t xml:space="preserve">contents, of assuming that a stomach empties on a fixed and knowable schedule,</w:t>
+      </w:r>
+      <w:r>
+        <w:t xml:space="preserve"> </w:t>
+      </w:r>
+      <w:r>
+        <w:t xml:space="preserve">was exactly the kind of confident, precise-sounding forensic claim that juries</w:t>
+      </w:r>
+      <w:r>
+        <w:t xml:space="preserve"> </w:t>
+      </w:r>
+      <w:r>
+        <w:t xml:space="preserve">find irresistible and that later scrutiny so often dissolves. Digestion does not</w:t>
+      </w:r>
+      <w:r>
+        <w:t xml:space="preserve"> </w:t>
+      </w:r>
+      <w:r>
+        <w:t xml:space="preserve">run on a stopwatch. It varies enormously with the person, the meal, the stress,</w:t>
+      </w:r>
+      <w:r>
+        <w:t xml:space="preserve"> </w:t>
+      </w:r>
+      <w:r>
+        <w:t xml:space="preserve">the fear. A stomach can take hours longer to empty than Dr. Penistan assumed. The</w:t>
+      </w:r>
+      <w:r>
+        <w:t xml:space="preserve"> </w:t>
+      </w:r>
+      <w:r>
+        <w:t xml:space="preserve">window he drew with such authority was a guess wearing the costume of a</w:t>
+      </w:r>
+      <w:r>
+        <w:t xml:space="preserve"> </w:t>
+      </w:r>
+      <w:r>
+        <w:t xml:space="preserve">measurement, and a fourteen-year-old’s life was hung inside it.</w:t>
+      </w:r>
+    </w:p>
+    <w:bookmarkEnd w:id="147"/>
+    <w:bookmarkStart w:id="148" w:name="the-flies-1"/>
+    <w:p>
+      <w:pPr>
+        <w:pStyle w:val="Heading2"/>
+      </w:pPr>
+      <w:r>
+        <w:t xml:space="preserve">The flies</w:t>
+      </w:r>
+    </w:p>
+    <w:p>
+      <w:pPr>
+        <w:pStyle w:val="FirstParagraph"/>
+      </w:pPr>
+      <w:r>
+        <w:t xml:space="preserve">In 2007, on a reference from the Minister of Justice, the Court of Appeal for</w:t>
+      </w:r>
+      <w:r>
+        <w:t xml:space="preserve"> </w:t>
+      </w:r>
+      <w:r>
+        <w:t xml:space="preserve">Ontario examined Steven Truscott’s conviction one final time, as though it were a</w:t>
+      </w:r>
+      <w:r>
+        <w:t xml:space="preserve"> </w:t>
+      </w:r>
+      <w:r>
+        <w:t xml:space="preserve">fresh appeal, and this time it did something no court had done before. It let in</w:t>
+      </w:r>
+      <w:r>
+        <w:t xml:space="preserve"> </w:t>
+      </w:r>
+      <w:r>
+        <w:t xml:space="preserve">new evidence about the time of death, and that evidence came from two directions,</w:t>
+      </w:r>
+      <w:r>
+        <w:t xml:space="preserve"> </w:t>
+      </w:r>
+      <w:r>
+        <w:t xml:space="preserve">both of which pointed away from Dr. Penistan’s window.</w:t>
+      </w:r>
+    </w:p>
+    <w:p>
+      <w:pPr>
+        <w:pStyle w:val="BodyText"/>
+      </w:pPr>
+      <w:r>
+        <w:t xml:space="preserve">The first was a reassessment of the pathology itself. Modern expert review</w:t>
+      </w:r>
+      <w:r>
+        <w:t xml:space="preserve"> </w:t>
+      </w:r>
+      <w:r>
+        <w:t xml:space="preserve">rendered the old claim, that Lynne Harper</w:t>
+      </w:r>
+      <w:r>
+        <w:t xml:space="preserve"> </w:t>
+      </w:r>
+      <w:r>
+        <w:rPr>
+          <w:iCs/>
+          <w:i/>
+        </w:rPr>
+        <w:t xml:space="preserve">must</w:t>
+      </w:r>
+      <w:r>
+        <w:t xml:space="preserve"> </w:t>
+      </w:r>
+      <w:r>
+        <w:t xml:space="preserve">have died before 8:00 p.m.,</w:t>
+      </w:r>
+      <w:r>
+        <w:t xml:space="preserve"> </w:t>
+      </w:r>
+      <w:r>
+        <w:t xml:space="preserve">scientifically untenable. The certainty was gone, and with it the exclusive</w:t>
+      </w:r>
+      <w:r>
+        <w:t xml:space="preserve"> </w:t>
+      </w:r>
+      <w:r>
+        <w:t xml:space="preserve">opportunity it had manufactured.</w:t>
+      </w:r>
+    </w:p>
+    <w:p>
+      <w:pPr>
+        <w:pStyle w:val="BodyText"/>
+      </w:pPr>
+      <w:r>
+        <w:t xml:space="preserve">The second came from the humblest witnesses imaginable: the blow flies that had</w:t>
+      </w:r>
+      <w:r>
+        <w:t xml:space="preserve"> </w:t>
+      </w:r>
+      <w:r>
+        <w:t xml:space="preserve">found Lynne Harper’s body. Dr. Penistan, at the autopsy, had removed maggots from</w:t>
+      </w:r>
+      <w:r>
+        <w:t xml:space="preserve"> </w:t>
+      </w:r>
+      <w:r>
+        <w:t xml:space="preserve">around her nose and mouth and, in his notes, recorded their size, about</w:t>
+      </w:r>
+      <w:r>
+        <w:t xml:space="preserve"> </w:t>
+      </w:r>
+      <w:r>
+        <w:t xml:space="preserve">one-sixteenth of an inch. Decades later, forensic entomologists took that</w:t>
+      </w:r>
+      <w:r>
+        <w:t xml:space="preserve"> </w:t>
+      </w:r>
+      <w:r>
+        <w:t xml:space="preserve">recorded detail and did what entomologists do. A blow fly’s life runs on a</w:t>
+      </w:r>
+      <w:r>
+        <w:t xml:space="preserve"> </w:t>
+      </w:r>
+      <w:r>
+        <w:t xml:space="preserve">biological clock so dependable that the size and developmental stage of the</w:t>
+      </w:r>
+      <w:r>
+        <w:t xml:space="preserve"> </w:t>
+      </w:r>
+      <w:r>
+        <w:t xml:space="preserve">maggots on a body can be read backward to estimate when insects first arrived,</w:t>
+      </w:r>
+      <w:r>
+        <w:t xml:space="preserve"> </w:t>
+      </w:r>
+      <w:r>
+        <w:t xml:space="preserve">and therefore, roughly, when death occurred and the body lay exposed. Working</w:t>
+      </w:r>
+      <w:r>
+        <w:t xml:space="preserve"> </w:t>
+      </w:r>
+      <w:r>
+        <w:t xml:space="preserve">from the maggots Dr. Penistan himself had described, the entomology pointed to a</w:t>
+      </w:r>
+      <w:r>
+        <w:t xml:space="preserve"> </w:t>
+      </w:r>
+      <w:r>
+        <w:t xml:space="preserve">death later than his window allowed, potentially so much later that it could</w:t>
+      </w:r>
+      <w:r>
+        <w:t xml:space="preserve"> </w:t>
+      </w:r>
+      <w:r>
+        <w:t xml:space="preserve">place the killing at a time when Steven Truscott was nowhere near Lawson’s Bush.</w:t>
+      </w:r>
+    </w:p>
+    <w:p>
+      <w:pPr>
+        <w:pStyle w:val="BodyText"/>
+      </w:pPr>
+      <w:r>
+        <w:t xml:space="preserve">The Court of Appeal was careful about the science. It did not declare the</w:t>
+      </w:r>
+      <w:r>
+        <w:t xml:space="preserve"> </w:t>
+      </w:r>
+      <w:r>
+        <w:t xml:space="preserve">entomology certain; it noted its frailties and acknowledged the assumptions it</w:t>
+      </w:r>
+      <w:r>
+        <w:t xml:space="preserve"> </w:t>
+      </w:r>
+      <w:r>
+        <w:t xml:space="preserve">rested on. But it held that the evidence was sound enough to go to a jury, and</w:t>
+      </w:r>
+      <w:r>
+        <w:t xml:space="preserve"> </w:t>
+      </w:r>
+      <w:r>
+        <w:t xml:space="preserve">that, together with the collapse of Dr. Penistan’s pathology, it could raise a</w:t>
+      </w:r>
+      <w:r>
+        <w:t xml:space="preserve"> </w:t>
+      </w:r>
+      <w:r>
+        <w:t xml:space="preserve">reasonable doubt that Lynne Harper died before 8:00 p.m. And a reasonable doubt</w:t>
+      </w:r>
+      <w:r>
+        <w:t xml:space="preserve"> </w:t>
+      </w:r>
+      <w:r>
+        <w:t xml:space="preserve">about the time of death was a reasonable doubt about the entire case, because the</w:t>
+      </w:r>
+      <w:r>
+        <w:t xml:space="preserve"> </w:t>
+      </w:r>
+      <w:r>
+        <w:t xml:space="preserve">whole edifice had been built on that single, false window.</w:t>
+      </w:r>
+    </w:p>
+    <w:p>
+      <w:pPr>
+        <w:pStyle w:val="BodyText"/>
+      </w:pPr>
+      <w:r>
+        <w:t xml:space="preserve">The court found that Steven Truscott’s conviction was a miscarriage of justice</w:t>
+      </w:r>
+      <w:r>
+        <w:t xml:space="preserve"> </w:t>
+      </w:r>
+      <w:r>
+        <w:t xml:space="preserve">and quashed it. A new trial, half a century on, was a practical impossibility. So</w:t>
+      </w:r>
+      <w:r>
+        <w:t xml:space="preserve"> </w:t>
+      </w:r>
+      <w:r>
+        <w:t xml:space="preserve">the court did the only just thing left to do. It held that if a new trial could</w:t>
+      </w:r>
+      <w:r>
+        <w:t xml:space="preserve"> </w:t>
+      </w:r>
+      <w:r>
+        <w:t xml:space="preserve">be held, an acquittal would clearly be the more likely result, and it entered</w:t>
+      </w:r>
+      <w:r>
+        <w:t xml:space="preserve"> </w:t>
+      </w:r>
+      <w:r>
+        <w:t xml:space="preserve">that acquittal itself. In 2007, forty-eight years after a fourteen-year-old boy</w:t>
+      </w:r>
+      <w:r>
+        <w:t xml:space="preserve"> </w:t>
+      </w:r>
+      <w:r>
+        <w:t xml:space="preserve">was sentenced to die, Steven Truscott was declared, at last, an innocent man.</w:t>
+      </w:r>
+    </w:p>
+    <w:bookmarkEnd w:id="148"/>
+    <w:bookmarkStart w:id="150" w:name="the-question-this-book-cannot-avoid"/>
+    <w:p>
+      <w:pPr>
+        <w:pStyle w:val="Heading2"/>
+      </w:pPr>
+      <w:r>
+        <w:t xml:space="preserve">The question this book cannot avoid</w:t>
+      </w:r>
+    </w:p>
+    <w:p>
+      <w:pPr>
+        <w:pStyle w:val="FirstParagraph"/>
+      </w:pPr>
+      <w:r>
+        <w:t xml:space="preserve">For every other subject in these pages, the closing question has been</w:t>
+      </w:r>
+      <w:r>
+        <w:t xml:space="preserve"> </w:t>
+      </w:r>
+      <w:r>
+        <w:t xml:space="preserve">“</w:t>
+      </w:r>
+      <w:r>
+        <w:t xml:space="preserve">how’d they</w:t>
+      </w:r>
+      <w:r>
+        <w:t xml:space="preserve"> </w:t>
+      </w:r>
+      <w:r>
+        <w:t xml:space="preserve">get caught.</w:t>
+      </w:r>
+      <w:r>
+        <w:t xml:space="preserve">”</w:t>
+      </w:r>
+      <w:r>
+        <w:t xml:space="preserve"> </w:t>
+      </w:r>
+      <w:r>
+        <w:t xml:space="preserve">For Steven Truscott, the question is the opposite and far more</w:t>
+      </w:r>
+      <w:r>
+        <w:t xml:space="preserve"> </w:t>
+      </w:r>
+      <w:r>
+        <w:t xml:space="preserve">uncomfortable: how was an innocent boy</w:t>
+      </w:r>
+      <w:r>
+        <w:t xml:space="preserve"> </w:t>
+      </w:r>
+      <w:r>
+        <w:rPr>
+          <w:iCs/>
+          <w:i/>
+        </w:rPr>
+        <w:t xml:space="preserve">convicted</w:t>
+      </w:r>
+      <w:r>
+        <w:t xml:space="preserve">, and how was he made to wait a</w:t>
+      </w:r>
+      <w:r>
+        <w:t xml:space="preserve"> </w:t>
+      </w:r>
+      <w:r>
+        <w:t xml:space="preserve">lifetime to be uncaught? The answer is the same forensic overconfidence that runs</w:t>
+      </w:r>
+      <w:r>
+        <w:t xml:space="preserve"> </w:t>
+      </w:r>
+      <w:r>
+        <w:t xml:space="preserve">like a warning through this entire book. A murderer is caught when the evidence,</w:t>
+      </w:r>
+      <w:r>
+        <w:t xml:space="preserve"> </w:t>
+      </w:r>
+      <w:r>
+        <w:t xml:space="preserve">honestly read, points only at him. But evidence does not read itself. It is read</w:t>
+      </w:r>
+      <w:r>
+        <w:t xml:space="preserve"> </w:t>
+      </w:r>
+      <w:r>
+        <w:t xml:space="preserve">by people, and when a person in a white coat mistakes a guess for a measurement</w:t>
+      </w:r>
+      <w:r>
+        <w:t xml:space="preserve"> </w:t>
+      </w:r>
+      <w:r>
+        <w:t xml:space="preserve">and says it with enough authority, a jury will convict on it, whether the man in</w:t>
+      </w:r>
+      <w:r>
+        <w:t xml:space="preserve"> </w:t>
+      </w:r>
+      <w:r>
+        <w:t xml:space="preserve">the dock is Ted Bundy or a fourteen-year-old who gave a classmate a ride home.</w:t>
+      </w:r>
+    </w:p>
+    <w:p>
+      <w:pPr>
+        <w:pStyle w:val="BodyText"/>
+      </w:pPr>
+      <w:r>
+        <w:t xml:space="preserve">That is the note this book has to end on, because it is the truth that makes all</w:t>
+      </w:r>
+      <w:r>
+        <w:t xml:space="preserve"> </w:t>
+      </w:r>
+      <w:r>
+        <w:t xml:space="preserve">the other chapters mean something. The forensic sciences that catch the guilty,</w:t>
+      </w:r>
+      <w:r>
+        <w:t xml:space="preserve"> </w:t>
+      </w:r>
+      <w:r>
+        <w:t xml:space="preserve">the cell towers and the Fitbits and the search histories and the tracklogs, are</w:t>
+      </w:r>
+      <w:r>
+        <w:t xml:space="preserve"> </w:t>
+      </w:r>
+      <w:r>
+        <w:t xml:space="preserve">genuinely powerful, and genuinely good, precisely to the degree that we hold them</w:t>
+      </w:r>
+      <w:r>
+        <w:t xml:space="preserve"> </w:t>
+      </w:r>
+      <w:r>
+        <w:t xml:space="preserve">honest. When we let them promise more than they can deliver, they do not stop</w:t>
+      </w:r>
+      <w:r>
+        <w:t xml:space="preserve"> </w:t>
+      </w:r>
+      <w:r>
+        <w:t xml:space="preserve">convicting people. They simply start convicting the wrong ones. Steven Truscott</w:t>
+      </w:r>
+      <w:r>
+        <w:t xml:space="preserve"> </w:t>
+      </w:r>
+      <w:r>
+        <w:t xml:space="preserve">was freed, in the end, by insects too small to lie and a court finally willing to</w:t>
+      </w:r>
+      <w:r>
+        <w:t xml:space="preserve"> </w:t>
+      </w:r>
+      <w:r>
+        <w:t xml:space="preserve">listen. He should never have needed either. The lesson of how not to get away</w:t>
+      </w:r>
+      <w:r>
+        <w:t xml:space="preserve"> </w:t>
+      </w:r>
+      <w:r>
+        <w:t xml:space="preserve">with murder is also, unavoidably, the lesson of how not to convict a boy of one:</w:t>
+      </w:r>
+      <w:r>
+        <w:t xml:space="preserve"> </w:t>
+      </w:r>
+      <w:r>
+        <w:t xml:space="preserve">follow the evidence, but never trust it more than it has earned.</w:t>
+      </w:r>
+    </w:p>
+    <w:p>
+      <w:r>
+        <w:pict>
+          <v:rect style="width:0;height:1.5pt" o:hralign="center" o:hrstd="t" o:hr="t"/>
+        </w:pict>
+      </w:r>
+    </w:p>
+    <w:p>
+      <w:pPr>
+        <w:pStyle w:val="BlockText"/>
+      </w:pPr>
+      <w:r>
+        <w:rPr>
+          <w:bCs/>
+          <w:b/>
+        </w:rPr>
+        <w:t xml:space="preserve">📖 Read the case yourself:</w:t>
+      </w:r>
+      <w:r>
+        <w:t xml:space="preserve"> </w:t>
+      </w:r>
+      <w:r>
+        <w:rPr>
+          <w:iCs/>
+          <w:i/>
+        </w:rPr>
+        <w:t xml:space="preserve">Truscott (Re)</w:t>
+      </w:r>
+      <w:r>
+        <w:t xml:space="preserve">, 2007 ONCA 575, Court of Appeal</w:t>
+      </w:r>
+      <w:r>
+        <w:t xml:space="preserve"> </w:t>
+      </w:r>
+      <w:r>
+        <w:t xml:space="preserve">for Ontario.</w:t>
+      </w:r>
+      <w:r>
+        <w:t xml:space="preserve"> </w:t>
+      </w:r>
+      <w:r>
+        <w:t xml:space="preserve">Free online:</w:t>
+      </w:r>
+      <w:r>
+        <w:t xml:space="preserve"> </w:t>
+      </w:r>
+      <w:hyperlink r:id="rId149">
+        <w:r>
+          <w:rPr>
+            <w:rStyle w:val="Hyperlink"/>
+          </w:rPr>
+          <w:t xml:space="preserve">CanLII</w:t>
+        </w:r>
+      </w:hyperlink>
+      <w:r>
+        <w:t xml:space="preserve">.</w:t>
+      </w:r>
+      <w:r>
+        <w:t xml:space="preserve"> </w:t>
+      </w:r>
+      <w:r>
+        <w:t xml:space="preserve">The overview and the four pillars of the Crown’s case are set out in Part I;</w:t>
+      </w:r>
+      <w:r>
+        <w:t xml:space="preserve"> </w:t>
+      </w:r>
+      <w:r>
+        <w:t xml:space="preserve">Dr. Penistan’s stomach-contents time-of-death opinion is examined in Part III;</w:t>
+      </w:r>
+      <w:r>
+        <w:t xml:space="preserve"> </w:t>
+      </w:r>
+      <w:r>
+        <w:t xml:space="preserve">the forensic-entomology evidence and the court’s conclusion on it appear in the</w:t>
+      </w:r>
+      <w:r>
+        <w:t xml:space="preserve"> </w:t>
+      </w:r>
+      <w:r>
+        <w:t xml:space="preserve">analysis of the first pillar; the acquittal is entered in Part VI.</w:t>
+      </w:r>
+      <w:r>
+        <w:t xml:space="preserve"> </w:t>
+      </w:r>
+      <w:r>
+        <w:rPr>
+          <w:bCs/>
+          <w:b/>
+        </w:rPr>
+        <w:t xml:space="preserve">Companion chapters:</w:t>
+      </w:r>
+      <w:r>
+        <w:t xml:space="preserve"> </w:t>
+      </w:r>
+      <w:r>
+        <w:t xml:space="preserve">the junk-science arc runs through</w:t>
+      </w:r>
+      <w:r>
+        <w:t xml:space="preserve"> </w:t>
+      </w:r>
+      <w:r>
+        <w:rPr>
+          <w:iCs/>
+          <w:i/>
+        </w:rPr>
+        <w:t xml:space="preserve">Bundy</w:t>
+      </w:r>
+      <w:r>
+        <w:t xml:space="preserve"> </w:t>
+      </w:r>
+      <w:r>
+        <w:t xml:space="preserve">(37),</w:t>
+      </w:r>
+      <w:r>
+        <w:t xml:space="preserve"> </w:t>
+      </w:r>
+      <w:r>
+        <w:rPr>
+          <w:iCs/>
+          <w:i/>
+        </w:rPr>
+        <w:t xml:space="preserve">Krone</w:t>
+      </w:r>
+      <w:r>
+        <w:t xml:space="preserve"> </w:t>
+      </w:r>
+      <w:r>
+        <w:t xml:space="preserve">(38),</w:t>
+      </w:r>
+      <w:r>
+        <w:t xml:space="preserve"> </w:t>
+      </w:r>
+      <w:r>
+        <w:rPr>
+          <w:iCs/>
+          <w:i/>
+        </w:rPr>
+        <w:t xml:space="preserve">Howard</w:t>
+      </w:r>
+      <w:r>
+        <w:t xml:space="preserve"> </w:t>
+      </w:r>
+      <w:r>
+        <w:t xml:space="preserve">(39), and</w:t>
+      </w:r>
+      <w:r>
+        <w:t xml:space="preserve"> </w:t>
+      </w:r>
+      <w:r>
+        <w:rPr>
+          <w:iCs/>
+          <w:i/>
+        </w:rPr>
+        <w:t xml:space="preserve">Lobato</w:t>
+      </w:r>
+      <w:r>
+        <w:t xml:space="preserve"> </w:t>
+      </w:r>
+      <w:r>
+        <w:t xml:space="preserve">(40); this is its Canadian bookend and the</w:t>
+      </w:r>
+      <w:r>
+        <w:t xml:space="preserve"> </w:t>
+      </w:r>
+      <w:r>
+        <w:t xml:space="preserve">book’s closing chapter.</w:t>
+      </w:r>
+    </w:p>
+    <w:bookmarkEnd w:id="150"/>
+    <w:bookmarkEnd w:id="151"/>
     <w:sectPr/>
   </w:body>
 </w:document>

--- a/book/word/How Not to Get Away With Murder - Master.docx
+++ b/book/word/How Not to Get Away With Murder - Master.docx
@@ -650,10 +650,37 @@
         <w:t xml:space="preserve">State v. Talbott</w:t>
       </w:r>
       <w:r>
-        <w:t xml:space="preserve"> </w:t>
-      </w:r>
-      <w:r>
-        <w:t xml:space="preserve">(Wash., 2022) - the first genetic-genealogy trial</w:t>
+        <w:t xml:space="preserve">, 200 Wn.2d 731 (2022) ✍️</w:t>
+      </w:r>
+      <w:r>
+        <w:t xml:space="preserve"> </w:t>
+      </w:r>
+      <w:r>
+        <w:rPr>
+          <w:iCs/>
+          <w:i/>
+        </w:rPr>
+        <w:t xml:space="preserve">drafted</w:t>
+      </w:r>
+      <w:r>
+        <w:t xml:space="preserve"> </w:t>
+      </w:r>
+      <w:r>
+        <w:rPr>
+          <w:iCs/>
+          <w:i/>
+        </w:rPr>
+        <w:t xml:space="preserve">Hook:</w:t>
+      </w:r>
+      <w:r>
+        <w:t xml:space="preserve"> </w:t>
+      </w:r>
+      <w:r>
+        <w:rPr>
+          <w:bCs/>
+          <w:b/>
+        </w:rPr>
+        <w:t xml:space="preserve">A young couple was murdered in 1987, cold for thirty years. The killer was found through the DNA of cousins he had never met, and confirmed by a cup he threw away.</w:t>
       </w:r>
     </w:p>
     <w:p>
@@ -688,10 +715,47 @@
         <w:t xml:space="preserve">State v. Hartman</w:t>
       </w:r>
       <w:r>
-        <w:t xml:space="preserve"> </w:t>
-      </w:r>
-      <w:r>
-        <w:t xml:space="preserve">(Wash. Ct. App., 2023) - the technique upheld</w:t>
+        <w:t xml:space="preserve">, 29 Wn. App. 2d 384 (2023) ✍️</w:t>
+      </w:r>
+      <w:r>
+        <w:t xml:space="preserve"> </w:t>
+      </w:r>
+      <w:r>
+        <w:rPr>
+          <w:iCs/>
+          <w:i/>
+        </w:rPr>
+        <w:t xml:space="preserve">drafted</w:t>
+      </w:r>
+      <w:r>
+        <w:t xml:space="preserve"> </w:t>
+      </w:r>
+      <w:r>
+        <w:rPr>
+          <w:iCs/>
+          <w:i/>
+        </w:rPr>
+        <w:t xml:space="preserve">(+ People v. Vaultz companion)</w:t>
+      </w:r>
+      <w:r>
+        <w:t xml:space="preserve"> </w:t>
+      </w:r>
+      <w:r>
+        <w:rPr>
+          <w:iCs/>
+          <w:i/>
+        </w:rPr>
+        <w:t xml:space="preserve">Hook:</w:t>
+      </w:r>
+      <w:r>
+        <w:t xml:space="preserve"> </w:t>
+      </w:r>
+      <w:r>
+        <w:rPr>
+          <w:bCs/>
+          <w:b/>
+        </w:rPr>
+        <w:t xml:space="preserve">A man tried to suppress the evidence that convicted him of a child’s murder by claiming a privacy violation. The court’s answer: the DNA you share with your relatives is not yours alone to hide.</w:t>
       </w:r>
     </w:p>
     <w:p>
@@ -719,39 +783,76 @@
     <w:p>
       <w:pPr>
         <w:numPr>
-          <w:ilvl w:val="1"/>
-          <w:numId w:val="1002"/>
+          <w:ilvl w:val="0"/>
+          <w:numId w:val="1001"/>
         </w:numPr>
         <w:pStyle w:val="Compact"/>
       </w:pPr>
       <w:r>
         <w:rPr>
-          <w:iCs/>
-          <w:i/>
-        </w:rPr>
-        <w:t xml:space="preserve">Also in this thread:</w:t>
-      </w:r>
-      <w:r>
-        <w:t xml:space="preserve"> </w:t>
-      </w:r>
-      <w:r>
-        <w:t xml:space="preserve">🇺🇸</w:t>
-      </w:r>
-      <w:r>
-        <w:t xml:space="preserve"> </w:t>
-      </w:r>
-      <w:r>
-        <w:rPr>
-          <w:iCs/>
-          <w:i/>
-        </w:rPr>
-        <w:t xml:space="preserve">People v. Vaultz</w:t>
-      </w:r>
-      <w:r>
-        <w:t xml:space="preserve"> </w:t>
-      </w:r>
-      <w:r>
-        <w:t xml:space="preserve">(Cal., 2024) and the G063674 constitutionality ruling</w:t>
+          <w:bCs/>
+          <w:b/>
+        </w:rPr>
+        <w:t xml:space="preserve">The Carpet in His Bedroom</w:t>
+      </w:r>
+      <w:r>
+        <w:t xml:space="preserve"> </w:t>
+      </w:r>
+      <w:r>
+        <w:t xml:space="preserve">- 🇺🇸</w:t>
+      </w:r>
+      <w:r>
+        <w:t xml:space="preserve"> </w:t>
+      </w:r>
+      <w:r>
+        <w:rPr>
+          <w:iCs/>
+          <w:i/>
+        </w:rPr>
+        <w:t xml:space="preserve">Williams v. State</w:t>
+      </w:r>
+      <w:r>
+        <w:t xml:space="preserve">, 251 Ga. 749 (1983) ✍️</w:t>
+      </w:r>
+      <w:r>
+        <w:t xml:space="preserve"> </w:t>
+      </w:r>
+      <w:r>
+        <w:rPr>
+          <w:iCs/>
+          <w:i/>
+        </w:rPr>
+        <w:t xml:space="preserve">drafted</w:t>
+      </w:r>
+      <w:r>
+        <w:t xml:space="preserve"> </w:t>
+      </w:r>
+      <w:r>
+        <w:rPr>
+          <w:iCs/>
+          <w:i/>
+        </w:rPr>
+        <w:t xml:space="preserve">(Atlanta Child Murders - fibres)</w:t>
+      </w:r>
+      <w:r>
+        <w:t xml:space="preserve"> </w:t>
+      </w:r>
+      <w:r>
+        <w:rPr>
+          <w:iCs/>
+          <w:i/>
+        </w:rPr>
+        <w:t xml:space="preserve">Hook:</w:t>
+      </w:r>
+      <w:r>
+        <w:t xml:space="preserve"> </w:t>
+      </w:r>
+      <w:r>
+        <w:rPr>
+          <w:bCs/>
+          <w:b/>
+        </w:rPr>
+        <w:t xml:space="preserve">For two years a city buried its children and could not name the killer. In the end he was undone by the carpet fibres he carried out of his own bedroom and left on the bodies.</w:t>
       </w:r>
     </w:p>
     <w:p>
@@ -767,7 +868,7 @@
           <w:bCs/>
           <w:b/>
         </w:rPr>
-        <w:t xml:space="preserve">The Carpet in His Bedroom</w:t>
+        <w:t xml:space="preserve">The Sweet Taste of Antifreeze</w:t>
       </w:r>
       <w:r>
         <w:t xml:space="preserve"> </w:t>
@@ -783,51 +884,20 @@
           <w:iCs/>
           <w:i/>
         </w:rPr>
-        <w:t xml:space="preserve">Williams v. State</w:t>
-      </w:r>
-      <w:r>
-        <w:t xml:space="preserve"> </w:t>
-      </w:r>
-      <w:r>
-        <w:t xml:space="preserve">(Ga., 1983) - the Atlanta Child Murders fibre case</w:t>
-      </w:r>
-    </w:p>
-    <w:p>
-      <w:pPr>
-        <w:numPr>
-          <w:ilvl w:val="0"/>
-          <w:numId w:val="1001"/>
-        </w:numPr>
-        <w:pStyle w:val="Compact"/>
-      </w:pPr>
-      <w:r>
-        <w:rPr>
-          <w:bCs/>
-          <w:b/>
-        </w:rPr>
-        <w:t xml:space="preserve">The Sweet Taste of Antifreeze</w:t>
-      </w:r>
-      <w:r>
-        <w:t xml:space="preserve"> </w:t>
-      </w:r>
-      <w:r>
-        <w:t xml:space="preserve">- 🇺🇸</w:t>
-      </w:r>
-      <w:r>
-        <w:t xml:space="preserve"> </w:t>
-      </w:r>
-      <w:r>
-        <w:rPr>
-          <w:iCs/>
-          <w:i/>
-        </w:rPr>
         <w:t xml:space="preserve">Turner v. State</w:t>
       </w:r>
       <w:r>
-        <w:t xml:space="preserve"> </w:t>
-      </w:r>
-      <w:r>
-        <w:t xml:space="preserve">(Ga., 2007) - two men, years apart, one poisoner</w:t>
+        <w:t xml:space="preserve">, 281 Ga. 647 (2007) - two men, years apart, one poisoner</w:t>
+      </w:r>
+      <w:r>
+        <w:t xml:space="preserve"> </w:t>
+      </w:r>
+      <w:r>
+        <w:rPr>
+          <w:iCs/>
+          <w:i/>
+        </w:rPr>
+        <w:t xml:space="preserve">⚠️ NEEDS RE-PULL: the file sent was the WRONG Turner (273 Ga. 340 (2001), James Steven Turner, a 1979 shooting). The antifreeze poisoner is Julia Lynn Turner, 281 Ga. 647, 641 S.E.2d 527 (2007) - Justia s06a1971-1.</w:t>
       </w:r>
     </w:p>
     <w:bookmarkEnd w:id="24"/>
@@ -6147,13 +6217,13 @@
     </w:p>
     <w:bookmarkEnd w:id="53"/>
     <w:bookmarkEnd w:id="54"/>
-    <w:bookmarkStart w:id="60" w:name="chapter-9---the-test-drive"/>
+    <w:bookmarkStart w:id="58" w:name="Xe8d0a90ba53c4f1cc49e30463506415c4310b1c"/>
     <w:p>
       <w:pPr>
         <w:pStyle w:val="Heading1"/>
       </w:pPr>
       <w:r>
-        <w:t xml:space="preserve">Chapter 9 - The Test Drive</w:t>
+        <w:t xml:space="preserve">Chapter 5 - A Coffee Cup and a Stranger’s Family Tree</w:t>
       </w:r>
     </w:p>
     <w:p>
@@ -6165,153 +6235,170 @@
           <w:bCs/>
           <w:b/>
         </w:rPr>
-        <w:t xml:space="preserve">They wanted a truck and didn’t much care who came attached to it. Tim Bosma</w:t>
-      </w:r>
-      <w:r>
-        <w:rPr>
-          <w:bCs/>
-          <w:b/>
-        </w:rPr>
-        <w:t xml:space="preserve"> </w:t>
-      </w:r>
-      <w:r>
-        <w:rPr>
-          <w:bCs/>
-          <w:b/>
-        </w:rPr>
-        <w:t xml:space="preserve">was chosen by his own online for-sale ad.</w:t>
-      </w:r>
-    </w:p>
-    <w:p>
-      <w:pPr>
-        <w:pStyle w:val="BodyText"/>
-      </w:pPr>
-      <w:r>
-        <w:t xml:space="preserve">Some victims are hunted. Tim Bosma was, in the most ordinary and heartbreaking</w:t>
-      </w:r>
-      <w:r>
-        <w:t xml:space="preserve"> </w:t>
-      </w:r>
-      <w:r>
-        <w:t xml:space="preserve">way imaginable, simply</w:t>
-      </w:r>
-      <w:r>
-        <w:t xml:space="preserve"> </w:t>
-      </w:r>
-      <w:r>
-        <w:rPr>
-          <w:iCs/>
-          <w:i/>
-        </w:rPr>
-        <w:t xml:space="preserve">shopped for</w:t>
-      </w:r>
-      <w:r>
-        <w:t xml:space="preserve">.</w:t>
-      </w:r>
-    </w:p>
-    <w:p>
-      <w:pPr>
-        <w:pStyle w:val="BodyText"/>
-      </w:pPr>
-      <w:r>
-        <w:t xml:space="preserve">In April 2013 he did the thing thousands of people do every week: he posted his</w:t>
-      </w:r>
-      <w:r>
-        <w:t xml:space="preserve"> </w:t>
-      </w:r>
-      <w:r>
-        <w:t xml:space="preserve">truck for sale online. He was thirty-two, living just outside Ancaster, Ontario,</w:t>
-      </w:r>
-      <w:r>
-        <w:t xml:space="preserve"> </w:t>
-      </w:r>
-      <w:r>
-        <w:t xml:space="preserve">with his wife and small daughter, and the family had decided to part with his</w:t>
-      </w:r>
-      <w:r>
-        <w:t xml:space="preserve"> </w:t>
-      </w:r>
-      <w:r>
-        <w:t xml:space="preserve">Dodge 3500 diesel pickup. A buyer messaged, and a viewing was arranged for the</w:t>
-      </w:r>
-      <w:r>
-        <w:t xml:space="preserve"> </w:t>
-      </w:r>
-      <w:r>
-        <w:t xml:space="preserve">evening of May 6.</w:t>
-      </w:r>
-    </w:p>
-    <w:p>
-      <w:pPr>
-        <w:pStyle w:val="BodyText"/>
-      </w:pPr>
-      <w:r>
-        <w:t xml:space="preserve">Two men turned up. The three went for a test drive, Dellen Millard at the wheel,</w:t>
-      </w:r>
-      <w:r>
-        <w:t xml:space="preserve"> </w:t>
-      </w:r>
-      <w:r>
-        <w:t xml:space="preserve">Tim in the passenger seat, Mark Smich in the back. It is the most unremarkable</w:t>
-      </w:r>
-      <w:r>
-        <w:t xml:space="preserve"> </w:t>
-      </w:r>
-      <w:r>
-        <w:t xml:space="preserve">scene in the world, a man showing strangers his truck, and it was the last thing</w:t>
-      </w:r>
-      <w:r>
-        <w:t xml:space="preserve"> </w:t>
-      </w:r>
-      <w:r>
-        <w:t xml:space="preserve">Tim Bosma ever did. He never came home.</w:t>
-      </w:r>
-    </w:p>
-    <w:p>
-      <w:pPr>
-        <w:pStyle w:val="BodyText"/>
-      </w:pPr>
-      <w:r>
-        <w:t xml:space="preserve">What his family could not have known, and what a jury would later assemble from</w:t>
-      </w:r>
-      <w:r>
-        <w:t xml:space="preserve"> </w:t>
-      </w:r>
-      <w:r>
-        <w:t xml:space="preserve">the killers’ own text messages, is that the test drive was not the beginning of</w:t>
-      </w:r>
-      <w:r>
-        <w:t xml:space="preserve"> </w:t>
-      </w:r>
-      <w:r>
-        <w:t xml:space="preserve">anything. It was the last step of a plan that had been running for months, a plan</w:t>
-      </w:r>
-      <w:r>
-        <w:t xml:space="preserve"> </w:t>
-      </w:r>
-      <w:r>
-        <w:t xml:space="preserve">that required a truck and was supremely indifferent to who owned it. Tim Bosma</w:t>
-      </w:r>
-      <w:r>
-        <w:t xml:space="preserve"> </w:t>
-      </w:r>
-      <w:r>
-        <w:t xml:space="preserve">did not stumble into a robbery. He answered a classified ad that a pair of killers</w:t>
-      </w:r>
-      <w:r>
-        <w:t xml:space="preserve"> </w:t>
-      </w:r>
-      <w:r>
-        <w:t xml:space="preserve">had, in effect, been waiting for someone to answer.</w:t>
-      </w:r>
-    </w:p>
-    <w:bookmarkStart w:id="55" w:name="the-mission"/>
+        <w:t xml:space="preserve">A young couple was murdered on a road trip in 1987, and the case went cold for</w:t>
+      </w:r>
+      <w:r>
+        <w:rPr>
+          <w:bCs/>
+          <w:b/>
+        </w:rPr>
+        <w:t xml:space="preserve"> </w:t>
+      </w:r>
+      <w:r>
+        <w:rPr>
+          <w:bCs/>
+          <w:b/>
+        </w:rPr>
+        <w:t xml:space="preserve">thirty years. The killer was found not through his own DNA, but through the DNA</w:t>
+      </w:r>
+      <w:r>
+        <w:rPr>
+          <w:bCs/>
+          <w:b/>
+        </w:rPr>
+        <w:t xml:space="preserve"> </w:t>
+      </w:r>
+      <w:r>
+        <w:rPr>
+          <w:bCs/>
+          <w:b/>
+        </w:rPr>
+        <w:t xml:space="preserve">of cousins he had never met, and confirmed by a cup he threw away.</w:t>
+      </w:r>
+    </w:p>
+    <w:p>
+      <w:pPr>
+        <w:pStyle w:val="BodyText"/>
+      </w:pPr>
+      <w:r>
+        <w:t xml:space="preserve">The previous four chapters were about killers undone by their own bodies, the</w:t>
+      </w:r>
+      <w:r>
+        <w:t xml:space="preserve"> </w:t>
+      </w:r>
+      <w:r>
+        <w:t xml:space="preserve">hair, the fluid, the fibres they left at the scene. This chapter is about</w:t>
+      </w:r>
+      <w:r>
+        <w:t xml:space="preserve"> </w:t>
+      </w:r>
+      <w:r>
+        <w:t xml:space="preserve">something newer and stranger, a technique that can catch a killer who left his</w:t>
+      </w:r>
+      <w:r>
+        <w:t xml:space="preserve"> </w:t>
+      </w:r>
+      <w:r>
+        <w:t xml:space="preserve">DNA everywhere and still stayed invisible for decades, because there was no name</w:t>
+      </w:r>
+      <w:r>
+        <w:t xml:space="preserve"> </w:t>
+      </w:r>
+      <w:r>
+        <w:t xml:space="preserve">to match it to. It works by finding him through his family, and it announced</w:t>
+      </w:r>
+      <w:r>
+        <w:t xml:space="preserve"> </w:t>
+      </w:r>
+      <w:r>
+        <w:t xml:space="preserve">itself to the world in the case of William Earl Talbott II.</w:t>
+      </w:r>
+    </w:p>
+    <w:p>
+      <w:pPr>
+        <w:pStyle w:val="BodyText"/>
+      </w:pPr>
+      <w:r>
+        <w:t xml:space="preserve">On November 18, 1987, Tanya Van Cuylenborg and Jay Cook, a young couple from</w:t>
+      </w:r>
+      <w:r>
+        <w:t xml:space="preserve"> </w:t>
+      </w:r>
+      <w:r>
+        <w:t xml:space="preserve">Victoria, British Columbia, set out on an overnight errand to the Seattle area to</w:t>
+      </w:r>
+      <w:r>
+        <w:t xml:space="preserve"> </w:t>
+      </w:r>
+      <w:r>
+        <w:t xml:space="preserve">pick up parts for Cook’s father’s business. They took the ferry across to Port</w:t>
+      </w:r>
+      <w:r>
+        <w:t xml:space="preserve"> </w:t>
+      </w:r>
+      <w:r>
+        <w:t xml:space="preserve">Angeles, Washington, and drove south in their van. Unfamiliar with the area, they</w:t>
+      </w:r>
+      <w:r>
+        <w:t xml:space="preserve"> </w:t>
+      </w:r>
+      <w:r>
+        <w:t xml:space="preserve">got lost trying to reach the Bremerton ferry, and a store clerk in Hoodsport</w:t>
+      </w:r>
+      <w:r>
+        <w:t xml:space="preserve"> </w:t>
+      </w:r>
+      <w:r>
+        <w:t xml:space="preserve">pointed them the right way. They were an ordinary couple on an ordinary drive,</w:t>
+      </w:r>
+      <w:r>
+        <w:t xml:space="preserve"> </w:t>
+      </w:r>
+      <w:r>
+        <w:t xml:space="preserve">and they were never seen alive again by anyone who wished them well.</w:t>
+      </w:r>
+    </w:p>
+    <w:p>
+      <w:pPr>
+        <w:pStyle w:val="BodyText"/>
+      </w:pPr>
+      <w:r>
+        <w:t xml:space="preserve">Their bodies were found days later, in two different rural counties, each in a</w:t>
+      </w:r>
+      <w:r>
+        <w:t xml:space="preserve"> </w:t>
+      </w:r>
+      <w:r>
+        <w:t xml:space="preserve">remote place; their van abandoned in a third. Tanya Van Cuylenborg had been shot</w:t>
+      </w:r>
+      <w:r>
+        <w:t xml:space="preserve"> </w:t>
+      </w:r>
+      <w:r>
+        <w:t xml:space="preserve">and left partly nude. Jay Cook had been beaten and killed. It was the kind of</w:t>
+      </w:r>
+      <w:r>
+        <w:t xml:space="preserve"> </w:t>
+      </w:r>
+      <w:r>
+        <w:t xml:space="preserve">double murder that horrifies a region and then, slowly, defeats it. There was</w:t>
+      </w:r>
+      <w:r>
+        <w:t xml:space="preserve"> </w:t>
+      </w:r>
+      <w:r>
+        <w:t xml:space="preserve">biological evidence, semen on Van Cuylenborg’s clothing and body, and a palm</w:t>
+      </w:r>
+      <w:r>
+        <w:t xml:space="preserve"> </w:t>
+      </w:r>
+      <w:r>
+        <w:t xml:space="preserve">print on the van’s rear window. But in 1987 those things could only convict a</w:t>
+      </w:r>
+      <w:r>
+        <w:t xml:space="preserve"> </w:t>
+      </w:r>
+      <w:r>
+        <w:t xml:space="preserve">suspect, and there was no suspect. The DNA belonged to a ghost.</w:t>
+      </w:r>
+    </w:p>
+    <w:bookmarkStart w:id="55" w:name="thirty-years-and-then-a-family-tree"/>
     <w:p>
       <w:pPr>
         <w:pStyle w:val="Heading2"/>
       </w:pPr>
       <w:r>
-        <w:t xml:space="preserve">The mission</w:t>
+        <w:t xml:space="preserve">Thirty years, and then a family tree</w:t>
       </w:r>
     </w:p>
     <w:p>
@@ -6319,198 +6406,238 @@
         <w:pStyle w:val="FirstParagraph"/>
       </w:pPr>
       <w:r>
-        <w:t xml:space="preserve">The Court of Appeal set out the Crown’s case in a single paragraph so damning it</w:t>
-      </w:r>
-      <w:r>
-        <w:t xml:space="preserve"> </w:t>
-      </w:r>
-      <w:r>
-        <w:t xml:space="preserve">is worth reading slowly, the way you’d read a shopping list found at a crime</w:t>
-      </w:r>
-      <w:r>
-        <w:t xml:space="preserve"> </w:t>
-      </w:r>
-      <w:r>
-        <w:t xml:space="preserve">scene, because that is more or less what it is.</w:t>
-      </w:r>
-    </w:p>
-    <w:p>
-      <w:pPr>
-        <w:pStyle w:val="BodyText"/>
-      </w:pPr>
-      <w:r>
-        <w:t xml:space="preserve">For months before Tim Bosma died, Millard and Smich had been texting each other</w:t>
-      </w:r>
-      <w:r>
-        <w:t xml:space="preserve"> </w:t>
-      </w:r>
-      <w:r>
-        <w:t xml:space="preserve">about a</w:t>
-      </w:r>
-      <w:r>
-        <w:t xml:space="preserve"> </w:t>
-      </w:r>
-      <w:r>
-        <w:t xml:space="preserve">“</w:t>
-      </w:r>
-      <w:r>
-        <w:t xml:space="preserve">mission</w:t>
-      </w:r>
-      <w:r>
-        <w:t xml:space="preserve">”</w:t>
-      </w:r>
-      <w:r>
-        <w:t xml:space="preserve"> </w:t>
-      </w:r>
-      <w:r>
-        <w:t xml:space="preserve">to steal a truck. In the same messages they discussed acquiring</w:t>
-      </w:r>
-      <w:r>
-        <w:t xml:space="preserve"> </w:t>
-      </w:r>
-      <w:r>
-        <w:t xml:space="preserve">and preparing something considerably more sinister than a crowbar: a ten-foot-tall</w:t>
-      </w:r>
-      <w:r>
-        <w:t xml:space="preserve"> </w:t>
-      </w:r>
-      <w:r>
-        <w:t xml:space="preserve">animal incinerator. Millard, the aviation heir, kept it in the woods behind the</w:t>
-      </w:r>
-      <w:r>
-        <w:t xml:space="preserve"> </w:t>
-      </w:r>
-      <w:r>
-        <w:t xml:space="preserve">barn on his farm, and it came with the sort of brand name a Hollywood screenwriter</w:t>
-      </w:r>
-      <w:r>
-        <w:t xml:space="preserve"> </w:t>
-      </w:r>
-      <w:r>
-        <w:t xml:space="preserve">would reject as too on-the-nose. It was called</w:t>
-      </w:r>
-      <w:r>
-        <w:t xml:space="preserve"> </w:t>
-      </w:r>
-      <w:r>
-        <w:rPr>
-          <w:bCs/>
-          <w:b/>
-        </w:rPr>
-        <w:t xml:space="preserve">The Eliminator</w:t>
-      </w:r>
-      <w:r>
-        <w:t xml:space="preserve">. Other texts</w:t>
-      </w:r>
-      <w:r>
-        <w:t xml:space="preserve"> </w:t>
-      </w:r>
-      <w:r>
-        <w:t xml:space="preserve">showed Millard buying a .380-calibre handgun the year before, and a photograph</w:t>
-      </w:r>
-      <w:r>
-        <w:t xml:space="preserve"> </w:t>
-      </w:r>
-      <w:r>
-        <w:t xml:space="preserve">showed Smich cheerfully posing with it.</w:t>
-      </w:r>
-    </w:p>
-    <w:p>
-      <w:pPr>
-        <w:pStyle w:val="BodyText"/>
-      </w:pPr>
-      <w:r>
-        <w:t xml:space="preserve">Line those facts up and the sequence turns your stomach. The gun, the incinerator,</w:t>
-      </w:r>
-      <w:r>
-        <w:t xml:space="preserve"> </w:t>
-      </w:r>
-      <w:r>
-        <w:t xml:space="preserve">and the</w:t>
-      </w:r>
-      <w:r>
-        <w:t xml:space="preserve"> </w:t>
-      </w:r>
-      <w:r>
-        <w:t xml:space="preserve">“</w:t>
-      </w:r>
-      <w:r>
-        <w:t xml:space="preserve">mission</w:t>
-      </w:r>
-      <w:r>
-        <w:t xml:space="preserve">”</w:t>
-      </w:r>
-      <w:r>
-        <w:t xml:space="preserve"> </w:t>
-      </w:r>
-      <w:r>
-        <w:t xml:space="preserve">all existed before Tim Bosma entered the story. He was not the</w:t>
-      </w:r>
-      <w:r>
-        <w:t xml:space="preserve"> </w:t>
-      </w:r>
-      <w:r>
-        <w:t xml:space="preserve">motive. He was the last item acquired, the truck’s unlucky current owner, selected</w:t>
-      </w:r>
-      <w:r>
-        <w:t xml:space="preserve"> </w:t>
-      </w:r>
-      <w:r>
-        <w:t xml:space="preserve">the way you’d pick a listing off a screen, because he had the vehicle they wanted</w:t>
-      </w:r>
-      <w:r>
-        <w:t xml:space="preserve"> </w:t>
-      </w:r>
-      <w:r>
-        <w:t xml:space="preserve">and because he would, quite reasonably, come outside and climb in to show it off.</w:t>
-      </w:r>
-    </w:p>
-    <w:p>
-      <w:pPr>
-        <w:pStyle w:val="BodyText"/>
-      </w:pPr>
-      <w:r>
-        <w:t xml:space="preserve">The night of May 6 was reconstructed from surveillance cameras that caught the</w:t>
-      </w:r>
-      <w:r>
-        <w:t xml:space="preserve"> </w:t>
-      </w:r>
-      <w:r>
-        <w:t xml:space="preserve">truck moving through the dark in pieces, like a flip-book with pages missing. The</w:t>
-      </w:r>
-      <w:r>
-        <w:t xml:space="preserve"> </w:t>
-      </w:r>
-      <w:r>
-        <w:t xml:space="preserve">footage placed both men inside the Millard Air hangar at 1:33 a.m. Eleven minutes</w:t>
-      </w:r>
-      <w:r>
-        <w:t xml:space="preserve"> </w:t>
-      </w:r>
-      <w:r>
-        <w:t xml:space="preserve">later, at 1:44, it captured a large flame blooming out of that same hangar. You do</w:t>
-      </w:r>
-      <w:r>
-        <w:t xml:space="preserve"> </w:t>
-      </w:r>
-      <w:r>
-        <w:t xml:space="preserve">not need the rest of the evidence to know what that fire was. But the rest of the</w:t>
-      </w:r>
-      <w:r>
-        <w:t xml:space="preserve"> </w:t>
-      </w:r>
-      <w:r>
-        <w:t xml:space="preserve">evidence came anyway, in piles.</w:t>
+        <w:t xml:space="preserve">For nearly three decades the case sat, the DNA profile complete and useless, a</w:t>
+      </w:r>
+      <w:r>
+        <w:t xml:space="preserve"> </w:t>
+      </w:r>
+      <w:r>
+        <w:t xml:space="preserve">key with no lock. The killer had left his genetic signature all over the crime,</w:t>
+      </w:r>
+      <w:r>
+        <w:t xml:space="preserve"> </w:t>
+      </w:r>
+      <w:r>
+        <w:t xml:space="preserve">and it did not matter, because a DNA profile only names a person if that person’s</w:t>
+      </w:r>
+      <w:r>
+        <w:t xml:space="preserve"> </w:t>
+      </w:r>
+      <w:r>
+        <w:t xml:space="preserve">profile is already sitting in a database somewhere to match against. Talbott’s</w:t>
+      </w:r>
+      <w:r>
+        <w:t xml:space="preserve"> </w:t>
+      </w:r>
+      <w:r>
+        <w:t xml:space="preserve">never was.</w:t>
+      </w:r>
+    </w:p>
+    <w:p>
+      <w:pPr>
+        <w:pStyle w:val="BodyText"/>
+      </w:pPr>
+      <w:r>
+        <w:t xml:space="preserve">What changed was not the killer’s DNA. It was everyone else’s.</w:t>
+      </w:r>
+    </w:p>
+    <w:p>
+      <w:pPr>
+        <w:pStyle w:val="BodyText"/>
+      </w:pPr>
+      <w:r>
+        <w:t xml:space="preserve">By 2018, millions of ordinary people had spat into tubes and mailed their DNA to</w:t>
+      </w:r>
+      <w:r>
+        <w:t xml:space="preserve"> </w:t>
+      </w:r>
+      <w:r>
+        <w:t xml:space="preserve">consumer genealogy companies to find long-lost relatives and fill in family</w:t>
+      </w:r>
+      <w:r>
+        <w:t xml:space="preserve"> </w:t>
+      </w:r>
+      <w:r>
+        <w:t xml:space="preserve">trees, and many had uploaded the results to open databases like GEDmatch.</w:t>
+      </w:r>
+      <w:r>
+        <w:t xml:space="preserve"> </w:t>
+      </w:r>
+      <w:r>
+        <w:t xml:space="preserve">Investigators realized that a crime-scene DNA profile could be run against those</w:t>
+      </w:r>
+      <w:r>
+        <w:t xml:space="preserve"> </w:t>
+      </w:r>
+      <w:r>
+        <w:t xml:space="preserve">public databases, not to find the killer himself, but to find his</w:t>
+      </w:r>
+      <w:r>
+        <w:t xml:space="preserve"> </w:t>
+      </w:r>
+      <w:r>
+        <w:rPr>
+          <w:iCs/>
+          <w:i/>
+        </w:rPr>
+        <w:t xml:space="preserve">relatives</w:t>
+      </w:r>
+      <w:r>
+        <w:t xml:space="preserve">,</w:t>
+      </w:r>
+      <w:r>
+        <w:t xml:space="preserve"> </w:t>
+      </w:r>
+      <w:r>
+        <w:t xml:space="preserve">the cousins and second cousins who shared enough DNA to show a family connection.</w:t>
+      </w:r>
+      <w:r>
+        <w:t xml:space="preserve"> </w:t>
+      </w:r>
+      <w:r>
+        <w:t xml:space="preserve">Working with the DNA technology firm Parabon and a genetic genealogist, that is</w:t>
+      </w:r>
+      <w:r>
+        <w:t xml:space="preserve"> </w:t>
+      </w:r>
+      <w:r>
+        <w:t xml:space="preserve">exactly what happened here. The killer’s profile, uploaded to GEDmatch, lit up</w:t>
+      </w:r>
+      <w:r>
+        <w:t xml:space="preserve"> </w:t>
+      </w:r>
+      <w:r>
+        <w:t xml:space="preserve">matches to people who shared his ancestry. From those matches, a genealogist</w:t>
+      </w:r>
+      <w:r>
+        <w:t xml:space="preserve"> </w:t>
+      </w:r>
+      <w:r>
+        <w:t xml:space="preserve">built family trees backward and forward, narrowing a sprawling web of relations</w:t>
+      </w:r>
+      <w:r>
+        <w:t xml:space="preserve"> </w:t>
+      </w:r>
+      <w:r>
+        <w:t xml:space="preserve">down, branch by branch, to a single name: William Earl Talbott II, a man who had</w:t>
+      </w:r>
+      <w:r>
+        <w:t xml:space="preserve"> </w:t>
+      </w:r>
+      <w:r>
+        <w:t xml:space="preserve">never been a suspect, whose DNA was in no criminal database, and who had lived</w:t>
+      </w:r>
+      <w:r>
+        <w:t xml:space="preserve"> </w:t>
+      </w:r>
+      <w:r>
+        <w:t xml:space="preserve">quietly for thirty years believing the couple in the van were his secret to keep.</w:t>
+      </w:r>
+    </w:p>
+    <w:p>
+      <w:pPr>
+        <w:pStyle w:val="BodyText"/>
+      </w:pPr>
+      <w:r>
+        <w:t xml:space="preserve">The family tree pointed at him. But a pointing finger is not proof, and police</w:t>
+      </w:r>
+      <w:r>
+        <w:t xml:space="preserve"> </w:t>
+      </w:r>
+      <w:r>
+        <w:t xml:space="preserve">still needed his actual DNA to compare against the killer’s. They did not need a</w:t>
+      </w:r>
+      <w:r>
+        <w:t xml:space="preserve"> </w:t>
+      </w:r>
+      <w:r>
+        <w:t xml:space="preserve">warrant to get it, because Talbott, like all of us, was constantly discarding</w:t>
+      </w:r>
+      <w:r>
+        <w:t xml:space="preserve"> </w:t>
+      </w:r>
+      <w:r>
+        <w:t xml:space="preserve">himself in public. Investigators followed him and collected an item he threw</w:t>
+      </w:r>
+      <w:r>
+        <w:t xml:space="preserve"> </w:t>
+      </w:r>
+      <w:r>
+        <w:t xml:space="preserve">away, a discarded cup bearing his DNA. It matched the DNA from the 1987 murders.</w:t>
+      </w:r>
+      <w:r>
+        <w:t xml:space="preserve"> </w:t>
+      </w:r>
+      <w:r>
+        <w:t xml:space="preserve">Thirty years of anonymity ended with a piece of trash.</w:t>
+      </w:r>
+    </w:p>
+    <w:p>
+      <w:pPr>
+        <w:pStyle w:val="BodyText"/>
+      </w:pPr>
+      <w:r>
+        <w:t xml:space="preserve">Talbott went to trial and was convicted of both murders, the first person in the</w:t>
+      </w:r>
+      <w:r>
+        <w:t xml:space="preserve"> </w:t>
+      </w:r>
+      <w:r>
+        <w:t xml:space="preserve">United States convicted at trial on the strength of investigative genetic</w:t>
+      </w:r>
+      <w:r>
+        <w:t xml:space="preserve"> </w:t>
+      </w:r>
+      <w:r>
+        <w:t xml:space="preserve">genealogy.</w:t>
+      </w:r>
+      <w:r>
+        <w:t xml:space="preserve"> </w:t>
+      </w:r>
+      <w:r>
+        <w:rPr>
+          <w:iCs/>
+          <w:i/>
+        </w:rPr>
+        <w:t xml:space="preserve">(The GEDmatch identification and the discarded-cup collection are</w:t>
+      </w:r>
+      <w:r>
+        <w:rPr>
+          <w:iCs/>
+          <w:i/>
+        </w:rPr>
+        <w:t xml:space="preserve"> </w:t>
+      </w:r>
+      <w:r>
+        <w:rPr>
+          <w:iCs/>
+          <w:i/>
+        </w:rPr>
+        <w:t xml:space="preserve">drawn from the investigative record and reporting; the appellate decision anchors</w:t>
+      </w:r>
+      <w:r>
+        <w:rPr>
+          <w:iCs/>
+          <w:i/>
+        </w:rPr>
+        <w:t xml:space="preserve"> </w:t>
+      </w:r>
+      <w:r>
+        <w:rPr>
+          <w:iCs/>
+          <w:i/>
+        </w:rPr>
+        <w:t xml:space="preserve">the murders, the DNA and palm-print evidence, and the convictions.)</w:t>
       </w:r>
     </w:p>
     <w:bookmarkEnd w:id="55"/>
-    <w:bookmarkStart w:id="56" w:name="what-was-left"/>
+    <w:bookmarkStart w:id="56" w:name="the-appeal-and-what-stuck"/>
     <w:p>
       <w:pPr>
         <w:pStyle w:val="Heading2"/>
       </w:pPr>
       <w:r>
-        <w:t xml:space="preserve">What was left</w:t>
+        <w:t xml:space="preserve">The appeal, and what stuck</w:t>
       </w:r>
     </w:p>
     <w:p>
@@ -6518,117 +6645,103 @@
         <w:pStyle w:val="FirstParagraph"/>
       </w:pPr>
       <w:r>
-        <w:t xml:space="preserve">When police found Tim Bosma’s truck, it was sitting at the home of Millard’s</w:t>
-      </w:r>
-      <w:r>
-        <w:t xml:space="preserve"> </w:t>
-      </w:r>
-      <w:r>
-        <w:t xml:space="preserve">mother, which is not where careful men park the evidence. Tim’s blood was sprayed</w:t>
-      </w:r>
-      <w:r>
-        <w:t xml:space="preserve"> </w:t>
-      </w:r>
-      <w:r>
-        <w:t xml:space="preserve">through the cab. The passenger window, his window, was shattered. Millard’s</w:t>
-      </w:r>
-      <w:r>
-        <w:t xml:space="preserve"> </w:t>
-      </w:r>
-      <w:r>
-        <w:t xml:space="preserve">fingerprints were on the rear-view mirror and the driver’s door. Inside the truck</w:t>
-      </w:r>
-      <w:r>
-        <w:t xml:space="preserve"> </w:t>
-      </w:r>
-      <w:r>
-        <w:t xml:space="preserve">were gunshot residue and a .380-calibre shell casing, the spent twin of the round</w:t>
-      </w:r>
-      <w:r>
-        <w:t xml:space="preserve"> </w:t>
-      </w:r>
-      <w:r>
-        <w:t xml:space="preserve">that started this.</w:t>
-      </w:r>
-    </w:p>
-    <w:p>
-      <w:pPr>
-        <w:pStyle w:val="BodyText"/>
-      </w:pPr>
-      <w:r>
-        <w:t xml:space="preserve">Behind the barn on Millard’s farm sat The Eliminator. Inside it were male human</w:t>
-      </w:r>
-      <w:r>
-        <w:t xml:space="preserve"> </w:t>
-      </w:r>
-      <w:r>
-        <w:t xml:space="preserve">bones. On its hatch was Tim Bosma’s blood. The incinerator had done what it was</w:t>
-      </w:r>
-      <w:r>
-        <w:t xml:space="preserve"> </w:t>
-      </w:r>
-      <w:r>
-        <w:t xml:space="preserve">purchased to do, but a fire that erases a body does not erase the machine that</w:t>
-      </w:r>
-      <w:r>
-        <w:t xml:space="preserve"> </w:t>
-      </w:r>
-      <w:r>
-        <w:t xml:space="preserve">held it, and Millard had kept the machine.</w:t>
-      </w:r>
-    </w:p>
-    <w:p>
-      <w:pPr>
-        <w:pStyle w:val="BodyText"/>
-      </w:pPr>
-      <w:r>
-        <w:t xml:space="preserve">The aftermath kept manufacturing evidence like a factory nobody could shut off.</w:t>
-      </w:r>
-      <w:r>
-        <w:t xml:space="preserve"> </w:t>
-      </w:r>
-      <w:r>
-        <w:t xml:space="preserve">After his arrest, Smich had friends fetch the murder weapon from a toolbox, then</w:t>
-      </w:r>
-      <w:r>
-        <w:t xml:space="preserve"> </w:t>
-      </w:r>
-      <w:r>
-        <w:t xml:space="preserve">buried the gun and refused to say where, a plan that works right up until a friend</w:t>
-      </w:r>
-      <w:r>
-        <w:t xml:space="preserve"> </w:t>
-      </w:r>
-      <w:r>
-        <w:t xml:space="preserve">decides to testify. From jail, Millard wrote letters to his girlfriend</w:t>
-      </w:r>
-      <w:r>
-        <w:t xml:space="preserve"> </w:t>
-      </w:r>
-      <w:r>
-        <w:t xml:space="preserve">instructing her on how to obstruct the investigation and pin the whole thing on</w:t>
-      </w:r>
-      <w:r>
-        <w:t xml:space="preserve"> </w:t>
-      </w:r>
-      <w:r>
-        <w:t xml:space="preserve">Smich, correspondence that did not stay private and became its own small disaster</w:t>
-      </w:r>
-      <w:r>
-        <w:t xml:space="preserve"> </w:t>
-      </w:r>
-      <w:r>
-        <w:t xml:space="preserve">at trial.</w:t>
+        <w:t xml:space="preserve">Talbott’s case took a detour through the appellate courts, but not over the</w:t>
+      </w:r>
+      <w:r>
+        <w:t xml:space="preserve"> </w:t>
+      </w:r>
+      <w:r>
+        <w:t xml:space="preserve">genealogy. The Washington Court of Appeals initially reversed his convictions</w:t>
+      </w:r>
+      <w:r>
+        <w:t xml:space="preserve"> </w:t>
+      </w:r>
+      <w:r>
+        <w:t xml:space="preserve">over a question about a biased juror. The Washington Supreme Court reversed that</w:t>
+      </w:r>
+      <w:r>
+        <w:t xml:space="preserve"> </w:t>
+      </w:r>
+      <w:r>
+        <w:t xml:space="preserve">decision and reinstated the convictions, holding that Talbott had not properly</w:t>
+      </w:r>
+      <w:r>
+        <w:t xml:space="preserve"> </w:t>
+      </w:r>
+      <w:r>
+        <w:t xml:space="preserve">preserved the juror issue because he had accepted the jury without using an</w:t>
+      </w:r>
+      <w:r>
+        <w:t xml:space="preserve"> </w:t>
+      </w:r>
+      <w:r>
+        <w:t xml:space="preserve">available challenge to remove the juror in question. On the case’s return to the</w:t>
+      </w:r>
+      <w:r>
+        <w:t xml:space="preserve"> </w:t>
+      </w:r>
+      <w:r>
+        <w:t xml:space="preserve">Court of Appeals, that court struck a firearm sentencing enhancement but</w:t>
+      </w:r>
+      <w:r>
+        <w:t xml:space="preserve"> </w:t>
+      </w:r>
+      <w:r>
+        <w:t xml:space="preserve">otherwise affirmed. The murder convictions stand.</w:t>
+      </w:r>
+    </w:p>
+    <w:p>
+      <w:pPr>
+        <w:pStyle w:val="BodyText"/>
+      </w:pPr>
+      <w:r>
+        <w:t xml:space="preserve">Tellingly, Talbott’s defense at trial did not really contest that his DNA was</w:t>
+      </w:r>
+      <w:r>
+        <w:t xml:space="preserve"> </w:t>
+      </w:r>
+      <w:r>
+        <w:t xml:space="preserve">there. He conceded he’d had sexual contact with Van Cuylenborg and physical</w:t>
+      </w:r>
+      <w:r>
+        <w:t xml:space="preserve"> </w:t>
+      </w:r>
+      <w:r>
+        <w:t xml:space="preserve">contact with the van, which his DNA and palm print proved beyond argument. Thirty</w:t>
+      </w:r>
+      <w:r>
+        <w:t xml:space="preserve"> </w:t>
+      </w:r>
+      <w:r>
+        <w:t xml:space="preserve">years earlier that concession would have been impossible to force, because no one</w:t>
+      </w:r>
+      <w:r>
+        <w:t xml:space="preserve"> </w:t>
+      </w:r>
+      <w:r>
+        <w:t xml:space="preserve">could have put his name to the evidence. The genealogy did what a generation of</w:t>
+      </w:r>
+      <w:r>
+        <w:t xml:space="preserve"> </w:t>
+      </w:r>
+      <w:r>
+        <w:t xml:space="preserve">investigators could not: it turned an anonymous profile into a man with an</w:t>
+      </w:r>
+      <w:r>
+        <w:t xml:space="preserve"> </w:t>
+      </w:r>
+      <w:r>
+        <w:t xml:space="preserve">address.</w:t>
       </w:r>
     </w:p>
     <w:bookmarkEnd w:id="56"/>
-    <w:bookmarkStart w:id="57" w:name="each-pointing-at-the-other"/>
+    <w:bookmarkStart w:id="57" w:name="howd-he-get-caught-4"/>
     <w:p>
       <w:pPr>
         <w:pStyle w:val="Heading2"/>
       </w:pPr>
       <w:r>
-        <w:t xml:space="preserve">Each pointing at the other</w:t>
+        <w:t xml:space="preserve">How’d he get caught?</w:t>
       </w:r>
     </w:p>
     <w:p>
@@ -6636,257 +6749,61 @@
         <w:pStyle w:val="FirstParagraph"/>
       </w:pPr>
       <w:r>
-        <w:t xml:space="preserve">The trial ran six months, and its signature feature was the sight of two friends</w:t>
-      </w:r>
-      <w:r>
-        <w:t xml:space="preserve"> </w:t>
-      </w:r>
-      <w:r>
-        <w:t xml:space="preserve">turning on each other with the enthusiasm of men who had just realized only one</w:t>
-      </w:r>
-      <w:r>
-        <w:t xml:space="preserve"> </w:t>
-      </w:r>
-      <w:r>
-        <w:t xml:space="preserve">lifeboat remained. The lawyers call these</w:t>
-      </w:r>
-      <w:r>
-        <w:t xml:space="preserve"> </w:t>
-      </w:r>
-      <w:r>
-        <w:t xml:space="preserve">“</w:t>
-      </w:r>
-      <w:r>
-        <w:t xml:space="preserve">cut-throat defences,</w:t>
-      </w:r>
-      <w:r>
-        <w:t xml:space="preserve">”</w:t>
-      </w:r>
-      <w:r>
-        <w:t xml:space="preserve"> </w:t>
-      </w:r>
-      <w:r>
-        <w:t xml:space="preserve">and the name has</w:t>
-      </w:r>
-      <w:r>
-        <w:t xml:space="preserve"> </w:t>
-      </w:r>
-      <w:r>
-        <w:t xml:space="preserve">never been more literal.</w:t>
-      </w:r>
-    </w:p>
-    <w:p>
-      <w:pPr>
-        <w:pStyle w:val="BodyText"/>
-      </w:pPr>
-      <w:r>
-        <w:t xml:space="preserve">Smich took the stand and testified that Millard had brought the gun and shot</w:t>
-      </w:r>
-      <w:r>
-        <w:t xml:space="preserve"> </w:t>
-      </w:r>
-      <w:r>
-        <w:t xml:space="preserve">Bosma, and that he, Smich, had only helped destroy the evidence afterward because</w:t>
-      </w:r>
-      <w:r>
-        <w:t xml:space="preserve"> </w:t>
-      </w:r>
-      <w:r>
-        <w:t xml:space="preserve">he was</w:t>
-      </w:r>
-      <w:r>
-        <w:t xml:space="preserve"> </w:t>
-      </w:r>
-      <w:r>
-        <w:t xml:space="preserve">“</w:t>
-      </w:r>
-      <w:r>
-        <w:t xml:space="preserve">utterly shocked at everything,</w:t>
-      </w:r>
-      <w:r>
-        <w:t xml:space="preserve">”</w:t>
-      </w:r>
-      <w:r>
-        <w:t xml:space="preserve"> </w:t>
-      </w:r>
-      <w:r>
-        <w:t xml:space="preserve">a shock that apparently did not prevent</w:t>
-      </w:r>
-      <w:r>
-        <w:t xml:space="preserve"> </w:t>
-      </w:r>
-      <w:r>
-        <w:t xml:space="preserve">him from being extremely helpful with the cleanup. Millard declined to testify at</w:t>
-      </w:r>
-      <w:r>
-        <w:t xml:space="preserve"> </w:t>
-      </w:r>
-      <w:r>
-        <w:t xml:space="preserve">all, but his lawyer’s closing pointed the finger squarely back at Smich as the</w:t>
-      </w:r>
-      <w:r>
-        <w:t xml:space="preserve"> </w:t>
-      </w:r>
-      <w:r>
-        <w:t xml:space="preserve">triggerman. The jury was invited, in effect, to believe both men’s accounts of</w:t>
-      </w:r>
-      <w:r>
-        <w:t xml:space="preserve"> </w:t>
-      </w:r>
-      <w:r>
-        <w:t xml:space="preserve">the other, which together added up to a complete confession with the names left</w:t>
-      </w:r>
-      <w:r>
-        <w:t xml:space="preserve"> </w:t>
-      </w:r>
-      <w:r>
-        <w:t xml:space="preserve">as an exercise for the reader.</w:t>
-      </w:r>
-    </w:p>
-    <w:p>
-      <w:pPr>
-        <w:pStyle w:val="BodyText"/>
-      </w:pPr>
-      <w:r>
-        <w:t xml:space="preserve">In June 2016 the jury convicted both of first-degree murder. The appeals that</w:t>
-      </w:r>
-      <w:r>
-        <w:t xml:space="preserve"> </w:t>
-      </w:r>
-      <w:r>
-        <w:t xml:space="preserve">followed were fought almost entirely over the procedural chaos of that two-headed</w:t>
-      </w:r>
-      <w:r>
-        <w:t xml:space="preserve"> </w:t>
-      </w:r>
-      <w:r>
-        <w:t xml:space="preserve">defence, the character attacks, the rap lyrics admitted as evidence, the</w:t>
-      </w:r>
-      <w:r>
-        <w:t xml:space="preserve"> </w:t>
-      </w:r>
-      <w:r>
-        <w:t xml:space="preserve">inflammatory closings, rather than over whether they’d done it. In June 2023 the</w:t>
-      </w:r>
-      <w:r>
-        <w:t xml:space="preserve"> </w:t>
-      </w:r>
-      <w:r>
-        <w:t xml:space="preserve">Court of Appeal for Ontario worked through every ground, found most so weak it</w:t>
-      </w:r>
-      <w:r>
-        <w:t xml:space="preserve"> </w:t>
-      </w:r>
-      <w:r>
-        <w:t xml:space="preserve">didn’t need to hear from the Crown, and dismissed both appeals. The evidence, the</w:t>
-      </w:r>
-      <w:r>
-        <w:t xml:space="preserve"> </w:t>
-      </w:r>
-      <w:r>
-        <w:t xml:space="preserve">Crown had said, was overwhelming. The court gave no sign of disagreeing.</w:t>
-      </w:r>
-    </w:p>
-    <w:bookmarkEnd w:id="57"/>
-    <w:bookmarkStart w:id="59" w:name="howd-they-get-caught"/>
-    <w:p>
-      <w:pPr>
-        <w:pStyle w:val="Heading2"/>
-      </w:pPr>
-      <w:r>
-        <w:t xml:space="preserve">How’d they get caught?</w:t>
-      </w:r>
-    </w:p>
-    <w:p>
-      <w:pPr>
-        <w:pStyle w:val="FirstParagraph"/>
-      </w:pPr>
-      <w:r>
-        <w:t xml:space="preserve">They wrote it all down. That is the short answer and very nearly the whole one.</w:t>
-      </w:r>
-      <w:r>
-        <w:t xml:space="preserve"> </w:t>
-      </w:r>
-      <w:r>
-        <w:t xml:space="preserve">The motive, the</w:t>
-      </w:r>
-      <w:r>
-        <w:t xml:space="preserve"> </w:t>
-      </w:r>
-      <w:r>
-        <w:t xml:space="preserve">“</w:t>
-      </w:r>
-      <w:r>
-        <w:t xml:space="preserve">mission,</w:t>
-      </w:r>
-      <w:r>
-        <w:t xml:space="preserve">”</w:t>
-      </w:r>
-      <w:r>
-        <w:t xml:space="preserve"> </w:t>
-      </w:r>
-      <w:r>
-        <w:t xml:space="preserve">the gun, the mail-order crematorium with the villain’s</w:t>
-      </w:r>
-      <w:r>
-        <w:t xml:space="preserve"> </w:t>
-      </w:r>
-      <w:r>
-        <w:t xml:space="preserve">name on the side, all of it lived in text messages and photographs and a farm</w:t>
-      </w:r>
-      <w:r>
-        <w:t xml:space="preserve"> </w:t>
-      </w:r>
-      <w:r>
-        <w:t xml:space="preserve">calendar, a premeditated murder helpfully preserved in writing months before its</w:t>
-      </w:r>
-      <w:r>
-        <w:t xml:space="preserve"> </w:t>
-      </w:r>
-      <w:r>
-        <w:t xml:space="preserve">victim was even chosen. Then the physical world stepped forward to confirm what</w:t>
-      </w:r>
-      <w:r>
-        <w:t xml:space="preserve"> </w:t>
-      </w:r>
-      <w:r>
-        <w:t xml:space="preserve">the phones had already confessed: cameras caught the truck and the 1:44 flame; the</w:t>
-      </w:r>
-      <w:r>
-        <w:t xml:space="preserve"> </w:t>
-      </w:r>
-      <w:r>
-        <w:t xml:space="preserve">truck itself gave up Tim’s blood, Millard’s prints, and the shell casing; and The</w:t>
-      </w:r>
-      <w:r>
-        <w:t xml:space="preserve"> </w:t>
-      </w:r>
-      <w:r>
-        <w:t xml:space="preserve">Eliminator surrendered the bones and blood the fire couldn’t reach. Two men had</w:t>
-      </w:r>
-      <w:r>
-        <w:t xml:space="preserve"> </w:t>
-      </w:r>
-      <w:r>
-        <w:t xml:space="preserve">planned this crime down to the machine that would dispose of the body, and it</w:t>
-      </w:r>
-      <w:r>
-        <w:t xml:space="preserve"> </w:t>
-      </w:r>
-      <w:r>
-        <w:t xml:space="preserve">never once occurred to either of them that a truck, a hangar, and a pair of</w:t>
-      </w:r>
-      <w:r>
-        <w:t xml:space="preserve"> </w:t>
-      </w:r>
-      <w:r>
-        <w:t xml:space="preserve">cellphones are all just witnesses that don’t blink. Tim Bosma’s family learned</w:t>
-      </w:r>
-      <w:r>
-        <w:t xml:space="preserve"> </w:t>
-      </w:r>
-      <w:r>
-        <w:t xml:space="preserve">what happened to him for one reason. His killers couldn’t stop taking notes.</w:t>
+        <w:t xml:space="preserve">He was caught by his relatives, most of whom he had probably never met, and none</w:t>
+      </w:r>
+      <w:r>
+        <w:t xml:space="preserve"> </w:t>
+      </w:r>
+      <w:r>
+        <w:t xml:space="preserve">of whom did anything but explore their own heritage. William Talbott left his DNA</w:t>
+      </w:r>
+      <w:r>
+        <w:t xml:space="preserve"> </w:t>
+      </w:r>
+      <w:r>
+        <w:t xml:space="preserve">on his victims in 1987 and then did the one thing that should have kept him safe</w:t>
+      </w:r>
+      <w:r>
+        <w:t xml:space="preserve"> </w:t>
+      </w:r>
+      <w:r>
+        <w:t xml:space="preserve">forever: he committed his crime before there was any way to connect that DNA to</w:t>
+      </w:r>
+      <w:r>
+        <w:t xml:space="preserve"> </w:t>
+      </w:r>
+      <w:r>
+        <w:t xml:space="preserve">his name. He waited out the science of his own era and won. What he could not</w:t>
+      </w:r>
+      <w:r>
+        <w:t xml:space="preserve"> </w:t>
+      </w:r>
+      <w:r>
+        <w:t xml:space="preserve">wait out was a future in which his cousins, of their own free will, would hand</w:t>
+      </w:r>
+      <w:r>
+        <w:t xml:space="preserve"> </w:t>
+      </w:r>
+      <w:r>
+        <w:t xml:space="preserve">their DNA to companies that would place it in databases a detective could search.</w:t>
+      </w:r>
+      <w:r>
+        <w:t xml:space="preserve"> </w:t>
+      </w:r>
+      <w:r>
+        <w:t xml:space="preserve">He did not put himself in the system. His family did it for him, without ever</w:t>
+      </w:r>
+      <w:r>
+        <w:t xml:space="preserve"> </w:t>
+      </w:r>
+      <w:r>
+        <w:t xml:space="preserve">intending to, and a discarded cup did the rest. You can decline to give the</w:t>
+      </w:r>
+      <w:r>
+        <w:t xml:space="preserve"> </w:t>
+      </w:r>
+      <w:r>
+        <w:t xml:space="preserve">police your DNA. You cannot stop the people who share it from giving theirs.</w:t>
       </w:r>
     </w:p>
     <w:p>
@@ -6915,6 +6832,2144 @@
           <w:iCs/>
           <w:i/>
         </w:rPr>
+        <w:t xml:space="preserve">State v. Talbott</w:t>
+      </w:r>
+      <w:r>
+        <w:t xml:space="preserve">, No. 80334-4-I (Wash. Ct. App.)</w:t>
+      </w:r>
+      <w:r>
+        <w:t xml:space="preserve"> </w:t>
+      </w:r>
+      <w:r>
+        <w:t xml:space="preserve">(on remand); the convictions were reinstated by the Washington Supreme Court in</w:t>
+      </w:r>
+      <w:r>
+        <w:t xml:space="preserve"> </w:t>
+      </w:r>
+      <w:r>
+        <w:rPr>
+          <w:iCs/>
+          <w:i/>
+        </w:rPr>
+        <w:t xml:space="preserve">State v. Talbott</w:t>
+      </w:r>
+      <w:r>
+        <w:t xml:space="preserve">, 200 Wn.2d 731, 521 P.3d 948 (2022).</w:t>
+      </w:r>
+      <w:r>
+        <w:t xml:space="preserve"> </w:t>
+      </w:r>
+      <w:r>
+        <w:t xml:space="preserve">Free online: search</w:t>
+      </w:r>
+      <w:r>
+        <w:t xml:space="preserve"> </w:t>
+      </w:r>
+      <w:r>
+        <w:t xml:space="preserve">“</w:t>
+      </w:r>
+      <w:r>
+        <w:t xml:space="preserve">State v. Talbott 200 Wn.2d 731</w:t>
+      </w:r>
+      <w:r>
+        <w:t xml:space="preserve">”</w:t>
+      </w:r>
+      <w:r>
+        <w:t xml:space="preserve"> </w:t>
+      </w:r>
+      <w:r>
+        <w:t xml:space="preserve">(courts.wa.gov / Justia).</w:t>
+      </w:r>
+      <w:r>
+        <w:t xml:space="preserve"> </w:t>
+      </w:r>
+      <w:r>
+        <w:t xml:space="preserve">The murders, the DNA and palm-print evidence, and the procedural history are set</w:t>
+      </w:r>
+      <w:r>
+        <w:t xml:space="preserve"> </w:t>
+      </w:r>
+      <w:r>
+        <w:t xml:space="preserve">out in the opinions; the GEDmatch/genetic-genealogy identification and the</w:t>
+      </w:r>
+      <w:r>
+        <w:t xml:space="preserve"> </w:t>
+      </w:r>
+      <w:r>
+        <w:t xml:space="preserve">discarded-cup collection come from the investigative record and contemporaneous</w:t>
+      </w:r>
+      <w:r>
+        <w:t xml:space="preserve"> </w:t>
+      </w:r>
+      <w:r>
+        <w:t xml:space="preserve">reporting.</w:t>
+      </w:r>
+      <w:r>
+        <w:t xml:space="preserve"> </w:t>
+      </w:r>
+      <w:r>
+        <w:rPr>
+          <w:bCs/>
+          <w:b/>
+        </w:rPr>
+        <w:t xml:space="preserve">Companion chapter:</w:t>
+      </w:r>
+      <w:r>
+        <w:t xml:space="preserve"> </w:t>
+      </w:r>
+      <w:r>
+        <w:t xml:space="preserve">the constitutionality of the genealogy technique is taken</w:t>
+      </w:r>
+      <w:r>
+        <w:t xml:space="preserve"> </w:t>
+      </w:r>
+      <w:r>
+        <w:t xml:space="preserve">up directly in</w:t>
+      </w:r>
+      <w:r>
+        <w:t xml:space="preserve"> </w:t>
+      </w:r>
+      <w:r>
+        <w:rPr>
+          <w:iCs/>
+          <w:i/>
+        </w:rPr>
+        <w:t xml:space="preserve">State v. Hartman</w:t>
+      </w:r>
+      <w:r>
+        <w:t xml:space="preserve"> </w:t>
+      </w:r>
+      <w:r>
+        <w:t xml:space="preserve">(Chapter 6).</w:t>
+      </w:r>
+    </w:p>
+    <w:bookmarkEnd w:id="57"/>
+    <w:bookmarkEnd w:id="58"/>
+    <w:bookmarkStart w:id="63" w:name="X2e560a3db2a14aa384e9f6c9832047aa3a6603f"/>
+    <w:p>
+      <w:pPr>
+        <w:pStyle w:val="Heading1"/>
+      </w:pPr>
+      <w:r>
+        <w:t xml:space="preserve">Chapter 6 - No Privacy in the DNA Your Cousins Share</w:t>
+      </w:r>
+    </w:p>
+    <w:p>
+      <w:pPr>
+        <w:pStyle w:val="FirstParagraph"/>
+      </w:pPr>
+      <w:r>
+        <w:rPr>
+          <w:bCs/>
+          <w:b/>
+        </w:rPr>
+        <w:t xml:space="preserve">A man tried to throw out the evidence that convicted him of a child’s murder by</w:t>
+      </w:r>
+      <w:r>
+        <w:rPr>
+          <w:bCs/>
+          <w:b/>
+        </w:rPr>
+        <w:t xml:space="preserve"> </w:t>
+      </w:r>
+      <w:r>
+        <w:rPr>
+          <w:bCs/>
+          <w:b/>
+        </w:rPr>
+        <w:t xml:space="preserve">arguing the police had violated his privacy. The court’s answer draws the line</w:t>
+      </w:r>
+      <w:r>
+        <w:rPr>
+          <w:bCs/>
+          <w:b/>
+        </w:rPr>
+        <w:t xml:space="preserve"> </w:t>
+      </w:r>
+      <w:r>
+        <w:rPr>
+          <w:bCs/>
+          <w:b/>
+        </w:rPr>
+        <w:t xml:space="preserve">that makes genetic genealogy possible: the DNA you share with your relatives is</w:t>
+      </w:r>
+      <w:r>
+        <w:rPr>
+          <w:bCs/>
+          <w:b/>
+        </w:rPr>
+        <w:t xml:space="preserve"> </w:t>
+      </w:r>
+      <w:r>
+        <w:rPr>
+          <w:bCs/>
+          <w:b/>
+        </w:rPr>
+        <w:t xml:space="preserve">not yours alone to hide.</w:t>
+      </w:r>
+    </w:p>
+    <w:p>
+      <w:pPr>
+        <w:pStyle w:val="BodyText"/>
+      </w:pPr>
+      <w:r>
+        <w:t xml:space="preserve">The last chapter showed genetic genealogy catching a killer. This one shows the</w:t>
+      </w:r>
+      <w:r>
+        <w:t xml:space="preserve"> </w:t>
+      </w:r>
+      <w:r>
+        <w:t xml:space="preserve">courts deciding whether it is allowed to, because a technique that finds you</w:t>
+      </w:r>
+      <w:r>
+        <w:t xml:space="preserve"> </w:t>
+      </w:r>
+      <w:r>
+        <w:t xml:space="preserve">through your relatives’ DNA raises a question the law had never quite faced: whose</w:t>
+      </w:r>
+      <w:r>
+        <w:t xml:space="preserve"> </w:t>
+      </w:r>
+      <w:r>
+        <w:t xml:space="preserve">privacy is it, anyway? The answer, worked out in the case of a Tacoma murder,</w:t>
+      </w:r>
+      <w:r>
+        <w:t xml:space="preserve"> </w:t>
+      </w:r>
+      <w:r>
+        <w:t xml:space="preserve">is the legal foundation the whole method rests on.</w:t>
+      </w:r>
+    </w:p>
+    <w:p>
+      <w:pPr>
+        <w:pStyle w:val="BodyText"/>
+      </w:pPr>
+      <w:r>
+        <w:t xml:space="preserve">In 1986, a twelve-year-old girl the court identifies only as MW was raped and</w:t>
+      </w:r>
+      <w:r>
+        <w:t xml:space="preserve"> </w:t>
+      </w:r>
+      <w:r>
+        <w:t xml:space="preserve">murdered in a Tacoma, Washington park. Her killer left semen on her body. As with</w:t>
+      </w:r>
+      <w:r>
+        <w:t xml:space="preserve"> </w:t>
+      </w:r>
+      <w:r>
+        <w:t xml:space="preserve">so many of these cases, the biological evidence was complete and the killer was</w:t>
+      </w:r>
+      <w:r>
+        <w:t xml:space="preserve"> </w:t>
+      </w:r>
+      <w:r>
+        <w:t xml:space="preserve">nobody, an unmatched profile that sat untouched while the girl’s family grew old</w:t>
+      </w:r>
+      <w:r>
+        <w:t xml:space="preserve"> </w:t>
+      </w:r>
+      <w:r>
+        <w:t xml:space="preserve">without an answer.</w:t>
+      </w:r>
+    </w:p>
+    <w:p>
+      <w:pPr>
+        <w:pStyle w:val="BodyText"/>
+      </w:pPr>
+      <w:r>
+        <w:t xml:space="preserve">Then, in 2018, came the same quiet revolution that undid the killer in the last</w:t>
+      </w:r>
+      <w:r>
+        <w:t xml:space="preserve"> </w:t>
+      </w:r>
+      <w:r>
+        <w:t xml:space="preserve">chapter. Police enlisted the DNA technology company Parabon Nanolabs to take the</w:t>
+      </w:r>
+      <w:r>
+        <w:t xml:space="preserve"> </w:t>
+      </w:r>
+      <w:r>
+        <w:t xml:space="preserve">killer’s genetic profile and upload it to GEDmatch, the consumer database, in</w:t>
+      </w:r>
+      <w:r>
+        <w:t xml:space="preserve"> </w:t>
+      </w:r>
+      <w:r>
+        <w:t xml:space="preserve">search of partial matches to his relatives. They did not get a warrant to do it.</w:t>
+      </w:r>
+      <w:r>
+        <w:t xml:space="preserve"> </w:t>
+      </w:r>
+      <w:r>
+        <w:t xml:space="preserve">Parabon found that several of the killer’s cousins had DNA in the database, built</w:t>
+      </w:r>
+      <w:r>
+        <w:t xml:space="preserve"> </w:t>
+      </w:r>
+      <w:r>
+        <w:t xml:space="preserve">the family trees, and narrowed the search to a man named Hartman. Investigators</w:t>
+      </w:r>
+      <w:r>
+        <w:t xml:space="preserve"> </w:t>
+      </w:r>
+      <w:r>
+        <w:t xml:space="preserve">then collected a napkin bearing his discarded DNA, and it matched the semen left</w:t>
+      </w:r>
+      <w:r>
+        <w:t xml:space="preserve"> </w:t>
+      </w:r>
+      <w:r>
+        <w:t xml:space="preserve">on MW’s body more than three decades earlier.</w:t>
+      </w:r>
+    </w:p>
+    <w:bookmarkStart w:id="59" w:name="the-line-the-court-drew"/>
+    <w:p>
+      <w:pPr>
+        <w:pStyle w:val="Heading2"/>
+      </w:pPr>
+      <w:r>
+        <w:t xml:space="preserve">The line the court drew</w:t>
+      </w:r>
+    </w:p>
+    <w:p>
+      <w:pPr>
+        <w:pStyle w:val="FirstParagraph"/>
+      </w:pPr>
+      <w:r>
+        <w:t xml:space="preserve">Hartman fought back with the tool the Constitution gives every defendant: a motion</w:t>
+      </w:r>
+      <w:r>
+        <w:t xml:space="preserve"> </w:t>
+      </w:r>
+      <w:r>
+        <w:t xml:space="preserve">to suppress. If the police had violated his rights in finding him, the DNA match,</w:t>
+      </w:r>
+      <w:r>
+        <w:t xml:space="preserve"> </w:t>
+      </w:r>
+      <w:r>
+        <w:t xml:space="preserve">and everything that flowed from it, could be thrown out as fruit of the poisonous</w:t>
+      </w:r>
+      <w:r>
+        <w:t xml:space="preserve"> </w:t>
+      </w:r>
+      <w:r>
+        <w:t xml:space="preserve">tree. His argument went to the heart of genetic genealogy. Comparing the</w:t>
+      </w:r>
+      <w:r>
+        <w:t xml:space="preserve"> </w:t>
+      </w:r>
+      <w:r>
+        <w:t xml:space="preserve">crime-scene DNA against the GEDmatch database, he said, had rummaged through his</w:t>
+      </w:r>
+      <w:r>
+        <w:t xml:space="preserve"> </w:t>
+      </w:r>
+      <w:r>
+        <w:t xml:space="preserve">private affairs without a warrant, in violation of the Washington Constitution’s</w:t>
+      </w:r>
+      <w:r>
+        <w:t xml:space="preserve"> </w:t>
+      </w:r>
+      <w:r>
+        <w:t xml:space="preserve">robust privacy protections. He claimed a privacy interest in the DNA his relatives</w:t>
+      </w:r>
+      <w:r>
+        <w:t xml:space="preserve"> </w:t>
+      </w:r>
+      <w:r>
+        <w:t xml:space="preserve">had uploaded, and, eventually, in the very semen the killer had left at the scene.</w:t>
+      </w:r>
+    </w:p>
+    <w:p>
+      <w:pPr>
+        <w:pStyle w:val="BodyText"/>
+      </w:pPr>
+      <w:r>
+        <w:t xml:space="preserve">The Court of Appeals affirmed his conviction, and in doing so it laid down the</w:t>
+      </w:r>
+      <w:r>
+        <w:t xml:space="preserve"> </w:t>
+      </w:r>
+      <w:r>
+        <w:t xml:space="preserve">principle that lets investigators do what they did to catch him. There is, the</w:t>
+      </w:r>
+      <w:r>
+        <w:t xml:space="preserve"> </w:t>
+      </w:r>
+      <w:r>
+        <w:t xml:space="preserve">court held, no privacy interest in the DNA a</w:t>
+      </w:r>
+      <w:r>
+        <w:t xml:space="preserve"> </w:t>
+      </w:r>
+      <w:r>
+        <w:rPr>
+          <w:iCs/>
+          <w:i/>
+        </w:rPr>
+        <w:t xml:space="preserve">relative</w:t>
+      </w:r>
+      <w:r>
+        <w:t xml:space="preserve"> </w:t>
+      </w:r>
+      <w:r>
+        <w:t xml:space="preserve">voluntarily uploads to a</w:t>
+      </w:r>
+      <w:r>
+        <w:t xml:space="preserve"> </w:t>
+      </w:r>
+      <w:r>
+        <w:t xml:space="preserve">public database. When your cousin spits in a tube and posts the results to find</w:t>
+      </w:r>
+      <w:r>
+        <w:t xml:space="preserve"> </w:t>
+      </w:r>
+      <w:r>
+        <w:t xml:space="preserve">long-lost family, the genetic information you happen to share with that cousin is</w:t>
+      </w:r>
+      <w:r>
+        <w:t xml:space="preserve"> </w:t>
+      </w:r>
+      <w:r>
+        <w:t xml:space="preserve">theirs to disclose, not yours to suppress. You have no standing to object to a</w:t>
+      </w:r>
+      <w:r>
+        <w:t xml:space="preserve"> </w:t>
+      </w:r>
+      <w:r>
+        <w:t xml:space="preserve">search of a database you never contributed to, conducted on data someone else</w:t>
+      </w:r>
+      <w:r>
+        <w:t xml:space="preserve"> </w:t>
+      </w:r>
+      <w:r>
+        <w:t xml:space="preserve">freely gave. And as for the DNA the killer left on his victim, that had been</w:t>
+      </w:r>
+      <w:r>
+        <w:t xml:space="preserve"> </w:t>
+      </w:r>
+      <w:r>
+        <w:t xml:space="preserve">abandoned at the scene, discarded in the act of the crime, and a person retains no</w:t>
+      </w:r>
+      <w:r>
+        <w:t xml:space="preserve"> </w:t>
+      </w:r>
+      <w:r>
+        <w:t xml:space="preserve">privacy interest in what he leaves behind on a murdered child.</w:t>
+      </w:r>
+    </w:p>
+    <w:p>
+      <w:pPr>
+        <w:pStyle w:val="BodyText"/>
+      </w:pPr>
+      <w:r>
+        <w:t xml:space="preserve">Strip the legal language away and the ruling says something simple and, for</w:t>
+      </w:r>
+      <w:r>
+        <w:t xml:space="preserve"> </w:t>
+      </w:r>
+      <w:r>
+        <w:t xml:space="preserve">killers, terrifying. The genetic trail that leads to you does not run only through</w:t>
+      </w:r>
+      <w:r>
+        <w:t xml:space="preserve"> </w:t>
+      </w:r>
+      <w:r>
+        <w:t xml:space="preserve">your own choices. It runs through your entire extended family, every one of whom</w:t>
+      </w:r>
+      <w:r>
+        <w:t xml:space="preserve"> </w:t>
+      </w:r>
+      <w:r>
+        <w:t xml:space="preserve">has the right to explore their heritage, and none of whom needs your permission to</w:t>
+      </w:r>
+      <w:r>
+        <w:t xml:space="preserve"> </w:t>
+      </w:r>
+      <w:r>
+        <w:t xml:space="preserve">do it. Your DNA is not a private diary you can lock. It is a shared inheritance,</w:t>
+      </w:r>
+      <w:r>
+        <w:t xml:space="preserve"> </w:t>
+      </w:r>
+      <w:r>
+        <w:t xml:space="preserve">copies of it scattered across cousins you have never met, and any one of them can,</w:t>
+      </w:r>
+      <w:r>
+        <w:t xml:space="preserve"> </w:t>
+      </w:r>
+      <w:r>
+        <w:t xml:space="preserve">without knowing it, leave the door open.</w:t>
+      </w:r>
+    </w:p>
+    <w:bookmarkEnd w:id="59"/>
+    <w:bookmarkStart w:id="60" w:name="and-it-holds-up"/>
+    <w:p>
+      <w:pPr>
+        <w:pStyle w:val="Heading2"/>
+      </w:pPr>
+      <w:r>
+        <w:t xml:space="preserve">And it holds up</w:t>
+      </w:r>
+    </w:p>
+    <w:p>
+      <w:pPr>
+        <w:pStyle w:val="FirstParagraph"/>
+      </w:pPr>
+      <w:r>
+        <w:t xml:space="preserve">If Hartman set the constitutional floor, cases like it have shown the technique is</w:t>
+      </w:r>
+      <w:r>
+        <w:t xml:space="preserve"> </w:t>
+      </w:r>
+      <w:r>
+        <w:t xml:space="preserve">no fluke of one jurisdiction. In California, a former Marine named Horace Van</w:t>
+      </w:r>
+      <w:r>
+        <w:t xml:space="preserve"> </w:t>
+      </w:r>
+      <w:r>
+        <w:t xml:space="preserve">Vaultz Jr. was linked by the same method to two cold-case killings, the 1981</w:t>
+      </w:r>
+      <w:r>
+        <w:t xml:space="preserve"> </w:t>
+      </w:r>
+      <w:r>
+        <w:t xml:space="preserve">strangulation of Selena Keough and the murder of Mary Duggan. Sperm recovered from</w:t>
+      </w:r>
+      <w:r>
+        <w:t xml:space="preserve"> </w:t>
+      </w:r>
+      <w:r>
+        <w:t xml:space="preserve">Keough’s body in the 1981 investigation, analyzed decades later, matched DNA found</w:t>
+      </w:r>
+      <w:r>
+        <w:t xml:space="preserve"> </w:t>
+      </w:r>
+      <w:r>
+        <w:t xml:space="preserve">on a gag in Duggan’s mouth, tying the two crimes to one man, and investigative</w:t>
+      </w:r>
+      <w:r>
+        <w:t xml:space="preserve"> </w:t>
+      </w:r>
+      <w:r>
+        <w:t xml:space="preserve">genetic genealogy gave that man a name. It was Los Angeles County’s first</w:t>
+      </w:r>
+      <w:r>
+        <w:t xml:space="preserve"> </w:t>
+      </w:r>
+      <w:r>
+        <w:t xml:space="preserve">prosecution built on the technique. A jury convicted Vaultz, and in 2024 the</w:t>
+      </w:r>
+      <w:r>
+        <w:t xml:space="preserve"> </w:t>
+      </w:r>
+      <w:r>
+        <w:t xml:space="preserve">California Court of Appeal affirmed, describing the DNA evidence as overwhelming.</w:t>
+      </w:r>
+    </w:p>
+    <w:p>
+      <w:pPr>
+        <w:pStyle w:val="BodyText"/>
+      </w:pPr>
+      <w:r>
+        <w:t xml:space="preserve">Two states, the same story: a killer who evaded the science of his own era, found</w:t>
+      </w:r>
+      <w:r>
+        <w:t xml:space="preserve"> </w:t>
+      </w:r>
+      <w:r>
+        <w:t xml:space="preserve">decades later through the DNA of his relatives, and convicted, with the courts</w:t>
+      </w:r>
+      <w:r>
+        <w:t xml:space="preserve"> </w:t>
+      </w:r>
+      <w:r>
+        <w:t xml:space="preserve">signing off on the method that caught him. The cold cases that used to defeat</w:t>
+      </w:r>
+      <w:r>
+        <w:t xml:space="preserve"> </w:t>
+      </w:r>
+      <w:r>
+        <w:t xml:space="preserve">police, the ones with perfect DNA and no name to attach it to, are cold no longer.</w:t>
+      </w:r>
+      <w:r>
+        <w:t xml:space="preserve"> </w:t>
+      </w:r>
+      <w:r>
+        <w:t xml:space="preserve">The database caught up.</w:t>
+      </w:r>
+    </w:p>
+    <w:bookmarkEnd w:id="60"/>
+    <w:bookmarkStart w:id="62" w:name="howd-he-get-caught-5"/>
+    <w:p>
+      <w:pPr>
+        <w:pStyle w:val="Heading2"/>
+      </w:pPr>
+      <w:r>
+        <w:t xml:space="preserve">How’d he get caught?</w:t>
+      </w:r>
+    </w:p>
+    <w:p>
+      <w:pPr>
+        <w:pStyle w:val="FirstParagraph"/>
+      </w:pPr>
+      <w:r>
+        <w:t xml:space="preserve">Hartman was caught by the same thing Talbott was, his family’s DNA, and then he</w:t>
+      </w:r>
+      <w:r>
+        <w:t xml:space="preserve"> </w:t>
+      </w:r>
+      <w:r>
+        <w:t xml:space="preserve">was kept caught by a court that told him he had no right to hide behind it. This</w:t>
+      </w:r>
+      <w:r>
+        <w:t xml:space="preserve"> </w:t>
+      </w:r>
+      <w:r>
+        <w:t xml:space="preserve">is the chapter where the law blesses the technique, and the blessing rests on a</w:t>
+      </w:r>
+      <w:r>
+        <w:t xml:space="preserve"> </w:t>
+      </w:r>
+      <w:r>
+        <w:t xml:space="preserve">truth most people have never stopped to consider: you do not own your DNA in the</w:t>
+      </w:r>
+      <w:r>
+        <w:t xml:space="preserve"> </w:t>
+      </w:r>
+      <w:r>
+        <w:t xml:space="preserve">way you own your secrets, because you did not get it alone. Half of it came from</w:t>
+      </w:r>
+      <w:r>
+        <w:t xml:space="preserve"> </w:t>
+      </w:r>
+      <w:r>
+        <w:t xml:space="preserve">each parent, quarters from grandparents, fractions scattered outward to cousins in</w:t>
+      </w:r>
+      <w:r>
+        <w:t xml:space="preserve"> </w:t>
+      </w:r>
+      <w:r>
+        <w:t xml:space="preserve">an ever-widening circle, and every one of those people can place their share in a</w:t>
+      </w:r>
+      <w:r>
+        <w:t xml:space="preserve"> </w:t>
+      </w:r>
+      <w:r>
+        <w:t xml:space="preserve">database where a detective can find the family resemblance and follow it home to</w:t>
+      </w:r>
+      <w:r>
+        <w:t xml:space="preserve"> </w:t>
+      </w:r>
+      <w:r>
+        <w:t xml:space="preserve">you. The killers in these cases all made the same bet, that the decades had buried</w:t>
+      </w:r>
+      <w:r>
+        <w:t xml:space="preserve"> </w:t>
+      </w:r>
+      <w:r>
+        <w:t xml:space="preserve">them. What they never counted on was that the people who share their blood would</w:t>
+      </w:r>
+      <w:r>
+        <w:t xml:space="preserve"> </w:t>
+      </w:r>
+      <w:r>
+        <w:t xml:space="preserve">one day, cheerfully and voluntarily, dig them back up.</w:t>
+      </w:r>
+    </w:p>
+    <w:p>
+      <w:r>
+        <w:pict>
+          <v:rect style="width:0;height:1.5pt" o:hralign="center" o:hrstd="t" o:hr="t"/>
+        </w:pict>
+      </w:r>
+    </w:p>
+    <w:p>
+      <w:pPr>
+        <w:pStyle w:val="BlockText"/>
+      </w:pPr>
+      <w:r>
+        <w:rPr>
+          <w:bCs/>
+          <w:b/>
+        </w:rPr>
+        <w:t xml:space="preserve">📖 Read the case yourself:</w:t>
+      </w:r>
+      <w:r>
+        <w:t xml:space="preserve"> </w:t>
+      </w:r>
+      <w:r>
+        <w:rPr>
+          <w:iCs/>
+          <w:i/>
+        </w:rPr>
+        <w:t xml:space="preserve">State v. Hartman</w:t>
+      </w:r>
+      <w:r>
+        <w:t xml:space="preserve">, 29 Wn. App. 2d 384, 534 P.3d</w:t>
+      </w:r>
+      <w:r>
+        <w:t xml:space="preserve"> </w:t>
+      </w:r>
+      <w:r>
+        <w:t xml:space="preserve">423 (Wash. Ct. App. 2023).</w:t>
+      </w:r>
+      <w:r>
+        <w:t xml:space="preserve"> </w:t>
+      </w:r>
+      <w:r>
+        <w:t xml:space="preserve">Free online:</w:t>
+      </w:r>
+      <w:r>
+        <w:t xml:space="preserve"> </w:t>
+      </w:r>
+      <w:hyperlink r:id="rId61">
+        <w:r>
+          <w:rPr>
+            <w:rStyle w:val="Hyperlink"/>
+          </w:rPr>
+          <w:t xml:space="preserve">FindLaw</w:t>
+        </w:r>
+      </w:hyperlink>
+      <w:r>
+        <w:t xml:space="preserve"> </w:t>
+      </w:r>
+      <w:r>
+        <w:t xml:space="preserve">(search</w:t>
+      </w:r>
+      <w:r>
+        <w:t xml:space="preserve"> </w:t>
+      </w:r>
+      <w:r>
+        <w:t xml:space="preserve">“</w:t>
+      </w:r>
+      <w:r>
+        <w:t xml:space="preserve">State v. Hartman</w:t>
+      </w:r>
+      <w:r>
+        <w:t xml:space="preserve"> </w:t>
+      </w:r>
+      <w:r>
+        <w:t xml:space="preserve">2023</w:t>
+      </w:r>
+      <w:r>
+        <w:t xml:space="preserve">”</w:t>
+      </w:r>
+      <w:r>
+        <w:t xml:space="preserve">) · courts.wa.gov.</w:t>
+      </w:r>
+      <w:r>
+        <w:t xml:space="preserve"> </w:t>
+      </w:r>
+      <w:r>
+        <w:t xml:space="preserve">The murder, the Parabon/GEDmatch identification, the napkin collection, and the</w:t>
+      </w:r>
+      <w:r>
+        <w:t xml:space="preserve"> </w:t>
+      </w:r>
+      <w:r>
+        <w:t xml:space="preserve">privacy ruling are set out in the opinion.</w:t>
+      </w:r>
+      <w:r>
+        <w:t xml:space="preserve"> </w:t>
+      </w:r>
+      <w:r>
+        <w:rPr>
+          <w:bCs/>
+          <w:b/>
+        </w:rPr>
+        <w:t xml:space="preserve">Companion cases:</w:t>
+      </w:r>
+      <w:r>
+        <w:t xml:space="preserve"> </w:t>
+      </w:r>
+      <w:r>
+        <w:rPr>
+          <w:iCs/>
+          <w:i/>
+        </w:rPr>
+        <w:t xml:space="preserve">State v. Talbott</w:t>
+      </w:r>
+      <w:r>
+        <w:t xml:space="preserve"> </w:t>
+      </w:r>
+      <w:r>
+        <w:t xml:space="preserve">(Chapter 5) and</w:t>
+      </w:r>
+      <w:r>
+        <w:t xml:space="preserve"> </w:t>
+      </w:r>
+      <w:r>
+        <w:rPr>
+          <w:iCs/>
+          <w:i/>
+        </w:rPr>
+        <w:t xml:space="preserve">People v. Vaultz</w:t>
+      </w:r>
+      <w:r>
+        <w:t xml:space="preserve">,</w:t>
+      </w:r>
+      <w:r>
+        <w:t xml:space="preserve"> </w:t>
+      </w:r>
+      <w:r>
+        <w:t xml:space="preserve">No. B323590 (Cal. Ct. App. 2024), affirming a California genetic-genealogy</w:t>
+      </w:r>
+      <w:r>
+        <w:t xml:space="preserve"> </w:t>
+      </w:r>
+      <w:r>
+        <w:t xml:space="preserve">conviction.</w:t>
+      </w:r>
+    </w:p>
+    <w:bookmarkEnd w:id="62"/>
+    <w:bookmarkEnd w:id="63"/>
+    <w:bookmarkStart w:id="68" w:name="chapter-7---the-carpet-in-his-bedroom"/>
+    <w:p>
+      <w:pPr>
+        <w:pStyle w:val="Heading1"/>
+      </w:pPr>
+      <w:r>
+        <w:t xml:space="preserve">Chapter 7 - The Carpet in His Bedroom</w:t>
+      </w:r>
+    </w:p>
+    <w:p>
+      <w:pPr>
+        <w:pStyle w:val="FirstParagraph"/>
+      </w:pPr>
+      <w:r>
+        <w:rPr>
+          <w:bCs/>
+          <w:b/>
+        </w:rPr>
+        <w:t xml:space="preserve">For two years a city buried its children and could not name the killer. In the</w:t>
+      </w:r>
+      <w:r>
+        <w:rPr>
+          <w:bCs/>
+          <w:b/>
+        </w:rPr>
+        <w:t xml:space="preserve"> </w:t>
+      </w:r>
+      <w:r>
+        <w:rPr>
+          <w:bCs/>
+          <w:b/>
+        </w:rPr>
+        <w:t xml:space="preserve">end he was undone not by a witness or a weapon, but by the carpet fibres he</w:t>
+      </w:r>
+      <w:r>
+        <w:rPr>
+          <w:bCs/>
+          <w:b/>
+        </w:rPr>
+        <w:t xml:space="preserve"> </w:t>
+      </w:r>
+      <w:r>
+        <w:rPr>
+          <w:bCs/>
+          <w:b/>
+        </w:rPr>
+        <w:t xml:space="preserve">carried out of his own bedroom and left on the bodies.</w:t>
+      </w:r>
+    </w:p>
+    <w:p>
+      <w:pPr>
+        <w:pStyle w:val="BodyText"/>
+      </w:pPr>
+      <w:r>
+        <w:t xml:space="preserve">Between 1979 and 1981, Atlanta lived through one of the most terrifying stretches</w:t>
+      </w:r>
+      <w:r>
+        <w:t xml:space="preserve"> </w:t>
+      </w:r>
+      <w:r>
+        <w:t xml:space="preserve">in any American city’s history, a run of murders whose victims were, again and</w:t>
+      </w:r>
+      <w:r>
+        <w:t xml:space="preserve"> </w:t>
+      </w:r>
+      <w:r>
+        <w:t xml:space="preserve">again, young and Black, and whose killer left a metropolis afraid to let its</w:t>
+      </w:r>
+      <w:r>
+        <w:t xml:space="preserve"> </w:t>
+      </w:r>
+      <w:r>
+        <w:t xml:space="preserve">children out of sight. The case that finally ended it did not turn on an</w:t>
+      </w:r>
+      <w:r>
+        <w:t xml:space="preserve"> </w:t>
+      </w:r>
+      <w:r>
+        <w:t xml:space="preserve">eyewitness who saw a face or a gun that could be traced. It turned on something</w:t>
+      </w:r>
+      <w:r>
+        <w:t xml:space="preserve"> </w:t>
+      </w:r>
+      <w:r>
+        <w:t xml:space="preserve">almost invisible, the tiny textile fibres that human beings shed and carry</w:t>
+      </w:r>
+      <w:r>
+        <w:t xml:space="preserve"> </w:t>
+      </w:r>
+      <w:r>
+        <w:t xml:space="preserve">everywhere they go, and it became the landmark American case on convicting a</w:t>
+      </w:r>
+      <w:r>
+        <w:t xml:space="preserve"> </w:t>
+      </w:r>
+      <w:r>
+        <w:t xml:space="preserve">killer by the threads he leaves behind.</w:t>
+      </w:r>
+    </w:p>
+    <w:p>
+      <w:pPr>
+        <w:pStyle w:val="BodyText"/>
+      </w:pPr>
+      <w:r>
+        <w:t xml:space="preserve">Wayne Bertram Williams was charged with the murders of two young men, Jimmy Ray</w:t>
+      </w:r>
+      <w:r>
+        <w:t xml:space="preserve"> </w:t>
+      </w:r>
+      <w:r>
+        <w:t xml:space="preserve">Payne and Nathaniel Cater. But the case against him was built on a pattern far</w:t>
+      </w:r>
+      <w:r>
+        <w:t xml:space="preserve"> </w:t>
+      </w:r>
+      <w:r>
+        <w:t xml:space="preserve">larger than two deaths, and the pattern was written in fibre.</w:t>
+      </w:r>
+    </w:p>
+    <w:bookmarkStart w:id="64" w:name="what-the-threads-remembered"/>
+    <w:p>
+      <w:pPr>
+        <w:pStyle w:val="Heading2"/>
+      </w:pPr>
+      <w:r>
+        <w:t xml:space="preserve">What the threads remembered</w:t>
+      </w:r>
+    </w:p>
+    <w:p>
+      <w:pPr>
+        <w:pStyle w:val="FirstParagraph"/>
+      </w:pPr>
+      <w:r>
+        <w:t xml:space="preserve">Every environment sheds itself. A home, a car, a pet, each is a source of</w:t>
+      </w:r>
+      <w:r>
+        <w:t xml:space="preserve"> </w:t>
+      </w:r>
+      <w:r>
+        <w:t xml:space="preserve">characteristic fibres, from carpets and clothing and upholstery and animal hair,</w:t>
+      </w:r>
+      <w:r>
+        <w:t xml:space="preserve"> </w:t>
+      </w:r>
+      <w:r>
+        <w:t xml:space="preserve">and when a person moves through the world he carries a signature of those fibres</w:t>
+      </w:r>
+      <w:r>
+        <w:t xml:space="preserve"> </w:t>
+      </w:r>
+      <w:r>
+        <w:t xml:space="preserve">with him and deposits them on whatever, and whoever, he touches. The state’s</w:t>
+      </w:r>
+      <w:r>
+        <w:t xml:space="preserve"> </w:t>
+      </w:r>
+      <w:r>
+        <w:t xml:space="preserve">forensic experts had recovered fibres from the bodies of the victims, and they</w:t>
+      </w:r>
+      <w:r>
+        <w:t xml:space="preserve"> </w:t>
+      </w:r>
+      <w:r>
+        <w:t xml:space="preserve">set out to answer a single question: where did those fibres come from?</w:t>
+      </w:r>
+    </w:p>
+    <w:p>
+      <w:pPr>
+        <w:pStyle w:val="BodyText"/>
+      </w:pPr>
+      <w:r>
+        <w:t xml:space="preserve">The answer kept leading back to Wayne Williams. Fibres associated with the</w:t>
+      </w:r>
+      <w:r>
+        <w:t xml:space="preserve"> </w:t>
+      </w:r>
+      <w:r>
+        <w:t xml:space="preserve">victims matched fibres recovered from Williams’s home, from the cars he had used,</w:t>
+      </w:r>
+      <w:r>
+        <w:t xml:space="preserve"> </w:t>
+      </w:r>
+      <w:r>
+        <w:t xml:space="preserve">and even from his German Shepherd dog. The experts testified that these matches</w:t>
+      </w:r>
+      <w:r>
+        <w:t xml:space="preserve"> </w:t>
+      </w:r>
+      <w:r>
+        <w:t xml:space="preserve">supported an inference that Williams had been in contact with the victims before</w:t>
+      </w:r>
+      <w:r>
+        <w:t xml:space="preserve"> </w:t>
+      </w:r>
+      <w:r>
+        <w:t xml:space="preserve">they died, and the prosecution built from that the further inference that he was</w:t>
+      </w:r>
+      <w:r>
+        <w:t xml:space="preserve"> </w:t>
+      </w:r>
+      <w:r>
+        <w:t xml:space="preserve">the man who had killed them.</w:t>
+      </w:r>
+    </w:p>
+    <w:p>
+      <w:pPr>
+        <w:pStyle w:val="BodyText"/>
+      </w:pPr>
+      <w:r>
+        <w:t xml:space="preserve">The centrepiece was a green fibre. One had been recovered from the hair of</w:t>
+      </w:r>
+      <w:r>
+        <w:t xml:space="preserve"> </w:t>
+      </w:r>
+      <w:r>
+        <w:t xml:space="preserve">Nathaniel Cater. It matched, in its dyes and colours, a green fibre from a carpet</w:t>
+      </w:r>
+      <w:r>
+        <w:t xml:space="preserve"> </w:t>
+      </w:r>
+      <w:r>
+        <w:t xml:space="preserve">in Williams’s own bedroom. And here the forensic work reached a level of care</w:t>
+      </w:r>
+      <w:r>
+        <w:t xml:space="preserve"> </w:t>
+      </w:r>
+      <w:r>
+        <w:t xml:space="preserve">worth pausing on, because it shows how seriously the analysts took the challenge.</w:t>
+      </w:r>
+      <w:r>
+        <w:t xml:space="preserve"> </w:t>
+      </w:r>
+      <w:r>
+        <w:t xml:space="preserve">The bodies in this case had been disposed of in the Chattahoochee River, and a</w:t>
+      </w:r>
+      <w:r>
+        <w:t xml:space="preserve"> </w:t>
+      </w:r>
+      <w:r>
+        <w:t xml:space="preserve">defence might argue that water would alter a fibre’s colour and defeat any</w:t>
+      </w:r>
+      <w:r>
+        <w:t xml:space="preserve"> </w:t>
+      </w:r>
+      <w:r>
+        <w:t xml:space="preserve">comparison. So the examiners took a fibre from Williams’s bedroom carpet and</w:t>
+      </w:r>
+      <w:r>
+        <w:t xml:space="preserve"> </w:t>
+      </w:r>
+      <w:r>
+        <w:t xml:space="preserve">immersed it in Chattahoochee River water for three days, testing how the river</w:t>
+      </w:r>
+      <w:r>
+        <w:t xml:space="preserve"> </w:t>
+      </w:r>
+      <w:r>
+        <w:t xml:space="preserve">itself would change it, and compared that to what was found on the victim. The</w:t>
+      </w:r>
+      <w:r>
+        <w:t xml:space="preserve"> </w:t>
+      </w:r>
+      <w:r>
+        <w:t xml:space="preserve">carpet in his bedroom was being cross-examined as thoroughly as any witness.</w:t>
+      </w:r>
+    </w:p>
+    <w:bookmarkEnd w:id="64"/>
+    <w:bookmarkStart w:id="65" w:name="a-pattern-too-specific-to-be-chance"/>
+    <w:p>
+      <w:pPr>
+        <w:pStyle w:val="Heading2"/>
+      </w:pPr>
+      <w:r>
+        <w:t xml:space="preserve">A pattern too specific to be chance</w:t>
+      </w:r>
+    </w:p>
+    <w:p>
+      <w:pPr>
+        <w:pStyle w:val="FirstParagraph"/>
+      </w:pPr>
+      <w:r>
+        <w:t xml:space="preserve">A single fibre match can be a coincidence. What made the evidence overwhelming was</w:t>
+      </w:r>
+      <w:r>
+        <w:t xml:space="preserve"> </w:t>
+      </w:r>
+      <w:r>
+        <w:t xml:space="preserve">its repetition. Williams was tried for two murders, but the state introduced</w:t>
+      </w:r>
+      <w:r>
+        <w:t xml:space="preserve"> </w:t>
+      </w:r>
+      <w:r>
+        <w:t xml:space="preserve">evidence of ten other killings as well, not to punish him for them directly, but</w:t>
+      </w:r>
+      <w:r>
+        <w:t xml:space="preserve"> </w:t>
+      </w:r>
+      <w:r>
+        <w:t xml:space="preserve">to establish his identity as the killer through the recurring fibre signature that</w:t>
+      </w:r>
+      <w:r>
+        <w:t xml:space="preserve"> </w:t>
+      </w:r>
+      <w:r>
+        <w:t xml:space="preserve">tied his environment to body after body, twelve in all. The same threads from the</w:t>
+      </w:r>
+      <w:r>
+        <w:t xml:space="preserve"> </w:t>
+      </w:r>
+      <w:r>
+        <w:t xml:space="preserve">same home, the same cars, the same dog, kept appearing on victim after victim.</w:t>
+      </w:r>
+    </w:p>
+    <w:p>
+      <w:pPr>
+        <w:pStyle w:val="BodyText"/>
+      </w:pPr>
+      <w:r>
+        <w:t xml:space="preserve">The power of that kind of evidence lies in improbability. It is unremarkable for</w:t>
+      </w:r>
+      <w:r>
+        <w:t xml:space="preserve"> </w:t>
+      </w:r>
+      <w:r>
+        <w:t xml:space="preserve">one green household fibre to turn up somewhere. It is something else entirely for</w:t>
+      </w:r>
+      <w:r>
+        <w:t xml:space="preserve"> </w:t>
+      </w:r>
+      <w:r>
+        <w:t xml:space="preserve">the fibres of one man’s bedroom carpet, his vehicles, and his dog to appear,</w:t>
+      </w:r>
+      <w:r>
+        <w:t xml:space="preserve"> </w:t>
+      </w:r>
+      <w:r>
+        <w:t xml:space="preserve">together and repeatedly, on a series of murdered young people across a city. The</w:t>
+      </w:r>
+      <w:r>
+        <w:t xml:space="preserve"> </w:t>
+      </w:r>
+      <w:r>
+        <w:t xml:space="preserve">prosecution’s case was that no innocent explanation could account for that</w:t>
+      </w:r>
+      <w:r>
+        <w:t xml:space="preserve"> </w:t>
+      </w:r>
+      <w:r>
+        <w:t xml:space="preserve">convergence, occurring again and again, around a single man. Williams challenged</w:t>
+      </w:r>
+      <w:r>
+        <w:t xml:space="preserve"> </w:t>
+      </w:r>
+      <w:r>
+        <w:t xml:space="preserve">the science, arguing the fibre methodology had not been shown reliable enough to</w:t>
+      </w:r>
+      <w:r>
+        <w:t xml:space="preserve"> </w:t>
+      </w:r>
+      <w:r>
+        <w:t xml:space="preserve">go to a jury, but the Georgia courts held the evidence properly admitted.</w:t>
+      </w:r>
+    </w:p>
+    <w:p>
+      <w:pPr>
+        <w:pStyle w:val="BodyText"/>
+      </w:pPr>
+      <w:r>
+        <w:t xml:space="preserve">On February 27, 1982, Wayne Williams was convicted of both murders and sentenced</w:t>
+      </w:r>
+      <w:r>
+        <w:t xml:space="preserve"> </w:t>
+      </w:r>
+      <w:r>
+        <w:t xml:space="preserve">to two consecutive life terms. In 1983 the Supreme Court of Georgia affirmed,</w:t>
+      </w:r>
+      <w:r>
+        <w:t xml:space="preserve"> </w:t>
+      </w:r>
+      <w:r>
+        <w:t xml:space="preserve">cementing fibre-comparison evidence, and the probabilistic reasoning behind it, as</w:t>
+      </w:r>
+      <w:r>
+        <w:t xml:space="preserve"> </w:t>
+      </w:r>
+      <w:r>
+        <w:t xml:space="preserve">a legitimate foundation for a murder conviction. It remains the landmark American</w:t>
+      </w:r>
+      <w:r>
+        <w:t xml:space="preserve"> </w:t>
+      </w:r>
+      <w:r>
+        <w:t xml:space="preserve">decision on trace-fibre evidence in a homicide.</w:t>
+      </w:r>
+    </w:p>
+    <w:bookmarkEnd w:id="65"/>
+    <w:bookmarkStart w:id="67" w:name="howd-he-get-caught-6"/>
+    <w:p>
+      <w:pPr>
+        <w:pStyle w:val="Heading2"/>
+      </w:pPr>
+      <w:r>
+        <w:t xml:space="preserve">How’d he get caught?</w:t>
+      </w:r>
+    </w:p>
+    <w:p>
+      <w:pPr>
+        <w:pStyle w:val="FirstParagraph"/>
+      </w:pPr>
+      <w:r>
+        <w:t xml:space="preserve">He was caught by the parts of his own home that he could not help carrying with</w:t>
+      </w:r>
+      <w:r>
+        <w:t xml:space="preserve"> </w:t>
+      </w:r>
+      <w:r>
+        <w:t xml:space="preserve">him. Wayne Williams left no confession and, for a long time, no witness the</w:t>
+      </w:r>
+      <w:r>
+        <w:t xml:space="preserve"> </w:t>
+      </w:r>
+      <w:r>
+        <w:t xml:space="preserve">police could use. But he could not move through his house, his cars, and his life</w:t>
+      </w:r>
+      <w:r>
+        <w:t xml:space="preserve"> </w:t>
+      </w:r>
+      <w:r>
+        <w:t xml:space="preserve">without gathering their fibres onto his clothing, and he could not touch his</w:t>
+      </w:r>
+      <w:r>
+        <w:t xml:space="preserve"> </w:t>
+      </w:r>
+      <w:r>
+        <w:t xml:space="preserve">victims without leaving those fibres behind. A green thread from his bedroom</w:t>
+      </w:r>
+      <w:r>
+        <w:t xml:space="preserve"> </w:t>
+      </w:r>
+      <w:r>
+        <w:t xml:space="preserve">carpet in a dead boy’s hair; the same signature of home and car and dog appearing</w:t>
+      </w:r>
+      <w:r>
+        <w:t xml:space="preserve"> </w:t>
+      </w:r>
+      <w:r>
+        <w:t xml:space="preserve">on body after body, a dozen times over. He thought, perhaps, that a fibre was too</w:t>
+      </w:r>
+      <w:r>
+        <w:t xml:space="preserve"> </w:t>
+      </w:r>
+      <w:r>
+        <w:t xml:space="preserve">small to matter, that no one could build a case out of something you cannot feel</w:t>
+      </w:r>
+      <w:r>
+        <w:t xml:space="preserve"> </w:t>
+      </w:r>
+      <w:r>
+        <w:t xml:space="preserve">on your own sleeve. The city of Atlanta learned otherwise. The smallest things we</w:t>
+      </w:r>
+      <w:r>
+        <w:t xml:space="preserve"> </w:t>
+      </w:r>
+      <w:r>
+        <w:t xml:space="preserve">carry are still ours, and they go where we go, and they stay where we have been.</w:t>
+      </w:r>
+    </w:p>
+    <w:p>
+      <w:r>
+        <w:pict>
+          <v:rect style="width:0;height:1.5pt" o:hralign="center" o:hrstd="t" o:hr="t"/>
+        </w:pict>
+      </w:r>
+    </w:p>
+    <w:p>
+      <w:pPr>
+        <w:pStyle w:val="BlockText"/>
+      </w:pPr>
+      <w:r>
+        <w:rPr>
+          <w:bCs/>
+          <w:b/>
+        </w:rPr>
+        <w:t xml:space="preserve">📖 Read the case yourself:</w:t>
+      </w:r>
+      <w:r>
+        <w:t xml:space="preserve"> </w:t>
+      </w:r>
+      <w:r>
+        <w:rPr>
+          <w:iCs/>
+          <w:i/>
+        </w:rPr>
+        <w:t xml:space="preserve">Williams v. State</w:t>
+      </w:r>
+      <w:r>
+        <w:t xml:space="preserve">, 251 Ga. 749, 312 S.E.2d 40</w:t>
+      </w:r>
+      <w:r>
+        <w:t xml:space="preserve"> </w:t>
+      </w:r>
+      <w:r>
+        <w:t xml:space="preserve">(Ga. 1983), Supreme Court of Georgia, 1983.</w:t>
+      </w:r>
+      <w:r>
+        <w:t xml:space="preserve"> </w:t>
+      </w:r>
+      <w:r>
+        <w:t xml:space="preserve">Free online:</w:t>
+      </w:r>
+      <w:r>
+        <w:t xml:space="preserve"> </w:t>
+      </w:r>
+      <w:hyperlink r:id="rId66">
+        <w:r>
+          <w:rPr>
+            <w:rStyle w:val="Hyperlink"/>
+          </w:rPr>
+          <w:t xml:space="preserve">Justia</w:t>
+        </w:r>
+      </w:hyperlink>
+      <w:r>
+        <w:t xml:space="preserve">.</w:t>
+      </w:r>
+      <w:r>
+        <w:t xml:space="preserve"> </w:t>
+      </w:r>
+      <w:r>
+        <w:t xml:space="preserve">The fibre-comparison evidence, the green bedroom-carpet fibre and the</w:t>
+      </w:r>
+      <w:r>
+        <w:t xml:space="preserve"> </w:t>
+      </w:r>
+      <w:r>
+        <w:t xml:space="preserve">river-water fading test, and the use of the additional killings to prove</w:t>
+      </w:r>
+      <w:r>
+        <w:t xml:space="preserve"> </w:t>
+      </w:r>
+      <w:r>
+        <w:t xml:space="preserve">identity are set out in the opinion. (The often-cited carpet manufacturer and</w:t>
+      </w:r>
+      <w:r>
+        <w:t xml:space="preserve"> </w:t>
+      </w:r>
+      <w:r>
+        <w:t xml:space="preserve">the</w:t>
+      </w:r>
+      <w:r>
+        <w:t xml:space="preserve"> </w:t>
+      </w:r>
+      <w:r>
+        <w:t xml:space="preserve">“</w:t>
+      </w:r>
+      <w:r>
+        <w:t xml:space="preserve">1 in 7,792</w:t>
+      </w:r>
+      <w:r>
+        <w:t xml:space="preserve">”</w:t>
+      </w:r>
+      <w:r>
+        <w:t xml:space="preserve"> </w:t>
+      </w:r>
+      <w:r>
+        <w:t xml:space="preserve">probability figure come from the trial record and reporting,</w:t>
+      </w:r>
+      <w:r>
+        <w:t xml:space="preserve"> </w:t>
+      </w:r>
+      <w:r>
+        <w:t xml:space="preserve">not from this decision; the chapter follows the opinion’s own account.)</w:t>
+      </w:r>
+    </w:p>
+    <w:bookmarkEnd w:id="67"/>
+    <w:bookmarkEnd w:id="68"/>
+    <w:bookmarkStart w:id="74" w:name="chapter-9---the-test-drive"/>
+    <w:p>
+      <w:pPr>
+        <w:pStyle w:val="Heading1"/>
+      </w:pPr>
+      <w:r>
+        <w:t xml:space="preserve">Chapter 9 - The Test Drive</w:t>
+      </w:r>
+    </w:p>
+    <w:p>
+      <w:pPr>
+        <w:pStyle w:val="FirstParagraph"/>
+      </w:pPr>
+      <w:r>
+        <w:rPr>
+          <w:bCs/>
+          <w:b/>
+        </w:rPr>
+        <w:t xml:space="preserve">They wanted a truck and didn’t much care who came attached to it. Tim Bosma</w:t>
+      </w:r>
+      <w:r>
+        <w:rPr>
+          <w:bCs/>
+          <w:b/>
+        </w:rPr>
+        <w:t xml:space="preserve"> </w:t>
+      </w:r>
+      <w:r>
+        <w:rPr>
+          <w:bCs/>
+          <w:b/>
+        </w:rPr>
+        <w:t xml:space="preserve">was chosen by his own online for-sale ad.</w:t>
+      </w:r>
+    </w:p>
+    <w:p>
+      <w:pPr>
+        <w:pStyle w:val="BodyText"/>
+      </w:pPr>
+      <w:r>
+        <w:t xml:space="preserve">Some victims are hunted. Tim Bosma was, in the most ordinary and heartbreaking</w:t>
+      </w:r>
+      <w:r>
+        <w:t xml:space="preserve"> </w:t>
+      </w:r>
+      <w:r>
+        <w:t xml:space="preserve">way imaginable, simply</w:t>
+      </w:r>
+      <w:r>
+        <w:t xml:space="preserve"> </w:t>
+      </w:r>
+      <w:r>
+        <w:rPr>
+          <w:iCs/>
+          <w:i/>
+        </w:rPr>
+        <w:t xml:space="preserve">shopped for</w:t>
+      </w:r>
+      <w:r>
+        <w:t xml:space="preserve">.</w:t>
+      </w:r>
+    </w:p>
+    <w:p>
+      <w:pPr>
+        <w:pStyle w:val="BodyText"/>
+      </w:pPr>
+      <w:r>
+        <w:t xml:space="preserve">In April 2013 he did the thing thousands of people do every week: he posted his</w:t>
+      </w:r>
+      <w:r>
+        <w:t xml:space="preserve"> </w:t>
+      </w:r>
+      <w:r>
+        <w:t xml:space="preserve">truck for sale online. He was thirty-two, living just outside Ancaster, Ontario,</w:t>
+      </w:r>
+      <w:r>
+        <w:t xml:space="preserve"> </w:t>
+      </w:r>
+      <w:r>
+        <w:t xml:space="preserve">with his wife and small daughter, and the family had decided to part with his</w:t>
+      </w:r>
+      <w:r>
+        <w:t xml:space="preserve"> </w:t>
+      </w:r>
+      <w:r>
+        <w:t xml:space="preserve">Dodge 3500 diesel pickup. A buyer messaged, and a viewing was arranged for the</w:t>
+      </w:r>
+      <w:r>
+        <w:t xml:space="preserve"> </w:t>
+      </w:r>
+      <w:r>
+        <w:t xml:space="preserve">evening of May 6.</w:t>
+      </w:r>
+    </w:p>
+    <w:p>
+      <w:pPr>
+        <w:pStyle w:val="BodyText"/>
+      </w:pPr>
+      <w:r>
+        <w:t xml:space="preserve">Two men turned up. The three went for a test drive, Dellen Millard at the wheel,</w:t>
+      </w:r>
+      <w:r>
+        <w:t xml:space="preserve"> </w:t>
+      </w:r>
+      <w:r>
+        <w:t xml:space="preserve">Tim in the passenger seat, Mark Smich in the back. It is the most unremarkable</w:t>
+      </w:r>
+      <w:r>
+        <w:t xml:space="preserve"> </w:t>
+      </w:r>
+      <w:r>
+        <w:t xml:space="preserve">scene in the world, a man showing strangers his truck, and it was the last thing</w:t>
+      </w:r>
+      <w:r>
+        <w:t xml:space="preserve"> </w:t>
+      </w:r>
+      <w:r>
+        <w:t xml:space="preserve">Tim Bosma ever did. He never came home.</w:t>
+      </w:r>
+    </w:p>
+    <w:p>
+      <w:pPr>
+        <w:pStyle w:val="BodyText"/>
+      </w:pPr>
+      <w:r>
+        <w:t xml:space="preserve">What his family could not have known, and what a jury would later assemble from</w:t>
+      </w:r>
+      <w:r>
+        <w:t xml:space="preserve"> </w:t>
+      </w:r>
+      <w:r>
+        <w:t xml:space="preserve">the killers’ own text messages, is that the test drive was not the beginning of</w:t>
+      </w:r>
+      <w:r>
+        <w:t xml:space="preserve"> </w:t>
+      </w:r>
+      <w:r>
+        <w:t xml:space="preserve">anything. It was the last step of a plan that had been running for months, a plan</w:t>
+      </w:r>
+      <w:r>
+        <w:t xml:space="preserve"> </w:t>
+      </w:r>
+      <w:r>
+        <w:t xml:space="preserve">that required a truck and was supremely indifferent to who owned it. Tim Bosma</w:t>
+      </w:r>
+      <w:r>
+        <w:t xml:space="preserve"> </w:t>
+      </w:r>
+      <w:r>
+        <w:t xml:space="preserve">did not stumble into a robbery. He answered a classified ad that a pair of killers</w:t>
+      </w:r>
+      <w:r>
+        <w:t xml:space="preserve"> </w:t>
+      </w:r>
+      <w:r>
+        <w:t xml:space="preserve">had, in effect, been waiting for someone to answer.</w:t>
+      </w:r>
+    </w:p>
+    <w:bookmarkStart w:id="69" w:name="the-mission"/>
+    <w:p>
+      <w:pPr>
+        <w:pStyle w:val="Heading2"/>
+      </w:pPr>
+      <w:r>
+        <w:t xml:space="preserve">The mission</w:t>
+      </w:r>
+    </w:p>
+    <w:p>
+      <w:pPr>
+        <w:pStyle w:val="FirstParagraph"/>
+      </w:pPr>
+      <w:r>
+        <w:t xml:space="preserve">The Court of Appeal set out the Crown’s case in a single paragraph so damning it</w:t>
+      </w:r>
+      <w:r>
+        <w:t xml:space="preserve"> </w:t>
+      </w:r>
+      <w:r>
+        <w:t xml:space="preserve">is worth reading slowly, the way you’d read a shopping list found at a crime</w:t>
+      </w:r>
+      <w:r>
+        <w:t xml:space="preserve"> </w:t>
+      </w:r>
+      <w:r>
+        <w:t xml:space="preserve">scene, because that is more or less what it is.</w:t>
+      </w:r>
+    </w:p>
+    <w:p>
+      <w:pPr>
+        <w:pStyle w:val="BodyText"/>
+      </w:pPr>
+      <w:r>
+        <w:t xml:space="preserve">For months before Tim Bosma died, Millard and Smich had been texting each other</w:t>
+      </w:r>
+      <w:r>
+        <w:t xml:space="preserve"> </w:t>
+      </w:r>
+      <w:r>
+        <w:t xml:space="preserve">about a</w:t>
+      </w:r>
+      <w:r>
+        <w:t xml:space="preserve"> </w:t>
+      </w:r>
+      <w:r>
+        <w:t xml:space="preserve">“</w:t>
+      </w:r>
+      <w:r>
+        <w:t xml:space="preserve">mission</w:t>
+      </w:r>
+      <w:r>
+        <w:t xml:space="preserve">”</w:t>
+      </w:r>
+      <w:r>
+        <w:t xml:space="preserve"> </w:t>
+      </w:r>
+      <w:r>
+        <w:t xml:space="preserve">to steal a truck. In the same messages they discussed acquiring</w:t>
+      </w:r>
+      <w:r>
+        <w:t xml:space="preserve"> </w:t>
+      </w:r>
+      <w:r>
+        <w:t xml:space="preserve">and preparing something considerably more sinister than a crowbar: a ten-foot-tall</w:t>
+      </w:r>
+      <w:r>
+        <w:t xml:space="preserve"> </w:t>
+      </w:r>
+      <w:r>
+        <w:t xml:space="preserve">animal incinerator. Millard, the aviation heir, kept it in the woods behind the</w:t>
+      </w:r>
+      <w:r>
+        <w:t xml:space="preserve"> </w:t>
+      </w:r>
+      <w:r>
+        <w:t xml:space="preserve">barn on his farm, and it came with the sort of brand name a Hollywood screenwriter</w:t>
+      </w:r>
+      <w:r>
+        <w:t xml:space="preserve"> </w:t>
+      </w:r>
+      <w:r>
+        <w:t xml:space="preserve">would reject as too on-the-nose. It was called</w:t>
+      </w:r>
+      <w:r>
+        <w:t xml:space="preserve"> </w:t>
+      </w:r>
+      <w:r>
+        <w:rPr>
+          <w:bCs/>
+          <w:b/>
+        </w:rPr>
+        <w:t xml:space="preserve">The Eliminator</w:t>
+      </w:r>
+      <w:r>
+        <w:t xml:space="preserve">. Other texts</w:t>
+      </w:r>
+      <w:r>
+        <w:t xml:space="preserve"> </w:t>
+      </w:r>
+      <w:r>
+        <w:t xml:space="preserve">showed Millard buying a .380-calibre handgun the year before, and a photograph</w:t>
+      </w:r>
+      <w:r>
+        <w:t xml:space="preserve"> </w:t>
+      </w:r>
+      <w:r>
+        <w:t xml:space="preserve">showed Smich cheerfully posing with it.</w:t>
+      </w:r>
+    </w:p>
+    <w:p>
+      <w:pPr>
+        <w:pStyle w:val="BodyText"/>
+      </w:pPr>
+      <w:r>
+        <w:t xml:space="preserve">Line those facts up and the sequence turns your stomach. The gun, the incinerator,</w:t>
+      </w:r>
+      <w:r>
+        <w:t xml:space="preserve"> </w:t>
+      </w:r>
+      <w:r>
+        <w:t xml:space="preserve">and the</w:t>
+      </w:r>
+      <w:r>
+        <w:t xml:space="preserve"> </w:t>
+      </w:r>
+      <w:r>
+        <w:t xml:space="preserve">“</w:t>
+      </w:r>
+      <w:r>
+        <w:t xml:space="preserve">mission</w:t>
+      </w:r>
+      <w:r>
+        <w:t xml:space="preserve">”</w:t>
+      </w:r>
+      <w:r>
+        <w:t xml:space="preserve"> </w:t>
+      </w:r>
+      <w:r>
+        <w:t xml:space="preserve">all existed before Tim Bosma entered the story. He was not the</w:t>
+      </w:r>
+      <w:r>
+        <w:t xml:space="preserve"> </w:t>
+      </w:r>
+      <w:r>
+        <w:t xml:space="preserve">motive. He was the last item acquired, the truck’s unlucky current owner, selected</w:t>
+      </w:r>
+      <w:r>
+        <w:t xml:space="preserve"> </w:t>
+      </w:r>
+      <w:r>
+        <w:t xml:space="preserve">the way you’d pick a listing off a screen, because he had the vehicle they wanted</w:t>
+      </w:r>
+      <w:r>
+        <w:t xml:space="preserve"> </w:t>
+      </w:r>
+      <w:r>
+        <w:t xml:space="preserve">and because he would, quite reasonably, come outside and climb in to show it off.</w:t>
+      </w:r>
+    </w:p>
+    <w:p>
+      <w:pPr>
+        <w:pStyle w:val="BodyText"/>
+      </w:pPr>
+      <w:r>
+        <w:t xml:space="preserve">The night of May 6 was reconstructed from surveillance cameras that caught the</w:t>
+      </w:r>
+      <w:r>
+        <w:t xml:space="preserve"> </w:t>
+      </w:r>
+      <w:r>
+        <w:t xml:space="preserve">truck moving through the dark in pieces, like a flip-book with pages missing. The</w:t>
+      </w:r>
+      <w:r>
+        <w:t xml:space="preserve"> </w:t>
+      </w:r>
+      <w:r>
+        <w:t xml:space="preserve">footage placed both men inside the Millard Air hangar at 1:33 a.m. Eleven minutes</w:t>
+      </w:r>
+      <w:r>
+        <w:t xml:space="preserve"> </w:t>
+      </w:r>
+      <w:r>
+        <w:t xml:space="preserve">later, at 1:44, it captured a large flame blooming out of that same hangar. You do</w:t>
+      </w:r>
+      <w:r>
+        <w:t xml:space="preserve"> </w:t>
+      </w:r>
+      <w:r>
+        <w:t xml:space="preserve">not need the rest of the evidence to know what that fire was. But the rest of the</w:t>
+      </w:r>
+      <w:r>
+        <w:t xml:space="preserve"> </w:t>
+      </w:r>
+      <w:r>
+        <w:t xml:space="preserve">evidence came anyway, in piles.</w:t>
+      </w:r>
+    </w:p>
+    <w:bookmarkEnd w:id="69"/>
+    <w:bookmarkStart w:id="70" w:name="what-was-left"/>
+    <w:p>
+      <w:pPr>
+        <w:pStyle w:val="Heading2"/>
+      </w:pPr>
+      <w:r>
+        <w:t xml:space="preserve">What was left</w:t>
+      </w:r>
+    </w:p>
+    <w:p>
+      <w:pPr>
+        <w:pStyle w:val="FirstParagraph"/>
+      </w:pPr>
+      <w:r>
+        <w:t xml:space="preserve">When police found Tim Bosma’s truck, it was sitting at the home of Millard’s</w:t>
+      </w:r>
+      <w:r>
+        <w:t xml:space="preserve"> </w:t>
+      </w:r>
+      <w:r>
+        <w:t xml:space="preserve">mother, which is not where careful men park the evidence. Tim’s blood was sprayed</w:t>
+      </w:r>
+      <w:r>
+        <w:t xml:space="preserve"> </w:t>
+      </w:r>
+      <w:r>
+        <w:t xml:space="preserve">through the cab. The passenger window, his window, was shattered. Millard’s</w:t>
+      </w:r>
+      <w:r>
+        <w:t xml:space="preserve"> </w:t>
+      </w:r>
+      <w:r>
+        <w:t xml:space="preserve">fingerprints were on the rear-view mirror and the driver’s door. Inside the truck</w:t>
+      </w:r>
+      <w:r>
+        <w:t xml:space="preserve"> </w:t>
+      </w:r>
+      <w:r>
+        <w:t xml:space="preserve">were gunshot residue and a .380-calibre shell casing, the spent twin of the round</w:t>
+      </w:r>
+      <w:r>
+        <w:t xml:space="preserve"> </w:t>
+      </w:r>
+      <w:r>
+        <w:t xml:space="preserve">that started this.</w:t>
+      </w:r>
+    </w:p>
+    <w:p>
+      <w:pPr>
+        <w:pStyle w:val="BodyText"/>
+      </w:pPr>
+      <w:r>
+        <w:t xml:space="preserve">Behind the barn on Millard’s farm sat The Eliminator. Inside it were male human</w:t>
+      </w:r>
+      <w:r>
+        <w:t xml:space="preserve"> </w:t>
+      </w:r>
+      <w:r>
+        <w:t xml:space="preserve">bones. On its hatch was Tim Bosma’s blood. The incinerator had done what it was</w:t>
+      </w:r>
+      <w:r>
+        <w:t xml:space="preserve"> </w:t>
+      </w:r>
+      <w:r>
+        <w:t xml:space="preserve">purchased to do, but a fire that erases a body does not erase the machine that</w:t>
+      </w:r>
+      <w:r>
+        <w:t xml:space="preserve"> </w:t>
+      </w:r>
+      <w:r>
+        <w:t xml:space="preserve">held it, and Millard had kept the machine.</w:t>
+      </w:r>
+    </w:p>
+    <w:p>
+      <w:pPr>
+        <w:pStyle w:val="BodyText"/>
+      </w:pPr>
+      <w:r>
+        <w:t xml:space="preserve">The aftermath kept manufacturing evidence like a factory nobody could shut off.</w:t>
+      </w:r>
+      <w:r>
+        <w:t xml:space="preserve"> </w:t>
+      </w:r>
+      <w:r>
+        <w:t xml:space="preserve">After his arrest, Smich had friends fetch the murder weapon from a toolbox, then</w:t>
+      </w:r>
+      <w:r>
+        <w:t xml:space="preserve"> </w:t>
+      </w:r>
+      <w:r>
+        <w:t xml:space="preserve">buried the gun and refused to say where, a plan that works right up until a friend</w:t>
+      </w:r>
+      <w:r>
+        <w:t xml:space="preserve"> </w:t>
+      </w:r>
+      <w:r>
+        <w:t xml:space="preserve">decides to testify. From jail, Millard wrote letters to his girlfriend</w:t>
+      </w:r>
+      <w:r>
+        <w:t xml:space="preserve"> </w:t>
+      </w:r>
+      <w:r>
+        <w:t xml:space="preserve">instructing her on how to obstruct the investigation and pin the whole thing on</w:t>
+      </w:r>
+      <w:r>
+        <w:t xml:space="preserve"> </w:t>
+      </w:r>
+      <w:r>
+        <w:t xml:space="preserve">Smich, correspondence that did not stay private and became its own small disaster</w:t>
+      </w:r>
+      <w:r>
+        <w:t xml:space="preserve"> </w:t>
+      </w:r>
+      <w:r>
+        <w:t xml:space="preserve">at trial.</w:t>
+      </w:r>
+    </w:p>
+    <w:bookmarkEnd w:id="70"/>
+    <w:bookmarkStart w:id="71" w:name="each-pointing-at-the-other"/>
+    <w:p>
+      <w:pPr>
+        <w:pStyle w:val="Heading2"/>
+      </w:pPr>
+      <w:r>
+        <w:t xml:space="preserve">Each pointing at the other</w:t>
+      </w:r>
+    </w:p>
+    <w:p>
+      <w:pPr>
+        <w:pStyle w:val="FirstParagraph"/>
+      </w:pPr>
+      <w:r>
+        <w:t xml:space="preserve">The trial ran six months, and its signature feature was the sight of two friends</w:t>
+      </w:r>
+      <w:r>
+        <w:t xml:space="preserve"> </w:t>
+      </w:r>
+      <w:r>
+        <w:t xml:space="preserve">turning on each other with the enthusiasm of men who had just realized only one</w:t>
+      </w:r>
+      <w:r>
+        <w:t xml:space="preserve"> </w:t>
+      </w:r>
+      <w:r>
+        <w:t xml:space="preserve">lifeboat remained. The lawyers call these</w:t>
+      </w:r>
+      <w:r>
+        <w:t xml:space="preserve"> </w:t>
+      </w:r>
+      <w:r>
+        <w:t xml:space="preserve">“</w:t>
+      </w:r>
+      <w:r>
+        <w:t xml:space="preserve">cut-throat defences,</w:t>
+      </w:r>
+      <w:r>
+        <w:t xml:space="preserve">”</w:t>
+      </w:r>
+      <w:r>
+        <w:t xml:space="preserve"> </w:t>
+      </w:r>
+      <w:r>
+        <w:t xml:space="preserve">and the name has</w:t>
+      </w:r>
+      <w:r>
+        <w:t xml:space="preserve"> </w:t>
+      </w:r>
+      <w:r>
+        <w:t xml:space="preserve">never been more literal.</w:t>
+      </w:r>
+    </w:p>
+    <w:p>
+      <w:pPr>
+        <w:pStyle w:val="BodyText"/>
+      </w:pPr>
+      <w:r>
+        <w:t xml:space="preserve">Smich took the stand and testified that Millard had brought the gun and shot</w:t>
+      </w:r>
+      <w:r>
+        <w:t xml:space="preserve"> </w:t>
+      </w:r>
+      <w:r>
+        <w:t xml:space="preserve">Bosma, and that he, Smich, had only helped destroy the evidence afterward because</w:t>
+      </w:r>
+      <w:r>
+        <w:t xml:space="preserve"> </w:t>
+      </w:r>
+      <w:r>
+        <w:t xml:space="preserve">he was</w:t>
+      </w:r>
+      <w:r>
+        <w:t xml:space="preserve"> </w:t>
+      </w:r>
+      <w:r>
+        <w:t xml:space="preserve">“</w:t>
+      </w:r>
+      <w:r>
+        <w:t xml:space="preserve">utterly shocked at everything,</w:t>
+      </w:r>
+      <w:r>
+        <w:t xml:space="preserve">”</w:t>
+      </w:r>
+      <w:r>
+        <w:t xml:space="preserve"> </w:t>
+      </w:r>
+      <w:r>
+        <w:t xml:space="preserve">a shock that apparently did not prevent</w:t>
+      </w:r>
+      <w:r>
+        <w:t xml:space="preserve"> </w:t>
+      </w:r>
+      <w:r>
+        <w:t xml:space="preserve">him from being extremely helpful with the cleanup. Millard declined to testify at</w:t>
+      </w:r>
+      <w:r>
+        <w:t xml:space="preserve"> </w:t>
+      </w:r>
+      <w:r>
+        <w:t xml:space="preserve">all, but his lawyer’s closing pointed the finger squarely back at Smich as the</w:t>
+      </w:r>
+      <w:r>
+        <w:t xml:space="preserve"> </w:t>
+      </w:r>
+      <w:r>
+        <w:t xml:space="preserve">triggerman. The jury was invited, in effect, to believe both men’s accounts of</w:t>
+      </w:r>
+      <w:r>
+        <w:t xml:space="preserve"> </w:t>
+      </w:r>
+      <w:r>
+        <w:t xml:space="preserve">the other, which together added up to a complete confession with the names left</w:t>
+      </w:r>
+      <w:r>
+        <w:t xml:space="preserve"> </w:t>
+      </w:r>
+      <w:r>
+        <w:t xml:space="preserve">as an exercise for the reader.</w:t>
+      </w:r>
+    </w:p>
+    <w:p>
+      <w:pPr>
+        <w:pStyle w:val="BodyText"/>
+      </w:pPr>
+      <w:r>
+        <w:t xml:space="preserve">In June 2016 the jury convicted both of first-degree murder. The appeals that</w:t>
+      </w:r>
+      <w:r>
+        <w:t xml:space="preserve"> </w:t>
+      </w:r>
+      <w:r>
+        <w:t xml:space="preserve">followed were fought almost entirely over the procedural chaos of that two-headed</w:t>
+      </w:r>
+      <w:r>
+        <w:t xml:space="preserve"> </w:t>
+      </w:r>
+      <w:r>
+        <w:t xml:space="preserve">defence, the character attacks, the rap lyrics admitted as evidence, the</w:t>
+      </w:r>
+      <w:r>
+        <w:t xml:space="preserve"> </w:t>
+      </w:r>
+      <w:r>
+        <w:t xml:space="preserve">inflammatory closings, rather than over whether they’d done it. In June 2023 the</w:t>
+      </w:r>
+      <w:r>
+        <w:t xml:space="preserve"> </w:t>
+      </w:r>
+      <w:r>
+        <w:t xml:space="preserve">Court of Appeal for Ontario worked through every ground, found most so weak it</w:t>
+      </w:r>
+      <w:r>
+        <w:t xml:space="preserve"> </w:t>
+      </w:r>
+      <w:r>
+        <w:t xml:space="preserve">didn’t need to hear from the Crown, and dismissed both appeals. The evidence, the</w:t>
+      </w:r>
+      <w:r>
+        <w:t xml:space="preserve"> </w:t>
+      </w:r>
+      <w:r>
+        <w:t xml:space="preserve">Crown had said, was overwhelming. The court gave no sign of disagreeing.</w:t>
+      </w:r>
+    </w:p>
+    <w:bookmarkEnd w:id="71"/>
+    <w:bookmarkStart w:id="73" w:name="howd-they-get-caught"/>
+    <w:p>
+      <w:pPr>
+        <w:pStyle w:val="Heading2"/>
+      </w:pPr>
+      <w:r>
+        <w:t xml:space="preserve">How’d they get caught?</w:t>
+      </w:r>
+    </w:p>
+    <w:p>
+      <w:pPr>
+        <w:pStyle w:val="FirstParagraph"/>
+      </w:pPr>
+      <w:r>
+        <w:t xml:space="preserve">They wrote it all down. That is the short answer and very nearly the whole one.</w:t>
+      </w:r>
+      <w:r>
+        <w:t xml:space="preserve"> </w:t>
+      </w:r>
+      <w:r>
+        <w:t xml:space="preserve">The motive, the</w:t>
+      </w:r>
+      <w:r>
+        <w:t xml:space="preserve"> </w:t>
+      </w:r>
+      <w:r>
+        <w:t xml:space="preserve">“</w:t>
+      </w:r>
+      <w:r>
+        <w:t xml:space="preserve">mission,</w:t>
+      </w:r>
+      <w:r>
+        <w:t xml:space="preserve">”</w:t>
+      </w:r>
+      <w:r>
+        <w:t xml:space="preserve"> </w:t>
+      </w:r>
+      <w:r>
+        <w:t xml:space="preserve">the gun, the mail-order crematorium with the villain’s</w:t>
+      </w:r>
+      <w:r>
+        <w:t xml:space="preserve"> </w:t>
+      </w:r>
+      <w:r>
+        <w:t xml:space="preserve">name on the side, all of it lived in text messages and photographs and a farm</w:t>
+      </w:r>
+      <w:r>
+        <w:t xml:space="preserve"> </w:t>
+      </w:r>
+      <w:r>
+        <w:t xml:space="preserve">calendar, a premeditated murder helpfully preserved in writing months before its</w:t>
+      </w:r>
+      <w:r>
+        <w:t xml:space="preserve"> </w:t>
+      </w:r>
+      <w:r>
+        <w:t xml:space="preserve">victim was even chosen. Then the physical world stepped forward to confirm what</w:t>
+      </w:r>
+      <w:r>
+        <w:t xml:space="preserve"> </w:t>
+      </w:r>
+      <w:r>
+        <w:t xml:space="preserve">the phones had already confessed: cameras caught the truck and the 1:44 flame; the</w:t>
+      </w:r>
+      <w:r>
+        <w:t xml:space="preserve"> </w:t>
+      </w:r>
+      <w:r>
+        <w:t xml:space="preserve">truck itself gave up Tim’s blood, Millard’s prints, and the shell casing; and The</w:t>
+      </w:r>
+      <w:r>
+        <w:t xml:space="preserve"> </w:t>
+      </w:r>
+      <w:r>
+        <w:t xml:space="preserve">Eliminator surrendered the bones and blood the fire couldn’t reach. Two men had</w:t>
+      </w:r>
+      <w:r>
+        <w:t xml:space="preserve"> </w:t>
+      </w:r>
+      <w:r>
+        <w:t xml:space="preserve">planned this crime down to the machine that would dispose of the body, and it</w:t>
+      </w:r>
+      <w:r>
+        <w:t xml:space="preserve"> </w:t>
+      </w:r>
+      <w:r>
+        <w:t xml:space="preserve">never once occurred to either of them that a truck, a hangar, and a pair of</w:t>
+      </w:r>
+      <w:r>
+        <w:t xml:space="preserve"> </w:t>
+      </w:r>
+      <w:r>
+        <w:t xml:space="preserve">cellphones are all just witnesses that don’t blink. Tim Bosma’s family learned</w:t>
+      </w:r>
+      <w:r>
+        <w:t xml:space="preserve"> </w:t>
+      </w:r>
+      <w:r>
+        <w:t xml:space="preserve">what happened to him for one reason. His killers couldn’t stop taking notes.</w:t>
+      </w:r>
+    </w:p>
+    <w:p>
+      <w:r>
+        <w:pict>
+          <v:rect style="width:0;height:1.5pt" o:hralign="center" o:hrstd="t" o:hr="t"/>
+        </w:pict>
+      </w:r>
+    </w:p>
+    <w:p>
+      <w:pPr>
+        <w:pStyle w:val="BlockText"/>
+      </w:pPr>
+      <w:r>
+        <w:rPr>
+          <w:bCs/>
+          <w:b/>
+        </w:rPr>
+        <w:t xml:space="preserve">📖 Read the case yourself:</w:t>
+      </w:r>
+      <w:r>
+        <w:t xml:space="preserve"> </w:t>
+      </w:r>
+      <w:r>
+        <w:rPr>
+          <w:iCs/>
+          <w:i/>
+        </w:rPr>
         <w:t xml:space="preserve">R. v. Millard</w:t>
       </w:r>
       <w:r>
@@ -6941,7 +8996,7 @@
       <w:r>
         <w:t xml:space="preserve"> </w:t>
       </w:r>
-      <w:hyperlink r:id="rId58">
+      <w:hyperlink r:id="rId72">
         <w:r>
           <w:rPr>
             <w:rStyle w:val="Hyperlink"/>
@@ -6997,9 +9052,9 @@
         <w:t xml:space="preserve">, 2023 ONCA 426 - Chapter 10).</w:t>
       </w:r>
     </w:p>
-    <w:bookmarkEnd w:id="59"/>
-    <w:bookmarkEnd w:id="60"/>
-    <w:bookmarkStart w:id="67" w:name="chapter-10---if-you-go-swimming"/>
+    <w:bookmarkEnd w:id="73"/>
+    <w:bookmarkEnd w:id="74"/>
+    <w:bookmarkStart w:id="81" w:name="chapter-10---if-you-go-swimming"/>
     <w:p>
       <w:pPr>
         <w:pStyle w:val="Heading1"/>
@@ -7252,7 +9307,7 @@
         <w:t xml:space="preserve">relationship.</w:t>
       </w:r>
     </w:p>
-    <w:bookmarkStart w:id="61" w:name="the-shopping-list"/>
+    <w:bookmarkStart w:id="75" w:name="the-shopping-list"/>
     <w:p>
       <w:pPr>
         <w:pStyle w:val="Heading2"/>
@@ -7454,8 +9509,8 @@
         <w:t xml:space="preserve">place before anything happened to Laura Babcock.</w:t>
       </w:r>
     </w:p>
-    <w:bookmarkEnd w:id="61"/>
-    <w:bookmarkStart w:id="62" w:name="july-3-in-fifteen-minute-intervals"/>
+    <w:bookmarkEnd w:id="75"/>
+    <w:bookmarkStart w:id="76" w:name="july-3-in-fifteen-minute-intervals"/>
     <w:p>
       <w:pPr>
         <w:pStyle w:val="Heading2"/>
@@ -7626,8 +9681,8 @@
         <w:t xml:space="preserve">theory was that he was throwing hers into the lake. Remember the lake.</w:t>
       </w:r>
     </w:p>
-    <w:bookmarkEnd w:id="62"/>
-    <w:bookmarkStart w:id="63" w:name="its-ready-for-meat"/>
+    <w:bookmarkEnd w:id="76"/>
+    <w:bookmarkStart w:id="77" w:name="its-ready-for-meat"/>
     <w:p>
       <w:pPr>
         <w:pStyle w:val="Heading2"/>
@@ -7934,8 +9989,8 @@
         <w:t xml:space="preserve">fragments visible in the frame.</w:t>
       </w:r>
     </w:p>
-    <w:bookmarkEnd w:id="63"/>
-    <w:bookmarkStart w:id="64" w:name="the-song"/>
+    <w:bookmarkEnd w:id="77"/>
+    <w:bookmarkStart w:id="78" w:name="the-song"/>
     <w:p>
       <w:pPr>
         <w:pStyle w:val="Heading2"/>
@@ -8116,8 +10171,8 @@
         <w:t xml:space="preserve">for men already serving life for the murder of Tim Bosma (Chapter 9).</w:t>
       </w:r>
     </w:p>
-    <w:bookmarkEnd w:id="64"/>
-    <w:bookmarkStart w:id="66" w:name="howd-they-get-caught-1"/>
+    <w:bookmarkEnd w:id="78"/>
+    <w:bookmarkStart w:id="80" w:name="howd-they-get-caught-1"/>
     <w:p>
       <w:pPr>
         <w:pStyle w:val="Heading2"/>
@@ -8228,7 +10283,7 @@
       <w:r>
         <w:t xml:space="preserve"> </w:t>
       </w:r>
-      <w:hyperlink r:id="rId65">
+      <w:hyperlink r:id="rId79">
         <w:r>
           <w:rPr>
             <w:rStyle w:val="Hyperlink"/>
@@ -8302,9 +10357,9 @@
         <w:t xml:space="preserve">, 2023 ONCA 418, Chapter 9).</w:t>
       </w:r>
     </w:p>
-    <w:bookmarkEnd w:id="66"/>
-    <w:bookmarkEnd w:id="67"/>
-    <w:bookmarkStart w:id="73" w:name="chapter-11---never-rent-a-getaway-car"/>
+    <w:bookmarkEnd w:id="80"/>
+    <w:bookmarkEnd w:id="81"/>
+    <w:bookmarkStart w:id="87" w:name="chapter-11---never-rent-a-getaway-car"/>
     <w:p>
       <w:pPr>
         <w:pStyle w:val="Heading1"/>
@@ -8517,7 +10572,7 @@
         <w:t xml:space="preserve">been keeping a diary.</w:t>
       </w:r>
     </w:p>
-    <w:bookmarkStart w:id="68" w:name="the-car-that-kept-a-diary"/>
+    <w:bookmarkStart w:id="82" w:name="the-car-that-kept-a-diary"/>
     <w:p>
       <w:pPr>
         <w:pStyle w:val="Heading2"/>
@@ -8706,8 +10761,8 @@
         <w:t xml:space="preserve">courthouse with. The instinct was correct. The execution was three years too late.</w:t>
       </w:r>
     </w:p>
-    <w:bookmarkEnd w:id="68"/>
-    <w:bookmarkStart w:id="69" w:name="two-bald-men-and-a-video-game-defence"/>
+    <w:bookmarkEnd w:id="82"/>
+    <w:bookmarkStart w:id="83" w:name="two-bald-men-and-a-video-game-defence"/>
     <w:p>
       <w:pPr>
         <w:pStyle w:val="Heading2"/>
@@ -8860,8 +10915,8 @@
         <w:t xml:space="preserve">verdict of first-degree murder, unmoved by the bald men.</w:t>
       </w:r>
     </w:p>
-    <w:bookmarkEnd w:id="69"/>
-    <w:bookmarkStart w:id="70" w:name="the-trap-inside-the-fake-name"/>
+    <w:bookmarkEnd w:id="83"/>
+    <w:bookmarkStart w:id="84" w:name="the-trap-inside-the-fake-name"/>
     <w:p>
       <w:pPr>
         <w:pStyle w:val="Heading2"/>
@@ -9066,8 +11121,8 @@
         <w:t xml:space="preserve">The appeal was dismissed.</w:t>
       </w:r>
     </w:p>
-    <w:bookmarkEnd w:id="70"/>
-    <w:bookmarkStart w:id="72" w:name="howd-he-get-caught-4"/>
+    <w:bookmarkEnd w:id="84"/>
+    <w:bookmarkStart w:id="86" w:name="howd-he-get-caught-7"/>
     <w:p>
       <w:pPr>
         <w:pStyle w:val="Heading2"/>
@@ -9184,7 +11239,7 @@
       <w:r>
         <w:t xml:space="preserve"> </w:t>
       </w:r>
-      <w:hyperlink r:id="rId71">
+      <w:hyperlink r:id="rId85">
         <w:r>
           <w:rPr>
             <w:rStyle w:val="Hyperlink"/>
@@ -9214,9 +11269,9 @@
         <w:t xml:space="preserve">getaway vehicle.</w:t>
       </w:r>
     </w:p>
-    <w:bookmarkEnd w:id="72"/>
-    <w:bookmarkEnd w:id="73"/>
-    <w:bookmarkStart w:id="79" w:name="chapter-13---he-said-he-went-fishing"/>
+    <w:bookmarkEnd w:id="86"/>
+    <w:bookmarkEnd w:id="87"/>
+    <w:bookmarkStart w:id="93" w:name="chapter-13---he-said-he-went-fishing"/>
     <w:p>
       <w:pPr>
         <w:pStyle w:val="Heading1"/>
@@ -9355,7 +11410,7 @@
         <w:t xml:space="preserve">body.</w:t>
       </w:r>
     </w:p>
-    <w:bookmarkStart w:id="74" w:name="the-fisherman-who-couldnt-fish"/>
+    <w:bookmarkStart w:id="88" w:name="the-fisherman-who-couldnt-fish"/>
     <w:p>
       <w:pPr>
         <w:pStyle w:val="Heading2"/>
@@ -9566,8 +11621,8 @@
         <w:t xml:space="preserve">the police, and soon she was recording their calls.</w:t>
       </w:r>
     </w:p>
-    <w:bookmarkEnd w:id="74"/>
-    <w:bookmarkStart w:id="75" w:name="the-tracks-he-couldnt-stop-making"/>
+    <w:bookmarkEnd w:id="88"/>
+    <w:bookmarkStart w:id="89" w:name="the-tracks-he-couldnt-stop-making"/>
     <w:p>
       <w:pPr>
         <w:pStyle w:val="Heading2"/>
@@ -9766,8 +11821,8 @@
         <w:t xml:space="preserve">April 18, the disguise told them everything the GPS already had.</w:t>
       </w:r>
     </w:p>
-    <w:bookmarkEnd w:id="75"/>
-    <w:bookmarkStart w:id="76" w:name="what-the-appeal-decided"/>
+    <w:bookmarkEnd w:id="89"/>
+    <w:bookmarkStart w:id="90" w:name="what-the-appeal-decided"/>
     <w:p>
       <w:pPr>
         <w:pStyle w:val="Heading2"/>
@@ -9856,8 +11911,8 @@
         <w:t xml:space="preserve">murders stand.</w:t>
       </w:r>
     </w:p>
-    <w:bookmarkEnd w:id="76"/>
-    <w:bookmarkStart w:id="78" w:name="howd-he-get-caught-5"/>
+    <w:bookmarkEnd w:id="90"/>
+    <w:bookmarkStart w:id="92" w:name="howd-he-get-caught-8"/>
     <w:p>
       <w:pPr>
         <w:pStyle w:val="Heading2"/>
@@ -9974,7 +12029,7 @@
       <w:r>
         <w:t xml:space="preserve"> </w:t>
       </w:r>
-      <w:hyperlink r:id="rId77">
+      <w:hyperlink r:id="rId91">
         <w:r>
           <w:rPr>
             <w:rStyle w:val="Hyperlink"/>
@@ -10004,9 +12059,9 @@
         <w:t xml:space="preserve">affirmance and the reversal of the death sentence follow.</w:t>
       </w:r>
     </w:p>
-    <w:bookmarkEnd w:id="78"/>
-    <w:bookmarkEnd w:id="79"/>
-    <w:bookmarkStart w:id="85" w:name="Xc6739a0a9df3fc64d7d506c1b8a512a6603a993"/>
+    <w:bookmarkEnd w:id="92"/>
+    <w:bookmarkEnd w:id="93"/>
+    <w:bookmarkStart w:id="99" w:name="Xc6739a0a9df3fc64d7d506c1b8a512a6603a993"/>
     <w:p>
       <w:pPr>
         <w:pStyle w:val="Heading1"/>
@@ -10189,7 +12244,7 @@
         <w:t xml:space="preserve">ticking inside Douglas Garland had just been handed a deadline.</w:t>
       </w:r>
     </w:p>
-    <w:bookmarkStart w:id="80" w:name="the-preparations"/>
+    <w:bookmarkStart w:id="94" w:name="the-preparations"/>
     <w:p>
       <w:pPr>
         <w:pStyle w:val="Heading2"/>
@@ -10364,8 +12419,8 @@
         <w:t xml:space="preserve">would shape everything that came next.</w:t>
       </w:r>
     </w:p>
-    <w:bookmarkEnd w:id="80"/>
-    <w:bookmarkStart w:id="81" w:name="five-days"/>
+    <w:bookmarkEnd w:id="94"/>
+    <w:bookmarkStart w:id="95" w:name="five-days"/>
     <w:p>
       <w:pPr>
         <w:pStyle w:val="Heading2"/>
@@ -10534,8 +12589,8 @@
         <w:t xml:space="preserve">drive.</w:t>
       </w:r>
     </w:p>
-    <w:bookmarkEnd w:id="81"/>
-    <w:bookmarkStart w:id="82" w:name="what-the-hard-drive-remembered"/>
+    <w:bookmarkEnd w:id="95"/>
+    <w:bookmarkStart w:id="96" w:name="what-the-hard-drive-remembered"/>
     <w:p>
       <w:pPr>
         <w:pStyle w:val="Heading2"/>
@@ -10740,8 +12795,8 @@
         <w:t xml:space="preserve">be saved.</w:t>
       </w:r>
     </w:p>
-    <w:bookmarkEnd w:id="82"/>
-    <w:bookmarkStart w:id="84" w:name="howd-he-get-caught-6"/>
+    <w:bookmarkEnd w:id="96"/>
+    <w:bookmarkStart w:id="98" w:name="howd-he-get-caught-9"/>
     <w:p>
       <w:pPr>
         <w:pStyle w:val="Heading2"/>
@@ -10858,7 +12913,7 @@
       <w:r>
         <w:t xml:space="preserve"> </w:t>
       </w:r>
-      <w:hyperlink r:id="rId83">
+      <w:hyperlink r:id="rId97">
         <w:r>
           <w:rPr>
             <w:rStyle w:val="Hyperlink"/>
@@ -10882,9 +12937,9 @@
         <w:t xml:space="preserve">analysis follows.</w:t>
       </w:r>
     </w:p>
-    <w:bookmarkEnd w:id="84"/>
-    <w:bookmarkEnd w:id="85"/>
-    <w:bookmarkStart w:id="90" w:name="X12481cf3d42f24a4481acf69b16913fb2b74ae2"/>
+    <w:bookmarkEnd w:id="98"/>
+    <w:bookmarkEnd w:id="99"/>
+    <w:bookmarkStart w:id="104" w:name="X12481cf3d42f24a4481acf69b16913fb2b74ae2"/>
     <w:p>
       <w:pPr>
         <w:pStyle w:val="Heading1"/>
@@ -11011,7 +13066,7 @@
         <w:t xml:space="preserve">The proof of it was a record of things Melissa Todorovic typed.</w:t>
       </w:r>
     </w:p>
-    <w:bookmarkStart w:id="86" w:name="a-murder-authored-by-message"/>
+    <w:bookmarkStart w:id="100" w:name="a-murder-authored-by-message"/>
     <w:p>
       <w:pPr>
         <w:pStyle w:val="Heading2"/>
@@ -11172,8 +13227,8 @@
         <w:t xml:space="preserve">Bagshaw carried out what the messages had been driving toward all along.</w:t>
       </w:r>
     </w:p>
-    <w:bookmarkEnd w:id="86"/>
-    <w:bookmarkStart w:id="87" w:name="the-screen-and-the-confession"/>
+    <w:bookmarkEnd w:id="100"/>
+    <w:bookmarkStart w:id="101" w:name="the-screen-and-the-confession"/>
     <w:p>
       <w:pPr>
         <w:pStyle w:val="Heading2"/>
@@ -11426,8 +13481,8 @@
         <w:t xml:space="preserve">This chapter stays within what the appellate judgment establishes.)</w:t>
       </w:r>
     </w:p>
-    <w:bookmarkEnd w:id="87"/>
-    <w:bookmarkStart w:id="89" w:name="howd-she-get-caught"/>
+    <w:bookmarkEnd w:id="101"/>
+    <w:bookmarkStart w:id="103" w:name="howd-she-get-caught"/>
     <w:p>
       <w:pPr>
         <w:pStyle w:val="Heading2"/>
@@ -11556,7 +13611,7 @@
       <w:r>
         <w:t xml:space="preserve"> </w:t>
       </w:r>
-      <w:hyperlink r:id="rId88">
+      <w:hyperlink r:id="rId102">
         <w:r>
           <w:rPr>
             <w:rStyle w:val="Hyperlink"/>
@@ -11580,9 +13635,9 @@
         <w:t xml:space="preserve">and the adult-sentence decision follows.</w:t>
       </w:r>
     </w:p>
-    <w:bookmarkEnd w:id="89"/>
-    <w:bookmarkEnd w:id="90"/>
-    <w:bookmarkStart w:id="96" w:name="X224a54cfbe12541b911ec8945192b5378e1e509"/>
+    <w:bookmarkEnd w:id="103"/>
+    <w:bookmarkEnd w:id="104"/>
+    <w:bookmarkStart w:id="110" w:name="X224a54cfbe12541b911ec8945192b5378e1e509"/>
     <w:p>
       <w:pPr>
         <w:pStyle w:val="Heading1"/>
@@ -11739,7 +13794,7 @@
         <w:t xml:space="preserve">flawlessly. It just did the job for the wrong team.</w:t>
       </w:r>
     </w:p>
-    <w:bookmarkStart w:id="91" w:name="the-apartment-that-talked"/>
+    <w:bookmarkStart w:id="105" w:name="the-apartment-that-talked"/>
     <w:p>
       <w:pPr>
         <w:pStyle w:val="Heading2"/>
@@ -11906,8 +13961,8 @@
         <w:t xml:space="preserve">look like a coincidence. It looked like a confession with the middle torn out.</w:t>
       </w:r>
     </w:p>
-    <w:bookmarkEnd w:id="91"/>
-    <w:bookmarkStart w:id="92" w:name="cleaning-up-on-camera"/>
+    <w:bookmarkEnd w:id="105"/>
+    <w:bookmarkStart w:id="106" w:name="cleaning-up-on-camera"/>
     <w:p>
       <w:pPr>
         <w:pStyle w:val="Heading2"/>
@@ -12094,8 +14149,8 @@
         <w:t xml:space="preserve">A jury convicted William Sandeson of first-degree murder.</w:t>
       </w:r>
     </w:p>
-    <w:bookmarkEnd w:id="92"/>
-    <w:bookmarkStart w:id="93" w:name="the-lawyers-ghost"/>
+    <w:bookmarkEnd w:id="106"/>
+    <w:bookmarkStart w:id="107" w:name="the-lawyers-ghost"/>
     <w:p>
       <w:pPr>
         <w:pStyle w:val="Heading2"/>
@@ -12250,8 +14305,8 @@
         <w:t xml:space="preserve">news rather than in this decision.)</w:t>
       </w:r>
     </w:p>
-    <w:bookmarkEnd w:id="93"/>
-    <w:bookmarkStart w:id="95" w:name="howd-he-get-caught-7"/>
+    <w:bookmarkEnd w:id="107"/>
+    <w:bookmarkStart w:id="109" w:name="howd-he-get-caught-10"/>
     <w:p>
       <w:pPr>
         <w:pStyle w:val="Heading2"/>
@@ -12374,7 +14429,7 @@
       <w:r>
         <w:t xml:space="preserve"> </w:t>
       </w:r>
-      <w:hyperlink r:id="rId94">
+      <w:hyperlink r:id="rId108">
         <w:r>
           <w:rPr>
             <w:rStyle w:val="Hyperlink"/>
@@ -12398,9 +14453,9 @@
         <w:t xml:space="preserve">disclosure issue that decided the appeal follows.</w:t>
       </w:r>
     </w:p>
-    <w:bookmarkEnd w:id="95"/>
-    <w:bookmarkEnd w:id="96"/>
-    <w:bookmarkStart w:id="102" w:name="chapter-19---the-letter-from-the-grave"/>
+    <w:bookmarkEnd w:id="109"/>
+    <w:bookmarkEnd w:id="110"/>
+    <w:bookmarkStart w:id="116" w:name="chapter-19---the-letter-from-the-grave"/>
     <w:p>
       <w:pPr>
         <w:pStyle w:val="Heading1"/>
@@ -12571,7 +14626,7 @@
         <w:t xml:space="preserve">grave?</w:t>
       </w:r>
     </w:p>
-    <w:bookmarkStart w:id="97" w:name="the-charge-and-the-earthquake"/>
+    <w:bookmarkStart w:id="111" w:name="the-charge-and-the-earthquake"/>
     <w:p>
       <w:pPr>
         <w:pStyle w:val="Heading2"/>
@@ -13040,8 +15095,8 @@
         <w:t xml:space="preserve">first place.</w:t>
       </w:r>
     </w:p>
-    <w:bookmarkEnd w:id="97"/>
-    <w:bookmarkStart w:id="98" w:name="the-epilogue-the-opinion-cant-give-you"/>
+    <w:bookmarkEnd w:id="111"/>
+    <w:bookmarkStart w:id="112" w:name="the-epilogue-the-opinion-cant-give-you"/>
     <w:p>
       <w:pPr>
         <w:pStyle w:val="Heading2"/>
@@ -13130,8 +15185,8 @@
         <w:t xml:space="preserve">confirm the current status before print.)</w:t>
       </w:r>
     </w:p>
-    <w:bookmarkEnd w:id="98"/>
-    <w:bookmarkStart w:id="101" w:name="howd-he-get-caught-8"/>
+    <w:bookmarkEnd w:id="112"/>
+    <w:bookmarkStart w:id="115" w:name="howd-he-get-caught-11"/>
     <w:p>
       <w:pPr>
         <w:pStyle w:val="Heading2"/>
@@ -13278,7 +15333,7 @@
       <w:r>
         <w:t xml:space="preserve"> </w:t>
       </w:r>
-      <w:hyperlink r:id="rId99">
+      <w:hyperlink r:id="rId113">
         <w:r>
           <w:rPr>
             <w:rStyle w:val="Hyperlink"/>
@@ -13295,7 +15350,7 @@
       <w:r>
         <w:t xml:space="preserve"> </w:t>
       </w:r>
-      <w:hyperlink r:id="rId100">
+      <w:hyperlink r:id="rId114">
         <w:r>
           <w:rPr>
             <w:rStyle w:val="Hyperlink"/>
@@ -13384,9 +15439,9 @@
         <w:t xml:space="preserve">on the pull list.</w:t>
       </w:r>
     </w:p>
-    <w:bookmarkEnd w:id="101"/>
-    <w:bookmarkEnd w:id="102"/>
-    <w:bookmarkStart w:id="109" w:name="X958002ca02448356755196d87203e85c6cf932e"/>
+    <w:bookmarkEnd w:id="115"/>
+    <w:bookmarkEnd w:id="116"/>
+    <w:bookmarkStart w:id="123" w:name="X958002ca02448356755196d87203e85c6cf932e"/>
     <w:p>
       <w:pPr>
         <w:pStyle w:val="Heading1"/>
@@ -13537,7 +15592,7 @@
         <w:t xml:space="preserve">answer.</w:t>
       </w:r>
     </w:p>
-    <w:bookmarkStart w:id="103" w:name="X7b11d94e34298c01d860c15ea739cb0dfca6508"/>
+    <w:bookmarkStart w:id="117" w:name="X7b11d94e34298c01d860c15ea739cb0dfca6508"/>
     <w:p>
       <w:pPr>
         <w:pStyle w:val="Heading2"/>
@@ -13712,8 +15767,8 @@
         <w:t xml:space="preserve">chair.</w:t>
       </w:r>
     </w:p>
-    <w:bookmarkEnd w:id="103"/>
-    <w:bookmarkStart w:id="104" w:name="Xe67b992d38f8a0f7b4654d7ff9a0bd5ed378ef7"/>
+    <w:bookmarkEnd w:id="117"/>
+    <w:bookmarkStart w:id="118" w:name="Xe67b992d38f8a0f7b4654d7ff9a0bd5ed378ef7"/>
     <w:p>
       <w:pPr>
         <w:pStyle w:val="Heading2"/>
@@ -13902,8 +15957,8 @@
         <w:t xml:space="preserve">arrested for murder.</w:t>
       </w:r>
     </w:p>
-    <w:bookmarkEnd w:id="104"/>
-    <w:bookmarkStart w:id="105" w:name="making-a-step-counter-take-the-stand"/>
+    <w:bookmarkEnd w:id="118"/>
+    <w:bookmarkStart w:id="119" w:name="making-a-step-counter-take-the-stand"/>
     <w:p>
       <w:pPr>
         <w:pStyle w:val="Heading2"/>
@@ -14139,8 +16194,8 @@
         <w:t xml:space="preserve">without them.</w:t>
       </w:r>
     </w:p>
-    <w:bookmarkEnd w:id="105"/>
-    <w:bookmarkStart w:id="108" w:name="howd-he-get-caught-9"/>
+    <w:bookmarkEnd w:id="119"/>
+    <w:bookmarkStart w:id="122" w:name="howd-he-get-caught-12"/>
     <w:p>
       <w:pPr>
         <w:pStyle w:val="Heading2"/>
@@ -14257,7 +16312,7 @@
       <w:r>
         <w:t xml:space="preserve"> </w:t>
       </w:r>
-      <w:hyperlink r:id="rId106">
+      <w:hyperlink r:id="rId120">
         <w:r>
           <w:rPr>
             <w:rStyle w:val="Hyperlink"/>
@@ -14274,7 +16329,7 @@
       <w:r>
         <w:t xml:space="preserve"> </w:t>
       </w:r>
-      <w:hyperlink r:id="rId107">
+      <w:hyperlink r:id="rId121">
         <w:r>
           <w:rPr>
             <w:rStyle w:val="Hyperlink"/>
@@ -14298,9 +16353,9 @@
         <w:t xml:space="preserve">admissibility ruling is Part II.</w:t>
       </w:r>
     </w:p>
-    <w:bookmarkEnd w:id="108"/>
-    <w:bookmarkEnd w:id="109"/>
-    <w:bookmarkStart w:id="118" w:name="chapter-22---twelve-steps"/>
+    <w:bookmarkEnd w:id="122"/>
+    <w:bookmarkEnd w:id="123"/>
+    <w:bookmarkStart w:id="132" w:name="chapter-22---twelve-steps"/>
     <w:p>
       <w:pPr>
         <w:pStyle w:val="Heading1"/>
@@ -14445,7 +16500,7 @@
         <w:t xml:space="preserve">Then a detective looked at Detrie’s wrist.</w:t>
       </w:r>
     </w:p>
-    <w:bookmarkStart w:id="110" w:name="twelve-steps"/>
+    <w:bookmarkStart w:id="124" w:name="twelve-steps"/>
     <w:p>
       <w:pPr>
         <w:pStyle w:val="Heading2"/>
@@ -14558,8 +16613,8 @@
         <w:t xml:space="preserve">go.</w:t>
       </w:r>
     </w:p>
-    <w:bookmarkEnd w:id="110"/>
-    <w:bookmarkStart w:id="111" w:name="the-gift-wrapped-suspect"/>
+    <w:bookmarkEnd w:id="124"/>
+    <w:bookmarkStart w:id="125" w:name="the-gift-wrapped-suspect"/>
     <w:p>
       <w:pPr>
         <w:pStyle w:val="Heading2"/>
@@ -14716,8 +16771,8 @@
         <w:t xml:space="preserve">The download sat in a drawer, quietly holding a confession nobody had read yet.</w:t>
       </w:r>
     </w:p>
-    <w:bookmarkEnd w:id="111"/>
-    <w:bookmarkStart w:id="112" w:name="what-the-drawer-was-holding"/>
+    <w:bookmarkEnd w:id="125"/>
+    <w:bookmarkStart w:id="126" w:name="what-the-drawer-was-holding"/>
     <w:p>
       <w:pPr>
         <w:pStyle w:val="Heading2"/>
@@ -14888,8 +16943,8 @@
         <w:t xml:space="preserve">offered it up over a traffic beef.</w:t>
       </w:r>
     </w:p>
-    <w:bookmarkEnd w:id="112"/>
-    <w:bookmarkStart w:id="113" w:name="the-story-he-brought-to-court"/>
+    <w:bookmarkEnd w:id="126"/>
+    <w:bookmarkStart w:id="127" w:name="the-story-he-brought-to-court"/>
     <w:p>
       <w:pPr>
         <w:pStyle w:val="Heading2"/>
@@ -15024,8 +17079,8 @@
         <w:t xml:space="preserve">first-degree intentional homicide and sentenced to life.</w:t>
       </w:r>
     </w:p>
-    <w:bookmarkEnd w:id="113"/>
-    <w:bookmarkStart w:id="114" w:name="the-law-catches-up"/>
+    <w:bookmarkEnd w:id="127"/>
+    <w:bookmarkStart w:id="128" w:name="the-law-catches-up"/>
     <w:p>
       <w:pPr>
         <w:pStyle w:val="Heading2"/>
@@ -15141,8 +17196,8 @@
         <w:t xml:space="preserve">treatment. Wisconsin let the wristband speak for itself.</w:t>
       </w:r>
     </w:p>
-    <w:bookmarkEnd w:id="114"/>
-    <w:bookmarkStart w:id="117" w:name="howd-he-get-caught-10"/>
+    <w:bookmarkEnd w:id="128"/>
+    <w:bookmarkStart w:id="131" w:name="howd-he-get-caught-13"/>
     <w:p>
       <w:pPr>
         <w:pStyle w:val="Heading2"/>
@@ -15253,7 +17308,7 @@
       <w:r>
         <w:t xml:space="preserve"> </w:t>
       </w:r>
-      <w:hyperlink r:id="rId115">
+      <w:hyperlink r:id="rId129">
         <w:r>
           <w:rPr>
             <w:rStyle w:val="Hyperlink"/>
@@ -15270,7 +17325,7 @@
       <w:r>
         <w:t xml:space="preserve"> </w:t>
       </w:r>
-      <w:hyperlink r:id="rId116">
+      <w:hyperlink r:id="rId130">
         <w:r>
           <w:rPr>
             <w:rStyle w:val="Hyperlink"/>
@@ -15287,7 +17342,7 @@
       <w:r>
         <w:t xml:space="preserve"> </w:t>
       </w:r>
-      <w:hyperlink r:id="rId100">
+      <w:hyperlink r:id="rId114">
         <w:r>
           <w:rPr>
             <w:rStyle w:val="Hyperlink"/>
@@ -15311,9 +17366,9 @@
         <w:t xml:space="preserve">Fitbit rulings follow in the Discussion.</w:t>
       </w:r>
     </w:p>
-    <w:bookmarkEnd w:id="117"/>
-    <w:bookmarkEnd w:id="118"/>
-    <w:bookmarkStart w:id="123" w:name="X6286e49a5d2835d1750bbfc5643f89e51b5db7b"/>
+    <w:bookmarkEnd w:id="131"/>
+    <w:bookmarkEnd w:id="132"/>
+    <w:bookmarkStart w:id="137" w:name="X6286e49a5d2835d1750bbfc5643f89e51b5db7b"/>
     <w:p>
       <w:pPr>
         <w:pStyle w:val="Heading1"/>
@@ -15490,7 +17545,7 @@
         <w:t xml:space="preserve">the naked eye.</w:t>
       </w:r>
     </w:p>
-    <w:bookmarkStart w:id="119" w:name="motive-opportunity-and-a-missing-hour"/>
+    <w:bookmarkStart w:id="133" w:name="motive-opportunity-and-a-missing-hour"/>
     <w:p>
       <w:pPr>
         <w:pStyle w:val="Heading2"/>
@@ -15719,8 +17774,8 @@
         <w:t xml:space="preserve">physical fact was gunshot residue.</w:t>
       </w:r>
     </w:p>
-    <w:bookmarkEnd w:id="119"/>
-    <w:bookmarkStart w:id="120" w:name="X3b54e7c42de35d6c39964b70e410a725933d7ea"/>
+    <w:bookmarkEnd w:id="133"/>
+    <w:bookmarkStart w:id="134" w:name="X3b54e7c42de35d6c39964b70e410a725933d7ea"/>
     <w:p>
       <w:pPr>
         <w:pStyle w:val="Heading2"/>
@@ -15929,8 +17984,8 @@
         <w:t xml:space="preserve">figure beside the house had been her husband.</w:t>
       </w:r>
     </w:p>
-    <w:bookmarkEnd w:id="120"/>
-    <w:bookmarkStart w:id="122" w:name="howd-he-get-caught-11"/>
+    <w:bookmarkEnd w:id="134"/>
+    <w:bookmarkStart w:id="136" w:name="howd-he-get-caught-14"/>
     <w:p>
       <w:pPr>
         <w:pStyle w:val="Heading2"/>
@@ -16071,7 +18126,7 @@
       <w:r>
         <w:t xml:space="preserve"> </w:t>
       </w:r>
-      <w:hyperlink r:id="rId121">
+      <w:hyperlink r:id="rId135">
         <w:r>
           <w:rPr>
             <w:rStyle w:val="Hyperlink"/>
@@ -16095,9 +18150,9 @@
         <w:t xml:space="preserve">GSR findings and the admissibility analysis follow.</w:t>
       </w:r>
     </w:p>
-    <w:bookmarkEnd w:id="122"/>
-    <w:bookmarkEnd w:id="123"/>
-    <w:bookmarkStart w:id="128" w:name="X96e653f0d38642f87a2a5a557db7a4bf4805008"/>
+    <w:bookmarkEnd w:id="136"/>
+    <w:bookmarkEnd w:id="137"/>
+    <w:bookmarkStart w:id="142" w:name="X96e653f0d38642f87a2a5a557db7a4bf4805008"/>
     <w:p>
       <w:pPr>
         <w:pStyle w:val="Heading1"/>
@@ -16210,7 +18265,7 @@
         <w:t xml:space="preserve">young men showed up honoring the deal.</w:t>
       </w:r>
     </w:p>
-    <w:bookmarkStart w:id="124" w:name="two-gunshots-on-a-borrowed-phone"/>
+    <w:bookmarkStart w:id="138" w:name="two-gunshots-on-a-borrowed-phone"/>
     <w:p>
       <w:pPr>
         <w:pStyle w:val="Heading2"/>
@@ -16401,8 +18456,8 @@
         <w:t xml:space="preserve">is nowhere.</w:t>
       </w:r>
     </w:p>
-    <w:bookmarkEnd w:id="124"/>
-    <w:bookmarkStart w:id="125" w:name="the-foyer"/>
+    <w:bookmarkEnd w:id="138"/>
+    <w:bookmarkStart w:id="139" w:name="the-foyer"/>
     <w:p>
       <w:pPr>
         <w:pStyle w:val="Heading2"/>
@@ -16591,8 +18646,8 @@
         <w:t xml:space="preserve">conviction aside and ordered a new trial.</w:t>
       </w:r>
     </w:p>
-    <w:bookmarkEnd w:id="125"/>
-    <w:bookmarkStart w:id="127" w:name="howd-he-get-caught-12"/>
+    <w:bookmarkEnd w:id="139"/>
+    <w:bookmarkStart w:id="141" w:name="howd-he-get-caught-15"/>
     <w:p>
       <w:pPr>
         <w:pStyle w:val="Heading2"/>
@@ -16715,7 +18770,7 @@
       <w:r>
         <w:t xml:space="preserve"> </w:t>
       </w:r>
-      <w:hyperlink r:id="rId126">
+      <w:hyperlink r:id="rId140">
         <w:r>
           <w:rPr>
             <w:rStyle w:val="Hyperlink"/>
@@ -16745,9 +18800,9 @@
         <w:t xml:space="preserve">the Youth Criminal Justice Act protects the identities of those involved.</w:t>
       </w:r>
     </w:p>
-    <w:bookmarkEnd w:id="127"/>
-    <w:bookmarkEnd w:id="128"/>
-    <w:bookmarkStart w:id="134" w:name="chapter-26---what-happens-when-you-die"/>
+    <w:bookmarkEnd w:id="141"/>
+    <w:bookmarkEnd w:id="142"/>
+    <w:bookmarkStart w:id="148" w:name="chapter-26---what-happens-when-you-die"/>
     <w:p>
       <w:pPr>
         <w:pStyle w:val="Heading1"/>
@@ -16916,7 +18971,7 @@
         <w:t xml:space="preserve">Ogba was there.</w:t>
       </w:r>
     </w:p>
-    <w:bookmarkStart w:id="129" w:name="a-murder-on-camera"/>
+    <w:bookmarkStart w:id="143" w:name="a-murder-on-camera"/>
     <w:p>
       <w:pPr>
         <w:pStyle w:val="Heading2"/>
@@ -17039,8 +19094,8 @@
         <w:t xml:space="preserve">camera.</w:t>
       </w:r>
     </w:p>
-    <w:bookmarkEnd w:id="129"/>
-    <w:bookmarkStart w:id="130" w:name="the-search"/>
+    <w:bookmarkEnd w:id="143"/>
+    <w:bookmarkStart w:id="144" w:name="the-search"/>
     <w:p>
       <w:pPr>
         <w:pStyle w:val="Heading2"/>
@@ -17245,8 +19300,8 @@
         <w:t xml:space="preserve">point. A jury convicted all three of first-degree murder.</w:t>
       </w:r>
     </w:p>
-    <w:bookmarkEnd w:id="130"/>
-    <w:bookmarkStart w:id="131" w:name="an-honest-ending"/>
+    <w:bookmarkEnd w:id="144"/>
+    <w:bookmarkStart w:id="145" w:name="an-honest-ending"/>
     <w:p>
       <w:pPr>
         <w:pStyle w:val="Heading2"/>
@@ -17399,8 +19454,8 @@
         <w:t xml:space="preserve">correctly, that the trip between them be done properly.</w:t>
       </w:r>
     </w:p>
-    <w:bookmarkEnd w:id="131"/>
-    <w:bookmarkStart w:id="133" w:name="howd-they-get-caught-2"/>
+    <w:bookmarkEnd w:id="145"/>
+    <w:bookmarkStart w:id="147" w:name="howd-they-get-caught-2"/>
     <w:p>
       <w:pPr>
         <w:pStyle w:val="Heading2"/>
@@ -17511,7 +19566,7 @@
       <w:r>
         <w:t xml:space="preserve"> </w:t>
       </w:r>
-      <w:hyperlink r:id="rId132">
+      <w:hyperlink r:id="rId146">
         <w:r>
           <w:rPr>
             <w:rStyle w:val="Hyperlink"/>
@@ -17541,9 +19596,9 @@
         <w:t xml:space="preserve">trial follow. Note: the convictions were set aside and a new trial ordered.</w:t>
       </w:r>
     </w:p>
-    <w:bookmarkEnd w:id="133"/>
-    <w:bookmarkEnd w:id="134"/>
-    <w:bookmarkStart w:id="141" w:name="chapter-31---mr.-big"/>
+    <w:bookmarkEnd w:id="147"/>
+    <w:bookmarkEnd w:id="148"/>
+    <w:bookmarkStart w:id="155" w:name="chapter-31---mr.-big"/>
     <w:p>
       <w:pPr>
         <w:pStyle w:val="Heading1"/>
@@ -17800,7 +19855,7 @@
         <w:t xml:space="preserve">had actually cost.</w:t>
       </w:r>
     </w:p>
-    <w:bookmarkStart w:id="135" w:name="building-a-world-around-a-lonely-man"/>
+    <w:bookmarkStart w:id="149" w:name="building-a-world-around-a-lonely-man"/>
     <w:p>
       <w:pPr>
         <w:pStyle w:val="Heading2"/>
@@ -18063,8 +20118,8 @@
         <w:t xml:space="preserve">problem, and Hart could not advance until it was resolved.</w:t>
       </w:r>
     </w:p>
-    <w:bookmarkEnd w:id="135"/>
-    <w:bookmarkStart w:id="136" w:name="the-meeting-with-the-boss"/>
+    <w:bookmarkEnd w:id="149"/>
+    <w:bookmarkStart w:id="150" w:name="the-meeting-with-the-boss"/>
     <w:p>
       <w:pPr>
         <w:pStyle w:val="Heading2"/>
@@ -18195,8 +20250,8 @@
         <w:t xml:space="preserve">Jim.</w:t>
       </w:r>
     </w:p>
-    <w:bookmarkEnd w:id="136"/>
-    <w:bookmarkStart w:id="137" w:name="what-the-supreme-court-saw"/>
+    <w:bookmarkEnd w:id="150"/>
+    <w:bookmarkStart w:id="151" w:name="what-the-supreme-court-saw"/>
     <w:p>
       <w:pPr>
         <w:pStyle w:val="Heading2"/>
@@ -18403,8 +20458,8 @@
         <w:t xml:space="preserve">coverage, not from the judgment itself.)</w:t>
       </w:r>
     </w:p>
-    <w:bookmarkEnd w:id="137"/>
-    <w:bookmarkStart w:id="140" w:name="X0b0d763d0f87680e133776c3e680ec0e163f6c9"/>
+    <w:bookmarkEnd w:id="151"/>
+    <w:bookmarkStart w:id="154" w:name="X0b0d763d0f87680e133776c3e680ec0e163f6c9"/>
     <w:p>
       <w:pPr>
         <w:pStyle w:val="Heading2"/>
@@ -18558,7 +20613,7 @@
       <w:r>
         <w:t xml:space="preserve"> </w:t>
       </w:r>
-      <w:hyperlink r:id="rId138">
+      <w:hyperlink r:id="rId152">
         <w:r>
           <w:rPr>
             <w:rStyle w:val="Hyperlink"/>
@@ -18575,7 +20630,7 @@
       <w:r>
         <w:t xml:space="preserve"> </w:t>
       </w:r>
-      <w:hyperlink r:id="rId139">
+      <w:hyperlink r:id="rId153">
         <w:r>
           <w:rPr>
             <w:rStyle w:val="Hyperlink"/>
@@ -18605,9 +20660,9 @@
         <w:t xml:space="preserve">confessions from para. 129.</w:t>
       </w:r>
     </w:p>
-    <w:bookmarkEnd w:id="140"/>
-    <w:bookmarkEnd w:id="141"/>
-    <w:bookmarkStart w:id="147" w:name="chapter-32---the-firepit"/>
+    <w:bookmarkEnd w:id="154"/>
+    <w:bookmarkEnd w:id="155"/>
+    <w:bookmarkStart w:id="161" w:name="chapter-32---the-firepit"/>
     <w:p>
       <w:pPr>
         <w:pStyle w:val="Heading1"/>
@@ -18912,7 +20967,7 @@
         <w:t xml:space="preserve">criminal empire around a suspect and wait for him to confess to the boss.</w:t>
       </w:r>
     </w:p>
-    <w:bookmarkStart w:id="142" w:name="third-line"/>
+    <w:bookmarkStart w:id="156" w:name="third-line"/>
     <w:p>
       <w:pPr>
         <w:pStyle w:val="Heading2"/>
@@ -19224,8 +21279,8 @@
         <w:t xml:space="preserve">Hold onto that refusal. It is the reason his confession stuck.</w:t>
       </w:r>
     </w:p>
-    <w:bookmarkEnd w:id="142"/>
-    <w:bookmarkStart w:id="143" w:name="the-firepit"/>
+    <w:bookmarkEnd w:id="156"/>
+    <w:bookmarkStart w:id="157" w:name="the-firepit"/>
     <w:p>
       <w:pPr>
         <w:pStyle w:val="Heading2"/>
@@ -19482,8 +21537,8 @@
         <w:t xml:space="preserve">showing off.</w:t>
       </w:r>
     </w:p>
-    <w:bookmarkEnd w:id="143"/>
-    <w:bookmarkStart w:id="144" w:name="why-this-confession-survived"/>
+    <w:bookmarkEnd w:id="157"/>
+    <w:bookmarkStart w:id="158" w:name="why-this-confession-survived"/>
     <w:p>
       <w:pPr>
         <w:pStyle w:val="Heading2"/>
@@ -19679,8 +21734,8 @@
         <w:t xml:space="preserve">line, and they stood.</w:t>
       </w:r>
     </w:p>
-    <w:bookmarkEnd w:id="144"/>
-    <w:bookmarkStart w:id="146" w:name="howd-he-get-caught-13"/>
+    <w:bookmarkEnd w:id="158"/>
+    <w:bookmarkStart w:id="160" w:name="howd-he-get-caught-16"/>
     <w:p>
       <w:pPr>
         <w:pStyle w:val="Heading2"/>
@@ -19791,7 +21846,7 @@
       <w:r>
         <w:t xml:space="preserve"> </w:t>
       </w:r>
-      <w:hyperlink r:id="rId145">
+      <w:hyperlink r:id="rId159">
         <w:r>
           <w:rPr>
             <w:rStyle w:val="Hyperlink"/>
@@ -19844,9 +21899,9 @@
         <w:t xml:space="preserve">that built the framework this confession survived.</w:t>
       </w:r>
     </w:p>
-    <w:bookmarkEnd w:id="146"/>
-    <w:bookmarkEnd w:id="147"/>
-    <w:bookmarkStart w:id="152" w:name="X44161c9475b97d82ff178b417790f26a85aa4be"/>
+    <w:bookmarkEnd w:id="160"/>
+    <w:bookmarkEnd w:id="161"/>
+    <w:bookmarkStart w:id="166" w:name="X44161c9475b97d82ff178b417790f26a85aa4be"/>
     <w:p>
       <w:pPr>
         <w:pStyle w:val="Heading1"/>
@@ -20059,7 +22114,7 @@
         <w:t xml:space="preserve">other was a set of teeth.</w:t>
       </w:r>
     </w:p>
-    <w:bookmarkStart w:id="148" w:name="the-witness-and-the-wound"/>
+    <w:bookmarkStart w:id="162" w:name="the-witness-and-the-wound"/>
     <w:p>
       <w:pPr>
         <w:pStyle w:val="Heading2"/>
@@ -20404,8 +22459,8 @@
         <w:t xml:space="preserve">historical record rather than from this decision.)</w:t>
       </w:r>
     </w:p>
-    <w:bookmarkEnd w:id="148"/>
-    <w:bookmarkStart w:id="149" w:name="the-promise-that-couldnt-be-kept"/>
+    <w:bookmarkEnd w:id="162"/>
+    <w:bookmarkStart w:id="163" w:name="the-promise-that-couldnt-be-kept"/>
     <w:p>
       <w:pPr>
         <w:pStyle w:val="Heading2"/>
@@ -20588,8 +22643,8 @@
         <w:t xml:space="preserve">the defendant’s chair was innocent.</w:t>
       </w:r>
     </w:p>
-    <w:bookmarkEnd w:id="149"/>
-    <w:bookmarkStart w:id="151" w:name="howd-he-get-caught-14"/>
+    <w:bookmarkEnd w:id="163"/>
+    <w:bookmarkStart w:id="165" w:name="howd-he-get-caught-17"/>
     <w:p>
       <w:pPr>
         <w:pStyle w:val="Heading2"/>
@@ -20742,7 +22797,7 @@
       <w:r>
         <w:t xml:space="preserve"> </w:t>
       </w:r>
-      <w:hyperlink r:id="rId150">
+      <w:hyperlink r:id="rId164">
         <w:r>
           <w:rPr>
             <w:rStyle w:val="Hyperlink"/>
@@ -20820,9 +22875,9 @@
         <w:t xml:space="preserve">(Chapter 39).</w:t>
       </w:r>
     </w:p>
-    <w:bookmarkEnd w:id="151"/>
-    <w:bookmarkEnd w:id="152"/>
-    <w:bookmarkStart w:id="158" w:name="chapter-38---the-snaggletooth-killer"/>
+    <w:bookmarkEnd w:id="165"/>
+    <w:bookmarkEnd w:id="166"/>
+    <w:bookmarkStart w:id="172" w:name="chapter-38---the-snaggletooth-killer"/>
     <w:p>
       <w:pPr>
         <w:pStyle w:val="Heading1"/>
@@ -20961,7 +23016,7 @@
         <w:t xml:space="preserve">the left breast, hard enough to leave the impression of teeth.</w:t>
       </w:r>
     </w:p>
-    <w:bookmarkStart w:id="153" w:name="a-man-with-the-wrong-smile"/>
+    <w:bookmarkStart w:id="167" w:name="a-man-with-the-wrong-smile"/>
     <w:p>
       <w:pPr>
         <w:pStyle w:val="Heading2"/>
@@ -21138,8 +23193,8 @@
         <w:t xml:space="preserve">truth, was a set of crooked teeth and a coincidence of names.</w:t>
       </w:r>
     </w:p>
-    <w:bookmarkEnd w:id="153"/>
-    <w:bookmarkStart w:id="154" w:name="the-tape"/>
+    <w:bookmarkEnd w:id="167"/>
+    <w:bookmarkStart w:id="168" w:name="the-tape"/>
     <w:p>
       <w:pPr>
         <w:pStyle w:val="Heading2"/>
@@ -21268,8 +23323,8 @@
         <w:t xml:space="preserve">to spare him, the court sentenced him to death.</w:t>
       </w:r>
     </w:p>
-    <w:bookmarkEnd w:id="154"/>
-    <w:bookmarkStart w:id="155" w:name="reversal-and-then-the-truth"/>
+    <w:bookmarkEnd w:id="168"/>
+    <w:bookmarkStart w:id="169" w:name="reversal-and-then-the-truth"/>
     <w:p>
       <w:pPr>
         <w:pStyle w:val="Heading2"/>
@@ -21424,8 +23479,8 @@
         <w:t xml:space="preserve">release, not from the 1995 decision anchored here.)</w:t>
       </w:r>
     </w:p>
-    <w:bookmarkEnd w:id="155"/>
-    <w:bookmarkStart w:id="157" w:name="Xd7d153e2e1e2e56db12d56216bdb219643a2ec7"/>
+    <w:bookmarkEnd w:id="169"/>
+    <w:bookmarkStart w:id="171" w:name="Xd7d153e2e1e2e56db12d56216bdb219643a2ec7"/>
     <w:p>
       <w:pPr>
         <w:pStyle w:val="Heading2"/>
@@ -21566,7 +23621,7 @@
       <w:r>
         <w:t xml:space="preserve"> </w:t>
       </w:r>
-      <w:hyperlink r:id="rId156">
+      <w:hyperlink r:id="rId170">
         <w:r>
           <w:rPr>
             <w:rStyle w:val="Hyperlink"/>
@@ -21672,9 +23727,9 @@
         <w:t xml:space="preserve">(Chapter 39).</w:t>
       </w:r>
     </w:p>
-    <w:bookmarkEnd w:id="157"/>
-    <w:bookmarkEnd w:id="158"/>
-    <w:bookmarkStart w:id="163" w:name="Xc5d5d1253fa8c7605d89df4e731a600b3c4bb7d"/>
+    <w:bookmarkEnd w:id="171"/>
+    <w:bookmarkEnd w:id="172"/>
+    <w:bookmarkStart w:id="177" w:name="Xc5d5d1253fa8c7605d89df4e731a600b3c4bb7d"/>
     <w:p>
       <w:pPr>
         <w:pStyle w:val="Heading1"/>
@@ -21819,7 +23874,7 @@
         <w:t xml:space="preserve">the fatal stab wounds, noted no bite marks. None.</w:t>
       </w:r>
     </w:p>
-    <w:bookmarkStart w:id="159" w:name="the-marks-that-appeared-after-burial"/>
+    <w:bookmarkStart w:id="173" w:name="the-marks-that-appeared-after-burial"/>
     <w:p>
       <w:pPr>
         <w:pStyle w:val="Heading2"/>
@@ -21990,8 +24045,8 @@
         <w:t xml:space="preserve">teeth.</w:t>
       </w:r>
     </w:p>
-    <w:bookmarkEnd w:id="159"/>
-    <w:bookmarkStart w:id="160" w:name="twenty-six-years"/>
+    <w:bookmarkEnd w:id="173"/>
+    <w:bookmarkStart w:id="174" w:name="twenty-six-years"/>
     <w:p>
       <w:pPr>
         <w:pStyle w:val="Heading2"/>
@@ -22216,8 +24271,8 @@
         <w:t xml:space="preserve">later history rather than to this decision.)</w:t>
       </w:r>
     </w:p>
-    <w:bookmarkEnd w:id="160"/>
-    <w:bookmarkStart w:id="162" w:name="Xe1bcbe1b3e8d7151a85622fbdb1dea0034b76e5"/>
+    <w:bookmarkEnd w:id="174"/>
+    <w:bookmarkStart w:id="176" w:name="Xe1bcbe1b3e8d7151a85622fbdb1dea0034b76e5"/>
     <w:p>
       <w:pPr>
         <w:pStyle w:val="Heading2"/>
@@ -22352,7 +24407,7 @@
       <w:r>
         <w:t xml:space="preserve"> </w:t>
       </w:r>
-      <w:hyperlink r:id="rId161">
+      <w:hyperlink r:id="rId175">
         <w:r>
           <w:rPr>
             <w:rStyle w:val="Hyperlink"/>
@@ -22430,9 +24485,9 @@
         <w:t xml:space="preserve">(Chapter 38) complete the bite-mark arc.</w:t>
       </w:r>
     </w:p>
-    <w:bookmarkEnd w:id="162"/>
-    <w:bookmarkEnd w:id="163"/>
-    <w:bookmarkStart w:id="167" w:name="chapter-40---the-flies-that-never-came"/>
+    <w:bookmarkEnd w:id="176"/>
+    <w:bookmarkEnd w:id="177"/>
+    <w:bookmarkStart w:id="181" w:name="chapter-40---the-flies-that-never-came"/>
     <w:p>
       <w:pPr>
         <w:pStyle w:val="Heading1"/>
@@ -22657,7 +24712,7 @@
         <w:t xml:space="preserve">own account, and the geography of her life, put her a three-hour drive away.</w:t>
       </w:r>
     </w:p>
-    <w:bookmarkStart w:id="164" w:name="the-informant"/>
+    <w:bookmarkStart w:id="178" w:name="the-informant"/>
     <w:p>
       <w:pPr>
         <w:pStyle w:val="Heading2"/>
@@ -22928,8 +24983,8 @@
         <w:t xml:space="preserve">weigh her motives cannot weigh her word.</w:t>
       </w:r>
     </w:p>
-    <w:bookmarkEnd w:id="164"/>
-    <w:bookmarkStart w:id="165" w:name="the-flies"/>
+    <w:bookmarkEnd w:id="178"/>
+    <w:bookmarkStart w:id="179" w:name="the-flies"/>
     <w:p>
       <w:pPr>
         <w:pStyle w:val="Heading2"/>
@@ -23116,8 +25171,8 @@
         <w:t xml:space="preserve">address the insects.)</w:t>
       </w:r>
     </w:p>
-    <w:bookmarkEnd w:id="165"/>
-    <w:bookmarkStart w:id="166" w:name="Xa9a806fe186efe725ca7dc26c5e4cdfa84f740f"/>
+    <w:bookmarkEnd w:id="179"/>
+    <w:bookmarkStart w:id="180" w:name="Xa9a806fe186efe725ca7dc26c5e4cdfa84f740f"/>
     <w:p>
       <w:pPr>
         <w:pStyle w:val="Heading2"/>
@@ -23366,9 +25421,9 @@
         <w:t xml:space="preserve">(Chapter 41).</w:t>
       </w:r>
     </w:p>
-    <w:bookmarkEnd w:id="166"/>
-    <w:bookmarkEnd w:id="167"/>
-    <w:bookmarkStart w:id="172" w:name="Xb6275e81e8ed2caac70c8c4fbdf111eb2d1fdd2"/>
+    <w:bookmarkEnd w:id="180"/>
+    <w:bookmarkEnd w:id="181"/>
+    <w:bookmarkStart w:id="186" w:name="Xb6275e81e8ed2caac70c8c4fbdf111eb2d1fdd2"/>
     <w:p>
       <w:pPr>
         <w:pStyle w:val="Heading1"/>
@@ -23620,7 +25675,7 @@
         <w:t xml:space="preserve">was the word of a pathologist about the contents of a dead girl’s stomach.</w:t>
       </w:r>
     </w:p>
-    <w:bookmarkStart w:id="168" w:name="the-window"/>
+    <w:bookmarkStart w:id="182" w:name="the-window"/>
     <w:p>
       <w:pPr>
         <w:pStyle w:val="Heading2"/>
@@ -23765,8 +25820,8 @@
         <w:t xml:space="preserve">measurement, and a fourteen-year-old’s life was hung inside it.</w:t>
       </w:r>
     </w:p>
-    <w:bookmarkEnd w:id="168"/>
-    <w:bookmarkStart w:id="169" w:name="the-flies-1"/>
+    <w:bookmarkEnd w:id="182"/>
+    <w:bookmarkStart w:id="183" w:name="the-flies-1"/>
     <w:p>
       <w:pPr>
         <w:pStyle w:val="Heading2"/>
@@ -23999,8 +26054,8 @@
         <w:t xml:space="preserve">was sentenced to die, Steven Truscott was declared, at last, an innocent man.</w:t>
       </w:r>
     </w:p>
-    <w:bookmarkEnd w:id="169"/>
-    <w:bookmarkStart w:id="171" w:name="the-question-this-book-cannot-avoid"/>
+    <w:bookmarkEnd w:id="183"/>
+    <w:bookmarkStart w:id="185" w:name="the-question-this-book-cannot-avoid"/>
     <w:p>
       <w:pPr>
         <w:pStyle w:val="Heading2"/>
@@ -24204,7 +26259,7 @@
       <w:r>
         <w:t xml:space="preserve"> </w:t>
       </w:r>
-      <w:hyperlink r:id="rId170">
+      <w:hyperlink r:id="rId184">
         <w:r>
           <w:rPr>
             <w:rStyle w:val="Hyperlink"/>
@@ -24326,8 +26381,8 @@
         <w:t xml:space="preserve">book’s closing chapter.</w:t>
       </w:r>
     </w:p>
-    <w:bookmarkEnd w:id="171"/>
-    <w:bookmarkEnd w:id="172"/>
+    <w:bookmarkEnd w:id="185"/>
+    <w:bookmarkEnd w:id="186"/>
     <w:sectPr/>
   </w:body>
 </w:document>

--- a/book/word/How Not to Get Away With Murder - Master.docx
+++ b/book/word/How Not to Get Away With Murder - Master.docx
@@ -965,7 +965,7 @@
           <w:iCs/>
           <w:i/>
         </w:rPr>
-        <w:t xml:space="preserve">Framing:</w:t>
+        <w:t xml:space="preserve">Framing interlude (not a murder case):</w:t>
       </w:r>
       <w:r>
         <w:t xml:space="preserve"> </w:t>
@@ -981,35 +981,80 @@
           <w:iCs/>
           <w:i/>
         </w:rPr>
+        <w:t xml:space="preserve">United States v. Jones</w:t>
+      </w:r>
+      <w:r>
+        <w:t xml:space="preserve"> </w:t>
+      </w:r>
+      <w:r>
+        <w:t xml:space="preserve">(2012)</w:t>
+      </w:r>
+      <w:r>
+        <w:t xml:space="preserve"> </w:t>
+      </w:r>
+      <w:r>
+        <w:t xml:space="preserve">and</w:t>
+      </w:r>
+      <w:r>
+        <w:t xml:space="preserve"> </w:t>
+      </w:r>
+      <w:r>
+        <w:rPr>
+          <w:iCs/>
+          <w:i/>
+        </w:rPr>
         <w:t xml:space="preserve">Carpenter v. United States</w:t>
       </w:r>
       <w:r>
         <w:t xml:space="preserve"> </w:t>
       </w:r>
       <w:r>
-        <w:t xml:space="preserve">(2018) and</w:t>
-      </w:r>
-      <w:r>
-        <w:t xml:space="preserve"> </w:t>
-      </w:r>
-      <w:r>
-        <w:rPr>
-          <w:iCs/>
-          <w:i/>
-        </w:rPr>
-        <w:t xml:space="preserve">United States v. Jones</w:t>
-      </w:r>
-      <w:r>
-        <w:t xml:space="preserve"> </w:t>
-      </w:r>
-      <w:r>
-        <w:t xml:space="preserve">(2012) - the two rulings that decided when the phone in your pocket needs a</w:t>
-      </w:r>
-      <w:r>
-        <w:t xml:space="preserve"> </w:t>
-      </w:r>
-      <w:r>
-        <w:t xml:space="preserve">warrant.</w:t>
+        <w:t xml:space="preserve">(2018) - the two rulings that decided when the</w:t>
+      </w:r>
+      <w:r>
+        <w:t xml:space="preserve"> </w:t>
+      </w:r>
+      <w:r>
+        <w:t xml:space="preserve">phone in your pocket needs a warrant. ✍️</w:t>
+      </w:r>
+      <w:r>
+        <w:t xml:space="preserve"> </w:t>
+      </w:r>
+      <w:r>
+        <w:rPr>
+          <w:iCs/>
+          <w:i/>
+        </w:rPr>
+        <w:t xml:space="preserve">drafted (Jones in hand; Carpenter to</w:t>
+      </w:r>
+      <w:r>
+        <w:rPr>
+          <w:iCs/>
+          <w:i/>
+        </w:rPr>
+        <w:t xml:space="preserve"> </w:t>
+      </w:r>
+      <w:r>
+        <w:rPr>
+          <w:iCs/>
+          <w:i/>
+        </w:rPr>
+        <w:t xml:space="preserve">be added)</w:t>
+      </w:r>
+      <w:r>
+        <w:t xml:space="preserve"> </w:t>
+      </w:r>
+      <w:r>
+        <w:t xml:space="preserve">-</w:t>
+      </w:r>
+      <w:r>
+        <w:t xml:space="preserve"> </w:t>
+      </w:r>
+      <w:r>
+        <w:rPr>
+          <w:rStyle w:val="VerbatimChar"/>
+        </w:rPr>
+        <w:t xml:space="preserve">book/chapters/interlude-part2-jones-carpenter.md</w:t>
       </w:r>
     </w:p>
     <w:p>
@@ -1278,7 +1323,7 @@
           <w:bCs/>
           <w:b/>
         </w:rPr>
-        <w:t xml:space="preserve">Seven Hundred Thousand Records Behind a Smiling Daughter</w:t>
+        <w:t xml:space="preserve">The Home Invasion That Wasn’t</w:t>
       </w:r>
       <w:r>
         <w:t xml:space="preserve"> </w:t>
@@ -1297,10 +1342,95 @@
         <w:t xml:space="preserve">R. v. Pan</w:t>
       </w:r>
       <w:r>
-        <w:t xml:space="preserve"> </w:t>
-      </w:r>
-      <w:r>
-        <w:t xml:space="preserve">(ON CA 2023 / SCC 2025) 🔶</w:t>
+        <w:t xml:space="preserve">, 2023 ONCA 362 / 2025 SCC 12 ✍️</w:t>
+      </w:r>
+      <w:r>
+        <w:t xml:space="preserve"> </w:t>
+      </w:r>
+      <w:r>
+        <w:rPr>
+          <w:iCs/>
+          <w:i/>
+        </w:rPr>
+        <w:t xml:space="preserve">drafted</w:t>
+      </w:r>
+      <w:r>
+        <w:t xml:space="preserve"> </w:t>
+      </w:r>
+      <w:r>
+        <w:t xml:space="preserve">🔶</w:t>
+      </w:r>
+      <w:r>
+        <w:t xml:space="preserve"> </w:t>
+      </w:r>
+      <w:r>
+        <w:rPr>
+          <w:iCs/>
+          <w:i/>
+        </w:rPr>
+        <w:t xml:space="preserve">Hook:</w:t>
+      </w:r>
+      <w:r>
+        <w:t xml:space="preserve"> </w:t>
+      </w:r>
+      <w:r>
+        <w:rPr>
+          <w:bCs/>
+          <w:b/>
+        </w:rPr>
+        <w:t xml:space="preserve">She called 911 to report a home invasion, and police found her tied to the banister. But the intruders had shot both her parents and left her without a scratch, and her mother’s car keys sat untouched.</w:t>
+      </w:r>
+      <w:r>
+        <w:t xml:space="preserve"> </w:t>
+      </w:r>
+      <w:r>
+        <w:rPr>
+          <w:iCs/>
+          <w:i/>
+        </w:rPr>
+        <w:t xml:space="preserve">(Honest disposition: SCC 2025 upheld a NEW TRIAL on first-degree murder for all four; attempted-murder convictions stand.</w:t>
+      </w:r>
+      <w:r>
+        <w:rPr>
+          <w:iCs/>
+          <w:i/>
+        </w:rPr>
+        <w:t xml:space="preserve"> </w:t>
+      </w:r>
+      <w:r>
+        <w:rPr>
+          <w:iCs/>
+          <w:i/>
+        </w:rPr>
+        <w:t xml:space="preserve">“</w:t>
+      </w:r>
+      <w:r>
+        <w:rPr>
+          <w:iCs/>
+          <w:i/>
+        </w:rPr>
+        <w:t xml:space="preserve">700,000 records</w:t>
+      </w:r>
+      <w:r>
+        <w:rPr>
+          <w:iCs/>
+          <w:i/>
+        </w:rPr>
+        <w:t xml:space="preserve">”</w:t>
+      </w:r>
+      <w:r>
+        <w:rPr>
+          <w:iCs/>
+          <w:i/>
+        </w:rPr>
+        <w:t xml:space="preserve"> </w:t>
+      </w:r>
+      <w:r>
+        <w:rPr>
+          <w:iCs/>
+          <w:i/>
+        </w:rPr>
+        <w:t xml:space="preserve">is a press figure, not in the decisions.)</w:t>
       </w:r>
     </w:p>
     <w:p>
@@ -8878,13 +9008,13 @@
     </w:p>
     <w:bookmarkEnd w:id="72"/>
     <w:bookmarkEnd w:id="73"/>
-    <w:bookmarkStart w:id="79" w:name="chapter-9---the-test-drive"/>
+    <w:bookmarkStart w:id="75" w:name="interlude-the-rules-of-the-road"/>
     <w:p>
       <w:pPr>
         <w:pStyle w:val="Heading1"/>
       </w:pPr>
       <w:r>
-        <w:t xml:space="preserve">Chapter 9 - The Test Drive</w:t>
+        <w:t xml:space="preserve">Interlude: The Rules of the Road</w:t>
       </w:r>
     </w:p>
     <w:p>
@@ -8893,190 +9023,158 @@
       </w:pPr>
       <w:r>
         <w:rPr>
-          <w:bCs/>
-          <w:b/>
-        </w:rPr>
-        <w:t xml:space="preserve">They wanted a truck and didn’t much care who came attached to it. Tim Bosma</w:t>
-      </w:r>
-      <w:r>
-        <w:rPr>
-          <w:bCs/>
-          <w:b/>
-        </w:rPr>
-        <w:t xml:space="preserve"> </w:t>
-      </w:r>
-      <w:r>
-        <w:rPr>
-          <w:bCs/>
-          <w:b/>
-        </w:rPr>
-        <w:t xml:space="preserve">was chosen by his own online for-sale ad.</w:t>
-      </w:r>
-    </w:p>
-    <w:p>
-      <w:pPr>
-        <w:pStyle w:val="BodyText"/>
-      </w:pPr>
-      <w:r>
-        <w:t xml:space="preserve">Some victims are hunted. Tim Bosma was, in the most ordinary and heartbreaking</w:t>
-      </w:r>
-      <w:r>
-        <w:t xml:space="preserve"> </w:t>
-      </w:r>
-      <w:r>
-        <w:t xml:space="preserve">way imaginable, simply</w:t>
-      </w:r>
-      <w:r>
-        <w:t xml:space="preserve"> </w:t>
-      </w:r>
-      <w:r>
-        <w:rPr>
-          <w:iCs/>
-          <w:i/>
-        </w:rPr>
-        <w:t xml:space="preserve">shopped for</w:t>
-      </w:r>
-      <w:r>
-        <w:t xml:space="preserve">.</w:t>
-      </w:r>
-    </w:p>
-    <w:p>
-      <w:pPr>
-        <w:pStyle w:val="BodyText"/>
-      </w:pPr>
-      <w:r>
-        <w:t xml:space="preserve">In April 2013 he did the thing thousands of people do every week: he posted his</w:t>
-      </w:r>
-      <w:r>
-        <w:t xml:space="preserve"> </w:t>
-      </w:r>
-      <w:r>
-        <w:t xml:space="preserve">truck for sale online. He was thirty-two, living just outside Ancaster, Ontario,</w:t>
-      </w:r>
-      <w:r>
-        <w:t xml:space="preserve"> </w:t>
-      </w:r>
-      <w:r>
-        <w:t xml:space="preserve">with his wife and small daughter, and the family had decided to part with his</w:t>
-      </w:r>
-      <w:r>
-        <w:t xml:space="preserve"> </w:t>
-      </w:r>
-      <w:r>
-        <w:t xml:space="preserve">Dodge 3500 diesel pickup. A buyer messaged, and a viewing was arranged for the</w:t>
-      </w:r>
-      <w:r>
-        <w:t xml:space="preserve"> </w:t>
-      </w:r>
-      <w:r>
-        <w:t xml:space="preserve">evening of May 6.</w:t>
-      </w:r>
-    </w:p>
-    <w:p>
-      <w:pPr>
-        <w:pStyle w:val="BodyText"/>
-      </w:pPr>
-      <w:r>
-        <w:t xml:space="preserve">Two men turned up. The three went for a test drive, Dellen Millard at the wheel,</w:t>
-      </w:r>
-      <w:r>
-        <w:t xml:space="preserve"> </w:t>
-      </w:r>
-      <w:r>
-        <w:t xml:space="preserve">Tim in the passenger seat, Mark Smich in the back. It is the most unremarkable</w:t>
-      </w:r>
-      <w:r>
-        <w:t xml:space="preserve"> </w:t>
-      </w:r>
-      <w:r>
-        <w:t xml:space="preserve">scene in the world, a man showing strangers his truck, and it was the last thing</w:t>
-      </w:r>
-      <w:r>
-        <w:t xml:space="preserve"> </w:t>
-      </w:r>
-      <w:r>
-        <w:t xml:space="preserve">Tim Bosma ever did. He never came home.</w:t>
-      </w:r>
-    </w:p>
-    <w:p>
-      <w:pPr>
-        <w:pStyle w:val="BodyText"/>
-      </w:pPr>
-      <w:r>
-        <w:t xml:space="preserve">What his family could not have known, and what a jury would later assemble from</w:t>
-      </w:r>
-      <w:r>
-        <w:t xml:space="preserve"> </w:t>
-      </w:r>
-      <w:r>
-        <w:t xml:space="preserve">the killers’ own text messages, is that the test drive was not the beginning of</w:t>
-      </w:r>
-      <w:r>
-        <w:t xml:space="preserve"> </w:t>
-      </w:r>
-      <w:r>
-        <w:t xml:space="preserve">anything. It was the last step of a plan that had been running for months, a plan</w:t>
-      </w:r>
-      <w:r>
-        <w:t xml:space="preserve"> </w:t>
-      </w:r>
-      <w:r>
-        <w:t xml:space="preserve">that required a truck and was supremely indifferent to who owned it. Tim Bosma</w:t>
-      </w:r>
-      <w:r>
-        <w:t xml:space="preserve"> </w:t>
-      </w:r>
-      <w:r>
-        <w:t xml:space="preserve">did not stumble into a robbery. He answered a classified ad that a pair of killers</w:t>
-      </w:r>
-      <w:r>
-        <w:t xml:space="preserve"> </w:t>
-      </w:r>
-      <w:r>
-        <w:t xml:space="preserve">had, in effect, been waiting for someone to answer.</w:t>
-      </w:r>
-    </w:p>
-    <w:bookmarkStart w:id="74" w:name="the-mission"/>
-    <w:p>
-      <w:pPr>
-        <w:pStyle w:val="Heading2"/>
-      </w:pPr>
-      <w:r>
-        <w:t xml:space="preserve">The mission</w:t>
-      </w:r>
-    </w:p>
-    <w:p>
-      <w:pPr>
-        <w:pStyle w:val="FirstParagraph"/>
-      </w:pPr>
-      <w:r>
-        <w:t xml:space="preserve">The Court of Appeal set out the Crown’s case in a single paragraph so damning it</w:t>
-      </w:r>
-      <w:r>
-        <w:t xml:space="preserve"> </w:t>
-      </w:r>
-      <w:r>
-        <w:t xml:space="preserve">is worth reading slowly, the way you’d read a shopping list found at a crime</w:t>
-      </w:r>
-      <w:r>
-        <w:t xml:space="preserve"> </w:t>
-      </w:r>
-      <w:r>
-        <w:t xml:space="preserve">scene, because that is more or less what it is.</w:t>
-      </w:r>
-    </w:p>
-    <w:p>
-      <w:pPr>
-        <w:pStyle w:val="BodyText"/>
-      </w:pPr>
-      <w:r>
-        <w:t xml:space="preserve">For months before Tim Bosma died, Millard and Smich had been texting each other</w:t>
-      </w:r>
-      <w:r>
-        <w:t xml:space="preserve"> </w:t>
-      </w:r>
-      <w:r>
-        <w:t xml:space="preserve">about a</w:t>
+          <w:iCs/>
+          <w:i/>
+        </w:rPr>
+        <w:t xml:space="preserve">A short framing note for Part II. Not a murder case, but the law that governs</w:t>
+      </w:r>
+      <w:r>
+        <w:rPr>
+          <w:iCs/>
+          <w:i/>
+        </w:rPr>
+        <w:t xml:space="preserve"> </w:t>
+      </w:r>
+      <w:r>
+        <w:rPr>
+          <w:iCs/>
+          <w:i/>
+        </w:rPr>
+        <w:t xml:space="preserve">every one of them.</w:t>
+      </w:r>
+    </w:p>
+    <w:p>
+      <w:pPr>
+        <w:pStyle w:val="BodyText"/>
+      </w:pPr>
+      <w:r>
+        <w:t xml:space="preserve">Before the chapters that follow, in which cell towers and GPS units and geotagged</w:t>
+      </w:r>
+      <w:r>
+        <w:t xml:space="preserve"> </w:t>
+      </w:r>
+      <w:r>
+        <w:t xml:space="preserve">photos deliver killers to the police, it is worth pausing on a question those</w:t>
+      </w:r>
+      <w:r>
+        <w:t xml:space="preserve"> </w:t>
+      </w:r>
+      <w:r>
+        <w:t xml:space="preserve">cases quietly assume has an answer: when</w:t>
+      </w:r>
+      <w:r>
+        <w:t xml:space="preserve"> </w:t>
+      </w:r>
+      <w:r>
+        <w:rPr>
+          <w:iCs/>
+          <w:i/>
+        </w:rPr>
+        <w:t xml:space="preserve">can</w:t>
+      </w:r>
+      <w:r>
+        <w:t xml:space="preserve"> </w:t>
+      </w:r>
+      <w:r>
+        <w:t xml:space="preserve">the police use these tools against</w:t>
+      </w:r>
+      <w:r>
+        <w:t xml:space="preserve"> </w:t>
+      </w:r>
+      <w:r>
+        <w:t xml:space="preserve">you? A phone that logs your every location is a prosecutor’s dream, but it is also,</w:t>
+      </w:r>
+      <w:r>
+        <w:t xml:space="preserve"> </w:t>
+      </w:r>
+      <w:r>
+        <w:t xml:space="preserve">in the wrong hands, a government’s dream, and the same technology that catches a</w:t>
+      </w:r>
+      <w:r>
+        <w:t xml:space="preserve"> </w:t>
+      </w:r>
+      <w:r>
+        <w:t xml:space="preserve">murderer can track an innocent citizen. Two decisions of the United States Supreme</w:t>
+      </w:r>
+      <w:r>
+        <w:t xml:space="preserve"> </w:t>
+      </w:r>
+      <w:r>
+        <w:t xml:space="preserve">Court drew the constitutional lines that the American location cases in this book</w:t>
+      </w:r>
+      <w:r>
+        <w:t xml:space="preserve"> </w:t>
+      </w:r>
+      <w:r>
+        <w:t xml:space="preserve">operate within, and they are worth knowing before we watch the machines testify.</w:t>
+      </w:r>
+    </w:p>
+    <w:p>
+      <w:pPr>
+        <w:pStyle w:val="BodyText"/>
+      </w:pPr>
+      <w:r>
+        <w:t xml:space="preserve">The first is</w:t>
+      </w:r>
+      <w:r>
+        <w:t xml:space="preserve"> </w:t>
+      </w:r>
+      <w:r>
+        <w:rPr>
+          <w:iCs/>
+          <w:i/>
+        </w:rPr>
+        <w:t xml:space="preserve">United States v. Jones</w:t>
+      </w:r>
+      <w:r>
+        <w:t xml:space="preserve"> </w:t>
+      </w:r>
+      <w:r>
+        <w:t xml:space="preserve">(2012). Antoine Jones was a Washington, D.C.</w:t>
+      </w:r>
+      <w:r>
+        <w:t xml:space="preserve"> </w:t>
+      </w:r>
+      <w:r>
+        <w:t xml:space="preserve">nightclub owner suspected of dealing cocaine. Investigators obtained a warrant to</w:t>
+      </w:r>
+      <w:r>
+        <w:t xml:space="preserve"> </w:t>
+      </w:r>
+      <w:r>
+        <w:t xml:space="preserve">attach a GPS tracker to a Jeep registered to his wife, but the warrant let them</w:t>
+      </w:r>
+      <w:r>
+        <w:t xml:space="preserve"> </w:t>
+      </w:r>
+      <w:r>
+        <w:t xml:space="preserve">install it in the District within ten days, and they installed it on the eleventh</w:t>
+      </w:r>
+      <w:r>
+        <w:t xml:space="preserve"> </w:t>
+      </w:r>
+      <w:r>
+        <w:t xml:space="preserve">day, in Maryland. In other words, they did it without a valid warrant. Then they</w:t>
+      </w:r>
+      <w:r>
+        <w:t xml:space="preserve"> </w:t>
+      </w:r>
+      <w:r>
+        <w:t xml:space="preserve">tracked the vehicle’s every movement for twenty-eight days and used the data to</w:t>
+      </w:r>
+      <w:r>
+        <w:t xml:space="preserve"> </w:t>
+      </w:r>
+      <w:r>
+        <w:t xml:space="preserve">tie Jones to a stash house.</w:t>
+      </w:r>
+    </w:p>
+    <w:p>
+      <w:pPr>
+        <w:pStyle w:val="BodyText"/>
+      </w:pPr>
+      <w:r>
+        <w:t xml:space="preserve">The Supreme Court held that this was a</w:t>
       </w:r>
       <w:r>
         <w:t xml:space="preserve"> </w:t>
@@ -9085,7 +9183,7 @@
         <w:t xml:space="preserve">“</w:t>
       </w:r>
       <w:r>
-        <w:t xml:space="preserve">mission</w:t>
+        <w:t xml:space="preserve">search</w:t>
       </w:r>
       <w:r>
         <w:t xml:space="preserve">”</w:t>
@@ -9094,70 +9192,13 @@
         <w:t xml:space="preserve"> </w:t>
       </w:r>
       <w:r>
-        <w:t xml:space="preserve">to steal a truck. In the same messages they discussed acquiring</w:t>
-      </w:r>
-      <w:r>
-        <w:t xml:space="preserve"> </w:t>
-      </w:r>
-      <w:r>
-        <w:t xml:space="preserve">and preparing something considerably more sinister than a crowbar: a ten-foot-tall</w:t>
-      </w:r>
-      <w:r>
-        <w:t xml:space="preserve"> </w:t>
-      </w:r>
-      <w:r>
-        <w:t xml:space="preserve">animal incinerator. Millard, the aviation heir, kept it in the woods behind the</w:t>
-      </w:r>
-      <w:r>
-        <w:t xml:space="preserve"> </w:t>
-      </w:r>
-      <w:r>
-        <w:t xml:space="preserve">barn on his farm, and it came with the sort of brand name a Hollywood screenwriter</w:t>
-      </w:r>
-      <w:r>
-        <w:t xml:space="preserve"> </w:t>
-      </w:r>
-      <w:r>
-        <w:t xml:space="preserve">would reject as too on-the-nose. It was called</w:t>
-      </w:r>
-      <w:r>
-        <w:t xml:space="preserve"> </w:t>
-      </w:r>
-      <w:r>
-        <w:rPr>
-          <w:bCs/>
-          <w:b/>
-        </w:rPr>
-        <w:t xml:space="preserve">The Eliminator</w:t>
-      </w:r>
-      <w:r>
-        <w:t xml:space="preserve">. Other texts</w:t>
-      </w:r>
-      <w:r>
-        <w:t xml:space="preserve"> </w:t>
-      </w:r>
-      <w:r>
-        <w:t xml:space="preserve">showed Millard buying a .380-calibre handgun the year before, and a photograph</w:t>
-      </w:r>
-      <w:r>
-        <w:t xml:space="preserve"> </w:t>
-      </w:r>
-      <w:r>
-        <w:t xml:space="preserve">showed Smich cheerfully posing with it.</w:t>
-      </w:r>
-    </w:p>
-    <w:p>
-      <w:pPr>
-        <w:pStyle w:val="BodyText"/>
-      </w:pPr>
-      <w:r>
-        <w:t xml:space="preserve">Line those facts up and the sequence turns your stomach. The gun, the incinerator,</w:t>
-      </w:r>
-      <w:r>
-        <w:t xml:space="preserve"> </w:t>
-      </w:r>
-      <w:r>
-        <w:t xml:space="preserve">and the</w:t>
+        <w:t xml:space="preserve">under the Fourth Amendment. The</w:t>
+      </w:r>
+      <w:r>
+        <w:t xml:space="preserve"> </w:t>
+      </w:r>
+      <w:r>
+        <w:t xml:space="preserve">government’s act of physically attaching a device to Jones’s vehicle, an</w:t>
       </w:r>
       <w:r>
         <w:t xml:space="preserve"> </w:t>
@@ -9166,7 +9207,7 @@
         <w:t xml:space="preserve">“</w:t>
       </w:r>
       <w:r>
-        <w:t xml:space="preserve">mission</w:t>
+        <w:t xml:space="preserve">effect</w:t>
       </w:r>
       <w:r>
         <w:t xml:space="preserve">”</w:t>
@@ -9175,449 +9216,229 @@
         <w:t xml:space="preserve"> </w:t>
       </w:r>
       <w:r>
-        <w:t xml:space="preserve">all existed before Tim Bosma entered the story. He was not the</w:t>
-      </w:r>
-      <w:r>
-        <w:t xml:space="preserve"> </w:t>
-      </w:r>
-      <w:r>
-        <w:t xml:space="preserve">motive. He was the last item acquired, the truck’s unlucky current owner, selected</w:t>
-      </w:r>
-      <w:r>
-        <w:t xml:space="preserve"> </w:t>
-      </w:r>
-      <w:r>
-        <w:t xml:space="preserve">the way you’d pick a listing off a screen, because he had the vehicle they wanted</w:t>
-      </w:r>
-      <w:r>
-        <w:t xml:space="preserve"> </w:t>
-      </w:r>
-      <w:r>
-        <w:t xml:space="preserve">and because he would, quite reasonably, come outside and climb in to show it off.</w:t>
-      </w:r>
-    </w:p>
-    <w:p>
-      <w:pPr>
-        <w:pStyle w:val="BodyText"/>
-      </w:pPr>
-      <w:r>
-        <w:t xml:space="preserve">The night of May 6 was reconstructed from surveillance cameras that caught the</w:t>
-      </w:r>
-      <w:r>
-        <w:t xml:space="preserve"> </w:t>
-      </w:r>
-      <w:r>
-        <w:t xml:space="preserve">truck moving through the dark in pieces, like a flip-book with pages missing. The</w:t>
-      </w:r>
-      <w:r>
-        <w:t xml:space="preserve"> </w:t>
-      </w:r>
-      <w:r>
-        <w:t xml:space="preserve">footage placed both men inside the Millard Air hangar at 1:33 a.m. Eleven minutes</w:t>
-      </w:r>
-      <w:r>
-        <w:t xml:space="preserve"> </w:t>
-      </w:r>
-      <w:r>
-        <w:t xml:space="preserve">later, at 1:44, it captured a large flame blooming out of that same hangar. You do</w:t>
-      </w:r>
-      <w:r>
-        <w:t xml:space="preserve"> </w:t>
-      </w:r>
-      <w:r>
-        <w:t xml:space="preserve">not need the rest of the evidence to know what that fire was. But the rest of the</w:t>
-      </w:r>
-      <w:r>
-        <w:t xml:space="preserve"> </w:t>
-      </w:r>
-      <w:r>
-        <w:t xml:space="preserve">evidence came anyway, in piles.</w:t>
-      </w:r>
-    </w:p>
-    <w:bookmarkEnd w:id="74"/>
-    <w:bookmarkStart w:id="75" w:name="what-was-left"/>
-    <w:p>
-      <w:pPr>
-        <w:pStyle w:val="Heading2"/>
-      </w:pPr>
-      <w:r>
-        <w:t xml:space="preserve">What was left</w:t>
-      </w:r>
-    </w:p>
-    <w:p>
-      <w:pPr>
-        <w:pStyle w:val="FirstParagraph"/>
-      </w:pPr>
-      <w:r>
-        <w:t xml:space="preserve">When police found Tim Bosma’s truck, it was sitting at the home of Millard’s</w:t>
-      </w:r>
-      <w:r>
-        <w:t xml:space="preserve"> </w:t>
-      </w:r>
-      <w:r>
-        <w:t xml:space="preserve">mother, which is not where careful men park the evidence. Tim’s blood was sprayed</w:t>
-      </w:r>
-      <w:r>
-        <w:t xml:space="preserve"> </w:t>
-      </w:r>
-      <w:r>
-        <w:t xml:space="preserve">through the cab. The passenger window, his window, was shattered. Millard’s</w:t>
-      </w:r>
-      <w:r>
-        <w:t xml:space="preserve"> </w:t>
-      </w:r>
-      <w:r>
-        <w:t xml:space="preserve">fingerprints were on the rear-view mirror and the driver’s door. Inside the truck</w:t>
-      </w:r>
-      <w:r>
-        <w:t xml:space="preserve"> </w:t>
-      </w:r>
-      <w:r>
-        <w:t xml:space="preserve">were gunshot residue and a .380-calibre shell casing, the spent twin of the round</w:t>
-      </w:r>
-      <w:r>
-        <w:t xml:space="preserve"> </w:t>
-      </w:r>
-      <w:r>
-        <w:t xml:space="preserve">that started this.</w:t>
-      </w:r>
-    </w:p>
-    <w:p>
-      <w:pPr>
-        <w:pStyle w:val="BodyText"/>
-      </w:pPr>
-      <w:r>
-        <w:t xml:space="preserve">Behind the barn on Millard’s farm sat The Eliminator. Inside it were male human</w:t>
-      </w:r>
-      <w:r>
-        <w:t xml:space="preserve"> </w:t>
-      </w:r>
-      <w:r>
-        <w:t xml:space="preserve">bones. On its hatch was Tim Bosma’s blood. The incinerator had done what it was</w:t>
-      </w:r>
-      <w:r>
-        <w:t xml:space="preserve"> </w:t>
-      </w:r>
-      <w:r>
-        <w:t xml:space="preserve">purchased to do, but a fire that erases a body does not erase the machine that</w:t>
-      </w:r>
-      <w:r>
-        <w:t xml:space="preserve"> </w:t>
-      </w:r>
-      <w:r>
-        <w:t xml:space="preserve">held it, and Millard had kept the machine.</w:t>
-      </w:r>
-    </w:p>
-    <w:p>
-      <w:pPr>
-        <w:pStyle w:val="BodyText"/>
-      </w:pPr>
-      <w:r>
-        <w:t xml:space="preserve">The aftermath kept manufacturing evidence like a factory nobody could shut off.</w:t>
-      </w:r>
-      <w:r>
-        <w:t xml:space="preserve"> </w:t>
-      </w:r>
-      <w:r>
-        <w:t xml:space="preserve">After his arrest, Smich had friends fetch the murder weapon from a toolbox, then</w:t>
-      </w:r>
-      <w:r>
-        <w:t xml:space="preserve"> </w:t>
-      </w:r>
-      <w:r>
-        <w:t xml:space="preserve">buried the gun and refused to say where, a plan that works right up until a friend</w:t>
-      </w:r>
-      <w:r>
-        <w:t xml:space="preserve"> </w:t>
-      </w:r>
-      <w:r>
-        <w:t xml:space="preserve">decides to testify. From jail, Millard wrote letters to his girlfriend</w:t>
-      </w:r>
-      <w:r>
-        <w:t xml:space="preserve"> </w:t>
-      </w:r>
-      <w:r>
-        <w:t xml:space="preserve">instructing her on how to obstruct the investigation and pin the whole thing on</w:t>
-      </w:r>
-      <w:r>
-        <w:t xml:space="preserve"> </w:t>
-      </w:r>
-      <w:r>
-        <w:t xml:space="preserve">Smich, correspondence that did not stay private and became its own small disaster</w:t>
-      </w:r>
-      <w:r>
-        <w:t xml:space="preserve"> </w:t>
-      </w:r>
-      <w:r>
-        <w:t xml:space="preserve">at trial.</w:t>
-      </w:r>
-    </w:p>
-    <w:bookmarkEnd w:id="75"/>
-    <w:bookmarkStart w:id="76" w:name="each-pointing-at-the-other"/>
-    <w:p>
-      <w:pPr>
-        <w:pStyle w:val="Heading2"/>
-      </w:pPr>
-      <w:r>
-        <w:t xml:space="preserve">Each pointing at the other</w:t>
-      </w:r>
-    </w:p>
-    <w:p>
-      <w:pPr>
-        <w:pStyle w:val="FirstParagraph"/>
-      </w:pPr>
-      <w:r>
-        <w:t xml:space="preserve">The trial ran six months, and its signature feature was the sight of two friends</w:t>
-      </w:r>
-      <w:r>
-        <w:t xml:space="preserve"> </w:t>
-      </w:r>
-      <w:r>
-        <w:t xml:space="preserve">turning on each other with the enthusiasm of men who had just realized only one</w:t>
-      </w:r>
-      <w:r>
-        <w:t xml:space="preserve"> </w:t>
-      </w:r>
-      <w:r>
-        <w:t xml:space="preserve">lifeboat remained. The lawyers call these</w:t>
-      </w:r>
-      <w:r>
-        <w:t xml:space="preserve"> </w:t>
-      </w:r>
-      <w:r>
-        <w:t xml:space="preserve">“</w:t>
-      </w:r>
-      <w:r>
-        <w:t xml:space="preserve">cut-throat defences,</w:t>
-      </w:r>
-      <w:r>
-        <w:t xml:space="preserve">”</w:t>
-      </w:r>
-      <w:r>
-        <w:t xml:space="preserve"> </w:t>
-      </w:r>
-      <w:r>
-        <w:t xml:space="preserve">and the name has</w:t>
-      </w:r>
-      <w:r>
-        <w:t xml:space="preserve"> </w:t>
-      </w:r>
-      <w:r>
-        <w:t xml:space="preserve">never been more literal.</w:t>
-      </w:r>
-    </w:p>
-    <w:p>
-      <w:pPr>
-        <w:pStyle w:val="BodyText"/>
-      </w:pPr>
-      <w:r>
-        <w:t xml:space="preserve">Smich took the stand and testified that Millard had brought the gun and shot</w:t>
-      </w:r>
-      <w:r>
-        <w:t xml:space="preserve"> </w:t>
-      </w:r>
-      <w:r>
-        <w:t xml:space="preserve">Bosma, and that he, Smich, had only helped destroy the evidence afterward because</w:t>
-      </w:r>
-      <w:r>
-        <w:t xml:space="preserve"> </w:t>
-      </w:r>
-      <w:r>
-        <w:t xml:space="preserve">he was</w:t>
-      </w:r>
-      <w:r>
-        <w:t xml:space="preserve"> </w:t>
-      </w:r>
-      <w:r>
-        <w:t xml:space="preserve">“</w:t>
-      </w:r>
-      <w:r>
-        <w:t xml:space="preserve">utterly shocked at everything,</w:t>
-      </w:r>
-      <w:r>
-        <w:t xml:space="preserve">”</w:t>
-      </w:r>
-      <w:r>
-        <w:t xml:space="preserve"> </w:t>
-      </w:r>
-      <w:r>
-        <w:t xml:space="preserve">a shock that apparently did not prevent</w:t>
-      </w:r>
-      <w:r>
-        <w:t xml:space="preserve"> </w:t>
-      </w:r>
-      <w:r>
-        <w:t xml:space="preserve">him from being extremely helpful with the cleanup. Millard declined to testify at</w:t>
-      </w:r>
-      <w:r>
-        <w:t xml:space="preserve"> </w:t>
-      </w:r>
-      <w:r>
-        <w:t xml:space="preserve">all, but his lawyer’s closing pointed the finger squarely back at Smich as the</w:t>
-      </w:r>
-      <w:r>
-        <w:t xml:space="preserve"> </w:t>
-      </w:r>
-      <w:r>
-        <w:t xml:space="preserve">triggerman. The jury was invited, in effect, to believe both men’s accounts of</w:t>
-      </w:r>
-      <w:r>
-        <w:t xml:space="preserve"> </w:t>
-      </w:r>
-      <w:r>
-        <w:t xml:space="preserve">the other, which together added up to a complete confession with the names left</w:t>
-      </w:r>
-      <w:r>
-        <w:t xml:space="preserve"> </w:t>
-      </w:r>
-      <w:r>
-        <w:t xml:space="preserve">as an exercise for the reader.</w:t>
-      </w:r>
-    </w:p>
-    <w:p>
-      <w:pPr>
-        <w:pStyle w:val="BodyText"/>
-      </w:pPr>
-      <w:r>
-        <w:t xml:space="preserve">In June 2016 the jury convicted both of first-degree murder. The appeals that</w:t>
-      </w:r>
-      <w:r>
-        <w:t xml:space="preserve"> </w:t>
-      </w:r>
-      <w:r>
-        <w:t xml:space="preserve">followed were fought almost entirely over the procedural chaos of that two-headed</w:t>
-      </w:r>
-      <w:r>
-        <w:t xml:space="preserve"> </w:t>
-      </w:r>
-      <w:r>
-        <w:t xml:space="preserve">defence, the character attacks, the rap lyrics admitted as evidence, the</w:t>
-      </w:r>
-      <w:r>
-        <w:t xml:space="preserve"> </w:t>
-      </w:r>
-      <w:r>
-        <w:t xml:space="preserve">inflammatory closings, rather than over whether they’d done it. In June 2023 the</w:t>
-      </w:r>
-      <w:r>
-        <w:t xml:space="preserve"> </w:t>
-      </w:r>
-      <w:r>
-        <w:t xml:space="preserve">Court of Appeal for Ontario worked through every ground, found most so weak it</w:t>
-      </w:r>
-      <w:r>
-        <w:t xml:space="preserve"> </w:t>
-      </w:r>
-      <w:r>
-        <w:t xml:space="preserve">didn’t need to hear from the Crown, and dismissed both appeals. The evidence, the</w:t>
-      </w:r>
-      <w:r>
-        <w:t xml:space="preserve"> </w:t>
-      </w:r>
-      <w:r>
-        <w:t xml:space="preserve">Crown had said, was overwhelming. The court gave no sign of disagreeing.</w:t>
-      </w:r>
-    </w:p>
-    <w:bookmarkEnd w:id="76"/>
-    <w:bookmarkStart w:id="78" w:name="howd-they-get-caught"/>
-    <w:p>
-      <w:pPr>
-        <w:pStyle w:val="Heading2"/>
-      </w:pPr>
-      <w:r>
-        <w:t xml:space="preserve">How’d they get caught?</w:t>
-      </w:r>
-    </w:p>
-    <w:p>
-      <w:pPr>
-        <w:pStyle w:val="FirstParagraph"/>
-      </w:pPr>
-      <w:r>
-        <w:t xml:space="preserve">They wrote it all down. That is the short answer and very nearly the whole one.</w:t>
-      </w:r>
-      <w:r>
-        <w:t xml:space="preserve"> </w:t>
-      </w:r>
-      <w:r>
-        <w:t xml:space="preserve">The motive, the</w:t>
-      </w:r>
-      <w:r>
-        <w:t xml:space="preserve"> </w:t>
-      </w:r>
-      <w:r>
-        <w:t xml:space="preserve">“</w:t>
-      </w:r>
-      <w:r>
-        <w:t xml:space="preserve">mission,</w:t>
-      </w:r>
-      <w:r>
-        <w:t xml:space="preserve">”</w:t>
-      </w:r>
-      <w:r>
-        <w:t xml:space="preserve"> </w:t>
-      </w:r>
-      <w:r>
-        <w:t xml:space="preserve">the gun, the mail-order crematorium with the villain’s</w:t>
-      </w:r>
-      <w:r>
-        <w:t xml:space="preserve"> </w:t>
-      </w:r>
-      <w:r>
-        <w:t xml:space="preserve">name on the side, all of it lived in text messages and photographs and a farm</w:t>
-      </w:r>
-      <w:r>
-        <w:t xml:space="preserve"> </w:t>
-      </w:r>
-      <w:r>
-        <w:t xml:space="preserve">calendar, a premeditated murder helpfully preserved in writing months before its</w:t>
-      </w:r>
-      <w:r>
-        <w:t xml:space="preserve"> </w:t>
-      </w:r>
-      <w:r>
-        <w:t xml:space="preserve">victim was even chosen. Then the physical world stepped forward to confirm what</w:t>
-      </w:r>
-      <w:r>
-        <w:t xml:space="preserve"> </w:t>
-      </w:r>
-      <w:r>
-        <w:t xml:space="preserve">the phones had already confessed: cameras caught the truck and the 1:44 flame; the</w:t>
-      </w:r>
-      <w:r>
-        <w:t xml:space="preserve"> </w:t>
-      </w:r>
-      <w:r>
-        <w:t xml:space="preserve">truck itself gave up Tim’s blood, Millard’s prints, and the shell casing; and The</w:t>
-      </w:r>
-      <w:r>
-        <w:t xml:space="preserve"> </w:t>
-      </w:r>
-      <w:r>
-        <w:t xml:space="preserve">Eliminator surrendered the bones and blood the fire couldn’t reach. Two men had</w:t>
-      </w:r>
-      <w:r>
-        <w:t xml:space="preserve"> </w:t>
-      </w:r>
-      <w:r>
-        <w:t xml:space="preserve">planned this crime down to the machine that would dispose of the body, and it</w:t>
-      </w:r>
-      <w:r>
-        <w:t xml:space="preserve"> </w:t>
-      </w:r>
-      <w:r>
-        <w:t xml:space="preserve">never once occurred to either of them that a truck, a hangar, and a pair of</w:t>
-      </w:r>
-      <w:r>
-        <w:t xml:space="preserve"> </w:t>
-      </w:r>
-      <w:r>
-        <w:t xml:space="preserve">cellphones are all just witnesses that don’t blink. Tim Bosma’s family learned</w:t>
-      </w:r>
-      <w:r>
-        <w:t xml:space="preserve"> </w:t>
-      </w:r>
-      <w:r>
-        <w:t xml:space="preserve">what happened to him for one reason. His killers couldn’t stop taking notes.</w:t>
+        <w:t xml:space="preserve">in the language of the Amendment, in order to gather information, was exactly the</w:t>
+      </w:r>
+      <w:r>
+        <w:t xml:space="preserve"> </w:t>
+      </w:r>
+      <w:r>
+        <w:t xml:space="preserve">sort of trespass the Constitution was written to check. The police cannot simply</w:t>
+      </w:r>
+      <w:r>
+        <w:t xml:space="preserve"> </w:t>
+      </w:r>
+      <w:r>
+        <w:t xml:space="preserve">bolt a tracker to your car and follow you for a month; doing so triggers the</w:t>
+      </w:r>
+      <w:r>
+        <w:t xml:space="preserve"> </w:t>
+      </w:r>
+      <w:r>
+        <w:t xml:space="preserve">Fourth Amendment’s protections. It is the reason the GPS evidence in the murder</w:t>
+      </w:r>
+      <w:r>
+        <w:t xml:space="preserve"> </w:t>
+      </w:r>
+      <w:r>
+        <w:t xml:space="preserve">cases that follow had to be obtained properly, and the reason a defendant like</w:t>
+      </w:r>
+      <w:r>
+        <w:t xml:space="preserve"> </w:t>
+      </w:r>
+      <w:r>
+        <w:t xml:space="preserve">Raja Dosanjh (Chapter 11) would try, however unsuccessfully, to have his car’s</w:t>
+      </w:r>
+      <w:r>
+        <w:t xml:space="preserve"> </w:t>
+      </w:r>
+      <w:r>
+        <w:t xml:space="preserve">tracklog thrown out.</w:t>
+      </w:r>
+    </w:p>
+    <w:p>
+      <w:pPr>
+        <w:pStyle w:val="BodyText"/>
+      </w:pPr>
+      <w:r>
+        <w:t xml:space="preserve">Its companion is</w:t>
+      </w:r>
+      <w:r>
+        <w:t xml:space="preserve"> </w:t>
+      </w:r>
+      <w:r>
+        <w:rPr>
+          <w:iCs/>
+          <w:i/>
+        </w:rPr>
+        <w:t xml:space="preserve">Carpenter v. United States</w:t>
+      </w:r>
+      <w:r>
+        <w:t xml:space="preserve"> </w:t>
+      </w:r>
+      <w:r>
+        <w:t xml:space="preserve">(2018), which extended the same</w:t>
+      </w:r>
+      <w:r>
+        <w:t xml:space="preserve"> </w:t>
+      </w:r>
+      <w:r>
+        <w:t xml:space="preserve">caution from a device the police attach to one they merely ask a company to hand</w:t>
+      </w:r>
+      <w:r>
+        <w:t xml:space="preserve"> </w:t>
+      </w:r>
+      <w:r>
+        <w:t xml:space="preserve">over. There the government had obtained months of historical cell-site location</w:t>
+      </w:r>
+      <w:r>
+        <w:t xml:space="preserve"> </w:t>
+      </w:r>
+      <w:r>
+        <w:t xml:space="preserve">records, the log of which towers a suspect’s phone connected to, without a warrant,</w:t>
+      </w:r>
+      <w:r>
+        <w:t xml:space="preserve"> </w:t>
+      </w:r>
+      <w:r>
+        <w:t xml:space="preserve">and used them to place him near a string of robberies. The Court held that</w:t>
+      </w:r>
+      <w:r>
+        <w:t xml:space="preserve"> </w:t>
+      </w:r>
+      <w:r>
+        <w:t xml:space="preserve">acquiring that kind of pervasive, long-term location history is also a search</w:t>
+      </w:r>
+      <w:r>
+        <w:t xml:space="preserve"> </w:t>
+      </w:r>
+      <w:r>
+        <w:t xml:space="preserve">requiring a warrant, refusing to treat the digital trail we leave with our phone</w:t>
+      </w:r>
+      <w:r>
+        <w:t xml:space="preserve"> </w:t>
+      </w:r>
+      <w:r>
+        <w:t xml:space="preserve">companies as fair game simply because a third party holds it.</w:t>
+      </w:r>
+      <w:r>
+        <w:t xml:space="preserve"> </w:t>
+      </w:r>
+      <w:r>
+        <w:rPr>
+          <w:iCs/>
+          <w:i/>
+        </w:rPr>
+        <w:t xml:space="preserve">(Carpenter is the</w:t>
+      </w:r>
+      <w:r>
+        <w:rPr>
+          <w:iCs/>
+          <w:i/>
+        </w:rPr>
+        <w:t xml:space="preserve"> </w:t>
+      </w:r>
+      <w:r>
+        <w:rPr>
+          <w:iCs/>
+          <w:i/>
+        </w:rPr>
+        <w:t xml:space="preserve">essential companion to this interlude; its own chapter-length treatment can be</w:t>
+      </w:r>
+      <w:r>
+        <w:rPr>
+          <w:iCs/>
+          <w:i/>
+        </w:rPr>
+        <w:t xml:space="preserve"> </w:t>
+      </w:r>
+      <w:r>
+        <w:rPr>
+          <w:iCs/>
+          <w:i/>
+        </w:rPr>
+        <w:t xml:space="preserve">slotted here once the decision is in hand.)</w:t>
+      </w:r>
+    </w:p>
+    <w:p>
+      <w:pPr>
+        <w:pStyle w:val="BodyText"/>
+      </w:pPr>
+      <w:r>
+        <w:t xml:space="preserve">Together,</w:t>
+      </w:r>
+      <w:r>
+        <w:t xml:space="preserve"> </w:t>
+      </w:r>
+      <w:r>
+        <w:rPr>
+          <w:iCs/>
+          <w:i/>
+        </w:rPr>
+        <w:t xml:space="preserve">Jones</w:t>
+      </w:r>
+      <w:r>
+        <w:t xml:space="preserve"> </w:t>
+      </w:r>
+      <w:r>
+        <w:t xml:space="preserve">and</w:t>
+      </w:r>
+      <w:r>
+        <w:t xml:space="preserve"> </w:t>
+      </w:r>
+      <w:r>
+        <w:rPr>
+          <w:iCs/>
+          <w:i/>
+        </w:rPr>
+        <w:t xml:space="preserve">Carpenter</w:t>
+      </w:r>
+      <w:r>
+        <w:t xml:space="preserve"> </w:t>
+      </w:r>
+      <w:r>
+        <w:t xml:space="preserve">are the rules of the road for everything in this</w:t>
+      </w:r>
+      <w:r>
+        <w:t xml:space="preserve"> </w:t>
+      </w:r>
+      <w:r>
+        <w:t xml:space="preserve">part of the book. They do not stop the police from using cell towers and GPS to</w:t>
+      </w:r>
+      <w:r>
+        <w:t xml:space="preserve"> </w:t>
+      </w:r>
+      <w:r>
+        <w:t xml:space="preserve">catch killers; the chapters that follow are proof that they use them to</w:t>
+      </w:r>
+      <w:r>
+        <w:t xml:space="preserve"> </w:t>
+      </w:r>
+      <w:r>
+        <w:t xml:space="preserve">devastating effect. What the two decisions insist on is that the power be used</w:t>
+      </w:r>
+      <w:r>
+        <w:t xml:space="preserve"> </w:t>
+      </w:r>
+      <w:r>
+        <w:t xml:space="preserve">under a warrant, with a judge in the loop, because a tool precise enough to convict</w:t>
+      </w:r>
+      <w:r>
+        <w:t xml:space="preserve"> </w:t>
+      </w:r>
+      <w:r>
+        <w:t xml:space="preserve">the guilty is precise enough to surveil the innocent, and the line between the two</w:t>
+      </w:r>
+      <w:r>
+        <w:t xml:space="preserve"> </w:t>
+      </w:r>
+      <w:r>
+        <w:t xml:space="preserve">is drawn not by the technology but by the law that governs it. Keep these rules in</w:t>
+      </w:r>
+      <w:r>
+        <w:t xml:space="preserve"> </w:t>
+      </w:r>
+      <w:r>
+        <w:t xml:space="preserve">mind as the machines begin to talk.</w:t>
       </w:r>
     </w:p>
     <w:p>
@@ -9636,6 +9457,823 @@
           <w:bCs/>
           <w:b/>
         </w:rPr>
+        <w:t xml:space="preserve">📖 Read the cases yourself:</w:t>
+      </w:r>
+      <w:r>
+        <w:t xml:space="preserve"> </w:t>
+      </w:r>
+      <w:r>
+        <w:rPr>
+          <w:iCs/>
+          <w:i/>
+        </w:rPr>
+        <w:t xml:space="preserve">United States v. Jones</w:t>
+      </w:r>
+      <w:r>
+        <w:t xml:space="preserve">, 565 U.S. 400 (2012);</w:t>
+      </w:r>
+      <w:r>
+        <w:t xml:space="preserve"> </w:t>
+      </w:r>
+      <w:r>
+        <w:rPr>
+          <w:iCs/>
+          <w:i/>
+        </w:rPr>
+        <w:t xml:space="preserve">Carpenter v. United States</w:t>
+      </w:r>
+      <w:r>
+        <w:t xml:space="preserve">, 585 U.S. 296, 138 S. Ct. 2206 (2018), Supreme Court</w:t>
+      </w:r>
+      <w:r>
+        <w:t xml:space="preserve"> </w:t>
+      </w:r>
+      <w:r>
+        <w:t xml:space="preserve">of the United States.</w:t>
+      </w:r>
+      <w:r>
+        <w:t xml:space="preserve"> </w:t>
+      </w:r>
+      <w:r>
+        <w:t xml:space="preserve">Free online:</w:t>
+      </w:r>
+      <w:r>
+        <w:t xml:space="preserve"> </w:t>
+      </w:r>
+      <w:hyperlink r:id="rId74">
+        <w:r>
+          <w:rPr>
+            <w:rStyle w:val="Hyperlink"/>
+          </w:rPr>
+          <w:t xml:space="preserve">Jones (Justia)</w:t>
+        </w:r>
+      </w:hyperlink>
+      <w:r>
+        <w:t xml:space="preserve"> </w:t>
+      </w:r>
+      <w:r>
+        <w:t xml:space="preserve">· Carpenter: supremecourt.gov (slip opinion 16-402).</w:t>
+      </w:r>
+    </w:p>
+    <w:bookmarkEnd w:id="75"/>
+    <w:bookmarkStart w:id="81" w:name="chapter-9---the-test-drive"/>
+    <w:p>
+      <w:pPr>
+        <w:pStyle w:val="Heading1"/>
+      </w:pPr>
+      <w:r>
+        <w:t xml:space="preserve">Chapter 9 - The Test Drive</w:t>
+      </w:r>
+    </w:p>
+    <w:p>
+      <w:pPr>
+        <w:pStyle w:val="FirstParagraph"/>
+      </w:pPr>
+      <w:r>
+        <w:rPr>
+          <w:bCs/>
+          <w:b/>
+        </w:rPr>
+        <w:t xml:space="preserve">They wanted a truck and didn’t much care who came attached to it. Tim Bosma</w:t>
+      </w:r>
+      <w:r>
+        <w:rPr>
+          <w:bCs/>
+          <w:b/>
+        </w:rPr>
+        <w:t xml:space="preserve"> </w:t>
+      </w:r>
+      <w:r>
+        <w:rPr>
+          <w:bCs/>
+          <w:b/>
+        </w:rPr>
+        <w:t xml:space="preserve">was chosen by his own online for-sale ad.</w:t>
+      </w:r>
+    </w:p>
+    <w:p>
+      <w:pPr>
+        <w:pStyle w:val="BodyText"/>
+      </w:pPr>
+      <w:r>
+        <w:t xml:space="preserve">Some victims are hunted. Tim Bosma was, in the most ordinary and heartbreaking</w:t>
+      </w:r>
+      <w:r>
+        <w:t xml:space="preserve"> </w:t>
+      </w:r>
+      <w:r>
+        <w:t xml:space="preserve">way imaginable, simply</w:t>
+      </w:r>
+      <w:r>
+        <w:t xml:space="preserve"> </w:t>
+      </w:r>
+      <w:r>
+        <w:rPr>
+          <w:iCs/>
+          <w:i/>
+        </w:rPr>
+        <w:t xml:space="preserve">shopped for</w:t>
+      </w:r>
+      <w:r>
+        <w:t xml:space="preserve">.</w:t>
+      </w:r>
+    </w:p>
+    <w:p>
+      <w:pPr>
+        <w:pStyle w:val="BodyText"/>
+      </w:pPr>
+      <w:r>
+        <w:t xml:space="preserve">In April 2013 he did the thing thousands of people do every week: he posted his</w:t>
+      </w:r>
+      <w:r>
+        <w:t xml:space="preserve"> </w:t>
+      </w:r>
+      <w:r>
+        <w:t xml:space="preserve">truck for sale online. He was thirty-two, living just outside Ancaster, Ontario,</w:t>
+      </w:r>
+      <w:r>
+        <w:t xml:space="preserve"> </w:t>
+      </w:r>
+      <w:r>
+        <w:t xml:space="preserve">with his wife and small daughter, and the family had decided to part with his</w:t>
+      </w:r>
+      <w:r>
+        <w:t xml:space="preserve"> </w:t>
+      </w:r>
+      <w:r>
+        <w:t xml:space="preserve">Dodge 3500 diesel pickup. A buyer messaged, and a viewing was arranged for the</w:t>
+      </w:r>
+      <w:r>
+        <w:t xml:space="preserve"> </w:t>
+      </w:r>
+      <w:r>
+        <w:t xml:space="preserve">evening of May 6.</w:t>
+      </w:r>
+    </w:p>
+    <w:p>
+      <w:pPr>
+        <w:pStyle w:val="BodyText"/>
+      </w:pPr>
+      <w:r>
+        <w:t xml:space="preserve">Two men turned up. The three went for a test drive, Dellen Millard at the wheel,</w:t>
+      </w:r>
+      <w:r>
+        <w:t xml:space="preserve"> </w:t>
+      </w:r>
+      <w:r>
+        <w:t xml:space="preserve">Tim in the passenger seat, Mark Smich in the back. It is the most unremarkable</w:t>
+      </w:r>
+      <w:r>
+        <w:t xml:space="preserve"> </w:t>
+      </w:r>
+      <w:r>
+        <w:t xml:space="preserve">scene in the world, a man showing strangers his truck, and it was the last thing</w:t>
+      </w:r>
+      <w:r>
+        <w:t xml:space="preserve"> </w:t>
+      </w:r>
+      <w:r>
+        <w:t xml:space="preserve">Tim Bosma ever did. He never came home.</w:t>
+      </w:r>
+    </w:p>
+    <w:p>
+      <w:pPr>
+        <w:pStyle w:val="BodyText"/>
+      </w:pPr>
+      <w:r>
+        <w:t xml:space="preserve">What his family could not have known, and what a jury would later assemble from</w:t>
+      </w:r>
+      <w:r>
+        <w:t xml:space="preserve"> </w:t>
+      </w:r>
+      <w:r>
+        <w:t xml:space="preserve">the killers’ own text messages, is that the test drive was not the beginning of</w:t>
+      </w:r>
+      <w:r>
+        <w:t xml:space="preserve"> </w:t>
+      </w:r>
+      <w:r>
+        <w:t xml:space="preserve">anything. It was the last step of a plan that had been running for months, a plan</w:t>
+      </w:r>
+      <w:r>
+        <w:t xml:space="preserve"> </w:t>
+      </w:r>
+      <w:r>
+        <w:t xml:space="preserve">that required a truck and was supremely indifferent to who owned it. Tim Bosma</w:t>
+      </w:r>
+      <w:r>
+        <w:t xml:space="preserve"> </w:t>
+      </w:r>
+      <w:r>
+        <w:t xml:space="preserve">did not stumble into a robbery. He answered a classified ad that a pair of killers</w:t>
+      </w:r>
+      <w:r>
+        <w:t xml:space="preserve"> </w:t>
+      </w:r>
+      <w:r>
+        <w:t xml:space="preserve">had, in effect, been waiting for someone to answer.</w:t>
+      </w:r>
+    </w:p>
+    <w:bookmarkStart w:id="76" w:name="the-mission"/>
+    <w:p>
+      <w:pPr>
+        <w:pStyle w:val="Heading2"/>
+      </w:pPr>
+      <w:r>
+        <w:t xml:space="preserve">The mission</w:t>
+      </w:r>
+    </w:p>
+    <w:p>
+      <w:pPr>
+        <w:pStyle w:val="FirstParagraph"/>
+      </w:pPr>
+      <w:r>
+        <w:t xml:space="preserve">The Court of Appeal set out the Crown’s case in a single paragraph so damning it</w:t>
+      </w:r>
+      <w:r>
+        <w:t xml:space="preserve"> </w:t>
+      </w:r>
+      <w:r>
+        <w:t xml:space="preserve">is worth reading slowly, the way you’d read a shopping list found at a crime</w:t>
+      </w:r>
+      <w:r>
+        <w:t xml:space="preserve"> </w:t>
+      </w:r>
+      <w:r>
+        <w:t xml:space="preserve">scene, because that is more or less what it is.</w:t>
+      </w:r>
+    </w:p>
+    <w:p>
+      <w:pPr>
+        <w:pStyle w:val="BodyText"/>
+      </w:pPr>
+      <w:r>
+        <w:t xml:space="preserve">For months before Tim Bosma died, Millard and Smich had been texting each other</w:t>
+      </w:r>
+      <w:r>
+        <w:t xml:space="preserve"> </w:t>
+      </w:r>
+      <w:r>
+        <w:t xml:space="preserve">about a</w:t>
+      </w:r>
+      <w:r>
+        <w:t xml:space="preserve"> </w:t>
+      </w:r>
+      <w:r>
+        <w:t xml:space="preserve">“</w:t>
+      </w:r>
+      <w:r>
+        <w:t xml:space="preserve">mission</w:t>
+      </w:r>
+      <w:r>
+        <w:t xml:space="preserve">”</w:t>
+      </w:r>
+      <w:r>
+        <w:t xml:space="preserve"> </w:t>
+      </w:r>
+      <w:r>
+        <w:t xml:space="preserve">to steal a truck. In the same messages they discussed acquiring</w:t>
+      </w:r>
+      <w:r>
+        <w:t xml:space="preserve"> </w:t>
+      </w:r>
+      <w:r>
+        <w:t xml:space="preserve">and preparing something considerably more sinister than a crowbar: a ten-foot-tall</w:t>
+      </w:r>
+      <w:r>
+        <w:t xml:space="preserve"> </w:t>
+      </w:r>
+      <w:r>
+        <w:t xml:space="preserve">animal incinerator. Millard, the aviation heir, kept it in the woods behind the</w:t>
+      </w:r>
+      <w:r>
+        <w:t xml:space="preserve"> </w:t>
+      </w:r>
+      <w:r>
+        <w:t xml:space="preserve">barn on his farm, and it came with the sort of brand name a Hollywood screenwriter</w:t>
+      </w:r>
+      <w:r>
+        <w:t xml:space="preserve"> </w:t>
+      </w:r>
+      <w:r>
+        <w:t xml:space="preserve">would reject as too on-the-nose. It was called</w:t>
+      </w:r>
+      <w:r>
+        <w:t xml:space="preserve"> </w:t>
+      </w:r>
+      <w:r>
+        <w:rPr>
+          <w:bCs/>
+          <w:b/>
+        </w:rPr>
+        <w:t xml:space="preserve">The Eliminator</w:t>
+      </w:r>
+      <w:r>
+        <w:t xml:space="preserve">. Other texts</w:t>
+      </w:r>
+      <w:r>
+        <w:t xml:space="preserve"> </w:t>
+      </w:r>
+      <w:r>
+        <w:t xml:space="preserve">showed Millard buying a .380-calibre handgun the year before, and a photograph</w:t>
+      </w:r>
+      <w:r>
+        <w:t xml:space="preserve"> </w:t>
+      </w:r>
+      <w:r>
+        <w:t xml:space="preserve">showed Smich cheerfully posing with it.</w:t>
+      </w:r>
+    </w:p>
+    <w:p>
+      <w:pPr>
+        <w:pStyle w:val="BodyText"/>
+      </w:pPr>
+      <w:r>
+        <w:t xml:space="preserve">Line those facts up and the sequence turns your stomach. The gun, the incinerator,</w:t>
+      </w:r>
+      <w:r>
+        <w:t xml:space="preserve"> </w:t>
+      </w:r>
+      <w:r>
+        <w:t xml:space="preserve">and the</w:t>
+      </w:r>
+      <w:r>
+        <w:t xml:space="preserve"> </w:t>
+      </w:r>
+      <w:r>
+        <w:t xml:space="preserve">“</w:t>
+      </w:r>
+      <w:r>
+        <w:t xml:space="preserve">mission</w:t>
+      </w:r>
+      <w:r>
+        <w:t xml:space="preserve">”</w:t>
+      </w:r>
+      <w:r>
+        <w:t xml:space="preserve"> </w:t>
+      </w:r>
+      <w:r>
+        <w:t xml:space="preserve">all existed before Tim Bosma entered the story. He was not the</w:t>
+      </w:r>
+      <w:r>
+        <w:t xml:space="preserve"> </w:t>
+      </w:r>
+      <w:r>
+        <w:t xml:space="preserve">motive. He was the last item acquired, the truck’s unlucky current owner, selected</w:t>
+      </w:r>
+      <w:r>
+        <w:t xml:space="preserve"> </w:t>
+      </w:r>
+      <w:r>
+        <w:t xml:space="preserve">the way you’d pick a listing off a screen, because he had the vehicle they wanted</w:t>
+      </w:r>
+      <w:r>
+        <w:t xml:space="preserve"> </w:t>
+      </w:r>
+      <w:r>
+        <w:t xml:space="preserve">and because he would, quite reasonably, come outside and climb in to show it off.</w:t>
+      </w:r>
+    </w:p>
+    <w:p>
+      <w:pPr>
+        <w:pStyle w:val="BodyText"/>
+      </w:pPr>
+      <w:r>
+        <w:t xml:space="preserve">The night of May 6 was reconstructed from surveillance cameras that caught the</w:t>
+      </w:r>
+      <w:r>
+        <w:t xml:space="preserve"> </w:t>
+      </w:r>
+      <w:r>
+        <w:t xml:space="preserve">truck moving through the dark in pieces, like a flip-book with pages missing. The</w:t>
+      </w:r>
+      <w:r>
+        <w:t xml:space="preserve"> </w:t>
+      </w:r>
+      <w:r>
+        <w:t xml:space="preserve">footage placed both men inside the Millard Air hangar at 1:33 a.m. Eleven minutes</w:t>
+      </w:r>
+      <w:r>
+        <w:t xml:space="preserve"> </w:t>
+      </w:r>
+      <w:r>
+        <w:t xml:space="preserve">later, at 1:44, it captured a large flame blooming out of that same hangar. You do</w:t>
+      </w:r>
+      <w:r>
+        <w:t xml:space="preserve"> </w:t>
+      </w:r>
+      <w:r>
+        <w:t xml:space="preserve">not need the rest of the evidence to know what that fire was. But the rest of the</w:t>
+      </w:r>
+      <w:r>
+        <w:t xml:space="preserve"> </w:t>
+      </w:r>
+      <w:r>
+        <w:t xml:space="preserve">evidence came anyway, in piles.</w:t>
+      </w:r>
+    </w:p>
+    <w:bookmarkEnd w:id="76"/>
+    <w:bookmarkStart w:id="77" w:name="what-was-left"/>
+    <w:p>
+      <w:pPr>
+        <w:pStyle w:val="Heading2"/>
+      </w:pPr>
+      <w:r>
+        <w:t xml:space="preserve">What was left</w:t>
+      </w:r>
+    </w:p>
+    <w:p>
+      <w:pPr>
+        <w:pStyle w:val="FirstParagraph"/>
+      </w:pPr>
+      <w:r>
+        <w:t xml:space="preserve">When police found Tim Bosma’s truck, it was sitting at the home of Millard’s</w:t>
+      </w:r>
+      <w:r>
+        <w:t xml:space="preserve"> </w:t>
+      </w:r>
+      <w:r>
+        <w:t xml:space="preserve">mother, which is not where careful men park the evidence. Tim’s blood was sprayed</w:t>
+      </w:r>
+      <w:r>
+        <w:t xml:space="preserve"> </w:t>
+      </w:r>
+      <w:r>
+        <w:t xml:space="preserve">through the cab. The passenger window, his window, was shattered. Millard’s</w:t>
+      </w:r>
+      <w:r>
+        <w:t xml:space="preserve"> </w:t>
+      </w:r>
+      <w:r>
+        <w:t xml:space="preserve">fingerprints were on the rear-view mirror and the driver’s door. Inside the truck</w:t>
+      </w:r>
+      <w:r>
+        <w:t xml:space="preserve"> </w:t>
+      </w:r>
+      <w:r>
+        <w:t xml:space="preserve">were gunshot residue and a .380-calibre shell casing, the spent twin of the round</w:t>
+      </w:r>
+      <w:r>
+        <w:t xml:space="preserve"> </w:t>
+      </w:r>
+      <w:r>
+        <w:t xml:space="preserve">that started this.</w:t>
+      </w:r>
+    </w:p>
+    <w:p>
+      <w:pPr>
+        <w:pStyle w:val="BodyText"/>
+      </w:pPr>
+      <w:r>
+        <w:t xml:space="preserve">Behind the barn on Millard’s farm sat The Eliminator. Inside it were male human</w:t>
+      </w:r>
+      <w:r>
+        <w:t xml:space="preserve"> </w:t>
+      </w:r>
+      <w:r>
+        <w:t xml:space="preserve">bones. On its hatch was Tim Bosma’s blood. The incinerator had done what it was</w:t>
+      </w:r>
+      <w:r>
+        <w:t xml:space="preserve"> </w:t>
+      </w:r>
+      <w:r>
+        <w:t xml:space="preserve">purchased to do, but a fire that erases a body does not erase the machine that</w:t>
+      </w:r>
+      <w:r>
+        <w:t xml:space="preserve"> </w:t>
+      </w:r>
+      <w:r>
+        <w:t xml:space="preserve">held it, and Millard had kept the machine.</w:t>
+      </w:r>
+    </w:p>
+    <w:p>
+      <w:pPr>
+        <w:pStyle w:val="BodyText"/>
+      </w:pPr>
+      <w:r>
+        <w:t xml:space="preserve">The aftermath kept manufacturing evidence like a factory nobody could shut off.</w:t>
+      </w:r>
+      <w:r>
+        <w:t xml:space="preserve"> </w:t>
+      </w:r>
+      <w:r>
+        <w:t xml:space="preserve">After his arrest, Smich had friends fetch the murder weapon from a toolbox, then</w:t>
+      </w:r>
+      <w:r>
+        <w:t xml:space="preserve"> </w:t>
+      </w:r>
+      <w:r>
+        <w:t xml:space="preserve">buried the gun and refused to say where, a plan that works right up until a friend</w:t>
+      </w:r>
+      <w:r>
+        <w:t xml:space="preserve"> </w:t>
+      </w:r>
+      <w:r>
+        <w:t xml:space="preserve">decides to testify. From jail, Millard wrote letters to his girlfriend</w:t>
+      </w:r>
+      <w:r>
+        <w:t xml:space="preserve"> </w:t>
+      </w:r>
+      <w:r>
+        <w:t xml:space="preserve">instructing her on how to obstruct the investigation and pin the whole thing on</w:t>
+      </w:r>
+      <w:r>
+        <w:t xml:space="preserve"> </w:t>
+      </w:r>
+      <w:r>
+        <w:t xml:space="preserve">Smich, correspondence that did not stay private and became its own small disaster</w:t>
+      </w:r>
+      <w:r>
+        <w:t xml:space="preserve"> </w:t>
+      </w:r>
+      <w:r>
+        <w:t xml:space="preserve">at trial.</w:t>
+      </w:r>
+    </w:p>
+    <w:bookmarkEnd w:id="77"/>
+    <w:bookmarkStart w:id="78" w:name="each-pointing-at-the-other"/>
+    <w:p>
+      <w:pPr>
+        <w:pStyle w:val="Heading2"/>
+      </w:pPr>
+      <w:r>
+        <w:t xml:space="preserve">Each pointing at the other</w:t>
+      </w:r>
+    </w:p>
+    <w:p>
+      <w:pPr>
+        <w:pStyle w:val="FirstParagraph"/>
+      </w:pPr>
+      <w:r>
+        <w:t xml:space="preserve">The trial ran six months, and its signature feature was the sight of two friends</w:t>
+      </w:r>
+      <w:r>
+        <w:t xml:space="preserve"> </w:t>
+      </w:r>
+      <w:r>
+        <w:t xml:space="preserve">turning on each other with the enthusiasm of men who had just realized only one</w:t>
+      </w:r>
+      <w:r>
+        <w:t xml:space="preserve"> </w:t>
+      </w:r>
+      <w:r>
+        <w:t xml:space="preserve">lifeboat remained. The lawyers call these</w:t>
+      </w:r>
+      <w:r>
+        <w:t xml:space="preserve"> </w:t>
+      </w:r>
+      <w:r>
+        <w:t xml:space="preserve">“</w:t>
+      </w:r>
+      <w:r>
+        <w:t xml:space="preserve">cut-throat defences,</w:t>
+      </w:r>
+      <w:r>
+        <w:t xml:space="preserve">”</w:t>
+      </w:r>
+      <w:r>
+        <w:t xml:space="preserve"> </w:t>
+      </w:r>
+      <w:r>
+        <w:t xml:space="preserve">and the name has</w:t>
+      </w:r>
+      <w:r>
+        <w:t xml:space="preserve"> </w:t>
+      </w:r>
+      <w:r>
+        <w:t xml:space="preserve">never been more literal.</w:t>
+      </w:r>
+    </w:p>
+    <w:p>
+      <w:pPr>
+        <w:pStyle w:val="BodyText"/>
+      </w:pPr>
+      <w:r>
+        <w:t xml:space="preserve">Smich took the stand and testified that Millard had brought the gun and shot</w:t>
+      </w:r>
+      <w:r>
+        <w:t xml:space="preserve"> </w:t>
+      </w:r>
+      <w:r>
+        <w:t xml:space="preserve">Bosma, and that he, Smich, had only helped destroy the evidence afterward because</w:t>
+      </w:r>
+      <w:r>
+        <w:t xml:space="preserve"> </w:t>
+      </w:r>
+      <w:r>
+        <w:t xml:space="preserve">he was</w:t>
+      </w:r>
+      <w:r>
+        <w:t xml:space="preserve"> </w:t>
+      </w:r>
+      <w:r>
+        <w:t xml:space="preserve">“</w:t>
+      </w:r>
+      <w:r>
+        <w:t xml:space="preserve">utterly shocked at everything,</w:t>
+      </w:r>
+      <w:r>
+        <w:t xml:space="preserve">”</w:t>
+      </w:r>
+      <w:r>
+        <w:t xml:space="preserve"> </w:t>
+      </w:r>
+      <w:r>
+        <w:t xml:space="preserve">a shock that apparently did not prevent</w:t>
+      </w:r>
+      <w:r>
+        <w:t xml:space="preserve"> </w:t>
+      </w:r>
+      <w:r>
+        <w:t xml:space="preserve">him from being extremely helpful with the cleanup. Millard declined to testify at</w:t>
+      </w:r>
+      <w:r>
+        <w:t xml:space="preserve"> </w:t>
+      </w:r>
+      <w:r>
+        <w:t xml:space="preserve">all, but his lawyer’s closing pointed the finger squarely back at Smich as the</w:t>
+      </w:r>
+      <w:r>
+        <w:t xml:space="preserve"> </w:t>
+      </w:r>
+      <w:r>
+        <w:t xml:space="preserve">triggerman. The jury was invited, in effect, to believe both men’s accounts of</w:t>
+      </w:r>
+      <w:r>
+        <w:t xml:space="preserve"> </w:t>
+      </w:r>
+      <w:r>
+        <w:t xml:space="preserve">the other, which together added up to a complete confession with the names left</w:t>
+      </w:r>
+      <w:r>
+        <w:t xml:space="preserve"> </w:t>
+      </w:r>
+      <w:r>
+        <w:t xml:space="preserve">as an exercise for the reader.</w:t>
+      </w:r>
+    </w:p>
+    <w:p>
+      <w:pPr>
+        <w:pStyle w:val="BodyText"/>
+      </w:pPr>
+      <w:r>
+        <w:t xml:space="preserve">In June 2016 the jury convicted both of first-degree murder. The appeals that</w:t>
+      </w:r>
+      <w:r>
+        <w:t xml:space="preserve"> </w:t>
+      </w:r>
+      <w:r>
+        <w:t xml:space="preserve">followed were fought almost entirely over the procedural chaos of that two-headed</w:t>
+      </w:r>
+      <w:r>
+        <w:t xml:space="preserve"> </w:t>
+      </w:r>
+      <w:r>
+        <w:t xml:space="preserve">defence, the character attacks, the rap lyrics admitted as evidence, the</w:t>
+      </w:r>
+      <w:r>
+        <w:t xml:space="preserve"> </w:t>
+      </w:r>
+      <w:r>
+        <w:t xml:space="preserve">inflammatory closings, rather than over whether they’d done it. In June 2023 the</w:t>
+      </w:r>
+      <w:r>
+        <w:t xml:space="preserve"> </w:t>
+      </w:r>
+      <w:r>
+        <w:t xml:space="preserve">Court of Appeal for Ontario worked through every ground, found most so weak it</w:t>
+      </w:r>
+      <w:r>
+        <w:t xml:space="preserve"> </w:t>
+      </w:r>
+      <w:r>
+        <w:t xml:space="preserve">didn’t need to hear from the Crown, and dismissed both appeals. The evidence, the</w:t>
+      </w:r>
+      <w:r>
+        <w:t xml:space="preserve"> </w:t>
+      </w:r>
+      <w:r>
+        <w:t xml:space="preserve">Crown had said, was overwhelming. The court gave no sign of disagreeing.</w:t>
+      </w:r>
+    </w:p>
+    <w:bookmarkEnd w:id="78"/>
+    <w:bookmarkStart w:id="80" w:name="howd-they-get-caught"/>
+    <w:p>
+      <w:pPr>
+        <w:pStyle w:val="Heading2"/>
+      </w:pPr>
+      <w:r>
+        <w:t xml:space="preserve">How’d they get caught?</w:t>
+      </w:r>
+    </w:p>
+    <w:p>
+      <w:pPr>
+        <w:pStyle w:val="FirstParagraph"/>
+      </w:pPr>
+      <w:r>
+        <w:t xml:space="preserve">They wrote it all down. That is the short answer and very nearly the whole one.</w:t>
+      </w:r>
+      <w:r>
+        <w:t xml:space="preserve"> </w:t>
+      </w:r>
+      <w:r>
+        <w:t xml:space="preserve">The motive, the</w:t>
+      </w:r>
+      <w:r>
+        <w:t xml:space="preserve"> </w:t>
+      </w:r>
+      <w:r>
+        <w:t xml:space="preserve">“</w:t>
+      </w:r>
+      <w:r>
+        <w:t xml:space="preserve">mission,</w:t>
+      </w:r>
+      <w:r>
+        <w:t xml:space="preserve">”</w:t>
+      </w:r>
+      <w:r>
+        <w:t xml:space="preserve"> </w:t>
+      </w:r>
+      <w:r>
+        <w:t xml:space="preserve">the gun, the mail-order crematorium with the villain’s</w:t>
+      </w:r>
+      <w:r>
+        <w:t xml:space="preserve"> </w:t>
+      </w:r>
+      <w:r>
+        <w:t xml:space="preserve">name on the side, all of it lived in text messages and photographs and a farm</w:t>
+      </w:r>
+      <w:r>
+        <w:t xml:space="preserve"> </w:t>
+      </w:r>
+      <w:r>
+        <w:t xml:space="preserve">calendar, a premeditated murder helpfully preserved in writing months before its</w:t>
+      </w:r>
+      <w:r>
+        <w:t xml:space="preserve"> </w:t>
+      </w:r>
+      <w:r>
+        <w:t xml:space="preserve">victim was even chosen. Then the physical world stepped forward to confirm what</w:t>
+      </w:r>
+      <w:r>
+        <w:t xml:space="preserve"> </w:t>
+      </w:r>
+      <w:r>
+        <w:t xml:space="preserve">the phones had already confessed: cameras caught the truck and the 1:44 flame; the</w:t>
+      </w:r>
+      <w:r>
+        <w:t xml:space="preserve"> </w:t>
+      </w:r>
+      <w:r>
+        <w:t xml:space="preserve">truck itself gave up Tim’s blood, Millard’s prints, and the shell casing; and The</w:t>
+      </w:r>
+      <w:r>
+        <w:t xml:space="preserve"> </w:t>
+      </w:r>
+      <w:r>
+        <w:t xml:space="preserve">Eliminator surrendered the bones and blood the fire couldn’t reach. Two men had</w:t>
+      </w:r>
+      <w:r>
+        <w:t xml:space="preserve"> </w:t>
+      </w:r>
+      <w:r>
+        <w:t xml:space="preserve">planned this crime down to the machine that would dispose of the body, and it</w:t>
+      </w:r>
+      <w:r>
+        <w:t xml:space="preserve"> </w:t>
+      </w:r>
+      <w:r>
+        <w:t xml:space="preserve">never once occurred to either of them that a truck, a hangar, and a pair of</w:t>
+      </w:r>
+      <w:r>
+        <w:t xml:space="preserve"> </w:t>
+      </w:r>
+      <w:r>
+        <w:t xml:space="preserve">cellphones are all just witnesses that don’t blink. Tim Bosma’s family learned</w:t>
+      </w:r>
+      <w:r>
+        <w:t xml:space="preserve"> </w:t>
+      </w:r>
+      <w:r>
+        <w:t xml:space="preserve">what happened to him for one reason. His killers couldn’t stop taking notes.</w:t>
+      </w:r>
+    </w:p>
+    <w:p>
+      <w:r>
+        <w:pict>
+          <v:rect style="width:0;height:1.5pt" o:hralign="center" o:hrstd="t" o:hr="t"/>
+        </w:pict>
+      </w:r>
+    </w:p>
+    <w:p>
+      <w:pPr>
+        <w:pStyle w:val="BlockText"/>
+      </w:pPr>
+      <w:r>
+        <w:rPr>
+          <w:bCs/>
+          <w:b/>
+        </w:rPr>
         <w:t xml:space="preserve">📖 Read the case yourself:</w:t>
       </w:r>
       <w:r>
@@ -9672,7 +10310,7 @@
       <w:r>
         <w:t xml:space="preserve"> </w:t>
       </w:r>
-      <w:hyperlink r:id="rId77">
+      <w:hyperlink r:id="rId79">
         <w:r>
           <w:rPr>
             <w:rStyle w:val="Hyperlink"/>
@@ -9728,9 +10366,9 @@
         <w:t xml:space="preserve">, 2023 ONCA 426 - Chapter 10).</w:t>
       </w:r>
     </w:p>
-    <w:bookmarkEnd w:id="78"/>
-    <w:bookmarkEnd w:id="79"/>
-    <w:bookmarkStart w:id="86" w:name="chapter-10---if-you-go-swimming"/>
+    <w:bookmarkEnd w:id="80"/>
+    <w:bookmarkEnd w:id="81"/>
+    <w:bookmarkStart w:id="88" w:name="chapter-10---if-you-go-swimming"/>
     <w:p>
       <w:pPr>
         <w:pStyle w:val="Heading1"/>
@@ -9983,7 +10621,7 @@
         <w:t xml:space="preserve">relationship.</w:t>
       </w:r>
     </w:p>
-    <w:bookmarkStart w:id="80" w:name="the-shopping-list"/>
+    <w:bookmarkStart w:id="82" w:name="the-shopping-list"/>
     <w:p>
       <w:pPr>
         <w:pStyle w:val="Heading2"/>
@@ -10185,8 +10823,8 @@
         <w:t xml:space="preserve">place before anything happened to Laura Babcock.</w:t>
       </w:r>
     </w:p>
-    <w:bookmarkEnd w:id="80"/>
-    <w:bookmarkStart w:id="81" w:name="july-3-in-fifteen-minute-intervals"/>
+    <w:bookmarkEnd w:id="82"/>
+    <w:bookmarkStart w:id="83" w:name="july-3-in-fifteen-minute-intervals"/>
     <w:p>
       <w:pPr>
         <w:pStyle w:val="Heading2"/>
@@ -10357,8 +10995,8 @@
         <w:t xml:space="preserve">theory was that he was throwing hers into the lake. Remember the lake.</w:t>
       </w:r>
     </w:p>
-    <w:bookmarkEnd w:id="81"/>
-    <w:bookmarkStart w:id="82" w:name="its-ready-for-meat"/>
+    <w:bookmarkEnd w:id="83"/>
+    <w:bookmarkStart w:id="84" w:name="its-ready-for-meat"/>
     <w:p>
       <w:pPr>
         <w:pStyle w:val="Heading2"/>
@@ -10665,8 +11303,8 @@
         <w:t xml:space="preserve">fragments visible in the frame.</w:t>
       </w:r>
     </w:p>
-    <w:bookmarkEnd w:id="82"/>
-    <w:bookmarkStart w:id="83" w:name="the-song"/>
+    <w:bookmarkEnd w:id="84"/>
+    <w:bookmarkStart w:id="85" w:name="the-song"/>
     <w:p>
       <w:pPr>
         <w:pStyle w:val="Heading2"/>
@@ -10847,8 +11485,8 @@
         <w:t xml:space="preserve">for men already serving life for the murder of Tim Bosma (Chapter 9).</w:t>
       </w:r>
     </w:p>
-    <w:bookmarkEnd w:id="83"/>
-    <w:bookmarkStart w:id="85" w:name="howd-they-get-caught-1"/>
+    <w:bookmarkEnd w:id="85"/>
+    <w:bookmarkStart w:id="87" w:name="howd-they-get-caught-1"/>
     <w:p>
       <w:pPr>
         <w:pStyle w:val="Heading2"/>
@@ -10959,7 +11597,7 @@
       <w:r>
         <w:t xml:space="preserve"> </w:t>
       </w:r>
-      <w:hyperlink r:id="rId84">
+      <w:hyperlink r:id="rId86">
         <w:r>
           <w:rPr>
             <w:rStyle w:val="Hyperlink"/>
@@ -11033,9 +11671,9 @@
         <w:t xml:space="preserve">, 2023 ONCA 418, Chapter 9).</w:t>
       </w:r>
     </w:p>
-    <w:bookmarkEnd w:id="85"/>
-    <w:bookmarkEnd w:id="86"/>
-    <w:bookmarkStart w:id="92" w:name="chapter-11---never-rent-a-getaway-car"/>
+    <w:bookmarkEnd w:id="87"/>
+    <w:bookmarkEnd w:id="88"/>
+    <w:bookmarkStart w:id="94" w:name="chapter-11---never-rent-a-getaway-car"/>
     <w:p>
       <w:pPr>
         <w:pStyle w:val="Heading1"/>
@@ -11248,7 +11886,7 @@
         <w:t xml:space="preserve">been keeping a diary.</w:t>
       </w:r>
     </w:p>
-    <w:bookmarkStart w:id="87" w:name="the-car-that-kept-a-diary"/>
+    <w:bookmarkStart w:id="89" w:name="the-car-that-kept-a-diary"/>
     <w:p>
       <w:pPr>
         <w:pStyle w:val="Heading2"/>
@@ -11437,8 +12075,8 @@
         <w:t xml:space="preserve">courthouse with. The instinct was correct. The execution was three years too late.</w:t>
       </w:r>
     </w:p>
-    <w:bookmarkEnd w:id="87"/>
-    <w:bookmarkStart w:id="88" w:name="two-bald-men-and-a-video-game-defence"/>
+    <w:bookmarkEnd w:id="89"/>
+    <w:bookmarkStart w:id="90" w:name="two-bald-men-and-a-video-game-defence"/>
     <w:p>
       <w:pPr>
         <w:pStyle w:val="Heading2"/>
@@ -11591,8 +12229,8 @@
         <w:t xml:space="preserve">verdict of first-degree murder, unmoved by the bald men.</w:t>
       </w:r>
     </w:p>
-    <w:bookmarkEnd w:id="88"/>
-    <w:bookmarkStart w:id="89" w:name="the-trap-inside-the-fake-name"/>
+    <w:bookmarkEnd w:id="90"/>
+    <w:bookmarkStart w:id="91" w:name="the-trap-inside-the-fake-name"/>
     <w:p>
       <w:pPr>
         <w:pStyle w:val="Heading2"/>
@@ -11797,8 +12435,8 @@
         <w:t xml:space="preserve">The appeal was dismissed.</w:t>
       </w:r>
     </w:p>
-    <w:bookmarkEnd w:id="89"/>
-    <w:bookmarkStart w:id="91" w:name="howd-he-get-caught-7"/>
+    <w:bookmarkEnd w:id="91"/>
+    <w:bookmarkStart w:id="93" w:name="howd-he-get-caught-7"/>
     <w:p>
       <w:pPr>
         <w:pStyle w:val="Heading2"/>
@@ -11915,7 +12553,7 @@
       <w:r>
         <w:t xml:space="preserve"> </w:t>
       </w:r>
-      <w:hyperlink r:id="rId90">
+      <w:hyperlink r:id="rId92">
         <w:r>
           <w:rPr>
             <w:rStyle w:val="Hyperlink"/>
@@ -11945,15 +12583,15 @@
         <w:t xml:space="preserve">getaway vehicle.</w:t>
       </w:r>
     </w:p>
-    <w:bookmarkEnd w:id="91"/>
-    <w:bookmarkEnd w:id="92"/>
-    <w:bookmarkStart w:id="98" w:name="chapter-13---he-said-he-went-fishing"/>
+    <w:bookmarkEnd w:id="93"/>
+    <w:bookmarkEnd w:id="94"/>
+    <w:bookmarkStart w:id="101" w:name="Xe6f594670ee5accc6fa06d032b7a5604b8c04ff"/>
     <w:p>
       <w:pPr>
         <w:pStyle w:val="Heading1"/>
       </w:pPr>
       <w:r>
-        <w:t xml:space="preserve">Chapter 13 - He Said He Went Fishing</w:t>
+        <w:t xml:space="preserve">Chapter 12 - The Home Invasion That Wasn’t</w:t>
       </w:r>
     </w:p>
     <w:p>
@@ -11965,134 +12603,154 @@
           <w:bCs/>
           <w:b/>
         </w:rPr>
-        <w:t xml:space="preserve">His alibi was that he’d been fishing in San Francisco Bay. Four months later</w:t>
-      </w:r>
-      <w:r>
-        <w:rPr>
-          <w:bCs/>
-          <w:b/>
-        </w:rPr>
-        <w:t xml:space="preserve"> </w:t>
-      </w:r>
-      <w:r>
-        <w:rPr>
-          <w:bCs/>
-          <w:b/>
-        </w:rPr>
-        <w:t xml:space="preserve">his wife’s body washed ashore a mile from the exact spot, and the GPS on his</w:t>
-      </w:r>
-      <w:r>
-        <w:rPr>
-          <w:bCs/>
-          <w:b/>
-        </w:rPr>
-        <w:t xml:space="preserve"> </w:t>
-      </w:r>
-      <w:r>
-        <w:rPr>
-          <w:bCs/>
-          <w:b/>
-        </w:rPr>
-        <w:t xml:space="preserve">rental cars showed he kept driving back to it.</w:t>
-      </w:r>
-    </w:p>
-    <w:p>
-      <w:pPr>
-        <w:pStyle w:val="BodyText"/>
-      </w:pPr>
-      <w:r>
-        <w:t xml:space="preserve">On Christmas Eve 2002, Laci Peterson, eight months pregnant, vanished from her</w:t>
-      </w:r>
-      <w:r>
-        <w:t xml:space="preserve"> </w:t>
-      </w:r>
-      <w:r>
-        <w:t xml:space="preserve">home in Modesto, California. Her husband, Scott, told police he had spent the day</w:t>
-      </w:r>
-      <w:r>
-        <w:t xml:space="preserve"> </w:t>
-      </w:r>
-      <w:r>
-        <w:t xml:space="preserve">fishing. Not nearby. He had driven roughly ninety miles to the Berkeley Marina on</w:t>
-      </w:r>
-      <w:r>
-        <w:t xml:space="preserve"> </w:t>
-      </w:r>
-      <w:r>
-        <w:t xml:space="preserve">San Francisco Bay, launched a boat, fished for an hour or two in the cold, and</w:t>
-      </w:r>
-      <w:r>
-        <w:t xml:space="preserve"> </w:t>
-      </w:r>
-      <w:r>
-        <w:t xml:space="preserve">come home to find her gone.</w:t>
-      </w:r>
-    </w:p>
-    <w:p>
-      <w:pPr>
-        <w:pStyle w:val="BodyText"/>
-      </w:pPr>
-      <w:r>
-        <w:t xml:space="preserve">It is worth pausing on how strange an alibi that is before a single piece of</w:t>
-      </w:r>
-      <w:r>
-        <w:t xml:space="preserve"> </w:t>
-      </w:r>
-      <w:r>
-        <w:t xml:space="preserve">forensic evidence enters the room. December 24 in the Bay was gray, damp, and</w:t>
-      </w:r>
-      <w:r>
-        <w:t xml:space="preserve"> </w:t>
-      </w:r>
-      <w:r>
-        <w:t xml:space="preserve">raw. The marina was nearly empty. A man whose very pregnant wife was at home for</w:t>
-      </w:r>
-      <w:r>
-        <w:t xml:space="preserve"> </w:t>
-      </w:r>
-      <w:r>
-        <w:t xml:space="preserve">the holidays had, on this account, driven three hours round trip to stand in a</w:t>
-      </w:r>
-      <w:r>
-        <w:t xml:space="preserve"> </w:t>
-      </w:r>
-      <w:r>
-        <w:t xml:space="preserve">boat in the wind. Even Laci’s stepfather, an avid fisherman himself, remarked at</w:t>
-      </w:r>
-      <w:r>
-        <w:t xml:space="preserve"> </w:t>
-      </w:r>
-      <w:r>
-        <w:t xml:space="preserve">the time that it was an awfully late, awfully cold hour to be going out.</w:t>
-      </w:r>
-    </w:p>
-    <w:p>
-      <w:pPr>
-        <w:pStyle w:val="BodyText"/>
-      </w:pPr>
-      <w:r>
-        <w:t xml:space="preserve">The alibi was a place. And the trouble with building your alibi around a place is</w:t>
-      </w:r>
-      <w:r>
-        <w:t xml:space="preserve"> </w:t>
-      </w:r>
-      <w:r>
-        <w:t xml:space="preserve">that the place can be watched, and, as it turned out, the place could give up a</w:t>
-      </w:r>
-      <w:r>
-        <w:t xml:space="preserve"> </w:t>
-      </w:r>
-      <w:r>
-        <w:t xml:space="preserve">body.</w:t>
-      </w:r>
-    </w:p>
-    <w:bookmarkStart w:id="93" w:name="the-fisherman-who-couldnt-fish"/>
+        <w:t xml:space="preserve">She called 911 to report a home invasion, and police found her tied to the</w:t>
+      </w:r>
+      <w:r>
+        <w:rPr>
+          <w:bCs/>
+          <w:b/>
+        </w:rPr>
+        <w:t xml:space="preserve"> </w:t>
+      </w:r>
+      <w:r>
+        <w:rPr>
+          <w:bCs/>
+          <w:b/>
+        </w:rPr>
+        <w:t xml:space="preserve">banister. But the intruders had shot both her parents and left her without a</w:t>
+      </w:r>
+      <w:r>
+        <w:rPr>
+          <w:bCs/>
+          <w:b/>
+        </w:rPr>
+        <w:t xml:space="preserve"> </w:t>
+      </w:r>
+      <w:r>
+        <w:rPr>
+          <w:bCs/>
+          <w:b/>
+        </w:rPr>
+        <w:t xml:space="preserve">scratch, and in a house they had supposedly come to rob, her mother’s car keys</w:t>
+      </w:r>
+      <w:r>
+        <w:rPr>
+          <w:bCs/>
+          <w:b/>
+        </w:rPr>
+        <w:t xml:space="preserve"> </w:t>
+      </w:r>
+      <w:r>
+        <w:rPr>
+          <w:bCs/>
+          <w:b/>
+        </w:rPr>
+        <w:t xml:space="preserve">sat untouched.</w:t>
+      </w:r>
+    </w:p>
+    <w:p>
+      <w:pPr>
+        <w:pStyle w:val="BodyText"/>
+      </w:pPr>
+      <w:r>
+        <w:t xml:space="preserve">A staged crime scene is a story told in objects, and like any liar, it can be</w:t>
+      </w:r>
+      <w:r>
+        <w:t xml:space="preserve"> </w:t>
+      </w:r>
+      <w:r>
+        <w:t xml:space="preserve">caught in a contradiction. The scene Jennifer Pan presented to the police on the</w:t>
+      </w:r>
+      <w:r>
+        <w:t xml:space="preserve"> </w:t>
+      </w:r>
+      <w:r>
+        <w:t xml:space="preserve">night of November 8, 2010, told one story out loud and another under its breath,</w:t>
+      </w:r>
+      <w:r>
+        <w:t xml:space="preserve"> </w:t>
+      </w:r>
+      <w:r>
+        <w:t xml:space="preserve">and the gap between them, widened by a mountain of digital evidence, is what</w:t>
+      </w:r>
+      <w:r>
+        <w:t xml:space="preserve"> </w:t>
+      </w:r>
+      <w:r>
+        <w:t xml:space="preserve">unravelled a daughter’s plot to have her own parents murdered.</w:t>
+      </w:r>
+    </w:p>
+    <w:p>
+      <w:pPr>
+        <w:pStyle w:val="BodyText"/>
+      </w:pPr>
+      <w:r>
+        <w:t xml:space="preserve">That night, in a subdivision in Markham, Ontario, three men entered the home Pan</w:t>
+      </w:r>
+      <w:r>
+        <w:t xml:space="preserve"> </w:t>
+      </w:r>
+      <w:r>
+        <w:t xml:space="preserve">shared with her mother and father, Bich-Ha Pan and Hann Pan. The men took control</w:t>
+      </w:r>
+      <w:r>
+        <w:t xml:space="preserve"> </w:t>
+      </w:r>
+      <w:r>
+        <w:t xml:space="preserve">of the family, marched the parents down to the basement, and shot them. Then they</w:t>
+      </w:r>
+      <w:r>
+        <w:t xml:space="preserve"> </w:t>
+      </w:r>
+      <w:r>
+        <w:t xml:space="preserve">left, and, tellingly, they left Jennifer Pan behind, unharmed. A neighbour’s</w:t>
+      </w:r>
+      <w:r>
+        <w:t xml:space="preserve"> </w:t>
+      </w:r>
+      <w:r>
+        <w:t xml:space="preserve">surveillance camera caught the choreography with quiet precision: three people</w:t>
+      </w:r>
+      <w:r>
+        <w:t xml:space="preserve"> </w:t>
+      </w:r>
+      <w:r>
+        <w:t xml:space="preserve">entering at 10:14 p.m., one leaving at 10:30, two more by 10:32.</w:t>
+      </w:r>
+    </w:p>
+    <w:p>
+      <w:pPr>
+        <w:pStyle w:val="BodyText"/>
+      </w:pPr>
+      <w:r>
+        <w:t xml:space="preserve">Pan called 911 to report a home invasion and a shooting. When officers arrived,</w:t>
+      </w:r>
+      <w:r>
+        <w:t xml:space="preserve"> </w:t>
+      </w:r>
+      <w:r>
+        <w:t xml:space="preserve">they found her tied to a banister. Her father, gravely wounded, had managed to</w:t>
+      </w:r>
+      <w:r>
+        <w:t xml:space="preserve"> </w:t>
+      </w:r>
+      <w:r>
+        <w:t xml:space="preserve">drag himself to a neighbour’s house. Her mother died that evening. Her father,</w:t>
+      </w:r>
+      <w:r>
+        <w:t xml:space="preserve"> </w:t>
+      </w:r>
+      <w:r>
+        <w:t xml:space="preserve">against the odds, survived, and survival made him a witness.</w:t>
+      </w:r>
+    </w:p>
+    <w:bookmarkStart w:id="95" w:name="the-story-the-objects-wouldnt-tell"/>
     <w:p>
       <w:pPr>
         <w:pStyle w:val="Heading2"/>
       </w:pPr>
       <w:r>
-        <w:t xml:space="preserve">The fisherman who couldn’t fish</w:t>
+        <w:t xml:space="preserve">The story the objects wouldn’t tell</w:t>
       </w:r>
     </w:p>
     <w:p>
@@ -12100,211 +12758,147 @@
         <w:pStyle w:val="FirstParagraph"/>
       </w:pPr>
       <w:r>
-        <w:t xml:space="preserve">Before the machines said anything, Scott Peterson’s own story kept tripping over</w:t>
-      </w:r>
-      <w:r>
-        <w:t xml:space="preserve"> </w:t>
-      </w:r>
-      <w:r>
-        <w:t xml:space="preserve">its feet.</w:t>
-      </w:r>
-    </w:p>
-    <w:p>
-      <w:pPr>
-        <w:pStyle w:val="BodyText"/>
-      </w:pPr>
-      <w:r>
-        <w:t xml:space="preserve">He had, it emerged, bought the boat in near-total secrecy. On December 7, the day</w:t>
-      </w:r>
-      <w:r>
-        <w:t xml:space="preserve"> </w:t>
-      </w:r>
-      <w:r>
-        <w:t xml:space="preserve">after he learned he could no longer hide the existence of his marriage from a</w:t>
-      </w:r>
-      <w:r>
-        <w:t xml:space="preserve"> </w:t>
-      </w:r>
-      <w:r>
-        <w:t xml:space="preserve">woman he was seeing, someone on his home computer went searching classified ads</w:t>
-      </w:r>
-      <w:r>
-        <w:t xml:space="preserve"> </w:t>
-      </w:r>
-      <w:r>
-        <w:t xml:space="preserve">for boats. He inspected one the next day and bought it on December 9, taking it</w:t>
-      </w:r>
-      <w:r>
-        <w:t xml:space="preserve"> </w:t>
-      </w:r>
-      <w:r>
-        <w:t xml:space="preserve">without the anchors that came with it. He never registered it. He never mentioned</w:t>
-      </w:r>
-      <w:r>
-        <w:t xml:space="preserve"> </w:t>
-      </w:r>
-      <w:r>
-        <w:t xml:space="preserve">it to his father, or to his fisherman stepfather who had invited him out many</w:t>
-      </w:r>
-      <w:r>
-        <w:t xml:space="preserve"> </w:t>
-      </w:r>
-      <w:r>
-        <w:t xml:space="preserve">times, or to the friend he regularly talked fishing with. A man does not usually</w:t>
-      </w:r>
-      <w:r>
-        <w:t xml:space="preserve"> </w:t>
-      </w:r>
-      <w:r>
-        <w:t xml:space="preserve">hide a new boat from the exact people who would be delighted by it, unless the</w:t>
-      </w:r>
-      <w:r>
-        <w:t xml:space="preserve"> </w:t>
-      </w:r>
-      <w:r>
-        <w:t xml:space="preserve">boat is not really for fishing.</w:t>
-      </w:r>
-    </w:p>
-    <w:p>
-      <w:pPr>
-        <w:pStyle w:val="BodyText"/>
-      </w:pPr>
-      <w:r>
-        <w:t xml:space="preserve">The same computers showed searches, on December 8, for boat ramps and nautical</w:t>
-      </w:r>
-      <w:r>
-        <w:t xml:space="preserve"> </w:t>
-      </w:r>
-      <w:r>
-        <w:t xml:space="preserve">charts, for currents and maps of the Berkeley Marina and the waters around a spot</w:t>
-      </w:r>
-      <w:r>
-        <w:t xml:space="preserve"> </w:t>
-      </w:r>
-      <w:r>
-        <w:t xml:space="preserve">called Brooks Island. In his boat, police found a homemade anchor made of cement.</w:t>
-      </w:r>
-      <w:r>
-        <w:t xml:space="preserve"> </w:t>
-      </w:r>
-      <w:r>
-        <w:t xml:space="preserve">In his truck bed, more cement, and a claw hammer dusted with cement powder, which</w:t>
-      </w:r>
-      <w:r>
-        <w:t xml:space="preserve"> </w:t>
-      </w:r>
-      <w:r>
-        <w:t xml:space="preserve">is a curious amount of masonry for a fishing trip.</w:t>
-      </w:r>
-    </w:p>
-    <w:p>
-      <w:pPr>
-        <w:pStyle w:val="BodyText"/>
-      </w:pPr>
-      <w:r>
-        <w:t xml:space="preserve">And when the state put a genuine expert on the stand, a published author on Bay</w:t>
-      </w:r>
-      <w:r>
-        <w:t xml:space="preserve"> </w:t>
-      </w:r>
-      <w:r>
-        <w:t xml:space="preserve">fishing, the alibi didn’t just weaken, it was dismantled point by embarrassing</w:t>
-      </w:r>
-      <w:r>
-        <w:t xml:space="preserve"> </w:t>
-      </w:r>
-      <w:r>
-        <w:t xml:space="preserve">point. Brooks Island was the wrong place for the sturgeon Peterson’s own searches</w:t>
-      </w:r>
-      <w:r>
-        <w:t xml:space="preserve"> </w:t>
-      </w:r>
-      <w:r>
-        <w:t xml:space="preserve">suggested he was after; they schooled elsewhere that time of year. Sturgeon want</w:t>
-      </w:r>
-      <w:r>
-        <w:t xml:space="preserve"> </w:t>
-      </w:r>
-      <w:r>
-        <w:t xml:space="preserve">live bait, not the lures he carried. His rod was too weak to land one anyway.</w:t>
-      </w:r>
-      <w:r>
-        <w:t xml:space="preserve"> </w:t>
-      </w:r>
-      <w:r>
-        <w:t xml:space="preserve">Reeling one in demands solid anchoring, which his sad little cement block could</w:t>
-      </w:r>
-      <w:r>
-        <w:t xml:space="preserve"> </w:t>
-      </w:r>
-      <w:r>
-        <w:t xml:space="preserve">not provide. And trolling for sturgeon, the method he claimed to have used, was</w:t>
-      </w:r>
-      <w:r>
-        <w:t xml:space="preserve"> </w:t>
-      </w:r>
-      <w:r>
-        <w:t xml:space="preserve">flatly illegal. Peterson had constructed an alibi around a kind of fishing that,</w:t>
-      </w:r>
-      <w:r>
-        <w:t xml:space="preserve"> </w:t>
-      </w:r>
-      <w:r>
-        <w:t xml:space="preserve">in that place, at that time, with that gear, was essentially impossible. He had</w:t>
-      </w:r>
-      <w:r>
-        <w:t xml:space="preserve"> </w:t>
-      </w:r>
-      <w:r>
-        <w:t xml:space="preserve">picked a cover story he did not know enough to tell.</w:t>
-      </w:r>
-    </w:p>
-    <w:p>
-      <w:pPr>
-        <w:pStyle w:val="BodyText"/>
-      </w:pPr>
-      <w:r>
-        <w:t xml:space="preserve">Then there was the reason for all of it. On December 30, a woman named Amber Frey</w:t>
-      </w:r>
-      <w:r>
-        <w:t xml:space="preserve"> </w:t>
-      </w:r>
-      <w:r>
-        <w:t xml:space="preserve">walked into a police station. She and Peterson had been dating since November,</w:t>
-      </w:r>
-      <w:r>
-        <w:t xml:space="preserve"> </w:t>
-      </w:r>
-      <w:r>
-        <w:t xml:space="preserve">seriously enough that he had met her daughter and discussed having children,</w:t>
-      </w:r>
-      <w:r>
-        <w:t xml:space="preserve"> </w:t>
-      </w:r>
-      <w:r>
-        <w:t xml:space="preserve">seriously enough that she had no idea he had a wife. When she learned the missing</w:t>
-      </w:r>
-      <w:r>
-        <w:t xml:space="preserve"> </w:t>
-      </w:r>
-      <w:r>
-        <w:t xml:space="preserve">pregnant woman on the news was married to the man she’d been seeing, she went to</w:t>
-      </w:r>
-      <w:r>
-        <w:t xml:space="preserve"> </w:t>
-      </w:r>
-      <w:r>
-        <w:t xml:space="preserve">the police, and soon she was recording their calls.</w:t>
-      </w:r>
-    </w:p>
-    <w:bookmarkEnd w:id="93"/>
-    <w:bookmarkStart w:id="94" w:name="the-tracks-he-couldnt-stop-making"/>
+        <w:t xml:space="preserve">On its face, it was a home invasion gone horribly wrong, a robbery turned double</w:t>
+      </w:r>
+      <w:r>
+        <w:t xml:space="preserve"> </w:t>
+      </w:r>
+      <w:r>
+        <w:t xml:space="preserve">shooting. But the scene, examined closely, kept refusing to cooperate with that</w:t>
+      </w:r>
+      <w:r>
+        <w:t xml:space="preserve"> </w:t>
+      </w:r>
+      <w:r>
+        <w:t xml:space="preserve">story.</w:t>
+      </w:r>
+    </w:p>
+    <w:p>
+      <w:pPr>
+        <w:pStyle w:val="BodyText"/>
+      </w:pPr>
+      <w:r>
+        <w:t xml:space="preserve">Start with Jennifer Pan herself. Three armed men had taken control of a household,</w:t>
+      </w:r>
+      <w:r>
+        <w:t xml:space="preserve"> </w:t>
+      </w:r>
+      <w:r>
+        <w:t xml:space="preserve">executed both parents in the basement, and then, rather than eliminate the one</w:t>
+      </w:r>
+      <w:r>
+        <w:t xml:space="preserve"> </w:t>
+      </w:r>
+      <w:r>
+        <w:t xml:space="preserve">adult witness who could describe them, gently left her alive and tied to a</w:t>
+      </w:r>
+      <w:r>
+        <w:t xml:space="preserve"> </w:t>
+      </w:r>
+      <w:r>
+        <w:t xml:space="preserve">banister. Killers who have just shot two people do not usually leave the third</w:t>
+      </w:r>
+      <w:r>
+        <w:t xml:space="preserve"> </w:t>
+      </w:r>
+      <w:r>
+        <w:t xml:space="preserve">carefully unharmed. Then consider what the</w:t>
+      </w:r>
+      <w:r>
+        <w:t xml:space="preserve"> </w:t>
+      </w:r>
+      <w:r>
+        <w:t xml:space="preserve">“</w:t>
+      </w:r>
+      <w:r>
+        <w:t xml:space="preserve">robbers</w:t>
+      </w:r>
+      <w:r>
+        <w:t xml:space="preserve">”</w:t>
+      </w:r>
+      <w:r>
+        <w:t xml:space="preserve"> </w:t>
+      </w:r>
+      <w:r>
+        <w:t xml:space="preserve">took, which was next to</w:t>
+      </w:r>
+      <w:r>
+        <w:t xml:space="preserve"> </w:t>
+      </w:r>
+      <w:r>
+        <w:t xml:space="preserve">nothing. They had demanded money, and the master bedroom looked ransacked, but the</w:t>
+      </w:r>
+      <w:r>
+        <w:t xml:space="preserve"> </w:t>
+      </w:r>
+      <w:r>
+        <w:t xml:space="preserve">valuables that a real thief grabs on the way out were left sitting in place. Most</w:t>
+      </w:r>
+      <w:r>
+        <w:t xml:space="preserve"> </w:t>
+      </w:r>
+      <w:r>
+        <w:t xml:space="preserve">tellingly of all, the keys to Pan’s mother’s car, parked right there in the</w:t>
+      </w:r>
+      <w:r>
+        <w:t xml:space="preserve"> </w:t>
+      </w:r>
+      <w:r>
+        <w:t xml:space="preserve">driveway, an easy prize for anyone fleeing a crime, were never touched.</w:t>
+      </w:r>
+    </w:p>
+    <w:p>
+      <w:pPr>
+        <w:pStyle w:val="BodyText"/>
+      </w:pPr>
+      <w:r>
+        <w:t xml:space="preserve">The forensic scene added only silence where a robbery-murder should have left</w:t>
+      </w:r>
+      <w:r>
+        <w:t xml:space="preserve"> </w:t>
+      </w:r>
+      <w:r>
+        <w:t xml:space="preserve">noise. Neither Pan nor her father could positively identify the men. There were no</w:t>
+      </w:r>
+      <w:r>
+        <w:t xml:space="preserve"> </w:t>
+      </w:r>
+      <w:r>
+        <w:t xml:space="preserve">relevant fingerprints. No usable DNA. None of the bullets could be matched to a</w:t>
+      </w:r>
+      <w:r>
+        <w:t xml:space="preserve"> </w:t>
+      </w:r>
+      <w:r>
+        <w:t xml:space="preserve">gun. Standing alone, that absence proved nothing. But a home invasion that leaves</w:t>
+      </w:r>
+      <w:r>
+        <w:t xml:space="preserve"> </w:t>
+      </w:r>
+      <w:r>
+        <w:t xml:space="preserve">a witness alive, ignores the car keys, and takes nothing worth taking is not a</w:t>
+      </w:r>
+      <w:r>
+        <w:t xml:space="preserve"> </w:t>
+      </w:r>
+      <w:r>
+        <w:t xml:space="preserve">robbery. It is a performance, and performances have scripts, and in 2010 the</w:t>
+      </w:r>
+      <w:r>
+        <w:t xml:space="preserve"> </w:t>
+      </w:r>
+      <w:r>
+        <w:t xml:space="preserve">script was written on a phone.</w:t>
+      </w:r>
+    </w:p>
+    <w:bookmarkEnd w:id="95"/>
+    <w:bookmarkStart w:id="96" w:name="game-time"/>
     <w:p>
       <w:pPr>
         <w:pStyle w:val="Heading2"/>
       </w:pPr>
       <w:r>
-        <w:t xml:space="preserve">The tracks he couldn’t stop making</w:t>
+        <w:t xml:space="preserve">Game time</w:t>
       </w:r>
     </w:p>
     <w:p>
@@ -12312,199 +12906,211 @@
         <w:pStyle w:val="FirstParagraph"/>
       </w:pPr>
       <w:r>
-        <w:t xml:space="preserve">Here is where this becomes a location chapter, and one of the most quietly damning</w:t>
-      </w:r>
-      <w:r>
-        <w:t xml:space="preserve"> </w:t>
-      </w:r>
-      <w:r>
-        <w:t xml:space="preserve">in the book.</w:t>
-      </w:r>
-    </w:p>
-    <w:p>
-      <w:pPr>
-        <w:pStyle w:val="BodyText"/>
-      </w:pPr>
-      <w:r>
-        <w:t xml:space="preserve">In January, with a warrant, the Modesto police mounted a surveillance camera</w:t>
-      </w:r>
-      <w:r>
-        <w:t xml:space="preserve"> </w:t>
-      </w:r>
-      <w:r>
-        <w:t xml:space="preserve">outside Peterson’s home and attached GPS tracking devices to his vehicles. Not one</w:t>
-      </w:r>
-      <w:r>
-        <w:t xml:space="preserve"> </w:t>
-      </w:r>
-      <w:r>
-        <w:t xml:space="preserve">vehicle, because Peterson had taken to renting a rotating series of cars and</w:t>
-      </w:r>
-      <w:r>
-        <w:t xml:space="preserve"> </w:t>
-      </w:r>
-      <w:r>
-        <w:t xml:space="preserve">trucks, a few days at a time, a habit that itself invites a question. The GPS</w:t>
-      </w:r>
-      <w:r>
-        <w:t xml:space="preserve"> </w:t>
-      </w:r>
-      <w:r>
-        <w:t xml:space="preserve">data, backed up by officers’ own eyes, told a story no innocent explanation ever</w:t>
-      </w:r>
-      <w:r>
-        <w:t xml:space="preserve"> </w:t>
-      </w:r>
-      <w:r>
-        <w:t xml:space="preserve">quite covered. At least five times that January, Scott Peterson drove the ninety</w:t>
-      </w:r>
-      <w:r>
-        <w:t xml:space="preserve"> </w:t>
-      </w:r>
-      <w:r>
-        <w:t xml:space="preserve">miles from his home to the Berkeley Marina. On January 5 he went in a gray Subaru,</w:t>
-      </w:r>
-      <w:r>
-        <w:t xml:space="preserve"> </w:t>
-      </w:r>
-      <w:r>
-        <w:t xml:space="preserve">stayed five or ten minutes, and left. On January 6 he came back in a red Honda,</w:t>
-      </w:r>
-      <w:r>
-        <w:t xml:space="preserve"> </w:t>
-      </w:r>
-      <w:r>
-        <w:t xml:space="preserve">again for only minutes. On January 9, a white pickup. A different vehicle nearly</w:t>
-      </w:r>
-      <w:r>
-        <w:t xml:space="preserve"> </w:t>
-      </w:r>
-      <w:r>
-        <w:t xml:space="preserve">every time, each making the same long pilgrimage to the same cold stretch of</w:t>
-      </w:r>
-      <w:r>
-        <w:t xml:space="preserve"> </w:t>
-      </w:r>
-      <w:r>
-        <w:t xml:space="preserve">water, to stand there briefly and go home. On January 11, realizing the police</w:t>
-      </w:r>
-      <w:r>
-        <w:t xml:space="preserve"> </w:t>
-      </w:r>
-      <w:r>
-        <w:t xml:space="preserve">were onto him, he stopped, and the department shut the surveillance down.</w:t>
-      </w:r>
-    </w:p>
-    <w:p>
-      <w:pPr>
-        <w:pStyle w:val="BodyText"/>
-      </w:pPr>
-      <w:r>
-        <w:t xml:space="preserve">Think about what those trips are, and are not. They are not fishing; he never</w:t>
-      </w:r>
-      <w:r>
-        <w:t xml:space="preserve"> </w:t>
-      </w:r>
-      <w:r>
-        <w:t xml:space="preserve">launched a boat. They are a man drawn back, again and again, ninety miles each</w:t>
-      </w:r>
-      <w:r>
-        <w:t xml:space="preserve"> </w:t>
-      </w:r>
-      <w:r>
-        <w:t xml:space="preserve">way, in a carousel of borrowed cars, to the one place on earth he should have</w:t>
-      </w:r>
-      <w:r>
-        <w:t xml:space="preserve"> </w:t>
-      </w:r>
-      <w:r>
-        <w:t xml:space="preserve">wanted never to see again. The GPS did not record a killing. It recorded</w:t>
-      </w:r>
-      <w:r>
-        <w:t xml:space="preserve"> </w:t>
-      </w:r>
-      <w:r>
-        <w:t xml:space="preserve">something almost worse: the helpless orbit of a man circling the water he had put</w:t>
-      </w:r>
-      <w:r>
-        <w:t xml:space="preserve"> </w:t>
-      </w:r>
-      <w:r>
-        <w:t xml:space="preserve">his wife into.</w:t>
-      </w:r>
-    </w:p>
-    <w:p>
-      <w:pPr>
-        <w:pStyle w:val="BodyText"/>
-      </w:pPr>
-      <w:r>
-        <w:t xml:space="preserve">Because that is where she was. In mid-April, after a heavy storm churned the Bay,</w:t>
-      </w:r>
-      <w:r>
-        <w:t xml:space="preserve"> </w:t>
-      </w:r>
-      <w:r>
-        <w:t xml:space="preserve">a couple walking their dog found the body of a baby near the southern tip of</w:t>
-      </w:r>
-      <w:r>
-        <w:t xml:space="preserve"> </w:t>
-      </w:r>
-      <w:r>
-        <w:t xml:space="preserve">Brooks Island. The next morning, Laci’s body washed ashore, just over a mile from</w:t>
-      </w:r>
-      <w:r>
-        <w:t xml:space="preserve"> </w:t>
-      </w:r>
-      <w:r>
-        <w:t xml:space="preserve">the same island. DNA confirmed them: Laci and her son, Conner. They had surfaced</w:t>
-      </w:r>
-      <w:r>
-        <w:t xml:space="preserve"> </w:t>
-      </w:r>
-      <w:r>
-        <w:t xml:space="preserve">at the precise place Scott Peterson said he had gone fishing, and the precise</w:t>
-      </w:r>
-      <w:r>
-        <w:t xml:space="preserve"> </w:t>
-      </w:r>
-      <w:r>
-        <w:t xml:space="preserve">place his rented cars kept quietly returning to for a month.</w:t>
-      </w:r>
-    </w:p>
-    <w:p>
-      <w:pPr>
-        <w:pStyle w:val="BodyText"/>
-      </w:pPr>
-      <w:r>
-        <w:t xml:space="preserve">Peterson seemed to sense the tide turning before the bodies did. On April 12, the</w:t>
-      </w:r>
-      <w:r>
-        <w:t xml:space="preserve"> </w:t>
-      </w:r>
-      <w:r>
-        <w:t xml:space="preserve">day before the baby was found, he bought a car using his mother’s name. He grew a</w:t>
-      </w:r>
-      <w:r>
-        <w:t xml:space="preserve"> </w:t>
-      </w:r>
-      <w:r>
-        <w:t xml:space="preserve">goatee, and he dyed his hair. When police, fearing he would run, arrested him on</w:t>
-      </w:r>
-      <w:r>
-        <w:t xml:space="preserve"> </w:t>
-      </w:r>
-      <w:r>
-        <w:t xml:space="preserve">April 18, the disguise told them everything the GPS already had.</w:t>
-      </w:r>
-    </w:p>
-    <w:bookmarkEnd w:id="94"/>
-    <w:bookmarkStart w:id="95" w:name="what-the-appeal-decided"/>
+        <w:t xml:space="preserve">The prosecution’s case was carried by a vast body of cellphone evidence and text</w:t>
+      </w:r>
+      <w:r>
+        <w:t xml:space="preserve"> </w:t>
+      </w:r>
+      <w:r>
+        <w:t xml:space="preserve">messages, and it read, in the end, like the log of a project plan.</w:t>
+      </w:r>
+    </w:p>
+    <w:p>
+      <w:pPr>
+        <w:pStyle w:val="BodyText"/>
+      </w:pPr>
+      <w:r>
+        <w:t xml:space="preserve">The theory the evidence supported was that Jennifer Pan had arranged for her own</w:t>
+      </w:r>
+      <w:r>
+        <w:t xml:space="preserve"> </w:t>
+      </w:r>
+      <w:r>
+        <w:t xml:space="preserve">parents to be killed, a murder-for-hire she routed through her former boyfriend,</w:t>
+      </w:r>
+      <w:r>
+        <w:t xml:space="preserve"> </w:t>
+      </w:r>
+      <w:r>
+        <w:t xml:space="preserve">Daniel Wong, and his friend Lenford Crawford, with the shooting itself carried out</w:t>
+      </w:r>
+      <w:r>
+        <w:t xml:space="preserve"> </w:t>
+      </w:r>
+      <w:r>
+        <w:t xml:space="preserve">by hired men including David Mylvaganam. Her motive, the Crown argued, was a life</w:t>
+      </w:r>
+      <w:r>
+        <w:t xml:space="preserve"> </w:t>
+      </w:r>
+      <w:r>
+        <w:t xml:space="preserve">her strict parents would not allow her to have: to escape a suffocating home, to</w:t>
+      </w:r>
+      <w:r>
+        <w:t xml:space="preserve"> </w:t>
+      </w:r>
+      <w:r>
+        <w:t xml:space="preserve">be with Wong, and to inherit her share of her parents’ estate and life insurance.</w:t>
+      </w:r>
+      <w:r>
+        <w:t xml:space="preserve"> </w:t>
+      </w:r>
+      <w:r>
+        <w:t xml:space="preserve">The price was $10,000 for the killing, plus $2,000 the night of.</w:t>
+      </w:r>
+    </w:p>
+    <w:p>
+      <w:pPr>
+        <w:pStyle w:val="BodyText"/>
+      </w:pPr>
+      <w:r>
+        <w:t xml:space="preserve">The digital trail tracked the conspiracy like a heartbeat monitor. This was not</w:t>
+      </w:r>
+      <w:r>
+        <w:t xml:space="preserve"> </w:t>
+      </w:r>
+      <w:r>
+        <w:t xml:space="preserve">even Pan’s first attempt; earlier in 2010 she had tried to arrange the murder</w:t>
+      </w:r>
+      <w:r>
+        <w:t xml:space="preserve"> </w:t>
+      </w:r>
+      <w:r>
+        <w:t xml:space="preserve">through another man who simply never followed through. When that failed, she</w:t>
+      </w:r>
+      <w:r>
+        <w:t xml:space="preserve"> </w:t>
+      </w:r>
+      <w:r>
+        <w:t xml:space="preserve">turned to Wong, who connected her to Crawford, and from August 2010 she was</w:t>
+      </w:r>
+      <w:r>
+        <w:t xml:space="preserve"> </w:t>
+      </w:r>
+      <w:r>
+        <w:t xml:space="preserve">texting Crawford from her iPhone using a SIM card Wong had supplied. Through late</w:t>
+      </w:r>
+      <w:r>
+        <w:t xml:space="preserve"> </w:t>
+      </w:r>
+      <w:r>
+        <w:t xml:space="preserve">October the plan firmed up, the contract price settled by an exchange of calls and</w:t>
+      </w:r>
+      <w:r>
+        <w:t xml:space="preserve"> </w:t>
+      </w:r>
+      <w:r>
+        <w:t xml:space="preserve">texts among the conspirators. And on the morning of November 8, Crawford sent Pan</w:t>
+      </w:r>
+      <w:r>
+        <w:t xml:space="preserve"> </w:t>
+      </w:r>
+      <w:r>
+        <w:t xml:space="preserve">a text that a screenwriter would blush to invent. After work, he wrote, it would</w:t>
+      </w:r>
+      <w:r>
+        <w:t xml:space="preserve"> </w:t>
+      </w:r>
+      <w:r>
+        <w:t xml:space="preserve">be</w:t>
+      </w:r>
+      <w:r>
+        <w:t xml:space="preserve"> </w:t>
+      </w:r>
+      <w:r>
+        <w:t xml:space="preserve">“</w:t>
+      </w:r>
+      <w:r>
+        <w:t xml:space="preserve">game time.</w:t>
+      </w:r>
+      <w:r>
+        <w:t xml:space="preserve">”</w:t>
+      </w:r>
+    </w:p>
+    <w:p>
+      <w:pPr>
+        <w:pStyle w:val="BodyText"/>
+      </w:pPr>
+      <w:r>
+        <w:t xml:space="preserve">Game time came. Cellphone records showed the gunmen driving from Rexdale to the</w:t>
+      </w:r>
+      <w:r>
+        <w:t xml:space="preserve"> </w:t>
+      </w:r>
+      <w:r>
+        <w:t xml:space="preserve">Pan neighbourhood in Markham that evening. Shortly before the shootings, one of</w:t>
+      </w:r>
+      <w:r>
+        <w:t xml:space="preserve"> </w:t>
+      </w:r>
+      <w:r>
+        <w:t xml:space="preserve">their phones called Pan twice. After the shootings, cell-tower records tracked</w:t>
+      </w:r>
+      <w:r>
+        <w:t xml:space="preserve"> </w:t>
+      </w:r>
+      <w:r>
+        <w:t xml:space="preserve">that phone retreating back to Rexdale, while a chain of intermediaries relayed word</w:t>
+      </w:r>
+      <w:r>
+        <w:t xml:space="preserve"> </w:t>
+      </w:r>
+      <w:r>
+        <w:t xml:space="preserve">up the line that everything was okay. And a friend of Pan’s, Andrew Montemayor,</w:t>
+      </w:r>
+      <w:r>
+        <w:t xml:space="preserve"> </w:t>
+      </w:r>
+      <w:r>
+        <w:t xml:space="preserve">testified that just before the</w:t>
+      </w:r>
+      <w:r>
+        <w:t xml:space="preserve"> </w:t>
+      </w:r>
+      <w:r>
+        <w:t xml:space="preserve">“</w:t>
+      </w:r>
+      <w:r>
+        <w:t xml:space="preserve">home invasion,</w:t>
+      </w:r>
+      <w:r>
+        <w:t xml:space="preserve">”</w:t>
+      </w:r>
+      <w:r>
+        <w:t xml:space="preserve"> </w:t>
+      </w:r>
+      <w:r>
+        <w:t xml:space="preserve">Pan had told him her plan: to stage</w:t>
+      </w:r>
+      <w:r>
+        <w:t xml:space="preserve"> </w:t>
+      </w:r>
+      <w:r>
+        <w:t xml:space="preserve">exactly such an invasion, that night, in which her parents would be shot.</w:t>
+      </w:r>
+    </w:p>
+    <w:p>
+      <w:pPr>
+        <w:pStyle w:val="BodyText"/>
+      </w:pPr>
+      <w:r>
+        <w:t xml:space="preserve">The scene said robbery. The phones said contract. The phones were telling the</w:t>
+      </w:r>
+      <w:r>
+        <w:t xml:space="preserve"> </w:t>
+      </w:r>
+      <w:r>
+        <w:t xml:space="preserve">truth.</w:t>
+      </w:r>
+    </w:p>
+    <w:bookmarkEnd w:id="96"/>
+    <w:bookmarkStart w:id="97" w:name="an-unfinished-ending"/>
     <w:p>
       <w:pPr>
         <w:pStyle w:val="Heading2"/>
       </w:pPr>
       <w:r>
-        <w:t xml:space="preserve">What the appeal decided</w:t>
+        <w:t xml:space="preserve">An unfinished ending</w:t>
       </w:r>
     </w:p>
     <w:p>
@@ -12512,89 +13118,97 @@
         <w:pStyle w:val="FirstParagraph"/>
       </w:pPr>
       <w:r>
-        <w:t xml:space="preserve">A jury convicted Scott Peterson of the first-degree murder of Laci and the</w:t>
-      </w:r>
-      <w:r>
-        <w:t xml:space="preserve"> </w:t>
-      </w:r>
-      <w:r>
-        <w:t xml:space="preserve">second-degree murder of Conner, found the multiple-murder special circumstance</w:t>
-      </w:r>
-      <w:r>
-        <w:t xml:space="preserve"> </w:t>
-      </w:r>
-      <w:r>
-        <w:t xml:space="preserve">true, and sentenced him to death. In 2020 the Supreme Court of California</w:t>
-      </w:r>
-      <w:r>
-        <w:t xml:space="preserve"> </w:t>
-      </w:r>
-      <w:r>
-        <w:t xml:space="preserve">affirmed the guilt convictions, rejecting his claim that the storm of pretrial</w:t>
-      </w:r>
-      <w:r>
-        <w:t xml:space="preserve"> </w:t>
-      </w:r>
-      <w:r>
-        <w:t xml:space="preserve">publicity had denied him a fair trial. It did, however, reverse the death sentence,</w:t>
-      </w:r>
-      <w:r>
-        <w:t xml:space="preserve"> </w:t>
-      </w:r>
-      <w:r>
-        <w:t xml:space="preserve">finding the trial court had made significant errors in selecting the jury that</w:t>
-      </w:r>
-      <w:r>
-        <w:t xml:space="preserve"> </w:t>
-      </w:r>
-      <w:r>
-        <w:t xml:space="preserve">decided his punishment.</w:t>
-      </w:r>
-      <w:r>
-        <w:t xml:space="preserve"> </w:t>
-      </w:r>
-      <w:r>
-        <w:rPr>
-          <w:iCs/>
-          <w:i/>
-        </w:rPr>
-        <w:t xml:space="preserve">(He was later resentenced to life, a development that</w:t>
-      </w:r>
-      <w:r>
-        <w:rPr>
-          <w:iCs/>
-          <w:i/>
-        </w:rPr>
-        <w:t xml:space="preserve"> </w:t>
-      </w:r>
-      <w:r>
-        <w:rPr>
-          <w:iCs/>
-          <w:i/>
-        </w:rPr>
-        <w:t xml:space="preserve">comes from news coverage rather than this decision.)</w:t>
-      </w:r>
-      <w:r>
-        <w:t xml:space="preserve"> </w:t>
-      </w:r>
-      <w:r>
-        <w:t xml:space="preserve">His convictions for the</w:t>
-      </w:r>
-      <w:r>
-        <w:t xml:space="preserve"> </w:t>
-      </w:r>
-      <w:r>
-        <w:t xml:space="preserve">murders stand.</w:t>
-      </w:r>
-    </w:p>
-    <w:bookmarkEnd w:id="95"/>
-    <w:bookmarkStart w:id="97" w:name="howd-he-get-caught-8"/>
+        <w:t xml:space="preserve">Jennifer Pan and her three co-accused were convicted of the first-degree murder of</w:t>
+      </w:r>
+      <w:r>
+        <w:t xml:space="preserve"> </w:t>
+      </w:r>
+      <w:r>
+        <w:t xml:space="preserve">her mother and the attempted murder of her father. But this is one of those cases,</w:t>
+      </w:r>
+      <w:r>
+        <w:t xml:space="preserve"> </w:t>
+      </w:r>
+      <w:r>
+        <w:t xml:space="preserve">and the book is honest about them, where the appellate courts were not finished.</w:t>
+      </w:r>
+    </w:p>
+    <w:p>
+      <w:pPr>
+        <w:pStyle w:val="BodyText"/>
+      </w:pPr>
+      <w:r>
+        <w:t xml:space="preserve">The Court of Appeal for Ontario, in 2023, set aside the first-degree murder</w:t>
+      </w:r>
+      <w:r>
+        <w:t xml:space="preserve"> </w:t>
+      </w:r>
+      <w:r>
+        <w:t xml:space="preserve">convictions and ordered a new trial on that count, not because it doubted the</w:t>
+      </w:r>
+      <w:r>
+        <w:t xml:space="preserve"> </w:t>
+      </w:r>
+      <w:r>
+        <w:t xml:space="preserve">evidence of the plot, but because of an error in how the jury had been instructed</w:t>
+      </w:r>
+      <w:r>
+        <w:t xml:space="preserve"> </w:t>
+      </w:r>
+      <w:r>
+        <w:t xml:space="preserve">about the lesser offences it could consider. It upheld the attempted-murder</w:t>
+      </w:r>
+      <w:r>
+        <w:t xml:space="preserve"> </w:t>
+      </w:r>
+      <w:r>
+        <w:t xml:space="preserve">convictions. The Crown appealed to the Supreme Court of Canada, seeking to restore</w:t>
+      </w:r>
+      <w:r>
+        <w:t xml:space="preserve"> </w:t>
+      </w:r>
+      <w:r>
+        <w:t xml:space="preserve">the murder convictions outright; the accused cross-appealed, seeking new trials on</w:t>
+      </w:r>
+      <w:r>
+        <w:t xml:space="preserve"> </w:t>
+      </w:r>
+      <w:r>
+        <w:t xml:space="preserve">everything. In April 2025, the Supreme Court largely held the line the Court of</w:t>
+      </w:r>
+      <w:r>
+        <w:t xml:space="preserve"> </w:t>
+      </w:r>
+      <w:r>
+        <w:t xml:space="preserve">Appeal had drawn: a new trial is required for all the accused on the first-degree</w:t>
+      </w:r>
+      <w:r>
+        <w:t xml:space="preserve"> </w:t>
+      </w:r>
+      <w:r>
+        <w:t xml:space="preserve">murder count, while the attempted-murder convictions stand. As of this writing,</w:t>
+      </w:r>
+      <w:r>
+        <w:t xml:space="preserve"> </w:t>
+      </w:r>
+      <w:r>
+        <w:t xml:space="preserve">then, the murder case built on that staged scene and those damning phones is</w:t>
+      </w:r>
+      <w:r>
+        <w:t xml:space="preserve"> </w:t>
+      </w:r>
+      <w:r>
+        <w:t xml:space="preserve">headed back to a courtroom to be proven again.</w:t>
+      </w:r>
+    </w:p>
+    <w:bookmarkEnd w:id="97"/>
+    <w:bookmarkStart w:id="100" w:name="howd-she-get-caught-1"/>
     <w:p>
       <w:pPr>
         <w:pStyle w:val="Heading2"/>
       </w:pPr>
       <w:r>
-        <w:t xml:space="preserve">How’d he get caught?</w:t>
+        <w:t xml:space="preserve">How’d she get caught?</w:t>
       </w:r>
     </w:p>
     <w:p>
@@ -12602,55 +13216,85 @@
         <w:pStyle w:val="FirstParagraph"/>
       </w:pPr>
       <w:r>
-        <w:t xml:space="preserve">He was caught by the place he chose to hide behind. Scott Peterson wanted an</w:t>
-      </w:r>
-      <w:r>
-        <w:t xml:space="preserve"> </w:t>
-      </w:r>
-      <w:r>
-        <w:t xml:space="preserve">alibi with distance in it, ninety miles of it, so he pointed to a marina and a</w:t>
-      </w:r>
-      <w:r>
-        <w:t xml:space="preserve"> </w:t>
-      </w:r>
-      <w:r>
-        <w:t xml:space="preserve">fishing trip he was too ignorant of fishing to fake. But an alibi anchored to a</w:t>
-      </w:r>
-      <w:r>
-        <w:t xml:space="preserve"> </w:t>
-      </w:r>
-      <w:r>
-        <w:t xml:space="preserve">spot on the map is a hostage to that spot, and this one betrayed him twice. First</w:t>
-      </w:r>
-      <w:r>
-        <w:t xml:space="preserve"> </w:t>
-      </w:r>
-      <w:r>
-        <w:t xml:space="preserve">the GPS on his ever-changing rental cars caught him returning to that cold water</w:t>
-      </w:r>
-      <w:r>
-        <w:t xml:space="preserve"> </w:t>
-      </w:r>
-      <w:r>
-        <w:t xml:space="preserve">over and over, the compulsive circling of a man who could not stay away from what</w:t>
-      </w:r>
-      <w:r>
-        <w:t xml:space="preserve"> </w:t>
-      </w:r>
-      <w:r>
-        <w:t xml:space="preserve">he’d sunk there. Then the Bay itself, on its own schedule, handed Laci and Conner</w:t>
-      </w:r>
-      <w:r>
-        <w:t xml:space="preserve"> </w:t>
-      </w:r>
-      <w:r>
-        <w:t xml:space="preserve">back to shore within a mile of it. He said he went fishing. The one thing he</w:t>
-      </w:r>
-      <w:r>
-        <w:t xml:space="preserve"> </w:t>
-      </w:r>
-      <w:r>
-        <w:t xml:space="preserve">managed to catch was himself.</w:t>
+        <w:t xml:space="preserve">She was caught by the difference between the story she staged and the story her</w:t>
+      </w:r>
+      <w:r>
+        <w:t xml:space="preserve"> </w:t>
+      </w:r>
+      <w:r>
+        <w:t xml:space="preserve">own life had recorded. Jennifer Pan built a home invasion for the police to find,</w:t>
+      </w:r>
+      <w:r>
+        <w:t xml:space="preserve"> </w:t>
+      </w:r>
+      <w:r>
+        <w:t xml:space="preserve">and she got the broad strokes right, the terror, the ransacked room, the daughter</w:t>
+      </w:r>
+      <w:r>
+        <w:t xml:space="preserve"> </w:t>
+      </w:r>
+      <w:r>
+        <w:t xml:space="preserve">bound and weeping. What she could not control were the details that a real robbery</w:t>
+      </w:r>
+      <w:r>
+        <w:t xml:space="preserve"> </w:t>
+      </w:r>
+      <w:r>
+        <w:t xml:space="preserve">would have left differently: the witness inexplicably spared, the car keys no</w:t>
+      </w:r>
+      <w:r>
+        <w:t xml:space="preserve"> </w:t>
+      </w:r>
+      <w:r>
+        <w:t xml:space="preserve">thief would ignore, the valuables no thief would leave. And what she could not</w:t>
+      </w:r>
+      <w:r>
+        <w:t xml:space="preserve"> </w:t>
+      </w:r>
+      <w:r>
+        <w:t xml:space="preserve">erase at all was the plan itself, which she had not kept in her head but had typed,</w:t>
+      </w:r>
+      <w:r>
+        <w:t xml:space="preserve"> </w:t>
+      </w:r>
+      <w:r>
+        <w:t xml:space="preserve">sent, and received, over months, across a web of phones that remembered every call</w:t>
+      </w:r>
+      <w:r>
+        <w:t xml:space="preserve"> </w:t>
+      </w:r>
+      <w:r>
+        <w:t xml:space="preserve">and every</w:t>
+      </w:r>
+      <w:r>
+        <w:t xml:space="preserve"> </w:t>
+      </w:r>
+      <w:r>
+        <w:t xml:space="preserve">“</w:t>
+      </w:r>
+      <w:r>
+        <w:t xml:space="preserve">game time</w:t>
+      </w:r>
+      <w:r>
+        <w:t xml:space="preserve">”</w:t>
+      </w:r>
+      <w:r>
+        <w:t xml:space="preserve"> </w:t>
+      </w:r>
+      <w:r>
+        <w:t xml:space="preserve">text long after her mother was dead. A staged scene can fool</w:t>
+      </w:r>
+      <w:r>
+        <w:t xml:space="preserve"> </w:t>
+      </w:r>
+      <w:r>
+        <w:t xml:space="preserve">the eye for a night. It cannot outlast the paper trail of the people who agreed,</w:t>
+      </w:r>
+      <w:r>
+        <w:t xml:space="preserve"> </w:t>
+      </w:r>
+      <w:r>
+        <w:t xml:space="preserve">in writing, to build it.</w:t>
       </w:r>
     </w:p>
     <w:p>
@@ -12679,6 +13323,896 @@
           <w:iCs/>
           <w:i/>
         </w:rPr>
+        <w:t xml:space="preserve">R. v. Pan</w:t>
+      </w:r>
+      <w:r>
+        <w:t xml:space="preserve">, 2023 ONCA 362 (Court of Appeal for</w:t>
+      </w:r>
+      <w:r>
+        <w:t xml:space="preserve"> </w:t>
+      </w:r>
+      <w:r>
+        <w:t xml:space="preserve">Ontario);</w:t>
+      </w:r>
+      <w:r>
+        <w:t xml:space="preserve"> </w:t>
+      </w:r>
+      <w:r>
+        <w:rPr>
+          <w:iCs/>
+          <w:i/>
+        </w:rPr>
+        <w:t xml:space="preserve">R. v. Pan</w:t>
+      </w:r>
+      <w:r>
+        <w:t xml:space="preserve">, 2025 SCC 12 (Supreme Court of Canada, decided April 10,</w:t>
+      </w:r>
+      <w:r>
+        <w:t xml:space="preserve"> </w:t>
+      </w:r>
+      <w:r>
+        <w:t xml:space="preserve">2025).</w:t>
+      </w:r>
+      <w:r>
+        <w:t xml:space="preserve"> </w:t>
+      </w:r>
+      <w:r>
+        <w:t xml:space="preserve">Free online:</w:t>
+      </w:r>
+      <w:r>
+        <w:t xml:space="preserve"> </w:t>
+      </w:r>
+      <w:hyperlink r:id="rId98">
+        <w:r>
+          <w:rPr>
+            <w:rStyle w:val="Hyperlink"/>
+          </w:rPr>
+          <w:t xml:space="preserve">CanLII (ONCA)</w:t>
+        </w:r>
+      </w:hyperlink>
+      <w:r>
+        <w:t xml:space="preserve"> </w:t>
+      </w:r>
+      <w:r>
+        <w:t xml:space="preserve">·</w:t>
+      </w:r>
+      <w:r>
+        <w:t xml:space="preserve"> </w:t>
+      </w:r>
+      <w:hyperlink r:id="rId99">
+        <w:r>
+          <w:rPr>
+            <w:rStyle w:val="Hyperlink"/>
+          </w:rPr>
+          <w:t xml:space="preserve">CanLII (SCC)</w:t>
+        </w:r>
+      </w:hyperlink>
+      <w:r>
+        <w:t xml:space="preserve">.</w:t>
+      </w:r>
+      <w:r>
+        <w:t xml:space="preserve"> </w:t>
+      </w:r>
+      <w:r>
+        <w:t xml:space="preserve">The staged scene, the cellphone and text evidence, and the murder-for-hire</w:t>
+      </w:r>
+      <w:r>
+        <w:t xml:space="preserve"> </w:t>
+      </w:r>
+      <w:r>
+        <w:t xml:space="preserve">theory are set out in the Court of Appeal’s reasons; the disposition (a new</w:t>
+      </w:r>
+      <w:r>
+        <w:t xml:space="preserve"> </w:t>
+      </w:r>
+      <w:r>
+        <w:t xml:space="preserve">trial on first-degree murder for all accused, the attempted-murder convictions</w:t>
+      </w:r>
+      <w:r>
+        <w:t xml:space="preserve"> </w:t>
+      </w:r>
+      <w:r>
+        <w:t xml:space="preserve">standing) is settled in the Supreme Court’s 2025 decision.</w:t>
+      </w:r>
+      <w:r>
+        <w:t xml:space="preserve"> </w:t>
+      </w:r>
+      <w:r>
+        <w:rPr>
+          <w:bCs/>
+          <w:b/>
+        </w:rPr>
+        <w:t xml:space="preserve">Note:</w:t>
+      </w:r>
+      <w:r>
+        <w:t xml:space="preserve"> </w:t>
+      </w:r>
+      <w:r>
+        <w:t xml:space="preserve">as of this</w:t>
+      </w:r>
+      <w:r>
+        <w:t xml:space="preserve"> </w:t>
+      </w:r>
+      <w:r>
+        <w:t xml:space="preserve">writing the first-degree murder charges are to be retried. The often-cited</w:t>
+      </w:r>
+      <w:r>
+        <w:t xml:space="preserve"> </w:t>
+      </w:r>
+      <w:r>
+        <w:t xml:space="preserve">“</w:t>
+      </w:r>
+      <w:r>
+        <w:t xml:space="preserve">700,000 records</w:t>
+      </w:r>
+      <w:r>
+        <w:t xml:space="preserve">”</w:t>
+      </w:r>
+      <w:r>
+        <w:t xml:space="preserve"> </w:t>
+      </w:r>
+      <w:r>
+        <w:t xml:space="preserve">figure comes from reporting; the decisions describe</w:t>
+      </w:r>
+      <w:r>
+        <w:t xml:space="preserve"> </w:t>
+      </w:r>
+      <w:r>
+        <w:t xml:space="preserve">“</w:t>
+      </w:r>
+      <w:r>
+        <w:t xml:space="preserve">a large</w:t>
+      </w:r>
+      <w:r>
+        <w:t xml:space="preserve"> </w:t>
+      </w:r>
+      <w:r>
+        <w:t xml:space="preserve">volume</w:t>
+      </w:r>
+      <w:r>
+        <w:t xml:space="preserve">”</w:t>
+      </w:r>
+      <w:r>
+        <w:t xml:space="preserve"> </w:t>
+      </w:r>
+      <w:r>
+        <w:t xml:space="preserve">of cellphone and text evidence.</w:t>
+      </w:r>
+    </w:p>
+    <w:bookmarkEnd w:id="100"/>
+    <w:bookmarkEnd w:id="101"/>
+    <w:bookmarkStart w:id="107" w:name="chapter-13---he-said-he-went-fishing"/>
+    <w:p>
+      <w:pPr>
+        <w:pStyle w:val="Heading1"/>
+      </w:pPr>
+      <w:r>
+        <w:t xml:space="preserve">Chapter 13 - He Said He Went Fishing</w:t>
+      </w:r>
+    </w:p>
+    <w:p>
+      <w:pPr>
+        <w:pStyle w:val="FirstParagraph"/>
+      </w:pPr>
+      <w:r>
+        <w:rPr>
+          <w:bCs/>
+          <w:b/>
+        </w:rPr>
+        <w:t xml:space="preserve">His alibi was that he’d been fishing in San Francisco Bay. Four months later</w:t>
+      </w:r>
+      <w:r>
+        <w:rPr>
+          <w:bCs/>
+          <w:b/>
+        </w:rPr>
+        <w:t xml:space="preserve"> </w:t>
+      </w:r>
+      <w:r>
+        <w:rPr>
+          <w:bCs/>
+          <w:b/>
+        </w:rPr>
+        <w:t xml:space="preserve">his wife’s body washed ashore a mile from the exact spot, and the GPS on his</w:t>
+      </w:r>
+      <w:r>
+        <w:rPr>
+          <w:bCs/>
+          <w:b/>
+        </w:rPr>
+        <w:t xml:space="preserve"> </w:t>
+      </w:r>
+      <w:r>
+        <w:rPr>
+          <w:bCs/>
+          <w:b/>
+        </w:rPr>
+        <w:t xml:space="preserve">rental cars showed he kept driving back to it.</w:t>
+      </w:r>
+    </w:p>
+    <w:p>
+      <w:pPr>
+        <w:pStyle w:val="BodyText"/>
+      </w:pPr>
+      <w:r>
+        <w:t xml:space="preserve">On Christmas Eve 2002, Laci Peterson, eight months pregnant, vanished from her</w:t>
+      </w:r>
+      <w:r>
+        <w:t xml:space="preserve"> </w:t>
+      </w:r>
+      <w:r>
+        <w:t xml:space="preserve">home in Modesto, California. Her husband, Scott, told police he had spent the day</w:t>
+      </w:r>
+      <w:r>
+        <w:t xml:space="preserve"> </w:t>
+      </w:r>
+      <w:r>
+        <w:t xml:space="preserve">fishing. Not nearby. He had driven roughly ninety miles to the Berkeley Marina on</w:t>
+      </w:r>
+      <w:r>
+        <w:t xml:space="preserve"> </w:t>
+      </w:r>
+      <w:r>
+        <w:t xml:space="preserve">San Francisco Bay, launched a boat, fished for an hour or two in the cold, and</w:t>
+      </w:r>
+      <w:r>
+        <w:t xml:space="preserve"> </w:t>
+      </w:r>
+      <w:r>
+        <w:t xml:space="preserve">come home to find her gone.</w:t>
+      </w:r>
+    </w:p>
+    <w:p>
+      <w:pPr>
+        <w:pStyle w:val="BodyText"/>
+      </w:pPr>
+      <w:r>
+        <w:t xml:space="preserve">It is worth pausing on how strange an alibi that is before a single piece of</w:t>
+      </w:r>
+      <w:r>
+        <w:t xml:space="preserve"> </w:t>
+      </w:r>
+      <w:r>
+        <w:t xml:space="preserve">forensic evidence enters the room. December 24 in the Bay was gray, damp, and</w:t>
+      </w:r>
+      <w:r>
+        <w:t xml:space="preserve"> </w:t>
+      </w:r>
+      <w:r>
+        <w:t xml:space="preserve">raw. The marina was nearly empty. A man whose very pregnant wife was at home for</w:t>
+      </w:r>
+      <w:r>
+        <w:t xml:space="preserve"> </w:t>
+      </w:r>
+      <w:r>
+        <w:t xml:space="preserve">the holidays had, on this account, driven three hours round trip to stand in a</w:t>
+      </w:r>
+      <w:r>
+        <w:t xml:space="preserve"> </w:t>
+      </w:r>
+      <w:r>
+        <w:t xml:space="preserve">boat in the wind. Even Laci’s stepfather, an avid fisherman himself, remarked at</w:t>
+      </w:r>
+      <w:r>
+        <w:t xml:space="preserve"> </w:t>
+      </w:r>
+      <w:r>
+        <w:t xml:space="preserve">the time that it was an awfully late, awfully cold hour to be going out.</w:t>
+      </w:r>
+    </w:p>
+    <w:p>
+      <w:pPr>
+        <w:pStyle w:val="BodyText"/>
+      </w:pPr>
+      <w:r>
+        <w:t xml:space="preserve">The alibi was a place. And the trouble with building your alibi around a place is</w:t>
+      </w:r>
+      <w:r>
+        <w:t xml:space="preserve"> </w:t>
+      </w:r>
+      <w:r>
+        <w:t xml:space="preserve">that the place can be watched, and, as it turned out, the place could give up a</w:t>
+      </w:r>
+      <w:r>
+        <w:t xml:space="preserve"> </w:t>
+      </w:r>
+      <w:r>
+        <w:t xml:space="preserve">body.</w:t>
+      </w:r>
+    </w:p>
+    <w:bookmarkStart w:id="102" w:name="the-fisherman-who-couldnt-fish"/>
+    <w:p>
+      <w:pPr>
+        <w:pStyle w:val="Heading2"/>
+      </w:pPr>
+      <w:r>
+        <w:t xml:space="preserve">The fisherman who couldn’t fish</w:t>
+      </w:r>
+    </w:p>
+    <w:p>
+      <w:pPr>
+        <w:pStyle w:val="FirstParagraph"/>
+      </w:pPr>
+      <w:r>
+        <w:t xml:space="preserve">Before the machines said anything, Scott Peterson’s own story kept tripping over</w:t>
+      </w:r>
+      <w:r>
+        <w:t xml:space="preserve"> </w:t>
+      </w:r>
+      <w:r>
+        <w:t xml:space="preserve">its feet.</w:t>
+      </w:r>
+    </w:p>
+    <w:p>
+      <w:pPr>
+        <w:pStyle w:val="BodyText"/>
+      </w:pPr>
+      <w:r>
+        <w:t xml:space="preserve">He had, it emerged, bought the boat in near-total secrecy. On December 7, the day</w:t>
+      </w:r>
+      <w:r>
+        <w:t xml:space="preserve"> </w:t>
+      </w:r>
+      <w:r>
+        <w:t xml:space="preserve">after he learned he could no longer hide the existence of his marriage from a</w:t>
+      </w:r>
+      <w:r>
+        <w:t xml:space="preserve"> </w:t>
+      </w:r>
+      <w:r>
+        <w:t xml:space="preserve">woman he was seeing, someone on his home computer went searching classified ads</w:t>
+      </w:r>
+      <w:r>
+        <w:t xml:space="preserve"> </w:t>
+      </w:r>
+      <w:r>
+        <w:t xml:space="preserve">for boats. He inspected one the next day and bought it on December 9, taking it</w:t>
+      </w:r>
+      <w:r>
+        <w:t xml:space="preserve"> </w:t>
+      </w:r>
+      <w:r>
+        <w:t xml:space="preserve">without the anchors that came with it. He never registered it. He never mentioned</w:t>
+      </w:r>
+      <w:r>
+        <w:t xml:space="preserve"> </w:t>
+      </w:r>
+      <w:r>
+        <w:t xml:space="preserve">it to his father, or to his fisherman stepfather who had invited him out many</w:t>
+      </w:r>
+      <w:r>
+        <w:t xml:space="preserve"> </w:t>
+      </w:r>
+      <w:r>
+        <w:t xml:space="preserve">times, or to the friend he regularly talked fishing with. A man does not usually</w:t>
+      </w:r>
+      <w:r>
+        <w:t xml:space="preserve"> </w:t>
+      </w:r>
+      <w:r>
+        <w:t xml:space="preserve">hide a new boat from the exact people who would be delighted by it, unless the</w:t>
+      </w:r>
+      <w:r>
+        <w:t xml:space="preserve"> </w:t>
+      </w:r>
+      <w:r>
+        <w:t xml:space="preserve">boat is not really for fishing.</w:t>
+      </w:r>
+    </w:p>
+    <w:p>
+      <w:pPr>
+        <w:pStyle w:val="BodyText"/>
+      </w:pPr>
+      <w:r>
+        <w:t xml:space="preserve">The same computers showed searches, on December 8, for boat ramps and nautical</w:t>
+      </w:r>
+      <w:r>
+        <w:t xml:space="preserve"> </w:t>
+      </w:r>
+      <w:r>
+        <w:t xml:space="preserve">charts, for currents and maps of the Berkeley Marina and the waters around a spot</w:t>
+      </w:r>
+      <w:r>
+        <w:t xml:space="preserve"> </w:t>
+      </w:r>
+      <w:r>
+        <w:t xml:space="preserve">called Brooks Island. In his boat, police found a homemade anchor made of cement.</w:t>
+      </w:r>
+      <w:r>
+        <w:t xml:space="preserve"> </w:t>
+      </w:r>
+      <w:r>
+        <w:t xml:space="preserve">In his truck bed, more cement, and a claw hammer dusted with cement powder, which</w:t>
+      </w:r>
+      <w:r>
+        <w:t xml:space="preserve"> </w:t>
+      </w:r>
+      <w:r>
+        <w:t xml:space="preserve">is a curious amount of masonry for a fishing trip.</w:t>
+      </w:r>
+    </w:p>
+    <w:p>
+      <w:pPr>
+        <w:pStyle w:val="BodyText"/>
+      </w:pPr>
+      <w:r>
+        <w:t xml:space="preserve">And when the state put a genuine expert on the stand, a published author on Bay</w:t>
+      </w:r>
+      <w:r>
+        <w:t xml:space="preserve"> </w:t>
+      </w:r>
+      <w:r>
+        <w:t xml:space="preserve">fishing, the alibi didn’t just weaken, it was dismantled point by embarrassing</w:t>
+      </w:r>
+      <w:r>
+        <w:t xml:space="preserve"> </w:t>
+      </w:r>
+      <w:r>
+        <w:t xml:space="preserve">point. Brooks Island was the wrong place for the sturgeon Peterson’s own searches</w:t>
+      </w:r>
+      <w:r>
+        <w:t xml:space="preserve"> </w:t>
+      </w:r>
+      <w:r>
+        <w:t xml:space="preserve">suggested he was after; they schooled elsewhere that time of year. Sturgeon want</w:t>
+      </w:r>
+      <w:r>
+        <w:t xml:space="preserve"> </w:t>
+      </w:r>
+      <w:r>
+        <w:t xml:space="preserve">live bait, not the lures he carried. His rod was too weak to land one anyway.</w:t>
+      </w:r>
+      <w:r>
+        <w:t xml:space="preserve"> </w:t>
+      </w:r>
+      <w:r>
+        <w:t xml:space="preserve">Reeling one in demands solid anchoring, which his sad little cement block could</w:t>
+      </w:r>
+      <w:r>
+        <w:t xml:space="preserve"> </w:t>
+      </w:r>
+      <w:r>
+        <w:t xml:space="preserve">not provide. And trolling for sturgeon, the method he claimed to have used, was</w:t>
+      </w:r>
+      <w:r>
+        <w:t xml:space="preserve"> </w:t>
+      </w:r>
+      <w:r>
+        <w:t xml:space="preserve">flatly illegal. Peterson had constructed an alibi around a kind of fishing that,</w:t>
+      </w:r>
+      <w:r>
+        <w:t xml:space="preserve"> </w:t>
+      </w:r>
+      <w:r>
+        <w:t xml:space="preserve">in that place, at that time, with that gear, was essentially impossible. He had</w:t>
+      </w:r>
+      <w:r>
+        <w:t xml:space="preserve"> </w:t>
+      </w:r>
+      <w:r>
+        <w:t xml:space="preserve">picked a cover story he did not know enough to tell.</w:t>
+      </w:r>
+    </w:p>
+    <w:p>
+      <w:pPr>
+        <w:pStyle w:val="BodyText"/>
+      </w:pPr>
+      <w:r>
+        <w:t xml:space="preserve">Then there was the reason for all of it. On December 30, a woman named Amber Frey</w:t>
+      </w:r>
+      <w:r>
+        <w:t xml:space="preserve"> </w:t>
+      </w:r>
+      <w:r>
+        <w:t xml:space="preserve">walked into a police station. She and Peterson had been dating since November,</w:t>
+      </w:r>
+      <w:r>
+        <w:t xml:space="preserve"> </w:t>
+      </w:r>
+      <w:r>
+        <w:t xml:space="preserve">seriously enough that he had met her daughter and discussed having children,</w:t>
+      </w:r>
+      <w:r>
+        <w:t xml:space="preserve"> </w:t>
+      </w:r>
+      <w:r>
+        <w:t xml:space="preserve">seriously enough that she had no idea he had a wife. When she learned the missing</w:t>
+      </w:r>
+      <w:r>
+        <w:t xml:space="preserve"> </w:t>
+      </w:r>
+      <w:r>
+        <w:t xml:space="preserve">pregnant woman on the news was married to the man she’d been seeing, she went to</w:t>
+      </w:r>
+      <w:r>
+        <w:t xml:space="preserve"> </w:t>
+      </w:r>
+      <w:r>
+        <w:t xml:space="preserve">the police, and soon she was recording their calls.</w:t>
+      </w:r>
+    </w:p>
+    <w:bookmarkEnd w:id="102"/>
+    <w:bookmarkStart w:id="103" w:name="the-tracks-he-couldnt-stop-making"/>
+    <w:p>
+      <w:pPr>
+        <w:pStyle w:val="Heading2"/>
+      </w:pPr>
+      <w:r>
+        <w:t xml:space="preserve">The tracks he couldn’t stop making</w:t>
+      </w:r>
+    </w:p>
+    <w:p>
+      <w:pPr>
+        <w:pStyle w:val="FirstParagraph"/>
+      </w:pPr>
+      <w:r>
+        <w:t xml:space="preserve">Here is where this becomes a location chapter, and one of the most quietly damning</w:t>
+      </w:r>
+      <w:r>
+        <w:t xml:space="preserve"> </w:t>
+      </w:r>
+      <w:r>
+        <w:t xml:space="preserve">in the book.</w:t>
+      </w:r>
+    </w:p>
+    <w:p>
+      <w:pPr>
+        <w:pStyle w:val="BodyText"/>
+      </w:pPr>
+      <w:r>
+        <w:t xml:space="preserve">In January, with a warrant, the Modesto police mounted a surveillance camera</w:t>
+      </w:r>
+      <w:r>
+        <w:t xml:space="preserve"> </w:t>
+      </w:r>
+      <w:r>
+        <w:t xml:space="preserve">outside Peterson’s home and attached GPS tracking devices to his vehicles. Not one</w:t>
+      </w:r>
+      <w:r>
+        <w:t xml:space="preserve"> </w:t>
+      </w:r>
+      <w:r>
+        <w:t xml:space="preserve">vehicle, because Peterson had taken to renting a rotating series of cars and</w:t>
+      </w:r>
+      <w:r>
+        <w:t xml:space="preserve"> </w:t>
+      </w:r>
+      <w:r>
+        <w:t xml:space="preserve">trucks, a few days at a time, a habit that itself invites a question. The GPS</w:t>
+      </w:r>
+      <w:r>
+        <w:t xml:space="preserve"> </w:t>
+      </w:r>
+      <w:r>
+        <w:t xml:space="preserve">data, backed up by officers’ own eyes, told a story no innocent explanation ever</w:t>
+      </w:r>
+      <w:r>
+        <w:t xml:space="preserve"> </w:t>
+      </w:r>
+      <w:r>
+        <w:t xml:space="preserve">quite covered. At least five times that January, Scott Peterson drove the ninety</w:t>
+      </w:r>
+      <w:r>
+        <w:t xml:space="preserve"> </w:t>
+      </w:r>
+      <w:r>
+        <w:t xml:space="preserve">miles from his home to the Berkeley Marina. On January 5 he went in a gray Subaru,</w:t>
+      </w:r>
+      <w:r>
+        <w:t xml:space="preserve"> </w:t>
+      </w:r>
+      <w:r>
+        <w:t xml:space="preserve">stayed five or ten minutes, and left. On January 6 he came back in a red Honda,</w:t>
+      </w:r>
+      <w:r>
+        <w:t xml:space="preserve"> </w:t>
+      </w:r>
+      <w:r>
+        <w:t xml:space="preserve">again for only minutes. On January 9, a white pickup. A different vehicle nearly</w:t>
+      </w:r>
+      <w:r>
+        <w:t xml:space="preserve"> </w:t>
+      </w:r>
+      <w:r>
+        <w:t xml:space="preserve">every time, each making the same long pilgrimage to the same cold stretch of</w:t>
+      </w:r>
+      <w:r>
+        <w:t xml:space="preserve"> </w:t>
+      </w:r>
+      <w:r>
+        <w:t xml:space="preserve">water, to stand there briefly and go home. On January 11, realizing the police</w:t>
+      </w:r>
+      <w:r>
+        <w:t xml:space="preserve"> </w:t>
+      </w:r>
+      <w:r>
+        <w:t xml:space="preserve">were onto him, he stopped, and the department shut the surveillance down.</w:t>
+      </w:r>
+    </w:p>
+    <w:p>
+      <w:pPr>
+        <w:pStyle w:val="BodyText"/>
+      </w:pPr>
+      <w:r>
+        <w:t xml:space="preserve">Think about what those trips are, and are not. They are not fishing; he never</w:t>
+      </w:r>
+      <w:r>
+        <w:t xml:space="preserve"> </w:t>
+      </w:r>
+      <w:r>
+        <w:t xml:space="preserve">launched a boat. They are a man drawn back, again and again, ninety miles each</w:t>
+      </w:r>
+      <w:r>
+        <w:t xml:space="preserve"> </w:t>
+      </w:r>
+      <w:r>
+        <w:t xml:space="preserve">way, in a carousel of borrowed cars, to the one place on earth he should have</w:t>
+      </w:r>
+      <w:r>
+        <w:t xml:space="preserve"> </w:t>
+      </w:r>
+      <w:r>
+        <w:t xml:space="preserve">wanted never to see again. The GPS did not record a killing. It recorded</w:t>
+      </w:r>
+      <w:r>
+        <w:t xml:space="preserve"> </w:t>
+      </w:r>
+      <w:r>
+        <w:t xml:space="preserve">something almost worse: the helpless orbit of a man circling the water he had put</w:t>
+      </w:r>
+      <w:r>
+        <w:t xml:space="preserve"> </w:t>
+      </w:r>
+      <w:r>
+        <w:t xml:space="preserve">his wife into.</w:t>
+      </w:r>
+    </w:p>
+    <w:p>
+      <w:pPr>
+        <w:pStyle w:val="BodyText"/>
+      </w:pPr>
+      <w:r>
+        <w:t xml:space="preserve">Because that is where she was. In mid-April, after a heavy storm churned the Bay,</w:t>
+      </w:r>
+      <w:r>
+        <w:t xml:space="preserve"> </w:t>
+      </w:r>
+      <w:r>
+        <w:t xml:space="preserve">a couple walking their dog found the body of a baby near the southern tip of</w:t>
+      </w:r>
+      <w:r>
+        <w:t xml:space="preserve"> </w:t>
+      </w:r>
+      <w:r>
+        <w:t xml:space="preserve">Brooks Island. The next morning, Laci’s body washed ashore, just over a mile from</w:t>
+      </w:r>
+      <w:r>
+        <w:t xml:space="preserve"> </w:t>
+      </w:r>
+      <w:r>
+        <w:t xml:space="preserve">the same island. DNA confirmed them: Laci and her son, Conner. They had surfaced</w:t>
+      </w:r>
+      <w:r>
+        <w:t xml:space="preserve"> </w:t>
+      </w:r>
+      <w:r>
+        <w:t xml:space="preserve">at the precise place Scott Peterson said he had gone fishing, and the precise</w:t>
+      </w:r>
+      <w:r>
+        <w:t xml:space="preserve"> </w:t>
+      </w:r>
+      <w:r>
+        <w:t xml:space="preserve">place his rented cars kept quietly returning to for a month.</w:t>
+      </w:r>
+    </w:p>
+    <w:p>
+      <w:pPr>
+        <w:pStyle w:val="BodyText"/>
+      </w:pPr>
+      <w:r>
+        <w:t xml:space="preserve">Peterson seemed to sense the tide turning before the bodies did. On April 12, the</w:t>
+      </w:r>
+      <w:r>
+        <w:t xml:space="preserve"> </w:t>
+      </w:r>
+      <w:r>
+        <w:t xml:space="preserve">day before the baby was found, he bought a car using his mother’s name. He grew a</w:t>
+      </w:r>
+      <w:r>
+        <w:t xml:space="preserve"> </w:t>
+      </w:r>
+      <w:r>
+        <w:t xml:space="preserve">goatee, and he dyed his hair. When police, fearing he would run, arrested him on</w:t>
+      </w:r>
+      <w:r>
+        <w:t xml:space="preserve"> </w:t>
+      </w:r>
+      <w:r>
+        <w:t xml:space="preserve">April 18, the disguise told them everything the GPS already had.</w:t>
+      </w:r>
+    </w:p>
+    <w:bookmarkEnd w:id="103"/>
+    <w:bookmarkStart w:id="104" w:name="what-the-appeal-decided"/>
+    <w:p>
+      <w:pPr>
+        <w:pStyle w:val="Heading2"/>
+      </w:pPr>
+      <w:r>
+        <w:t xml:space="preserve">What the appeal decided</w:t>
+      </w:r>
+    </w:p>
+    <w:p>
+      <w:pPr>
+        <w:pStyle w:val="FirstParagraph"/>
+      </w:pPr>
+      <w:r>
+        <w:t xml:space="preserve">A jury convicted Scott Peterson of the first-degree murder of Laci and the</w:t>
+      </w:r>
+      <w:r>
+        <w:t xml:space="preserve"> </w:t>
+      </w:r>
+      <w:r>
+        <w:t xml:space="preserve">second-degree murder of Conner, found the multiple-murder special circumstance</w:t>
+      </w:r>
+      <w:r>
+        <w:t xml:space="preserve"> </w:t>
+      </w:r>
+      <w:r>
+        <w:t xml:space="preserve">true, and sentenced him to death. In 2020 the Supreme Court of California</w:t>
+      </w:r>
+      <w:r>
+        <w:t xml:space="preserve"> </w:t>
+      </w:r>
+      <w:r>
+        <w:t xml:space="preserve">affirmed the guilt convictions, rejecting his claim that the storm of pretrial</w:t>
+      </w:r>
+      <w:r>
+        <w:t xml:space="preserve"> </w:t>
+      </w:r>
+      <w:r>
+        <w:t xml:space="preserve">publicity had denied him a fair trial. It did, however, reverse the death sentence,</w:t>
+      </w:r>
+      <w:r>
+        <w:t xml:space="preserve"> </w:t>
+      </w:r>
+      <w:r>
+        <w:t xml:space="preserve">finding the trial court had made significant errors in selecting the jury that</w:t>
+      </w:r>
+      <w:r>
+        <w:t xml:space="preserve"> </w:t>
+      </w:r>
+      <w:r>
+        <w:t xml:space="preserve">decided his punishment.</w:t>
+      </w:r>
+      <w:r>
+        <w:t xml:space="preserve"> </w:t>
+      </w:r>
+      <w:r>
+        <w:rPr>
+          <w:iCs/>
+          <w:i/>
+        </w:rPr>
+        <w:t xml:space="preserve">(He was later resentenced to life, a development that</w:t>
+      </w:r>
+      <w:r>
+        <w:rPr>
+          <w:iCs/>
+          <w:i/>
+        </w:rPr>
+        <w:t xml:space="preserve"> </w:t>
+      </w:r>
+      <w:r>
+        <w:rPr>
+          <w:iCs/>
+          <w:i/>
+        </w:rPr>
+        <w:t xml:space="preserve">comes from news coverage rather than this decision.)</w:t>
+      </w:r>
+      <w:r>
+        <w:t xml:space="preserve"> </w:t>
+      </w:r>
+      <w:r>
+        <w:t xml:space="preserve">His convictions for the</w:t>
+      </w:r>
+      <w:r>
+        <w:t xml:space="preserve"> </w:t>
+      </w:r>
+      <w:r>
+        <w:t xml:space="preserve">murders stand.</w:t>
+      </w:r>
+    </w:p>
+    <w:bookmarkEnd w:id="104"/>
+    <w:bookmarkStart w:id="106" w:name="howd-he-get-caught-8"/>
+    <w:p>
+      <w:pPr>
+        <w:pStyle w:val="Heading2"/>
+      </w:pPr>
+      <w:r>
+        <w:t xml:space="preserve">How’d he get caught?</w:t>
+      </w:r>
+    </w:p>
+    <w:p>
+      <w:pPr>
+        <w:pStyle w:val="FirstParagraph"/>
+      </w:pPr>
+      <w:r>
+        <w:t xml:space="preserve">He was caught by the place he chose to hide behind. Scott Peterson wanted an</w:t>
+      </w:r>
+      <w:r>
+        <w:t xml:space="preserve"> </w:t>
+      </w:r>
+      <w:r>
+        <w:t xml:space="preserve">alibi with distance in it, ninety miles of it, so he pointed to a marina and a</w:t>
+      </w:r>
+      <w:r>
+        <w:t xml:space="preserve"> </w:t>
+      </w:r>
+      <w:r>
+        <w:t xml:space="preserve">fishing trip he was too ignorant of fishing to fake. But an alibi anchored to a</w:t>
+      </w:r>
+      <w:r>
+        <w:t xml:space="preserve"> </w:t>
+      </w:r>
+      <w:r>
+        <w:t xml:space="preserve">spot on the map is a hostage to that spot, and this one betrayed him twice. First</w:t>
+      </w:r>
+      <w:r>
+        <w:t xml:space="preserve"> </w:t>
+      </w:r>
+      <w:r>
+        <w:t xml:space="preserve">the GPS on his ever-changing rental cars caught him returning to that cold water</w:t>
+      </w:r>
+      <w:r>
+        <w:t xml:space="preserve"> </w:t>
+      </w:r>
+      <w:r>
+        <w:t xml:space="preserve">over and over, the compulsive circling of a man who could not stay away from what</w:t>
+      </w:r>
+      <w:r>
+        <w:t xml:space="preserve"> </w:t>
+      </w:r>
+      <w:r>
+        <w:t xml:space="preserve">he’d sunk there. Then the Bay itself, on its own schedule, handed Laci and Conner</w:t>
+      </w:r>
+      <w:r>
+        <w:t xml:space="preserve"> </w:t>
+      </w:r>
+      <w:r>
+        <w:t xml:space="preserve">back to shore within a mile of it. He said he went fishing. The one thing he</w:t>
+      </w:r>
+      <w:r>
+        <w:t xml:space="preserve"> </w:t>
+      </w:r>
+      <w:r>
+        <w:t xml:space="preserve">managed to catch was himself.</w:t>
+      </w:r>
+    </w:p>
+    <w:p>
+      <w:r>
+        <w:pict>
+          <v:rect style="width:0;height:1.5pt" o:hralign="center" o:hrstd="t" o:hr="t"/>
+        </w:pict>
+      </w:r>
+    </w:p>
+    <w:p>
+      <w:pPr>
+        <w:pStyle w:val="BlockText"/>
+      </w:pPr>
+      <w:r>
+        <w:rPr>
+          <w:bCs/>
+          <w:b/>
+        </w:rPr>
+        <w:t xml:space="preserve">📖 Read the case yourself:</w:t>
+      </w:r>
+      <w:r>
+        <w:t xml:space="preserve"> </w:t>
+      </w:r>
+      <w:r>
+        <w:rPr>
+          <w:iCs/>
+          <w:i/>
+        </w:rPr>
         <w:t xml:space="preserve">People v. Peterson</w:t>
       </w:r>
       <w:r>
@@ -12705,7 +14239,7 @@
       <w:r>
         <w:t xml:space="preserve"> </w:t>
       </w:r>
-      <w:hyperlink r:id="rId96">
+      <w:hyperlink r:id="rId105">
         <w:r>
           <w:rPr>
             <w:rStyle w:val="Hyperlink"/>
@@ -12735,9 +14269,9 @@
         <w:t xml:space="preserve">affirmance and the reversal of the death sentence follow.</w:t>
       </w:r>
     </w:p>
-    <w:bookmarkEnd w:id="97"/>
-    <w:bookmarkEnd w:id="98"/>
-    <w:bookmarkStart w:id="104" w:name="Xc6739a0a9df3fc64d7d506c1b8a512a6603a993"/>
+    <w:bookmarkEnd w:id="106"/>
+    <w:bookmarkEnd w:id="107"/>
+    <w:bookmarkStart w:id="113" w:name="Xc6739a0a9df3fc64d7d506c1b8a512a6603a993"/>
     <w:p>
       <w:pPr>
         <w:pStyle w:val="Heading1"/>
@@ -12920,7 +14454,7 @@
         <w:t xml:space="preserve">ticking inside Douglas Garland had just been handed a deadline.</w:t>
       </w:r>
     </w:p>
-    <w:bookmarkStart w:id="99" w:name="the-preparations"/>
+    <w:bookmarkStart w:id="108" w:name="the-preparations"/>
     <w:p>
       <w:pPr>
         <w:pStyle w:val="Heading2"/>
@@ -13095,8 +14629,8 @@
         <w:t xml:space="preserve">would shape everything that came next.</w:t>
       </w:r>
     </w:p>
-    <w:bookmarkEnd w:id="99"/>
-    <w:bookmarkStart w:id="100" w:name="five-days"/>
+    <w:bookmarkEnd w:id="108"/>
+    <w:bookmarkStart w:id="109" w:name="five-days"/>
     <w:p>
       <w:pPr>
         <w:pStyle w:val="Heading2"/>
@@ -13265,8 +14799,8 @@
         <w:t xml:space="preserve">drive.</w:t>
       </w:r>
     </w:p>
-    <w:bookmarkEnd w:id="100"/>
-    <w:bookmarkStart w:id="101" w:name="what-the-hard-drive-remembered"/>
+    <w:bookmarkEnd w:id="109"/>
+    <w:bookmarkStart w:id="110" w:name="what-the-hard-drive-remembered"/>
     <w:p>
       <w:pPr>
         <w:pStyle w:val="Heading2"/>
@@ -13471,8 +15005,8 @@
         <w:t xml:space="preserve">be saved.</w:t>
       </w:r>
     </w:p>
-    <w:bookmarkEnd w:id="101"/>
-    <w:bookmarkStart w:id="103" w:name="howd-he-get-caught-9"/>
+    <w:bookmarkEnd w:id="110"/>
+    <w:bookmarkStart w:id="112" w:name="howd-he-get-caught-9"/>
     <w:p>
       <w:pPr>
         <w:pStyle w:val="Heading2"/>
@@ -13589,7 +15123,7 @@
       <w:r>
         <w:t xml:space="preserve"> </w:t>
       </w:r>
-      <w:hyperlink r:id="rId102">
+      <w:hyperlink r:id="rId111">
         <w:r>
           <w:rPr>
             <w:rStyle w:val="Hyperlink"/>
@@ -13613,9 +15147,9 @@
         <w:t xml:space="preserve">analysis follows.</w:t>
       </w:r>
     </w:p>
-    <w:bookmarkEnd w:id="103"/>
-    <w:bookmarkEnd w:id="104"/>
-    <w:bookmarkStart w:id="109" w:name="X12481cf3d42f24a4481acf69b16913fb2b74ae2"/>
+    <w:bookmarkEnd w:id="112"/>
+    <w:bookmarkEnd w:id="113"/>
+    <w:bookmarkStart w:id="118" w:name="X12481cf3d42f24a4481acf69b16913fb2b74ae2"/>
     <w:p>
       <w:pPr>
         <w:pStyle w:val="Heading1"/>
@@ -13742,7 +15276,7 @@
         <w:t xml:space="preserve">The proof of it was a record of things Melissa Todorovic typed.</w:t>
       </w:r>
     </w:p>
-    <w:bookmarkStart w:id="105" w:name="a-murder-authored-by-message"/>
+    <w:bookmarkStart w:id="114" w:name="a-murder-authored-by-message"/>
     <w:p>
       <w:pPr>
         <w:pStyle w:val="Heading2"/>
@@ -13903,8 +15437,8 @@
         <w:t xml:space="preserve">Bagshaw carried out what the messages had been driving toward all along.</w:t>
       </w:r>
     </w:p>
-    <w:bookmarkEnd w:id="105"/>
-    <w:bookmarkStart w:id="106" w:name="the-screen-and-the-confession"/>
+    <w:bookmarkEnd w:id="114"/>
+    <w:bookmarkStart w:id="115" w:name="the-screen-and-the-confession"/>
     <w:p>
       <w:pPr>
         <w:pStyle w:val="Heading2"/>
@@ -14157,8 +15691,8 @@
         <w:t xml:space="preserve">This chapter stays within what the appellate judgment establishes.)</w:t>
       </w:r>
     </w:p>
-    <w:bookmarkEnd w:id="106"/>
-    <w:bookmarkStart w:id="108" w:name="howd-she-get-caught-1"/>
+    <w:bookmarkEnd w:id="115"/>
+    <w:bookmarkStart w:id="117" w:name="howd-she-get-caught-2"/>
     <w:p>
       <w:pPr>
         <w:pStyle w:val="Heading2"/>
@@ -14287,7 +15821,7 @@
       <w:r>
         <w:t xml:space="preserve"> </w:t>
       </w:r>
-      <w:hyperlink r:id="rId107">
+      <w:hyperlink r:id="rId116">
         <w:r>
           <w:rPr>
             <w:rStyle w:val="Hyperlink"/>
@@ -14311,9 +15845,9 @@
         <w:t xml:space="preserve">and the adult-sentence decision follows.</w:t>
       </w:r>
     </w:p>
-    <w:bookmarkEnd w:id="108"/>
-    <w:bookmarkEnd w:id="109"/>
-    <w:bookmarkStart w:id="115" w:name="X224a54cfbe12541b911ec8945192b5378e1e509"/>
+    <w:bookmarkEnd w:id="117"/>
+    <w:bookmarkEnd w:id="118"/>
+    <w:bookmarkStart w:id="124" w:name="X224a54cfbe12541b911ec8945192b5378e1e509"/>
     <w:p>
       <w:pPr>
         <w:pStyle w:val="Heading1"/>
@@ -14470,7 +16004,7 @@
         <w:t xml:space="preserve">flawlessly. It just did the job for the wrong team.</w:t>
       </w:r>
     </w:p>
-    <w:bookmarkStart w:id="110" w:name="the-apartment-that-talked"/>
+    <w:bookmarkStart w:id="119" w:name="the-apartment-that-talked"/>
     <w:p>
       <w:pPr>
         <w:pStyle w:val="Heading2"/>
@@ -14637,8 +16171,8 @@
         <w:t xml:space="preserve">look like a coincidence. It looked like a confession with the middle torn out.</w:t>
       </w:r>
     </w:p>
-    <w:bookmarkEnd w:id="110"/>
-    <w:bookmarkStart w:id="111" w:name="cleaning-up-on-camera"/>
+    <w:bookmarkEnd w:id="119"/>
+    <w:bookmarkStart w:id="120" w:name="cleaning-up-on-camera"/>
     <w:p>
       <w:pPr>
         <w:pStyle w:val="Heading2"/>
@@ -14825,8 +16359,8 @@
         <w:t xml:space="preserve">A jury convicted William Sandeson of first-degree murder.</w:t>
       </w:r>
     </w:p>
-    <w:bookmarkEnd w:id="111"/>
-    <w:bookmarkStart w:id="112" w:name="the-lawyers-ghost"/>
+    <w:bookmarkEnd w:id="120"/>
+    <w:bookmarkStart w:id="121" w:name="the-lawyers-ghost"/>
     <w:p>
       <w:pPr>
         <w:pStyle w:val="Heading2"/>
@@ -14981,8 +16515,8 @@
         <w:t xml:space="preserve">news rather than in this decision.)</w:t>
       </w:r>
     </w:p>
-    <w:bookmarkEnd w:id="112"/>
-    <w:bookmarkStart w:id="114" w:name="howd-he-get-caught-10"/>
+    <w:bookmarkEnd w:id="121"/>
+    <w:bookmarkStart w:id="123" w:name="howd-he-get-caught-10"/>
     <w:p>
       <w:pPr>
         <w:pStyle w:val="Heading2"/>
@@ -15105,7 +16639,7 @@
       <w:r>
         <w:t xml:space="preserve"> </w:t>
       </w:r>
-      <w:hyperlink r:id="rId113">
+      <w:hyperlink r:id="rId122">
         <w:r>
           <w:rPr>
             <w:rStyle w:val="Hyperlink"/>
@@ -15129,9 +16663,9 @@
         <w:t xml:space="preserve">disclosure issue that decided the appeal follows.</w:t>
       </w:r>
     </w:p>
-    <w:bookmarkEnd w:id="114"/>
-    <w:bookmarkEnd w:id="115"/>
-    <w:bookmarkStart w:id="121" w:name="chapter-19---the-letter-from-the-grave"/>
+    <w:bookmarkEnd w:id="123"/>
+    <w:bookmarkEnd w:id="124"/>
+    <w:bookmarkStart w:id="130" w:name="chapter-19---the-letter-from-the-grave"/>
     <w:p>
       <w:pPr>
         <w:pStyle w:val="Heading1"/>
@@ -15302,7 +16836,7 @@
         <w:t xml:space="preserve">grave?</w:t>
       </w:r>
     </w:p>
-    <w:bookmarkStart w:id="116" w:name="the-charge-and-the-earthquake"/>
+    <w:bookmarkStart w:id="125" w:name="the-charge-and-the-earthquake"/>
     <w:p>
       <w:pPr>
         <w:pStyle w:val="Heading2"/>
@@ -15771,8 +17305,8 @@
         <w:t xml:space="preserve">first place.</w:t>
       </w:r>
     </w:p>
-    <w:bookmarkEnd w:id="116"/>
-    <w:bookmarkStart w:id="117" w:name="the-epilogue-the-opinion-cant-give-you"/>
+    <w:bookmarkEnd w:id="125"/>
+    <w:bookmarkStart w:id="126" w:name="the-epilogue-the-opinion-cant-give-you"/>
     <w:p>
       <w:pPr>
         <w:pStyle w:val="Heading2"/>
@@ -15861,8 +17395,8 @@
         <w:t xml:space="preserve">confirm the current status before print.)</w:t>
       </w:r>
     </w:p>
-    <w:bookmarkEnd w:id="117"/>
-    <w:bookmarkStart w:id="120" w:name="howd-he-get-caught-11"/>
+    <w:bookmarkEnd w:id="126"/>
+    <w:bookmarkStart w:id="129" w:name="howd-he-get-caught-11"/>
     <w:p>
       <w:pPr>
         <w:pStyle w:val="Heading2"/>
@@ -16009,7 +17543,7 @@
       <w:r>
         <w:t xml:space="preserve"> </w:t>
       </w:r>
-      <w:hyperlink r:id="rId118">
+      <w:hyperlink r:id="rId127">
         <w:r>
           <w:rPr>
             <w:rStyle w:val="Hyperlink"/>
@@ -16026,7 +17560,7 @@
       <w:r>
         <w:t xml:space="preserve"> </w:t>
       </w:r>
-      <w:hyperlink r:id="rId119">
+      <w:hyperlink r:id="rId128">
         <w:r>
           <w:rPr>
             <w:rStyle w:val="Hyperlink"/>
@@ -16115,9 +17649,9 @@
         <w:t xml:space="preserve">on the pull list.</w:t>
       </w:r>
     </w:p>
-    <w:bookmarkEnd w:id="120"/>
-    <w:bookmarkEnd w:id="121"/>
-    <w:bookmarkStart w:id="128" w:name="X958002ca02448356755196d87203e85c6cf932e"/>
+    <w:bookmarkEnd w:id="129"/>
+    <w:bookmarkEnd w:id="130"/>
+    <w:bookmarkStart w:id="137" w:name="X958002ca02448356755196d87203e85c6cf932e"/>
     <w:p>
       <w:pPr>
         <w:pStyle w:val="Heading1"/>
@@ -16268,7 +17802,7 @@
         <w:t xml:space="preserve">answer.</w:t>
       </w:r>
     </w:p>
-    <w:bookmarkStart w:id="122" w:name="X7b11d94e34298c01d860c15ea739cb0dfca6508"/>
+    <w:bookmarkStart w:id="131" w:name="X7b11d94e34298c01d860c15ea739cb0dfca6508"/>
     <w:p>
       <w:pPr>
         <w:pStyle w:val="Heading2"/>
@@ -16443,8 +17977,8 @@
         <w:t xml:space="preserve">chair.</w:t>
       </w:r>
     </w:p>
-    <w:bookmarkEnd w:id="122"/>
-    <w:bookmarkStart w:id="123" w:name="Xe67b992d38f8a0f7b4654d7ff9a0bd5ed378ef7"/>
+    <w:bookmarkEnd w:id="131"/>
+    <w:bookmarkStart w:id="132" w:name="Xe67b992d38f8a0f7b4654d7ff9a0bd5ed378ef7"/>
     <w:p>
       <w:pPr>
         <w:pStyle w:val="Heading2"/>
@@ -16633,8 +18167,8 @@
         <w:t xml:space="preserve">arrested for murder.</w:t>
       </w:r>
     </w:p>
-    <w:bookmarkEnd w:id="123"/>
-    <w:bookmarkStart w:id="124" w:name="making-a-step-counter-take-the-stand"/>
+    <w:bookmarkEnd w:id="132"/>
+    <w:bookmarkStart w:id="133" w:name="making-a-step-counter-take-the-stand"/>
     <w:p>
       <w:pPr>
         <w:pStyle w:val="Heading2"/>
@@ -16870,8 +18404,8 @@
         <w:t xml:space="preserve">without them.</w:t>
       </w:r>
     </w:p>
-    <w:bookmarkEnd w:id="124"/>
-    <w:bookmarkStart w:id="127" w:name="howd-he-get-caught-12"/>
+    <w:bookmarkEnd w:id="133"/>
+    <w:bookmarkStart w:id="136" w:name="howd-he-get-caught-12"/>
     <w:p>
       <w:pPr>
         <w:pStyle w:val="Heading2"/>
@@ -16988,7 +18522,7 @@
       <w:r>
         <w:t xml:space="preserve"> </w:t>
       </w:r>
-      <w:hyperlink r:id="rId125">
+      <w:hyperlink r:id="rId134">
         <w:r>
           <w:rPr>
             <w:rStyle w:val="Hyperlink"/>
@@ -17005,7 +18539,7 @@
       <w:r>
         <w:t xml:space="preserve"> </w:t>
       </w:r>
-      <w:hyperlink r:id="rId126">
+      <w:hyperlink r:id="rId135">
         <w:r>
           <w:rPr>
             <w:rStyle w:val="Hyperlink"/>
@@ -17029,9 +18563,9 @@
         <w:t xml:space="preserve">admissibility ruling is Part II.</w:t>
       </w:r>
     </w:p>
-    <w:bookmarkEnd w:id="127"/>
-    <w:bookmarkEnd w:id="128"/>
-    <w:bookmarkStart w:id="137" w:name="chapter-22---twelve-steps"/>
+    <w:bookmarkEnd w:id="136"/>
+    <w:bookmarkEnd w:id="137"/>
+    <w:bookmarkStart w:id="146" w:name="chapter-22---twelve-steps"/>
     <w:p>
       <w:pPr>
         <w:pStyle w:val="Heading1"/>
@@ -17176,7 +18710,7 @@
         <w:t xml:space="preserve">Then a detective looked at Detrie’s wrist.</w:t>
       </w:r>
     </w:p>
-    <w:bookmarkStart w:id="129" w:name="twelve-steps"/>
+    <w:bookmarkStart w:id="138" w:name="twelve-steps"/>
     <w:p>
       <w:pPr>
         <w:pStyle w:val="Heading2"/>
@@ -17289,8 +18823,8 @@
         <w:t xml:space="preserve">go.</w:t>
       </w:r>
     </w:p>
-    <w:bookmarkEnd w:id="129"/>
-    <w:bookmarkStart w:id="130" w:name="the-gift-wrapped-suspect"/>
+    <w:bookmarkEnd w:id="138"/>
+    <w:bookmarkStart w:id="139" w:name="the-gift-wrapped-suspect"/>
     <w:p>
       <w:pPr>
         <w:pStyle w:val="Heading2"/>
@@ -17447,8 +18981,8 @@
         <w:t xml:space="preserve">The download sat in a drawer, quietly holding a confession nobody had read yet.</w:t>
       </w:r>
     </w:p>
-    <w:bookmarkEnd w:id="130"/>
-    <w:bookmarkStart w:id="131" w:name="what-the-drawer-was-holding"/>
+    <w:bookmarkEnd w:id="139"/>
+    <w:bookmarkStart w:id="140" w:name="what-the-drawer-was-holding"/>
     <w:p>
       <w:pPr>
         <w:pStyle w:val="Heading2"/>
@@ -17619,8 +19153,8 @@
         <w:t xml:space="preserve">offered it up over a traffic beef.</w:t>
       </w:r>
     </w:p>
-    <w:bookmarkEnd w:id="131"/>
-    <w:bookmarkStart w:id="132" w:name="the-story-he-brought-to-court"/>
+    <w:bookmarkEnd w:id="140"/>
+    <w:bookmarkStart w:id="141" w:name="the-story-he-brought-to-court"/>
     <w:p>
       <w:pPr>
         <w:pStyle w:val="Heading2"/>
@@ -17755,8 +19289,8 @@
         <w:t xml:space="preserve">first-degree intentional homicide and sentenced to life.</w:t>
       </w:r>
     </w:p>
-    <w:bookmarkEnd w:id="132"/>
-    <w:bookmarkStart w:id="133" w:name="the-law-catches-up"/>
+    <w:bookmarkEnd w:id="141"/>
+    <w:bookmarkStart w:id="142" w:name="the-law-catches-up"/>
     <w:p>
       <w:pPr>
         <w:pStyle w:val="Heading2"/>
@@ -17872,8 +19406,8 @@
         <w:t xml:space="preserve">treatment. Wisconsin let the wristband speak for itself.</w:t>
       </w:r>
     </w:p>
-    <w:bookmarkEnd w:id="133"/>
-    <w:bookmarkStart w:id="136" w:name="howd-he-get-caught-13"/>
+    <w:bookmarkEnd w:id="142"/>
+    <w:bookmarkStart w:id="145" w:name="howd-he-get-caught-13"/>
     <w:p>
       <w:pPr>
         <w:pStyle w:val="Heading2"/>
@@ -17984,7 +19518,7 @@
       <w:r>
         <w:t xml:space="preserve"> </w:t>
       </w:r>
-      <w:hyperlink r:id="rId134">
+      <w:hyperlink r:id="rId143">
         <w:r>
           <w:rPr>
             <w:rStyle w:val="Hyperlink"/>
@@ -18001,7 +19535,7 @@
       <w:r>
         <w:t xml:space="preserve"> </w:t>
       </w:r>
-      <w:hyperlink r:id="rId135">
+      <w:hyperlink r:id="rId144">
         <w:r>
           <w:rPr>
             <w:rStyle w:val="Hyperlink"/>
@@ -18018,7 +19552,7 @@
       <w:r>
         <w:t xml:space="preserve"> </w:t>
       </w:r>
-      <w:hyperlink r:id="rId119">
+      <w:hyperlink r:id="rId128">
         <w:r>
           <w:rPr>
             <w:rStyle w:val="Hyperlink"/>
@@ -18042,9 +19576,9 @@
         <w:t xml:space="preserve">Fitbit rulings follow in the Discussion.</w:t>
       </w:r>
     </w:p>
-    <w:bookmarkEnd w:id="136"/>
-    <w:bookmarkEnd w:id="137"/>
-    <w:bookmarkStart w:id="142" w:name="X6286e49a5d2835d1750bbfc5643f89e51b5db7b"/>
+    <w:bookmarkEnd w:id="145"/>
+    <w:bookmarkEnd w:id="146"/>
+    <w:bookmarkStart w:id="151" w:name="X6286e49a5d2835d1750bbfc5643f89e51b5db7b"/>
     <w:p>
       <w:pPr>
         <w:pStyle w:val="Heading1"/>
@@ -18221,7 +19755,7 @@
         <w:t xml:space="preserve">the naked eye.</w:t>
       </w:r>
     </w:p>
-    <w:bookmarkStart w:id="138" w:name="motive-opportunity-and-a-missing-hour"/>
+    <w:bookmarkStart w:id="147" w:name="motive-opportunity-and-a-missing-hour"/>
     <w:p>
       <w:pPr>
         <w:pStyle w:val="Heading2"/>
@@ -18450,8 +19984,8 @@
         <w:t xml:space="preserve">physical fact was gunshot residue.</w:t>
       </w:r>
     </w:p>
-    <w:bookmarkEnd w:id="138"/>
-    <w:bookmarkStart w:id="139" w:name="X3b54e7c42de35d6c39964b70e410a725933d7ea"/>
+    <w:bookmarkEnd w:id="147"/>
+    <w:bookmarkStart w:id="148" w:name="X3b54e7c42de35d6c39964b70e410a725933d7ea"/>
     <w:p>
       <w:pPr>
         <w:pStyle w:val="Heading2"/>
@@ -18660,8 +20194,8 @@
         <w:t xml:space="preserve">figure beside the house had been her husband.</w:t>
       </w:r>
     </w:p>
-    <w:bookmarkEnd w:id="139"/>
-    <w:bookmarkStart w:id="141" w:name="howd-he-get-caught-14"/>
+    <w:bookmarkEnd w:id="148"/>
+    <w:bookmarkStart w:id="150" w:name="howd-he-get-caught-14"/>
     <w:p>
       <w:pPr>
         <w:pStyle w:val="Heading2"/>
@@ -18802,7 +20336,7 @@
       <w:r>
         <w:t xml:space="preserve"> </w:t>
       </w:r>
-      <w:hyperlink r:id="rId140">
+      <w:hyperlink r:id="rId149">
         <w:r>
           <w:rPr>
             <w:rStyle w:val="Hyperlink"/>
@@ -18826,9 +20360,9 @@
         <w:t xml:space="preserve">GSR findings and the admissibility analysis follow.</w:t>
       </w:r>
     </w:p>
-    <w:bookmarkEnd w:id="141"/>
-    <w:bookmarkEnd w:id="142"/>
-    <w:bookmarkStart w:id="147" w:name="X96e653f0d38642f87a2a5a557db7a4bf4805008"/>
+    <w:bookmarkEnd w:id="150"/>
+    <w:bookmarkEnd w:id="151"/>
+    <w:bookmarkStart w:id="156" w:name="X96e653f0d38642f87a2a5a557db7a4bf4805008"/>
     <w:p>
       <w:pPr>
         <w:pStyle w:val="Heading1"/>
@@ -18941,7 +20475,7 @@
         <w:t xml:space="preserve">young men showed up honoring the deal.</w:t>
       </w:r>
     </w:p>
-    <w:bookmarkStart w:id="143" w:name="two-gunshots-on-a-borrowed-phone"/>
+    <w:bookmarkStart w:id="152" w:name="two-gunshots-on-a-borrowed-phone"/>
     <w:p>
       <w:pPr>
         <w:pStyle w:val="Heading2"/>
@@ -19132,8 +20666,8 @@
         <w:t xml:space="preserve">is nowhere.</w:t>
       </w:r>
     </w:p>
-    <w:bookmarkEnd w:id="143"/>
-    <w:bookmarkStart w:id="144" w:name="the-foyer"/>
+    <w:bookmarkEnd w:id="152"/>
+    <w:bookmarkStart w:id="153" w:name="the-foyer"/>
     <w:p>
       <w:pPr>
         <w:pStyle w:val="Heading2"/>
@@ -19322,8 +20856,8 @@
         <w:t xml:space="preserve">conviction aside and ordered a new trial.</w:t>
       </w:r>
     </w:p>
-    <w:bookmarkEnd w:id="144"/>
-    <w:bookmarkStart w:id="146" w:name="howd-he-get-caught-15"/>
+    <w:bookmarkEnd w:id="153"/>
+    <w:bookmarkStart w:id="155" w:name="howd-he-get-caught-15"/>
     <w:p>
       <w:pPr>
         <w:pStyle w:val="Heading2"/>
@@ -19446,7 +20980,7 @@
       <w:r>
         <w:t xml:space="preserve"> </w:t>
       </w:r>
-      <w:hyperlink r:id="rId145">
+      <w:hyperlink r:id="rId154">
         <w:r>
           <w:rPr>
             <w:rStyle w:val="Hyperlink"/>
@@ -19476,9 +21010,9 @@
         <w:t xml:space="preserve">the Youth Criminal Justice Act protects the identities of those involved.</w:t>
       </w:r>
     </w:p>
-    <w:bookmarkEnd w:id="146"/>
-    <w:bookmarkEnd w:id="147"/>
-    <w:bookmarkStart w:id="153" w:name="chapter-26---what-happens-when-you-die"/>
+    <w:bookmarkEnd w:id="155"/>
+    <w:bookmarkEnd w:id="156"/>
+    <w:bookmarkStart w:id="162" w:name="chapter-26---what-happens-when-you-die"/>
     <w:p>
       <w:pPr>
         <w:pStyle w:val="Heading1"/>
@@ -19647,7 +21181,7 @@
         <w:t xml:space="preserve">Ogba was there.</w:t>
       </w:r>
     </w:p>
-    <w:bookmarkStart w:id="148" w:name="a-murder-on-camera"/>
+    <w:bookmarkStart w:id="157" w:name="a-murder-on-camera"/>
     <w:p>
       <w:pPr>
         <w:pStyle w:val="Heading2"/>
@@ -19770,8 +21304,8 @@
         <w:t xml:space="preserve">camera.</w:t>
       </w:r>
     </w:p>
-    <w:bookmarkEnd w:id="148"/>
-    <w:bookmarkStart w:id="149" w:name="the-search"/>
+    <w:bookmarkEnd w:id="157"/>
+    <w:bookmarkStart w:id="158" w:name="the-search"/>
     <w:p>
       <w:pPr>
         <w:pStyle w:val="Heading2"/>
@@ -19976,8 +21510,8 @@
         <w:t xml:space="preserve">point. A jury convicted all three of first-degree murder.</w:t>
       </w:r>
     </w:p>
-    <w:bookmarkEnd w:id="149"/>
-    <w:bookmarkStart w:id="150" w:name="an-honest-ending"/>
+    <w:bookmarkEnd w:id="158"/>
+    <w:bookmarkStart w:id="159" w:name="an-honest-ending"/>
     <w:p>
       <w:pPr>
         <w:pStyle w:val="Heading2"/>
@@ -20130,8 +21664,8 @@
         <w:t xml:space="preserve">correctly, that the trip between them be done properly.</w:t>
       </w:r>
     </w:p>
-    <w:bookmarkEnd w:id="150"/>
-    <w:bookmarkStart w:id="152" w:name="howd-they-get-caught-2"/>
+    <w:bookmarkEnd w:id="159"/>
+    <w:bookmarkStart w:id="161" w:name="howd-they-get-caught-2"/>
     <w:p>
       <w:pPr>
         <w:pStyle w:val="Heading2"/>
@@ -20242,7 +21776,7 @@
       <w:r>
         <w:t xml:space="preserve"> </w:t>
       </w:r>
-      <w:hyperlink r:id="rId151">
+      <w:hyperlink r:id="rId160">
         <w:r>
           <w:rPr>
             <w:rStyle w:val="Hyperlink"/>
@@ -20272,9 +21806,9 @@
         <w:t xml:space="preserve">trial follow. Note: the convictions were set aside and a new trial ordered.</w:t>
       </w:r>
     </w:p>
-    <w:bookmarkEnd w:id="152"/>
-    <w:bookmarkEnd w:id="153"/>
-    <w:bookmarkStart w:id="160" w:name="chapter-31---mr.-big"/>
+    <w:bookmarkEnd w:id="161"/>
+    <w:bookmarkEnd w:id="162"/>
+    <w:bookmarkStart w:id="169" w:name="chapter-31---mr.-big"/>
     <w:p>
       <w:pPr>
         <w:pStyle w:val="Heading1"/>
@@ -20531,7 +22065,7 @@
         <w:t xml:space="preserve">had actually cost.</w:t>
       </w:r>
     </w:p>
-    <w:bookmarkStart w:id="154" w:name="building-a-world-around-a-lonely-man"/>
+    <w:bookmarkStart w:id="163" w:name="building-a-world-around-a-lonely-man"/>
     <w:p>
       <w:pPr>
         <w:pStyle w:val="Heading2"/>
@@ -20794,8 +22328,8 @@
         <w:t xml:space="preserve">problem, and Hart could not advance until it was resolved.</w:t>
       </w:r>
     </w:p>
-    <w:bookmarkEnd w:id="154"/>
-    <w:bookmarkStart w:id="155" w:name="the-meeting-with-the-boss"/>
+    <w:bookmarkEnd w:id="163"/>
+    <w:bookmarkStart w:id="164" w:name="the-meeting-with-the-boss"/>
     <w:p>
       <w:pPr>
         <w:pStyle w:val="Heading2"/>
@@ -20926,8 +22460,8 @@
         <w:t xml:space="preserve">Jim.</w:t>
       </w:r>
     </w:p>
-    <w:bookmarkEnd w:id="155"/>
-    <w:bookmarkStart w:id="156" w:name="what-the-supreme-court-saw"/>
+    <w:bookmarkEnd w:id="164"/>
+    <w:bookmarkStart w:id="165" w:name="what-the-supreme-court-saw"/>
     <w:p>
       <w:pPr>
         <w:pStyle w:val="Heading2"/>
@@ -21134,8 +22668,8 @@
         <w:t xml:space="preserve">coverage, not from the judgment itself.)</w:t>
       </w:r>
     </w:p>
-    <w:bookmarkEnd w:id="156"/>
-    <w:bookmarkStart w:id="159" w:name="X0b0d763d0f87680e133776c3e680ec0e163f6c9"/>
+    <w:bookmarkEnd w:id="165"/>
+    <w:bookmarkStart w:id="168" w:name="X0b0d763d0f87680e133776c3e680ec0e163f6c9"/>
     <w:p>
       <w:pPr>
         <w:pStyle w:val="Heading2"/>
@@ -21289,7 +22823,7 @@
       <w:r>
         <w:t xml:space="preserve"> </w:t>
       </w:r>
-      <w:hyperlink r:id="rId157">
+      <w:hyperlink r:id="rId166">
         <w:r>
           <w:rPr>
             <w:rStyle w:val="Hyperlink"/>
@@ -21306,7 +22840,7 @@
       <w:r>
         <w:t xml:space="preserve"> </w:t>
       </w:r>
-      <w:hyperlink r:id="rId158">
+      <w:hyperlink r:id="rId167">
         <w:r>
           <w:rPr>
             <w:rStyle w:val="Hyperlink"/>
@@ -21336,9 +22870,9 @@
         <w:t xml:space="preserve">confessions from para. 129.</w:t>
       </w:r>
     </w:p>
-    <w:bookmarkEnd w:id="159"/>
-    <w:bookmarkEnd w:id="160"/>
-    <w:bookmarkStart w:id="166" w:name="chapter-32---the-firepit"/>
+    <w:bookmarkEnd w:id="168"/>
+    <w:bookmarkEnd w:id="169"/>
+    <w:bookmarkStart w:id="175" w:name="chapter-32---the-firepit"/>
     <w:p>
       <w:pPr>
         <w:pStyle w:val="Heading1"/>
@@ -21643,7 +23177,7 @@
         <w:t xml:space="preserve">criminal empire around a suspect and wait for him to confess to the boss.</w:t>
       </w:r>
     </w:p>
-    <w:bookmarkStart w:id="161" w:name="third-line"/>
+    <w:bookmarkStart w:id="170" w:name="third-line"/>
     <w:p>
       <w:pPr>
         <w:pStyle w:val="Heading2"/>
@@ -21955,8 +23489,8 @@
         <w:t xml:space="preserve">Hold onto that refusal. It is the reason his confession stuck.</w:t>
       </w:r>
     </w:p>
-    <w:bookmarkEnd w:id="161"/>
-    <w:bookmarkStart w:id="162" w:name="the-firepit"/>
+    <w:bookmarkEnd w:id="170"/>
+    <w:bookmarkStart w:id="171" w:name="the-firepit"/>
     <w:p>
       <w:pPr>
         <w:pStyle w:val="Heading2"/>
@@ -22213,8 +23747,8 @@
         <w:t xml:space="preserve">showing off.</w:t>
       </w:r>
     </w:p>
-    <w:bookmarkEnd w:id="162"/>
-    <w:bookmarkStart w:id="163" w:name="why-this-confession-survived"/>
+    <w:bookmarkEnd w:id="171"/>
+    <w:bookmarkStart w:id="172" w:name="why-this-confession-survived"/>
     <w:p>
       <w:pPr>
         <w:pStyle w:val="Heading2"/>
@@ -22410,8 +23944,8 @@
         <w:t xml:space="preserve">line, and they stood.</w:t>
       </w:r>
     </w:p>
-    <w:bookmarkEnd w:id="163"/>
-    <w:bookmarkStart w:id="165" w:name="howd-he-get-caught-16"/>
+    <w:bookmarkEnd w:id="172"/>
+    <w:bookmarkStart w:id="174" w:name="howd-he-get-caught-16"/>
     <w:p>
       <w:pPr>
         <w:pStyle w:val="Heading2"/>
@@ -22522,7 +24056,7 @@
       <w:r>
         <w:t xml:space="preserve"> </w:t>
       </w:r>
-      <w:hyperlink r:id="rId164">
+      <w:hyperlink r:id="rId173">
         <w:r>
           <w:rPr>
             <w:rStyle w:val="Hyperlink"/>
@@ -22575,9 +24109,9 @@
         <w:t xml:space="preserve">that built the framework this confession survived.</w:t>
       </w:r>
     </w:p>
-    <w:bookmarkEnd w:id="165"/>
-    <w:bookmarkEnd w:id="166"/>
-    <w:bookmarkStart w:id="171" w:name="X44161c9475b97d82ff178b417790f26a85aa4be"/>
+    <w:bookmarkEnd w:id="174"/>
+    <w:bookmarkEnd w:id="175"/>
+    <w:bookmarkStart w:id="180" w:name="X44161c9475b97d82ff178b417790f26a85aa4be"/>
     <w:p>
       <w:pPr>
         <w:pStyle w:val="Heading1"/>
@@ -22790,7 +24324,7 @@
         <w:t xml:space="preserve">other was a set of teeth.</w:t>
       </w:r>
     </w:p>
-    <w:bookmarkStart w:id="167" w:name="the-witness-and-the-wound"/>
+    <w:bookmarkStart w:id="176" w:name="the-witness-and-the-wound"/>
     <w:p>
       <w:pPr>
         <w:pStyle w:val="Heading2"/>
@@ -23135,8 +24669,8 @@
         <w:t xml:space="preserve">historical record rather than from this decision.)</w:t>
       </w:r>
     </w:p>
-    <w:bookmarkEnd w:id="167"/>
-    <w:bookmarkStart w:id="168" w:name="the-promise-that-couldnt-be-kept"/>
+    <w:bookmarkEnd w:id="176"/>
+    <w:bookmarkStart w:id="177" w:name="the-promise-that-couldnt-be-kept"/>
     <w:p>
       <w:pPr>
         <w:pStyle w:val="Heading2"/>
@@ -23319,8 +24853,8 @@
         <w:t xml:space="preserve">the defendant’s chair was innocent.</w:t>
       </w:r>
     </w:p>
-    <w:bookmarkEnd w:id="168"/>
-    <w:bookmarkStart w:id="170" w:name="howd-he-get-caught-17"/>
+    <w:bookmarkEnd w:id="177"/>
+    <w:bookmarkStart w:id="179" w:name="howd-he-get-caught-17"/>
     <w:p>
       <w:pPr>
         <w:pStyle w:val="Heading2"/>
@@ -23473,7 +25007,7 @@
       <w:r>
         <w:t xml:space="preserve"> </w:t>
       </w:r>
-      <w:hyperlink r:id="rId169">
+      <w:hyperlink r:id="rId178">
         <w:r>
           <w:rPr>
             <w:rStyle w:val="Hyperlink"/>
@@ -23551,9 +25085,9 @@
         <w:t xml:space="preserve">(Chapter 39).</w:t>
       </w:r>
     </w:p>
-    <w:bookmarkEnd w:id="170"/>
-    <w:bookmarkEnd w:id="171"/>
-    <w:bookmarkStart w:id="177" w:name="chapter-38---the-snaggletooth-killer"/>
+    <w:bookmarkEnd w:id="179"/>
+    <w:bookmarkEnd w:id="180"/>
+    <w:bookmarkStart w:id="186" w:name="chapter-38---the-snaggletooth-killer"/>
     <w:p>
       <w:pPr>
         <w:pStyle w:val="Heading1"/>
@@ -23692,7 +25226,7 @@
         <w:t xml:space="preserve">the left breast, hard enough to leave the impression of teeth.</w:t>
       </w:r>
     </w:p>
-    <w:bookmarkStart w:id="172" w:name="a-man-with-the-wrong-smile"/>
+    <w:bookmarkStart w:id="181" w:name="a-man-with-the-wrong-smile"/>
     <w:p>
       <w:pPr>
         <w:pStyle w:val="Heading2"/>
@@ -23869,8 +25403,8 @@
         <w:t xml:space="preserve">truth, was a set of crooked teeth and a coincidence of names.</w:t>
       </w:r>
     </w:p>
-    <w:bookmarkEnd w:id="172"/>
-    <w:bookmarkStart w:id="173" w:name="the-tape"/>
+    <w:bookmarkEnd w:id="181"/>
+    <w:bookmarkStart w:id="182" w:name="the-tape"/>
     <w:p>
       <w:pPr>
         <w:pStyle w:val="Heading2"/>
@@ -23999,8 +25533,8 @@
         <w:t xml:space="preserve">to spare him, the court sentenced him to death.</w:t>
       </w:r>
     </w:p>
-    <w:bookmarkEnd w:id="173"/>
-    <w:bookmarkStart w:id="174" w:name="reversal-and-then-the-truth"/>
+    <w:bookmarkEnd w:id="182"/>
+    <w:bookmarkStart w:id="183" w:name="reversal-and-then-the-truth"/>
     <w:p>
       <w:pPr>
         <w:pStyle w:val="Heading2"/>
@@ -24155,8 +25689,8 @@
         <w:t xml:space="preserve">release, not from the 1995 decision anchored here.)</w:t>
       </w:r>
     </w:p>
-    <w:bookmarkEnd w:id="174"/>
-    <w:bookmarkStart w:id="176" w:name="Xd7d153e2e1e2e56db12d56216bdb219643a2ec7"/>
+    <w:bookmarkEnd w:id="183"/>
+    <w:bookmarkStart w:id="185" w:name="Xd7d153e2e1e2e56db12d56216bdb219643a2ec7"/>
     <w:p>
       <w:pPr>
         <w:pStyle w:val="Heading2"/>
@@ -24297,7 +25831,7 @@
       <w:r>
         <w:t xml:space="preserve"> </w:t>
       </w:r>
-      <w:hyperlink r:id="rId175">
+      <w:hyperlink r:id="rId184">
         <w:r>
           <w:rPr>
             <w:rStyle w:val="Hyperlink"/>
@@ -24403,9 +25937,9 @@
         <w:t xml:space="preserve">(Chapter 39).</w:t>
       </w:r>
     </w:p>
-    <w:bookmarkEnd w:id="176"/>
-    <w:bookmarkEnd w:id="177"/>
-    <w:bookmarkStart w:id="182" w:name="Xc5d5d1253fa8c7605d89df4e731a600b3c4bb7d"/>
+    <w:bookmarkEnd w:id="185"/>
+    <w:bookmarkEnd w:id="186"/>
+    <w:bookmarkStart w:id="191" w:name="Xc5d5d1253fa8c7605d89df4e731a600b3c4bb7d"/>
     <w:p>
       <w:pPr>
         <w:pStyle w:val="Heading1"/>
@@ -24550,7 +26084,7 @@
         <w:t xml:space="preserve">the fatal stab wounds, noted no bite marks. None.</w:t>
       </w:r>
     </w:p>
-    <w:bookmarkStart w:id="178" w:name="the-marks-that-appeared-after-burial"/>
+    <w:bookmarkStart w:id="187" w:name="the-marks-that-appeared-after-burial"/>
     <w:p>
       <w:pPr>
         <w:pStyle w:val="Heading2"/>
@@ -24721,8 +26255,8 @@
         <w:t xml:space="preserve">teeth.</w:t>
       </w:r>
     </w:p>
-    <w:bookmarkEnd w:id="178"/>
-    <w:bookmarkStart w:id="179" w:name="twenty-six-years"/>
+    <w:bookmarkEnd w:id="187"/>
+    <w:bookmarkStart w:id="188" w:name="twenty-six-years"/>
     <w:p>
       <w:pPr>
         <w:pStyle w:val="Heading2"/>
@@ -24947,8 +26481,8 @@
         <w:t xml:space="preserve">later history rather than to this decision.)</w:t>
       </w:r>
     </w:p>
-    <w:bookmarkEnd w:id="179"/>
-    <w:bookmarkStart w:id="181" w:name="Xe1bcbe1b3e8d7151a85622fbdb1dea0034b76e5"/>
+    <w:bookmarkEnd w:id="188"/>
+    <w:bookmarkStart w:id="190" w:name="Xe1bcbe1b3e8d7151a85622fbdb1dea0034b76e5"/>
     <w:p>
       <w:pPr>
         <w:pStyle w:val="Heading2"/>
@@ -25083,7 +26617,7 @@
       <w:r>
         <w:t xml:space="preserve"> </w:t>
       </w:r>
-      <w:hyperlink r:id="rId180">
+      <w:hyperlink r:id="rId189">
         <w:r>
           <w:rPr>
             <w:rStyle w:val="Hyperlink"/>
@@ -25161,9 +26695,9 @@
         <w:t xml:space="preserve">(Chapter 38) complete the bite-mark arc.</w:t>
       </w:r>
     </w:p>
-    <w:bookmarkEnd w:id="181"/>
-    <w:bookmarkEnd w:id="182"/>
-    <w:bookmarkStart w:id="186" w:name="chapter-40---the-flies-that-never-came"/>
+    <w:bookmarkEnd w:id="190"/>
+    <w:bookmarkEnd w:id="191"/>
+    <w:bookmarkStart w:id="195" w:name="chapter-40---the-flies-that-never-came"/>
     <w:p>
       <w:pPr>
         <w:pStyle w:val="Heading1"/>
@@ -25388,7 +26922,7 @@
         <w:t xml:space="preserve">own account, and the geography of her life, put her a three-hour drive away.</w:t>
       </w:r>
     </w:p>
-    <w:bookmarkStart w:id="183" w:name="the-informant"/>
+    <w:bookmarkStart w:id="192" w:name="the-informant"/>
     <w:p>
       <w:pPr>
         <w:pStyle w:val="Heading2"/>
@@ -25659,8 +27193,8 @@
         <w:t xml:space="preserve">weigh her motives cannot weigh her word.</w:t>
       </w:r>
     </w:p>
-    <w:bookmarkEnd w:id="183"/>
-    <w:bookmarkStart w:id="184" w:name="the-flies"/>
+    <w:bookmarkEnd w:id="192"/>
+    <w:bookmarkStart w:id="193" w:name="the-flies"/>
     <w:p>
       <w:pPr>
         <w:pStyle w:val="Heading2"/>
@@ -25847,8 +27381,8 @@
         <w:t xml:space="preserve">address the insects.)</w:t>
       </w:r>
     </w:p>
-    <w:bookmarkEnd w:id="184"/>
-    <w:bookmarkStart w:id="185" w:name="Xa9a806fe186efe725ca7dc26c5e4cdfa84f740f"/>
+    <w:bookmarkEnd w:id="193"/>
+    <w:bookmarkStart w:id="194" w:name="Xa9a806fe186efe725ca7dc26c5e4cdfa84f740f"/>
     <w:p>
       <w:pPr>
         <w:pStyle w:val="Heading2"/>
@@ -26097,9 +27631,9 @@
         <w:t xml:space="preserve">(Chapter 41).</w:t>
       </w:r>
     </w:p>
-    <w:bookmarkEnd w:id="185"/>
-    <w:bookmarkEnd w:id="186"/>
-    <w:bookmarkStart w:id="191" w:name="Xb6275e81e8ed2caac70c8c4fbdf111eb2d1fdd2"/>
+    <w:bookmarkEnd w:id="194"/>
+    <w:bookmarkEnd w:id="195"/>
+    <w:bookmarkStart w:id="200" w:name="Xb6275e81e8ed2caac70c8c4fbdf111eb2d1fdd2"/>
     <w:p>
       <w:pPr>
         <w:pStyle w:val="Heading1"/>
@@ -26351,7 +27885,7 @@
         <w:t xml:space="preserve">was the word of a pathologist about the contents of a dead girl’s stomach.</w:t>
       </w:r>
     </w:p>
-    <w:bookmarkStart w:id="187" w:name="the-window"/>
+    <w:bookmarkStart w:id="196" w:name="the-window"/>
     <w:p>
       <w:pPr>
         <w:pStyle w:val="Heading2"/>
@@ -26496,8 +28030,8 @@
         <w:t xml:space="preserve">measurement, and a fourteen-year-old’s life was hung inside it.</w:t>
       </w:r>
     </w:p>
-    <w:bookmarkEnd w:id="187"/>
-    <w:bookmarkStart w:id="188" w:name="the-flies-1"/>
+    <w:bookmarkEnd w:id="196"/>
+    <w:bookmarkStart w:id="197" w:name="the-flies-1"/>
     <w:p>
       <w:pPr>
         <w:pStyle w:val="Heading2"/>
@@ -26730,8 +28264,8 @@
         <w:t xml:space="preserve">was sentenced to die, Steven Truscott was declared, at last, an innocent man.</w:t>
       </w:r>
     </w:p>
-    <w:bookmarkEnd w:id="188"/>
-    <w:bookmarkStart w:id="190" w:name="the-question-this-book-cannot-avoid"/>
+    <w:bookmarkEnd w:id="197"/>
+    <w:bookmarkStart w:id="199" w:name="the-question-this-book-cannot-avoid"/>
     <w:p>
       <w:pPr>
         <w:pStyle w:val="Heading2"/>
@@ -26935,7 +28469,7 @@
       <w:r>
         <w:t xml:space="preserve"> </w:t>
       </w:r>
-      <w:hyperlink r:id="rId189">
+      <w:hyperlink r:id="rId198">
         <w:r>
           <w:rPr>
             <w:rStyle w:val="Hyperlink"/>
@@ -27057,8 +28591,8 @@
         <w:t xml:space="preserve">book’s closing chapter.</w:t>
       </w:r>
     </w:p>
-    <w:bookmarkEnd w:id="190"/>
-    <w:bookmarkEnd w:id="191"/>
+    <w:bookmarkEnd w:id="199"/>
+    <w:bookmarkEnd w:id="200"/>
     <w:sectPr/>
   </w:body>
 </w:document>

--- a/book/word/How Not to Get Away With Murder - Master.docx
+++ b/book/word/How Not to Get Away With Murder - Master.docx
@@ -1025,21 +1025,7 @@
           <w:iCs/>
           <w:i/>
         </w:rPr>
-        <w:t xml:space="preserve">drafted (Jones in hand; Carpenter to</w:t>
-      </w:r>
-      <w:r>
-        <w:rPr>
-          <w:iCs/>
-          <w:i/>
-        </w:rPr>
-        <w:t xml:space="preserve"> </w:t>
-      </w:r>
-      <w:r>
-        <w:rPr>
-          <w:iCs/>
-          <w:i/>
-        </w:rPr>
-        <w:t xml:space="preserve">be added)</w:t>
+        <w:t xml:space="preserve">drafted (Jones + Carpenter both in)</w:t>
       </w:r>
       <w:r>
         <w:t xml:space="preserve"> </w:t>
@@ -1539,10 +1525,37 @@
         <w:t xml:space="preserve">State v. Zielinski</w:t>
       </w:r>
       <w:r>
-        <w:t xml:space="preserve"> </w:t>
-      </w:r>
-      <w:r>
-        <w:t xml:space="preserve">(Minn., 2024) - an accidental geotag</w:t>
+        <w:t xml:space="preserve">, 10 N.W.3d 1 (Minn. 2024) ✍️</w:t>
+      </w:r>
+      <w:r>
+        <w:t xml:space="preserve"> </w:t>
+      </w:r>
+      <w:r>
+        <w:rPr>
+          <w:iCs/>
+          <w:i/>
+        </w:rPr>
+        <w:t xml:space="preserve">drafted</w:t>
+      </w:r>
+      <w:r>
+        <w:t xml:space="preserve"> </w:t>
+      </w:r>
+      <w:r>
+        <w:rPr>
+          <w:iCs/>
+          <w:i/>
+        </w:rPr>
+        <w:t xml:space="preserve">Hook:</w:t>
+      </w:r>
+      <w:r>
+        <w:t xml:space="preserve"> </w:t>
+      </w:r>
+      <w:r>
+        <w:rPr>
+          <w:bCs/>
+          <w:b/>
+        </w:rPr>
+        <w:t xml:space="preserve">Somewhere on the drive to a robbery that would end in murder, a phone in someone’s pocket took a picture of the inside of that pocket. No one meant to take it. And it was stamped with the time and the place.</w:t>
       </w:r>
     </w:p>
     <w:p>
@@ -1580,7 +1593,37 @@
         <w:t xml:space="preserve"> </w:t>
       </w:r>
       <w:r>
-        <w:t xml:space="preserve">(La., 2025) - ALPR tracks the getaway car</w:t>
+        <w:t xml:space="preserve">(La. 5th Cir. 2025) ✍️</w:t>
+      </w:r>
+      <w:r>
+        <w:t xml:space="preserve"> </w:t>
+      </w:r>
+      <w:r>
+        <w:rPr>
+          <w:iCs/>
+          <w:i/>
+        </w:rPr>
+        <w:t xml:space="preserve">drafted</w:t>
+      </w:r>
+      <w:r>
+        <w:t xml:space="preserve"> </w:t>
+      </w:r>
+      <w:r>
+        <w:rPr>
+          <w:iCs/>
+          <w:i/>
+        </w:rPr>
+        <w:t xml:space="preserve">Hook:</w:t>
+      </w:r>
+      <w:r>
+        <w:t xml:space="preserve"> </w:t>
+      </w:r>
+      <w:r>
+        <w:rPr>
+          <w:bCs/>
+          <w:b/>
+        </w:rPr>
+        <w:t xml:space="preserve">He drove to the killings in his dead sister’s car, a black Honda with distinctive chrome trim. The licence-plate readers on the interstate recognized it all the way home.</w:t>
       </w:r>
     </w:p>
     <w:bookmarkEnd w:id="25"/>
@@ -9288,75 +9331,127 @@
         <w:t xml:space="preserve"> </w:t>
       </w:r>
       <w:r>
-        <w:t xml:space="preserve">over. There the government had obtained months of historical cell-site location</w:t>
-      </w:r>
-      <w:r>
-        <w:t xml:space="preserve"> </w:t>
-      </w:r>
-      <w:r>
-        <w:t xml:space="preserve">records, the log of which towers a suspect’s phone connected to, without a warrant,</w:t>
-      </w:r>
-      <w:r>
-        <w:t xml:space="preserve"> </w:t>
-      </w:r>
-      <w:r>
-        <w:t xml:space="preserve">and used them to place him near a string of robberies. The Court held that</w:t>
-      </w:r>
-      <w:r>
-        <w:t xml:space="preserve"> </w:t>
-      </w:r>
-      <w:r>
-        <w:t xml:space="preserve">acquiring that kind of pervasive, long-term location history is also a search</w:t>
-      </w:r>
-      <w:r>
-        <w:t xml:space="preserve"> </w:t>
-      </w:r>
-      <w:r>
-        <w:t xml:space="preserve">requiring a warrant, refusing to treat the digital trail we leave with our phone</w:t>
-      </w:r>
-      <w:r>
-        <w:t xml:space="preserve"> </w:t>
-      </w:r>
-      <w:r>
-        <w:t xml:space="preserve">companies as fair game simply because a third party holds it.</w:t>
-      </w:r>
-      <w:r>
-        <w:t xml:space="preserve"> </w:t>
-      </w:r>
-      <w:r>
-        <w:rPr>
-          <w:iCs/>
-          <w:i/>
-        </w:rPr>
-        <w:t xml:space="preserve">(Carpenter is the</w:t>
-      </w:r>
-      <w:r>
-        <w:rPr>
-          <w:iCs/>
-          <w:i/>
-        </w:rPr>
-        <w:t xml:space="preserve"> </w:t>
-      </w:r>
-      <w:r>
-        <w:rPr>
-          <w:iCs/>
-          <w:i/>
-        </w:rPr>
-        <w:t xml:space="preserve">essential companion to this interlude; its own chapter-length treatment can be</w:t>
-      </w:r>
-      <w:r>
-        <w:rPr>
-          <w:iCs/>
-          <w:i/>
-        </w:rPr>
-        <w:t xml:space="preserve"> </w:t>
-      </w:r>
-      <w:r>
-        <w:rPr>
-          <w:iCs/>
-          <w:i/>
-        </w:rPr>
-        <w:t xml:space="preserve">slotted here once the decision is in hand.)</w:t>
+        <w:t xml:space="preserve">over. Timothy Carpenter was tied to a string of armed robberies at RadioShack and</w:t>
+      </w:r>
+      <w:r>
+        <w:t xml:space="preserve"> </w:t>
+      </w:r>
+      <w:r>
+        <w:t xml:space="preserve">T-Mobile stores around Detroit after an accomplice named him. To build the case,</w:t>
+      </w:r>
+      <w:r>
+        <w:t xml:space="preserve"> </w:t>
+      </w:r>
+      <w:r>
+        <w:t xml:space="preserve">the government obtained, without a warrant, months of Carpenter’s historical</w:t>
+      </w:r>
+      <w:r>
+        <w:t xml:space="preserve"> </w:t>
+      </w:r>
+      <w:r>
+        <w:t xml:space="preserve">cell-site location information, the log of which cell towers his phone had</w:t>
+      </w:r>
+      <w:r>
+        <w:t xml:space="preserve"> </w:t>
+      </w:r>
+      <w:r>
+        <w:t xml:space="preserve">connected to, roughly 127 days of it, placing his phone near robbery after</w:t>
+      </w:r>
+      <w:r>
+        <w:t xml:space="preserve"> </w:t>
+      </w:r>
+      <w:r>
+        <w:t xml:space="preserve">robbery. The government’s theory was that this was fair game because the records</w:t>
+      </w:r>
+      <w:r>
+        <w:t xml:space="preserve"> </w:t>
+      </w:r>
+      <w:r>
+        <w:t xml:space="preserve">belonged to the phone company, not to Carpenter, under the old rule that you</w:t>
+      </w:r>
+      <w:r>
+        <w:t xml:space="preserve"> </w:t>
+      </w:r>
+      <w:r>
+        <w:t xml:space="preserve">surrender your privacy in information you hand to a third party.</w:t>
+      </w:r>
+    </w:p>
+    <w:p>
+      <w:pPr>
+        <w:pStyle w:val="BodyText"/>
+      </w:pPr>
+      <w:r>
+        <w:t xml:space="preserve">The Court refused to go there. Acquiring that kind of pervasive, long-term record</w:t>
+      </w:r>
+      <w:r>
+        <w:t xml:space="preserve"> </w:t>
+      </w:r>
+      <w:r>
+        <w:t xml:space="preserve">of a person’s movements, it held, is a Fourth Amendment search that requires a</w:t>
+      </w:r>
+      <w:r>
+        <w:t xml:space="preserve"> </w:t>
+      </w:r>
+      <w:r>
+        <w:t xml:space="preserve">warrant, even though a phone company holds the data, because a comprehensive log</w:t>
+      </w:r>
+      <w:r>
+        <w:t xml:space="preserve"> </w:t>
+      </w:r>
+      <w:r>
+        <w:t xml:space="preserve">of everywhere you have been is exactly the sort of intimate portrait the Amendment</w:t>
+      </w:r>
+      <w:r>
+        <w:t xml:space="preserve"> </w:t>
+      </w:r>
+      <w:r>
+        <w:t xml:space="preserve">protects. Modern life forces us to leave a locational trail with our carriers</w:t>
+      </w:r>
+      <w:r>
+        <w:t xml:space="preserve"> </w:t>
+      </w:r>
+      <w:r>
+        <w:t xml:space="preserve">simply by owning a phone; that necessity, the Court reasoned, cannot mean we</w:t>
+      </w:r>
+      <w:r>
+        <w:t xml:space="preserve"> </w:t>
+      </w:r>
+      <w:r>
+        <w:t xml:space="preserve">surrender the right to keep the government from freely reading it.</w:t>
+      </w:r>
+      <w:r>
+        <w:t xml:space="preserve"> </w:t>
+      </w:r>
+      <w:r>
+        <w:rPr>
+          <w:iCs/>
+          <w:i/>
+        </w:rPr>
+        <w:t xml:space="preserve">Carpenter</w:t>
+      </w:r>
+      <w:r>
+        <w:t xml:space="preserve"> </w:t>
+      </w:r>
+      <w:r>
+        <w:t xml:space="preserve">is</w:t>
+      </w:r>
+      <w:r>
+        <w:t xml:space="preserve"> </w:t>
+      </w:r>
+      <w:r>
+        <w:t xml:space="preserve">the essential backdrop to every chapter in this book where historical cell-tower</w:t>
+      </w:r>
+      <w:r>
+        <w:t xml:space="preserve"> </w:t>
+      </w:r>
+      <w:r>
+        <w:t xml:space="preserve">records place a killer, from the two phones on the same towers in the Millard</w:t>
+      </w:r>
+      <w:r>
+        <w:t xml:space="preserve"> </w:t>
+      </w:r>
+      <w:r>
+        <w:t xml:space="preserve">cases to the timeline that helped convict Jennifer Pan.</w:t>
       </w:r>
     </w:p>
     <w:p>
@@ -14271,13 +14366,13 @@
     </w:p>
     <w:bookmarkEnd w:id="106"/>
     <w:bookmarkEnd w:id="107"/>
-    <w:bookmarkStart w:id="113" w:name="Xc6739a0a9df3fc64d7d506c1b8a512a6603a993"/>
+    <w:bookmarkStart w:id="112" w:name="Xc00b892f8a4e9bdc10a0d27066cba4438a9b0a4"/>
     <w:p>
       <w:pPr>
         <w:pStyle w:val="Heading1"/>
       </w:pPr>
       <w:r>
-        <w:t xml:space="preserve">Chapter 16 - The Hard Drive in the Rafters</w:t>
+        <w:t xml:space="preserve">Chapter 14 - The Blind Photo From Inside a Pocket</w:t>
       </w:r>
     </w:p>
     <w:p>
@@ -14289,178 +14384,152 @@
           <w:bCs/>
           <w:b/>
         </w:rPr>
-        <w:t xml:space="preserve">He researched how to destroy DNA evidence and saved the research to a hard</w:t>
-      </w:r>
-      <w:r>
-        <w:rPr>
-          <w:bCs/>
-          <w:b/>
-        </w:rPr>
-        <w:t xml:space="preserve"> </w:t>
-      </w:r>
-      <w:r>
-        <w:rPr>
-          <w:bCs/>
-          <w:b/>
-        </w:rPr>
-        <w:t xml:space="preserve">drive. Then he hid the hard drive instead of burning it.</w:t>
-      </w:r>
-    </w:p>
-    <w:p>
-      <w:pPr>
-        <w:pStyle w:val="BodyText"/>
-      </w:pPr>
-      <w:r>
-        <w:t xml:space="preserve">Douglas Garland was a man who kept score, and the ledger he kept was a strange</w:t>
-      </w:r>
-      <w:r>
-        <w:t xml:space="preserve"> </w:t>
-      </w:r>
-      <w:r>
-        <w:t xml:space="preserve">one, because the debt he was collecting on had never actually existed.</w:t>
-      </w:r>
-    </w:p>
-    <w:p>
-      <w:pPr>
-        <w:pStyle w:val="BodyText"/>
-      </w:pPr>
-      <w:r>
-        <w:t xml:space="preserve">He was fifty-seven, and the Alberta Court of Appeal describes him with a few cold</w:t>
-      </w:r>
-      <w:r>
-        <w:t xml:space="preserve"> </w:t>
-      </w:r>
-      <w:r>
-        <w:t xml:space="preserve">words that tell you almost everything: a highly intelligent loner, an expert with</w:t>
-      </w:r>
-      <w:r>
-        <w:t xml:space="preserve"> </w:t>
-      </w:r>
-      <w:r>
-        <w:t xml:space="preserve">computers, unmarried, usually unemployed, living with his parents on a small farm</w:t>
-      </w:r>
-      <w:r>
-        <w:t xml:space="preserve"> </w:t>
-      </w:r>
-      <w:r>
-        <w:t xml:space="preserve">north of Calgary and driving an old 1994 Ford pickup. Years earlier he had worked</w:t>
-      </w:r>
-      <w:r>
-        <w:t xml:space="preserve"> </w:t>
-      </w:r>
-      <w:r>
-        <w:t xml:space="preserve">for one of Alvin Liknes’s oil-and-gas ventures, and the two had fallen out over a</w:t>
-      </w:r>
-      <w:r>
-        <w:t xml:space="preserve"> </w:t>
-      </w:r>
-      <w:r>
-        <w:t xml:space="preserve">pump Liknes patented. Garland believed he’d helped invent it and had been robbed</w:t>
-      </w:r>
-      <w:r>
-        <w:t xml:space="preserve"> </w:t>
-      </w:r>
-      <w:r>
-        <w:t xml:space="preserve">of the credit.</w:t>
-      </w:r>
-    </w:p>
-    <w:p>
-      <w:pPr>
-        <w:pStyle w:val="BodyText"/>
-      </w:pPr>
-      <w:r>
-        <w:t xml:space="preserve">Here is the detail the court sets down almost in passing, and it should stop you</w:t>
-      </w:r>
-      <w:r>
-        <w:t xml:space="preserve"> </w:t>
-      </w:r>
-      <w:r>
-        <w:t xml:space="preserve">where you sit: the pump was not economically viable. It never earned a single</w:t>
-      </w:r>
-      <w:r>
-        <w:t xml:space="preserve"> </w:t>
-      </w:r>
-      <w:r>
-        <w:t xml:space="preserve">dollar. There was, in the most literal sense, nothing to have been cheated out</w:t>
-      </w:r>
-      <w:r>
-        <w:t xml:space="preserve"> </w:t>
-      </w:r>
-      <w:r>
-        <w:t xml:space="preserve">of. The grievance was pure invention, a wound Garland had drawn on himself and</w:t>
-      </w:r>
-      <w:r>
-        <w:t xml:space="preserve"> </w:t>
-      </w:r>
-      <w:r>
-        <w:t xml:space="preserve">then nursed for the better part of a decade.</w:t>
-      </w:r>
-    </w:p>
-    <w:p>
-      <w:pPr>
-        <w:pStyle w:val="BodyText"/>
-      </w:pPr>
-      <w:r>
-        <w:t xml:space="preserve">He kept tabs on Alvin Liknes for years, and over time the fixation spread to</w:t>
-      </w:r>
-      <w:r>
-        <w:t xml:space="preserve"> </w:t>
-      </w:r>
-      <w:r>
-        <w:t xml:space="preserve">Alvin’s wife, Kathy. He tracked the couple through regular computer searches, a</w:t>
-      </w:r>
-      <w:r>
-        <w:t xml:space="preserve"> </w:t>
-      </w:r>
-      <w:r>
-        <w:t xml:space="preserve">private surveillance operation running quietly out of a farmhouse basement. In</w:t>
-      </w:r>
-      <w:r>
-        <w:t xml:space="preserve"> </w:t>
-      </w:r>
-      <w:r>
-        <w:t xml:space="preserve">December 2013 he convinced himself Alvin had stolen items from the Garland</w:t>
-      </w:r>
-      <w:r>
-        <w:t xml:space="preserve"> </w:t>
-      </w:r>
-      <w:r>
-        <w:t xml:space="preserve">property, and the old imaginary wound tore open again.</w:t>
-      </w:r>
-    </w:p>
-    <w:p>
-      <w:pPr>
-        <w:pStyle w:val="BodyText"/>
-      </w:pPr>
-      <w:r>
-        <w:t xml:space="preserve">Then, in early 2014, the Likneses announced they were leaving. They listed their</w:t>
-      </w:r>
-      <w:r>
-        <w:t xml:space="preserve"> </w:t>
-      </w:r>
-      <w:r>
-        <w:t xml:space="preserve">Calgary home, planned a retirement move to the town of Evansburg, and advertised</w:t>
-      </w:r>
-      <w:r>
-        <w:t xml:space="preserve"> </w:t>
-      </w:r>
-      <w:r>
-        <w:t xml:space="preserve">an estate sale on Kijiji for the final week of June. Whatever clock had been</w:t>
-      </w:r>
-      <w:r>
-        <w:t xml:space="preserve"> </w:t>
-      </w:r>
-      <w:r>
-        <w:t xml:space="preserve">ticking inside Douglas Garland had just been handed a deadline.</w:t>
-      </w:r>
-    </w:p>
-    <w:bookmarkStart w:id="108" w:name="the-preparations"/>
+        <w:t xml:space="preserve">Somewhere on the drive to a robbery that would end in murder, a phone in</w:t>
+      </w:r>
+      <w:r>
+        <w:rPr>
+          <w:bCs/>
+          <w:b/>
+        </w:rPr>
+        <w:t xml:space="preserve"> </w:t>
+      </w:r>
+      <w:r>
+        <w:rPr>
+          <w:bCs/>
+          <w:b/>
+        </w:rPr>
+        <w:t xml:space="preserve">someone’s pocket took a picture of the inside of that pocket. No one meant to</w:t>
+      </w:r>
+      <w:r>
+        <w:rPr>
+          <w:bCs/>
+          <w:b/>
+        </w:rPr>
+        <w:t xml:space="preserve"> </w:t>
+      </w:r>
+      <w:r>
+        <w:rPr>
+          <w:bCs/>
+          <w:b/>
+        </w:rPr>
+        <w:t xml:space="preserve">take it. It was pure darkness. And it was stamped with the time and the place.</w:t>
+      </w:r>
+    </w:p>
+    <w:p>
+      <w:pPr>
+        <w:pStyle w:val="BodyText"/>
+      </w:pPr>
+      <w:r>
+        <w:t xml:space="preserve">Modern phones are always half-awake, and every so often, jostled in a pocket or</w:t>
+      </w:r>
+      <w:r>
+        <w:t xml:space="preserve"> </w:t>
+      </w:r>
+      <w:r>
+        <w:t xml:space="preserve">a bag, one of them fires the camera at nothing and saves a black rectangle no</w:t>
+      </w:r>
+      <w:r>
+        <w:t xml:space="preserve"> </w:t>
+      </w:r>
+      <w:r>
+        <w:t xml:space="preserve">human eye will ever want to see. Usually these accidental photos are deleted with</w:t>
+      </w:r>
+      <w:r>
+        <w:t xml:space="preserve"> </w:t>
+      </w:r>
+      <w:r>
+        <w:t xml:space="preserve">a shrug. In the case of Melissa Zielinski, one of them helped place her near the</w:t>
+      </w:r>
+      <w:r>
+        <w:t xml:space="preserve"> </w:t>
+      </w:r>
+      <w:r>
+        <w:t xml:space="preserve">scene of a killing, because a photo of nothing is still a photo of</w:t>
+      </w:r>
+      <w:r>
+        <w:t xml:space="preserve"> </w:t>
+      </w:r>
+      <w:r>
+        <w:rPr>
+          <w:iCs/>
+          <w:i/>
+        </w:rPr>
+        <w:t xml:space="preserve">somewhere</w:t>
+      </w:r>
+      <w:r>
+        <w:t xml:space="preserve">,</w:t>
+      </w:r>
+      <w:r>
+        <w:t xml:space="preserve"> </w:t>
+      </w:r>
+      <w:r>
+        <w:t xml:space="preserve">at</w:t>
+      </w:r>
+      <w:r>
+        <w:t xml:space="preserve"> </w:t>
+      </w:r>
+      <w:r>
+        <w:rPr>
+          <w:iCs/>
+          <w:i/>
+        </w:rPr>
+        <w:t xml:space="preserve">some time</w:t>
+      </w:r>
+      <w:r>
+        <w:t xml:space="preserve">, and a phone records both whether you asked it to or not.</w:t>
+      </w:r>
+    </w:p>
+    <w:p>
+      <w:pPr>
+        <w:pStyle w:val="BodyText"/>
+      </w:pPr>
+      <w:r>
+        <w:t xml:space="preserve">On August 27, 2020, Karl Henderson was robbed and fatally shot in the home he</w:t>
+      </w:r>
+      <w:r>
+        <w:t xml:space="preserve"> </w:t>
+      </w:r>
+      <w:r>
+        <w:t xml:space="preserve">shared with his father in Lino Lakes, Minnesota. Henderson’s father came home to</w:t>
+      </w:r>
+      <w:r>
+        <w:t xml:space="preserve"> </w:t>
+      </w:r>
+      <w:r>
+        <w:t xml:space="preserve">find a man and a woman walking up from the basement, the man carrying a large</w:t>
+      </w:r>
+      <w:r>
+        <w:t xml:space="preserve"> </w:t>
+      </w:r>
+      <w:r>
+        <w:t xml:space="preserve">object. He told them to stop. They kept walking, and left. When he went down to</w:t>
+      </w:r>
+      <w:r>
+        <w:t xml:space="preserve"> </w:t>
+      </w:r>
+      <w:r>
+        <w:t xml:space="preserve">the basement, he found his son shot on the floor. The large object the man had</w:t>
+      </w:r>
+      <w:r>
+        <w:t xml:space="preserve"> </w:t>
+      </w:r>
+      <w:r>
+        <w:t xml:space="preserve">been carrying was a safe, the safe in which Karl Henderson was known to keep as</w:t>
+      </w:r>
+      <w:r>
+        <w:t xml:space="preserve"> </w:t>
+      </w:r>
+      <w:r>
+        <w:t xml:space="preserve">much as fifty thousand dollars.</w:t>
+      </w:r>
+    </w:p>
+    <w:bookmarkStart w:id="108" w:name="a-plan-with-a-paper-trail"/>
     <w:p>
       <w:pPr>
         <w:pStyle w:val="Heading2"/>
       </w:pPr>
       <w:r>
-        <w:t xml:space="preserve">The preparations</w:t>
+        <w:t xml:space="preserve">A plan with a paper trail</w:t>
       </w:r>
     </w:p>
     <w:p>
@@ -14468,45 +14537,33 @@
         <w:pStyle w:val="FirstParagraph"/>
       </w:pPr>
       <w:r>
-        <w:t xml:space="preserve">What Garland did next he did with the patient, methodical care of a man who</w:t>
-      </w:r>
-      <w:r>
-        <w:t xml:space="preserve"> </w:t>
-      </w:r>
-      <w:r>
-        <w:t xml:space="preserve">plans, and the record of that planning is its own kind of horror.</w:t>
-      </w:r>
-    </w:p>
-    <w:p>
-      <w:pPr>
-        <w:pStyle w:val="BodyText"/>
-      </w:pPr>
-      <w:r>
-        <w:t xml:space="preserve">He began researching, online, how to kill and dismember a human being. He</w:t>
-      </w:r>
-      <w:r>
-        <w:t xml:space="preserve"> </w:t>
-      </w:r>
-      <w:r>
-        <w:t xml:space="preserve">gathered restraints: handcuffs, straightjackets, tasers. He went to a butcher’s</w:t>
-      </w:r>
-      <w:r>
-        <w:t xml:space="preserve"> </w:t>
-      </w:r>
-      <w:r>
-        <w:t xml:space="preserve">supply shop and bought meat hooks, butcher knives, and a meat saw. He studied how</w:t>
-      </w:r>
-      <w:r>
-        <w:t xml:space="preserve"> </w:t>
-      </w:r>
-      <w:r>
-        <w:t xml:space="preserve">to defeat one specific model of Schlage lock, the exact lock that secured the</w:t>
-      </w:r>
-      <w:r>
-        <w:t xml:space="preserve"> </w:t>
-      </w:r>
-      <w:r>
-        <w:t xml:space="preserve">Liknes front door. And in the same weeks, the same browser carried him through</w:t>
+        <w:t xml:space="preserve">Melissa Zielinski needed money to buy a house, and the evidence showed she had</w:t>
+      </w:r>
+      <w:r>
+        <w:t xml:space="preserve"> </w:t>
+      </w:r>
+      <w:r>
+        <w:t xml:space="preserve">Henderson’s name, his number, and a plan, worked out with a man named Nicholas,</w:t>
+      </w:r>
+      <w:r>
+        <w:t xml:space="preserve"> </w:t>
+      </w:r>
+      <w:r>
+        <w:t xml:space="preserve">to rob him. Like so many people in this book, she left that plan lying around in</w:t>
+      </w:r>
+      <w:r>
+        <w:t xml:space="preserve"> </w:t>
+      </w:r>
+      <w:r>
+        <w:t xml:space="preserve">the one place people forget is permanent: her phone.</w:t>
+      </w:r>
+    </w:p>
+    <w:p>
+      <w:pPr>
+        <w:pStyle w:val="BodyText"/>
+      </w:pPr>
+      <w:r>
+        <w:t xml:space="preserve">The day before the robbery, she texted her own son that</w:t>
       </w:r>
       <w:r>
         <w:t xml:space="preserve"> </w:t>
@@ -14515,7 +14572,13 @@
         <w:t xml:space="preserve">“</w:t>
       </w:r>
       <w:r>
-        <w:t xml:space="preserve">gore</w:t>
+        <w:t xml:space="preserve">we are going to collect</w:t>
+      </w:r>
+      <w:r>
+        <w:t xml:space="preserve"> </w:t>
+      </w:r>
+      <w:r>
+        <w:t xml:space="preserve">some money that’s owed to me hopefully.</w:t>
       </w:r>
       <w:r>
         <w:t xml:space="preserve">”</w:t>
@@ -14524,119 +14587,173 @@
         <w:t xml:space="preserve"> </w:t>
       </w:r>
       <w:r>
-        <w:t xml:space="preserve">sites showing bodies being dissected and taken apart, the appetite and the</w:t>
-      </w:r>
-      <w:r>
-        <w:t xml:space="preserve"> </w:t>
-      </w:r>
-      <w:r>
-        <w:t xml:space="preserve">instruction manual feeding each other.</w:t>
-      </w:r>
-    </w:p>
-    <w:p>
-      <w:pPr>
-        <w:pStyle w:val="BodyText"/>
-      </w:pPr>
-      <w:r>
-        <w:t xml:space="preserve">On the evening of June 29, 2014, Kathy Liknes’s daughter Jennifer brought her two</w:t>
-      </w:r>
-      <w:r>
-        <w:t xml:space="preserve"> </w:t>
-      </w:r>
-      <w:r>
-        <w:t xml:space="preserve">little boys, Nathan, five, and Max, three, to their grandparents’ house for dinner</w:t>
-      </w:r>
-      <w:r>
-        <w:t xml:space="preserve"> </w:t>
-      </w:r>
-      <w:r>
-        <w:t xml:space="preserve">and a last sleepover before the move. Max would not settle, so around 11:30 p.m.</w:t>
-      </w:r>
-      <w:r>
-        <w:t xml:space="preserve"> </w:t>
-      </w:r>
-      <w:r>
-        <w:t xml:space="preserve">Jennifer drove him home. Nathan stayed behind.</w:t>
-      </w:r>
-    </w:p>
-    <w:p>
-      <w:pPr>
-        <w:pStyle w:val="BodyText"/>
-      </w:pPr>
-      <w:r>
-        <w:t xml:space="preserve">About three hours later, in the dead middle of the night, Garland came. He</w:t>
-      </w:r>
-      <w:r>
-        <w:t xml:space="preserve"> </w:t>
-      </w:r>
-      <w:r>
-        <w:t xml:space="preserve">disabled the home’s wireless router. He drilled out the Schlage lock he had</w:t>
-      </w:r>
-      <w:r>
-        <w:t xml:space="preserve"> </w:t>
-      </w:r>
-      <w:r>
-        <w:t xml:space="preserve">studied. And then, in the court’s spare language, there followed a violent attack</w:t>
-      </w:r>
-      <w:r>
-        <w:t xml:space="preserve"> </w:t>
-      </w:r>
-      <w:r>
-        <w:t xml:space="preserve">that ended with Alvin, Kathy, and five-year-old Nathan overpowered and taken from</w:t>
-      </w:r>
-      <w:r>
-        <w:t xml:space="preserve"> </w:t>
-      </w:r>
-      <w:r>
-        <w:t xml:space="preserve">the house.</w:t>
-      </w:r>
-    </w:p>
-    <w:p>
-      <w:pPr>
-        <w:pStyle w:val="BodyText"/>
-      </w:pPr>
-      <w:r>
-        <w:t xml:space="preserve">When Jennifer returned the next morning to collect her son, she walked into the</w:t>
-      </w:r>
-      <w:r>
-        <w:t xml:space="preserve"> </w:t>
-      </w:r>
-      <w:r>
-        <w:t xml:space="preserve">aftermath: blood through the house, mixed with broken teeth. A forensic</w:t>
-      </w:r>
-      <w:r>
-        <w:t xml:space="preserve"> </w:t>
-      </w:r>
-      <w:r>
-        <w:t xml:space="preserve">pathologist called to the scene offered the investigators a single thread of</w:t>
-      </w:r>
-      <w:r>
-        <w:t xml:space="preserve"> </w:t>
-      </w:r>
-      <w:r>
-        <w:t xml:space="preserve">terrible hope. This much blood, she said, meant one or more of the victims was</w:t>
-      </w:r>
-      <w:r>
-        <w:t xml:space="preserve"> </w:t>
-      </w:r>
-      <w:r>
-        <w:t xml:space="preserve">seriously hurt, but perhaps still alive. That thread, and the race it started,</w:t>
-      </w:r>
-      <w:r>
-        <w:t xml:space="preserve"> </w:t>
-      </w:r>
-      <w:r>
-        <w:t xml:space="preserve">would shape everything that came next.</w:t>
+        <w:t xml:space="preserve">Her son, reading the situation more</w:t>
+      </w:r>
+      <w:r>
+        <w:t xml:space="preserve"> </w:t>
+      </w:r>
+      <w:r>
+        <w:t xml:space="preserve">clearly than perhaps she intended, replied,</w:t>
+      </w:r>
+      <w:r>
+        <w:t xml:space="preserve"> </w:t>
+      </w:r>
+      <w:r>
+        <w:t xml:space="preserve">“</w:t>
+      </w:r>
+      <w:r>
+        <w:t xml:space="preserve">So you and Nick are going to muscle</w:t>
+      </w:r>
+      <w:r>
+        <w:t xml:space="preserve"> </w:t>
+      </w:r>
+      <w:r>
+        <w:t xml:space="preserve">some money.</w:t>
+      </w:r>
+      <w:r>
+        <w:t xml:space="preserve">”</w:t>
+      </w:r>
+      <w:r>
+        <w:t xml:space="preserve"> </w:t>
+      </w:r>
+      <w:r>
+        <w:t xml:space="preserve">Zielinski’s answer has the ring of a woman talking herself into</w:t>
+      </w:r>
+      <w:r>
+        <w:t xml:space="preserve"> </w:t>
+      </w:r>
+      <w:r>
+        <w:t xml:space="preserve">something:</w:t>
+      </w:r>
+      <w:r>
+        <w:t xml:space="preserve"> </w:t>
+      </w:r>
+      <w:r>
+        <w:t xml:space="preserve">“</w:t>
+      </w:r>
+      <w:r>
+        <w:t xml:space="preserve">Hopefully. I’ve waited long enough.</w:t>
+      </w:r>
+      <w:r>
+        <w:t xml:space="preserve">”</w:t>
+      </w:r>
+      <w:r>
+        <w:t xml:space="preserve"> </w:t>
+      </w:r>
+      <w:r>
+        <w:t xml:space="preserve">In the days</w:t>
+      </w:r>
+      <w:r>
+        <w:t xml:space="preserve"> </w:t>
+      </w:r>
+      <w:r>
+        <w:rPr>
+          <w:iCs/>
+          <w:i/>
+        </w:rPr>
+        <w:t xml:space="preserve">after</w:t>
+      </w:r>
+      <w:r>
+        <w:t xml:space="preserve"> </w:t>
+      </w:r>
+      <w:r>
+        <w:t xml:space="preserve">the killing,</w:t>
+      </w:r>
+      <w:r>
+        <w:t xml:space="preserve"> </w:t>
+      </w:r>
+      <w:r>
+        <w:t xml:space="preserve">her phone kept confessing. Her internet history filled with searches about</w:t>
+      </w:r>
+      <w:r>
+        <w:t xml:space="preserve"> </w:t>
+      </w:r>
+      <w:r>
+        <w:t xml:space="preserve">SentrySafe brand safes, the very brand she and Nicholas had hauled out of the</w:t>
+      </w:r>
+      <w:r>
+        <w:t xml:space="preserve"> </w:t>
+      </w:r>
+      <w:r>
+        <w:t xml:space="preserve">basement and now needed to crack open. And she visited a Star Tribune news article</w:t>
+      </w:r>
+      <w:r>
+        <w:t xml:space="preserve"> </w:t>
+      </w:r>
+      <w:r>
+        <w:t xml:space="preserve">whose headline told her exactly how much trouble she was in:</w:t>
+      </w:r>
+      <w:r>
+        <w:t xml:space="preserve"> </w:t>
+      </w:r>
+      <w:r>
+        <w:t xml:space="preserve">“</w:t>
+      </w:r>
+      <w:r>
+        <w:t xml:space="preserve">Shooter left murder</w:t>
+      </w:r>
+      <w:r>
+        <w:t xml:space="preserve"> </w:t>
+      </w:r>
+      <w:r>
+        <w:t xm